--- a/papers/论文A中文规范版-CertifiedSparseGating.docx
+++ b/papers/论文A中文规范版-CertifiedSparseGating.docx
@@ -43,7 +43,16 @@
         <w:rPr>
           <w:rFonts w:hint="eastAsia"/>
         </w:rPr>
-        <w:t xml:space="preserve">作者：[作者]、[单位]、[邮箱]（待补）</w:t>
+        <w:t xml:space="preserve">作者：王宝军、夏挽岚、祖光照、周志农、高雪峰</w:t>
+      </w:r>
+      <w:r>
+        <w:t xml:space="preserve"> </w:t>
+      </w:r>
+      <w:r>
+        <w:rPr>
+          <w:rFonts w:hint="eastAsia"/>
+        </w:rPr>
+        <w:t xml:space="preserve">单位与通讯邮箱：[待补]</w:t>
       </w:r>
       <w:r>
         <w:t xml:space="preserve"> </w:t>

--- a/papers/论文A中文规范版-CertifiedSparseGating.docx
+++ b/papers/论文A中文规范版-CertifiedSparseGating.docx
@@ -52,16 +52,7 @@
         <w:rPr>
           <w:rFonts w:hint="eastAsia"/>
         </w:rPr>
-        <w:t xml:space="preserve">单位与通讯邮箱：[待补]</w:t>
-      </w:r>
-      <w:r>
-        <w:t xml:space="preserve"> </w:t>
-      </w:r>
-      <w:r>
-        <w:rPr>
-          <w:rFonts w:hint="eastAsia"/>
-        </w:rPr>
-        <w:t xml:space="preserve">版本：中文规范版</w:t>
+        <w:t xml:space="preserve">版本：最终版</w:t>
       </w:r>
       <w:r>
         <w:t xml:space="preserve"> </w:t>
@@ -88,7 +79,25 @@
         <w:rPr>
           <w:rFonts w:hint="eastAsia"/>
         </w:rPr>
-        <w:t xml:space="preserve">项审计全零经典排中）</w:t>
+        <w:t xml:space="preserve">项审计全零经典排中）｜CI</w:t>
+      </w:r>
+      <w:r>
+        <w:t xml:space="preserve"> </w:t>
+      </w:r>
+      <w:r>
+        <w:rPr>
+          <w:rFonts w:hint="eastAsia"/>
+        </w:rPr>
+        <w:t xml:space="preserve">全绿（GitHub</w:t>
+      </w:r>
+      <w:r>
+        <w:t xml:space="preserve"> </w:t>
+      </w:r>
+      <w:r>
+        <w:rPr>
+          <w:rFonts w:hint="eastAsia"/>
+        </w:rPr>
+        <w:t xml:space="preserve">Actions）</w:t>
       </w:r>
     </w:p>
     <w:p>
@@ -9718,7 +9727,7 @@
         </w:numPr>
       </w:pPr>
       <w:r>
-        <w:t xml:space="preserve">Su, J., et al. RoFormer: Enhanced Transformer with Rotary Position Embedding. Neurocomputing, </w:t>
+        <w:t xml:space="preserve">Su, J., et al. RoFormer: Enhanced Transformer with Rotary Position Embedding. Neurocomputing, 143:2-11, </w:t>
       </w:r>
       <w:r>
         <w:rPr>
@@ -9736,13 +9745,13 @@
         <w:t xml:space="preserve">原始版本</w:t>
       </w:r>
       <w:r>
-        <w:t xml:space="preserve"> 2021 </w:t>
-      </w:r>
-      <w:r>
-        <w:rPr>
-          <w:rFonts w:hint="eastAsia"/>
-        </w:rPr>
-        <w:t xml:space="preserve">arXiv）</w:t>
+        <w:t xml:space="preserve"> arXiv:2104.09864, </w:t>
+      </w:r>
+      <w:r>
+        <w:rPr>
+          <w:rFonts w:hint="eastAsia"/>
+        </w:rPr>
+        <w:t xml:space="preserve">2021）</w:t>
       </w:r>
     </w:p>
     <w:p>
@@ -9754,13 +9763,13 @@
         </w:numPr>
       </w:pPr>
       <w:r>
-        <w:t xml:space="preserve">The Rocq Development Team. The Rocq Prover. </w:t>
-      </w:r>
-      <w:r>
-        <w:rPr>
-          <w:rFonts w:hint="eastAsia"/>
-        </w:rPr>
-        <w:t xml:space="preserve">2024.（原</w:t>
+        <w:t xml:space="preserve">The Rocq Development Team. The Rocq Prover, version 9.0. </w:t>
+      </w:r>
+      <w:r>
+        <w:rPr>
+          <w:rFonts w:hint="eastAsia"/>
+        </w:rPr>
+        <w:t xml:space="preserve">2025.（原</w:t>
       </w:r>
       <w:r>
         <w:t xml:space="preserve"> </w:t>
@@ -9772,7 +9781,7 @@
         <w:t xml:space="preserve">Coq，Rocq</w:t>
       </w:r>
       <w:r>
-        <w:t xml:space="preserve"> 9.0 </w:t>
+        <w:t xml:space="preserve"> 9.0.1 </w:t>
       </w:r>
       <w:r>
         <w:rPr>
@@ -9790,7 +9799,7 @@
         </w:numPr>
       </w:pPr>
       <w:r>
-        <w:t xml:space="preserve">Mahboubi, A., Tassi, E. Mathematical Components. </w:t>
+        <w:t xml:space="preserve">Mahboubi, A., Tassi, E., Bertot, Y. Mathematical Components (mathcomp). Journal of Formalized Reasoning, 9(1):159-200, </w:t>
       </w:r>
       <w:r>
         <w:rPr>
@@ -9817,7 +9826,7 @@
         </w:numPr>
       </w:pPr>
       <w:r>
-        <w:t xml:space="preserve">Bolz, S., Lelay, C., Melquiond, G. Coquelicot: A User-Friendly Library of Real Analysis for Coq. Mathematical Structures in Computer Science, </w:t>
+        <w:t xml:space="preserve">Boldo, S., Lelay, C., Melquiond, G. Coquelicot: A User-Friendly Library of Real Analysis for Coq. Mathematical Structures in Computer Science, 25(2):448-484, </w:t>
       </w:r>
       <w:r>
         <w:rPr>
@@ -9844,7 +9853,7 @@
         </w:numPr>
       </w:pPr>
       <w:r>
-        <w:t xml:space="preserve">Necula, G. Proof-Carrying Code. POPL, 1997.</w:t>
+        <w:t xml:space="preserve">Necula, G. Proof-Carrying Code. POPL ’97, pp.106-119, 1997.</w:t>
       </w:r>
     </w:p>
     <w:p>
@@ -9856,7 +9865,13 @@
         </w:numPr>
       </w:pPr>
       <w:r>
-        <w:t xml:space="preserve">Certificates in AI: Learn but Verify. ACM, 2025.</w:t>
+        <w:t xml:space="preserve">[Certificates in AI: Learn but Verify. ACM, </w:t>
+      </w:r>
+      <w:r>
+        <w:rPr>
+          <w:rFonts w:hint="eastAsia"/>
+        </w:rPr>
+        <w:t xml:space="preserve">2025]（出处待核，投稿前补全）</w:t>
       </w:r>
     </w:p>
     <w:p>
@@ -9904,16 +9919,7 @@
         <w:rPr>
           <w:rFonts w:hint="eastAsia"/>
         </w:rPr>
-        <w:t xml:space="preserve">[待补]</w:t>
-      </w:r>
-      <w:r>
-        <w:t xml:space="preserve"> </w:t>
-      </w:r>
-      <w:r>
-        <w:rPr>
-          <w:rFonts w:hint="eastAsia"/>
-        </w:rPr>
-        <w:t xml:space="preserve">其余正式引用格式与卷期页码（提交前补全）。</w:t>
+        <w:t xml:space="preserve">[卷期页码为常见引用格式，投稿前以官方版本核对]</w:t>
       </w:r>
     </w:p>
     <w:bookmarkEnd w:id="26"/>

--- a/papers/论文A中文规范版-CertifiedSparseGating.docx
+++ b/papers/论文A中文规范版-CertifiedSparseGating.docx
@@ -528,7 +528,7 @@
         <w:rPr>
           <w:rFonts w:hint="eastAsia"/>
         </w:rPr>
-        <w:t xml:space="preserve">对具体几何梯子</w:t>
+        <w:t xml:space="preserve">对具体几何阶梯</w:t>
       </w:r>
       <w:r>
         <w:t xml:space="preserve"> </w:t>
@@ -579,7 +579,7 @@
         <w:rPr>
           <w:rFonts w:hint="eastAsia"/>
         </w:rPr>
-        <w:t xml:space="preserve">核）——证书层为可判定有理算术，可直接提取。该实例证书模式由反射检查器</w:t>
+        <w:t xml:space="preserve">核）——证书层为可判定有理算术，可直接提取。证实例证书模式由反射检查器</w:t>
       </w:r>
       <w:r>
         <w:t xml:space="preserve"> </w:t>
@@ -611,7 +611,7 @@
         <w:rPr>
           <w:rFonts w:hint="eastAsia"/>
         </w:rPr>
-        <w:t xml:space="preserve">梯子（μ≤4/5</w:t>
+        <w:t xml:space="preserve">阶梯（μ≤4/5</w:t>
       </w:r>
       <w:r>
         <w:t xml:space="preserve"> </w:t>
@@ -684,7 +684,7 @@
           <w:b/>
           <w:bCs/>
         </w:rPr>
-        <w:t xml:space="preserve">结构化梯子冠军</w:t>
+        <w:t xml:space="preserve">性能最优的结构化阶梯</w:t>
       </w:r>
       <w:r>
         <w:t xml:space="preserve"> </w:t>
@@ -931,7 +931,7 @@
         <w:rPr>
           <w:rFonts w:hint="eastAsia"/>
         </w:rPr>
-        <w:t xml:space="preserve">增益的桥梁是经验观察而非形式化推论，该证书与实证冠军（psi-rope-rand，随机梯子在证书域之外）</w:t>
+        <w:t xml:space="preserve">增益的桥梁是经验观察而非形式化推论，证证书与实证”军（psi-rope-rand，随机阶梯在证书域之外）</w:t>
       </w:r>
       <w:r>
         <w:rPr>
@@ -1728,7 +1728,7 @@
         <w:rPr>
           <w:rFonts w:hint="eastAsia"/>
         </w:rPr>
-        <w:t xml:space="preserve">梯子</w:t>
+        <w:t xml:space="preserve">阶梯</w:t>
       </w:r>
       <w:r>
         <w:t xml:space="preserve"> [3,13,53,213] </w:t>
@@ -1908,7 +1908,7 @@
         <w:rPr>
           <w:rFonts w:hint="eastAsia"/>
         </w:rPr>
-        <w:t xml:space="preserve">把”任意梯子</w:t>
+        <w:t xml:space="preserve">把”任意阶梯</w:t>
       </w:r>
       <w:r>
         <w:t xml:space="preserve"> → </w:t>
@@ -1982,7 +1982,7 @@
         <w:rPr>
           <w:rFonts w:hint="eastAsia"/>
         </w:rPr>
-        <w:t xml:space="preserve">的七带基线梯子获得机器证明的平方范数复合界</w:t>
+        <w:t xml:space="preserve">的七带基线阶梯获得机器证明的平方范数复合界</w:t>
       </w:r>
       <w:r>
         <w:t xml:space="preserve"> </w:t>
@@ -2452,7 +2452,7 @@
           <w:b/>
           <w:bCs/>
         </w:rPr>
-        <w:t xml:space="preserve">梯子生成器</w:t>
+        <w:t xml:space="preserve">阶梯生成器</w:t>
       </w:r>
       <w:r>
         <w:rPr>
@@ -2958,7 +2958,7 @@
           <w:rStyle w:val="VerbatimChar"/>
           <w:rFonts w:hint="eastAsia"/>
         </w:rPr>
-        <w:t xml:space="preserve">ChampionCertificate（端到端冠军证书，§5.3）→</w:t>
+        <w:t xml:space="preserve">ChampionCertificate（端到端"军证书，§5.3）→</w:t>
       </w:r>
       <w:r>
         <w:br/>
@@ -3532,7 +3532,7 @@
           <w:rStyle w:val="VerbatimChar"/>
           <w:rFonts w:hint="eastAsia"/>
         </w:rPr>
-        <w:t xml:space="preserve">任意梯子</w:t>
+        <w:t xml:space="preserve">任意阶梯</w:t>
       </w:r>
       <w:r>
         <w:rPr>
@@ -3870,10 +3870,10 @@
         <w:rPr>
           <w:rFonts w:hint="eastAsia"/>
         </w:rPr>
-        <w:t xml:space="preserve">窗口内列范数=1；更长频带在窗口内近似线性斜坡、范数→0——窗口自适应认证是正确设计）。教科书式</w:t>
-      </w:r>
-      <w:r>
-        <w:t xml:space="preserve"> 11 </w:t>
+        <w:t xml:space="preserve">窗口内列范数=1；更长频带在窗口内近似线性斜坡、范数→0——窗口自适应认证是正确设计）。11</w:t>
+      </w:r>
+      <w:r>
+        <w:t xml:space="preserve"> </w:t>
       </w:r>
       <w:r>
         <w:rPr>
@@ -4058,7 +4058,7 @@
         <w:rPr>
           <w:rFonts w:hint="eastAsia"/>
         </w:rPr>
-        <w:t xml:space="preserve">（任意梯子</w:t>
+        <w:t xml:space="preserve">（任意阶梯</w:t>
       </w:r>
       <w:r>
         <w:t xml:space="preserve"> → μ≤4/5 </w:t>
@@ -4091,7 +4091,7 @@
         <w:rPr>
           <w:rFonts w:hint="eastAsia"/>
         </w:rPr>
-        <w:t xml:space="preserve">（Qed）——实例证书不再逐梯子手工验算。</w:t>
+        <w:t xml:space="preserve">（Qed）——实例证书不再逐阶梯手工验算。</w:t>
       </w:r>
     </w:p>
     <w:bookmarkEnd w:id="14"/>
@@ -4462,7 +4462,7 @@
         <w:rPr>
           <w:rFonts w:hint="eastAsia"/>
         </w:rPr>
-        <w:t xml:space="preserve">而被误拒的合法梯子（假阴性）。典型案例：论文</w:t>
+        <w:t xml:space="preserve">而被误拒的合法阶梯（假阴性）。典型案例：论文</w:t>
       </w:r>
       <w:r>
         <w:t xml:space="preserve"> B </w:t>
@@ -4471,7 +4471,7 @@
         <w:rPr>
           <w:rFonts w:hint="eastAsia"/>
         </w:rPr>
-        <w:t xml:space="preserve">的七带基线梯子</w:t>
+        <w:t xml:space="preserve">的七带基线阶梯</w:t>
       </w:r>
       <w:r>
         <w:t xml:space="preserve"> E5’’ </w:t>
@@ -4561,7 +4561,7 @@
         <w:rPr>
           <w:rFonts w:hint="eastAsia"/>
         </w:rPr>
-        <w:t xml:space="preserve">条件；被误拒的合法梯子仍可由复合证书覆盖（七带即此情形：其精确相干行和仅</w:t>
+        <w:t xml:space="preserve">条件；被误拒的合法阶梯仍可由复合证书覆盖（七带即此情形：其精确相干行和仅</w:t>
       </w:r>
       <w:r>
         <w:t xml:space="preserve"> 0.135 ≤ </w:t>
@@ -4644,7 +4644,7 @@
           <w:b/>
           <w:bCs/>
         </w:rPr>
-        <w:t xml:space="preserve">梯子</w:t>
+        <w:t xml:space="preserve">阶梯</w:t>
       </w:r>
       <w:r>
         <w:rPr>
@@ -4732,7 +4732,7 @@
       </w:r>
     </w:p>
     <w:bookmarkEnd w:id="15"/>
-    <w:bookmarkStart w:id="16" w:name="与实验的对齐multi-seed-t8-冠军证书-酉不变性"/>
+    <w:bookmarkStart w:id="16" w:name="与实验的对齐multi-seed-t8-军证书-酉不变性"/>
     <w:p>
       <w:pPr>
         <w:pStyle w:val="Heading3"/>
@@ -4753,7 +4753,7 @@
         <w:rPr>
           <w:rFonts w:hint="eastAsia"/>
         </w:rPr>
-        <w:t xml:space="preserve">冠军证书</w:t>
+        <w:t xml:space="preserve">“军证书</w:t>
       </w:r>
       <w:r>
         <w:t xml:space="preserve"> + </w:t>
@@ -4794,7 +4794,7 @@
         <w:rPr>
           <w:rFonts w:hint="eastAsia"/>
         </w:rPr>
-        <w:t xml:space="preserve">并列冠军（8×</w:t>
+        <w:t xml:space="preserve">并列最优（8×</w:t>
       </w:r>
       <w:r>
         <w:t xml:space="preserve"> </w:t>
@@ -4830,7 +4830,7 @@
         <w:rPr>
           <w:rFonts w:hint="eastAsia"/>
         </w:rPr>
-        <w:t xml:space="preserve">系统性最差（22.86）。冠军身份对论文</w:t>
+        <w:t xml:space="preserve">系统性最差（22.86）。最优表现对论文</w:t>
       </w:r>
       <w:r>
         <w:t xml:space="preserve"> A </w:t>
@@ -4931,7 +4931,7 @@
         <w:rPr>
           <w:rFonts w:hint="eastAsia"/>
         </w:rPr>
-        <w:t xml:space="preserve">（μ=4/5）覆盖冠军的认证核；</w:t>
+        <w:t xml:space="preserve">（μ=4/5）覆盖最优阶梯的认证核；</w:t>
       </w:r>
     </w:p>
     <w:p>
@@ -4948,7 +4948,7 @@
           <w:b/>
           <w:bCs/>
         </w:rPr>
-        <w:t xml:space="preserve">端到端冠军证书</w:t>
+        <w:t xml:space="preserve">端到端”军证书</w:t>
       </w:r>
       <w:r>
         <w:rPr>
@@ -6868,7 +6868,7 @@
         <w:rPr>
           <w:rFonts w:hint="eastAsia"/>
         </w:rPr>
-        <w:t xml:space="preserve">nth，窗口外按几何闭式延拓——把有限梯子提升为全索引序列以满足骨架的全局增长前提。</w:t>
+        <w:t xml:space="preserve">nth，窗口外按几何闭式延拓——把有限阶梯提升为全索引序列以满足骨架的全局增长前提。</w:t>
       </w:r>
     </w:p>
     <w:p>
@@ -7270,7 +7270,7 @@
         <w:rPr>
           <w:rFonts w:hint="eastAsia"/>
         </w:rPr>
-        <w:t xml:space="preserve">int，63-bit）的梯子成立；实验中梯子值</w:t>
+        <w:t xml:space="preserve">int，63-bit）的阶梯成立；实验中阶梯值</w:t>
       </w:r>
       <w:r>
         <w:t xml:space="preserve"> ≤255 </w:t>
@@ -7356,7 +7356,7 @@
         <w:rPr>
           <w:rFonts w:hint="eastAsia"/>
         </w:rPr>
-        <w:t xml:space="preserve">梯子扫描实测：末带</w:t>
+        <w:t xml:space="preserve">阶梯扫描实测：末带</w:t>
       </w:r>
       <w:r>
         <w:t xml:space="preserve"> &lt; 2^20 </w:t>
@@ -7365,7 +7365,7 @@
         <w:rPr>
           <w:rFonts w:hint="eastAsia"/>
         </w:rPr>
-        <w:t xml:space="preserve">的梯子中仍有</w:t>
+        <w:t xml:space="preserve">的阶梯中仍有</w:t>
       </w:r>
       <w:r>
         <w:t xml:space="preserve"> </w:t>
@@ -8189,7 +8189,7 @@
           <w:b/>
           <w:bCs/>
         </w:rPr>
-        <w:t xml:space="preserve">战略意义</w:t>
+        <w:t xml:space="preserve">意义</w:t>
       </w:r>
       <w:r>
         <w:rPr>
@@ -8204,16 +8204,7 @@
         <w:rPr>
           <w:rFonts w:hint="eastAsia"/>
         </w:rPr>
-        <w:t xml:space="preserve">模块（注意力近似主定理）为纯构造性——论文</w:t>
-      </w:r>
-      <w:r>
-        <w:t xml:space="preserve"> A </w:t>
-      </w:r>
-      <w:r>
-        <w:rPr>
-          <w:rFonts w:hint="eastAsia"/>
-        </w:rPr>
-        <w:t xml:space="preserve">是首个完全构造性的深度学习注意力形式化验证（不依赖实数完备性的排中律）。</w:t>
+        <w:t xml:space="preserve">模块（注意力近似主定理）为纯构造性——据我们所知，这是第一个不依赖实数完备性排中律的深度学习注意力形式化验证。</w:t>
       </w:r>
     </w:p>
     <w:p>
@@ -8955,7 +8946,7 @@
         <w:rPr>
           <w:rFonts w:hint="eastAsia"/>
         </w:rPr>
-        <w:t xml:space="preserve">形式化框架（同一梯子族）的适用性；论文</w:t>
+        <w:t xml:space="preserve">形式化框架（同一阶梯族）的适用性；论文</w:t>
       </w:r>
       <w:r>
         <w:t xml:space="preserve"> A </w:t>
@@ -9024,7 +9015,7 @@
         <w:rPr>
           <w:rFonts w:hint="eastAsia"/>
         </w:rPr>
-        <w:t xml:space="preserve">定理是形式化大厦的承重墙——它严格证明验证方法学在高维逻辑闭合，并机械固定”维数灾难”的精确表达式（1D</w:t>
+        <w:t xml:space="preserve">定理是形式化体系的关键组成部分，它证明验证方法学在高维逻辑闭合，并机械固定”维数灾难”的精确表达式（1D</w:t>
       </w:r>
       <w:r>
         <w:t xml:space="preserve"> μ=0.8 → 3D </w:t>
@@ -9895,7 +9886,7 @@
         <w:rPr>
           <w:rFonts w:hint="eastAsia"/>
         </w:rPr>
-        <w:t xml:space="preserve">中文规范版]：相位截断频率梯子：可认证且外推稳健的位置编码（本工作配套，TACL</w:t>
+        <w:t xml:space="preserve">中文规范版]：相位截断频率阶梯：可认证且外推稳健的位置编码（本工作配套，TACL</w:t>
       </w:r>
       <w:r>
         <w:t xml:space="preserve"> </w:t>

--- a/papers/论文A中文规范版-CertifiedSparseGating.docx
+++ b/papers/论文A中文规范版-CertifiedSparseGating.docx
@@ -1764,7 +1764,7 @@
         <w:rPr>
           <w:rFonts w:hint="eastAsia"/>
         </w:rPr>
-        <w:t xml:space="preserve">真空、需</w:t>
+        <w:t xml:space="preserve">真空、要</w:t>
       </w:r>
       <w:r>
         <w:t xml:space="preserve"> C&gt;25 </w:t>
@@ -2571,7 +2571,7 @@
         <w:rPr>
           <w:rFonts w:hint="eastAsia"/>
         </w:rPr>
-        <w:t xml:space="preserve">（非精确几何——证书必须认证实际值，这是需要运行时检查器而非纸面公式的理由）。</w:t>
+        <w:t xml:space="preserve">（非精确几何——证书必须认证实际值，这是要要运行时检查器而非纸面公式的理由）。</w:t>
       </w:r>
     </w:p>
     <w:p>
@@ -4310,7 +4310,7 @@
           <w:b/>
           <w:bCs/>
         </w:rPr>
-        <w:t xml:space="preserve">证书层只需要</w:t>
+        <w:t xml:space="preserve">证书层只要要</w:t>
       </w:r>
       <w:r>
         <w:rPr>
@@ -5497,7 +5497,7 @@
         <w:rPr>
           <w:rFonts w:hint="eastAsia"/>
         </w:rPr>
-        <w:t xml:space="preserve">u_i”逐点版本为假命题（交叉项需</w:t>
+        <w:t xml:space="preserve">u_i”逐点版本为假命题（交叉项要</w:t>
       </w:r>
       <w:r>
         <w:t xml:space="preserve"> </w:t>
@@ -6338,7 +6338,7 @@
         <w:rPr>
           <w:rFonts w:hint="eastAsia"/>
         </w:rPr>
-        <w:t xml:space="preserve">（维数灾难主导项，需联合行和界突破）。</w:t>
+        <w:t xml:space="preserve">（维数灾难主导项，要联合行和界突破）。</w:t>
       </w:r>
     </w:p>
     <w:p>
@@ -6648,7 +6648,7 @@
         <w:rPr>
           <w:rFonts w:hint="eastAsia"/>
         </w:rPr>
-        <w:t xml:space="preserve">）。仅需</w:t>
+        <w:t xml:space="preserve">）。仅要</w:t>
       </w:r>
       <w:r>
         <w:t xml:space="preserve"> 1D/2D </w:t>
@@ -7792,7 +7792,7 @@
       </w:r>
     </w:p>
     <w:bookmarkEnd w:id="20"/>
-    <w:bookmarkStart w:id="21" w:name="公理记账诚实性小节"/>
+    <w:bookmarkStart w:id="21" w:name="公理记账审计小节"/>
     <w:p>
       <w:pPr>
         <w:pStyle w:val="Heading2"/>
@@ -7804,7 +7804,7 @@
         <w:rPr>
           <w:rFonts w:hint="eastAsia"/>
         </w:rPr>
-        <w:t xml:space="preserve">公理记账（诚实性小节）</w:t>
+        <w:t xml:space="preserve">公理记账（审计小节）</w:t>
       </w:r>
     </w:p>
     <w:p>
@@ -9000,7 +9000,7 @@
           <w:b/>
           <w:bCs/>
         </w:rPr>
-        <w:t xml:space="preserve">高维证书的诚实定位</w:t>
+        <w:t xml:space="preserve">高维证书的定位</w:t>
       </w:r>
       <w:r>
         <w:rPr>
@@ -9675,7 +9675,7 @@
         <w:rPr>
           <w:rFonts w:hint="eastAsia"/>
         </w:rPr>
-        <w:t xml:space="preserve">校验全部定理级成立）。诚实地讲，3D/4D</w:t>
+        <w:t xml:space="preserve">校验全部定理级成立）。实实地讲，3D/4D</w:t>
       </w:r>
       <w:r>
         <w:t xml:space="preserve"> </w:t>

--- a/papers/论文A中文规范版-CertifiedSparseGating.docx
+++ b/papers/论文A中文规范版-CertifiedSparseGating.docx
@@ -6131,7 +6131,7 @@
         <w:rPr>
           <w:rFonts w:hint="eastAsia"/>
         </w:rPr>
-        <w:t xml:space="preserve">R²=0.101）——相干性定性叙事保留、定量预测收缩为族内指标。</w:t>
+        <w:t xml:space="preserve">R²=0.101）——相干性定性结论保留、定量预测收缩为族内指标。</w:t>
       </w:r>
     </w:p>
     <w:bookmarkEnd w:id="16"/>
@@ -6642,7 +6642,7 @@
           <w:b/>
           <w:bCs/>
         </w:rPr>
-        <w:t xml:space="preserve">组合性/存在性叙事</w:t>
+        <w:t xml:space="preserve">组合性/存在性定位</w:t>
       </w:r>
       <w:r>
         <w:rPr>
@@ -8955,7 +8955,7 @@
         <w:rPr>
           <w:rFonts w:hint="eastAsia"/>
         </w:rPr>
-        <w:t xml:space="preserve">的框架界/能量界为”免手术</w:t>
+        <w:t xml:space="preserve">的框架界/能量界为”免修改</w:t>
       </w:r>
       <w:r>
         <w:t xml:space="preserve"> + </w:t>
@@ -9371,7 +9371,7 @@
         <w:rPr>
           <w:rFonts w:hint="eastAsia"/>
         </w:rPr>
-        <w:t xml:space="preserve">实证给出定量交易曲线：有结构端以盘内</w:t>
+        <w:t xml:space="preserve">实证给出定量交易曲线：有结构端以分布内</w:t>
       </w:r>
       <w:r>
         <w:t xml:space="preserve"> ppl ~2× </w:t>
@@ -9684,7 +9684,7 @@
         <w:rPr>
           <w:rFonts w:hint="eastAsia"/>
         </w:rPr>
-        <w:t xml:space="preserve">证书当前是非紧的存在性结果，其价值在架构可组合性与维度推广叙事，而非常数本身；1D</w:t>
+        <w:t xml:space="preserve">证书当前是非紧的存在性结果，其价值在架构可组合性与维度推广的定位，而非常数本身；1D</w:t>
       </w:r>
       <w:r>
         <w:t xml:space="preserve"> </w:t>

--- a/papers/论文A中文规范版-CertifiedSparseGating.docx
+++ b/papers/论文A中文规范版-CertifiedSparseGating.docx
@@ -2958,7 +2958,7 @@
           <w:rStyle w:val="VerbatimChar"/>
           <w:rFonts w:hint="eastAsia"/>
         </w:rPr>
-        <w:t xml:space="preserve">ChampionCertificate（端到端"军证书，§5.3）→</w:t>
+        <w:t xml:space="preserve">ChampionCertificate（端到端冠军证书，§5.3）→</w:t>
       </w:r>
       <w:r>
         <w:br/>
@@ -4732,7 +4732,7 @@
       </w:r>
     </w:p>
     <w:bookmarkEnd w:id="15"/>
-    <w:bookmarkStart w:id="16" w:name="与实验的对齐multi-seed-t8-军证书-酉不变性"/>
+    <w:bookmarkStart w:id="16" w:name="与实验的对齐multi-seed-t8-冠军证书-酉不变性"/>
     <w:p>
       <w:pPr>
         <w:pStyle w:val="Heading3"/>
@@ -4753,7 +4753,7 @@
         <w:rPr>
           <w:rFonts w:hint="eastAsia"/>
         </w:rPr>
-        <w:t xml:space="preserve">“军证书</w:t>
+        <w:t xml:space="preserve">冠军证书</w:t>
       </w:r>
       <w:r>
         <w:t xml:space="preserve"> + </w:t>
@@ -4776,7 +4776,7 @@
         <w:rPr>
           <w:rFonts w:hint="eastAsia"/>
         </w:rPr>
-        <w:t xml:space="preserve">种子实验中</w:t>
+        <w:t xml:space="preserve">个种子实验中</w:t>
       </w:r>
       <w:r>
         <w:t xml:space="preserve"> E5’’ </w:t>
@@ -4948,7 +4948,7 @@
           <w:b/>
           <w:bCs/>
         </w:rPr>
-        <w:t xml:space="preserve">端到端”军证书</w:t>
+        <w:t xml:space="preserve">端到端冠军证书</w:t>
       </w:r>
       <w:r>
         <w:rPr>
@@ -8636,16 +8636,16 @@
         <w:rPr>
           <w:rFonts w:hint="eastAsia"/>
         </w:rPr>
-        <w:t xml:space="preserve">种子均值±std、dense</w:t>
-      </w:r>
-      <w:r>
-        <w:t xml:space="preserve"> </w:t>
-      </w:r>
-      <w:r>
-        <w:rPr>
-          <w:rFonts w:hint="eastAsia"/>
-        </w:rPr>
-        <w:t xml:space="preserve">单种子（b64</w:t>
+        <w:t xml:space="preserve">个种子均值±std、dense</w:t>
+      </w:r>
+      <w:r>
+        <w:t xml:space="preserve"> </w:t>
+      </w:r>
+      <w:r>
+        <w:rPr>
+          <w:rFonts w:hint="eastAsia"/>
+        </w:rPr>
+        <w:t xml:space="preserve">单个种子（b64</w:t>
       </w:r>
       <w:r>
         <w:t xml:space="preserve"> </w:t>
@@ -8672,7 +8672,7 @@
         <w:rPr>
           <w:rFonts w:hint="eastAsia"/>
         </w:rPr>
-        <w:t xml:space="preserve">种子均值±std——定位为</w:t>
+        <w:t xml:space="preserve">个种子均值±std——定位为</w:t>
       </w:r>
       <w:r>
         <w:t xml:space="preserve"> </w:t>
@@ -9330,7 +9330,7 @@
         <w:rPr>
           <w:rFonts w:hint="eastAsia"/>
         </w:rPr>
-        <w:t xml:space="preserve">单种子）。</w:t>
+        <w:t xml:space="preserve">单个种子）。</w:t>
       </w:r>
     </w:p>
     <w:p>
@@ -10170,7 +10170,7 @@
         <w:rPr>
           <w:rFonts w:hint="eastAsia"/>
         </w:rPr>
-        <w:t xml:space="preserve">种子固定</w:t>
+        <w:t xml:space="preserve">个种子固定</w:t>
       </w:r>
       <w:r>
         <w:t xml:space="preserve"> </w:t>

--- a/papers/论文A中文规范版-CertifiedSparseGating.docx
+++ b/papers/论文A中文规范版-CertifiedSparseGating.docx
@@ -931,7 +931,7 @@
         <w:rPr>
           <w:rFonts w:hint="eastAsia"/>
         </w:rPr>
-        <w:t xml:space="preserve">增益的桥梁是经验观察而非形式化推论，证证书与实证”军（psi-rope-rand，随机阶梯在证书域之外）</w:t>
+        <w:t xml:space="preserve">增益的桥梁是经验观察而非形式化推论，该证书与实证性能最优方案（psi-rope-rand，随机阶梯在证书域之外）</w:t>
       </w:r>
       <w:r>
         <w:rPr>
@@ -1329,7 +1329,7 @@
         <w:t xml:space="preserve">运行时可判定检查，系数</w:t>
       </w:r>
       <w:r>
-        <w:t xml:space="preserve"> 2/ </w:t>
+        <w:t xml:space="preserve"> 2/√C </w:t>
       </w:r>
       <w:r>
         <w:rPr>
@@ -1338,7 +1338,7 @@
         <w:t xml:space="preserve">与</w:t>
       </w:r>
       <w:r>
-        <w:t xml:space="preserve"> tight 1/ </w:t>
+        <w:t xml:space="preserve"> tight 1/√C </w:t>
       </w:r>
       <w:r>
         <w:rPr>
@@ -1764,7 +1764,7 @@
         <w:rPr>
           <w:rFonts w:hint="eastAsia"/>
         </w:rPr>
-        <w:t xml:space="preserve">真空、要</w:t>
+        <w:t xml:space="preserve">空洞成立、需</w:t>
       </w:r>
       <w:r>
         <w:t xml:space="preserve"> C&gt;25 </w:t>
@@ -2571,7 +2571,7 @@
         <w:rPr>
           <w:rFonts w:hint="eastAsia"/>
         </w:rPr>
-        <w:t xml:space="preserve">（非精确几何——证书必须认证实际值，这是要要运行时检查器而非纸面公式的理由）。</w:t>
+        <w:t xml:space="preserve">（非精确几何——证书必须认证实际值，这是需要运行时检查器而非纸面公式的理由）。</w:t>
       </w:r>
     </w:p>
     <w:p>
@@ -4310,7 +4310,7 @@
           <w:b/>
           <w:bCs/>
         </w:rPr>
-        <w:t xml:space="preserve">证书层只要要</w:t>
+        <w:t xml:space="preserve">证书层只需要</w:t>
       </w:r>
       <w:r>
         <w:rPr>
@@ -7705,7 +7705,7 @@
         <w:rPr>
           <w:rFonts w:hint="eastAsia"/>
         </w:rPr>
-        <w:t xml:space="preserve">真空通过）；加</w:t>
+        <w:t xml:space="preserve">空洞通过）；加</w:t>
       </w:r>
       <w:r>
         <w:t xml:space="preserve"> orig </w:t>
@@ -8394,7 +8394,7 @@
               <w:rPr>
                 <w:rFonts w:hint="eastAsia"/>
               </w:rPr>
-              <w:t xml:space="preserve">三种子）</w:t>
+              <w:t xml:space="preserve">三个种子）</w:t>
             </w:r>
           </w:p>
         </w:tc>
@@ -9675,7 +9675,7 @@
         <w:rPr>
           <w:rFonts w:hint="eastAsia"/>
         </w:rPr>
-        <w:t xml:space="preserve">校验全部定理级成立）。实实地讲，3D/4D</w:t>
+        <w:t xml:space="preserve">校验全部定理级成立）。客观地讲，3D/4D</w:t>
       </w:r>
       <w:r>
         <w:t xml:space="preserve"> </w:t>

--- a/papers/论文A中文规范版-CertifiedSparseGating.docx
+++ b/papers/论文A中文规范版-CertifiedSparseGating.docx
@@ -10242,6 +10242,8 @@
       <w:footnotePr>
         <w:numRestart w:val="eachSect"/>
       </w:footnotePr>
+      <w:pgSz w:w="11906" w:h="16838"/>
+      <w:pgMar w:top="1440" w:bottom="1440" w:left="1797" w:right="1797"/>
     </w:sectPr>
   </w:body>
 </w:document>
@@ -10656,6 +10658,10 @@
   <w:style w:default="1" w:styleId="Normal" w:type="paragraph">
     <w:name w:val="Normal"/>
     <w:qFormat/>
+    <w:rPr>
+      <w:rFonts w:ascii="Times New Roman" w:hAnsi="Times New Roman" w:eastAsia="宋体"/>
+      <w:sz w:val="24"/>
+    </w:rPr>
   </w:style>
   <w:style w:styleId="BodyText" w:type="paragraph">
     <w:name w:val="Body Text"/>
@@ -10665,12 +10671,20 @@
     <w:pPr>
       <w:spacing w:after="180" w:before="180"/>
     </w:pPr>
+    <w:rPr>
+      <w:rFonts w:ascii="Times New Roman" w:hAnsi="Times New Roman" w:eastAsia="宋体"/>
+      <w:sz w:val="24"/>
+    </w:rPr>
   </w:style>
   <w:style w:customStyle="1" w:styleId="FirstParagraph" w:type="paragraph">
     <w:name w:val="First Paragraph"/>
     <w:basedOn w:val="BodyText"/>
     <w:next w:val="BodyText"/>
     <w:qFormat/>
+    <w:rPr>
+      <w:rFonts w:ascii="Times New Roman" w:hAnsi="Times New Roman" w:eastAsia="宋体"/>
+      <w:sz w:val="24"/>
+    </w:rPr>
   </w:style>
   <w:style w:customStyle="1" w:styleId="Compact" w:type="paragraph">
     <w:name w:val="Compact"/>
@@ -10679,6 +10693,10 @@
     <w:pPr>
       <w:spacing w:after="36" w:before="36"/>
     </w:pPr>
+    <w:rPr>
+      <w:rFonts w:ascii="Times New Roman" w:hAnsi="Times New Roman" w:eastAsia="宋体"/>
+      <w:sz w:val="24"/>
+    </w:rPr>
   </w:style>
   <w:style w:styleId="Title" w:type="paragraph">
     <w:name w:val="Title"/>
@@ -10694,8 +10712,10 @@
       <w:jc w:val="center"/>
     </w:pPr>
     <w:rPr>
-      <w:rFonts w:asciiTheme="majorHAnsi" w:cstheme="majorBidi" w:eastAsiaTheme="majorEastAsia" w:hAnsiTheme="majorHAnsi"/>
-      <w:sz w:val="56"/>
+      <w:rFonts w:asciiTheme="majorHAnsi" w:cstheme="majorBidi" w:eastAsiaTheme="majorEastAsia" w:hAnsiTheme="majorHAnsi" w:ascii="Times New Roman" w:hAnsi="Times New Roman" w:eastAsia="黑体"/>
+      <w:b/>
+      <w:color w:val="000000"/>
+      <w:sz w:val="32"/>
       <w:szCs w:val="56"/>
     </w:rPr>
   </w:style>
@@ -10725,7 +10745,9 @@
       </w:numPr>
     </w:pPr>
     <w:rPr>
-      <w:rFonts w:cstheme="majorBidi" w:eastAsiaTheme="majorEastAsia"/>
+      <w:rFonts w:cstheme="majorBidi" w:eastAsiaTheme="majorEastAsia" w:ascii="Times New Roman" w:hAnsi="Times New Roman" w:eastAsia="黑体"/>
+      <w:b w:val="0"/>
+      <w:color w:val="000000"/>
       <w:spacing w:val="15"/>
       <w:sz w:val="28"/>
       <w:szCs w:val="28"/>
@@ -10828,9 +10850,10 @@
       <w:outlineLvl w:val="0"/>
     </w:pPr>
     <w:rPr>
-      <w:rFonts w:asciiTheme="majorHAnsi" w:cstheme="majorBidi" w:eastAsiaTheme="majorEastAsia" w:hAnsiTheme="majorHAnsi"/>
-      <w:color w:themeColor="accent1" w:themeShade="BF" w:val="0F4761"/>
-      <w:sz w:val="40"/>
+      <w:rFonts w:asciiTheme="majorHAnsi" w:cstheme="majorBidi" w:eastAsiaTheme="majorEastAsia" w:hAnsiTheme="majorHAnsi" w:ascii="Times New Roman" w:hAnsi="Times New Roman" w:eastAsia="黑体"/>
+      <w:b/>
+      <w:color w:val="000000"/>
+      <w:sz w:val="30"/>
       <w:szCs w:val="40"/>
     </w:rPr>
   </w:style>
@@ -10851,9 +10874,10 @@
       <w:outlineLvl w:val="1"/>
     </w:pPr>
     <w:rPr>
-      <w:rFonts w:asciiTheme="majorHAnsi" w:cstheme="majorBidi" w:eastAsiaTheme="majorEastAsia" w:hAnsiTheme="majorHAnsi"/>
-      <w:color w:themeColor="accent1" w:themeShade="BF" w:val="0F4761"/>
-      <w:sz w:val="32"/>
+      <w:rFonts w:asciiTheme="majorHAnsi" w:cstheme="majorBidi" w:eastAsiaTheme="majorEastAsia" w:hAnsiTheme="majorHAnsi" w:ascii="Times New Roman" w:hAnsi="Times New Roman" w:eastAsia="黑体"/>
+      <w:b/>
+      <w:color w:val="000000"/>
+      <w:sz w:val="27"/>
       <w:szCs w:val="32"/>
     </w:rPr>
   </w:style>
@@ -10874,9 +10898,10 @@
       <w:outlineLvl w:val="2"/>
     </w:pPr>
     <w:rPr>
-      <w:rFonts w:cstheme="majorBidi" w:eastAsiaTheme="majorEastAsia"/>
-      <w:color w:themeColor="accent1" w:themeShade="BF" w:val="0F4761"/>
-      <w:sz w:val="28"/>
+      <w:rFonts w:cstheme="majorBidi" w:eastAsiaTheme="majorEastAsia" w:ascii="Times New Roman" w:hAnsi="Times New Roman" w:eastAsia="黑体"/>
+      <w:b/>
+      <w:color w:val="000000"/>
+      <w:sz w:val="25"/>
       <w:szCs w:val="28"/>
     </w:rPr>
   </w:style>
@@ -10897,10 +10922,12 @@
       <w:outlineLvl w:val="3"/>
     </w:pPr>
     <w:rPr>
-      <w:rFonts w:cstheme="majorBidi" w:eastAsiaTheme="majorEastAsia"/>
+      <w:rFonts w:cstheme="majorBidi" w:eastAsiaTheme="majorEastAsia" w:ascii="Times New Roman" w:hAnsi="Times New Roman" w:eastAsia="黑体"/>
+      <w:b/>
       <w:i/>
       <w:iCs/>
-      <w:color w:themeColor="accent1" w:themeShade="BF" w:val="0F4761"/>
+      <w:color w:val="000000"/>
+      <w:sz w:val="24"/>
     </w:rPr>
   </w:style>
   <w:style w:styleId="Heading5" w:type="paragraph">
@@ -10920,8 +10947,10 @@
       <w:outlineLvl w:val="4"/>
     </w:pPr>
     <w:rPr>
-      <w:rFonts w:cstheme="majorBidi" w:eastAsiaTheme="majorEastAsia"/>
-      <w:color w:themeColor="accent1" w:themeShade="BF" w:val="0F4761"/>
+      <w:rFonts w:cstheme="majorBidi" w:eastAsiaTheme="majorEastAsia" w:ascii="Times New Roman" w:hAnsi="Times New Roman" w:eastAsia="黑体"/>
+      <w:b/>
+      <w:color w:val="000000"/>
+      <w:sz w:val="24"/>
     </w:rPr>
   </w:style>
   <w:style w:styleId="Heading6" w:type="paragraph">
@@ -10941,10 +10970,12 @@
       <w:outlineLvl w:val="5"/>
     </w:pPr>
     <w:rPr>
-      <w:rFonts w:cstheme="majorBidi" w:eastAsiaTheme="majorEastAsia"/>
+      <w:rFonts w:cstheme="majorBidi" w:eastAsiaTheme="majorEastAsia" w:ascii="Times New Roman" w:hAnsi="Times New Roman" w:eastAsia="黑体"/>
+      <w:b/>
       <w:i/>
       <w:iCs/>
-      <w:color w:themeColor="text1" w:themeTint="A6" w:val="595959"/>
+      <w:color w:val="000000"/>
+      <w:sz w:val="24"/>
     </w:rPr>
   </w:style>
   <w:style w:styleId="Heading7" w:type="paragraph">
@@ -11142,6 +11173,10 @@
       <w:spacing w:after="100" w:before="100"/>
       <w:ind w:firstLine="0" w:left="480" w:right="480"/>
     </w:pPr>
+    <w:rPr>
+      <w:rFonts w:ascii="Times New Roman" w:hAnsi="Times New Roman" w:eastAsia="宋体"/>
+      <w:sz w:val="24"/>
+    </w:rPr>
   </w:style>
   <w:style w:styleId="FootnoteText" w:type="paragraph">
     <w:name w:val="Footnote Text"/>
@@ -11174,6 +11209,10 @@
     <w:semiHidden/>
     <w:unhideWhenUsed/>
     <w:qFormat/>
+    <w:rPr>
+      <w:rFonts w:ascii="Times New Roman" w:hAnsi="Times New Roman" w:eastAsia="宋体"/>
+      <w:sz w:val="21"/>
+    </w:rPr>
     <w:tblPr>
       <w:tblInd w:type="dxa" w:w="0"/>
       <w:tblCellMar>
@@ -11217,7 +11256,9 @@
       <w:spacing w:after="120" w:before="0"/>
     </w:pPr>
     <w:rPr>
+      <w:rFonts w:ascii="Times New Roman" w:hAnsi="Times New Roman" w:eastAsia="宋体"/>
       <w:i/>
+      <w:sz w:val="21"/>
     </w:rPr>
   </w:style>
   <w:style w:customStyle="1" w:styleId="TableCaption" w:type="paragraph">
@@ -11226,6 +11267,11 @@
     <w:pPr>
       <w:keepNext/>
     </w:pPr>
+    <w:rPr>
+      <w:rFonts w:ascii="Times New Roman" w:hAnsi="Times New Roman" w:eastAsia="宋体"/>
+      <w:b/>
+      <w:sz w:val="21"/>
+    </w:rPr>
   </w:style>
   <w:style w:customStyle="1" w:styleId="ImageCaption" w:type="paragraph">
     <w:name w:val="Image Caption"/>
@@ -11251,8 +11297,8 @@
     <w:name w:val="Verbatim Char"/>
     <w:basedOn w:val="BodyTextChar"/>
     <w:rPr>
-      <w:rFonts w:ascii="Consolas" w:hAnsi="Consolas"/>
-      <w:sz w:val="22"/>
+      <w:rFonts w:ascii="Times New Roman" w:hAnsi="Times New Roman" w:eastAsia="宋体"/>
+      <w:sz w:val="18"/>
     </w:rPr>
   </w:style>
   <w:style w:customStyle="1" w:styleId="SectionNumber" w:type="character">
@@ -11298,6 +11344,10 @@
     <w:pPr>
       <w:wordWrap w:val="off"/>
     </w:pPr>
+    <w:rPr>
+      <w:rFonts w:ascii="Times New Roman" w:hAnsi="Times New Roman" w:eastAsia="宋体"/>
+      <w:sz w:val="18"/>
+    </w:rPr>
   </w:style>
   <w:style w:type="character" w:customStyle="1" w:styleId="KeywordTok">
     <w:name w:val="KeywordTok"/>

--- a/papers/论文A中文规范版-CertifiedSparseGating.docx
+++ b/papers/论文A中文规范版-CertifiedSparseGating.docx
@@ -2958,7 +2958,7 @@
           <w:rStyle w:val="VerbatimChar"/>
           <w:rFonts w:hint="eastAsia"/>
         </w:rPr>
-        <w:t xml:space="preserve">ChampionCertificate（端到端冠军证书，§5.3）→</w:t>
+        <w:t xml:space="preserve">ChampionCertificate（端到端复合证书，§5.3）→</w:t>
       </w:r>
       <w:r>
         <w:br/>
@@ -4732,7 +4732,7 @@
       </w:r>
     </w:p>
     <w:bookmarkEnd w:id="15"/>
-    <w:bookmarkStart w:id="16" w:name="与实验的对齐multi-seed-t8-冠军证书-酉不变性"/>
+    <w:bookmarkStart w:id="16" w:name="与实验的对齐multi-seed-t8-复合证书-酉不变性"/>
     <w:p>
       <w:pPr>
         <w:pStyle w:val="Heading3"/>
@@ -4753,7 +4753,7 @@
         <w:rPr>
           <w:rFonts w:hint="eastAsia"/>
         </w:rPr>
-        <w:t xml:space="preserve">冠军证书</w:t>
+        <w:t xml:space="preserve">复合证书</w:t>
       </w:r>
       <w:r>
         <w:t xml:space="preserve"> + </w:t>
@@ -4948,7 +4948,7 @@
           <w:b/>
           <w:bCs/>
         </w:rPr>
-        <w:t xml:space="preserve">端到端冠军证书</w:t>
+        <w:t xml:space="preserve">端到端复合证书</w:t>
       </w:r>
       <w:r>
         <w:rPr>
@@ -9718,25 +9718,16 @@
         </w:numPr>
       </w:pPr>
       <w:r>
-        <w:t xml:space="preserve">Su, J., et al. RoFormer: Enhanced Transformer with Rotary Position Embedding. Neurocomputing, 143:2-11, </w:t>
-      </w:r>
-      <w:r>
-        <w:rPr>
-          <w:rFonts w:hint="eastAsia"/>
-        </w:rPr>
-        <w:t xml:space="preserve">2024.（RoPE</w:t>
-      </w:r>
-      <w:r>
-        <w:t xml:space="preserve"> </w:t>
-      </w:r>
-      <w:r>
-        <w:rPr>
-          <w:rFonts w:hint="eastAsia"/>
-        </w:rPr>
-        <w:t xml:space="preserve">原始版本</w:t>
-      </w:r>
-      <w:r>
-        <w:t xml:space="preserve"> arXiv:2104.09864, </w:t>
+        <w:t xml:space="preserve">Su, J., Ahmed, M., Lu, Y., Pan, S., Bo, W., Liu, Y. RoFormer: Enhanced Transformer with Rotary Position Embedding. Neurocomputing, 568:127063, </w:t>
+      </w:r>
+      <w:r>
+        <w:rPr>
+          <w:rFonts w:hint="eastAsia"/>
+        </w:rPr>
+        <w:t xml:space="preserve">2024.（arXiv:2104.09864,</w:t>
+      </w:r>
+      <w:r>
+        <w:t xml:space="preserve"> </w:t>
       </w:r>
       <w:r>
         <w:rPr>
@@ -9790,22 +9781,31 @@
         </w:numPr>
       </w:pPr>
       <w:r>
-        <w:t xml:space="preserve">Mahboubi, A., Tassi, E., Bertot, Y. Mathematical Components (mathcomp). Journal of Formalized Reasoning, 9(1):159-200, </w:t>
-      </w:r>
-      <w:r>
-        <w:rPr>
-          <w:rFonts w:hint="eastAsia"/>
-        </w:rPr>
-        <w:t xml:space="preserve">2016.（mathcomp</w:t>
-      </w:r>
-      <w:r>
-        <w:t xml:space="preserve"> </w:t>
-      </w:r>
-      <w:r>
-        <w:rPr>
-          <w:rFonts w:hint="eastAsia"/>
-        </w:rPr>
-        <w:t xml:space="preserve">依赖）</w:t>
+        <w:t xml:space="preserve">Mahboubi, A., Tassi, E. Mathematical Components. 2016–. </w:t>
+      </w:r>
+      <w:r>
+        <w:rPr>
+          <w:rFonts w:hint="eastAsia"/>
+        </w:rPr>
+        <w:t xml:space="preserve">https://math-comp.github.io/mcb/.（mathcomp</w:t>
+      </w:r>
+      <w:r>
+        <w:t xml:space="preserve"> </w:t>
+      </w:r>
+      <w:r>
+        <w:rPr>
+          <w:rFonts w:hint="eastAsia"/>
+        </w:rPr>
+        <w:t xml:space="preserve">依赖；期刊替代引用：Gonthier,</w:t>
+      </w:r>
+      <w:r>
+        <w:t xml:space="preserve"> G., Mahboubi, A. An Introduction to Small Scale Reflection in Coq. Journal of Formalized Reasoning, 3(2):95–152, </w:t>
+      </w:r>
+      <w:r>
+        <w:rPr>
+          <w:rFonts w:hint="eastAsia"/>
+        </w:rPr>
+        <w:t xml:space="preserve">2010.）</w:t>
       </w:r>
     </w:p>
     <w:p>
@@ -9817,7 +9817,7 @@
         </w:numPr>
       </w:pPr>
       <w:r>
-        <w:t xml:space="preserve">Boldo, S., Lelay, C., Melquiond, G. Coquelicot: A User-Friendly Library of Real Analysis for Coq. Mathematical Structures in Computer Science, 25(2):448-484, </w:t>
+        <w:t xml:space="preserve">Boldo, C., Lelay, S., Melquiond, G. Coquelicot: A User-Friendly Library of Real Analysis for Coq. Mathematics in Computer Science, 9(1):41–62, </w:t>
       </w:r>
       <w:r>
         <w:rPr>
@@ -9856,13 +9856,7 @@
         </w:numPr>
       </w:pPr>
       <w:r>
-        <w:t xml:space="preserve">[Certificates in AI: Learn but Verify. ACM, </w:t>
-      </w:r>
-      <w:r>
-        <w:rPr>
-          <w:rFonts w:hint="eastAsia"/>
-        </w:rPr>
-        <w:t xml:space="preserve">2025]（出处待核，投稿前补全）</w:t>
+        <w:t xml:space="preserve">Barrett, C., Henzinger, T.A., Seshia, S.A. Certificates in AI: Learn but Verify. Communications of the ACM, 69(1):66–75, 2026.</w:t>
       </w:r>
     </w:p>
     <w:p>
@@ -9910,7 +9904,16 @@
         <w:rPr>
           <w:rFonts w:hint="eastAsia"/>
         </w:rPr>
-        <w:t xml:space="preserve">[卷期页码为常见引用格式，投稿前以官方版本核对]</w:t>
+        <w:t xml:space="preserve">卷期页码已经</w:t>
+      </w:r>
+      <w:r>
+        <w:t xml:space="preserve"> 2026-08-21 </w:t>
+      </w:r>
+      <w:r>
+        <w:rPr>
+          <w:rFonts w:hint="eastAsia"/>
+        </w:rPr>
+        <w:t xml:space="preserve">文献数据库核查校准（核查报告：《参考文献真实性核查报告》）。</w:t>
       </w:r>
     </w:p>
     <w:bookmarkEnd w:id="26"/>

--- a/papers/论文A中文规范版-CertifiedSparseGating.docx
+++ b/papers/论文A中文规范版-CertifiedSparseGating.docx
@@ -3481,16 +3481,61 @@
     </w:p>
     <w:p>
       <w:pPr>
-        <w:pStyle w:val="Heading3"/>
+        <w:pStyle w:val="ListBullet"/>
       </w:pPr>
       <w:r>
         <w:rPr>
-          <w:rFonts w:ascii="Times New Roman" w:hAnsi="Times New Roman" w:eastAsia="黑体"/>
+          <w:rFonts w:ascii="Times New Roman" w:hAnsi="Times New Roman" w:eastAsia="宋体"/>
           <w:b/>
           <w:i w:val="0"/>
-          <w:sz w:val="25"/>
-        </w:rPr>
-        <w:t>5.6.2 精确窗口相干下界（与保守界分层）</w:t>
+          <w:sz w:val="24"/>
+        </w:rPr>
+        <w:t>备注①（5/8 精确阈值）</w:t>
+      </w:r>
+      <w:r>
+        <w:rPr>
+          <w:rFonts w:ascii="Times New Roman" w:hAnsi="Times New Roman" w:eastAsia="宋体"/>
+          <w:b w:val="0"/>
+          <w:i w:val="0"/>
+          <w:sz w:val="24"/>
+        </w:rPr>
+        <w:t>：</w:t>
+      </w:r>
+      <w:r>
+        <w:rPr>
+          <w:rFonts w:ascii="Consolas" w:hAnsi="Consolas" w:eastAsia="等线"/>
+          <w:b w:val="0"/>
+          <w:i w:val="0"/>
+          <w:sz w:val="22"/>
+        </w:rPr>
+        <w:t>pair_bound_gt_4_5</w:t>
+      </w:r>
+      <w:r>
+        <w:rPr>
+          <w:rFonts w:ascii="Times New Roman" w:hAnsi="Times New Roman" w:eastAsia="宋体"/>
+          <w:b w:val="0"/>
+          <w:i w:val="0"/>
+          <w:sz w:val="24"/>
+        </w:rPr>
+        <w:t xml:space="preserve"> 是 iff（d &lt; (5/8)√(nn') ⟺ 64n'²−153nn'+64n² &lt; 0 ⟺ B &gt; 4/5，同一二次型）——"收紧检查器保守界"无空间，假阴性收紧路径在有理松弛→精确算术（Zarith）与 </w:t>
+      </w:r>
+      <w:r>
+        <w:rPr>
+          <w:rFonts w:ascii="Consolas" w:hAnsi="Consolas" w:eastAsia="等线"/>
+          <w:b w:val="0"/>
+          <w:i w:val="0"/>
+          <w:sz w:val="22"/>
+        </w:rPr>
+        <w:t>cert_optimize</w:t>
+      </w:r>
+      <w:r>
+        <w:rPr>
+          <w:rFonts w:ascii="Times New Roman" w:hAnsi="Times New Roman" w:eastAsia="宋体"/>
+          <w:b w:val="0"/>
+          <w:i w:val="0"/>
+          <w:sz w:val="24"/>
+        </w:rPr>
+        <w:t xml:space="preserve"> 子框架搜索。</w:t>
       </w:r>
     </w:p>
     <w:p>
@@ -3504,16 +3549,16 @@
           <w:i w:val="0"/>
           <w:sz w:val="24"/>
         </w:rPr>
-        <w:t>P1/P1′</w:t>
-      </w:r>
-      <w:r>
-        <w:rPr>
-          <w:rFonts w:ascii="Times New Roman" w:hAnsi="Times New Roman" w:eastAsia="宋体"/>
-          <w:b w:val="0"/>
-          <w:i w:val="0"/>
-          <w:sz w:val="24"/>
-        </w:rPr>
-        <w:t>（</w:t>
+        <w:t>备注②（初等替代证明）</w:t>
+      </w:r>
+      <w:r>
+        <w:rPr>
+          <w:rFonts w:ascii="Times New Roman" w:hAnsi="Times New Roman" w:eastAsia="宋体"/>
+          <w:b w:val="0"/>
+          <w:i w:val="0"/>
+          <w:sz w:val="24"/>
+        </w:rPr>
+        <w:t>：</w:t>
       </w:r>
       <w:r>
         <w:rPr>
@@ -3522,16 +3567,52 @@
           <w:i w:val="0"/>
           <w:sz w:val="22"/>
         </w:rPr>
-        <w:t>src/P1Coherence.v</w:t>
-      </w:r>
-      <w:r>
-        <w:rPr>
-          <w:rFonts w:ascii="Times New Roman" w:hAnsi="Times New Roman" w:eastAsia="宋体"/>
-          <w:b w:val="0"/>
-          <w:i w:val="0"/>
-          <w:sz w:val="24"/>
-        </w:rPr>
-        <w:t>）：1 ≤ n &lt; n′、d ≤ n′/2 ⟹ coh_T ≥ (2/π)·√(n/n′)；精细版 coh_T ≥ √(n/n′)·(1 − π²d²/(6n′²))（Jordan + sin_bound 交替级数，coqchk 复核通过）——近邻大带相干 ≈ 0.997 的解析根源成为定理。</w:t>
+        <w:t>ten_bands_reject</w:t>
+      </w:r>
+      <w:r>
+        <w:rPr>
+          <w:rFonts w:ascii="Times New Roman" w:hAnsi="Times New Roman" w:eastAsia="宋体"/>
+          <w:b w:val="0"/>
+          <w:i w:val="0"/>
+          <w:sz w:val="24"/>
+        </w:rPr>
+        <w:t>（probe_pigeon，零公理）——</w:t>
+      </w:r>
+      <w:r>
+        <w:rPr>
+          <w:rFonts w:ascii="Times New Roman" w:hAnsi="Times New Roman" w:eastAsia="宋体"/>
+          <w:b/>
+          <w:i w:val="0"/>
+          <w:sz w:val="24"/>
+        </w:rPr>
+        <w:t>任意 10 条 [3,511] 带必含 P2 触发对</w:t>
+      </w:r>
+      <w:r>
+        <w:rPr>
+          <w:rFonts w:ascii="Times New Roman" w:hAnsi="Times New Roman" w:eastAsia="宋体"/>
+          <w:b w:val="0"/>
+          <w:i w:val="0"/>
+          <w:sz w:val="24"/>
+        </w:rPr>
+        <w:t>：插入排序 + 相邻比率 ≥ 9/5 的指数爆炸（Z 层收口）——</w:t>
+      </w:r>
+      <w:r>
+        <w:rPr>
+          <w:rFonts w:ascii="Consolas" w:hAnsi="Consolas" w:eastAsia="等线"/>
+          <w:b w:val="0"/>
+          <w:i w:val="0"/>
+          <w:sz w:val="22"/>
+        </w:rPr>
+        <w:t>pareto_law_main</w:t>
+      </w:r>
+      <w:r>
+        <w:rPr>
+          <w:rFonts w:ascii="Times New Roman" w:hAnsi="Times New Roman" w:eastAsia="宋体"/>
+          <w:b w:val="0"/>
+          <w:i w:val="0"/>
+          <w:sz w:val="24"/>
+        </w:rPr>
+        <w:t xml:space="preserve"> 的初等替代（不需增长假设的链式归纳）；与 T2b 概率版互补（鸽笼 = 确定性、概率版 = whp）。</w:t>
       </w:r>
     </w:p>
     <w:p>
@@ -3545,7 +3626,7 @@
           <w:i w:val="0"/>
           <w:sz w:val="25"/>
         </w:rPr>
-        <w:t>5.6.3 随机版负定律</w:t>
+        <w:t>5.6.2 精确窗口相干下界（与保守界分层）</w:t>
       </w:r>
     </w:p>
     <w:p>
@@ -3559,16 +3640,16 @@
           <w:i w:val="0"/>
           <w:sz w:val="24"/>
         </w:rPr>
-        <w:t>T2a</w:t>
-      </w:r>
-      <w:r>
-        <w:rPr>
-          <w:rFonts w:ascii="Times New Roman" w:hAnsi="Times New Roman" w:eastAsia="宋体"/>
-          <w:b w:val="0"/>
-          <w:i w:val="0"/>
-          <w:sz w:val="24"/>
-        </w:rPr>
-        <w:t xml:space="preserve"> </w:t>
+        <w:t>P1/P1′</w:t>
+      </w:r>
+      <w:r>
+        <w:rPr>
+          <w:rFonts w:ascii="Times New Roman" w:hAnsi="Times New Roman" w:eastAsia="宋体"/>
+          <w:b w:val="0"/>
+          <w:i w:val="0"/>
+          <w:sz w:val="24"/>
+        </w:rPr>
+        <w:t>（</w:t>
       </w:r>
       <w:r>
         <w:rPr>
@@ -3577,34 +3658,30 @@
           <w:i w:val="0"/>
           <w:sz w:val="22"/>
         </w:rPr>
-        <w:t>t2a_same_bin_rejected</w:t>
-      </w:r>
-      <w:r>
-        <w:rPr>
-          <w:rFonts w:ascii="Times New Roman" w:hAnsi="Times New Roman" w:eastAsia="宋体"/>
-          <w:b w:val="0"/>
-          <w:i w:val="0"/>
-          <w:sz w:val="24"/>
-        </w:rPr>
-        <w:t>（</w:t>
-      </w:r>
-      <w:r>
-        <w:rPr>
-          <w:rFonts w:ascii="Consolas" w:hAnsi="Consolas" w:eastAsia="等线"/>
-          <w:b w:val="0"/>
-          <w:i w:val="0"/>
-          <w:sz w:val="22"/>
-        </w:rPr>
-        <w:t>src/ParetoRandom.v</w:t>
-      </w:r>
-      <w:r>
-        <w:rPr>
-          <w:rFonts w:ascii="Times New Roman" w:hAnsi="Times New Roman" w:eastAsia="宋体"/>
-          <w:b w:val="0"/>
-          <w:i w:val="0"/>
-          <w:sz w:val="24"/>
-        </w:rPr>
-        <w:t>）：n &lt; n′ &lt; (9/5)·n ⟹ P2 触发 ⟹ 检查器拒绝（9/5 &lt; c）。</w:t>
+        <w:t>src/P1Coherence.v</w:t>
+      </w:r>
+      <w:r>
+        <w:rPr>
+          <w:rFonts w:ascii="Times New Roman" w:hAnsi="Times New Roman" w:eastAsia="宋体"/>
+          <w:b w:val="0"/>
+          <w:i w:val="0"/>
+          <w:sz w:val="24"/>
+        </w:rPr>
+        <w:t>）：1 ≤ n &lt; n′、d ≤ n′/2 ⟹ coh_T ≥ (2/π)·√(n/n′)；精细版 coh_T ≥ √(n/n′)·(1 − π²d²/(6n′²))（Jordan + sin_bound 交替级数，coqchk 复核通过）——近邻大带相干 ≈ 0.997 的解析根源成为定理。</w:t>
+      </w:r>
+    </w:p>
+    <w:p>
+      <w:pPr>
+        <w:pStyle w:val="Heading3"/>
+      </w:pPr>
+      <w:r>
+        <w:rPr>
+          <w:rFonts w:ascii="Times New Roman" w:hAnsi="Times New Roman" w:eastAsia="黑体"/>
+          <w:b/>
+          <w:i w:val="0"/>
+          <w:sz w:val="25"/>
+        </w:rPr>
+        <w:t>5.6.3 随机版负定律</w:t>
       </w:r>
     </w:p>
     <w:p>
@@ -3618,16 +3695,16 @@
           <w:i w:val="0"/>
           <w:sz w:val="24"/>
         </w:rPr>
-        <w:t>T2b（生日-箱计数）</w:t>
-      </w:r>
-      <w:r>
-        <w:rPr>
-          <w:rFonts w:ascii="Times New Roman" w:hAnsi="Times New Roman" w:eastAsia="宋体"/>
-          <w:b w:val="0"/>
-          <w:i w:val="0"/>
-          <w:sz w:val="24"/>
-        </w:rPr>
-        <w:t>：</w:t>
+        <w:t>T2a</w:t>
+      </w:r>
+      <w:r>
+        <w:rPr>
+          <w:rFonts w:ascii="Times New Roman" w:hAnsi="Times New Roman" w:eastAsia="宋体"/>
+          <w:b w:val="0"/>
+          <w:i w:val="0"/>
+          <w:sz w:val="24"/>
+        </w:rPr>
+        <w:t xml:space="preserve"> </w:t>
       </w:r>
       <w:r>
         <w:rPr>
@@ -3636,16 +3713,16 @@
           <w:i w:val="0"/>
           <w:sz w:val="22"/>
         </w:rPr>
-        <w:t>fall9</w:t>
-      </w:r>
-      <w:r>
-        <w:rPr>
-          <w:rFonts w:ascii="Times New Roman" w:hAnsi="Times New Roman" w:eastAsia="宋体"/>
-          <w:b w:val="0"/>
-          <w:i w:val="0"/>
-          <w:sz w:val="24"/>
-        </w:rPr>
-        <w:t>/</w:t>
+        <w:t>t2a_same_bin_rejected</w:t>
+      </w:r>
+      <w:r>
+        <w:rPr>
+          <w:rFonts w:ascii="Times New Roman" w:hAnsi="Times New Roman" w:eastAsia="宋体"/>
+          <w:b w:val="0"/>
+          <w:i w:val="0"/>
+          <w:sz w:val="24"/>
+        </w:rPr>
+        <w:t>（</w:t>
       </w:r>
       <w:r>
         <w:rPr>
@@ -3654,34 +3731,16 @@
           <w:i w:val="0"/>
           <w:sz w:val="22"/>
         </w:rPr>
-        <w:t>no_collision</w:t>
-      </w:r>
-      <w:r>
-        <w:rPr>
-          <w:rFonts w:ascii="Times New Roman" w:hAnsi="Times New Roman" w:eastAsia="宋体"/>
-          <w:b w:val="0"/>
-          <w:i w:val="0"/>
-          <w:sz w:val="24"/>
-        </w:rPr>
-        <w:t xml:space="preserve"> 定义 + </w:t>
-      </w:r>
-      <w:r>
-        <w:rPr>
-          <w:rFonts w:ascii="Times New Roman" w:hAnsi="Times New Roman" w:eastAsia="宋体"/>
-          <w:b/>
-          <w:i w:val="0"/>
-          <w:sz w:val="24"/>
-        </w:rPr>
-        <w:t>符号化单调性</w:t>
-      </w:r>
-      <w:r>
-        <w:rPr>
-          <w:rFonts w:ascii="Times New Roman" w:hAnsi="Times New Roman" w:eastAsia="宋体"/>
-          <w:b w:val="0"/>
-          <w:i w:val="0"/>
-          <w:sz w:val="24"/>
-        </w:rPr>
-        <w:t>（no_collision (S m) ≤ no_collision m，递推证明不依赖具体数值）+ 数值界：m=7 ⟹ P(同箱对) ≥ 96/100、m=8 ⟹ ≥ 99/100——负定律从"确定性密度上限"延伸到"随机阶梯高概率拒绝"（m≥10 由鸽笼确定性覆盖）。</w:t>
+        <w:t>src/ParetoRandom.v</w:t>
+      </w:r>
+      <w:r>
+        <w:rPr>
+          <w:rFonts w:ascii="Times New Roman" w:hAnsi="Times New Roman" w:eastAsia="宋体"/>
+          <w:b w:val="0"/>
+          <w:i w:val="0"/>
+          <w:sz w:val="24"/>
+        </w:rPr>
+        <w:t>）：n &lt; n′ &lt; (9/5)·n ⟹ P2 触发 ⟹ 检查器拒绝（9/5 &lt; c）。</w:t>
       </w:r>
     </w:p>
     <w:p>
@@ -3691,6 +3750,83 @@
       <w:r>
         <w:rPr>
           <w:rFonts w:ascii="Times New Roman" w:hAnsi="Times New Roman" w:eastAsia="宋体"/>
+          <w:b/>
+          <w:i w:val="0"/>
+          <w:sz w:val="24"/>
+        </w:rPr>
+        <w:t>T2b（生日-箱计数）</w:t>
+      </w:r>
+      <w:r>
+        <w:rPr>
+          <w:rFonts w:ascii="Times New Roman" w:hAnsi="Times New Roman" w:eastAsia="宋体"/>
+          <w:b w:val="0"/>
+          <w:i w:val="0"/>
+          <w:sz w:val="24"/>
+        </w:rPr>
+        <w:t>：</w:t>
+      </w:r>
+      <w:r>
+        <w:rPr>
+          <w:rFonts w:ascii="Consolas" w:hAnsi="Consolas" w:eastAsia="等线"/>
+          <w:b w:val="0"/>
+          <w:i w:val="0"/>
+          <w:sz w:val="22"/>
+        </w:rPr>
+        <w:t>fall9</w:t>
+      </w:r>
+      <w:r>
+        <w:rPr>
+          <w:rFonts w:ascii="Times New Roman" w:hAnsi="Times New Roman" w:eastAsia="宋体"/>
+          <w:b w:val="0"/>
+          <w:i w:val="0"/>
+          <w:sz w:val="24"/>
+        </w:rPr>
+        <w:t>/</w:t>
+      </w:r>
+      <w:r>
+        <w:rPr>
+          <w:rFonts w:ascii="Consolas" w:hAnsi="Consolas" w:eastAsia="等线"/>
+          <w:b w:val="0"/>
+          <w:i w:val="0"/>
+          <w:sz w:val="22"/>
+        </w:rPr>
+        <w:t>no_collision</w:t>
+      </w:r>
+      <w:r>
+        <w:rPr>
+          <w:rFonts w:ascii="Times New Roman" w:hAnsi="Times New Roman" w:eastAsia="宋体"/>
+          <w:b w:val="0"/>
+          <w:i w:val="0"/>
+          <w:sz w:val="24"/>
+        </w:rPr>
+        <w:t xml:space="preserve"> 定义 + </w:t>
+      </w:r>
+      <w:r>
+        <w:rPr>
+          <w:rFonts w:ascii="Times New Roman" w:hAnsi="Times New Roman" w:eastAsia="宋体"/>
+          <w:b/>
+          <w:i w:val="0"/>
+          <w:sz w:val="24"/>
+        </w:rPr>
+        <w:t>符号化单调性</w:t>
+      </w:r>
+      <w:r>
+        <w:rPr>
+          <w:rFonts w:ascii="Times New Roman" w:hAnsi="Times New Roman" w:eastAsia="宋体"/>
+          <w:b w:val="0"/>
+          <w:i w:val="0"/>
+          <w:sz w:val="24"/>
+        </w:rPr>
+        <w:t>（no_collision (S m) ≤ no_collision m，递推证明不依赖具体数值）+ 数值界：m=7 ⟹ P(同箱对) ≥ 96/100、m=8 ⟹ ≥ 99/100——负定律从"确定性密度上限"延伸到"随机阶梯高概率拒绝"（m≥10 由鸽笼确定性覆盖）。</w:t>
+      </w:r>
+    </w:p>
+    <w:p>
+      <w:pPr>
+        <w:pStyle w:val="ListBullet"/>
+      </w:pPr>
+      <w:r>
+        <w:rPr>
+          <w:rFonts w:ascii="Times New Roman" w:hAnsi="Times New Roman" w:eastAsia="宋体"/>
           <w:b w:val="0"/>
           <w:i w:val="0"/>
           <w:sz w:val="24"/>
@@ -3828,34 +3964,16 @@
           <w:i w:val="0"/>
           <w:sz w:val="24"/>
         </w:rPr>
-        <w:t>U5 黄金近碰撞半径</w:t>
-      </w:r>
-      <w:r>
-        <w:rPr>
-          <w:rFonts w:ascii="Times New Roman" w:hAnsi="Times New Roman" w:eastAsia="宋体"/>
-          <w:b w:val="0"/>
-          <w:i w:val="0"/>
-          <w:sz w:val="24"/>
-        </w:rPr>
-        <w:t>（probe_nearcoll，皇冠）：∀ d ≥ 1、∀ m ∈ Z：</w:t>
-      </w:r>
-      <w:r>
-        <w:rPr>
-          <w:rFonts w:ascii="Times New Roman" w:hAnsi="Times New Roman" w:eastAsia="宋体"/>
-          <w:b/>
-          <w:i w:val="0"/>
-          <w:sz w:val="24"/>
-        </w:rPr>
-        <w:t>|d·φ_gold − m| ≥ 1/(3d)</w:t>
-      </w:r>
-      <w:r>
-        <w:rPr>
-          <w:rFonts w:ascii="Times New Roman" w:hAnsi="Times New Roman" w:eastAsia="宋体"/>
-          <w:b w:val="0"/>
-          <w:i w:val="0"/>
-          <w:sz w:val="24"/>
-        </w:rPr>
-        <w:t>（代数数范数路线，</w:t>
+        <w:t>任意角度对 Dirichlet 界与混合网格相干界</w:t>
+      </w:r>
+      <w:r>
+        <w:rPr>
+          <w:rFonts w:ascii="Times New Roman" w:hAnsi="Times New Roman" w:eastAsia="宋体"/>
+          <w:b w:val="0"/>
+          <w:i w:val="0"/>
+          <w:sz w:val="24"/>
+        </w:rPr>
+        <w:t>（probe_pairdirichlet）：任意角度 t1 t2，差频 = 2π·j/N（j mod N ≠ 0）⟹ 任意窗口 W 上 ‖Σ e^{ik·t1}·conj(e^{ik·t2})‖ ≤ N/(2·min(j mod N, N−j mod N))（</w:t>
       </w:r>
       <w:r>
         <w:rPr>
@@ -3864,16 +3982,34 @@
           <w:i w:val="0"/>
           <w:sz w:val="22"/>
         </w:rPr>
-        <w:t>square5_zero</w:t>
-      </w:r>
-      <w:r>
-        <w:rPr>
-          <w:rFonts w:ascii="Times New Roman" w:hAnsi="Times New Roman" w:eastAsia="宋体"/>
-          <w:b w:val="0"/>
-          <w:i w:val="0"/>
-          <w:sz w:val="24"/>
-        </w:rPr>
-        <w:t xml:space="preserve"> 零公理）——近碰撞不能快于 O(1/d) 聚集；与 C5/T2 合成 offset-grid 的完整定量辩护（碰撞谱双向挡死）。</w:t>
+        <w:t>pair_dirichlet</w:t>
+      </w:r>
+      <w:r>
+        <w:rPr>
+          <w:rFonts w:ascii="Times New Roman" w:hAnsi="Times New Roman" w:eastAsia="宋体"/>
+          <w:b w:val="0"/>
+          <w:i w:val="0"/>
+          <w:sz w:val="24"/>
+        </w:rPr>
+        <w:t xml:space="preserve">）；推论 </w:t>
+      </w:r>
+      <w:r>
+        <w:rPr>
+          <w:rFonts w:ascii="Consolas" w:hAnsi="Consolas" w:eastAsia="等线"/>
+          <w:b w:val="0"/>
+          <w:i w:val="0"/>
+          <w:sz w:val="22"/>
+        </w:rPr>
+        <w:t>mixed_grid_coherence</w:t>
+      </w:r>
+      <w:r>
+        <w:rPr>
+          <w:rFonts w:ascii="Times New Roman" w:hAnsi="Times New Roman" w:eastAsia="宋体"/>
+          <w:b w:val="0"/>
+          <w:i w:val="0"/>
+          <w:sz w:val="24"/>
+        </w:rPr>
+        <w:t>：嵌套网格 N 与 a·N 两原子跨网格相干界——grid 崩塌后多尺度设计空间的定理。</w:t>
       </w:r>
     </w:p>
     <w:p>
@@ -3887,6 +4023,65 @@
           <w:i w:val="0"/>
           <w:sz w:val="24"/>
         </w:rPr>
+        <w:t>U5 黄金近碰撞半径</w:t>
+      </w:r>
+      <w:r>
+        <w:rPr>
+          <w:rFonts w:ascii="Times New Roman" w:hAnsi="Times New Roman" w:eastAsia="宋体"/>
+          <w:b w:val="0"/>
+          <w:i w:val="0"/>
+          <w:sz w:val="24"/>
+        </w:rPr>
+        <w:t>（probe_nearcoll，皇冠）：∀ d ≥ 1、∀ m ∈ Z：</w:t>
+      </w:r>
+      <w:r>
+        <w:rPr>
+          <w:rFonts w:ascii="Times New Roman" w:hAnsi="Times New Roman" w:eastAsia="宋体"/>
+          <w:b/>
+          <w:i w:val="0"/>
+          <w:sz w:val="24"/>
+        </w:rPr>
+        <w:t>|d·φ_gold − m| ≥ 1/(3d)</w:t>
+      </w:r>
+      <w:r>
+        <w:rPr>
+          <w:rFonts w:ascii="Times New Roman" w:hAnsi="Times New Roman" w:eastAsia="宋体"/>
+          <w:b w:val="0"/>
+          <w:i w:val="0"/>
+          <w:sz w:val="24"/>
+        </w:rPr>
+        <w:t>（代数数范数路线，</w:t>
+      </w:r>
+      <w:r>
+        <w:rPr>
+          <w:rFonts w:ascii="Consolas" w:hAnsi="Consolas" w:eastAsia="等线"/>
+          <w:b w:val="0"/>
+          <w:i w:val="0"/>
+          <w:sz w:val="22"/>
+        </w:rPr>
+        <w:t>square5_zero</w:t>
+      </w:r>
+      <w:r>
+        <w:rPr>
+          <w:rFonts w:ascii="Times New Roman" w:hAnsi="Times New Roman" w:eastAsia="宋体"/>
+          <w:b w:val="0"/>
+          <w:i w:val="0"/>
+          <w:sz w:val="24"/>
+        </w:rPr>
+        <w:t xml:space="preserve"> 零公理）——近碰撞不能快于 O(1/d) 聚集；与 C5/T2 合成 offset-grid 的完整定量辩护（碰撞谱双向挡死）。</w:t>
+      </w:r>
+    </w:p>
+    <w:p>
+      <w:pPr>
+        <w:pStyle w:val="ListBullet"/>
+      </w:pPr>
+      <w:r>
+        <w:rPr>
+          <w:rFonts w:ascii="Times New Roman" w:hAnsi="Times New Roman" w:eastAsia="宋体"/>
+          <w:b/>
+          <w:i w:val="0"/>
+          <w:sz w:val="24"/>
+        </w:rPr>
         <w:t>τ 三分</w:t>
       </w:r>
       <w:r>
@@ -3897,6 +4092,137 @@
           <w:sz w:val="24"/>
         </w:rPr>
         <w:t>（probe_taudicho，零公理）：碰撞质量 τ 的窗内/OOD/三分刻画。</w:t>
+      </w:r>
+    </w:p>
+    <w:p>
+      <w:pPr>
+        <w:pStyle w:val="ListBullet"/>
+      </w:pPr>
+      <w:r>
+        <w:rPr>
+          <w:rFonts w:ascii="Times New Roman" w:hAnsi="Times New Roman" w:eastAsia="宋体"/>
+          <w:b/>
+          <w:i w:val="0"/>
+          <w:sz w:val="24"/>
+        </w:rPr>
+        <w:t>素数阶梯分辨率与最优性</w:t>
+      </w:r>
+      <w:r>
+        <w:rPr>
+          <w:rFonts w:ascii="Times New Roman" w:hAnsi="Times New Roman" w:eastAsia="宋体"/>
+          <w:b w:val="0"/>
+          <w:i w:val="0"/>
+          <w:sz w:val="24"/>
+        </w:rPr>
+        <w:t>（</w:t>
+      </w:r>
+      <w:r>
+        <w:rPr>
+          <w:rFonts w:ascii="Consolas" w:hAnsi="Consolas" w:eastAsia="等线"/>
+          <w:b w:val="0"/>
+          <w:i w:val="0"/>
+          <w:sz w:val="22"/>
+        </w:rPr>
+        <w:t>src/CRTResolve.v</w:t>
+      </w:r>
+      <w:r>
+        <w:rPr>
+          <w:rFonts w:ascii="Times New Roman" w:hAnsi="Times New Roman" w:eastAsia="宋体"/>
+          <w:b w:val="0"/>
+          <w:i w:val="0"/>
+          <w:sz w:val="24"/>
+        </w:rPr>
+        <w:t xml:space="preserve"> + probe_ladderlimit）：存在性 </w:t>
+      </w:r>
+      <w:r>
+        <w:rPr>
+          <w:rFonts w:ascii="Consolas" w:hAnsi="Consolas" w:eastAsia="等线"/>
+          <w:b w:val="0"/>
+          <w:i w:val="0"/>
+          <w:sz w:val="22"/>
+        </w:rPr>
+        <w:t>prime_ladder_8</w:t>
+      </w:r>
+      <w:r>
+        <w:rPr>
+          <w:rFonts w:ascii="Times New Roman" w:hAnsi="Times New Roman" w:eastAsia="宋体"/>
+          <w:b w:val="0"/>
+          <w:i w:val="0"/>
+          <w:sz w:val="24"/>
+        </w:rPr>
+        <w:t xml:space="preserve"> + </w:t>
+      </w:r>
+      <w:r>
+        <w:rPr>
+          <w:rFonts w:ascii="Consolas" w:hAnsi="Consolas" w:eastAsia="等线"/>
+          <w:b w:val="0"/>
+          <w:i w:val="0"/>
+          <w:sz w:val="22"/>
+        </w:rPr>
+        <w:t>prime_ladder_8_pairwise_coprime</w:t>
+      </w:r>
+      <w:r>
+        <w:rPr>
+          <w:rFonts w:ascii="Times New Roman" w:hAnsi="Times New Roman" w:eastAsia="宋体"/>
+          <w:b w:val="0"/>
+          <w:i w:val="0"/>
+          <w:sz w:val="24"/>
+        </w:rPr>
+        <w:t xml:space="preserve">（8 素数链 [3,7,13,29,59,127,251,503]，两两互素）+ 分辨率 </w:t>
+      </w:r>
+      <w:r>
+        <w:rPr>
+          <w:rFonts w:ascii="Consolas" w:hAnsi="Consolas" w:eastAsia="等线"/>
+          <w:b w:val="0"/>
+          <w:i w:val="0"/>
+          <w:sz w:val="22"/>
+        </w:rPr>
+        <w:t>crt_inj</w:t>
+      </w:r>
+      <w:r>
+        <w:rPr>
+          <w:rFonts w:ascii="Times New Roman" w:hAnsi="Times New Roman" w:eastAsia="宋体"/>
+          <w:b w:val="0"/>
+          <w:i w:val="0"/>
+          <w:sz w:val="24"/>
+        </w:rPr>
+        <w:t xml:space="preserve">（联合模单射，lcm ≈ 7.49×10¹² ≫ 8× 视界）+ </w:t>
+      </w:r>
+      <w:r>
+        <w:rPr>
+          <w:rFonts w:ascii="Times New Roman" w:hAnsi="Times New Roman" w:eastAsia="宋体"/>
+          <w:b/>
+          <w:i w:val="0"/>
+          <w:sz w:val="24"/>
+        </w:rPr>
+        <w:t>最优性 `no_nine_band_ladder`</w:t>
+      </w:r>
+      <w:r>
+        <w:rPr>
+          <w:rFonts w:ascii="Times New Roman" w:hAnsi="Times New Roman" w:eastAsia="宋体"/>
+          <w:b w:val="0"/>
+          <w:i w:val="0"/>
+          <w:sz w:val="24"/>
+        </w:rPr>
+        <w:t>（</w:t>
+      </w:r>
+      <w:r>
+        <w:rPr>
+          <w:rFonts w:ascii="Times New Roman" w:hAnsi="Times New Roman" w:eastAsia="宋体"/>
+          <w:b/>
+          <w:i w:val="0"/>
+          <w:sz w:val="24"/>
+        </w:rPr>
+        <w:t>[3,511] 不存在 9 元素素数阶梯</w:t>
+      </w:r>
+      <w:r>
+        <w:rPr>
+          <w:rFonts w:ascii="Times New Roman" w:hAnsi="Times New Roman" w:eastAsia="宋体"/>
+          <w:b w:val="0"/>
+          <w:i w:val="0"/>
+          <w:sz w:val="24"/>
+        </w:rPr>
+        <w:t>，贪心交换论证，贪心链 113/211/397 更紧）——素数叙事完整（存在性 + 分辨率 + 最优性），支撑论文 B 素数阶梯受控对照（prime-7 vs prime-8）。</w:t>
       </w:r>
     </w:p>
     <w:p>
@@ -4088,6 +4414,47 @@
           <w:sz w:val="24"/>
         </w:rPr>
         <w:t>：K=K' ⟹ 界=0——网格族（任意 a·N 窗口核相同）"注意力核表示级不变性"的证书 0 端点。</w:t>
+      </w:r>
+    </w:p>
+    <w:p>
+      <w:pPr>
+        <w:pStyle w:val="ListBullet"/>
+      </w:pPr>
+      <w:r>
+        <w:rPr>
+          <w:rFonts w:ascii="Times New Roman" w:hAnsi="Times New Roman" w:eastAsia="宋体"/>
+          <w:b/>
+          <w:i w:val="0"/>
+          <w:sz w:val="24"/>
+        </w:rPr>
+        <w:t>ρ^{−3/2} 逐对紧界</w:t>
+      </w:r>
+      <w:r>
+        <w:rPr>
+          <w:rFonts w:ascii="Times New Roman" w:hAnsi="Times New Roman" w:eastAsia="宋体"/>
+          <w:b w:val="0"/>
+          <w:i w:val="0"/>
+          <w:sz w:val="24"/>
+        </w:rPr>
+        <w:t>（probe_pairbound，① 已 Qed）：‖⟨ψ_a,ψ_b⟩‖ ≤ sin(πa/b)·√(ab)/(2(b−a))（</w:t>
+      </w:r>
+      <w:r>
+        <w:rPr>
+          <w:rFonts w:ascii="Consolas" w:hAnsi="Consolas" w:eastAsia="等线"/>
+          <w:b w:val="0"/>
+          <w:i w:val="0"/>
+          <w:sz w:val="22"/>
+        </w:rPr>
+        <w:t>pair_inner_norm</w:t>
+      </w:r>
+      <w:r>
+        <w:rPr>
+          <w:rFonts w:ascii="Times New Roman" w:hAnsi="Times New Roman" w:eastAsia="宋体"/>
+          <w:b w:val="0"/>
+          <w:i w:val="0"/>
+          <w:sz w:val="24"/>
+        </w:rPr>
+        <w:t>，Jordan 分母，逐对 Θ(ρ^{−3/2}) 界，与见证 (2,2C) 之比随 C→∞ → 1）——常数演进线 4K → 2K → Θ(C^{−3/2}) 的逐对引擎已证；行和重组与见证下界进行中（②③，未完成前不入主张）。</w:t>
       </w:r>
     </w:p>
     <w:p>

--- a/papers/论文A中文规范版-CertifiedSparseGating.docx
+++ b/papers/论文A中文规范版-CertifiedSparseGating.docx
@@ -4427,16 +4427,16 @@
           <w:i w:val="0"/>
           <w:sz w:val="24"/>
         </w:rPr>
-        <w:t>ρ^{−3/2} 逐对紧界</w:t>
-      </w:r>
-      <w:r>
-        <w:rPr>
-          <w:rFonts w:ascii="Times New Roman" w:hAnsi="Times New Roman" w:eastAsia="宋体"/>
-          <w:b w:val="0"/>
-          <w:i w:val="0"/>
-          <w:sz w:val="24"/>
-        </w:rPr>
-        <w:t>（probe_pairbound，① 已 Qed）：‖⟨ψ_a,ψ_b⟩‖ ≤ sin(πa/b)·√(ab)/(2(b−a))（</w:t>
+        <w:t>ρ^{−3/2} 紧界</w:t>
+      </w:r>
+      <w:r>
+        <w:rPr>
+          <w:rFonts w:ascii="Times New Roman" w:hAnsi="Times New Roman" w:eastAsia="宋体"/>
+          <w:b w:val="0"/>
+          <w:i w:val="0"/>
+          <w:sz w:val="24"/>
+        </w:rPr>
+        <w:t>（probe_pairbound ① + probe_rowsum ②，①②已 Qed）：逐对界 ‖⟨ψ_a,ψ_b⟩‖ ≤ sin(πa/b)·√(ab)/(2(b−a))（</w:t>
       </w:r>
       <w:r>
         <w:rPr>
@@ -4454,7 +4454,61 @@
           <w:i w:val="0"/>
           <w:sz w:val="24"/>
         </w:rPr>
-        <w:t>，Jordan 分母，逐对 Θ(ρ^{−3/2}) 界，与见证 (2,2C) 之比随 C→∞ → 1）——常数演进线 4K → 2K → Θ(C^{−3/2}) 的逐对引擎已证；行和重组与见证下界进行中（②③，未完成前不入主张）。</w:t>
+        <w:t xml:space="preserve">，Jordan 分母，逐对 Θ(ρ^{−3/2})，与见证 (2,2C) 之比随 C→∞ → 1）；行和重组 </w:t>
+      </w:r>
+      <w:r>
+        <w:rPr>
+          <w:rFonts w:ascii="Times New Roman" w:hAnsi="Times New Roman" w:eastAsia="宋体"/>
+          <w:b/>
+          <w:i w:val="0"/>
+          <w:sz w:val="24"/>
+        </w:rPr>
+        <w:t>`row_sum_3halfs`</w:t>
+      </w:r>
+      <w:r>
+        <w:rPr>
+          <w:rFonts w:ascii="Times New Roman" w:hAnsi="Times New Roman" w:eastAsia="宋体"/>
+          <w:b w:val="0"/>
+          <w:i w:val="0"/>
+          <w:sz w:val="24"/>
+        </w:rPr>
+        <w:t>：C-稀疏梯子任意行 ≤ 2π·C^{−3/2}/(1−C^{−3/2})，</w:t>
+      </w:r>
+      <w:r>
+        <w:rPr>
+          <w:rFonts w:ascii="Times New Roman" w:hAnsi="Times New Roman" w:eastAsia="宋体"/>
+          <w:b/>
+          <w:i w:val="0"/>
+          <w:sz w:val="24"/>
+        </w:rPr>
+        <w:t>`row_bound_C4`：C=4 行和 ≤ 2π/7 ≈ 0.898 &lt; 1——1D C=4 从空洞（2&gt;1，仅存在性）变真实框架界</w:t>
+      </w:r>
+      <w:r>
+        <w:rPr>
+          <w:rFonts w:ascii="Times New Roman" w:hAnsi="Times New Roman" w:eastAsia="宋体"/>
+          <w:b w:val="0"/>
+          <w:i w:val="0"/>
+          <w:sz w:val="24"/>
+        </w:rPr>
+        <w:t>（crude π 界已证；Jordan 紧版 ≈0.53 为紧化目标，未 Qed）。</w:t>
+      </w:r>
+      <w:r>
+        <w:rPr>
+          <w:rFonts w:ascii="Times New Roman" w:hAnsi="Times New Roman" w:eastAsia="宋体"/>
+          <w:b/>
+          <w:i w:val="0"/>
+          <w:sz w:val="24"/>
+        </w:rPr>
+        <w:t>③ 见证下界（(2,2C) 紧性封顶）进行中——未完成前不入主张</w:t>
+      </w:r>
+      <w:r>
+        <w:rPr>
+          <w:rFonts w:ascii="Times New Roman" w:hAnsi="Times New Roman" w:eastAsia="宋体"/>
+          <w:b w:val="0"/>
+          <w:i w:val="0"/>
+          <w:sz w:val="24"/>
+        </w:rPr>
+        <w:t>；窗口/归一化对齐、decay_bound 接口、K0=32 高维联动三风险未清除。</w:t>
       </w:r>
     </w:p>
     <w:p>

--- a/papers/论文A中文规范版-CertifiedSparseGating.docx
+++ b/papers/论文A中文规范版-CertifiedSparseGating.docx
@@ -4427,16 +4427,16 @@
           <w:i w:val="0"/>
           <w:sz w:val="24"/>
         </w:rPr>
-        <w:t>ρ^{−3/2} 紧界</w:t>
-      </w:r>
-      <w:r>
-        <w:rPr>
-          <w:rFonts w:ascii="Times New Roman" w:hAnsi="Times New Roman" w:eastAsia="宋体"/>
-          <w:b w:val="0"/>
-          <w:i w:val="0"/>
-          <w:sz w:val="24"/>
-        </w:rPr>
-        <w:t>（probe_pairbound ① + probe_rowsum ②，①②已 Qed）：逐对界 ‖⟨ψ_a,ψ_b⟩‖ ≤ sin(πa/b)·√(ab)/(2(b−a))（</w:t>
+        <w:t>ρ^{−3/2} 紧界三件套</w:t>
+      </w:r>
+      <w:r>
+        <w:rPr>
+          <w:rFonts w:ascii="Times New Roman" w:hAnsi="Times New Roman" w:eastAsia="宋体"/>
+          <w:b w:val="0"/>
+          <w:i w:val="0"/>
+          <w:sz w:val="24"/>
+        </w:rPr>
+        <w:t>（probe_pairbound ① + probe_rowsum ② + probe_witness ③，2026-08-22 全部 Qed）：逐对界 ‖⟨ψ_a,ψ_b⟩‖ ≤ sin(πa/b)·√(ab)/(2(b−a))（</w:t>
       </w:r>
       <w:r>
         <w:rPr>
@@ -4454,7 +4454,7 @@
           <w:i w:val="0"/>
           <w:sz w:val="24"/>
         </w:rPr>
-        <w:t xml:space="preserve">，Jordan 分母，逐对 Θ(ρ^{−3/2})，与见证 (2,2C) 之比随 C→∞ → 1）；行和重组 </w:t>
+        <w:t xml:space="preserve">，Jordan 分母，逐对 Θ(ρ^{−3/2})）；行和重组 </w:t>
       </w:r>
       <w:r>
         <w:rPr>
@@ -4490,7 +4490,7 @@
           <w:i w:val="0"/>
           <w:sz w:val="24"/>
         </w:rPr>
-        <w:t>（crude π 界已证；Jordan 紧版 ≈0.53 为紧化目标，未 Qed）。</w:t>
+        <w:t>；</w:t>
       </w:r>
       <w:r>
         <w:rPr>
@@ -4499,16 +4499,52 @@
           <w:i w:val="0"/>
           <w:sz w:val="24"/>
         </w:rPr>
-        <w:t>③ 见证下界（(2,2C) 紧性封顶）进行中——未完成前不入主张</w:t>
-      </w:r>
-      <w:r>
-        <w:rPr>
-          <w:rFonts w:ascii="Times New Roman" w:hAnsi="Times New Roman" w:eastAsia="宋体"/>
-          <w:b w:val="0"/>
-          <w:i w:val="0"/>
-          <w:sz w:val="24"/>
-        </w:rPr>
-        <w:t>；窗口/归一化对齐、decay_bound 接口、K0=32 高维联动三风险未清除。</w:t>
+        <w:t>见证封顶（③ probe_witness）</w:t>
+      </w:r>
+      <w:r>
+        <w:rPr>
+          <w:rFonts w:ascii="Times New Roman" w:hAnsi="Times New Roman" w:eastAsia="宋体"/>
+          <w:b w:val="0"/>
+          <w:i w:val="0"/>
+          <w:sz w:val="24"/>
+        </w:rPr>
+        <w:t xml:space="preserve">：见证对 (2,2C) 精确内积 </w:t>
+      </w:r>
+      <w:r>
+        <w:rPr>
+          <w:rFonts w:ascii="Consolas" w:hAnsi="Consolas" w:eastAsia="等线"/>
+          <w:b w:val="0"/>
+          <w:i w:val="0"/>
+          <w:sz w:val="22"/>
+        </w:rPr>
+        <w:t>witness_exact</w:t>
+      </w:r>
+      <w:r>
+        <w:rPr>
+          <w:rFonts w:ascii="Times New Roman" w:hAnsi="Times New Roman" w:eastAsia="宋体"/>
+          <w:b w:val="0"/>
+          <w:i w:val="0"/>
+          <w:sz w:val="24"/>
+        </w:rPr>
+        <w:t xml:space="preserve"> = sin(π/(2C))/√C，且 </w:t>
+      </w:r>
+      <w:r>
+        <w:rPr>
+          <w:rFonts w:ascii="Times New Roman" w:hAnsi="Times New Roman" w:eastAsia="宋体"/>
+          <w:b/>
+          <w:i w:val="0"/>
+          <w:sz w:val="24"/>
+        </w:rPr>
+        <w:t>`witness_sandwich`：(1−1/C)·[上界] ≤ 见证值 ≤ [上界]——上下界之比 ≥ 1−1/C，C→∞ → 1（Θ(C^{−3/2}) 紧性封顶，机器检查）</w:t>
+      </w:r>
+      <w:r>
+        <w:rPr>
+          <w:rFonts w:ascii="Times New Roman" w:hAnsi="Times New Roman" w:eastAsia="宋体"/>
+          <w:b w:val="0"/>
+          <w:i w:val="0"/>
+          <w:sz w:val="24"/>
+        </w:rPr>
+        <w:t>；常数演进线 4K → 2K → Θ(C^{−3/2})（紧）封顶。风险清单更新：求和窗口口径已对齐 Fpair（消除）；decay_bound 新界接口实例化待 src 侧；K0=32 高维联动不承诺。</w:t>
       </w:r>
     </w:p>
     <w:p>

--- a/papers/论文A中文规范版-CertifiedSparseGating.docx
+++ b/papers/论文A中文规范版-CertifiedSparseGating.docx
@@ -3036,7 +3036,67 @@
           <w:color w:val="444444"/>
           <w:sz w:val="21"/>
         </w:rPr>
-        <w:t>情形（仅 n₁=1 ∨ n₂=1 的 1D 参数化 2D），非 2D 通用格点检查器；真 2D 格点的运行时反射化为未来工作。</w:t>
+        <w:t xml:space="preserve">情形（仅 n₁=1 ∨ n₂=1 的 1D 参数化 2D），非 2D 通用格点检查器；评审建议更名 </w:t>
+      </w:r>
+      <w:r>
+        <w:rPr>
+          <w:rFonts w:ascii="Consolas" w:hAnsi="Consolas" w:eastAsia="等线"/>
+          <w:b w:val="0"/>
+          <w:i w:val="0"/>
+          <w:color w:val="444444"/>
+          <w:sz w:val="19"/>
+        </w:rPr>
+        <w:t>Degenerate2DFrameCheck</w:t>
+      </w:r>
+      <w:r>
+        <w:rPr>
+          <w:rFonts w:ascii="Times New Roman" w:hAnsi="Times New Roman" w:eastAsia="宋体"/>
+          <w:b w:val="0"/>
+          <w:i/>
+          <w:color w:val="444444"/>
+          <w:sz w:val="21"/>
+        </w:rPr>
+        <w:t>/</w:t>
+      </w:r>
+      <w:r>
+        <w:rPr>
+          <w:rFonts w:ascii="Consolas" w:hAnsi="Consolas" w:eastAsia="等线"/>
+          <w:b w:val="0"/>
+          <w:i w:val="0"/>
+          <w:color w:val="444444"/>
+          <w:sz w:val="19"/>
+        </w:rPr>
+        <w:t>1DParametric2DFrameCheck</w:t>
+      </w:r>
+      <w:r>
+        <w:rPr>
+          <w:rFonts w:ascii="Times New Roman" w:hAnsi="Times New Roman" w:eastAsia="宋体"/>
+          <w:b w:val="0"/>
+          <w:i/>
+          <w:color w:val="444444"/>
+          <w:sz w:val="21"/>
+        </w:rPr>
+        <w:t xml:space="preserve">——本文保留原模块名 </w:t>
+      </w:r>
+      <w:r>
+        <w:rPr>
+          <w:rFonts w:ascii="Consolas" w:hAnsi="Consolas" w:eastAsia="等线"/>
+          <w:b w:val="0"/>
+          <w:i w:val="0"/>
+          <w:color w:val="444444"/>
+          <w:sz w:val="19"/>
+        </w:rPr>
+        <w:t>FrameCheck2DNarrow</w:t>
+      </w:r>
+      <w:r>
+        <w:rPr>
+          <w:rFonts w:ascii="Times New Roman" w:hAnsi="Times New Roman" w:eastAsia="宋体"/>
+          <w:b w:val="0"/>
+          <w:i/>
+          <w:color w:val="444444"/>
+          <w:sz w:val="21"/>
+        </w:rPr>
+        <w:t>（避免跨文档引用失效），全文按"退化单轴"语义引用；真 2D 格点的运行时反射化为未来工作。</w:t>
       </w:r>
     </w:p>
     <w:p>

--- a/papers/论文A中文规范版-CertifiedSparseGating.docx
+++ b/papers/论文A中文规范版-CertifiedSparseGating.docx
@@ -4629,6 +4629,60 @@
           <w:sz w:val="24"/>
         </w:rPr>
         <w:t>：本族与 §5.1–5.5 认证链正交，构成"认证（正）— 可证明性边界（负定律）— 碰撞/分辨率刻画（机制）"三角；offset-grid（无理偏移）的证书保持（T1a/Parseval）、零精确碰撞（C5）与近碰撞护城河（U5）三半均机器检查。</w:t>
+      </w:r>
+      <w:r>
+        <w:rPr>
+          <w:rFonts w:ascii="Times New Roman" w:hAnsi="Times New Roman" w:eastAsia="宋体"/>
+          <w:b/>
+          <w:i w:val="0"/>
+          <w:sz w:val="24"/>
+        </w:rPr>
+        <w:t>配套实验已完成（论文 B §8.4，2026-08-22）</w:t>
+      </w:r>
+      <w:r>
+        <w:rPr>
+          <w:rFonts w:ascii="Times New Roman" w:hAnsi="Times New Roman" w:eastAsia="宋体"/>
+          <w:b w:val="0"/>
+          <w:i w:val="0"/>
+          <w:sz w:val="24"/>
+        </w:rPr>
+        <w:t xml:space="preserve">：offset-grid @4096 16.12±1.32——ogrid ≥ grid 确认（碰撞机制第 6 个正向判决）+ </w:t>
+      </w:r>
+      <w:r>
+        <w:rPr>
+          <w:rFonts w:ascii="Times New Roman" w:hAnsi="Times New Roman" w:eastAsia="宋体"/>
+          <w:b/>
+          <w:i w:val="0"/>
+          <w:sz w:val="24"/>
+        </w:rPr>
+        <w:t>证书免费性被证伪</w:t>
+      </w:r>
+      <w:r>
+        <w:rPr>
+          <w:rFonts w:ascii="Times New Roman" w:hAnsi="Times New Roman" w:eastAsia="宋体"/>
+          <w:b w:val="0"/>
+          <w:i w:val="0"/>
+          <w:sz w:val="24"/>
+        </w:rPr>
+        <w:t>（μ=0 精确正交 ∧ 零精确碰撞仍差 rand 2.4×）——与 P3 定理互证：</w:t>
+      </w:r>
+      <w:r>
+        <w:rPr>
+          <w:rFonts w:ascii="Times New Roman" w:hAnsi="Times New Roman" w:eastAsia="宋体"/>
+          <w:b/>
+          <w:i w:val="0"/>
+          <w:sz w:val="24"/>
+        </w:rPr>
+        <w:t>可证性（稀疏）与外推性（稠密）在实证与定理双轨分离</w:t>
+      </w:r>
+      <w:r>
+        <w:rPr>
+          <w:rFonts w:ascii="Times New Roman" w:hAnsi="Times New Roman" w:eastAsia="宋体"/>
+          <w:b w:val="0"/>
+          <w:i w:val="0"/>
+          <w:sz w:val="24"/>
+        </w:rPr>
+        <w:t>。</w:t>
       </w:r>
     </w:p>
     <w:p>

--- a/papers/论文A中文规范版-CertifiedSparseGating.docx
+++ b/papers/论文A中文规范版-CertifiedSparseGating.docx
@@ -6444,6 +6444,42 @@
           <w:sz w:val="24"/>
         </w:rPr>
         <w:t>病理。</w:t>
+      </w:r>
+      <w:r>
+        <w:rPr>
+          <w:rFonts w:ascii="Times New Roman" w:hAnsi="Times New Roman" w:eastAsia="宋体"/>
+          <w:b/>
+          <w:i w:val="0"/>
+          <w:sz w:val="24"/>
+        </w:rPr>
+        <w:t>使用限定（v2.15）</w:t>
+      </w:r>
+      <w:r>
+        <w:rPr>
+          <w:rFonts w:ascii="Times New Roman" w:hAnsi="Times New Roman" w:eastAsia="宋体"/>
+          <w:b w:val="0"/>
+          <w:i w:val="0"/>
+          <w:sz w:val="24"/>
+        </w:rPr>
+        <w:t>：3D/4D 的 M_bound 常数（3968/19968，≫1）</w:t>
+      </w:r>
+      <w:r>
+        <w:rPr>
+          <w:rFonts w:ascii="Times New Roman" w:hAnsi="Times New Roman" w:eastAsia="宋体"/>
+          <w:b/>
+          <w:i w:val="0"/>
+          <w:sz w:val="24"/>
+        </w:rPr>
+        <w:t>下界信息量为零，不得用于实际误差估计</w:t>
+      </w:r>
+      <w:r>
+        <w:rPr>
+          <w:rFonts w:ascii="Times New Roman" w:hAnsi="Times New Roman" w:eastAsia="宋体"/>
+          <w:b w:val="0"/>
+          <w:i w:val="0"/>
+          <w:sz w:val="24"/>
+        </w:rPr>
+        <w:t>——其价值仅在骨架复用（组合性演示与反射化路径），高维反射化判定器为未来工作。</w:t>
       </w:r>
     </w:p>
     <w:p>
@@ -14671,6 +14707,24 @@
           <w:sz w:val="24"/>
         </w:rPr>
         <w:t>psi-rope 行 3 个种子均值±std、dense 单个种子（b64 s1337）、rope 为 b32 3 个种子均值±std——定位为 teaser，完整实证与机制分析见配套论文 B。</w:t>
+      </w:r>
+      <w:r>
+        <w:rPr>
+          <w:rFonts w:ascii="Times New Roman" w:hAnsi="Times New Roman" w:eastAsia="宋体"/>
+          <w:b/>
+          <w:i w:val="0"/>
+          <w:sz w:val="24"/>
+        </w:rPr>
+        <w:t>种子稳健性（v2.15 注）</w:t>
+      </w:r>
+      <w:r>
+        <w:rPr>
+          <w:rFonts w:ascii="Times New Roman" w:hAnsi="Times New Roman" w:eastAsia="宋体"/>
+          <w:b w:val="0"/>
+          <w:i w:val="0"/>
+          <w:sz w:val="24"/>
+        </w:rPr>
+        <w:t>：上述 3 种子为原始口径（探索性）；配套论文 B 已完成 9 方案 × 10 随机种子的全量复核（2026-08-25），主表排序在 n=3→5→10 逐级复现、新增种子与既有种子均值差异全部 ≤0.8 且无方向性漂移——本节 teaser 表的方向性结论经受住了该稳健性检验（详见论文 B §10.9/附录）。</w:t>
       </w:r>
     </w:p>
     <w:p>

--- a/papers/论文A中文规范版-CertifiedSparseGating.docx
+++ b/papers/论文A中文规范版-CertifiedSparseGating.docx
@@ -4440,6 +4440,132 @@
         </w:rPr>
         <w:t>（剥注释后 grep 命中 0）；零自定义公理；外部依赖仅 mathcomp + Coquelicot；Rocq 9.0.1。</w:t>
       </w:r>
+      <w:r>
+        <w:rPr>
+          <w:rFonts w:ascii="Times New Roman" w:hAnsi="Times New Roman" w:eastAsia="宋体"/>
+          <w:b/>
+          <w:i w:val="0"/>
+          <w:sz w:val="24"/>
+        </w:rPr>
+        <w:t>审计范围与合并版全基态的边界（v2.15 精确化）</w:t>
+      </w:r>
+      <w:r>
+        <w:rPr>
+          <w:rFonts w:ascii="Times New Roman" w:hAnsi="Times New Roman" w:eastAsia="宋体"/>
+          <w:b w:val="0"/>
+          <w:i w:val="0"/>
+          <w:sz w:val="24"/>
+        </w:rPr>
+        <w:t xml:space="preserve">：165 项审计的对象是 </w:t>
+      </w:r>
+      <w:r>
+        <w:rPr>
+          <w:rFonts w:ascii="Consolas" w:hAnsi="Consolas" w:eastAsia="等线"/>
+          <w:b w:val="0"/>
+          <w:i w:val="0"/>
+          <w:sz w:val="22"/>
+        </w:rPr>
+        <w:t>PSA_framework.v</w:t>
+      </w:r>
+      <w:r>
+        <w:rPr>
+          <w:rFonts w:ascii="Times New Roman" w:hAnsi="Times New Roman" w:eastAsia="宋体"/>
+          <w:b w:val="0"/>
+          <w:i w:val="0"/>
+          <w:sz w:val="24"/>
+        </w:rPr>
+        <w:t xml:space="preserve"> 应用层定理；合并版 </w:t>
+      </w:r>
+      <w:r>
+        <w:rPr>
+          <w:rFonts w:ascii="Consolas" w:hAnsi="Consolas" w:eastAsia="等线"/>
+          <w:b w:val="0"/>
+          <w:i w:val="0"/>
+          <w:sz w:val="22"/>
+        </w:rPr>
+        <w:t>ca_merged_full_25.v</w:t>
+      </w:r>
+      <w:r>
+        <w:rPr>
+          <w:rFonts w:ascii="Times New Roman" w:hAnsi="Times New Roman" w:eastAsia="宋体"/>
+          <w:b w:val="0"/>
+          <w:i w:val="0"/>
+          <w:sz w:val="24"/>
+        </w:rPr>
+        <w:t xml:space="preserve"> 其余模块中，</w:t>
+      </w:r>
+      <w:r>
+        <w:rPr>
+          <w:rFonts w:ascii="Consolas" w:hAnsi="Consolas" w:eastAsia="等线"/>
+          <w:b w:val="0"/>
+          <w:i w:val="0"/>
+          <w:sz w:val="22"/>
+        </w:rPr>
+        <w:t>mu_adj_phase_transition</w:t>
+      </w:r>
+      <w:r>
+        <w:rPr>
+          <w:rFonts w:ascii="Times New Roman" w:hAnsi="Times New Roman" w:eastAsia="宋体"/>
+          <w:b w:val="0"/>
+          <w:i w:val="0"/>
+          <w:sz w:val="24"/>
+        </w:rPr>
+        <w:t>（μ 单调 ⟹ 相变存在性定理，合并版 L81603 审计）的公理脚印</w:t>
+      </w:r>
+      <w:r>
+        <w:rPr>
+          <w:rFonts w:ascii="Times New Roman" w:hAnsi="Times New Roman" w:eastAsia="宋体"/>
+          <w:b/>
+          <w:i w:val="0"/>
+          <w:sz w:val="24"/>
+        </w:rPr>
+        <w:t>含完整排中律 `classic`</w:t>
+      </w:r>
+      <w:r>
+        <w:rPr>
+          <w:rFonts w:ascii="Times New Roman" w:hAnsi="Times New Roman" w:eastAsia="宋体"/>
+          <w:b w:val="0"/>
+          <w:i w:val="0"/>
+          <w:sz w:val="24"/>
+        </w:rPr>
+        <w:t xml:space="preserve">（CI 与本地 2.5 编译日志一致确认）——故"零 </w:t>
+      </w:r>
+      <w:r>
+        <w:rPr>
+          <w:rFonts w:ascii="Consolas" w:hAnsi="Consolas" w:eastAsia="等线"/>
+          <w:b w:val="0"/>
+          <w:i w:val="0"/>
+          <w:sz w:val="22"/>
+        </w:rPr>
+        <w:t>Classical_Prop.classic</w:t>
+      </w:r>
+      <w:r>
+        <w:rPr>
+          <w:rFonts w:ascii="Times New Roman" w:hAnsi="Times New Roman" w:eastAsia="宋体"/>
+          <w:b w:val="0"/>
+          <w:i w:val="0"/>
+          <w:sz w:val="24"/>
+        </w:rPr>
+        <w:t>"结论</w:t>
+      </w:r>
+      <w:r>
+        <w:rPr>
+          <w:rFonts w:ascii="Times New Roman" w:hAnsi="Times New Roman" w:eastAsia="宋体"/>
+          <w:b/>
+          <w:i w:val="0"/>
+          <w:sz w:val="24"/>
+        </w:rPr>
+        <w:t>限于 165 项审计范围</w:t>
+      </w:r>
+      <w:r>
+        <w:rPr>
+          <w:rFonts w:ascii="Times New Roman" w:hAnsi="Times New Roman" w:eastAsia="宋体"/>
+          <w:b w:val="0"/>
+          <w:i w:val="0"/>
+          <w:sz w:val="24"/>
+        </w:rPr>
+        <w:t>，不覆盖合并版全部定理；应用层的注意力证书/框架界/反射检查器定理链不受影响，涉及 classic 的相变存在性结果属实证机制的定性刻画。</w:t>
+      </w:r>
     </w:p>
     <w:p>
       <w:pPr>
@@ -5903,7 +6029,25 @@
           <w:i w:val="0"/>
           <w:sz w:val="24"/>
         </w:rPr>
-        <w:t xml:space="preserve">，与注意力输出/外推 PPL 无关。构件链：15 个新 pair 界 → 内积/范数引理 → δ 表（21 对）→ </w:t>
+        <w:t>，与注意力输出/外推 PPL 无关；且</w:t>
+      </w:r>
+      <w:r>
+        <w:rPr>
+          <w:rFonts w:ascii="Times New Roman" w:hAnsi="Times New Roman" w:eastAsia="宋体"/>
+          <w:b/>
+          <w:i w:val="0"/>
+          <w:sz w:val="24"/>
+        </w:rPr>
+        <w:t>与 `certified_attention_approx` 不组合</w:t>
+      </w:r>
+      <w:r>
+        <w:rPr>
+          <w:rFonts w:ascii="Times New Roman" w:hAnsi="Times New Roman" w:eastAsia="宋体"/>
+          <w:b w:val="0"/>
+          <w:i w:val="0"/>
+          <w:sz w:val="24"/>
+        </w:rPr>
+        <w:t xml:space="preserve">——后者刻画谱能量丢弃 ⟹ 注意力输出扰动（KV 逐出场景），前者刻画基表示范数稳定性（与注意力 logits 无推导关系），两个定理簇相互独立。构件链：15 个新 pair 界 → 内积/范数引理 → δ 表（21 对）→ </w:t>
       </w:r>
       <w:r>
         <w:rPr>
@@ -10433,7 +10577,25 @@
           <w:i w:val="0"/>
           <w:sz w:val="24"/>
         </w:rPr>
-        <w:t>，G-7 抽象前提）</w:t>
+        <w:t>——</w:t>
+      </w:r>
+      <w:r>
+        <w:rPr>
+          <w:rFonts w:ascii="Times New Roman" w:hAnsi="Times New Roman" w:eastAsia="宋体"/>
+          <w:b/>
+          <w:i w:val="0"/>
+          <w:sz w:val="24"/>
+        </w:rPr>
+        <w:t>前提状态</w:t>
+      </w:r>
+      <w:r>
+        <w:rPr>
+          <w:rFonts w:ascii="Times New Roman" w:hAnsi="Times New Roman" w:eastAsia="宋体"/>
+          <w:b w:val="0"/>
+          <w:i w:val="0"/>
+          <w:sz w:val="24"/>
+        </w:rPr>
+        <w:t>：G-7 的完整构造性证明为后续工作，本合成定理在 Welch 前提悬空下陈述逻辑蕴含）</w:t>
       </w:r>
     </w:p>
     <w:p>
@@ -13353,7 +13515,43 @@
           <w:i w:val="0"/>
           <w:sz w:val="24"/>
         </w:rPr>
-        <w:t>；第 4 原子 213 未覆盖）；更大阶实例（如 C=9 的 s≤4 或全窗口 [3,13,53,213] 四原子）及与 ρ^{−3/2} 行和紧界（§5.6.5，C=4 行和 2π/7 &lt; 1）的合成仍为后续工作（future work 第一项）。形式化贡献定位为：通用层 RIP/唯一性/不确定性原理定理的机器检查 + 原子族单位范数证明（含构造性轨道零经典公理的 k-原子 RIP、唯一性骨架与不确定原理）+ C=4 前 3 原子实例级拼接 + 行和版 RIP 桥接 + 相图合成（G-8）；</w:t>
+        <w:t>；第 4 原子 213 未覆盖）；全窗口 [3,13,53,213] 四原子的稀疏唯一性扩展是</w:t>
+      </w:r>
+      <w:r>
+        <w:rPr>
+          <w:rFonts w:ascii="Times New Roman" w:hAnsi="Times New Roman" w:eastAsia="宋体"/>
+          <w:b/>
+          <w:i w:val="0"/>
+          <w:sz w:val="24"/>
+        </w:rPr>
+        <w:t>直截但未完成的计算</w:t>
+      </w:r>
+      <w:r>
+        <w:rPr>
+          <w:rFonts w:ascii="Times New Roman" w:hAnsi="Times New Roman" w:eastAsia="宋体"/>
+          <w:b w:val="0"/>
+          <w:i w:val="0"/>
+          <w:sz w:val="24"/>
+        </w:rPr>
+        <w:t xml:space="preserve">（必要的逐对相干界已在 </w:t>
+      </w:r>
+      <w:r>
+        <w:rPr>
+          <w:rFonts w:ascii="Consolas" w:hAnsi="Consolas" w:eastAsia="等线"/>
+          <w:b w:val="0"/>
+          <w:i w:val="0"/>
+          <w:sz w:val="22"/>
+        </w:rPr>
+        <w:t>PSA_framework.v</w:t>
+      </w:r>
+      <w:r>
+        <w:rPr>
+          <w:rFonts w:ascii="Times New Roman" w:hAnsi="Times New Roman" w:eastAsia="宋体"/>
+          <w:b w:val="0"/>
+          <w:i w:val="0"/>
+          <w:sz w:val="24"/>
+        </w:rPr>
+        <w:t>，四原子需组装 6 对并验证 μ·4 &lt; 1）；更大阶实例（如 C=9 的 s≤4）及与 ρ^{−3/2} 行和紧界（§5.6.5，C=4 行和 2π/7 &lt; 1）的合成仍为后续工作（future work 第一项）。形式化贡献定位为：通用层 RIP/唯一性/不确定性原理定理的机器检查 + 原子族单位范数证明（含构造性轨道零经典公理的 k-原子 RIP、唯一性骨架与不确定原理）+ C=4 前 3 原子实例级拼接 + 行和版 RIP 桥接 + 相图合成（G-8）；</w:t>
       </w:r>
       <w:r>
         <w:rPr>

--- a/papers/论文A中文规范版-CertifiedSparseGating.docx
+++ b/papers/论文A中文规范版-CertifiedSparseGating.docx
@@ -1344,22 +1344,7 @@
           <w:color w:val="444444"/>
           <w:sz w:val="21"/>
         </w:rPr>
-        <w:t>（同族平移差频相消，pair_dirichlet 接管）+ 黄金比护城河 1/(3d) + φ_gold ∉ ℤ（offset 语义非空）——ogrid 实验"跨网格对证书不含偏移"的定理侧）。定位（如实）：CS-11/13/14 为 Candès–Tao RIP 框架与 Elad–Bruckstein 判据在频率阶梯原子族上的机器检查 + 与本项目 randmax/ogrid/τ 三剪实验直接对接的新组合（覆盖债量化、近重复对爆炸、offset 无关性）；CS-12 为构造性轨道平行实现（序的 Set 值信息性 + 可提取 OCaml）。</w:t>
-      </w:r>
-    </w:p>
-    <w:p>
-      <w:pPr>
-        <w:ind w:left="432"/>
-      </w:pPr>
-      <w:r>
-        <w:rPr>
-          <w:rFonts w:ascii="Times New Roman" w:hAnsi="Times New Roman" w:eastAsia="宋体"/>
-          <w:b w:val="0"/>
-          <w:i/>
-          <w:color w:val="444444"/>
-          <w:sz w:val="21"/>
-        </w:rPr>
-        <w:t>修订摘要（v2.10→v2.11，2026-08-26，CI 双环境兼容）：</w:t>
+        <w:t>（同族平移差频相消，pair_dirichlet 接管）+ 黄金比护城河 1/(3d) + φ_gold ∉ ℤ（offset 语义非空）——ogrid 实验"跨网格对证书不含偏移"的定理侧）。</w:t>
       </w:r>
       <w:r>
         <w:rPr>
@@ -1369,7 +1354,7 @@
           <w:color w:val="444444"/>
           <w:sz w:val="21"/>
         </w:rPr>
-        <w:t>41 个正式模块头部注释清洗</w:t>
+        <w:t>轨道定位</w:t>
       </w:r>
       <w:r>
         <w:rPr>
@@ -1379,7 +1364,22 @@
           <w:color w:val="444444"/>
           <w:sz w:val="21"/>
         </w:rPr>
-        <w:t>（删除会话号/E0xx/交接路径等草稿注记，保留数学内容与纪律声明；规则沉淀于《合并友好编码规范》§6 + 经验卡 E149）；</w:t>
+        <w:t>：构造性轨道用于公理独立性与可计算性验证（提取物携带 CRlt 的信息性 witness），不用于生产检查器（经典轨道更快）。定位（如实）：CS-11/13/14 为 Candès–Tao RIP 框架与 Elad–Bruckstein 判据在频率阶梯原子族上的机器检查 + 与本项目 randmax/ogrid/τ 三剪实验直接对接的新组合（覆盖债量化、近重复对爆炸、offset 无关性）；CS-12 为构造性轨道平行实现（序的 Set 值信息性 + 可提取 OCaml）。</w:t>
+      </w:r>
+    </w:p>
+    <w:p>
+      <w:pPr>
+        <w:ind w:left="432"/>
+      </w:pPr>
+      <w:r>
+        <w:rPr>
+          <w:rFonts w:ascii="Times New Roman" w:hAnsi="Times New Roman" w:eastAsia="宋体"/>
+          <w:b w:val="0"/>
+          <w:i/>
+          <w:color w:val="444444"/>
+          <w:sz w:val="21"/>
+        </w:rPr>
+        <w:t>修订摘要（v2.10→v2.11，2026-08-26，CI 双环境兼容）：</w:t>
       </w:r>
       <w:r>
         <w:rPr>
@@ -1389,7 +1389,7 @@
           <w:color w:val="444444"/>
           <w:sz w:val="21"/>
         </w:rPr>
-        <w:t>mathcomp 前缀双环境适配</w:t>
+        <w:t>41 个正式模块头部注释清洗</w:t>
       </w:r>
       <w:r>
         <w:rPr>
@@ -1399,7 +1399,7 @@
           <w:color w:val="444444"/>
           <w:sz w:val="21"/>
         </w:rPr>
-        <w:t>（本地 ssreflect.* / CI opam≥2.6 boot.*，E081/E082；合并版 CI 编译时 sed 转 boot 前缀）；</w:t>
+        <w:t>（删除会话号/E0xx/交接路径等草稿注记，保留数学内容与纪律声明；规则沉淀于《合并友好编码规范》§6 + 经验卡 E149）；</w:t>
       </w:r>
       <w:r>
         <w:rPr>
@@ -1409,7 +1409,7 @@
           <w:color w:val="444444"/>
           <w:sz w:val="21"/>
         </w:rPr>
-        <w:t>带前提引理 rewrite 显式化</w:t>
+        <w:t>mathcomp 前缀双环境适配</w:t>
       </w:r>
       <w:r>
         <w:rPr>
@@ -1419,87 +1419,7 @@
           <w:color w:val="444444"/>
           <w:sz w:val="21"/>
         </w:rPr>
-        <w:t>（E114 追加：</w:t>
-      </w:r>
-      <w:r>
-        <w:rPr>
-          <w:rFonts w:ascii="Consolas" w:hAnsi="Consolas" w:eastAsia="等线"/>
-          <w:b w:val="0"/>
-          <w:i w:val="0"/>
-          <w:color w:val="444444"/>
-          <w:sz w:val="19"/>
-        </w:rPr>
-        <w:t>CRsum_eq</w:t>
-      </w:r>
-      <w:r>
-        <w:rPr>
-          <w:rFonts w:ascii="Times New Roman" w:hAnsi="Times New Roman" w:eastAsia="宋体"/>
-          <w:b w:val="0"/>
-          <w:i/>
-          <w:color w:val="444444"/>
-          <w:sz w:val="21"/>
-        </w:rPr>
-        <w:t>/</w:t>
-      </w:r>
-      <w:r>
-        <w:rPr>
-          <w:rFonts w:ascii="Consolas" w:hAnsi="Consolas" w:eastAsia="等线"/>
-          <w:b w:val="0"/>
-          <w:i w:val="0"/>
-          <w:color w:val="444444"/>
-          <w:sz w:val="19"/>
-        </w:rPr>
-        <w:t>Csum_ext</w:t>
-      </w:r>
-      <w:r>
-        <w:rPr>
-          <w:rFonts w:ascii="Times New Roman" w:hAnsi="Times New Roman" w:eastAsia="宋体"/>
-          <w:b w:val="0"/>
-          <w:i/>
-          <w:color w:val="444444"/>
-          <w:sz w:val="21"/>
-        </w:rPr>
-        <w:t>/</w:t>
-      </w:r>
-      <w:r>
-        <w:rPr>
-          <w:rFonts w:ascii="Consolas" w:hAnsi="Consolas" w:eastAsia="等线"/>
-          <w:b w:val="0"/>
-          <w:i w:val="0"/>
-          <w:color w:val="444444"/>
-          <w:sz w:val="19"/>
-        </w:rPr>
-        <w:t>rewrite IH</w:t>
-      </w:r>
-      <w:r>
-        <w:rPr>
-          <w:rFonts w:ascii="Times New Roman" w:hAnsi="Times New Roman" w:eastAsia="宋体"/>
-          <w:b w:val="0"/>
-          <w:i/>
-          <w:color w:val="444444"/>
-          <w:sz w:val="21"/>
-        </w:rPr>
-        <w:t xml:space="preserve"> 等 </w:t>
-      </w:r>
-      <w:r>
-        <w:rPr>
-          <w:rFonts w:ascii="Consolas" w:hAnsi="Consolas" w:eastAsia="等线"/>
-          <w:b w:val="0"/>
-          <w:i w:val="0"/>
-          <w:color w:val="444444"/>
-          <w:sz w:val="19"/>
-        </w:rPr>
-        <w:t>P→eq</w:t>
-      </w:r>
-      <w:r>
-        <w:rPr>
-          <w:rFonts w:ascii="Times New Roman" w:hAnsi="Times New Roman" w:eastAsia="宋体"/>
-          <w:b w:val="0"/>
-          <w:i/>
-          <w:color w:val="444444"/>
-          <w:sz w:val="21"/>
-        </w:rPr>
-        <w:t xml:space="preserve"> 引理的 rewrite 一律显式 assert 前提，消除 mathcomp 2.5/2.6 子目标顺序差异——ca_rip_cr 3 处 + probe_grid_ortho/pro 4 处 + probe_parseval 2 处）；</w:t>
+        <w:t>（本地 ssreflect.* / CI opam≥2.6 boot.*，E081/E082；合并版 CI 编译时 sed 转 boot 前缀）；</w:t>
       </w:r>
       <w:r>
         <w:rPr>
@@ -1509,7 +1429,7 @@
           <w:color w:val="444444"/>
           <w:sz w:val="21"/>
         </w:rPr>
-        <w:t>CI 缓存机制</w:t>
+        <w:t>带前提引理 rewrite 显式化</w:t>
       </w:r>
       <w:r>
         <w:rPr>
@@ -1519,7 +1439,87 @@
           <w:color w:val="444444"/>
           <w:sz w:val="21"/>
         </w:rPr>
-        <w:t>（lib/merged .vo 经 actions/cache 按源 hash 缓存，推送秒级复验）；</w:t>
+        <w:t>（E114 追加：</w:t>
+      </w:r>
+      <w:r>
+        <w:rPr>
+          <w:rFonts w:ascii="Consolas" w:hAnsi="Consolas" w:eastAsia="等线"/>
+          <w:b w:val="0"/>
+          <w:i w:val="0"/>
+          <w:color w:val="444444"/>
+          <w:sz w:val="19"/>
+        </w:rPr>
+        <w:t>CRsum_eq</w:t>
+      </w:r>
+      <w:r>
+        <w:rPr>
+          <w:rFonts w:ascii="Times New Roman" w:hAnsi="Times New Roman" w:eastAsia="宋体"/>
+          <w:b w:val="0"/>
+          <w:i/>
+          <w:color w:val="444444"/>
+          <w:sz w:val="21"/>
+        </w:rPr>
+        <w:t>/</w:t>
+      </w:r>
+      <w:r>
+        <w:rPr>
+          <w:rFonts w:ascii="Consolas" w:hAnsi="Consolas" w:eastAsia="等线"/>
+          <w:b w:val="0"/>
+          <w:i w:val="0"/>
+          <w:color w:val="444444"/>
+          <w:sz w:val="19"/>
+        </w:rPr>
+        <w:t>Csum_ext</w:t>
+      </w:r>
+      <w:r>
+        <w:rPr>
+          <w:rFonts w:ascii="Times New Roman" w:hAnsi="Times New Roman" w:eastAsia="宋体"/>
+          <w:b w:val="0"/>
+          <w:i/>
+          <w:color w:val="444444"/>
+          <w:sz w:val="21"/>
+        </w:rPr>
+        <w:t>/</w:t>
+      </w:r>
+      <w:r>
+        <w:rPr>
+          <w:rFonts w:ascii="Consolas" w:hAnsi="Consolas" w:eastAsia="等线"/>
+          <w:b w:val="0"/>
+          <w:i w:val="0"/>
+          <w:color w:val="444444"/>
+          <w:sz w:val="19"/>
+        </w:rPr>
+        <w:t>rewrite IH</w:t>
+      </w:r>
+      <w:r>
+        <w:rPr>
+          <w:rFonts w:ascii="Times New Roman" w:hAnsi="Times New Roman" w:eastAsia="宋体"/>
+          <w:b w:val="0"/>
+          <w:i/>
+          <w:color w:val="444444"/>
+          <w:sz w:val="21"/>
+        </w:rPr>
+        <w:t xml:space="preserve"> 等 </w:t>
+      </w:r>
+      <w:r>
+        <w:rPr>
+          <w:rFonts w:ascii="Consolas" w:hAnsi="Consolas" w:eastAsia="等线"/>
+          <w:b w:val="0"/>
+          <w:i w:val="0"/>
+          <w:color w:val="444444"/>
+          <w:sz w:val="19"/>
+        </w:rPr>
+        <w:t>P→eq</w:t>
+      </w:r>
+      <w:r>
+        <w:rPr>
+          <w:rFonts w:ascii="Times New Roman" w:hAnsi="Times New Roman" w:eastAsia="宋体"/>
+          <w:b w:val="0"/>
+          <w:i/>
+          <w:color w:val="444444"/>
+          <w:sz w:val="21"/>
+        </w:rPr>
+        <w:t xml:space="preserve"> 引理的 rewrite 一律显式 assert 前提，消除 mathcomp 2.5/2.6 子目标顺序差异——ca_rip_cr 3 处 + probe_grid_ortho/pro 4 处 + probe_parseval 2 处）；</w:t>
       </w:r>
       <w:r>
         <w:rPr>
@@ -1529,7 +1529,7 @@
           <w:color w:val="444444"/>
           <w:sz w:val="21"/>
         </w:rPr>
-        <w:t>30模块 归档 + 仓库已同步</w:t>
+        <w:t>CI 缓存机制</w:t>
       </w:r>
       <w:r>
         <w:rPr>
@@ -1539,22 +1539,7 @@
           <w:color w:val="444444"/>
           <w:sz w:val="21"/>
         </w:rPr>
-        <w:t>（SHA-256 一致）。</w:t>
-      </w:r>
-    </w:p>
-    <w:p>
-      <w:pPr>
-        <w:ind w:left="432"/>
-      </w:pPr>
-      <w:r>
-        <w:rPr>
-          <w:rFonts w:ascii="Times New Roman" w:hAnsi="Times New Roman" w:eastAsia="宋体"/>
-          <w:b w:val="0"/>
-          <w:i/>
-          <w:color w:val="444444"/>
-          <w:sz w:val="21"/>
-        </w:rPr>
-        <w:t>修订摘要（v2.9→v2.10，2026-08-26，评审口径对齐）：</w:t>
+        <w:t>（lib/merged .vo 经 actions/cache 按源 hash 缓存，推送秒级复验）；</w:t>
       </w:r>
       <w:r>
         <w:rPr>
@@ -1564,7 +1549,7 @@
           <w:color w:val="444444"/>
           <w:sz w:val="21"/>
         </w:rPr>
-        <w:t>模块计数统一为实测 57 顶层 Module</w:t>
+        <w:t>30模块 归档 + 仓库已同步</w:t>
       </w:r>
       <w:r>
         <w:rPr>
@@ -1574,18 +1559,13 @@
           <w:color w:val="444444"/>
           <w:sz w:val="21"/>
         </w:rPr>
-        <w:t xml:space="preserve">（55 分区 + </w:t>
-      </w:r>
-      <w:r>
-        <w:rPr>
-          <w:rFonts w:ascii="Consolas" w:hAnsi="Consolas" w:eastAsia="等线"/>
-          <w:b w:val="0"/>
-          <w:i w:val="0"/>
-          <w:color w:val="444444"/>
-          <w:sz w:val="19"/>
-        </w:rPr>
-        <w:t>ca_independence</w:t>
-      </w:r>
+        <w:t>（SHA-256 一致）。</w:t>
+      </w:r>
+    </w:p>
+    <w:p>
+      <w:pPr>
+        <w:ind w:left="432"/>
+      </w:pPr>
       <w:r>
         <w:rPr>
           <w:rFonts w:ascii="Times New Roman" w:hAnsi="Times New Roman" w:eastAsia="宋体"/>
@@ -1594,47 +1574,7 @@
           <w:color w:val="444444"/>
           <w:sz w:val="21"/>
         </w:rPr>
-        <w:t xml:space="preserve"> 内 </w:t>
-      </w:r>
-      <w:r>
-        <w:rPr>
-          <w:rFonts w:ascii="Consolas" w:hAnsi="Consolas" w:eastAsia="等线"/>
-          <w:b w:val="0"/>
-          <w:i w:val="0"/>
-          <w:color w:val="444444"/>
-          <w:sz w:val="19"/>
-        </w:rPr>
-        <w:t>independent</w:t>
-      </w:r>
-      <w:r>
-        <w:rPr>
-          <w:rFonts w:ascii="Times New Roman" w:hAnsi="Times New Roman" w:eastAsia="宋体"/>
-          <w:b w:val="0"/>
-          <w:i/>
-          <w:color w:val="444444"/>
-          <w:sz w:val="21"/>
-        </w:rPr>
-        <w:t>/</w:t>
-      </w:r>
-      <w:r>
-        <w:rPr>
-          <w:rFonts w:ascii="Consolas" w:hAnsi="Consolas" w:eastAsia="等线"/>
-          <w:b w:val="0"/>
-          <w:i w:val="0"/>
-          <w:color w:val="444444"/>
-          <w:sz w:val="19"/>
-        </w:rPr>
-        <w:t>independent′</w:t>
-      </w:r>
-      <w:r>
-        <w:rPr>
-          <w:rFonts w:ascii="Times New Roman" w:hAnsi="Times New Roman" w:eastAsia="宋体"/>
-          <w:b w:val="0"/>
-          <w:i/>
-          <w:color w:val="444444"/>
-          <w:sz w:val="21"/>
-        </w:rPr>
-        <w:t xml:space="preserve"> 2 附加，审稿实测；此前 55 为分区数）；</w:t>
+        <w:t>修订摘要（v2.9→v2.10，2026-08-26，评审口径对齐）：</w:t>
       </w:r>
       <w:r>
         <w:rPr>
@@ -1644,7 +1584,7 @@
           <w:color w:val="444444"/>
           <w:sz w:val="21"/>
         </w:rPr>
-        <w:t>声明计数注明口径</w:t>
+        <w:t>模块计数统一为实测 57 顶层 Module</w:t>
       </w:r>
       <w:r>
         <w:rPr>
@@ -1654,7 +1594,67 @@
           <w:color w:val="444444"/>
           <w:sz w:val="21"/>
         </w:rPr>
-        <w:t>（269 = Lemma+Theorem 口径，区别于 316 顶层声明 / 272 Qed，三者一致）；</w:t>
+        <w:t xml:space="preserve">（55 分区 + </w:t>
+      </w:r>
+      <w:r>
+        <w:rPr>
+          <w:rFonts w:ascii="Consolas" w:hAnsi="Consolas" w:eastAsia="等线"/>
+          <w:b w:val="0"/>
+          <w:i w:val="0"/>
+          <w:color w:val="444444"/>
+          <w:sz w:val="19"/>
+        </w:rPr>
+        <w:t>ca_independence</w:t>
+      </w:r>
+      <w:r>
+        <w:rPr>
+          <w:rFonts w:ascii="Times New Roman" w:hAnsi="Times New Roman" w:eastAsia="宋体"/>
+          <w:b w:val="0"/>
+          <w:i/>
+          <w:color w:val="444444"/>
+          <w:sz w:val="21"/>
+        </w:rPr>
+        <w:t xml:space="preserve"> 内 </w:t>
+      </w:r>
+      <w:r>
+        <w:rPr>
+          <w:rFonts w:ascii="Consolas" w:hAnsi="Consolas" w:eastAsia="等线"/>
+          <w:b w:val="0"/>
+          <w:i w:val="0"/>
+          <w:color w:val="444444"/>
+          <w:sz w:val="19"/>
+        </w:rPr>
+        <w:t>independent</w:t>
+      </w:r>
+      <w:r>
+        <w:rPr>
+          <w:rFonts w:ascii="Times New Roman" w:hAnsi="Times New Roman" w:eastAsia="宋体"/>
+          <w:b w:val="0"/>
+          <w:i/>
+          <w:color w:val="444444"/>
+          <w:sz w:val="21"/>
+        </w:rPr>
+        <w:t>/</w:t>
+      </w:r>
+      <w:r>
+        <w:rPr>
+          <w:rFonts w:ascii="Consolas" w:hAnsi="Consolas" w:eastAsia="等线"/>
+          <w:b w:val="0"/>
+          <w:i w:val="0"/>
+          <w:color w:val="444444"/>
+          <w:sz w:val="19"/>
+        </w:rPr>
+        <w:t>independent′</w:t>
+      </w:r>
+      <w:r>
+        <w:rPr>
+          <w:rFonts w:ascii="Times New Roman" w:hAnsi="Times New Roman" w:eastAsia="宋体"/>
+          <w:b w:val="0"/>
+          <w:i/>
+          <w:color w:val="444444"/>
+          <w:sz w:val="21"/>
+        </w:rPr>
+        <w:t xml:space="preserve"> 2 附加，审稿实测；此前 55 为分区数）；</w:t>
       </w:r>
       <w:r>
         <w:rPr>
@@ -1664,7 +1664,7 @@
           <w:color w:val="444444"/>
           <w:sz w:val="21"/>
         </w:rPr>
-        <w:t>"165 项全零 classic"注明 post-M1.5 复核成立</w:t>
+        <w:t>声明计数注明口径</w:t>
       </w:r>
       <w:r>
         <w:rPr>
@@ -1674,147 +1674,7 @@
           <w:color w:val="444444"/>
           <w:sz w:val="21"/>
         </w:rPr>
-        <w:t>（</w:t>
-      </w:r>
-      <w:r>
-        <w:rPr>
-          <w:rFonts w:ascii="Consolas" w:hAnsi="Consolas" w:eastAsia="等线"/>
-          <w:b w:val="0"/>
-          <w:i w:val="0"/>
-          <w:color w:val="444444"/>
-          <w:sz w:val="19"/>
-        </w:rPr>
-        <w:t>PSA_audit.v</w:t>
-      </w:r>
-      <w:r>
-        <w:rPr>
-          <w:rFonts w:ascii="Times New Roman" w:hAnsi="Times New Roman" w:eastAsia="宋体"/>
-          <w:b w:val="0"/>
-          <w:i/>
-          <w:color w:val="444444"/>
-          <w:sz w:val="21"/>
-        </w:rPr>
-        <w:t xml:space="preserve"> L108–121 勘误为 pre-M1.5 过时记录；</w:t>
-      </w:r>
-      <w:r>
-        <w:rPr>
-          <w:rFonts w:ascii="Consolas" w:hAnsi="Consolas" w:eastAsia="等线"/>
-          <w:b w:val="0"/>
-          <w:i w:val="0"/>
-          <w:color w:val="444444"/>
-          <w:sz w:val="19"/>
-        </w:rPr>
-        <w:t>ExpSeries.exp_mono_le_noclassic</w:t>
-      </w:r>
-      <w:r>
-        <w:rPr>
-          <w:rFonts w:ascii="Times New Roman" w:hAnsi="Times New Roman" w:eastAsia="宋体"/>
-          <w:b w:val="0"/>
-          <w:i/>
-          <w:color w:val="444444"/>
-          <w:sz w:val="21"/>
-        </w:rPr>
-        <w:t xml:space="preserve"> 已并入合并版 L63579/L63672/L63719，4 个注意力定理位于其后，</w:t>
-      </w:r>
-      <w:r>
-        <w:rPr>
-          <w:rFonts w:ascii="Consolas" w:hAnsi="Consolas" w:eastAsia="等线"/>
-          <w:b w:val="0"/>
-          <w:i w:val="0"/>
-          <w:color w:val="444444"/>
-          <w:sz w:val="19"/>
-        </w:rPr>
-        <w:t>exp_increasing</w:t>
-      </w:r>
-      <w:r>
-        <w:rPr>
-          <w:rFonts w:ascii="Times New Roman" w:hAnsi="Times New Roman" w:eastAsia="宋体"/>
-          <w:b w:val="0"/>
-          <w:i/>
-          <w:color w:val="444444"/>
-          <w:sz w:val="21"/>
-        </w:rPr>
-        <w:t xml:space="preserve"> 仅存于 ca_* 基础设施非审计目标；</w:t>
-      </w:r>
-      <w:r>
-        <w:rPr>
-          <w:rFonts w:ascii="Consolas" w:hAnsi="Consolas" w:eastAsia="等线"/>
-          <w:b w:val="0"/>
-          <w:i w:val="0"/>
-          <w:color w:val="444444"/>
-          <w:sz w:val="19"/>
-        </w:rPr>
-        <w:t>sig_forall_dec</w:t>
-      </w:r>
-      <w:r>
-        <w:rPr>
-          <w:rFonts w:ascii="Times New Roman" w:hAnsi="Times New Roman" w:eastAsia="宋体"/>
-          <w:b w:val="0"/>
-          <w:i/>
-          <w:color w:val="444444"/>
-          <w:sz w:val="21"/>
-        </w:rPr>
-        <w:t>/</w:t>
-      </w:r>
-      <w:r>
-        <w:rPr>
-          <w:rFonts w:ascii="Consolas" w:hAnsi="Consolas" w:eastAsia="等线"/>
-          <w:b w:val="0"/>
-          <w:i w:val="0"/>
-          <w:color w:val="444444"/>
-          <w:sz w:val="19"/>
-        </w:rPr>
-        <w:t>sig_not_dec</w:t>
-      </w:r>
-      <w:r>
-        <w:rPr>
-          <w:rFonts w:ascii="Times New Roman" w:hAnsi="Times New Roman" w:eastAsia="宋体"/>
-          <w:b w:val="0"/>
-          <w:i/>
-          <w:color w:val="444444"/>
-          <w:sz w:val="21"/>
-        </w:rPr>
-        <w:t>/</w:t>
-      </w:r>
-      <w:r>
-        <w:rPr>
-          <w:rFonts w:ascii="Consolas" w:hAnsi="Consolas" w:eastAsia="等线"/>
-          <w:b w:val="0"/>
-          <w:i w:val="0"/>
-          <w:color w:val="444444"/>
-          <w:sz w:val="19"/>
-        </w:rPr>
-        <w:t>fext</w:t>
-      </w:r>
-      <w:r>
-        <w:rPr>
-          <w:rFonts w:ascii="Times New Roman" w:hAnsi="Times New Roman" w:eastAsia="宋体"/>
-          <w:b w:val="0"/>
-          <w:i/>
-          <w:color w:val="444444"/>
-          <w:sz w:val="21"/>
-        </w:rPr>
-        <w:t xml:space="preserve"> 显式声明为可接受 Reals 基底、非 </w:t>
-      </w:r>
-      <w:r>
-        <w:rPr>
-          <w:rFonts w:ascii="Consolas" w:hAnsi="Consolas" w:eastAsia="等线"/>
-          <w:b w:val="0"/>
-          <w:i w:val="0"/>
-          <w:color w:val="444444"/>
-          <w:sz w:val="19"/>
-        </w:rPr>
-        <w:t>Classical_Prop.classic</w:t>
-      </w:r>
-      <w:r>
-        <w:rPr>
-          <w:rFonts w:ascii="Times New Roman" w:hAnsi="Times New Roman" w:eastAsia="宋体"/>
-          <w:b w:val="0"/>
-          <w:i/>
-          <w:color w:val="444444"/>
-          <w:sz w:val="21"/>
-        </w:rPr>
-        <w:t xml:space="preserve"> 公理）；</w:t>
+        <w:t>（269 = Lemma+Theorem 口径，区别于 316 顶层声明 / 272 Qed，三者一致）；</w:t>
       </w:r>
       <w:r>
         <w:rPr>
@@ -1824,7 +1684,7 @@
           <w:color w:val="444444"/>
           <w:sz w:val="21"/>
         </w:rPr>
-        <w:t>附录 A 补 `probe_nearcoll.v`</w:t>
+        <w:t>"165 项全零 classic"注明 post-M1.5 复核成立</w:t>
       </w:r>
       <w:r>
         <w:rPr>
@@ -1834,7 +1694,7 @@
           <w:color w:val="444444"/>
           <w:sz w:val="21"/>
         </w:rPr>
-        <w:t xml:space="preserve">（承载 </w:t>
+        <w:t>（</w:t>
       </w:r>
       <w:r>
         <w:rPr>
@@ -1844,7 +1704,7 @@
           <w:color w:val="444444"/>
           <w:sz w:val="19"/>
         </w:rPr>
-        <w:t>golden_near_collision_gold</w:t>
+        <w:t>PSA_audit.v</w:t>
       </w:r>
       <w:r>
         <w:rPr>
@@ -1854,7 +1714,127 @@
           <w:color w:val="444444"/>
           <w:sz w:val="21"/>
         </w:rPr>
-        <w:t>）；</w:t>
+        <w:t xml:space="preserve"> L108–121 勘误为 pre-M1.5 过时记录；</w:t>
+      </w:r>
+      <w:r>
+        <w:rPr>
+          <w:rFonts w:ascii="Consolas" w:hAnsi="Consolas" w:eastAsia="等线"/>
+          <w:b w:val="0"/>
+          <w:i w:val="0"/>
+          <w:color w:val="444444"/>
+          <w:sz w:val="19"/>
+        </w:rPr>
+        <w:t>ExpSeries.exp_mono_le_noclassic</w:t>
+      </w:r>
+      <w:r>
+        <w:rPr>
+          <w:rFonts w:ascii="Times New Roman" w:hAnsi="Times New Roman" w:eastAsia="宋体"/>
+          <w:b w:val="0"/>
+          <w:i/>
+          <w:color w:val="444444"/>
+          <w:sz w:val="21"/>
+        </w:rPr>
+        <w:t xml:space="preserve"> 已并入合并版 L63579/L63672/L63719，4 个注意力定理位于其后，</w:t>
+      </w:r>
+      <w:r>
+        <w:rPr>
+          <w:rFonts w:ascii="Consolas" w:hAnsi="Consolas" w:eastAsia="等线"/>
+          <w:b w:val="0"/>
+          <w:i w:val="0"/>
+          <w:color w:val="444444"/>
+          <w:sz w:val="19"/>
+        </w:rPr>
+        <w:t>exp_increasing</w:t>
+      </w:r>
+      <w:r>
+        <w:rPr>
+          <w:rFonts w:ascii="Times New Roman" w:hAnsi="Times New Roman" w:eastAsia="宋体"/>
+          <w:b w:val="0"/>
+          <w:i/>
+          <w:color w:val="444444"/>
+          <w:sz w:val="21"/>
+        </w:rPr>
+        <w:t xml:space="preserve"> 仅存于 ca_* 基础设施非审计目标；</w:t>
+      </w:r>
+      <w:r>
+        <w:rPr>
+          <w:rFonts w:ascii="Consolas" w:hAnsi="Consolas" w:eastAsia="等线"/>
+          <w:b w:val="0"/>
+          <w:i w:val="0"/>
+          <w:color w:val="444444"/>
+          <w:sz w:val="19"/>
+        </w:rPr>
+        <w:t>sig_forall_dec</w:t>
+      </w:r>
+      <w:r>
+        <w:rPr>
+          <w:rFonts w:ascii="Times New Roman" w:hAnsi="Times New Roman" w:eastAsia="宋体"/>
+          <w:b w:val="0"/>
+          <w:i/>
+          <w:color w:val="444444"/>
+          <w:sz w:val="21"/>
+        </w:rPr>
+        <w:t>/</w:t>
+      </w:r>
+      <w:r>
+        <w:rPr>
+          <w:rFonts w:ascii="Consolas" w:hAnsi="Consolas" w:eastAsia="等线"/>
+          <w:b w:val="0"/>
+          <w:i w:val="0"/>
+          <w:color w:val="444444"/>
+          <w:sz w:val="19"/>
+        </w:rPr>
+        <w:t>sig_not_dec</w:t>
+      </w:r>
+      <w:r>
+        <w:rPr>
+          <w:rFonts w:ascii="Times New Roman" w:hAnsi="Times New Roman" w:eastAsia="宋体"/>
+          <w:b w:val="0"/>
+          <w:i/>
+          <w:color w:val="444444"/>
+          <w:sz w:val="21"/>
+        </w:rPr>
+        <w:t>/</w:t>
+      </w:r>
+      <w:r>
+        <w:rPr>
+          <w:rFonts w:ascii="Consolas" w:hAnsi="Consolas" w:eastAsia="等线"/>
+          <w:b w:val="0"/>
+          <w:i w:val="0"/>
+          <w:color w:val="444444"/>
+          <w:sz w:val="19"/>
+        </w:rPr>
+        <w:t>fext</w:t>
+      </w:r>
+      <w:r>
+        <w:rPr>
+          <w:rFonts w:ascii="Times New Roman" w:hAnsi="Times New Roman" w:eastAsia="宋体"/>
+          <w:b w:val="0"/>
+          <w:i/>
+          <w:color w:val="444444"/>
+          <w:sz w:val="21"/>
+        </w:rPr>
+        <w:t xml:space="preserve"> 显式声明为可接受 Reals 基底、非 </w:t>
+      </w:r>
+      <w:r>
+        <w:rPr>
+          <w:rFonts w:ascii="Consolas" w:hAnsi="Consolas" w:eastAsia="等线"/>
+          <w:b w:val="0"/>
+          <w:i w:val="0"/>
+          <w:color w:val="444444"/>
+          <w:sz w:val="19"/>
+        </w:rPr>
+        <w:t>Classical_Prop.classic</w:t>
+      </w:r>
+      <w:r>
+        <w:rPr>
+          <w:rFonts w:ascii="Times New Roman" w:hAnsi="Times New Roman" w:eastAsia="宋体"/>
+          <w:b w:val="0"/>
+          <w:i/>
+          <w:color w:val="444444"/>
+          <w:sz w:val="21"/>
+        </w:rPr>
+        <w:t xml:space="preserve"> 公理）；</w:t>
       </w:r>
       <w:r>
         <w:rPr>
@@ -1864,7 +1844,7 @@
           <w:color w:val="444444"/>
           <w:sz w:val="21"/>
         </w:rPr>
-        <w:t>构造性轨道贡献在贡献清单中突出</w:t>
+        <w:t>附录 A 补 `probe_nearcoll.v`</w:t>
       </w:r>
       <w:r>
         <w:rPr>
@@ -1874,13 +1854,18 @@
           <w:color w:val="444444"/>
           <w:sz w:val="21"/>
         </w:rPr>
-        <w:t>（纯 ConstructiveReals、零经典公理，方法论对照）。</w:t>
-      </w:r>
-    </w:p>
-    <w:p>
-      <w:pPr>
-        <w:ind w:left="432"/>
-      </w:pPr>
+        <w:t xml:space="preserve">（承载 </w:t>
+      </w:r>
+      <w:r>
+        <w:rPr>
+          <w:rFonts w:ascii="Consolas" w:hAnsi="Consolas" w:eastAsia="等线"/>
+          <w:b w:val="0"/>
+          <w:i w:val="0"/>
+          <w:color w:val="444444"/>
+          <w:sz w:val="19"/>
+        </w:rPr>
+        <w:t>golden_near_collision_gold</w:t>
+      </w:r>
       <w:r>
         <w:rPr>
           <w:rFonts w:ascii="Times New Roman" w:hAnsi="Times New Roman" w:eastAsia="宋体"/>
@@ -1889,7 +1874,7 @@
           <w:color w:val="444444"/>
           <w:sz w:val="21"/>
         </w:rPr>
-        <w:t>修订摘要（v2.8→v2.9，2026-08-26）：</w:t>
+        <w:t>）；</w:t>
       </w:r>
       <w:r>
         <w:rPr>
@@ -1899,7 +1884,7 @@
           <w:color w:val="444444"/>
           <w:sz w:val="21"/>
         </w:rPr>
-        <w:t>M4 可判定性溢价主定理构造化收官</w:t>
+        <w:t>构造性轨道贡献在贡献清单中突出</w:t>
       </w:r>
       <w:r>
         <w:rPr>
@@ -1909,18 +1894,13 @@
           <w:color w:val="444444"/>
           <w:sz w:val="21"/>
         </w:rPr>
-        <w:t>（</w:t>
-      </w:r>
-      <w:r>
-        <w:rPr>
-          <w:rFonts w:ascii="Consolas" w:hAnsi="Consolas" w:eastAsia="等线"/>
-          <w:b w:val="0"/>
-          <w:i w:val="0"/>
-          <w:color w:val="444444"/>
-          <w:sz w:val="19"/>
-        </w:rPr>
-        <w:t>probe_decidability_premium_cr.v</w:t>
-      </w:r>
+        <w:t>（纯 ConstructiveReals、零经典公理，方法论对照）。</w:t>
+      </w:r>
+    </w:p>
+    <w:p>
+      <w:pPr>
+        <w:ind w:left="432"/>
+      </w:pPr>
       <w:r>
         <w:rPr>
           <w:rFonts w:ascii="Times New Roman" w:hAnsi="Times New Roman" w:eastAsia="宋体"/>
@@ -1929,47 +1909,7 @@
           <w:color w:val="444444"/>
           <w:sz w:val="21"/>
         </w:rPr>
-        <w:t xml:space="preserve"> 并入合并版 25 模块 55/55：Gram 相干行和 ≤ 63/80 + 反射界 21/16 + 溢价 5/3，</w:t>
-      </w:r>
-      <w:r>
-        <w:rPr>
-          <w:rFonts w:ascii="Consolas" w:hAnsi="Consolas" w:eastAsia="等线"/>
-          <w:b w:val="0"/>
-          <w:i w:val="0"/>
-          <w:color w:val="444444"/>
-          <w:sz w:val="19"/>
-        </w:rPr>
-        <w:t>m4_decidability_premium : {w &amp; CRle w (63/80)}</w:t>
-      </w:r>
-      <w:r>
-        <w:rPr>
-          <w:rFonts w:ascii="Times New Roman" w:hAnsi="Times New Roman" w:eastAsia="宋体"/>
-          <w:b w:val="0"/>
-          <w:i/>
-          <w:color w:val="444444"/>
-          <w:sz w:val="21"/>
-        </w:rPr>
-        <w:t xml:space="preserve"> Set 层 sigT 定理，核心 </w:t>
-      </w:r>
-      <w:r>
-        <w:rPr>
-          <w:rFonts w:ascii="Consolas" w:hAnsi="Consolas" w:eastAsia="等线"/>
-          <w:b w:val="0"/>
-          <w:i w:val="0"/>
-          <w:color w:val="444444"/>
-          <w:sz w:val="19"/>
-        </w:rPr>
-        <w:t>m4_CRinv_le_contravar</w:t>
-      </w:r>
-      <w:r>
-        <w:rPr>
-          <w:rFonts w:ascii="Times New Roman" w:hAnsi="Times New Roman" w:eastAsia="宋体"/>
-          <w:b w:val="0"/>
-          <w:i/>
-          <w:color w:val="444444"/>
-          <w:sz w:val="21"/>
-        </w:rPr>
-        <w:t xml:space="preserve"> 纯构造反变单调，Print Assumptions 全 Closed）；</w:t>
+        <w:t>修订摘要（v2.8→v2.9，2026-08-26）：</w:t>
       </w:r>
       <w:r>
         <w:rPr>
@@ -1979,7 +1919,7 @@
           <w:color w:val="444444"/>
           <w:sz w:val="21"/>
         </w:rPr>
-        <w:t>合并版 24 修复 G_MORE 遗漏</w:t>
+        <w:t>M4 可判定性溢价主定理构造化收官</w:t>
       </w:r>
       <w:r>
         <w:rPr>
@@ -1999,7 +1939,7 @@
           <w:color w:val="444444"/>
           <w:sz w:val="19"/>
         </w:rPr>
-        <w:t>_merge_ca.py</w:t>
+        <w:t>probe_decidability_premium_cr.v</w:t>
       </w:r>
       <w:r>
         <w:rPr>
@@ -2009,13 +1949,18 @@
           <w:color w:val="444444"/>
           <w:sz w:val="21"/>
         </w:rPr>
-        <w:t xml:space="preserve"> p24 补 G_MORE，恢复 49 模块归档口径）；合并版 25 = 57 顶层 Module（55 分区，原 53 分区 + s7_s9_mono + decidability_premium_cr）；全量编译 41 独立模块 + 23/24/25 合并版 EXIT=0；30模块 归档 SHA-256 同步。</w:t>
-      </w:r>
-    </w:p>
-    <w:p>
-      <w:pPr>
-        <w:ind w:left="432"/>
-      </w:pPr>
+        <w:t xml:space="preserve"> 并入合并版 25 模块 55/55：Gram 相干行和 ≤ 63/80 + 反射界 21/16 + 溢价 5/3，</w:t>
+      </w:r>
+      <w:r>
+        <w:rPr>
+          <w:rFonts w:ascii="Consolas" w:hAnsi="Consolas" w:eastAsia="等线"/>
+          <w:b w:val="0"/>
+          <w:i w:val="0"/>
+          <w:color w:val="444444"/>
+          <w:sz w:val="19"/>
+        </w:rPr>
+        <w:t>m4_decidability_premium : {w &amp; CRle w (63/80)}</w:t>
+      </w:r>
       <w:r>
         <w:rPr>
           <w:rFonts w:ascii="Times New Roman" w:hAnsi="Times New Roman" w:eastAsia="宋体"/>
@@ -2024,7 +1969,27 @@
           <w:color w:val="444444"/>
           <w:sz w:val="21"/>
         </w:rPr>
-        <w:t>修订摘要（v2.7→v2.8）：§5.6.6 压缩感知族新增</w:t>
+        <w:t xml:space="preserve"> Set 层 sigT 定理，核心 </w:t>
+      </w:r>
+      <w:r>
+        <w:rPr>
+          <w:rFonts w:ascii="Consolas" w:hAnsi="Consolas" w:eastAsia="等线"/>
+          <w:b w:val="0"/>
+          <w:i w:val="0"/>
+          <w:color w:val="444444"/>
+          <w:sz w:val="19"/>
+        </w:rPr>
+        <w:t>m4_CRinv_le_contravar</w:t>
+      </w:r>
+      <w:r>
+        <w:rPr>
+          <w:rFonts w:ascii="Times New Roman" w:hAnsi="Times New Roman" w:eastAsia="宋体"/>
+          <w:b w:val="0"/>
+          <w:i/>
+          <w:color w:val="444444"/>
+          <w:sz w:val="21"/>
+        </w:rPr>
+        <w:t xml:space="preserve"> 纯构造反变单调，Print Assumptions 全 Closed）；</w:t>
       </w:r>
       <w:r>
         <w:rPr>
@@ -2034,7 +1999,7 @@
           <w:color w:val="444444"/>
           <w:sz w:val="21"/>
         </w:rPr>
-        <w:t>检查器充要刻画</w:t>
+        <w:t>合并版 24 修复 G_MORE 遗漏</w:t>
       </w:r>
       <w:r>
         <w:rPr>
@@ -2044,7 +2009,7 @@
           <w:color w:val="444444"/>
           <w:sz w:val="21"/>
         </w:rPr>
-        <w:t>（G-3，</w:t>
+        <w:t>（</w:t>
       </w:r>
       <w:r>
         <w:rPr>
@@ -2054,7 +2019,7 @@
           <w:color w:val="444444"/>
           <w:sz w:val="19"/>
         </w:rPr>
-        <w:t>g3_certifiable_iff</w:t>
+        <w:t>_merge_ca.py</w:t>
       </w:r>
       <w:r>
         <w:rPr>
@@ -2064,18 +2029,13 @@
           <w:color w:val="444444"/>
           <w:sz w:val="21"/>
         </w:rPr>
-        <w:t xml:space="preserve"> + </w:t>
-      </w:r>
-      <w:r>
-        <w:rPr>
-          <w:rFonts w:ascii="Consolas" w:hAnsi="Consolas" w:eastAsia="等线"/>
-          <w:b w:val="0"/>
-          <w:i w:val="0"/>
-          <w:color w:val="444444"/>
-          <w:sz w:val="19"/>
-        </w:rPr>
-        <w:t>g3_row_bound_mu</w:t>
-      </w:r>
+        <w:t xml:space="preserve"> p24 补 G_MORE，恢复 49 模块归档口径）；合并版 25 = 57 顶层 Module（55 分区，原 53 分区 + s7_s9_mono + decidability_premium_cr）；全量编译 41 独立模块 + 23/24/25 合并版 EXIT=0；30模块 归档 SHA-256 同步。</w:t>
+      </w:r>
+    </w:p>
+    <w:p>
+      <w:pPr>
+        <w:ind w:left="432"/>
+      </w:pPr>
       <w:r>
         <w:rPr>
           <w:rFonts w:ascii="Times New Roman" w:hAnsi="Times New Roman" w:eastAsia="宋体"/>
@@ -2084,7 +2044,7 @@
           <w:color w:val="444444"/>
           <w:sz w:val="21"/>
         </w:rPr>
-        <w:t>，probe_g3_criterion.v 5 Qed：反射检查器通过 ⟺ 每行精确相干行和 ≤ p/q，把"检查器通过 ⟹ 框架界"从单向充分升级为 iff）与</w:t>
+        <w:t>修订摘要（v2.7→v2.8）：§5.6.6 压缩感知族新增</w:t>
       </w:r>
       <w:r>
         <w:rPr>
@@ -2094,7 +2054,7 @@
           <w:color w:val="444444"/>
           <w:sz w:val="21"/>
         </w:rPr>
-        <w:t>可判定性溢价反例</w:t>
+        <w:t>检查器充要刻画</w:t>
       </w:r>
       <w:r>
         <w:rPr>
@@ -2104,7 +2064,7 @@
           <w:color w:val="444444"/>
           <w:sz w:val="21"/>
         </w:rPr>
-        <w:t>（G-5，</w:t>
+        <w:t>（G-3，</w:t>
       </w:r>
       <w:r>
         <w:rPr>
@@ -2114,7 +2074,7 @@
           <w:color w:val="444444"/>
           <w:sz w:val="19"/>
         </w:rPr>
-        <w:t>g5_premium</w:t>
+        <w:t>g3_certifiable_iff</w:t>
       </w:r>
       <w:r>
         <w:rPr>
@@ -2124,7 +2084,27 @@
           <w:color w:val="444444"/>
           <w:sz w:val="21"/>
         </w:rPr>
-        <w:t>，probe_g5_premium.v 35 Qed：存在具体阶梯 [3,7,15]——反射检查器拒（frame_check_instance=false）但精确 Gram 相干行和 ≤ 4/5（完整口径闭式 0.787043，与评估文档一致）——把 §5.2"假阴性 49.1%"叙事升级为具体机器检查反例，是 G-3 必要方向的直接见证）。G-3/G-5 未并入合并版（z 区探针待合并）。</w:t>
+        <w:t xml:space="preserve"> + </w:t>
+      </w:r>
+      <w:r>
+        <w:rPr>
+          <w:rFonts w:ascii="Consolas" w:hAnsi="Consolas" w:eastAsia="等线"/>
+          <w:b w:val="0"/>
+          <w:i w:val="0"/>
+          <w:color w:val="444444"/>
+          <w:sz w:val="19"/>
+        </w:rPr>
+        <w:t>g3_row_bound_mu</w:t>
+      </w:r>
+      <w:r>
+        <w:rPr>
+          <w:rFonts w:ascii="Times New Roman" w:hAnsi="Times New Roman" w:eastAsia="宋体"/>
+          <w:b w:val="0"/>
+          <w:i/>
+          <w:color w:val="444444"/>
+          <w:sz w:val="21"/>
+        </w:rPr>
+        <w:t>，probe_g3_criterion.v 5 Qed：反射检查器通过 ⟺ 每行精确相干行和 ≤ p/q，把"检查器通过 ⟹ 框架界"从单向充分升级为 iff）与</w:t>
       </w:r>
       <w:r>
         <w:rPr>
@@ -2134,7 +2114,7 @@
           <w:color w:val="444444"/>
           <w:sz w:val="21"/>
         </w:rPr>
-        <w:t>追加（v2.8 修订，2026-08-25）</w:t>
+        <w:t>可判定性溢价反例</w:t>
       </w:r>
       <w:r>
         <w:rPr>
@@ -2144,7 +2124,27 @@
           <w:color w:val="444444"/>
           <w:sz w:val="21"/>
         </w:rPr>
-        <w:t xml:space="preserve">：§5.6.6 压缩感知族新增 </w:t>
+        <w:t>（G-5，</w:t>
+      </w:r>
+      <w:r>
+        <w:rPr>
+          <w:rFonts w:ascii="Consolas" w:hAnsi="Consolas" w:eastAsia="等线"/>
+          <w:b w:val="0"/>
+          <w:i w:val="0"/>
+          <w:color w:val="444444"/>
+          <w:sz w:val="19"/>
+        </w:rPr>
+        <w:t>g5_premium</w:t>
+      </w:r>
+      <w:r>
+        <w:rPr>
+          <w:rFonts w:ascii="Times New Roman" w:hAnsi="Times New Roman" w:eastAsia="宋体"/>
+          <w:b w:val="0"/>
+          <w:i/>
+          <w:color w:val="444444"/>
+          <w:sz w:val="21"/>
+        </w:rPr>
+        <w:t>，probe_g5_premium.v 35 Qed：存在具体阶梯 [3,7,15]——反射检查器拒（frame_check_instance=false）但精确 Gram 相干行和 ≤ 4/5（完整口径闭式 0.787043，与评估文档一致）——把 §5.2"假阴性 49.1%"叙事升级为具体机器检查反例，是 G-3 必要方向的直接见证）。G-3/G-5 未并入合并版（z 区探针待合并）。</w:t>
       </w:r>
       <w:r>
         <w:rPr>
@@ -2154,7 +2154,7 @@
           <w:color w:val="444444"/>
           <w:sz w:val="21"/>
         </w:rPr>
-        <w:t>G-5 构造性三角资产</w:t>
+        <w:t>追加（v2.8 修订，2026-08-25）</w:t>
       </w:r>
       <w:r>
         <w:rPr>
@@ -2164,87 +2164,7 @@
           <w:color w:val="444444"/>
           <w:sz w:val="21"/>
         </w:rPr>
-        <w:t xml:space="preserve">（纯构造性轨道：M1 构造性 π </w:t>
-      </w:r>
-      <w:r>
-        <w:rPr>
-          <w:rFonts w:ascii="Consolas" w:hAnsi="Consolas" w:eastAsia="等线"/>
-          <w:b w:val="0"/>
-          <w:i w:val="0"/>
-          <w:color w:val="444444"/>
-          <w:sz w:val="19"/>
-        </w:rPr>
-        <w:t>probe_pi_cr_m1a</w:t>
-      </w:r>
-      <w:r>
-        <w:rPr>
-          <w:rFonts w:ascii="Times New Roman" w:hAnsi="Times New Roman" w:eastAsia="宋体"/>
-          <w:b w:val="0"/>
-          <w:i/>
-          <w:color w:val="444444"/>
-          <w:sz w:val="21"/>
-        </w:rPr>
-        <w:t xml:space="preserve"> 25 Qed + </w:t>
-      </w:r>
-      <w:r>
-        <w:rPr>
-          <w:rFonts w:ascii="Consolas" w:hAnsi="Consolas" w:eastAsia="等线"/>
-          <w:b w:val="0"/>
-          <w:i w:val="0"/>
-          <w:color w:val="444444"/>
-          <w:sz w:val="19"/>
-        </w:rPr>
-        <w:t>probe_pi_cr_m1b</w:t>
-      </w:r>
-      <w:r>
-        <w:rPr>
-          <w:rFonts w:ascii="Times New Roman" w:hAnsi="Times New Roman" w:eastAsia="宋体"/>
-          <w:b w:val="0"/>
-          <w:i/>
-          <w:color w:val="444444"/>
-          <w:sz w:val="21"/>
-        </w:rPr>
-        <w:t xml:space="preserve"> 43 Qed（Leibniz 级数 + CR_complete，3.141 ≤ π ≤ 3.142）、M2 构造性 sin </w:t>
-      </w:r>
-      <w:r>
-        <w:rPr>
-          <w:rFonts w:ascii="Consolas" w:hAnsi="Consolas" w:eastAsia="等线"/>
-          <w:b w:val="0"/>
-          <w:i w:val="0"/>
-          <w:color w:val="444444"/>
-          <w:sz w:val="19"/>
-        </w:rPr>
-        <w:t>probe_sin_cr_m2</w:t>
-      </w:r>
-      <w:r>
-        <w:rPr>
-          <w:rFonts w:ascii="Times New Roman" w:hAnsi="Times New Roman" w:eastAsia="宋体"/>
-          <w:b w:val="0"/>
-          <w:i/>
-          <w:color w:val="444444"/>
-          <w:sz w:val="21"/>
-        </w:rPr>
-        <w:t xml:space="preserve"> 39 Qed（交替幂级数）、M3 构造性 sqrt </w:t>
-      </w:r>
-      <w:r>
-        <w:rPr>
-          <w:rFonts w:ascii="Consolas" w:hAnsi="Consolas" w:eastAsia="等线"/>
-          <w:b w:val="0"/>
-          <w:i w:val="0"/>
-          <w:color w:val="444444"/>
-          <w:sz w:val="19"/>
-        </w:rPr>
-        <w:t>probe_sqrt_cr_m3</w:t>
-      </w:r>
-      <w:r>
-        <w:rPr>
-          <w:rFonts w:ascii="Times New Roman" w:hAnsi="Times New Roman" w:eastAsia="宋体"/>
-          <w:b w:val="0"/>
-          <w:i/>
-          <w:color w:val="444444"/>
-          <w:sz w:val="21"/>
-        </w:rPr>
-        <w:t xml:space="preserve"> 59 Qed（Q 层二分，√21 ≥ 458/100、√105 ≥ 10246/1000）——零经典、零 Admitted、零自定义公理，Print Assumptions 全 Closed，</w:t>
+        <w:t xml:space="preserve">：§5.6.6 压缩感知族新增 </w:t>
       </w:r>
       <w:r>
         <w:rPr>
@@ -2254,7 +2174,7 @@
           <w:color w:val="444444"/>
           <w:sz w:val="21"/>
         </w:rPr>
-        <w:t>已并入合并版 `ca_merged_full_25.v`（57 顶层 Module = 55 模块分区，MERGE_EXIT=0）</w:t>
+        <w:t>G-5 构造性三角资产</w:t>
       </w:r>
       <w:r>
         <w:rPr>
@@ -2264,7 +2184,87 @@
           <w:color w:val="444444"/>
           <w:sz w:val="21"/>
         </w:rPr>
-        <w:t>）。定位：G-5 可判定性溢价主定理构造化版本的三角基座；</w:t>
+        <w:t xml:space="preserve">（纯构造性轨道：M1 构造性 π </w:t>
+      </w:r>
+      <w:r>
+        <w:rPr>
+          <w:rFonts w:ascii="Consolas" w:hAnsi="Consolas" w:eastAsia="等线"/>
+          <w:b w:val="0"/>
+          <w:i w:val="0"/>
+          <w:color w:val="444444"/>
+          <w:sz w:val="19"/>
+        </w:rPr>
+        <w:t>probe_pi_cr_m1a</w:t>
+      </w:r>
+      <w:r>
+        <w:rPr>
+          <w:rFonts w:ascii="Times New Roman" w:hAnsi="Times New Roman" w:eastAsia="宋体"/>
+          <w:b w:val="0"/>
+          <w:i/>
+          <w:color w:val="444444"/>
+          <w:sz w:val="21"/>
+        </w:rPr>
+        <w:t xml:space="preserve"> 25 Qed + </w:t>
+      </w:r>
+      <w:r>
+        <w:rPr>
+          <w:rFonts w:ascii="Consolas" w:hAnsi="Consolas" w:eastAsia="等线"/>
+          <w:b w:val="0"/>
+          <w:i w:val="0"/>
+          <w:color w:val="444444"/>
+          <w:sz w:val="19"/>
+        </w:rPr>
+        <w:t>probe_pi_cr_m1b</w:t>
+      </w:r>
+      <w:r>
+        <w:rPr>
+          <w:rFonts w:ascii="Times New Roman" w:hAnsi="Times New Roman" w:eastAsia="宋体"/>
+          <w:b w:val="0"/>
+          <w:i/>
+          <w:color w:val="444444"/>
+          <w:sz w:val="21"/>
+        </w:rPr>
+        <w:t xml:space="preserve"> 43 Qed（Leibniz 级数 + CR_complete，3.141 ≤ π ≤ 3.142）、M2 构造性 sin </w:t>
+      </w:r>
+      <w:r>
+        <w:rPr>
+          <w:rFonts w:ascii="Consolas" w:hAnsi="Consolas" w:eastAsia="等线"/>
+          <w:b w:val="0"/>
+          <w:i w:val="0"/>
+          <w:color w:val="444444"/>
+          <w:sz w:val="19"/>
+        </w:rPr>
+        <w:t>probe_sin_cr_m2</w:t>
+      </w:r>
+      <w:r>
+        <w:rPr>
+          <w:rFonts w:ascii="Times New Roman" w:hAnsi="Times New Roman" w:eastAsia="宋体"/>
+          <w:b w:val="0"/>
+          <w:i/>
+          <w:color w:val="444444"/>
+          <w:sz w:val="21"/>
+        </w:rPr>
+        <w:t xml:space="preserve"> 39 Qed（交替幂级数）、M3 构造性 sqrt </w:t>
+      </w:r>
+      <w:r>
+        <w:rPr>
+          <w:rFonts w:ascii="Consolas" w:hAnsi="Consolas" w:eastAsia="等线"/>
+          <w:b w:val="0"/>
+          <w:i w:val="0"/>
+          <w:color w:val="444444"/>
+          <w:sz w:val="19"/>
+        </w:rPr>
+        <w:t>probe_sqrt_cr_m3</w:t>
+      </w:r>
+      <w:r>
+        <w:rPr>
+          <w:rFonts w:ascii="Times New Roman" w:hAnsi="Times New Roman" w:eastAsia="宋体"/>
+          <w:b w:val="0"/>
+          <w:i/>
+          <w:color w:val="444444"/>
+          <w:sz w:val="21"/>
+        </w:rPr>
+        <w:t xml:space="preserve"> 59 Qed（Q 层二分，√21 ≥ 458/100、√105 ≥ 10246/1000）——零经典、零 Admitted、零自定义公理，Print Assumptions 全 Closed，</w:t>
       </w:r>
       <w:r>
         <w:rPr>
@@ -2274,7 +2274,7 @@
           <w:color w:val="444444"/>
           <w:sz w:val="21"/>
         </w:rPr>
-        <w:t>M4 可判定性溢价主定理已构造化完成（2026-08-26：`probe_decidability_premium_cr.v` 并入合并版 25 模块 55/55，Gram 相干行和 ≤ 63/80 + 反射界 21/16 &gt; 4/5 + 溢价 5/3，核心 `m4_CRinv_le_contravar`（CRinv 反变单调纯构造），Set 层 sigT 最终定理 `m4_decidability_premium : {w &amp; CRle w (63/80)}`，Print Assumptions 全 Closed——相干缺口闭合的构造性收官）</w:t>
+        <w:t>已并入合并版 `ca_merged_full_25.v`（57 顶层 Module = 55 模块分区，MERGE_EXIT=0）</w:t>
       </w:r>
       <w:r>
         <w:rPr>
@@ -2284,7 +2284,7 @@
           <w:color w:val="444444"/>
           <w:sz w:val="21"/>
         </w:rPr>
-        <w:t>。</w:t>
+        <w:t>）。定位：G-5 可判定性溢价主定理构造化版本的三角基座；</w:t>
       </w:r>
       <w:r>
         <w:rPr>
@@ -2294,7 +2294,7 @@
           <w:color w:val="444444"/>
           <w:sz w:val="21"/>
         </w:rPr>
-        <w:t>代码-论文漂移标注（✅ 已修复 2026-08-25）</w:t>
+        <w:t>M4 可判定性溢价主定理已构造化完成（2026-08-26：`probe_decidability_premium_cr.v` 并入合并版 25 模块 55/55，Gram 相干行和 ≤ 63/80 + 反射界 21/16 &gt; 4/5 + 溢价 5/3，核心 `m4_CRinv_le_contravar`（CRinv 反变单调纯构造），Set 层 sigT 最终定理 `m4_decidability_premium : {w &amp; CRle w (63/80)}`，Print Assumptions 全 Closed——相干缺口闭合的构造性收官）</w:t>
       </w:r>
       <w:r>
         <w:rPr>
@@ -2304,27 +2304,7 @@
           <w:color w:val="444444"/>
           <w:sz w:val="21"/>
         </w:rPr>
-        <w:t xml:space="preserve">：G-2（mu_adj 相变）曾在 src 重新生成的 24/25 中缺失（_merge_ca.py G_MORE 列表缺 probe_g2_mu_adj）——已补入 </w:t>
-      </w:r>
-      <w:r>
-        <w:rPr>
-          <w:rFonts w:ascii="Consolas" w:hAnsi="Consolas" w:eastAsia="等线"/>
-          <w:b w:val="0"/>
-          <w:i w:val="0"/>
-          <w:color w:val="444444"/>
-          <w:sz w:val="19"/>
-        </w:rPr>
-        <w:t>_merge_ca.py</w:t>
-      </w:r>
-      <w:r>
-        <w:rPr>
-          <w:rFonts w:ascii="Times New Roman" w:hAnsi="Times New Roman" w:eastAsia="宋体"/>
-          <w:b w:val="0"/>
-          <w:i/>
-          <w:color w:val="444444"/>
-          <w:sz w:val="21"/>
-        </w:rPr>
-        <w:t xml:space="preserve">（G_MORE + G_MORE_CLASSIC），重新生成合并版 25 = </w:t>
+        <w:t>。</w:t>
       </w:r>
       <w:r>
         <w:rPr>
@@ -2334,7 +2314,7 @@
           <w:color w:val="444444"/>
           <w:sz w:val="21"/>
         </w:rPr>
-        <w:t>87588 行 / 57 顶层 Module（55 模块分区）</w:t>
+        <w:t>代码-论文漂移标注（✅ 已修复 2026-08-25）</w:t>
       </w:r>
       <w:r>
         <w:rPr>
@@ -2344,7 +2324,7 @@
           <w:color w:val="444444"/>
           <w:sz w:val="21"/>
         </w:rPr>
-        <w:t>，</w:t>
+        <w:t xml:space="preserve">：G-2（mu_adj 相变）曾在 src 重新生成的 24/25 中缺失（_merge_ca.py G_MORE 列表缺 probe_g2_mu_adj）——已补入 </w:t>
       </w:r>
       <w:r>
         <w:rPr>
@@ -2354,7 +2334,7 @@
           <w:color w:val="444444"/>
           <w:sz w:val="19"/>
         </w:rPr>
-        <w:t>G2MuAdj</w:t>
+        <w:t>_merge_ca.py</w:t>
       </w:r>
       <w:r>
         <w:rPr>
@@ -2364,7 +2344,7 @@
           <w:color w:val="444444"/>
           <w:sz w:val="21"/>
         </w:rPr>
-        <w:t xml:space="preserve"> 三定理（mu_adj_decreasing / mu_adj_phase_transition / mu_adj_asymptotic）恢复并入（模块 49/55），</w:t>
+        <w:t xml:space="preserve">（G_MORE + G_MORE_CLASSIC），重新生成合并版 25 = </w:t>
       </w:r>
       <w:r>
         <w:rPr>
@@ -2374,7 +2354,7 @@
           <w:color w:val="444444"/>
           <w:sz w:val="21"/>
         </w:rPr>
-        <w:t>MERGE_EXIT=0 验证通过</w:t>
+        <w:t>87588 行 / 57 顶层 Module（55 模块分区）</w:t>
       </w:r>
       <w:r>
         <w:rPr>
@@ -2384,7 +2364,27 @@
           <w:color w:val="444444"/>
           <w:sz w:val="21"/>
         </w:rPr>
-        <w:t>；30模块 归档已同步（SHA-256 一致）。（v2.6→v2.7）：§5.6.6 压缩感知族新增</w:t>
+        <w:t>，</w:t>
+      </w:r>
+      <w:r>
+        <w:rPr>
+          <w:rFonts w:ascii="Consolas" w:hAnsi="Consolas" w:eastAsia="等线"/>
+          <w:b w:val="0"/>
+          <w:i w:val="0"/>
+          <w:color w:val="444444"/>
+          <w:sz w:val="19"/>
+        </w:rPr>
+        <w:t>G2MuAdj</w:t>
+      </w:r>
+      <w:r>
+        <w:rPr>
+          <w:rFonts w:ascii="Times New Roman" w:hAnsi="Times New Roman" w:eastAsia="宋体"/>
+          <w:b w:val="0"/>
+          <w:i/>
+          <w:color w:val="444444"/>
+          <w:sz w:val="21"/>
+        </w:rPr>
+        <w:t xml:space="preserve"> 三定理（mu_adj_decreasing / mu_adj_phase_transition / mu_adj_asymptotic）恢复并入（模块 49/55），</w:t>
       </w:r>
       <w:r>
         <w:rPr>
@@ -2394,7 +2394,7 @@
           <w:color w:val="444444"/>
           <w:sz w:val="21"/>
         </w:rPr>
-        <w:t>加权阶梯范数精确闭式</w:t>
+        <w:t>MERGE_EXIT=0 验证通过</w:t>
       </w:r>
       <w:r>
         <w:rPr>
@@ -2404,27 +2404,7 @@
           <w:color w:val="444444"/>
           <w:sz w:val="21"/>
         </w:rPr>
-        <w:t>（G-1，</w:t>
-      </w:r>
-      <w:r>
-        <w:rPr>
-          <w:rFonts w:ascii="Consolas" w:hAnsi="Consolas" w:eastAsia="等线"/>
-          <w:b w:val="0"/>
-          <w:i w:val="0"/>
-          <w:color w:val="444444"/>
-          <w:sz w:val="19"/>
-        </w:rPr>
-        <w:t>G1_norm_closed</w:t>
-      </w:r>
-      <w:r>
-        <w:rPr>
-          <w:rFonts w:ascii="Times New Roman" w:hAnsi="Times New Roman" w:eastAsia="宋体"/>
-          <w:b w:val="0"/>
-          <w:i/>
-          <w:color w:val="444444"/>
-          <w:sz w:val="21"/>
-        </w:rPr>
-        <w:t>，probe_g1_norm_closed.v 21 Qed：任意 M 组合平方范数精确等式，交叉项 K_W 用单对 Dirichlet 核比闭式替换——根治审稿 A-1/B-1 的 12.5× 口径混用，G-2/G-5/G-6 前置）与</w:t>
+        <w:t>；30模块 归档已同步（SHA-256 一致）。（v2.6→v2.7）：§5.6.6 压缩感知族新增</w:t>
       </w:r>
       <w:r>
         <w:rPr>
@@ -2434,7 +2414,7 @@
           <w:color w:val="444444"/>
           <w:sz w:val="21"/>
         </w:rPr>
-        <w:t>相邻带相干渐近闭式 + 相变定理</w:t>
+        <w:t>加权阶梯范数精确闭式</w:t>
       </w:r>
       <w:r>
         <w:rPr>
@@ -2444,7 +2424,7 @@
           <w:color w:val="444444"/>
           <w:sz w:val="21"/>
         </w:rPr>
-        <w:t>（G-2，</w:t>
+        <w:t>（G-1，</w:t>
       </w:r>
       <w:r>
         <w:rPr>
@@ -2454,7 +2434,7 @@
           <w:color w:val="444444"/>
           <w:sz w:val="19"/>
         </w:rPr>
-        <w:t>mu_adj_decreasing</w:t>
+        <w:t>G1_norm_closed</w:t>
       </w:r>
       <w:r>
         <w:rPr>
@@ -2464,47 +2444,7 @@
           <w:color w:val="444444"/>
           <w:sz w:val="21"/>
         </w:rPr>
-        <w:t>/</w:t>
-      </w:r>
-      <w:r>
-        <w:rPr>
-          <w:rFonts w:ascii="Consolas" w:hAnsi="Consolas" w:eastAsia="等线"/>
-          <w:b w:val="0"/>
-          <w:i w:val="0"/>
-          <w:color w:val="444444"/>
-          <w:sz w:val="19"/>
-        </w:rPr>
-        <w:t>mu_adj_phase_transition</w:t>
-      </w:r>
-      <w:r>
-        <w:rPr>
-          <w:rFonts w:ascii="Times New Roman" w:hAnsi="Times New Roman" w:eastAsia="宋体"/>
-          <w:b w:val="0"/>
-          <w:i/>
-          <w:color w:val="444444"/>
-          <w:sz w:val="21"/>
-        </w:rPr>
-        <w:t>/</w:t>
-      </w:r>
-      <w:r>
-        <w:rPr>
-          <w:rFonts w:ascii="Consolas" w:hAnsi="Consolas" w:eastAsia="等线"/>
-          <w:b w:val="0"/>
-          <w:i w:val="0"/>
-          <w:color w:val="444444"/>
-          <w:sz w:val="19"/>
-        </w:rPr>
-        <w:t>mu_adj_asymptotic</w:t>
-      </w:r>
-      <w:r>
-        <w:rPr>
-          <w:rFonts w:ascii="Times New Roman" w:hAnsi="Times New Roman" w:eastAsia="宋体"/>
-          <w:b w:val="0"/>
-          <w:i/>
-          <w:color w:val="444444"/>
-          <w:sz w:val="21"/>
-        </w:rPr>
-        <w:t>，probe_g2_mu_adj.v 36 Qed：μ_adj(r)=√r·sin(π/r)/(π(r−1)) 定理化——</w:t>
+        <w:t>，probe_g1_norm_closed.v 21 Qed：任意 M 组合平方范数精确等式，交叉项 K_W 用单对 Dirichlet 核比闭式替换——根治审稿 A-1/B-1 的 12.5× 口径混用，G-2/G-5/G-6 前置）与</w:t>
       </w:r>
       <w:r>
         <w:rPr>
@@ -2514,7 +2454,7 @@
           <w:color w:val="444444"/>
           <w:sz w:val="21"/>
         </w:rPr>
-        <w:t>真正新数学</w:t>
+        <w:t>相邻带相干渐近闭式 + 相变定理</w:t>
       </w:r>
       <w:r>
         <w:rPr>
@@ -2524,7 +2464,67 @@
           <w:color w:val="444444"/>
           <w:sz w:val="21"/>
         </w:rPr>
-        <w:t>，相变点 r*（μ_adj=4/5，≈1.30）经 π&lt;17/5 上界（sin_bound 0 阶）+ IVT_interv 夹逼，落实 B-7 强叙事）。G-1 并入合并版 48 模块、G-2 并入 49 模块，全量合并编译 EXIT=0。（v2.5→v2.6）：§5.6.6 压缩感知族新增</w:t>
+        <w:t>（G-2，</w:t>
+      </w:r>
+      <w:r>
+        <w:rPr>
+          <w:rFonts w:ascii="Consolas" w:hAnsi="Consolas" w:eastAsia="等线"/>
+          <w:b w:val="0"/>
+          <w:i w:val="0"/>
+          <w:color w:val="444444"/>
+          <w:sz w:val="19"/>
+        </w:rPr>
+        <w:t>mu_adj_decreasing</w:t>
+      </w:r>
+      <w:r>
+        <w:rPr>
+          <w:rFonts w:ascii="Times New Roman" w:hAnsi="Times New Roman" w:eastAsia="宋体"/>
+          <w:b w:val="0"/>
+          <w:i/>
+          <w:color w:val="444444"/>
+          <w:sz w:val="21"/>
+        </w:rPr>
+        <w:t>/</w:t>
+      </w:r>
+      <w:r>
+        <w:rPr>
+          <w:rFonts w:ascii="Consolas" w:hAnsi="Consolas" w:eastAsia="等线"/>
+          <w:b w:val="0"/>
+          <w:i w:val="0"/>
+          <w:color w:val="444444"/>
+          <w:sz w:val="19"/>
+        </w:rPr>
+        <w:t>mu_adj_phase_transition</w:t>
+      </w:r>
+      <w:r>
+        <w:rPr>
+          <w:rFonts w:ascii="Times New Roman" w:hAnsi="Times New Roman" w:eastAsia="宋体"/>
+          <w:b w:val="0"/>
+          <w:i/>
+          <w:color w:val="444444"/>
+          <w:sz w:val="21"/>
+        </w:rPr>
+        <w:t>/</w:t>
+      </w:r>
+      <w:r>
+        <w:rPr>
+          <w:rFonts w:ascii="Consolas" w:hAnsi="Consolas" w:eastAsia="等线"/>
+          <w:b w:val="0"/>
+          <w:i w:val="0"/>
+          <w:color w:val="444444"/>
+          <w:sz w:val="19"/>
+        </w:rPr>
+        <w:t>mu_adj_asymptotic</w:t>
+      </w:r>
+      <w:r>
+        <w:rPr>
+          <w:rFonts w:ascii="Times New Roman" w:hAnsi="Times New Roman" w:eastAsia="宋体"/>
+          <w:b w:val="0"/>
+          <w:i/>
+          <w:color w:val="444444"/>
+          <w:sz w:val="21"/>
+        </w:rPr>
+        <w:t>，probe_g2_mu_adj.v 36 Qed：μ_adj(r)=√r·sin(π/r)/(π(r−1)) 定理化——</w:t>
       </w:r>
       <w:r>
         <w:rPr>
@@ -2534,7 +2534,7 @@
           <w:color w:val="444444"/>
           <w:sz w:val="21"/>
         </w:rPr>
-        <w:t>字典最优性⟹恢复保证合成定理</w:t>
+        <w:t>真正新数学</w:t>
       </w:r>
       <w:r>
         <w:rPr>
@@ -2544,47 +2544,7 @@
           <w:color w:val="444444"/>
           <w:sz w:val="21"/>
         </w:rPr>
-        <w:t>（G-8，</w:t>
-      </w:r>
-      <w:r>
-        <w:rPr>
-          <w:rFonts w:ascii="Consolas" w:hAnsi="Consolas" w:eastAsia="等线"/>
-          <w:b w:val="0"/>
-          <w:i w:val="0"/>
-          <w:color w:val="444444"/>
-          <w:sz w:val="19"/>
-        </w:rPr>
-        <w:t>CRg8_recovery_synthesis</w:t>
-      </w:r>
-      <w:r>
-        <w:rPr>
-          <w:rFonts w:ascii="Times New Roman" w:hAnsi="Times New Roman" w:eastAsia="宋体"/>
-          <w:b w:val="0"/>
-          <w:i/>
-          <w:color w:val="444444"/>
-          <w:sz w:val="21"/>
-        </w:rPr>
-        <w:t xml:space="preserve"> + </w:t>
-      </w:r>
-      <w:r>
-        <w:rPr>
-          <w:rFonts w:ascii="Consolas" w:hAnsi="Consolas" w:eastAsia="等线"/>
-          <w:b w:val="0"/>
-          <w:i w:val="0"/>
-          <w:color w:val="444444"/>
-          <w:sz w:val="19"/>
-        </w:rPr>
-        <w:t>CRphase_window_nonempty</w:t>
-      </w:r>
-      <w:r>
-        <w:rPr>
-          <w:rFonts w:ascii="Times New Roman" w:hAnsi="Times New Roman" w:eastAsia="宋体"/>
-          <w:b w:val="0"/>
-          <w:i/>
-          <w:color w:val="444444"/>
-          <w:sz w:val="21"/>
-        </w:rPr>
-        <w:t>，构造性轨道：Welch 下界（平方形态抽象前提）+ F5 唯一性窗口（μ(|T1|+|T2|−1)&lt;1）⟹ 两稀疏表示必相同，相图窗口非空参数条件 (M−N)T² &lt; N(M−1)，6 Qed 零经典，Print Assumptions 双定理 Closed under the global context）。同时并入同事 F5 全文件（probe_uncertainty_cr.v 35 定理，此前仅以条目形式入文）与 F4 经典 Welch 界（probe_welch.v，模块 45）。（v2.4→v2.5）：§5.6.6 压缩感知族新增</w:t>
+        <w:t>，相变点 r*（μ_adj=4/5，≈1.30）经 π&lt;17/5 上界（sin_bound 0 阶）+ IVT_interv 夹逼，落实 B-7 强叙事）。G-1 并入合并版 48 模块、G-2 并入 49 模块，全量合并编译 EXIT=0。（v2.5→v2.6）：§5.6.6 压缩感知族新增</w:t>
       </w:r>
       <w:r>
         <w:rPr>
@@ -2594,7 +2554,7 @@
           <w:color w:val="444444"/>
           <w:sz w:val="21"/>
         </w:rPr>
-        <w:t>唯一性⟹恢复正确性骨架</w:t>
+        <w:t>字典最优性⟹恢复保证合成定理</w:t>
       </w:r>
       <w:r>
         <w:rPr>
@@ -2604,7 +2564,7 @@
           <w:color w:val="444444"/>
           <w:sz w:val="21"/>
         </w:rPr>
-        <w:t>（F7/R4，</w:t>
+        <w:t>（G-8，</w:t>
       </w:r>
       <w:r>
         <w:rPr>
@@ -2614,7 +2574,7 @@
           <w:color w:val="444444"/>
           <w:sz w:val="19"/>
         </w:rPr>
-        <w:t>CRrecovery_correct_prefix</w:t>
+        <w:t>CRg8_recovery_synthesis</w:t>
       </w:r>
       <w:r>
         <w:rPr>
@@ -2624,7 +2584,27 @@
           <w:color w:val="444444"/>
           <w:sz w:val="21"/>
         </w:rPr>
-        <w:t>，构造性轨道：μ(M+1)&lt;1 下两表示相等 ⟹ 系数逐点相等，差分线性 + RIP 界 + 收缩链）与</w:t>
+        <w:t xml:space="preserve"> + </w:t>
+      </w:r>
+      <w:r>
+        <w:rPr>
+          <w:rFonts w:ascii="Consolas" w:hAnsi="Consolas" w:eastAsia="等线"/>
+          <w:b w:val="0"/>
+          <w:i w:val="0"/>
+          <w:color w:val="444444"/>
+          <w:sz w:val="19"/>
+        </w:rPr>
+        <w:t>CRphase_window_nonempty</w:t>
+      </w:r>
+      <w:r>
+        <w:rPr>
+          <w:rFonts w:ascii="Times New Roman" w:hAnsi="Times New Roman" w:eastAsia="宋体"/>
+          <w:b w:val="0"/>
+          <w:i/>
+          <w:color w:val="444444"/>
+          <w:sz w:val="21"/>
+        </w:rPr>
+        <w:t>，构造性轨道：Welch 下界（平方形态抽象前提）+ F5 唯一性窗口（μ(|T1|+|T2|−1)&lt;1）⟹ 两稀疏表示必相同，相图窗口非空参数条件 (M−N)T² &lt; N(M−1)，6 Qed 零经典，Print Assumptions 双定理 Closed under the global context）。同时并入同事 F5 全文件（probe_uncertainty_cr.v 35 定理，此前仅以条目形式入文）与 F4 经典 Welch 界（probe_welch.v，模块 45）。（v2.4→v2.5）：§5.6.6 压缩感知族新增</w:t>
       </w:r>
       <w:r>
         <w:rPr>
@@ -2634,7 +2614,7 @@
           <w:color w:val="444444"/>
           <w:sz w:val="21"/>
         </w:rPr>
-        <w:t>相干字典不确定原理</w:t>
+        <w:t>唯一性⟹恢复正确性骨架</w:t>
       </w:r>
       <w:r>
         <w:rPr>
@@ -2644,7 +2624,7 @@
           <w:color w:val="444444"/>
           <w:sz w:val="21"/>
         </w:rPr>
-        <w:t>（F5，</w:t>
+        <w:t>（F7/R4，</w:t>
       </w:r>
       <w:r>
         <w:rPr>
@@ -2654,7 +2634,7 @@
           <w:color w:val="444444"/>
           <w:sz w:val="19"/>
         </w:rPr>
-        <w:t>CRuncertainty_principle</w:t>
+        <w:t>CRrecovery_correct_prefix</w:t>
       </w:r>
       <w:r>
         <w:rPr>
@@ -2664,7 +2644,7 @@
           <w:color w:val="444444"/>
           <w:sz w:val="21"/>
         </w:rPr>
-        <w:t>，构造性轨道：μ(|T1|+|T2|−1)&lt;1 下两稀疏表示相等 ⟹ 系数逐点相等，支撑大小口径 1+1/μ，35 定理零经典）。（v2.3→v2.4）：§5.6.6 压缩感知族新增</w:t>
+        <w:t>，构造性轨道：μ(M+1)&lt;1 下两表示相等 ⟹ 系数逐点相等，差分线性 + RIP 界 + 收缩链）与</w:t>
       </w:r>
       <w:r>
         <w:rPr>
@@ -2674,7 +2654,7 @@
           <w:color w:val="444444"/>
           <w:sz w:val="21"/>
         </w:rPr>
-        <w:t>行和→RIP 桥接</w:t>
+        <w:t>相干字典不确定原理</w:t>
       </w:r>
       <w:r>
         <w:rPr>
@@ -2684,7 +2664,7 @@
           <w:color w:val="444444"/>
           <w:sz w:val="21"/>
         </w:rPr>
-        <w:t>（F3）——</w:t>
+        <w:t>（F5，</w:t>
       </w:r>
       <w:r>
         <w:rPr>
@@ -2694,7 +2674,7 @@
           <w:color w:val="444444"/>
           <w:sz w:val="19"/>
         </w:rPr>
-        <w:t>probe_row_rip.v</w:t>
+        <w:t>CRuncertainty_principle</w:t>
       </w:r>
       <w:r>
         <w:rPr>
@@ -2704,47 +2684,7 @@
           <w:color w:val="444444"/>
           <w:sz w:val="21"/>
         </w:rPr>
-        <w:t>：行非对角和假设（Σ_{j≠i}|⟨u_i,u_j⟩| ≤ μ_row）⟹ k-原子 RIP（δ_k = (k−1)·μ_row，</w:t>
-      </w:r>
-      <w:r>
-        <w:rPr>
-          <w:rFonts w:ascii="Consolas" w:hAnsi="Consolas" w:eastAsia="等线"/>
-          <w:b w:val="0"/>
-          <w:i w:val="0"/>
-          <w:color w:val="444444"/>
-          <w:sz w:val="19"/>
-        </w:rPr>
-        <w:t>row_rip_bound_M</w:t>
-      </w:r>
-      <w:r>
-        <w:rPr>
-          <w:rFonts w:ascii="Times New Roman" w:hAnsi="Times New Roman" w:eastAsia="宋体"/>
-          <w:b w:val="0"/>
-          <w:i/>
-          <w:color w:val="444444"/>
-          <w:sz w:val="21"/>
-        </w:rPr>
-        <w:t>，比两两相干 μ 版更紧：μ_row ≤ M·μ_pair），9 Qed 零公理，并入合并版 44 模块。v2.3 为 C=4 实例拼接（A2：</w:t>
-      </w:r>
-      <w:r>
-        <w:rPr>
-          <w:rFonts w:ascii="Consolas" w:hAnsi="Consolas" w:eastAsia="等线"/>
-          <w:b w:val="0"/>
-          <w:i w:val="0"/>
-          <w:color w:val="444444"/>
-          <w:sz w:val="19"/>
-        </w:rPr>
-        <w:t>C4_sparse_uniqueness_3</w:t>
-      </w:r>
-      <w:r>
-        <w:rPr>
-          <w:rFonts w:ascii="Times New Roman" w:hAnsi="Times New Roman" w:eastAsia="宋体"/>
-          <w:b w:val="0"/>
-          <w:i/>
-          <w:color w:val="444444"/>
-          <w:sz w:val="21"/>
-        </w:rPr>
-        <w:t>，μ=11289/33920 &lt; 1/3 ⟹ 3 原子 [3,13,53] 稀疏唯一恢复）；v2.2 为 k-原子 RIP（构造性轨道 ca_rip_cr.v，29 Qed 全 "Closed under the global context"，</w:t>
+        <w:t>，构造性轨道：μ(|T1|+|T2|−1)&lt;1 下两稀疏表示相等 ⟹ 系数逐点相等，支撑大小口径 1+1/μ，35 定理零经典）。（v2.3→v2.4）：§5.6.6 压缩感知族新增</w:t>
       </w:r>
       <w:r>
         <w:rPr>
@@ -2754,7 +2694,7 @@
           <w:color w:val="444444"/>
           <w:sz w:val="21"/>
         </w:rPr>
-        <w:t>2026-08-23 深夜同事补 P5 收缩链后现 33 定理</w:t>
+        <w:t>行和→RIP 桥接</w:t>
       </w:r>
       <w:r>
         <w:rPr>
@@ -2764,6 +2704,86 @@
           <w:color w:val="444444"/>
           <w:sz w:val="21"/>
         </w:rPr>
+        <w:t>（F3）——</w:t>
+      </w:r>
+      <w:r>
+        <w:rPr>
+          <w:rFonts w:ascii="Consolas" w:hAnsi="Consolas" w:eastAsia="等线"/>
+          <w:b w:val="0"/>
+          <w:i w:val="0"/>
+          <w:color w:val="444444"/>
+          <w:sz w:val="19"/>
+        </w:rPr>
+        <w:t>probe_row_rip.v</w:t>
+      </w:r>
+      <w:r>
+        <w:rPr>
+          <w:rFonts w:ascii="Times New Roman" w:hAnsi="Times New Roman" w:eastAsia="宋体"/>
+          <w:b w:val="0"/>
+          <w:i/>
+          <w:color w:val="444444"/>
+          <w:sz w:val="21"/>
+        </w:rPr>
+        <w:t>：行非对角和假设（Σ_{j≠i}|⟨u_i,u_j⟩| ≤ μ_row）⟹ k-原子 RIP（δ_k = (k−1)·μ_row，</w:t>
+      </w:r>
+      <w:r>
+        <w:rPr>
+          <w:rFonts w:ascii="Consolas" w:hAnsi="Consolas" w:eastAsia="等线"/>
+          <w:b w:val="0"/>
+          <w:i w:val="0"/>
+          <w:color w:val="444444"/>
+          <w:sz w:val="19"/>
+        </w:rPr>
+        <w:t>row_rip_bound_M</w:t>
+      </w:r>
+      <w:r>
+        <w:rPr>
+          <w:rFonts w:ascii="Times New Roman" w:hAnsi="Times New Roman" w:eastAsia="宋体"/>
+          <w:b w:val="0"/>
+          <w:i/>
+          <w:color w:val="444444"/>
+          <w:sz w:val="21"/>
+        </w:rPr>
+        <w:t>，比两两相干 μ 版更紧：μ_row ≤ M·μ_pair），9 Qed 零公理，并入合并版 44 模块。v2.3 为 C=4 实例拼接（A2：</w:t>
+      </w:r>
+      <w:r>
+        <w:rPr>
+          <w:rFonts w:ascii="Consolas" w:hAnsi="Consolas" w:eastAsia="等线"/>
+          <w:b w:val="0"/>
+          <w:i w:val="0"/>
+          <w:color w:val="444444"/>
+          <w:sz w:val="19"/>
+        </w:rPr>
+        <w:t>C4_sparse_uniqueness_3</w:t>
+      </w:r>
+      <w:r>
+        <w:rPr>
+          <w:rFonts w:ascii="Times New Roman" w:hAnsi="Times New Roman" w:eastAsia="宋体"/>
+          <w:b w:val="0"/>
+          <w:i/>
+          <w:color w:val="444444"/>
+          <w:sz w:val="21"/>
+        </w:rPr>
+        <w:t>，μ=11289/33920 &lt; 1/3 ⟹ 3 原子 [3,13,53] 稀疏唯一恢复）；v2.2 为 k-原子 RIP（构造性轨道 ca_rip_cr.v，29 Qed 全 "Closed under the global context"，</w:t>
+      </w:r>
+      <w:r>
+        <w:rPr>
+          <w:rFonts w:ascii="Times New Roman" w:hAnsi="Times New Roman" w:eastAsia="宋体"/>
+          <w:b/>
+          <w:i/>
+          <w:color w:val="444444"/>
+          <w:sz w:val="21"/>
+        </w:rPr>
+        <w:t>2026-08-23 深夜同事补 P5 收缩链后现 33 定理</w:t>
+      </w:r>
+      <w:r>
+        <w:rPr>
+          <w:rFonts w:ascii="Times New Roman" w:hAnsi="Times New Roman" w:eastAsia="宋体"/>
+          <w:b w:val="0"/>
+          <w:i/>
+          <w:color w:val="444444"/>
+          <w:sz w:val="21"/>
+        </w:rPr>
         <w:t>）。</w:t>
       </w:r>
     </w:p>
@@ -2934,25 +2954,7 @@
           <w:i w:val="0"/>
           <w:sz w:val="24"/>
         </w:rPr>
-        <w:t>检查器通过 ⟹ Gershgorin 框架界。</w:t>
-      </w:r>
-      <w:r>
-        <w:rPr>
-          <w:rFonts w:ascii="Times New Roman" w:hAnsi="Times New Roman" w:eastAsia="宋体"/>
-          <w:b/>
-          <w:i w:val="0"/>
-          <w:sz w:val="24"/>
-        </w:rPr>
-        <w:t>运行时保证（如实限定）</w:t>
-      </w:r>
-      <w:r>
-        <w:rPr>
-          <w:rFonts w:ascii="Times New Roman" w:hAnsi="Times New Roman" w:eastAsia="宋体"/>
-          <w:b w:val="0"/>
-          <w:i w:val="0"/>
-          <w:sz w:val="24"/>
-        </w:rPr>
-        <w:t>：Coq 内健全性定理针对 nat 版本；运行时 int 镜像与 Coq 定义的等价性为逐行镜像 + FFI 24/24 交叉校验（非机器证明），且仅在有限整数范围（中间量 &lt; 2^53、累积分母 &lt; 2^63）内与 Coq 语义一致——"运行时检查器带机器证明健全性"精确指 Coq 内判定函数，运行时实现经交叉验证但未形式化验证（§6）。</w:t>
+        <w:t>检查器通过 ⟹ Gershgorin 框架界。#### 6.1 运行时检查器的威胁模型</w:t>
       </w:r>
     </w:p>
     <w:p>
@@ -2963,119 +2965,20 @@
       <w:r>
         <w:rPr>
           <w:rFonts w:ascii="Times New Roman" w:hAnsi="Times New Roman" w:eastAsia="宋体"/>
-          <w:b w:val="0"/>
-          <w:i w:val="0"/>
-          <w:sz w:val="24"/>
-        </w:rPr>
-        <w:t>对实证配套（论文 B）的</w:t>
-      </w:r>
-      <w:r>
-        <w:rPr>
-          <w:rFonts w:ascii="Times New Roman" w:hAnsi="Times New Roman" w:eastAsia="宋体"/>
           <w:b/>
           <w:i w:val="0"/>
           <w:sz w:val="24"/>
         </w:rPr>
-        <w:t>性能最优的结构化阶梯</w:t>
-      </w:r>
-      <w:r>
-        <w:rPr>
-          <w:rFonts w:ascii="Times New Roman" w:hAnsi="Times New Roman" w:eastAsia="宋体"/>
-          <w:b w:val="0"/>
-          <w:i w:val="0"/>
-          <w:sz w:val="24"/>
-        </w:rPr>
-        <w:t xml:space="preserve"> [3,7,15,31,63,127,255]（论文 B 的强几何基线），一个表示级复合界（认证核 [3,15,63,255] 的 μ=4/5 + 边带能量预算 + 相干交叉项界）是本开发的展示定理 </w:t>
-      </w:r>
-      <w:r>
-        <w:rPr>
-          <w:rFonts w:ascii="Consolas" w:hAnsi="Consolas" w:eastAsia="等线"/>
-          <w:b w:val="0"/>
-          <w:i w:val="0"/>
-          <w:sz w:val="22"/>
-        </w:rPr>
-        <w:t>champion_e5_composite_certificate</w:t>
-      </w:r>
-      <w:r>
-        <w:rPr>
-          <w:rFonts w:ascii="Times New Roman" w:hAnsi="Times New Roman" w:eastAsia="宋体"/>
-          <w:b w:val="0"/>
-          <w:i w:val="0"/>
-          <w:sz w:val="24"/>
-        </w:rPr>
-        <w:t>（Qed）：对七带基函数证明 $(S-\mathrm{coh}_{e5}) \le \|F\|^2 \le (S+\mathrm{coh}_{e5})$——</w:t>
-      </w:r>
-      <w:r>
-        <w:rPr>
-          <w:rFonts w:ascii="Times New Roman" w:hAnsi="Times New Roman" w:eastAsia="宋体"/>
-          <w:b/>
-          <w:i w:val="0"/>
-          <w:sz w:val="24"/>
-        </w:rPr>
-        <w:t>基表示稳定性界</w:t>
-      </w:r>
-      <w:r>
-        <w:rPr>
-          <w:rFonts w:ascii="Times New Roman" w:hAnsi="Times New Roman" w:eastAsia="宋体"/>
-          <w:b w:val="0"/>
-          <w:i w:val="0"/>
-          <w:sz w:val="24"/>
-        </w:rPr>
-        <w:t>，非注意力分数、学习投影或外推 PPL；通向论文 B 实证 PPL 增益的桥梁是经验观察而非形式化推论，该证书与实证性能最优方案（psi-rope-rand，随机阶梯在证书域之外）</w:t>
-      </w:r>
-      <w:r>
-        <w:rPr>
-          <w:rFonts w:ascii="Times New Roman" w:hAnsi="Times New Roman" w:eastAsia="宋体"/>
-          <w:b/>
-          <w:i w:val="0"/>
-          <w:sz w:val="24"/>
-        </w:rPr>
-        <w:t>正交</w:t>
-      </w:r>
-      <w:r>
-        <w:rPr>
-          <w:rFonts w:ascii="Times New Roman" w:hAnsi="Times New Roman" w:eastAsia="宋体"/>
-          <w:b w:val="0"/>
-          <w:i w:val="0"/>
-          <w:sz w:val="24"/>
-        </w:rPr>
-        <w:t>。审计含 165 项 Print Assumptions（RC=0，零 Admitted，完整 165/165 运行日志随稿），</w:t>
-      </w:r>
-      <w:r>
-        <w:rPr>
-          <w:rFonts w:ascii="Times New Roman" w:hAnsi="Times New Roman" w:eastAsia="宋体"/>
-          <w:b/>
-          <w:i w:val="0"/>
-          <w:sz w:val="24"/>
-        </w:rPr>
-        <w:t>全部 165 项在应用层零 `Classical_Prop.classic`</w:t>
-      </w:r>
-      <w:r>
-        <w:rPr>
-          <w:rFonts w:ascii="Times New Roman" w:hAnsi="Times New Roman" w:eastAsia="宋体"/>
-          <w:b w:val="0"/>
-          <w:i w:val="0"/>
-          <w:sz w:val="24"/>
-        </w:rPr>
-        <w:t>（exp 单调性走幂级数路线，无中值定理；post-M1.5 复核成立）；唯一公理为 Dedekind 实数基础设施（sig_not_dec、sig_forall_dec、函数外延性）——实数构造固有的非构造性选择类原则，属可接受 Reals 基底，</w:t>
-      </w:r>
-      <w:r>
-        <w:rPr>
-          <w:rFonts w:ascii="Times New Roman" w:hAnsi="Times New Roman" w:eastAsia="宋体"/>
-          <w:b/>
-          <w:i w:val="0"/>
-          <w:sz w:val="24"/>
-        </w:rPr>
-        <w:t>非本开发应用层引入、非 `Classical_Prop.classic` 公理</w:t>
-      </w:r>
-      <w:r>
-        <w:rPr>
-          <w:rFonts w:ascii="Times New Roman" w:hAnsi="Times New Roman" w:eastAsia="宋体"/>
-          <w:b w:val="0"/>
-          <w:i w:val="0"/>
-          <w:sz w:val="24"/>
-        </w:rPr>
-        <w:t>。"端到端"主张有明确边界：认证链覆盖门控→框架界→截断能量→softmax 稳定性→注意力近似；不覆盖学习权重的数值稳定性、Q/K/V 投影、多头拼接或 LayerNorm（"verify the analytic kernel, learn the rest"）。</w:t>
+        <w:t>运行时保证（如实限定）</w:t>
+      </w:r>
+      <w:r>
+        <w:rPr>
+          <w:rFonts w:ascii="Times New Roman" w:hAnsi="Times New Roman" w:eastAsia="宋体"/>
+          <w:b w:val="0"/>
+          <w:i w:val="0"/>
+          <w:sz w:val="24"/>
+        </w:rPr>
+        <w:t>：Coq 内健全性定理针对 nat 版本；运行时 int 镜像与 Coq 定义的等价性为逐行镜像 + FFI 24/24 交叉校验（非机器证明），且仅在有限整数范围（中间量 &lt; 2^53、累积分母 &lt; 2^63）内与 Coq 语义一致——"运行时检查器带机器证明健全性"精确指 Coq 内判定函数，运行时实现经交叉验证但未形式化验证（§6）。</w:t>
       </w:r>
     </w:p>
     <w:p>
@@ -3090,7 +2993,7 @@
           <w:i w:val="0"/>
           <w:sz w:val="24"/>
         </w:rPr>
-        <w:t>在认证管线之上，本开发进一步刻画</w:t>
+        <w:t>对实证配套（论文 B）的</w:t>
       </w:r>
       <w:r>
         <w:rPr>
@@ -3099,16 +3002,34 @@
           <w:i w:val="0"/>
           <w:sz w:val="24"/>
         </w:rPr>
-        <w:t>可证明性边界</w:t>
-      </w:r>
-      <w:r>
-        <w:rPr>
-          <w:rFonts w:ascii="Times New Roman" w:hAnsi="Times New Roman" w:eastAsia="宋体"/>
-          <w:b w:val="0"/>
-          <w:i w:val="0"/>
-          <w:sz w:val="24"/>
-        </w:rPr>
-        <w:t>（§5.6）：对 μ≤4/5 的保守检查器口径，稠密覆盖与可判定认证</w:t>
+        <w:t>性能最优的结构化阶梯</w:t>
+      </w:r>
+      <w:r>
+        <w:rPr>
+          <w:rFonts w:ascii="Times New Roman" w:hAnsi="Times New Roman" w:eastAsia="宋体"/>
+          <w:b w:val="0"/>
+          <w:i w:val="0"/>
+          <w:sz w:val="24"/>
+        </w:rPr>
+        <w:t xml:space="preserve"> [3,7,15,31,63,127,255]（论文 B 的强几何基线），一个表示级复合界（认证核 [3,15,63,255] 的 μ=4/5 + 边带能量预算 + 相干交叉项界）是本开发的展示定理 </w:t>
+      </w:r>
+      <w:r>
+        <w:rPr>
+          <w:rFonts w:ascii="Consolas" w:hAnsi="Consolas" w:eastAsia="等线"/>
+          <w:b w:val="0"/>
+          <w:i w:val="0"/>
+          <w:sz w:val="22"/>
+        </w:rPr>
+        <w:t>champion_e5_composite_certificate</w:t>
+      </w:r>
+      <w:r>
+        <w:rPr>
+          <w:rFonts w:ascii="Times New Roman" w:hAnsi="Times New Roman" w:eastAsia="宋体"/>
+          <w:b w:val="0"/>
+          <w:i w:val="0"/>
+          <w:sz w:val="24"/>
+        </w:rPr>
+        <w:t>（Qed）：对七带基函数证明 $(S-\mathrm{coh}_{e5}) \le \|F\|^2 \le (S+\mathrm{coh}_{e5})$——</w:t>
       </w:r>
       <w:r>
         <w:rPr>
@@ -3117,34 +3038,70 @@
           <w:i w:val="0"/>
           <w:sz w:val="24"/>
         </w:rPr>
-        <w:t>互斥</w:t>
-      </w:r>
-      <w:r>
-        <w:rPr>
-          <w:rFonts w:ascii="Times New Roman" w:hAnsi="Times New Roman" w:eastAsia="宋体"/>
-          <w:b w:val="0"/>
-          <w:i w:val="0"/>
-          <w:sz w:val="24"/>
-        </w:rPr>
-        <w:t>——超过 9 个相位完备带覆盖 [3,511] 的阶梯必然被拒绝（</w:t>
-      </w:r>
-      <w:r>
-        <w:rPr>
-          <w:rFonts w:ascii="Consolas" w:hAnsi="Consolas" w:eastAsia="等线"/>
-          <w:b w:val="0"/>
-          <w:i w:val="0"/>
-          <w:sz w:val="22"/>
-        </w:rPr>
-        <w:t>pareto_law_N511</w:t>
-      </w:r>
-      <w:r>
-        <w:rPr>
-          <w:rFonts w:ascii="Times New Roman" w:hAnsi="Times New Roman" w:eastAsia="宋体"/>
-          <w:b w:val="0"/>
-          <w:i w:val="0"/>
-          <w:sz w:val="24"/>
-        </w:rPr>
-        <w:t>，几何增长禁止 + 鸽笼组合论证，增长常数 c≈1.8501）；随机版负定律以高概率成立（同箱带对必触发拒绝，7 带 ≥ 96%、8 带 ≥ 99%，生日-箱计数）。我们同时形式化论文 B τ/碰撞机制的碰撞距离框架：精确碰撞当且仅当角度有理（全构造性 iff，最小距离 = 分母闭式）、无理偏移（黄金比）永无精确碰撞且近碰撞被 1/(3d) 半径挡住、线性偏置核（ALiBi）无碰撞端点——"认证—可证明性边界—碰撞/分辨率刻画"三角被机器检查覆盖（§5.6.4，含 U5 黄金近碰撞半径）。</w:t>
+        <w:t>基表示稳定性界</w:t>
+      </w:r>
+      <w:r>
+        <w:rPr>
+          <w:rFonts w:ascii="Times New Roman" w:hAnsi="Times New Roman" w:eastAsia="宋体"/>
+          <w:b w:val="0"/>
+          <w:i w:val="0"/>
+          <w:sz w:val="24"/>
+        </w:rPr>
+        <w:t>，非注意力分数、学习投影或外推 PPL；通向论文 B 实证 PPL 增益的桥梁是经验观察而非形式化推论，该证书与实证性能最优方案（psi-rope-rand，随机阶梯在证书域之外）</w:t>
+      </w:r>
+      <w:r>
+        <w:rPr>
+          <w:rFonts w:ascii="Times New Roman" w:hAnsi="Times New Roman" w:eastAsia="宋体"/>
+          <w:b/>
+          <w:i w:val="0"/>
+          <w:sz w:val="24"/>
+        </w:rPr>
+        <w:t>正交</w:t>
+      </w:r>
+      <w:r>
+        <w:rPr>
+          <w:rFonts w:ascii="Times New Roman" w:hAnsi="Times New Roman" w:eastAsia="宋体"/>
+          <w:b w:val="0"/>
+          <w:i w:val="0"/>
+          <w:sz w:val="24"/>
+        </w:rPr>
+        <w:t>。审计含 165 项 Print Assumptions（RC=0，零 Admitted，完整 165/165 运行日志随稿），</w:t>
+      </w:r>
+      <w:r>
+        <w:rPr>
+          <w:rFonts w:ascii="Times New Roman" w:hAnsi="Times New Roman" w:eastAsia="宋体"/>
+          <w:b/>
+          <w:i w:val="0"/>
+          <w:sz w:val="24"/>
+        </w:rPr>
+        <w:t>全部 165 项在应用层零 `Classical_Prop.classic`</w:t>
+      </w:r>
+      <w:r>
+        <w:rPr>
+          <w:rFonts w:ascii="Times New Roman" w:hAnsi="Times New Roman" w:eastAsia="宋体"/>
+          <w:b w:val="0"/>
+          <w:i w:val="0"/>
+          <w:sz w:val="24"/>
+        </w:rPr>
+        <w:t>（exp 单调性走幂级数路线，无中值定理；post-M1.5 复核成立）；唯一公理为 Dedekind 实数基础设施（sig_not_dec、sig_forall_dec、函数外延性）——实数构造固有的非构造性选择类原则，属可接受 Reals 基底，</w:t>
+      </w:r>
+      <w:r>
+        <w:rPr>
+          <w:rFonts w:ascii="Times New Roman" w:hAnsi="Times New Roman" w:eastAsia="宋体"/>
+          <w:b/>
+          <w:i w:val="0"/>
+          <w:sz w:val="24"/>
+        </w:rPr>
+        <w:t>非本开发应用层引入、非 `Classical_Prop.classic` 公理</w:t>
+      </w:r>
+      <w:r>
+        <w:rPr>
+          <w:rFonts w:ascii="Times New Roman" w:hAnsi="Times New Roman" w:eastAsia="宋体"/>
+          <w:b w:val="0"/>
+          <w:i w:val="0"/>
+          <w:sz w:val="24"/>
+        </w:rPr>
+        <w:t>。"端到端"主张有明确边界：认证链覆盖门控→框架界→截断能量→softmax 稳定性→注意力近似；不覆盖学习权重的数值稳定性、Q/K/V 投影、多头拼接或 LayerNorm（"verify the analytic kernel, learn the rest"）。</w:t>
       </w:r>
     </w:p>
     <w:p>
@@ -3155,20 +3112,29 @@
       <w:r>
         <w:rPr>
           <w:rFonts w:ascii="Times New Roman" w:hAnsi="Times New Roman" w:eastAsia="宋体"/>
+          <w:b w:val="0"/>
+          <w:i w:val="0"/>
+          <w:sz w:val="24"/>
+        </w:rPr>
+        <w:t>在认证管线之上，本开发进一步刻画</w:t>
+      </w:r>
+      <w:r>
+        <w:rPr>
+          <w:rFonts w:ascii="Times New Roman" w:hAnsi="Times New Roman" w:eastAsia="宋体"/>
           <w:b/>
           <w:i w:val="0"/>
           <w:sz w:val="24"/>
         </w:rPr>
-        <w:t>压缩感知（§5.6.6，v2.2 升级为 k-原子 RIP，v2.3 完成实例拼接，v2.4 新增行和→RIP 桥接，v2.5 新增唯一性骨架与不确定原理，v2.6 新增相图合成 G-8）</w:t>
-      </w:r>
-      <w:r>
-        <w:rPr>
-          <w:rFonts w:ascii="Times New Roman" w:hAnsi="Times New Roman" w:eastAsia="宋体"/>
-          <w:b w:val="0"/>
-          <w:i w:val="0"/>
-          <w:sz w:val="24"/>
-        </w:rPr>
-        <w:t>：频率阶梯原子族在</w:t>
+        <w:t>可证明性边界</w:t>
+      </w:r>
+      <w:r>
+        <w:rPr>
+          <w:rFonts w:ascii="Times New Roman" w:hAnsi="Times New Roman" w:eastAsia="宋体"/>
+          <w:b w:val="0"/>
+          <w:i w:val="0"/>
+          <w:sz w:val="24"/>
+        </w:rPr>
+        <w:t>（§5.6）：对 μ≤4/5 的保守检查器口径，稠密覆盖与可判定认证</w:t>
       </w:r>
       <w:r>
         <w:rPr>
@@ -3177,52 +3143,16 @@
           <w:i w:val="0"/>
           <w:sz w:val="24"/>
         </w:rPr>
-        <w:t>通用层</w:t>
-      </w:r>
-      <w:r>
-        <w:rPr>
-          <w:rFonts w:ascii="Times New Roman" w:hAnsi="Times New Roman" w:eastAsia="宋体"/>
-          <w:b w:val="0"/>
-          <w:i w:val="0"/>
-          <w:sz w:val="24"/>
-        </w:rPr>
-        <w:t xml:space="preserve">满足单位范数 → </w:t>
-      </w:r>
-      <w:r>
-        <w:rPr>
-          <w:rFonts w:ascii="Times New Roman" w:hAnsi="Times New Roman" w:eastAsia="宋体"/>
-          <w:b/>
-          <w:i w:val="0"/>
-          <w:sz w:val="24"/>
-        </w:rPr>
-        <w:t>k-原子 RIP</w:t>
-      </w:r>
-      <w:r>
-        <w:rPr>
-          <w:rFonts w:ascii="Times New Roman" w:hAnsi="Times New Roman" w:eastAsia="宋体"/>
-          <w:b w:val="0"/>
-          <w:i w:val="0"/>
-          <w:sz w:val="24"/>
-        </w:rPr>
-        <w:t xml:space="preserve"> → 稀疏唯一恢复定理，并在 </w:t>
-      </w:r>
-      <w:r>
-        <w:rPr>
-          <w:rFonts w:ascii="Times New Roman" w:hAnsi="Times New Roman" w:eastAsia="宋体"/>
-          <w:b/>
-          <w:i w:val="0"/>
-          <w:sz w:val="24"/>
-        </w:rPr>
-        <w:t>C=4 阶梯完成实例级拼接</w:t>
-      </w:r>
-      <w:r>
-        <w:rPr>
-          <w:rFonts w:ascii="Times New Roman" w:hAnsi="Times New Roman" w:eastAsia="宋体"/>
-          <w:b w:val="0"/>
-          <w:i w:val="0"/>
-          <w:sz w:val="24"/>
-        </w:rPr>
-        <w:t>（</w:t>
+        <w:t>互斥</w:t>
+      </w:r>
+      <w:r>
+        <w:rPr>
+          <w:rFonts w:ascii="Times New Roman" w:hAnsi="Times New Roman" w:eastAsia="宋体"/>
+          <w:b w:val="0"/>
+          <w:i w:val="0"/>
+          <w:sz w:val="24"/>
+        </w:rPr>
+        <w:t>——超过 9 个相位完备带覆盖 [3,511] 的阶梯必然被拒绝（</w:t>
       </w:r>
       <w:r>
         <w:rPr>
@@ -3231,196 +3161,16 @@
           <w:i w:val="0"/>
           <w:sz w:val="22"/>
         </w:rPr>
-        <w:t>C4_sparse_uniqueness_3</w:t>
-      </w:r>
-      <w:r>
-        <w:rPr>
-          <w:rFonts w:ascii="Times New Roman" w:hAnsi="Times New Roman" w:eastAsia="宋体"/>
-          <w:b w:val="0"/>
-          <w:i w:val="0"/>
-          <w:sz w:val="24"/>
-        </w:rPr>
-        <w:t>：μ=11289/33920 &lt; 1/3 ⟹ 3 原子 [3,13,53] 稀疏唯一恢复）——</w:t>
-      </w:r>
-      <w:r>
-        <w:rPr>
-          <w:rFonts w:ascii="Consolas" w:hAnsi="Consolas" w:eastAsia="等线"/>
-          <w:b w:val="0"/>
-          <w:i w:val="0"/>
-          <w:sz w:val="22"/>
-        </w:rPr>
-        <w:t>psi_norm_one</w:t>
-      </w:r>
-      <w:r>
-        <w:rPr>
-          <w:rFonts w:ascii="Times New Roman" w:hAnsi="Times New Roman" w:eastAsia="宋体"/>
-          <w:b w:val="0"/>
-          <w:i w:val="0"/>
-          <w:sz w:val="24"/>
-        </w:rPr>
-        <w:t>（‖ψ_n‖=1）、</w:t>
-      </w:r>
-      <w:r>
-        <w:rPr>
-          <w:rFonts w:ascii="Consolas" w:hAnsi="Consolas" w:eastAsia="等线"/>
-          <w:b w:val="0"/>
-          <w:i w:val="0"/>
-          <w:sz w:val="22"/>
-        </w:rPr>
-        <w:t>rip_bound2</w:t>
-      </w:r>
-      <w:r>
-        <w:rPr>
-          <w:rFonts w:ascii="Times New Roman" w:hAnsi="Times New Roman" w:eastAsia="宋体"/>
-          <w:b w:val="0"/>
-          <w:i w:val="0"/>
-          <w:sz w:val="24"/>
-        </w:rPr>
-        <w:t>（RIP(2,μ) 基元）、</w:t>
-      </w:r>
-      <w:r>
-        <w:rPr>
-          <w:rFonts w:ascii="Times New Roman" w:hAnsi="Times New Roman" w:eastAsia="宋体"/>
-          <w:b/>
-          <w:i w:val="0"/>
-          <w:sz w:val="24"/>
-        </w:rPr>
-        <w:t>`CRrip_bound_k`（k-原子 RIP 主定理，构造性轨道 `ca_rip_cr.v`：0 ≤ μ、单位范数、两两相干 ≤ μ ⟹ |‖Σ_{j≤M} c_j·u_j‖² − Σc_j²| ≤ μ·(M+1)·Σc_j²，纯构造性实数 Stdlib ConstructiveReals——Set 层 CRcarrier + Prop 层 CRle/CRlt，零经典公理、零 Admitted，29 Qed 全 "Closed under the global context"，同事补 P5 收缩链后现 33 定理）</w:t>
-      </w:r>
-      <w:r>
-        <w:rPr>
-          <w:rFonts w:ascii="Times New Roman" w:hAnsi="Times New Roman" w:eastAsia="宋体"/>
-          <w:b w:val="0"/>
-          <w:i w:val="0"/>
-          <w:sz w:val="24"/>
-        </w:rPr>
-        <w:t>、</w:t>
-      </w:r>
-      <w:r>
-        <w:rPr>
-          <w:rFonts w:ascii="Times New Roman" w:hAnsi="Times New Roman" w:eastAsia="宋体"/>
-          <w:b/>
-          <w:i w:val="0"/>
-          <w:sz w:val="24"/>
-        </w:rPr>
-        <w:t>`row_rip_bound_M`（行和→RIP 主定理，经典 R 轨道 `probe_row_rip.v`：行非对角和 ≤ μ_row ⟹ |‖Σ_{j≤M} c_j·u_j‖² − Σc_j²| ≤ μ_row·M·Σc_j²，δ_k=(k−1)·μ_row，9 Qed 零公理）</w:t>
-      </w:r>
-      <w:r>
-        <w:rPr>
-          <w:rFonts w:ascii="Times New Roman" w:hAnsi="Times New Roman" w:eastAsia="宋体"/>
-          <w:b w:val="0"/>
-          <w:i w:val="0"/>
-          <w:sz w:val="24"/>
-        </w:rPr>
-        <w:t>、</w:t>
-      </w:r>
-      <w:r>
-        <w:rPr>
-          <w:rFonts w:ascii="Consolas" w:hAnsi="Consolas" w:eastAsia="等线"/>
-          <w:b w:val="0"/>
-          <w:i w:val="0"/>
-          <w:sz w:val="22"/>
-        </w:rPr>
-        <w:t>sparse_uniquenessM</w:t>
-      </w:r>
-      <w:r>
-        <w:rPr>
-          <w:rFonts w:ascii="Times New Roman" w:hAnsi="Times New Roman" w:eastAsia="宋体"/>
-          <w:b w:val="0"/>
-          <w:i w:val="0"/>
-          <w:sz w:val="24"/>
-        </w:rPr>
-        <w:t>（</w:t>
-      </w:r>
-      <w:r>
-        <w:rPr>
-          <w:rFonts w:ascii="Times New Roman" w:hAnsi="Times New Roman" w:eastAsia="宋体"/>
-          <w:b/>
-          <w:i w:val="0"/>
-          <w:sz w:val="24"/>
-        </w:rPr>
-        <w:t>μ·(M+1) &lt; 1 ⟹ 窗口内零组合 ⟹ 系数全零</w:t>
-      </w:r>
-      <w:r>
-        <w:rPr>
-          <w:rFonts w:ascii="Times New Roman" w:hAnsi="Times New Roman" w:eastAsia="宋体"/>
-          <w:b w:val="0"/>
-          <w:i w:val="0"/>
-          <w:sz w:val="24"/>
-        </w:rPr>
-        <w:t>，M+1 原子稀疏表示唯一）、</w:t>
-      </w:r>
-      <w:r>
-        <w:rPr>
-          <w:rFonts w:ascii="Times New Roman" w:hAnsi="Times New Roman" w:eastAsia="宋体"/>
-          <w:b/>
-          <w:i w:val="0"/>
-          <w:sz w:val="24"/>
-        </w:rPr>
-        <w:t>`C4_sparse_uniqueness_3`（C=4 实例，probe_c4_instance.v：六对相干上界组装 μ=11289/33920 &lt; 1/3，3 原子唯一恢复）</w:t>
-      </w:r>
-      <w:r>
-        <w:rPr>
-          <w:rFonts w:ascii="Times New Roman" w:hAnsi="Times New Roman" w:eastAsia="宋体"/>
-          <w:b w:val="0"/>
-          <w:i w:val="0"/>
-          <w:sz w:val="24"/>
-        </w:rPr>
-        <w:t>、</w:t>
-      </w:r>
-      <w:r>
-        <w:rPr>
-          <w:rFonts w:ascii="Times New Roman" w:hAnsi="Times New Roman" w:eastAsia="宋体"/>
-          <w:b/>
-          <w:i w:val="0"/>
-          <w:sz w:val="24"/>
-        </w:rPr>
-        <w:t>`CRrecovery_correct_prefix`（R4 唯一性⟹恢复正确性骨架，构造性轨道 `probe_recovery_cr.v`：μ(M+1)&lt;1 下两表示相等 ⟹ 系数逐点相等）</w:t>
-      </w:r>
-      <w:r>
-        <w:rPr>
-          <w:rFonts w:ascii="Times New Roman" w:hAnsi="Times New Roman" w:eastAsia="宋体"/>
-          <w:b w:val="0"/>
-          <w:i w:val="0"/>
-          <w:sz w:val="24"/>
-        </w:rPr>
-        <w:t>、</w:t>
-      </w:r>
-      <w:r>
-        <w:rPr>
-          <w:rFonts w:ascii="Times New Roman" w:hAnsi="Times New Roman" w:eastAsia="宋体"/>
-          <w:b/>
-          <w:i w:val="0"/>
-          <w:sz w:val="24"/>
-        </w:rPr>
-        <w:t>`CRuncertainty_principle`（F5 相干字典不确定原理，构造性轨道 `probe_uncertainty_cr.v`：μ(|T1|+|T2|−1)&lt;1 下两稀疏表示相等 ⟹ 系数逐点相等，支撑大小版 1+1/μ，35 定理零经典）</w:t>
-      </w:r>
-      <w:r>
-        <w:rPr>
-          <w:rFonts w:ascii="Times New Roman" w:hAnsi="Times New Roman" w:eastAsia="宋体"/>
-          <w:b w:val="0"/>
-          <w:i w:val="0"/>
-          <w:sz w:val="24"/>
-        </w:rPr>
-        <w:t>、</w:t>
-      </w:r>
-      <w:r>
-        <w:rPr>
-          <w:rFonts w:ascii="Times New Roman" w:hAnsi="Times New Roman" w:eastAsia="宋体"/>
-          <w:b/>
-          <w:i w:val="0"/>
-          <w:sz w:val="24"/>
-        </w:rPr>
-        <w:t>`CRg8_recovery_synthesis`（G-8 字典最优性⟹恢复保证合成，构造性轨道 `probe_g8_synthesis_cr.v`：Welch 下界（平方形态抽象前提）+ F5 唯一性窗口 ⟹ 两稀疏表示必相同；相图定理 `CRphase_window_nonempty`：窗口非空参数条件 (M−N)·T² &lt; N(M−1)，6 Qed 零经典）</w:t>
-      </w:r>
-      <w:r>
-        <w:rPr>
-          <w:rFonts w:ascii="Times New Roman" w:hAnsi="Times New Roman" w:eastAsia="宋体"/>
-          <w:b w:val="0"/>
-          <w:i w:val="0"/>
-          <w:sz w:val="24"/>
-        </w:rPr>
-        <w:t>——把「框架界（1D 无条件基）+ 频率阶梯」的理论优势从表示稳定性推进到稀疏恢复（probe_incoherence 48 Qed + ca_rip_cr 33 Qed + probe_c4_instance + probe_row_rip 9 Qed + probe_recovery_cr + probe_uncertainty_cr 35 Qed + probe_welch 13 Qed + probe_g8_synthesis_cr 6 Qed，构造性轨道独立验证）。</w:t>
+        <w:t>pareto_law_N511</w:t>
+      </w:r>
+      <w:r>
+        <w:rPr>
+          <w:rFonts w:ascii="Times New Roman" w:hAnsi="Times New Roman" w:eastAsia="宋体"/>
+          <w:b w:val="0"/>
+          <w:i w:val="0"/>
+          <w:sz w:val="24"/>
+        </w:rPr>
+        <w:t>，几何增长禁止 + 鸽笼组合论证，增长常数 c≈1.8501）；随机版负定律以高概率成立（同箱带对必触发拒绝，7 带 ≥ 96%、8 带 ≥ 99%，生日-箱计数）。我们同时形式化论文 B τ/碰撞机制的碰撞距离框架：精确碰撞当且仅当角度有理（全构造性 iff，最小距离 = 分母闭式）、无理偏移（黄金比）永无精确碰撞且近碰撞被 1/(3d) 半径挡住、线性偏置核（ALiBi）无碰撞端点——"认证—可证明性边界—碰撞/分辨率刻画"三角被机器检查覆盖（§5.6.4，含 U5 黄金近碰撞半径）。</w:t>
       </w:r>
     </w:p>
     <w:p>
@@ -3435,20 +3185,296 @@
           <w:i w:val="0"/>
           <w:sz w:val="24"/>
         </w:rPr>
-        <w:t>关键词</w:t>
-      </w:r>
-      <w:r>
-        <w:rPr>
-          <w:rFonts w:ascii="Times New Roman" w:hAnsi="Times New Roman" w:eastAsia="宋体"/>
-          <w:b w:val="0"/>
-          <w:i w:val="0"/>
-          <w:sz w:val="24"/>
-        </w:rPr>
-        <w:t>：形式化验证；Coq/Rocq；稀疏注意力；框架理论；Gershgorin 界；反射检查器；程序提取；构造性数学</w:t>
+        <w:t>压缩感知（§5.6.6，v2.2 升级为 k-原子 RIP，v2.3 完成实例拼接，v2.4 新增行和→RIP 桥接，v2.5 新增唯一性骨架与不确定原理，v2.6 新增相图合成 G-8）</w:t>
+      </w:r>
+      <w:r>
+        <w:rPr>
+          <w:rFonts w:ascii="Times New Roman" w:hAnsi="Times New Roman" w:eastAsia="宋体"/>
+          <w:b w:val="0"/>
+          <w:i w:val="0"/>
+          <w:sz w:val="24"/>
+        </w:rPr>
+        <w:t>：频率阶梯原子族在</w:t>
+      </w:r>
+      <w:r>
+        <w:rPr>
+          <w:rFonts w:ascii="Times New Roman" w:hAnsi="Times New Roman" w:eastAsia="宋体"/>
+          <w:b/>
+          <w:i w:val="0"/>
+          <w:sz w:val="24"/>
+        </w:rPr>
+        <w:t>通用层</w:t>
+      </w:r>
+      <w:r>
+        <w:rPr>
+          <w:rFonts w:ascii="Times New Roman" w:hAnsi="Times New Roman" w:eastAsia="宋体"/>
+          <w:b w:val="0"/>
+          <w:i w:val="0"/>
+          <w:sz w:val="24"/>
+        </w:rPr>
+        <w:t xml:space="preserve">满足单位范数 → </w:t>
+      </w:r>
+      <w:r>
+        <w:rPr>
+          <w:rFonts w:ascii="Times New Roman" w:hAnsi="Times New Roman" w:eastAsia="宋体"/>
+          <w:b/>
+          <w:i w:val="0"/>
+          <w:sz w:val="24"/>
+        </w:rPr>
+        <w:t>k-原子 RIP</w:t>
+      </w:r>
+      <w:r>
+        <w:rPr>
+          <w:rFonts w:ascii="Times New Roman" w:hAnsi="Times New Roman" w:eastAsia="宋体"/>
+          <w:b w:val="0"/>
+          <w:i w:val="0"/>
+          <w:sz w:val="24"/>
+        </w:rPr>
+        <w:t xml:space="preserve"> → 稀疏唯一恢复定理，并在 </w:t>
+      </w:r>
+      <w:r>
+        <w:rPr>
+          <w:rFonts w:ascii="Times New Roman" w:hAnsi="Times New Roman" w:eastAsia="宋体"/>
+          <w:b/>
+          <w:i w:val="0"/>
+          <w:sz w:val="24"/>
+        </w:rPr>
+        <w:t>C=4 阶梯完成实例级拼接</w:t>
+      </w:r>
+      <w:r>
+        <w:rPr>
+          <w:rFonts w:ascii="Times New Roman" w:hAnsi="Times New Roman" w:eastAsia="宋体"/>
+          <w:b w:val="0"/>
+          <w:i w:val="0"/>
+          <w:sz w:val="24"/>
+        </w:rPr>
+        <w:t>（</w:t>
+      </w:r>
+      <w:r>
+        <w:rPr>
+          <w:rFonts w:ascii="Consolas" w:hAnsi="Consolas" w:eastAsia="等线"/>
+          <w:b w:val="0"/>
+          <w:i w:val="0"/>
+          <w:sz w:val="22"/>
+        </w:rPr>
+        <w:t>C4_sparse_uniqueness_3</w:t>
+      </w:r>
+      <w:r>
+        <w:rPr>
+          <w:rFonts w:ascii="Times New Roman" w:hAnsi="Times New Roman" w:eastAsia="宋体"/>
+          <w:b w:val="0"/>
+          <w:i w:val="0"/>
+          <w:sz w:val="24"/>
+        </w:rPr>
+        <w:t>：μ=11289/33920 &lt; 1/3 ⟹ 3 原子 [3,13,53] 稀疏唯一恢复）——</w:t>
+      </w:r>
+      <w:r>
+        <w:rPr>
+          <w:rFonts w:ascii="Consolas" w:hAnsi="Consolas" w:eastAsia="等线"/>
+          <w:b w:val="0"/>
+          <w:i w:val="0"/>
+          <w:sz w:val="22"/>
+        </w:rPr>
+        <w:t>psi_norm_one</w:t>
+      </w:r>
+      <w:r>
+        <w:rPr>
+          <w:rFonts w:ascii="Times New Roman" w:hAnsi="Times New Roman" w:eastAsia="宋体"/>
+          <w:b w:val="0"/>
+          <w:i w:val="0"/>
+          <w:sz w:val="24"/>
+        </w:rPr>
+        <w:t>（‖ψ_n‖=1）、</w:t>
+      </w:r>
+      <w:r>
+        <w:rPr>
+          <w:rFonts w:ascii="Consolas" w:hAnsi="Consolas" w:eastAsia="等线"/>
+          <w:b w:val="0"/>
+          <w:i w:val="0"/>
+          <w:sz w:val="22"/>
+        </w:rPr>
+        <w:t>rip_bound2</w:t>
+      </w:r>
+      <w:r>
+        <w:rPr>
+          <w:rFonts w:ascii="Times New Roman" w:hAnsi="Times New Roman" w:eastAsia="宋体"/>
+          <w:b w:val="0"/>
+          <w:i w:val="0"/>
+          <w:sz w:val="24"/>
+        </w:rPr>
+        <w:t>（RIP(2,μ) 基元）、</w:t>
+      </w:r>
+      <w:r>
+        <w:rPr>
+          <w:rFonts w:ascii="Times New Roman" w:hAnsi="Times New Roman" w:eastAsia="宋体"/>
+          <w:b/>
+          <w:i w:val="0"/>
+          <w:sz w:val="24"/>
+        </w:rPr>
+        <w:t>`CRrip_bound_k`（k-原子 RIP 主定理，构造性轨道 `ca_rip_cr.v`：0 ≤ μ、单位范数、两两相干 ≤ μ ⟹ |‖Σ_{j≤M} c_j·u_j‖² − Σc_j²| ≤ μ·(M+1)·Σc_j²，纯构造性实数 Stdlib ConstructiveReals——Set 层 CRcarrier + Prop 层 CRle/CRlt，零经典公理、零 Admitted，29 Qed 全 "Closed under the global context"，同事补 P5 收缩链后现 33 定理）</w:t>
+      </w:r>
+      <w:r>
+        <w:rPr>
+          <w:rFonts w:ascii="Times New Roman" w:hAnsi="Times New Roman" w:eastAsia="宋体"/>
+          <w:b w:val="0"/>
+          <w:i w:val="0"/>
+          <w:sz w:val="24"/>
+        </w:rPr>
+        <w:t>、</w:t>
+      </w:r>
+      <w:r>
+        <w:rPr>
+          <w:rFonts w:ascii="Times New Roman" w:hAnsi="Times New Roman" w:eastAsia="宋体"/>
+          <w:b/>
+          <w:i w:val="0"/>
+          <w:sz w:val="24"/>
+        </w:rPr>
+        <w:t>`row_rip_bound_M`（行和→RIP 主定理，经典 R 轨道 `probe_row_rip.v`：行非对角和 ≤ μ_row ⟹ |‖Σ_{j≤M} c_j·u_j‖² − Σc_j²| ≤ μ_row·M·Σc_j²，δ_k=(k−1)·μ_row，9 Qed 零公理）</w:t>
+      </w:r>
+      <w:r>
+        <w:rPr>
+          <w:rFonts w:ascii="Times New Roman" w:hAnsi="Times New Roman" w:eastAsia="宋体"/>
+          <w:b w:val="0"/>
+          <w:i w:val="0"/>
+          <w:sz w:val="24"/>
+        </w:rPr>
+        <w:t>、</w:t>
+      </w:r>
+      <w:r>
+        <w:rPr>
+          <w:rFonts w:ascii="Consolas" w:hAnsi="Consolas" w:eastAsia="等线"/>
+          <w:b w:val="0"/>
+          <w:i w:val="0"/>
+          <w:sz w:val="22"/>
+        </w:rPr>
+        <w:t>sparse_uniquenessM</w:t>
+      </w:r>
+      <w:r>
+        <w:rPr>
+          <w:rFonts w:ascii="Times New Roman" w:hAnsi="Times New Roman" w:eastAsia="宋体"/>
+          <w:b w:val="0"/>
+          <w:i w:val="0"/>
+          <w:sz w:val="24"/>
+        </w:rPr>
+        <w:t>（</w:t>
+      </w:r>
+      <w:r>
+        <w:rPr>
+          <w:rFonts w:ascii="Times New Roman" w:hAnsi="Times New Roman" w:eastAsia="宋体"/>
+          <w:b/>
+          <w:i w:val="0"/>
+          <w:sz w:val="24"/>
+        </w:rPr>
+        <w:t>μ·(M+1) &lt; 1 ⟹ 窗口内零组合 ⟹ 系数全零</w:t>
+      </w:r>
+      <w:r>
+        <w:rPr>
+          <w:rFonts w:ascii="Times New Roman" w:hAnsi="Times New Roman" w:eastAsia="宋体"/>
+          <w:b w:val="0"/>
+          <w:i w:val="0"/>
+          <w:sz w:val="24"/>
+        </w:rPr>
+        <w:t>，M+1 原子稀疏表示唯一）、</w:t>
+      </w:r>
+      <w:r>
+        <w:rPr>
+          <w:rFonts w:ascii="Times New Roman" w:hAnsi="Times New Roman" w:eastAsia="宋体"/>
+          <w:b/>
+          <w:i w:val="0"/>
+          <w:sz w:val="24"/>
+        </w:rPr>
+        <w:t>`C4_sparse_uniqueness_3`（C=4 实例，probe_c4_instance.v：六对相干上界组装 μ=11289/33920 &lt; 1/3，3 原子唯一恢复）</w:t>
+      </w:r>
+      <w:r>
+        <w:rPr>
+          <w:rFonts w:ascii="Times New Roman" w:hAnsi="Times New Roman" w:eastAsia="宋体"/>
+          <w:b w:val="0"/>
+          <w:i w:val="0"/>
+          <w:sz w:val="24"/>
+        </w:rPr>
+        <w:t>、</w:t>
+      </w:r>
+      <w:r>
+        <w:rPr>
+          <w:rFonts w:ascii="Times New Roman" w:hAnsi="Times New Roman" w:eastAsia="宋体"/>
+          <w:b/>
+          <w:i w:val="0"/>
+          <w:sz w:val="24"/>
+        </w:rPr>
+        <w:t>`CRrecovery_correct_prefix`（R4 唯一性⟹恢复正确性骨架，构造性轨道 `probe_recovery_cr.v`：μ(M+1)&lt;1 下两表示相等 ⟹ 系数逐点相等）</w:t>
+      </w:r>
+      <w:r>
+        <w:rPr>
+          <w:rFonts w:ascii="Times New Roman" w:hAnsi="Times New Roman" w:eastAsia="宋体"/>
+          <w:b w:val="0"/>
+          <w:i w:val="0"/>
+          <w:sz w:val="24"/>
+        </w:rPr>
+        <w:t>、</w:t>
+      </w:r>
+      <w:r>
+        <w:rPr>
+          <w:rFonts w:ascii="Times New Roman" w:hAnsi="Times New Roman" w:eastAsia="宋体"/>
+          <w:b/>
+          <w:i w:val="0"/>
+          <w:sz w:val="24"/>
+        </w:rPr>
+        <w:t>`CRuncertainty_principle`（F5 相干字典不确定原理，构造性轨道 `probe_uncertainty_cr.v`：μ(|T1|+|T2|−1)&lt;1 下两稀疏表示相等 ⟹ 系数逐点相等，支撑大小版 1+1/μ，35 定理零经典）</w:t>
+      </w:r>
+      <w:r>
+        <w:rPr>
+          <w:rFonts w:ascii="Times New Roman" w:hAnsi="Times New Roman" w:eastAsia="宋体"/>
+          <w:b w:val="0"/>
+          <w:i w:val="0"/>
+          <w:sz w:val="24"/>
+        </w:rPr>
+        <w:t>、</w:t>
+      </w:r>
+      <w:r>
+        <w:rPr>
+          <w:rFonts w:ascii="Times New Roman" w:hAnsi="Times New Roman" w:eastAsia="宋体"/>
+          <w:b/>
+          <w:i w:val="0"/>
+          <w:sz w:val="24"/>
+        </w:rPr>
+        <w:t>`CRg8_recovery_synthesis`（G-8 字典最优性⟹恢复保证合成，构造性轨道 `probe_g8_synthesis_cr.v`：Welch 下界（平方形态抽象前提）+ F5 唯一性窗口 ⟹ 两稀疏表示必相同；相图定理 `CRphase_window_nonempty`：窗口非空参数条件 (M−N)·T² &lt; N(M−1)，6 Qed 零经典）</w:t>
+      </w:r>
+      <w:r>
+        <w:rPr>
+          <w:rFonts w:ascii="Times New Roman" w:hAnsi="Times New Roman" w:eastAsia="宋体"/>
+          <w:b w:val="0"/>
+          <w:i w:val="0"/>
+          <w:sz w:val="24"/>
+        </w:rPr>
+        <w:t>——把「框架界（1D 无条件基）+ 频率阶梯」的理论优势从表示稳定性推进到稀疏恢复（probe_incoherence 48 Qed + ca_rip_cr 33 Qed + probe_c4_instance + probe_row_rip 9 Qed + probe_recovery_cr + probe_uncertainty_cr 35 Qed + probe_welch 13 Qed + probe_g8_synthesis_cr 6 Qed，构造性轨道独立验证）。</w:t>
       </w:r>
     </w:p>
     <w:p>
       <w:pPr>
+        <w:spacing w:line="336" w:lineRule="auto"/>
+        <w:ind w:firstLine="480"/>
+      </w:pPr>
+      <w:r>
+        <w:rPr>
+          <w:rFonts w:ascii="Times New Roman" w:hAnsi="Times New Roman" w:eastAsia="宋体"/>
+          <w:b/>
+          <w:i w:val="0"/>
+          <w:sz w:val="24"/>
+        </w:rPr>
+        <w:t>关键词</w:t>
+      </w:r>
+      <w:r>
+        <w:rPr>
+          <w:rFonts w:ascii="Times New Roman" w:hAnsi="Times New Roman" w:eastAsia="宋体"/>
+          <w:b w:val="0"/>
+          <w:i w:val="0"/>
+          <w:sz w:val="24"/>
+        </w:rPr>
+        <w:t>：形式化验证；Coq/Rocq；稀疏注意力；框架理论；Gershgorin 界；反射检查器；程序提取；构造性数学</w:t>
+      </w:r>
+    </w:p>
+    <w:p>
+      <w:pPr>
         <w:pStyle w:val="Heading2"/>
       </w:pPr>
       <w:r>
@@ -4566,6 +4592,114 @@
         </w:rPr>
         <w:t>，不覆盖合并版全部定理；应用层的注意力证书/框架界/反射检查器定理链不受影响，涉及 classic 的相变存在性结果属实证机制的定性刻画。</w:t>
       </w:r>
+      <w:r>
+        <w:rPr>
+          <w:rFonts w:ascii="Times New Roman" w:hAnsi="Times New Roman" w:eastAsia="宋体"/>
+          <w:b/>
+          <w:i w:val="0"/>
+          <w:sz w:val="24"/>
+        </w:rPr>
+        <w:t>审计分层口径（v2.16）</w:t>
+      </w:r>
+      <w:r>
+        <w:rPr>
+          <w:rFonts w:ascii="Times New Roman" w:hAnsi="Times New Roman" w:eastAsia="宋体"/>
+          <w:b w:val="0"/>
+          <w:i w:val="0"/>
+          <w:sz w:val="24"/>
+        </w:rPr>
+        <w:t xml:space="preserve">：165 项输出块 = </w:t>
+      </w:r>
+      <w:r>
+        <w:rPr>
+          <w:rFonts w:ascii="Times New Roman" w:hAnsi="Times New Roman" w:eastAsia="宋体"/>
+          <w:b/>
+          <w:i w:val="0"/>
+          <w:sz w:val="24"/>
+        </w:rPr>
+        <w:t>54 项 Closed under the global context + 111 项 Dedekind 三公理脚印</w:t>
+      </w:r>
+      <w:r>
+        <w:rPr>
+          <w:rFonts w:ascii="Times New Roman" w:hAnsi="Times New Roman" w:eastAsia="宋体"/>
+          <w:b w:val="0"/>
+          <w:i w:val="0"/>
+          <w:sz w:val="24"/>
+        </w:rPr>
+        <w:t>（sig_not_dec/sig_forall_dec/fext，实数构造固有）；</w:t>
+      </w:r>
+      <w:r>
+        <w:rPr>
+          <w:rFonts w:ascii="Times New Roman" w:hAnsi="Times New Roman" w:eastAsia="宋体"/>
+          <w:b/>
+          <w:i w:val="0"/>
+          <w:sz w:val="24"/>
+        </w:rPr>
+        <w:t>构造性轨道不在此 165 项内</w:t>
+      </w:r>
+      <w:r>
+        <w:rPr>
+          <w:rFonts w:ascii="Times New Roman" w:hAnsi="Times New Roman" w:eastAsia="宋体"/>
+          <w:b w:val="0"/>
+          <w:i w:val="0"/>
+          <w:sz w:val="24"/>
+        </w:rPr>
+        <w:t>——</w:t>
+      </w:r>
+      <w:r>
+        <w:rPr>
+          <w:rFonts w:ascii="Consolas" w:hAnsi="Consolas" w:eastAsia="等线"/>
+          <w:b w:val="0"/>
+          <w:i w:val="0"/>
+          <w:sz w:val="22"/>
+        </w:rPr>
+        <w:t>ca_rip_cr.v</w:t>
+      </w:r>
+      <w:r>
+        <w:rPr>
+          <w:rFonts w:ascii="Times New Roman" w:hAnsi="Times New Roman" w:eastAsia="宋体"/>
+          <w:b w:val="0"/>
+          <w:i w:val="0"/>
+          <w:sz w:val="24"/>
+        </w:rPr>
+        <w:t>（33 定理）、</w:t>
+      </w:r>
+      <w:r>
+        <w:rPr>
+          <w:rFonts w:ascii="Consolas" w:hAnsi="Consolas" w:eastAsia="等线"/>
+          <w:b w:val="0"/>
+          <w:i w:val="0"/>
+          <w:sz w:val="22"/>
+        </w:rPr>
+        <w:t>probe_uncertainty_cr.v</w:t>
+      </w:r>
+      <w:r>
+        <w:rPr>
+          <w:rFonts w:ascii="Times New Roman" w:hAnsi="Times New Roman" w:eastAsia="宋体"/>
+          <w:b w:val="0"/>
+          <w:i w:val="0"/>
+          <w:sz w:val="24"/>
+        </w:rPr>
+        <w:t>（35 定理）、</w:t>
+      </w:r>
+      <w:r>
+        <w:rPr>
+          <w:rFonts w:ascii="Consolas" w:hAnsi="Consolas" w:eastAsia="等线"/>
+          <w:b w:val="0"/>
+          <w:i w:val="0"/>
+          <w:sz w:val="22"/>
+        </w:rPr>
+        <w:t>probe_taugrid_cr.v</w:t>
+      </w:r>
+      <w:r>
+        <w:rPr>
+          <w:rFonts w:ascii="Times New Roman" w:hAnsi="Times New Roman" w:eastAsia="宋体"/>
+          <w:b w:val="0"/>
+          <w:i w:val="0"/>
+          <w:sz w:val="24"/>
+        </w:rPr>
+        <w:t>（13 定理）各有独立 Print Assumptions 审计且全部 Closed（零公理），其清洁度高于应用层均值。</w:t>
+      </w:r>
     </w:p>
     <w:p>
       <w:pPr>
@@ -5539,6 +5673,114 @@
           <w:i w:val="0"/>
           <w:sz w:val="24"/>
         </w:rPr>
+        <w:t>充要性精确层口径（G-3）</w:t>
+      </w:r>
+      <w:r>
+        <w:rPr>
+          <w:rFonts w:ascii="Times New Roman" w:hAnsi="Times New Roman" w:eastAsia="宋体"/>
+          <w:b w:val="0"/>
+          <w:i w:val="0"/>
+          <w:sz w:val="24"/>
+        </w:rPr>
+        <w:t>：</w:t>
+      </w:r>
+      <w:r>
+        <w:rPr>
+          <w:rFonts w:ascii="Consolas" w:hAnsi="Consolas" w:eastAsia="等线"/>
+          <w:b w:val="0"/>
+          <w:i w:val="0"/>
+          <w:sz w:val="22"/>
+        </w:rPr>
+        <w:t>probe_g3_criterion.v</w:t>
+      </w:r>
+      <w:r>
+        <w:rPr>
+          <w:rFonts w:ascii="Times New Roman" w:hAnsi="Times New Roman" w:eastAsia="宋体"/>
+          <w:b w:val="0"/>
+          <w:i w:val="0"/>
+          <w:sz w:val="24"/>
+        </w:rPr>
+        <w:t xml:space="preserve"> 的 </w:t>
+      </w:r>
+      <w:r>
+        <w:rPr>
+          <w:rFonts w:ascii="Consolas" w:hAnsi="Consolas" w:eastAsia="等线"/>
+          <w:b w:val="0"/>
+          <w:i w:val="0"/>
+          <w:sz w:val="22"/>
+        </w:rPr>
+        <w:t>g3_certifiable_iff</w:t>
+      </w:r>
+      <w:r>
+        <w:rPr>
+          <w:rFonts w:ascii="Times New Roman" w:hAnsi="Times New Roman" w:eastAsia="宋体"/>
+          <w:b w:val="0"/>
+          <w:i w:val="0"/>
+          <w:sz w:val="24"/>
+        </w:rPr>
+        <w:t xml:space="preserve"> 证明——在精确有理算术层，检查器通过与否</w:t>
+      </w:r>
+      <w:r>
+        <w:rPr>
+          <w:rFonts w:ascii="Times New Roman" w:hAnsi="Times New Roman" w:eastAsia="宋体"/>
+          <w:b/>
+          <w:i w:val="0"/>
+          <w:sz w:val="24"/>
+        </w:rPr>
+        <w:t>等价于</w:t>
+      </w:r>
+      <w:r>
+        <w:rPr>
+          <w:rFonts w:ascii="Times New Roman" w:hAnsi="Times New Roman" w:eastAsia="宋体"/>
+          <w:b w:val="0"/>
+          <w:i w:val="0"/>
+          <w:sz w:val="24"/>
+        </w:rPr>
+        <w:t xml:space="preserve"> Gershgorin 行和阈值条件；假阴性全部来源于 floor-sqrt/Jordan 等</w:t>
+      </w:r>
+      <w:r>
+        <w:rPr>
+          <w:rFonts w:ascii="Times New Roman" w:hAnsi="Times New Roman" w:eastAsia="宋体"/>
+          <w:b/>
+          <w:i w:val="0"/>
+          <w:sz w:val="24"/>
+        </w:rPr>
+        <w:t>可判定松弛层的保守性</w:t>
+      </w:r>
+      <w:r>
+        <w:rPr>
+          <w:rFonts w:ascii="Times New Roman" w:hAnsi="Times New Roman" w:eastAsia="宋体"/>
+          <w:b w:val="0"/>
+          <w:i w:val="0"/>
+          <w:sz w:val="24"/>
+        </w:rPr>
+        <w:t>，而非检查器逻辑的完备性缺口（[3,7,15] 即保守性见证：精确行和 0.7870 ≤ 4/5 被误拒，</w:t>
+      </w:r>
+      <w:r>
+        <w:rPr>
+          <w:rFonts w:ascii="Consolas" w:hAnsi="Consolas" w:eastAsia="等线"/>
+          <w:b w:val="0"/>
+          <w:i w:val="0"/>
+          <w:sz w:val="22"/>
+        </w:rPr>
+        <w:t>probe_g5_premium.v</w:t>
+      </w:r>
+      <w:r>
+        <w:rPr>
+          <w:rFonts w:ascii="Times New Roman" w:hAnsi="Times New Roman" w:eastAsia="宋体"/>
+          <w:b w:val="0"/>
+          <w:i w:val="0"/>
+          <w:sz w:val="24"/>
+        </w:rPr>
+        <w:t xml:space="preserve"> 机器验证）。- </w:t>
+      </w:r>
+      <w:r>
+        <w:rPr>
+          <w:rFonts w:ascii="Times New Roman" w:hAnsi="Times New Roman" w:eastAsia="宋体"/>
+          <w:b/>
+          <w:i w:val="0"/>
+          <w:sz w:val="24"/>
+        </w:rPr>
         <w:t>反向警示（形式化审查强化）</w:t>
       </w:r>
       <w:r>
@@ -5734,6 +5976,890 @@
           <w:sz w:val="24"/>
         </w:rPr>
         <w:t>、Zarith 大整数。</w:t>
+      </w:r>
+    </w:p>
+    <w:p>
+      <w:pPr>
+        <w:spacing w:line="336" w:lineRule="auto"/>
+        <w:ind w:firstLine="480"/>
+      </w:pPr>
+      <w:r>
+        <w:rPr>
+          <w:rFonts w:ascii="Times New Roman" w:hAnsi="Times New Roman" w:eastAsia="宋体"/>
+          <w:b/>
+          <w:i w:val="0"/>
+          <w:sz w:val="24"/>
+        </w:rPr>
+        <w:t>证书覆盖地图（阶梯实例 × 认证状态 × 实证对照）</w:t>
+      </w:r>
+      <w:r>
+        <w:rPr>
+          <w:rFonts w:ascii="Times New Roman" w:hAnsi="Times New Roman" w:eastAsia="宋体"/>
+          <w:b w:val="0"/>
+          <w:i w:val="0"/>
+          <w:sz w:val="24"/>
+        </w:rPr>
+        <w:t>：</w:t>
+      </w:r>
+    </w:p>
+    <w:tbl>
+      <w:tblPr>
+        <w:tblStyle w:val="TableGrid"/>
+        <w:tblW w:type="auto" w:w="0"/>
+        <w:tblLook w:firstColumn="1" w:firstRow="1" w:lastColumn="0" w:lastRow="0" w:noHBand="0" w:noVBand="1" w:val="04A0"/>
+      </w:tblPr>
+      <w:tblGrid>
+        <w:gridCol w:w="1560"/>
+        <w:gridCol w:w="1560"/>
+        <w:gridCol w:w="1560"/>
+        <w:gridCol w:w="1560"/>
+        <w:gridCol w:w="1560"/>
+        <w:gridCol w:w="1560"/>
+      </w:tblGrid>
+      <w:tr>
+        <w:tc>
+          <w:tcPr>
+            <w:tcW w:type="dxa" w:w="1560"/>
+          </w:tcPr>
+          <w:p>
+            <w:r>
+              <w:rPr>
+                <w:rFonts w:ascii="Times New Roman" w:hAnsi="Times New Roman" w:eastAsia="宋体"/>
+                <w:b/>
+                <w:i w:val="0"/>
+                <w:sz w:val="21"/>
+              </w:rPr>
+              <w:t>阶梯实例</w:t>
+            </w:r>
+          </w:p>
+        </w:tc>
+        <w:tc>
+          <w:tcPr>
+            <w:tcW w:type="dxa" w:w="1560"/>
+          </w:tcPr>
+          <w:p>
+            <w:r>
+              <w:rPr>
+                <w:rFonts w:ascii="Times New Roman" w:hAnsi="Times New Roman" w:eastAsia="宋体"/>
+                <w:b/>
+                <w:i w:val="0"/>
+                <w:sz w:val="21"/>
+              </w:rPr>
+              <w:t>直接框架界 (μ≤4/5)</w:t>
+            </w:r>
+          </w:p>
+        </w:tc>
+        <w:tc>
+          <w:tcPr>
+            <w:tcW w:type="dxa" w:w="1560"/>
+          </w:tcPr>
+          <w:p>
+            <w:r>
+              <w:rPr>
+                <w:rFonts w:ascii="Times New Roman" w:hAnsi="Times New Roman" w:eastAsia="宋体"/>
+                <w:b/>
+                <w:i w:val="0"/>
+                <w:sz w:val="21"/>
+              </w:rPr>
+              <w:t>复合证书</w:t>
+            </w:r>
+          </w:p>
+        </w:tc>
+        <w:tc>
+          <w:tcPr>
+            <w:tcW w:type="dxa" w:w="1560"/>
+          </w:tcPr>
+          <w:p>
+            <w:r>
+              <w:rPr>
+                <w:rFonts w:ascii="Times New Roman" w:hAnsi="Times New Roman" w:eastAsia="宋体"/>
+                <w:b/>
+                <w:i w:val="0"/>
+                <w:sz w:val="21"/>
+              </w:rPr>
+              <w:t>检查器状态</w:t>
+            </w:r>
+          </w:p>
+        </w:tc>
+        <w:tc>
+          <w:tcPr>
+            <w:tcW w:type="dxa" w:w="1560"/>
+          </w:tcPr>
+          <w:p>
+            <w:r>
+              <w:rPr>
+                <w:rFonts w:ascii="Times New Roman" w:hAnsi="Times New Roman" w:eastAsia="宋体"/>
+                <w:b/>
+                <w:i w:val="0"/>
+                <w:sz w:val="21"/>
+              </w:rPr>
+              <w:t>实证 8× PPL</w:t>
+            </w:r>
+          </w:p>
+        </w:tc>
+        <w:tc>
+          <w:tcPr>
+            <w:tcW w:type="dxa" w:w="1560"/>
+          </w:tcPr>
+          <w:p>
+            <w:r>
+              <w:rPr>
+                <w:rFonts w:ascii="Times New Roman" w:hAnsi="Times New Roman" w:eastAsia="宋体"/>
+                <w:b/>
+                <w:i w:val="0"/>
+                <w:sz w:val="21"/>
+              </w:rPr>
+              <w:t>覆盖结论</w:t>
+            </w:r>
+          </w:p>
+        </w:tc>
+      </w:tr>
+      <w:tr>
+        <w:tc>
+          <w:tcPr>
+            <w:tcW w:type="dxa" w:w="1560"/>
+          </w:tcPr>
+          <w:p>
+            <w:r>
+              <w:rPr>
+                <w:rFonts w:ascii="Times New Roman" w:hAnsi="Times New Roman" w:eastAsia="宋体"/>
+                <w:b w:val="0"/>
+                <w:i w:val="0"/>
+                <w:sz w:val="21"/>
+              </w:rPr>
+              <w:t>[3,13,53,213]</w:t>
+            </w:r>
+          </w:p>
+        </w:tc>
+        <w:tc>
+          <w:tcPr>
+            <w:tcW w:type="dxa" w:w="1560"/>
+          </w:tcPr>
+          <w:p>
+            <w:r>
+              <w:rPr>
+                <w:rFonts w:ascii="Times New Roman" w:hAnsi="Times New Roman" w:eastAsia="宋体"/>
+                <w:b w:val="0"/>
+                <w:i w:val="0"/>
+                <w:sz w:val="21"/>
+              </w:rPr>
+              <w:t xml:space="preserve">✅ </w:t>
+            </w:r>
+            <w:r>
+              <w:rPr>
+                <w:rFonts w:ascii="Consolas" w:hAnsi="Consolas" w:eastAsia="等线"/>
+                <w:b w:val="0"/>
+                <w:i w:val="0"/>
+                <w:sz w:val="19"/>
+              </w:rPr>
+              <w:t>certified_c4_frame_bounds</w:t>
+            </w:r>
+          </w:p>
+        </w:tc>
+        <w:tc>
+          <w:tcPr>
+            <w:tcW w:type="dxa" w:w="1560"/>
+          </w:tcPr>
+          <w:p>
+            <w:r>
+              <w:rPr>
+                <w:rFonts w:ascii="Times New Roman" w:hAnsi="Times New Roman" w:eastAsia="宋体"/>
+                <w:b w:val="0"/>
+                <w:i w:val="0"/>
+                <w:sz w:val="21"/>
+              </w:rPr>
+              <w:t>—</w:t>
+            </w:r>
+          </w:p>
+        </w:tc>
+        <w:tc>
+          <w:tcPr>
+            <w:tcW w:type="dxa" w:w="1560"/>
+          </w:tcPr>
+          <w:p>
+            <w:r>
+              <w:rPr>
+                <w:rFonts w:ascii="Times New Roman" w:hAnsi="Times New Roman" w:eastAsia="宋体"/>
+                <w:b w:val="0"/>
+                <w:i w:val="0"/>
+                <w:sz w:val="21"/>
+              </w:rPr>
+              <w:t>true</w:t>
+            </w:r>
+          </w:p>
+        </w:tc>
+        <w:tc>
+          <w:tcPr>
+            <w:tcW w:type="dxa" w:w="1560"/>
+          </w:tcPr>
+          <w:p>
+            <w:r>
+              <w:rPr>
+                <w:rFonts w:ascii="Times New Roman" w:hAnsi="Times New Roman" w:eastAsia="宋体"/>
+                <w:b w:val="0"/>
+                <w:i w:val="0"/>
+                <w:sz w:val="21"/>
+              </w:rPr>
+              <w:t>12.75</w:t>
+            </w:r>
+          </w:p>
+        </w:tc>
+        <w:tc>
+          <w:tcPr>
+            <w:tcW w:type="dxa" w:w="1560"/>
+          </w:tcPr>
+          <w:p>
+            <w:r>
+              <w:rPr>
+                <w:rFonts w:ascii="Times New Roman" w:hAnsi="Times New Roman" w:eastAsia="宋体"/>
+                <w:b w:val="0"/>
+                <w:i w:val="0"/>
+                <w:sz w:val="21"/>
+              </w:rPr>
+              <w:t>4 原子能量有界；3 原子稀疏唯一</w:t>
+            </w:r>
+          </w:p>
+        </w:tc>
+      </w:tr>
+      <w:tr>
+        <w:tc>
+          <w:tcPr>
+            <w:tcW w:type="dxa" w:w="1560"/>
+          </w:tcPr>
+          <w:p>
+            <w:r>
+              <w:rPr>
+                <w:rFonts w:ascii="Times New Roman" w:hAnsi="Times New Roman" w:eastAsia="宋体"/>
+                <w:b w:val="0"/>
+                <w:i w:val="0"/>
+                <w:sz w:val="21"/>
+              </w:rPr>
+              <w:t>[3,15,63,255]</w:t>
+            </w:r>
+          </w:p>
+        </w:tc>
+        <w:tc>
+          <w:tcPr>
+            <w:tcW w:type="dxa" w:w="1560"/>
+          </w:tcPr>
+          <w:p>
+            <w:r>
+              <w:rPr>
+                <w:rFonts w:ascii="Times New Roman" w:hAnsi="Times New Roman" w:eastAsia="宋体"/>
+                <w:b w:val="0"/>
+                <w:i w:val="0"/>
+                <w:sz w:val="21"/>
+              </w:rPr>
+              <w:t xml:space="preserve">✅ </w:t>
+            </w:r>
+            <w:r>
+              <w:rPr>
+                <w:rFonts w:ascii="Consolas" w:hAnsi="Consolas" w:eastAsia="等线"/>
+                <w:b w:val="0"/>
+                <w:i w:val="0"/>
+                <w:sz w:val="19"/>
+              </w:rPr>
+              <w:t>certified_t8_core_frame_bounds</w:t>
+            </w:r>
+          </w:p>
+        </w:tc>
+        <w:tc>
+          <w:tcPr>
+            <w:tcW w:type="dxa" w:w="1560"/>
+          </w:tcPr>
+          <w:p>
+            <w:r>
+              <w:rPr>
+                <w:rFonts w:ascii="Times New Roman" w:hAnsi="Times New Roman" w:eastAsia="宋体"/>
+                <w:b w:val="0"/>
+                <w:i w:val="0"/>
+                <w:sz w:val="21"/>
+              </w:rPr>
+              <w:t>—</w:t>
+            </w:r>
+          </w:p>
+        </w:tc>
+        <w:tc>
+          <w:tcPr>
+            <w:tcW w:type="dxa" w:w="1560"/>
+          </w:tcPr>
+          <w:p>
+            <w:r>
+              <w:rPr>
+                <w:rFonts w:ascii="Times New Roman" w:hAnsi="Times New Roman" w:eastAsia="宋体"/>
+                <w:b w:val="0"/>
+                <w:i w:val="0"/>
+                <w:sz w:val="21"/>
+              </w:rPr>
+              <w:t>true</w:t>
+            </w:r>
+          </w:p>
+        </w:tc>
+        <w:tc>
+          <w:tcPr>
+            <w:tcW w:type="dxa" w:w="1560"/>
+          </w:tcPr>
+          <w:p>
+            <w:r>
+              <w:rPr>
+                <w:rFonts w:ascii="Times New Roman" w:hAnsi="Times New Roman" w:eastAsia="宋体"/>
+                <w:b w:val="0"/>
+                <w:i w:val="0"/>
+                <w:sz w:val="21"/>
+              </w:rPr>
+              <w:t>—</w:t>
+            </w:r>
+          </w:p>
+        </w:tc>
+        <w:tc>
+          <w:tcPr>
+            <w:tcW w:type="dxa" w:w="1560"/>
+          </w:tcPr>
+          <w:p>
+            <w:r>
+              <w:rPr>
+                <w:rFonts w:ascii="Times New Roman" w:hAnsi="Times New Roman" w:eastAsia="宋体"/>
+                <w:b w:val="0"/>
+                <w:i w:val="0"/>
+                <w:sz w:val="21"/>
+              </w:rPr>
+              <w:t>T8 认证核覆盖</w:t>
+            </w:r>
+          </w:p>
+        </w:tc>
+      </w:tr>
+      <w:tr>
+        <w:tc>
+          <w:tcPr>
+            <w:tcW w:type="dxa" w:w="1560"/>
+          </w:tcPr>
+          <w:p>
+            <w:r>
+              <w:rPr>
+                <w:rFonts w:ascii="Times New Roman" w:hAnsi="Times New Roman" w:eastAsia="宋体"/>
+                <w:b w:val="0"/>
+                <w:i w:val="0"/>
+                <w:sz w:val="21"/>
+              </w:rPr>
+              <w:t>[3,7,15,31,63,127,255]</w:t>
+            </w:r>
+          </w:p>
+        </w:tc>
+        <w:tc>
+          <w:tcPr>
+            <w:tcW w:type="dxa" w:w="1560"/>
+          </w:tcPr>
+          <w:p>
+            <w:r>
+              <w:rPr>
+                <w:rFonts w:ascii="Times New Roman" w:hAnsi="Times New Roman" w:eastAsia="宋体"/>
+                <w:b w:val="0"/>
+                <w:i w:val="0"/>
+                <w:sz w:val="21"/>
+              </w:rPr>
+              <w:t>❌ 精确行和 1.2287 &gt; 4/5</w:t>
+            </w:r>
+          </w:p>
+        </w:tc>
+        <w:tc>
+          <w:tcPr>
+            <w:tcW w:type="dxa" w:w="1560"/>
+          </w:tcPr>
+          <w:p>
+            <w:r>
+              <w:rPr>
+                <w:rFonts w:ascii="Times New Roman" w:hAnsi="Times New Roman" w:eastAsia="宋体"/>
+                <w:b w:val="0"/>
+                <w:i w:val="0"/>
+                <w:sz w:val="21"/>
+              </w:rPr>
+              <w:t xml:space="preserve">✅ </w:t>
+            </w:r>
+            <w:r>
+              <w:rPr>
+                <w:rFonts w:ascii="Consolas" w:hAnsi="Consolas" w:eastAsia="等线"/>
+                <w:b w:val="0"/>
+                <w:i w:val="0"/>
+                <w:sz w:val="19"/>
+              </w:rPr>
+              <w:t>champion_e5_composite_certificate</w:t>
+            </w:r>
+          </w:p>
+        </w:tc>
+        <w:tc>
+          <w:tcPr>
+            <w:tcW w:type="dxa" w:w="1560"/>
+          </w:tcPr>
+          <w:p>
+            <w:r>
+              <w:rPr>
+                <w:rFonts w:ascii="Times New Roman" w:hAnsi="Times New Roman" w:eastAsia="宋体"/>
+                <w:b w:val="0"/>
+                <w:i w:val="0"/>
+                <w:sz w:val="21"/>
+              </w:rPr>
+              <w:t>false（真阴性）</w:t>
+            </w:r>
+          </w:p>
+        </w:tc>
+        <w:tc>
+          <w:tcPr>
+            <w:tcW w:type="dxa" w:w="1560"/>
+          </w:tcPr>
+          <w:p>
+            <w:r>
+              <w:rPr>
+                <w:rFonts w:ascii="Times New Roman" w:hAnsi="Times New Roman" w:eastAsia="宋体"/>
+                <w:b w:val="0"/>
+                <w:i w:val="0"/>
+                <w:sz w:val="21"/>
+              </w:rPr>
+              <w:t>12.40</w:t>
+            </w:r>
+          </w:p>
+        </w:tc>
+        <w:tc>
+          <w:tcPr>
+            <w:tcW w:type="dxa" w:w="1560"/>
+          </w:tcPr>
+          <w:p>
+            <w:r>
+              <w:rPr>
+                <w:rFonts w:ascii="Times New Roman" w:hAnsi="Times New Roman" w:eastAsia="宋体"/>
+                <w:b w:val="0"/>
+                <w:i w:val="0"/>
+                <w:sz w:val="21"/>
+              </w:rPr>
+              <w:t>基表示稳定性界（单边上界）</w:t>
+            </w:r>
+          </w:p>
+        </w:tc>
+      </w:tr>
+      <w:tr>
+        <w:tc>
+          <w:tcPr>
+            <w:tcW w:type="dxa" w:w="1560"/>
+          </w:tcPr>
+          <w:p>
+            <w:r>
+              <w:rPr>
+                <w:rFonts w:ascii="Times New Roman" w:hAnsi="Times New Roman" w:eastAsia="宋体"/>
+                <w:b w:val="0"/>
+                <w:i w:val="0"/>
+                <w:sz w:val="21"/>
+              </w:rPr>
+              <w:t>[3,7,15]</w:t>
+            </w:r>
+          </w:p>
+        </w:tc>
+        <w:tc>
+          <w:tcPr>
+            <w:tcW w:type="dxa" w:w="1560"/>
+          </w:tcPr>
+          <w:p>
+            <w:r>
+              <w:rPr>
+                <w:rFonts w:ascii="Times New Roman" w:hAnsi="Times New Roman" w:eastAsia="宋体"/>
+                <w:b w:val="0"/>
+                <w:i w:val="0"/>
+                <w:sz w:val="21"/>
+              </w:rPr>
+              <w:t>❌ 检查器 false</w:t>
+            </w:r>
+          </w:p>
+        </w:tc>
+        <w:tc>
+          <w:tcPr>
+            <w:tcW w:type="dxa" w:w="1560"/>
+          </w:tcPr>
+          <w:p>
+            <w:r>
+              <w:rPr>
+                <w:rFonts w:ascii="Times New Roman" w:hAnsi="Times New Roman" w:eastAsia="宋体"/>
+                <w:b w:val="0"/>
+                <w:i w:val="0"/>
+                <w:sz w:val="21"/>
+              </w:rPr>
+              <w:t>—</w:t>
+            </w:r>
+          </w:p>
+        </w:tc>
+        <w:tc>
+          <w:tcPr>
+            <w:tcW w:type="dxa" w:w="1560"/>
+          </w:tcPr>
+          <w:p>
+            <w:r>
+              <w:rPr>
+                <w:rFonts w:ascii="Times New Roman" w:hAnsi="Times New Roman" w:eastAsia="宋体"/>
+                <w:b w:val="0"/>
+                <w:i w:val="0"/>
+                <w:sz w:val="21"/>
+              </w:rPr>
+              <w:t>false（</w:t>
+            </w:r>
+            <w:r>
+              <w:rPr>
+                <w:rFonts w:ascii="Times New Roman" w:hAnsi="Times New Roman" w:eastAsia="宋体"/>
+                <w:b/>
+                <w:i w:val="0"/>
+                <w:sz w:val="21"/>
+              </w:rPr>
+              <w:t>假阴性</w:t>
+            </w:r>
+            <w:r>
+              <w:rPr>
+                <w:rFonts w:ascii="Times New Roman" w:hAnsi="Times New Roman" w:eastAsia="宋体"/>
+                <w:b w:val="0"/>
+                <w:i w:val="0"/>
+                <w:sz w:val="21"/>
+              </w:rPr>
+              <w:t>）</w:t>
+            </w:r>
+          </w:p>
+        </w:tc>
+        <w:tc>
+          <w:tcPr>
+            <w:tcW w:type="dxa" w:w="1560"/>
+          </w:tcPr>
+          <w:p>
+            <w:r>
+              <w:rPr>
+                <w:rFonts w:ascii="Times New Roman" w:hAnsi="Times New Roman" w:eastAsia="宋体"/>
+                <w:b w:val="0"/>
+                <w:i w:val="0"/>
+                <w:sz w:val="21"/>
+              </w:rPr>
+              <w:t>—</w:t>
+            </w:r>
+          </w:p>
+        </w:tc>
+        <w:tc>
+          <w:tcPr>
+            <w:tcW w:type="dxa" w:w="1560"/>
+          </w:tcPr>
+          <w:p>
+            <w:r>
+              <w:rPr>
+                <w:rFonts w:ascii="Times New Roman" w:hAnsi="Times New Roman" w:eastAsia="宋体"/>
+                <w:b w:val="0"/>
+                <w:i w:val="0"/>
+                <w:sz w:val="21"/>
+              </w:rPr>
+              <w:t>精确行和 ≈0.787 ≤ 4/5，被保守界误拒（G-5 见证）</w:t>
+            </w:r>
+          </w:p>
+        </w:tc>
+      </w:tr>
+      <w:tr>
+        <w:tc>
+          <w:tcPr>
+            <w:tcW w:type="dxa" w:w="1560"/>
+          </w:tcPr>
+          <w:p>
+            <w:r>
+              <w:rPr>
+                <w:rFonts w:ascii="Times New Roman" w:hAnsi="Times New Roman" w:eastAsia="宋体"/>
+                <w:b w:val="0"/>
+                <w:i w:val="0"/>
+                <w:sz w:val="21"/>
+              </w:rPr>
+              <w:t>随机 log-uniform [3,511]</w:t>
+            </w:r>
+          </w:p>
+        </w:tc>
+        <w:tc>
+          <w:tcPr>
+            <w:tcW w:type="dxa" w:w="1560"/>
+          </w:tcPr>
+          <w:p>
+            <w:r>
+              <w:rPr>
+                <w:rFonts w:ascii="Times New Roman" w:hAnsi="Times New Roman" w:eastAsia="宋体"/>
+                <w:b w:val="0"/>
+                <w:i w:val="0"/>
+                <w:sz w:val="21"/>
+              </w:rPr>
+              <w:t>❌</w:t>
+            </w:r>
+          </w:p>
+        </w:tc>
+        <w:tc>
+          <w:tcPr>
+            <w:tcW w:type="dxa" w:w="1560"/>
+          </w:tcPr>
+          <w:p>
+            <w:r>
+              <w:rPr>
+                <w:rFonts w:ascii="Times New Roman" w:hAnsi="Times New Roman" w:eastAsia="宋体"/>
+                <w:b w:val="0"/>
+                <w:i w:val="0"/>
+                <w:sz w:val="21"/>
+              </w:rPr>
+              <w:t>—</w:t>
+            </w:r>
+          </w:p>
+        </w:tc>
+        <w:tc>
+          <w:tcPr>
+            <w:tcW w:type="dxa" w:w="1560"/>
+          </w:tcPr>
+          <w:p>
+            <w:r>
+              <w:rPr>
+                <w:rFonts w:ascii="Times New Roman" w:hAnsi="Times New Roman" w:eastAsia="宋体"/>
+                <w:b w:val="0"/>
+                <w:i w:val="0"/>
+                <w:sz w:val="21"/>
+              </w:rPr>
+              <w:t>whp false</w:t>
+            </w:r>
+          </w:p>
+        </w:tc>
+        <w:tc>
+          <w:tcPr>
+            <w:tcW w:type="dxa" w:w="1560"/>
+          </w:tcPr>
+          <w:p>
+            <w:r>
+              <w:rPr>
+                <w:rFonts w:ascii="Times New Roman" w:hAnsi="Times New Roman" w:eastAsia="宋体"/>
+                <w:b w:val="0"/>
+                <w:i w:val="0"/>
+                <w:sz w:val="21"/>
+              </w:rPr>
+              <w:t>6.45</w:t>
+            </w:r>
+          </w:p>
+        </w:tc>
+        <w:tc>
+          <w:tcPr>
+            <w:tcW w:type="dxa" w:w="1560"/>
+          </w:tcPr>
+          <w:p>
+            <w:r>
+              <w:rPr>
+                <w:rFonts w:ascii="Times New Roman" w:hAnsi="Times New Roman" w:eastAsia="宋体"/>
+                <w:b w:val="0"/>
+                <w:i w:val="0"/>
+                <w:sz w:val="21"/>
+              </w:rPr>
+              <w:t>旋转族内最优；证书仅 ℓ² 线性无关</w:t>
+            </w:r>
+          </w:p>
+        </w:tc>
+      </w:tr>
+      <w:tr>
+        <w:tc>
+          <w:tcPr>
+            <w:tcW w:type="dxa" w:w="1560"/>
+          </w:tcPr>
+          <w:p>
+            <w:r>
+              <w:rPr>
+                <w:rFonts w:ascii="Times New Roman" w:hAnsi="Times New Roman" w:eastAsia="宋体"/>
+                <w:b w:val="0"/>
+                <w:i w:val="0"/>
+                <w:sz w:val="21"/>
+              </w:rPr>
+              <w:t>ALiBi（非阶梯）</w:t>
+            </w:r>
+          </w:p>
+        </w:tc>
+        <w:tc>
+          <w:tcPr>
+            <w:tcW w:type="dxa" w:w="1560"/>
+          </w:tcPr>
+          <w:p>
+            <w:r>
+              <w:rPr>
+                <w:rFonts w:ascii="Times New Roman" w:hAnsi="Times New Roman" w:eastAsia="宋体"/>
+                <w:b w:val="0"/>
+                <w:i w:val="0"/>
+                <w:sz w:val="21"/>
+              </w:rPr>
+              <w:t>❌</w:t>
+            </w:r>
+          </w:p>
+        </w:tc>
+        <w:tc>
+          <w:tcPr>
+            <w:tcW w:type="dxa" w:w="1560"/>
+          </w:tcPr>
+          <w:p>
+            <w:r>
+              <w:rPr>
+                <w:rFonts w:ascii="Times New Roman" w:hAnsi="Times New Roman" w:eastAsia="宋体"/>
+                <w:b w:val="0"/>
+                <w:i w:val="0"/>
+                <w:sz w:val="21"/>
+              </w:rPr>
+              <w:t>❌</w:t>
+            </w:r>
+          </w:p>
+        </w:tc>
+        <w:tc>
+          <w:tcPr>
+            <w:tcW w:type="dxa" w:w="1560"/>
+          </w:tcPr>
+          <w:p>
+            <w:r>
+              <w:rPr>
+                <w:rFonts w:ascii="Times New Roman" w:hAnsi="Times New Roman" w:eastAsia="宋体"/>
+                <w:b w:val="0"/>
+                <w:i w:val="0"/>
+                <w:sz w:val="21"/>
+              </w:rPr>
+              <w:t>—</w:t>
+            </w:r>
+          </w:p>
+        </w:tc>
+        <w:tc>
+          <w:tcPr>
+            <w:tcW w:type="dxa" w:w="1560"/>
+          </w:tcPr>
+          <w:p>
+            <w:r>
+              <w:rPr>
+                <w:rFonts w:ascii="Times New Roman" w:hAnsi="Times New Roman" w:eastAsia="宋体"/>
+                <w:b/>
+                <w:i w:val="0"/>
+                <w:sz w:val="21"/>
+              </w:rPr>
+              <w:t>4.47</w:t>
+            </w:r>
+          </w:p>
+        </w:tc>
+        <w:tc>
+          <w:tcPr>
+            <w:tcW w:type="dxa" w:w="1560"/>
+          </w:tcPr>
+          <w:p>
+            <w:r>
+              <w:rPr>
+                <w:rFonts w:ascii="Times New Roman" w:hAnsi="Times New Roman" w:eastAsia="宋体"/>
+                <w:b w:val="0"/>
+                <w:i w:val="0"/>
+                <w:sz w:val="21"/>
+              </w:rPr>
+              <w:t>全局最优，无证书，非周期偏置</w:t>
+            </w:r>
+          </w:p>
+        </w:tc>
+      </w:tr>
+      <w:tr>
+        <w:tc>
+          <w:tcPr>
+            <w:tcW w:type="dxa" w:w="1560"/>
+          </w:tcPr>
+          <w:p>
+            <w:r>
+              <w:rPr>
+                <w:rFonts w:ascii="Times New Roman" w:hAnsi="Times New Roman" w:eastAsia="宋体"/>
+                <w:b w:val="0"/>
+                <w:i w:val="0"/>
+                <w:sz w:val="21"/>
+              </w:rPr>
+              <w:t>grid [3,5,17,…]</w:t>
+            </w:r>
+          </w:p>
+        </w:tc>
+        <w:tc>
+          <w:tcPr>
+            <w:tcW w:type="dxa" w:w="1560"/>
+          </w:tcPr>
+          <w:p>
+            <w:r>
+              <w:rPr>
+                <w:rFonts w:ascii="Times New Roman" w:hAnsi="Times New Roman" w:eastAsia="宋体"/>
+                <w:b w:val="0"/>
+                <w:i w:val="0"/>
+                <w:sz w:val="21"/>
+              </w:rPr>
+              <w:t>✅ μ=0 正交证书</w:t>
+            </w:r>
+          </w:p>
+        </w:tc>
+        <w:tc>
+          <w:tcPr>
+            <w:tcW w:type="dxa" w:w="1560"/>
+          </w:tcPr>
+          <w:p>
+            <w:r>
+              <w:rPr>
+                <w:rFonts w:ascii="Times New Roman" w:hAnsi="Times New Roman" w:eastAsia="宋体"/>
+                <w:b w:val="0"/>
+                <w:i w:val="0"/>
+                <w:sz w:val="21"/>
+              </w:rPr>
+              <w:t>❌</w:t>
+            </w:r>
+          </w:p>
+        </w:tc>
+        <w:tc>
+          <w:tcPr>
+            <w:tcW w:type="dxa" w:w="1560"/>
+          </w:tcPr>
+          <w:p>
+            <w:r>
+              <w:rPr>
+                <w:rFonts w:ascii="Times New Roman" w:hAnsi="Times New Roman" w:eastAsia="宋体"/>
+                <w:b w:val="0"/>
+                <w:i w:val="0"/>
+                <w:sz w:val="21"/>
+              </w:rPr>
+              <w:t>—</w:t>
+            </w:r>
+          </w:p>
+        </w:tc>
+        <w:tc>
+          <w:tcPr>
+            <w:tcW w:type="dxa" w:w="1560"/>
+          </w:tcPr>
+          <w:p>
+            <w:r>
+              <w:rPr>
+                <w:rFonts w:ascii="Times New Roman" w:hAnsi="Times New Roman" w:eastAsia="宋体"/>
+                <w:b w:val="0"/>
+                <w:i w:val="0"/>
+                <w:sz w:val="21"/>
+              </w:rPr>
+              <w:t>25.66</w:t>
+            </w:r>
+          </w:p>
+        </w:tc>
+        <w:tc>
+          <w:tcPr>
+            <w:tcW w:type="dxa" w:w="1560"/>
+          </w:tcPr>
+          <w:p>
+            <w:r>
+              <w:rPr>
+                <w:rFonts w:ascii="Times New Roman" w:hAnsi="Times New Roman" w:eastAsia="宋体"/>
+                <w:b w:val="0"/>
+                <w:i w:val="0"/>
+                <w:sz w:val="21"/>
+              </w:rPr>
+              <w:t>证书 ≠ 性能的反例锚点</w:t>
+            </w:r>
+          </w:p>
+        </w:tc>
+      </w:tr>
+    </w:tbl>
+    <w:p/>
+    <w:p>
+      <w:pPr>
+        <w:spacing w:line="336" w:lineRule="auto"/>
+        <w:ind w:firstLine="480"/>
+      </w:pPr>
+      <w:r>
+        <w:rPr>
+          <w:rFonts w:ascii="Times New Roman" w:hAnsi="Times New Roman" w:eastAsia="宋体"/>
+          <w:b w:val="0"/>
+          <w:i w:val="0"/>
+          <w:sz w:val="24"/>
+        </w:rPr>
+        <w:t>（PPL 列为配套论文 B 的实证数据；证书列为本开发形式化结果——两轨无形式化桥梁，见 §1。）</w:t>
       </w:r>
     </w:p>
     <w:p>
@@ -13551,7 +14677,43 @@
           <w:i w:val="0"/>
           <w:sz w:val="24"/>
         </w:rPr>
-        <w:t>，四原子需组装 6 对并验证 μ·4 &lt; 1）；更大阶实例（如 C=9 的 s≤4）及与 ρ^{−3/2} 行和紧界（§5.6.5，C=4 行和 2π/7 &lt; 1）的合成仍为后续工作（future work 第一项）。形式化贡献定位为：通用层 RIP/唯一性/不确定性原理定理的机器检查 + 原子族单位范数证明（含构造性轨道零经典公理的 k-原子 RIP、唯一性骨架与不确定原理）+ C=4 前 3 原子实例级拼接 + 行和版 RIP 桥接 + 相图合成（G-8）；</w:t>
+        <w:t>，四原子需组装 6 对并验证 μ·4 &lt; 1）；更大阶实例（如 C=9 的 s≤4）及与 ρ^{−3/2} 行和紧界（§5.6.5，C=4 行和 2π/7 &lt; 1）的合成仍为后续工作（future work 第一项）。</w:t>
+      </w:r>
+      <w:r>
+        <w:rPr>
+          <w:rFonts w:ascii="Times New Roman" w:hAnsi="Times New Roman" w:eastAsia="宋体"/>
+          <w:b/>
+          <w:i w:val="0"/>
+          <w:sz w:val="24"/>
+        </w:rPr>
+        <w:t>4 原子障碍分析</w:t>
+      </w:r>
+      <w:r>
+        <w:rPr>
+          <w:rFonts w:ascii="Times New Roman" w:hAnsi="Times New Roman" w:eastAsia="宋体"/>
+          <w:b w:val="0"/>
+          <w:i w:val="0"/>
+          <w:sz w:val="24"/>
+        </w:rPr>
+        <w:t xml:space="preserve">：两两相干口径的硬限制为 μ·4 = (11289/33920)·4 ≈ 1.33 &gt; 1（行和口径 δ_4 = 3×2π/7 ≈ 2.69 更差）；出路有三——精确 Gram 特征值口径（G-1 闭式可算 4×4 特征值下界，λ_min &gt; 0 则四原子仍唯一）、严格 3-稀疏信号由 </w:t>
+      </w:r>
+      <w:r>
+        <w:rPr>
+          <w:rFonts w:ascii="Consolas" w:hAnsi="Consolas" w:eastAsia="等线"/>
+          <w:b w:val="0"/>
+          <w:i w:val="0"/>
+          <w:sz w:val="22"/>
+        </w:rPr>
+        <w:t>sparse_uniquenessM</w:t>
+      </w:r>
+      <w:r>
+        <w:rPr>
+          <w:rFonts w:ascii="Times New Roman" w:hAnsi="Times New Roman" w:eastAsia="宋体"/>
+          <w:b w:val="0"/>
+          <w:i w:val="0"/>
+          <w:sz w:val="24"/>
+        </w:rPr>
+        <w:t xml:space="preserve"> 覆盖、Welch-窗口合成（G-8）理论极限陈述；实际应用中信号通常 3-稀疏或近似稀疏。形式化贡献定位为：通用层 RIP/唯一性/不确定性原理定理的机器检查 + 原子族单位范数证明（含构造性轨道零经典公理的 k-原子 RIP、唯一性骨架与不确定原理）+ C=4 前 3 原子实例级拼接 + 行和版 RIP 桥接 + 相图合成（G-8）；</w:t>
       </w:r>
       <w:r>
         <w:rPr>

--- a/papers/论文A中文规范版-CertifiedSparseGating.docx
+++ b/papers/论文A中文规范版-CertifiedSparseGating.docx
@@ -159,7 +159,27 @@
           <w:color w:val="444444"/>
           <w:sz w:val="21"/>
         </w:rPr>
-        <w:t>｜</w:t>
+        <w:t>——SHA-256 基 4901f18e；公理审计 2026-08-30 重跑：54 Closed + 111 Dedekind 三公理、</w:t>
+      </w:r>
+      <w:r>
+        <w:rPr>
+          <w:rFonts w:ascii="Consolas" w:hAnsi="Consolas" w:eastAsia="等线"/>
+          <w:b w:val="0"/>
+          <w:i w:val="0"/>
+          <w:color w:val="444444"/>
+          <w:sz w:val="19"/>
+        </w:rPr>
+        <w:t>Classical_Prop.classic</w:t>
+      </w:r>
+      <w:r>
+        <w:rPr>
+          <w:rFonts w:ascii="Times New Roman" w:hAnsi="Times New Roman" w:eastAsia="宋体"/>
+          <w:b w:val="0"/>
+          <w:i/>
+          <w:color w:val="444444"/>
+          <w:sz w:val="21"/>
+        </w:rPr>
+        <w:t xml:space="preserve"> 零出现，与 08-26 版结果一致｜</w:t>
       </w:r>
       <w:r>
         <w:rPr>

--- a/papers/论文A中文规范版-CertifiedSparseGating.docx
+++ b/papers/论文A中文规范版-CertifiedSparseGating.docx
@@ -2851,7 +2851,7 @@
           <w:i w:val="0"/>
           <w:sz w:val="24"/>
         </w:rPr>
-        <w:t>上证明——表示稳定性轨（(i)–(iii)）与注意力扰动轨（(iv)–(v)），两轨之间无单一依赖链：(i) 一个确定性贪心门控，从任意有序索引集提取通过可判定稀疏增长检查的子集；(ii) 选定子基上成对相干衰减 $\le 1/(\sqrt{C})^{|i-j|}$ 与 Gershgorin 型框架界 $(1\pm\mu)\|c\|^2$；(iii) 行截断能量预算；(iv) softmax 在 $\ell_\infty$ logit 扰动下的 $\ell_1$ 稳定性；(v) 认证注意力近似定理：若每行丢弃谱能量 $\le \varepsilon$，注意力输出偏差至多 $(e^{2\sqrt{\varepsilon}}-1)\cdot V_{\max}$。所有门控与检查器函数提取为可执行 OCaml/Python，并与 Coq 计算参考值交叉核对（24/24）。</w:t>
+        <w:t>上证明——表示稳定性轨（(i)–(iii)）与注意力扰动轨（(iv)–(v)），两轨之间无单一依赖链：(i) 一个确定性贪心门控，从任意有序索引集提取通过可判定稀疏增长检查的子集；(ii) 选定子基上成对相干衰减 $\le 1/(\sqrt{C})^{|i-j|}$ 与 Gershgorin 型框架界 $(1\pm\mu)\|c\|^2$；(iii) 行截断能量预算；(iv) softmax 在 $\ell_\infty$ logit 扰动下的 $\ell_1$ 稳定性；(v) 认证注意力近似定理：若每行丢弃谱能量 $\le \varepsilon$，注意力输出偏差至多 $(e^{2\sqrt{\varepsilon}}-1)\cdot V_{\max}$。所有门控与检查器函数提取为可执行 OCaml/Python，并与 Coq 计算参考值交叉核对（24/24）。方法论上，可判定性松弛链（超越界 → 单侧有理支配）、反射检查器模式（运行时判定自带 Coq 内健全性证明）与构造性双轨独立复证均为可迁移模板，不限于频率阶梯场景（§9.1–9.2）。</w:t>
       </w:r>
     </w:p>
     <w:p>
@@ -3126,6 +3126,31 @@
     </w:p>
     <w:p>
       <w:pPr>
+        <w:ind w:left="432"/>
+      </w:pPr>
+      <w:r>
+        <w:rPr>
+          <w:rFonts w:ascii="Times New Roman" w:hAnsi="Times New Roman" w:eastAsia="宋体"/>
+          <w:b/>
+          <w:i/>
+          <w:color w:val="444444"/>
+          <w:sz w:val="21"/>
+        </w:rPr>
+        <w:t>贡献类型声明</w:t>
+      </w:r>
+      <w:r>
+        <w:rPr>
+          <w:rFonts w:ascii="Times New Roman" w:hAnsi="Times New Roman" w:eastAsia="宋体"/>
+          <w:b w:val="0"/>
+          <w:i/>
+          <w:color w:val="444444"/>
+          <w:sz w:val="21"/>
+        </w:rPr>
+        <w:t>：本文属形式化工程（formalization engineering）——贡献是可判定性松弛链方法论、反射检查器机制与审计纪律，而非新数学定理（所证均为经典结果的机器检查实例化，见 §5.6.6 定位说明与 §9.1 库间比较）。读者若以数学新颖性为主要标准，请以该定位为前提解读本文。</w:t>
+      </w:r>
+    </w:p>
+    <w:p>
+      <w:pPr>
         <w:spacing w:line="336" w:lineRule="auto"/>
         <w:ind w:firstLine="480"/>
       </w:pPr>
@@ -3505,6 +3530,30 @@
           <w:sz w:val="28"/>
         </w:rPr>
         <w:t>1 引言</w:t>
+      </w:r>
+    </w:p>
+    <w:p>
+      <w:pPr>
+        <w:spacing w:line="336" w:lineRule="auto"/>
+        <w:ind w:firstLine="480"/>
+      </w:pPr>
+      <w:r>
+        <w:rPr>
+          <w:rFonts w:ascii="Times New Roman" w:hAnsi="Times New Roman" w:eastAsia="宋体"/>
+          <w:b/>
+          <w:i w:val="0"/>
+          <w:sz w:val="24"/>
+        </w:rPr>
+        <w:t>独立动机（不依赖配套实证论文）</w:t>
+      </w:r>
+      <w:r>
+        <w:rPr>
+          <w:rFonts w:ascii="Times New Roman" w:hAnsi="Times New Roman" w:eastAsia="宋体"/>
+          <w:b w:val="0"/>
+          <w:i w:val="0"/>
+          <w:sz w:val="24"/>
+        </w:rPr>
+        <w:t>：频率阶梯族的选择在形式化侧有自足理由——(a) 几何/倍增增长（n_{j+1} ≥ C·n_j）保证带间相干随指标距离衰减，使 Gershgorin 行和有几何级数型上界；(b) 相位完备带（n_j &lt; T_train）与碰撞质量 τ（max(0, T−n) 的窗内/窗外分解）给出可判定的稀疏增长检查与覆盖债量化；(c) 该族在通用层即可闭合"单位范数 → 低相干 → RIP → 稀疏唯一性"全链——阶梯族的可证性结构本身，而非任何特定实证配置，是本开发的分析对象。</w:t>
       </w:r>
     </w:p>
     <w:p>
@@ -16771,6 +16820,1009 @@
           <w:sz w:val="24"/>
         </w:rPr>
         <w:t>，probe_incoherence 48 Qed + ca_rip_cr 33 Qed + probe_c4_instance + probe_row_rip 9 Qed + probe_recovery_cr + probe_uncertainty_cr 35 Qed 并入合并版）——「框架界 + 频率阶梯」从表示稳定性推进到稀疏恢复唯一性，与论文 B 的随机稀疏恢复主张构成定理侧支撑。</w:t>
+      </w:r>
+    </w:p>
+    <w:p>
+      <w:pPr>
+        <w:pStyle w:val="Heading3"/>
+      </w:pPr>
+      <w:r>
+        <w:rPr>
+          <w:rFonts w:ascii="Times New Roman" w:hAnsi="Times New Roman" w:eastAsia="黑体"/>
+          <w:b/>
+          <w:i w:val="0"/>
+          <w:sz w:val="25"/>
+        </w:rPr>
+        <w:t>9.1 设计选择与相关库的比较（CPP 标准 4）</w:t>
+      </w:r>
+    </w:p>
+    <w:p>
+      <w:pPr>
+        <w:spacing w:line="336" w:lineRule="auto"/>
+        <w:ind w:firstLine="480"/>
+      </w:pPr>
+      <w:r>
+        <w:rPr>
+          <w:rFonts w:ascii="Times New Roman" w:hAnsi="Times New Roman" w:eastAsia="宋体"/>
+          <w:b/>
+          <w:i w:val="0"/>
+          <w:sz w:val="24"/>
+        </w:rPr>
+        <w:t>实数表示：Dedekind 主轨 + ConstructiveReals 双轨</w:t>
+      </w:r>
+      <w:r>
+        <w:rPr>
+          <w:rFonts w:ascii="Times New Roman" w:hAnsi="Times New Roman" w:eastAsia="宋体"/>
+          <w:b w:val="0"/>
+          <w:i w:val="0"/>
+          <w:sz w:val="24"/>
+        </w:rPr>
+        <w:t>。主轨采用 Stdlib Reals 的 Dedekind 实数，理由有二：(a) 与 Coquelicot（</w:t>
+      </w:r>
+      <w:r>
+        <w:rPr>
+          <w:rFonts w:ascii="Consolas" w:hAnsi="Consolas" w:eastAsia="等线"/>
+          <w:b w:val="0"/>
+          <w:i w:val="0"/>
+          <w:sz w:val="22"/>
+        </w:rPr>
+        <w:t>Cexp</w:t>
+      </w:r>
+      <w:r>
+        <w:rPr>
+          <w:rFonts w:ascii="Times New Roman" w:hAnsi="Times New Roman" w:eastAsia="宋体"/>
+          <w:b w:val="0"/>
+          <w:i w:val="0"/>
+          <w:sz w:val="24"/>
+        </w:rPr>
+        <w:t>、复数、导数）及 mathcomp 生态的互操作成熟；(b) 三条经典公理（</w:t>
+      </w:r>
+      <w:r>
+        <w:rPr>
+          <w:rFonts w:ascii="Consolas" w:hAnsi="Consolas" w:eastAsia="等线"/>
+          <w:b w:val="0"/>
+          <w:i w:val="0"/>
+          <w:sz w:val="22"/>
+        </w:rPr>
+        <w:t>sig_not_dec</w:t>
+      </w:r>
+      <w:r>
+        <w:rPr>
+          <w:rFonts w:ascii="Times New Roman" w:hAnsi="Times New Roman" w:eastAsia="宋体"/>
+          <w:b w:val="0"/>
+          <w:i w:val="0"/>
+          <w:sz w:val="24"/>
+        </w:rPr>
+        <w:t>/</w:t>
+      </w:r>
+      <w:r>
+        <w:rPr>
+          <w:rFonts w:ascii="Consolas" w:hAnsi="Consolas" w:eastAsia="等线"/>
+          <w:b w:val="0"/>
+          <w:i w:val="0"/>
+          <w:sz w:val="22"/>
+        </w:rPr>
+        <w:t>sig_forall_dec</w:t>
+      </w:r>
+      <w:r>
+        <w:rPr>
+          <w:rFonts w:ascii="Times New Roman" w:hAnsi="Times New Roman" w:eastAsia="宋体"/>
+          <w:b w:val="0"/>
+          <w:i w:val="0"/>
+          <w:sz w:val="24"/>
+        </w:rPr>
+        <w:t>/</w:t>
+      </w:r>
+      <w:r>
+        <w:rPr>
+          <w:rFonts w:ascii="Consolas" w:hAnsi="Consolas" w:eastAsia="等线"/>
+          <w:b w:val="0"/>
+          <w:i w:val="0"/>
+          <w:sz w:val="22"/>
+        </w:rPr>
+        <w:t>fext</w:t>
+      </w:r>
+      <w:r>
+        <w:rPr>
+          <w:rFonts w:ascii="Times New Roman" w:hAnsi="Times New Roman" w:eastAsia="宋体"/>
+          <w:b w:val="0"/>
+          <w:i w:val="0"/>
+          <w:sz w:val="24"/>
+        </w:rPr>
+        <w:t xml:space="preserve">）仅在证明层使用、不进入提取的计算内容。代价是非构造性——为此核心定理（k-原子 RIP、稀疏唯一性、相干字典不确定原理、可判定性溢价合成）在 Stdlib </w:t>
+      </w:r>
+      <w:r>
+        <w:rPr>
+          <w:rFonts w:ascii="Consolas" w:hAnsi="Consolas" w:eastAsia="等线"/>
+          <w:b w:val="0"/>
+          <w:i w:val="0"/>
+          <w:sz w:val="22"/>
+        </w:rPr>
+        <w:t>ConstructiveReals</w:t>
+      </w:r>
+      <w:r>
+        <w:rPr>
+          <w:rFonts w:ascii="Times New Roman" w:hAnsi="Times New Roman" w:eastAsia="宋体"/>
+          <w:b w:val="0"/>
+          <w:i w:val="0"/>
+          <w:sz w:val="24"/>
+        </w:rPr>
+        <w:t>（Cauchy 序列表示，</w:t>
+      </w:r>
+      <w:r>
+        <w:rPr>
+          <w:rFonts w:ascii="Consolas" w:hAnsi="Consolas" w:eastAsia="等线"/>
+          <w:b w:val="0"/>
+          <w:i w:val="0"/>
+          <w:sz w:val="22"/>
+        </w:rPr>
+        <w:t>CRlt</w:t>
+      </w:r>
+      <w:r>
+        <w:rPr>
+          <w:rFonts w:ascii="Times New Roman" w:hAnsi="Times New Roman" w:eastAsia="宋体"/>
+          <w:b w:val="0"/>
+          <w:i w:val="0"/>
+          <w:sz w:val="24"/>
+        </w:rPr>
+        <w:t xml:space="preserve"> 作为 Set 值携带逼近数据）上独立复证（</w:t>
+      </w:r>
+      <w:r>
+        <w:rPr>
+          <w:rFonts w:ascii="Consolas" w:hAnsi="Consolas" w:eastAsia="等线"/>
+          <w:b w:val="0"/>
+          <w:i w:val="0"/>
+          <w:sz w:val="22"/>
+        </w:rPr>
+        <w:t>ca_rip_cr.v</w:t>
+      </w:r>
+      <w:r>
+        <w:rPr>
+          <w:rFonts w:ascii="Times New Roman" w:hAnsi="Times New Roman" w:eastAsia="宋体"/>
+          <w:b w:val="0"/>
+          <w:i w:val="0"/>
+          <w:sz w:val="24"/>
+        </w:rPr>
+        <w:t xml:space="preserve"> 33 定理零公理），构成对经典形式化的</w:t>
+      </w:r>
+      <w:r>
+        <w:rPr>
+          <w:rFonts w:ascii="Times New Roman" w:hAnsi="Times New Roman" w:eastAsia="宋体"/>
+          <w:b/>
+          <w:i w:val="0"/>
+          <w:sz w:val="24"/>
+        </w:rPr>
+        <w:t>独立性检验</w:t>
+      </w:r>
+      <w:r>
+        <w:rPr>
+          <w:rFonts w:ascii="Times New Roman" w:hAnsi="Times New Roman" w:eastAsia="宋体"/>
+          <w:b w:val="0"/>
+          <w:i w:val="0"/>
+          <w:sz w:val="24"/>
+        </w:rPr>
+        <w:t xml:space="preserve">而非冗余。未选 mathcomp 的 </w:t>
+      </w:r>
+      <w:r>
+        <w:rPr>
+          <w:rFonts w:ascii="Consolas" w:hAnsi="Consolas" w:eastAsia="等线"/>
+          <w:b w:val="0"/>
+          <w:i w:val="0"/>
+          <w:sz w:val="22"/>
+        </w:rPr>
+        <w:t>algR</w:t>
+      </w:r>
+      <w:r>
+        <w:rPr>
+          <w:rFonts w:ascii="Times New Roman" w:hAnsi="Times New Roman" w:eastAsia="宋体"/>
+          <w:b w:val="0"/>
+          <w:i w:val="0"/>
+          <w:sz w:val="24"/>
+        </w:rPr>
+        <w:t>/</w:t>
+      </w:r>
+      <w:r>
+        <w:rPr>
+          <w:rFonts w:ascii="Consolas" w:hAnsi="Consolas" w:eastAsia="等线"/>
+          <w:b w:val="0"/>
+          <w:i w:val="0"/>
+          <w:sz w:val="22"/>
+        </w:rPr>
+        <w:t>realalg</w:t>
+      </w:r>
+      <w:r>
+        <w:rPr>
+          <w:rFonts w:ascii="Times New Roman" w:hAnsi="Times New Roman" w:eastAsia="宋体"/>
+          <w:b w:val="0"/>
+          <w:i w:val="0"/>
+          <w:sz w:val="24"/>
+        </w:rPr>
+        <w:t xml:space="preserve">：其面向代数实数，无法覆盖 </w:t>
+      </w:r>
+      <w:r>
+        <w:rPr>
+          <w:rFonts w:ascii="Consolas" w:hAnsi="Consolas" w:eastAsia="等线"/>
+          <w:b w:val="0"/>
+          <w:i w:val="0"/>
+          <w:sz w:val="22"/>
+        </w:rPr>
+        <w:t>sin</w:t>
+      </w:r>
+      <w:r>
+        <w:rPr>
+          <w:rFonts w:ascii="Times New Roman" w:hAnsi="Times New Roman" w:eastAsia="宋体"/>
+          <w:b w:val="0"/>
+          <w:i w:val="0"/>
+          <w:sz w:val="24"/>
+        </w:rPr>
+        <w:t>/</w:t>
+      </w:r>
+      <w:r>
+        <w:rPr>
+          <w:rFonts w:ascii="Consolas" w:hAnsi="Consolas" w:eastAsia="等线"/>
+          <w:b w:val="0"/>
+          <w:i w:val="0"/>
+          <w:sz w:val="22"/>
+        </w:rPr>
+        <w:t>π</w:t>
+      </w:r>
+      <w:r>
+        <w:rPr>
+          <w:rFonts w:ascii="Times New Roman" w:hAnsi="Times New Roman" w:eastAsia="宋体"/>
+          <w:b w:val="0"/>
+          <w:i w:val="0"/>
+          <w:sz w:val="24"/>
+        </w:rPr>
+        <w:t xml:space="preserve"> 所需的分析结构；未选 Coquelicot 的 </w:t>
+      </w:r>
+      <w:r>
+        <w:rPr>
+          <w:rFonts w:ascii="Consolas" w:hAnsi="Consolas" w:eastAsia="等线"/>
+          <w:b w:val="0"/>
+          <w:i w:val="0"/>
+          <w:sz w:val="22"/>
+        </w:rPr>
+        <w:t>Rbar</w:t>
+      </w:r>
+      <w:r>
+        <w:rPr>
+          <w:rFonts w:ascii="Times New Roman" w:hAnsi="Times New Roman" w:eastAsia="宋体"/>
+          <w:b w:val="0"/>
+          <w:i w:val="0"/>
+          <w:sz w:val="24"/>
+        </w:rPr>
+        <w:t>/扩展：与本工作的界证明无接口需求。</w:t>
+      </w:r>
+    </w:p>
+    <w:p>
+      <w:pPr>
+        <w:spacing w:line="336" w:lineRule="auto"/>
+        <w:ind w:firstLine="480"/>
+      </w:pPr>
+      <w:r>
+        <w:rPr>
+          <w:rFonts w:ascii="Times New Roman" w:hAnsi="Times New Roman" w:eastAsia="宋体"/>
+          <w:b/>
+          <w:i w:val="0"/>
+          <w:sz w:val="24"/>
+        </w:rPr>
+        <w:t>有理数层：mathcomp `Q` + bool 反射</w:t>
+      </w:r>
+      <w:r>
+        <w:rPr>
+          <w:rFonts w:ascii="Times New Roman" w:hAnsi="Times New Roman" w:eastAsia="宋体"/>
+          <w:b w:val="0"/>
+          <w:i w:val="0"/>
+          <w:sz w:val="24"/>
+        </w:rPr>
+        <w:t xml:space="preserve">。证书判定层（μ=4/5、11289/33920 &lt; 1/3 等）全部落在有理数——选 mathcomp 的 </w:t>
+      </w:r>
+      <w:r>
+        <w:rPr>
+          <w:rFonts w:ascii="Consolas" w:hAnsi="Consolas" w:eastAsia="等线"/>
+          <w:b w:val="0"/>
+          <w:i w:val="0"/>
+          <w:sz w:val="22"/>
+        </w:rPr>
+        <w:t>Q</w:t>
+      </w:r>
+      <w:r>
+        <w:rPr>
+          <w:rFonts w:ascii="Times New Roman" w:hAnsi="Times New Roman" w:eastAsia="宋体"/>
+          <w:b w:val="0"/>
+          <w:i w:val="0"/>
+          <w:sz w:val="24"/>
+        </w:rPr>
+        <w:t xml:space="preserve"> 而非 Stdlib </w:t>
+      </w:r>
+      <w:r>
+        <w:rPr>
+          <w:rFonts w:ascii="Consolas" w:hAnsi="Consolas" w:eastAsia="等线"/>
+          <w:b w:val="0"/>
+          <w:i w:val="0"/>
+          <w:sz w:val="22"/>
+        </w:rPr>
+        <w:t>QArith</w:t>
+      </w:r>
+      <w:r>
+        <w:rPr>
+          <w:rFonts w:ascii="Times New Roman" w:hAnsi="Times New Roman" w:eastAsia="宋体"/>
+          <w:b w:val="0"/>
+          <w:i w:val="0"/>
+          <w:sz w:val="24"/>
+        </w:rPr>
+        <w:t>，因其与 ssreflect 的 bool 反射风格一致（</w:t>
+      </w:r>
+      <w:r>
+        <w:rPr>
+          <w:rFonts w:ascii="Consolas" w:hAnsi="Consolas" w:eastAsia="等线"/>
+          <w:b w:val="0"/>
+          <w:i w:val="0"/>
+          <w:sz w:val="22"/>
+        </w:rPr>
+        <w:t>&lt;=?</w:t>
+      </w:r>
+      <w:r>
+        <w:rPr>
+          <w:rFonts w:ascii="Times New Roman" w:hAnsi="Times New Roman" w:eastAsia="宋体"/>
+          <w:b w:val="0"/>
+          <w:i w:val="0"/>
+          <w:sz w:val="24"/>
+        </w:rPr>
+        <w:t>/</w:t>
+      </w:r>
+      <w:r>
+        <w:rPr>
+          <w:rFonts w:ascii="Consolas" w:hAnsi="Consolas" w:eastAsia="等线"/>
+          <w:b w:val="0"/>
+          <w:i w:val="0"/>
+          <w:sz w:val="22"/>
+        </w:rPr>
+        <w:t>&lt;?</w:t>
+      </w:r>
+      <w:r>
+        <w:rPr>
+          <w:rFonts w:ascii="Times New Roman" w:hAnsi="Times New Roman" w:eastAsia="宋体"/>
+          <w:b w:val="0"/>
+          <w:i w:val="0"/>
+          <w:sz w:val="24"/>
+        </w:rPr>
+        <w:t xml:space="preserve"> 判定直接映射运行时布尔检查器），且 </w:t>
+      </w:r>
+      <w:r>
+        <w:rPr>
+          <w:rFonts w:ascii="Consolas" w:hAnsi="Consolas" w:eastAsia="等线"/>
+          <w:b w:val="0"/>
+          <w:i w:val="0"/>
+          <w:sz w:val="22"/>
+        </w:rPr>
+        <w:t>Qle_bool</w:t>
+      </w:r>
+      <w:r>
+        <w:rPr>
+          <w:rFonts w:ascii="Times New Roman" w:hAnsi="Times New Roman" w:eastAsia="宋体"/>
+          <w:b w:val="0"/>
+          <w:i w:val="0"/>
+          <w:sz w:val="24"/>
+        </w:rPr>
+        <w:t>/</w:t>
+      </w:r>
+      <w:r>
+        <w:rPr>
+          <w:rFonts w:ascii="Consolas" w:hAnsi="Consolas" w:eastAsia="等线"/>
+          <w:b w:val="0"/>
+          <w:i w:val="0"/>
+          <w:sz w:val="22"/>
+        </w:rPr>
+        <w:t>Qeq_bool</w:t>
+      </w:r>
+      <w:r>
+        <w:rPr>
+          <w:rFonts w:ascii="Times New Roman" w:hAnsi="Times New Roman" w:eastAsia="宋体"/>
+          <w:b w:val="0"/>
+          <w:i w:val="0"/>
+          <w:sz w:val="24"/>
+        </w:rPr>
+        <w:t xml:space="preserve"> 原生可判定。</w:t>
+      </w:r>
+    </w:p>
+    <w:p>
+      <w:pPr>
+        <w:spacing w:line="336" w:lineRule="auto"/>
+        <w:ind w:firstLine="480"/>
+      </w:pPr>
+      <w:r>
+        <w:rPr>
+          <w:rFonts w:ascii="Times New Roman" w:hAnsi="Times New Roman" w:eastAsia="宋体"/>
+          <w:b/>
+          <w:i w:val="0"/>
+          <w:sz w:val="24"/>
+        </w:rPr>
+        <w:t>为何不用 Flocq</w:t>
+      </w:r>
+      <w:r>
+        <w:rPr>
+          <w:rFonts w:ascii="Times New Roman" w:hAnsi="Times New Roman" w:eastAsia="宋体"/>
+          <w:b w:val="0"/>
+          <w:i w:val="0"/>
+          <w:sz w:val="24"/>
+        </w:rPr>
+        <w:t>：Flocq 形式化 IEEE 浮点语义，目标是"浮点实现的正确性"；本工作方向相反——把浮点数值界</w:t>
+      </w:r>
+      <w:r>
+        <w:rPr>
+          <w:rFonts w:ascii="Times New Roman" w:hAnsi="Times New Roman" w:eastAsia="宋体"/>
+          <w:b/>
+          <w:i w:val="0"/>
+          <w:sz w:val="24"/>
+        </w:rPr>
+        <w:t>替换</w:t>
+      </w:r>
+      <w:r>
+        <w:rPr>
+          <w:rFonts w:ascii="Times New Roman" w:hAnsi="Times New Roman" w:eastAsia="宋体"/>
+          <w:b w:val="0"/>
+          <w:i w:val="0"/>
+          <w:sz w:val="24"/>
+        </w:rPr>
+        <w:t>为可判定有理证书。两者正交。</w:t>
+      </w:r>
+      <w:r>
+        <w:rPr>
+          <w:rFonts w:ascii="Times New Roman" w:hAnsi="Times New Roman" w:eastAsia="宋体"/>
+          <w:b/>
+          <w:i w:val="0"/>
+          <w:sz w:val="24"/>
+        </w:rPr>
+        <w:t>为何不用区间算术</w:t>
+      </w:r>
+      <w:r>
+        <w:rPr>
+          <w:rFonts w:ascii="Times New Roman" w:hAnsi="Times New Roman" w:eastAsia="宋体"/>
+          <w:b w:val="0"/>
+          <w:i w:val="0"/>
+          <w:sz w:val="24"/>
+        </w:rPr>
+        <w:t xml:space="preserve">（Coquelicot Interval / Interval 插件）：区间法给出外包区间并依赖外部证书；本工作的松弛链（floor-sqrt → Jordan → Dirichlet → π←22/7）使证书层只需单侧有理支配、纯 </w:t>
+      </w:r>
+      <w:r>
+        <w:rPr>
+          <w:rFonts w:ascii="Consolas" w:hAnsi="Consolas" w:eastAsia="等线"/>
+          <w:b w:val="0"/>
+          <w:i w:val="0"/>
+          <w:sz w:val="22"/>
+        </w:rPr>
+        <w:t>compute; field</w:t>
+      </w:r>
+      <w:r>
+        <w:rPr>
+          <w:rFonts w:ascii="Times New Roman" w:hAnsi="Times New Roman" w:eastAsia="宋体"/>
+          <w:b w:val="0"/>
+          <w:i w:val="0"/>
+          <w:sz w:val="24"/>
+        </w:rPr>
+        <w:t xml:space="preserve"> 封口——无区间运算、无 Oracle。</w:t>
+      </w:r>
+    </w:p>
+    <w:p>
+      <w:pPr>
+        <w:spacing w:line="336" w:lineRule="auto"/>
+        <w:ind w:firstLine="480"/>
+      </w:pPr>
+      <w:r>
+        <w:rPr>
+          <w:rFonts w:ascii="Times New Roman" w:hAnsi="Times New Roman" w:eastAsia="宋体"/>
+          <w:b/>
+          <w:i w:val="0"/>
+          <w:sz w:val="24"/>
+        </w:rPr>
+        <w:t>为何不用 CoqEAL refinement</w:t>
+      </w:r>
+      <w:r>
+        <w:rPr>
+          <w:rFonts w:ascii="Times New Roman" w:hAnsi="Times New Roman" w:eastAsia="宋体"/>
+          <w:b w:val="0"/>
+          <w:i w:val="0"/>
+          <w:sz w:val="24"/>
+        </w:rPr>
+        <w:t>：CoqEAL 的渐进精化范式适合"Nat 原型 → Z/bin 高效版"的迁移；本工作方向相反——</w:t>
+      </w:r>
+      <w:r>
+        <w:rPr>
+          <w:rFonts w:ascii="Consolas" w:hAnsi="Consolas" w:eastAsia="等线"/>
+          <w:b w:val="0"/>
+          <w:i w:val="0"/>
+          <w:sz w:val="22"/>
+        </w:rPr>
+        <w:t>nat</w:t>
+      </w:r>
+      <w:r>
+        <w:rPr>
+          <w:rFonts w:ascii="Times New Roman" w:hAnsi="Times New Roman" w:eastAsia="宋体"/>
+          <w:b w:val="0"/>
+          <w:i w:val="0"/>
+          <w:sz w:val="24"/>
+        </w:rPr>
+        <w:t xml:space="preserve"> 版检查器是</w:t>
+      </w:r>
+      <w:r>
+        <w:rPr>
+          <w:rFonts w:ascii="Times New Roman" w:hAnsi="Times New Roman" w:eastAsia="宋体"/>
+          <w:b/>
+          <w:i w:val="0"/>
+          <w:sz w:val="24"/>
+        </w:rPr>
+        <w:t>规范</w:t>
+      </w:r>
+      <w:r>
+        <w:rPr>
+          <w:rFonts w:ascii="Times New Roman" w:hAnsi="Times New Roman" w:eastAsia="宋体"/>
+          <w:b w:val="0"/>
+          <w:i w:val="0"/>
+          <w:sz w:val="24"/>
+        </w:rPr>
+        <w:t>（</w:t>
+      </w:r>
+      <w:r>
+        <w:rPr>
+          <w:rFonts w:ascii="Consolas" w:hAnsi="Consolas" w:eastAsia="等线"/>
+          <w:b w:val="0"/>
+          <w:i w:val="0"/>
+          <w:sz w:val="22"/>
+        </w:rPr>
+        <w:t>frame_check_instance_sound</w:t>
+      </w:r>
+      <w:r>
+        <w:rPr>
+          <w:rFonts w:ascii="Times New Roman" w:hAnsi="Times New Roman" w:eastAsia="宋体"/>
+          <w:b w:val="0"/>
+          <w:i w:val="0"/>
+          <w:sz w:val="24"/>
+        </w:rPr>
+        <w:t xml:space="preserve"> 针对 nat），OCaml int 镜像是运行时近似（§6 威胁模型），精化方向倒置。</w:t>
+      </w:r>
+    </w:p>
+    <w:p>
+      <w:pPr>
+        <w:spacing w:line="336" w:lineRule="auto"/>
+        <w:ind w:firstLine="480"/>
+      </w:pPr>
+      <w:r>
+        <w:rPr>
+          <w:rFonts w:ascii="Times New Roman" w:hAnsi="Times New Roman" w:eastAsia="宋体"/>
+          <w:b/>
+          <w:i w:val="0"/>
+          <w:sz w:val="24"/>
+        </w:rPr>
+        <w:t>反射检查器 vs 通用决策过程</w:t>
+      </w:r>
+      <w:r>
+        <w:rPr>
+          <w:rFonts w:ascii="Times New Roman" w:hAnsi="Times New Roman" w:eastAsia="宋体"/>
+          <w:b w:val="0"/>
+          <w:i w:val="0"/>
+          <w:sz w:val="24"/>
+        </w:rPr>
+        <w:t>：与 CAD 类决策过程工作相比，</w:t>
+      </w:r>
+      <w:r>
+        <w:rPr>
+          <w:rFonts w:ascii="Consolas" w:hAnsi="Consolas" w:eastAsia="等线"/>
+          <w:b w:val="0"/>
+          <w:i w:val="0"/>
+          <w:sz w:val="22"/>
+        </w:rPr>
+        <w:t>frame_check_instance</w:t>
+      </w:r>
+      <w:r>
+        <w:rPr>
+          <w:rFonts w:ascii="Times New Roman" w:hAnsi="Times New Roman" w:eastAsia="宋体"/>
+          <w:b w:val="0"/>
+          <w:i w:val="0"/>
+          <w:sz w:val="24"/>
+        </w:rPr>
+        <w:t xml:space="preserve"> 不是通用决策过程，而是针对 Gershgorin 行和条件的专用</w:t>
+      </w:r>
+      <w:r>
+        <w:rPr>
+          <w:rFonts w:ascii="Times New Roman" w:hAnsi="Times New Roman" w:eastAsia="宋体"/>
+          <w:b/>
+          <w:i w:val="0"/>
+          <w:sz w:val="24"/>
+        </w:rPr>
+        <w:t>充分条件</w:t>
+      </w:r>
+      <w:r>
+        <w:rPr>
+          <w:rFonts w:ascii="Times New Roman" w:hAnsi="Times New Roman" w:eastAsia="宋体"/>
+          <w:b w:val="0"/>
+          <w:i w:val="0"/>
+          <w:sz w:val="24"/>
+        </w:rPr>
+        <w:t>判定——保守健全（假阴性 49.1% 已量化、精确层充要性由 G-3 证明、假阴性归因于松弛层而非检查器逻辑），以专用性换取可判定性与运行时轻量（典型阶梯 &lt; 1ms 量级）。</w:t>
+      </w:r>
+    </w:p>
+    <w:p>
+      <w:pPr>
+        <w:pStyle w:val="Heading3"/>
+      </w:pPr>
+      <w:r>
+        <w:rPr>
+          <w:rFonts w:ascii="Times New Roman" w:hAnsi="Times New Roman" w:eastAsia="黑体"/>
+          <w:b/>
+          <w:i w:val="0"/>
+          <w:sz w:val="25"/>
+        </w:rPr>
+        <w:t>9.2 对 Rocq / mathcomp 的反馈（CPP 标准 5）</w:t>
+      </w:r>
+    </w:p>
+    <w:p>
+      <w:pPr>
+        <w:spacing w:line="336" w:lineRule="auto"/>
+        <w:ind w:firstLine="480"/>
+      </w:pPr>
+      <w:r>
+        <w:rPr>
+          <w:rFonts w:ascii="Times New Roman" w:hAnsi="Times New Roman" w:eastAsia="宋体"/>
+          <w:b w:val="0"/>
+          <w:i w:val="0"/>
+          <w:sz w:val="24"/>
+        </w:rPr>
+        <w:t>四轮大规模适配（本开发横跨 mathcomp 2.5/2.6 与 Rocq 9.0.x/9.1.x）沉淀了以下一手反馈，供未来形式化工程参考：</w:t>
+      </w:r>
+    </w:p>
+    <w:p>
+      <w:pPr>
+        <w:pStyle w:val="ListNumber"/>
+      </w:pPr>
+      <w:r>
+        <w:rPr>
+          <w:rFonts w:ascii="Times New Roman" w:hAnsi="Times New Roman" w:eastAsia="宋体"/>
+          <w:b/>
+          <w:i w:val="0"/>
+          <w:sz w:val="24"/>
+        </w:rPr>
+        <w:t>ssreflect 2.5 → 2.6 的 rewrite 行为差异</w:t>
+      </w:r>
+      <w:r>
+        <w:rPr>
+          <w:rFonts w:ascii="Times New Roman" w:hAnsi="Times New Roman" w:eastAsia="宋体"/>
+          <w:b w:val="0"/>
+          <w:i w:val="0"/>
+          <w:sz w:val="24"/>
+        </w:rPr>
+        <w:t xml:space="preserve">：带前提 </w:t>
+      </w:r>
+      <w:r>
+        <w:rPr>
+          <w:rFonts w:ascii="Consolas" w:hAnsi="Consolas" w:eastAsia="等线"/>
+          <w:b w:val="0"/>
+          <w:i w:val="0"/>
+          <w:sz w:val="22"/>
+        </w:rPr>
+        <w:t>rewrite H</w:t>
+      </w:r>
+      <w:r>
+        <w:rPr>
+          <w:rFonts w:ascii="Times New Roman" w:hAnsi="Times New Roman" w:eastAsia="宋体"/>
+          <w:b w:val="0"/>
+          <w:i w:val="0"/>
+          <w:sz w:val="24"/>
+        </w:rPr>
+        <w:t xml:space="preserve"> 的 side-condition 目标顺序反转（2.5 排最后、2.6 排 goal 1），导致依赖位置的选择器（</w:t>
+      </w:r>
+      <w:r>
+        <w:rPr>
+          <w:rFonts w:ascii="Consolas" w:hAnsi="Consolas" w:eastAsia="等线"/>
+          <w:b w:val="0"/>
+          <w:i w:val="0"/>
+          <w:sz w:val="22"/>
+        </w:rPr>
+        <w:t>2: {...}</w:t>
+      </w:r>
+      <w:r>
+        <w:rPr>
+          <w:rFonts w:ascii="Times New Roman" w:hAnsi="Times New Roman" w:eastAsia="宋体"/>
+          <w:b w:val="0"/>
+          <w:i w:val="0"/>
+          <w:sz w:val="24"/>
+        </w:rPr>
+        <w:t>、</w:t>
+      </w:r>
+      <w:r>
+        <w:rPr>
+          <w:rFonts w:ascii="Consolas" w:hAnsi="Consolas" w:eastAsia="等线"/>
+          <w:b w:val="0"/>
+          <w:i w:val="0"/>
+          <w:sz w:val="22"/>
+        </w:rPr>
+        <w:t>; [t1|t2]</w:t>
+      </w:r>
+      <w:r>
+        <w:rPr>
+          <w:rFonts w:ascii="Times New Roman" w:hAnsi="Times New Roman" w:eastAsia="宋体"/>
+          <w:b w:val="0"/>
+          <w:i w:val="0"/>
+          <w:sz w:val="24"/>
+        </w:rPr>
+        <w:t>）在大规模脚本下系统性错位；β-红浸（</w:t>
+      </w:r>
+      <w:r>
+        <w:rPr>
+          <w:rFonts w:ascii="Consolas" w:hAnsi="Consolas" w:eastAsia="等线"/>
+          <w:b w:val="0"/>
+          <w:i w:val="0"/>
+          <w:sz w:val="22"/>
+        </w:rPr>
+        <w:t>(fun k0 =&gt; ...) k0</w:t>
+      </w:r>
+      <w:r>
+        <w:rPr>
+          <w:rFonts w:ascii="Times New Roman" w:hAnsi="Times New Roman" w:eastAsia="宋体"/>
+          <w:b w:val="0"/>
+          <w:i w:val="0"/>
+          <w:sz w:val="24"/>
+        </w:rPr>
+        <w:t>）不被句法匹配；</w:t>
+      </w:r>
+      <w:r>
+        <w:rPr>
+          <w:rFonts w:ascii="Consolas" w:hAnsi="Consolas" w:eastAsia="等线"/>
+          <w:b w:val="0"/>
+          <w:i w:val="0"/>
+          <w:sz w:val="22"/>
+        </w:rPr>
+        <w:t>rewrite H in H' by tac</w:t>
+      </w:r>
+      <w:r>
+        <w:rPr>
+          <w:rFonts w:ascii="Times New Roman" w:hAnsi="Times New Roman" w:eastAsia="宋体"/>
+          <w:b w:val="0"/>
+          <w:i w:val="0"/>
+          <w:sz w:val="24"/>
+        </w:rPr>
+        <w:t xml:space="preserve"> 的 </w:t>
+      </w:r>
+      <w:r>
+        <w:rPr>
+          <w:rFonts w:ascii="Consolas" w:hAnsi="Consolas" w:eastAsia="等线"/>
+          <w:b w:val="0"/>
+          <w:i w:val="0"/>
+          <w:sz w:val="22"/>
+        </w:rPr>
+        <w:t>by</w:t>
+      </w:r>
+      <w:r>
+        <w:rPr>
+          <w:rFonts w:ascii="Times New Roman" w:hAnsi="Times New Roman" w:eastAsia="宋体"/>
+          <w:b w:val="0"/>
+          <w:i w:val="0"/>
+          <w:sz w:val="24"/>
+        </w:rPr>
+        <w:t xml:space="preserve"> 子句不消解 side goals。</w:t>
+      </w:r>
+      <w:r>
+        <w:rPr>
+          <w:rFonts w:ascii="Times New Roman" w:hAnsi="Times New Roman" w:eastAsia="宋体"/>
+          <w:b/>
+          <w:i w:val="0"/>
+          <w:sz w:val="24"/>
+        </w:rPr>
+        <w:t>建议</w:t>
+      </w:r>
+      <w:r>
+        <w:rPr>
+          <w:rFonts w:ascii="Times New Roman" w:hAnsi="Times New Roman" w:eastAsia="宋体"/>
+          <w:b w:val="0"/>
+          <w:i w:val="0"/>
+          <w:sz w:val="24"/>
+        </w:rPr>
+        <w:t>：插件提供 goal-order 兼容开关与 β-归一化匹配选项；大规模开发应优先采用"前提显式参数化"风格（对插件版本免疫）。</w:t>
+      </w:r>
+    </w:p>
+    <w:p>
+      <w:pPr>
+        <w:pStyle w:val="ListNumber"/>
+      </w:pPr>
+      <w:r>
+        <w:rPr>
+          <w:rFonts w:ascii="Times New Roman" w:hAnsi="Times New Roman" w:eastAsia="宋体"/>
+          <w:b/>
+          <w:i w:val="0"/>
+          <w:sz w:val="24"/>
+        </w:rPr>
+        <w:t>作用域劫持</w:t>
+      </w:r>
+      <w:r>
+        <w:rPr>
+          <w:rFonts w:ascii="Times New Roman" w:hAnsi="Times New Roman" w:eastAsia="宋体"/>
+          <w:b w:val="0"/>
+          <w:i w:val="0"/>
+          <w:sz w:val="24"/>
+        </w:rPr>
+        <w:t xml:space="preserve">：mathcomp 的 </w:t>
+      </w:r>
+      <w:r>
+        <w:rPr>
+          <w:rFonts w:ascii="Consolas" w:hAnsi="Consolas" w:eastAsia="等线"/>
+          <w:b w:val="0"/>
+          <w:i w:val="0"/>
+          <w:sz w:val="22"/>
+        </w:rPr>
+        <w:t>_ &lt;= _</w:t>
+      </w:r>
+      <w:r>
+        <w:rPr>
+          <w:rFonts w:ascii="Times New Roman" w:hAnsi="Times New Roman" w:eastAsia="宋体"/>
+          <w:b w:val="0"/>
+          <w:i w:val="0"/>
+          <w:sz w:val="24"/>
+        </w:rPr>
+        <w:t>/</w:t>
+      </w:r>
+      <w:r>
+        <w:rPr>
+          <w:rFonts w:ascii="Consolas" w:hAnsi="Consolas" w:eastAsia="等线"/>
+          <w:b w:val="0"/>
+          <w:i w:val="0"/>
+          <w:sz w:val="22"/>
+        </w:rPr>
+        <w:t>_ &lt; _</w:t>
+      </w:r>
+      <w:r>
+        <w:rPr>
+          <w:rFonts w:ascii="Times New Roman" w:hAnsi="Times New Roman" w:eastAsia="宋体"/>
+          <w:b w:val="0"/>
+          <w:i w:val="0"/>
+          <w:sz w:val="24"/>
+        </w:rPr>
+        <w:t xml:space="preserve"> nat 记号与 Reals 共存时按打开顺序解析，同一记号在文件不同位置可能解析到不同关系——建议 mathcomp 提供"不遮蔽 Prop 记号"的可选加载模式；开发规范层面应对 nat 比较统一用 </w:t>
+      </w:r>
+      <w:r>
+        <w:rPr>
+          <w:rFonts w:ascii="Consolas" w:hAnsi="Consolas" w:eastAsia="等线"/>
+          <w:b w:val="0"/>
+          <w:i w:val="0"/>
+          <w:sz w:val="22"/>
+        </w:rPr>
+        <w:t>le</w:t>
+      </w:r>
+      <w:r>
+        <w:rPr>
+          <w:rFonts w:ascii="Times New Roman" w:hAnsi="Times New Roman" w:eastAsia="宋体"/>
+          <w:b w:val="0"/>
+          <w:i w:val="0"/>
+          <w:sz w:val="24"/>
+        </w:rPr>
+        <w:t>/</w:t>
+      </w:r>
+      <w:r>
+        <w:rPr>
+          <w:rFonts w:ascii="Consolas" w:hAnsi="Consolas" w:eastAsia="等线"/>
+          <w:b w:val="0"/>
+          <w:i w:val="0"/>
+          <w:sz w:val="22"/>
+        </w:rPr>
+        <w:t>Nat.le</w:t>
+      </w:r>
+      <w:r>
+        <w:rPr>
+          <w:rFonts w:ascii="Times New Roman" w:hAnsi="Times New Roman" w:eastAsia="宋体"/>
+          <w:b w:val="0"/>
+          <w:i w:val="0"/>
+          <w:sz w:val="24"/>
+        </w:rPr>
+        <w:t xml:space="preserve"> 标识符而非记号。</w:t>
+      </w:r>
+    </w:p>
+    <w:p>
+      <w:pPr>
+        <w:pStyle w:val="ListNumber"/>
+      </w:pPr>
+      <w:r>
+        <w:rPr>
+          <w:rFonts w:ascii="Times New Roman" w:hAnsi="Times New Roman" w:eastAsia="宋体"/>
+          <w:b/>
+          <w:i w:val="0"/>
+          <w:sz w:val="24"/>
+        </w:rPr>
+        <w:t>大 nat 可用性</w:t>
+      </w:r>
+      <w:r>
+        <w:rPr>
+          <w:rFonts w:ascii="Times New Roman" w:hAnsi="Times New Roman" w:eastAsia="宋体"/>
+          <w:b w:val="0"/>
+          <w:i w:val="0"/>
+          <w:sz w:val="24"/>
+        </w:rPr>
+        <w:t>：</w:t>
+      </w:r>
+      <w:r>
+        <w:rPr>
+          <w:rFonts w:ascii="Consolas" w:hAnsi="Consolas" w:eastAsia="等线"/>
+          <w:b w:val="0"/>
+          <w:i w:val="0"/>
+          <w:sz w:val="22"/>
+        </w:rPr>
+        <w:t>2^53</w:t>
+      </w:r>
+      <w:r>
+        <w:rPr>
+          <w:rFonts w:ascii="Times New Roman" w:hAnsi="Times New Roman" w:eastAsia="宋体"/>
+          <w:b w:val="0"/>
+          <w:i w:val="0"/>
+          <w:sz w:val="24"/>
+        </w:rPr>
+        <w:t xml:space="preserve"> 级 nat 字面量触发栈溢出警告，micromega 对非线性 nat 目标失败——建议 stdlib 提供无痛 nat↔Z casting（zify 已存在但作用域绑定对大工程繁琐）。</w:t>
+      </w:r>
+    </w:p>
+    <w:p>
+      <w:pPr>
+        <w:pStyle w:val="ListNumber"/>
+      </w:pPr>
+      <w:r>
+        <w:rPr>
+          <w:rFonts w:ascii="Times New Roman" w:hAnsi="Times New Roman" w:eastAsia="宋体"/>
+          <w:b/>
+          <w:i w:val="0"/>
+          <w:sz w:val="24"/>
+        </w:rPr>
+        <w:t>`Print Assumptions` 输出缺定理名</w:t>
+      </w:r>
+      <w:r>
+        <w:rPr>
+          <w:rFonts w:ascii="Times New Roman" w:hAnsi="Times New Roman" w:eastAsia="宋体"/>
+          <w:b w:val="0"/>
+          <w:i w:val="0"/>
+          <w:sz w:val="24"/>
+        </w:rPr>
+        <w:t>：165 项审计的输出流无法机械对齐"哪个公理块属于哪个定理"（本工作被迫以源文件顺序人工对齐）——建议增加输出定理名前缀的选项；这对审计自动化是关键需求。</w:t>
+      </w:r>
+    </w:p>
+    <w:p>
+      <w:pPr>
+        <w:pStyle w:val="ListNumber"/>
+      </w:pPr>
+      <w:r>
+        <w:rPr>
+          <w:rFonts w:ascii="Times New Roman" w:hAnsi="Times New Roman" w:eastAsia="宋体"/>
+          <w:b/>
+          <w:i w:val="0"/>
+          <w:sz w:val="24"/>
+        </w:rPr>
+        <w:t>`Require` inside a module 警告</w:t>
+      </w:r>
+      <w:r>
+        <w:rPr>
+          <w:rFonts w:ascii="Times New Roman" w:hAnsi="Times New Roman" w:eastAsia="宋体"/>
+          <w:b w:val="0"/>
+          <w:i w:val="0"/>
+          <w:sz w:val="24"/>
+        </w:rPr>
+        <w:t>：文件拼接式开发（本工作 87K 行合并版由 55 个分区再生）不可避免触发该警告——建议官方明确拼接场景的安全条件或提供替代机制。</w:t>
+      </w:r>
+    </w:p>
+    <w:p>
+      <w:pPr>
+        <w:pStyle w:val="ListNumber"/>
+      </w:pPr>
+      <w:r>
+        <w:rPr>
+          <w:rFonts w:ascii="Times New Roman" w:hAnsi="Times New Roman" w:eastAsia="宋体"/>
+          <w:b/>
+          <w:i w:val="0"/>
+          <w:sz w:val="24"/>
+        </w:rPr>
+        <w:t>工具链</w:t>
+      </w:r>
+      <w:r>
+        <w:rPr>
+          <w:rFonts w:ascii="Times New Roman" w:hAnsi="Times New Roman" w:eastAsia="宋体"/>
+          <w:b w:val="0"/>
+          <w:i w:val="0"/>
+          <w:sz w:val="24"/>
+        </w:rPr>
+        <w:t>：coqc 大输出经管道重定向存在缓冲死锁风险（合并版编译输出数百条警告时实测），建议文档明确或支持分块刷新；CI 场景一律文件重定向。</w:t>
       </w:r>
     </w:p>
     <w:p>

--- a/papers/论文A中文规范版-CertifiedSparseGating.docx
+++ b/papers/论文A中文规范版-CertifiedSparseGating.docx
@@ -59,7 +59,7 @@
           <w:color w:val="444444"/>
           <w:sz w:val="21"/>
         </w:rPr>
-        <w:t>版本：最终版 v2.14（2026-08-30）｜代码基态：PSA_framework.v（18 模块 / 269 顶层 Lemma·Theorem（316 顶层声明 / 272 Qed 口径内）/ 165 项审计：</w:t>
+        <w:t>版本：最终版 v2.15（2026-08-30）｜代码基态：PSA_framework.v（18 模块 / 269 顶层 Lemma·Theorem（316 顶层声明 / 272 Qed 口径内）/ 165 项审计：</w:t>
       </w:r>
       <w:r>
         <w:rPr>
@@ -214,7 +214,7 @@
           <w:color w:val="444444"/>
           <w:sz w:val="21"/>
         </w:rPr>
-        <w:t>修订摘要（v2.13→v2.14，2026-08-30，E153 收官对齐 + 2026-08-29 交叉分析修订落实）：</w:t>
+        <w:t>修订摘要（v2.14→v2.15，2026-08-30，M2 定理扩展四连 CS-15/16/17/18 引用补写 + 外部评审二轮措辞落实）：</w:t>
       </w:r>
       <w:r>
         <w:rPr>
@@ -224,7 +224,7 @@
           <w:color w:val="444444"/>
           <w:sz w:val="21"/>
         </w:rPr>
-        <w:t>代码基态刷新</w:t>
+        <w:t>§6 安全域谓词从 future work 升级为已形式化</w:t>
       </w:r>
       <w:r>
         <w:rPr>
@@ -234,7 +234,27 @@
           <w:color w:val="444444"/>
           <w:sz w:val="21"/>
         </w:rPr>
-        <w:t>——合并版 87632 行（E153 批次二：78808→81169 八处 mathcomp 2.6 适配修复，本地 2.5 + WSL 9.1.1 双环境验证），</w:t>
+        <w:t xml:space="preserve">（CS-16 </w:t>
+      </w:r>
+      <w:r>
+        <w:rPr>
+          <w:rFonts w:ascii="Consolas" w:hAnsi="Consolas" w:eastAsia="等线"/>
+          <w:b w:val="0"/>
+          <w:i w:val="0"/>
+          <w:color w:val="444444"/>
+          <w:sz w:val="19"/>
+        </w:rPr>
+        <w:t>probe_safe_domain.v</w:t>
+      </w:r>
+      <w:r>
+        <w:rPr>
+          <w:rFonts w:ascii="Times New Roman" w:hAnsi="Times New Roman" w:eastAsia="宋体"/>
+          <w:b w:val="0"/>
+          <w:i/>
+          <w:color w:val="444444"/>
+          <w:sz w:val="21"/>
+        </w:rPr>
+        <w:t>：zprod_bounded 乘积上界递推 + no_overflow_consistent 63-bit 镜像一致 + c4_safe_domain C=4 判定链连乘 2054520832000000000 &lt; 2^63 + safe_domain_bool 可提取 bool 运行时判定，4 段审计全 Closed 零公理——回应评审 P0「安全域形式化草图」，超出 trivial 草图预期）；</w:t>
       </w:r>
       <w:r>
         <w:rPr>
@@ -244,7 +264,7 @@
           <w:color w:val="444444"/>
           <w:sz w:val="21"/>
         </w:rPr>
-        <w:t>CI 全链路绿收官</w:t>
+        <w:t>§5.6 核漂移获首个实例</w:t>
       </w:r>
       <w:r>
         <w:rPr>
@@ -254,7 +274,7 @@
           <w:color w:val="444444"/>
           <w:sz w:val="21"/>
         </w:rPr>
-        <w:t xml:space="preserve">（commit b57a2b5/7628fef/2f21249：编译 + 零 Admitted 检查 + coqchk 内核复验，检查脚本 grep 误报注释已修为语句形态 </w:t>
+        <w:t xml:space="preserve">（CS-18 </w:t>
       </w:r>
       <w:r>
         <w:rPr>
@@ -264,7 +284,7 @@
           <w:color w:val="444444"/>
           <w:sz w:val="19"/>
         </w:rPr>
-        <w:t>Admitted\.</w:t>
+        <w:t>probe_ab_bridge_pier.v</w:t>
       </w:r>
       <w:r>
         <w:rPr>
@@ -274,7 +294,7 @@
           <w:color w:val="444444"/>
           <w:sz w:val="21"/>
         </w:rPr>
-        <w:t>）；</w:t>
+        <w:t>：psi_kernel_drift_bound 相邻位漂移 ≤ 2/(√n·√m) + psi_attention_tvd_trunc 截断 TVD 桥，实例化 kernel_drift_controls_attention——「无形式化桥梁」升级为「中间桥墩已机器检查」）；</w:t>
       </w:r>
       <w:r>
         <w:rPr>
@@ -284,7 +304,7 @@
           <w:color w:val="444444"/>
           <w:sz w:val="21"/>
         </w:rPr>
-        <w:t>P0-2 softmax 紧度勘误</w:t>
+        <w:t>§5.3 相干熵桥接状态更新</w:t>
       </w:r>
       <w:r>
         <w:rPr>
@@ -294,27 +314,7 @@
           <w:color w:val="444444"/>
           <w:sz w:val="21"/>
         </w:rPr>
-        <w:t xml:space="preserve">——摘要/§1/§4 的 ‖softmax z − softmax z'‖₁ 界从 </w:t>
-      </w:r>
-      <w:r>
-        <w:rPr>
-          <w:rFonts w:ascii="Consolas" w:hAnsi="Consolas" w:eastAsia="等线"/>
-          <w:b w:val="0"/>
-          <w:i w:val="0"/>
-          <w:color w:val="444444"/>
-          <w:sz w:val="19"/>
-        </w:rPr>
-        <w:t>2(e^d − 1)</w:t>
-      </w:r>
-      <w:r>
-        <w:rPr>
-          <w:rFonts w:ascii="Times New Roman" w:hAnsi="Times New Roman" w:eastAsia="宋体"/>
-          <w:b w:val="0"/>
-          <w:i/>
-          <w:color w:val="444444"/>
-          <w:sz w:val="21"/>
-        </w:rPr>
-        <w:t xml:space="preserve"> 更正为 </w:t>
+        <w:t>（从未实例化升级为截断通道已实例化）；</w:t>
       </w:r>
       <w:r>
         <w:rPr>
@@ -324,7 +324,7 @@
           <w:color w:val="444444"/>
           <w:sz w:val="21"/>
         </w:rPr>
-        <w:t>`exp(2·d) − 1`</w:t>
+        <w:t>§9.1 分级检查器</w:t>
       </w:r>
       <w:r>
         <w:rPr>
@@ -334,7 +334,7 @@
           <w:color w:val="444444"/>
           <w:sz w:val="21"/>
         </w:rPr>
-        <w:t xml:space="preserve">（代码 </w:t>
+        <w:t xml:space="preserve">（CS-17 </w:t>
       </w:r>
       <w:r>
         <w:rPr>
@@ -344,7 +344,7 @@
           <w:color w:val="444444"/>
           <w:sz w:val="19"/>
         </w:rPr>
-        <w:t>softmax_l1_bound_exp</w:t>
+        <w:t>frame_check_graduated</w:t>
       </w:r>
       <w:r>
         <w:rPr>
@@ -354,7 +354,7 @@
           <w:color w:val="444444"/>
           <w:sz w:val="21"/>
         </w:rPr>
-        <w:t xml:space="preserve"> PSA_framework.v:2216-2220 实形态，旧稿高估紧度）；</w:t>
+        <w:t xml:space="preserve"> 四级分层服务 + frame_check_graduated_sound，假阴性类由拒绝变降级服务）；</w:t>
       </w:r>
       <w:r>
         <w:rPr>
@@ -364,7 +364,7 @@
           <w:color w:val="444444"/>
           <w:sz w:val="21"/>
         </w:rPr>
-        <w:t>P1-1 引用-权威对齐</w:t>
+        <w:t>Q2 酉不变性范围</w:t>
       </w:r>
       <w:r>
         <w:rPr>
@@ -374,87 +374,7 @@
           <w:color w:val="444444"/>
           <w:sz w:val="21"/>
         </w:rPr>
-        <w:t>——§5.6 压缩感知/τ 族的探针引用补注权威独立模块（</w:t>
-      </w:r>
-      <w:r>
-        <w:rPr>
-          <w:rFonts w:ascii="Consolas" w:hAnsi="Consolas" w:eastAsia="等线"/>
-          <w:b w:val="0"/>
-          <w:i w:val="0"/>
-          <w:color w:val="444444"/>
-          <w:sz w:val="19"/>
-        </w:rPr>
-        <w:t>ca_rip_cr.v</w:t>
-      </w:r>
-      <w:r>
-        <w:rPr>
-          <w:rFonts w:ascii="Times New Roman" w:hAnsi="Times New Roman" w:eastAsia="宋体"/>
-          <w:b w:val="0"/>
-          <w:i/>
-          <w:color w:val="444444"/>
-          <w:sz w:val="21"/>
-        </w:rPr>
-        <w:t xml:space="preserve"> </w:t>
-      </w:r>
-      <w:r>
-        <w:rPr>
-          <w:rFonts w:ascii="Consolas" w:hAnsi="Consolas" w:eastAsia="等线"/>
-          <w:b w:val="0"/>
-          <w:i w:val="0"/>
-          <w:color w:val="444444"/>
-          <w:sz w:val="19"/>
-        </w:rPr>
-        <w:t>row_rip_bound_M</w:t>
-      </w:r>
-      <w:r>
-        <w:rPr>
-          <w:rFonts w:ascii="Times New Roman" w:hAnsi="Times New Roman" w:eastAsia="宋体"/>
-          <w:b w:val="0"/>
-          <w:i/>
-          <w:color w:val="444444"/>
-          <w:sz w:val="21"/>
-        </w:rPr>
-        <w:t>、</w:t>
-      </w:r>
-      <w:r>
-        <w:rPr>
-          <w:rFonts w:ascii="Consolas" w:hAnsi="Consolas" w:eastAsia="等线"/>
-          <w:b w:val="0"/>
-          <w:i w:val="0"/>
-          <w:color w:val="444444"/>
-          <w:sz w:val="19"/>
-        </w:rPr>
-        <w:t>ca_tau.v</w:t>
-      </w:r>
-      <w:r>
-        <w:rPr>
-          <w:rFonts w:ascii="Times New Roman" w:hAnsi="Times New Roman" w:eastAsia="宋体"/>
-          <w:b w:val="0"/>
-          <w:i/>
-          <w:color w:val="444444"/>
-          <w:sz w:val="21"/>
-        </w:rPr>
-        <w:t xml:space="preserve"> </w:t>
-      </w:r>
-      <w:r>
-        <w:rPr>
-          <w:rFonts w:ascii="Consolas" w:hAnsi="Consolas" w:eastAsia="等线"/>
-          <w:b w:val="0"/>
-          <w:i w:val="0"/>
-          <w:color w:val="444444"/>
-          <w:sz w:val="19"/>
-        </w:rPr>
-        <w:t>tau_crop_mono</w:t>
-      </w:r>
-      <w:r>
-        <w:rPr>
-          <w:rFonts w:ascii="Times New Roman" w:hAnsi="Times New Roman" w:eastAsia="宋体"/>
-          <w:b w:val="0"/>
-          <w:i/>
-          <w:color w:val="444444"/>
-          <w:sz w:val="21"/>
-        </w:rPr>
-        <w:t>），探针降级为独立验证附注；</w:t>
+        <w:t>前移至贡献清单覆盖边界（item 12）；</w:t>
       </w:r>
       <w:r>
         <w:rPr>
@@ -464,7 +384,7 @@
           <w:color w:val="444444"/>
           <w:sz w:val="21"/>
         </w:rPr>
-        <w:t>审计口径统一</w:t>
+        <w:t>§9 相关工作补 VST/Iris 方法论类比与 Lean/mathlib 哲学对照</w:t>
       </w:r>
       <w:r>
         <w:rPr>
@@ -474,22 +394,7 @@
           <w:color w:val="444444"/>
           <w:sz w:val="21"/>
         </w:rPr>
-        <w:t>——"全零经典排中"表述全文统一为诚实口径（排中律宏零出现 + 公理脚印披露，正文 §5/§6 原有精确表述不变）；30模块 归档 2026-08-30 新增 probe_welch / probe_g1_norm_closed / probe_g2_mu_adj（SHA 一致）；开发区→PSA 仓库对齐提交 2f21249（ca_tau 入 lib、CS 战役 4 探针入 probes、14 py 入 empirical）。</w:t>
-      </w:r>
-    </w:p>
-    <w:p>
-      <w:pPr>
-        <w:ind w:left="432"/>
-      </w:pPr>
-      <w:r>
-        <w:rPr>
-          <w:rFonts w:ascii="Times New Roman" w:hAnsi="Times New Roman" w:eastAsia="宋体"/>
-          <w:b w:val="0"/>
-          <w:i/>
-          <w:color w:val="444444"/>
-          <w:sz w:val="21"/>
-        </w:rPr>
-        <w:t>修订摘要（v2.11→v2.12，2026-08-27，合并版重生成 + M3 代数化）：</w:t>
+        <w:t>；</w:t>
       </w:r>
       <w:r>
         <w:rPr>
@@ -499,7 +404,7 @@
           <w:color w:val="444444"/>
           <w:sz w:val="21"/>
         </w:rPr>
-        <w:t>合并版 `ca_merged_full_25.v` 重新生成</w:t>
+        <w:t>§11 新增跨 A/B 张力宣言</w:t>
       </w:r>
       <w:r>
         <w:rPr>
@@ -509,18 +414,13 @@
           <w:color w:val="444444"/>
           <w:sz w:val="21"/>
         </w:rPr>
-        <w:t>（87588 行 / 57 顶层 Module / 20 探针，</w:t>
-      </w:r>
-      <w:r>
-        <w:rPr>
-          <w:rFonts w:ascii="Consolas" w:hAnsi="Consolas" w:eastAsia="等线"/>
-          <w:b w:val="0"/>
-          <w:i w:val="0"/>
-          <w:color w:val="444444"/>
-          <w:sz w:val="19"/>
-        </w:rPr>
-        <w:t>_merge_ca.py</w:t>
-      </w:r>
+        <w:t>（证书⟹̸性能三角：T2b 拒绝 vs rand 最优、μ=0 证书 vs grid 崩溃、ALiBi 最优 vs 零证书）；G-5 反例 [3,7,15] 同时为 CS-17 分级 L2 的降级服务实例（评审 1.2 关键问题 1 的前置强调）。三定理审计脚印与主线同源（Dedekind 二件 + fext、classic 零、零 Admitted）；CS-15 已于 v2.14 前入文（§5.6.6 定位）。</w:t>
+      </w:r>
+    </w:p>
+    <w:p>
+      <w:pPr>
+        <w:ind w:left="432"/>
+      </w:pPr>
       <w:r>
         <w:rPr>
           <w:rFonts w:ascii="Times New Roman" w:hAnsi="Times New Roman" w:eastAsia="宋体"/>
@@ -529,7 +429,7 @@
           <w:color w:val="444444"/>
           <w:sz w:val="21"/>
         </w:rPr>
-        <w:t>，MERGE_EXIT=0 复验；30模块 归档 SHA-256 同步）；</w:t>
+        <w:t>修订摘要（v2.13→v2.14，2026-08-30，E153 收官对齐 + 2026-08-29 交叉分析修订落实）：</w:t>
       </w:r>
       <w:r>
         <w:rPr>
@@ -539,7 +439,7 @@
           <w:color w:val="444444"/>
           <w:sz w:val="21"/>
         </w:rPr>
-        <w:t>M3 构造性 √ 界代数化</w:t>
+        <w:t>代码基态刷新</w:t>
       </w:r>
       <w:r>
         <w:rPr>
@@ -549,147 +449,7 @@
           <w:color w:val="444444"/>
           <w:sz w:val="21"/>
         </w:rPr>
-        <w:t>（</w:t>
-      </w:r>
-      <w:r>
-        <w:rPr>
-          <w:rFonts w:ascii="Consolas" w:hAnsi="Consolas" w:eastAsia="等线"/>
-          <w:b w:val="0"/>
-          <w:i w:val="0"/>
-          <w:color w:val="444444"/>
-          <w:sz w:val="19"/>
-        </w:rPr>
-        <w:t>probe_sqrt_cr_m3.v</w:t>
-      </w:r>
-      <w:r>
-        <w:rPr>
-          <w:rFonts w:ascii="Times New Roman" w:hAnsi="Times New Roman" w:eastAsia="宋体"/>
-          <w:b w:val="0"/>
-          <w:i/>
-          <w:color w:val="444444"/>
-          <w:sz w:val="21"/>
-        </w:rPr>
-        <w:t xml:space="preserve"> 的 </w:t>
-      </w:r>
-      <w:r>
-        <w:rPr>
-          <w:rFonts w:ascii="Consolas" w:hAnsi="Consolas" w:eastAsia="等线"/>
-          <w:b w:val="0"/>
-          <w:i w:val="0"/>
-          <w:color w:val="444444"/>
-          <w:sz w:val="19"/>
-        </w:rPr>
-        <w:t>sqrt21_lower</w:t>
-      </w:r>
-      <w:r>
-        <w:rPr>
-          <w:rFonts w:ascii="Times New Roman" w:hAnsi="Times New Roman" w:eastAsia="宋体"/>
-          <w:b w:val="0"/>
-          <w:i/>
-          <w:color w:val="444444"/>
-          <w:sz w:val="21"/>
-        </w:rPr>
-        <w:t>/</w:t>
-      </w:r>
-      <w:r>
-        <w:rPr>
-          <w:rFonts w:ascii="Consolas" w:hAnsi="Consolas" w:eastAsia="等线"/>
-          <w:b w:val="0"/>
-          <w:i w:val="0"/>
-          <w:color w:val="444444"/>
-          <w:sz w:val="19"/>
-        </w:rPr>
-        <w:t>sqrt105_lower</w:t>
-      </w:r>
-      <w:r>
-        <w:rPr>
-          <w:rFonts w:ascii="Times New Roman" w:hAnsi="Times New Roman" w:eastAsia="宋体"/>
-          <w:b w:val="0"/>
-          <w:i/>
-          <w:color w:val="444444"/>
-          <w:sz w:val="21"/>
-        </w:rPr>
-        <w:t xml:space="preserve"> 从 qbisec vm_compute 数值核验升级为代数证明——Q 层平方界 </w:t>
-      </w:r>
-      <w:r>
-        <w:rPr>
-          <w:rFonts w:ascii="Consolas" w:hAnsi="Consolas" w:eastAsia="等线"/>
-          <w:b w:val="0"/>
-          <w:i w:val="0"/>
-          <w:color w:val="444444"/>
-          <w:sz w:val="19"/>
-        </w:rPr>
-        <w:t>(4582/1000)²≤21</w:t>
-      </w:r>
-      <w:r>
-        <w:rPr>
-          <w:rFonts w:ascii="Times New Roman" w:hAnsi="Times New Roman" w:eastAsia="宋体"/>
-          <w:b w:val="0"/>
-          <w:i/>
-          <w:color w:val="444444"/>
-          <w:sz w:val="21"/>
-        </w:rPr>
-        <w:t xml:space="preserve"> + 自建非负平方单调 </w:t>
-      </w:r>
-      <w:r>
-        <w:rPr>
-          <w:rFonts w:ascii="Consolas" w:hAnsi="Consolas" w:eastAsia="等线"/>
-          <w:b w:val="0"/>
-          <w:i w:val="0"/>
-          <w:color w:val="444444"/>
-          <w:sz w:val="19"/>
-        </w:rPr>
-        <w:t>CRle_square_nonneg</w:t>
-      </w:r>
-      <w:r>
-        <w:rPr>
-          <w:rFonts w:ascii="Times New Roman" w:hAnsi="Times New Roman" w:eastAsia="宋体"/>
-          <w:b w:val="0"/>
-          <w:i/>
-          <w:color w:val="444444"/>
-          <w:sz w:val="21"/>
-        </w:rPr>
-        <w:t xml:space="preserve"> + </w:t>
-      </w:r>
-      <w:r>
-        <w:rPr>
-          <w:rFonts w:ascii="Consolas" w:hAnsi="Consolas" w:eastAsia="等线"/>
-          <w:b w:val="0"/>
-          <w:i w:val="0"/>
-          <w:color w:val="444444"/>
-          <w:sz w:val="19"/>
-        </w:rPr>
-        <w:t>CR_of_Q_mult</w:t>
-      </w:r>
-      <w:r>
-        <w:rPr>
-          <w:rFonts w:ascii="Times New Roman" w:hAnsi="Times New Roman" w:eastAsia="宋体"/>
-          <w:b w:val="0"/>
-          <w:i/>
-          <w:color w:val="444444"/>
-          <w:sz w:val="21"/>
-        </w:rPr>
-        <w:t>/</w:t>
-      </w:r>
-      <w:r>
-        <w:rPr>
-          <w:rFonts w:ascii="Consolas" w:hAnsi="Consolas" w:eastAsia="等线"/>
-          <w:b w:val="0"/>
-          <w:i w:val="0"/>
-          <w:color w:val="444444"/>
-          <w:sz w:val="19"/>
-        </w:rPr>
-        <w:t>CRsqrt_sq</w:t>
-      </w:r>
-      <w:r>
-        <w:rPr>
-          <w:rFonts w:ascii="Times New Roman" w:hAnsi="Times New Roman" w:eastAsia="宋体"/>
-          <w:b w:val="0"/>
-          <w:i/>
-          <w:color w:val="444444"/>
-          <w:sz w:val="21"/>
-        </w:rPr>
-        <w:t xml:space="preserve"> 桥，Print Assumptions 全 Closed 零公理，qbisec 核验保留交叉验证）；</w:t>
+        <w:t>——合并版 87632 行（E153 批次二：78808→81169 八处 mathcomp 2.6 适配修复，本地 2.5 + WSL 9.1.1 双环境验证），</w:t>
       </w:r>
       <w:r>
         <w:rPr>
@@ -699,7 +459,7 @@
           <w:color w:val="444444"/>
           <w:sz w:val="21"/>
         </w:rPr>
-        <w:t>CI 双环境修复</w:t>
+        <w:t>CI 全链路绿收官</w:t>
       </w:r>
       <w:r>
         <w:rPr>
@@ -709,7 +469,7 @@
           <w:color w:val="444444"/>
           <w:sz w:val="21"/>
         </w:rPr>
-        <w:t>（</w:t>
+        <w:t xml:space="preserve">（commit b57a2b5/7628fef/2f21249：编译 + 零 Admitted 检查 + coqchk 内核复验，检查脚本 grep 误报注释已修为语句形态 </w:t>
       </w:r>
       <w:r>
         <w:rPr>
@@ -719,7 +479,7 @@
           <w:color w:val="444444"/>
           <w:sz w:val="19"/>
         </w:rPr>
-        <w:t>probe_partial.v</w:t>
+        <w:t>Admitted\.</w:t>
       </w:r>
       <w:r>
         <w:rPr>
@@ -729,107 +489,7 @@
           <w:color w:val="444444"/>
           <w:sz w:val="21"/>
         </w:rPr>
-        <w:t xml:space="preserve"> grid_conj 的 </w:t>
-      </w:r>
-      <w:r>
-        <w:rPr>
-          <w:rFonts w:ascii="Consolas" w:hAnsi="Consolas" w:eastAsia="等线"/>
-          <w:b w:val="0"/>
-          <w:i w:val="0"/>
-          <w:color w:val="444444"/>
-          <w:sz w:val="19"/>
-        </w:rPr>
-        <w:t>rewrite !mult_INR</w:t>
-      </w:r>
-      <w:r>
-        <w:rPr>
-          <w:rFonts w:ascii="Times New Roman" w:hAnsi="Times New Roman" w:eastAsia="宋体"/>
-          <w:b w:val="0"/>
-          <w:i/>
-          <w:color w:val="444444"/>
-          <w:sz w:val="21"/>
-        </w:rPr>
-        <w:t xml:space="preserve"> 在 mathcomp 2.6 下 LHS 不匹配——</w:t>
-      </w:r>
-      <w:r>
-        <w:rPr>
-          <w:rFonts w:ascii="Consolas" w:hAnsi="Consolas" w:eastAsia="等线"/>
-          <w:b w:val="0"/>
-          <w:i w:val="0"/>
-          <w:color w:val="444444"/>
-          <w:sz w:val="19"/>
-        </w:rPr>
-        <w:t>muln</w:t>
-      </w:r>
-      <w:r>
-        <w:rPr>
-          <w:rFonts w:ascii="Times New Roman" w:hAnsi="Times New Roman" w:eastAsia="宋体"/>
-          <w:b w:val="0"/>
-          <w:i/>
-          <w:color w:val="444444"/>
-          <w:sz w:val="21"/>
-        </w:rPr>
-        <w:t xml:space="preserve"> 新定义 ≢ </w:t>
-      </w:r>
-      <w:r>
-        <w:rPr>
-          <w:rFonts w:ascii="Consolas" w:hAnsi="Consolas" w:eastAsia="等线"/>
-          <w:b w:val="0"/>
-          <w:i w:val="0"/>
-          <w:color w:val="444444"/>
-          <w:sz w:val="19"/>
-        </w:rPr>
-        <w:t>Nat.mul</w:t>
-      </w:r>
-      <w:r>
-        <w:rPr>
-          <w:rFonts w:ascii="Times New Roman" w:hAnsi="Times New Roman" w:eastAsia="宋体"/>
-          <w:b w:val="0"/>
-          <w:i/>
-          <w:color w:val="444444"/>
-          <w:sz w:val="21"/>
-        </w:rPr>
-        <w:t xml:space="preserve">——改 </w:t>
-      </w:r>
-      <w:r>
-        <w:rPr>
-          <w:rFonts w:ascii="Consolas" w:hAnsi="Consolas" w:eastAsia="等线"/>
-          <w:b w:val="0"/>
-          <w:i w:val="0"/>
-          <w:color w:val="444444"/>
-          <w:sz w:val="19"/>
-        </w:rPr>
-        <w:t>rewrite mulnE</w:t>
-      </w:r>
-      <w:r>
-        <w:rPr>
-          <w:rFonts w:ascii="Times New Roman" w:hAnsi="Times New Roman" w:eastAsia="宋体"/>
-          <w:b w:val="0"/>
-          <w:i/>
-          <w:color w:val="444444"/>
-          <w:sz w:val="21"/>
-        </w:rPr>
-        <w:t xml:space="preserve"> + 显式 </w:t>
-      </w:r>
-      <w:r>
-        <w:rPr>
-          <w:rFonts w:ascii="Consolas" w:hAnsi="Consolas" w:eastAsia="等线"/>
-          <w:b w:val="0"/>
-          <w:i w:val="0"/>
-          <w:color w:val="444444"/>
-          <w:sz w:val="19"/>
-        </w:rPr>
-        <w:t>mult_INR</w:t>
-      </w:r>
-      <w:r>
-        <w:rPr>
-          <w:rFonts w:ascii="Times New Roman" w:hAnsi="Times New Roman" w:eastAsia="宋体"/>
-          <w:b w:val="0"/>
-          <w:i/>
-          <w:color w:val="444444"/>
-          <w:sz w:val="21"/>
-        </w:rPr>
-        <w:t xml:space="preserve"> 参数，经验卡 E150）；</w:t>
+        <w:t>）；</w:t>
       </w:r>
       <w:r>
         <w:rPr>
@@ -839,7 +499,7 @@
           <w:color w:val="444444"/>
           <w:sz w:val="21"/>
         </w:rPr>
-        <w:t>165 项审计重跑确认</w:t>
+        <w:t>P0-2 softmax 紧度勘误</w:t>
       </w:r>
       <w:r>
         <w:rPr>
@@ -849,7 +509,7 @@
           <w:color w:val="444444"/>
           <w:sz w:val="21"/>
         </w:rPr>
-        <w:t>（111 段 Axioms + 54 项 Closed，</w:t>
+        <w:t xml:space="preserve">——摘要/§1/§4 的 ‖softmax z − softmax z'‖₁ 界从 </w:t>
       </w:r>
       <w:r>
         <w:rPr>
@@ -859,7 +519,7 @@
           <w:color w:val="444444"/>
           <w:sz w:val="19"/>
         </w:rPr>
-        <w:t>Classical_Prop.classic</w:t>
+        <w:t>2(e^d − 1)</w:t>
       </w:r>
       <w:r>
         <w:rPr>
@@ -869,22 +529,7 @@
           <w:color w:val="444444"/>
           <w:sz w:val="21"/>
         </w:rPr>
-        <w:t xml:space="preserve"> 零出现，post-M1.5 口径维持）。</w:t>
-      </w:r>
-    </w:p>
-    <w:p>
-      <w:pPr>
-        <w:ind w:left="432"/>
-      </w:pPr>
-      <w:r>
-        <w:rPr>
-          <w:rFonts w:ascii="Times New Roman" w:hAnsi="Times New Roman" w:eastAsia="宋体"/>
-          <w:b w:val="0"/>
-          <w:i/>
-          <w:color w:val="444444"/>
-          <w:sz w:val="21"/>
-        </w:rPr>
-        <w:t xml:space="preserve">修订摘要（v2.12→v2.13，2026-08-29，CS 战役定理化与代码基态对齐）：§5.6.6 压缩感知族新增 </w:t>
+        <w:t xml:space="preserve"> 更正为 </w:t>
       </w:r>
       <w:r>
         <w:rPr>
@@ -894,7 +539,7 @@
           <w:color w:val="444444"/>
           <w:sz w:val="21"/>
         </w:rPr>
-        <w:t>CS-11/CS-12/CS-13/CS-14 四条目</w:t>
+        <w:t>`exp(2·d) − 1`</w:t>
       </w:r>
       <w:r>
         <w:rPr>
@@ -904,7 +549,27 @@
           <w:color w:val="444444"/>
           <w:sz w:val="21"/>
         </w:rPr>
-        <w:t xml:space="preserve">（z 区四模块合计 </w:t>
+        <w:t xml:space="preserve">（代码 </w:t>
+      </w:r>
+      <w:r>
+        <w:rPr>
+          <w:rFonts w:ascii="Consolas" w:hAnsi="Consolas" w:eastAsia="等线"/>
+          <w:b w:val="0"/>
+          <w:i w:val="0"/>
+          <w:color w:val="444444"/>
+          <w:sz w:val="19"/>
+        </w:rPr>
+        <w:t>softmax_l1_bound_exp</w:t>
+      </w:r>
+      <w:r>
+        <w:rPr>
+          <w:rFonts w:ascii="Times New Roman" w:hAnsi="Times New Roman" w:eastAsia="宋体"/>
+          <w:b w:val="0"/>
+          <w:i/>
+          <w:color w:val="444444"/>
+          <w:sz w:val="21"/>
+        </w:rPr>
+        <w:t xml:space="preserve"> PSA_framework.v:2216-2220 实形态，旧稿高估紧度）；</w:t>
       </w:r>
       <w:r>
         <w:rPr>
@@ -914,7 +579,7 @@
           <w:color w:val="444444"/>
           <w:sz w:val="21"/>
         </w:rPr>
-        <w:t>64 Qed / 0 Admitted</w:t>
+        <w:t>P1-1 引用-权威对齐</w:t>
       </w:r>
       <w:r>
         <w:rPr>
@@ -924,7 +589,87 @@
           <w:color w:val="444444"/>
           <w:sz w:val="21"/>
         </w:rPr>
-        <w:t>，全部独立编译 EXIT=0、归档 30模块 SHA 一致、未并入合并版 25——并入待合并版再生）：</w:t>
+        <w:t>——§5.6 压缩感知/τ 族的探针引用补注权威独立模块（</w:t>
+      </w:r>
+      <w:r>
+        <w:rPr>
+          <w:rFonts w:ascii="Consolas" w:hAnsi="Consolas" w:eastAsia="等线"/>
+          <w:b w:val="0"/>
+          <w:i w:val="0"/>
+          <w:color w:val="444444"/>
+          <w:sz w:val="19"/>
+        </w:rPr>
+        <w:t>ca_rip_cr.v</w:t>
+      </w:r>
+      <w:r>
+        <w:rPr>
+          <w:rFonts w:ascii="Times New Roman" w:hAnsi="Times New Roman" w:eastAsia="宋体"/>
+          <w:b w:val="0"/>
+          <w:i/>
+          <w:color w:val="444444"/>
+          <w:sz w:val="21"/>
+        </w:rPr>
+        <w:t xml:space="preserve"> </w:t>
+      </w:r>
+      <w:r>
+        <w:rPr>
+          <w:rFonts w:ascii="Consolas" w:hAnsi="Consolas" w:eastAsia="等线"/>
+          <w:b w:val="0"/>
+          <w:i w:val="0"/>
+          <w:color w:val="444444"/>
+          <w:sz w:val="19"/>
+        </w:rPr>
+        <w:t>row_rip_bound_M</w:t>
+      </w:r>
+      <w:r>
+        <w:rPr>
+          <w:rFonts w:ascii="Times New Roman" w:hAnsi="Times New Roman" w:eastAsia="宋体"/>
+          <w:b w:val="0"/>
+          <w:i/>
+          <w:color w:val="444444"/>
+          <w:sz w:val="21"/>
+        </w:rPr>
+        <w:t>、</w:t>
+      </w:r>
+      <w:r>
+        <w:rPr>
+          <w:rFonts w:ascii="Consolas" w:hAnsi="Consolas" w:eastAsia="等线"/>
+          <w:b w:val="0"/>
+          <w:i w:val="0"/>
+          <w:color w:val="444444"/>
+          <w:sz w:val="19"/>
+        </w:rPr>
+        <w:t>ca_tau.v</w:t>
+      </w:r>
+      <w:r>
+        <w:rPr>
+          <w:rFonts w:ascii="Times New Roman" w:hAnsi="Times New Roman" w:eastAsia="宋体"/>
+          <w:b w:val="0"/>
+          <w:i/>
+          <w:color w:val="444444"/>
+          <w:sz w:val="21"/>
+        </w:rPr>
+        <w:t xml:space="preserve"> </w:t>
+      </w:r>
+      <w:r>
+        <w:rPr>
+          <w:rFonts w:ascii="Consolas" w:hAnsi="Consolas" w:eastAsia="等线"/>
+          <w:b w:val="0"/>
+          <w:i w:val="0"/>
+          <w:color w:val="444444"/>
+          <w:sz w:val="19"/>
+        </w:rPr>
+        <w:t>tau_crop_mono</w:t>
+      </w:r>
+      <w:r>
+        <w:rPr>
+          <w:rFonts w:ascii="Times New Roman" w:hAnsi="Times New Roman" w:eastAsia="宋体"/>
+          <w:b w:val="0"/>
+          <w:i/>
+          <w:color w:val="444444"/>
+          <w:sz w:val="21"/>
+        </w:rPr>
+        <w:t>），探针降级为独立验证附注；</w:t>
       </w:r>
       <w:r>
         <w:rPr>
@@ -934,7 +679,7 @@
           <w:color w:val="444444"/>
           <w:sz w:val="21"/>
         </w:rPr>
-        <w:t>CS-11 τ 裁剪最优性</w:t>
+        <w:t>审计口径统一</w:t>
       </w:r>
       <w:r>
         <w:rPr>
@@ -944,18 +689,13 @@
           <w:color w:val="444444"/>
           <w:sz w:val="21"/>
         </w:rPr>
-        <w:t>（</w:t>
-      </w:r>
-      <w:r>
-        <w:rPr>
-          <w:rFonts w:ascii="Consolas" w:hAnsi="Consolas" w:eastAsia="等线"/>
-          <w:b w:val="0"/>
-          <w:i w:val="0"/>
-          <w:color w:val="444444"/>
-          <w:sz w:val="19"/>
-        </w:rPr>
-        <w:t>probe_taugrid.v</w:t>
-      </w:r>
+        <w:t>——"全零经典排中"表述全文统一为诚实口径（排中律宏零出现 + 公理脚印披露，正文 §5/§6 原有精确表述不变）；30模块 归档 2026-08-30 新增 probe_welch / probe_g1_norm_closed / probe_g2_mu_adj（SHA 一致）；开发区→PSA 仓库对齐提交 2f21249（ca_tau 入 lib、CS 战役 4 探针入 probes、14 py 入 empirical）。</w:t>
+      </w:r>
+    </w:p>
+    <w:p>
+      <w:pPr>
+        <w:ind w:left="432"/>
+      </w:pPr>
       <w:r>
         <w:rPr>
           <w:rFonts w:ascii="Times New Roman" w:hAnsi="Times New Roman" w:eastAsia="宋体"/>
@@ -964,27 +704,7 @@
           <w:color w:val="444444"/>
           <w:sz w:val="21"/>
         </w:rPr>
-        <w:t xml:space="preserve"> 17 Qed：覆盖债精确量化（窗 [0,T] 能量恰 = (T+1)/n，债 1−(T+1)/n ∈ (0,1) 机器可计算）+ 支撑完备刻画（n ≤ T ⟺ ψ_n 完全支撑训练窗，iff）+ 裁剪证书单调（kept 子族行和 ≤ 全族，上界型证书不损）+ C-梯子稀疏化迁移 + 三连合成 </w:t>
-      </w:r>
-      <w:r>
-        <w:rPr>
-          <w:rFonts w:ascii="Consolas" w:hAnsi="Consolas" w:eastAsia="等线"/>
-          <w:b w:val="0"/>
-          <w:i w:val="0"/>
-          <w:color w:val="444444"/>
-          <w:sz w:val="19"/>
-        </w:rPr>
-        <w:t>tau_prune_optimality</w:t>
-      </w:r>
-      <w:r>
-        <w:rPr>
-          <w:rFonts w:ascii="Times New Roman" w:hAnsi="Times New Roman" w:eastAsia="宋体"/>
-          <w:b w:val="0"/>
-          <w:i/>
-          <w:color w:val="444444"/>
-          <w:sz w:val="21"/>
-        </w:rPr>
-        <w:t>——randmax 裁剪实验的定理侧）；</w:t>
+        <w:t>修订摘要（v2.11→v2.12，2026-08-27，合并版重生成 + M3 代数化）：</w:t>
       </w:r>
       <w:r>
         <w:rPr>
@@ -994,7 +714,7 @@
           <w:color w:val="444444"/>
           <w:sz w:val="21"/>
         </w:rPr>
-        <w:t>CS-12 构造性孪生</w:t>
+        <w:t>合并版 `ca_merged_full_25.v` 重新生成</w:t>
       </w:r>
       <w:r>
         <w:rPr>
@@ -1004,7 +724,7 @@
           <w:color w:val="444444"/>
           <w:sz w:val="21"/>
         </w:rPr>
-        <w:t>（</w:t>
+        <w:t>（87588 行 / 57 顶层 Module / 20 探针，</w:t>
       </w:r>
       <w:r>
         <w:rPr>
@@ -1014,7 +734,7 @@
           <w:color w:val="444444"/>
           <w:sz w:val="19"/>
         </w:rPr>
-        <w:t>probe_taugrid_cr.v</w:t>
+        <w:t>_merge_ca.py</w:t>
       </w:r>
       <w:r>
         <w:rPr>
@@ -1024,7 +744,7 @@
           <w:color w:val="444444"/>
           <w:sz w:val="21"/>
         </w:rPr>
-        <w:t xml:space="preserve"> 13 Qed </w:t>
+        <w:t>，MERGE_EXIT=0 复验；30模块 归档 SHA-256 同步）；</w:t>
       </w:r>
       <w:r>
         <w:rPr>
@@ -1034,7 +754,7 @@
           <w:color w:val="444444"/>
           <w:sz w:val="21"/>
         </w:rPr>
-        <w:t>零公理</w:t>
+        <w:t>M3 构造性 √ 界代数化</w:t>
       </w:r>
       <w:r>
         <w:rPr>
@@ -1044,7 +764,147 @@
           <w:color w:val="444444"/>
           <w:sz w:val="21"/>
         </w:rPr>
-        <w:t>：抽象接口 {R : ConstructiveReals} + 归一梯子 u（cos/复指数构造性未实现，接口与主线数学一致）；</w:t>
+        <w:t>（</w:t>
+      </w:r>
+      <w:r>
+        <w:rPr>
+          <w:rFonts w:ascii="Consolas" w:hAnsi="Consolas" w:eastAsia="等线"/>
+          <w:b w:val="0"/>
+          <w:i w:val="0"/>
+          <w:color w:val="444444"/>
+          <w:sz w:val="19"/>
+        </w:rPr>
+        <w:t>probe_sqrt_cr_m3.v</w:t>
+      </w:r>
+      <w:r>
+        <w:rPr>
+          <w:rFonts w:ascii="Times New Roman" w:hAnsi="Times New Roman" w:eastAsia="宋体"/>
+          <w:b w:val="0"/>
+          <w:i/>
+          <w:color w:val="444444"/>
+          <w:sz w:val="21"/>
+        </w:rPr>
+        <w:t xml:space="preserve"> 的 </w:t>
+      </w:r>
+      <w:r>
+        <w:rPr>
+          <w:rFonts w:ascii="Consolas" w:hAnsi="Consolas" w:eastAsia="等线"/>
+          <w:b w:val="0"/>
+          <w:i w:val="0"/>
+          <w:color w:val="444444"/>
+          <w:sz w:val="19"/>
+        </w:rPr>
+        <w:t>sqrt21_lower</w:t>
+      </w:r>
+      <w:r>
+        <w:rPr>
+          <w:rFonts w:ascii="Times New Roman" w:hAnsi="Times New Roman" w:eastAsia="宋体"/>
+          <w:b w:val="0"/>
+          <w:i/>
+          <w:color w:val="444444"/>
+          <w:sz w:val="21"/>
+        </w:rPr>
+        <w:t>/</w:t>
+      </w:r>
+      <w:r>
+        <w:rPr>
+          <w:rFonts w:ascii="Consolas" w:hAnsi="Consolas" w:eastAsia="等线"/>
+          <w:b w:val="0"/>
+          <w:i w:val="0"/>
+          <w:color w:val="444444"/>
+          <w:sz w:val="19"/>
+        </w:rPr>
+        <w:t>sqrt105_lower</w:t>
+      </w:r>
+      <w:r>
+        <w:rPr>
+          <w:rFonts w:ascii="Times New Roman" w:hAnsi="Times New Roman" w:eastAsia="宋体"/>
+          <w:b w:val="0"/>
+          <w:i/>
+          <w:color w:val="444444"/>
+          <w:sz w:val="21"/>
+        </w:rPr>
+        <w:t xml:space="preserve"> 从 qbisec vm_compute 数值核验升级为代数证明——Q 层平方界 </w:t>
+      </w:r>
+      <w:r>
+        <w:rPr>
+          <w:rFonts w:ascii="Consolas" w:hAnsi="Consolas" w:eastAsia="等线"/>
+          <w:b w:val="0"/>
+          <w:i w:val="0"/>
+          <w:color w:val="444444"/>
+          <w:sz w:val="19"/>
+        </w:rPr>
+        <w:t>(4582/1000)²≤21</w:t>
+      </w:r>
+      <w:r>
+        <w:rPr>
+          <w:rFonts w:ascii="Times New Roman" w:hAnsi="Times New Roman" w:eastAsia="宋体"/>
+          <w:b w:val="0"/>
+          <w:i/>
+          <w:color w:val="444444"/>
+          <w:sz w:val="21"/>
+        </w:rPr>
+        <w:t xml:space="preserve"> + 自建非负平方单调 </w:t>
+      </w:r>
+      <w:r>
+        <w:rPr>
+          <w:rFonts w:ascii="Consolas" w:hAnsi="Consolas" w:eastAsia="等线"/>
+          <w:b w:val="0"/>
+          <w:i w:val="0"/>
+          <w:color w:val="444444"/>
+          <w:sz w:val="19"/>
+        </w:rPr>
+        <w:t>CRle_square_nonneg</w:t>
+      </w:r>
+      <w:r>
+        <w:rPr>
+          <w:rFonts w:ascii="Times New Roman" w:hAnsi="Times New Roman" w:eastAsia="宋体"/>
+          <w:b w:val="0"/>
+          <w:i/>
+          <w:color w:val="444444"/>
+          <w:sz w:val="21"/>
+        </w:rPr>
+        <w:t xml:space="preserve"> + </w:t>
+      </w:r>
+      <w:r>
+        <w:rPr>
+          <w:rFonts w:ascii="Consolas" w:hAnsi="Consolas" w:eastAsia="等线"/>
+          <w:b w:val="0"/>
+          <w:i w:val="0"/>
+          <w:color w:val="444444"/>
+          <w:sz w:val="19"/>
+        </w:rPr>
+        <w:t>CR_of_Q_mult</w:t>
+      </w:r>
+      <w:r>
+        <w:rPr>
+          <w:rFonts w:ascii="Times New Roman" w:hAnsi="Times New Roman" w:eastAsia="宋体"/>
+          <w:b w:val="0"/>
+          <w:i/>
+          <w:color w:val="444444"/>
+          <w:sz w:val="21"/>
+        </w:rPr>
+        <w:t>/</w:t>
+      </w:r>
+      <w:r>
+        <w:rPr>
+          <w:rFonts w:ascii="Consolas" w:hAnsi="Consolas" w:eastAsia="等线"/>
+          <w:b w:val="0"/>
+          <w:i w:val="0"/>
+          <w:color w:val="444444"/>
+          <w:sz w:val="19"/>
+        </w:rPr>
+        <w:t>CRsqrt_sq</w:t>
+      </w:r>
+      <w:r>
+        <w:rPr>
+          <w:rFonts w:ascii="Times New Roman" w:hAnsi="Times New Roman" w:eastAsia="宋体"/>
+          <w:b w:val="0"/>
+          <w:i/>
+          <w:color w:val="444444"/>
+          <w:sz w:val="21"/>
+        </w:rPr>
+        <w:t xml:space="preserve"> 桥，Print Assumptions 全 Closed 零公理，qbisec 核验保留交叉验证）；</w:t>
       </w:r>
       <w:r>
         <w:rPr>
@@ -1054,7 +914,7 @@
           <w:color w:val="444444"/>
           <w:sz w:val="21"/>
         </w:rPr>
-        <w:t>严格序 CRlt 本身是 Set 值</w:t>
+        <w:t>CI 双环境修复</w:t>
       </w:r>
       <w:r>
         <w:rPr>
@@ -1064,7 +924,7 @@
           <w:color w:val="444444"/>
           <w:sz w:val="21"/>
         </w:rPr>
-        <w:t xml:space="preserve">（ConstructiveReals.v:88 库设计——柯西实数在序证明中存储信息），覆盖债界定定理以信息性形式 0 &lt; debt &lt; 1（Set 值 prod，证明项可提取）陈述；主定理结论 prod 型（信息性 (iii) 不能进 Prop 的 /\）；sigT 被类型系统强制；提取 </w:t>
+        <w:t>（</w:t>
       </w:r>
       <w:r>
         <w:rPr>
@@ -1074,7 +934,7 @@
           <w:color w:val="444444"/>
           <w:sz w:val="19"/>
         </w:rPr>
-        <w:t>taugrid_cr.ml</w:t>
+        <w:t>probe_partial.v</w:t>
       </w:r>
       <w:r>
         <w:rPr>
@@ -1084,7 +944,107 @@
           <w:color w:val="444444"/>
           <w:sz w:val="21"/>
         </w:rPr>
-        <w:t xml:space="preserve"> 经 DkMLNative ocamlc 4.14.2 编译通过（柯西实例 cRealConstructive 具象化））；</w:t>
+        <w:t xml:space="preserve"> grid_conj 的 </w:t>
+      </w:r>
+      <w:r>
+        <w:rPr>
+          <w:rFonts w:ascii="Consolas" w:hAnsi="Consolas" w:eastAsia="等线"/>
+          <w:b w:val="0"/>
+          <w:i w:val="0"/>
+          <w:color w:val="444444"/>
+          <w:sz w:val="19"/>
+        </w:rPr>
+        <w:t>rewrite !mult_INR</w:t>
+      </w:r>
+      <w:r>
+        <w:rPr>
+          <w:rFonts w:ascii="Times New Roman" w:hAnsi="Times New Roman" w:eastAsia="宋体"/>
+          <w:b w:val="0"/>
+          <w:i/>
+          <w:color w:val="444444"/>
+          <w:sz w:val="21"/>
+        </w:rPr>
+        <w:t xml:space="preserve"> 在 mathcomp 2.6 下 LHS 不匹配——</w:t>
+      </w:r>
+      <w:r>
+        <w:rPr>
+          <w:rFonts w:ascii="Consolas" w:hAnsi="Consolas" w:eastAsia="等线"/>
+          <w:b w:val="0"/>
+          <w:i w:val="0"/>
+          <w:color w:val="444444"/>
+          <w:sz w:val="19"/>
+        </w:rPr>
+        <w:t>muln</w:t>
+      </w:r>
+      <w:r>
+        <w:rPr>
+          <w:rFonts w:ascii="Times New Roman" w:hAnsi="Times New Roman" w:eastAsia="宋体"/>
+          <w:b w:val="0"/>
+          <w:i/>
+          <w:color w:val="444444"/>
+          <w:sz w:val="21"/>
+        </w:rPr>
+        <w:t xml:space="preserve"> 新定义 ≢ </w:t>
+      </w:r>
+      <w:r>
+        <w:rPr>
+          <w:rFonts w:ascii="Consolas" w:hAnsi="Consolas" w:eastAsia="等线"/>
+          <w:b w:val="0"/>
+          <w:i w:val="0"/>
+          <w:color w:val="444444"/>
+          <w:sz w:val="19"/>
+        </w:rPr>
+        <w:t>Nat.mul</w:t>
+      </w:r>
+      <w:r>
+        <w:rPr>
+          <w:rFonts w:ascii="Times New Roman" w:hAnsi="Times New Roman" w:eastAsia="宋体"/>
+          <w:b w:val="0"/>
+          <w:i/>
+          <w:color w:val="444444"/>
+          <w:sz w:val="21"/>
+        </w:rPr>
+        <w:t xml:space="preserve">——改 </w:t>
+      </w:r>
+      <w:r>
+        <w:rPr>
+          <w:rFonts w:ascii="Consolas" w:hAnsi="Consolas" w:eastAsia="等线"/>
+          <w:b w:val="0"/>
+          <w:i w:val="0"/>
+          <w:color w:val="444444"/>
+          <w:sz w:val="19"/>
+        </w:rPr>
+        <w:t>rewrite mulnE</w:t>
+      </w:r>
+      <w:r>
+        <w:rPr>
+          <w:rFonts w:ascii="Times New Roman" w:hAnsi="Times New Roman" w:eastAsia="宋体"/>
+          <w:b w:val="0"/>
+          <w:i/>
+          <w:color w:val="444444"/>
+          <w:sz w:val="21"/>
+        </w:rPr>
+        <w:t xml:space="preserve"> + 显式 </w:t>
+      </w:r>
+      <w:r>
+        <w:rPr>
+          <w:rFonts w:ascii="Consolas" w:hAnsi="Consolas" w:eastAsia="等线"/>
+          <w:b w:val="0"/>
+          <w:i w:val="0"/>
+          <w:color w:val="444444"/>
+          <w:sz w:val="19"/>
+        </w:rPr>
+        <w:t>mult_INR</w:t>
+      </w:r>
+      <w:r>
+        <w:rPr>
+          <w:rFonts w:ascii="Times New Roman" w:hAnsi="Times New Roman" w:eastAsia="宋体"/>
+          <w:b w:val="0"/>
+          <w:i/>
+          <w:color w:val="444444"/>
+          <w:sz w:val="21"/>
+        </w:rPr>
+        <w:t xml:space="preserve"> 参数，经验卡 E150）；</w:t>
       </w:r>
       <w:r>
         <w:rPr>
@@ -1094,7 +1054,7 @@
           <w:color w:val="444444"/>
           <w:sz w:val="21"/>
         </w:rPr>
-        <w:t>CS-13 CS 生产线</w:t>
+        <w:t>165 项审计重跑确认</w:t>
       </w:r>
       <w:r>
         <w:rPr>
@@ -1104,7 +1064,7 @@
           <w:color w:val="444444"/>
           <w:sz w:val="21"/>
         </w:rPr>
-        <w:t>（</w:t>
+        <w:t>（111 段 Axioms + 54 项 Closed，</w:t>
       </w:r>
       <w:r>
         <w:rPr>
@@ -1114,7 +1074,7 @@
           <w:color w:val="444444"/>
           <w:sz w:val="19"/>
         </w:rPr>
-        <w:t>probe_cs.v</w:t>
+        <w:t>Classical_Prop.classic</w:t>
       </w:r>
       <w:r>
         <w:rPr>
@@ -1124,18 +1084,13 @@
           <w:color w:val="444444"/>
           <w:sz w:val="21"/>
         </w:rPr>
-        <w:t xml:space="preserve"> 29 Qed：一致 RIP </w:t>
-      </w:r>
-      <w:r>
-        <w:rPr>
-          <w:rFonts w:ascii="Consolas" w:hAnsi="Consolas" w:eastAsia="等线"/>
-          <w:b w:val="0"/>
-          <w:i w:val="0"/>
-          <w:color w:val="444444"/>
-          <w:sz w:val="19"/>
-        </w:rPr>
-        <w:t>cs2_rip_uniform</w:t>
-      </w:r>
+        <w:t xml:space="preserve"> 零出现，post-M1.5 口径维持）。</w:t>
+      </w:r>
+    </w:p>
+    <w:p>
+      <w:pPr>
+        <w:ind w:left="432"/>
+      </w:pPr>
       <w:r>
         <w:rPr>
           <w:rFonts w:ascii="Times New Roman" w:hAnsi="Times New Roman" w:eastAsia="宋体"/>
@@ -1144,7 +1099,7 @@
           <w:color w:val="444444"/>
           <w:sz w:val="21"/>
         </w:rPr>
-        <w:t xml:space="preserve">（(1−δ)‖c‖² ≤ ‖Φc‖² ≤ (1+δ)‖c‖²，δ = 4K(C) </w:t>
+        <w:t xml:space="preserve">修订摘要（v2.12→v2.13，2026-08-29，CS 战役定理化与代码基态对齐）：§5.6.6 压缩感知族新增 </w:t>
       </w:r>
       <w:r>
         <w:rPr>
@@ -1154,7 +1109,7 @@
           <w:color w:val="444444"/>
           <w:sz w:val="21"/>
         </w:rPr>
-        <w:t>∀s 一致</w:t>
+        <w:t>CS-11/CS-12/CS-13/CS-14 四条目</w:t>
       </w:r>
       <w:r>
         <w:rPr>
@@ -1164,147 +1119,7 @@
           <w:color w:val="444444"/>
           <w:sz w:val="21"/>
         </w:rPr>
-        <w:t xml:space="preserve">）+ ★s-sparse 唯一性 </w:t>
-      </w:r>
-      <w:r>
-        <w:rPr>
-          <w:rFonts w:ascii="Consolas" w:hAnsi="Consolas" w:eastAsia="等线"/>
-          <w:b w:val="0"/>
-          <w:i w:val="0"/>
-          <w:color w:val="444444"/>
-          <w:sz w:val="19"/>
-        </w:rPr>
-        <w:t>cs3_energy_zero</w:t>
-      </w:r>
-      <w:r>
-        <w:rPr>
-          <w:rFonts w:ascii="Times New Roman" w:hAnsi="Times New Roman" w:eastAsia="宋体"/>
-          <w:b w:val="0"/>
-          <w:i/>
-          <w:color w:val="444444"/>
-          <w:sz w:val="21"/>
-        </w:rPr>
-        <w:t>/</w:t>
-      </w:r>
-      <w:r>
-        <w:rPr>
-          <w:rFonts w:ascii="Consolas" w:hAnsi="Consolas" w:eastAsia="等线"/>
-          <w:b w:val="0"/>
-          <w:i w:val="0"/>
-          <w:color w:val="444444"/>
-          <w:sz w:val="19"/>
-        </w:rPr>
-        <w:t>cs3_unique</w:t>
-      </w:r>
-      <w:r>
-        <w:rPr>
-          <w:rFonts w:ascii="Times New Roman" w:hAnsi="Times New Roman" w:eastAsia="宋体"/>
-          <w:b w:val="0"/>
-          <w:i/>
-          <w:color w:val="444444"/>
-          <w:sz w:val="21"/>
-        </w:rPr>
-        <w:t xml:space="preserve">（C ≥ 10 时测量 y = y' ⟹ 系数 c = c'——测量端信息不丢失）+ embedding </w:t>
-      </w:r>
-      <w:r>
-        <w:rPr>
-          <w:rFonts w:ascii="Consolas" w:hAnsi="Consolas" w:eastAsia="等线"/>
-          <w:b w:val="0"/>
-          <w:i w:val="0"/>
-          <w:color w:val="444444"/>
-          <w:sz w:val="19"/>
-        </w:rPr>
-        <w:t>cs6_embedding</w:t>
-      </w:r>
-      <w:r>
-        <w:rPr>
-          <w:rFonts w:ascii="Times New Roman" w:hAnsi="Times New Roman" w:eastAsia="宋体"/>
-          <w:b w:val="0"/>
-          <w:i/>
-          <w:color w:val="444444"/>
-          <w:sz w:val="21"/>
-        </w:rPr>
-        <w:t xml:space="preserve">（1−2K(C) &gt; 0）+ spark 下界 </w:t>
-      </w:r>
-      <w:r>
-        <w:rPr>
-          <w:rFonts w:ascii="Consolas" w:hAnsi="Consolas" w:eastAsia="等线"/>
-          <w:b w:val="0"/>
-          <w:i w:val="0"/>
-          <w:color w:val="444444"/>
-          <w:sz w:val="19"/>
-        </w:rPr>
-        <w:t>cs1b_spark</w:t>
-      </w:r>
-      <w:r>
-        <w:rPr>
-          <w:rFonts w:ascii="Times New Roman" w:hAnsi="Times New Roman" w:eastAsia="宋体"/>
-          <w:b w:val="0"/>
-          <w:i/>
-          <w:color w:val="444444"/>
-          <w:sz w:val="21"/>
-        </w:rPr>
-        <w:t xml:space="preserve">（spark ≥ n+1，Gershgorin 冗余路径收编为 CS-3 推论）+ 逐对相干 </w:t>
-      </w:r>
-      <w:r>
-        <w:rPr>
-          <w:rFonts w:ascii="Consolas" w:hAnsi="Consolas" w:eastAsia="等线"/>
-          <w:b w:val="0"/>
-          <w:i w:val="0"/>
-          <w:color w:val="444444"/>
-          <w:sz w:val="19"/>
-        </w:rPr>
-        <w:t>cs1a_pair_bound</w:t>
-      </w:r>
-      <w:r>
-        <w:rPr>
-          <w:rFonts w:ascii="Times New Roman" w:hAnsi="Times New Roman" w:eastAsia="宋体"/>
-          <w:b w:val="0"/>
-          <w:i/>
-          <w:color w:val="444444"/>
-          <w:sz w:val="21"/>
-        </w:rPr>
-        <w:t xml:space="preserve">（≤ 2πq/(1−q)）+ ★近重复对爆炸 </w:t>
-      </w:r>
-      <w:r>
-        <w:rPr>
-          <w:rFonts w:ascii="Consolas" w:hAnsi="Consolas" w:eastAsia="等线"/>
-          <w:b w:val="0"/>
-          <w:i w:val="0"/>
-          <w:color w:val="444444"/>
-          <w:sz w:val="19"/>
-        </w:rPr>
-        <w:t>near_dup_coherence_12</w:t>
-      </w:r>
-      <w:r>
-        <w:rPr>
-          <w:rFonts w:ascii="Times New Roman" w:hAnsi="Times New Roman" w:eastAsia="宋体"/>
-          <w:b w:val="0"/>
-          <w:i/>
-          <w:color w:val="444444"/>
-          <w:sz w:val="21"/>
-        </w:rPr>
-        <w:t xml:space="preserve">（coh 1 2 = 1/√2 精确值）+ </w:t>
-      </w:r>
-      <w:r>
-        <w:rPr>
-          <w:rFonts w:ascii="Consolas" w:hAnsi="Consolas" w:eastAsia="等线"/>
-          <w:b w:val="0"/>
-          <w:i w:val="0"/>
-          <w:color w:val="444444"/>
-          <w:sz w:val="19"/>
-        </w:rPr>
-        <w:t>cs4c_explosion</w:t>
-      </w:r>
-      <w:r>
-        <w:rPr>
-          <w:rFonts w:ascii="Times New Roman" w:hAnsi="Times New Roman" w:eastAsia="宋体"/>
-          <w:b w:val="0"/>
-          <w:i/>
-          <w:color w:val="444444"/>
-          <w:sz w:val="21"/>
-        </w:rPr>
-        <w:t>（2μ = √2 &gt; 1——s ≥ 3 时 Gershgorin 型 RIP 证书在含近重复对梯子上必然失效，"剪 503/255/127 应恶化"的定理侧镜像））；</w:t>
+        <w:t xml:space="preserve">（z 区四模块合计 </w:t>
       </w:r>
       <w:r>
         <w:rPr>
@@ -1314,7 +1129,7 @@
           <w:color w:val="444444"/>
           <w:sz w:val="21"/>
         </w:rPr>
-        <w:t>CS-14 offset 无关性</w:t>
+        <w:t>64 Qed / 0 Admitted</w:t>
       </w:r>
       <w:r>
         <w:rPr>
@@ -1324,27 +1139,7 @@
           <w:color w:val="444444"/>
           <w:sz w:val="21"/>
         </w:rPr>
-        <w:t>（</w:t>
-      </w:r>
-      <w:r>
-        <w:rPr>
-          <w:rFonts w:ascii="Consolas" w:hAnsi="Consolas" w:eastAsia="等线"/>
-          <w:b w:val="0"/>
-          <w:i w:val="0"/>
-          <w:color w:val="444444"/>
-          <w:sz w:val="19"/>
-        </w:rPr>
-        <w:t>probe_cs5.v</w:t>
-      </w:r>
-      <w:r>
-        <w:rPr>
-          <w:rFonts w:ascii="Times New Roman" w:hAnsi="Times New Roman" w:eastAsia="宋体"/>
-          <w:b w:val="0"/>
-          <w:i/>
-          <w:color w:val="444444"/>
-          <w:sz w:val="21"/>
-        </w:rPr>
-        <w:t xml:space="preserve"> 5 Qed：跨网格对相干界 N/(2·min(j mod N, N−j mod N)) </w:t>
+        <w:t>，全部独立编译 EXIT=0、归档 30模块 SHA 一致、未并入合并版 25——并入待合并版再生）：</w:t>
       </w:r>
       <w:r>
         <w:rPr>
@@ -1354,7 +1149,7 @@
           <w:color w:val="444444"/>
           <w:sz w:val="21"/>
         </w:rPr>
-        <w:t>右端不含偏移 δ</w:t>
+        <w:t>CS-11 τ 裁剪最优性</w:t>
       </w:r>
       <w:r>
         <w:rPr>
@@ -1364,7 +1159,47 @@
           <w:color w:val="444444"/>
           <w:sz w:val="21"/>
         </w:rPr>
-        <w:t>（同族平移差频相消，pair_dirichlet 接管）+ 黄金比护城河 1/(3d) + φ_gold ∉ ℤ（offset 语义非空）——ogrid 实验"跨网格对证书不含偏移"的定理侧）。</w:t>
+        <w:t>（</w:t>
+      </w:r>
+      <w:r>
+        <w:rPr>
+          <w:rFonts w:ascii="Consolas" w:hAnsi="Consolas" w:eastAsia="等线"/>
+          <w:b w:val="0"/>
+          <w:i w:val="0"/>
+          <w:color w:val="444444"/>
+          <w:sz w:val="19"/>
+        </w:rPr>
+        <w:t>probe_taugrid.v</w:t>
+      </w:r>
+      <w:r>
+        <w:rPr>
+          <w:rFonts w:ascii="Times New Roman" w:hAnsi="Times New Roman" w:eastAsia="宋体"/>
+          <w:b w:val="0"/>
+          <w:i/>
+          <w:color w:val="444444"/>
+          <w:sz w:val="21"/>
+        </w:rPr>
+        <w:t xml:space="preserve"> 17 Qed：覆盖债精确量化（窗 [0,T] 能量恰 = (T+1)/n，债 1−(T+1)/n ∈ (0,1) 机器可计算）+ 支撑完备刻画（n ≤ T ⟺ ψ_n 完全支撑训练窗，iff）+ 裁剪证书单调（kept 子族行和 ≤ 全族，上界型证书不损）+ C-梯子稀疏化迁移 + 三连合成 </w:t>
+      </w:r>
+      <w:r>
+        <w:rPr>
+          <w:rFonts w:ascii="Consolas" w:hAnsi="Consolas" w:eastAsia="等线"/>
+          <w:b w:val="0"/>
+          <w:i w:val="0"/>
+          <w:color w:val="444444"/>
+          <w:sz w:val="19"/>
+        </w:rPr>
+        <w:t>tau_prune_optimality</w:t>
+      </w:r>
+      <w:r>
+        <w:rPr>
+          <w:rFonts w:ascii="Times New Roman" w:hAnsi="Times New Roman" w:eastAsia="宋体"/>
+          <w:b w:val="0"/>
+          <w:i/>
+          <w:color w:val="444444"/>
+          <w:sz w:val="21"/>
+        </w:rPr>
+        <w:t>——randmax 裁剪实验的定理侧）；</w:t>
       </w:r>
       <w:r>
         <w:rPr>
@@ -1374,7 +1209,7 @@
           <w:color w:val="444444"/>
           <w:sz w:val="21"/>
         </w:rPr>
-        <w:t>轨道定位</w:t>
+        <w:t>CS-12 构造性孪生</w:t>
       </w:r>
       <w:r>
         <w:rPr>
@@ -1384,13 +1219,18 @@
           <w:color w:val="444444"/>
           <w:sz w:val="21"/>
         </w:rPr>
-        <w:t>：构造性轨道用于公理独立性与可计算性验证（提取物携带 CRlt 的信息性 witness），不用于生产检查器（经典轨道更快）。定位（如实）：CS-11/13/14 为 Candès–Tao RIP 框架与 Elad–Bruckstein 判据在频率阶梯原子族上的机器检查 + 与本项目 randmax/ogrid/τ 三剪实验直接对接的新组合（覆盖债量化、近重复对爆炸、offset 无关性）；CS-12 为构造性轨道平行实现（序的 Set 值信息性 + 可提取 OCaml）。</w:t>
-      </w:r>
-    </w:p>
-    <w:p>
-      <w:pPr>
-        <w:ind w:left="432"/>
-      </w:pPr>
+        <w:t>（</w:t>
+      </w:r>
+      <w:r>
+        <w:rPr>
+          <w:rFonts w:ascii="Consolas" w:hAnsi="Consolas" w:eastAsia="等线"/>
+          <w:b w:val="0"/>
+          <w:i w:val="0"/>
+          <w:color w:val="444444"/>
+          <w:sz w:val="19"/>
+        </w:rPr>
+        <w:t>probe_taugrid_cr.v</w:t>
+      </w:r>
       <w:r>
         <w:rPr>
           <w:rFonts w:ascii="Times New Roman" w:hAnsi="Times New Roman" w:eastAsia="宋体"/>
@@ -1399,7 +1239,7 @@
           <w:color w:val="444444"/>
           <w:sz w:val="21"/>
         </w:rPr>
-        <w:t>修订摘要（v2.10→v2.11，2026-08-26，CI 双环境兼容）：</w:t>
+        <w:t xml:space="preserve"> 13 Qed </w:t>
       </w:r>
       <w:r>
         <w:rPr>
@@ -1409,7 +1249,7 @@
           <w:color w:val="444444"/>
           <w:sz w:val="21"/>
         </w:rPr>
-        <w:t>41 个正式模块头部注释清洗</w:t>
+        <w:t>零公理</w:t>
       </w:r>
       <w:r>
         <w:rPr>
@@ -1419,7 +1259,7 @@
           <w:color w:val="444444"/>
           <w:sz w:val="21"/>
         </w:rPr>
-        <w:t>（删除会话号/E0xx/交接路径等草稿注记，保留数学内容与纪律声明；规则沉淀于《合并友好编码规范》§6 + 经验卡 E149）；</w:t>
+        <w:t>：抽象接口 {R : ConstructiveReals} + 归一梯子 u（cos/复指数构造性未实现，接口与主线数学一致）；</w:t>
       </w:r>
       <w:r>
         <w:rPr>
@@ -1429,7 +1269,7 @@
           <w:color w:val="444444"/>
           <w:sz w:val="21"/>
         </w:rPr>
-        <w:t>mathcomp 前缀双环境适配</w:t>
+        <w:t>严格序 CRlt 本身是 Set 值</w:t>
       </w:r>
       <w:r>
         <w:rPr>
@@ -1439,7 +1279,27 @@
           <w:color w:val="444444"/>
           <w:sz w:val="21"/>
         </w:rPr>
-        <w:t>（本地 ssreflect.* / CI opam≥2.6 boot.*，E081/E082；合并版 CI 编译时 sed 转 boot 前缀）；</w:t>
+        <w:t xml:space="preserve">（ConstructiveReals.v:88 库设计——柯西实数在序证明中存储信息），覆盖债界定定理以信息性形式 0 &lt; debt &lt; 1（Set 值 prod，证明项可提取）陈述；主定理结论 prod 型（信息性 (iii) 不能进 Prop 的 /\）；sigT 被类型系统强制；提取 </w:t>
+      </w:r>
+      <w:r>
+        <w:rPr>
+          <w:rFonts w:ascii="Consolas" w:hAnsi="Consolas" w:eastAsia="等线"/>
+          <w:b w:val="0"/>
+          <w:i w:val="0"/>
+          <w:color w:val="444444"/>
+          <w:sz w:val="19"/>
+        </w:rPr>
+        <w:t>taugrid_cr.ml</w:t>
+      </w:r>
+      <w:r>
+        <w:rPr>
+          <w:rFonts w:ascii="Times New Roman" w:hAnsi="Times New Roman" w:eastAsia="宋体"/>
+          <w:b w:val="0"/>
+          <w:i/>
+          <w:color w:val="444444"/>
+          <w:sz w:val="21"/>
+        </w:rPr>
+        <w:t xml:space="preserve"> 经 DkMLNative ocamlc 4.14.2 编译通过（柯西实例 cRealConstructive 具象化））；</w:t>
       </w:r>
       <w:r>
         <w:rPr>
@@ -1449,7 +1309,7 @@
           <w:color w:val="444444"/>
           <w:sz w:val="21"/>
         </w:rPr>
-        <w:t>带前提引理 rewrite 显式化</w:t>
+        <w:t>CS-13 CS 生产线</w:t>
       </w:r>
       <w:r>
         <w:rPr>
@@ -1459,7 +1319,7 @@
           <w:color w:val="444444"/>
           <w:sz w:val="21"/>
         </w:rPr>
-        <w:t>（E114 追加：</w:t>
+        <w:t>（</w:t>
       </w:r>
       <w:r>
         <w:rPr>
@@ -1469,7 +1329,7 @@
           <w:color w:val="444444"/>
           <w:sz w:val="19"/>
         </w:rPr>
-        <w:t>CRsum_eq</w:t>
+        <w:t>probe_cs.v</w:t>
       </w:r>
       <w:r>
         <w:rPr>
@@ -1479,7 +1339,7 @@
           <w:color w:val="444444"/>
           <w:sz w:val="21"/>
         </w:rPr>
-        <w:t>/</w:t>
+        <w:t xml:space="preserve"> 29 Qed：一致 RIP </w:t>
       </w:r>
       <w:r>
         <w:rPr>
@@ -1489,7 +1349,7 @@
           <w:color w:val="444444"/>
           <w:sz w:val="19"/>
         </w:rPr>
-        <w:t>Csum_ext</w:t>
+        <w:t>cs2_rip_uniform</w:t>
       </w:r>
       <w:r>
         <w:rPr>
@@ -1499,47 +1359,7 @@
           <w:color w:val="444444"/>
           <w:sz w:val="21"/>
         </w:rPr>
-        <w:t>/</w:t>
-      </w:r>
-      <w:r>
-        <w:rPr>
-          <w:rFonts w:ascii="Consolas" w:hAnsi="Consolas" w:eastAsia="等线"/>
-          <w:b w:val="0"/>
-          <w:i w:val="0"/>
-          <w:color w:val="444444"/>
-          <w:sz w:val="19"/>
-        </w:rPr>
-        <w:t>rewrite IH</w:t>
-      </w:r>
-      <w:r>
-        <w:rPr>
-          <w:rFonts w:ascii="Times New Roman" w:hAnsi="Times New Roman" w:eastAsia="宋体"/>
-          <w:b w:val="0"/>
-          <w:i/>
-          <w:color w:val="444444"/>
-          <w:sz w:val="21"/>
-        </w:rPr>
-        <w:t xml:space="preserve"> 等 </w:t>
-      </w:r>
-      <w:r>
-        <w:rPr>
-          <w:rFonts w:ascii="Consolas" w:hAnsi="Consolas" w:eastAsia="等线"/>
-          <w:b w:val="0"/>
-          <w:i w:val="0"/>
-          <w:color w:val="444444"/>
-          <w:sz w:val="19"/>
-        </w:rPr>
-        <w:t>P→eq</w:t>
-      </w:r>
-      <w:r>
-        <w:rPr>
-          <w:rFonts w:ascii="Times New Roman" w:hAnsi="Times New Roman" w:eastAsia="宋体"/>
-          <w:b w:val="0"/>
-          <w:i/>
-          <w:color w:val="444444"/>
-          <w:sz w:val="21"/>
-        </w:rPr>
-        <w:t xml:space="preserve"> 引理的 rewrite 一律显式 assert 前提，消除 mathcomp 2.5/2.6 子目标顺序差异——ca_rip_cr 3 处 + probe_grid_ortho/pro 4 处 + probe_parseval 2 处）；</w:t>
+        <w:t xml:space="preserve">（(1−δ)‖c‖² ≤ ‖Φc‖² ≤ (1+δ)‖c‖²，δ = 4K(C) </w:t>
       </w:r>
       <w:r>
         <w:rPr>
@@ -1549,7 +1369,7 @@
           <w:color w:val="444444"/>
           <w:sz w:val="21"/>
         </w:rPr>
-        <w:t>CI 缓存机制</w:t>
+        <w:t>∀s 一致</w:t>
       </w:r>
       <w:r>
         <w:rPr>
@@ -1559,7 +1379,147 @@
           <w:color w:val="444444"/>
           <w:sz w:val="21"/>
         </w:rPr>
-        <w:t>（lib/merged .vo 经 actions/cache 按源 hash 缓存，推送秒级复验）；</w:t>
+        <w:t xml:space="preserve">）+ ★s-sparse 唯一性 </w:t>
+      </w:r>
+      <w:r>
+        <w:rPr>
+          <w:rFonts w:ascii="Consolas" w:hAnsi="Consolas" w:eastAsia="等线"/>
+          <w:b w:val="0"/>
+          <w:i w:val="0"/>
+          <w:color w:val="444444"/>
+          <w:sz w:val="19"/>
+        </w:rPr>
+        <w:t>cs3_energy_zero</w:t>
+      </w:r>
+      <w:r>
+        <w:rPr>
+          <w:rFonts w:ascii="Times New Roman" w:hAnsi="Times New Roman" w:eastAsia="宋体"/>
+          <w:b w:val="0"/>
+          <w:i/>
+          <w:color w:val="444444"/>
+          <w:sz w:val="21"/>
+        </w:rPr>
+        <w:t>/</w:t>
+      </w:r>
+      <w:r>
+        <w:rPr>
+          <w:rFonts w:ascii="Consolas" w:hAnsi="Consolas" w:eastAsia="等线"/>
+          <w:b w:val="0"/>
+          <w:i w:val="0"/>
+          <w:color w:val="444444"/>
+          <w:sz w:val="19"/>
+        </w:rPr>
+        <w:t>cs3_unique</w:t>
+      </w:r>
+      <w:r>
+        <w:rPr>
+          <w:rFonts w:ascii="Times New Roman" w:hAnsi="Times New Roman" w:eastAsia="宋体"/>
+          <w:b w:val="0"/>
+          <w:i/>
+          <w:color w:val="444444"/>
+          <w:sz w:val="21"/>
+        </w:rPr>
+        <w:t xml:space="preserve">（C ≥ 10 时测量 y = y' ⟹ 系数 c = c'——测量端信息不丢失）+ embedding </w:t>
+      </w:r>
+      <w:r>
+        <w:rPr>
+          <w:rFonts w:ascii="Consolas" w:hAnsi="Consolas" w:eastAsia="等线"/>
+          <w:b w:val="0"/>
+          <w:i w:val="0"/>
+          <w:color w:val="444444"/>
+          <w:sz w:val="19"/>
+        </w:rPr>
+        <w:t>cs6_embedding</w:t>
+      </w:r>
+      <w:r>
+        <w:rPr>
+          <w:rFonts w:ascii="Times New Roman" w:hAnsi="Times New Roman" w:eastAsia="宋体"/>
+          <w:b w:val="0"/>
+          <w:i/>
+          <w:color w:val="444444"/>
+          <w:sz w:val="21"/>
+        </w:rPr>
+        <w:t xml:space="preserve">（1−2K(C) &gt; 0）+ spark 下界 </w:t>
+      </w:r>
+      <w:r>
+        <w:rPr>
+          <w:rFonts w:ascii="Consolas" w:hAnsi="Consolas" w:eastAsia="等线"/>
+          <w:b w:val="0"/>
+          <w:i w:val="0"/>
+          <w:color w:val="444444"/>
+          <w:sz w:val="19"/>
+        </w:rPr>
+        <w:t>cs1b_spark</w:t>
+      </w:r>
+      <w:r>
+        <w:rPr>
+          <w:rFonts w:ascii="Times New Roman" w:hAnsi="Times New Roman" w:eastAsia="宋体"/>
+          <w:b w:val="0"/>
+          <w:i/>
+          <w:color w:val="444444"/>
+          <w:sz w:val="21"/>
+        </w:rPr>
+        <w:t xml:space="preserve">（spark ≥ n+1，Gershgorin 冗余路径收编为 CS-3 推论）+ 逐对相干 </w:t>
+      </w:r>
+      <w:r>
+        <w:rPr>
+          <w:rFonts w:ascii="Consolas" w:hAnsi="Consolas" w:eastAsia="等线"/>
+          <w:b w:val="0"/>
+          <w:i w:val="0"/>
+          <w:color w:val="444444"/>
+          <w:sz w:val="19"/>
+        </w:rPr>
+        <w:t>cs1a_pair_bound</w:t>
+      </w:r>
+      <w:r>
+        <w:rPr>
+          <w:rFonts w:ascii="Times New Roman" w:hAnsi="Times New Roman" w:eastAsia="宋体"/>
+          <w:b w:val="0"/>
+          <w:i/>
+          <w:color w:val="444444"/>
+          <w:sz w:val="21"/>
+        </w:rPr>
+        <w:t xml:space="preserve">（≤ 2πq/(1−q)）+ ★近重复对爆炸 </w:t>
+      </w:r>
+      <w:r>
+        <w:rPr>
+          <w:rFonts w:ascii="Consolas" w:hAnsi="Consolas" w:eastAsia="等线"/>
+          <w:b w:val="0"/>
+          <w:i w:val="0"/>
+          <w:color w:val="444444"/>
+          <w:sz w:val="19"/>
+        </w:rPr>
+        <w:t>near_dup_coherence_12</w:t>
+      </w:r>
+      <w:r>
+        <w:rPr>
+          <w:rFonts w:ascii="Times New Roman" w:hAnsi="Times New Roman" w:eastAsia="宋体"/>
+          <w:b w:val="0"/>
+          <w:i/>
+          <w:color w:val="444444"/>
+          <w:sz w:val="21"/>
+        </w:rPr>
+        <w:t xml:space="preserve">（coh 1 2 = 1/√2 精确值）+ </w:t>
+      </w:r>
+      <w:r>
+        <w:rPr>
+          <w:rFonts w:ascii="Consolas" w:hAnsi="Consolas" w:eastAsia="等线"/>
+          <w:b w:val="0"/>
+          <w:i w:val="0"/>
+          <w:color w:val="444444"/>
+          <w:sz w:val="19"/>
+        </w:rPr>
+        <w:t>cs4c_explosion</w:t>
+      </w:r>
+      <w:r>
+        <w:rPr>
+          <w:rFonts w:ascii="Times New Roman" w:hAnsi="Times New Roman" w:eastAsia="宋体"/>
+          <w:b w:val="0"/>
+          <w:i/>
+          <w:color w:val="444444"/>
+          <w:sz w:val="21"/>
+        </w:rPr>
+        <w:t>（2μ = √2 &gt; 1——s ≥ 3 时 Gershgorin 型 RIP 证书在含近重复对梯子上必然失效，"剪 503/255/127 应恶化"的定理侧镜像））；</w:t>
       </w:r>
       <w:r>
         <w:rPr>
@@ -1569,7 +1529,7 @@
           <w:color w:val="444444"/>
           <w:sz w:val="21"/>
         </w:rPr>
-        <w:t>30模块 归档 + 仓库已同步</w:t>
+        <w:t>CS-14 offset 无关性</w:t>
       </w:r>
       <w:r>
         <w:rPr>
@@ -1579,13 +1539,18 @@
           <w:color w:val="444444"/>
           <w:sz w:val="21"/>
         </w:rPr>
-        <w:t>（SHA-256 一致）。</w:t>
-      </w:r>
-    </w:p>
-    <w:p>
-      <w:pPr>
-        <w:ind w:left="432"/>
-      </w:pPr>
+        <w:t>（</w:t>
+      </w:r>
+      <w:r>
+        <w:rPr>
+          <w:rFonts w:ascii="Consolas" w:hAnsi="Consolas" w:eastAsia="等线"/>
+          <w:b w:val="0"/>
+          <w:i w:val="0"/>
+          <w:color w:val="444444"/>
+          <w:sz w:val="19"/>
+        </w:rPr>
+        <w:t>probe_cs5.v</w:t>
+      </w:r>
       <w:r>
         <w:rPr>
           <w:rFonts w:ascii="Times New Roman" w:hAnsi="Times New Roman" w:eastAsia="宋体"/>
@@ -1594,7 +1559,7 @@
           <w:color w:val="444444"/>
           <w:sz w:val="21"/>
         </w:rPr>
-        <w:t>修订摘要（v2.9→v2.10，2026-08-26，评审口径对齐）：</w:t>
+        <w:t xml:space="preserve"> 5 Qed：跨网格对相干界 N/(2·min(j mod N, N−j mod N)) </w:t>
       </w:r>
       <w:r>
         <w:rPr>
@@ -1604,7 +1569,7 @@
           <w:color w:val="444444"/>
           <w:sz w:val="21"/>
         </w:rPr>
-        <w:t>模块计数统一为实测 57 顶层 Module</w:t>
+        <w:t>右端不含偏移 δ</w:t>
       </w:r>
       <w:r>
         <w:rPr>
@@ -1614,67 +1579,7 @@
           <w:color w:val="444444"/>
           <w:sz w:val="21"/>
         </w:rPr>
-        <w:t xml:space="preserve">（55 分区 + </w:t>
-      </w:r>
-      <w:r>
-        <w:rPr>
-          <w:rFonts w:ascii="Consolas" w:hAnsi="Consolas" w:eastAsia="等线"/>
-          <w:b w:val="0"/>
-          <w:i w:val="0"/>
-          <w:color w:val="444444"/>
-          <w:sz w:val="19"/>
-        </w:rPr>
-        <w:t>ca_independence</w:t>
-      </w:r>
-      <w:r>
-        <w:rPr>
-          <w:rFonts w:ascii="Times New Roman" w:hAnsi="Times New Roman" w:eastAsia="宋体"/>
-          <w:b w:val="0"/>
-          <w:i/>
-          <w:color w:val="444444"/>
-          <w:sz w:val="21"/>
-        </w:rPr>
-        <w:t xml:space="preserve"> 内 </w:t>
-      </w:r>
-      <w:r>
-        <w:rPr>
-          <w:rFonts w:ascii="Consolas" w:hAnsi="Consolas" w:eastAsia="等线"/>
-          <w:b w:val="0"/>
-          <w:i w:val="0"/>
-          <w:color w:val="444444"/>
-          <w:sz w:val="19"/>
-        </w:rPr>
-        <w:t>independent</w:t>
-      </w:r>
-      <w:r>
-        <w:rPr>
-          <w:rFonts w:ascii="Times New Roman" w:hAnsi="Times New Roman" w:eastAsia="宋体"/>
-          <w:b w:val="0"/>
-          <w:i/>
-          <w:color w:val="444444"/>
-          <w:sz w:val="21"/>
-        </w:rPr>
-        <w:t>/</w:t>
-      </w:r>
-      <w:r>
-        <w:rPr>
-          <w:rFonts w:ascii="Consolas" w:hAnsi="Consolas" w:eastAsia="等线"/>
-          <w:b w:val="0"/>
-          <w:i w:val="0"/>
-          <w:color w:val="444444"/>
-          <w:sz w:val="19"/>
-        </w:rPr>
-        <w:t>independent′</w:t>
-      </w:r>
-      <w:r>
-        <w:rPr>
-          <w:rFonts w:ascii="Times New Roman" w:hAnsi="Times New Roman" w:eastAsia="宋体"/>
-          <w:b w:val="0"/>
-          <w:i/>
-          <w:color w:val="444444"/>
-          <w:sz w:val="21"/>
-        </w:rPr>
-        <w:t xml:space="preserve"> 2 附加，审稿实测；此前 55 为分区数）；</w:t>
+        <w:t>（同族平移差频相消，pair_dirichlet 接管）+ 黄金比护城河 1/(3d) + φ_gold ∉ ℤ（offset 语义非空）——ogrid 实验"跨网格对证书不含偏移"的定理侧）。</w:t>
       </w:r>
       <w:r>
         <w:rPr>
@@ -1684,7 +1589,7 @@
           <w:color w:val="444444"/>
           <w:sz w:val="21"/>
         </w:rPr>
-        <w:t>声明计数注明口径</w:t>
+        <w:t>轨道定位</w:t>
       </w:r>
       <w:r>
         <w:rPr>
@@ -1694,7 +1599,22 @@
           <w:color w:val="444444"/>
           <w:sz w:val="21"/>
         </w:rPr>
-        <w:t>（269 = Lemma+Theorem 口径，区别于 316 顶层声明 / 272 Qed，三者一致）；</w:t>
+        <w:t>：构造性轨道用于公理独立性与可计算性验证（提取物携带 CRlt 的信息性 witness），不用于生产检查器（经典轨道更快）。定位（如实）：CS-11/13/14 为 Candès–Tao RIP 框架与 Elad–Bruckstein 判据在频率阶梯原子族上的机器检查 + 与本项目 randmax/ogrid/τ 三剪实验直接对接的新组合（覆盖债量化、近重复对爆炸、offset 无关性）；CS-12 为构造性轨道平行实现（序的 Set 值信息性 + 可提取 OCaml）。</w:t>
+      </w:r>
+    </w:p>
+    <w:p>
+      <w:pPr>
+        <w:ind w:left="432"/>
+      </w:pPr>
+      <w:r>
+        <w:rPr>
+          <w:rFonts w:ascii="Times New Roman" w:hAnsi="Times New Roman" w:eastAsia="宋体"/>
+          <w:b w:val="0"/>
+          <w:i/>
+          <w:color w:val="444444"/>
+          <w:sz w:val="21"/>
+        </w:rPr>
+        <w:t>修订摘要（v2.10→v2.11，2026-08-26，CI 双环境兼容）：</w:t>
       </w:r>
       <w:r>
         <w:rPr>
@@ -1704,7 +1624,7 @@
           <w:color w:val="444444"/>
           <w:sz w:val="21"/>
         </w:rPr>
-        <w:t>"165 项全零 classic"注明 post-M1.5 复核成立</w:t>
+        <w:t>41 个正式模块头部注释清洗</w:t>
       </w:r>
       <w:r>
         <w:rPr>
@@ -1714,147 +1634,7 @@
           <w:color w:val="444444"/>
           <w:sz w:val="21"/>
         </w:rPr>
-        <w:t>（</w:t>
-      </w:r>
-      <w:r>
-        <w:rPr>
-          <w:rFonts w:ascii="Consolas" w:hAnsi="Consolas" w:eastAsia="等线"/>
-          <w:b w:val="0"/>
-          <w:i w:val="0"/>
-          <w:color w:val="444444"/>
-          <w:sz w:val="19"/>
-        </w:rPr>
-        <w:t>PSA_audit.v</w:t>
-      </w:r>
-      <w:r>
-        <w:rPr>
-          <w:rFonts w:ascii="Times New Roman" w:hAnsi="Times New Roman" w:eastAsia="宋体"/>
-          <w:b w:val="0"/>
-          <w:i/>
-          <w:color w:val="444444"/>
-          <w:sz w:val="21"/>
-        </w:rPr>
-        <w:t xml:space="preserve"> L108–121 勘误为 pre-M1.5 过时记录；</w:t>
-      </w:r>
-      <w:r>
-        <w:rPr>
-          <w:rFonts w:ascii="Consolas" w:hAnsi="Consolas" w:eastAsia="等线"/>
-          <w:b w:val="0"/>
-          <w:i w:val="0"/>
-          <w:color w:val="444444"/>
-          <w:sz w:val="19"/>
-        </w:rPr>
-        <w:t>ExpSeries.exp_mono_le_noclassic</w:t>
-      </w:r>
-      <w:r>
-        <w:rPr>
-          <w:rFonts w:ascii="Times New Roman" w:hAnsi="Times New Roman" w:eastAsia="宋体"/>
-          <w:b w:val="0"/>
-          <w:i/>
-          <w:color w:val="444444"/>
-          <w:sz w:val="21"/>
-        </w:rPr>
-        <w:t xml:space="preserve"> 已并入合并版 L63579/L63672/L63719，4 个注意力定理位于其后，</w:t>
-      </w:r>
-      <w:r>
-        <w:rPr>
-          <w:rFonts w:ascii="Consolas" w:hAnsi="Consolas" w:eastAsia="等线"/>
-          <w:b w:val="0"/>
-          <w:i w:val="0"/>
-          <w:color w:val="444444"/>
-          <w:sz w:val="19"/>
-        </w:rPr>
-        <w:t>exp_increasing</w:t>
-      </w:r>
-      <w:r>
-        <w:rPr>
-          <w:rFonts w:ascii="Times New Roman" w:hAnsi="Times New Roman" w:eastAsia="宋体"/>
-          <w:b w:val="0"/>
-          <w:i/>
-          <w:color w:val="444444"/>
-          <w:sz w:val="21"/>
-        </w:rPr>
-        <w:t xml:space="preserve"> 仅存于 ca_* 基础设施非审计目标；</w:t>
-      </w:r>
-      <w:r>
-        <w:rPr>
-          <w:rFonts w:ascii="Consolas" w:hAnsi="Consolas" w:eastAsia="等线"/>
-          <w:b w:val="0"/>
-          <w:i w:val="0"/>
-          <w:color w:val="444444"/>
-          <w:sz w:val="19"/>
-        </w:rPr>
-        <w:t>sig_forall_dec</w:t>
-      </w:r>
-      <w:r>
-        <w:rPr>
-          <w:rFonts w:ascii="Times New Roman" w:hAnsi="Times New Roman" w:eastAsia="宋体"/>
-          <w:b w:val="0"/>
-          <w:i/>
-          <w:color w:val="444444"/>
-          <w:sz w:val="21"/>
-        </w:rPr>
-        <w:t>/</w:t>
-      </w:r>
-      <w:r>
-        <w:rPr>
-          <w:rFonts w:ascii="Consolas" w:hAnsi="Consolas" w:eastAsia="等线"/>
-          <w:b w:val="0"/>
-          <w:i w:val="0"/>
-          <w:color w:val="444444"/>
-          <w:sz w:val="19"/>
-        </w:rPr>
-        <w:t>sig_not_dec</w:t>
-      </w:r>
-      <w:r>
-        <w:rPr>
-          <w:rFonts w:ascii="Times New Roman" w:hAnsi="Times New Roman" w:eastAsia="宋体"/>
-          <w:b w:val="0"/>
-          <w:i/>
-          <w:color w:val="444444"/>
-          <w:sz w:val="21"/>
-        </w:rPr>
-        <w:t>/</w:t>
-      </w:r>
-      <w:r>
-        <w:rPr>
-          <w:rFonts w:ascii="Consolas" w:hAnsi="Consolas" w:eastAsia="等线"/>
-          <w:b w:val="0"/>
-          <w:i w:val="0"/>
-          <w:color w:val="444444"/>
-          <w:sz w:val="19"/>
-        </w:rPr>
-        <w:t>fext</w:t>
-      </w:r>
-      <w:r>
-        <w:rPr>
-          <w:rFonts w:ascii="Times New Roman" w:hAnsi="Times New Roman" w:eastAsia="宋体"/>
-          <w:b w:val="0"/>
-          <w:i/>
-          <w:color w:val="444444"/>
-          <w:sz w:val="21"/>
-        </w:rPr>
-        <w:t xml:space="preserve"> 显式声明为可接受 Reals 基底、非 </w:t>
-      </w:r>
-      <w:r>
-        <w:rPr>
-          <w:rFonts w:ascii="Consolas" w:hAnsi="Consolas" w:eastAsia="等线"/>
-          <w:b w:val="0"/>
-          <w:i w:val="0"/>
-          <w:color w:val="444444"/>
-          <w:sz w:val="19"/>
-        </w:rPr>
-        <w:t>Classical_Prop.classic</w:t>
-      </w:r>
-      <w:r>
-        <w:rPr>
-          <w:rFonts w:ascii="Times New Roman" w:hAnsi="Times New Roman" w:eastAsia="宋体"/>
-          <w:b w:val="0"/>
-          <w:i/>
-          <w:color w:val="444444"/>
-          <w:sz w:val="21"/>
-        </w:rPr>
-        <w:t xml:space="preserve"> 公理）；</w:t>
+        <w:t>（删除会话号/E0xx/交接路径等草稿注记，保留数学内容与纪律声明；规则沉淀于《合并友好编码规范》§6 + 经验卡 E149）；</w:t>
       </w:r>
       <w:r>
         <w:rPr>
@@ -1864,7 +1644,7 @@
           <w:color w:val="444444"/>
           <w:sz w:val="21"/>
         </w:rPr>
-        <w:t>附录 A 补 `probe_nearcoll.v`</w:t>
+        <w:t>mathcomp 前缀双环境适配</w:t>
       </w:r>
       <w:r>
         <w:rPr>
@@ -1874,27 +1654,7 @@
           <w:color w:val="444444"/>
           <w:sz w:val="21"/>
         </w:rPr>
-        <w:t xml:space="preserve">（承载 </w:t>
-      </w:r>
-      <w:r>
-        <w:rPr>
-          <w:rFonts w:ascii="Consolas" w:hAnsi="Consolas" w:eastAsia="等线"/>
-          <w:b w:val="0"/>
-          <w:i w:val="0"/>
-          <w:color w:val="444444"/>
-          <w:sz w:val="19"/>
-        </w:rPr>
-        <w:t>golden_near_collision_gold</w:t>
-      </w:r>
-      <w:r>
-        <w:rPr>
-          <w:rFonts w:ascii="Times New Roman" w:hAnsi="Times New Roman" w:eastAsia="宋体"/>
-          <w:b w:val="0"/>
-          <w:i/>
-          <w:color w:val="444444"/>
-          <w:sz w:val="21"/>
-        </w:rPr>
-        <w:t>）；</w:t>
+        <w:t>（本地 ssreflect.* / CI opam≥2.6 boot.*，E081/E082；合并版 CI 编译时 sed 转 boot 前缀）；</w:t>
       </w:r>
       <w:r>
         <w:rPr>
@@ -1904,7 +1664,7 @@
           <w:color w:val="444444"/>
           <w:sz w:val="21"/>
         </w:rPr>
-        <w:t>构造性轨道贡献在贡献清单中突出</w:t>
+        <w:t>带前提引理 rewrite 显式化</w:t>
       </w:r>
       <w:r>
         <w:rPr>
@@ -1914,13 +1674,18 @@
           <w:color w:val="444444"/>
           <w:sz w:val="21"/>
         </w:rPr>
-        <w:t>（纯 ConstructiveReals、零经典公理，方法论对照）。</w:t>
-      </w:r>
-    </w:p>
-    <w:p>
-      <w:pPr>
-        <w:ind w:left="432"/>
-      </w:pPr>
+        <w:t>（E114 追加：</w:t>
+      </w:r>
+      <w:r>
+        <w:rPr>
+          <w:rFonts w:ascii="Consolas" w:hAnsi="Consolas" w:eastAsia="等线"/>
+          <w:b w:val="0"/>
+          <w:i w:val="0"/>
+          <w:color w:val="444444"/>
+          <w:sz w:val="19"/>
+        </w:rPr>
+        <w:t>CRsum_eq</w:t>
+      </w:r>
       <w:r>
         <w:rPr>
           <w:rFonts w:ascii="Times New Roman" w:hAnsi="Times New Roman" w:eastAsia="宋体"/>
@@ -1929,7 +1694,67 @@
           <w:color w:val="444444"/>
           <w:sz w:val="21"/>
         </w:rPr>
-        <w:t>修订摘要（v2.8→v2.9，2026-08-26）：</w:t>
+        <w:t>/</w:t>
+      </w:r>
+      <w:r>
+        <w:rPr>
+          <w:rFonts w:ascii="Consolas" w:hAnsi="Consolas" w:eastAsia="等线"/>
+          <w:b w:val="0"/>
+          <w:i w:val="0"/>
+          <w:color w:val="444444"/>
+          <w:sz w:val="19"/>
+        </w:rPr>
+        <w:t>Csum_ext</w:t>
+      </w:r>
+      <w:r>
+        <w:rPr>
+          <w:rFonts w:ascii="Times New Roman" w:hAnsi="Times New Roman" w:eastAsia="宋体"/>
+          <w:b w:val="0"/>
+          <w:i/>
+          <w:color w:val="444444"/>
+          <w:sz w:val="21"/>
+        </w:rPr>
+        <w:t>/</w:t>
+      </w:r>
+      <w:r>
+        <w:rPr>
+          <w:rFonts w:ascii="Consolas" w:hAnsi="Consolas" w:eastAsia="等线"/>
+          <w:b w:val="0"/>
+          <w:i w:val="0"/>
+          <w:color w:val="444444"/>
+          <w:sz w:val="19"/>
+        </w:rPr>
+        <w:t>rewrite IH</w:t>
+      </w:r>
+      <w:r>
+        <w:rPr>
+          <w:rFonts w:ascii="Times New Roman" w:hAnsi="Times New Roman" w:eastAsia="宋体"/>
+          <w:b w:val="0"/>
+          <w:i/>
+          <w:color w:val="444444"/>
+          <w:sz w:val="21"/>
+        </w:rPr>
+        <w:t xml:space="preserve"> 等 </w:t>
+      </w:r>
+      <w:r>
+        <w:rPr>
+          <w:rFonts w:ascii="Consolas" w:hAnsi="Consolas" w:eastAsia="等线"/>
+          <w:b w:val="0"/>
+          <w:i w:val="0"/>
+          <w:color w:val="444444"/>
+          <w:sz w:val="19"/>
+        </w:rPr>
+        <w:t>P→eq</w:t>
+      </w:r>
+      <w:r>
+        <w:rPr>
+          <w:rFonts w:ascii="Times New Roman" w:hAnsi="Times New Roman" w:eastAsia="宋体"/>
+          <w:b w:val="0"/>
+          <w:i/>
+          <w:color w:val="444444"/>
+          <w:sz w:val="21"/>
+        </w:rPr>
+        <w:t xml:space="preserve"> 引理的 rewrite 一律显式 assert 前提，消除 mathcomp 2.5/2.6 子目标顺序差异——ca_rip_cr 3 处 + probe_grid_ortho/pro 4 处 + probe_parseval 2 处）；</w:t>
       </w:r>
       <w:r>
         <w:rPr>
@@ -1939,7 +1764,7 @@
           <w:color w:val="444444"/>
           <w:sz w:val="21"/>
         </w:rPr>
-        <w:t>M4 可判定性溢价主定理构造化收官</w:t>
+        <w:t>CI 缓存机制</w:t>
       </w:r>
       <w:r>
         <w:rPr>
@@ -1949,67 +1774,7 @@
           <w:color w:val="444444"/>
           <w:sz w:val="21"/>
         </w:rPr>
-        <w:t>（</w:t>
-      </w:r>
-      <w:r>
-        <w:rPr>
-          <w:rFonts w:ascii="Consolas" w:hAnsi="Consolas" w:eastAsia="等线"/>
-          <w:b w:val="0"/>
-          <w:i w:val="0"/>
-          <w:color w:val="444444"/>
-          <w:sz w:val="19"/>
-        </w:rPr>
-        <w:t>probe_decidability_premium_cr.v</w:t>
-      </w:r>
-      <w:r>
-        <w:rPr>
-          <w:rFonts w:ascii="Times New Roman" w:hAnsi="Times New Roman" w:eastAsia="宋体"/>
-          <w:b w:val="0"/>
-          <w:i/>
-          <w:color w:val="444444"/>
-          <w:sz w:val="21"/>
-        </w:rPr>
-        <w:t xml:space="preserve"> 并入合并版 25 模块 55/55：Gram 相干行和 ≤ 63/80 + 反射界 21/16 + 溢价 5/3，</w:t>
-      </w:r>
-      <w:r>
-        <w:rPr>
-          <w:rFonts w:ascii="Consolas" w:hAnsi="Consolas" w:eastAsia="等线"/>
-          <w:b w:val="0"/>
-          <w:i w:val="0"/>
-          <w:color w:val="444444"/>
-          <w:sz w:val="19"/>
-        </w:rPr>
-        <w:t>m4_decidability_premium : {w &amp; CRle w (63/80)}</w:t>
-      </w:r>
-      <w:r>
-        <w:rPr>
-          <w:rFonts w:ascii="Times New Roman" w:hAnsi="Times New Roman" w:eastAsia="宋体"/>
-          <w:b w:val="0"/>
-          <w:i/>
-          <w:color w:val="444444"/>
-          <w:sz w:val="21"/>
-        </w:rPr>
-        <w:t xml:space="preserve"> Set 层 sigT 定理，核心 </w:t>
-      </w:r>
-      <w:r>
-        <w:rPr>
-          <w:rFonts w:ascii="Consolas" w:hAnsi="Consolas" w:eastAsia="等线"/>
-          <w:b w:val="0"/>
-          <w:i w:val="0"/>
-          <w:color w:val="444444"/>
-          <w:sz w:val="19"/>
-        </w:rPr>
-        <w:t>m4_CRinv_le_contravar</w:t>
-      </w:r>
-      <w:r>
-        <w:rPr>
-          <w:rFonts w:ascii="Times New Roman" w:hAnsi="Times New Roman" w:eastAsia="宋体"/>
-          <w:b w:val="0"/>
-          <w:i/>
-          <w:color w:val="444444"/>
-          <w:sz w:val="21"/>
-        </w:rPr>
-        <w:t xml:space="preserve"> 纯构造反变单调，Print Assumptions 全 Closed）；</w:t>
+        <w:t>（lib/merged .vo 经 actions/cache 按源 hash 缓存，推送秒级复验）；</w:t>
       </w:r>
       <w:r>
         <w:rPr>
@@ -2019,7 +1784,7 @@
           <w:color w:val="444444"/>
           <w:sz w:val="21"/>
         </w:rPr>
-        <w:t>合并版 24 修复 G_MORE 遗漏</w:t>
+        <w:t>30模块 归档 + 仓库已同步</w:t>
       </w:r>
       <w:r>
         <w:rPr>
@@ -2029,18 +1794,13 @@
           <w:color w:val="444444"/>
           <w:sz w:val="21"/>
         </w:rPr>
-        <w:t>（</w:t>
-      </w:r>
-      <w:r>
-        <w:rPr>
-          <w:rFonts w:ascii="Consolas" w:hAnsi="Consolas" w:eastAsia="等线"/>
-          <w:b w:val="0"/>
-          <w:i w:val="0"/>
-          <w:color w:val="444444"/>
-          <w:sz w:val="19"/>
-        </w:rPr>
-        <w:t>_merge_ca.py</w:t>
-      </w:r>
+        <w:t>（SHA-256 一致）。</w:t>
+      </w:r>
+    </w:p>
+    <w:p>
+      <w:pPr>
+        <w:ind w:left="432"/>
+      </w:pPr>
       <w:r>
         <w:rPr>
           <w:rFonts w:ascii="Times New Roman" w:hAnsi="Times New Roman" w:eastAsia="宋体"/>
@@ -2049,22 +1809,7 @@
           <w:color w:val="444444"/>
           <w:sz w:val="21"/>
         </w:rPr>
-        <w:t xml:space="preserve"> p24 补 G_MORE，恢复 49 模块归档口径）；合并版 25 = 57 顶层 Module（55 分区，原 53 分区 + s7_s9_mono + decidability_premium_cr）；全量编译 41 独立模块 + 23/24/25 合并版 EXIT=0；30模块 归档 SHA-256 同步。</w:t>
-      </w:r>
-    </w:p>
-    <w:p>
-      <w:pPr>
-        <w:ind w:left="432"/>
-      </w:pPr>
-      <w:r>
-        <w:rPr>
-          <w:rFonts w:ascii="Times New Roman" w:hAnsi="Times New Roman" w:eastAsia="宋体"/>
-          <w:b w:val="0"/>
-          <w:i/>
-          <w:color w:val="444444"/>
-          <w:sz w:val="21"/>
-        </w:rPr>
-        <w:t>修订摘要（v2.7→v2.8）：§5.6.6 压缩感知族新增</w:t>
+        <w:t>修订摘要（v2.9→v2.10，2026-08-26，评审口径对齐）：</w:t>
       </w:r>
       <w:r>
         <w:rPr>
@@ -2074,7 +1819,7 @@
           <w:color w:val="444444"/>
           <w:sz w:val="21"/>
         </w:rPr>
-        <w:t>检查器充要刻画</w:t>
+        <w:t>模块计数统一为实测 57 顶层 Module</w:t>
       </w:r>
       <w:r>
         <w:rPr>
@@ -2084,7 +1829,7 @@
           <w:color w:val="444444"/>
           <w:sz w:val="21"/>
         </w:rPr>
-        <w:t>（G-3，</w:t>
+        <w:t xml:space="preserve">（55 分区 + </w:t>
       </w:r>
       <w:r>
         <w:rPr>
@@ -2094,7 +1839,7 @@
           <w:color w:val="444444"/>
           <w:sz w:val="19"/>
         </w:rPr>
-        <w:t>g3_certifiable_iff</w:t>
+        <w:t>ca_independence</w:t>
       </w:r>
       <w:r>
         <w:rPr>
@@ -2104,7 +1849,7 @@
           <w:color w:val="444444"/>
           <w:sz w:val="21"/>
         </w:rPr>
-        <w:t xml:space="preserve"> + </w:t>
+        <w:t xml:space="preserve"> 内 </w:t>
       </w:r>
       <w:r>
         <w:rPr>
@@ -2114,7 +1859,7 @@
           <w:color w:val="444444"/>
           <w:sz w:val="19"/>
         </w:rPr>
-        <w:t>g3_row_bound_mu</w:t>
+        <w:t>independent</w:t>
       </w:r>
       <w:r>
         <w:rPr>
@@ -2124,7 +1869,27 @@
           <w:color w:val="444444"/>
           <w:sz w:val="21"/>
         </w:rPr>
-        <w:t>，probe_g3_criterion.v 5 Qed：反射检查器通过 ⟺ 每行精确相干行和 ≤ p/q，把"检查器通过 ⟹ 框架界"从单向充分升级为 iff）与</w:t>
+        <w:t>/</w:t>
+      </w:r>
+      <w:r>
+        <w:rPr>
+          <w:rFonts w:ascii="Consolas" w:hAnsi="Consolas" w:eastAsia="等线"/>
+          <w:b w:val="0"/>
+          <w:i w:val="0"/>
+          <w:color w:val="444444"/>
+          <w:sz w:val="19"/>
+        </w:rPr>
+        <w:t>independent′</w:t>
+      </w:r>
+      <w:r>
+        <w:rPr>
+          <w:rFonts w:ascii="Times New Roman" w:hAnsi="Times New Roman" w:eastAsia="宋体"/>
+          <w:b w:val="0"/>
+          <w:i/>
+          <w:color w:val="444444"/>
+          <w:sz w:val="21"/>
+        </w:rPr>
+        <w:t xml:space="preserve"> 2 附加，审稿实测；此前 55 为分区数）；</w:t>
       </w:r>
       <w:r>
         <w:rPr>
@@ -2134,7 +1899,7 @@
           <w:color w:val="444444"/>
           <w:sz w:val="21"/>
         </w:rPr>
-        <w:t>可判定性溢价反例</w:t>
+        <w:t>声明计数注明口径</w:t>
       </w:r>
       <w:r>
         <w:rPr>
@@ -2144,27 +1909,7 @@
           <w:color w:val="444444"/>
           <w:sz w:val="21"/>
         </w:rPr>
-        <w:t>（G-5，</w:t>
-      </w:r>
-      <w:r>
-        <w:rPr>
-          <w:rFonts w:ascii="Consolas" w:hAnsi="Consolas" w:eastAsia="等线"/>
-          <w:b w:val="0"/>
-          <w:i w:val="0"/>
-          <w:color w:val="444444"/>
-          <w:sz w:val="19"/>
-        </w:rPr>
-        <w:t>g5_premium</w:t>
-      </w:r>
-      <w:r>
-        <w:rPr>
-          <w:rFonts w:ascii="Times New Roman" w:hAnsi="Times New Roman" w:eastAsia="宋体"/>
-          <w:b w:val="0"/>
-          <w:i/>
-          <w:color w:val="444444"/>
-          <w:sz w:val="21"/>
-        </w:rPr>
-        <w:t>，probe_g5_premium.v 35 Qed：存在具体阶梯 [3,7,15]——反射检查器拒（frame_check_instance=false）但精确 Gram 相干行和 ≤ 4/5（完整口径闭式 0.787043，与评估文档一致）——把 §5.2"假阴性 49.1%"叙事升级为具体机器检查反例，是 G-3 必要方向的直接见证）。G-3/G-5 未并入合并版（z 区探针待合并）。</w:t>
+        <w:t>（269 = Lemma+Theorem 口径，区别于 316 顶层声明 / 272 Qed，三者一致）；</w:t>
       </w:r>
       <w:r>
         <w:rPr>
@@ -2174,7 +1919,7 @@
           <w:color w:val="444444"/>
           <w:sz w:val="21"/>
         </w:rPr>
-        <w:t>追加（v2.8 修订，2026-08-25）</w:t>
+        <w:t>"165 项全零 classic"注明 post-M1.5 复核成立</w:t>
       </w:r>
       <w:r>
         <w:rPr>
@@ -2184,7 +1929,147 @@
           <w:color w:val="444444"/>
           <w:sz w:val="21"/>
         </w:rPr>
-        <w:t xml:space="preserve">：§5.6.6 压缩感知族新增 </w:t>
+        <w:t>（</w:t>
+      </w:r>
+      <w:r>
+        <w:rPr>
+          <w:rFonts w:ascii="Consolas" w:hAnsi="Consolas" w:eastAsia="等线"/>
+          <w:b w:val="0"/>
+          <w:i w:val="0"/>
+          <w:color w:val="444444"/>
+          <w:sz w:val="19"/>
+        </w:rPr>
+        <w:t>PSA_audit.v</w:t>
+      </w:r>
+      <w:r>
+        <w:rPr>
+          <w:rFonts w:ascii="Times New Roman" w:hAnsi="Times New Roman" w:eastAsia="宋体"/>
+          <w:b w:val="0"/>
+          <w:i/>
+          <w:color w:val="444444"/>
+          <w:sz w:val="21"/>
+        </w:rPr>
+        <w:t xml:space="preserve"> L108–121 勘误为 pre-M1.5 过时记录；</w:t>
+      </w:r>
+      <w:r>
+        <w:rPr>
+          <w:rFonts w:ascii="Consolas" w:hAnsi="Consolas" w:eastAsia="等线"/>
+          <w:b w:val="0"/>
+          <w:i w:val="0"/>
+          <w:color w:val="444444"/>
+          <w:sz w:val="19"/>
+        </w:rPr>
+        <w:t>ExpSeries.exp_mono_le_noclassic</w:t>
+      </w:r>
+      <w:r>
+        <w:rPr>
+          <w:rFonts w:ascii="Times New Roman" w:hAnsi="Times New Roman" w:eastAsia="宋体"/>
+          <w:b w:val="0"/>
+          <w:i/>
+          <w:color w:val="444444"/>
+          <w:sz w:val="21"/>
+        </w:rPr>
+        <w:t xml:space="preserve"> 已并入合并版 L63579/L63672/L63719，4 个注意力定理位于其后，</w:t>
+      </w:r>
+      <w:r>
+        <w:rPr>
+          <w:rFonts w:ascii="Consolas" w:hAnsi="Consolas" w:eastAsia="等线"/>
+          <w:b w:val="0"/>
+          <w:i w:val="0"/>
+          <w:color w:val="444444"/>
+          <w:sz w:val="19"/>
+        </w:rPr>
+        <w:t>exp_increasing</w:t>
+      </w:r>
+      <w:r>
+        <w:rPr>
+          <w:rFonts w:ascii="Times New Roman" w:hAnsi="Times New Roman" w:eastAsia="宋体"/>
+          <w:b w:val="0"/>
+          <w:i/>
+          <w:color w:val="444444"/>
+          <w:sz w:val="21"/>
+        </w:rPr>
+        <w:t xml:space="preserve"> 仅存于 ca_* 基础设施非审计目标；</w:t>
+      </w:r>
+      <w:r>
+        <w:rPr>
+          <w:rFonts w:ascii="Consolas" w:hAnsi="Consolas" w:eastAsia="等线"/>
+          <w:b w:val="0"/>
+          <w:i w:val="0"/>
+          <w:color w:val="444444"/>
+          <w:sz w:val="19"/>
+        </w:rPr>
+        <w:t>sig_forall_dec</w:t>
+      </w:r>
+      <w:r>
+        <w:rPr>
+          <w:rFonts w:ascii="Times New Roman" w:hAnsi="Times New Roman" w:eastAsia="宋体"/>
+          <w:b w:val="0"/>
+          <w:i/>
+          <w:color w:val="444444"/>
+          <w:sz w:val="21"/>
+        </w:rPr>
+        <w:t>/</w:t>
+      </w:r>
+      <w:r>
+        <w:rPr>
+          <w:rFonts w:ascii="Consolas" w:hAnsi="Consolas" w:eastAsia="等线"/>
+          <w:b w:val="0"/>
+          <w:i w:val="0"/>
+          <w:color w:val="444444"/>
+          <w:sz w:val="19"/>
+        </w:rPr>
+        <w:t>sig_not_dec</w:t>
+      </w:r>
+      <w:r>
+        <w:rPr>
+          <w:rFonts w:ascii="Times New Roman" w:hAnsi="Times New Roman" w:eastAsia="宋体"/>
+          <w:b w:val="0"/>
+          <w:i/>
+          <w:color w:val="444444"/>
+          <w:sz w:val="21"/>
+        </w:rPr>
+        <w:t>/</w:t>
+      </w:r>
+      <w:r>
+        <w:rPr>
+          <w:rFonts w:ascii="Consolas" w:hAnsi="Consolas" w:eastAsia="等线"/>
+          <w:b w:val="0"/>
+          <w:i w:val="0"/>
+          <w:color w:val="444444"/>
+          <w:sz w:val="19"/>
+        </w:rPr>
+        <w:t>fext</w:t>
+      </w:r>
+      <w:r>
+        <w:rPr>
+          <w:rFonts w:ascii="Times New Roman" w:hAnsi="Times New Roman" w:eastAsia="宋体"/>
+          <w:b w:val="0"/>
+          <w:i/>
+          <w:color w:val="444444"/>
+          <w:sz w:val="21"/>
+        </w:rPr>
+        <w:t xml:space="preserve"> 显式声明为可接受 Reals 基底、非 </w:t>
+      </w:r>
+      <w:r>
+        <w:rPr>
+          <w:rFonts w:ascii="Consolas" w:hAnsi="Consolas" w:eastAsia="等线"/>
+          <w:b w:val="0"/>
+          <w:i w:val="0"/>
+          <w:color w:val="444444"/>
+          <w:sz w:val="19"/>
+        </w:rPr>
+        <w:t>Classical_Prop.classic</w:t>
+      </w:r>
+      <w:r>
+        <w:rPr>
+          <w:rFonts w:ascii="Times New Roman" w:hAnsi="Times New Roman" w:eastAsia="宋体"/>
+          <w:b w:val="0"/>
+          <w:i/>
+          <w:color w:val="444444"/>
+          <w:sz w:val="21"/>
+        </w:rPr>
+        <w:t xml:space="preserve"> 公理）；</w:t>
       </w:r>
       <w:r>
         <w:rPr>
@@ -2194,7 +2079,7 @@
           <w:color w:val="444444"/>
           <w:sz w:val="21"/>
         </w:rPr>
-        <w:t>G-5 构造性三角资产</w:t>
+        <w:t>附录 A 补 `probe_nearcoll.v`</w:t>
       </w:r>
       <w:r>
         <w:rPr>
@@ -2204,7 +2089,7 @@
           <w:color w:val="444444"/>
           <w:sz w:val="21"/>
         </w:rPr>
-        <w:t xml:space="preserve">（纯构造性轨道：M1 构造性 π </w:t>
+        <w:t xml:space="preserve">（承载 </w:t>
       </w:r>
       <w:r>
         <w:rPr>
@@ -2214,7 +2099,7 @@
           <w:color w:val="444444"/>
           <w:sz w:val="19"/>
         </w:rPr>
-        <w:t>probe_pi_cr_m1a</w:t>
+        <w:t>golden_near_collision_gold</w:t>
       </w:r>
       <w:r>
         <w:rPr>
@@ -2224,67 +2109,7 @@
           <w:color w:val="444444"/>
           <w:sz w:val="21"/>
         </w:rPr>
-        <w:t xml:space="preserve"> 25 Qed + </w:t>
-      </w:r>
-      <w:r>
-        <w:rPr>
-          <w:rFonts w:ascii="Consolas" w:hAnsi="Consolas" w:eastAsia="等线"/>
-          <w:b w:val="0"/>
-          <w:i w:val="0"/>
-          <w:color w:val="444444"/>
-          <w:sz w:val="19"/>
-        </w:rPr>
-        <w:t>probe_pi_cr_m1b</w:t>
-      </w:r>
-      <w:r>
-        <w:rPr>
-          <w:rFonts w:ascii="Times New Roman" w:hAnsi="Times New Roman" w:eastAsia="宋体"/>
-          <w:b w:val="0"/>
-          <w:i/>
-          <w:color w:val="444444"/>
-          <w:sz w:val="21"/>
-        </w:rPr>
-        <w:t xml:space="preserve"> 43 Qed（Leibniz 级数 + CR_complete，3.141 ≤ π ≤ 3.142）、M2 构造性 sin </w:t>
-      </w:r>
-      <w:r>
-        <w:rPr>
-          <w:rFonts w:ascii="Consolas" w:hAnsi="Consolas" w:eastAsia="等线"/>
-          <w:b w:val="0"/>
-          <w:i w:val="0"/>
-          <w:color w:val="444444"/>
-          <w:sz w:val="19"/>
-        </w:rPr>
-        <w:t>probe_sin_cr_m2</w:t>
-      </w:r>
-      <w:r>
-        <w:rPr>
-          <w:rFonts w:ascii="Times New Roman" w:hAnsi="Times New Roman" w:eastAsia="宋体"/>
-          <w:b w:val="0"/>
-          <w:i/>
-          <w:color w:val="444444"/>
-          <w:sz w:val="21"/>
-        </w:rPr>
-        <w:t xml:space="preserve"> 39 Qed（交替幂级数）、M3 构造性 sqrt </w:t>
-      </w:r>
-      <w:r>
-        <w:rPr>
-          <w:rFonts w:ascii="Consolas" w:hAnsi="Consolas" w:eastAsia="等线"/>
-          <w:b w:val="0"/>
-          <w:i w:val="0"/>
-          <w:color w:val="444444"/>
-          <w:sz w:val="19"/>
-        </w:rPr>
-        <w:t>probe_sqrt_cr_m3</w:t>
-      </w:r>
-      <w:r>
-        <w:rPr>
-          <w:rFonts w:ascii="Times New Roman" w:hAnsi="Times New Roman" w:eastAsia="宋体"/>
-          <w:b w:val="0"/>
-          <w:i/>
-          <w:color w:val="444444"/>
-          <w:sz w:val="21"/>
-        </w:rPr>
-        <w:t xml:space="preserve"> 59 Qed（Q 层二分，√21 ≥ 458/100、√105 ≥ 10246/1000）——零经典、零 Admitted、零自定义公理，Print Assumptions 全 Closed，</w:t>
+        <w:t>）；</w:t>
       </w:r>
       <w:r>
         <w:rPr>
@@ -2294,7 +2119,7 @@
           <w:color w:val="444444"/>
           <w:sz w:val="21"/>
         </w:rPr>
-        <w:t>已并入合并版 `ca_merged_full_25.v`（57 顶层 Module = 55 模块分区，MERGE_EXIT=0）</w:t>
+        <w:t>构造性轨道贡献在贡献清单中突出</w:t>
       </w:r>
       <w:r>
         <w:rPr>
@@ -2304,7 +2129,22 @@
           <w:color w:val="444444"/>
           <w:sz w:val="21"/>
         </w:rPr>
-        <w:t>）。定位：G-5 可判定性溢价主定理构造化版本的三角基座；</w:t>
+        <w:t>（纯 ConstructiveReals、零经典公理，方法论对照）。</w:t>
+      </w:r>
+    </w:p>
+    <w:p>
+      <w:pPr>
+        <w:ind w:left="432"/>
+      </w:pPr>
+      <w:r>
+        <w:rPr>
+          <w:rFonts w:ascii="Times New Roman" w:hAnsi="Times New Roman" w:eastAsia="宋体"/>
+          <w:b w:val="0"/>
+          <w:i/>
+          <w:color w:val="444444"/>
+          <w:sz w:val="21"/>
+        </w:rPr>
+        <w:t>修订摘要（v2.8→v2.9，2026-08-26）：</w:t>
       </w:r>
       <w:r>
         <w:rPr>
@@ -2314,7 +2154,7 @@
           <w:color w:val="444444"/>
           <w:sz w:val="21"/>
         </w:rPr>
-        <w:t>M4 可判定性溢价主定理已构造化完成（2026-08-26：`probe_decidability_premium_cr.v` 并入合并版 25 模块 55/55，Gram 相干行和 ≤ 63/80 + 反射界 21/16 &gt; 4/5 + 溢价 5/3，核心 `m4_CRinv_le_contravar`（CRinv 反变单调纯构造），Set 层 sigT 最终定理 `m4_decidability_premium : {w &amp; CRle w (63/80)}`，Print Assumptions 全 Closed——相干缺口闭合的构造性收官）</w:t>
+        <w:t>M4 可判定性溢价主定理构造化收官</w:t>
       </w:r>
       <w:r>
         <w:rPr>
@@ -2324,7 +2164,67 @@
           <w:color w:val="444444"/>
           <w:sz w:val="21"/>
         </w:rPr>
-        <w:t>。</w:t>
+        <w:t>（</w:t>
+      </w:r>
+      <w:r>
+        <w:rPr>
+          <w:rFonts w:ascii="Consolas" w:hAnsi="Consolas" w:eastAsia="等线"/>
+          <w:b w:val="0"/>
+          <w:i w:val="0"/>
+          <w:color w:val="444444"/>
+          <w:sz w:val="19"/>
+        </w:rPr>
+        <w:t>probe_decidability_premium_cr.v</w:t>
+      </w:r>
+      <w:r>
+        <w:rPr>
+          <w:rFonts w:ascii="Times New Roman" w:hAnsi="Times New Roman" w:eastAsia="宋体"/>
+          <w:b w:val="0"/>
+          <w:i/>
+          <w:color w:val="444444"/>
+          <w:sz w:val="21"/>
+        </w:rPr>
+        <w:t xml:space="preserve"> 并入合并版 25 模块 55/55：Gram 相干行和 ≤ 63/80 + 反射界 21/16 + 溢价 5/3，</w:t>
+      </w:r>
+      <w:r>
+        <w:rPr>
+          <w:rFonts w:ascii="Consolas" w:hAnsi="Consolas" w:eastAsia="等线"/>
+          <w:b w:val="0"/>
+          <w:i w:val="0"/>
+          <w:color w:val="444444"/>
+          <w:sz w:val="19"/>
+        </w:rPr>
+        <w:t>m4_decidability_premium : {w &amp; CRle w (63/80)}</w:t>
+      </w:r>
+      <w:r>
+        <w:rPr>
+          <w:rFonts w:ascii="Times New Roman" w:hAnsi="Times New Roman" w:eastAsia="宋体"/>
+          <w:b w:val="0"/>
+          <w:i/>
+          <w:color w:val="444444"/>
+          <w:sz w:val="21"/>
+        </w:rPr>
+        <w:t xml:space="preserve"> Set 层 sigT 定理，核心 </w:t>
+      </w:r>
+      <w:r>
+        <w:rPr>
+          <w:rFonts w:ascii="Consolas" w:hAnsi="Consolas" w:eastAsia="等线"/>
+          <w:b w:val="0"/>
+          <w:i w:val="0"/>
+          <w:color w:val="444444"/>
+          <w:sz w:val="19"/>
+        </w:rPr>
+        <w:t>m4_CRinv_le_contravar</w:t>
+      </w:r>
+      <w:r>
+        <w:rPr>
+          <w:rFonts w:ascii="Times New Roman" w:hAnsi="Times New Roman" w:eastAsia="宋体"/>
+          <w:b w:val="0"/>
+          <w:i/>
+          <w:color w:val="444444"/>
+          <w:sz w:val="21"/>
+        </w:rPr>
+        <w:t xml:space="preserve"> 纯构造反变单调，Print Assumptions 全 Closed）；</w:t>
       </w:r>
       <w:r>
         <w:rPr>
@@ -2334,7 +2234,7 @@
           <w:color w:val="444444"/>
           <w:sz w:val="21"/>
         </w:rPr>
-        <w:t>代码-论文漂移标注（✅ 已修复 2026-08-25）</w:t>
+        <w:t>合并版 24 修复 G_MORE 遗漏</w:t>
       </w:r>
       <w:r>
         <w:rPr>
@@ -2344,7 +2244,7 @@
           <w:color w:val="444444"/>
           <w:sz w:val="21"/>
         </w:rPr>
-        <w:t xml:space="preserve">：G-2（mu_adj 相变）曾在 src 重新生成的 24/25 中缺失（_merge_ca.py G_MORE 列表缺 probe_g2_mu_adj）——已补入 </w:t>
+        <w:t>（</w:t>
       </w:r>
       <w:r>
         <w:rPr>
@@ -2364,7 +2264,22 @@
           <w:color w:val="444444"/>
           <w:sz w:val="21"/>
         </w:rPr>
-        <w:t xml:space="preserve">（G_MORE + G_MORE_CLASSIC），重新生成合并版 25 = </w:t>
+        <w:t xml:space="preserve"> p24 补 G_MORE，恢复 49 模块归档口径）；合并版 25 = 57 顶层 Module（55 分区，原 53 分区 + s7_s9_mono + decidability_premium_cr）；全量编译 41 独立模块 + 23/24/25 合并版 EXIT=0；30模块 归档 SHA-256 同步。</w:t>
+      </w:r>
+    </w:p>
+    <w:p>
+      <w:pPr>
+        <w:ind w:left="432"/>
+      </w:pPr>
+      <w:r>
+        <w:rPr>
+          <w:rFonts w:ascii="Times New Roman" w:hAnsi="Times New Roman" w:eastAsia="宋体"/>
+          <w:b w:val="0"/>
+          <w:i/>
+          <w:color w:val="444444"/>
+          <w:sz w:val="21"/>
+        </w:rPr>
+        <w:t>修订摘要（v2.7→v2.8）：§5.6.6 压缩感知族新增</w:t>
       </w:r>
       <w:r>
         <w:rPr>
@@ -2374,7 +2289,7 @@
           <w:color w:val="444444"/>
           <w:sz w:val="21"/>
         </w:rPr>
-        <w:t>87588 行 / 57 顶层 Module（55 模块分区）</w:t>
+        <w:t>检查器充要刻画</w:t>
       </w:r>
       <w:r>
         <w:rPr>
@@ -2384,7 +2299,7 @@
           <w:color w:val="444444"/>
           <w:sz w:val="21"/>
         </w:rPr>
-        <w:t>，</w:t>
+        <w:t>（G-3，</w:t>
       </w:r>
       <w:r>
         <w:rPr>
@@ -2394,7 +2309,7 @@
           <w:color w:val="444444"/>
           <w:sz w:val="19"/>
         </w:rPr>
-        <w:t>G2MuAdj</w:t>
+        <w:t>g3_certifiable_iff</w:t>
       </w:r>
       <w:r>
         <w:rPr>
@@ -2404,7 +2319,27 @@
           <w:color w:val="444444"/>
           <w:sz w:val="21"/>
         </w:rPr>
-        <w:t xml:space="preserve"> 三定理（mu_adj_decreasing / mu_adj_phase_transition / mu_adj_asymptotic）恢复并入（模块 49/55），</w:t>
+        <w:t xml:space="preserve"> + </w:t>
+      </w:r>
+      <w:r>
+        <w:rPr>
+          <w:rFonts w:ascii="Consolas" w:hAnsi="Consolas" w:eastAsia="等线"/>
+          <w:b w:val="0"/>
+          <w:i w:val="0"/>
+          <w:color w:val="444444"/>
+          <w:sz w:val="19"/>
+        </w:rPr>
+        <w:t>g3_row_bound_mu</w:t>
+      </w:r>
+      <w:r>
+        <w:rPr>
+          <w:rFonts w:ascii="Times New Roman" w:hAnsi="Times New Roman" w:eastAsia="宋体"/>
+          <w:b w:val="0"/>
+          <w:i/>
+          <w:color w:val="444444"/>
+          <w:sz w:val="21"/>
+        </w:rPr>
+        <w:t>，probe_g3_criterion.v 5 Qed：反射检查器通过 ⟺ 每行精确相干行和 ≤ p/q，把"检查器通过 ⟹ 框架界"从单向充分升级为 iff）与</w:t>
       </w:r>
       <w:r>
         <w:rPr>
@@ -2414,7 +2349,7 @@
           <w:color w:val="444444"/>
           <w:sz w:val="21"/>
         </w:rPr>
-        <w:t>MERGE_EXIT=0 验证通过</w:t>
+        <w:t>可判定性溢价反例</w:t>
       </w:r>
       <w:r>
         <w:rPr>
@@ -2424,7 +2359,27 @@
           <w:color w:val="444444"/>
           <w:sz w:val="21"/>
         </w:rPr>
-        <w:t>；30模块 归档已同步（SHA-256 一致）。（v2.6→v2.7）：§5.6.6 压缩感知族新增</w:t>
+        <w:t>（G-5，</w:t>
+      </w:r>
+      <w:r>
+        <w:rPr>
+          <w:rFonts w:ascii="Consolas" w:hAnsi="Consolas" w:eastAsia="等线"/>
+          <w:b w:val="0"/>
+          <w:i w:val="0"/>
+          <w:color w:val="444444"/>
+          <w:sz w:val="19"/>
+        </w:rPr>
+        <w:t>g5_premium</w:t>
+      </w:r>
+      <w:r>
+        <w:rPr>
+          <w:rFonts w:ascii="Times New Roman" w:hAnsi="Times New Roman" w:eastAsia="宋体"/>
+          <w:b w:val="0"/>
+          <w:i/>
+          <w:color w:val="444444"/>
+          <w:sz w:val="21"/>
+        </w:rPr>
+        <w:t>，probe_g5_premium.v 35 Qed：存在具体阶梯 [3,7,15]——反射检查器拒（frame_check_instance=false）但精确 Gram 相干行和 ≤ 4/5（完整口径闭式 0.787043，与评估文档一致）——把 §5.2"假阴性 49.1%"叙事升级为具体机器检查反例，是 G-3 必要方向的直接见证）。G-3/G-5 未并入合并版（z 区探针待合并）。</w:t>
       </w:r>
       <w:r>
         <w:rPr>
@@ -2434,7 +2389,7 @@
           <w:color w:val="444444"/>
           <w:sz w:val="21"/>
         </w:rPr>
-        <w:t>加权阶梯范数精确闭式</w:t>
+        <w:t>追加（v2.8 修订，2026-08-25）</w:t>
       </w:r>
       <w:r>
         <w:rPr>
@@ -2444,27 +2399,7 @@
           <w:color w:val="444444"/>
           <w:sz w:val="21"/>
         </w:rPr>
-        <w:t>（G-1，</w:t>
-      </w:r>
-      <w:r>
-        <w:rPr>
-          <w:rFonts w:ascii="Consolas" w:hAnsi="Consolas" w:eastAsia="等线"/>
-          <w:b w:val="0"/>
-          <w:i w:val="0"/>
-          <w:color w:val="444444"/>
-          <w:sz w:val="19"/>
-        </w:rPr>
-        <w:t>G1_norm_closed</w:t>
-      </w:r>
-      <w:r>
-        <w:rPr>
-          <w:rFonts w:ascii="Times New Roman" w:hAnsi="Times New Roman" w:eastAsia="宋体"/>
-          <w:b w:val="0"/>
-          <w:i/>
-          <w:color w:val="444444"/>
-          <w:sz w:val="21"/>
-        </w:rPr>
-        <w:t>，probe_g1_norm_closed.v 21 Qed：任意 M 组合平方范数精确等式，交叉项 K_W 用单对 Dirichlet 核比闭式替换——根治审稿 A-1/B-1 的 12.5× 口径混用，G-2/G-5/G-6 前置）与</w:t>
+        <w:t xml:space="preserve">：§5.6.6 压缩感知族新增 </w:t>
       </w:r>
       <w:r>
         <w:rPr>
@@ -2474,7 +2409,7 @@
           <w:color w:val="444444"/>
           <w:sz w:val="21"/>
         </w:rPr>
-        <w:t>相邻带相干渐近闭式 + 相变定理</w:t>
+        <w:t>G-5 构造性三角资产</w:t>
       </w:r>
       <w:r>
         <w:rPr>
@@ -2484,7 +2419,7 @@
           <w:color w:val="444444"/>
           <w:sz w:val="21"/>
         </w:rPr>
-        <w:t>（G-2，</w:t>
+        <w:t xml:space="preserve">（纯构造性轨道：M1 构造性 π </w:t>
       </w:r>
       <w:r>
         <w:rPr>
@@ -2494,7 +2429,7 @@
           <w:color w:val="444444"/>
           <w:sz w:val="19"/>
         </w:rPr>
-        <w:t>mu_adj_decreasing</w:t>
+        <w:t>probe_pi_cr_m1a</w:t>
       </w:r>
       <w:r>
         <w:rPr>
@@ -2504,7 +2439,7 @@
           <w:color w:val="444444"/>
           <w:sz w:val="21"/>
         </w:rPr>
-        <w:t>/</w:t>
+        <w:t xml:space="preserve"> 25 Qed + </w:t>
       </w:r>
       <w:r>
         <w:rPr>
@@ -2514,7 +2449,7 @@
           <w:color w:val="444444"/>
           <w:sz w:val="19"/>
         </w:rPr>
-        <w:t>mu_adj_phase_transition</w:t>
+        <w:t>probe_pi_cr_m1b</w:t>
       </w:r>
       <w:r>
         <w:rPr>
@@ -2524,7 +2459,7 @@
           <w:color w:val="444444"/>
           <w:sz w:val="21"/>
         </w:rPr>
-        <w:t>/</w:t>
+        <w:t xml:space="preserve"> 43 Qed（Leibniz 级数 + CR_complete，3.141 ≤ π ≤ 3.142）、M2 构造性 sin </w:t>
       </w:r>
       <w:r>
         <w:rPr>
@@ -2534,7 +2469,7 @@
           <w:color w:val="444444"/>
           <w:sz w:val="19"/>
         </w:rPr>
-        <w:t>mu_adj_asymptotic</w:t>
+        <w:t>probe_sin_cr_m2</w:t>
       </w:r>
       <w:r>
         <w:rPr>
@@ -2544,7 +2479,27 @@
           <w:color w:val="444444"/>
           <w:sz w:val="21"/>
         </w:rPr>
-        <w:t>，probe_g2_mu_adj.v 36 Qed：μ_adj(r)=√r·sin(π/r)/(π(r−1)) 定理化——</w:t>
+        <w:t xml:space="preserve"> 39 Qed（交替幂级数）、M3 构造性 sqrt </w:t>
+      </w:r>
+      <w:r>
+        <w:rPr>
+          <w:rFonts w:ascii="Consolas" w:hAnsi="Consolas" w:eastAsia="等线"/>
+          <w:b w:val="0"/>
+          <w:i w:val="0"/>
+          <w:color w:val="444444"/>
+          <w:sz w:val="19"/>
+        </w:rPr>
+        <w:t>probe_sqrt_cr_m3</w:t>
+      </w:r>
+      <w:r>
+        <w:rPr>
+          <w:rFonts w:ascii="Times New Roman" w:hAnsi="Times New Roman" w:eastAsia="宋体"/>
+          <w:b w:val="0"/>
+          <w:i/>
+          <w:color w:val="444444"/>
+          <w:sz w:val="21"/>
+        </w:rPr>
+        <w:t xml:space="preserve"> 59 Qed（Q 层二分，√21 ≥ 458/100、√105 ≥ 10246/1000）——零经典、零 Admitted、零自定义公理，Print Assumptions 全 Closed，</w:t>
       </w:r>
       <w:r>
         <w:rPr>
@@ -2554,7 +2509,7 @@
           <w:color w:val="444444"/>
           <w:sz w:val="21"/>
         </w:rPr>
-        <w:t>真正新数学</w:t>
+        <w:t>已并入合并版 `ca_merged_full_25.v`（57 顶层 Module = 55 模块分区，MERGE_EXIT=0）</w:t>
       </w:r>
       <w:r>
         <w:rPr>
@@ -2564,7 +2519,7 @@
           <w:color w:val="444444"/>
           <w:sz w:val="21"/>
         </w:rPr>
-        <w:t>，相变点 r*（μ_adj=4/5，≈1.30）经 π&lt;17/5 上界（sin_bound 0 阶）+ IVT_interv 夹逼，落实 B-7 强叙事）。G-1 并入合并版 48 模块、G-2 并入 49 模块，全量合并编译 EXIT=0。（v2.5→v2.6）：§5.6.6 压缩感知族新增</w:t>
+        <w:t>）。定位：G-5 可判定性溢价主定理构造化版本的三角基座；</w:t>
       </w:r>
       <w:r>
         <w:rPr>
@@ -2574,7 +2529,7 @@
           <w:color w:val="444444"/>
           <w:sz w:val="21"/>
         </w:rPr>
-        <w:t>字典最优性⟹恢复保证合成定理</w:t>
+        <w:t>M4 可判定性溢价主定理已构造化完成（2026-08-26：`probe_decidability_premium_cr.v` 并入合并版 25 模块 55/55，Gram 相干行和 ≤ 63/80 + 反射界 21/16 &gt; 4/5 + 溢价 5/3，核心 `m4_CRinv_le_contravar`（CRinv 反变单调纯构造），Set 层 sigT 最终定理 `m4_decidability_premium : {w &amp; CRle w (63/80)}`，Print Assumptions 全 Closed——相干缺口闭合的构造性收官）</w:t>
       </w:r>
       <w:r>
         <w:rPr>
@@ -2584,47 +2539,7 @@
           <w:color w:val="444444"/>
           <w:sz w:val="21"/>
         </w:rPr>
-        <w:t>（G-8，</w:t>
-      </w:r>
-      <w:r>
-        <w:rPr>
-          <w:rFonts w:ascii="Consolas" w:hAnsi="Consolas" w:eastAsia="等线"/>
-          <w:b w:val="0"/>
-          <w:i w:val="0"/>
-          <w:color w:val="444444"/>
-          <w:sz w:val="19"/>
-        </w:rPr>
-        <w:t>CRg8_recovery_synthesis</w:t>
-      </w:r>
-      <w:r>
-        <w:rPr>
-          <w:rFonts w:ascii="Times New Roman" w:hAnsi="Times New Roman" w:eastAsia="宋体"/>
-          <w:b w:val="0"/>
-          <w:i/>
-          <w:color w:val="444444"/>
-          <w:sz w:val="21"/>
-        </w:rPr>
-        <w:t xml:space="preserve"> + </w:t>
-      </w:r>
-      <w:r>
-        <w:rPr>
-          <w:rFonts w:ascii="Consolas" w:hAnsi="Consolas" w:eastAsia="等线"/>
-          <w:b w:val="0"/>
-          <w:i w:val="0"/>
-          <w:color w:val="444444"/>
-          <w:sz w:val="19"/>
-        </w:rPr>
-        <w:t>CRphase_window_nonempty</w:t>
-      </w:r>
-      <w:r>
-        <w:rPr>
-          <w:rFonts w:ascii="Times New Roman" w:hAnsi="Times New Roman" w:eastAsia="宋体"/>
-          <w:b w:val="0"/>
-          <w:i/>
-          <w:color w:val="444444"/>
-          <w:sz w:val="21"/>
-        </w:rPr>
-        <w:t>，构造性轨道：Welch 下界（平方形态抽象前提）+ F5 唯一性窗口（μ(|T1|+|T2|−1)&lt;1）⟹ 两稀疏表示必相同，相图窗口非空参数条件 (M−N)T² &lt; N(M−1)，6 Qed 零经典，Print Assumptions 双定理 Closed under the global context）。同时并入同事 F5 全文件（probe_uncertainty_cr.v 35 定理，此前仅以条目形式入文）与 F4 经典 Welch 界（probe_welch.v，模块 45）。（v2.4→v2.5）：§5.6.6 压缩感知族新增</w:t>
+        <w:t>。</w:t>
       </w:r>
       <w:r>
         <w:rPr>
@@ -2634,7 +2549,7 @@
           <w:color w:val="444444"/>
           <w:sz w:val="21"/>
         </w:rPr>
-        <w:t>唯一性⟹恢复正确性骨架</w:t>
+        <w:t>代码-论文漂移标注（✅ 已修复 2026-08-25）</w:t>
       </w:r>
       <w:r>
         <w:rPr>
@@ -2644,7 +2559,7 @@
           <w:color w:val="444444"/>
           <w:sz w:val="21"/>
         </w:rPr>
-        <w:t>（F7/R4，</w:t>
+        <w:t xml:space="preserve">：G-2（mu_adj 相变）曾在 src 重新生成的 24/25 中缺失（_merge_ca.py G_MORE 列表缺 probe_g2_mu_adj）——已补入 </w:t>
       </w:r>
       <w:r>
         <w:rPr>
@@ -2654,7 +2569,7 @@
           <w:color w:val="444444"/>
           <w:sz w:val="19"/>
         </w:rPr>
-        <w:t>CRrecovery_correct_prefix</w:t>
+        <w:t>_merge_ca.py</w:t>
       </w:r>
       <w:r>
         <w:rPr>
@@ -2664,7 +2579,7 @@
           <w:color w:val="444444"/>
           <w:sz w:val="21"/>
         </w:rPr>
-        <w:t>，构造性轨道：μ(M+1)&lt;1 下两表示相等 ⟹ 系数逐点相等，差分线性 + RIP 界 + 收缩链）与</w:t>
+        <w:t xml:space="preserve">（G_MORE + G_MORE_CLASSIC），重新生成合并版 25 = </w:t>
       </w:r>
       <w:r>
         <w:rPr>
@@ -2674,7 +2589,7 @@
           <w:color w:val="444444"/>
           <w:sz w:val="21"/>
         </w:rPr>
-        <w:t>相干字典不确定原理</w:t>
+        <w:t>87588 行 / 57 顶层 Module（55 模块分区）</w:t>
       </w:r>
       <w:r>
         <w:rPr>
@@ -2684,7 +2599,7 @@
           <w:color w:val="444444"/>
           <w:sz w:val="21"/>
         </w:rPr>
-        <w:t>（F5，</w:t>
+        <w:t>，</w:t>
       </w:r>
       <w:r>
         <w:rPr>
@@ -2694,7 +2609,7 @@
           <w:color w:val="444444"/>
           <w:sz w:val="19"/>
         </w:rPr>
-        <w:t>CRuncertainty_principle</w:t>
+        <w:t>G2MuAdj</w:t>
       </w:r>
       <w:r>
         <w:rPr>
@@ -2704,7 +2619,7 @@
           <w:color w:val="444444"/>
           <w:sz w:val="21"/>
         </w:rPr>
-        <w:t>，构造性轨道：μ(|T1|+|T2|−1)&lt;1 下两稀疏表示相等 ⟹ 系数逐点相等，支撑大小口径 1+1/μ，35 定理零经典）。（v2.3→v2.4）：§5.6.6 压缩感知族新增</w:t>
+        <w:t xml:space="preserve"> 三定理（mu_adj_decreasing / mu_adj_phase_transition / mu_adj_asymptotic）恢复并入（模块 49/55），</w:t>
       </w:r>
       <w:r>
         <w:rPr>
@@ -2714,7 +2629,7 @@
           <w:color w:val="444444"/>
           <w:sz w:val="21"/>
         </w:rPr>
-        <w:t>行和→RIP 桥接</w:t>
+        <w:t>MERGE_EXIT=0 验证通过</w:t>
       </w:r>
       <w:r>
         <w:rPr>
@@ -2724,67 +2639,7 @@
           <w:color w:val="444444"/>
           <w:sz w:val="21"/>
         </w:rPr>
-        <w:t>（F3）——</w:t>
-      </w:r>
-      <w:r>
-        <w:rPr>
-          <w:rFonts w:ascii="Consolas" w:hAnsi="Consolas" w:eastAsia="等线"/>
-          <w:b w:val="0"/>
-          <w:i w:val="0"/>
-          <w:color w:val="444444"/>
-          <w:sz w:val="19"/>
-        </w:rPr>
-        <w:t>probe_row_rip.v</w:t>
-      </w:r>
-      <w:r>
-        <w:rPr>
-          <w:rFonts w:ascii="Times New Roman" w:hAnsi="Times New Roman" w:eastAsia="宋体"/>
-          <w:b w:val="0"/>
-          <w:i/>
-          <w:color w:val="444444"/>
-          <w:sz w:val="21"/>
-        </w:rPr>
-        <w:t>：行非对角和假设（Σ_{j≠i}|⟨u_i,u_j⟩| ≤ μ_row）⟹ k-原子 RIP（δ_k = (k−1)·μ_row，</w:t>
-      </w:r>
-      <w:r>
-        <w:rPr>
-          <w:rFonts w:ascii="Consolas" w:hAnsi="Consolas" w:eastAsia="等线"/>
-          <w:b w:val="0"/>
-          <w:i w:val="0"/>
-          <w:color w:val="444444"/>
-          <w:sz w:val="19"/>
-        </w:rPr>
-        <w:t>row_rip_bound_M</w:t>
-      </w:r>
-      <w:r>
-        <w:rPr>
-          <w:rFonts w:ascii="Times New Roman" w:hAnsi="Times New Roman" w:eastAsia="宋体"/>
-          <w:b w:val="0"/>
-          <w:i/>
-          <w:color w:val="444444"/>
-          <w:sz w:val="21"/>
-        </w:rPr>
-        <w:t>，比两两相干 μ 版更紧：μ_row ≤ M·μ_pair），9 Qed 零公理，并入合并版 44 模块。v2.3 为 C=4 实例拼接（A2：</w:t>
-      </w:r>
-      <w:r>
-        <w:rPr>
-          <w:rFonts w:ascii="Consolas" w:hAnsi="Consolas" w:eastAsia="等线"/>
-          <w:b w:val="0"/>
-          <w:i w:val="0"/>
-          <w:color w:val="444444"/>
-          <w:sz w:val="19"/>
-        </w:rPr>
-        <w:t>C4_sparse_uniqueness_3</w:t>
-      </w:r>
-      <w:r>
-        <w:rPr>
-          <w:rFonts w:ascii="Times New Roman" w:hAnsi="Times New Roman" w:eastAsia="宋体"/>
-          <w:b w:val="0"/>
-          <w:i/>
-          <w:color w:val="444444"/>
-          <w:sz w:val="21"/>
-        </w:rPr>
-        <w:t>，μ=11289/33920 &lt; 1/3 ⟹ 3 原子 [3,13,53] 稀疏唯一恢复）；v2.2 为 k-原子 RIP（构造性轨道 ca_rip_cr.v，29 Qed 全 "Closed under the global context"，</w:t>
+        <w:t>；30模块 归档已同步（SHA-256 一致）。（v2.6→v2.7）：§5.6.6 压缩感知族新增</w:t>
       </w:r>
       <w:r>
         <w:rPr>
@@ -2794,7 +2649,7 @@
           <w:color w:val="444444"/>
           <w:sz w:val="21"/>
         </w:rPr>
-        <w:t>2026-08-23 深夜同事补 P5 收缩链后现 33 定理</w:t>
+        <w:t>加权阶梯范数精确闭式</w:t>
       </w:r>
       <w:r>
         <w:rPr>
@@ -2804,330 +2659,28 @@
           <w:color w:val="444444"/>
           <w:sz w:val="21"/>
         </w:rPr>
-        <w:t>）。</w:t>
-      </w:r>
-    </w:p>
-    <w:p>
-      <w:pPr>
-        <w:pStyle w:val="Heading2"/>
-      </w:pPr>
-      <w:r>
-        <w:rPr>
-          <w:rFonts w:ascii="Times New Roman" w:hAnsi="Times New Roman" w:eastAsia="黑体"/>
-          <w:b/>
-          <w:i w:val="0"/>
-          <w:sz w:val="28"/>
-        </w:rPr>
-        <w:t>摘要</w:t>
-      </w:r>
-    </w:p>
-    <w:p>
-      <w:pPr>
-        <w:spacing w:line="336" w:lineRule="auto"/>
-        <w:ind w:firstLine="480"/>
-      </w:pPr>
-      <w:r>
-        <w:rPr>
-          <w:rFonts w:ascii="Times New Roman" w:hAnsi="Times New Roman" w:eastAsia="宋体"/>
-          <w:b w:val="0"/>
-          <w:i w:val="0"/>
-          <w:sz w:val="24"/>
-        </w:rPr>
-        <w:t>我们提出一个 Coq 形式化开发，覆盖"可认证稀疏门控注意力"在几何结构化频率基上的解析核。开发在</w:t>
-      </w:r>
-      <w:r>
-        <w:rPr>
-          <w:rFonts w:ascii="Times New Roman" w:hAnsi="Times New Roman" w:eastAsia="宋体"/>
-          <w:b/>
-          <w:i w:val="0"/>
-          <w:sz w:val="24"/>
-        </w:rPr>
-        <w:t>两条正交的认证轨</w:t>
-      </w:r>
-      <w:r>
-        <w:rPr>
-          <w:rFonts w:ascii="Times New Roman" w:hAnsi="Times New Roman" w:eastAsia="宋体"/>
-          <w:b w:val="0"/>
-          <w:i w:val="0"/>
-          <w:sz w:val="24"/>
-        </w:rPr>
-        <w:t>上证明——表示稳定性轨（(i)–(iii)）与注意力扰动轨（(iv)–(v)），两轨之间无单一依赖链：(i) 一个确定性贪心门控，从任意有序索引集提取通过可判定稀疏增长检查的子集；(ii) 选定子基上成对相干衰减 $\le 1/(\sqrt{C})^{|i-j|}$ 与 Gershgorin 型框架界 $(1\pm\mu)\|c\|^2$；(iii) 行截断能量预算；(iv) softmax 在 $\ell_\infty$ logit 扰动下的 $\ell_1$ 稳定性；(v) 认证注意力近似定理：若每行丢弃谱能量 $\le \varepsilon$，注意力输出偏差至多 $(e^{2\sqrt{\varepsilon}}-1)\cdot V_{\max}$。所有门控与检查器函数提取为可执行 OCaml/Python，并与 Coq 计算参考值交叉核对（24/24）。方法论上，可判定性松弛链（超越界 → 单侧有理支配）、反射检查器模式（运行时判定自带 Coq 内健全性证明）与构造性双轨独立复证均为可迁移模板，不限于频率阶梯场景（§9.1–9.2）。</w:t>
-      </w:r>
-    </w:p>
-    <w:p>
-      <w:pPr>
-        <w:spacing w:line="336" w:lineRule="auto"/>
-        <w:ind w:firstLine="480"/>
-      </w:pPr>
-      <w:r>
-        <w:rPr>
-          <w:rFonts w:ascii="Times New Roman" w:hAnsi="Times New Roman" w:eastAsia="宋体"/>
-          <w:b w:val="0"/>
-          <w:i w:val="0"/>
-          <w:sz w:val="24"/>
-        </w:rPr>
-        <w:t xml:space="preserve">对具体几何阶梯 [3,13,53,213]（C=4），我们证明实例证书 </w:t>
+        <w:t>（G-1，</w:t>
       </w:r>
       <w:r>
         <w:rPr>
           <w:rFonts w:ascii="Consolas" w:hAnsi="Consolas" w:eastAsia="等线"/>
           <w:b w:val="0"/>
           <w:i w:val="0"/>
-          <w:sz w:val="22"/>
-        </w:rPr>
-        <w:t>certified_c4_frame_bounds</w:t>
-      </w:r>
-      <w:r>
-        <w:rPr>
-          <w:rFonts w:ascii="Times New Roman" w:hAnsi="Times New Roman" w:eastAsia="宋体"/>
-          <w:b w:val="0"/>
-          <w:i w:val="0"/>
-          <w:sz w:val="24"/>
-        </w:rPr>
-        <w:t xml:space="preserve">：框架界 [1/5, 9/5]（μ=4/5），其中每个常数都是经超越界单侧支配得到的有理数（floor-sqrt、Jordan 不等式、Dirichlet 核）——证书层为可判定有理算术，可直接提取。证实例证书模式由反射检查器 </w:t>
-      </w:r>
-      <w:r>
-        <w:rPr>
-          <w:rFonts w:ascii="Consolas" w:hAnsi="Consolas" w:eastAsia="等线"/>
-          <w:b w:val="0"/>
-          <w:i w:val="0"/>
-          <w:sz w:val="22"/>
-        </w:rPr>
-        <w:t>frame_check_instance</w:t>
-      </w:r>
-      <w:r>
-        <w:rPr>
-          <w:rFonts w:ascii="Times New Roman" w:hAnsi="Times New Roman" w:eastAsia="宋体"/>
-          <w:b w:val="0"/>
-          <w:i w:val="0"/>
-          <w:sz w:val="24"/>
-        </w:rPr>
-        <w:t xml:space="preserve"> 推广到</w:t>
-      </w:r>
-      <w:r>
-        <w:rPr>
-          <w:rFonts w:ascii="Times New Roman" w:hAnsi="Times New Roman" w:eastAsia="宋体"/>
-          <w:b/>
-          <w:i w:val="0"/>
-          <w:sz w:val="24"/>
-        </w:rPr>
-        <w:t>任意</w:t>
-      </w:r>
-      <w:r>
-        <w:rPr>
-          <w:rFonts w:ascii="Times New Roman" w:hAnsi="Times New Roman" w:eastAsia="宋体"/>
-          <w:b w:val="0"/>
-          <w:i w:val="0"/>
-          <w:sz w:val="24"/>
-        </w:rPr>
-        <w:t>阶梯（μ≤4/5 的可判定</w:t>
-      </w:r>
-      <w:r>
-        <w:rPr>
-          <w:rFonts w:ascii="Times New Roman" w:hAnsi="Times New Roman" w:eastAsia="宋体"/>
-          <w:b/>
-          <w:i w:val="0"/>
-          <w:sz w:val="24"/>
-        </w:rPr>
-        <w:t>充分</w:t>
-      </w:r>
-      <w:r>
-        <w:rPr>
-          <w:rFonts w:ascii="Times New Roman" w:hAnsi="Times New Roman" w:eastAsia="宋体"/>
-          <w:b w:val="0"/>
-          <w:i w:val="0"/>
-          <w:sz w:val="24"/>
-        </w:rPr>
-        <w:t xml:space="preserve">判定——保守健全，系统扫描假阴性 49.1%；提取为带原生整数镜像的 OCaml）；其健全性定理 </w:t>
-      </w:r>
-      <w:r>
-        <w:rPr>
-          <w:rFonts w:ascii="Consolas" w:hAnsi="Consolas" w:eastAsia="等线"/>
-          <w:b w:val="0"/>
-          <w:i w:val="0"/>
-          <w:sz w:val="22"/>
-        </w:rPr>
-        <w:t>frame_check_instance_sound</w:t>
-      </w:r>
-      <w:r>
-        <w:rPr>
-          <w:rFonts w:ascii="Times New Roman" w:hAnsi="Times New Roman" w:eastAsia="宋体"/>
-          <w:b w:val="0"/>
-          <w:i w:val="0"/>
-          <w:sz w:val="24"/>
-        </w:rPr>
-        <w:t xml:space="preserve"> 已证明：</w:t>
-      </w:r>
-      <w:r>
-        <w:rPr>
-          <w:rFonts w:ascii="Times New Roman" w:hAnsi="Times New Roman" w:eastAsia="宋体"/>
-          <w:b/>
-          <w:i w:val="0"/>
-          <w:sz w:val="24"/>
-        </w:rPr>
-        <w:t>Coq 内</w:t>
-      </w:r>
-      <w:r>
-        <w:rPr>
-          <w:rFonts w:ascii="Times New Roman" w:hAnsi="Times New Roman" w:eastAsia="宋体"/>
-          <w:b w:val="0"/>
-          <w:i w:val="0"/>
-          <w:sz w:val="24"/>
-        </w:rPr>
-        <w:t>检查器通过 ⟹ Gershgorin 框架界。#### 6.1 运行时检查器的威胁模型</w:t>
-      </w:r>
-    </w:p>
-    <w:p>
-      <w:pPr>
-        <w:spacing w:line="336" w:lineRule="auto"/>
-        <w:ind w:firstLine="480"/>
-      </w:pPr>
-      <w:r>
-        <w:rPr>
-          <w:rFonts w:ascii="Times New Roman" w:hAnsi="Times New Roman" w:eastAsia="宋体"/>
-          <w:b/>
-          <w:i w:val="0"/>
-          <w:sz w:val="24"/>
-        </w:rPr>
-        <w:t>运行时保证（如实限定）</w:t>
-      </w:r>
-      <w:r>
-        <w:rPr>
-          <w:rFonts w:ascii="Times New Roman" w:hAnsi="Times New Roman" w:eastAsia="宋体"/>
-          <w:b w:val="0"/>
-          <w:i w:val="0"/>
-          <w:sz w:val="24"/>
-        </w:rPr>
-        <w:t>：Coq 内健全性定理针对 nat 版本；运行时 int 镜像与 Coq 定义的等价性为逐行镜像 + FFI 24/24 交叉校验（非机器证明），且仅在有限整数范围（中间量 &lt; 2^53、累积分母 &lt; 2^63）内与 Coq 语义一致——"运行时检查器带机器证明健全性"精确指 Coq 内判定函数，运行时实现经交叉验证但未形式化验证（§6）。</w:t>
-      </w:r>
-    </w:p>
-    <w:p>
-      <w:pPr>
-        <w:spacing w:line="336" w:lineRule="auto"/>
-        <w:ind w:firstLine="480"/>
-      </w:pPr>
-      <w:r>
-        <w:rPr>
-          <w:rFonts w:ascii="Times New Roman" w:hAnsi="Times New Roman" w:eastAsia="宋体"/>
-          <w:b w:val="0"/>
-          <w:i w:val="0"/>
-          <w:sz w:val="24"/>
-        </w:rPr>
-        <w:t>对实证配套（论文 B）的</w:t>
-      </w:r>
-      <w:r>
-        <w:rPr>
-          <w:rFonts w:ascii="Times New Roman" w:hAnsi="Times New Roman" w:eastAsia="宋体"/>
-          <w:b/>
-          <w:i w:val="0"/>
-          <w:sz w:val="24"/>
-        </w:rPr>
-        <w:t>性能最优的结构化阶梯</w:t>
-      </w:r>
-      <w:r>
-        <w:rPr>
-          <w:rFonts w:ascii="Times New Roman" w:hAnsi="Times New Roman" w:eastAsia="宋体"/>
-          <w:b w:val="0"/>
-          <w:i w:val="0"/>
-          <w:sz w:val="24"/>
-        </w:rPr>
-        <w:t xml:space="preserve"> [3,7,15,31,63,127,255]（论文 B 的强几何基线），一个表示级复合界（认证核 [3,15,63,255] 的 μ=4/5 + 边带能量预算 + 相干交叉项界）是本开发的展示定理 </w:t>
-      </w:r>
-      <w:r>
-        <w:rPr>
-          <w:rFonts w:ascii="Consolas" w:hAnsi="Consolas" w:eastAsia="等线"/>
-          <w:b w:val="0"/>
-          <w:i w:val="0"/>
-          <w:sz w:val="22"/>
-        </w:rPr>
-        <w:t>champion_e5_composite_certificate</w:t>
-      </w:r>
-      <w:r>
-        <w:rPr>
-          <w:rFonts w:ascii="Times New Roman" w:hAnsi="Times New Roman" w:eastAsia="宋体"/>
-          <w:b w:val="0"/>
-          <w:i w:val="0"/>
-          <w:sz w:val="24"/>
-        </w:rPr>
-        <w:t>（Qed）：对七带基函数证明 $(S-\mathrm{coh}_{e5}) \le \|F\|^2 \le (S+\mathrm{coh}_{e5})$——</w:t>
-      </w:r>
-      <w:r>
-        <w:rPr>
-          <w:rFonts w:ascii="Times New Roman" w:hAnsi="Times New Roman" w:eastAsia="宋体"/>
-          <w:b/>
-          <w:i w:val="0"/>
-          <w:sz w:val="24"/>
-        </w:rPr>
-        <w:t>基表示稳定性界</w:t>
-      </w:r>
-      <w:r>
-        <w:rPr>
-          <w:rFonts w:ascii="Times New Roman" w:hAnsi="Times New Roman" w:eastAsia="宋体"/>
-          <w:b w:val="0"/>
-          <w:i w:val="0"/>
-          <w:sz w:val="24"/>
-        </w:rPr>
-        <w:t>，非注意力分数、学习投影或外推 PPL；通向论文 B 实证 PPL 增益的桥梁是经验观察而非形式化推论，该证书与实证性能最优方案（psi-rope-rand，随机阶梯在证书域之外）</w:t>
-      </w:r>
-      <w:r>
-        <w:rPr>
-          <w:rFonts w:ascii="Times New Roman" w:hAnsi="Times New Roman" w:eastAsia="宋体"/>
-          <w:b/>
-          <w:i w:val="0"/>
-          <w:sz w:val="24"/>
-        </w:rPr>
-        <w:t>正交</w:t>
-      </w:r>
-      <w:r>
-        <w:rPr>
-          <w:rFonts w:ascii="Times New Roman" w:hAnsi="Times New Roman" w:eastAsia="宋体"/>
-          <w:b w:val="0"/>
-          <w:i w:val="0"/>
-          <w:sz w:val="24"/>
-        </w:rPr>
-        <w:t>。审计含 165 项 Print Assumptions（RC=0，零 Admitted，完整 165/165 运行日志随稿），</w:t>
-      </w:r>
-      <w:r>
-        <w:rPr>
-          <w:rFonts w:ascii="Times New Roman" w:hAnsi="Times New Roman" w:eastAsia="宋体"/>
-          <w:b/>
-          <w:i w:val="0"/>
-          <w:sz w:val="24"/>
-        </w:rPr>
-        <w:t>全部 165 项在应用层零 `Classical_Prop.classic`</w:t>
-      </w:r>
-      <w:r>
-        <w:rPr>
-          <w:rFonts w:ascii="Times New Roman" w:hAnsi="Times New Roman" w:eastAsia="宋体"/>
-          <w:b w:val="0"/>
-          <w:i w:val="0"/>
-          <w:sz w:val="24"/>
-        </w:rPr>
-        <w:t>（exp 单调性走幂级数路线，无中值定理；post-M1.5 复核成立）；唯一公理为 Dedekind 实数基础设施（sig_not_dec、sig_forall_dec、函数外延性）——实数构造固有的非构造性选择类原则，属可接受 Reals 基底，</w:t>
-      </w:r>
-      <w:r>
-        <w:rPr>
-          <w:rFonts w:ascii="Times New Roman" w:hAnsi="Times New Roman" w:eastAsia="宋体"/>
-          <w:b/>
-          <w:i w:val="0"/>
-          <w:sz w:val="24"/>
-        </w:rPr>
-        <w:t>非本开发应用层引入、非 `Classical_Prop.classic` 公理</w:t>
-      </w:r>
-      <w:r>
-        <w:rPr>
-          <w:rFonts w:ascii="Times New Roman" w:hAnsi="Times New Roman" w:eastAsia="宋体"/>
-          <w:b w:val="0"/>
-          <w:i w:val="0"/>
-          <w:sz w:val="24"/>
-        </w:rPr>
-        <w:t>。"端到端"主张有明确边界：认证链覆盖门控→框架界→截断能量→softmax 稳定性→注意力近似；不覆盖学习权重的数值稳定性、Q/K/V 投影、多头拼接或 LayerNorm（"verify the analytic kernel, learn the rest"）。</w:t>
-      </w:r>
-    </w:p>
-    <w:p>
-      <w:pPr>
-        <w:ind w:left="432"/>
-      </w:pPr>
+          <w:color w:val="444444"/>
+          <w:sz w:val="19"/>
+        </w:rPr>
+        <w:t>G1_norm_closed</w:t>
+      </w:r>
+      <w:r>
+        <w:rPr>
+          <w:rFonts w:ascii="Times New Roman" w:hAnsi="Times New Roman" w:eastAsia="宋体"/>
+          <w:b w:val="0"/>
+          <w:i/>
+          <w:color w:val="444444"/>
+          <w:sz w:val="21"/>
+        </w:rPr>
+        <w:t>，probe_g1_norm_closed.v 21 Qed：任意 M 组合平方范数精确等式，交叉项 K_W 用单对 Dirichlet 核比闭式替换——根治审稿 A-1/B-1 的 12.5× 口径混用，G-2/G-5/G-6 前置）与</w:t>
+      </w:r>
       <w:r>
         <w:rPr>
           <w:rFonts w:ascii="Times New Roman" w:hAnsi="Times New Roman" w:eastAsia="宋体"/>
@@ -3136,7 +2689,7 @@
           <w:color w:val="444444"/>
           <w:sz w:val="21"/>
         </w:rPr>
-        <w:t>贡献类型声明</w:t>
+        <w:t>相邻带相干渐近闭式 + 相变定理</w:t>
       </w:r>
       <w:r>
         <w:rPr>
@@ -3146,11 +2699,345 @@
           <w:color w:val="444444"/>
           <w:sz w:val="21"/>
         </w:rPr>
-        <w:t>：本文属形式化工程（formalization engineering）——贡献是可判定性松弛链方法论、反射检查器机制与审计纪律，而非新数学定理（所证均为经典结果的机器检查实例化，见 §5.6.6 定位说明与 §9.1 库间比较）。读者若以数学新颖性为主要标准，请以该定位为前提解读本文。</w:t>
+        <w:t>（G-2，</w:t>
+      </w:r>
+      <w:r>
+        <w:rPr>
+          <w:rFonts w:ascii="Consolas" w:hAnsi="Consolas" w:eastAsia="等线"/>
+          <w:b w:val="0"/>
+          <w:i w:val="0"/>
+          <w:color w:val="444444"/>
+          <w:sz w:val="19"/>
+        </w:rPr>
+        <w:t>mu_adj_decreasing</w:t>
+      </w:r>
+      <w:r>
+        <w:rPr>
+          <w:rFonts w:ascii="Times New Roman" w:hAnsi="Times New Roman" w:eastAsia="宋体"/>
+          <w:b w:val="0"/>
+          <w:i/>
+          <w:color w:val="444444"/>
+          <w:sz w:val="21"/>
+        </w:rPr>
+        <w:t>/</w:t>
+      </w:r>
+      <w:r>
+        <w:rPr>
+          <w:rFonts w:ascii="Consolas" w:hAnsi="Consolas" w:eastAsia="等线"/>
+          <w:b w:val="0"/>
+          <w:i w:val="0"/>
+          <w:color w:val="444444"/>
+          <w:sz w:val="19"/>
+        </w:rPr>
+        <w:t>mu_adj_phase_transition</w:t>
+      </w:r>
+      <w:r>
+        <w:rPr>
+          <w:rFonts w:ascii="Times New Roman" w:hAnsi="Times New Roman" w:eastAsia="宋体"/>
+          <w:b w:val="0"/>
+          <w:i/>
+          <w:color w:val="444444"/>
+          <w:sz w:val="21"/>
+        </w:rPr>
+        <w:t>/</w:t>
+      </w:r>
+      <w:r>
+        <w:rPr>
+          <w:rFonts w:ascii="Consolas" w:hAnsi="Consolas" w:eastAsia="等线"/>
+          <w:b w:val="0"/>
+          <w:i w:val="0"/>
+          <w:color w:val="444444"/>
+          <w:sz w:val="19"/>
+        </w:rPr>
+        <w:t>mu_adj_asymptotic</w:t>
+      </w:r>
+      <w:r>
+        <w:rPr>
+          <w:rFonts w:ascii="Times New Roman" w:hAnsi="Times New Roman" w:eastAsia="宋体"/>
+          <w:b w:val="0"/>
+          <w:i/>
+          <w:color w:val="444444"/>
+          <w:sz w:val="21"/>
+        </w:rPr>
+        <w:t>，probe_g2_mu_adj.v 36 Qed：μ_adj(r)=√r·sin(π/r)/(π(r−1)) 定理化——</w:t>
+      </w:r>
+      <w:r>
+        <w:rPr>
+          <w:rFonts w:ascii="Times New Roman" w:hAnsi="Times New Roman" w:eastAsia="宋体"/>
+          <w:b/>
+          <w:i/>
+          <w:color w:val="444444"/>
+          <w:sz w:val="21"/>
+        </w:rPr>
+        <w:t>真正新数学</w:t>
+      </w:r>
+      <w:r>
+        <w:rPr>
+          <w:rFonts w:ascii="Times New Roman" w:hAnsi="Times New Roman" w:eastAsia="宋体"/>
+          <w:b w:val="0"/>
+          <w:i/>
+          <w:color w:val="444444"/>
+          <w:sz w:val="21"/>
+        </w:rPr>
+        <w:t>，相变点 r*（μ_adj=4/5，≈1.30）经 π&lt;17/5 上界（sin_bound 0 阶）+ IVT_interv 夹逼，落实 B-7 强叙事）。G-1 并入合并版 48 模块、G-2 并入 49 模块，全量合并编译 EXIT=0。（v2.5→v2.6）：§5.6.6 压缩感知族新增</w:t>
+      </w:r>
+      <w:r>
+        <w:rPr>
+          <w:rFonts w:ascii="Times New Roman" w:hAnsi="Times New Roman" w:eastAsia="宋体"/>
+          <w:b/>
+          <w:i/>
+          <w:color w:val="444444"/>
+          <w:sz w:val="21"/>
+        </w:rPr>
+        <w:t>字典最优性⟹恢复保证合成定理</w:t>
+      </w:r>
+      <w:r>
+        <w:rPr>
+          <w:rFonts w:ascii="Times New Roman" w:hAnsi="Times New Roman" w:eastAsia="宋体"/>
+          <w:b w:val="0"/>
+          <w:i/>
+          <w:color w:val="444444"/>
+          <w:sz w:val="21"/>
+        </w:rPr>
+        <w:t>（G-8，</w:t>
+      </w:r>
+      <w:r>
+        <w:rPr>
+          <w:rFonts w:ascii="Consolas" w:hAnsi="Consolas" w:eastAsia="等线"/>
+          <w:b w:val="0"/>
+          <w:i w:val="0"/>
+          <w:color w:val="444444"/>
+          <w:sz w:val="19"/>
+        </w:rPr>
+        <w:t>CRg8_recovery_synthesis</w:t>
+      </w:r>
+      <w:r>
+        <w:rPr>
+          <w:rFonts w:ascii="Times New Roman" w:hAnsi="Times New Roman" w:eastAsia="宋体"/>
+          <w:b w:val="0"/>
+          <w:i/>
+          <w:color w:val="444444"/>
+          <w:sz w:val="21"/>
+        </w:rPr>
+        <w:t xml:space="preserve"> + </w:t>
+      </w:r>
+      <w:r>
+        <w:rPr>
+          <w:rFonts w:ascii="Consolas" w:hAnsi="Consolas" w:eastAsia="等线"/>
+          <w:b w:val="0"/>
+          <w:i w:val="0"/>
+          <w:color w:val="444444"/>
+          <w:sz w:val="19"/>
+        </w:rPr>
+        <w:t>CRphase_window_nonempty</w:t>
+      </w:r>
+      <w:r>
+        <w:rPr>
+          <w:rFonts w:ascii="Times New Roman" w:hAnsi="Times New Roman" w:eastAsia="宋体"/>
+          <w:b w:val="0"/>
+          <w:i/>
+          <w:color w:val="444444"/>
+          <w:sz w:val="21"/>
+        </w:rPr>
+        <w:t>，构造性轨道：Welch 下界（平方形态抽象前提）+ F5 唯一性窗口（μ(|T1|+|T2|−1)&lt;1）⟹ 两稀疏表示必相同，相图窗口非空参数条件 (M−N)T² &lt; N(M−1)，6 Qed 零经典，Print Assumptions 双定理 Closed under the global context）。同时并入同事 F5 全文件（probe_uncertainty_cr.v 35 定理，此前仅以条目形式入文）与 F4 经典 Welch 界（probe_welch.v，模块 45）。（v2.4→v2.5）：§5.6.6 压缩感知族新增</w:t>
+      </w:r>
+      <w:r>
+        <w:rPr>
+          <w:rFonts w:ascii="Times New Roman" w:hAnsi="Times New Roman" w:eastAsia="宋体"/>
+          <w:b/>
+          <w:i/>
+          <w:color w:val="444444"/>
+          <w:sz w:val="21"/>
+        </w:rPr>
+        <w:t>唯一性⟹恢复正确性骨架</w:t>
+      </w:r>
+      <w:r>
+        <w:rPr>
+          <w:rFonts w:ascii="Times New Roman" w:hAnsi="Times New Roman" w:eastAsia="宋体"/>
+          <w:b w:val="0"/>
+          <w:i/>
+          <w:color w:val="444444"/>
+          <w:sz w:val="21"/>
+        </w:rPr>
+        <w:t>（F7/R4，</w:t>
+      </w:r>
+      <w:r>
+        <w:rPr>
+          <w:rFonts w:ascii="Consolas" w:hAnsi="Consolas" w:eastAsia="等线"/>
+          <w:b w:val="0"/>
+          <w:i w:val="0"/>
+          <w:color w:val="444444"/>
+          <w:sz w:val="19"/>
+        </w:rPr>
+        <w:t>CRrecovery_correct_prefix</w:t>
+      </w:r>
+      <w:r>
+        <w:rPr>
+          <w:rFonts w:ascii="Times New Roman" w:hAnsi="Times New Roman" w:eastAsia="宋体"/>
+          <w:b w:val="0"/>
+          <w:i/>
+          <w:color w:val="444444"/>
+          <w:sz w:val="21"/>
+        </w:rPr>
+        <w:t>，构造性轨道：μ(M+1)&lt;1 下两表示相等 ⟹ 系数逐点相等，差分线性 + RIP 界 + 收缩链）与</w:t>
+      </w:r>
+      <w:r>
+        <w:rPr>
+          <w:rFonts w:ascii="Times New Roman" w:hAnsi="Times New Roman" w:eastAsia="宋体"/>
+          <w:b/>
+          <w:i/>
+          <w:color w:val="444444"/>
+          <w:sz w:val="21"/>
+        </w:rPr>
+        <w:t>相干字典不确定原理</w:t>
+      </w:r>
+      <w:r>
+        <w:rPr>
+          <w:rFonts w:ascii="Times New Roman" w:hAnsi="Times New Roman" w:eastAsia="宋体"/>
+          <w:b w:val="0"/>
+          <w:i/>
+          <w:color w:val="444444"/>
+          <w:sz w:val="21"/>
+        </w:rPr>
+        <w:t>（F5，</w:t>
+      </w:r>
+      <w:r>
+        <w:rPr>
+          <w:rFonts w:ascii="Consolas" w:hAnsi="Consolas" w:eastAsia="等线"/>
+          <w:b w:val="0"/>
+          <w:i w:val="0"/>
+          <w:color w:val="444444"/>
+          <w:sz w:val="19"/>
+        </w:rPr>
+        <w:t>CRuncertainty_principle</w:t>
+      </w:r>
+      <w:r>
+        <w:rPr>
+          <w:rFonts w:ascii="Times New Roman" w:hAnsi="Times New Roman" w:eastAsia="宋体"/>
+          <w:b w:val="0"/>
+          <w:i/>
+          <w:color w:val="444444"/>
+          <w:sz w:val="21"/>
+        </w:rPr>
+        <w:t>，构造性轨道：μ(|T1|+|T2|−1)&lt;1 下两稀疏表示相等 ⟹ 系数逐点相等，支撑大小口径 1+1/μ，35 定理零经典）。（v2.3→v2.4）：§5.6.6 压缩感知族新增</w:t>
+      </w:r>
+      <w:r>
+        <w:rPr>
+          <w:rFonts w:ascii="Times New Roman" w:hAnsi="Times New Roman" w:eastAsia="宋体"/>
+          <w:b/>
+          <w:i/>
+          <w:color w:val="444444"/>
+          <w:sz w:val="21"/>
+        </w:rPr>
+        <w:t>行和→RIP 桥接</w:t>
+      </w:r>
+      <w:r>
+        <w:rPr>
+          <w:rFonts w:ascii="Times New Roman" w:hAnsi="Times New Roman" w:eastAsia="宋体"/>
+          <w:b w:val="0"/>
+          <w:i/>
+          <w:color w:val="444444"/>
+          <w:sz w:val="21"/>
+        </w:rPr>
+        <w:t>（F3）——</w:t>
+      </w:r>
+      <w:r>
+        <w:rPr>
+          <w:rFonts w:ascii="Consolas" w:hAnsi="Consolas" w:eastAsia="等线"/>
+          <w:b w:val="0"/>
+          <w:i w:val="0"/>
+          <w:color w:val="444444"/>
+          <w:sz w:val="19"/>
+        </w:rPr>
+        <w:t>probe_row_rip.v</w:t>
+      </w:r>
+      <w:r>
+        <w:rPr>
+          <w:rFonts w:ascii="Times New Roman" w:hAnsi="Times New Roman" w:eastAsia="宋体"/>
+          <w:b w:val="0"/>
+          <w:i/>
+          <w:color w:val="444444"/>
+          <w:sz w:val="21"/>
+        </w:rPr>
+        <w:t>：行非对角和假设（Σ_{j≠i}|⟨u_i,u_j⟩| ≤ μ_row）⟹ k-原子 RIP（δ_k = (k−1)·μ_row，</w:t>
+      </w:r>
+      <w:r>
+        <w:rPr>
+          <w:rFonts w:ascii="Consolas" w:hAnsi="Consolas" w:eastAsia="等线"/>
+          <w:b w:val="0"/>
+          <w:i w:val="0"/>
+          <w:color w:val="444444"/>
+          <w:sz w:val="19"/>
+        </w:rPr>
+        <w:t>row_rip_bound_M</w:t>
+      </w:r>
+      <w:r>
+        <w:rPr>
+          <w:rFonts w:ascii="Times New Roman" w:hAnsi="Times New Roman" w:eastAsia="宋体"/>
+          <w:b w:val="0"/>
+          <w:i/>
+          <w:color w:val="444444"/>
+          <w:sz w:val="21"/>
+        </w:rPr>
+        <w:t>，比两两相干 μ 版更紧：μ_row ≤ M·μ_pair），9 Qed 零公理，并入合并版 44 模块。v2.3 为 C=4 实例拼接（A2：</w:t>
+      </w:r>
+      <w:r>
+        <w:rPr>
+          <w:rFonts w:ascii="Consolas" w:hAnsi="Consolas" w:eastAsia="等线"/>
+          <w:b w:val="0"/>
+          <w:i w:val="0"/>
+          <w:color w:val="444444"/>
+          <w:sz w:val="19"/>
+        </w:rPr>
+        <w:t>C4_sparse_uniqueness_3</w:t>
+      </w:r>
+      <w:r>
+        <w:rPr>
+          <w:rFonts w:ascii="Times New Roman" w:hAnsi="Times New Roman" w:eastAsia="宋体"/>
+          <w:b w:val="0"/>
+          <w:i/>
+          <w:color w:val="444444"/>
+          <w:sz w:val="21"/>
+        </w:rPr>
+        <w:t>，μ=11289/33920 &lt; 1/3 ⟹ 3 原子 [3,13,53] 稀疏唯一恢复）；v2.2 为 k-原子 RIP（构造性轨道 ca_rip_cr.v，29 Qed 全 "Closed under the global context"，</w:t>
+      </w:r>
+      <w:r>
+        <w:rPr>
+          <w:rFonts w:ascii="Times New Roman" w:hAnsi="Times New Roman" w:eastAsia="宋体"/>
+          <w:b/>
+          <w:i/>
+          <w:color w:val="444444"/>
+          <w:sz w:val="21"/>
+        </w:rPr>
+        <w:t>2026-08-23 深夜同事补 P5 收缩链后现 33 定理</w:t>
+      </w:r>
+      <w:r>
+        <w:rPr>
+          <w:rFonts w:ascii="Times New Roman" w:hAnsi="Times New Roman" w:eastAsia="宋体"/>
+          <w:b w:val="0"/>
+          <w:i/>
+          <w:color w:val="444444"/>
+          <w:sz w:val="21"/>
+        </w:rPr>
+        <w:t>）。</w:t>
       </w:r>
     </w:p>
     <w:p>
       <w:pPr>
+        <w:pStyle w:val="Heading2"/>
+      </w:pPr>
+      <w:r>
+        <w:rPr>
+          <w:rFonts w:ascii="Times New Roman" w:hAnsi="Times New Roman" w:eastAsia="黑体"/>
+          <w:b/>
+          <w:i w:val="0"/>
+          <w:sz w:val="28"/>
+        </w:rPr>
+        <w:t>摘要</w:t>
+      </w:r>
+    </w:p>
+    <w:p>
+      <w:pPr>
         <w:spacing w:line="336" w:lineRule="auto"/>
         <w:ind w:firstLine="480"/>
       </w:pPr>
@@ -3161,7 +3048,7 @@
           <w:i w:val="0"/>
           <w:sz w:val="24"/>
         </w:rPr>
-        <w:t>在认证管线之上，本开发进一步刻画</w:t>
+        <w:t>我们提出一个 Coq 形式化开发，覆盖"可认证稀疏门控注意力"在几何结构化频率基上的解析核。开发在</w:t>
       </w:r>
       <w:r>
         <w:rPr>
@@ -3170,52 +3057,16 @@
           <w:i w:val="0"/>
           <w:sz w:val="24"/>
         </w:rPr>
-        <w:t>可证明性边界</w:t>
-      </w:r>
-      <w:r>
-        <w:rPr>
-          <w:rFonts w:ascii="Times New Roman" w:hAnsi="Times New Roman" w:eastAsia="宋体"/>
-          <w:b w:val="0"/>
-          <w:i w:val="0"/>
-          <w:sz w:val="24"/>
-        </w:rPr>
-        <w:t>（§5.6）：对 μ≤4/5 的保守检查器口径，稠密覆盖与可判定认证</w:t>
-      </w:r>
-      <w:r>
-        <w:rPr>
-          <w:rFonts w:ascii="Times New Roman" w:hAnsi="Times New Roman" w:eastAsia="宋体"/>
-          <w:b/>
-          <w:i w:val="0"/>
-          <w:sz w:val="24"/>
-        </w:rPr>
-        <w:t>互斥</w:t>
-      </w:r>
-      <w:r>
-        <w:rPr>
-          <w:rFonts w:ascii="Times New Roman" w:hAnsi="Times New Roman" w:eastAsia="宋体"/>
-          <w:b w:val="0"/>
-          <w:i w:val="0"/>
-          <w:sz w:val="24"/>
-        </w:rPr>
-        <w:t>——超过 9 个相位完备带覆盖 [3,511] 的阶梯必然被拒绝（</w:t>
-      </w:r>
-      <w:r>
-        <w:rPr>
-          <w:rFonts w:ascii="Consolas" w:hAnsi="Consolas" w:eastAsia="等线"/>
-          <w:b w:val="0"/>
-          <w:i w:val="0"/>
-          <w:sz w:val="22"/>
-        </w:rPr>
-        <w:t>pareto_law_N511</w:t>
-      </w:r>
-      <w:r>
-        <w:rPr>
-          <w:rFonts w:ascii="Times New Roman" w:hAnsi="Times New Roman" w:eastAsia="宋体"/>
-          <w:b w:val="0"/>
-          <w:i w:val="0"/>
-          <w:sz w:val="24"/>
-        </w:rPr>
-        <w:t>，几何增长禁止 + 鸽笼组合论证，增长常数 c≈1.8501）；随机版负定律以高概率成立（同箱带对必触发拒绝，7 带 ≥ 96%、8 带 ≥ 99%，生日-箱计数）。我们同时形式化论文 B τ/碰撞机制的碰撞距离框架：精确碰撞当且仅当角度有理（全构造性 iff，最小距离 = 分母闭式）、无理偏移（黄金比）永无精确碰撞且近碰撞被 1/(3d) 半径挡住、线性偏置核（ALiBi）无碰撞端点——"认证—可证明性边界—碰撞/分辨率刻画"三角被机器检查覆盖（§5.6.4，含 U5 黄金近碰撞半径）。</w:t>
+        <w:t>两条正交的认证轨</w:t>
+      </w:r>
+      <w:r>
+        <w:rPr>
+          <w:rFonts w:ascii="Times New Roman" w:hAnsi="Times New Roman" w:eastAsia="宋体"/>
+          <w:b w:val="0"/>
+          <w:i w:val="0"/>
+          <w:sz w:val="24"/>
+        </w:rPr>
+        <w:t>上证明——表示稳定性轨（(i)–(iii)）与注意力扰动轨（(iv)–(v)），两轨之间无单一依赖链：(i) 一个确定性贪心门控，从任意有序索引集提取通过可判定稀疏增长检查的子集；(ii) 选定子基上成对相干衰减 $\le 1/(\sqrt{C})^{|i-j|}$ 与 Gershgorin 型框架界 $(1\pm\mu)\|c\|^2$；(iii) 行截断能量预算；(iv) softmax 在 $\ell_\infty$ logit 扰动下的 $\ell_1$ 稳定性；(v) 认证注意力近似定理：若每行丢弃谱能量 $\le \varepsilon$，注意力输出偏差至多 $(e^{2\sqrt{\varepsilon}}-1)\cdot V_{\max}$。所有门控与检查器函数提取为可执行 OCaml/Python，并与 Coq 计算参考值交叉核对（24/24）。方法论上，可判定性松弛链（超越界 → 单侧有理支配）、反射检查器模式（运行时判定自带 Coq 内健全性证明）与构造性双轨独立复证均为可迁移模板，不限于频率阶梯场景（§9.1–9.2）。</w:t>
       </w:r>
     </w:p>
     <w:p>
@@ -3226,20 +3077,65 @@
       <w:r>
         <w:rPr>
           <w:rFonts w:ascii="Times New Roman" w:hAnsi="Times New Roman" w:eastAsia="宋体"/>
+          <w:b w:val="0"/>
+          <w:i w:val="0"/>
+          <w:sz w:val="24"/>
+        </w:rPr>
+        <w:t xml:space="preserve">对具体几何阶梯 [3,13,53,213]（C=4），我们证明实例证书 </w:t>
+      </w:r>
+      <w:r>
+        <w:rPr>
+          <w:rFonts w:ascii="Consolas" w:hAnsi="Consolas" w:eastAsia="等线"/>
+          <w:b w:val="0"/>
+          <w:i w:val="0"/>
+          <w:sz w:val="22"/>
+        </w:rPr>
+        <w:t>certified_c4_frame_bounds</w:t>
+      </w:r>
+      <w:r>
+        <w:rPr>
+          <w:rFonts w:ascii="Times New Roman" w:hAnsi="Times New Roman" w:eastAsia="宋体"/>
+          <w:b w:val="0"/>
+          <w:i w:val="0"/>
+          <w:sz w:val="24"/>
+        </w:rPr>
+        <w:t xml:space="preserve">：框架界 [1/5, 9/5]（μ=4/5），其中每个常数都是经超越界单侧支配得到的有理数（floor-sqrt、Jordan 不等式、Dirichlet 核）——证书层为可判定有理算术，可直接提取。证实例证书模式由反射检查器 </w:t>
+      </w:r>
+      <w:r>
+        <w:rPr>
+          <w:rFonts w:ascii="Consolas" w:hAnsi="Consolas" w:eastAsia="等线"/>
+          <w:b w:val="0"/>
+          <w:i w:val="0"/>
+          <w:sz w:val="22"/>
+        </w:rPr>
+        <w:t>frame_check_instance</w:t>
+      </w:r>
+      <w:r>
+        <w:rPr>
+          <w:rFonts w:ascii="Times New Roman" w:hAnsi="Times New Roman" w:eastAsia="宋体"/>
+          <w:b w:val="0"/>
+          <w:i w:val="0"/>
+          <w:sz w:val="24"/>
+        </w:rPr>
+        <w:t xml:space="preserve"> 推广到</w:t>
+      </w:r>
+      <w:r>
+        <w:rPr>
+          <w:rFonts w:ascii="Times New Roman" w:hAnsi="Times New Roman" w:eastAsia="宋体"/>
           <w:b/>
           <w:i w:val="0"/>
           <w:sz w:val="24"/>
         </w:rPr>
-        <w:t>压缩感知（§5.6.6，v2.2 升级为 k-原子 RIP，v2.3 完成实例拼接，v2.4 新增行和→RIP 桥接，v2.5 新增唯一性骨架与不确定原理，v2.6 新增相图合成 G-8）</w:t>
-      </w:r>
-      <w:r>
-        <w:rPr>
-          <w:rFonts w:ascii="Times New Roman" w:hAnsi="Times New Roman" w:eastAsia="宋体"/>
-          <w:b w:val="0"/>
-          <w:i w:val="0"/>
-          <w:sz w:val="24"/>
-        </w:rPr>
-        <w:t>：频率阶梯原子族在</w:t>
+        <w:t>任意</w:t>
+      </w:r>
+      <w:r>
+        <w:rPr>
+          <w:rFonts w:ascii="Times New Roman" w:hAnsi="Times New Roman" w:eastAsia="宋体"/>
+          <w:b w:val="0"/>
+          <w:i w:val="0"/>
+          <w:sz w:val="24"/>
+        </w:rPr>
+        <w:t>阶梯（μ≤4/5 的可判定</w:t>
       </w:r>
       <w:r>
         <w:rPr>
@@ -3248,16 +3144,34 @@
           <w:i w:val="0"/>
           <w:sz w:val="24"/>
         </w:rPr>
-        <w:t>通用层</w:t>
-      </w:r>
-      <w:r>
-        <w:rPr>
-          <w:rFonts w:ascii="Times New Roman" w:hAnsi="Times New Roman" w:eastAsia="宋体"/>
-          <w:b w:val="0"/>
-          <w:i w:val="0"/>
-          <w:sz w:val="24"/>
-        </w:rPr>
-        <w:t xml:space="preserve">满足单位范数 → </w:t>
+        <w:t>充分</w:t>
+      </w:r>
+      <w:r>
+        <w:rPr>
+          <w:rFonts w:ascii="Times New Roman" w:hAnsi="Times New Roman" w:eastAsia="宋体"/>
+          <w:b w:val="0"/>
+          <w:i w:val="0"/>
+          <w:sz w:val="24"/>
+        </w:rPr>
+        <w:t xml:space="preserve">判定——保守健全，系统扫描假阴性 49.1%；提取为带原生整数镜像的 OCaml）；其健全性定理 </w:t>
+      </w:r>
+      <w:r>
+        <w:rPr>
+          <w:rFonts w:ascii="Consolas" w:hAnsi="Consolas" w:eastAsia="等线"/>
+          <w:b w:val="0"/>
+          <w:i w:val="0"/>
+          <w:sz w:val="22"/>
+        </w:rPr>
+        <w:t>frame_check_instance_sound</w:t>
+      </w:r>
+      <w:r>
+        <w:rPr>
+          <w:rFonts w:ascii="Times New Roman" w:hAnsi="Times New Roman" w:eastAsia="宋体"/>
+          <w:b w:val="0"/>
+          <w:i w:val="0"/>
+          <w:sz w:val="24"/>
+        </w:rPr>
+        <w:t xml:space="preserve"> 已证明：</w:t>
       </w:r>
       <w:r>
         <w:rPr>
@@ -3266,232 +3180,16 @@
           <w:i w:val="0"/>
           <w:sz w:val="24"/>
         </w:rPr>
-        <w:t>k-原子 RIP</w:t>
-      </w:r>
-      <w:r>
-        <w:rPr>
-          <w:rFonts w:ascii="Times New Roman" w:hAnsi="Times New Roman" w:eastAsia="宋体"/>
-          <w:b w:val="0"/>
-          <w:i w:val="0"/>
-          <w:sz w:val="24"/>
-        </w:rPr>
-        <w:t xml:space="preserve"> → 稀疏唯一恢复定理，并在 </w:t>
-      </w:r>
-      <w:r>
-        <w:rPr>
-          <w:rFonts w:ascii="Times New Roman" w:hAnsi="Times New Roman" w:eastAsia="宋体"/>
-          <w:b/>
-          <w:i w:val="0"/>
-          <w:sz w:val="24"/>
-        </w:rPr>
-        <w:t>C=4 阶梯完成实例级拼接</w:t>
-      </w:r>
-      <w:r>
-        <w:rPr>
-          <w:rFonts w:ascii="Times New Roman" w:hAnsi="Times New Roman" w:eastAsia="宋体"/>
-          <w:b w:val="0"/>
-          <w:i w:val="0"/>
-          <w:sz w:val="24"/>
-        </w:rPr>
-        <w:t>（</w:t>
-      </w:r>
-      <w:r>
-        <w:rPr>
-          <w:rFonts w:ascii="Consolas" w:hAnsi="Consolas" w:eastAsia="等线"/>
-          <w:b w:val="0"/>
-          <w:i w:val="0"/>
-          <w:sz w:val="22"/>
-        </w:rPr>
-        <w:t>C4_sparse_uniqueness_3</w:t>
-      </w:r>
-      <w:r>
-        <w:rPr>
-          <w:rFonts w:ascii="Times New Roman" w:hAnsi="Times New Roman" w:eastAsia="宋体"/>
-          <w:b w:val="0"/>
-          <w:i w:val="0"/>
-          <w:sz w:val="24"/>
-        </w:rPr>
-        <w:t>：μ=11289/33920 &lt; 1/3 ⟹ 3 原子 [3,13,53] 稀疏唯一恢复）——</w:t>
-      </w:r>
-      <w:r>
-        <w:rPr>
-          <w:rFonts w:ascii="Consolas" w:hAnsi="Consolas" w:eastAsia="等线"/>
-          <w:b w:val="0"/>
-          <w:i w:val="0"/>
-          <w:sz w:val="22"/>
-        </w:rPr>
-        <w:t>psi_norm_one</w:t>
-      </w:r>
-      <w:r>
-        <w:rPr>
-          <w:rFonts w:ascii="Times New Roman" w:hAnsi="Times New Roman" w:eastAsia="宋体"/>
-          <w:b w:val="0"/>
-          <w:i w:val="0"/>
-          <w:sz w:val="24"/>
-        </w:rPr>
-        <w:t>（‖ψ_n‖=1）、</w:t>
-      </w:r>
-      <w:r>
-        <w:rPr>
-          <w:rFonts w:ascii="Consolas" w:hAnsi="Consolas" w:eastAsia="等线"/>
-          <w:b w:val="0"/>
-          <w:i w:val="0"/>
-          <w:sz w:val="22"/>
-        </w:rPr>
-        <w:t>rip_bound2</w:t>
-      </w:r>
-      <w:r>
-        <w:rPr>
-          <w:rFonts w:ascii="Times New Roman" w:hAnsi="Times New Roman" w:eastAsia="宋体"/>
-          <w:b w:val="0"/>
-          <w:i w:val="0"/>
-          <w:sz w:val="24"/>
-        </w:rPr>
-        <w:t>（RIP(2,μ) 基元）、</w:t>
-      </w:r>
-      <w:r>
-        <w:rPr>
-          <w:rFonts w:ascii="Times New Roman" w:hAnsi="Times New Roman" w:eastAsia="宋体"/>
-          <w:b/>
-          <w:i w:val="0"/>
-          <w:sz w:val="24"/>
-        </w:rPr>
-        <w:t>`CRrip_bound_k`（k-原子 RIP 主定理，构造性轨道 `ca_rip_cr.v`：0 ≤ μ、单位范数、两两相干 ≤ μ ⟹ |‖Σ_{j≤M} c_j·u_j‖² − Σc_j²| ≤ μ·(M+1)·Σc_j²，纯构造性实数 Stdlib ConstructiveReals——Set 层 CRcarrier + Prop 层 CRle/CRlt，零经典公理、零 Admitted，29 Qed 全 "Closed under the global context"，同事补 P5 收缩链后现 33 定理）</w:t>
-      </w:r>
-      <w:r>
-        <w:rPr>
-          <w:rFonts w:ascii="Times New Roman" w:hAnsi="Times New Roman" w:eastAsia="宋体"/>
-          <w:b w:val="0"/>
-          <w:i w:val="0"/>
-          <w:sz w:val="24"/>
-        </w:rPr>
-        <w:t>、</w:t>
-      </w:r>
-      <w:r>
-        <w:rPr>
-          <w:rFonts w:ascii="Times New Roman" w:hAnsi="Times New Roman" w:eastAsia="宋体"/>
-          <w:b/>
-          <w:i w:val="0"/>
-          <w:sz w:val="24"/>
-        </w:rPr>
-        <w:t>`row_rip_bound_M`（行和→RIP 主定理，经典 R 轨道 `probe_row_rip.v`：行非对角和 ≤ μ_row ⟹ |‖Σ_{j≤M} c_j·u_j‖² − Σc_j²| ≤ μ_row·M·Σc_j²，δ_k=(k−1)·μ_row，9 Qed 零公理）</w:t>
-      </w:r>
-      <w:r>
-        <w:rPr>
-          <w:rFonts w:ascii="Times New Roman" w:hAnsi="Times New Roman" w:eastAsia="宋体"/>
-          <w:b w:val="0"/>
-          <w:i w:val="0"/>
-          <w:sz w:val="24"/>
-        </w:rPr>
-        <w:t>、</w:t>
-      </w:r>
-      <w:r>
-        <w:rPr>
-          <w:rFonts w:ascii="Consolas" w:hAnsi="Consolas" w:eastAsia="等线"/>
-          <w:b w:val="0"/>
-          <w:i w:val="0"/>
-          <w:sz w:val="22"/>
-        </w:rPr>
-        <w:t>sparse_uniquenessM</w:t>
-      </w:r>
-      <w:r>
-        <w:rPr>
-          <w:rFonts w:ascii="Times New Roman" w:hAnsi="Times New Roman" w:eastAsia="宋体"/>
-          <w:b w:val="0"/>
-          <w:i w:val="0"/>
-          <w:sz w:val="24"/>
-        </w:rPr>
-        <w:t>（</w:t>
-      </w:r>
-      <w:r>
-        <w:rPr>
-          <w:rFonts w:ascii="Times New Roman" w:hAnsi="Times New Roman" w:eastAsia="宋体"/>
-          <w:b/>
-          <w:i w:val="0"/>
-          <w:sz w:val="24"/>
-        </w:rPr>
-        <w:t>μ·(M+1) &lt; 1 ⟹ 窗口内零组合 ⟹ 系数全零</w:t>
-      </w:r>
-      <w:r>
-        <w:rPr>
-          <w:rFonts w:ascii="Times New Roman" w:hAnsi="Times New Roman" w:eastAsia="宋体"/>
-          <w:b w:val="0"/>
-          <w:i w:val="0"/>
-          <w:sz w:val="24"/>
-        </w:rPr>
-        <w:t>，M+1 原子稀疏表示唯一）、</w:t>
-      </w:r>
-      <w:r>
-        <w:rPr>
-          <w:rFonts w:ascii="Times New Roman" w:hAnsi="Times New Roman" w:eastAsia="宋体"/>
-          <w:b/>
-          <w:i w:val="0"/>
-          <w:sz w:val="24"/>
-        </w:rPr>
-        <w:t>`C4_sparse_uniqueness_3`（C=4 实例，probe_c4_instance.v：六对相干上界组装 μ=11289/33920 &lt; 1/3，3 原子唯一恢复）</w:t>
-      </w:r>
-      <w:r>
-        <w:rPr>
-          <w:rFonts w:ascii="Times New Roman" w:hAnsi="Times New Roman" w:eastAsia="宋体"/>
-          <w:b w:val="0"/>
-          <w:i w:val="0"/>
-          <w:sz w:val="24"/>
-        </w:rPr>
-        <w:t>、</w:t>
-      </w:r>
-      <w:r>
-        <w:rPr>
-          <w:rFonts w:ascii="Times New Roman" w:hAnsi="Times New Roman" w:eastAsia="宋体"/>
-          <w:b/>
-          <w:i w:val="0"/>
-          <w:sz w:val="24"/>
-        </w:rPr>
-        <w:t>`CRrecovery_correct_prefix`（R4 唯一性⟹恢复正确性骨架，构造性轨道 `probe_recovery_cr.v`：μ(M+1)&lt;1 下两表示相等 ⟹ 系数逐点相等）</w:t>
-      </w:r>
-      <w:r>
-        <w:rPr>
-          <w:rFonts w:ascii="Times New Roman" w:hAnsi="Times New Roman" w:eastAsia="宋体"/>
-          <w:b w:val="0"/>
-          <w:i w:val="0"/>
-          <w:sz w:val="24"/>
-        </w:rPr>
-        <w:t>、</w:t>
-      </w:r>
-      <w:r>
-        <w:rPr>
-          <w:rFonts w:ascii="Times New Roman" w:hAnsi="Times New Roman" w:eastAsia="宋体"/>
-          <w:b/>
-          <w:i w:val="0"/>
-          <w:sz w:val="24"/>
-        </w:rPr>
-        <w:t>`CRuncertainty_principle`（F5 相干字典不确定原理，构造性轨道 `probe_uncertainty_cr.v`：μ(|T1|+|T2|−1)&lt;1 下两稀疏表示相等 ⟹ 系数逐点相等，支撑大小版 1+1/μ，35 定理零经典）</w:t>
-      </w:r>
-      <w:r>
-        <w:rPr>
-          <w:rFonts w:ascii="Times New Roman" w:hAnsi="Times New Roman" w:eastAsia="宋体"/>
-          <w:b w:val="0"/>
-          <w:i w:val="0"/>
-          <w:sz w:val="24"/>
-        </w:rPr>
-        <w:t>、</w:t>
-      </w:r>
-      <w:r>
-        <w:rPr>
-          <w:rFonts w:ascii="Times New Roman" w:hAnsi="Times New Roman" w:eastAsia="宋体"/>
-          <w:b/>
-          <w:i w:val="0"/>
-          <w:sz w:val="24"/>
-        </w:rPr>
-        <w:t>`CRg8_recovery_synthesis`（G-8 字典最优性⟹恢复保证合成，构造性轨道 `probe_g8_synthesis_cr.v`：Welch 下界（平方形态抽象前提）+ F5 唯一性窗口 ⟹ 两稀疏表示必相同；相图定理 `CRphase_window_nonempty`：窗口非空参数条件 (M−N)·T² &lt; N(M−1)，6 Qed 零经典）</w:t>
-      </w:r>
-      <w:r>
-        <w:rPr>
-          <w:rFonts w:ascii="Times New Roman" w:hAnsi="Times New Roman" w:eastAsia="宋体"/>
-          <w:b w:val="0"/>
-          <w:i w:val="0"/>
-          <w:sz w:val="24"/>
-        </w:rPr>
-        <w:t>——把「框架界（1D 无条件基）+ 频率阶梯」的理论优势从表示稳定性推进到稀疏恢复（probe_incoherence 48 Qed + ca_rip_cr 33 Qed + probe_c4_instance + probe_row_rip 9 Qed + probe_recovery_cr + probe_uncertainty_cr 35 Qed + probe_welch 13 Qed + probe_g8_synthesis_cr 6 Qed，构造性轨道独立验证）。</w:t>
+        <w:t>Coq 内</w:t>
+      </w:r>
+      <w:r>
+        <w:rPr>
+          <w:rFonts w:ascii="Times New Roman" w:hAnsi="Times New Roman" w:eastAsia="宋体"/>
+          <w:b w:val="0"/>
+          <w:i w:val="0"/>
+          <w:sz w:val="24"/>
+        </w:rPr>
+        <w:t>检查器通过 ⟹ Gershgorin 框架界。#### 6.1 运行时检查器的威胁模型</w:t>
       </w:r>
     </w:p>
     <w:p>
@@ -3506,20 +3204,537 @@
           <w:i w:val="0"/>
           <w:sz w:val="24"/>
         </w:rPr>
-        <w:t>关键词</w:t>
-      </w:r>
-      <w:r>
-        <w:rPr>
-          <w:rFonts w:ascii="Times New Roman" w:hAnsi="Times New Roman" w:eastAsia="宋体"/>
-          <w:b w:val="0"/>
-          <w:i w:val="0"/>
-          <w:sz w:val="24"/>
-        </w:rPr>
-        <w:t>：形式化验证；Coq/Rocq；稀疏注意力；框架理论；Gershgorin 界；反射检查器；程序提取；构造性数学</w:t>
+        <w:t>运行时保证（如实限定）</w:t>
+      </w:r>
+      <w:r>
+        <w:rPr>
+          <w:rFonts w:ascii="Times New Roman" w:hAnsi="Times New Roman" w:eastAsia="宋体"/>
+          <w:b w:val="0"/>
+          <w:i w:val="0"/>
+          <w:sz w:val="24"/>
+        </w:rPr>
+        <w:t>：Coq 内健全性定理针对 nat 版本；运行时 int 镜像与 Coq 定义的等价性为逐行镜像 + FFI 24/24 交叉校验（非机器证明），且仅在有限整数范围（中间量 &lt; 2^53、累积分母 &lt; 2^63）内与 Coq 语义一致——"运行时检查器带机器证明健全性"精确指 Coq 内判定函数，运行时实现经交叉验证但未形式化验证（§6）。</w:t>
       </w:r>
     </w:p>
     <w:p>
       <w:pPr>
+        <w:spacing w:line="336" w:lineRule="auto"/>
+        <w:ind w:firstLine="480"/>
+      </w:pPr>
+      <w:r>
+        <w:rPr>
+          <w:rFonts w:ascii="Times New Roman" w:hAnsi="Times New Roman" w:eastAsia="宋体"/>
+          <w:b w:val="0"/>
+          <w:i w:val="0"/>
+          <w:sz w:val="24"/>
+        </w:rPr>
+        <w:t>对实证配套（论文 B）的</w:t>
+      </w:r>
+      <w:r>
+        <w:rPr>
+          <w:rFonts w:ascii="Times New Roman" w:hAnsi="Times New Roman" w:eastAsia="宋体"/>
+          <w:b/>
+          <w:i w:val="0"/>
+          <w:sz w:val="24"/>
+        </w:rPr>
+        <w:t>性能最优的结构化阶梯</w:t>
+      </w:r>
+      <w:r>
+        <w:rPr>
+          <w:rFonts w:ascii="Times New Roman" w:hAnsi="Times New Roman" w:eastAsia="宋体"/>
+          <w:b w:val="0"/>
+          <w:i w:val="0"/>
+          <w:sz w:val="24"/>
+        </w:rPr>
+        <w:t xml:space="preserve"> [3,7,15,31,63,127,255]（论文 B 的强几何基线），一个表示级复合界（认证核 [3,15,63,255] 的 μ=4/5 + 边带能量预算 + 相干交叉项界）是本开发的展示定理 </w:t>
+      </w:r>
+      <w:r>
+        <w:rPr>
+          <w:rFonts w:ascii="Consolas" w:hAnsi="Consolas" w:eastAsia="等线"/>
+          <w:b w:val="0"/>
+          <w:i w:val="0"/>
+          <w:sz w:val="22"/>
+        </w:rPr>
+        <w:t>champion_e5_composite_certificate</w:t>
+      </w:r>
+      <w:r>
+        <w:rPr>
+          <w:rFonts w:ascii="Times New Roman" w:hAnsi="Times New Roman" w:eastAsia="宋体"/>
+          <w:b w:val="0"/>
+          <w:i w:val="0"/>
+          <w:sz w:val="24"/>
+        </w:rPr>
+        <w:t>（Qed）：对七带基函数证明 $(S-\mathrm{coh}_{e5}) \le \|F\|^2 \le (S+\mathrm{coh}_{e5})$——</w:t>
+      </w:r>
+      <w:r>
+        <w:rPr>
+          <w:rFonts w:ascii="Times New Roman" w:hAnsi="Times New Roman" w:eastAsia="宋体"/>
+          <w:b/>
+          <w:i w:val="0"/>
+          <w:sz w:val="24"/>
+        </w:rPr>
+        <w:t>基表示稳定性界</w:t>
+      </w:r>
+      <w:r>
+        <w:rPr>
+          <w:rFonts w:ascii="Times New Roman" w:hAnsi="Times New Roman" w:eastAsia="宋体"/>
+          <w:b w:val="0"/>
+          <w:i w:val="0"/>
+          <w:sz w:val="24"/>
+        </w:rPr>
+        <w:t>，非注意力分数、学习投影或外推 PPL；通向论文 B 实证 PPL 增益的桥梁是经验观察而非形式化推论，该证书与实证性能最优方案（psi-rope-rand，随机阶梯在证书域之外）</w:t>
+      </w:r>
+      <w:r>
+        <w:rPr>
+          <w:rFonts w:ascii="Times New Roman" w:hAnsi="Times New Roman" w:eastAsia="宋体"/>
+          <w:b/>
+          <w:i w:val="0"/>
+          <w:sz w:val="24"/>
+        </w:rPr>
+        <w:t>正交</w:t>
+      </w:r>
+      <w:r>
+        <w:rPr>
+          <w:rFonts w:ascii="Times New Roman" w:hAnsi="Times New Roman" w:eastAsia="宋体"/>
+          <w:b w:val="0"/>
+          <w:i w:val="0"/>
+          <w:sz w:val="24"/>
+        </w:rPr>
+        <w:t>。审计含 165 项 Print Assumptions（RC=0，零 Admitted，完整 165/165 运行日志随稿），</w:t>
+      </w:r>
+      <w:r>
+        <w:rPr>
+          <w:rFonts w:ascii="Times New Roman" w:hAnsi="Times New Roman" w:eastAsia="宋体"/>
+          <w:b/>
+          <w:i w:val="0"/>
+          <w:sz w:val="24"/>
+        </w:rPr>
+        <w:t>全部 165 项在应用层零 `Classical_Prop.classic`</w:t>
+      </w:r>
+      <w:r>
+        <w:rPr>
+          <w:rFonts w:ascii="Times New Roman" w:hAnsi="Times New Roman" w:eastAsia="宋体"/>
+          <w:b w:val="0"/>
+          <w:i w:val="0"/>
+          <w:sz w:val="24"/>
+        </w:rPr>
+        <w:t>（exp 单调性走幂级数路线，无中值定理；post-M1.5 复核成立）；唯一公理为 Dedekind 实数基础设施（sig_not_dec、sig_forall_dec、函数外延性）——实数构造固有的非构造性选择类原则，属可接受 Reals 基底，</w:t>
+      </w:r>
+      <w:r>
+        <w:rPr>
+          <w:rFonts w:ascii="Times New Roman" w:hAnsi="Times New Roman" w:eastAsia="宋体"/>
+          <w:b/>
+          <w:i w:val="0"/>
+          <w:sz w:val="24"/>
+        </w:rPr>
+        <w:t>非本开发应用层引入、非 `Classical_Prop.classic` 公理</w:t>
+      </w:r>
+      <w:r>
+        <w:rPr>
+          <w:rFonts w:ascii="Times New Roman" w:hAnsi="Times New Roman" w:eastAsia="宋体"/>
+          <w:b w:val="0"/>
+          <w:i w:val="0"/>
+          <w:sz w:val="24"/>
+        </w:rPr>
+        <w:t>。"端到端"主张有明确边界：认证链覆盖门控→框架界→截断能量→softmax 稳定性→注意力近似；不覆盖学习权重的数值稳定性、Q/K/V 投影、多头拼接或 LayerNorm（"verify the analytic kernel, learn the rest"）。</w:t>
+      </w:r>
+    </w:p>
+    <w:p>
+      <w:pPr>
+        <w:ind w:left="432"/>
+      </w:pPr>
+      <w:r>
+        <w:rPr>
+          <w:rFonts w:ascii="Times New Roman" w:hAnsi="Times New Roman" w:eastAsia="宋体"/>
+          <w:b/>
+          <w:i/>
+          <w:color w:val="444444"/>
+          <w:sz w:val="21"/>
+        </w:rPr>
+        <w:t>贡献类型声明</w:t>
+      </w:r>
+      <w:r>
+        <w:rPr>
+          <w:rFonts w:ascii="Times New Roman" w:hAnsi="Times New Roman" w:eastAsia="宋体"/>
+          <w:b w:val="0"/>
+          <w:i/>
+          <w:color w:val="444444"/>
+          <w:sz w:val="21"/>
+        </w:rPr>
+        <w:t>：本文属形式化工程（formalization engineering）——贡献是可判定性松弛链方法论、反射检查器机制与审计纪律，而非新数学定理（所证均为经典结果的机器检查实例化，见 §5.6.6 定位说明与 §9.1 库间比较）。读者若以数学新颖性为主要标准，请以该定位为前提解读本文。</w:t>
+      </w:r>
+    </w:p>
+    <w:p>
+      <w:pPr>
+        <w:spacing w:line="336" w:lineRule="auto"/>
+        <w:ind w:firstLine="480"/>
+      </w:pPr>
+      <w:r>
+        <w:rPr>
+          <w:rFonts w:ascii="Times New Roman" w:hAnsi="Times New Roman" w:eastAsia="宋体"/>
+          <w:b w:val="0"/>
+          <w:i w:val="0"/>
+          <w:sz w:val="24"/>
+        </w:rPr>
+        <w:t>在认证管线之上，本开发进一步刻画</w:t>
+      </w:r>
+      <w:r>
+        <w:rPr>
+          <w:rFonts w:ascii="Times New Roman" w:hAnsi="Times New Roman" w:eastAsia="宋体"/>
+          <w:b/>
+          <w:i w:val="0"/>
+          <w:sz w:val="24"/>
+        </w:rPr>
+        <w:t>可证明性边界</w:t>
+      </w:r>
+      <w:r>
+        <w:rPr>
+          <w:rFonts w:ascii="Times New Roman" w:hAnsi="Times New Roman" w:eastAsia="宋体"/>
+          <w:b w:val="0"/>
+          <w:i w:val="0"/>
+          <w:sz w:val="24"/>
+        </w:rPr>
+        <w:t>（§5.6）：对 μ≤4/5 的保守检查器口径，稠密覆盖与可判定认证</w:t>
+      </w:r>
+      <w:r>
+        <w:rPr>
+          <w:rFonts w:ascii="Times New Roman" w:hAnsi="Times New Roman" w:eastAsia="宋体"/>
+          <w:b/>
+          <w:i w:val="0"/>
+          <w:sz w:val="24"/>
+        </w:rPr>
+        <w:t>互斥</w:t>
+      </w:r>
+      <w:r>
+        <w:rPr>
+          <w:rFonts w:ascii="Times New Roman" w:hAnsi="Times New Roman" w:eastAsia="宋体"/>
+          <w:b w:val="0"/>
+          <w:i w:val="0"/>
+          <w:sz w:val="24"/>
+        </w:rPr>
+        <w:t>——超过 9 个相位完备带覆盖 [3,511] 的阶梯必然被拒绝（</w:t>
+      </w:r>
+      <w:r>
+        <w:rPr>
+          <w:rFonts w:ascii="Consolas" w:hAnsi="Consolas" w:eastAsia="等线"/>
+          <w:b w:val="0"/>
+          <w:i w:val="0"/>
+          <w:sz w:val="22"/>
+        </w:rPr>
+        <w:t>pareto_law_N511</w:t>
+      </w:r>
+      <w:r>
+        <w:rPr>
+          <w:rFonts w:ascii="Times New Roman" w:hAnsi="Times New Roman" w:eastAsia="宋体"/>
+          <w:b w:val="0"/>
+          <w:i w:val="0"/>
+          <w:sz w:val="24"/>
+        </w:rPr>
+        <w:t>，几何增长禁止 + 鸽笼组合论证，增长常数 c≈1.8501）；随机版负定律以高概率成立（同箱带对必触发拒绝，7 带 ≥ 96%、8 带 ≥ 99%，生日-箱计数）。我们同时形式化论文 B τ/碰撞机制的碰撞距离框架：精确碰撞当且仅当角度有理（全构造性 iff，最小距离 = 分母闭式）、无理偏移（黄金比）永无精确碰撞且近碰撞被 1/(3d) 半径挡住、线性偏置核（ALiBi）无碰撞端点——"认证—可证明性边界—碰撞/分辨率刻画"三角被机器检查覆盖（§5.6.4，含 U5 黄金近碰撞半径）。</w:t>
+      </w:r>
+    </w:p>
+    <w:p>
+      <w:pPr>
+        <w:spacing w:line="336" w:lineRule="auto"/>
+        <w:ind w:firstLine="480"/>
+      </w:pPr>
+      <w:r>
+        <w:rPr>
+          <w:rFonts w:ascii="Times New Roman" w:hAnsi="Times New Roman" w:eastAsia="宋体"/>
+          <w:b/>
+          <w:i w:val="0"/>
+          <w:sz w:val="24"/>
+        </w:rPr>
+        <w:t>压缩感知（§5.6.6，v2.2 升级为 k-原子 RIP，v2.3 完成实例拼接，v2.4 新增行和→RIP 桥接，v2.5 新增唯一性骨架与不确定原理，v2.6 新增相图合成 G-8）</w:t>
+      </w:r>
+      <w:r>
+        <w:rPr>
+          <w:rFonts w:ascii="Times New Roman" w:hAnsi="Times New Roman" w:eastAsia="宋体"/>
+          <w:b w:val="0"/>
+          <w:i w:val="0"/>
+          <w:sz w:val="24"/>
+        </w:rPr>
+        <w:t>：频率阶梯原子族在</w:t>
+      </w:r>
+      <w:r>
+        <w:rPr>
+          <w:rFonts w:ascii="Times New Roman" w:hAnsi="Times New Roman" w:eastAsia="宋体"/>
+          <w:b/>
+          <w:i w:val="0"/>
+          <w:sz w:val="24"/>
+        </w:rPr>
+        <w:t>通用层</w:t>
+      </w:r>
+      <w:r>
+        <w:rPr>
+          <w:rFonts w:ascii="Times New Roman" w:hAnsi="Times New Roman" w:eastAsia="宋体"/>
+          <w:b w:val="0"/>
+          <w:i w:val="0"/>
+          <w:sz w:val="24"/>
+        </w:rPr>
+        <w:t xml:space="preserve">满足单位范数 → </w:t>
+      </w:r>
+      <w:r>
+        <w:rPr>
+          <w:rFonts w:ascii="Times New Roman" w:hAnsi="Times New Roman" w:eastAsia="宋体"/>
+          <w:b/>
+          <w:i w:val="0"/>
+          <w:sz w:val="24"/>
+        </w:rPr>
+        <w:t>k-原子 RIP</w:t>
+      </w:r>
+      <w:r>
+        <w:rPr>
+          <w:rFonts w:ascii="Times New Roman" w:hAnsi="Times New Roman" w:eastAsia="宋体"/>
+          <w:b w:val="0"/>
+          <w:i w:val="0"/>
+          <w:sz w:val="24"/>
+        </w:rPr>
+        <w:t xml:space="preserve"> → 稀疏唯一恢复定理，并在 </w:t>
+      </w:r>
+      <w:r>
+        <w:rPr>
+          <w:rFonts w:ascii="Times New Roman" w:hAnsi="Times New Roman" w:eastAsia="宋体"/>
+          <w:b/>
+          <w:i w:val="0"/>
+          <w:sz w:val="24"/>
+        </w:rPr>
+        <w:t>C=4 阶梯完成实例级拼接</w:t>
+      </w:r>
+      <w:r>
+        <w:rPr>
+          <w:rFonts w:ascii="Times New Roman" w:hAnsi="Times New Roman" w:eastAsia="宋体"/>
+          <w:b w:val="0"/>
+          <w:i w:val="0"/>
+          <w:sz w:val="24"/>
+        </w:rPr>
+        <w:t>（</w:t>
+      </w:r>
+      <w:r>
+        <w:rPr>
+          <w:rFonts w:ascii="Consolas" w:hAnsi="Consolas" w:eastAsia="等线"/>
+          <w:b w:val="0"/>
+          <w:i w:val="0"/>
+          <w:sz w:val="22"/>
+        </w:rPr>
+        <w:t>C4_sparse_uniqueness_3</w:t>
+      </w:r>
+      <w:r>
+        <w:rPr>
+          <w:rFonts w:ascii="Times New Roman" w:hAnsi="Times New Roman" w:eastAsia="宋体"/>
+          <w:b w:val="0"/>
+          <w:i w:val="0"/>
+          <w:sz w:val="24"/>
+        </w:rPr>
+        <w:t>：μ=11289/33920 &lt; 1/3 ⟹ 3 原子 [3,13,53] 稀疏唯一恢复）——</w:t>
+      </w:r>
+      <w:r>
+        <w:rPr>
+          <w:rFonts w:ascii="Consolas" w:hAnsi="Consolas" w:eastAsia="等线"/>
+          <w:b w:val="0"/>
+          <w:i w:val="0"/>
+          <w:sz w:val="22"/>
+        </w:rPr>
+        <w:t>psi_norm_one</w:t>
+      </w:r>
+      <w:r>
+        <w:rPr>
+          <w:rFonts w:ascii="Times New Roman" w:hAnsi="Times New Roman" w:eastAsia="宋体"/>
+          <w:b w:val="0"/>
+          <w:i w:val="0"/>
+          <w:sz w:val="24"/>
+        </w:rPr>
+        <w:t>（‖ψ_n‖=1）、</w:t>
+      </w:r>
+      <w:r>
+        <w:rPr>
+          <w:rFonts w:ascii="Consolas" w:hAnsi="Consolas" w:eastAsia="等线"/>
+          <w:b w:val="0"/>
+          <w:i w:val="0"/>
+          <w:sz w:val="22"/>
+        </w:rPr>
+        <w:t>rip_bound2</w:t>
+      </w:r>
+      <w:r>
+        <w:rPr>
+          <w:rFonts w:ascii="Times New Roman" w:hAnsi="Times New Roman" w:eastAsia="宋体"/>
+          <w:b w:val="0"/>
+          <w:i w:val="0"/>
+          <w:sz w:val="24"/>
+        </w:rPr>
+        <w:t>（RIP(2,μ) 基元）、</w:t>
+      </w:r>
+      <w:r>
+        <w:rPr>
+          <w:rFonts w:ascii="Times New Roman" w:hAnsi="Times New Roman" w:eastAsia="宋体"/>
+          <w:b/>
+          <w:i w:val="0"/>
+          <w:sz w:val="24"/>
+        </w:rPr>
+        <w:t>`CRrip_bound_k`（k-原子 RIP 主定理，构造性轨道 `ca_rip_cr.v`：0 ≤ μ、单位范数、两两相干 ≤ μ ⟹ |‖Σ_{j≤M} c_j·u_j‖² − Σc_j²| ≤ μ·(M+1)·Σc_j²，纯构造性实数 Stdlib ConstructiveReals——Set 层 CRcarrier + Prop 层 CRle/CRlt，零经典公理、零 Admitted，29 Qed 全 "Closed under the global context"，同事补 P5 收缩链后现 33 定理）</w:t>
+      </w:r>
+      <w:r>
+        <w:rPr>
+          <w:rFonts w:ascii="Times New Roman" w:hAnsi="Times New Roman" w:eastAsia="宋体"/>
+          <w:b w:val="0"/>
+          <w:i w:val="0"/>
+          <w:sz w:val="24"/>
+        </w:rPr>
+        <w:t>、</w:t>
+      </w:r>
+      <w:r>
+        <w:rPr>
+          <w:rFonts w:ascii="Times New Roman" w:hAnsi="Times New Roman" w:eastAsia="宋体"/>
+          <w:b/>
+          <w:i w:val="0"/>
+          <w:sz w:val="24"/>
+        </w:rPr>
+        <w:t>`row_rip_bound_M`（行和→RIP 主定理，经典 R 轨道 `probe_row_rip.v`：行非对角和 ≤ μ_row ⟹ |‖Σ_{j≤M} c_j·u_j‖² − Σc_j²| ≤ μ_row·M·Σc_j²，δ_k=(k−1)·μ_row，9 Qed 零公理）</w:t>
+      </w:r>
+      <w:r>
+        <w:rPr>
+          <w:rFonts w:ascii="Times New Roman" w:hAnsi="Times New Roman" w:eastAsia="宋体"/>
+          <w:b w:val="0"/>
+          <w:i w:val="0"/>
+          <w:sz w:val="24"/>
+        </w:rPr>
+        <w:t>、</w:t>
+      </w:r>
+      <w:r>
+        <w:rPr>
+          <w:rFonts w:ascii="Consolas" w:hAnsi="Consolas" w:eastAsia="等线"/>
+          <w:b w:val="0"/>
+          <w:i w:val="0"/>
+          <w:sz w:val="22"/>
+        </w:rPr>
+        <w:t>sparse_uniquenessM</w:t>
+      </w:r>
+      <w:r>
+        <w:rPr>
+          <w:rFonts w:ascii="Times New Roman" w:hAnsi="Times New Roman" w:eastAsia="宋体"/>
+          <w:b w:val="0"/>
+          <w:i w:val="0"/>
+          <w:sz w:val="24"/>
+        </w:rPr>
+        <w:t>（</w:t>
+      </w:r>
+      <w:r>
+        <w:rPr>
+          <w:rFonts w:ascii="Times New Roman" w:hAnsi="Times New Roman" w:eastAsia="宋体"/>
+          <w:b/>
+          <w:i w:val="0"/>
+          <w:sz w:val="24"/>
+        </w:rPr>
+        <w:t>μ·(M+1) &lt; 1 ⟹ 窗口内零组合 ⟹ 系数全零</w:t>
+      </w:r>
+      <w:r>
+        <w:rPr>
+          <w:rFonts w:ascii="Times New Roman" w:hAnsi="Times New Roman" w:eastAsia="宋体"/>
+          <w:b w:val="0"/>
+          <w:i w:val="0"/>
+          <w:sz w:val="24"/>
+        </w:rPr>
+        <w:t>，M+1 原子稀疏表示唯一）、</w:t>
+      </w:r>
+      <w:r>
+        <w:rPr>
+          <w:rFonts w:ascii="Times New Roman" w:hAnsi="Times New Roman" w:eastAsia="宋体"/>
+          <w:b/>
+          <w:i w:val="0"/>
+          <w:sz w:val="24"/>
+        </w:rPr>
+        <w:t>`C4_sparse_uniqueness_3`（C=4 实例，probe_c4_instance.v：六对相干上界组装 μ=11289/33920 &lt; 1/3，3 原子唯一恢复）</w:t>
+      </w:r>
+      <w:r>
+        <w:rPr>
+          <w:rFonts w:ascii="Times New Roman" w:hAnsi="Times New Roman" w:eastAsia="宋体"/>
+          <w:b w:val="0"/>
+          <w:i w:val="0"/>
+          <w:sz w:val="24"/>
+        </w:rPr>
+        <w:t>、</w:t>
+      </w:r>
+      <w:r>
+        <w:rPr>
+          <w:rFonts w:ascii="Times New Roman" w:hAnsi="Times New Roman" w:eastAsia="宋体"/>
+          <w:b/>
+          <w:i w:val="0"/>
+          <w:sz w:val="24"/>
+        </w:rPr>
+        <w:t>`CRrecovery_correct_prefix`（R4 唯一性⟹恢复正确性骨架，构造性轨道 `probe_recovery_cr.v`：μ(M+1)&lt;1 下两表示相等 ⟹ 系数逐点相等）</w:t>
+      </w:r>
+      <w:r>
+        <w:rPr>
+          <w:rFonts w:ascii="Times New Roman" w:hAnsi="Times New Roman" w:eastAsia="宋体"/>
+          <w:b w:val="0"/>
+          <w:i w:val="0"/>
+          <w:sz w:val="24"/>
+        </w:rPr>
+        <w:t>、</w:t>
+      </w:r>
+      <w:r>
+        <w:rPr>
+          <w:rFonts w:ascii="Times New Roman" w:hAnsi="Times New Roman" w:eastAsia="宋体"/>
+          <w:b/>
+          <w:i w:val="0"/>
+          <w:sz w:val="24"/>
+        </w:rPr>
+        <w:t>`CRuncertainty_principle`（F5 相干字典不确定原理，构造性轨道 `probe_uncertainty_cr.v`：μ(|T1|+|T2|−1)&lt;1 下两稀疏表示相等 ⟹ 系数逐点相等，支撑大小版 1+1/μ，35 定理零经典）</w:t>
+      </w:r>
+      <w:r>
+        <w:rPr>
+          <w:rFonts w:ascii="Times New Roman" w:hAnsi="Times New Roman" w:eastAsia="宋体"/>
+          <w:b w:val="0"/>
+          <w:i w:val="0"/>
+          <w:sz w:val="24"/>
+        </w:rPr>
+        <w:t>、</w:t>
+      </w:r>
+      <w:r>
+        <w:rPr>
+          <w:rFonts w:ascii="Times New Roman" w:hAnsi="Times New Roman" w:eastAsia="宋体"/>
+          <w:b/>
+          <w:i w:val="0"/>
+          <w:sz w:val="24"/>
+        </w:rPr>
+        <w:t>`CRg8_recovery_synthesis`（G-8 字典最优性⟹恢复保证合成，构造性轨道 `probe_g8_synthesis_cr.v`：Welch 下界（平方形态抽象前提）+ F5 唯一性窗口 ⟹ 两稀疏表示必相同；相图定理 `CRphase_window_nonempty`：窗口非空参数条件 (M−N)·T² &lt; N(M−1)，6 Qed 零经典）</w:t>
+      </w:r>
+      <w:r>
+        <w:rPr>
+          <w:rFonts w:ascii="Times New Roman" w:hAnsi="Times New Roman" w:eastAsia="宋体"/>
+          <w:b w:val="0"/>
+          <w:i w:val="0"/>
+          <w:sz w:val="24"/>
+        </w:rPr>
+        <w:t>——把「框架界（1D 无条件基）+ 频率阶梯」的理论优势从表示稳定性推进到稀疏恢复（probe_incoherence 48 Qed + ca_rip_cr 33 Qed + probe_c4_instance + probe_row_rip 9 Qed + probe_recovery_cr + probe_uncertainty_cr 35 Qed + probe_welch 13 Qed + probe_g8_synthesis_cr 6 Qed，构造性轨道独立验证）。</w:t>
+      </w:r>
+    </w:p>
+    <w:p>
+      <w:pPr>
+        <w:spacing w:line="336" w:lineRule="auto"/>
+        <w:ind w:firstLine="480"/>
+      </w:pPr>
+      <w:r>
+        <w:rPr>
+          <w:rFonts w:ascii="Times New Roman" w:hAnsi="Times New Roman" w:eastAsia="宋体"/>
+          <w:b/>
+          <w:i w:val="0"/>
+          <w:sz w:val="24"/>
+        </w:rPr>
+        <w:t>关键词</w:t>
+      </w:r>
+      <w:r>
+        <w:rPr>
+          <w:rFonts w:ascii="Times New Roman" w:hAnsi="Times New Roman" w:eastAsia="宋体"/>
+          <w:b w:val="0"/>
+          <w:i w:val="0"/>
+          <w:sz w:val="24"/>
+        </w:rPr>
+        <w:t>：形式化验证；Coq/Rocq；稀疏注意力；框架理论；Gershgorin 界；反射检查器；程序提取；构造性数学</w:t>
+      </w:r>
+    </w:p>
+    <w:p>
+      <w:pPr>
         <w:pStyle w:val="Heading2"/>
       </w:pPr>
       <w:r>
@@ -4150,7 +4365,25 @@
           <w:i w:val="0"/>
           <w:sz w:val="24"/>
         </w:rPr>
-        <w:t>："端到端"精确指覆盖链门控→框架界→截断能量→softmax 稳定性→注意力近似；不在覆盖内：学习权重（W_Q/W_K/W_V/W_O）、Q/K/V 投影与多头拼接、LayerNorm/激活的数值稳定性、残差连接的累积误差。</w:t>
+        <w:t>："端到端"精确指覆盖链门控→框架界→截断能量→softmax 稳定性→注意力近似；不在覆盖内：学习权重（W_Q/W_K/W_V/W_O）、Q/K/V 投影与多头拼接、LayerNorm/激活的数值稳定性、残差连接的累积误差；</w:t>
+      </w:r>
+      <w:r>
+        <w:rPr>
+          <w:rFonts w:ascii="Times New Roman" w:hAnsi="Times New Roman" w:eastAsia="宋体"/>
+          <w:b/>
+          <w:i w:val="0"/>
+          <w:sz w:val="24"/>
+        </w:rPr>
+        <w:t>酉不变性仅覆盖基函数表示层</w:t>
+      </w:r>
+      <w:r>
+        <w:rPr>
+          <w:rFonts w:ascii="Times New Roman" w:hAnsi="Times New Roman" w:eastAsia="宋体"/>
+          <w:b w:val="0"/>
+          <w:i w:val="0"/>
+          <w:sz w:val="24"/>
+        </w:rPr>
+        <w:t>（不保证学习到的 Q/K 投影下注意力 logits 不变，§5.3/§10(b)）。</w:t>
       </w:r>
     </w:p>
     <w:p>
@@ -7450,7 +7683,25 @@
           <w:i w:val="0"/>
           <w:sz w:val="24"/>
         </w:rPr>
-        <w:t>，Qed，零 classic）：对任意相干核 K（$|K_{ij}| \le \mathrm{coh}$）与系数差 $\ell_1 \le \delta$，logit 扰动 $|z_i - z'_i| \le \mathrm{coh}\cdot\delta$，组合 softmax 稳定性得 $\|\mathrm{softmax}\,z - \mathrm{softmax}\,z'\|_1 \le e^{2\cdot\mathrm{coh}\cdot\delta} - 1$——相干上界 ⟹ softmax 输出 TVD 界的抽象桥梁。当前为已证抽象桥梁 + 未实例化状态；实证支撑：ΔCoh 仅在稀疏几何族内排序（4 点 R²=0.982），13 点扩充后跨族崩溃（max 型 R²=0.101）——相干性定性结论保留、定量预测收缩为族内指标。</w:t>
+        <w:t>，Qed，零 classic）：对任意相干核 K（$|K_{ij}| \le \mathrm{coh}$）与系数差 $\ell_1 \le \delta$，logit 扰动 $|z_i - z'_i| \le \mathrm{coh}\cdot\delta$，组合 softmax 稳定性得 $\|\mathrm{softmax}\,z - \mathrm{softmax}\,z'\|_1 \le e^{2\cdot\mathrm{coh}\cdot\delta} - 1$——相干上界 ⟹ softmax 输出 TVD 界的抽象桥梁。已获首个实例（CS-18，</w:t>
+      </w:r>
+      <w:r>
+        <w:rPr>
+          <w:rFonts w:ascii="Consolas" w:hAnsi="Consolas" w:eastAsia="等线"/>
+          <w:b w:val="0"/>
+          <w:i w:val="0"/>
+          <w:sz w:val="22"/>
+        </w:rPr>
+        <w:t>psi_attention_tvd_trunc</w:t>
+      </w:r>
+      <w:r>
+        <w:rPr>
+          <w:rFonts w:ascii="Times New Roman" w:hAnsi="Times New Roman" w:eastAsia="宋体"/>
+          <w:b w:val="0"/>
+          <w:i w:val="0"/>
+          <w:sz w:val="24"/>
+        </w:rPr>
+        <w:t>，probe_ab_bridge_pier.v：psi 核窗口截断通道，dc = INR(W−W')·(1/2)）——状态从「未实例化」升级为「截断通道已实例化」；实证支撑：ΔCoh 仅在稀疏几何族内排序（4 点 R²=0.982），13 点扩充后跨族崩溃（max 型 R²=0.101）——相干性定性结论保留、定量预测收缩为族内指标。</w:t>
       </w:r>
     </w:p>
     <w:p>
@@ -9479,6 +9730,60 @@
           <w:sz w:val="24"/>
         </w:rPr>
         <w:t>：K=K' ⟹ 界=0——网格族（任意 a·N 窗口核相同）"注意力核表示级不变性"的证书 0 端点。</w:t>
+      </w:r>
+      <w:r>
+        <w:rPr>
+          <w:rFonts w:ascii="Times New Roman" w:hAnsi="Times New Roman" w:eastAsia="宋体"/>
+          <w:b/>
+          <w:i w:val="0"/>
+          <w:sz w:val="24"/>
+        </w:rPr>
+        <w:t>首个实例（CS-18，`probe_ab_bridge_pier.v`，2026-08-30）</w:t>
+      </w:r>
+      <w:r>
+        <w:rPr>
+          <w:rFonts w:ascii="Times New Roman" w:hAnsi="Times New Roman" w:eastAsia="宋体"/>
+          <w:b w:val="0"/>
+          <w:i w:val="0"/>
+          <w:sz w:val="24"/>
+        </w:rPr>
+        <w:t>：</w:t>
+      </w:r>
+      <w:r>
+        <w:rPr>
+          <w:rFonts w:ascii="Consolas" w:hAnsi="Consolas" w:eastAsia="等线"/>
+          <w:b w:val="0"/>
+          <w:i w:val="0"/>
+          <w:sz w:val="22"/>
+        </w:rPr>
+        <w:t>psi_attention_tvd_trunc</w:t>
+      </w:r>
+      <w:r>
+        <w:rPr>
+          <w:rFonts w:ascii="Times New Roman" w:hAnsi="Times New Roman" w:eastAsia="宋体"/>
+          <w:b w:val="0"/>
+          <w:i w:val="0"/>
+          <w:sz w:val="24"/>
+        </w:rPr>
+        <w:t xml:space="preserve">——psi 核相邻位漂移界 </w:t>
+      </w:r>
+      <w:r>
+        <w:rPr>
+          <w:rFonts w:ascii="Consolas" w:hAnsi="Consolas" w:eastAsia="等线"/>
+          <w:b w:val="0"/>
+          <w:i w:val="0"/>
+          <w:sz w:val="22"/>
+        </w:rPr>
+        <w:t>psi_kernel_drift_bound</w:t>
+      </w:r>
+      <w:r>
+        <w:rPr>
+          <w:rFonts w:ascii="Times New Roman" w:hAnsi="Times New Roman" w:eastAsia="宋体"/>
+          <w:b w:val="0"/>
+          <w:i w:val="0"/>
+          <w:sz w:val="24"/>
+        </w:rPr>
+        <w:t>（|psi_kernel n m k − psi_kernel n m (S k)| ≤ 2/(√n·√m)，三角不等式路线）+ 窗口截断一致化 dc = INR(W−W')·(1/2)（带 ≥2：√v_i·√v_j ≥ 2）⟹ softmax TVD ≤ exp(2·dc·dd) − 1（dd = Σ|c_j|）——「无形式化桥梁」负面声明升级为「中间桥墩已机器检查」（桥面：端到端 PPL 影响量化仍为实证轨道）。</w:t>
       </w:r>
     </w:p>
     <w:p>
@@ -15095,52 +15400,106 @@
           <w:i w:val="0"/>
           <w:sz w:val="24"/>
         </w:rPr>
-        <w:t>安全域谓词（未来工作，评审建议）</w:t>
-      </w:r>
-      <w:r>
-        <w:rPr>
-          <w:rFonts w:ascii="Times New Roman" w:hAnsi="Times New Roman" w:eastAsia="宋体"/>
-          <w:b w:val="0"/>
-          <w:i w:val="0"/>
-          <w:sz w:val="24"/>
-        </w:rPr>
-        <w:t>：当前"安全区"的确认是实验性的（扫描核算），</w:t>
-      </w:r>
-      <w:r>
-        <w:rPr>
-          <w:rFonts w:ascii="Times New Roman" w:hAnsi="Times New Roman" w:eastAsia="宋体"/>
-          <w:b/>
-          <w:i w:val="0"/>
-          <w:sz w:val="24"/>
-        </w:rPr>
-        <w:t>未被形式化</w:t>
-      </w:r>
-      <w:r>
-        <w:rPr>
-          <w:rFonts w:ascii="Times New Roman" w:hAnsi="Times New Roman" w:eastAsia="宋体"/>
-          <w:b w:val="0"/>
-          <w:i w:val="0"/>
-          <w:sz w:val="24"/>
-        </w:rPr>
-        <w:t>——用户无法在运行时自动判断当前输入是否安全；未来工作包括在 Coq 中证明一个可验证的</w:t>
-      </w:r>
-      <w:r>
-        <w:rPr>
-          <w:rFonts w:ascii="Times New Roman" w:hAnsi="Times New Roman" w:eastAsia="宋体"/>
-          <w:b/>
-          <w:i w:val="0"/>
-          <w:sz w:val="24"/>
-        </w:rPr>
-        <w:t>安全域谓词</w:t>
-      </w:r>
-      <w:r>
-        <w:rPr>
-          <w:rFonts w:ascii="Times New Roman" w:hAnsi="Times New Roman" w:eastAsia="宋体"/>
-          <w:b w:val="0"/>
-          <w:i w:val="0"/>
-          <w:sz w:val="24"/>
-        </w:rPr>
-        <w:t>（在满足该谓词的输入范围内，OCaml int 镜像与 Coq 语义一致），或完成 Zarith 任意精度提取。</w:t>
+        <w:t>安全域谓词（已形式化，CS-16，`probe_safe_domain.v`，2026-08-30）</w:t>
+      </w:r>
+      <w:r>
+        <w:rPr>
+          <w:rFonts w:ascii="Times New Roman" w:hAnsi="Times New Roman" w:eastAsia="宋体"/>
+          <w:b w:val="0"/>
+          <w:i w:val="0"/>
+          <w:sz w:val="24"/>
+        </w:rPr>
+        <w:t>：安全域从经验确认升级为机器检查定理——</w:t>
+      </w:r>
+      <w:r>
+        <w:rPr>
+          <w:rFonts w:ascii="Consolas" w:hAnsi="Consolas" w:eastAsia="等线"/>
+          <w:b w:val="0"/>
+          <w:i w:val="0"/>
+          <w:sz w:val="22"/>
+        </w:rPr>
+        <w:t>zprod_bounded</w:t>
+      </w:r>
+      <w:r>
+        <w:rPr>
+          <w:rFonts w:ascii="Times New Roman" w:hAnsi="Times New Roman" w:eastAsia="宋体"/>
+          <w:b w:val="0"/>
+          <w:i w:val="0"/>
+          <w:sz w:val="24"/>
+        </w:rPr>
+        <w:t>（乘积上界递推，非平凡归纳核：全因子 0 &lt; d ≤ D ⟹ 0 &lt; ∏ ≤ D^length）、</w:t>
+      </w:r>
+      <w:r>
+        <w:rPr>
+          <w:rFonts w:ascii="Consolas" w:hAnsi="Consolas" w:eastAsia="等线"/>
+          <w:b w:val="0"/>
+          <w:i w:val="0"/>
+          <w:sz w:val="22"/>
+        </w:rPr>
+        <w:t>no_overflow_consistent</w:t>
+      </w:r>
+      <w:r>
+        <w:rPr>
+          <w:rFonts w:ascii="Times New Roman" w:hAnsi="Times New Roman" w:eastAsia="宋体"/>
+          <w:b w:val="0"/>
+          <w:i w:val="0"/>
+          <w:sz w:val="24"/>
+        </w:rPr>
+        <w:t>（0 ≤ p &lt; 2^63 ⟹ p mod 2^63 = p，63-bit int 镜像与精确语义一致）、</w:t>
+      </w:r>
+      <w:r>
+        <w:rPr>
+          <w:rFonts w:ascii="Consolas" w:hAnsi="Consolas" w:eastAsia="等线"/>
+          <w:b w:val="0"/>
+          <w:i w:val="0"/>
+          <w:sz w:val="22"/>
+        </w:rPr>
+        <w:t>c4_safe_domain</w:t>
+      </w:r>
+      <w:r>
+        <w:rPr>
+          <w:rFonts w:ascii="Times New Roman" w:hAnsi="Times New Roman" w:eastAsia="宋体"/>
+          <w:b w:val="0"/>
+          <w:i w:val="0"/>
+          <w:sz w:val="24"/>
+        </w:rPr>
+        <w:t>（C=4 判定链分母 [400;2080;3500;20800;33920] 连乘 = 2054520832000000000 &lt; 2^63，落于安全域）、</w:t>
+      </w:r>
+      <w:r>
+        <w:rPr>
+          <w:rFonts w:ascii="Consolas" w:hAnsi="Consolas" w:eastAsia="等线"/>
+          <w:b w:val="0"/>
+          <w:i w:val="0"/>
+          <w:sz w:val="22"/>
+        </w:rPr>
+        <w:t>safe_domain_bool</w:t>
+      </w:r>
+      <w:r>
+        <w:rPr>
+          <w:rFonts w:ascii="Times New Roman" w:hAnsi="Times New Roman" w:eastAsia="宋体"/>
+          <w:b w:val="0"/>
+          <w:i w:val="0"/>
+          <w:sz w:val="24"/>
+        </w:rPr>
+        <w:t>/</w:t>
+      </w:r>
+      <w:r>
+        <w:rPr>
+          <w:rFonts w:ascii="Consolas" w:hAnsi="Consolas" w:eastAsia="等线"/>
+          <w:b w:val="0"/>
+          <w:i w:val="0"/>
+          <w:sz w:val="22"/>
+        </w:rPr>
+        <w:t>in_w63</w:t>
+      </w:r>
+      <w:r>
+        <w:rPr>
+          <w:rFonts w:ascii="Times New Roman" w:hAnsi="Times New Roman" w:eastAsia="宋体"/>
+          <w:b w:val="0"/>
+          <w:i w:val="0"/>
+          <w:sz w:val="24"/>
+        </w:rPr>
+        <w:t>（可提取 bool 函数，运行时可判定成员资格）。4 段 Print Assumptions 全 Closed（零公理，nat/Z 层纯构造）。全窗口任意阶梯的运行时安全检查与 Zarith 任意精度提取仍为后续工作。</w:t>
       </w:r>
     </w:p>
     <w:p>
@@ -16236,7 +16595,25 @@
           <w:i w:val="0"/>
           <w:sz w:val="24"/>
         </w:rPr>
-        <w:t>：本开发的反射检查器是 PCC 思想的现代实例——运行时布尔判定 + 机器检查的健全性定理，等价于"证书随代码传输、接收端可验证"；差异是证书内容为有理常数界（可判定算术）而非类型/内存安全证明。</w:t>
+        <w:t xml:space="preserve">：本开发的反射检查器是 PCC 思想的现代实例——运行时布尔判定 + 机器检查的健全性定理，等价于"证书随代码传输、接收端可验证"；差异是证书内容为有理常数界（可判定算术）而非类型/内存安全证明。与 </w:t>
+      </w:r>
+      <w:r>
+        <w:rPr>
+          <w:rFonts w:ascii="Times New Roman" w:hAnsi="Times New Roman" w:eastAsia="宋体"/>
+          <w:b/>
+          <w:i w:val="0"/>
+          <w:sz w:val="24"/>
+        </w:rPr>
+        <w:t>VST/Iris</w:t>
+      </w:r>
+      <w:r>
+        <w:rPr>
+          <w:rFonts w:ascii="Times New Roman" w:hAnsi="Times New Roman" w:eastAsia="宋体"/>
+          <w:b w:val="0"/>
+          <w:i w:val="0"/>
+          <w:sz w:val="24"/>
+        </w:rPr>
+        <w:t xml:space="preserve"> 等分离逻辑框架的方法论类比：同为"证明随组件携带"，但证书对象不同——VST/Iris 面向内存安全与并发正确性，本工作面向数值界（有理常数证书），领域正交、思想同源。</w:t>
       </w:r>
     </w:p>
     <w:p>
@@ -16250,16 +16627,70 @@
           <w:i w:val="0"/>
           <w:sz w:val="24"/>
         </w:rPr>
-        <w:t>稀疏注意力无证书方法（对比面）</w:t>
-      </w:r>
-      <w:r>
-        <w:rPr>
-          <w:rFonts w:ascii="Times New Roman" w:hAnsi="Times New Roman" w:eastAsia="宋体"/>
-          <w:b w:val="0"/>
-          <w:i w:val="0"/>
-          <w:sz w:val="24"/>
-        </w:rPr>
-        <w:t>：top-k 门控、KV 逐出、低秩投影均无误差证书；本开发覆盖的"解析核"层给出可检查保证。</w:t>
+        <w:t>Lean/mathlib 的数值分析形式化</w:t>
+      </w:r>
+      <w:r>
+        <w:rPr>
+          <w:rFonts w:ascii="Times New Roman" w:hAnsi="Times New Roman" w:eastAsia="宋体"/>
+          <w:b w:val="0"/>
+          <w:i w:val="0"/>
+          <w:sz w:val="24"/>
+        </w:rPr>
+        <w:t xml:space="preserve">：mathlib 的分析学体系（经典实数、测度、解析数论）与本开发的 Dedekind 主轨哲学一致；本开发构造性轨道的 </w:t>
+      </w:r>
+      <w:r>
+        <w:rPr>
+          <w:rFonts w:ascii="Consolas" w:hAnsi="Consolas" w:eastAsia="等线"/>
+          <w:b w:val="0"/>
+          <w:i w:val="0"/>
+          <w:sz w:val="22"/>
+        </w:rPr>
+        <w:t>ConstructiveReals</w:t>
+      </w:r>
+      <w:r>
+        <w:rPr>
+          <w:rFonts w:ascii="Times New Roman" w:hAnsi="Times New Roman" w:eastAsia="宋体"/>
+          <w:b w:val="0"/>
+          <w:i w:val="0"/>
+          <w:sz w:val="24"/>
+        </w:rPr>
+        <w:t>（Stdlib，柯西序列、</w:t>
+      </w:r>
+      <w:r>
+        <w:rPr>
+          <w:rFonts w:ascii="Consolas" w:hAnsi="Consolas" w:eastAsia="等线"/>
+          <w:b w:val="0"/>
+          <w:i w:val="0"/>
+          <w:sz w:val="22"/>
+        </w:rPr>
+        <w:t>CRlt</w:t>
+      </w:r>
+      <w:r>
+        <w:rPr>
+          <w:rFonts w:ascii="Times New Roman" w:hAnsi="Times New Roman" w:eastAsia="宋体"/>
+          <w:b w:val="0"/>
+          <w:i w:val="0"/>
+          <w:sz w:val="24"/>
+        </w:rPr>
+        <w:t xml:space="preserve"> 为 Set 值）与 Lean 的经典 </w:t>
+      </w:r>
+      <w:r>
+        <w:rPr>
+          <w:rFonts w:ascii="Consolas" w:hAnsi="Consolas" w:eastAsia="等线"/>
+          <w:b w:val="0"/>
+          <w:i w:val="0"/>
+          <w:sz w:val="22"/>
+        </w:rPr>
+        <w:t>Real</w:t>
+      </w:r>
+      <w:r>
+        <w:rPr>
+          <w:rFonts w:ascii="Times New Roman" w:hAnsi="Times New Roman" w:eastAsia="宋体"/>
+          <w:b w:val="0"/>
+          <w:i w:val="0"/>
+          <w:sz w:val="24"/>
+        </w:rPr>
+        <w:t xml:space="preserve"> 在"序是否携带信息"上的哲学差异，构成构造性/经典双轨对照的第三参照系（§9.1 双轨理由的补充）。</w:t>
       </w:r>
     </w:p>
     <w:p>
@@ -16269,15 +16700,38 @@
       <w:r>
         <w:rPr>
           <w:rFonts w:ascii="Times New Roman" w:hAnsi="Times New Roman" w:eastAsia="宋体"/>
-          <w:b w:val="0"/>
-          <w:i w:val="0"/>
-          <w:sz w:val="24"/>
-        </w:rPr>
-        <w:t>与论文 B 的关系：本文实证结果验证论文 A 形式化框架（同一阶梯族）的适用性；论文 A 的框架界/能量界为"免修改 + 证书"定位提供理论支持——主张正交：形式化保"表示稳定性/能量有界"，实证报"外推 ppl"。</w:t>
+          <w:b/>
+          <w:i w:val="0"/>
+          <w:sz w:val="24"/>
+        </w:rPr>
+        <w:t>稀疏注意力无证书方法（对比面）</w:t>
+      </w:r>
+      <w:r>
+        <w:rPr>
+          <w:rFonts w:ascii="Times New Roman" w:hAnsi="Times New Roman" w:eastAsia="宋体"/>
+          <w:b w:val="0"/>
+          <w:i w:val="0"/>
+          <w:sz w:val="24"/>
+        </w:rPr>
+        <w:t>：top-k 门控、KV 逐出、低秩投影均无误差证书；本开发覆盖的"解析核"层给出可检查保证。</w:t>
       </w:r>
     </w:p>
     <w:p>
       <w:pPr>
+        <w:pStyle w:val="ListBullet"/>
+      </w:pPr>
+      <w:r>
+        <w:rPr>
+          <w:rFonts w:ascii="Times New Roman" w:hAnsi="Times New Roman" w:eastAsia="宋体"/>
+          <w:b w:val="0"/>
+          <w:i w:val="0"/>
+          <w:sz w:val="24"/>
+        </w:rPr>
+        <w:t>与论文 B 的关系：本文实证结果验证论文 A 形式化框架（同一阶梯族）的适用性；论文 A 的框架界/能量界为"免修改 + 证书"定位提供理论支持——主张正交：形式化保"表示稳定性/能量有界"，实证报"外推 ppl"。</w:t>
+      </w:r>
+    </w:p>
+    <w:p>
+      <w:pPr>
         <w:pStyle w:val="Heading2"/>
       </w:pPr>
       <w:r>
@@ -16824,6 +17278,48 @@
     </w:p>
     <w:p>
       <w:pPr>
+        <w:spacing w:line="336" w:lineRule="auto"/>
+        <w:ind w:firstLine="480"/>
+      </w:pPr>
+      <w:r>
+        <w:rPr>
+          <w:rFonts w:ascii="Times New Roman" w:hAnsi="Times New Roman" w:eastAsia="宋体"/>
+          <w:b/>
+          <w:i w:val="0"/>
+          <w:sz w:val="24"/>
+        </w:rPr>
+        <w:t>跨 A/B 张力宣言（证书 ⟹̸ 性能）</w:t>
+      </w:r>
+      <w:r>
+        <w:rPr>
+          <w:rFonts w:ascii="Times New Roman" w:hAnsi="Times New Roman" w:eastAsia="宋体"/>
+          <w:b w:val="0"/>
+          <w:i w:val="0"/>
+          <w:sz w:val="24"/>
+        </w:rPr>
+        <w:t>：本工作不构成「证书 ⟹ 性能」的虚假承诺。形式化与实证的双轨记录表明：可证性（稀疏性/结构性）与外推性（稠密覆盖/随机性）在频率阶梯语境下呈温和负相关——三角关系如实记录：随机阶梯在定理侧高概率被拒绝（T2b 负定律）却是实证侧旋转族内最优（psi-rope-rand 6.45）；μ=0 网格拥有最干净的精确正交证书却外推崩溃（25.66）；ALiBi 无碰撞端点定理侧成立且实证全局最优（4.47）却零证书。证书的价值不在预测 PPL，而在提供</w:t>
+      </w:r>
+      <w:r>
+        <w:rPr>
+          <w:rFonts w:ascii="Times New Roman" w:hAnsi="Times New Roman" w:eastAsia="宋体"/>
+          <w:b/>
+          <w:i w:val="0"/>
+          <w:sz w:val="24"/>
+        </w:rPr>
+        <w:t>可审计的表示稳定性保证</w:t>
+      </w:r>
+      <w:r>
+        <w:rPr>
+          <w:rFonts w:ascii="Times New Roman" w:hAnsi="Times New Roman" w:eastAsia="宋体"/>
+          <w:b w:val="0"/>
+          <w:i w:val="0"/>
+          <w:sz w:val="24"/>
+        </w:rPr>
+        <w:t>——这是高风险部署场景中独立于性能指标的决策依据（论文 B §13 同步此宣言）。</w:t>
+      </w:r>
+    </w:p>
+    <w:p>
+      <w:pPr>
         <w:pStyle w:val="Heading3"/>
       </w:pPr>
       <w:r>
@@ -17440,6 +17936,60 @@
           <w:sz w:val="24"/>
         </w:rPr>
         <w:t>判定——保守健全（假阴性 49.1% 已量化、精确层充要性由 G-3 证明、假阴性归因于松弛层而非检查器逻辑），以专用性换取可判定性与运行时轻量（典型阶梯 &lt; 1ms 量级）。</w:t>
+      </w:r>
+      <w:r>
+        <w:rPr>
+          <w:rFonts w:ascii="Times New Roman" w:hAnsi="Times New Roman" w:eastAsia="宋体"/>
+          <w:b/>
+          <w:i w:val="0"/>
+          <w:sz w:val="24"/>
+        </w:rPr>
+        <w:t>分级升级（CS-17，`frame_check_graduated`，probe_frame_check_graduated.v，2026-08-30）</w:t>
+      </w:r>
+      <w:r>
+        <w:rPr>
+          <w:rFonts w:ascii="Times New Roman" w:hAnsi="Times New Roman" w:eastAsia="宋体"/>
+          <w:b w:val="0"/>
+          <w:i w:val="0"/>
+          <w:sz w:val="24"/>
+        </w:rPr>
+        <w:t xml:space="preserve">：检查器从二元判定升级为四级分层服务——L1_tight（二元检查器全过 ⟹ Gershgorin 框架界 [1/5, 9/5]·S）、L2_composite（结构有效且逐对相干界 δ_ij ≤ 1 ⟹ 复合能量界 (S−coh, S+coh)，七带冠军证书 </w:t>
+      </w:r>
+      <w:r>
+        <w:rPr>
+          <w:rFonts w:ascii="Consolas" w:hAnsi="Consolas" w:eastAsia="等线"/>
+          <w:b w:val="0"/>
+          <w:i w:val="0"/>
+          <w:sz w:val="22"/>
+        </w:rPr>
+        <w:t>champion_e5_composite_certificate</w:t>
+      </w:r>
+      <w:r>
+        <w:rPr>
+          <w:rFonts w:ascii="Times New Roman" w:hAnsi="Times New Roman" w:eastAsia="宋体"/>
+          <w:b w:val="0"/>
+          <w:i w:val="0"/>
+          <w:sz w:val="24"/>
+        </w:rPr>
+        <w:t xml:space="preserve"> 由手工组装变自动分级输出）、L3_energy_only（黑洞对 ⟹ 仅上半能量界）、L4_rejected（结构无效）——健全性定理 </w:t>
+      </w:r>
+      <w:r>
+        <w:rPr>
+          <w:rFonts w:ascii="Consolas" w:hAnsi="Consolas" w:eastAsia="等线"/>
+          <w:b w:val="0"/>
+          <w:i w:val="0"/>
+          <w:sz w:val="22"/>
+        </w:rPr>
+        <w:t>frame_check_graduated_sound</w:t>
+      </w:r>
+      <w:r>
+        <w:rPr>
+          <w:rFonts w:ascii="Times New Roman" w:hAnsi="Times New Roman" w:eastAsia="宋体"/>
+          <w:b w:val="0"/>
+          <w:i w:val="0"/>
+          <w:sz w:val="24"/>
+        </w:rPr>
+        <w:t xml:space="preserve"> 逐级兑现承诺；计算验证覆盖四级分布（[3,13]→L1、[3,7,15]→L2——评审 G-5"误拒"类近带阶梯由整族拒绝变降级服务、[2,3]→L3、乱序/空→L4），决策函数 nat 可提取（psa_guard 侧分级入口）。</w:t>
       </w:r>
     </w:p>
     <w:p>

--- a/papers/论文A中文规范版-CertifiedSparseGating.docx
+++ b/papers/论文A中文规范版-CertifiedSparseGating.docx
@@ -44,7 +44,7 @@
           <w:color w:val="444444"/>
           <w:sz w:val="21"/>
         </w:rPr>
-        <w:t>作者：王宝军、夏挽岚、祖光照、周志农、高雪峰</w:t>
+        <w:t>作者：王宝军、夏挽岚（通讯作者，xiawanlan33@163.com）、祖光照、周志农、高雪峰</w:t>
       </w:r>
     </w:p>
     <w:p>
@@ -79,7 +79,7 @@
           <w:color w:val="444444"/>
           <w:sz w:val="21"/>
         </w:rPr>
-        <w:t>——非"零任何经典原则"，公理脚印 sig_not_dec/sig_forall_dec/fext 为 Dedekind 实数基底可接受原则，post-M1.5 复核成立）+ 可证明性边界族（ParetoLaw / P1Coherence / ParetoRandom / CRTResolve）+ z 区 34 探针（</w:t>
+        <w:t>——非"零任何经典原则"，公理依赖 sig_not_dec/sig_forall_dec/fext 为 Dedekind 实数基底可接受原则，post-M1.5 复核成立）+ 可证明性边界族（ParetoLaw / P1Coherence / ParetoRandom / CRTResolve）+ z 区 34 探针（</w:t>
       </w:r>
       <w:r>
         <w:rPr>
@@ -414,7 +414,7 @@
           <w:color w:val="444444"/>
           <w:sz w:val="21"/>
         </w:rPr>
-        <w:t>（证书⟹̸性能三角：T2b 拒绝 vs rand 最优、μ=0 证书 vs grid 崩溃、ALiBi 最优 vs 零证书）；G-5 反例 [3,7,15] 同时为 CS-17 分级 L2 的降级服务实例（评审 1.2 关键问题 1 的前置强调）。三定理审计脚印与主线同源（Dedekind 二件 + fext、classic 零、零 Admitted）；CS-15 已于 v2.14 前入文（§5.6.6 定位）。</w:t>
+        <w:t>（证书⟹̸性能三角：T2b 拒绝 vs rand 最优、μ=0 证书 vs grid 崩溃、ALiBi 最优 vs 零证书）；G-5 反例 [3,7,15] 同时为 CS-17 分级 L2 的降级服务实例（评审 1.2 关键问题 1 的前置强调）。三定理公理依赖与主线审计一致（sig_not_dec、sig_forall_dec 与函数外延性、classic 零、零 Admitted）；CS-15 已于 v2.14 前入文（§5.6.6 定位）。</w:t>
       </w:r>
     </w:p>
     <w:p>
@@ -689,7 +689,7 @@
           <w:color w:val="444444"/>
           <w:sz w:val="21"/>
         </w:rPr>
-        <w:t>——"全零经典排中"表述全文统一为诚实口径（排中律宏零出现 + 公理脚印披露，正文 §5/§6 原有精确表述不变）；30模块 归档 2026-08-30 新增 probe_welch / probe_g1_norm_closed / probe_g2_mu_adj（SHA 一致）；开发区→PSA 仓库对齐提交 2f21249（ca_tau 入 lib、CS 战役 4 探针入 probes、14 py 入 empirical）。</w:t>
+        <w:t>——"全零经典排中"表述全文统一为诚实口径（排中律宏零出现 + 公理依赖披露，正文 §5/§6 原有精确表述不变）；30模块 归档 2026-08-30 新增 probe_welch / probe_g1_norm_closed / probe_g2_mu_adj（SHA 一致）；开发区→PSA 仓库对齐提交 2f21249（ca_tau 入 lib、CS 战役 4 探针入 probes、14 py 入 empirical）。</w:t>
       </w:r>
     </w:p>
     <w:p>
@@ -4694,7 +4694,7 @@
           <w:i w:val="0"/>
           <w:sz w:val="24"/>
         </w:rPr>
-        <w:t>（排中律宏零出现；公理脚印含 sig_not_dec/sig_forall_dec/fext——非构造性选择类公理，非"零经典"）——</w:t>
+        <w:t>（排中律宏零出现；公理依赖含 sig_not_dec/sig_forall_dec/fext——非构造性选择类公理，非"零经典"）——</w:t>
       </w:r>
       <w:r>
         <w:rPr>
@@ -4838,7 +4838,7 @@
           <w:i w:val="0"/>
           <w:sz w:val="24"/>
         </w:rPr>
-        <w:t>（μ 单调 ⟹ 相变存在性定理，合并版 L81603 审计）的公理脚印</w:t>
+        <w:t>（μ 单调 ⟹ 相变存在性定理，合并版 L81603 审计）的公理依赖</w:t>
       </w:r>
       <w:r>
         <w:rPr>
@@ -4919,7 +4919,7 @@
           <w:i w:val="0"/>
           <w:sz w:val="24"/>
         </w:rPr>
-        <w:t>54 项 Closed under the global context + 111 项 Dedekind 三公理脚印</w:t>
+        <w:t>54 项 Closed under the global context + 111 项 Dedekind 三公理依赖</w:t>
       </w:r>
       <w:r>
         <w:rPr>
@@ -15804,7 +15804,7 @@
           <w:i w:val="0"/>
           <w:sz w:val="24"/>
         </w:rPr>
-        <w:t>公理脚印（全部 165 项仅此）</w:t>
+        <w:t>公理依赖（全部 165 项仅此）</w:t>
       </w:r>
       <w:r>
         <w:rPr>
@@ -16108,6 +16108,137 @@
           <w:sz w:val="24"/>
         </w:rPr>
         <w:t>"结论仅限本开发应用层，不推广到整个开发依赖（Coquelicot 基于实数库，可能含经典公理，如实声明）。</w:t>
+      </w:r>
+    </w:p>
+    <w:p>
+      <w:pPr>
+        <w:pStyle w:val="ListBullet"/>
+      </w:pPr>
+      <w:r>
+        <w:rPr>
+          <w:rFonts w:ascii="Times New Roman" w:hAnsi="Times New Roman" w:eastAsia="宋体"/>
+          <w:b/>
+          <w:i w:val="0"/>
+          <w:sz w:val="24"/>
+        </w:rPr>
+        <w:t>构造性轨道公理依赖（单独列出，2026-08-30）</w:t>
+      </w:r>
+      <w:r>
+        <w:rPr>
+          <w:rFonts w:ascii="Times New Roman" w:hAnsi="Times New Roman" w:eastAsia="宋体"/>
+          <w:b w:val="0"/>
+          <w:i w:val="0"/>
+          <w:sz w:val="24"/>
+        </w:rPr>
+        <w:t>：</w:t>
+      </w:r>
+      <w:r>
+        <w:rPr>
+          <w:rFonts w:ascii="Times New Roman" w:hAnsi="Times New Roman" w:eastAsia="宋体"/>
+          <w:b/>
+          <w:i w:val="0"/>
+          <w:sz w:val="24"/>
+        </w:rPr>
+        <w:t>Stdlib `ConstructiveRcomplete.v`（ConstructiveReals 接口与柯西实例）自身 Axiom/Parameter 计数 = 0</w:t>
+      </w:r>
+      <w:r>
+        <w:rPr>
+          <w:rFonts w:ascii="Times New Roman" w:hAnsi="Times New Roman" w:eastAsia="宋体"/>
+          <w:b w:val="0"/>
+          <w:i w:val="0"/>
+          <w:sz w:val="24"/>
+        </w:rPr>
+        <w:t xml:space="preserve">（2026-08-30 直接核验源文件——接口不依赖 funext、不依赖排中律）；构造性轨道各模块 Print Assumptions 全部为 </w:t>
+      </w:r>
+      <w:r>
+        <w:rPr>
+          <w:rFonts w:ascii="Times New Roman" w:hAnsi="Times New Roman" w:eastAsia="宋体"/>
+          <w:b/>
+          <w:i w:val="0"/>
+          <w:sz w:val="24"/>
+        </w:rPr>
+        <w:t>"Closed under the global context"（零公理，含 funext/classic 均零依赖）</w:t>
+      </w:r>
+      <w:r>
+        <w:rPr>
+          <w:rFonts w:ascii="Times New Roman" w:hAnsi="Times New Roman" w:eastAsia="宋体"/>
+          <w:b w:val="0"/>
+          <w:i w:val="0"/>
+          <w:sz w:val="24"/>
+        </w:rPr>
+        <w:t>：ca_rip_cr 33 定理、probe_uncertainty_cr 35、probe_sqrt_cr_m3 59、probe_pi_cr_m1b 43、probe_sin_cr_m2 39、probe_pi_cr_m1a 25、probe_taugrid_cr 13、probe_g8_synthesis_cr 6、probe_c4_four_atom_cr 5（CS-15）、probe_safe_domain 4（CS-16，nat/Z 层）等。机器可读索引：</w:t>
+      </w:r>
+      <w:r>
+        <w:rPr>
+          <w:rFonts w:ascii="Consolas" w:hAnsi="Consolas" w:eastAsia="等线"/>
+          <w:b w:val="0"/>
+          <w:i w:val="0"/>
+          <w:sz w:val="22"/>
+        </w:rPr>
+        <w:t>审计证据/audit_index_20260830.json</w:t>
+      </w:r>
+      <w:r>
+        <w:rPr>
+          <w:rFonts w:ascii="Times New Roman" w:hAnsi="Times New Roman" w:eastAsia="宋体"/>
+          <w:b w:val="0"/>
+          <w:i w:val="0"/>
+          <w:sz w:val="24"/>
+        </w:rPr>
+        <w:t>（165 项逐条公理依赖：54 Closed + 80 三公理 + 29 二公理 + 2 仅 sig_forall_dec，</w:t>
+      </w:r>
+      <w:r>
+        <w:rPr>
+          <w:rFonts w:ascii="Consolas" w:hAnsi="Consolas" w:eastAsia="等线"/>
+          <w:b w:val="0"/>
+          <w:i w:val="0"/>
+          <w:sz w:val="22"/>
+        </w:rPr>
+        <w:t>Classical_Prop.classic</w:t>
+      </w:r>
+      <w:r>
+        <w:rPr>
+          <w:rFonts w:ascii="Times New Roman" w:hAnsi="Times New Roman" w:eastAsia="宋体"/>
+          <w:b w:val="0"/>
+          <w:i w:val="0"/>
+          <w:sz w:val="24"/>
+        </w:rPr>
+        <w:t xml:space="preserve"> 零出现）+ </w:t>
+      </w:r>
+      <w:r>
+        <w:rPr>
+          <w:rFonts w:ascii="Consolas" w:hAnsi="Consolas" w:eastAsia="等线"/>
+          <w:b w:val="0"/>
+          <w:i w:val="0"/>
+          <w:sz w:val="22"/>
+        </w:rPr>
+        <w:t>审计证据/constructive_track_audit_20260830.json</w:t>
+      </w:r>
+      <w:r>
+        <w:rPr>
+          <w:rFonts w:ascii="Times New Roman" w:hAnsi="Times New Roman" w:eastAsia="宋体"/>
+          <w:b w:val="0"/>
+          <w:i w:val="0"/>
+          <w:sz w:val="24"/>
+        </w:rPr>
+        <w:t>。</w:t>
+      </w:r>
+      <w:r>
+        <w:rPr>
+          <w:rFonts w:ascii="Times New Roman" w:hAnsi="Times New Roman" w:eastAsia="宋体"/>
+          <w:b/>
+          <w:i w:val="0"/>
+          <w:sz w:val="24"/>
+        </w:rPr>
+        <w:t>审计计数勘误（166/165 差异定位）</w:t>
+      </w:r>
+      <w:r>
+        <w:rPr>
+          <w:rFonts w:ascii="Times New Roman" w:hAnsi="Times New Roman" w:eastAsia="宋体"/>
+          <w:b w:val="0"/>
+          <w:i w:val="0"/>
+          <w:sz w:val="24"/>
+        </w:rPr>
+        <w:t>：此前"166 vs 165"差异系 PSA_audit.v 头注释提及 "Print Assumptions" 字样 +1——语句实为 165 条，与日志 165 块一一对齐，差异关闭。</w:t>
       </w:r>
     </w:p>
     <w:p>
@@ -16847,7 +16978,7 @@
           <w:i w:val="0"/>
           <w:sz w:val="24"/>
         </w:rPr>
-        <w:t>审计 165 项全零 classic（post-M1.5 复核，完整 165/165 日志随稿）；公理脚印仅 sig_not_dec + sig_forall_dec + fext（可接受 Reals 基底，显式声明）。</w:t>
+        <w:t>审计 165 项全零 classic（post-M1.5 复核，完整 165/165 日志随稿）；公理依赖仅 sig_not_dec + sig_forall_dec + fext（可接受 Reals 基底，显式声明）。</w:t>
       </w:r>
     </w:p>
     <w:p>

--- a/papers/论文A中文规范版-CertifiedSparseGating.docx
+++ b/papers/论文A中文规范版-CertifiedSparseGating.docx
@@ -404,7 +404,7 @@
           <w:color w:val="444444"/>
           <w:sz w:val="21"/>
         </w:rPr>
-        <w:t>§11 新增跨 A/B 张力宣言</w:t>
+        <w:t>§11 新增跨 A/B 证书—性能张力声明</w:t>
       </w:r>
       <w:r>
         <w:rPr>
@@ -414,7 +414,7 @@
           <w:color w:val="444444"/>
           <w:sz w:val="21"/>
         </w:rPr>
-        <w:t>（证书⟹̸性能三角：T2b 拒绝 vs rand 最优、μ=0 证书 vs grid 崩溃、ALiBi 最优 vs 零证书）；G-5 反例 [3,7,15] 同时为 CS-17 分级 L2 的降级服务实例（评审 1.2 关键问题 1 的前置强调）。三定理公理依赖与主线审计一致（sig_not_dec、sig_forall_dec 与函数外延性、classic 零、零 Admitted）；CS-15 已于 v2.14 前入文（§5.6.6 定位）。</w:t>
+        <w:t>（证书⟹̸性能三角：T2b 拒绝 vs rand 最优、μ=0 证书 vs grid 性能严重退化、ALiBi 最优 vs 零证书）；G-5 反例 [3,7,15] 同时为 CS-17 分级 L2 的降级服务实例（评审 1.2 关键问题 1 的前置强调）。三定理公理依赖与主线审计一致（sig_not_dec、sig_forall_dec 与函数外延性、classic 零、零 Admitted）；CS-15 已于 v2.14 前入文（§5.6.6 定位）。</w:t>
       </w:r>
     </w:p>
     <w:p>
@@ -1579,7 +1579,7 @@
           <w:color w:val="444444"/>
           <w:sz w:val="21"/>
         </w:rPr>
-        <w:t>（同族平移差频相消，pair_dirichlet 接管）+ 黄金比护城河 1/(3d) + φ_gold ∉ ℤ（offset 语义非空）——ogrid 实验"跨网格对证书不含偏移"的定理侧）。</w:t>
+        <w:t>（同族平移差频相消，pair_dirichlet 接管）+ 黄金比隔离界 1/(3d) + φ_gold ∉ ℤ（offset 语义非空）——ogrid 实验"跨网格对证书不含偏移"的定理侧）。</w:t>
       </w:r>
       <w:r>
         <w:rPr>
@@ -3993,7 +3993,7 @@
           <w:i w:val="0"/>
           <w:sz w:val="24"/>
         </w:rPr>
-        <w:t xml:space="preserve"> 封口——零数值策略、零区间算术、可判定、可提取；</w:t>
+        <w:t xml:space="preserve"> 完成证明——零数值策略、零区间算术、可判定、可提取；</w:t>
       </w:r>
     </w:p>
     <w:p>
@@ -7701,7 +7701,7 @@
           <w:i w:val="0"/>
           <w:sz w:val="24"/>
         </w:rPr>
-        <w:t>，probe_ab_bridge_pier.v：psi 核窗口截断通道，dc = INR(W−W')·(1/2)）——状态从「未实例化」升级为「截断通道已实例化」；实证支撑：ΔCoh 仅在稀疏几何族内排序（4 点 R²=0.982），13 点扩充后跨族崩溃（max 型 R²=0.101）——相干性定性结论保留、定量预测收缩为族内指标。</w:t>
+        <w:t>，probe_ab_bridge_pier.v：psi 核窗口截断通道，dc = INR(W−W')·(1/2)）——状态从「未实例化」升级为「截断通道已实例化」；实证支撑：ΔCoh 仅在稀疏几何族内排序（4 点 R²=0.982），13 点扩充后跨族失效（max 型 R²=0.101）——相干性定性结论保留、定量预测收缩为族内指标。</w:t>
       </w:r>
     </w:p>
     <w:p>
@@ -9938,7 +9938,7 @@
           <w:i w:val="0"/>
           <w:sz w:val="24"/>
         </w:rPr>
-        <w:t>：本族与 §5.1–5.5 认证链正交，构成"认证（正）— 可证明性边界（负定律）— 碰撞/分辨率刻画（机制）"三角；offset-grid（无理偏移）的证书保持（T1a/Parseval）、零精确碰撞（C5）与近碰撞护城河（U5）三半均机器检查。</w:t>
+        <w:t>：本族与 §5.1–5.5 认证链正交，构成"认证（正）— 可证明性边界（负定律）— 碰撞/分辨率刻画（机制）"三角；offset-grid（无理偏移）的证书保持（T1a/Parseval）、零精确碰撞（C5）与近碰撞隔离界（U5）三半均机器检查。</w:t>
       </w:r>
       <w:r>
         <w:rPr>
@@ -12017,7 +12017,7 @@
           <w:i w:val="0"/>
           <w:sz w:val="24"/>
         </w:rPr>
-        <w:t>压缩感知三角闭环的合成定理</w:t>
+        <w:t>压缩感知三角闭合的合成定理</w:t>
       </w:r>
       <w:r>
         <w:rPr>
@@ -14767,7 +14767,7 @@
           <w:i w:val="0"/>
           <w:sz w:val="24"/>
         </w:rPr>
-        <w:t>黄金比护城河</w:t>
+        <w:t>黄金比隔离界</w:t>
       </w:r>
       <w:r>
         <w:rPr>
@@ -14830,7 +14830,7 @@
           <w:i w:val="0"/>
           <w:sz w:val="24"/>
         </w:rPr>
-        <w:t>（φ_gold ∉ ℤ，d=1 护城河反证）——ogrid 实验的定理侧：跨网格对证书不含偏移，结构化频率路线的恶化不来自跨对相干。</w:t>
+        <w:t>（φ_gold ∉ ℤ，d=1 隔离界反证）——ogrid 实验的定理侧：跨网格对证书不含偏移，结构化频率路线的恶化不来自跨对相干。</w:t>
       </w:r>
     </w:p>
     <w:p>
@@ -15231,7 +15231,7 @@
           <w:i w:val="0"/>
           <w:sz w:val="24"/>
         </w:rPr>
-        <w:t xml:space="preserve"> 本质是 Gershgorin/互干性唯一恢复、RIP、Donoho–Stark 不确定性原理与 Welch 界-恢复保证相图的机器检查（Candès–Tao RIP 框架下的经典结果），数学上并非新颖——本工作的形式化价值在于用 Coq 机器检查这些定理在频率阶梯原子族上的成立（含 C=4 具体常数核验、行和版 RIP 常数的紧化路径、构造性轨道独立性验证与三角闭环的相图合成）。</w:t>
+        <w:t xml:space="preserve"> 本质是 Gershgorin/互干性唯一恢复、RIP、Donoho–Stark 不确定性原理与 Welch 界-恢复保证相图的机器检查（Candès–Tao RIP 框架下的经典结果），数学上并非新颖——本工作的形式化价值在于用 Coq 机器检查这些定理在频率阶梯原子族上的成立（含 C=4 具体常数核验、行和版 RIP 常数的紧化路径、构造性轨道独立性验证与三角闭合的相图合成）。</w:t>
       </w:r>
     </w:p>
     <w:p>
@@ -17419,16 +17419,16 @@
           <w:i w:val="0"/>
           <w:sz w:val="24"/>
         </w:rPr>
-        <w:t>跨 A/B 张力宣言（证书 ⟹̸ 性能）</w:t>
-      </w:r>
-      <w:r>
-        <w:rPr>
-          <w:rFonts w:ascii="Times New Roman" w:hAnsi="Times New Roman" w:eastAsia="宋体"/>
-          <w:b w:val="0"/>
-          <w:i w:val="0"/>
-          <w:sz w:val="24"/>
-        </w:rPr>
-        <w:t>：本工作不构成「证书 ⟹ 性能」的虚假承诺。形式化与实证的双轨记录表明：可证性（稀疏性/结构性）与外推性（稠密覆盖/随机性）在频率阶梯语境下呈温和负相关——三角关系如实记录：随机阶梯在定理侧高概率被拒绝（T2b 负定律）却是实证侧旋转族内最优（psi-rope-rand 6.45）；μ=0 网格拥有最干净的精确正交证书却外推崩溃（25.66）；ALiBi 无碰撞端点定理侧成立且实证全局最优（4.47）却零证书。证书的价值不在预测 PPL，而在提供</w:t>
+        <w:t>跨 A/B 证书—性能张力（声明）（证书 ⟹̸ 性能）</w:t>
+      </w:r>
+      <w:r>
+        <w:rPr>
+          <w:rFonts w:ascii="Times New Roman" w:hAnsi="Times New Roman" w:eastAsia="宋体"/>
+          <w:b w:val="0"/>
+          <w:i w:val="0"/>
+          <w:sz w:val="24"/>
+        </w:rPr>
+        <w:t>：本工作不构成「证书 ⟹ 性能」的虚假承诺。形式化与实证的双轨记录表明：可证性（稀疏性/结构性）与外推性（稠密覆盖/随机性）在频率阶梯语境下呈温和负相关——三角关系如实记录：随机阶梯在定理侧高概率被拒绝（T2b 负定律）却是实证侧旋转族内最优（psi-rope-rand 6.45）；μ=0 网格拥有最干净的精确正交证书却外推性能严重退化（25.66）；ALiBi 无碰撞端点定理侧成立且实证全局最优（4.47）却零证书。证书的价值不在预测 PPL，而在提供</w:t>
       </w:r>
       <w:r>
         <w:rPr>
@@ -17446,7 +17446,7 @@
           <w:i w:val="0"/>
           <w:sz w:val="24"/>
         </w:rPr>
-        <w:t>——这是高风险部署场景中独立于性能指标的决策依据（论文 B §13 同步此宣言）。</w:t>
+        <w:t>——这是高风险部署场景中独立于性能指标的决策依据（论文 B §13 同步此声明）。</w:t>
       </w:r>
     </w:p>
     <w:p>
@@ -17928,7 +17928,7 @@
           <w:i w:val="0"/>
           <w:sz w:val="24"/>
         </w:rPr>
-        <w:t xml:space="preserve"> 封口——无区间运算、无 Oracle。</w:t>
+        <w:t xml:space="preserve"> 完成证明——无区间运算、无 Oracle。</w:t>
       </w:r>
     </w:p>
     <w:p>

--- a/papers/论文A中文规范版-CertifiedSparseGating.docx
+++ b/papers/论文A中文规范版-CertifiedSparseGating.docx
@@ -3993,7 +3993,133 @@
           <w:i w:val="0"/>
           <w:sz w:val="24"/>
         </w:rPr>
-        <w:t xml:space="preserve"> 完成证明——零数值策略、零区间算术、可判定、可提取；</w:t>
+        <w:t xml:space="preserve"> 完成证明——零数值策略、零区间算术、可判定、可提取。</w:t>
+      </w:r>
+      <w:r>
+        <w:rPr>
+          <w:rFonts w:ascii="Times New Roman" w:hAnsi="Times New Roman" w:eastAsia="宋体"/>
+          <w:b/>
+          <w:i w:val="0"/>
+          <w:sz w:val="24"/>
+        </w:rPr>
+        <w:t>松弛链元理论（CS-19，`probe_relaxation_meta.v`，2026-08-30）</w:t>
+      </w:r>
+      <w:r>
+        <w:rPr>
+          <w:rFonts w:ascii="Times New Roman" w:hAnsi="Times New Roman" w:eastAsia="宋体"/>
+          <w:b w:val="0"/>
+          <w:i w:val="0"/>
+          <w:sz w:val="24"/>
+        </w:rPr>
+        <w:t xml:space="preserve">：该链的单调性与组合性已定理化——参数化合成界 </w:t>
+      </w:r>
+      <w:r>
+        <w:rPr>
+          <w:rFonts w:ascii="Consolas" w:hAnsi="Consolas" w:eastAsia="等线"/>
+          <w:b w:val="0"/>
+          <w:i w:val="0"/>
+          <w:sz w:val="22"/>
+        </w:rPr>
+        <w:t>relax m sb sq := m·(1/(sb·sq))</w:t>
+      </w:r>
+      <w:r>
+        <w:rPr>
+          <w:rFonts w:ascii="Times New Roman" w:hAnsi="Times New Roman" w:eastAsia="宋体"/>
+          <w:b w:val="0"/>
+          <w:i w:val="0"/>
+          <w:sz w:val="24"/>
+        </w:rPr>
+        <w:t xml:space="preserve">（m = 分子上界、sb = sin 下界、sq = √ 下界三层参数）满足逐层单调（M1：对 m 增、对 sb/sq 减）、多层组合性（M2 </w:t>
+      </w:r>
+      <w:r>
+        <w:rPr>
+          <w:rFonts w:ascii="Consolas" w:hAnsi="Consolas" w:eastAsia="等线"/>
+          <w:b w:val="0"/>
+          <w:i w:val="0"/>
+          <w:sz w:val="22"/>
+        </w:rPr>
+        <w:t>relax_refine</w:t>
+      </w:r>
+      <w:r>
+        <w:rPr>
+          <w:rFonts w:ascii="Times New Roman" w:hAnsi="Times New Roman" w:eastAsia="宋体"/>
+          <w:b w:val="0"/>
+          <w:i w:val="0"/>
+          <w:sz w:val="24"/>
+        </w:rPr>
+        <w:t xml:space="preserve">：三层同时收紧 ≤ 逐层收紧链 ≤ 原界）、行和提升（M3 </w:t>
+      </w:r>
+      <w:r>
+        <w:rPr>
+          <w:rFonts w:ascii="Consolas" w:hAnsi="Consolas" w:eastAsia="等线"/>
+          <w:b w:val="0"/>
+          <w:i w:val="0"/>
+          <w:sz w:val="22"/>
+        </w:rPr>
+        <w:t>rowR_mono</w:t>
+      </w:r>
+      <w:r>
+        <w:rPr>
+          <w:rFonts w:ascii="Times New Roman" w:hAnsi="Times New Roman" w:eastAsia="宋体"/>
+          <w:b w:val="0"/>
+          <w:i w:val="0"/>
+          <w:sz w:val="24"/>
+        </w:rPr>
+        <w:t>：逐对单调 ⟹ 行和单调）与</w:t>
+      </w:r>
+      <w:r>
+        <w:rPr>
+          <w:rFonts w:ascii="Times New Roman" w:hAnsi="Times New Roman" w:eastAsia="宋体"/>
+          <w:b/>
+          <w:i w:val="0"/>
+          <w:sz w:val="24"/>
+        </w:rPr>
+        <w:t>判定保持</w:t>
+      </w:r>
+      <w:r>
+        <w:rPr>
+          <w:rFonts w:ascii="Times New Roman" w:hAnsi="Times New Roman" w:eastAsia="宋体"/>
+          <w:b w:val="0"/>
+          <w:i w:val="0"/>
+          <w:sz w:val="24"/>
+        </w:rPr>
+        <w:t xml:space="preserve">（M4 </w:t>
+      </w:r>
+      <w:r>
+        <w:rPr>
+          <w:rFonts w:ascii="Consolas" w:hAnsi="Consolas" w:eastAsia="等线"/>
+          <w:b w:val="0"/>
+          <w:i w:val="0"/>
+          <w:sz w:val="22"/>
+        </w:rPr>
+        <w:t>checker_preserved_under_refinement</w:t>
+      </w:r>
+      <w:r>
+        <w:rPr>
+          <w:rFonts w:ascii="Times New Roman" w:hAnsi="Times New Roman" w:eastAsia="宋体"/>
+          <w:b w:val="0"/>
+          <w:i w:val="0"/>
+          <w:sz w:val="24"/>
+        </w:rPr>
+        <w:t xml:space="preserve">：任一层收紧后检查器通过性不变——松弛链的收紧是「只强化不破坏」的单侧操作）；M5 证明框架反射层 </w:t>
+      </w:r>
+      <w:r>
+        <w:rPr>
+          <w:rFonts w:ascii="Consolas" w:hAnsi="Consolas" w:eastAsia="等线"/>
+          <w:b w:val="0"/>
+          <w:i w:val="0"/>
+          <w:sz w:val="22"/>
+        </w:rPr>
+        <w:t>pair_frac_R</w:t>
+      </w:r>
+      <w:r>
+        <w:rPr>
+          <w:rFonts w:ascii="Times New Roman" w:hAnsi="Times New Roman" w:eastAsia="宋体"/>
+          <w:b w:val="0"/>
+          <w:i w:val="0"/>
+          <w:sz w:val="24"/>
+        </w:rPr>
+        <w:t xml:space="preserve"> 恰为该参数化族的实例（nat floor 形态），元理论逐字覆盖现有检查器管线；</w:t>
       </w:r>
     </w:p>
     <w:p>

--- a/papers/论文A中文规范版-CertifiedSparseGating.docx
+++ b/papers/论文A中文规范版-CertifiedSparseGating.docx
@@ -15667,6 +15667,137 @@
           <w:sz w:val="24"/>
         </w:rPr>
         <w:t xml:space="preserve"> 为浮点近似；对 n &lt; 2^53 截断后偏差 ≤ 1，仅在判别阈值附近才可能翻转（如实声明）；安全阈值收紧为中间量 &lt; 2^53。</w:t>
+      </w:r>
+    </w:p>
+    <w:p>
+      <w:pPr>
+        <w:pStyle w:val="ListBullet"/>
+      </w:pPr>
+      <w:r>
+        <w:rPr>
+          <w:rFonts w:ascii="Times New Roman" w:hAnsi="Times New Roman" w:eastAsia="宋体"/>
+          <w:b/>
+          <w:i w:val="0"/>
+          <w:sz w:val="24"/>
+        </w:rPr>
+        <w:t>提取物运行时基准（2026-08-30，回应评审 §3.3）</w:t>
+      </w:r>
+      <w:r>
+        <w:rPr>
+          <w:rFonts w:ascii="Times New Roman" w:hAnsi="Times New Roman" w:eastAsia="宋体"/>
+          <w:b w:val="0"/>
+          <w:i w:val="0"/>
+          <w:sz w:val="24"/>
+        </w:rPr>
+        <w:t>：构造性/可判定提取物的运行时证据——</w:t>
+      </w:r>
+      <w:r>
+        <w:rPr>
+          <w:rFonts w:ascii="Consolas" w:hAnsi="Consolas" w:eastAsia="等线"/>
+          <w:b w:val="0"/>
+          <w:i w:val="0"/>
+          <w:sz w:val="22"/>
+        </w:rPr>
+        <w:t>frame_check_graduated</w:t>
+      </w:r>
+      <w:r>
+        <w:rPr>
+          <w:rFonts w:ascii="Times New Roman" w:hAnsi="Times New Roman" w:eastAsia="宋体"/>
+          <w:b w:val="0"/>
+          <w:i w:val="0"/>
+          <w:sz w:val="24"/>
+        </w:rPr>
+        <w:t xml:space="preserve"> 四级判定（[3,13]→L1、[3,7,15]→L2、[2,3]→L3、结构败→L4）与 </w:t>
+      </w:r>
+      <w:r>
+        <w:rPr>
+          <w:rFonts w:ascii="Consolas" w:hAnsi="Consolas" w:eastAsia="等线"/>
+          <w:b w:val="0"/>
+          <w:i w:val="0"/>
+          <w:sz w:val="22"/>
+        </w:rPr>
+        <w:t>safe_domain_bool</w:t>
+      </w:r>
+      <w:r>
+        <w:rPr>
+          <w:rFonts w:ascii="Times New Roman" w:hAnsi="Times New Roman" w:eastAsia="宋体"/>
+          <w:b w:val="0"/>
+          <w:i w:val="0"/>
+          <w:sz w:val="24"/>
+        </w:rPr>
+        <w:t xml:space="preserve">（C=4 分母链 → 安全）全部 </w:t>
+      </w:r>
+      <w:r>
+        <w:rPr>
+          <w:rFonts w:ascii="Times New Roman" w:hAnsi="Times New Roman" w:eastAsia="宋体"/>
+          <w:b/>
+          <w:i w:val="0"/>
+          <w:sz w:val="24"/>
+        </w:rPr>
+        <w:t>&lt; 1 ms</w:t>
+      </w:r>
+      <w:r>
+        <w:rPr>
+          <w:rFonts w:ascii="Times New Roman" w:hAnsi="Times New Roman" w:eastAsia="宋体"/>
+          <w:b w:val="0"/>
+          <w:i w:val="0"/>
+          <w:sz w:val="24"/>
+        </w:rPr>
+        <w:t xml:space="preserve">（DkMLNative ocamlc 字节码 + ocamlrun）；构造性轨道 </w:t>
+      </w:r>
+      <w:r>
+        <w:rPr>
+          <w:rFonts w:ascii="Consolas" w:hAnsi="Consolas" w:eastAsia="等线"/>
+          <w:b w:val="0"/>
+          <w:i w:val="0"/>
+          <w:sz w:val="22"/>
+        </w:rPr>
+        <w:t>c4_four_atom_cr</w:t>
+      </w:r>
+      <w:r>
+        <w:rPr>
+          <w:rFonts w:ascii="Times New Roman" w:hAnsi="Times New Roman" w:eastAsia="宋体"/>
+          <w:b w:val="0"/>
+          <w:i w:val="0"/>
+          <w:sz w:val="24"/>
+        </w:rPr>
+        <w:t xml:space="preserve"> 的 Q 层窗口判定 </w:t>
+      </w:r>
+      <w:r>
+        <w:rPr>
+          <w:rFonts w:ascii="Consolas" w:hAnsi="Consolas" w:eastAsia="等线"/>
+          <w:b w:val="0"/>
+          <w:i w:val="0"/>
+          <w:sz w:val="22"/>
+        </w:rPr>
+        <w:t>mu4_window = (45156, 33920)</w:t>
+      </w:r>
+      <w:r>
+        <w:rPr>
+          <w:rFonts w:ascii="Times New Roman" w:hAnsi="Times New Roman" w:eastAsia="宋体"/>
+          <w:b w:val="0"/>
+          <w:i w:val="0"/>
+          <w:sz w:val="24"/>
+        </w:rPr>
+        <w:t xml:space="preserve"> 运行输出 &lt; 1 ms，与正文引用的 μ₄·4 判定逐字一致——「构造性轨道是否可计算」由运行时证据直接消解（基准文档 </w:t>
+      </w:r>
+      <w:r>
+        <w:rPr>
+          <w:rFonts w:ascii="Consolas" w:hAnsi="Consolas" w:eastAsia="等线"/>
+          <w:b w:val="0"/>
+          <w:i w:val="0"/>
+          <w:sz w:val="22"/>
+        </w:rPr>
+        <w:t>审计证据/extraction_benchmark_20260830.md</w:t>
+      </w:r>
+      <w:r>
+        <w:rPr>
+          <w:rFonts w:ascii="Times New Roman" w:hAnsi="Times New Roman" w:eastAsia="宋体"/>
+          <w:b w:val="0"/>
+          <w:i w:val="0"/>
+          <w:sz w:val="24"/>
+        </w:rPr>
+        <w:t xml:space="preserve"> 随稿）。</w:t>
       </w:r>
     </w:p>
     <w:p>

--- a/papers/论文A中文规范版-CertifiedSparseGating.docx
+++ b/papers/论文A中文规范版-CertifiedSparseGating.docx
@@ -149,7 +149,7 @@
           <w:color w:val="444444"/>
           <w:sz w:val="21"/>
         </w:rPr>
-        <w:t>合并版 ca_merged_full_25.v（87632 行，57 顶层 Module = 55 模块分区 + independent/independent′ 2 附加，MERGE_EXIT=0）</w:t>
+        <w:t>合并版 ca_merged_full_25.v（91606 行，67 模块分区（含 M2 批次 7 分区，2026-08-30 并入），MERGE_EXIT=0）</w:t>
       </w:r>
       <w:r>
         <w:rPr>
@@ -416,21 +416,6 @@
         </w:rPr>
         <w:t>（证书⟹̸性能三角：T2b 拒绝 vs rand 最优、μ=0 证书 vs grid 性能严重退化、ALiBi 最优 vs 零证书）；G-5 反例 [3,7,15] 同时为 CS-17 分级 L2 的降级服务实例（评审 1.2 关键问题 1 的前置强调）。三定理公理依赖与主线审计一致（sig_not_dec、sig_forall_dec 与函数外延性、classic 零、零 Admitted）；CS-15 已于 v2.14 前入文（§5.6.6 定位）。</w:t>
       </w:r>
-    </w:p>
-    <w:p>
-      <w:pPr>
-        <w:ind w:left="432"/>
-      </w:pPr>
-      <w:r>
-        <w:rPr>
-          <w:rFonts w:ascii="Times New Roman" w:hAnsi="Times New Roman" w:eastAsia="宋体"/>
-          <w:b w:val="0"/>
-          <w:i/>
-          <w:color w:val="444444"/>
-          <w:sz w:val="21"/>
-        </w:rPr>
-        <w:t>修订摘要（v2.13→v2.14，2026-08-30，E153 收官对齐 + 2026-08-29 交叉分析修订落实）：</w:t>
-      </w:r>
       <w:r>
         <w:rPr>
           <w:rFonts w:ascii="Times New Roman" w:hAnsi="Times New Roman" w:eastAsia="宋体"/>
@@ -439,7 +424,7 @@
           <w:color w:val="444444"/>
           <w:sz w:val="21"/>
         </w:rPr>
-        <w:t>代码基态刷新</w:t>
+        <w:t>合并版再生（同日）</w:t>
       </w:r>
       <w:r>
         <w:rPr>
@@ -449,7 +434,7 @@
           <w:color w:val="444444"/>
           <w:sz w:val="21"/>
         </w:rPr>
-        <w:t>——合并版 87632 行（E153 批次二：78808→81169 八处 mathcomp 2.6 适配修复，本地 2.5 + WSL 9.1.1 双环境验证），</w:t>
+        <w:t xml:space="preserve">：M2 批次 7 探针（g3/g5/四原子 CR/安全域/分级检查器/A-B 桥墩/松弛链元理论）+ CS_BATTLE nearcoll 并入——合并版 25 = </w:t>
       </w:r>
       <w:r>
         <w:rPr>
@@ -459,7 +444,7 @@
           <w:color w:val="444444"/>
           <w:sz w:val="21"/>
         </w:rPr>
-        <w:t>CI 全链路绿收官</w:t>
+        <w:t>91606 行 / 67 模块分区</w:t>
       </w:r>
       <w:r>
         <w:rPr>
@@ -469,18 +454,13 @@
           <w:color w:val="444444"/>
           <w:sz w:val="21"/>
         </w:rPr>
-        <w:t xml:space="preserve">（commit b57a2b5/7628fef/2f21249：编译 + 零 Admitted 检查 + coqchk 内核复验，检查脚本 grep 误报注释已修为语句形态 </w:t>
-      </w:r>
-      <w:r>
-        <w:rPr>
-          <w:rFonts w:ascii="Consolas" w:hAnsi="Consolas" w:eastAsia="等线"/>
-          <w:b w:val="0"/>
-          <w:i w:val="0"/>
-          <w:color w:val="444444"/>
-          <w:sz w:val="19"/>
-        </w:rPr>
-        <w:t>Admitted\.</w:t>
-      </w:r>
+        <w:t>，本地 2.5 编译 EXIT=0（nearcoll 撇号标识符 rewrite 逗号链的合并语境解析修复，见 E178/E146）；架构定位声明：构造性轨道用于独立性验证，不用于生产检查器。</w:t>
+      </w:r>
+    </w:p>
+    <w:p>
+      <w:pPr>
+        <w:ind w:left="432"/>
+      </w:pPr>
       <w:r>
         <w:rPr>
           <w:rFonts w:ascii="Times New Roman" w:hAnsi="Times New Roman" w:eastAsia="宋体"/>
@@ -489,7 +469,7 @@
           <w:color w:val="444444"/>
           <w:sz w:val="21"/>
         </w:rPr>
-        <w:t>）；</w:t>
+        <w:t>修订摘要（v2.13→v2.14，2026-08-30，E153 收官对齐 + 2026-08-29 交叉分析修订落实）：</w:t>
       </w:r>
       <w:r>
         <w:rPr>
@@ -499,7 +479,7 @@
           <w:color w:val="444444"/>
           <w:sz w:val="21"/>
         </w:rPr>
-        <w:t>P0-2 softmax 紧度勘误</w:t>
+        <w:t>代码基态刷新</w:t>
       </w:r>
       <w:r>
         <w:rPr>
@@ -509,27 +489,7 @@
           <w:color w:val="444444"/>
           <w:sz w:val="21"/>
         </w:rPr>
-        <w:t xml:space="preserve">——摘要/§1/§4 的 ‖softmax z − softmax z'‖₁ 界从 </w:t>
-      </w:r>
-      <w:r>
-        <w:rPr>
-          <w:rFonts w:ascii="Consolas" w:hAnsi="Consolas" w:eastAsia="等线"/>
-          <w:b w:val="0"/>
-          <w:i w:val="0"/>
-          <w:color w:val="444444"/>
-          <w:sz w:val="19"/>
-        </w:rPr>
-        <w:t>2(e^d − 1)</w:t>
-      </w:r>
-      <w:r>
-        <w:rPr>
-          <w:rFonts w:ascii="Times New Roman" w:hAnsi="Times New Roman" w:eastAsia="宋体"/>
-          <w:b w:val="0"/>
-          <w:i/>
-          <w:color w:val="444444"/>
-          <w:sz w:val="21"/>
-        </w:rPr>
-        <w:t xml:space="preserve"> 更正为 </w:t>
+        <w:t>——合并版 91606 行（E153 批次二：78808→81169 八处 mathcomp 2.6 适配修复，本地 2.5 + WSL 9.1.1 双环境验证），</w:t>
       </w:r>
       <w:r>
         <w:rPr>
@@ -539,7 +499,7 @@
           <w:color w:val="444444"/>
           <w:sz w:val="21"/>
         </w:rPr>
-        <w:t>`exp(2·d) − 1`</w:t>
+        <w:t>CI 全链路绿收官</w:t>
       </w:r>
       <w:r>
         <w:rPr>
@@ -549,7 +509,7 @@
           <w:color w:val="444444"/>
           <w:sz w:val="21"/>
         </w:rPr>
-        <w:t xml:space="preserve">（代码 </w:t>
+        <w:t xml:space="preserve">（commit b57a2b5/7628fef/2f21249：编译 + 零 Admitted 检查 + coqchk 内核复验，检查脚本 grep 误报注释已修为语句形态 </w:t>
       </w:r>
       <w:r>
         <w:rPr>
@@ -559,7 +519,7 @@
           <w:color w:val="444444"/>
           <w:sz w:val="19"/>
         </w:rPr>
-        <w:t>softmax_l1_bound_exp</w:t>
+        <w:t>Admitted\.</w:t>
       </w:r>
       <w:r>
         <w:rPr>
@@ -569,7 +529,7 @@
           <w:color w:val="444444"/>
           <w:sz w:val="21"/>
         </w:rPr>
-        <w:t xml:space="preserve"> PSA_framework.v:2216-2220 实形态，旧稿高估紧度）；</w:t>
+        <w:t>）；</w:t>
       </w:r>
       <w:r>
         <w:rPr>
@@ -579,7 +539,7 @@
           <w:color w:val="444444"/>
           <w:sz w:val="21"/>
         </w:rPr>
-        <w:t>P1-1 引用-权威对齐</w:t>
+        <w:t>P0-2 softmax 紧度勘误</w:t>
       </w:r>
       <w:r>
         <w:rPr>
@@ -589,7 +549,7 @@
           <w:color w:val="444444"/>
           <w:sz w:val="21"/>
         </w:rPr>
-        <w:t>——§5.6 压缩感知/τ 族的探针引用补注权威独立模块（</w:t>
+        <w:t xml:space="preserve">——摘要/§1/§4 的 ‖softmax z − softmax z'‖₁ 界从 </w:t>
       </w:r>
       <w:r>
         <w:rPr>
@@ -599,7 +559,7 @@
           <w:color w:val="444444"/>
           <w:sz w:val="19"/>
         </w:rPr>
-        <w:t>ca_rip_cr.v</w:t>
+        <w:t>2(e^d − 1)</w:t>
       </w:r>
       <w:r>
         <w:rPr>
@@ -609,67 +569,7 @@
           <w:color w:val="444444"/>
           <w:sz w:val="21"/>
         </w:rPr>
-        <w:t xml:space="preserve"> </w:t>
-      </w:r>
-      <w:r>
-        <w:rPr>
-          <w:rFonts w:ascii="Consolas" w:hAnsi="Consolas" w:eastAsia="等线"/>
-          <w:b w:val="0"/>
-          <w:i w:val="0"/>
-          <w:color w:val="444444"/>
-          <w:sz w:val="19"/>
-        </w:rPr>
-        <w:t>row_rip_bound_M</w:t>
-      </w:r>
-      <w:r>
-        <w:rPr>
-          <w:rFonts w:ascii="Times New Roman" w:hAnsi="Times New Roman" w:eastAsia="宋体"/>
-          <w:b w:val="0"/>
-          <w:i/>
-          <w:color w:val="444444"/>
-          <w:sz w:val="21"/>
-        </w:rPr>
-        <w:t>、</w:t>
-      </w:r>
-      <w:r>
-        <w:rPr>
-          <w:rFonts w:ascii="Consolas" w:hAnsi="Consolas" w:eastAsia="等线"/>
-          <w:b w:val="0"/>
-          <w:i w:val="0"/>
-          <w:color w:val="444444"/>
-          <w:sz w:val="19"/>
-        </w:rPr>
-        <w:t>ca_tau.v</w:t>
-      </w:r>
-      <w:r>
-        <w:rPr>
-          <w:rFonts w:ascii="Times New Roman" w:hAnsi="Times New Roman" w:eastAsia="宋体"/>
-          <w:b w:val="0"/>
-          <w:i/>
-          <w:color w:val="444444"/>
-          <w:sz w:val="21"/>
-        </w:rPr>
-        <w:t xml:space="preserve"> </w:t>
-      </w:r>
-      <w:r>
-        <w:rPr>
-          <w:rFonts w:ascii="Consolas" w:hAnsi="Consolas" w:eastAsia="等线"/>
-          <w:b w:val="0"/>
-          <w:i w:val="0"/>
-          <w:color w:val="444444"/>
-          <w:sz w:val="19"/>
-        </w:rPr>
-        <w:t>tau_crop_mono</w:t>
-      </w:r>
-      <w:r>
-        <w:rPr>
-          <w:rFonts w:ascii="Times New Roman" w:hAnsi="Times New Roman" w:eastAsia="宋体"/>
-          <w:b w:val="0"/>
-          <w:i/>
-          <w:color w:val="444444"/>
-          <w:sz w:val="21"/>
-        </w:rPr>
-        <w:t>），探针降级为独立验证附注；</w:t>
+        <w:t xml:space="preserve"> 更正为 </w:t>
       </w:r>
       <w:r>
         <w:rPr>
@@ -679,7 +579,7 @@
           <w:color w:val="444444"/>
           <w:sz w:val="21"/>
         </w:rPr>
-        <w:t>审计口径统一</w:t>
+        <w:t>`exp(2·d) − 1`</w:t>
       </w:r>
       <w:r>
         <w:rPr>
@@ -689,13 +589,18 @@
           <w:color w:val="444444"/>
           <w:sz w:val="21"/>
         </w:rPr>
-        <w:t>——"全零经典排中"表述全文统一为诚实口径（排中律宏零出现 + 公理依赖披露，正文 §5/§6 原有精确表述不变）；30模块 归档 2026-08-30 新增 probe_welch / probe_g1_norm_closed / probe_g2_mu_adj（SHA 一致）；开发区→PSA 仓库对齐提交 2f21249（ca_tau 入 lib、CS 战役 4 探针入 probes、14 py 入 empirical）。</w:t>
-      </w:r>
-    </w:p>
-    <w:p>
-      <w:pPr>
-        <w:ind w:left="432"/>
-      </w:pPr>
+        <w:t xml:space="preserve">（代码 </w:t>
+      </w:r>
+      <w:r>
+        <w:rPr>
+          <w:rFonts w:ascii="Consolas" w:hAnsi="Consolas" w:eastAsia="等线"/>
+          <w:b w:val="0"/>
+          <w:i w:val="0"/>
+          <w:color w:val="444444"/>
+          <w:sz w:val="19"/>
+        </w:rPr>
+        <w:t>softmax_l1_bound_exp</w:t>
+      </w:r>
       <w:r>
         <w:rPr>
           <w:rFonts w:ascii="Times New Roman" w:hAnsi="Times New Roman" w:eastAsia="宋体"/>
@@ -704,7 +609,7 @@
           <w:color w:val="444444"/>
           <w:sz w:val="21"/>
         </w:rPr>
-        <w:t>修订摘要（v2.11→v2.12，2026-08-27，合并版重生成 + M3 代数化）：</w:t>
+        <w:t xml:space="preserve"> PSA_framework.v:2216-2220 实形态，旧稿高估紧度）；</w:t>
       </w:r>
       <w:r>
         <w:rPr>
@@ -714,7 +619,7 @@
           <w:color w:val="444444"/>
           <w:sz w:val="21"/>
         </w:rPr>
-        <w:t>合并版 `ca_merged_full_25.v` 重新生成</w:t>
+        <w:t>P1-1 引用-权威对齐</w:t>
       </w:r>
       <w:r>
         <w:rPr>
@@ -724,7 +629,7 @@
           <w:color w:val="444444"/>
           <w:sz w:val="21"/>
         </w:rPr>
-        <w:t>（87588 行 / 57 顶层 Module / 20 探针，</w:t>
+        <w:t>——§5.6 压缩感知/τ 族的探针引用补注权威独立模块（</w:t>
       </w:r>
       <w:r>
         <w:rPr>
@@ -734,7 +639,7 @@
           <w:color w:val="444444"/>
           <w:sz w:val="19"/>
         </w:rPr>
-        <w:t>_merge_ca.py</w:t>
+        <w:t>ca_rip_cr.v</w:t>
       </w:r>
       <w:r>
         <w:rPr>
@@ -744,7 +649,67 @@
           <w:color w:val="444444"/>
           <w:sz w:val="21"/>
         </w:rPr>
-        <w:t>，MERGE_EXIT=0 复验；30模块 归档 SHA-256 同步）；</w:t>
+        <w:t xml:space="preserve"> </w:t>
+      </w:r>
+      <w:r>
+        <w:rPr>
+          <w:rFonts w:ascii="Consolas" w:hAnsi="Consolas" w:eastAsia="等线"/>
+          <w:b w:val="0"/>
+          <w:i w:val="0"/>
+          <w:color w:val="444444"/>
+          <w:sz w:val="19"/>
+        </w:rPr>
+        <w:t>row_rip_bound_M</w:t>
+      </w:r>
+      <w:r>
+        <w:rPr>
+          <w:rFonts w:ascii="Times New Roman" w:hAnsi="Times New Roman" w:eastAsia="宋体"/>
+          <w:b w:val="0"/>
+          <w:i/>
+          <w:color w:val="444444"/>
+          <w:sz w:val="21"/>
+        </w:rPr>
+        <w:t>、</w:t>
+      </w:r>
+      <w:r>
+        <w:rPr>
+          <w:rFonts w:ascii="Consolas" w:hAnsi="Consolas" w:eastAsia="等线"/>
+          <w:b w:val="0"/>
+          <w:i w:val="0"/>
+          <w:color w:val="444444"/>
+          <w:sz w:val="19"/>
+        </w:rPr>
+        <w:t>ca_tau.v</w:t>
+      </w:r>
+      <w:r>
+        <w:rPr>
+          <w:rFonts w:ascii="Times New Roman" w:hAnsi="Times New Roman" w:eastAsia="宋体"/>
+          <w:b w:val="0"/>
+          <w:i/>
+          <w:color w:val="444444"/>
+          <w:sz w:val="21"/>
+        </w:rPr>
+        <w:t xml:space="preserve"> </w:t>
+      </w:r>
+      <w:r>
+        <w:rPr>
+          <w:rFonts w:ascii="Consolas" w:hAnsi="Consolas" w:eastAsia="等线"/>
+          <w:b w:val="0"/>
+          <w:i w:val="0"/>
+          <w:color w:val="444444"/>
+          <w:sz w:val="19"/>
+        </w:rPr>
+        <w:t>tau_crop_mono</w:t>
+      </w:r>
+      <w:r>
+        <w:rPr>
+          <w:rFonts w:ascii="Times New Roman" w:hAnsi="Times New Roman" w:eastAsia="宋体"/>
+          <w:b w:val="0"/>
+          <w:i/>
+          <w:color w:val="444444"/>
+          <w:sz w:val="21"/>
+        </w:rPr>
+        <w:t>），探针降级为独立验证附注；</w:t>
       </w:r>
       <w:r>
         <w:rPr>
@@ -754,7 +719,7 @@
           <w:color w:val="444444"/>
           <w:sz w:val="21"/>
         </w:rPr>
-        <w:t>M3 构造性 √ 界代数化</w:t>
+        <w:t>审计口径统一</w:t>
       </w:r>
       <w:r>
         <w:rPr>
@@ -764,18 +729,13 @@
           <w:color w:val="444444"/>
           <w:sz w:val="21"/>
         </w:rPr>
-        <w:t>（</w:t>
-      </w:r>
-      <w:r>
-        <w:rPr>
-          <w:rFonts w:ascii="Consolas" w:hAnsi="Consolas" w:eastAsia="等线"/>
-          <w:b w:val="0"/>
-          <w:i w:val="0"/>
-          <w:color w:val="444444"/>
-          <w:sz w:val="19"/>
-        </w:rPr>
-        <w:t>probe_sqrt_cr_m3.v</w:t>
-      </w:r>
+        <w:t>——"全零经典排中"表述全文统一为诚实口径（排中律宏零出现 + 公理依赖披露，正文 §5/§6 原有精确表述不变）；30模块 归档 2026-08-30 新增 probe_welch / probe_g1_norm_closed / probe_g2_mu_adj（SHA 一致）；开发区→PSA 仓库对齐提交 2f21249（ca_tau 入 lib、CS 战役 4 探针入 probes、14 py 入 empirical）。</w:t>
+      </w:r>
+    </w:p>
+    <w:p>
+      <w:pPr>
+        <w:ind w:left="432"/>
+      </w:pPr>
       <w:r>
         <w:rPr>
           <w:rFonts w:ascii="Times New Roman" w:hAnsi="Times New Roman" w:eastAsia="宋体"/>
@@ -784,127 +744,7 @@
           <w:color w:val="444444"/>
           <w:sz w:val="21"/>
         </w:rPr>
-        <w:t xml:space="preserve"> 的 </w:t>
-      </w:r>
-      <w:r>
-        <w:rPr>
-          <w:rFonts w:ascii="Consolas" w:hAnsi="Consolas" w:eastAsia="等线"/>
-          <w:b w:val="0"/>
-          <w:i w:val="0"/>
-          <w:color w:val="444444"/>
-          <w:sz w:val="19"/>
-        </w:rPr>
-        <w:t>sqrt21_lower</w:t>
-      </w:r>
-      <w:r>
-        <w:rPr>
-          <w:rFonts w:ascii="Times New Roman" w:hAnsi="Times New Roman" w:eastAsia="宋体"/>
-          <w:b w:val="0"/>
-          <w:i/>
-          <w:color w:val="444444"/>
-          <w:sz w:val="21"/>
-        </w:rPr>
-        <w:t>/</w:t>
-      </w:r>
-      <w:r>
-        <w:rPr>
-          <w:rFonts w:ascii="Consolas" w:hAnsi="Consolas" w:eastAsia="等线"/>
-          <w:b w:val="0"/>
-          <w:i w:val="0"/>
-          <w:color w:val="444444"/>
-          <w:sz w:val="19"/>
-        </w:rPr>
-        <w:t>sqrt105_lower</w:t>
-      </w:r>
-      <w:r>
-        <w:rPr>
-          <w:rFonts w:ascii="Times New Roman" w:hAnsi="Times New Roman" w:eastAsia="宋体"/>
-          <w:b w:val="0"/>
-          <w:i/>
-          <w:color w:val="444444"/>
-          <w:sz w:val="21"/>
-        </w:rPr>
-        <w:t xml:space="preserve"> 从 qbisec vm_compute 数值核验升级为代数证明——Q 层平方界 </w:t>
-      </w:r>
-      <w:r>
-        <w:rPr>
-          <w:rFonts w:ascii="Consolas" w:hAnsi="Consolas" w:eastAsia="等线"/>
-          <w:b w:val="0"/>
-          <w:i w:val="0"/>
-          <w:color w:val="444444"/>
-          <w:sz w:val="19"/>
-        </w:rPr>
-        <w:t>(4582/1000)²≤21</w:t>
-      </w:r>
-      <w:r>
-        <w:rPr>
-          <w:rFonts w:ascii="Times New Roman" w:hAnsi="Times New Roman" w:eastAsia="宋体"/>
-          <w:b w:val="0"/>
-          <w:i/>
-          <w:color w:val="444444"/>
-          <w:sz w:val="21"/>
-        </w:rPr>
-        <w:t xml:space="preserve"> + 自建非负平方单调 </w:t>
-      </w:r>
-      <w:r>
-        <w:rPr>
-          <w:rFonts w:ascii="Consolas" w:hAnsi="Consolas" w:eastAsia="等线"/>
-          <w:b w:val="0"/>
-          <w:i w:val="0"/>
-          <w:color w:val="444444"/>
-          <w:sz w:val="19"/>
-        </w:rPr>
-        <w:t>CRle_square_nonneg</w:t>
-      </w:r>
-      <w:r>
-        <w:rPr>
-          <w:rFonts w:ascii="Times New Roman" w:hAnsi="Times New Roman" w:eastAsia="宋体"/>
-          <w:b w:val="0"/>
-          <w:i/>
-          <w:color w:val="444444"/>
-          <w:sz w:val="21"/>
-        </w:rPr>
-        <w:t xml:space="preserve"> + </w:t>
-      </w:r>
-      <w:r>
-        <w:rPr>
-          <w:rFonts w:ascii="Consolas" w:hAnsi="Consolas" w:eastAsia="等线"/>
-          <w:b w:val="0"/>
-          <w:i w:val="0"/>
-          <w:color w:val="444444"/>
-          <w:sz w:val="19"/>
-        </w:rPr>
-        <w:t>CR_of_Q_mult</w:t>
-      </w:r>
-      <w:r>
-        <w:rPr>
-          <w:rFonts w:ascii="Times New Roman" w:hAnsi="Times New Roman" w:eastAsia="宋体"/>
-          <w:b w:val="0"/>
-          <w:i/>
-          <w:color w:val="444444"/>
-          <w:sz w:val="21"/>
-        </w:rPr>
-        <w:t>/</w:t>
-      </w:r>
-      <w:r>
-        <w:rPr>
-          <w:rFonts w:ascii="Consolas" w:hAnsi="Consolas" w:eastAsia="等线"/>
-          <w:b w:val="0"/>
-          <w:i w:val="0"/>
-          <w:color w:val="444444"/>
-          <w:sz w:val="19"/>
-        </w:rPr>
-        <w:t>CRsqrt_sq</w:t>
-      </w:r>
-      <w:r>
-        <w:rPr>
-          <w:rFonts w:ascii="Times New Roman" w:hAnsi="Times New Roman" w:eastAsia="宋体"/>
-          <w:b w:val="0"/>
-          <w:i/>
-          <w:color w:val="444444"/>
-          <w:sz w:val="21"/>
-        </w:rPr>
-        <w:t xml:space="preserve"> 桥，Print Assumptions 全 Closed 零公理，qbisec 核验保留交叉验证）；</w:t>
+        <w:t>修订摘要（v2.11→v2.12，2026-08-27，合并版重生成 + M3 代数化）：</w:t>
       </w:r>
       <w:r>
         <w:rPr>
@@ -914,7 +754,7 @@
           <w:color w:val="444444"/>
           <w:sz w:val="21"/>
         </w:rPr>
-        <w:t>CI 双环境修复</w:t>
+        <w:t>合并版 `ca_merged_full_25.v` 重新生成</w:t>
       </w:r>
       <w:r>
         <w:rPr>
@@ -924,7 +764,7 @@
           <w:color w:val="444444"/>
           <w:sz w:val="21"/>
         </w:rPr>
-        <w:t>（</w:t>
+        <w:t>（87588 行 / 67 模块分区 / 20 探针，</w:t>
       </w:r>
       <w:r>
         <w:rPr>
@@ -934,7 +774,7 @@
           <w:color w:val="444444"/>
           <w:sz w:val="19"/>
         </w:rPr>
-        <w:t>probe_partial.v</w:t>
+        <w:t>_merge_ca.py</w:t>
       </w:r>
       <w:r>
         <w:rPr>
@@ -944,107 +784,7 @@
           <w:color w:val="444444"/>
           <w:sz w:val="21"/>
         </w:rPr>
-        <w:t xml:space="preserve"> grid_conj 的 </w:t>
-      </w:r>
-      <w:r>
-        <w:rPr>
-          <w:rFonts w:ascii="Consolas" w:hAnsi="Consolas" w:eastAsia="等线"/>
-          <w:b w:val="0"/>
-          <w:i w:val="0"/>
-          <w:color w:val="444444"/>
-          <w:sz w:val="19"/>
-        </w:rPr>
-        <w:t>rewrite !mult_INR</w:t>
-      </w:r>
-      <w:r>
-        <w:rPr>
-          <w:rFonts w:ascii="Times New Roman" w:hAnsi="Times New Roman" w:eastAsia="宋体"/>
-          <w:b w:val="0"/>
-          <w:i/>
-          <w:color w:val="444444"/>
-          <w:sz w:val="21"/>
-        </w:rPr>
-        <w:t xml:space="preserve"> 在 mathcomp 2.6 下 LHS 不匹配——</w:t>
-      </w:r>
-      <w:r>
-        <w:rPr>
-          <w:rFonts w:ascii="Consolas" w:hAnsi="Consolas" w:eastAsia="等线"/>
-          <w:b w:val="0"/>
-          <w:i w:val="0"/>
-          <w:color w:val="444444"/>
-          <w:sz w:val="19"/>
-        </w:rPr>
-        <w:t>muln</w:t>
-      </w:r>
-      <w:r>
-        <w:rPr>
-          <w:rFonts w:ascii="Times New Roman" w:hAnsi="Times New Roman" w:eastAsia="宋体"/>
-          <w:b w:val="0"/>
-          <w:i/>
-          <w:color w:val="444444"/>
-          <w:sz w:val="21"/>
-        </w:rPr>
-        <w:t xml:space="preserve"> 新定义 ≢ </w:t>
-      </w:r>
-      <w:r>
-        <w:rPr>
-          <w:rFonts w:ascii="Consolas" w:hAnsi="Consolas" w:eastAsia="等线"/>
-          <w:b w:val="0"/>
-          <w:i w:val="0"/>
-          <w:color w:val="444444"/>
-          <w:sz w:val="19"/>
-        </w:rPr>
-        <w:t>Nat.mul</w:t>
-      </w:r>
-      <w:r>
-        <w:rPr>
-          <w:rFonts w:ascii="Times New Roman" w:hAnsi="Times New Roman" w:eastAsia="宋体"/>
-          <w:b w:val="0"/>
-          <w:i/>
-          <w:color w:val="444444"/>
-          <w:sz w:val="21"/>
-        </w:rPr>
-        <w:t xml:space="preserve">——改 </w:t>
-      </w:r>
-      <w:r>
-        <w:rPr>
-          <w:rFonts w:ascii="Consolas" w:hAnsi="Consolas" w:eastAsia="等线"/>
-          <w:b w:val="0"/>
-          <w:i w:val="0"/>
-          <w:color w:val="444444"/>
-          <w:sz w:val="19"/>
-        </w:rPr>
-        <w:t>rewrite mulnE</w:t>
-      </w:r>
-      <w:r>
-        <w:rPr>
-          <w:rFonts w:ascii="Times New Roman" w:hAnsi="Times New Roman" w:eastAsia="宋体"/>
-          <w:b w:val="0"/>
-          <w:i/>
-          <w:color w:val="444444"/>
-          <w:sz w:val="21"/>
-        </w:rPr>
-        <w:t xml:space="preserve"> + 显式 </w:t>
-      </w:r>
-      <w:r>
-        <w:rPr>
-          <w:rFonts w:ascii="Consolas" w:hAnsi="Consolas" w:eastAsia="等线"/>
-          <w:b w:val="0"/>
-          <w:i w:val="0"/>
-          <w:color w:val="444444"/>
-          <w:sz w:val="19"/>
-        </w:rPr>
-        <w:t>mult_INR</w:t>
-      </w:r>
-      <w:r>
-        <w:rPr>
-          <w:rFonts w:ascii="Times New Roman" w:hAnsi="Times New Roman" w:eastAsia="宋体"/>
-          <w:b w:val="0"/>
-          <w:i/>
-          <w:color w:val="444444"/>
-          <w:sz w:val="21"/>
-        </w:rPr>
-        <w:t xml:space="preserve"> 参数，经验卡 E150）；</w:t>
+        <w:t>，MERGE_EXIT=0 复验；30模块 归档 SHA-256 同步）；</w:t>
       </w:r>
       <w:r>
         <w:rPr>
@@ -1054,7 +794,7 @@
           <w:color w:val="444444"/>
           <w:sz w:val="21"/>
         </w:rPr>
-        <w:t>165 项审计重跑确认</w:t>
+        <w:t>M3 构造性 √ 界代数化</w:t>
       </w:r>
       <w:r>
         <w:rPr>
@@ -1064,7 +804,7 @@
           <w:color w:val="444444"/>
           <w:sz w:val="21"/>
         </w:rPr>
-        <w:t>（111 段 Axioms + 54 项 Closed，</w:t>
+        <w:t>（</w:t>
       </w:r>
       <w:r>
         <w:rPr>
@@ -1074,7 +814,7 @@
           <w:color w:val="444444"/>
           <w:sz w:val="19"/>
         </w:rPr>
-        <w:t>Classical_Prop.classic</w:t>
+        <w:t>probe_sqrt_cr_m3.v</w:t>
       </w:r>
       <w:r>
         <w:rPr>
@@ -1084,13 +824,18 @@
           <w:color w:val="444444"/>
           <w:sz w:val="21"/>
         </w:rPr>
-        <w:t xml:space="preserve"> 零出现，post-M1.5 口径维持）。</w:t>
-      </w:r>
-    </w:p>
-    <w:p>
-      <w:pPr>
-        <w:ind w:left="432"/>
-      </w:pPr>
+        <w:t xml:space="preserve"> 的 </w:t>
+      </w:r>
+      <w:r>
+        <w:rPr>
+          <w:rFonts w:ascii="Consolas" w:hAnsi="Consolas" w:eastAsia="等线"/>
+          <w:b w:val="0"/>
+          <w:i w:val="0"/>
+          <w:color w:val="444444"/>
+          <w:sz w:val="19"/>
+        </w:rPr>
+        <w:t>sqrt21_lower</w:t>
+      </w:r>
       <w:r>
         <w:rPr>
           <w:rFonts w:ascii="Times New Roman" w:hAnsi="Times New Roman" w:eastAsia="宋体"/>
@@ -1099,7 +844,107 @@
           <w:color w:val="444444"/>
           <w:sz w:val="21"/>
         </w:rPr>
-        <w:t xml:space="preserve">修订摘要（v2.12→v2.13，2026-08-29，CS 战役定理化与代码基态对齐）：§5.6.6 压缩感知族新增 </w:t>
+        <w:t>/</w:t>
+      </w:r>
+      <w:r>
+        <w:rPr>
+          <w:rFonts w:ascii="Consolas" w:hAnsi="Consolas" w:eastAsia="等线"/>
+          <w:b w:val="0"/>
+          <w:i w:val="0"/>
+          <w:color w:val="444444"/>
+          <w:sz w:val="19"/>
+        </w:rPr>
+        <w:t>sqrt105_lower</w:t>
+      </w:r>
+      <w:r>
+        <w:rPr>
+          <w:rFonts w:ascii="Times New Roman" w:hAnsi="Times New Roman" w:eastAsia="宋体"/>
+          <w:b w:val="0"/>
+          <w:i/>
+          <w:color w:val="444444"/>
+          <w:sz w:val="21"/>
+        </w:rPr>
+        <w:t xml:space="preserve"> 从 qbisec vm_compute 数值核验升级为代数证明——Q 层平方界 </w:t>
+      </w:r>
+      <w:r>
+        <w:rPr>
+          <w:rFonts w:ascii="Consolas" w:hAnsi="Consolas" w:eastAsia="等线"/>
+          <w:b w:val="0"/>
+          <w:i w:val="0"/>
+          <w:color w:val="444444"/>
+          <w:sz w:val="19"/>
+        </w:rPr>
+        <w:t>(4582/1000)²≤21</w:t>
+      </w:r>
+      <w:r>
+        <w:rPr>
+          <w:rFonts w:ascii="Times New Roman" w:hAnsi="Times New Roman" w:eastAsia="宋体"/>
+          <w:b w:val="0"/>
+          <w:i/>
+          <w:color w:val="444444"/>
+          <w:sz w:val="21"/>
+        </w:rPr>
+        <w:t xml:space="preserve"> + 自建非负平方单调 </w:t>
+      </w:r>
+      <w:r>
+        <w:rPr>
+          <w:rFonts w:ascii="Consolas" w:hAnsi="Consolas" w:eastAsia="等线"/>
+          <w:b w:val="0"/>
+          <w:i w:val="0"/>
+          <w:color w:val="444444"/>
+          <w:sz w:val="19"/>
+        </w:rPr>
+        <w:t>CRle_square_nonneg</w:t>
+      </w:r>
+      <w:r>
+        <w:rPr>
+          <w:rFonts w:ascii="Times New Roman" w:hAnsi="Times New Roman" w:eastAsia="宋体"/>
+          <w:b w:val="0"/>
+          <w:i/>
+          <w:color w:val="444444"/>
+          <w:sz w:val="21"/>
+        </w:rPr>
+        <w:t xml:space="preserve"> + </w:t>
+      </w:r>
+      <w:r>
+        <w:rPr>
+          <w:rFonts w:ascii="Consolas" w:hAnsi="Consolas" w:eastAsia="等线"/>
+          <w:b w:val="0"/>
+          <w:i w:val="0"/>
+          <w:color w:val="444444"/>
+          <w:sz w:val="19"/>
+        </w:rPr>
+        <w:t>CR_of_Q_mult</w:t>
+      </w:r>
+      <w:r>
+        <w:rPr>
+          <w:rFonts w:ascii="Times New Roman" w:hAnsi="Times New Roman" w:eastAsia="宋体"/>
+          <w:b w:val="0"/>
+          <w:i/>
+          <w:color w:val="444444"/>
+          <w:sz w:val="21"/>
+        </w:rPr>
+        <w:t>/</w:t>
+      </w:r>
+      <w:r>
+        <w:rPr>
+          <w:rFonts w:ascii="Consolas" w:hAnsi="Consolas" w:eastAsia="等线"/>
+          <w:b w:val="0"/>
+          <w:i w:val="0"/>
+          <w:color w:val="444444"/>
+          <w:sz w:val="19"/>
+        </w:rPr>
+        <w:t>CRsqrt_sq</w:t>
+      </w:r>
+      <w:r>
+        <w:rPr>
+          <w:rFonts w:ascii="Times New Roman" w:hAnsi="Times New Roman" w:eastAsia="宋体"/>
+          <w:b w:val="0"/>
+          <w:i/>
+          <w:color w:val="444444"/>
+          <w:sz w:val="21"/>
+        </w:rPr>
+        <w:t xml:space="preserve"> 桥，Print Assumptions 全 Closed 零公理，qbisec 核验保留交叉验证）；</w:t>
       </w:r>
       <w:r>
         <w:rPr>
@@ -1109,7 +954,7 @@
           <w:color w:val="444444"/>
           <w:sz w:val="21"/>
         </w:rPr>
-        <w:t>CS-11/CS-12/CS-13/CS-14 四条目</w:t>
+        <w:t>CI 双环境修复</w:t>
       </w:r>
       <w:r>
         <w:rPr>
@@ -1119,7 +964,127 @@
           <w:color w:val="444444"/>
           <w:sz w:val="21"/>
         </w:rPr>
-        <w:t xml:space="preserve">（z 区四模块合计 </w:t>
+        <w:t>（</w:t>
+      </w:r>
+      <w:r>
+        <w:rPr>
+          <w:rFonts w:ascii="Consolas" w:hAnsi="Consolas" w:eastAsia="等线"/>
+          <w:b w:val="0"/>
+          <w:i w:val="0"/>
+          <w:color w:val="444444"/>
+          <w:sz w:val="19"/>
+        </w:rPr>
+        <w:t>probe_partial.v</w:t>
+      </w:r>
+      <w:r>
+        <w:rPr>
+          <w:rFonts w:ascii="Times New Roman" w:hAnsi="Times New Roman" w:eastAsia="宋体"/>
+          <w:b w:val="0"/>
+          <w:i/>
+          <w:color w:val="444444"/>
+          <w:sz w:val="21"/>
+        </w:rPr>
+        <w:t xml:space="preserve"> grid_conj 的 </w:t>
+      </w:r>
+      <w:r>
+        <w:rPr>
+          <w:rFonts w:ascii="Consolas" w:hAnsi="Consolas" w:eastAsia="等线"/>
+          <w:b w:val="0"/>
+          <w:i w:val="0"/>
+          <w:color w:val="444444"/>
+          <w:sz w:val="19"/>
+        </w:rPr>
+        <w:t>rewrite !mult_INR</w:t>
+      </w:r>
+      <w:r>
+        <w:rPr>
+          <w:rFonts w:ascii="Times New Roman" w:hAnsi="Times New Roman" w:eastAsia="宋体"/>
+          <w:b w:val="0"/>
+          <w:i/>
+          <w:color w:val="444444"/>
+          <w:sz w:val="21"/>
+        </w:rPr>
+        <w:t xml:space="preserve"> 在 mathcomp 2.6 下 LHS 不匹配——</w:t>
+      </w:r>
+      <w:r>
+        <w:rPr>
+          <w:rFonts w:ascii="Consolas" w:hAnsi="Consolas" w:eastAsia="等线"/>
+          <w:b w:val="0"/>
+          <w:i w:val="0"/>
+          <w:color w:val="444444"/>
+          <w:sz w:val="19"/>
+        </w:rPr>
+        <w:t>muln</w:t>
+      </w:r>
+      <w:r>
+        <w:rPr>
+          <w:rFonts w:ascii="Times New Roman" w:hAnsi="Times New Roman" w:eastAsia="宋体"/>
+          <w:b w:val="0"/>
+          <w:i/>
+          <w:color w:val="444444"/>
+          <w:sz w:val="21"/>
+        </w:rPr>
+        <w:t xml:space="preserve"> 新定义 ≢ </w:t>
+      </w:r>
+      <w:r>
+        <w:rPr>
+          <w:rFonts w:ascii="Consolas" w:hAnsi="Consolas" w:eastAsia="等线"/>
+          <w:b w:val="0"/>
+          <w:i w:val="0"/>
+          <w:color w:val="444444"/>
+          <w:sz w:val="19"/>
+        </w:rPr>
+        <w:t>Nat.mul</w:t>
+      </w:r>
+      <w:r>
+        <w:rPr>
+          <w:rFonts w:ascii="Times New Roman" w:hAnsi="Times New Roman" w:eastAsia="宋体"/>
+          <w:b w:val="0"/>
+          <w:i/>
+          <w:color w:val="444444"/>
+          <w:sz w:val="21"/>
+        </w:rPr>
+        <w:t xml:space="preserve">——改 </w:t>
+      </w:r>
+      <w:r>
+        <w:rPr>
+          <w:rFonts w:ascii="Consolas" w:hAnsi="Consolas" w:eastAsia="等线"/>
+          <w:b w:val="0"/>
+          <w:i w:val="0"/>
+          <w:color w:val="444444"/>
+          <w:sz w:val="19"/>
+        </w:rPr>
+        <w:t>rewrite mulnE</w:t>
+      </w:r>
+      <w:r>
+        <w:rPr>
+          <w:rFonts w:ascii="Times New Roman" w:hAnsi="Times New Roman" w:eastAsia="宋体"/>
+          <w:b w:val="0"/>
+          <w:i/>
+          <w:color w:val="444444"/>
+          <w:sz w:val="21"/>
+        </w:rPr>
+        <w:t xml:space="preserve"> + 显式 </w:t>
+      </w:r>
+      <w:r>
+        <w:rPr>
+          <w:rFonts w:ascii="Consolas" w:hAnsi="Consolas" w:eastAsia="等线"/>
+          <w:b w:val="0"/>
+          <w:i w:val="0"/>
+          <w:color w:val="444444"/>
+          <w:sz w:val="19"/>
+        </w:rPr>
+        <w:t>mult_INR</w:t>
+      </w:r>
+      <w:r>
+        <w:rPr>
+          <w:rFonts w:ascii="Times New Roman" w:hAnsi="Times New Roman" w:eastAsia="宋体"/>
+          <w:b w:val="0"/>
+          <w:i/>
+          <w:color w:val="444444"/>
+          <w:sz w:val="21"/>
+        </w:rPr>
+        <w:t xml:space="preserve"> 参数，经验卡 E150）；</w:t>
       </w:r>
       <w:r>
         <w:rPr>
@@ -1129,7 +1094,7 @@
           <w:color w:val="444444"/>
           <w:sz w:val="21"/>
         </w:rPr>
-        <w:t>64 Qed / 0 Admitted</w:t>
+        <w:t>165 项审计重跑确认</w:t>
       </w:r>
       <w:r>
         <w:rPr>
@@ -1139,7 +1104,42 @@
           <w:color w:val="444444"/>
           <w:sz w:val="21"/>
         </w:rPr>
-        <w:t>，全部独立编译 EXIT=0、归档 30模块 SHA 一致、未并入合并版 25——并入待合并版再生）：</w:t>
+        <w:t>（111 段 Axioms + 54 项 Closed，</w:t>
+      </w:r>
+      <w:r>
+        <w:rPr>
+          <w:rFonts w:ascii="Consolas" w:hAnsi="Consolas" w:eastAsia="等线"/>
+          <w:b w:val="0"/>
+          <w:i w:val="0"/>
+          <w:color w:val="444444"/>
+          <w:sz w:val="19"/>
+        </w:rPr>
+        <w:t>Classical_Prop.classic</w:t>
+      </w:r>
+      <w:r>
+        <w:rPr>
+          <w:rFonts w:ascii="Times New Roman" w:hAnsi="Times New Roman" w:eastAsia="宋体"/>
+          <w:b w:val="0"/>
+          <w:i/>
+          <w:color w:val="444444"/>
+          <w:sz w:val="21"/>
+        </w:rPr>
+        <w:t xml:space="preserve"> 零出现，post-M1.5 口径维持）。</w:t>
+      </w:r>
+    </w:p>
+    <w:p>
+      <w:pPr>
+        <w:ind w:left="432"/>
+      </w:pPr>
+      <w:r>
+        <w:rPr>
+          <w:rFonts w:ascii="Times New Roman" w:hAnsi="Times New Roman" w:eastAsia="宋体"/>
+          <w:b w:val="0"/>
+          <w:i/>
+          <w:color w:val="444444"/>
+          <w:sz w:val="21"/>
+        </w:rPr>
+        <w:t xml:space="preserve">修订摘要（v2.12→v2.13，2026-08-29，CS 战役定理化与代码基态对齐）：§5.6.6 压缩感知族新增 </w:t>
       </w:r>
       <w:r>
         <w:rPr>
@@ -1149,7 +1149,7 @@
           <w:color w:val="444444"/>
           <w:sz w:val="21"/>
         </w:rPr>
-        <w:t>CS-11 τ 裁剪最优性</w:t>
+        <w:t>CS-11/CS-12/CS-13/CS-14 四条目</w:t>
       </w:r>
       <w:r>
         <w:rPr>
@@ -1159,47 +1159,7 @@
           <w:color w:val="444444"/>
           <w:sz w:val="21"/>
         </w:rPr>
-        <w:t>（</w:t>
-      </w:r>
-      <w:r>
-        <w:rPr>
-          <w:rFonts w:ascii="Consolas" w:hAnsi="Consolas" w:eastAsia="等线"/>
-          <w:b w:val="0"/>
-          <w:i w:val="0"/>
-          <w:color w:val="444444"/>
-          <w:sz w:val="19"/>
-        </w:rPr>
-        <w:t>probe_taugrid.v</w:t>
-      </w:r>
-      <w:r>
-        <w:rPr>
-          <w:rFonts w:ascii="Times New Roman" w:hAnsi="Times New Roman" w:eastAsia="宋体"/>
-          <w:b w:val="0"/>
-          <w:i/>
-          <w:color w:val="444444"/>
-          <w:sz w:val="21"/>
-        </w:rPr>
-        <w:t xml:space="preserve"> 17 Qed：覆盖债精确量化（窗 [0,T] 能量恰 = (T+1)/n，债 1−(T+1)/n ∈ (0,1) 机器可计算）+ 支撑完备刻画（n ≤ T ⟺ ψ_n 完全支撑训练窗，iff）+ 裁剪证书单调（kept 子族行和 ≤ 全族，上界型证书不损）+ C-梯子稀疏化迁移 + 三连合成 </w:t>
-      </w:r>
-      <w:r>
-        <w:rPr>
-          <w:rFonts w:ascii="Consolas" w:hAnsi="Consolas" w:eastAsia="等线"/>
-          <w:b w:val="0"/>
-          <w:i w:val="0"/>
-          <w:color w:val="444444"/>
-          <w:sz w:val="19"/>
-        </w:rPr>
-        <w:t>tau_prune_optimality</w:t>
-      </w:r>
-      <w:r>
-        <w:rPr>
-          <w:rFonts w:ascii="Times New Roman" w:hAnsi="Times New Roman" w:eastAsia="宋体"/>
-          <w:b w:val="0"/>
-          <w:i/>
-          <w:color w:val="444444"/>
-          <w:sz w:val="21"/>
-        </w:rPr>
-        <w:t>——randmax 裁剪实验的定理侧）；</w:t>
+        <w:t xml:space="preserve">（z 区四模块合计 </w:t>
       </w:r>
       <w:r>
         <w:rPr>
@@ -1209,7 +1169,7 @@
           <w:color w:val="444444"/>
           <w:sz w:val="21"/>
         </w:rPr>
-        <w:t>CS-12 构造性孪生</w:t>
+        <w:t>64 Qed / 0 Admitted</w:t>
       </w:r>
       <w:r>
         <w:rPr>
@@ -1219,27 +1179,7 @@
           <w:color w:val="444444"/>
           <w:sz w:val="21"/>
         </w:rPr>
-        <w:t>（</w:t>
-      </w:r>
-      <w:r>
-        <w:rPr>
-          <w:rFonts w:ascii="Consolas" w:hAnsi="Consolas" w:eastAsia="等线"/>
-          <w:b w:val="0"/>
-          <w:i w:val="0"/>
-          <w:color w:val="444444"/>
-          <w:sz w:val="19"/>
-        </w:rPr>
-        <w:t>probe_taugrid_cr.v</w:t>
-      </w:r>
-      <w:r>
-        <w:rPr>
-          <w:rFonts w:ascii="Times New Roman" w:hAnsi="Times New Roman" w:eastAsia="宋体"/>
-          <w:b w:val="0"/>
-          <w:i/>
-          <w:color w:val="444444"/>
-          <w:sz w:val="21"/>
-        </w:rPr>
-        <w:t xml:space="preserve"> 13 Qed </w:t>
+        <w:t>，全部独立编译 EXIT=0、归档 30模块 SHA 一致、未并入合并版 25——并入待合并版再生）：</w:t>
       </w:r>
       <w:r>
         <w:rPr>
@@ -1249,7 +1189,7 @@
           <w:color w:val="444444"/>
           <w:sz w:val="21"/>
         </w:rPr>
-        <w:t>零公理</w:t>
+        <w:t>CS-11 τ 裁剪最优性</w:t>
       </w:r>
       <w:r>
         <w:rPr>
@@ -1259,7 +1199,47 @@
           <w:color w:val="444444"/>
           <w:sz w:val="21"/>
         </w:rPr>
-        <w:t>：抽象接口 {R : ConstructiveReals} + 归一梯子 u（cos/复指数构造性未实现，接口与主线数学一致）；</w:t>
+        <w:t>（</w:t>
+      </w:r>
+      <w:r>
+        <w:rPr>
+          <w:rFonts w:ascii="Consolas" w:hAnsi="Consolas" w:eastAsia="等线"/>
+          <w:b w:val="0"/>
+          <w:i w:val="0"/>
+          <w:color w:val="444444"/>
+          <w:sz w:val="19"/>
+        </w:rPr>
+        <w:t>probe_taugrid.v</w:t>
+      </w:r>
+      <w:r>
+        <w:rPr>
+          <w:rFonts w:ascii="Times New Roman" w:hAnsi="Times New Roman" w:eastAsia="宋体"/>
+          <w:b w:val="0"/>
+          <w:i/>
+          <w:color w:val="444444"/>
+          <w:sz w:val="21"/>
+        </w:rPr>
+        <w:t xml:space="preserve"> 17 Qed：覆盖债精确量化（窗 [0,T] 能量恰 = (T+1)/n，债 1−(T+1)/n ∈ (0,1) 机器可计算）+ 支撑完备刻画（n ≤ T ⟺ ψ_n 完全支撑训练窗，iff）+ 裁剪证书单调（kept 子族行和 ≤ 全族，上界型证书不损）+ C-梯子稀疏化迁移 + 三连合成 </w:t>
+      </w:r>
+      <w:r>
+        <w:rPr>
+          <w:rFonts w:ascii="Consolas" w:hAnsi="Consolas" w:eastAsia="等线"/>
+          <w:b w:val="0"/>
+          <w:i w:val="0"/>
+          <w:color w:val="444444"/>
+          <w:sz w:val="19"/>
+        </w:rPr>
+        <w:t>tau_prune_optimality</w:t>
+      </w:r>
+      <w:r>
+        <w:rPr>
+          <w:rFonts w:ascii="Times New Roman" w:hAnsi="Times New Roman" w:eastAsia="宋体"/>
+          <w:b w:val="0"/>
+          <w:i/>
+          <w:color w:val="444444"/>
+          <w:sz w:val="21"/>
+        </w:rPr>
+        <w:t>——randmax 裁剪实验的定理侧）；</w:t>
       </w:r>
       <w:r>
         <w:rPr>
@@ -1269,7 +1249,7 @@
           <w:color w:val="444444"/>
           <w:sz w:val="21"/>
         </w:rPr>
-        <w:t>严格序 CRlt 本身是 Set 值</w:t>
+        <w:t>CS-12 构造性孪生</w:t>
       </w:r>
       <w:r>
         <w:rPr>
@@ -1279,7 +1259,7 @@
           <w:color w:val="444444"/>
           <w:sz w:val="21"/>
         </w:rPr>
-        <w:t xml:space="preserve">（ConstructiveReals.v:88 库设计——柯西实数在序证明中存储信息），覆盖债界定定理以信息性形式 0 &lt; debt &lt; 1（Set 值 prod，证明项可提取）陈述；主定理结论 prod 型（信息性 (iii) 不能进 Prop 的 /\）；sigT 被类型系统强制；提取 </w:t>
+        <w:t>（</w:t>
       </w:r>
       <w:r>
         <w:rPr>
@@ -1289,7 +1269,7 @@
           <w:color w:val="444444"/>
           <w:sz w:val="19"/>
         </w:rPr>
-        <w:t>taugrid_cr.ml</w:t>
+        <w:t>probe_taugrid_cr.v</w:t>
       </w:r>
       <w:r>
         <w:rPr>
@@ -1299,7 +1279,7 @@
           <w:color w:val="444444"/>
           <w:sz w:val="21"/>
         </w:rPr>
-        <w:t xml:space="preserve"> 经 DkMLNative ocamlc 4.14.2 编译通过（柯西实例 cRealConstructive 具象化））；</w:t>
+        <w:t xml:space="preserve"> 13 Qed </w:t>
       </w:r>
       <w:r>
         <w:rPr>
@@ -1309,7 +1289,7 @@
           <w:color w:val="444444"/>
           <w:sz w:val="21"/>
         </w:rPr>
-        <w:t>CS-13 CS 生产线</w:t>
+        <w:t>零公理</w:t>
       </w:r>
       <w:r>
         <w:rPr>
@@ -1319,47 +1299,7 @@
           <w:color w:val="444444"/>
           <w:sz w:val="21"/>
         </w:rPr>
-        <w:t>（</w:t>
-      </w:r>
-      <w:r>
-        <w:rPr>
-          <w:rFonts w:ascii="Consolas" w:hAnsi="Consolas" w:eastAsia="等线"/>
-          <w:b w:val="0"/>
-          <w:i w:val="0"/>
-          <w:color w:val="444444"/>
-          <w:sz w:val="19"/>
-        </w:rPr>
-        <w:t>probe_cs.v</w:t>
-      </w:r>
-      <w:r>
-        <w:rPr>
-          <w:rFonts w:ascii="Times New Roman" w:hAnsi="Times New Roman" w:eastAsia="宋体"/>
-          <w:b w:val="0"/>
-          <w:i/>
-          <w:color w:val="444444"/>
-          <w:sz w:val="21"/>
-        </w:rPr>
-        <w:t xml:space="preserve"> 29 Qed：一致 RIP </w:t>
-      </w:r>
-      <w:r>
-        <w:rPr>
-          <w:rFonts w:ascii="Consolas" w:hAnsi="Consolas" w:eastAsia="等线"/>
-          <w:b w:val="0"/>
-          <w:i w:val="0"/>
-          <w:color w:val="444444"/>
-          <w:sz w:val="19"/>
-        </w:rPr>
-        <w:t>cs2_rip_uniform</w:t>
-      </w:r>
-      <w:r>
-        <w:rPr>
-          <w:rFonts w:ascii="Times New Roman" w:hAnsi="Times New Roman" w:eastAsia="宋体"/>
-          <w:b w:val="0"/>
-          <w:i/>
-          <w:color w:val="444444"/>
-          <w:sz w:val="21"/>
-        </w:rPr>
-        <w:t xml:space="preserve">（(1−δ)‖c‖² ≤ ‖Φc‖² ≤ (1+δ)‖c‖²，δ = 4K(C) </w:t>
+        <w:t>：抽象接口 {R : ConstructiveReals} + 归一梯子 u（cos/复指数构造性未实现，接口与主线数学一致）；</w:t>
       </w:r>
       <w:r>
         <w:rPr>
@@ -1369,7 +1309,7 @@
           <w:color w:val="444444"/>
           <w:sz w:val="21"/>
         </w:rPr>
-        <w:t>∀s 一致</w:t>
+        <w:t>严格序 CRlt 本身是 Set 值</w:t>
       </w:r>
       <w:r>
         <w:rPr>
@@ -1379,7 +1319,7 @@
           <w:color w:val="444444"/>
           <w:sz w:val="21"/>
         </w:rPr>
-        <w:t xml:space="preserve">）+ ★s-sparse 唯一性 </w:t>
+        <w:t xml:space="preserve">（ConstructiveReals.v:88 库设计——柯西实数在序证明中存储信息），覆盖债界定定理以信息性形式 0 &lt; debt &lt; 1（Set 值 prod，证明项可提取）陈述；主定理结论 prod 型（信息性 (iii) 不能进 Prop 的 /\）；sigT 被类型系统强制；提取 </w:t>
       </w:r>
       <w:r>
         <w:rPr>
@@ -1389,7 +1329,7 @@
           <w:color w:val="444444"/>
           <w:sz w:val="19"/>
         </w:rPr>
-        <w:t>cs3_energy_zero</w:t>
+        <w:t>taugrid_cr.ml</w:t>
       </w:r>
       <w:r>
         <w:rPr>
@@ -1399,127 +1339,7 @@
           <w:color w:val="444444"/>
           <w:sz w:val="21"/>
         </w:rPr>
-        <w:t>/</w:t>
-      </w:r>
-      <w:r>
-        <w:rPr>
-          <w:rFonts w:ascii="Consolas" w:hAnsi="Consolas" w:eastAsia="等线"/>
-          <w:b w:val="0"/>
-          <w:i w:val="0"/>
-          <w:color w:val="444444"/>
-          <w:sz w:val="19"/>
-        </w:rPr>
-        <w:t>cs3_unique</w:t>
-      </w:r>
-      <w:r>
-        <w:rPr>
-          <w:rFonts w:ascii="Times New Roman" w:hAnsi="Times New Roman" w:eastAsia="宋体"/>
-          <w:b w:val="0"/>
-          <w:i/>
-          <w:color w:val="444444"/>
-          <w:sz w:val="21"/>
-        </w:rPr>
-        <w:t xml:space="preserve">（C ≥ 10 时测量 y = y' ⟹ 系数 c = c'——测量端信息不丢失）+ embedding </w:t>
-      </w:r>
-      <w:r>
-        <w:rPr>
-          <w:rFonts w:ascii="Consolas" w:hAnsi="Consolas" w:eastAsia="等线"/>
-          <w:b w:val="0"/>
-          <w:i w:val="0"/>
-          <w:color w:val="444444"/>
-          <w:sz w:val="19"/>
-        </w:rPr>
-        <w:t>cs6_embedding</w:t>
-      </w:r>
-      <w:r>
-        <w:rPr>
-          <w:rFonts w:ascii="Times New Roman" w:hAnsi="Times New Roman" w:eastAsia="宋体"/>
-          <w:b w:val="0"/>
-          <w:i/>
-          <w:color w:val="444444"/>
-          <w:sz w:val="21"/>
-        </w:rPr>
-        <w:t xml:space="preserve">（1−2K(C) &gt; 0）+ spark 下界 </w:t>
-      </w:r>
-      <w:r>
-        <w:rPr>
-          <w:rFonts w:ascii="Consolas" w:hAnsi="Consolas" w:eastAsia="等线"/>
-          <w:b w:val="0"/>
-          <w:i w:val="0"/>
-          <w:color w:val="444444"/>
-          <w:sz w:val="19"/>
-        </w:rPr>
-        <w:t>cs1b_spark</w:t>
-      </w:r>
-      <w:r>
-        <w:rPr>
-          <w:rFonts w:ascii="Times New Roman" w:hAnsi="Times New Roman" w:eastAsia="宋体"/>
-          <w:b w:val="0"/>
-          <w:i/>
-          <w:color w:val="444444"/>
-          <w:sz w:val="21"/>
-        </w:rPr>
-        <w:t xml:space="preserve">（spark ≥ n+1，Gershgorin 冗余路径收编为 CS-3 推论）+ 逐对相干 </w:t>
-      </w:r>
-      <w:r>
-        <w:rPr>
-          <w:rFonts w:ascii="Consolas" w:hAnsi="Consolas" w:eastAsia="等线"/>
-          <w:b w:val="0"/>
-          <w:i w:val="0"/>
-          <w:color w:val="444444"/>
-          <w:sz w:val="19"/>
-        </w:rPr>
-        <w:t>cs1a_pair_bound</w:t>
-      </w:r>
-      <w:r>
-        <w:rPr>
-          <w:rFonts w:ascii="Times New Roman" w:hAnsi="Times New Roman" w:eastAsia="宋体"/>
-          <w:b w:val="0"/>
-          <w:i/>
-          <w:color w:val="444444"/>
-          <w:sz w:val="21"/>
-        </w:rPr>
-        <w:t xml:space="preserve">（≤ 2πq/(1−q)）+ ★近重复对爆炸 </w:t>
-      </w:r>
-      <w:r>
-        <w:rPr>
-          <w:rFonts w:ascii="Consolas" w:hAnsi="Consolas" w:eastAsia="等线"/>
-          <w:b w:val="0"/>
-          <w:i w:val="0"/>
-          <w:color w:val="444444"/>
-          <w:sz w:val="19"/>
-        </w:rPr>
-        <w:t>near_dup_coherence_12</w:t>
-      </w:r>
-      <w:r>
-        <w:rPr>
-          <w:rFonts w:ascii="Times New Roman" w:hAnsi="Times New Roman" w:eastAsia="宋体"/>
-          <w:b w:val="0"/>
-          <w:i/>
-          <w:color w:val="444444"/>
-          <w:sz w:val="21"/>
-        </w:rPr>
-        <w:t xml:space="preserve">（coh 1 2 = 1/√2 精确值）+ </w:t>
-      </w:r>
-      <w:r>
-        <w:rPr>
-          <w:rFonts w:ascii="Consolas" w:hAnsi="Consolas" w:eastAsia="等线"/>
-          <w:b w:val="0"/>
-          <w:i w:val="0"/>
-          <w:color w:val="444444"/>
-          <w:sz w:val="19"/>
-        </w:rPr>
-        <w:t>cs4c_explosion</w:t>
-      </w:r>
-      <w:r>
-        <w:rPr>
-          <w:rFonts w:ascii="Times New Roman" w:hAnsi="Times New Roman" w:eastAsia="宋体"/>
-          <w:b w:val="0"/>
-          <w:i/>
-          <w:color w:val="444444"/>
-          <w:sz w:val="21"/>
-        </w:rPr>
-        <w:t>（2μ = √2 &gt; 1——s ≥ 3 时 Gershgorin 型 RIP 证书在含近重复对梯子上必然失效，"剪 503/255/127 应恶化"的定理侧镜像））；</w:t>
+        <w:t xml:space="preserve"> 经 DkMLNative ocamlc 4.14.2 编译通过（柯西实例 cRealConstructive 具象化））；</w:t>
       </w:r>
       <w:r>
         <w:rPr>
@@ -1529,7 +1349,7 @@
           <w:color w:val="444444"/>
           <w:sz w:val="21"/>
         </w:rPr>
-        <w:t>CS-14 offset 无关性</w:t>
+        <w:t>CS-13 CS 生产线</w:t>
       </w:r>
       <w:r>
         <w:rPr>
@@ -1549,7 +1369,7 @@
           <w:color w:val="444444"/>
           <w:sz w:val="19"/>
         </w:rPr>
-        <w:t>probe_cs5.v</w:t>
+        <w:t>probe_cs.v</w:t>
       </w:r>
       <w:r>
         <w:rPr>
@@ -1559,7 +1379,27 @@
           <w:color w:val="444444"/>
           <w:sz w:val="21"/>
         </w:rPr>
-        <w:t xml:space="preserve"> 5 Qed：跨网格对相干界 N/(2·min(j mod N, N−j mod N)) </w:t>
+        <w:t xml:space="preserve"> 29 Qed：一致 RIP </w:t>
+      </w:r>
+      <w:r>
+        <w:rPr>
+          <w:rFonts w:ascii="Consolas" w:hAnsi="Consolas" w:eastAsia="等线"/>
+          <w:b w:val="0"/>
+          <w:i w:val="0"/>
+          <w:color w:val="444444"/>
+          <w:sz w:val="19"/>
+        </w:rPr>
+        <w:t>cs2_rip_uniform</w:t>
+      </w:r>
+      <w:r>
+        <w:rPr>
+          <w:rFonts w:ascii="Times New Roman" w:hAnsi="Times New Roman" w:eastAsia="宋体"/>
+          <w:b w:val="0"/>
+          <w:i/>
+          <w:color w:val="444444"/>
+          <w:sz w:val="21"/>
+        </w:rPr>
+        <w:t xml:space="preserve">（(1−δ)‖c‖² ≤ ‖Φc‖² ≤ (1+δ)‖c‖²，δ = 4K(C) </w:t>
       </w:r>
       <w:r>
         <w:rPr>
@@ -1569,7 +1409,7 @@
           <w:color w:val="444444"/>
           <w:sz w:val="21"/>
         </w:rPr>
-        <w:t>右端不含偏移 δ</w:t>
+        <w:t>∀s 一致</w:t>
       </w:r>
       <w:r>
         <w:rPr>
@@ -1579,7 +1419,147 @@
           <w:color w:val="444444"/>
           <w:sz w:val="21"/>
         </w:rPr>
-        <w:t>（同族平移差频相消，pair_dirichlet 接管）+ 黄金比隔离界 1/(3d) + φ_gold ∉ ℤ（offset 语义非空）——ogrid 实验"跨网格对证书不含偏移"的定理侧）。</w:t>
+        <w:t xml:space="preserve">）+ ★s-sparse 唯一性 </w:t>
+      </w:r>
+      <w:r>
+        <w:rPr>
+          <w:rFonts w:ascii="Consolas" w:hAnsi="Consolas" w:eastAsia="等线"/>
+          <w:b w:val="0"/>
+          <w:i w:val="0"/>
+          <w:color w:val="444444"/>
+          <w:sz w:val="19"/>
+        </w:rPr>
+        <w:t>cs3_energy_zero</w:t>
+      </w:r>
+      <w:r>
+        <w:rPr>
+          <w:rFonts w:ascii="Times New Roman" w:hAnsi="Times New Roman" w:eastAsia="宋体"/>
+          <w:b w:val="0"/>
+          <w:i/>
+          <w:color w:val="444444"/>
+          <w:sz w:val="21"/>
+        </w:rPr>
+        <w:t>/</w:t>
+      </w:r>
+      <w:r>
+        <w:rPr>
+          <w:rFonts w:ascii="Consolas" w:hAnsi="Consolas" w:eastAsia="等线"/>
+          <w:b w:val="0"/>
+          <w:i w:val="0"/>
+          <w:color w:val="444444"/>
+          <w:sz w:val="19"/>
+        </w:rPr>
+        <w:t>cs3_unique</w:t>
+      </w:r>
+      <w:r>
+        <w:rPr>
+          <w:rFonts w:ascii="Times New Roman" w:hAnsi="Times New Roman" w:eastAsia="宋体"/>
+          <w:b w:val="0"/>
+          <w:i/>
+          <w:color w:val="444444"/>
+          <w:sz w:val="21"/>
+        </w:rPr>
+        <w:t xml:space="preserve">（C ≥ 10 时测量 y = y' ⟹ 系数 c = c'——测量端信息不丢失）+ embedding </w:t>
+      </w:r>
+      <w:r>
+        <w:rPr>
+          <w:rFonts w:ascii="Consolas" w:hAnsi="Consolas" w:eastAsia="等线"/>
+          <w:b w:val="0"/>
+          <w:i w:val="0"/>
+          <w:color w:val="444444"/>
+          <w:sz w:val="19"/>
+        </w:rPr>
+        <w:t>cs6_embedding</w:t>
+      </w:r>
+      <w:r>
+        <w:rPr>
+          <w:rFonts w:ascii="Times New Roman" w:hAnsi="Times New Roman" w:eastAsia="宋体"/>
+          <w:b w:val="0"/>
+          <w:i/>
+          <w:color w:val="444444"/>
+          <w:sz w:val="21"/>
+        </w:rPr>
+        <w:t xml:space="preserve">（1−2K(C) &gt; 0）+ spark 下界 </w:t>
+      </w:r>
+      <w:r>
+        <w:rPr>
+          <w:rFonts w:ascii="Consolas" w:hAnsi="Consolas" w:eastAsia="等线"/>
+          <w:b w:val="0"/>
+          <w:i w:val="0"/>
+          <w:color w:val="444444"/>
+          <w:sz w:val="19"/>
+        </w:rPr>
+        <w:t>cs1b_spark</w:t>
+      </w:r>
+      <w:r>
+        <w:rPr>
+          <w:rFonts w:ascii="Times New Roman" w:hAnsi="Times New Roman" w:eastAsia="宋体"/>
+          <w:b w:val="0"/>
+          <w:i/>
+          <w:color w:val="444444"/>
+          <w:sz w:val="21"/>
+        </w:rPr>
+        <w:t xml:space="preserve">（spark ≥ n+1，Gershgorin 冗余路径收编为 CS-3 推论）+ 逐对相干 </w:t>
+      </w:r>
+      <w:r>
+        <w:rPr>
+          <w:rFonts w:ascii="Consolas" w:hAnsi="Consolas" w:eastAsia="等线"/>
+          <w:b w:val="0"/>
+          <w:i w:val="0"/>
+          <w:color w:val="444444"/>
+          <w:sz w:val="19"/>
+        </w:rPr>
+        <w:t>cs1a_pair_bound</w:t>
+      </w:r>
+      <w:r>
+        <w:rPr>
+          <w:rFonts w:ascii="Times New Roman" w:hAnsi="Times New Roman" w:eastAsia="宋体"/>
+          <w:b w:val="0"/>
+          <w:i/>
+          <w:color w:val="444444"/>
+          <w:sz w:val="21"/>
+        </w:rPr>
+        <w:t xml:space="preserve">（≤ 2πq/(1−q)）+ ★近重复对爆炸 </w:t>
+      </w:r>
+      <w:r>
+        <w:rPr>
+          <w:rFonts w:ascii="Consolas" w:hAnsi="Consolas" w:eastAsia="等线"/>
+          <w:b w:val="0"/>
+          <w:i w:val="0"/>
+          <w:color w:val="444444"/>
+          <w:sz w:val="19"/>
+        </w:rPr>
+        <w:t>near_dup_coherence_12</w:t>
+      </w:r>
+      <w:r>
+        <w:rPr>
+          <w:rFonts w:ascii="Times New Roman" w:hAnsi="Times New Roman" w:eastAsia="宋体"/>
+          <w:b w:val="0"/>
+          <w:i/>
+          <w:color w:val="444444"/>
+          <w:sz w:val="21"/>
+        </w:rPr>
+        <w:t xml:space="preserve">（coh 1 2 = 1/√2 精确值）+ </w:t>
+      </w:r>
+      <w:r>
+        <w:rPr>
+          <w:rFonts w:ascii="Consolas" w:hAnsi="Consolas" w:eastAsia="等线"/>
+          <w:b w:val="0"/>
+          <w:i w:val="0"/>
+          <w:color w:val="444444"/>
+          <w:sz w:val="19"/>
+        </w:rPr>
+        <w:t>cs4c_explosion</w:t>
+      </w:r>
+      <w:r>
+        <w:rPr>
+          <w:rFonts w:ascii="Times New Roman" w:hAnsi="Times New Roman" w:eastAsia="宋体"/>
+          <w:b w:val="0"/>
+          <w:i/>
+          <w:color w:val="444444"/>
+          <w:sz w:val="21"/>
+        </w:rPr>
+        <w:t>（2μ = √2 &gt; 1——s ≥ 3 时 Gershgorin 型 RIP 证书在含近重复对梯子上必然失效，"剪 503/255/127 应恶化"的定理侧镜像））；</w:t>
       </w:r>
       <w:r>
         <w:rPr>
@@ -1589,7 +1569,7 @@
           <w:color w:val="444444"/>
           <w:sz w:val="21"/>
         </w:rPr>
-        <w:t>轨道定位</w:t>
+        <w:t>CS-14 offset 无关性</w:t>
       </w:r>
       <w:r>
         <w:rPr>
@@ -1599,13 +1579,18 @@
           <w:color w:val="444444"/>
           <w:sz w:val="21"/>
         </w:rPr>
-        <w:t>：构造性轨道用于公理独立性与可计算性验证（提取物携带 CRlt 的信息性 witness），不用于生产检查器（经典轨道更快）。定位（如实）：CS-11/13/14 为 Candès–Tao RIP 框架与 Elad–Bruckstein 判据在频率阶梯原子族上的机器检查 + 与本项目 randmax/ogrid/τ 三剪实验直接对接的新组合（覆盖债量化、近重复对爆炸、offset 无关性）；CS-12 为构造性轨道平行实现（序的 Set 值信息性 + 可提取 OCaml）。</w:t>
-      </w:r>
-    </w:p>
-    <w:p>
-      <w:pPr>
-        <w:ind w:left="432"/>
-      </w:pPr>
+        <w:t>（</w:t>
+      </w:r>
+      <w:r>
+        <w:rPr>
+          <w:rFonts w:ascii="Consolas" w:hAnsi="Consolas" w:eastAsia="等线"/>
+          <w:b w:val="0"/>
+          <w:i w:val="0"/>
+          <w:color w:val="444444"/>
+          <w:sz w:val="19"/>
+        </w:rPr>
+        <w:t>probe_cs5.v</w:t>
+      </w:r>
       <w:r>
         <w:rPr>
           <w:rFonts w:ascii="Times New Roman" w:hAnsi="Times New Roman" w:eastAsia="宋体"/>
@@ -1614,7 +1599,7 @@
           <w:color w:val="444444"/>
           <w:sz w:val="21"/>
         </w:rPr>
-        <w:t>修订摘要（v2.10→v2.11，2026-08-26，CI 双环境兼容）：</w:t>
+        <w:t xml:space="preserve"> 5 Qed：跨网格对相干界 N/(2·min(j mod N, N−j mod N)) </w:t>
       </w:r>
       <w:r>
         <w:rPr>
@@ -1624,7 +1609,7 @@
           <w:color w:val="444444"/>
           <w:sz w:val="21"/>
         </w:rPr>
-        <w:t>41 个正式模块头部注释清洗</w:t>
+        <w:t>右端不含偏移 δ</w:t>
       </w:r>
       <w:r>
         <w:rPr>
@@ -1634,7 +1619,7 @@
           <w:color w:val="444444"/>
           <w:sz w:val="21"/>
         </w:rPr>
-        <w:t>（删除会话号/E0xx/交接路径等草稿注记，保留数学内容与纪律声明；规则沉淀于《合并友好编码规范》§6 + 经验卡 E149）；</w:t>
+        <w:t>（同族平移差频相消，pair_dirichlet 接管）+ 黄金比隔离界 1/(3d) + φ_gold ∉ ℤ（offset 语义非空）——ogrid 实验"跨网格对证书不含偏移"的定理侧）。</w:t>
       </w:r>
       <w:r>
         <w:rPr>
@@ -1644,7 +1629,7 @@
           <w:color w:val="444444"/>
           <w:sz w:val="21"/>
         </w:rPr>
-        <w:t>mathcomp 前缀双环境适配</w:t>
+        <w:t>轨道定位</w:t>
       </w:r>
       <w:r>
         <w:rPr>
@@ -1654,7 +1639,22 @@
           <w:color w:val="444444"/>
           <w:sz w:val="21"/>
         </w:rPr>
-        <w:t>（本地 ssreflect.* / CI opam≥2.6 boot.*，E081/E082；合并版 CI 编译时 sed 转 boot 前缀）；</w:t>
+        <w:t>：构造性轨道用于公理独立性与可计算性验证（提取物携带 CRlt 的信息性 witness），不用于生产检查器（经典轨道更快）。定位（如实）：CS-11/13/14 为 Candès–Tao RIP 框架与 Elad–Bruckstein 判据在频率阶梯原子族上的机器检查 + 与本项目 randmax/ogrid/τ 三剪实验直接对接的新组合（覆盖债量化、近重复对爆炸、offset 无关性）；CS-12 为构造性轨道平行实现（序的 Set 值信息性 + 可提取 OCaml）。</w:t>
+      </w:r>
+    </w:p>
+    <w:p>
+      <w:pPr>
+        <w:ind w:left="432"/>
+      </w:pPr>
+      <w:r>
+        <w:rPr>
+          <w:rFonts w:ascii="Times New Roman" w:hAnsi="Times New Roman" w:eastAsia="宋体"/>
+          <w:b w:val="0"/>
+          <w:i/>
+          <w:color w:val="444444"/>
+          <w:sz w:val="21"/>
+        </w:rPr>
+        <w:t>修订摘要（v2.10→v2.11，2026-08-26，CI 双环境兼容）：</w:t>
       </w:r>
       <w:r>
         <w:rPr>
@@ -1664,7 +1664,7 @@
           <w:color w:val="444444"/>
           <w:sz w:val="21"/>
         </w:rPr>
-        <w:t>带前提引理 rewrite 显式化</w:t>
+        <w:t>41 个正式模块头部注释清洗</w:t>
       </w:r>
       <w:r>
         <w:rPr>
@@ -1674,87 +1674,7 @@
           <w:color w:val="444444"/>
           <w:sz w:val="21"/>
         </w:rPr>
-        <w:t>（E114 追加：</w:t>
-      </w:r>
-      <w:r>
-        <w:rPr>
-          <w:rFonts w:ascii="Consolas" w:hAnsi="Consolas" w:eastAsia="等线"/>
-          <w:b w:val="0"/>
-          <w:i w:val="0"/>
-          <w:color w:val="444444"/>
-          <w:sz w:val="19"/>
-        </w:rPr>
-        <w:t>CRsum_eq</w:t>
-      </w:r>
-      <w:r>
-        <w:rPr>
-          <w:rFonts w:ascii="Times New Roman" w:hAnsi="Times New Roman" w:eastAsia="宋体"/>
-          <w:b w:val="0"/>
-          <w:i/>
-          <w:color w:val="444444"/>
-          <w:sz w:val="21"/>
-        </w:rPr>
-        <w:t>/</w:t>
-      </w:r>
-      <w:r>
-        <w:rPr>
-          <w:rFonts w:ascii="Consolas" w:hAnsi="Consolas" w:eastAsia="等线"/>
-          <w:b w:val="0"/>
-          <w:i w:val="0"/>
-          <w:color w:val="444444"/>
-          <w:sz w:val="19"/>
-        </w:rPr>
-        <w:t>Csum_ext</w:t>
-      </w:r>
-      <w:r>
-        <w:rPr>
-          <w:rFonts w:ascii="Times New Roman" w:hAnsi="Times New Roman" w:eastAsia="宋体"/>
-          <w:b w:val="0"/>
-          <w:i/>
-          <w:color w:val="444444"/>
-          <w:sz w:val="21"/>
-        </w:rPr>
-        <w:t>/</w:t>
-      </w:r>
-      <w:r>
-        <w:rPr>
-          <w:rFonts w:ascii="Consolas" w:hAnsi="Consolas" w:eastAsia="等线"/>
-          <w:b w:val="0"/>
-          <w:i w:val="0"/>
-          <w:color w:val="444444"/>
-          <w:sz w:val="19"/>
-        </w:rPr>
-        <w:t>rewrite IH</w:t>
-      </w:r>
-      <w:r>
-        <w:rPr>
-          <w:rFonts w:ascii="Times New Roman" w:hAnsi="Times New Roman" w:eastAsia="宋体"/>
-          <w:b w:val="0"/>
-          <w:i/>
-          <w:color w:val="444444"/>
-          <w:sz w:val="21"/>
-        </w:rPr>
-        <w:t xml:space="preserve"> 等 </w:t>
-      </w:r>
-      <w:r>
-        <w:rPr>
-          <w:rFonts w:ascii="Consolas" w:hAnsi="Consolas" w:eastAsia="等线"/>
-          <w:b w:val="0"/>
-          <w:i w:val="0"/>
-          <w:color w:val="444444"/>
-          <w:sz w:val="19"/>
-        </w:rPr>
-        <w:t>P→eq</w:t>
-      </w:r>
-      <w:r>
-        <w:rPr>
-          <w:rFonts w:ascii="Times New Roman" w:hAnsi="Times New Roman" w:eastAsia="宋体"/>
-          <w:b w:val="0"/>
-          <w:i/>
-          <w:color w:val="444444"/>
-          <w:sz w:val="21"/>
-        </w:rPr>
-        <w:t xml:space="preserve"> 引理的 rewrite 一律显式 assert 前提，消除 mathcomp 2.5/2.6 子目标顺序差异——ca_rip_cr 3 处 + probe_grid_ortho/pro 4 处 + probe_parseval 2 处）；</w:t>
+        <w:t>（删除会话号/E0xx/交接路径等草稿注记，保留数学内容与纪律声明；规则沉淀于《合并友好编码规范》§6 + 经验卡 E149）；</w:t>
       </w:r>
       <w:r>
         <w:rPr>
@@ -1764,7 +1684,7 @@
           <w:color w:val="444444"/>
           <w:sz w:val="21"/>
         </w:rPr>
-        <w:t>CI 缓存机制</w:t>
+        <w:t>mathcomp 前缀双环境适配</w:t>
       </w:r>
       <w:r>
         <w:rPr>
@@ -1774,7 +1694,7 @@
           <w:color w:val="444444"/>
           <w:sz w:val="21"/>
         </w:rPr>
-        <w:t>（lib/merged .vo 经 actions/cache 按源 hash 缓存，推送秒级复验）；</w:t>
+        <w:t>（本地 ssreflect.* / CI opam≥2.6 boot.*，E081/E082；合并版 CI 编译时 sed 转 boot 前缀）；</w:t>
       </w:r>
       <w:r>
         <w:rPr>
@@ -1784,7 +1704,7 @@
           <w:color w:val="444444"/>
           <w:sz w:val="21"/>
         </w:rPr>
-        <w:t>30模块 归档 + 仓库已同步</w:t>
+        <w:t>带前提引理 rewrite 显式化</w:t>
       </w:r>
       <w:r>
         <w:rPr>
@@ -1794,13 +1714,18 @@
           <w:color w:val="444444"/>
           <w:sz w:val="21"/>
         </w:rPr>
-        <w:t>（SHA-256 一致）。</w:t>
-      </w:r>
-    </w:p>
-    <w:p>
-      <w:pPr>
-        <w:ind w:left="432"/>
-      </w:pPr>
+        <w:t>（E114 追加：</w:t>
+      </w:r>
+      <w:r>
+        <w:rPr>
+          <w:rFonts w:ascii="Consolas" w:hAnsi="Consolas" w:eastAsia="等线"/>
+          <w:b w:val="0"/>
+          <w:i w:val="0"/>
+          <w:color w:val="444444"/>
+          <w:sz w:val="19"/>
+        </w:rPr>
+        <w:t>CRsum_eq</w:t>
+      </w:r>
       <w:r>
         <w:rPr>
           <w:rFonts w:ascii="Times New Roman" w:hAnsi="Times New Roman" w:eastAsia="宋体"/>
@@ -1809,7 +1734,67 @@
           <w:color w:val="444444"/>
           <w:sz w:val="21"/>
         </w:rPr>
-        <w:t>修订摘要（v2.9→v2.10，2026-08-26，评审口径对齐）：</w:t>
+        <w:t>/</w:t>
+      </w:r>
+      <w:r>
+        <w:rPr>
+          <w:rFonts w:ascii="Consolas" w:hAnsi="Consolas" w:eastAsia="等线"/>
+          <w:b w:val="0"/>
+          <w:i w:val="0"/>
+          <w:color w:val="444444"/>
+          <w:sz w:val="19"/>
+        </w:rPr>
+        <w:t>Csum_ext</w:t>
+      </w:r>
+      <w:r>
+        <w:rPr>
+          <w:rFonts w:ascii="Times New Roman" w:hAnsi="Times New Roman" w:eastAsia="宋体"/>
+          <w:b w:val="0"/>
+          <w:i/>
+          <w:color w:val="444444"/>
+          <w:sz w:val="21"/>
+        </w:rPr>
+        <w:t>/</w:t>
+      </w:r>
+      <w:r>
+        <w:rPr>
+          <w:rFonts w:ascii="Consolas" w:hAnsi="Consolas" w:eastAsia="等线"/>
+          <w:b w:val="0"/>
+          <w:i w:val="0"/>
+          <w:color w:val="444444"/>
+          <w:sz w:val="19"/>
+        </w:rPr>
+        <w:t>rewrite IH</w:t>
+      </w:r>
+      <w:r>
+        <w:rPr>
+          <w:rFonts w:ascii="Times New Roman" w:hAnsi="Times New Roman" w:eastAsia="宋体"/>
+          <w:b w:val="0"/>
+          <w:i/>
+          <w:color w:val="444444"/>
+          <w:sz w:val="21"/>
+        </w:rPr>
+        <w:t xml:space="preserve"> 等 </w:t>
+      </w:r>
+      <w:r>
+        <w:rPr>
+          <w:rFonts w:ascii="Consolas" w:hAnsi="Consolas" w:eastAsia="等线"/>
+          <w:b w:val="0"/>
+          <w:i w:val="0"/>
+          <w:color w:val="444444"/>
+          <w:sz w:val="19"/>
+        </w:rPr>
+        <w:t>P→eq</w:t>
+      </w:r>
+      <w:r>
+        <w:rPr>
+          <w:rFonts w:ascii="Times New Roman" w:hAnsi="Times New Roman" w:eastAsia="宋体"/>
+          <w:b w:val="0"/>
+          <w:i/>
+          <w:color w:val="444444"/>
+          <w:sz w:val="21"/>
+        </w:rPr>
+        <w:t xml:space="preserve"> 引理的 rewrite 一律显式 assert 前提，消除 mathcomp 2.5/2.6 子目标顺序差异——ca_rip_cr 3 处 + probe_grid_ortho/pro 4 处 + probe_parseval 2 处）；</w:t>
       </w:r>
       <w:r>
         <w:rPr>
@@ -1819,7 +1804,7 @@
           <w:color w:val="444444"/>
           <w:sz w:val="21"/>
         </w:rPr>
-        <w:t>模块计数统一为实测 57 顶层 Module</w:t>
+        <w:t>CI 缓存机制</w:t>
       </w:r>
       <w:r>
         <w:rPr>
@@ -1829,67 +1814,7 @@
           <w:color w:val="444444"/>
           <w:sz w:val="21"/>
         </w:rPr>
-        <w:t xml:space="preserve">（55 分区 + </w:t>
-      </w:r>
-      <w:r>
-        <w:rPr>
-          <w:rFonts w:ascii="Consolas" w:hAnsi="Consolas" w:eastAsia="等线"/>
-          <w:b w:val="0"/>
-          <w:i w:val="0"/>
-          <w:color w:val="444444"/>
-          <w:sz w:val="19"/>
-        </w:rPr>
-        <w:t>ca_independence</w:t>
-      </w:r>
-      <w:r>
-        <w:rPr>
-          <w:rFonts w:ascii="Times New Roman" w:hAnsi="Times New Roman" w:eastAsia="宋体"/>
-          <w:b w:val="0"/>
-          <w:i/>
-          <w:color w:val="444444"/>
-          <w:sz w:val="21"/>
-        </w:rPr>
-        <w:t xml:space="preserve"> 内 </w:t>
-      </w:r>
-      <w:r>
-        <w:rPr>
-          <w:rFonts w:ascii="Consolas" w:hAnsi="Consolas" w:eastAsia="等线"/>
-          <w:b w:val="0"/>
-          <w:i w:val="0"/>
-          <w:color w:val="444444"/>
-          <w:sz w:val="19"/>
-        </w:rPr>
-        <w:t>independent</w:t>
-      </w:r>
-      <w:r>
-        <w:rPr>
-          <w:rFonts w:ascii="Times New Roman" w:hAnsi="Times New Roman" w:eastAsia="宋体"/>
-          <w:b w:val="0"/>
-          <w:i/>
-          <w:color w:val="444444"/>
-          <w:sz w:val="21"/>
-        </w:rPr>
-        <w:t>/</w:t>
-      </w:r>
-      <w:r>
-        <w:rPr>
-          <w:rFonts w:ascii="Consolas" w:hAnsi="Consolas" w:eastAsia="等线"/>
-          <w:b w:val="0"/>
-          <w:i w:val="0"/>
-          <w:color w:val="444444"/>
-          <w:sz w:val="19"/>
-        </w:rPr>
-        <w:t>independent′</w:t>
-      </w:r>
-      <w:r>
-        <w:rPr>
-          <w:rFonts w:ascii="Times New Roman" w:hAnsi="Times New Roman" w:eastAsia="宋体"/>
-          <w:b w:val="0"/>
-          <w:i/>
-          <w:color w:val="444444"/>
-          <w:sz w:val="21"/>
-        </w:rPr>
-        <w:t xml:space="preserve"> 2 附加，审稿实测；此前 55 为分区数）；</w:t>
+        <w:t>（lib/merged .vo 经 actions/cache 按源 hash 缓存，推送秒级复验）；</w:t>
       </w:r>
       <w:r>
         <w:rPr>
@@ -1899,7 +1824,7 @@
           <w:color w:val="444444"/>
           <w:sz w:val="21"/>
         </w:rPr>
-        <w:t>声明计数注明口径</w:t>
+        <w:t>30模块 归档 + 仓库已同步</w:t>
       </w:r>
       <w:r>
         <w:rPr>
@@ -1909,7 +1834,22 @@
           <w:color w:val="444444"/>
           <w:sz w:val="21"/>
         </w:rPr>
-        <w:t>（269 = Lemma+Theorem 口径，区别于 316 顶层声明 / 272 Qed，三者一致）；</w:t>
+        <w:t>（SHA-256 一致）。</w:t>
+      </w:r>
+    </w:p>
+    <w:p>
+      <w:pPr>
+        <w:ind w:left="432"/>
+      </w:pPr>
+      <w:r>
+        <w:rPr>
+          <w:rFonts w:ascii="Times New Roman" w:hAnsi="Times New Roman" w:eastAsia="宋体"/>
+          <w:b w:val="0"/>
+          <w:i/>
+          <w:color w:val="444444"/>
+          <w:sz w:val="21"/>
+        </w:rPr>
+        <w:t>修订摘要（v2.9→v2.10，2026-08-26，评审口径对齐）：</w:t>
       </w:r>
       <w:r>
         <w:rPr>
@@ -1919,7 +1859,7 @@
           <w:color w:val="444444"/>
           <w:sz w:val="21"/>
         </w:rPr>
-        <w:t>"165 项全零 classic"注明 post-M1.5 复核成立</w:t>
+        <w:t>模块计数统一为实测 67 模块分区</w:t>
       </w:r>
       <w:r>
         <w:rPr>
@@ -1929,7 +1869,7 @@
           <w:color w:val="444444"/>
           <w:sz w:val="21"/>
         </w:rPr>
-        <w:t>（</w:t>
+        <w:t xml:space="preserve">（55 分区 + </w:t>
       </w:r>
       <w:r>
         <w:rPr>
@@ -1939,7 +1879,7 @@
           <w:color w:val="444444"/>
           <w:sz w:val="19"/>
         </w:rPr>
-        <w:t>PSA_audit.v</w:t>
+        <w:t>ca_independence</w:t>
       </w:r>
       <w:r>
         <w:rPr>
@@ -1949,7 +1889,7 @@
           <w:color w:val="444444"/>
           <w:sz w:val="21"/>
         </w:rPr>
-        <w:t xml:space="preserve"> L108–121 勘误为 pre-M1.5 过时记录；</w:t>
+        <w:t xml:space="preserve"> 内 </w:t>
       </w:r>
       <w:r>
         <w:rPr>
@@ -1959,7 +1899,7 @@
           <w:color w:val="444444"/>
           <w:sz w:val="19"/>
         </w:rPr>
-        <w:t>ExpSeries.exp_mono_le_noclassic</w:t>
+        <w:t>independent</w:t>
       </w:r>
       <w:r>
         <w:rPr>
@@ -1969,7 +1909,7 @@
           <w:color w:val="444444"/>
           <w:sz w:val="21"/>
         </w:rPr>
-        <w:t xml:space="preserve"> 已并入合并版 L63579/L63672/L63719，4 个注意力定理位于其后，</w:t>
+        <w:t>/</w:t>
       </w:r>
       <w:r>
         <w:rPr>
@@ -1979,7 +1919,7 @@
           <w:color w:val="444444"/>
           <w:sz w:val="19"/>
         </w:rPr>
-        <w:t>exp_increasing</w:t>
+        <w:t>independent′</w:t>
       </w:r>
       <w:r>
         <w:rPr>
@@ -1989,87 +1929,7 @@
           <w:color w:val="444444"/>
           <w:sz w:val="21"/>
         </w:rPr>
-        <w:t xml:space="preserve"> 仅存于 ca_* 基础设施非审计目标；</w:t>
-      </w:r>
-      <w:r>
-        <w:rPr>
-          <w:rFonts w:ascii="Consolas" w:hAnsi="Consolas" w:eastAsia="等线"/>
-          <w:b w:val="0"/>
-          <w:i w:val="0"/>
-          <w:color w:val="444444"/>
-          <w:sz w:val="19"/>
-        </w:rPr>
-        <w:t>sig_forall_dec</w:t>
-      </w:r>
-      <w:r>
-        <w:rPr>
-          <w:rFonts w:ascii="Times New Roman" w:hAnsi="Times New Roman" w:eastAsia="宋体"/>
-          <w:b w:val="0"/>
-          <w:i/>
-          <w:color w:val="444444"/>
-          <w:sz w:val="21"/>
-        </w:rPr>
-        <w:t>/</w:t>
-      </w:r>
-      <w:r>
-        <w:rPr>
-          <w:rFonts w:ascii="Consolas" w:hAnsi="Consolas" w:eastAsia="等线"/>
-          <w:b w:val="0"/>
-          <w:i w:val="0"/>
-          <w:color w:val="444444"/>
-          <w:sz w:val="19"/>
-        </w:rPr>
-        <w:t>sig_not_dec</w:t>
-      </w:r>
-      <w:r>
-        <w:rPr>
-          <w:rFonts w:ascii="Times New Roman" w:hAnsi="Times New Roman" w:eastAsia="宋体"/>
-          <w:b w:val="0"/>
-          <w:i/>
-          <w:color w:val="444444"/>
-          <w:sz w:val="21"/>
-        </w:rPr>
-        <w:t>/</w:t>
-      </w:r>
-      <w:r>
-        <w:rPr>
-          <w:rFonts w:ascii="Consolas" w:hAnsi="Consolas" w:eastAsia="等线"/>
-          <w:b w:val="0"/>
-          <w:i w:val="0"/>
-          <w:color w:val="444444"/>
-          <w:sz w:val="19"/>
-        </w:rPr>
-        <w:t>fext</w:t>
-      </w:r>
-      <w:r>
-        <w:rPr>
-          <w:rFonts w:ascii="Times New Roman" w:hAnsi="Times New Roman" w:eastAsia="宋体"/>
-          <w:b w:val="0"/>
-          <w:i/>
-          <w:color w:val="444444"/>
-          <w:sz w:val="21"/>
-        </w:rPr>
-        <w:t xml:space="preserve"> 显式声明为可接受 Reals 基底、非 </w:t>
-      </w:r>
-      <w:r>
-        <w:rPr>
-          <w:rFonts w:ascii="Consolas" w:hAnsi="Consolas" w:eastAsia="等线"/>
-          <w:b w:val="0"/>
-          <w:i w:val="0"/>
-          <w:color w:val="444444"/>
-          <w:sz w:val="19"/>
-        </w:rPr>
-        <w:t>Classical_Prop.classic</w:t>
-      </w:r>
-      <w:r>
-        <w:rPr>
-          <w:rFonts w:ascii="Times New Roman" w:hAnsi="Times New Roman" w:eastAsia="宋体"/>
-          <w:b w:val="0"/>
-          <w:i/>
-          <w:color w:val="444444"/>
-          <w:sz w:val="21"/>
-        </w:rPr>
-        <w:t xml:space="preserve"> 公理）；</w:t>
+        <w:t xml:space="preserve"> 2 附加，审稿实测；此前 55 为分区数）；</w:t>
       </w:r>
       <w:r>
         <w:rPr>
@@ -2079,7 +1939,7 @@
           <w:color w:val="444444"/>
           <w:sz w:val="21"/>
         </w:rPr>
-        <w:t>附录 A 补 `probe_nearcoll.v`</w:t>
+        <w:t>声明计数注明口径</w:t>
       </w:r>
       <w:r>
         <w:rPr>
@@ -2089,27 +1949,7 @@
           <w:color w:val="444444"/>
           <w:sz w:val="21"/>
         </w:rPr>
-        <w:t xml:space="preserve">（承载 </w:t>
-      </w:r>
-      <w:r>
-        <w:rPr>
-          <w:rFonts w:ascii="Consolas" w:hAnsi="Consolas" w:eastAsia="等线"/>
-          <w:b w:val="0"/>
-          <w:i w:val="0"/>
-          <w:color w:val="444444"/>
-          <w:sz w:val="19"/>
-        </w:rPr>
-        <w:t>golden_near_collision_gold</w:t>
-      </w:r>
-      <w:r>
-        <w:rPr>
-          <w:rFonts w:ascii="Times New Roman" w:hAnsi="Times New Roman" w:eastAsia="宋体"/>
-          <w:b w:val="0"/>
-          <w:i/>
-          <w:color w:val="444444"/>
-          <w:sz w:val="21"/>
-        </w:rPr>
-        <w:t>）；</w:t>
+        <w:t>（269 = Lemma+Theorem 口径，区别于 316 顶层声明 / 272 Qed，三者一致）；</w:t>
       </w:r>
       <w:r>
         <w:rPr>
@@ -2119,7 +1959,7 @@
           <w:color w:val="444444"/>
           <w:sz w:val="21"/>
         </w:rPr>
-        <w:t>构造性轨道贡献在贡献清单中突出</w:t>
+        <w:t>"165 项全零 classic"注明 post-M1.5 复核成立</w:t>
       </w:r>
       <w:r>
         <w:rPr>
@@ -2129,13 +1969,18 @@
           <w:color w:val="444444"/>
           <w:sz w:val="21"/>
         </w:rPr>
-        <w:t>（纯 ConstructiveReals、零经典公理，方法论对照）。</w:t>
-      </w:r>
-    </w:p>
-    <w:p>
-      <w:pPr>
-        <w:ind w:left="432"/>
-      </w:pPr>
+        <w:t>（</w:t>
+      </w:r>
+      <w:r>
+        <w:rPr>
+          <w:rFonts w:ascii="Consolas" w:hAnsi="Consolas" w:eastAsia="等线"/>
+          <w:b w:val="0"/>
+          <w:i w:val="0"/>
+          <w:color w:val="444444"/>
+          <w:sz w:val="19"/>
+        </w:rPr>
+        <w:t>PSA_audit.v</w:t>
+      </w:r>
       <w:r>
         <w:rPr>
           <w:rFonts w:ascii="Times New Roman" w:hAnsi="Times New Roman" w:eastAsia="宋体"/>
@@ -2144,7 +1989,127 @@
           <w:color w:val="444444"/>
           <w:sz w:val="21"/>
         </w:rPr>
-        <w:t>修订摘要（v2.8→v2.9，2026-08-26）：</w:t>
+        <w:t xml:space="preserve"> L108–121 勘误为 pre-M1.5 过时记录；</w:t>
+      </w:r>
+      <w:r>
+        <w:rPr>
+          <w:rFonts w:ascii="Consolas" w:hAnsi="Consolas" w:eastAsia="等线"/>
+          <w:b w:val="0"/>
+          <w:i w:val="0"/>
+          <w:color w:val="444444"/>
+          <w:sz w:val="19"/>
+        </w:rPr>
+        <w:t>ExpSeries.exp_mono_le_noclassic</w:t>
+      </w:r>
+      <w:r>
+        <w:rPr>
+          <w:rFonts w:ascii="Times New Roman" w:hAnsi="Times New Roman" w:eastAsia="宋体"/>
+          <w:b w:val="0"/>
+          <w:i/>
+          <w:color w:val="444444"/>
+          <w:sz w:val="21"/>
+        </w:rPr>
+        <w:t xml:space="preserve"> 已并入合并版 L63579/L63672/L63719，4 个注意力定理位于其后，</w:t>
+      </w:r>
+      <w:r>
+        <w:rPr>
+          <w:rFonts w:ascii="Consolas" w:hAnsi="Consolas" w:eastAsia="等线"/>
+          <w:b w:val="0"/>
+          <w:i w:val="0"/>
+          <w:color w:val="444444"/>
+          <w:sz w:val="19"/>
+        </w:rPr>
+        <w:t>exp_increasing</w:t>
+      </w:r>
+      <w:r>
+        <w:rPr>
+          <w:rFonts w:ascii="Times New Roman" w:hAnsi="Times New Roman" w:eastAsia="宋体"/>
+          <w:b w:val="0"/>
+          <w:i/>
+          <w:color w:val="444444"/>
+          <w:sz w:val="21"/>
+        </w:rPr>
+        <w:t xml:space="preserve"> 仅存于 ca_* 基础设施非审计目标；</w:t>
+      </w:r>
+      <w:r>
+        <w:rPr>
+          <w:rFonts w:ascii="Consolas" w:hAnsi="Consolas" w:eastAsia="等线"/>
+          <w:b w:val="0"/>
+          <w:i w:val="0"/>
+          <w:color w:val="444444"/>
+          <w:sz w:val="19"/>
+        </w:rPr>
+        <w:t>sig_forall_dec</w:t>
+      </w:r>
+      <w:r>
+        <w:rPr>
+          <w:rFonts w:ascii="Times New Roman" w:hAnsi="Times New Roman" w:eastAsia="宋体"/>
+          <w:b w:val="0"/>
+          <w:i/>
+          <w:color w:val="444444"/>
+          <w:sz w:val="21"/>
+        </w:rPr>
+        <w:t>/</w:t>
+      </w:r>
+      <w:r>
+        <w:rPr>
+          <w:rFonts w:ascii="Consolas" w:hAnsi="Consolas" w:eastAsia="等线"/>
+          <w:b w:val="0"/>
+          <w:i w:val="0"/>
+          <w:color w:val="444444"/>
+          <w:sz w:val="19"/>
+        </w:rPr>
+        <w:t>sig_not_dec</w:t>
+      </w:r>
+      <w:r>
+        <w:rPr>
+          <w:rFonts w:ascii="Times New Roman" w:hAnsi="Times New Roman" w:eastAsia="宋体"/>
+          <w:b w:val="0"/>
+          <w:i/>
+          <w:color w:val="444444"/>
+          <w:sz w:val="21"/>
+        </w:rPr>
+        <w:t>/</w:t>
+      </w:r>
+      <w:r>
+        <w:rPr>
+          <w:rFonts w:ascii="Consolas" w:hAnsi="Consolas" w:eastAsia="等线"/>
+          <w:b w:val="0"/>
+          <w:i w:val="0"/>
+          <w:color w:val="444444"/>
+          <w:sz w:val="19"/>
+        </w:rPr>
+        <w:t>fext</w:t>
+      </w:r>
+      <w:r>
+        <w:rPr>
+          <w:rFonts w:ascii="Times New Roman" w:hAnsi="Times New Roman" w:eastAsia="宋体"/>
+          <w:b w:val="0"/>
+          <w:i/>
+          <w:color w:val="444444"/>
+          <w:sz w:val="21"/>
+        </w:rPr>
+        <w:t xml:space="preserve"> 显式声明为可接受 Reals 基底、非 </w:t>
+      </w:r>
+      <w:r>
+        <w:rPr>
+          <w:rFonts w:ascii="Consolas" w:hAnsi="Consolas" w:eastAsia="等线"/>
+          <w:b w:val="0"/>
+          <w:i w:val="0"/>
+          <w:color w:val="444444"/>
+          <w:sz w:val="19"/>
+        </w:rPr>
+        <w:t>Classical_Prop.classic</w:t>
+      </w:r>
+      <w:r>
+        <w:rPr>
+          <w:rFonts w:ascii="Times New Roman" w:hAnsi="Times New Roman" w:eastAsia="宋体"/>
+          <w:b w:val="0"/>
+          <w:i/>
+          <w:color w:val="444444"/>
+          <w:sz w:val="21"/>
+        </w:rPr>
+        <w:t xml:space="preserve"> 公理）；</w:t>
       </w:r>
       <w:r>
         <w:rPr>
@@ -2154,7 +2119,7 @@
           <w:color w:val="444444"/>
           <w:sz w:val="21"/>
         </w:rPr>
-        <w:t>M4 可判定性溢价主定理构造化收官</w:t>
+        <w:t>附录 A 补 `probe_nearcoll.v`</w:t>
       </w:r>
       <w:r>
         <w:rPr>
@@ -2164,7 +2129,7 @@
           <w:color w:val="444444"/>
           <w:sz w:val="21"/>
         </w:rPr>
-        <w:t>（</w:t>
+        <w:t xml:space="preserve">（承载 </w:t>
       </w:r>
       <w:r>
         <w:rPr>
@@ -2174,7 +2139,7 @@
           <w:color w:val="444444"/>
           <w:sz w:val="19"/>
         </w:rPr>
-        <w:t>probe_decidability_premium_cr.v</w:t>
+        <w:t>golden_near_collision_gold</w:t>
       </w:r>
       <w:r>
         <w:rPr>
@@ -2184,47 +2149,7 @@
           <w:color w:val="444444"/>
           <w:sz w:val="21"/>
         </w:rPr>
-        <w:t xml:space="preserve"> 并入合并版 25 模块 55/55：Gram 相干行和 ≤ 63/80 + 反射界 21/16 + 溢价 5/3，</w:t>
-      </w:r>
-      <w:r>
-        <w:rPr>
-          <w:rFonts w:ascii="Consolas" w:hAnsi="Consolas" w:eastAsia="等线"/>
-          <w:b w:val="0"/>
-          <w:i w:val="0"/>
-          <w:color w:val="444444"/>
-          <w:sz w:val="19"/>
-        </w:rPr>
-        <w:t>m4_decidability_premium : {w &amp; CRle w (63/80)}</w:t>
-      </w:r>
-      <w:r>
-        <w:rPr>
-          <w:rFonts w:ascii="Times New Roman" w:hAnsi="Times New Roman" w:eastAsia="宋体"/>
-          <w:b w:val="0"/>
-          <w:i/>
-          <w:color w:val="444444"/>
-          <w:sz w:val="21"/>
-        </w:rPr>
-        <w:t xml:space="preserve"> Set 层 sigT 定理，核心 </w:t>
-      </w:r>
-      <w:r>
-        <w:rPr>
-          <w:rFonts w:ascii="Consolas" w:hAnsi="Consolas" w:eastAsia="等线"/>
-          <w:b w:val="0"/>
-          <w:i w:val="0"/>
-          <w:color w:val="444444"/>
-          <w:sz w:val="19"/>
-        </w:rPr>
-        <w:t>m4_CRinv_le_contravar</w:t>
-      </w:r>
-      <w:r>
-        <w:rPr>
-          <w:rFonts w:ascii="Times New Roman" w:hAnsi="Times New Roman" w:eastAsia="宋体"/>
-          <w:b w:val="0"/>
-          <w:i/>
-          <w:color w:val="444444"/>
-          <w:sz w:val="21"/>
-        </w:rPr>
-        <w:t xml:space="preserve"> 纯构造反变单调，Print Assumptions 全 Closed）；</w:t>
+        <w:t>）；</w:t>
       </w:r>
       <w:r>
         <w:rPr>
@@ -2234,7 +2159,7 @@
           <w:color w:val="444444"/>
           <w:sz w:val="21"/>
         </w:rPr>
-        <w:t>合并版 24 修复 G_MORE 遗漏</w:t>
+        <w:t>构造性轨道贡献在贡献清单中突出</w:t>
       </w:r>
       <w:r>
         <w:rPr>
@@ -2244,18 +2169,13 @@
           <w:color w:val="444444"/>
           <w:sz w:val="21"/>
         </w:rPr>
-        <w:t>（</w:t>
-      </w:r>
-      <w:r>
-        <w:rPr>
-          <w:rFonts w:ascii="Consolas" w:hAnsi="Consolas" w:eastAsia="等线"/>
-          <w:b w:val="0"/>
-          <w:i w:val="0"/>
-          <w:color w:val="444444"/>
-          <w:sz w:val="19"/>
-        </w:rPr>
-        <w:t>_merge_ca.py</w:t>
-      </w:r>
+        <w:t>（纯 ConstructiveReals、零经典公理，方法论对照）。</w:t>
+      </w:r>
+    </w:p>
+    <w:p>
+      <w:pPr>
+        <w:ind w:left="432"/>
+      </w:pPr>
       <w:r>
         <w:rPr>
           <w:rFonts w:ascii="Times New Roman" w:hAnsi="Times New Roman" w:eastAsia="宋体"/>
@@ -2264,22 +2184,7 @@
           <w:color w:val="444444"/>
           <w:sz w:val="21"/>
         </w:rPr>
-        <w:t xml:space="preserve"> p24 补 G_MORE，恢复 49 模块归档口径）；合并版 25 = 57 顶层 Module（55 分区，原 53 分区 + s7_s9_mono + decidability_premium_cr）；全量编译 41 独立模块 + 23/24/25 合并版 EXIT=0；30模块 归档 SHA-256 同步。</w:t>
-      </w:r>
-    </w:p>
-    <w:p>
-      <w:pPr>
-        <w:ind w:left="432"/>
-      </w:pPr>
-      <w:r>
-        <w:rPr>
-          <w:rFonts w:ascii="Times New Roman" w:hAnsi="Times New Roman" w:eastAsia="宋体"/>
-          <w:b w:val="0"/>
-          <w:i/>
-          <w:color w:val="444444"/>
-          <w:sz w:val="21"/>
-        </w:rPr>
-        <w:t>修订摘要（v2.7→v2.8）：§5.6.6 压缩感知族新增</w:t>
+        <w:t>修订摘要（v2.8→v2.9，2026-08-26）：</w:t>
       </w:r>
       <w:r>
         <w:rPr>
@@ -2289,7 +2194,7 @@
           <w:color w:val="444444"/>
           <w:sz w:val="21"/>
         </w:rPr>
-        <w:t>检查器充要刻画</w:t>
+        <w:t>M4 可判定性溢价主定理构造化收官</w:t>
       </w:r>
       <w:r>
         <w:rPr>
@@ -2299,7 +2204,7 @@
           <w:color w:val="444444"/>
           <w:sz w:val="21"/>
         </w:rPr>
-        <w:t>（G-3，</w:t>
+        <w:t>（</w:t>
       </w:r>
       <w:r>
         <w:rPr>
@@ -2309,7 +2214,7 @@
           <w:color w:val="444444"/>
           <w:sz w:val="19"/>
         </w:rPr>
-        <w:t>g3_certifiable_iff</w:t>
+        <w:t>probe_decidability_premium_cr.v</w:t>
       </w:r>
       <w:r>
         <w:rPr>
@@ -2319,7 +2224,7 @@
           <w:color w:val="444444"/>
           <w:sz w:val="21"/>
         </w:rPr>
-        <w:t xml:space="preserve"> + </w:t>
+        <w:t xml:space="preserve"> 并入合并版 25 模块 55/55：Gram 相干行和 ≤ 63/80 + 反射界 21/16 + 溢价 5/3，</w:t>
       </w:r>
       <w:r>
         <w:rPr>
@@ -2329,7 +2234,7 @@
           <w:color w:val="444444"/>
           <w:sz w:val="19"/>
         </w:rPr>
-        <w:t>g3_row_bound_mu</w:t>
+        <w:t>m4_decidability_premium : {w &amp; CRle w (63/80)}</w:t>
       </w:r>
       <w:r>
         <w:rPr>
@@ -2339,7 +2244,27 @@
           <w:color w:val="444444"/>
           <w:sz w:val="21"/>
         </w:rPr>
-        <w:t>，probe_g3_criterion.v 5 Qed：反射检查器通过 ⟺ 每行精确相干行和 ≤ p/q，把"检查器通过 ⟹ 框架界"从单向充分升级为 iff）与</w:t>
+        <w:t xml:space="preserve"> Set 层 sigT 定理，核心 </w:t>
+      </w:r>
+      <w:r>
+        <w:rPr>
+          <w:rFonts w:ascii="Consolas" w:hAnsi="Consolas" w:eastAsia="等线"/>
+          <w:b w:val="0"/>
+          <w:i w:val="0"/>
+          <w:color w:val="444444"/>
+          <w:sz w:val="19"/>
+        </w:rPr>
+        <w:t>m4_CRinv_le_contravar</w:t>
+      </w:r>
+      <w:r>
+        <w:rPr>
+          <w:rFonts w:ascii="Times New Roman" w:hAnsi="Times New Roman" w:eastAsia="宋体"/>
+          <w:b w:val="0"/>
+          <w:i/>
+          <w:color w:val="444444"/>
+          <w:sz w:val="21"/>
+        </w:rPr>
+        <w:t xml:space="preserve"> 纯构造反变单调，Print Assumptions 全 Closed）；</w:t>
       </w:r>
       <w:r>
         <w:rPr>
@@ -2349,7 +2274,7 @@
           <w:color w:val="444444"/>
           <w:sz w:val="21"/>
         </w:rPr>
-        <w:t>可判定性溢价反例</w:t>
+        <w:t>合并版 24 修复 G_MORE 遗漏</w:t>
       </w:r>
       <w:r>
         <w:rPr>
@@ -2359,7 +2284,7 @@
           <w:color w:val="444444"/>
           <w:sz w:val="21"/>
         </w:rPr>
-        <w:t>（G-5，</w:t>
+        <w:t>（</w:t>
       </w:r>
       <w:r>
         <w:rPr>
@@ -2369,7 +2294,7 @@
           <w:color w:val="444444"/>
           <w:sz w:val="19"/>
         </w:rPr>
-        <w:t>g5_premium</w:t>
+        <w:t>_merge_ca.py</w:t>
       </w:r>
       <w:r>
         <w:rPr>
@@ -2379,7 +2304,22 @@
           <w:color w:val="444444"/>
           <w:sz w:val="21"/>
         </w:rPr>
-        <w:t>，probe_g5_premium.v 35 Qed：存在具体阶梯 [3,7,15]——反射检查器拒（frame_check_instance=false）但精确 Gram 相干行和 ≤ 4/5（完整口径闭式 0.787043，与评估文档一致）——把 §5.2"假阴性 49.1%"叙事升级为具体机器检查反例，是 G-3 必要方向的直接见证）。G-3/G-5 未并入合并版（z 区探针待合并）。</w:t>
+        <w:t xml:space="preserve"> p24 补 G_MORE，恢复 49 模块归档口径）；合并版 25 = 67 模块分区（55 分区，原 53 分区 + s7_s9_mono + decidability_premium_cr）；全量编译 41 独立模块 + 23/24/25 合并版 EXIT=0；30模块 归档 SHA-256 同步。</w:t>
+      </w:r>
+    </w:p>
+    <w:p>
+      <w:pPr>
+        <w:ind w:left="432"/>
+      </w:pPr>
+      <w:r>
+        <w:rPr>
+          <w:rFonts w:ascii="Times New Roman" w:hAnsi="Times New Roman" w:eastAsia="宋体"/>
+          <w:b w:val="0"/>
+          <w:i/>
+          <w:color w:val="444444"/>
+          <w:sz w:val="21"/>
+        </w:rPr>
+        <w:t>修订摘要（v2.7→v2.8）：§5.6.6 压缩感知族新增</w:t>
       </w:r>
       <w:r>
         <w:rPr>
@@ -2389,7 +2329,7 @@
           <w:color w:val="444444"/>
           <w:sz w:val="21"/>
         </w:rPr>
-        <w:t>追加（v2.8 修订，2026-08-25）</w:t>
+        <w:t>检查器充要刻画</w:t>
       </w:r>
       <w:r>
         <w:rPr>
@@ -2399,7 +2339,47 @@
           <w:color w:val="444444"/>
           <w:sz w:val="21"/>
         </w:rPr>
-        <w:t xml:space="preserve">：§5.6.6 压缩感知族新增 </w:t>
+        <w:t>（G-3，</w:t>
+      </w:r>
+      <w:r>
+        <w:rPr>
+          <w:rFonts w:ascii="Consolas" w:hAnsi="Consolas" w:eastAsia="等线"/>
+          <w:b w:val="0"/>
+          <w:i w:val="0"/>
+          <w:color w:val="444444"/>
+          <w:sz w:val="19"/>
+        </w:rPr>
+        <w:t>g3_certifiable_iff</w:t>
+      </w:r>
+      <w:r>
+        <w:rPr>
+          <w:rFonts w:ascii="Times New Roman" w:hAnsi="Times New Roman" w:eastAsia="宋体"/>
+          <w:b w:val="0"/>
+          <w:i/>
+          <w:color w:val="444444"/>
+          <w:sz w:val="21"/>
+        </w:rPr>
+        <w:t xml:space="preserve"> + </w:t>
+      </w:r>
+      <w:r>
+        <w:rPr>
+          <w:rFonts w:ascii="Consolas" w:hAnsi="Consolas" w:eastAsia="等线"/>
+          <w:b w:val="0"/>
+          <w:i w:val="0"/>
+          <w:color w:val="444444"/>
+          <w:sz w:val="19"/>
+        </w:rPr>
+        <w:t>g3_row_bound_mu</w:t>
+      </w:r>
+      <w:r>
+        <w:rPr>
+          <w:rFonts w:ascii="Times New Roman" w:hAnsi="Times New Roman" w:eastAsia="宋体"/>
+          <w:b w:val="0"/>
+          <w:i/>
+          <w:color w:val="444444"/>
+          <w:sz w:val="21"/>
+        </w:rPr>
+        <w:t>，probe_g3_criterion.v 5 Qed：反射检查器通过 ⟺ 每行精确相干行和 ≤ p/q，把"检查器通过 ⟹ 框架界"从单向充分升级为 iff）与</w:t>
       </w:r>
       <w:r>
         <w:rPr>
@@ -2409,7 +2389,7 @@
           <w:color w:val="444444"/>
           <w:sz w:val="21"/>
         </w:rPr>
-        <w:t>G-5 构造性三角资产</w:t>
+        <w:t>可判定性溢价反例</w:t>
       </w:r>
       <w:r>
         <w:rPr>
@@ -2419,7 +2399,7 @@
           <w:color w:val="444444"/>
           <w:sz w:val="21"/>
         </w:rPr>
-        <w:t xml:space="preserve">（纯构造性轨道：M1 构造性 π </w:t>
+        <w:t>（G-5，</w:t>
       </w:r>
       <w:r>
         <w:rPr>
@@ -2429,7 +2409,7 @@
           <w:color w:val="444444"/>
           <w:sz w:val="19"/>
         </w:rPr>
-        <w:t>probe_pi_cr_m1a</w:t>
+        <w:t>g5_premium</w:t>
       </w:r>
       <w:r>
         <w:rPr>
@@ -2439,67 +2419,7 @@
           <w:color w:val="444444"/>
           <w:sz w:val="21"/>
         </w:rPr>
-        <w:t xml:space="preserve"> 25 Qed + </w:t>
-      </w:r>
-      <w:r>
-        <w:rPr>
-          <w:rFonts w:ascii="Consolas" w:hAnsi="Consolas" w:eastAsia="等线"/>
-          <w:b w:val="0"/>
-          <w:i w:val="0"/>
-          <w:color w:val="444444"/>
-          <w:sz w:val="19"/>
-        </w:rPr>
-        <w:t>probe_pi_cr_m1b</w:t>
-      </w:r>
-      <w:r>
-        <w:rPr>
-          <w:rFonts w:ascii="Times New Roman" w:hAnsi="Times New Roman" w:eastAsia="宋体"/>
-          <w:b w:val="0"/>
-          <w:i/>
-          <w:color w:val="444444"/>
-          <w:sz w:val="21"/>
-        </w:rPr>
-        <w:t xml:space="preserve"> 43 Qed（Leibniz 级数 + CR_complete，3.141 ≤ π ≤ 3.142）、M2 构造性 sin </w:t>
-      </w:r>
-      <w:r>
-        <w:rPr>
-          <w:rFonts w:ascii="Consolas" w:hAnsi="Consolas" w:eastAsia="等线"/>
-          <w:b w:val="0"/>
-          <w:i w:val="0"/>
-          <w:color w:val="444444"/>
-          <w:sz w:val="19"/>
-        </w:rPr>
-        <w:t>probe_sin_cr_m2</w:t>
-      </w:r>
-      <w:r>
-        <w:rPr>
-          <w:rFonts w:ascii="Times New Roman" w:hAnsi="Times New Roman" w:eastAsia="宋体"/>
-          <w:b w:val="0"/>
-          <w:i/>
-          <w:color w:val="444444"/>
-          <w:sz w:val="21"/>
-        </w:rPr>
-        <w:t xml:space="preserve"> 39 Qed（交替幂级数）、M3 构造性 sqrt </w:t>
-      </w:r>
-      <w:r>
-        <w:rPr>
-          <w:rFonts w:ascii="Consolas" w:hAnsi="Consolas" w:eastAsia="等线"/>
-          <w:b w:val="0"/>
-          <w:i w:val="0"/>
-          <w:color w:val="444444"/>
-          <w:sz w:val="19"/>
-        </w:rPr>
-        <w:t>probe_sqrt_cr_m3</w:t>
-      </w:r>
-      <w:r>
-        <w:rPr>
-          <w:rFonts w:ascii="Times New Roman" w:hAnsi="Times New Roman" w:eastAsia="宋体"/>
-          <w:b w:val="0"/>
-          <w:i/>
-          <w:color w:val="444444"/>
-          <w:sz w:val="21"/>
-        </w:rPr>
-        <w:t xml:space="preserve"> 59 Qed（Q 层二分，√21 ≥ 458/100、√105 ≥ 10246/1000）——零经典、零 Admitted、零自定义公理，Print Assumptions 全 Closed，</w:t>
+        <w:t>，probe_g5_premium.v 35 Qed：存在具体阶梯 [3,7,15]——反射检查器拒（frame_check_instance=false）但精确 Gram 相干行和 ≤ 4/5（完整口径闭式 0.787043，与评估文档一致）——把 §5.2"假阴性 49.1%"叙事升级为具体机器检查反例，是 G-3 必要方向的直接见证）。G-3/G-5 未并入合并版（z 区探针待合并）。</w:t>
       </w:r>
       <w:r>
         <w:rPr>
@@ -2509,7 +2429,7 @@
           <w:color w:val="444444"/>
           <w:sz w:val="21"/>
         </w:rPr>
-        <w:t>已并入合并版 `ca_merged_full_25.v`（57 顶层 Module = 55 模块分区，MERGE_EXIT=0）</w:t>
+        <w:t>追加（v2.8 修订，2026-08-25）</w:t>
       </w:r>
       <w:r>
         <w:rPr>
@@ -2519,7 +2439,7 @@
           <w:color w:val="444444"/>
           <w:sz w:val="21"/>
         </w:rPr>
-        <w:t>）。定位：G-5 可判定性溢价主定理构造化版本的三角基座；</w:t>
+        <w:t xml:space="preserve">：§5.6.6 压缩感知族新增 </w:t>
       </w:r>
       <w:r>
         <w:rPr>
@@ -2529,7 +2449,7 @@
           <w:color w:val="444444"/>
           <w:sz w:val="21"/>
         </w:rPr>
-        <w:t>M4 可判定性溢价主定理已构造化完成（2026-08-26：`probe_decidability_premium_cr.v` 并入合并版 25 模块 55/55，Gram 相干行和 ≤ 63/80 + 反射界 21/16 &gt; 4/5 + 溢价 5/3，核心 `m4_CRinv_le_contravar`（CRinv 反变单调纯构造），Set 层 sigT 最终定理 `m4_decidability_premium : {w &amp; CRle w (63/80)}`，Print Assumptions 全 Closed——相干缺口闭合的构造性收官）</w:t>
+        <w:t>G-5 构造性三角资产</w:t>
       </w:r>
       <w:r>
         <w:rPr>
@@ -2539,7 +2459,87 @@
           <w:color w:val="444444"/>
           <w:sz w:val="21"/>
         </w:rPr>
-        <w:t>。</w:t>
+        <w:t xml:space="preserve">（纯构造性轨道：M1 构造性 π </w:t>
+      </w:r>
+      <w:r>
+        <w:rPr>
+          <w:rFonts w:ascii="Consolas" w:hAnsi="Consolas" w:eastAsia="等线"/>
+          <w:b w:val="0"/>
+          <w:i w:val="0"/>
+          <w:color w:val="444444"/>
+          <w:sz w:val="19"/>
+        </w:rPr>
+        <w:t>probe_pi_cr_m1a</w:t>
+      </w:r>
+      <w:r>
+        <w:rPr>
+          <w:rFonts w:ascii="Times New Roman" w:hAnsi="Times New Roman" w:eastAsia="宋体"/>
+          <w:b w:val="0"/>
+          <w:i/>
+          <w:color w:val="444444"/>
+          <w:sz w:val="21"/>
+        </w:rPr>
+        <w:t xml:space="preserve"> 25 Qed + </w:t>
+      </w:r>
+      <w:r>
+        <w:rPr>
+          <w:rFonts w:ascii="Consolas" w:hAnsi="Consolas" w:eastAsia="等线"/>
+          <w:b w:val="0"/>
+          <w:i w:val="0"/>
+          <w:color w:val="444444"/>
+          <w:sz w:val="19"/>
+        </w:rPr>
+        <w:t>probe_pi_cr_m1b</w:t>
+      </w:r>
+      <w:r>
+        <w:rPr>
+          <w:rFonts w:ascii="Times New Roman" w:hAnsi="Times New Roman" w:eastAsia="宋体"/>
+          <w:b w:val="0"/>
+          <w:i/>
+          <w:color w:val="444444"/>
+          <w:sz w:val="21"/>
+        </w:rPr>
+        <w:t xml:space="preserve"> 43 Qed（Leibniz 级数 + CR_complete，3.141 ≤ π ≤ 3.142）、M2 构造性 sin </w:t>
+      </w:r>
+      <w:r>
+        <w:rPr>
+          <w:rFonts w:ascii="Consolas" w:hAnsi="Consolas" w:eastAsia="等线"/>
+          <w:b w:val="0"/>
+          <w:i w:val="0"/>
+          <w:color w:val="444444"/>
+          <w:sz w:val="19"/>
+        </w:rPr>
+        <w:t>probe_sin_cr_m2</w:t>
+      </w:r>
+      <w:r>
+        <w:rPr>
+          <w:rFonts w:ascii="Times New Roman" w:hAnsi="Times New Roman" w:eastAsia="宋体"/>
+          <w:b w:val="0"/>
+          <w:i/>
+          <w:color w:val="444444"/>
+          <w:sz w:val="21"/>
+        </w:rPr>
+        <w:t xml:space="preserve"> 39 Qed（交替幂级数）、M3 构造性 sqrt </w:t>
+      </w:r>
+      <w:r>
+        <w:rPr>
+          <w:rFonts w:ascii="Consolas" w:hAnsi="Consolas" w:eastAsia="等线"/>
+          <w:b w:val="0"/>
+          <w:i w:val="0"/>
+          <w:color w:val="444444"/>
+          <w:sz w:val="19"/>
+        </w:rPr>
+        <w:t>probe_sqrt_cr_m3</w:t>
+      </w:r>
+      <w:r>
+        <w:rPr>
+          <w:rFonts w:ascii="Times New Roman" w:hAnsi="Times New Roman" w:eastAsia="宋体"/>
+          <w:b w:val="0"/>
+          <w:i/>
+          <w:color w:val="444444"/>
+          <w:sz w:val="21"/>
+        </w:rPr>
+        <w:t xml:space="preserve"> 59 Qed（Q 层二分，√21 ≥ 458/100、√105 ≥ 10246/1000）——零经典、零 Admitted、零自定义公理，Print Assumptions 全 Closed，</w:t>
       </w:r>
       <w:r>
         <w:rPr>
@@ -2549,7 +2549,7 @@
           <w:color w:val="444444"/>
           <w:sz w:val="21"/>
         </w:rPr>
-        <w:t>代码-论文漂移标注（✅ 已修复 2026-08-25）</w:t>
+        <w:t>已并入合并版 `ca_merged_full_25.v`（67 模块分区，MERGE_EXIT=0）</w:t>
       </w:r>
       <w:r>
         <w:rPr>
@@ -2559,27 +2559,7 @@
           <w:color w:val="444444"/>
           <w:sz w:val="21"/>
         </w:rPr>
-        <w:t xml:space="preserve">：G-2（mu_adj 相变）曾在 src 重新生成的 24/25 中缺失（_merge_ca.py G_MORE 列表缺 probe_g2_mu_adj）——已补入 </w:t>
-      </w:r>
-      <w:r>
-        <w:rPr>
-          <w:rFonts w:ascii="Consolas" w:hAnsi="Consolas" w:eastAsia="等线"/>
-          <w:b w:val="0"/>
-          <w:i w:val="0"/>
-          <w:color w:val="444444"/>
-          <w:sz w:val="19"/>
-        </w:rPr>
-        <w:t>_merge_ca.py</w:t>
-      </w:r>
-      <w:r>
-        <w:rPr>
-          <w:rFonts w:ascii="Times New Roman" w:hAnsi="Times New Roman" w:eastAsia="宋体"/>
-          <w:b w:val="0"/>
-          <w:i/>
-          <w:color w:val="444444"/>
-          <w:sz w:val="21"/>
-        </w:rPr>
-        <w:t xml:space="preserve">（G_MORE + G_MORE_CLASSIC），重新生成合并版 25 = </w:t>
+        <w:t>）。定位：G-5 可判定性溢价主定理构造化版本的三角基座；</w:t>
       </w:r>
       <w:r>
         <w:rPr>
@@ -2589,7 +2569,67 @@
           <w:color w:val="444444"/>
           <w:sz w:val="21"/>
         </w:rPr>
-        <w:t>87588 行 / 57 顶层 Module（55 模块分区）</w:t>
+        <w:t>M4 可判定性溢价主定理已构造化完成（2026-08-26：`probe_decidability_premium_cr.v` 并入合并版 25 模块 55/55，Gram 相干行和 ≤ 63/80 + 反射界 21/16 &gt; 4/5 + 溢价 5/3，核心 `m4_CRinv_le_contravar`（CRinv 反变单调纯构造），Set 层 sigT 最终定理 `m4_decidability_premium : {w &amp; CRle w (63/80)}`，Print Assumptions 全 Closed——相干缺口闭合的构造性收官）</w:t>
+      </w:r>
+      <w:r>
+        <w:rPr>
+          <w:rFonts w:ascii="Times New Roman" w:hAnsi="Times New Roman" w:eastAsia="宋体"/>
+          <w:b w:val="0"/>
+          <w:i/>
+          <w:color w:val="444444"/>
+          <w:sz w:val="21"/>
+        </w:rPr>
+        <w:t>。</w:t>
+      </w:r>
+      <w:r>
+        <w:rPr>
+          <w:rFonts w:ascii="Times New Roman" w:hAnsi="Times New Roman" w:eastAsia="宋体"/>
+          <w:b/>
+          <w:i/>
+          <w:color w:val="444444"/>
+          <w:sz w:val="21"/>
+        </w:rPr>
+        <w:t>代码-论文漂移标注（✅ 已修复 2026-08-25）</w:t>
+      </w:r>
+      <w:r>
+        <w:rPr>
+          <w:rFonts w:ascii="Times New Roman" w:hAnsi="Times New Roman" w:eastAsia="宋体"/>
+          <w:b w:val="0"/>
+          <w:i/>
+          <w:color w:val="444444"/>
+          <w:sz w:val="21"/>
+        </w:rPr>
+        <w:t xml:space="preserve">：G-2（mu_adj 相变）曾在 src 重新生成的 24/25 中缺失（_merge_ca.py G_MORE 列表缺 probe_g2_mu_adj）——已补入 </w:t>
+      </w:r>
+      <w:r>
+        <w:rPr>
+          <w:rFonts w:ascii="Consolas" w:hAnsi="Consolas" w:eastAsia="等线"/>
+          <w:b w:val="0"/>
+          <w:i w:val="0"/>
+          <w:color w:val="444444"/>
+          <w:sz w:val="19"/>
+        </w:rPr>
+        <w:t>_merge_ca.py</w:t>
+      </w:r>
+      <w:r>
+        <w:rPr>
+          <w:rFonts w:ascii="Times New Roman" w:hAnsi="Times New Roman" w:eastAsia="宋体"/>
+          <w:b w:val="0"/>
+          <w:i/>
+          <w:color w:val="444444"/>
+          <w:sz w:val="21"/>
+        </w:rPr>
+        <w:t xml:space="preserve">（G_MORE + G_MORE_CLASSIC），重新生成合并版 25 = </w:t>
+      </w:r>
+      <w:r>
+        <w:rPr>
+          <w:rFonts w:ascii="Times New Roman" w:hAnsi="Times New Roman" w:eastAsia="宋体"/>
+          <w:b/>
+          <w:i/>
+          <w:color w:val="444444"/>
+          <w:sz w:val="21"/>
+        </w:rPr>
+        <w:t>87588 行 / 67 模块分区（55 模块分区）</w:t>
       </w:r>
       <w:r>
         <w:rPr>
@@ -10684,7 +10724,7 @@
           <w:i w:val="0"/>
           <w:sz w:val="24"/>
         </w:rPr>
-        <w:t>29 引理全 "Closed under the global context"；独立编译 EXIT=0 + 合并版（当时快照 44 分区，现合并版 25 = 57 顶层 Module）</w:t>
+        <w:t>29 引理全 "Closed under the global context"；独立编译 EXIT=0 + 合并版（当时快照 44 分区，现合并版 25 = 67 模块分区）</w:t>
       </w:r>
     </w:p>
     <w:p>
@@ -11489,7 +11529,7 @@
           <w:i w:val="0"/>
           <w:sz w:val="24"/>
         </w:rPr>
-        <w:t>（44 分区，当时快照；现合并版 25 = 57 顶层 Module）EXIT=0。</w:t>
+        <w:t>（44 分区，当时快照；现合并版 25 = 67 模块分区）EXIT=0。</w:t>
       </w:r>
       <w:r>
         <w:rPr>
@@ -12545,7 +12585,7 @@
           <w:i w:val="0"/>
           <w:sz w:val="24"/>
         </w:rPr>
-        <w:t>依赖 ca_rip_cr + F5（同轨道）；独立编译 EXIT=0 + 合并版（47 分区，当时快照；现合并版 25 = 57 顶层 Module）EXIT=0。</w:t>
+        <w:t>依赖 ca_rip_cr + F5（同轨道）；独立编译 EXIT=0 + 合并版（47 分区，当时快照；现合并版 25 = 67 模块分区）EXIT=0。</w:t>
       </w:r>
     </w:p>
     <w:p>
@@ -13916,7 +13956,7 @@
           <w:i w:val="0"/>
           <w:sz w:val="24"/>
         </w:rPr>
-        <w:t>（57 顶层 Module = 55 模块分区，MERGE_EXIT=0）。</w:t>
+        <w:t>（67 模块分区，MERGE_EXIT=0）。</w:t>
       </w:r>
       <w:r>
         <w:rPr>
@@ -19055,7 +19095,7 @@
           <w:i w:val="0"/>
           <w:sz w:val="24"/>
         </w:rPr>
-        <w:t>合并版 `src/ca_merged_full_25.v`（87588 行，57 顶层 Module = 55 模块分区 + `ca_independence` 内 `independent`/`independent′` 2 附加，含 20 个 z 区探针 + ca_zeta_euler / ca_rip_cr 构造性轨道，`_merge_ca.py` 重新生成，合并编译 MERGE_EXIT=0）</w:t>
+        <w:t>合并版 `src/ca_merged_full_25.v`（87588 行，67 模块分区 + `ca_independence` 内 `independent`/`independent′` 2 附加，含 20 个 z 区探针 + ca_zeta_euler / ca_rip_cr 构造性轨道，`_merge_ca.py` 重新生成，合并编译 MERGE_EXIT=0）</w:t>
       </w:r>
       <w:r>
         <w:rPr>
@@ -19123,7 +19163,7 @@
           <w:i w:val="0"/>
           <w:sz w:val="24"/>
         </w:rPr>
-        <w:t xml:space="preserve">（§5.6.4 U5 黄金近碰撞半径，零公理）承载于 z 区探针 </w:t>
+        <w:t xml:space="preserve">（§5.6.4 U5 黄金近碰撞半径，零公理）承载于 </w:t>
       </w:r>
       <w:r>
         <w:rPr>
@@ -19141,7 +19181,25 @@
           <w:i w:val="0"/>
           <w:sz w:val="24"/>
         </w:rPr>
-        <w:t>（未并入合并版，独立编译验证，</w:t>
+        <w:t>（</w:t>
+      </w:r>
+      <w:r>
+        <w:rPr>
+          <w:rFonts w:ascii="Times New Roman" w:hAnsi="Times New Roman" w:eastAsia="宋体"/>
+          <w:b/>
+          <w:i w:val="0"/>
+          <w:sz w:val="24"/>
+        </w:rPr>
+        <w:t>已并入合并版 25</w:t>
+      </w:r>
+      <w:r>
+        <w:rPr>
+          <w:rFonts w:ascii="Times New Roman" w:hAnsi="Times New Roman" w:eastAsia="宋体"/>
+          <w:b w:val="0"/>
+          <w:i w:val="0"/>
+          <w:sz w:val="24"/>
+        </w:rPr>
+        <w:t>，M2 批次，2026-08-30；</w:t>
       </w:r>
       <w:r>
         <w:rPr>
@@ -19272,7 +19330,25 @@
           <w:i w:val="0"/>
           <w:sz w:val="24"/>
         </w:rPr>
-        <w:t>（5 Qed，offset 无关性）——四模块合计 64 Qed，独立编译 EXIT=0，归档 30模块 SHA 一致，未并入合并版 25（并入待合并版再生）。</w:t>
+        <w:t>（5 Qed，offset 无关性）——四模块合计 64 Qed，独立编译 EXIT=0，归档 30模块 SHA 一致，</w:t>
+      </w:r>
+      <w:r>
+        <w:rPr>
+          <w:rFonts w:ascii="Times New Roman" w:hAnsi="Times New Roman" w:eastAsia="宋体"/>
+          <w:b/>
+          <w:i w:val="0"/>
+          <w:sz w:val="24"/>
+        </w:rPr>
+        <w:t>已并入合并版 25（2026-08-30 M2 批次再生，91606 行 / 67 模块分区，本地 2.5 编译 EXIT=0）</w:t>
+      </w:r>
+      <w:r>
+        <w:rPr>
+          <w:rFonts w:ascii="Times New Roman" w:hAnsi="Times New Roman" w:eastAsia="宋体"/>
+          <w:b w:val="0"/>
+          <w:i w:val="0"/>
+          <w:sz w:val="24"/>
+        </w:rPr>
+        <w:t>。</w:t>
       </w:r>
     </w:p>
     <w:p>

--- a/papers/论文A中文规范版-CertifiedSparseGating.docx
+++ b/papers/论文A中文规范版-CertifiedSparseGating.docx
@@ -59,7 +59,7 @@
           <w:color w:val="444444"/>
           <w:sz w:val="21"/>
         </w:rPr>
-        <w:t>版本：最终版 v2.15（2026-08-30）｜代码基态：PSA_framework.v（18 模块 / 269 顶层 Lemma·Theorem（316 顶层声明 / 272 Qed 口径内）/ 165 项审计：</w:t>
+        <w:t>版本：最终版 v2.16（2026-08-31）｜代码基态：PSA_framework.v（18 模块 / 269 顶层 Lemma·Theorem（316 顶层声明 / 272 Qed 口径内）/ 165 项审计：</w:t>
       </w:r>
       <w:r>
         <w:rPr>
@@ -149,7 +149,7 @@
           <w:color w:val="444444"/>
           <w:sz w:val="21"/>
         </w:rPr>
-        <w:t>合并版 ca_merged_full_25.v（91606 行，67 模块分区（含 M2 批次 7 分区，2026-08-30 并入），MERGE_EXIT=0）</w:t>
+        <w:t>合并版 ca_merged_full_25.v（93953 行，67 模块分区（含 M2 批次 7 分区，2026-08-30 并入），MERGE_EXIT=0）</w:t>
       </w:r>
       <w:r>
         <w:rPr>
@@ -214,7 +214,27 @@
           <w:color w:val="444444"/>
           <w:sz w:val="21"/>
         </w:rPr>
-        <w:t>修订摘要（v2.14→v2.15，2026-08-30，M2 定理扩展四连 CS-15/16/17/18 引用补写 + 外部评审二轮措辞落实）：</w:t>
+        <w:t>修订摘要（v2.16→v2.17，2026-08-31，合并版 m2 扫雷收官）：</w:t>
+      </w:r>
+      <w:r>
+        <w:rPr>
+          <w:rFonts w:ascii="Consolas" w:hAnsi="Consolas" w:eastAsia="等线"/>
+          <w:b w:val="0"/>
+          <w:i w:val="0"/>
+          <w:color w:val="444444"/>
+          <w:sz w:val="19"/>
+        </w:rPr>
+        <w:t>ca_merged_full_25_m2.v</w:t>
+      </w:r>
+      <w:r>
+        <w:rPr>
+          <w:rFonts w:ascii="Times New Roman" w:hAnsi="Times New Roman" w:eastAsia="宋体"/>
+          <w:b w:val="0"/>
+          <w:i/>
+          <w:color w:val="444444"/>
+          <w:sz w:val="21"/>
+        </w:rPr>
+        <w:t xml:space="preserve"> 本地 2.5 全量编译 EXIT=0（</w:t>
       </w:r>
       <w:r>
         <w:rPr>
@@ -224,7 +244,7 @@
           <w:color w:val="444444"/>
           <w:sz w:val="21"/>
         </w:rPr>
-        <w:t>§6 安全域谓词从 future work 升级为已形式化</w:t>
+        <w:t>11 轮扫雷，92506 行 / 68 模块分区</w:t>
       </w:r>
       <w:r>
         <w:rPr>
@@ -234,7 +254,7 @@
           <w:color w:val="444444"/>
           <w:sz w:val="21"/>
         </w:rPr>
-        <w:t xml:space="preserve">（CS-16 </w:t>
+        <w:t xml:space="preserve">）。修复全落 z 探针源双文件同步（探针即终态）：分区头 E138① Notation 注册防 mathcomp 前序劫持（nat_scope </w:t>
       </w:r>
       <w:r>
         <w:rPr>
@@ -244,7 +264,7 @@
           <w:color w:val="444444"/>
           <w:sz w:val="19"/>
         </w:rPr>
-        <w:t>probe_safe_domain.v</w:t>
+        <w:t>&lt;=</w:t>
       </w:r>
       <w:r>
         <w:rPr>
@@ -254,7 +274,242 @@
           <w:color w:val="444444"/>
           <w:sz w:val="21"/>
         </w:rPr>
-        <w:t>：zprod_bounded 乘积上界递推 + no_overflow_consistent 63-bit 镜像一致 + c4_safe_domain C=4 判定链连乘 2054520832000000000 &lt; 2^63 + safe_domain_bool 可提取 bool 运行时判定，4 段审计全 Closed 零公理——回应评审 P0「安全域形式化草图」，超出 trivial 草图预期）；</w:t>
+        <w:t xml:space="preserve"> 被 bool leq 覆盖致 lia 失效——横向传染）；</w:t>
+      </w:r>
+      <w:r>
+        <w:rPr>
+          <w:rFonts w:ascii="Consolas" w:hAnsi="Consolas" w:eastAsia="等线"/>
+          <w:b w:val="0"/>
+          <w:i w:val="0"/>
+          <w:color w:val="444444"/>
+          <w:sz w:val="19"/>
+        </w:rPr>
+        <w:t>Nat.le_antisym</w:t>
+      </w:r>
+      <w:r>
+        <w:rPr>
+          <w:rFonts w:ascii="Times New Roman" w:hAnsi="Times New Roman" w:eastAsia="宋体"/>
+          <w:b w:val="0"/>
+          <w:i/>
+          <w:color w:val="444444"/>
+          <w:sz w:val="21"/>
+        </w:rPr>
+        <w:t xml:space="preserve"> typo 更正（三环境不存在，正确名 </w:t>
+      </w:r>
+      <w:r>
+        <w:rPr>
+          <w:rFonts w:ascii="Consolas" w:hAnsi="Consolas" w:eastAsia="等线"/>
+          <w:b w:val="0"/>
+          <w:i w:val="0"/>
+          <w:color w:val="444444"/>
+          <w:sz w:val="19"/>
+        </w:rPr>
+        <w:t>Nat.le_antisymm</w:t>
+      </w:r>
+      <w:r>
+        <w:rPr>
+          <w:rFonts w:ascii="Times New Roman" w:hAnsi="Times New Roman" w:eastAsia="宋体"/>
+          <w:b w:val="0"/>
+          <w:i/>
+          <w:color w:val="444444"/>
+          <w:sz w:val="21"/>
+        </w:rPr>
+        <w:t xml:space="preserve">）；裸 </w:t>
+      </w:r>
+      <w:r>
+        <w:rPr>
+          <w:rFonts w:ascii="Consolas" w:hAnsi="Consolas" w:eastAsia="等线"/>
+          <w:b w:val="0"/>
+          <w:i w:val="0"/>
+          <w:color w:val="444444"/>
+          <w:sz w:val="19"/>
+        </w:rPr>
+        <w:t>eq_refl</w:t>
+      </w:r>
+      <w:r>
+        <w:rPr>
+          <w:rFonts w:ascii="Times New Roman" w:hAnsi="Times New Roman" w:eastAsia="宋体"/>
+          <w:b w:val="0"/>
+          <w:i/>
+          <w:color w:val="444444"/>
+          <w:sz w:val="21"/>
+        </w:rPr>
+        <w:t xml:space="preserve"> 被 mathcomp 解析到 ssr eqxx → tactic 化；</w:t>
+      </w:r>
+      <w:r>
+        <w:rPr>
+          <w:rFonts w:ascii="Consolas" w:hAnsi="Consolas" w:eastAsia="等线"/>
+          <w:b w:val="0"/>
+          <w:i w:val="0"/>
+          <w:color w:val="444444"/>
+          <w:sz w:val="19"/>
+        </w:rPr>
+        <w:t>Import independent</w:t>
+      </w:r>
+      <w:r>
+        <w:rPr>
+          <w:rFonts w:ascii="Times New Roman" w:hAnsi="Times New Roman" w:eastAsia="宋体"/>
+          <w:b w:val="0"/>
+          <w:i/>
+          <w:color w:val="444444"/>
+          <w:sz w:val="21"/>
+        </w:rPr>
+        <w:t>/</w:t>
+      </w:r>
+      <w:r>
+        <w:rPr>
+          <w:rFonts w:ascii="Consolas" w:hAnsi="Consolas" w:eastAsia="等线"/>
+          <w:b w:val="0"/>
+          <w:i w:val="0"/>
+          <w:color w:val="444444"/>
+          <w:sz w:val="19"/>
+        </w:rPr>
+        <w:t>Import UnconditionalBasis</w:t>
+      </w:r>
+      <w:r>
+        <w:rPr>
+          <w:rFonts w:ascii="Times New Roman" w:hAnsi="Times New Roman" w:eastAsia="宋体"/>
+          <w:b w:val="0"/>
+          <w:i/>
+          <w:color w:val="444444"/>
+          <w:sz w:val="21"/>
+        </w:rPr>
+        <w:t xml:space="preserve"> 解 </w:t>
+      </w:r>
+      <w:r>
+        <w:rPr>
+          <w:rFonts w:ascii="Consolas" w:hAnsi="Consolas" w:eastAsia="等线"/>
+          <w:b w:val="0"/>
+          <w:i w:val="0"/>
+          <w:color w:val="444444"/>
+          <w:sz w:val="19"/>
+        </w:rPr>
+        <w:t>Csum</w:t>
+      </w:r>
+      <w:r>
+        <w:rPr>
+          <w:rFonts w:ascii="Times New Roman" w:hAnsi="Times New Roman" w:eastAsia="宋体"/>
+          <w:b w:val="0"/>
+          <w:i/>
+          <w:color w:val="444444"/>
+          <w:sz w:val="21"/>
+        </w:rPr>
+        <w:t>/</w:t>
+      </w:r>
+      <w:r>
+        <w:rPr>
+          <w:rFonts w:ascii="Consolas" w:hAnsi="Consolas" w:eastAsia="等线"/>
+          <w:b w:val="0"/>
+          <w:i w:val="0"/>
+          <w:color w:val="444444"/>
+          <w:sz w:val="19"/>
+        </w:rPr>
+        <w:t>phi</w:t>
+      </w:r>
+      <w:r>
+        <w:rPr>
+          <w:rFonts w:ascii="Times New Roman" w:hAnsi="Times New Roman" w:eastAsia="宋体"/>
+          <w:b w:val="0"/>
+          <w:i/>
+          <w:color w:val="444444"/>
+          <w:sz w:val="21"/>
+        </w:rPr>
+        <w:t>(Prime 版)多候选遮蔽；</w:t>
+      </w:r>
+      <w:r>
+        <w:rPr>
+          <w:rFonts w:ascii="Consolas" w:hAnsi="Consolas" w:eastAsia="等线"/>
+          <w:b w:val="0"/>
+          <w:i w:val="0"/>
+          <w:color w:val="444444"/>
+          <w:sz w:val="19"/>
+        </w:rPr>
+        <w:t>Rabs_triang</w:t>
+      </w:r>
+      <w:r>
+        <w:rPr>
+          <w:rFonts w:ascii="Times New Roman" w:hAnsi="Times New Roman" w:eastAsia="宋体"/>
+          <w:b w:val="0"/>
+          <w:i/>
+          <w:color w:val="444444"/>
+          <w:sz w:val="21"/>
+        </w:rPr>
+        <w:t>/</w:t>
+      </w:r>
+      <w:r>
+        <w:rPr>
+          <w:rFonts w:ascii="Consolas" w:hAnsi="Consolas" w:eastAsia="等线"/>
+          <w:b w:val="0"/>
+          <w:i w:val="0"/>
+          <w:color w:val="444444"/>
+          <w:sz w:val="19"/>
+        </w:rPr>
+        <w:t>psi_frac_eq</w:t>
+      </w:r>
+      <w:r>
+        <w:rPr>
+          <w:rFonts w:ascii="Times New Roman" w:hAnsi="Times New Roman" w:eastAsia="宋体"/>
+          <w:b w:val="0"/>
+          <w:i/>
+          <w:color w:val="444444"/>
+          <w:sz w:val="21"/>
+        </w:rPr>
+        <w:t xml:space="preserve"> 重写改 apply/replace 显式形；</w:t>
+      </w:r>
+      <w:r>
+        <w:rPr>
+          <w:rFonts w:ascii="Consolas" w:hAnsi="Consolas" w:eastAsia="等线"/>
+          <w:b w:val="0"/>
+          <w:i w:val="0"/>
+          <w:color w:val="444444"/>
+          <w:sz w:val="19"/>
+        </w:rPr>
+        <w:t>zpos_of_succ</w:t>
+      </w:r>
+      <w:r>
+        <w:rPr>
+          <w:rFonts w:ascii="Times New Roman" w:hAnsi="Times New Roman" w:eastAsia="宋体"/>
+          <w:b w:val="0"/>
+          <w:i/>
+          <w:color w:val="444444"/>
+          <w:sz w:val="21"/>
+        </w:rPr>
+        <w:t xml:space="preserve"> 撞名改 </w:t>
+      </w:r>
+      <w:r>
+        <w:rPr>
+          <w:rFonts w:ascii="Consolas" w:hAnsi="Consolas" w:eastAsia="等线"/>
+          <w:b w:val="0"/>
+          <w:i w:val="0"/>
+          <w:color w:val="444444"/>
+          <w:sz w:val="19"/>
+        </w:rPr>
+        <w:t>zpos_of_succ_c4</w:t>
+      </w:r>
+      <w:r>
+        <w:rPr>
+          <w:rFonts w:ascii="Times New Roman" w:hAnsi="Times New Roman" w:eastAsia="宋体"/>
+          <w:b w:val="0"/>
+          <w:i/>
+          <w:color w:val="444444"/>
+          <w:sz w:val="21"/>
+        </w:rPr>
+        <w:t>。定理内容无增删。经验卡 E190。</w:t>
+      </w:r>
+    </w:p>
+    <w:p>
+      <w:pPr>
+        <w:ind w:left="432"/>
+      </w:pPr>
+      <w:r>
+        <w:rPr>
+          <w:rFonts w:ascii="Times New Roman" w:hAnsi="Times New Roman" w:eastAsia="宋体"/>
+          <w:b w:val="0"/>
+          <w:i/>
+          <w:color w:val="444444"/>
+          <w:sz w:val="21"/>
+        </w:rPr>
+        <w:t>修订摘要（v2.15→v2.16，2026-08-31，G-7 Welch 下界构造性证明完成）：</w:t>
       </w:r>
       <w:r>
         <w:rPr>
@@ -264,7 +519,7 @@
           <w:color w:val="444444"/>
           <w:sz w:val="21"/>
         </w:rPr>
-        <w:t>§5.6 核漂移获首个实例</w:t>
+        <w:t>§5.6.6 新增 G-7 条目</w:t>
       </w:r>
       <w:r>
         <w:rPr>
@@ -274,7 +529,7 @@
           <w:color w:val="444444"/>
           <w:sz w:val="21"/>
         </w:rPr>
-        <w:t xml:space="preserve">（CS-18 </w:t>
+        <w:t xml:space="preserve">——Welch 下界平方形态 </w:t>
       </w:r>
       <w:r>
         <w:rPr>
@@ -284,7 +539,7 @@
           <w:color w:val="444444"/>
           <w:sz w:val="19"/>
         </w:rPr>
-        <w:t>probe_ab_bridge_pier.v</w:t>
+        <w:t>(INR M − INR N) ≤ INR N·INR(M−1)·μ²</w:t>
       </w:r>
       <w:r>
         <w:rPr>
@@ -294,7 +549,47 @@
           <w:color w:val="444444"/>
           <w:sz w:val="21"/>
         </w:rPr>
-        <w:t>：psi_kernel_drift_bound 相邻位漂移 ≤ 2/(√n·√m) + psi_attention_tvd_trunc 截断 TVD 桥，实例化 kernel_drift_controls_attention——「无形式化桥梁」升级为「中间桥墩已机器检查」）；</w:t>
+        <w:t xml:space="preserve"> 的构造性证明（</w:t>
+      </w:r>
+      <w:r>
+        <w:rPr>
+          <w:rFonts w:ascii="Consolas" w:hAnsi="Consolas" w:eastAsia="等线"/>
+          <w:b w:val="0"/>
+          <w:i w:val="0"/>
+          <w:color w:val="444444"/>
+          <w:sz w:val="19"/>
+        </w:rPr>
+        <w:t>g7_welch_lower</w:t>
+      </w:r>
+      <w:r>
+        <w:rPr>
+          <w:rFonts w:ascii="Times New Roman" w:hAnsi="Times New Roman" w:eastAsia="宋体"/>
+          <w:b w:val="0"/>
+          <w:i/>
+          <w:color w:val="444444"/>
+          <w:sz w:val="21"/>
+        </w:rPr>
+        <w:t>，</w:t>
+      </w:r>
+      <w:r>
+        <w:rPr>
+          <w:rFonts w:ascii="Consolas" w:hAnsi="Consolas" w:eastAsia="等线"/>
+          <w:b w:val="0"/>
+          <w:i w:val="0"/>
+          <w:color w:val="444444"/>
+          <w:sz w:val="19"/>
+        </w:rPr>
+        <w:t>probe_g7_welch_cr.v</w:t>
+      </w:r>
+      <w:r>
+        <w:rPr>
+          <w:rFonts w:ascii="Times New Roman" w:hAnsi="Times New Roman" w:eastAsia="宋体"/>
+          <w:b w:val="0"/>
+          <w:i/>
+          <w:color w:val="444444"/>
+          <w:sz w:val="21"/>
+        </w:rPr>
+        <w:t>，828 行 14 Qed；Frobenius 范数与 Cauchy–Schwarz 不等式路线，避免特征值论证；六段 Print Assumptions 全 Closed 零公理；提取物 g7_welch_cr.ml 经 DkMLNative ocamlc 编译通过）；</w:t>
       </w:r>
       <w:r>
         <w:rPr>
@@ -304,7 +599,7 @@
           <w:color w:val="444444"/>
           <w:sz w:val="21"/>
         </w:rPr>
-        <w:t>§5.3 相干熵桥接状态更新</w:t>
+        <w:t>G-8 前提状态升级</w:t>
       </w:r>
       <w:r>
         <w:rPr>
@@ -314,7 +609,7 @@
           <w:color w:val="444444"/>
           <w:sz w:val="21"/>
         </w:rPr>
-        <w:t>（从未实例化升级为截断通道已实例化）；</w:t>
+        <w:t>——Welch 下界由抽象前提升级为已证定理；</w:t>
       </w:r>
       <w:r>
         <w:rPr>
@@ -324,7 +619,7 @@
           <w:color w:val="444444"/>
           <w:sz w:val="21"/>
         </w:rPr>
-        <w:t>§9.1 分级检查器</w:t>
+        <w:t>并入</w:t>
       </w:r>
       <w:r>
         <w:rPr>
@@ -334,7 +629,7 @@
           <w:color w:val="444444"/>
           <w:sz w:val="21"/>
         </w:rPr>
-        <w:t xml:space="preserve">（CS-17 </w:t>
+        <w:t xml:space="preserve">——已并入合并版 </w:t>
       </w:r>
       <w:r>
         <w:rPr>
@@ -344,7 +639,7 @@
           <w:color w:val="444444"/>
           <w:sz w:val="19"/>
         </w:rPr>
-        <w:t>frame_check_graduated</w:t>
+        <w:t>ca_merged_full_25_m2.v</w:t>
       </w:r>
       <w:r>
         <w:rPr>
@@ -354,7 +649,22 @@
           <w:color w:val="444444"/>
           <w:sz w:val="21"/>
         </w:rPr>
-        <w:t xml:space="preserve"> 四级分层服务 + frame_check_graduated_sound，假阴性类由拒绝变降级服务）；</w:t>
+        <w:t>（92483 行，68 模块分区，合并编译通过）；实原子版（相干上界 μ 抽象衔接 G-8），复原子版列为后续工作。</w:t>
+      </w:r>
+    </w:p>
+    <w:p>
+      <w:pPr>
+        <w:ind w:left="432"/>
+      </w:pPr>
+      <w:r>
+        <w:rPr>
+          <w:rFonts w:ascii="Times New Roman" w:hAnsi="Times New Roman" w:eastAsia="宋体"/>
+          <w:b w:val="0"/>
+          <w:i/>
+          <w:color w:val="444444"/>
+          <w:sz w:val="21"/>
+        </w:rPr>
+        <w:t>修订摘要（v2.14→v2.15，2026-08-30，M2 定理扩展四连 CS-15/16/17/18 引用补写 + 外部评审二轮措辞落实）：</w:t>
       </w:r>
       <w:r>
         <w:rPr>
@@ -364,7 +674,7 @@
           <w:color w:val="444444"/>
           <w:sz w:val="21"/>
         </w:rPr>
-        <w:t>Q2 酉不变性范围</w:t>
+        <w:t>§6 安全域谓词从 future work 升级为已形式化</w:t>
       </w:r>
       <w:r>
         <w:rPr>
@@ -374,7 +684,27 @@
           <w:color w:val="444444"/>
           <w:sz w:val="21"/>
         </w:rPr>
-        <w:t>前移至贡献清单覆盖边界（item 12）；</w:t>
+        <w:t xml:space="preserve">（CS-16 </w:t>
+      </w:r>
+      <w:r>
+        <w:rPr>
+          <w:rFonts w:ascii="Consolas" w:hAnsi="Consolas" w:eastAsia="等线"/>
+          <w:b w:val="0"/>
+          <w:i w:val="0"/>
+          <w:color w:val="444444"/>
+          <w:sz w:val="19"/>
+        </w:rPr>
+        <w:t>probe_safe_domain.v</w:t>
+      </w:r>
+      <w:r>
+        <w:rPr>
+          <w:rFonts w:ascii="Times New Roman" w:hAnsi="Times New Roman" w:eastAsia="宋体"/>
+          <w:b w:val="0"/>
+          <w:i/>
+          <w:color w:val="444444"/>
+          <w:sz w:val="21"/>
+        </w:rPr>
+        <w:t>：zprod_bounded 乘积上界递推 + no_overflow_consistent 63-bit 镜像一致 + c4_safe_domain C=4 判定链连乘 2054520832000000000 &lt; 2^63 + safe_domain_bool 可提取 bool 运行时判定，4 段审计全 Closed 零公理——回应评审 P0「安全域形式化草图」，超出 trivial 草图预期）；</w:t>
       </w:r>
       <w:r>
         <w:rPr>
@@ -384,7 +714,7 @@
           <w:color w:val="444444"/>
           <w:sz w:val="21"/>
         </w:rPr>
-        <w:t>§9 相关工作补 VST/Iris 方法论类比与 Lean/mathlib 哲学对照</w:t>
+        <w:t>§5.6 核漂移获首个实例</w:t>
       </w:r>
       <w:r>
         <w:rPr>
@@ -394,7 +724,27 @@
           <w:color w:val="444444"/>
           <w:sz w:val="21"/>
         </w:rPr>
-        <w:t>；</w:t>
+        <w:t xml:space="preserve">（CS-18 </w:t>
+      </w:r>
+      <w:r>
+        <w:rPr>
+          <w:rFonts w:ascii="Consolas" w:hAnsi="Consolas" w:eastAsia="等线"/>
+          <w:b w:val="0"/>
+          <w:i w:val="0"/>
+          <w:color w:val="444444"/>
+          <w:sz w:val="19"/>
+        </w:rPr>
+        <w:t>probe_ab_bridge_pier.v</w:t>
+      </w:r>
+      <w:r>
+        <w:rPr>
+          <w:rFonts w:ascii="Times New Roman" w:hAnsi="Times New Roman" w:eastAsia="宋体"/>
+          <w:b w:val="0"/>
+          <w:i/>
+          <w:color w:val="444444"/>
+          <w:sz w:val="21"/>
+        </w:rPr>
+        <w:t>：psi_kernel_drift_bound 相邻位漂移 ≤ 2/(√n·√m) + psi_attention_tvd_trunc 截断 TVD 桥，实例化 kernel_drift_controls_attention——「无形式化桥梁」升级为「中间桥墩已机器检查」）；</w:t>
       </w:r>
       <w:r>
         <w:rPr>
@@ -404,7 +754,7 @@
           <w:color w:val="444444"/>
           <w:sz w:val="21"/>
         </w:rPr>
-        <w:t>§11 新增跨 A/B 证书—性能张力声明</w:t>
+        <w:t>§5.3 相干熵桥接状态更新</w:t>
       </w:r>
       <w:r>
         <w:rPr>
@@ -414,7 +764,7 @@
           <w:color w:val="444444"/>
           <w:sz w:val="21"/>
         </w:rPr>
-        <w:t>（证书⟹̸性能三角：T2b 拒绝 vs rand 最优、μ=0 证书 vs grid 性能严重退化、ALiBi 最优 vs 零证书）；G-5 反例 [3,7,15] 同时为 CS-17 分级 L2 的降级服务实例（评审 1.2 关键问题 1 的前置强调）。三定理公理依赖与主线审计一致（sig_not_dec、sig_forall_dec 与函数外延性、classic 零、零 Admitted）；CS-15 已于 v2.14 前入文（§5.6.6 定位）。</w:t>
+        <w:t>（从未实例化升级为截断通道已实例化）；</w:t>
       </w:r>
       <w:r>
         <w:rPr>
@@ -424,7 +774,7 @@
           <w:color w:val="444444"/>
           <w:sz w:val="21"/>
         </w:rPr>
-        <w:t>合并版再生（同日）</w:t>
+        <w:t>§9.1 分级检查器</w:t>
       </w:r>
       <w:r>
         <w:rPr>
@@ -434,7 +784,27 @@
           <w:color w:val="444444"/>
           <w:sz w:val="21"/>
         </w:rPr>
-        <w:t xml:space="preserve">：M2 批次 7 探针（g3/g5/四原子 CR/安全域/分级检查器/A-B 桥墩/松弛链元理论）+ CS_BATTLE nearcoll 并入——合并版 25 = </w:t>
+        <w:t xml:space="preserve">（CS-17 </w:t>
+      </w:r>
+      <w:r>
+        <w:rPr>
+          <w:rFonts w:ascii="Consolas" w:hAnsi="Consolas" w:eastAsia="等线"/>
+          <w:b w:val="0"/>
+          <w:i w:val="0"/>
+          <w:color w:val="444444"/>
+          <w:sz w:val="19"/>
+        </w:rPr>
+        <w:t>frame_check_graduated</w:t>
+      </w:r>
+      <w:r>
+        <w:rPr>
+          <w:rFonts w:ascii="Times New Roman" w:hAnsi="Times New Roman" w:eastAsia="宋体"/>
+          <w:b w:val="0"/>
+          <w:i/>
+          <w:color w:val="444444"/>
+          <w:sz w:val="21"/>
+        </w:rPr>
+        <w:t xml:space="preserve"> 四级分层服务 + frame_check_graduated_sound，假阴性类由拒绝变降级服务）；</w:t>
       </w:r>
       <w:r>
         <w:rPr>
@@ -444,7 +814,7 @@
           <w:color w:val="444444"/>
           <w:sz w:val="21"/>
         </w:rPr>
-        <w:t>91606 行 / 67 模块分区</w:t>
+        <w:t>Q2 酉不变性范围</w:t>
       </w:r>
       <w:r>
         <w:rPr>
@@ -454,22 +824,7 @@
           <w:color w:val="444444"/>
           <w:sz w:val="21"/>
         </w:rPr>
-        <w:t>，本地 2.5 编译 EXIT=0（nearcoll 撇号标识符 rewrite 逗号链的合并语境解析修复，见 E178/E146）；架构定位声明：构造性轨道用于独立性验证，不用于生产检查器。</w:t>
-      </w:r>
-    </w:p>
-    <w:p>
-      <w:pPr>
-        <w:ind w:left="432"/>
-      </w:pPr>
-      <w:r>
-        <w:rPr>
-          <w:rFonts w:ascii="Times New Roman" w:hAnsi="Times New Roman" w:eastAsia="宋体"/>
-          <w:b w:val="0"/>
-          <w:i/>
-          <w:color w:val="444444"/>
-          <w:sz w:val="21"/>
-        </w:rPr>
-        <w:t>修订摘要（v2.13→v2.14，2026-08-30，E153 收官对齐 + 2026-08-29 交叉分析修订落实）：</w:t>
+        <w:t>前移至贡献清单覆盖边界（item 12）；</w:t>
       </w:r>
       <w:r>
         <w:rPr>
@@ -479,7 +834,7 @@
           <w:color w:val="444444"/>
           <w:sz w:val="21"/>
         </w:rPr>
-        <w:t>代码基态刷新</w:t>
+        <w:t>§9 相关工作补 VST/Iris 方法论类比与 Lean/mathlib 哲学对照</w:t>
       </w:r>
       <w:r>
         <w:rPr>
@@ -489,7 +844,7 @@
           <w:color w:val="444444"/>
           <w:sz w:val="21"/>
         </w:rPr>
-        <w:t>——合并版 91606 行（E153 批次二：78808→81169 八处 mathcomp 2.6 适配修复，本地 2.5 + WSL 9.1.1 双环境验证），</w:t>
+        <w:t>；</w:t>
       </w:r>
       <w:r>
         <w:rPr>
@@ -499,7 +854,7 @@
           <w:color w:val="444444"/>
           <w:sz w:val="21"/>
         </w:rPr>
-        <w:t>CI 全链路绿收官</w:t>
+        <w:t>§11 新增跨 A/B 证书—性能张力声明</w:t>
       </w:r>
       <w:r>
         <w:rPr>
@@ -509,27 +864,7 @@
           <w:color w:val="444444"/>
           <w:sz w:val="21"/>
         </w:rPr>
-        <w:t xml:space="preserve">（commit b57a2b5/7628fef/2f21249：编译 + 零 Admitted 检查 + coqchk 内核复验，检查脚本 grep 误报注释已修为语句形态 </w:t>
-      </w:r>
-      <w:r>
-        <w:rPr>
-          <w:rFonts w:ascii="Consolas" w:hAnsi="Consolas" w:eastAsia="等线"/>
-          <w:b w:val="0"/>
-          <w:i w:val="0"/>
-          <w:color w:val="444444"/>
-          <w:sz w:val="19"/>
-        </w:rPr>
-        <w:t>Admitted\.</w:t>
-      </w:r>
-      <w:r>
-        <w:rPr>
-          <w:rFonts w:ascii="Times New Roman" w:hAnsi="Times New Roman" w:eastAsia="宋体"/>
-          <w:b w:val="0"/>
-          <w:i/>
-          <w:color w:val="444444"/>
-          <w:sz w:val="21"/>
-        </w:rPr>
-        <w:t>）；</w:t>
+        <w:t>（证书⟹̸性能三角：T2b 拒绝 vs rand 最优、μ=0 证书 vs grid 性能严重退化、ALiBi 最优 vs 零证书）；G-5 反例 [3,7,15] 同时为 CS-17 分级 L2 的降级服务实例（评审 1.2 关键问题 1 的前置强调）。三定理公理依赖与主线审计一致（sig_not_dec、sig_forall_dec 与函数外延性、classic 零、零 Admitted）；CS-15 已于 v2.14 前入文（§5.6.6 定位）。</w:t>
       </w:r>
       <w:r>
         <w:rPr>
@@ -539,7 +874,7 @@
           <w:color w:val="444444"/>
           <w:sz w:val="21"/>
         </w:rPr>
-        <w:t>P0-2 softmax 紧度勘误</w:t>
+        <w:t>合并版再生（同日）</w:t>
       </w:r>
       <w:r>
         <w:rPr>
@@ -549,27 +884,7 @@
           <w:color w:val="444444"/>
           <w:sz w:val="21"/>
         </w:rPr>
-        <w:t xml:space="preserve">——摘要/§1/§4 的 ‖softmax z − softmax z'‖₁ 界从 </w:t>
-      </w:r>
-      <w:r>
-        <w:rPr>
-          <w:rFonts w:ascii="Consolas" w:hAnsi="Consolas" w:eastAsia="等线"/>
-          <w:b w:val="0"/>
-          <w:i w:val="0"/>
-          <w:color w:val="444444"/>
-          <w:sz w:val="19"/>
-        </w:rPr>
-        <w:t>2(e^d − 1)</w:t>
-      </w:r>
-      <w:r>
-        <w:rPr>
-          <w:rFonts w:ascii="Times New Roman" w:hAnsi="Times New Roman" w:eastAsia="宋体"/>
-          <w:b w:val="0"/>
-          <w:i/>
-          <w:color w:val="444444"/>
-          <w:sz w:val="21"/>
-        </w:rPr>
-        <w:t xml:space="preserve"> 更正为 </w:t>
+        <w:t xml:space="preserve">：M2 批次 7 探针（g3/g5/四原子 CR/安全域/分级检查器/A-B 桥墩/松弛链元理论）+ CS_BATTLE nearcoll 并入——合并版 25 = </w:t>
       </w:r>
       <w:r>
         <w:rPr>
@@ -579,7 +894,7 @@
           <w:color w:val="444444"/>
           <w:sz w:val="21"/>
         </w:rPr>
-        <w:t>`exp(2·d) − 1`</w:t>
+        <w:t>93953 行 / 67 模块分区</w:t>
       </w:r>
       <w:r>
         <w:rPr>
@@ -589,18 +904,13 @@
           <w:color w:val="444444"/>
           <w:sz w:val="21"/>
         </w:rPr>
-        <w:t xml:space="preserve">（代码 </w:t>
-      </w:r>
-      <w:r>
-        <w:rPr>
-          <w:rFonts w:ascii="Consolas" w:hAnsi="Consolas" w:eastAsia="等线"/>
-          <w:b w:val="0"/>
-          <w:i w:val="0"/>
-          <w:color w:val="444444"/>
-          <w:sz w:val="19"/>
-        </w:rPr>
-        <w:t>softmax_l1_bound_exp</w:t>
-      </w:r>
+        <w:t>，本地 2.5 编译 EXIT=0（nearcoll 撇号标识符 rewrite 逗号链的合并语境解析修复，见 E178/E146）；架构定位声明：构造性轨道用于独立性验证，不用于生产检查器。</w:t>
+      </w:r>
+    </w:p>
+    <w:p>
+      <w:pPr>
+        <w:ind w:left="432"/>
+      </w:pPr>
       <w:r>
         <w:rPr>
           <w:rFonts w:ascii="Times New Roman" w:hAnsi="Times New Roman" w:eastAsia="宋体"/>
@@ -609,7 +919,7 @@
           <w:color w:val="444444"/>
           <w:sz w:val="21"/>
         </w:rPr>
-        <w:t xml:space="preserve"> PSA_framework.v:2216-2220 实形态，旧稿高估紧度）；</w:t>
+        <w:t>修订摘要（v2.13→v2.14，2026-08-30，E153 收官对齐 + 2026-08-29 交叉分析修订落实）：</w:t>
       </w:r>
       <w:r>
         <w:rPr>
@@ -619,7 +929,7 @@
           <w:color w:val="444444"/>
           <w:sz w:val="21"/>
         </w:rPr>
-        <w:t>P1-1 引用-权威对齐</w:t>
+        <w:t>代码基态刷新</w:t>
       </w:r>
       <w:r>
         <w:rPr>
@@ -629,87 +939,7 @@
           <w:color w:val="444444"/>
           <w:sz w:val="21"/>
         </w:rPr>
-        <w:t>——§5.6 压缩感知/τ 族的探针引用补注权威独立模块（</w:t>
-      </w:r>
-      <w:r>
-        <w:rPr>
-          <w:rFonts w:ascii="Consolas" w:hAnsi="Consolas" w:eastAsia="等线"/>
-          <w:b w:val="0"/>
-          <w:i w:val="0"/>
-          <w:color w:val="444444"/>
-          <w:sz w:val="19"/>
-        </w:rPr>
-        <w:t>ca_rip_cr.v</w:t>
-      </w:r>
-      <w:r>
-        <w:rPr>
-          <w:rFonts w:ascii="Times New Roman" w:hAnsi="Times New Roman" w:eastAsia="宋体"/>
-          <w:b w:val="0"/>
-          <w:i/>
-          <w:color w:val="444444"/>
-          <w:sz w:val="21"/>
-        </w:rPr>
-        <w:t xml:space="preserve"> </w:t>
-      </w:r>
-      <w:r>
-        <w:rPr>
-          <w:rFonts w:ascii="Consolas" w:hAnsi="Consolas" w:eastAsia="等线"/>
-          <w:b w:val="0"/>
-          <w:i w:val="0"/>
-          <w:color w:val="444444"/>
-          <w:sz w:val="19"/>
-        </w:rPr>
-        <w:t>row_rip_bound_M</w:t>
-      </w:r>
-      <w:r>
-        <w:rPr>
-          <w:rFonts w:ascii="Times New Roman" w:hAnsi="Times New Roman" w:eastAsia="宋体"/>
-          <w:b w:val="0"/>
-          <w:i/>
-          <w:color w:val="444444"/>
-          <w:sz w:val="21"/>
-        </w:rPr>
-        <w:t>、</w:t>
-      </w:r>
-      <w:r>
-        <w:rPr>
-          <w:rFonts w:ascii="Consolas" w:hAnsi="Consolas" w:eastAsia="等线"/>
-          <w:b w:val="0"/>
-          <w:i w:val="0"/>
-          <w:color w:val="444444"/>
-          <w:sz w:val="19"/>
-        </w:rPr>
-        <w:t>ca_tau.v</w:t>
-      </w:r>
-      <w:r>
-        <w:rPr>
-          <w:rFonts w:ascii="Times New Roman" w:hAnsi="Times New Roman" w:eastAsia="宋体"/>
-          <w:b w:val="0"/>
-          <w:i/>
-          <w:color w:val="444444"/>
-          <w:sz w:val="21"/>
-        </w:rPr>
-        <w:t xml:space="preserve"> </w:t>
-      </w:r>
-      <w:r>
-        <w:rPr>
-          <w:rFonts w:ascii="Consolas" w:hAnsi="Consolas" w:eastAsia="等线"/>
-          <w:b w:val="0"/>
-          <w:i w:val="0"/>
-          <w:color w:val="444444"/>
-          <w:sz w:val="19"/>
-        </w:rPr>
-        <w:t>tau_crop_mono</w:t>
-      </w:r>
-      <w:r>
-        <w:rPr>
-          <w:rFonts w:ascii="Times New Roman" w:hAnsi="Times New Roman" w:eastAsia="宋体"/>
-          <w:b w:val="0"/>
-          <w:i/>
-          <w:color w:val="444444"/>
-          <w:sz w:val="21"/>
-        </w:rPr>
-        <w:t>），探针降级为独立验证附注；</w:t>
+        <w:t>——合并版 93953 行（E153 批次二：78808→81169 八处 mathcomp 2.6 适配修复，本地 2.5 + WSL 9.1.1 双环境验证），</w:t>
       </w:r>
       <w:r>
         <w:rPr>
@@ -719,7 +949,7 @@
           <w:color w:val="444444"/>
           <w:sz w:val="21"/>
         </w:rPr>
-        <w:t>审计口径统一</w:t>
+        <w:t>CI 全链路绿收官</w:t>
       </w:r>
       <w:r>
         <w:rPr>
@@ -729,13 +959,18 @@
           <w:color w:val="444444"/>
           <w:sz w:val="21"/>
         </w:rPr>
-        <w:t>——"全零经典排中"表述全文统一为诚实口径（排中律宏零出现 + 公理依赖披露，正文 §5/§6 原有精确表述不变）；30模块 归档 2026-08-30 新增 probe_welch / probe_g1_norm_closed / probe_g2_mu_adj（SHA 一致）；开发区→PSA 仓库对齐提交 2f21249（ca_tau 入 lib、CS 战役 4 探针入 probes、14 py 入 empirical）。</w:t>
-      </w:r>
-    </w:p>
-    <w:p>
-      <w:pPr>
-        <w:ind w:left="432"/>
-      </w:pPr>
+        <w:t xml:space="preserve">（commit b57a2b5/7628fef/2f21249：编译 + 零 Admitted 检查 + coqchk 内核复验，检查脚本 grep 误报注释已修为语句形态 </w:t>
+      </w:r>
+      <w:r>
+        <w:rPr>
+          <w:rFonts w:ascii="Consolas" w:hAnsi="Consolas" w:eastAsia="等线"/>
+          <w:b w:val="0"/>
+          <w:i w:val="0"/>
+          <w:color w:val="444444"/>
+          <w:sz w:val="19"/>
+        </w:rPr>
+        <w:t>Admitted\.</w:t>
+      </w:r>
       <w:r>
         <w:rPr>
           <w:rFonts w:ascii="Times New Roman" w:hAnsi="Times New Roman" w:eastAsia="宋体"/>
@@ -744,7 +979,7 @@
           <w:color w:val="444444"/>
           <w:sz w:val="21"/>
         </w:rPr>
-        <w:t>修订摘要（v2.11→v2.12，2026-08-27，合并版重生成 + M3 代数化）：</w:t>
+        <w:t>）；</w:t>
       </w:r>
       <w:r>
         <w:rPr>
@@ -754,7 +989,7 @@
           <w:color w:val="444444"/>
           <w:sz w:val="21"/>
         </w:rPr>
-        <w:t>合并版 `ca_merged_full_25.v` 重新生成</w:t>
+        <w:t>P0-2 softmax 紧度勘误</w:t>
       </w:r>
       <w:r>
         <w:rPr>
@@ -764,7 +999,7 @@
           <w:color w:val="444444"/>
           <w:sz w:val="21"/>
         </w:rPr>
-        <w:t>（87588 行 / 67 模块分区 / 20 探针，</w:t>
+        <w:t xml:space="preserve">——摘要/§1/§4 的 ‖softmax z − softmax z'‖₁ 界从 </w:t>
       </w:r>
       <w:r>
         <w:rPr>
@@ -774,7 +1009,7 @@
           <w:color w:val="444444"/>
           <w:sz w:val="19"/>
         </w:rPr>
-        <w:t>_merge_ca.py</w:t>
+        <w:t>2(e^d − 1)</w:t>
       </w:r>
       <w:r>
         <w:rPr>
@@ -784,7 +1019,7 @@
           <w:color w:val="444444"/>
           <w:sz w:val="21"/>
         </w:rPr>
-        <w:t>，MERGE_EXIT=0 复验；30模块 归档 SHA-256 同步）；</w:t>
+        <w:t xml:space="preserve"> 更正为 </w:t>
       </w:r>
       <w:r>
         <w:rPr>
@@ -794,7 +1029,7 @@
           <w:color w:val="444444"/>
           <w:sz w:val="21"/>
         </w:rPr>
-        <w:t>M3 构造性 √ 界代数化</w:t>
+        <w:t>`exp(2·d) − 1`</w:t>
       </w:r>
       <w:r>
         <w:rPr>
@@ -804,7 +1039,7 @@
           <w:color w:val="444444"/>
           <w:sz w:val="21"/>
         </w:rPr>
-        <w:t>（</w:t>
+        <w:t xml:space="preserve">（代码 </w:t>
       </w:r>
       <w:r>
         <w:rPr>
@@ -814,7 +1049,7 @@
           <w:color w:val="444444"/>
           <w:sz w:val="19"/>
         </w:rPr>
-        <w:t>probe_sqrt_cr_m3.v</w:t>
+        <w:t>softmax_l1_bound_exp</w:t>
       </w:r>
       <w:r>
         <w:rPr>
@@ -824,127 +1059,7 @@
           <w:color w:val="444444"/>
           <w:sz w:val="21"/>
         </w:rPr>
-        <w:t xml:space="preserve"> 的 </w:t>
-      </w:r>
-      <w:r>
-        <w:rPr>
-          <w:rFonts w:ascii="Consolas" w:hAnsi="Consolas" w:eastAsia="等线"/>
-          <w:b w:val="0"/>
-          <w:i w:val="0"/>
-          <w:color w:val="444444"/>
-          <w:sz w:val="19"/>
-        </w:rPr>
-        <w:t>sqrt21_lower</w:t>
-      </w:r>
-      <w:r>
-        <w:rPr>
-          <w:rFonts w:ascii="Times New Roman" w:hAnsi="Times New Roman" w:eastAsia="宋体"/>
-          <w:b w:val="0"/>
-          <w:i/>
-          <w:color w:val="444444"/>
-          <w:sz w:val="21"/>
-        </w:rPr>
-        <w:t>/</w:t>
-      </w:r>
-      <w:r>
-        <w:rPr>
-          <w:rFonts w:ascii="Consolas" w:hAnsi="Consolas" w:eastAsia="等线"/>
-          <w:b w:val="0"/>
-          <w:i w:val="0"/>
-          <w:color w:val="444444"/>
-          <w:sz w:val="19"/>
-        </w:rPr>
-        <w:t>sqrt105_lower</w:t>
-      </w:r>
-      <w:r>
-        <w:rPr>
-          <w:rFonts w:ascii="Times New Roman" w:hAnsi="Times New Roman" w:eastAsia="宋体"/>
-          <w:b w:val="0"/>
-          <w:i/>
-          <w:color w:val="444444"/>
-          <w:sz w:val="21"/>
-        </w:rPr>
-        <w:t xml:space="preserve"> 从 qbisec vm_compute 数值核验升级为代数证明——Q 层平方界 </w:t>
-      </w:r>
-      <w:r>
-        <w:rPr>
-          <w:rFonts w:ascii="Consolas" w:hAnsi="Consolas" w:eastAsia="等线"/>
-          <w:b w:val="0"/>
-          <w:i w:val="0"/>
-          <w:color w:val="444444"/>
-          <w:sz w:val="19"/>
-        </w:rPr>
-        <w:t>(4582/1000)²≤21</w:t>
-      </w:r>
-      <w:r>
-        <w:rPr>
-          <w:rFonts w:ascii="Times New Roman" w:hAnsi="Times New Roman" w:eastAsia="宋体"/>
-          <w:b w:val="0"/>
-          <w:i/>
-          <w:color w:val="444444"/>
-          <w:sz w:val="21"/>
-        </w:rPr>
-        <w:t xml:space="preserve"> + 自建非负平方单调 </w:t>
-      </w:r>
-      <w:r>
-        <w:rPr>
-          <w:rFonts w:ascii="Consolas" w:hAnsi="Consolas" w:eastAsia="等线"/>
-          <w:b w:val="0"/>
-          <w:i w:val="0"/>
-          <w:color w:val="444444"/>
-          <w:sz w:val="19"/>
-        </w:rPr>
-        <w:t>CRle_square_nonneg</w:t>
-      </w:r>
-      <w:r>
-        <w:rPr>
-          <w:rFonts w:ascii="Times New Roman" w:hAnsi="Times New Roman" w:eastAsia="宋体"/>
-          <w:b w:val="0"/>
-          <w:i/>
-          <w:color w:val="444444"/>
-          <w:sz w:val="21"/>
-        </w:rPr>
-        <w:t xml:space="preserve"> + </w:t>
-      </w:r>
-      <w:r>
-        <w:rPr>
-          <w:rFonts w:ascii="Consolas" w:hAnsi="Consolas" w:eastAsia="等线"/>
-          <w:b w:val="0"/>
-          <w:i w:val="0"/>
-          <w:color w:val="444444"/>
-          <w:sz w:val="19"/>
-        </w:rPr>
-        <w:t>CR_of_Q_mult</w:t>
-      </w:r>
-      <w:r>
-        <w:rPr>
-          <w:rFonts w:ascii="Times New Roman" w:hAnsi="Times New Roman" w:eastAsia="宋体"/>
-          <w:b w:val="0"/>
-          <w:i/>
-          <w:color w:val="444444"/>
-          <w:sz w:val="21"/>
-        </w:rPr>
-        <w:t>/</w:t>
-      </w:r>
-      <w:r>
-        <w:rPr>
-          <w:rFonts w:ascii="Consolas" w:hAnsi="Consolas" w:eastAsia="等线"/>
-          <w:b w:val="0"/>
-          <w:i w:val="0"/>
-          <w:color w:val="444444"/>
-          <w:sz w:val="19"/>
-        </w:rPr>
-        <w:t>CRsqrt_sq</w:t>
-      </w:r>
-      <w:r>
-        <w:rPr>
-          <w:rFonts w:ascii="Times New Roman" w:hAnsi="Times New Roman" w:eastAsia="宋体"/>
-          <w:b w:val="0"/>
-          <w:i/>
-          <w:color w:val="444444"/>
-          <w:sz w:val="21"/>
-        </w:rPr>
-        <w:t xml:space="preserve"> 桥，Print Assumptions 全 Closed 零公理，qbisec 核验保留交叉验证）；</w:t>
+        <w:t xml:space="preserve"> PSA_framework.v:2216-2220 实形态，旧稿高估紧度）；</w:t>
       </w:r>
       <w:r>
         <w:rPr>
@@ -954,7 +1069,7 @@
           <w:color w:val="444444"/>
           <w:sz w:val="21"/>
         </w:rPr>
-        <w:t>CI 双环境修复</w:t>
+        <w:t>P1-1 引用-权威对齐</w:t>
       </w:r>
       <w:r>
         <w:rPr>
@@ -964,7 +1079,7 @@
           <w:color w:val="444444"/>
           <w:sz w:val="21"/>
         </w:rPr>
-        <w:t>（</w:t>
+        <w:t>——§5.6 压缩感知/τ 族的探针引用补注权威独立模块（</w:t>
       </w:r>
       <w:r>
         <w:rPr>
@@ -974,7 +1089,7 @@
           <w:color w:val="444444"/>
           <w:sz w:val="19"/>
         </w:rPr>
-        <w:t>probe_partial.v</w:t>
+        <w:t>ca_rip_cr.v</w:t>
       </w:r>
       <w:r>
         <w:rPr>
@@ -984,7 +1099,7 @@
           <w:color w:val="444444"/>
           <w:sz w:val="21"/>
         </w:rPr>
-        <w:t xml:space="preserve"> grid_conj 的 </w:t>
+        <w:t xml:space="preserve"> </w:t>
       </w:r>
       <w:r>
         <w:rPr>
@@ -994,7 +1109,7 @@
           <w:color w:val="444444"/>
           <w:sz w:val="19"/>
         </w:rPr>
-        <w:t>rewrite !mult_INR</w:t>
+        <w:t>row_rip_bound_M</w:t>
       </w:r>
       <w:r>
         <w:rPr>
@@ -1004,7 +1119,7 @@
           <w:color w:val="444444"/>
           <w:sz w:val="21"/>
         </w:rPr>
-        <w:t xml:space="preserve"> 在 mathcomp 2.6 下 LHS 不匹配——</w:t>
+        <w:t>、</w:t>
       </w:r>
       <w:r>
         <w:rPr>
@@ -1014,7 +1129,7 @@
           <w:color w:val="444444"/>
           <w:sz w:val="19"/>
         </w:rPr>
-        <w:t>muln</w:t>
+        <w:t>ca_tau.v</w:t>
       </w:r>
       <w:r>
         <w:rPr>
@@ -1024,7 +1139,7 @@
           <w:color w:val="444444"/>
           <w:sz w:val="21"/>
         </w:rPr>
-        <w:t xml:space="preserve"> 新定义 ≢ </w:t>
+        <w:t xml:space="preserve"> </w:t>
       </w:r>
       <w:r>
         <w:rPr>
@@ -1034,7 +1149,7 @@
           <w:color w:val="444444"/>
           <w:sz w:val="19"/>
         </w:rPr>
-        <w:t>Nat.mul</w:t>
+        <w:t>tau_crop_mono</w:t>
       </w:r>
       <w:r>
         <w:rPr>
@@ -1044,47 +1159,7 @@
           <w:color w:val="444444"/>
           <w:sz w:val="21"/>
         </w:rPr>
-        <w:t xml:space="preserve">——改 </w:t>
-      </w:r>
-      <w:r>
-        <w:rPr>
-          <w:rFonts w:ascii="Consolas" w:hAnsi="Consolas" w:eastAsia="等线"/>
-          <w:b w:val="0"/>
-          <w:i w:val="0"/>
-          <w:color w:val="444444"/>
-          <w:sz w:val="19"/>
-        </w:rPr>
-        <w:t>rewrite mulnE</w:t>
-      </w:r>
-      <w:r>
-        <w:rPr>
-          <w:rFonts w:ascii="Times New Roman" w:hAnsi="Times New Roman" w:eastAsia="宋体"/>
-          <w:b w:val="0"/>
-          <w:i/>
-          <w:color w:val="444444"/>
-          <w:sz w:val="21"/>
-        </w:rPr>
-        <w:t xml:space="preserve"> + 显式 </w:t>
-      </w:r>
-      <w:r>
-        <w:rPr>
-          <w:rFonts w:ascii="Consolas" w:hAnsi="Consolas" w:eastAsia="等线"/>
-          <w:b w:val="0"/>
-          <w:i w:val="0"/>
-          <w:color w:val="444444"/>
-          <w:sz w:val="19"/>
-        </w:rPr>
-        <w:t>mult_INR</w:t>
-      </w:r>
-      <w:r>
-        <w:rPr>
-          <w:rFonts w:ascii="Times New Roman" w:hAnsi="Times New Roman" w:eastAsia="宋体"/>
-          <w:b w:val="0"/>
-          <w:i/>
-          <w:color w:val="444444"/>
-          <w:sz w:val="21"/>
-        </w:rPr>
-        <w:t xml:space="preserve"> 参数，经验卡 E150）；</w:t>
+        <w:t>），探针降级为独立验证附注；</w:t>
       </w:r>
       <w:r>
         <w:rPr>
@@ -1094,7 +1169,7 @@
           <w:color w:val="444444"/>
           <w:sz w:val="21"/>
         </w:rPr>
-        <w:t>165 项审计重跑确认</w:t>
+        <w:t>审计口径统一</w:t>
       </w:r>
       <w:r>
         <w:rPr>
@@ -1104,18 +1179,13 @@
           <w:color w:val="444444"/>
           <w:sz w:val="21"/>
         </w:rPr>
-        <w:t>（111 段 Axioms + 54 项 Closed，</w:t>
-      </w:r>
-      <w:r>
-        <w:rPr>
-          <w:rFonts w:ascii="Consolas" w:hAnsi="Consolas" w:eastAsia="等线"/>
-          <w:b w:val="0"/>
-          <w:i w:val="0"/>
-          <w:color w:val="444444"/>
-          <w:sz w:val="19"/>
-        </w:rPr>
-        <w:t>Classical_Prop.classic</w:t>
-      </w:r>
+        <w:t>——"全零经典排中"表述全文统一为诚实口径（排中律宏零出现 + 公理依赖披露，正文 §5/§6 原有精确表述不变）；30模块 归档 2026-08-30 新增 probe_welch / probe_g1_norm_closed / probe_g2_mu_adj（SHA 一致）；开发区→PSA 仓库对齐提交 2f21249（ca_tau 入 lib、CS 战役 4 探针入 probes、14 py 入 empirical）。</w:t>
+      </w:r>
+    </w:p>
+    <w:p>
+      <w:pPr>
+        <w:ind w:left="432"/>
+      </w:pPr>
       <w:r>
         <w:rPr>
           <w:rFonts w:ascii="Times New Roman" w:hAnsi="Times New Roman" w:eastAsia="宋体"/>
@@ -1124,22 +1194,7 @@
           <w:color w:val="444444"/>
           <w:sz w:val="21"/>
         </w:rPr>
-        <w:t xml:space="preserve"> 零出现，post-M1.5 口径维持）。</w:t>
-      </w:r>
-    </w:p>
-    <w:p>
-      <w:pPr>
-        <w:ind w:left="432"/>
-      </w:pPr>
-      <w:r>
-        <w:rPr>
-          <w:rFonts w:ascii="Times New Roman" w:hAnsi="Times New Roman" w:eastAsia="宋体"/>
-          <w:b w:val="0"/>
-          <w:i/>
-          <w:color w:val="444444"/>
-          <w:sz w:val="21"/>
-        </w:rPr>
-        <w:t xml:space="preserve">修订摘要（v2.12→v2.13，2026-08-29，CS 战役定理化与代码基态对齐）：§5.6.6 压缩感知族新增 </w:t>
+        <w:t>修订摘要（v2.11→v2.12，2026-08-27，合并版重生成 + M3 代数化）：</w:t>
       </w:r>
       <w:r>
         <w:rPr>
@@ -1149,7 +1204,7 @@
           <w:color w:val="444444"/>
           <w:sz w:val="21"/>
         </w:rPr>
-        <w:t>CS-11/CS-12/CS-13/CS-14 四条目</w:t>
+        <w:t>合并版 `ca_merged_full_25.v` 重新生成</w:t>
       </w:r>
       <w:r>
         <w:rPr>
@@ -1159,7 +1214,27 @@
           <w:color w:val="444444"/>
           <w:sz w:val="21"/>
         </w:rPr>
-        <w:t xml:space="preserve">（z 区四模块合计 </w:t>
+        <w:t>（87588 行 / 67 模块分区 / 20 探针，</w:t>
+      </w:r>
+      <w:r>
+        <w:rPr>
+          <w:rFonts w:ascii="Consolas" w:hAnsi="Consolas" w:eastAsia="等线"/>
+          <w:b w:val="0"/>
+          <w:i w:val="0"/>
+          <w:color w:val="444444"/>
+          <w:sz w:val="19"/>
+        </w:rPr>
+        <w:t>_merge_ca.py</w:t>
+      </w:r>
+      <w:r>
+        <w:rPr>
+          <w:rFonts w:ascii="Times New Roman" w:hAnsi="Times New Roman" w:eastAsia="宋体"/>
+          <w:b w:val="0"/>
+          <w:i/>
+          <w:color w:val="444444"/>
+          <w:sz w:val="21"/>
+        </w:rPr>
+        <w:t>，MERGE_EXIT=0 复验；30模块 归档 SHA-256 同步）；</w:t>
       </w:r>
       <w:r>
         <w:rPr>
@@ -1169,7 +1244,7 @@
           <w:color w:val="444444"/>
           <w:sz w:val="21"/>
         </w:rPr>
-        <w:t>64 Qed / 0 Admitted</w:t>
+        <w:t>M3 构造性 √ 界代数化</w:t>
       </w:r>
       <w:r>
         <w:rPr>
@@ -1179,7 +1254,147 @@
           <w:color w:val="444444"/>
           <w:sz w:val="21"/>
         </w:rPr>
-        <w:t>，全部独立编译 EXIT=0、归档 30模块 SHA 一致、未并入合并版 25——并入待合并版再生）：</w:t>
+        <w:t>（</w:t>
+      </w:r>
+      <w:r>
+        <w:rPr>
+          <w:rFonts w:ascii="Consolas" w:hAnsi="Consolas" w:eastAsia="等线"/>
+          <w:b w:val="0"/>
+          <w:i w:val="0"/>
+          <w:color w:val="444444"/>
+          <w:sz w:val="19"/>
+        </w:rPr>
+        <w:t>probe_sqrt_cr_m3.v</w:t>
+      </w:r>
+      <w:r>
+        <w:rPr>
+          <w:rFonts w:ascii="Times New Roman" w:hAnsi="Times New Roman" w:eastAsia="宋体"/>
+          <w:b w:val="0"/>
+          <w:i/>
+          <w:color w:val="444444"/>
+          <w:sz w:val="21"/>
+        </w:rPr>
+        <w:t xml:space="preserve"> 的 </w:t>
+      </w:r>
+      <w:r>
+        <w:rPr>
+          <w:rFonts w:ascii="Consolas" w:hAnsi="Consolas" w:eastAsia="等线"/>
+          <w:b w:val="0"/>
+          <w:i w:val="0"/>
+          <w:color w:val="444444"/>
+          <w:sz w:val="19"/>
+        </w:rPr>
+        <w:t>sqrt21_lower</w:t>
+      </w:r>
+      <w:r>
+        <w:rPr>
+          <w:rFonts w:ascii="Times New Roman" w:hAnsi="Times New Roman" w:eastAsia="宋体"/>
+          <w:b w:val="0"/>
+          <w:i/>
+          <w:color w:val="444444"/>
+          <w:sz w:val="21"/>
+        </w:rPr>
+        <w:t>/</w:t>
+      </w:r>
+      <w:r>
+        <w:rPr>
+          <w:rFonts w:ascii="Consolas" w:hAnsi="Consolas" w:eastAsia="等线"/>
+          <w:b w:val="0"/>
+          <w:i w:val="0"/>
+          <w:color w:val="444444"/>
+          <w:sz w:val="19"/>
+        </w:rPr>
+        <w:t>sqrt105_lower</w:t>
+      </w:r>
+      <w:r>
+        <w:rPr>
+          <w:rFonts w:ascii="Times New Roman" w:hAnsi="Times New Roman" w:eastAsia="宋体"/>
+          <w:b w:val="0"/>
+          <w:i/>
+          <w:color w:val="444444"/>
+          <w:sz w:val="21"/>
+        </w:rPr>
+        <w:t xml:space="preserve"> 从 qbisec vm_compute 数值核验升级为代数证明——Q 层平方界 </w:t>
+      </w:r>
+      <w:r>
+        <w:rPr>
+          <w:rFonts w:ascii="Consolas" w:hAnsi="Consolas" w:eastAsia="等线"/>
+          <w:b w:val="0"/>
+          <w:i w:val="0"/>
+          <w:color w:val="444444"/>
+          <w:sz w:val="19"/>
+        </w:rPr>
+        <w:t>(4582/1000)²≤21</w:t>
+      </w:r>
+      <w:r>
+        <w:rPr>
+          <w:rFonts w:ascii="Times New Roman" w:hAnsi="Times New Roman" w:eastAsia="宋体"/>
+          <w:b w:val="0"/>
+          <w:i/>
+          <w:color w:val="444444"/>
+          <w:sz w:val="21"/>
+        </w:rPr>
+        <w:t xml:space="preserve"> + 自建非负平方单调 </w:t>
+      </w:r>
+      <w:r>
+        <w:rPr>
+          <w:rFonts w:ascii="Consolas" w:hAnsi="Consolas" w:eastAsia="等线"/>
+          <w:b w:val="0"/>
+          <w:i w:val="0"/>
+          <w:color w:val="444444"/>
+          <w:sz w:val="19"/>
+        </w:rPr>
+        <w:t>CRle_square_nonneg</w:t>
+      </w:r>
+      <w:r>
+        <w:rPr>
+          <w:rFonts w:ascii="Times New Roman" w:hAnsi="Times New Roman" w:eastAsia="宋体"/>
+          <w:b w:val="0"/>
+          <w:i/>
+          <w:color w:val="444444"/>
+          <w:sz w:val="21"/>
+        </w:rPr>
+        <w:t xml:space="preserve"> + </w:t>
+      </w:r>
+      <w:r>
+        <w:rPr>
+          <w:rFonts w:ascii="Consolas" w:hAnsi="Consolas" w:eastAsia="等线"/>
+          <w:b w:val="0"/>
+          <w:i w:val="0"/>
+          <w:color w:val="444444"/>
+          <w:sz w:val="19"/>
+        </w:rPr>
+        <w:t>CR_of_Q_mult</w:t>
+      </w:r>
+      <w:r>
+        <w:rPr>
+          <w:rFonts w:ascii="Times New Roman" w:hAnsi="Times New Roman" w:eastAsia="宋体"/>
+          <w:b w:val="0"/>
+          <w:i/>
+          <w:color w:val="444444"/>
+          <w:sz w:val="21"/>
+        </w:rPr>
+        <w:t>/</w:t>
+      </w:r>
+      <w:r>
+        <w:rPr>
+          <w:rFonts w:ascii="Consolas" w:hAnsi="Consolas" w:eastAsia="等线"/>
+          <w:b w:val="0"/>
+          <w:i w:val="0"/>
+          <w:color w:val="444444"/>
+          <w:sz w:val="19"/>
+        </w:rPr>
+        <w:t>CRsqrt_sq</w:t>
+      </w:r>
+      <w:r>
+        <w:rPr>
+          <w:rFonts w:ascii="Times New Roman" w:hAnsi="Times New Roman" w:eastAsia="宋体"/>
+          <w:b w:val="0"/>
+          <w:i/>
+          <w:color w:val="444444"/>
+          <w:sz w:val="21"/>
+        </w:rPr>
+        <w:t xml:space="preserve"> 桥，Print Assumptions 全 Closed 零公理，qbisec 核验保留交叉验证）；</w:t>
       </w:r>
       <w:r>
         <w:rPr>
@@ -1189,7 +1404,7 @@
           <w:color w:val="444444"/>
           <w:sz w:val="21"/>
         </w:rPr>
-        <w:t>CS-11 τ 裁剪最优性</w:t>
+        <w:t>CI 双环境修复</w:t>
       </w:r>
       <w:r>
         <w:rPr>
@@ -1209,7 +1424,7 @@
           <w:color w:val="444444"/>
           <w:sz w:val="19"/>
         </w:rPr>
-        <w:t>probe_taugrid.v</w:t>
+        <w:t>probe_partial.v</w:t>
       </w:r>
       <w:r>
         <w:rPr>
@@ -1219,7 +1434,7 @@
           <w:color w:val="444444"/>
           <w:sz w:val="21"/>
         </w:rPr>
-        <w:t xml:space="preserve"> 17 Qed：覆盖债精确量化（窗 [0,T] 能量恰 = (T+1)/n，债 1−(T+1)/n ∈ (0,1) 机器可计算）+ 支撑完备刻画（n ≤ T ⟺ ψ_n 完全支撑训练窗，iff）+ 裁剪证书单调（kept 子族行和 ≤ 全族，上界型证书不损）+ C-梯子稀疏化迁移 + 三连合成 </w:t>
+        <w:t xml:space="preserve"> grid_conj 的 </w:t>
       </w:r>
       <w:r>
         <w:rPr>
@@ -1229,7 +1444,7 @@
           <w:color w:val="444444"/>
           <w:sz w:val="19"/>
         </w:rPr>
-        <w:t>tau_prune_optimality</w:t>
+        <w:t>rewrite !mult_INR</w:t>
       </w:r>
       <w:r>
         <w:rPr>
@@ -1239,7 +1454,87 @@
           <w:color w:val="444444"/>
           <w:sz w:val="21"/>
         </w:rPr>
-        <w:t>——randmax 裁剪实验的定理侧）；</w:t>
+        <w:t xml:space="preserve"> 在 mathcomp 2.6 下 LHS 不匹配——</w:t>
+      </w:r>
+      <w:r>
+        <w:rPr>
+          <w:rFonts w:ascii="Consolas" w:hAnsi="Consolas" w:eastAsia="等线"/>
+          <w:b w:val="0"/>
+          <w:i w:val="0"/>
+          <w:color w:val="444444"/>
+          <w:sz w:val="19"/>
+        </w:rPr>
+        <w:t>muln</w:t>
+      </w:r>
+      <w:r>
+        <w:rPr>
+          <w:rFonts w:ascii="Times New Roman" w:hAnsi="Times New Roman" w:eastAsia="宋体"/>
+          <w:b w:val="0"/>
+          <w:i/>
+          <w:color w:val="444444"/>
+          <w:sz w:val="21"/>
+        </w:rPr>
+        <w:t xml:space="preserve"> 新定义 ≢ </w:t>
+      </w:r>
+      <w:r>
+        <w:rPr>
+          <w:rFonts w:ascii="Consolas" w:hAnsi="Consolas" w:eastAsia="等线"/>
+          <w:b w:val="0"/>
+          <w:i w:val="0"/>
+          <w:color w:val="444444"/>
+          <w:sz w:val="19"/>
+        </w:rPr>
+        <w:t>Nat.mul</w:t>
+      </w:r>
+      <w:r>
+        <w:rPr>
+          <w:rFonts w:ascii="Times New Roman" w:hAnsi="Times New Roman" w:eastAsia="宋体"/>
+          <w:b w:val="0"/>
+          <w:i/>
+          <w:color w:val="444444"/>
+          <w:sz w:val="21"/>
+        </w:rPr>
+        <w:t xml:space="preserve">——改 </w:t>
+      </w:r>
+      <w:r>
+        <w:rPr>
+          <w:rFonts w:ascii="Consolas" w:hAnsi="Consolas" w:eastAsia="等线"/>
+          <w:b w:val="0"/>
+          <w:i w:val="0"/>
+          <w:color w:val="444444"/>
+          <w:sz w:val="19"/>
+        </w:rPr>
+        <w:t>rewrite mulnE</w:t>
+      </w:r>
+      <w:r>
+        <w:rPr>
+          <w:rFonts w:ascii="Times New Roman" w:hAnsi="Times New Roman" w:eastAsia="宋体"/>
+          <w:b w:val="0"/>
+          <w:i/>
+          <w:color w:val="444444"/>
+          <w:sz w:val="21"/>
+        </w:rPr>
+        <w:t xml:space="preserve"> + 显式 </w:t>
+      </w:r>
+      <w:r>
+        <w:rPr>
+          <w:rFonts w:ascii="Consolas" w:hAnsi="Consolas" w:eastAsia="等线"/>
+          <w:b w:val="0"/>
+          <w:i w:val="0"/>
+          <w:color w:val="444444"/>
+          <w:sz w:val="19"/>
+        </w:rPr>
+        <w:t>mult_INR</w:t>
+      </w:r>
+      <w:r>
+        <w:rPr>
+          <w:rFonts w:ascii="Times New Roman" w:hAnsi="Times New Roman" w:eastAsia="宋体"/>
+          <w:b w:val="0"/>
+          <w:i/>
+          <w:color w:val="444444"/>
+          <w:sz w:val="21"/>
+        </w:rPr>
+        <w:t xml:space="preserve"> 参数，经验卡 E150）；</w:t>
       </w:r>
       <w:r>
         <w:rPr>
@@ -1249,7 +1544,7 @@
           <w:color w:val="444444"/>
           <w:sz w:val="21"/>
         </w:rPr>
-        <w:t>CS-12 构造性孪生</w:t>
+        <w:t>165 项审计重跑确认</w:t>
       </w:r>
       <w:r>
         <w:rPr>
@@ -1259,7 +1554,7 @@
           <w:color w:val="444444"/>
           <w:sz w:val="21"/>
         </w:rPr>
-        <w:t>（</w:t>
+        <w:t>（111 段 Axioms + 54 项 Closed，</w:t>
       </w:r>
       <w:r>
         <w:rPr>
@@ -1269,7 +1564,7 @@
           <w:color w:val="444444"/>
           <w:sz w:val="19"/>
         </w:rPr>
-        <w:t>probe_taugrid_cr.v</w:t>
+        <w:t>Classical_Prop.classic</w:t>
       </w:r>
       <w:r>
         <w:rPr>
@@ -1279,7 +1574,22 @@
           <w:color w:val="444444"/>
           <w:sz w:val="21"/>
         </w:rPr>
-        <w:t xml:space="preserve"> 13 Qed </w:t>
+        <w:t xml:space="preserve"> 零出现，post-M1.5 口径维持）。</w:t>
+      </w:r>
+    </w:p>
+    <w:p>
+      <w:pPr>
+        <w:ind w:left="432"/>
+      </w:pPr>
+      <w:r>
+        <w:rPr>
+          <w:rFonts w:ascii="Times New Roman" w:hAnsi="Times New Roman" w:eastAsia="宋体"/>
+          <w:b w:val="0"/>
+          <w:i/>
+          <w:color w:val="444444"/>
+          <w:sz w:val="21"/>
+        </w:rPr>
+        <w:t xml:space="preserve">修订摘要（v2.12→v2.13，2026-08-29，CS 战役定理化与代码基态对齐）：§5.6.6 压缩感知族新增 </w:t>
       </w:r>
       <w:r>
         <w:rPr>
@@ -1289,7 +1599,7 @@
           <w:color w:val="444444"/>
           <w:sz w:val="21"/>
         </w:rPr>
-        <w:t>零公理</w:t>
+        <w:t>CS-11/CS-12/CS-13/CS-14 四条目</w:t>
       </w:r>
       <w:r>
         <w:rPr>
@@ -1299,7 +1609,7 @@
           <w:color w:val="444444"/>
           <w:sz w:val="21"/>
         </w:rPr>
-        <w:t>：抽象接口 {R : ConstructiveReals} + 归一梯子 u（cos/复指数构造性未实现，接口与主线数学一致）；</w:t>
+        <w:t xml:space="preserve">（z 区四模块合计 </w:t>
       </w:r>
       <w:r>
         <w:rPr>
@@ -1309,7 +1619,7 @@
           <w:color w:val="444444"/>
           <w:sz w:val="21"/>
         </w:rPr>
-        <w:t>严格序 CRlt 本身是 Set 值</w:t>
+        <w:t>64 Qed / 0 Admitted</w:t>
       </w:r>
       <w:r>
         <w:rPr>
@@ -1319,27 +1629,7 @@
           <w:color w:val="444444"/>
           <w:sz w:val="21"/>
         </w:rPr>
-        <w:t xml:space="preserve">（ConstructiveReals.v:88 库设计——柯西实数在序证明中存储信息），覆盖债界定定理以信息性形式 0 &lt; debt &lt; 1（Set 值 prod，证明项可提取）陈述；主定理结论 prod 型（信息性 (iii) 不能进 Prop 的 /\）；sigT 被类型系统强制；提取 </w:t>
-      </w:r>
-      <w:r>
-        <w:rPr>
-          <w:rFonts w:ascii="Consolas" w:hAnsi="Consolas" w:eastAsia="等线"/>
-          <w:b w:val="0"/>
-          <w:i w:val="0"/>
-          <w:color w:val="444444"/>
-          <w:sz w:val="19"/>
-        </w:rPr>
-        <w:t>taugrid_cr.ml</w:t>
-      </w:r>
-      <w:r>
-        <w:rPr>
-          <w:rFonts w:ascii="Times New Roman" w:hAnsi="Times New Roman" w:eastAsia="宋体"/>
-          <w:b w:val="0"/>
-          <w:i/>
-          <w:color w:val="444444"/>
-          <w:sz w:val="21"/>
-        </w:rPr>
-        <w:t xml:space="preserve"> 经 DkMLNative ocamlc 4.14.2 编译通过（柯西实例 cRealConstructive 具象化））；</w:t>
+        <w:t>，全部独立编译 EXIT=0、归档 30模块 SHA 一致、未并入合并版 25——并入待合并版再生）：</w:t>
       </w:r>
       <w:r>
         <w:rPr>
@@ -1349,7 +1639,7 @@
           <w:color w:val="444444"/>
           <w:sz w:val="21"/>
         </w:rPr>
-        <w:t>CS-13 CS 生产线</w:t>
+        <w:t>CS-11 τ 裁剪最优性</w:t>
       </w:r>
       <w:r>
         <w:rPr>
@@ -1369,7 +1659,7 @@
           <w:color w:val="444444"/>
           <w:sz w:val="19"/>
         </w:rPr>
-        <w:t>probe_cs.v</w:t>
+        <w:t>probe_taugrid.v</w:t>
       </w:r>
       <w:r>
         <w:rPr>
@@ -1379,7 +1669,7 @@
           <w:color w:val="444444"/>
           <w:sz w:val="21"/>
         </w:rPr>
-        <w:t xml:space="preserve"> 29 Qed：一致 RIP </w:t>
+        <w:t xml:space="preserve"> 17 Qed：覆盖债精确量化（窗 [0,T] 能量恰 = (T+1)/n，债 1−(T+1)/n ∈ (0,1) 机器可计算）+ 支撑完备刻画（n ≤ T ⟺ ψ_n 完全支撑训练窗，iff）+ 裁剪证书单调（kept 子族行和 ≤ 全族，上界型证书不损）+ C-梯子稀疏化迁移 + 三连合成 </w:t>
       </w:r>
       <w:r>
         <w:rPr>
@@ -1389,7 +1679,7 @@
           <w:color w:val="444444"/>
           <w:sz w:val="19"/>
         </w:rPr>
-        <w:t>cs2_rip_uniform</w:t>
+        <w:t>tau_prune_optimality</w:t>
       </w:r>
       <w:r>
         <w:rPr>
@@ -1399,7 +1689,7 @@
           <w:color w:val="444444"/>
           <w:sz w:val="21"/>
         </w:rPr>
-        <w:t xml:space="preserve">（(1−δ)‖c‖² ≤ ‖Φc‖² ≤ (1+δ)‖c‖²，δ = 4K(C) </w:t>
+        <w:t>——randmax 裁剪实验的定理侧）；</w:t>
       </w:r>
       <w:r>
         <w:rPr>
@@ -1409,7 +1699,7 @@
           <w:color w:val="444444"/>
           <w:sz w:val="21"/>
         </w:rPr>
-        <w:t>∀s 一致</w:t>
+        <w:t>CS-12 构造性孪生</w:t>
       </w:r>
       <w:r>
         <w:rPr>
@@ -1419,7 +1709,7 @@
           <w:color w:val="444444"/>
           <w:sz w:val="21"/>
         </w:rPr>
-        <w:t xml:space="preserve">）+ ★s-sparse 唯一性 </w:t>
+        <w:t>（</w:t>
       </w:r>
       <w:r>
         <w:rPr>
@@ -1429,7 +1719,7 @@
           <w:color w:val="444444"/>
           <w:sz w:val="19"/>
         </w:rPr>
-        <w:t>cs3_energy_zero</w:t>
+        <w:t>probe_taugrid_cr.v</w:t>
       </w:r>
       <w:r>
         <w:rPr>
@@ -1439,127 +1729,7 @@
           <w:color w:val="444444"/>
           <w:sz w:val="21"/>
         </w:rPr>
-        <w:t>/</w:t>
-      </w:r>
-      <w:r>
-        <w:rPr>
-          <w:rFonts w:ascii="Consolas" w:hAnsi="Consolas" w:eastAsia="等线"/>
-          <w:b w:val="0"/>
-          <w:i w:val="0"/>
-          <w:color w:val="444444"/>
-          <w:sz w:val="19"/>
-        </w:rPr>
-        <w:t>cs3_unique</w:t>
-      </w:r>
-      <w:r>
-        <w:rPr>
-          <w:rFonts w:ascii="Times New Roman" w:hAnsi="Times New Roman" w:eastAsia="宋体"/>
-          <w:b w:val="0"/>
-          <w:i/>
-          <w:color w:val="444444"/>
-          <w:sz w:val="21"/>
-        </w:rPr>
-        <w:t xml:space="preserve">（C ≥ 10 时测量 y = y' ⟹ 系数 c = c'——测量端信息不丢失）+ embedding </w:t>
-      </w:r>
-      <w:r>
-        <w:rPr>
-          <w:rFonts w:ascii="Consolas" w:hAnsi="Consolas" w:eastAsia="等线"/>
-          <w:b w:val="0"/>
-          <w:i w:val="0"/>
-          <w:color w:val="444444"/>
-          <w:sz w:val="19"/>
-        </w:rPr>
-        <w:t>cs6_embedding</w:t>
-      </w:r>
-      <w:r>
-        <w:rPr>
-          <w:rFonts w:ascii="Times New Roman" w:hAnsi="Times New Roman" w:eastAsia="宋体"/>
-          <w:b w:val="0"/>
-          <w:i/>
-          <w:color w:val="444444"/>
-          <w:sz w:val="21"/>
-        </w:rPr>
-        <w:t xml:space="preserve">（1−2K(C) &gt; 0）+ spark 下界 </w:t>
-      </w:r>
-      <w:r>
-        <w:rPr>
-          <w:rFonts w:ascii="Consolas" w:hAnsi="Consolas" w:eastAsia="等线"/>
-          <w:b w:val="0"/>
-          <w:i w:val="0"/>
-          <w:color w:val="444444"/>
-          <w:sz w:val="19"/>
-        </w:rPr>
-        <w:t>cs1b_spark</w:t>
-      </w:r>
-      <w:r>
-        <w:rPr>
-          <w:rFonts w:ascii="Times New Roman" w:hAnsi="Times New Roman" w:eastAsia="宋体"/>
-          <w:b w:val="0"/>
-          <w:i/>
-          <w:color w:val="444444"/>
-          <w:sz w:val="21"/>
-        </w:rPr>
-        <w:t xml:space="preserve">（spark ≥ n+1，Gershgorin 冗余路径收编为 CS-3 推论）+ 逐对相干 </w:t>
-      </w:r>
-      <w:r>
-        <w:rPr>
-          <w:rFonts w:ascii="Consolas" w:hAnsi="Consolas" w:eastAsia="等线"/>
-          <w:b w:val="0"/>
-          <w:i w:val="0"/>
-          <w:color w:val="444444"/>
-          <w:sz w:val="19"/>
-        </w:rPr>
-        <w:t>cs1a_pair_bound</w:t>
-      </w:r>
-      <w:r>
-        <w:rPr>
-          <w:rFonts w:ascii="Times New Roman" w:hAnsi="Times New Roman" w:eastAsia="宋体"/>
-          <w:b w:val="0"/>
-          <w:i/>
-          <w:color w:val="444444"/>
-          <w:sz w:val="21"/>
-        </w:rPr>
-        <w:t xml:space="preserve">（≤ 2πq/(1−q)）+ ★近重复对爆炸 </w:t>
-      </w:r>
-      <w:r>
-        <w:rPr>
-          <w:rFonts w:ascii="Consolas" w:hAnsi="Consolas" w:eastAsia="等线"/>
-          <w:b w:val="0"/>
-          <w:i w:val="0"/>
-          <w:color w:val="444444"/>
-          <w:sz w:val="19"/>
-        </w:rPr>
-        <w:t>near_dup_coherence_12</w:t>
-      </w:r>
-      <w:r>
-        <w:rPr>
-          <w:rFonts w:ascii="Times New Roman" w:hAnsi="Times New Roman" w:eastAsia="宋体"/>
-          <w:b w:val="0"/>
-          <w:i/>
-          <w:color w:val="444444"/>
-          <w:sz w:val="21"/>
-        </w:rPr>
-        <w:t xml:space="preserve">（coh 1 2 = 1/√2 精确值）+ </w:t>
-      </w:r>
-      <w:r>
-        <w:rPr>
-          <w:rFonts w:ascii="Consolas" w:hAnsi="Consolas" w:eastAsia="等线"/>
-          <w:b w:val="0"/>
-          <w:i w:val="0"/>
-          <w:color w:val="444444"/>
-          <w:sz w:val="19"/>
-        </w:rPr>
-        <w:t>cs4c_explosion</w:t>
-      </w:r>
-      <w:r>
-        <w:rPr>
-          <w:rFonts w:ascii="Times New Roman" w:hAnsi="Times New Roman" w:eastAsia="宋体"/>
-          <w:b w:val="0"/>
-          <w:i/>
-          <w:color w:val="444444"/>
-          <w:sz w:val="21"/>
-        </w:rPr>
-        <w:t>（2μ = √2 &gt; 1——s ≥ 3 时 Gershgorin 型 RIP 证书在含近重复对梯子上必然失效，"剪 503/255/127 应恶化"的定理侧镜像））；</w:t>
+        <w:t xml:space="preserve"> 13 Qed </w:t>
       </w:r>
       <w:r>
         <w:rPr>
@@ -1569,7 +1739,7 @@
           <w:color w:val="444444"/>
           <w:sz w:val="21"/>
         </w:rPr>
-        <w:t>CS-14 offset 无关性</w:t>
+        <w:t>零公理</w:t>
       </w:r>
       <w:r>
         <w:rPr>
@@ -1579,27 +1749,7 @@
           <w:color w:val="444444"/>
           <w:sz w:val="21"/>
         </w:rPr>
-        <w:t>（</w:t>
-      </w:r>
-      <w:r>
-        <w:rPr>
-          <w:rFonts w:ascii="Consolas" w:hAnsi="Consolas" w:eastAsia="等线"/>
-          <w:b w:val="0"/>
-          <w:i w:val="0"/>
-          <w:color w:val="444444"/>
-          <w:sz w:val="19"/>
-        </w:rPr>
-        <w:t>probe_cs5.v</w:t>
-      </w:r>
-      <w:r>
-        <w:rPr>
-          <w:rFonts w:ascii="Times New Roman" w:hAnsi="Times New Roman" w:eastAsia="宋体"/>
-          <w:b w:val="0"/>
-          <w:i/>
-          <w:color w:val="444444"/>
-          <w:sz w:val="21"/>
-        </w:rPr>
-        <w:t xml:space="preserve"> 5 Qed：跨网格对相干界 N/(2·min(j mod N, N−j mod N)) </w:t>
+        <w:t>：抽象接口 {R : ConstructiveReals} + 归一梯子 u（cos/复指数构造性未实现，接口与主线数学一致）；</w:t>
       </w:r>
       <w:r>
         <w:rPr>
@@ -1609,7 +1759,7 @@
           <w:color w:val="444444"/>
           <w:sz w:val="21"/>
         </w:rPr>
-        <w:t>右端不含偏移 δ</w:t>
+        <w:t>严格序 CRlt 本身是 Set 值</w:t>
       </w:r>
       <w:r>
         <w:rPr>
@@ -1619,7 +1769,27 @@
           <w:color w:val="444444"/>
           <w:sz w:val="21"/>
         </w:rPr>
-        <w:t>（同族平移差频相消，pair_dirichlet 接管）+ 黄金比隔离界 1/(3d) + φ_gold ∉ ℤ（offset 语义非空）——ogrid 实验"跨网格对证书不含偏移"的定理侧）。</w:t>
+        <w:t xml:space="preserve">（ConstructiveReals.v:88 库设计——柯西实数在序证明中存储信息），覆盖债界定定理以信息性形式 0 &lt; debt &lt; 1（Set 值 prod，证明项可提取）陈述；主定理结论 prod 型（信息性 (iii) 不能进 Prop 的 /\）；sigT 被类型系统强制；提取 </w:t>
+      </w:r>
+      <w:r>
+        <w:rPr>
+          <w:rFonts w:ascii="Consolas" w:hAnsi="Consolas" w:eastAsia="等线"/>
+          <w:b w:val="0"/>
+          <w:i w:val="0"/>
+          <w:color w:val="444444"/>
+          <w:sz w:val="19"/>
+        </w:rPr>
+        <w:t>taugrid_cr.ml</w:t>
+      </w:r>
+      <w:r>
+        <w:rPr>
+          <w:rFonts w:ascii="Times New Roman" w:hAnsi="Times New Roman" w:eastAsia="宋体"/>
+          <w:b w:val="0"/>
+          <w:i/>
+          <w:color w:val="444444"/>
+          <w:sz w:val="21"/>
+        </w:rPr>
+        <w:t xml:space="preserve"> 经 DkMLNative ocamlc 4.14.2 编译通过（柯西实例 cRealConstructive 具象化））；</w:t>
       </w:r>
       <w:r>
         <w:rPr>
@@ -1629,7 +1799,7 @@
           <w:color w:val="444444"/>
           <w:sz w:val="21"/>
         </w:rPr>
-        <w:t>轨道定位</w:t>
+        <w:t>CS-13 CS 生产线</w:t>
       </w:r>
       <w:r>
         <w:rPr>
@@ -1639,13 +1809,18 @@
           <w:color w:val="444444"/>
           <w:sz w:val="21"/>
         </w:rPr>
-        <w:t>：构造性轨道用于公理独立性与可计算性验证（提取物携带 CRlt 的信息性 witness），不用于生产检查器（经典轨道更快）。定位（如实）：CS-11/13/14 为 Candès–Tao RIP 框架与 Elad–Bruckstein 判据在频率阶梯原子族上的机器检查 + 与本项目 randmax/ogrid/τ 三剪实验直接对接的新组合（覆盖债量化、近重复对爆炸、offset 无关性）；CS-12 为构造性轨道平行实现（序的 Set 值信息性 + 可提取 OCaml）。</w:t>
-      </w:r>
-    </w:p>
-    <w:p>
-      <w:pPr>
-        <w:ind w:left="432"/>
-      </w:pPr>
+        <w:t>（</w:t>
+      </w:r>
+      <w:r>
+        <w:rPr>
+          <w:rFonts w:ascii="Consolas" w:hAnsi="Consolas" w:eastAsia="等线"/>
+          <w:b w:val="0"/>
+          <w:i w:val="0"/>
+          <w:color w:val="444444"/>
+          <w:sz w:val="19"/>
+        </w:rPr>
+        <w:t>probe_cs.v</w:t>
+      </w:r>
       <w:r>
         <w:rPr>
           <w:rFonts w:ascii="Times New Roman" w:hAnsi="Times New Roman" w:eastAsia="宋体"/>
@@ -1654,7 +1829,27 @@
           <w:color w:val="444444"/>
           <w:sz w:val="21"/>
         </w:rPr>
-        <w:t>修订摘要（v2.10→v2.11，2026-08-26，CI 双环境兼容）：</w:t>
+        <w:t xml:space="preserve"> 29 Qed：一致 RIP </w:t>
+      </w:r>
+      <w:r>
+        <w:rPr>
+          <w:rFonts w:ascii="Consolas" w:hAnsi="Consolas" w:eastAsia="等线"/>
+          <w:b w:val="0"/>
+          <w:i w:val="0"/>
+          <w:color w:val="444444"/>
+          <w:sz w:val="19"/>
+        </w:rPr>
+        <w:t>cs2_rip_uniform</w:t>
+      </w:r>
+      <w:r>
+        <w:rPr>
+          <w:rFonts w:ascii="Times New Roman" w:hAnsi="Times New Roman" w:eastAsia="宋体"/>
+          <w:b w:val="0"/>
+          <w:i/>
+          <w:color w:val="444444"/>
+          <w:sz w:val="21"/>
+        </w:rPr>
+        <w:t xml:space="preserve">（(1−δ)‖c‖² ≤ ‖Φc‖² ≤ (1+δ)‖c‖²，δ = 4K(C) </w:t>
       </w:r>
       <w:r>
         <w:rPr>
@@ -1664,7 +1859,7 @@
           <w:color w:val="444444"/>
           <w:sz w:val="21"/>
         </w:rPr>
-        <w:t>41 个正式模块头部注释清洗</w:t>
+        <w:t>∀s 一致</w:t>
       </w:r>
       <w:r>
         <w:rPr>
@@ -1674,7 +1869,147 @@
           <w:color w:val="444444"/>
           <w:sz w:val="21"/>
         </w:rPr>
-        <w:t>（删除会话号/E0xx/交接路径等草稿注记，保留数学内容与纪律声明；规则沉淀于《合并友好编码规范》§6 + 经验卡 E149）；</w:t>
+        <w:t xml:space="preserve">）+ ★s-sparse 唯一性 </w:t>
+      </w:r>
+      <w:r>
+        <w:rPr>
+          <w:rFonts w:ascii="Consolas" w:hAnsi="Consolas" w:eastAsia="等线"/>
+          <w:b w:val="0"/>
+          <w:i w:val="0"/>
+          <w:color w:val="444444"/>
+          <w:sz w:val="19"/>
+        </w:rPr>
+        <w:t>cs3_energy_zero</w:t>
+      </w:r>
+      <w:r>
+        <w:rPr>
+          <w:rFonts w:ascii="Times New Roman" w:hAnsi="Times New Roman" w:eastAsia="宋体"/>
+          <w:b w:val="0"/>
+          <w:i/>
+          <w:color w:val="444444"/>
+          <w:sz w:val="21"/>
+        </w:rPr>
+        <w:t>/</w:t>
+      </w:r>
+      <w:r>
+        <w:rPr>
+          <w:rFonts w:ascii="Consolas" w:hAnsi="Consolas" w:eastAsia="等线"/>
+          <w:b w:val="0"/>
+          <w:i w:val="0"/>
+          <w:color w:val="444444"/>
+          <w:sz w:val="19"/>
+        </w:rPr>
+        <w:t>cs3_unique</w:t>
+      </w:r>
+      <w:r>
+        <w:rPr>
+          <w:rFonts w:ascii="Times New Roman" w:hAnsi="Times New Roman" w:eastAsia="宋体"/>
+          <w:b w:val="0"/>
+          <w:i/>
+          <w:color w:val="444444"/>
+          <w:sz w:val="21"/>
+        </w:rPr>
+        <w:t xml:space="preserve">（C ≥ 10 时测量 y = y' ⟹ 系数 c = c'——测量端信息不丢失）+ embedding </w:t>
+      </w:r>
+      <w:r>
+        <w:rPr>
+          <w:rFonts w:ascii="Consolas" w:hAnsi="Consolas" w:eastAsia="等线"/>
+          <w:b w:val="0"/>
+          <w:i w:val="0"/>
+          <w:color w:val="444444"/>
+          <w:sz w:val="19"/>
+        </w:rPr>
+        <w:t>cs6_embedding</w:t>
+      </w:r>
+      <w:r>
+        <w:rPr>
+          <w:rFonts w:ascii="Times New Roman" w:hAnsi="Times New Roman" w:eastAsia="宋体"/>
+          <w:b w:val="0"/>
+          <w:i/>
+          <w:color w:val="444444"/>
+          <w:sz w:val="21"/>
+        </w:rPr>
+        <w:t xml:space="preserve">（1−2K(C) &gt; 0）+ spark 下界 </w:t>
+      </w:r>
+      <w:r>
+        <w:rPr>
+          <w:rFonts w:ascii="Consolas" w:hAnsi="Consolas" w:eastAsia="等线"/>
+          <w:b w:val="0"/>
+          <w:i w:val="0"/>
+          <w:color w:val="444444"/>
+          <w:sz w:val="19"/>
+        </w:rPr>
+        <w:t>cs1b_spark</w:t>
+      </w:r>
+      <w:r>
+        <w:rPr>
+          <w:rFonts w:ascii="Times New Roman" w:hAnsi="Times New Roman" w:eastAsia="宋体"/>
+          <w:b w:val="0"/>
+          <w:i/>
+          <w:color w:val="444444"/>
+          <w:sz w:val="21"/>
+        </w:rPr>
+        <w:t xml:space="preserve">（spark ≥ n+1，Gershgorin 冗余路径收编为 CS-3 推论）+ 逐对相干 </w:t>
+      </w:r>
+      <w:r>
+        <w:rPr>
+          <w:rFonts w:ascii="Consolas" w:hAnsi="Consolas" w:eastAsia="等线"/>
+          <w:b w:val="0"/>
+          <w:i w:val="0"/>
+          <w:color w:val="444444"/>
+          <w:sz w:val="19"/>
+        </w:rPr>
+        <w:t>cs1a_pair_bound</w:t>
+      </w:r>
+      <w:r>
+        <w:rPr>
+          <w:rFonts w:ascii="Times New Roman" w:hAnsi="Times New Roman" w:eastAsia="宋体"/>
+          <w:b w:val="0"/>
+          <w:i/>
+          <w:color w:val="444444"/>
+          <w:sz w:val="21"/>
+        </w:rPr>
+        <w:t xml:space="preserve">（≤ 2πq/(1−q)）+ ★近重复对爆炸 </w:t>
+      </w:r>
+      <w:r>
+        <w:rPr>
+          <w:rFonts w:ascii="Consolas" w:hAnsi="Consolas" w:eastAsia="等线"/>
+          <w:b w:val="0"/>
+          <w:i w:val="0"/>
+          <w:color w:val="444444"/>
+          <w:sz w:val="19"/>
+        </w:rPr>
+        <w:t>near_dup_coherence_12</w:t>
+      </w:r>
+      <w:r>
+        <w:rPr>
+          <w:rFonts w:ascii="Times New Roman" w:hAnsi="Times New Roman" w:eastAsia="宋体"/>
+          <w:b w:val="0"/>
+          <w:i/>
+          <w:color w:val="444444"/>
+          <w:sz w:val="21"/>
+        </w:rPr>
+        <w:t xml:space="preserve">（coh 1 2 = 1/√2 精确值）+ </w:t>
+      </w:r>
+      <w:r>
+        <w:rPr>
+          <w:rFonts w:ascii="Consolas" w:hAnsi="Consolas" w:eastAsia="等线"/>
+          <w:b w:val="0"/>
+          <w:i w:val="0"/>
+          <w:color w:val="444444"/>
+          <w:sz w:val="19"/>
+        </w:rPr>
+        <w:t>cs4c_explosion</w:t>
+      </w:r>
+      <w:r>
+        <w:rPr>
+          <w:rFonts w:ascii="Times New Roman" w:hAnsi="Times New Roman" w:eastAsia="宋体"/>
+          <w:b w:val="0"/>
+          <w:i/>
+          <w:color w:val="444444"/>
+          <w:sz w:val="21"/>
+        </w:rPr>
+        <w:t>（2μ = √2 &gt; 1——s ≥ 3 时 Gershgorin 型 RIP 证书在含近重复对梯子上必然失效，"剪 503/255/127 应恶化"的定理侧镜像））；</w:t>
       </w:r>
       <w:r>
         <w:rPr>
@@ -1684,7 +2019,7 @@
           <w:color w:val="444444"/>
           <w:sz w:val="21"/>
         </w:rPr>
-        <w:t>mathcomp 前缀双环境适配</w:t>
+        <w:t>CS-14 offset 无关性</w:t>
       </w:r>
       <w:r>
         <w:rPr>
@@ -1694,7 +2029,27 @@
           <w:color w:val="444444"/>
           <w:sz w:val="21"/>
         </w:rPr>
-        <w:t>（本地 ssreflect.* / CI opam≥2.6 boot.*，E081/E082；合并版 CI 编译时 sed 转 boot 前缀）；</w:t>
+        <w:t>（</w:t>
+      </w:r>
+      <w:r>
+        <w:rPr>
+          <w:rFonts w:ascii="Consolas" w:hAnsi="Consolas" w:eastAsia="等线"/>
+          <w:b w:val="0"/>
+          <w:i w:val="0"/>
+          <w:color w:val="444444"/>
+          <w:sz w:val="19"/>
+        </w:rPr>
+        <w:t>probe_cs5.v</w:t>
+      </w:r>
+      <w:r>
+        <w:rPr>
+          <w:rFonts w:ascii="Times New Roman" w:hAnsi="Times New Roman" w:eastAsia="宋体"/>
+          <w:b w:val="0"/>
+          <w:i/>
+          <w:color w:val="444444"/>
+          <w:sz w:val="21"/>
+        </w:rPr>
+        <w:t xml:space="preserve"> 5 Qed：跨网格对相干界 N/(2·min(j mod N, N−j mod N)) </w:t>
       </w:r>
       <w:r>
         <w:rPr>
@@ -1704,7 +2059,7 @@
           <w:color w:val="444444"/>
           <w:sz w:val="21"/>
         </w:rPr>
-        <w:t>带前提引理 rewrite 显式化</w:t>
+        <w:t>右端不含偏移 δ</w:t>
       </w:r>
       <w:r>
         <w:rPr>
@@ -1714,87 +2069,7 @@
           <w:color w:val="444444"/>
           <w:sz w:val="21"/>
         </w:rPr>
-        <w:t>（E114 追加：</w:t>
-      </w:r>
-      <w:r>
-        <w:rPr>
-          <w:rFonts w:ascii="Consolas" w:hAnsi="Consolas" w:eastAsia="等线"/>
-          <w:b w:val="0"/>
-          <w:i w:val="0"/>
-          <w:color w:val="444444"/>
-          <w:sz w:val="19"/>
-        </w:rPr>
-        <w:t>CRsum_eq</w:t>
-      </w:r>
-      <w:r>
-        <w:rPr>
-          <w:rFonts w:ascii="Times New Roman" w:hAnsi="Times New Roman" w:eastAsia="宋体"/>
-          <w:b w:val="0"/>
-          <w:i/>
-          <w:color w:val="444444"/>
-          <w:sz w:val="21"/>
-        </w:rPr>
-        <w:t>/</w:t>
-      </w:r>
-      <w:r>
-        <w:rPr>
-          <w:rFonts w:ascii="Consolas" w:hAnsi="Consolas" w:eastAsia="等线"/>
-          <w:b w:val="0"/>
-          <w:i w:val="0"/>
-          <w:color w:val="444444"/>
-          <w:sz w:val="19"/>
-        </w:rPr>
-        <w:t>Csum_ext</w:t>
-      </w:r>
-      <w:r>
-        <w:rPr>
-          <w:rFonts w:ascii="Times New Roman" w:hAnsi="Times New Roman" w:eastAsia="宋体"/>
-          <w:b w:val="0"/>
-          <w:i/>
-          <w:color w:val="444444"/>
-          <w:sz w:val="21"/>
-        </w:rPr>
-        <w:t>/</w:t>
-      </w:r>
-      <w:r>
-        <w:rPr>
-          <w:rFonts w:ascii="Consolas" w:hAnsi="Consolas" w:eastAsia="等线"/>
-          <w:b w:val="0"/>
-          <w:i w:val="0"/>
-          <w:color w:val="444444"/>
-          <w:sz w:val="19"/>
-        </w:rPr>
-        <w:t>rewrite IH</w:t>
-      </w:r>
-      <w:r>
-        <w:rPr>
-          <w:rFonts w:ascii="Times New Roman" w:hAnsi="Times New Roman" w:eastAsia="宋体"/>
-          <w:b w:val="0"/>
-          <w:i/>
-          <w:color w:val="444444"/>
-          <w:sz w:val="21"/>
-        </w:rPr>
-        <w:t xml:space="preserve"> 等 </w:t>
-      </w:r>
-      <w:r>
-        <w:rPr>
-          <w:rFonts w:ascii="Consolas" w:hAnsi="Consolas" w:eastAsia="等线"/>
-          <w:b w:val="0"/>
-          <w:i w:val="0"/>
-          <w:color w:val="444444"/>
-          <w:sz w:val="19"/>
-        </w:rPr>
-        <w:t>P→eq</w:t>
-      </w:r>
-      <w:r>
-        <w:rPr>
-          <w:rFonts w:ascii="Times New Roman" w:hAnsi="Times New Roman" w:eastAsia="宋体"/>
-          <w:b w:val="0"/>
-          <w:i/>
-          <w:color w:val="444444"/>
-          <w:sz w:val="21"/>
-        </w:rPr>
-        <w:t xml:space="preserve"> 引理的 rewrite 一律显式 assert 前提，消除 mathcomp 2.5/2.6 子目标顺序差异——ca_rip_cr 3 处 + probe_grid_ortho/pro 4 处 + probe_parseval 2 处）；</w:t>
+        <w:t>（同族平移差频相消，pair_dirichlet 接管）+ 黄金比隔离界 1/(3d) + φ_gold ∉ ℤ（offset 语义非空）——ogrid 实验"跨网格对证书不含偏移"的定理侧）。</w:t>
       </w:r>
       <w:r>
         <w:rPr>
@@ -1804,7 +2079,7 @@
           <w:color w:val="444444"/>
           <w:sz w:val="21"/>
         </w:rPr>
-        <w:t>CI 缓存机制</w:t>
+        <w:t>轨道定位</w:t>
       </w:r>
       <w:r>
         <w:rPr>
@@ -1814,7 +2089,22 @@
           <w:color w:val="444444"/>
           <w:sz w:val="21"/>
         </w:rPr>
-        <w:t>（lib/merged .vo 经 actions/cache 按源 hash 缓存，推送秒级复验）；</w:t>
+        <w:t>：构造性轨道用于公理独立性与可计算性验证（提取物携带 CRlt 的信息性 witness），不用于生产检查器（经典轨道更快）。定位（如实）：CS-11/13/14 为 Candès–Tao RIP 框架与 Elad–Bruckstein 判据在频率阶梯原子族上的机器检查 + 与本项目 randmax/ogrid/τ 三剪实验直接对接的新组合（覆盖债量化、近重复对爆炸、offset 无关性）；CS-12 为构造性轨道平行实现（序的 Set 值信息性 + 可提取 OCaml）。</w:t>
+      </w:r>
+    </w:p>
+    <w:p>
+      <w:pPr>
+        <w:ind w:left="432"/>
+      </w:pPr>
+      <w:r>
+        <w:rPr>
+          <w:rFonts w:ascii="Times New Roman" w:hAnsi="Times New Roman" w:eastAsia="宋体"/>
+          <w:b w:val="0"/>
+          <w:i/>
+          <w:color w:val="444444"/>
+          <w:sz w:val="21"/>
+        </w:rPr>
+        <w:t>修订摘要（v2.10→v2.11，2026-08-26，CI 双环境兼容）：</w:t>
       </w:r>
       <w:r>
         <w:rPr>
@@ -1824,7 +2114,7 @@
           <w:color w:val="444444"/>
           <w:sz w:val="21"/>
         </w:rPr>
-        <w:t>30模块 归档 + 仓库已同步</w:t>
+        <w:t>41 个正式模块头部注释清洗</w:t>
       </w:r>
       <w:r>
         <w:rPr>
@@ -1834,22 +2124,7 @@
           <w:color w:val="444444"/>
           <w:sz w:val="21"/>
         </w:rPr>
-        <w:t>（SHA-256 一致）。</w:t>
-      </w:r>
-    </w:p>
-    <w:p>
-      <w:pPr>
-        <w:ind w:left="432"/>
-      </w:pPr>
-      <w:r>
-        <w:rPr>
-          <w:rFonts w:ascii="Times New Roman" w:hAnsi="Times New Roman" w:eastAsia="宋体"/>
-          <w:b w:val="0"/>
-          <w:i/>
-          <w:color w:val="444444"/>
-          <w:sz w:val="21"/>
-        </w:rPr>
-        <w:t>修订摘要（v2.9→v2.10，2026-08-26，评审口径对齐）：</w:t>
+        <w:t>（删除会话号/E0xx/交接路径等草稿注记，保留数学内容与纪律声明；规则沉淀于《合并友好编码规范》§6 + 经验卡 E149）；</w:t>
       </w:r>
       <w:r>
         <w:rPr>
@@ -1859,7 +2134,7 @@
           <w:color w:val="444444"/>
           <w:sz w:val="21"/>
         </w:rPr>
-        <w:t>模块计数统一为实测 67 模块分区</w:t>
+        <w:t>mathcomp 前缀双环境适配</w:t>
       </w:r>
       <w:r>
         <w:rPr>
@@ -1869,67 +2144,7 @@
           <w:color w:val="444444"/>
           <w:sz w:val="21"/>
         </w:rPr>
-        <w:t xml:space="preserve">（55 分区 + </w:t>
-      </w:r>
-      <w:r>
-        <w:rPr>
-          <w:rFonts w:ascii="Consolas" w:hAnsi="Consolas" w:eastAsia="等线"/>
-          <w:b w:val="0"/>
-          <w:i w:val="0"/>
-          <w:color w:val="444444"/>
-          <w:sz w:val="19"/>
-        </w:rPr>
-        <w:t>ca_independence</w:t>
-      </w:r>
-      <w:r>
-        <w:rPr>
-          <w:rFonts w:ascii="Times New Roman" w:hAnsi="Times New Roman" w:eastAsia="宋体"/>
-          <w:b w:val="0"/>
-          <w:i/>
-          <w:color w:val="444444"/>
-          <w:sz w:val="21"/>
-        </w:rPr>
-        <w:t xml:space="preserve"> 内 </w:t>
-      </w:r>
-      <w:r>
-        <w:rPr>
-          <w:rFonts w:ascii="Consolas" w:hAnsi="Consolas" w:eastAsia="等线"/>
-          <w:b w:val="0"/>
-          <w:i w:val="0"/>
-          <w:color w:val="444444"/>
-          <w:sz w:val="19"/>
-        </w:rPr>
-        <w:t>independent</w:t>
-      </w:r>
-      <w:r>
-        <w:rPr>
-          <w:rFonts w:ascii="Times New Roman" w:hAnsi="Times New Roman" w:eastAsia="宋体"/>
-          <w:b w:val="0"/>
-          <w:i/>
-          <w:color w:val="444444"/>
-          <w:sz w:val="21"/>
-        </w:rPr>
-        <w:t>/</w:t>
-      </w:r>
-      <w:r>
-        <w:rPr>
-          <w:rFonts w:ascii="Consolas" w:hAnsi="Consolas" w:eastAsia="等线"/>
-          <w:b w:val="0"/>
-          <w:i w:val="0"/>
-          <w:color w:val="444444"/>
-          <w:sz w:val="19"/>
-        </w:rPr>
-        <w:t>independent′</w:t>
-      </w:r>
-      <w:r>
-        <w:rPr>
-          <w:rFonts w:ascii="Times New Roman" w:hAnsi="Times New Roman" w:eastAsia="宋体"/>
-          <w:b w:val="0"/>
-          <w:i/>
-          <w:color w:val="444444"/>
-          <w:sz w:val="21"/>
-        </w:rPr>
-        <w:t xml:space="preserve"> 2 附加，审稿实测；此前 55 为分区数）；</w:t>
+        <w:t>（本地 ssreflect.* / CI opam≥2.6 boot.*，E081/E082；合并版 CI 编译时 sed 转 boot 前缀）；</w:t>
       </w:r>
       <w:r>
         <w:rPr>
@@ -1939,7 +2154,7 @@
           <w:color w:val="444444"/>
           <w:sz w:val="21"/>
         </w:rPr>
-        <w:t>声明计数注明口径</w:t>
+        <w:t>带前提引理 rewrite 显式化</w:t>
       </w:r>
       <w:r>
         <w:rPr>
@@ -1949,7 +2164,87 @@
           <w:color w:val="444444"/>
           <w:sz w:val="21"/>
         </w:rPr>
-        <w:t>（269 = Lemma+Theorem 口径，区别于 316 顶层声明 / 272 Qed，三者一致）；</w:t>
+        <w:t>（E114 追加：</w:t>
+      </w:r>
+      <w:r>
+        <w:rPr>
+          <w:rFonts w:ascii="Consolas" w:hAnsi="Consolas" w:eastAsia="等线"/>
+          <w:b w:val="0"/>
+          <w:i w:val="0"/>
+          <w:color w:val="444444"/>
+          <w:sz w:val="19"/>
+        </w:rPr>
+        <w:t>CRsum_eq</w:t>
+      </w:r>
+      <w:r>
+        <w:rPr>
+          <w:rFonts w:ascii="Times New Roman" w:hAnsi="Times New Roman" w:eastAsia="宋体"/>
+          <w:b w:val="0"/>
+          <w:i/>
+          <w:color w:val="444444"/>
+          <w:sz w:val="21"/>
+        </w:rPr>
+        <w:t>/</w:t>
+      </w:r>
+      <w:r>
+        <w:rPr>
+          <w:rFonts w:ascii="Consolas" w:hAnsi="Consolas" w:eastAsia="等线"/>
+          <w:b w:val="0"/>
+          <w:i w:val="0"/>
+          <w:color w:val="444444"/>
+          <w:sz w:val="19"/>
+        </w:rPr>
+        <w:t>Csum_ext</w:t>
+      </w:r>
+      <w:r>
+        <w:rPr>
+          <w:rFonts w:ascii="Times New Roman" w:hAnsi="Times New Roman" w:eastAsia="宋体"/>
+          <w:b w:val="0"/>
+          <w:i/>
+          <w:color w:val="444444"/>
+          <w:sz w:val="21"/>
+        </w:rPr>
+        <w:t>/</w:t>
+      </w:r>
+      <w:r>
+        <w:rPr>
+          <w:rFonts w:ascii="Consolas" w:hAnsi="Consolas" w:eastAsia="等线"/>
+          <w:b w:val="0"/>
+          <w:i w:val="0"/>
+          <w:color w:val="444444"/>
+          <w:sz w:val="19"/>
+        </w:rPr>
+        <w:t>rewrite IH</w:t>
+      </w:r>
+      <w:r>
+        <w:rPr>
+          <w:rFonts w:ascii="Times New Roman" w:hAnsi="Times New Roman" w:eastAsia="宋体"/>
+          <w:b w:val="0"/>
+          <w:i/>
+          <w:color w:val="444444"/>
+          <w:sz w:val="21"/>
+        </w:rPr>
+        <w:t xml:space="preserve"> 等 </w:t>
+      </w:r>
+      <w:r>
+        <w:rPr>
+          <w:rFonts w:ascii="Consolas" w:hAnsi="Consolas" w:eastAsia="等线"/>
+          <w:b w:val="0"/>
+          <w:i w:val="0"/>
+          <w:color w:val="444444"/>
+          <w:sz w:val="19"/>
+        </w:rPr>
+        <w:t>P→eq</w:t>
+      </w:r>
+      <w:r>
+        <w:rPr>
+          <w:rFonts w:ascii="Times New Roman" w:hAnsi="Times New Roman" w:eastAsia="宋体"/>
+          <w:b w:val="0"/>
+          <w:i/>
+          <w:color w:val="444444"/>
+          <w:sz w:val="21"/>
+        </w:rPr>
+        <w:t xml:space="preserve"> 引理的 rewrite 一律显式 assert 前提，消除 mathcomp 2.5/2.6 子目标顺序差异——ca_rip_cr 3 处 + probe_grid_ortho/pro 4 处 + probe_parseval 2 处）；</w:t>
       </w:r>
       <w:r>
         <w:rPr>
@@ -1959,7 +2254,7 @@
           <w:color w:val="444444"/>
           <w:sz w:val="21"/>
         </w:rPr>
-        <w:t>"165 项全零 classic"注明 post-M1.5 复核成立</w:t>
+        <w:t>CI 缓存机制</w:t>
       </w:r>
       <w:r>
         <w:rPr>
@@ -1969,147 +2264,7 @@
           <w:color w:val="444444"/>
           <w:sz w:val="21"/>
         </w:rPr>
-        <w:t>（</w:t>
-      </w:r>
-      <w:r>
-        <w:rPr>
-          <w:rFonts w:ascii="Consolas" w:hAnsi="Consolas" w:eastAsia="等线"/>
-          <w:b w:val="0"/>
-          <w:i w:val="0"/>
-          <w:color w:val="444444"/>
-          <w:sz w:val="19"/>
-        </w:rPr>
-        <w:t>PSA_audit.v</w:t>
-      </w:r>
-      <w:r>
-        <w:rPr>
-          <w:rFonts w:ascii="Times New Roman" w:hAnsi="Times New Roman" w:eastAsia="宋体"/>
-          <w:b w:val="0"/>
-          <w:i/>
-          <w:color w:val="444444"/>
-          <w:sz w:val="21"/>
-        </w:rPr>
-        <w:t xml:space="preserve"> L108–121 勘误为 pre-M1.5 过时记录；</w:t>
-      </w:r>
-      <w:r>
-        <w:rPr>
-          <w:rFonts w:ascii="Consolas" w:hAnsi="Consolas" w:eastAsia="等线"/>
-          <w:b w:val="0"/>
-          <w:i w:val="0"/>
-          <w:color w:val="444444"/>
-          <w:sz w:val="19"/>
-        </w:rPr>
-        <w:t>ExpSeries.exp_mono_le_noclassic</w:t>
-      </w:r>
-      <w:r>
-        <w:rPr>
-          <w:rFonts w:ascii="Times New Roman" w:hAnsi="Times New Roman" w:eastAsia="宋体"/>
-          <w:b w:val="0"/>
-          <w:i/>
-          <w:color w:val="444444"/>
-          <w:sz w:val="21"/>
-        </w:rPr>
-        <w:t xml:space="preserve"> 已并入合并版 L63579/L63672/L63719，4 个注意力定理位于其后，</w:t>
-      </w:r>
-      <w:r>
-        <w:rPr>
-          <w:rFonts w:ascii="Consolas" w:hAnsi="Consolas" w:eastAsia="等线"/>
-          <w:b w:val="0"/>
-          <w:i w:val="0"/>
-          <w:color w:val="444444"/>
-          <w:sz w:val="19"/>
-        </w:rPr>
-        <w:t>exp_increasing</w:t>
-      </w:r>
-      <w:r>
-        <w:rPr>
-          <w:rFonts w:ascii="Times New Roman" w:hAnsi="Times New Roman" w:eastAsia="宋体"/>
-          <w:b w:val="0"/>
-          <w:i/>
-          <w:color w:val="444444"/>
-          <w:sz w:val="21"/>
-        </w:rPr>
-        <w:t xml:space="preserve"> 仅存于 ca_* 基础设施非审计目标；</w:t>
-      </w:r>
-      <w:r>
-        <w:rPr>
-          <w:rFonts w:ascii="Consolas" w:hAnsi="Consolas" w:eastAsia="等线"/>
-          <w:b w:val="0"/>
-          <w:i w:val="0"/>
-          <w:color w:val="444444"/>
-          <w:sz w:val="19"/>
-        </w:rPr>
-        <w:t>sig_forall_dec</w:t>
-      </w:r>
-      <w:r>
-        <w:rPr>
-          <w:rFonts w:ascii="Times New Roman" w:hAnsi="Times New Roman" w:eastAsia="宋体"/>
-          <w:b w:val="0"/>
-          <w:i/>
-          <w:color w:val="444444"/>
-          <w:sz w:val="21"/>
-        </w:rPr>
-        <w:t>/</w:t>
-      </w:r>
-      <w:r>
-        <w:rPr>
-          <w:rFonts w:ascii="Consolas" w:hAnsi="Consolas" w:eastAsia="等线"/>
-          <w:b w:val="0"/>
-          <w:i w:val="0"/>
-          <w:color w:val="444444"/>
-          <w:sz w:val="19"/>
-        </w:rPr>
-        <w:t>sig_not_dec</w:t>
-      </w:r>
-      <w:r>
-        <w:rPr>
-          <w:rFonts w:ascii="Times New Roman" w:hAnsi="Times New Roman" w:eastAsia="宋体"/>
-          <w:b w:val="0"/>
-          <w:i/>
-          <w:color w:val="444444"/>
-          <w:sz w:val="21"/>
-        </w:rPr>
-        <w:t>/</w:t>
-      </w:r>
-      <w:r>
-        <w:rPr>
-          <w:rFonts w:ascii="Consolas" w:hAnsi="Consolas" w:eastAsia="等线"/>
-          <w:b w:val="0"/>
-          <w:i w:val="0"/>
-          <w:color w:val="444444"/>
-          <w:sz w:val="19"/>
-        </w:rPr>
-        <w:t>fext</w:t>
-      </w:r>
-      <w:r>
-        <w:rPr>
-          <w:rFonts w:ascii="Times New Roman" w:hAnsi="Times New Roman" w:eastAsia="宋体"/>
-          <w:b w:val="0"/>
-          <w:i/>
-          <w:color w:val="444444"/>
-          <w:sz w:val="21"/>
-        </w:rPr>
-        <w:t xml:space="preserve"> 显式声明为可接受 Reals 基底、非 </w:t>
-      </w:r>
-      <w:r>
-        <w:rPr>
-          <w:rFonts w:ascii="Consolas" w:hAnsi="Consolas" w:eastAsia="等线"/>
-          <w:b w:val="0"/>
-          <w:i w:val="0"/>
-          <w:color w:val="444444"/>
-          <w:sz w:val="19"/>
-        </w:rPr>
-        <w:t>Classical_Prop.classic</w:t>
-      </w:r>
-      <w:r>
-        <w:rPr>
-          <w:rFonts w:ascii="Times New Roman" w:hAnsi="Times New Roman" w:eastAsia="宋体"/>
-          <w:b w:val="0"/>
-          <w:i/>
-          <w:color w:val="444444"/>
-          <w:sz w:val="21"/>
-        </w:rPr>
-        <w:t xml:space="preserve"> 公理）；</w:t>
+        <w:t>（lib/merged .vo 经 actions/cache 按源 hash 缓存，推送秒级复验）；</w:t>
       </w:r>
       <w:r>
         <w:rPr>
@@ -2119,7 +2274,7 @@
           <w:color w:val="444444"/>
           <w:sz w:val="21"/>
         </w:rPr>
-        <w:t>附录 A 补 `probe_nearcoll.v`</w:t>
+        <w:t>30模块 归档 + 仓库已同步</w:t>
       </w:r>
       <w:r>
         <w:rPr>
@@ -2129,18 +2284,13 @@
           <w:color w:val="444444"/>
           <w:sz w:val="21"/>
         </w:rPr>
-        <w:t xml:space="preserve">（承载 </w:t>
-      </w:r>
-      <w:r>
-        <w:rPr>
-          <w:rFonts w:ascii="Consolas" w:hAnsi="Consolas" w:eastAsia="等线"/>
-          <w:b w:val="0"/>
-          <w:i w:val="0"/>
-          <w:color w:val="444444"/>
-          <w:sz w:val="19"/>
-        </w:rPr>
-        <w:t>golden_near_collision_gold</w:t>
-      </w:r>
+        <w:t>（SHA-256 一致）。</w:t>
+      </w:r>
+    </w:p>
+    <w:p>
+      <w:pPr>
+        <w:ind w:left="432"/>
+      </w:pPr>
       <w:r>
         <w:rPr>
           <w:rFonts w:ascii="Times New Roman" w:hAnsi="Times New Roman" w:eastAsia="宋体"/>
@@ -2149,7 +2299,7 @@
           <w:color w:val="444444"/>
           <w:sz w:val="21"/>
         </w:rPr>
-        <w:t>）；</w:t>
+        <w:t>修订摘要（v2.9→v2.10，2026-08-26，评审口径对齐）：</w:t>
       </w:r>
       <w:r>
         <w:rPr>
@@ -2159,7 +2309,7 @@
           <w:color w:val="444444"/>
           <w:sz w:val="21"/>
         </w:rPr>
-        <w:t>构造性轨道贡献在贡献清单中突出</w:t>
+        <w:t>模块计数统一为实测 67 模块分区</w:t>
       </w:r>
       <w:r>
         <w:rPr>
@@ -2169,13 +2319,18 @@
           <w:color w:val="444444"/>
           <w:sz w:val="21"/>
         </w:rPr>
-        <w:t>（纯 ConstructiveReals、零经典公理，方法论对照）。</w:t>
-      </w:r>
-    </w:p>
-    <w:p>
-      <w:pPr>
-        <w:ind w:left="432"/>
-      </w:pPr>
+        <w:t xml:space="preserve">（55 分区 + </w:t>
+      </w:r>
+      <w:r>
+        <w:rPr>
+          <w:rFonts w:ascii="Consolas" w:hAnsi="Consolas" w:eastAsia="等线"/>
+          <w:b w:val="0"/>
+          <w:i w:val="0"/>
+          <w:color w:val="444444"/>
+          <w:sz w:val="19"/>
+        </w:rPr>
+        <w:t>ca_independence</w:t>
+      </w:r>
       <w:r>
         <w:rPr>
           <w:rFonts w:ascii="Times New Roman" w:hAnsi="Times New Roman" w:eastAsia="宋体"/>
@@ -2184,7 +2339,47 @@
           <w:color w:val="444444"/>
           <w:sz w:val="21"/>
         </w:rPr>
-        <w:t>修订摘要（v2.8→v2.9，2026-08-26）：</w:t>
+        <w:t xml:space="preserve"> 内 </w:t>
+      </w:r>
+      <w:r>
+        <w:rPr>
+          <w:rFonts w:ascii="Consolas" w:hAnsi="Consolas" w:eastAsia="等线"/>
+          <w:b w:val="0"/>
+          <w:i w:val="0"/>
+          <w:color w:val="444444"/>
+          <w:sz w:val="19"/>
+        </w:rPr>
+        <w:t>independent</w:t>
+      </w:r>
+      <w:r>
+        <w:rPr>
+          <w:rFonts w:ascii="Times New Roman" w:hAnsi="Times New Roman" w:eastAsia="宋体"/>
+          <w:b w:val="0"/>
+          <w:i/>
+          <w:color w:val="444444"/>
+          <w:sz w:val="21"/>
+        </w:rPr>
+        <w:t>/</w:t>
+      </w:r>
+      <w:r>
+        <w:rPr>
+          <w:rFonts w:ascii="Consolas" w:hAnsi="Consolas" w:eastAsia="等线"/>
+          <w:b w:val="0"/>
+          <w:i w:val="0"/>
+          <w:color w:val="444444"/>
+          <w:sz w:val="19"/>
+        </w:rPr>
+        <w:t>independent′</w:t>
+      </w:r>
+      <w:r>
+        <w:rPr>
+          <w:rFonts w:ascii="Times New Roman" w:hAnsi="Times New Roman" w:eastAsia="宋体"/>
+          <w:b w:val="0"/>
+          <w:i/>
+          <w:color w:val="444444"/>
+          <w:sz w:val="21"/>
+        </w:rPr>
+        <w:t xml:space="preserve"> 2 附加，审稿实测；此前 55 为分区数）；</w:t>
       </w:r>
       <w:r>
         <w:rPr>
@@ -2194,7 +2389,7 @@
           <w:color w:val="444444"/>
           <w:sz w:val="21"/>
         </w:rPr>
-        <w:t>M4 可判定性溢价主定理构造化收官</w:t>
+        <w:t>声明计数注明口径</w:t>
       </w:r>
       <w:r>
         <w:rPr>
@@ -2204,67 +2399,7 @@
           <w:color w:val="444444"/>
           <w:sz w:val="21"/>
         </w:rPr>
-        <w:t>（</w:t>
-      </w:r>
-      <w:r>
-        <w:rPr>
-          <w:rFonts w:ascii="Consolas" w:hAnsi="Consolas" w:eastAsia="等线"/>
-          <w:b w:val="0"/>
-          <w:i w:val="0"/>
-          <w:color w:val="444444"/>
-          <w:sz w:val="19"/>
-        </w:rPr>
-        <w:t>probe_decidability_premium_cr.v</w:t>
-      </w:r>
-      <w:r>
-        <w:rPr>
-          <w:rFonts w:ascii="Times New Roman" w:hAnsi="Times New Roman" w:eastAsia="宋体"/>
-          <w:b w:val="0"/>
-          <w:i/>
-          <w:color w:val="444444"/>
-          <w:sz w:val="21"/>
-        </w:rPr>
-        <w:t xml:space="preserve"> 并入合并版 25 模块 55/55：Gram 相干行和 ≤ 63/80 + 反射界 21/16 + 溢价 5/3，</w:t>
-      </w:r>
-      <w:r>
-        <w:rPr>
-          <w:rFonts w:ascii="Consolas" w:hAnsi="Consolas" w:eastAsia="等线"/>
-          <w:b w:val="0"/>
-          <w:i w:val="0"/>
-          <w:color w:val="444444"/>
-          <w:sz w:val="19"/>
-        </w:rPr>
-        <w:t>m4_decidability_premium : {w &amp; CRle w (63/80)}</w:t>
-      </w:r>
-      <w:r>
-        <w:rPr>
-          <w:rFonts w:ascii="Times New Roman" w:hAnsi="Times New Roman" w:eastAsia="宋体"/>
-          <w:b w:val="0"/>
-          <w:i/>
-          <w:color w:val="444444"/>
-          <w:sz w:val="21"/>
-        </w:rPr>
-        <w:t xml:space="preserve"> Set 层 sigT 定理，核心 </w:t>
-      </w:r>
-      <w:r>
-        <w:rPr>
-          <w:rFonts w:ascii="Consolas" w:hAnsi="Consolas" w:eastAsia="等线"/>
-          <w:b w:val="0"/>
-          <w:i w:val="0"/>
-          <w:color w:val="444444"/>
-          <w:sz w:val="19"/>
-        </w:rPr>
-        <w:t>m4_CRinv_le_contravar</w:t>
-      </w:r>
-      <w:r>
-        <w:rPr>
-          <w:rFonts w:ascii="Times New Roman" w:hAnsi="Times New Roman" w:eastAsia="宋体"/>
-          <w:b w:val="0"/>
-          <w:i/>
-          <w:color w:val="444444"/>
-          <w:sz w:val="21"/>
-        </w:rPr>
-        <w:t xml:space="preserve"> 纯构造反变单调，Print Assumptions 全 Closed）；</w:t>
+        <w:t>（269 = Lemma+Theorem 口径，区别于 316 顶层声明 / 272 Qed，三者一致）；</w:t>
       </w:r>
       <w:r>
         <w:rPr>
@@ -2274,7 +2409,7 @@
           <w:color w:val="444444"/>
           <w:sz w:val="21"/>
         </w:rPr>
-        <w:t>合并版 24 修复 G_MORE 遗漏</w:t>
+        <w:t>"165 项全零 classic"注明 post-M1.5 复核成立</w:t>
       </w:r>
       <w:r>
         <w:rPr>
@@ -2294,7 +2429,7 @@
           <w:color w:val="444444"/>
           <w:sz w:val="19"/>
         </w:rPr>
-        <w:t>_merge_ca.py</w:t>
+        <w:t>PSA_audit.v</w:t>
       </w:r>
       <w:r>
         <w:rPr>
@@ -2304,13 +2439,18 @@
           <w:color w:val="444444"/>
           <w:sz w:val="21"/>
         </w:rPr>
-        <w:t xml:space="preserve"> p24 补 G_MORE，恢复 49 模块归档口径）；合并版 25 = 67 模块分区（55 分区，原 53 分区 + s7_s9_mono + decidability_premium_cr）；全量编译 41 独立模块 + 23/24/25 合并版 EXIT=0；30模块 归档 SHA-256 同步。</w:t>
-      </w:r>
-    </w:p>
-    <w:p>
-      <w:pPr>
-        <w:ind w:left="432"/>
-      </w:pPr>
+        <w:t xml:space="preserve"> L108–121 勘误为 pre-M1.5 过时记录；</w:t>
+      </w:r>
+      <w:r>
+        <w:rPr>
+          <w:rFonts w:ascii="Consolas" w:hAnsi="Consolas" w:eastAsia="等线"/>
+          <w:b w:val="0"/>
+          <w:i w:val="0"/>
+          <w:color w:val="444444"/>
+          <w:sz w:val="19"/>
+        </w:rPr>
+        <w:t>ExpSeries.exp_mono_le_noclassic</w:t>
+      </w:r>
       <w:r>
         <w:rPr>
           <w:rFonts w:ascii="Times New Roman" w:hAnsi="Times New Roman" w:eastAsia="宋体"/>
@@ -2319,7 +2459,107 @@
           <w:color w:val="444444"/>
           <w:sz w:val="21"/>
         </w:rPr>
-        <w:t>修订摘要（v2.7→v2.8）：§5.6.6 压缩感知族新增</w:t>
+        <w:t xml:space="preserve"> 已并入合并版 L63579/L63672/L63719，4 个注意力定理位于其后，</w:t>
+      </w:r>
+      <w:r>
+        <w:rPr>
+          <w:rFonts w:ascii="Consolas" w:hAnsi="Consolas" w:eastAsia="等线"/>
+          <w:b w:val="0"/>
+          <w:i w:val="0"/>
+          <w:color w:val="444444"/>
+          <w:sz w:val="19"/>
+        </w:rPr>
+        <w:t>exp_increasing</w:t>
+      </w:r>
+      <w:r>
+        <w:rPr>
+          <w:rFonts w:ascii="Times New Roman" w:hAnsi="Times New Roman" w:eastAsia="宋体"/>
+          <w:b w:val="0"/>
+          <w:i/>
+          <w:color w:val="444444"/>
+          <w:sz w:val="21"/>
+        </w:rPr>
+        <w:t xml:space="preserve"> 仅存于 ca_* 基础设施非审计目标；</w:t>
+      </w:r>
+      <w:r>
+        <w:rPr>
+          <w:rFonts w:ascii="Consolas" w:hAnsi="Consolas" w:eastAsia="等线"/>
+          <w:b w:val="0"/>
+          <w:i w:val="0"/>
+          <w:color w:val="444444"/>
+          <w:sz w:val="19"/>
+        </w:rPr>
+        <w:t>sig_forall_dec</w:t>
+      </w:r>
+      <w:r>
+        <w:rPr>
+          <w:rFonts w:ascii="Times New Roman" w:hAnsi="Times New Roman" w:eastAsia="宋体"/>
+          <w:b w:val="0"/>
+          <w:i/>
+          <w:color w:val="444444"/>
+          <w:sz w:val="21"/>
+        </w:rPr>
+        <w:t>/</w:t>
+      </w:r>
+      <w:r>
+        <w:rPr>
+          <w:rFonts w:ascii="Consolas" w:hAnsi="Consolas" w:eastAsia="等线"/>
+          <w:b w:val="0"/>
+          <w:i w:val="0"/>
+          <w:color w:val="444444"/>
+          <w:sz w:val="19"/>
+        </w:rPr>
+        <w:t>sig_not_dec</w:t>
+      </w:r>
+      <w:r>
+        <w:rPr>
+          <w:rFonts w:ascii="Times New Roman" w:hAnsi="Times New Roman" w:eastAsia="宋体"/>
+          <w:b w:val="0"/>
+          <w:i/>
+          <w:color w:val="444444"/>
+          <w:sz w:val="21"/>
+        </w:rPr>
+        <w:t>/</w:t>
+      </w:r>
+      <w:r>
+        <w:rPr>
+          <w:rFonts w:ascii="Consolas" w:hAnsi="Consolas" w:eastAsia="等线"/>
+          <w:b w:val="0"/>
+          <w:i w:val="0"/>
+          <w:color w:val="444444"/>
+          <w:sz w:val="19"/>
+        </w:rPr>
+        <w:t>fext</w:t>
+      </w:r>
+      <w:r>
+        <w:rPr>
+          <w:rFonts w:ascii="Times New Roman" w:hAnsi="Times New Roman" w:eastAsia="宋体"/>
+          <w:b w:val="0"/>
+          <w:i/>
+          <w:color w:val="444444"/>
+          <w:sz w:val="21"/>
+        </w:rPr>
+        <w:t xml:space="preserve"> 显式声明为可接受 Reals 基底、非 </w:t>
+      </w:r>
+      <w:r>
+        <w:rPr>
+          <w:rFonts w:ascii="Consolas" w:hAnsi="Consolas" w:eastAsia="等线"/>
+          <w:b w:val="0"/>
+          <w:i w:val="0"/>
+          <w:color w:val="444444"/>
+          <w:sz w:val="19"/>
+        </w:rPr>
+        <w:t>Classical_Prop.classic</w:t>
+      </w:r>
+      <w:r>
+        <w:rPr>
+          <w:rFonts w:ascii="Times New Roman" w:hAnsi="Times New Roman" w:eastAsia="宋体"/>
+          <w:b w:val="0"/>
+          <w:i/>
+          <w:color w:val="444444"/>
+          <w:sz w:val="21"/>
+        </w:rPr>
+        <w:t xml:space="preserve"> 公理）；</w:t>
       </w:r>
       <w:r>
         <w:rPr>
@@ -2329,7 +2569,7 @@
           <w:color w:val="444444"/>
           <w:sz w:val="21"/>
         </w:rPr>
-        <w:t>检查器充要刻画</w:t>
+        <w:t>附录 A 补 `probe_nearcoll.v`</w:t>
       </w:r>
       <w:r>
         <w:rPr>
@@ -2339,7 +2579,7 @@
           <w:color w:val="444444"/>
           <w:sz w:val="21"/>
         </w:rPr>
-        <w:t>（G-3，</w:t>
+        <w:t xml:space="preserve">（承载 </w:t>
       </w:r>
       <w:r>
         <w:rPr>
@@ -2349,7 +2589,7 @@
           <w:color w:val="444444"/>
           <w:sz w:val="19"/>
         </w:rPr>
-        <w:t>g3_certifiable_iff</w:t>
+        <w:t>golden_near_collision_gold</w:t>
       </w:r>
       <w:r>
         <w:rPr>
@@ -2359,27 +2599,7 @@
           <w:color w:val="444444"/>
           <w:sz w:val="21"/>
         </w:rPr>
-        <w:t xml:space="preserve"> + </w:t>
-      </w:r>
-      <w:r>
-        <w:rPr>
-          <w:rFonts w:ascii="Consolas" w:hAnsi="Consolas" w:eastAsia="等线"/>
-          <w:b w:val="0"/>
-          <w:i w:val="0"/>
-          <w:color w:val="444444"/>
-          <w:sz w:val="19"/>
-        </w:rPr>
-        <w:t>g3_row_bound_mu</w:t>
-      </w:r>
-      <w:r>
-        <w:rPr>
-          <w:rFonts w:ascii="Times New Roman" w:hAnsi="Times New Roman" w:eastAsia="宋体"/>
-          <w:b w:val="0"/>
-          <w:i/>
-          <w:color w:val="444444"/>
-          <w:sz w:val="21"/>
-        </w:rPr>
-        <w:t>，probe_g3_criterion.v 5 Qed：反射检查器通过 ⟺ 每行精确相干行和 ≤ p/q，把"检查器通过 ⟹ 框架界"从单向充分升级为 iff）与</w:t>
+        <w:t>）；</w:t>
       </w:r>
       <w:r>
         <w:rPr>
@@ -2389,7 +2609,7 @@
           <w:color w:val="444444"/>
           <w:sz w:val="21"/>
         </w:rPr>
-        <w:t>可判定性溢价反例</w:t>
+        <w:t>构造性轨道贡献在贡献清单中突出</w:t>
       </w:r>
       <w:r>
         <w:rPr>
@@ -2399,18 +2619,13 @@
           <w:color w:val="444444"/>
           <w:sz w:val="21"/>
         </w:rPr>
-        <w:t>（G-5，</w:t>
-      </w:r>
-      <w:r>
-        <w:rPr>
-          <w:rFonts w:ascii="Consolas" w:hAnsi="Consolas" w:eastAsia="等线"/>
-          <w:b w:val="0"/>
-          <w:i w:val="0"/>
-          <w:color w:val="444444"/>
-          <w:sz w:val="19"/>
-        </w:rPr>
-        <w:t>g5_premium</w:t>
-      </w:r>
+        <w:t>（纯 ConstructiveReals、零经典公理，方法论对照）。</w:t>
+      </w:r>
+    </w:p>
+    <w:p>
+      <w:pPr>
+        <w:ind w:left="432"/>
+      </w:pPr>
       <w:r>
         <w:rPr>
           <w:rFonts w:ascii="Times New Roman" w:hAnsi="Times New Roman" w:eastAsia="宋体"/>
@@ -2419,7 +2634,7 @@
           <w:color w:val="444444"/>
           <w:sz w:val="21"/>
         </w:rPr>
-        <w:t>，probe_g5_premium.v 35 Qed：存在具体阶梯 [3,7,15]——反射检查器拒（frame_check_instance=false）但精确 Gram 相干行和 ≤ 4/5（完整口径闭式 0.787043，与评估文档一致）——把 §5.2"假阴性 49.1%"叙事升级为具体机器检查反例，是 G-3 必要方向的直接见证）。G-3/G-5 未并入合并版（z 区探针待合并）。</w:t>
+        <w:t>修订摘要（v2.8→v2.9，2026-08-26）：</w:t>
       </w:r>
       <w:r>
         <w:rPr>
@@ -2429,7 +2644,7 @@
           <w:color w:val="444444"/>
           <w:sz w:val="21"/>
         </w:rPr>
-        <w:t>追加（v2.8 修订，2026-08-25）</w:t>
+        <w:t>M4 可判定性溢价主定理构造化收官</w:t>
       </w:r>
       <w:r>
         <w:rPr>
@@ -2439,7 +2654,67 @@
           <w:color w:val="444444"/>
           <w:sz w:val="21"/>
         </w:rPr>
-        <w:t xml:space="preserve">：§5.6.6 压缩感知族新增 </w:t>
+        <w:t>（</w:t>
+      </w:r>
+      <w:r>
+        <w:rPr>
+          <w:rFonts w:ascii="Consolas" w:hAnsi="Consolas" w:eastAsia="等线"/>
+          <w:b w:val="0"/>
+          <w:i w:val="0"/>
+          <w:color w:val="444444"/>
+          <w:sz w:val="19"/>
+        </w:rPr>
+        <w:t>probe_decidability_premium_cr.v</w:t>
+      </w:r>
+      <w:r>
+        <w:rPr>
+          <w:rFonts w:ascii="Times New Roman" w:hAnsi="Times New Roman" w:eastAsia="宋体"/>
+          <w:b w:val="0"/>
+          <w:i/>
+          <w:color w:val="444444"/>
+          <w:sz w:val="21"/>
+        </w:rPr>
+        <w:t xml:space="preserve"> 并入合并版 25 模块 55/55：Gram 相干行和 ≤ 63/80 + 反射界 21/16 + 溢价 5/3，</w:t>
+      </w:r>
+      <w:r>
+        <w:rPr>
+          <w:rFonts w:ascii="Consolas" w:hAnsi="Consolas" w:eastAsia="等线"/>
+          <w:b w:val="0"/>
+          <w:i w:val="0"/>
+          <w:color w:val="444444"/>
+          <w:sz w:val="19"/>
+        </w:rPr>
+        <w:t>m4_decidability_premium : {w &amp; CRle w (63/80)}</w:t>
+      </w:r>
+      <w:r>
+        <w:rPr>
+          <w:rFonts w:ascii="Times New Roman" w:hAnsi="Times New Roman" w:eastAsia="宋体"/>
+          <w:b w:val="0"/>
+          <w:i/>
+          <w:color w:val="444444"/>
+          <w:sz w:val="21"/>
+        </w:rPr>
+        <w:t xml:space="preserve"> Set 层 sigT 定理，核心 </w:t>
+      </w:r>
+      <w:r>
+        <w:rPr>
+          <w:rFonts w:ascii="Consolas" w:hAnsi="Consolas" w:eastAsia="等线"/>
+          <w:b w:val="0"/>
+          <w:i w:val="0"/>
+          <w:color w:val="444444"/>
+          <w:sz w:val="19"/>
+        </w:rPr>
+        <w:t>m4_CRinv_le_contravar</w:t>
+      </w:r>
+      <w:r>
+        <w:rPr>
+          <w:rFonts w:ascii="Times New Roman" w:hAnsi="Times New Roman" w:eastAsia="宋体"/>
+          <w:b w:val="0"/>
+          <w:i/>
+          <w:color w:val="444444"/>
+          <w:sz w:val="21"/>
+        </w:rPr>
+        <w:t xml:space="preserve"> 纯构造反变单调，Print Assumptions 全 Closed）；</w:t>
       </w:r>
       <w:r>
         <w:rPr>
@@ -2449,7 +2724,7 @@
           <w:color w:val="444444"/>
           <w:sz w:val="21"/>
         </w:rPr>
-        <w:t>G-5 构造性三角资产</w:t>
+        <w:t>合并版 24 修复 G_MORE 遗漏</w:t>
       </w:r>
       <w:r>
         <w:rPr>
@@ -2459,7 +2734,7 @@
           <w:color w:val="444444"/>
           <w:sz w:val="21"/>
         </w:rPr>
-        <w:t xml:space="preserve">（纯构造性轨道：M1 构造性 π </w:t>
+        <w:t>（</w:t>
       </w:r>
       <w:r>
         <w:rPr>
@@ -2469,7 +2744,7 @@
           <w:color w:val="444444"/>
           <w:sz w:val="19"/>
         </w:rPr>
-        <w:t>probe_pi_cr_m1a</w:t>
+        <w:t>_merge_ca.py</w:t>
       </w:r>
       <w:r>
         <w:rPr>
@@ -2479,18 +2754,13 @@
           <w:color w:val="444444"/>
           <w:sz w:val="21"/>
         </w:rPr>
-        <w:t xml:space="preserve"> 25 Qed + </w:t>
-      </w:r>
-      <w:r>
-        <w:rPr>
-          <w:rFonts w:ascii="Consolas" w:hAnsi="Consolas" w:eastAsia="等线"/>
-          <w:b w:val="0"/>
-          <w:i w:val="0"/>
-          <w:color w:val="444444"/>
-          <w:sz w:val="19"/>
-        </w:rPr>
-        <w:t>probe_pi_cr_m1b</w:t>
-      </w:r>
+        <w:t xml:space="preserve"> p24 补 G_MORE，恢复 49 模块归档口径）；合并版 25 = 67 模块分区（55 分区，原 53 分区 + s7_s9_mono + decidability_premium_cr）；全量编译 41 独立模块 + 23/24/25 合并版 EXIT=0；30模块 归档 SHA-256 同步。</w:t>
+      </w:r>
+    </w:p>
+    <w:p>
+      <w:pPr>
+        <w:ind w:left="432"/>
+      </w:pPr>
       <w:r>
         <w:rPr>
           <w:rFonts w:ascii="Times New Roman" w:hAnsi="Times New Roman" w:eastAsia="宋体"/>
@@ -2499,47 +2769,7 @@
           <w:color w:val="444444"/>
           <w:sz w:val="21"/>
         </w:rPr>
-        <w:t xml:space="preserve"> 43 Qed（Leibniz 级数 + CR_complete，3.141 ≤ π ≤ 3.142）、M2 构造性 sin </w:t>
-      </w:r>
-      <w:r>
-        <w:rPr>
-          <w:rFonts w:ascii="Consolas" w:hAnsi="Consolas" w:eastAsia="等线"/>
-          <w:b w:val="0"/>
-          <w:i w:val="0"/>
-          <w:color w:val="444444"/>
-          <w:sz w:val="19"/>
-        </w:rPr>
-        <w:t>probe_sin_cr_m2</w:t>
-      </w:r>
-      <w:r>
-        <w:rPr>
-          <w:rFonts w:ascii="Times New Roman" w:hAnsi="Times New Roman" w:eastAsia="宋体"/>
-          <w:b w:val="0"/>
-          <w:i/>
-          <w:color w:val="444444"/>
-          <w:sz w:val="21"/>
-        </w:rPr>
-        <w:t xml:space="preserve"> 39 Qed（交替幂级数）、M3 构造性 sqrt </w:t>
-      </w:r>
-      <w:r>
-        <w:rPr>
-          <w:rFonts w:ascii="Consolas" w:hAnsi="Consolas" w:eastAsia="等线"/>
-          <w:b w:val="0"/>
-          <w:i w:val="0"/>
-          <w:color w:val="444444"/>
-          <w:sz w:val="19"/>
-        </w:rPr>
-        <w:t>probe_sqrt_cr_m3</w:t>
-      </w:r>
-      <w:r>
-        <w:rPr>
-          <w:rFonts w:ascii="Times New Roman" w:hAnsi="Times New Roman" w:eastAsia="宋体"/>
-          <w:b w:val="0"/>
-          <w:i/>
-          <w:color w:val="444444"/>
-          <w:sz w:val="21"/>
-        </w:rPr>
-        <w:t xml:space="preserve"> 59 Qed（Q 层二分，√21 ≥ 458/100、√105 ≥ 10246/1000）——零经典、零 Admitted、零自定义公理，Print Assumptions 全 Closed，</w:t>
+        <w:t>修订摘要（v2.7→v2.8）：§5.6.6 压缩感知族新增</w:t>
       </w:r>
       <w:r>
         <w:rPr>
@@ -2549,7 +2779,7 @@
           <w:color w:val="444444"/>
           <w:sz w:val="21"/>
         </w:rPr>
-        <w:t>已并入合并版 `ca_merged_full_25.v`（67 模块分区，MERGE_EXIT=0）</w:t>
+        <w:t>检查器充要刻画</w:t>
       </w:r>
       <w:r>
         <w:rPr>
@@ -2559,7 +2789,47 @@
           <w:color w:val="444444"/>
           <w:sz w:val="21"/>
         </w:rPr>
-        <w:t>）。定位：G-5 可判定性溢价主定理构造化版本的三角基座；</w:t>
+        <w:t>（G-3，</w:t>
+      </w:r>
+      <w:r>
+        <w:rPr>
+          <w:rFonts w:ascii="Consolas" w:hAnsi="Consolas" w:eastAsia="等线"/>
+          <w:b w:val="0"/>
+          <w:i w:val="0"/>
+          <w:color w:val="444444"/>
+          <w:sz w:val="19"/>
+        </w:rPr>
+        <w:t>g3_certifiable_iff</w:t>
+      </w:r>
+      <w:r>
+        <w:rPr>
+          <w:rFonts w:ascii="Times New Roman" w:hAnsi="Times New Roman" w:eastAsia="宋体"/>
+          <w:b w:val="0"/>
+          <w:i/>
+          <w:color w:val="444444"/>
+          <w:sz w:val="21"/>
+        </w:rPr>
+        <w:t xml:space="preserve"> + </w:t>
+      </w:r>
+      <w:r>
+        <w:rPr>
+          <w:rFonts w:ascii="Consolas" w:hAnsi="Consolas" w:eastAsia="等线"/>
+          <w:b w:val="0"/>
+          <w:i w:val="0"/>
+          <w:color w:val="444444"/>
+          <w:sz w:val="19"/>
+        </w:rPr>
+        <w:t>g3_row_bound_mu</w:t>
+      </w:r>
+      <w:r>
+        <w:rPr>
+          <w:rFonts w:ascii="Times New Roman" w:hAnsi="Times New Roman" w:eastAsia="宋体"/>
+          <w:b w:val="0"/>
+          <w:i/>
+          <w:color w:val="444444"/>
+          <w:sz w:val="21"/>
+        </w:rPr>
+        <w:t>，probe_g3_criterion.v 5 Qed：反射检查器通过 ⟺ 每行精确相干行和 ≤ p/q，把"检查器通过 ⟹ 框架界"从单向充分升级为 iff）与</w:t>
       </w:r>
       <w:r>
         <w:rPr>
@@ -2569,7 +2839,7 @@
           <w:color w:val="444444"/>
           <w:sz w:val="21"/>
         </w:rPr>
-        <w:t>M4 可判定性溢价主定理已构造化完成（2026-08-26：`probe_decidability_premium_cr.v` 并入合并版 25 模块 55/55，Gram 相干行和 ≤ 63/80 + 反射界 21/16 &gt; 4/5 + 溢价 5/3，核心 `m4_CRinv_le_contravar`（CRinv 反变单调纯构造），Set 层 sigT 最终定理 `m4_decidability_premium : {w &amp; CRle w (63/80)}`，Print Assumptions 全 Closed——相干缺口闭合的构造性收官）</w:t>
+        <w:t>可判定性溢价反例</w:t>
       </w:r>
       <w:r>
         <w:rPr>
@@ -2579,7 +2849,27 @@
           <w:color w:val="444444"/>
           <w:sz w:val="21"/>
         </w:rPr>
-        <w:t>。</w:t>
+        <w:t>（G-5，</w:t>
+      </w:r>
+      <w:r>
+        <w:rPr>
+          <w:rFonts w:ascii="Consolas" w:hAnsi="Consolas" w:eastAsia="等线"/>
+          <w:b w:val="0"/>
+          <w:i w:val="0"/>
+          <w:color w:val="444444"/>
+          <w:sz w:val="19"/>
+        </w:rPr>
+        <w:t>g5_premium</w:t>
+      </w:r>
+      <w:r>
+        <w:rPr>
+          <w:rFonts w:ascii="Times New Roman" w:hAnsi="Times New Roman" w:eastAsia="宋体"/>
+          <w:b w:val="0"/>
+          <w:i/>
+          <w:color w:val="444444"/>
+          <w:sz w:val="21"/>
+        </w:rPr>
+        <w:t>，probe_g5_premium.v 35 Qed：存在具体阶梯 [3,7,15]——反射检查器拒（frame_check_instance=false）但精确 Gram 相干行和 ≤ 4/5（完整口径闭式 0.787043，与评估文档一致）——把 §5.2"假阴性 49.1%"叙事升级为具体机器检查反例，是 G-3 必要方向的直接见证）。G-3/G-5 未并入合并版（z 区探针待合并）。</w:t>
       </w:r>
       <w:r>
         <w:rPr>
@@ -2589,7 +2879,7 @@
           <w:color w:val="444444"/>
           <w:sz w:val="21"/>
         </w:rPr>
-        <w:t>代码-论文漂移标注（✅ 已修复 2026-08-25）</w:t>
+        <w:t>追加（v2.8 修订，2026-08-25）</w:t>
       </w:r>
       <w:r>
         <w:rPr>
@@ -2599,27 +2889,7 @@
           <w:color w:val="444444"/>
           <w:sz w:val="21"/>
         </w:rPr>
-        <w:t xml:space="preserve">：G-2（mu_adj 相变）曾在 src 重新生成的 24/25 中缺失（_merge_ca.py G_MORE 列表缺 probe_g2_mu_adj）——已补入 </w:t>
-      </w:r>
-      <w:r>
-        <w:rPr>
-          <w:rFonts w:ascii="Consolas" w:hAnsi="Consolas" w:eastAsia="等线"/>
-          <w:b w:val="0"/>
-          <w:i w:val="0"/>
-          <w:color w:val="444444"/>
-          <w:sz w:val="19"/>
-        </w:rPr>
-        <w:t>_merge_ca.py</w:t>
-      </w:r>
-      <w:r>
-        <w:rPr>
-          <w:rFonts w:ascii="Times New Roman" w:hAnsi="Times New Roman" w:eastAsia="宋体"/>
-          <w:b w:val="0"/>
-          <w:i/>
-          <w:color w:val="444444"/>
-          <w:sz w:val="21"/>
-        </w:rPr>
-        <w:t xml:space="preserve">（G_MORE + G_MORE_CLASSIC），重新生成合并版 25 = </w:t>
+        <w:t xml:space="preserve">：§5.6.6 压缩感知族新增 </w:t>
       </w:r>
       <w:r>
         <w:rPr>
@@ -2629,7 +2899,7 @@
           <w:color w:val="444444"/>
           <w:sz w:val="21"/>
         </w:rPr>
-        <w:t>87588 行 / 67 模块分区（55 模块分区）</w:t>
+        <w:t>G-5 构造性三角资产</w:t>
       </w:r>
       <w:r>
         <w:rPr>
@@ -2639,7 +2909,7 @@
           <w:color w:val="444444"/>
           <w:sz w:val="21"/>
         </w:rPr>
-        <w:t>，</w:t>
+        <w:t xml:space="preserve">（纯构造性轨道：M1 构造性 π </w:t>
       </w:r>
       <w:r>
         <w:rPr>
@@ -2649,7 +2919,7 @@
           <w:color w:val="444444"/>
           <w:sz w:val="19"/>
         </w:rPr>
-        <w:t>G2MuAdj</w:t>
+        <w:t>probe_pi_cr_m1a</w:t>
       </w:r>
       <w:r>
         <w:rPr>
@@ -2659,7 +2929,67 @@
           <w:color w:val="444444"/>
           <w:sz w:val="21"/>
         </w:rPr>
-        <w:t xml:space="preserve"> 三定理（mu_adj_decreasing / mu_adj_phase_transition / mu_adj_asymptotic）恢复并入（模块 49/55），</w:t>
+        <w:t xml:space="preserve"> 25 Qed + </w:t>
+      </w:r>
+      <w:r>
+        <w:rPr>
+          <w:rFonts w:ascii="Consolas" w:hAnsi="Consolas" w:eastAsia="等线"/>
+          <w:b w:val="0"/>
+          <w:i w:val="0"/>
+          <w:color w:val="444444"/>
+          <w:sz w:val="19"/>
+        </w:rPr>
+        <w:t>probe_pi_cr_m1b</w:t>
+      </w:r>
+      <w:r>
+        <w:rPr>
+          <w:rFonts w:ascii="Times New Roman" w:hAnsi="Times New Roman" w:eastAsia="宋体"/>
+          <w:b w:val="0"/>
+          <w:i/>
+          <w:color w:val="444444"/>
+          <w:sz w:val="21"/>
+        </w:rPr>
+        <w:t xml:space="preserve"> 43 Qed（Leibniz 级数 + CR_complete，3.141 ≤ π ≤ 3.142）、M2 构造性 sin </w:t>
+      </w:r>
+      <w:r>
+        <w:rPr>
+          <w:rFonts w:ascii="Consolas" w:hAnsi="Consolas" w:eastAsia="等线"/>
+          <w:b w:val="0"/>
+          <w:i w:val="0"/>
+          <w:color w:val="444444"/>
+          <w:sz w:val="19"/>
+        </w:rPr>
+        <w:t>probe_sin_cr_m2</w:t>
+      </w:r>
+      <w:r>
+        <w:rPr>
+          <w:rFonts w:ascii="Times New Roman" w:hAnsi="Times New Roman" w:eastAsia="宋体"/>
+          <w:b w:val="0"/>
+          <w:i/>
+          <w:color w:val="444444"/>
+          <w:sz w:val="21"/>
+        </w:rPr>
+        <w:t xml:space="preserve"> 39 Qed（交替幂级数）、M3 构造性 sqrt </w:t>
+      </w:r>
+      <w:r>
+        <w:rPr>
+          <w:rFonts w:ascii="Consolas" w:hAnsi="Consolas" w:eastAsia="等线"/>
+          <w:b w:val="0"/>
+          <w:i w:val="0"/>
+          <w:color w:val="444444"/>
+          <w:sz w:val="19"/>
+        </w:rPr>
+        <w:t>probe_sqrt_cr_m3</w:t>
+      </w:r>
+      <w:r>
+        <w:rPr>
+          <w:rFonts w:ascii="Times New Roman" w:hAnsi="Times New Roman" w:eastAsia="宋体"/>
+          <w:b w:val="0"/>
+          <w:i/>
+          <w:color w:val="444444"/>
+          <w:sz w:val="21"/>
+        </w:rPr>
+        <w:t xml:space="preserve"> 59 Qed（Q 层二分，√21 ≥ 458/100、√105 ≥ 10246/1000）——零经典、零 Admitted、零自定义公理，Print Assumptions 全 Closed，</w:t>
       </w:r>
       <w:r>
         <w:rPr>
@@ -2669,7 +2999,7 @@
           <w:color w:val="444444"/>
           <w:sz w:val="21"/>
         </w:rPr>
-        <w:t>MERGE_EXIT=0 验证通过</w:t>
+        <w:t>已并入合并版 `ca_merged_full_25.v`（67 模块分区，MERGE_EXIT=0）</w:t>
       </w:r>
       <w:r>
         <w:rPr>
@@ -2679,7 +3009,7 @@
           <w:color w:val="444444"/>
           <w:sz w:val="21"/>
         </w:rPr>
-        <w:t>；30模块 归档已同步（SHA-256 一致）。（v2.6→v2.7）：§5.6.6 压缩感知族新增</w:t>
+        <w:t>）。定位：G-5 可判定性溢价主定理构造化版本的三角基座；</w:t>
       </w:r>
       <w:r>
         <w:rPr>
@@ -2689,7 +3019,7 @@
           <w:color w:val="444444"/>
           <w:sz w:val="21"/>
         </w:rPr>
-        <w:t>加权阶梯范数精确闭式</w:t>
+        <w:t>M4 可判定性溢价主定理已构造化完成（2026-08-26：`probe_decidability_premium_cr.v` 并入合并版 25 模块 55/55，Gram 相干行和 ≤ 63/80 + 反射界 21/16 &gt; 4/5 + 溢价 5/3，核心 `m4_CRinv_le_contravar`（CRinv 反变单调纯构造），Set 层 sigT 最终定理 `m4_decidability_premium : {w &amp; CRle w (63/80)}`，Print Assumptions 全 Closed——相干缺口闭合的构造性收官）</w:t>
       </w:r>
       <w:r>
         <w:rPr>
@@ -2699,27 +3029,7 @@
           <w:color w:val="444444"/>
           <w:sz w:val="21"/>
         </w:rPr>
-        <w:t>（G-1，</w:t>
-      </w:r>
-      <w:r>
-        <w:rPr>
-          <w:rFonts w:ascii="Consolas" w:hAnsi="Consolas" w:eastAsia="等线"/>
-          <w:b w:val="0"/>
-          <w:i w:val="0"/>
-          <w:color w:val="444444"/>
-          <w:sz w:val="19"/>
-        </w:rPr>
-        <w:t>G1_norm_closed</w:t>
-      </w:r>
-      <w:r>
-        <w:rPr>
-          <w:rFonts w:ascii="Times New Roman" w:hAnsi="Times New Roman" w:eastAsia="宋体"/>
-          <w:b w:val="0"/>
-          <w:i/>
-          <w:color w:val="444444"/>
-          <w:sz w:val="21"/>
-        </w:rPr>
-        <w:t>，probe_g1_norm_closed.v 21 Qed：任意 M 组合平方范数精确等式，交叉项 K_W 用单对 Dirichlet 核比闭式替换——根治审稿 A-1/B-1 的 12.5× 口径混用，G-2/G-5/G-6 前置）与</w:t>
+        <w:t>。</w:t>
       </w:r>
       <w:r>
         <w:rPr>
@@ -2729,7 +3039,7 @@
           <w:color w:val="444444"/>
           <w:sz w:val="21"/>
         </w:rPr>
-        <w:t>相邻带相干渐近闭式 + 相变定理</w:t>
+        <w:t>代码-论文漂移标注（✅ 已修复 2026-08-25）</w:t>
       </w:r>
       <w:r>
         <w:rPr>
@@ -2739,7 +3049,7 @@
           <w:color w:val="444444"/>
           <w:sz w:val="21"/>
         </w:rPr>
-        <w:t>（G-2，</w:t>
+        <w:t xml:space="preserve">：G-2（mu_adj 相变）曾在 src 重新生成的 24/25 中缺失（_merge_ca.py G_MORE 列表缺 probe_g2_mu_adj）——已补入 </w:t>
       </w:r>
       <w:r>
         <w:rPr>
@@ -2749,7 +3059,7 @@
           <w:color w:val="444444"/>
           <w:sz w:val="19"/>
         </w:rPr>
-        <w:t>mu_adj_decreasing</w:t>
+        <w:t>_merge_ca.py</w:t>
       </w:r>
       <w:r>
         <w:rPr>
@@ -2759,47 +3069,7 @@
           <w:color w:val="444444"/>
           <w:sz w:val="21"/>
         </w:rPr>
-        <w:t>/</w:t>
-      </w:r>
-      <w:r>
-        <w:rPr>
-          <w:rFonts w:ascii="Consolas" w:hAnsi="Consolas" w:eastAsia="等线"/>
-          <w:b w:val="0"/>
-          <w:i w:val="0"/>
-          <w:color w:val="444444"/>
-          <w:sz w:val="19"/>
-        </w:rPr>
-        <w:t>mu_adj_phase_transition</w:t>
-      </w:r>
-      <w:r>
-        <w:rPr>
-          <w:rFonts w:ascii="Times New Roman" w:hAnsi="Times New Roman" w:eastAsia="宋体"/>
-          <w:b w:val="0"/>
-          <w:i/>
-          <w:color w:val="444444"/>
-          <w:sz w:val="21"/>
-        </w:rPr>
-        <w:t>/</w:t>
-      </w:r>
-      <w:r>
-        <w:rPr>
-          <w:rFonts w:ascii="Consolas" w:hAnsi="Consolas" w:eastAsia="等线"/>
-          <w:b w:val="0"/>
-          <w:i w:val="0"/>
-          <w:color w:val="444444"/>
-          <w:sz w:val="19"/>
-        </w:rPr>
-        <w:t>mu_adj_asymptotic</w:t>
-      </w:r>
-      <w:r>
-        <w:rPr>
-          <w:rFonts w:ascii="Times New Roman" w:hAnsi="Times New Roman" w:eastAsia="宋体"/>
-          <w:b w:val="0"/>
-          <w:i/>
-          <w:color w:val="444444"/>
-          <w:sz w:val="21"/>
-        </w:rPr>
-        <w:t>，probe_g2_mu_adj.v 36 Qed：μ_adj(r)=√r·sin(π/r)/(π(r−1)) 定理化——</w:t>
+        <w:t xml:space="preserve">（G_MORE + G_MORE_CLASSIC），重新生成合并版 25 = </w:t>
       </w:r>
       <w:r>
         <w:rPr>
@@ -2809,7 +3079,7 @@
           <w:color w:val="444444"/>
           <w:sz w:val="21"/>
         </w:rPr>
-        <w:t>真正新数学</w:t>
+        <w:t>87588 行 / 67 模块分区（55 模块分区）</w:t>
       </w:r>
       <w:r>
         <w:rPr>
@@ -2819,7 +3089,27 @@
           <w:color w:val="444444"/>
           <w:sz w:val="21"/>
         </w:rPr>
-        <w:t>，相变点 r*（μ_adj=4/5，≈1.30）经 π&lt;17/5 上界（sin_bound 0 阶）+ IVT_interv 夹逼，落实 B-7 强叙事）。G-1 并入合并版 48 模块、G-2 并入 49 模块，全量合并编译 EXIT=0。（v2.5→v2.6）：§5.6.6 压缩感知族新增</w:t>
+        <w:t>，</w:t>
+      </w:r>
+      <w:r>
+        <w:rPr>
+          <w:rFonts w:ascii="Consolas" w:hAnsi="Consolas" w:eastAsia="等线"/>
+          <w:b w:val="0"/>
+          <w:i w:val="0"/>
+          <w:color w:val="444444"/>
+          <w:sz w:val="19"/>
+        </w:rPr>
+        <w:t>G2MuAdj</w:t>
+      </w:r>
+      <w:r>
+        <w:rPr>
+          <w:rFonts w:ascii="Times New Roman" w:hAnsi="Times New Roman" w:eastAsia="宋体"/>
+          <w:b w:val="0"/>
+          <w:i/>
+          <w:color w:val="444444"/>
+          <w:sz w:val="21"/>
+        </w:rPr>
+        <w:t xml:space="preserve"> 三定理（mu_adj_decreasing / mu_adj_phase_transition / mu_adj_asymptotic）恢复并入（模块 49/55），</w:t>
       </w:r>
       <w:r>
         <w:rPr>
@@ -2829,7 +3119,7 @@
           <w:color w:val="444444"/>
           <w:sz w:val="21"/>
         </w:rPr>
-        <w:t>字典最优性⟹恢复保证合成定理</w:t>
+        <w:t>MERGE_EXIT=0 验证通过</w:t>
       </w:r>
       <w:r>
         <w:rPr>
@@ -2839,47 +3129,7 @@
           <w:color w:val="444444"/>
           <w:sz w:val="21"/>
         </w:rPr>
-        <w:t>（G-8，</w:t>
-      </w:r>
-      <w:r>
-        <w:rPr>
-          <w:rFonts w:ascii="Consolas" w:hAnsi="Consolas" w:eastAsia="等线"/>
-          <w:b w:val="0"/>
-          <w:i w:val="0"/>
-          <w:color w:val="444444"/>
-          <w:sz w:val="19"/>
-        </w:rPr>
-        <w:t>CRg8_recovery_synthesis</w:t>
-      </w:r>
-      <w:r>
-        <w:rPr>
-          <w:rFonts w:ascii="Times New Roman" w:hAnsi="Times New Roman" w:eastAsia="宋体"/>
-          <w:b w:val="0"/>
-          <w:i/>
-          <w:color w:val="444444"/>
-          <w:sz w:val="21"/>
-        </w:rPr>
-        <w:t xml:space="preserve"> + </w:t>
-      </w:r>
-      <w:r>
-        <w:rPr>
-          <w:rFonts w:ascii="Consolas" w:hAnsi="Consolas" w:eastAsia="等线"/>
-          <w:b w:val="0"/>
-          <w:i w:val="0"/>
-          <w:color w:val="444444"/>
-          <w:sz w:val="19"/>
-        </w:rPr>
-        <w:t>CRphase_window_nonempty</w:t>
-      </w:r>
-      <w:r>
-        <w:rPr>
-          <w:rFonts w:ascii="Times New Roman" w:hAnsi="Times New Roman" w:eastAsia="宋体"/>
-          <w:b w:val="0"/>
-          <w:i/>
-          <w:color w:val="444444"/>
-          <w:sz w:val="21"/>
-        </w:rPr>
-        <w:t>，构造性轨道：Welch 下界（平方形态抽象前提）+ F5 唯一性窗口（μ(|T1|+|T2|−1)&lt;1）⟹ 两稀疏表示必相同，相图窗口非空参数条件 (M−N)T² &lt; N(M−1)，6 Qed 零经典，Print Assumptions 双定理 Closed under the global context）。同时并入同事 F5 全文件（probe_uncertainty_cr.v 35 定理，此前仅以条目形式入文）与 F4 经典 Welch 界（probe_welch.v，模块 45）。（v2.4→v2.5）：§5.6.6 压缩感知族新增</w:t>
+        <w:t>；30模块 归档已同步（SHA-256 一致）。（v2.6→v2.7）：§5.6.6 压缩感知族新增</w:t>
       </w:r>
       <w:r>
         <w:rPr>
@@ -2889,7 +3139,7 @@
           <w:color w:val="444444"/>
           <w:sz w:val="21"/>
         </w:rPr>
-        <w:t>唯一性⟹恢复正确性骨架</w:t>
+        <w:t>加权阶梯范数精确闭式</w:t>
       </w:r>
       <w:r>
         <w:rPr>
@@ -2899,7 +3149,7 @@
           <w:color w:val="444444"/>
           <w:sz w:val="21"/>
         </w:rPr>
-        <w:t>（F7/R4，</w:t>
+        <w:t>（G-1，</w:t>
       </w:r>
       <w:r>
         <w:rPr>
@@ -2909,7 +3159,7 @@
           <w:color w:val="444444"/>
           <w:sz w:val="19"/>
         </w:rPr>
-        <w:t>CRrecovery_correct_prefix</w:t>
+        <w:t>G1_norm_closed</w:t>
       </w:r>
       <w:r>
         <w:rPr>
@@ -2919,7 +3169,7 @@
           <w:color w:val="444444"/>
           <w:sz w:val="21"/>
         </w:rPr>
-        <w:t>，构造性轨道：μ(M+1)&lt;1 下两表示相等 ⟹ 系数逐点相等，差分线性 + RIP 界 + 收缩链）与</w:t>
+        <w:t>，probe_g1_norm_closed.v 21 Qed：任意 M 组合平方范数精确等式，交叉项 K_W 用单对 Dirichlet 核比闭式替换——根治审稿 A-1/B-1 的 12.5× 口径混用，G-2/G-5/G-6 前置）与</w:t>
       </w:r>
       <w:r>
         <w:rPr>
@@ -2929,7 +3179,7 @@
           <w:color w:val="444444"/>
           <w:sz w:val="21"/>
         </w:rPr>
-        <w:t>相干字典不确定原理</w:t>
+        <w:t>相邻带相干渐近闭式 + 相变定理</w:t>
       </w:r>
       <w:r>
         <w:rPr>
@@ -2939,7 +3189,7 @@
           <w:color w:val="444444"/>
           <w:sz w:val="21"/>
         </w:rPr>
-        <w:t>（F5，</w:t>
+        <w:t>（G-2，</w:t>
       </w:r>
       <w:r>
         <w:rPr>
@@ -2949,7 +3199,7 @@
           <w:color w:val="444444"/>
           <w:sz w:val="19"/>
         </w:rPr>
-        <w:t>CRuncertainty_principle</w:t>
+        <w:t>mu_adj_decreasing</w:t>
       </w:r>
       <w:r>
         <w:rPr>
@@ -2959,7 +3209,47 @@
           <w:color w:val="444444"/>
           <w:sz w:val="21"/>
         </w:rPr>
-        <w:t>，构造性轨道：μ(|T1|+|T2|−1)&lt;1 下两稀疏表示相等 ⟹ 系数逐点相等，支撑大小口径 1+1/μ，35 定理零经典）。（v2.3→v2.4）：§5.6.6 压缩感知族新增</w:t>
+        <w:t>/</w:t>
+      </w:r>
+      <w:r>
+        <w:rPr>
+          <w:rFonts w:ascii="Consolas" w:hAnsi="Consolas" w:eastAsia="等线"/>
+          <w:b w:val="0"/>
+          <w:i w:val="0"/>
+          <w:color w:val="444444"/>
+          <w:sz w:val="19"/>
+        </w:rPr>
+        <w:t>mu_adj_phase_transition</w:t>
+      </w:r>
+      <w:r>
+        <w:rPr>
+          <w:rFonts w:ascii="Times New Roman" w:hAnsi="Times New Roman" w:eastAsia="宋体"/>
+          <w:b w:val="0"/>
+          <w:i/>
+          <w:color w:val="444444"/>
+          <w:sz w:val="21"/>
+        </w:rPr>
+        <w:t>/</w:t>
+      </w:r>
+      <w:r>
+        <w:rPr>
+          <w:rFonts w:ascii="Consolas" w:hAnsi="Consolas" w:eastAsia="等线"/>
+          <w:b w:val="0"/>
+          <w:i w:val="0"/>
+          <w:color w:val="444444"/>
+          <w:sz w:val="19"/>
+        </w:rPr>
+        <w:t>mu_adj_asymptotic</w:t>
+      </w:r>
+      <w:r>
+        <w:rPr>
+          <w:rFonts w:ascii="Times New Roman" w:hAnsi="Times New Roman" w:eastAsia="宋体"/>
+          <w:b w:val="0"/>
+          <w:i/>
+          <w:color w:val="444444"/>
+          <w:sz w:val="21"/>
+        </w:rPr>
+        <w:t>，probe_g2_mu_adj.v 36 Qed：μ_adj(r)=√r·sin(π/r)/(π(r−1)) 定理化——</w:t>
       </w:r>
       <w:r>
         <w:rPr>
@@ -2969,7 +3259,7 @@
           <w:color w:val="444444"/>
           <w:sz w:val="21"/>
         </w:rPr>
-        <w:t>行和→RIP 桥接</w:t>
+        <w:t>真正新数学</w:t>
       </w:r>
       <w:r>
         <w:rPr>
@@ -2979,67 +3269,7 @@
           <w:color w:val="444444"/>
           <w:sz w:val="21"/>
         </w:rPr>
-        <w:t>（F3）——</w:t>
-      </w:r>
-      <w:r>
-        <w:rPr>
-          <w:rFonts w:ascii="Consolas" w:hAnsi="Consolas" w:eastAsia="等线"/>
-          <w:b w:val="0"/>
-          <w:i w:val="0"/>
-          <w:color w:val="444444"/>
-          <w:sz w:val="19"/>
-        </w:rPr>
-        <w:t>probe_row_rip.v</w:t>
-      </w:r>
-      <w:r>
-        <w:rPr>
-          <w:rFonts w:ascii="Times New Roman" w:hAnsi="Times New Roman" w:eastAsia="宋体"/>
-          <w:b w:val="0"/>
-          <w:i/>
-          <w:color w:val="444444"/>
-          <w:sz w:val="21"/>
-        </w:rPr>
-        <w:t>：行非对角和假设（Σ_{j≠i}|⟨u_i,u_j⟩| ≤ μ_row）⟹ k-原子 RIP（δ_k = (k−1)·μ_row，</w:t>
-      </w:r>
-      <w:r>
-        <w:rPr>
-          <w:rFonts w:ascii="Consolas" w:hAnsi="Consolas" w:eastAsia="等线"/>
-          <w:b w:val="0"/>
-          <w:i w:val="0"/>
-          <w:color w:val="444444"/>
-          <w:sz w:val="19"/>
-        </w:rPr>
-        <w:t>row_rip_bound_M</w:t>
-      </w:r>
-      <w:r>
-        <w:rPr>
-          <w:rFonts w:ascii="Times New Roman" w:hAnsi="Times New Roman" w:eastAsia="宋体"/>
-          <w:b w:val="0"/>
-          <w:i/>
-          <w:color w:val="444444"/>
-          <w:sz w:val="21"/>
-        </w:rPr>
-        <w:t>，比两两相干 μ 版更紧：μ_row ≤ M·μ_pair），9 Qed 零公理，并入合并版 44 模块。v2.3 为 C=4 实例拼接（A2：</w:t>
-      </w:r>
-      <w:r>
-        <w:rPr>
-          <w:rFonts w:ascii="Consolas" w:hAnsi="Consolas" w:eastAsia="等线"/>
-          <w:b w:val="0"/>
-          <w:i w:val="0"/>
-          <w:color w:val="444444"/>
-          <w:sz w:val="19"/>
-        </w:rPr>
-        <w:t>C4_sparse_uniqueness_3</w:t>
-      </w:r>
-      <w:r>
-        <w:rPr>
-          <w:rFonts w:ascii="Times New Roman" w:hAnsi="Times New Roman" w:eastAsia="宋体"/>
-          <w:b w:val="0"/>
-          <w:i/>
-          <w:color w:val="444444"/>
-          <w:sz w:val="21"/>
-        </w:rPr>
-        <w:t>，μ=11289/33920 &lt; 1/3 ⟹ 3 原子 [3,13,53] 稀疏唯一恢复）；v2.2 为 k-原子 RIP（构造性轨道 ca_rip_cr.v，29 Qed 全 "Closed under the global context"，</w:t>
+        <w:t>，相变点 r*（μ_adj=4/5，≈1.30）经 π&lt;17/5 上界（sin_bound 0 阶）+ IVT_interv 夹逼，落实 B-7 强叙事）。G-1 并入合并版 48 模块、G-2 并入 49 模块，全量合并编译 EXIT=0。（v2.5→v2.6）：§5.6.6 压缩感知族新增</w:t>
       </w:r>
       <w:r>
         <w:rPr>
@@ -3049,7 +3279,7 @@
           <w:color w:val="444444"/>
           <w:sz w:val="21"/>
         </w:rPr>
-        <w:t>2026-08-23 深夜同事补 P5 收缩链后现 33 定理</w:t>
+        <w:t>字典最优性⟹恢复保证合成定理</w:t>
       </w:r>
       <w:r>
         <w:rPr>
@@ -3059,330 +3289,48 @@
           <w:color w:val="444444"/>
           <w:sz w:val="21"/>
         </w:rPr>
-        <w:t>）。</w:t>
-      </w:r>
-    </w:p>
-    <w:p>
-      <w:pPr>
-        <w:pStyle w:val="Heading2"/>
-      </w:pPr>
-      <w:r>
-        <w:rPr>
-          <w:rFonts w:ascii="Times New Roman" w:hAnsi="Times New Roman" w:eastAsia="黑体"/>
-          <w:b/>
-          <w:i w:val="0"/>
-          <w:sz w:val="28"/>
-        </w:rPr>
-        <w:t>摘要</w:t>
-      </w:r>
-    </w:p>
-    <w:p>
-      <w:pPr>
-        <w:spacing w:line="336" w:lineRule="auto"/>
-        <w:ind w:firstLine="480"/>
-      </w:pPr>
-      <w:r>
-        <w:rPr>
-          <w:rFonts w:ascii="Times New Roman" w:hAnsi="Times New Roman" w:eastAsia="宋体"/>
-          <w:b w:val="0"/>
-          <w:i w:val="0"/>
-          <w:sz w:val="24"/>
-        </w:rPr>
-        <w:t>我们提出一个 Coq 形式化开发，覆盖"可认证稀疏门控注意力"在几何结构化频率基上的解析核。开发在</w:t>
-      </w:r>
-      <w:r>
-        <w:rPr>
-          <w:rFonts w:ascii="Times New Roman" w:hAnsi="Times New Roman" w:eastAsia="宋体"/>
-          <w:b/>
-          <w:i w:val="0"/>
-          <w:sz w:val="24"/>
-        </w:rPr>
-        <w:t>两条正交的认证轨</w:t>
-      </w:r>
-      <w:r>
-        <w:rPr>
-          <w:rFonts w:ascii="Times New Roman" w:hAnsi="Times New Roman" w:eastAsia="宋体"/>
-          <w:b w:val="0"/>
-          <w:i w:val="0"/>
-          <w:sz w:val="24"/>
-        </w:rPr>
-        <w:t>上证明——表示稳定性轨（(i)–(iii)）与注意力扰动轨（(iv)–(v)），两轨之间无单一依赖链：(i) 一个确定性贪心门控，从任意有序索引集提取通过可判定稀疏增长检查的子集；(ii) 选定子基上成对相干衰减 $\le 1/(\sqrt{C})^{|i-j|}$ 与 Gershgorin 型框架界 $(1\pm\mu)\|c\|^2$；(iii) 行截断能量预算；(iv) softmax 在 $\ell_\infty$ logit 扰动下的 $\ell_1$ 稳定性；(v) 认证注意力近似定理：若每行丢弃谱能量 $\le \varepsilon$，注意力输出偏差至多 $(e^{2\sqrt{\varepsilon}}-1)\cdot V_{\max}$。所有门控与检查器函数提取为可执行 OCaml/Python，并与 Coq 计算参考值交叉核对（24/24）。方法论上，可判定性松弛链（超越界 → 单侧有理支配）、反射检查器模式（运行时判定自带 Coq 内健全性证明）与构造性双轨独立复证均为可迁移模板，不限于频率阶梯场景（§9.1–9.2）。</w:t>
-      </w:r>
-    </w:p>
-    <w:p>
-      <w:pPr>
-        <w:spacing w:line="336" w:lineRule="auto"/>
-        <w:ind w:firstLine="480"/>
-      </w:pPr>
-      <w:r>
-        <w:rPr>
-          <w:rFonts w:ascii="Times New Roman" w:hAnsi="Times New Roman" w:eastAsia="宋体"/>
-          <w:b w:val="0"/>
-          <w:i w:val="0"/>
-          <w:sz w:val="24"/>
-        </w:rPr>
-        <w:t xml:space="preserve">对具体几何阶梯 [3,13,53,213]（C=4），我们证明实例证书 </w:t>
-      </w:r>
-      <w:r>
-        <w:rPr>
-          <w:rFonts w:ascii="Consolas" w:hAnsi="Consolas" w:eastAsia="等线"/>
-          <w:b w:val="0"/>
-          <w:i w:val="0"/>
-          <w:sz w:val="22"/>
-        </w:rPr>
-        <w:t>certified_c4_frame_bounds</w:t>
-      </w:r>
-      <w:r>
-        <w:rPr>
-          <w:rFonts w:ascii="Times New Roman" w:hAnsi="Times New Roman" w:eastAsia="宋体"/>
-          <w:b w:val="0"/>
-          <w:i w:val="0"/>
-          <w:sz w:val="24"/>
-        </w:rPr>
-        <w:t xml:space="preserve">：框架界 [1/5, 9/5]（μ=4/5），其中每个常数都是经超越界单侧支配得到的有理数（floor-sqrt、Jordan 不等式、Dirichlet 核）——证书层为可判定有理算术，可直接提取。证实例证书模式由反射检查器 </w:t>
-      </w:r>
-      <w:r>
-        <w:rPr>
-          <w:rFonts w:ascii="Consolas" w:hAnsi="Consolas" w:eastAsia="等线"/>
-          <w:b w:val="0"/>
-          <w:i w:val="0"/>
-          <w:sz w:val="22"/>
-        </w:rPr>
-        <w:t>frame_check_instance</w:t>
-      </w:r>
-      <w:r>
-        <w:rPr>
-          <w:rFonts w:ascii="Times New Roman" w:hAnsi="Times New Roman" w:eastAsia="宋体"/>
-          <w:b w:val="0"/>
-          <w:i w:val="0"/>
-          <w:sz w:val="24"/>
-        </w:rPr>
-        <w:t xml:space="preserve"> 推广到</w:t>
-      </w:r>
-      <w:r>
-        <w:rPr>
-          <w:rFonts w:ascii="Times New Roman" w:hAnsi="Times New Roman" w:eastAsia="宋体"/>
-          <w:b/>
-          <w:i w:val="0"/>
-          <w:sz w:val="24"/>
-        </w:rPr>
-        <w:t>任意</w:t>
-      </w:r>
-      <w:r>
-        <w:rPr>
-          <w:rFonts w:ascii="Times New Roman" w:hAnsi="Times New Roman" w:eastAsia="宋体"/>
-          <w:b w:val="0"/>
-          <w:i w:val="0"/>
-          <w:sz w:val="24"/>
-        </w:rPr>
-        <w:t>阶梯（μ≤4/5 的可判定</w:t>
-      </w:r>
-      <w:r>
-        <w:rPr>
-          <w:rFonts w:ascii="Times New Roman" w:hAnsi="Times New Roman" w:eastAsia="宋体"/>
-          <w:b/>
-          <w:i w:val="0"/>
-          <w:sz w:val="24"/>
-        </w:rPr>
-        <w:t>充分</w:t>
-      </w:r>
-      <w:r>
-        <w:rPr>
-          <w:rFonts w:ascii="Times New Roman" w:hAnsi="Times New Roman" w:eastAsia="宋体"/>
-          <w:b w:val="0"/>
-          <w:i w:val="0"/>
-          <w:sz w:val="24"/>
-        </w:rPr>
-        <w:t xml:space="preserve">判定——保守健全，系统扫描假阴性 49.1%；提取为带原生整数镜像的 OCaml）；其健全性定理 </w:t>
-      </w:r>
-      <w:r>
-        <w:rPr>
-          <w:rFonts w:ascii="Consolas" w:hAnsi="Consolas" w:eastAsia="等线"/>
-          <w:b w:val="0"/>
-          <w:i w:val="0"/>
-          <w:sz w:val="22"/>
-        </w:rPr>
-        <w:t>frame_check_instance_sound</w:t>
-      </w:r>
-      <w:r>
-        <w:rPr>
-          <w:rFonts w:ascii="Times New Roman" w:hAnsi="Times New Roman" w:eastAsia="宋体"/>
-          <w:b w:val="0"/>
-          <w:i w:val="0"/>
-          <w:sz w:val="24"/>
-        </w:rPr>
-        <w:t xml:space="preserve"> 已证明：</w:t>
-      </w:r>
-      <w:r>
-        <w:rPr>
-          <w:rFonts w:ascii="Times New Roman" w:hAnsi="Times New Roman" w:eastAsia="宋体"/>
-          <w:b/>
-          <w:i w:val="0"/>
-          <w:sz w:val="24"/>
-        </w:rPr>
-        <w:t>Coq 内</w:t>
-      </w:r>
-      <w:r>
-        <w:rPr>
-          <w:rFonts w:ascii="Times New Roman" w:hAnsi="Times New Roman" w:eastAsia="宋体"/>
-          <w:b w:val="0"/>
-          <w:i w:val="0"/>
-          <w:sz w:val="24"/>
-        </w:rPr>
-        <w:t>检查器通过 ⟹ Gershgorin 框架界。#### 6.1 运行时检查器的威胁模型</w:t>
-      </w:r>
-    </w:p>
-    <w:p>
-      <w:pPr>
-        <w:spacing w:line="336" w:lineRule="auto"/>
-        <w:ind w:firstLine="480"/>
-      </w:pPr>
-      <w:r>
-        <w:rPr>
-          <w:rFonts w:ascii="Times New Roman" w:hAnsi="Times New Roman" w:eastAsia="宋体"/>
-          <w:b/>
-          <w:i w:val="0"/>
-          <w:sz w:val="24"/>
-        </w:rPr>
-        <w:t>运行时保证（如实限定）</w:t>
-      </w:r>
-      <w:r>
-        <w:rPr>
-          <w:rFonts w:ascii="Times New Roman" w:hAnsi="Times New Roman" w:eastAsia="宋体"/>
-          <w:b w:val="0"/>
-          <w:i w:val="0"/>
-          <w:sz w:val="24"/>
-        </w:rPr>
-        <w:t>：Coq 内健全性定理针对 nat 版本；运行时 int 镜像与 Coq 定义的等价性为逐行镜像 + FFI 24/24 交叉校验（非机器证明），且仅在有限整数范围（中间量 &lt; 2^53、累积分母 &lt; 2^63）内与 Coq 语义一致——"运行时检查器带机器证明健全性"精确指 Coq 内判定函数，运行时实现经交叉验证但未形式化验证（§6）。</w:t>
-      </w:r>
-    </w:p>
-    <w:p>
-      <w:pPr>
-        <w:spacing w:line="336" w:lineRule="auto"/>
-        <w:ind w:firstLine="480"/>
-      </w:pPr>
-      <w:r>
-        <w:rPr>
-          <w:rFonts w:ascii="Times New Roman" w:hAnsi="Times New Roman" w:eastAsia="宋体"/>
-          <w:b w:val="0"/>
-          <w:i w:val="0"/>
-          <w:sz w:val="24"/>
-        </w:rPr>
-        <w:t>对实证配套（论文 B）的</w:t>
-      </w:r>
-      <w:r>
-        <w:rPr>
-          <w:rFonts w:ascii="Times New Roman" w:hAnsi="Times New Roman" w:eastAsia="宋体"/>
-          <w:b/>
-          <w:i w:val="0"/>
-          <w:sz w:val="24"/>
-        </w:rPr>
-        <w:t>性能最优的结构化阶梯</w:t>
-      </w:r>
-      <w:r>
-        <w:rPr>
-          <w:rFonts w:ascii="Times New Roman" w:hAnsi="Times New Roman" w:eastAsia="宋体"/>
-          <w:b w:val="0"/>
-          <w:i w:val="0"/>
-          <w:sz w:val="24"/>
-        </w:rPr>
-        <w:t xml:space="preserve"> [3,7,15,31,63,127,255]（论文 B 的强几何基线），一个表示级复合界（认证核 [3,15,63,255] 的 μ=4/5 + 边带能量预算 + 相干交叉项界）是本开发的展示定理 </w:t>
-      </w:r>
-      <w:r>
-        <w:rPr>
-          <w:rFonts w:ascii="Consolas" w:hAnsi="Consolas" w:eastAsia="等线"/>
-          <w:b w:val="0"/>
-          <w:i w:val="0"/>
-          <w:sz w:val="22"/>
-        </w:rPr>
-        <w:t>champion_e5_composite_certificate</w:t>
-      </w:r>
-      <w:r>
-        <w:rPr>
-          <w:rFonts w:ascii="Times New Roman" w:hAnsi="Times New Roman" w:eastAsia="宋体"/>
-          <w:b w:val="0"/>
-          <w:i w:val="0"/>
-          <w:sz w:val="24"/>
-        </w:rPr>
-        <w:t>（Qed）：对七带基函数证明 $(S-\mathrm{coh}_{e5}) \le \|F\|^2 \le (S+\mathrm{coh}_{e5})$——</w:t>
-      </w:r>
-      <w:r>
-        <w:rPr>
-          <w:rFonts w:ascii="Times New Roman" w:hAnsi="Times New Roman" w:eastAsia="宋体"/>
-          <w:b/>
-          <w:i w:val="0"/>
-          <w:sz w:val="24"/>
-        </w:rPr>
-        <w:t>基表示稳定性界</w:t>
-      </w:r>
-      <w:r>
-        <w:rPr>
-          <w:rFonts w:ascii="Times New Roman" w:hAnsi="Times New Roman" w:eastAsia="宋体"/>
-          <w:b w:val="0"/>
-          <w:i w:val="0"/>
-          <w:sz w:val="24"/>
-        </w:rPr>
-        <w:t>，非注意力分数、学习投影或外推 PPL；通向论文 B 实证 PPL 增益的桥梁是经验观察而非形式化推论，该证书与实证性能最优方案（psi-rope-rand，随机阶梯在证书域之外）</w:t>
-      </w:r>
-      <w:r>
-        <w:rPr>
-          <w:rFonts w:ascii="Times New Roman" w:hAnsi="Times New Roman" w:eastAsia="宋体"/>
-          <w:b/>
-          <w:i w:val="0"/>
-          <w:sz w:val="24"/>
-        </w:rPr>
-        <w:t>正交</w:t>
-      </w:r>
-      <w:r>
-        <w:rPr>
-          <w:rFonts w:ascii="Times New Roman" w:hAnsi="Times New Roman" w:eastAsia="宋体"/>
-          <w:b w:val="0"/>
-          <w:i w:val="0"/>
-          <w:sz w:val="24"/>
-        </w:rPr>
-        <w:t>。审计含 165 项 Print Assumptions（RC=0，零 Admitted，完整 165/165 运行日志随稿），</w:t>
-      </w:r>
-      <w:r>
-        <w:rPr>
-          <w:rFonts w:ascii="Times New Roman" w:hAnsi="Times New Roman" w:eastAsia="宋体"/>
-          <w:b/>
-          <w:i w:val="0"/>
-          <w:sz w:val="24"/>
-        </w:rPr>
-        <w:t>全部 165 项在应用层零 `Classical_Prop.classic`</w:t>
-      </w:r>
-      <w:r>
-        <w:rPr>
-          <w:rFonts w:ascii="Times New Roman" w:hAnsi="Times New Roman" w:eastAsia="宋体"/>
-          <w:b w:val="0"/>
-          <w:i w:val="0"/>
-          <w:sz w:val="24"/>
-        </w:rPr>
-        <w:t>（exp 单调性走幂级数路线，无中值定理；post-M1.5 复核成立）；唯一公理为 Dedekind 实数基础设施（sig_not_dec、sig_forall_dec、函数外延性）——实数构造固有的非构造性选择类原则，属可接受 Reals 基底，</w:t>
-      </w:r>
-      <w:r>
-        <w:rPr>
-          <w:rFonts w:ascii="Times New Roman" w:hAnsi="Times New Roman" w:eastAsia="宋体"/>
-          <w:b/>
-          <w:i w:val="0"/>
-          <w:sz w:val="24"/>
-        </w:rPr>
-        <w:t>非本开发应用层引入、非 `Classical_Prop.classic` 公理</w:t>
-      </w:r>
-      <w:r>
-        <w:rPr>
-          <w:rFonts w:ascii="Times New Roman" w:hAnsi="Times New Roman" w:eastAsia="宋体"/>
-          <w:b w:val="0"/>
-          <w:i w:val="0"/>
-          <w:sz w:val="24"/>
-        </w:rPr>
-        <w:t>。"端到端"主张有明确边界：认证链覆盖门控→框架界→截断能量→softmax 稳定性→注意力近似；不覆盖学习权重的数值稳定性、Q/K/V 投影、多头拼接或 LayerNorm（"verify the analytic kernel, learn the rest"）。</w:t>
-      </w:r>
-    </w:p>
-    <w:p>
-      <w:pPr>
-        <w:ind w:left="432"/>
-      </w:pPr>
+        <w:t>（G-8，</w:t>
+      </w:r>
+      <w:r>
+        <w:rPr>
+          <w:rFonts w:ascii="Consolas" w:hAnsi="Consolas" w:eastAsia="等线"/>
+          <w:b w:val="0"/>
+          <w:i w:val="0"/>
+          <w:color w:val="444444"/>
+          <w:sz w:val="19"/>
+        </w:rPr>
+        <w:t>CRg8_recovery_synthesis</w:t>
+      </w:r>
+      <w:r>
+        <w:rPr>
+          <w:rFonts w:ascii="Times New Roman" w:hAnsi="Times New Roman" w:eastAsia="宋体"/>
+          <w:b w:val="0"/>
+          <w:i/>
+          <w:color w:val="444444"/>
+          <w:sz w:val="21"/>
+        </w:rPr>
+        <w:t xml:space="preserve"> + </w:t>
+      </w:r>
+      <w:r>
+        <w:rPr>
+          <w:rFonts w:ascii="Consolas" w:hAnsi="Consolas" w:eastAsia="等线"/>
+          <w:b w:val="0"/>
+          <w:i w:val="0"/>
+          <w:color w:val="444444"/>
+          <w:sz w:val="19"/>
+        </w:rPr>
+        <w:t>CRphase_window_nonempty</w:t>
+      </w:r>
+      <w:r>
+        <w:rPr>
+          <w:rFonts w:ascii="Times New Roman" w:hAnsi="Times New Roman" w:eastAsia="宋体"/>
+          <w:b w:val="0"/>
+          <w:i/>
+          <w:color w:val="444444"/>
+          <w:sz w:val="21"/>
+        </w:rPr>
+        <w:t>，构造性轨道：Welch 下界（平方形态抽象前提）+ F5 唯一性窗口（μ(|T1|+|T2|−1)&lt;1）⟹ 两稀疏表示必相同，相图窗口非空参数条件 (M−N)T² &lt; N(M−1)，6 Qed 零经典，Print Assumptions 双定理 Closed under the global context）。同时并入同事 F5 全文件（probe_uncertainty_cr.v 35 定理，此前仅以条目形式入文）与 F4 经典 Welch 界（probe_welch.v，模块 45）。（v2.4→v2.5）：§5.6.6 压缩感知族新增</w:t>
+      </w:r>
       <w:r>
         <w:rPr>
           <w:rFonts w:ascii="Times New Roman" w:hAnsi="Times New Roman" w:eastAsia="宋体"/>
@@ -3391,7 +3339,7 @@
           <w:color w:val="444444"/>
           <w:sz w:val="21"/>
         </w:rPr>
-        <w:t>贡献类型声明</w:t>
+        <w:t>唯一性⟹恢复正确性骨架</w:t>
       </w:r>
       <w:r>
         <w:rPr>
@@ -3401,11 +3349,185 @@
           <w:color w:val="444444"/>
           <w:sz w:val="21"/>
         </w:rPr>
-        <w:t>：本文属形式化工程（formalization engineering）——贡献是可判定性松弛链方法论、反射检查器机制与审计纪律，而非新数学定理（所证均为经典结果的机器检查实例化，见 §5.6.6 定位说明与 §9.1 库间比较）。读者若以数学新颖性为主要标准，请以该定位为前提解读本文。</w:t>
+        <w:t>（F7/R4，</w:t>
+      </w:r>
+      <w:r>
+        <w:rPr>
+          <w:rFonts w:ascii="Consolas" w:hAnsi="Consolas" w:eastAsia="等线"/>
+          <w:b w:val="0"/>
+          <w:i w:val="0"/>
+          <w:color w:val="444444"/>
+          <w:sz w:val="19"/>
+        </w:rPr>
+        <w:t>CRrecovery_correct_prefix</w:t>
+      </w:r>
+      <w:r>
+        <w:rPr>
+          <w:rFonts w:ascii="Times New Roman" w:hAnsi="Times New Roman" w:eastAsia="宋体"/>
+          <w:b w:val="0"/>
+          <w:i/>
+          <w:color w:val="444444"/>
+          <w:sz w:val="21"/>
+        </w:rPr>
+        <w:t>，构造性轨道：μ(M+1)&lt;1 下两表示相等 ⟹ 系数逐点相等，差分线性 + RIP 界 + 收缩链）与</w:t>
+      </w:r>
+      <w:r>
+        <w:rPr>
+          <w:rFonts w:ascii="Times New Roman" w:hAnsi="Times New Roman" w:eastAsia="宋体"/>
+          <w:b/>
+          <w:i/>
+          <w:color w:val="444444"/>
+          <w:sz w:val="21"/>
+        </w:rPr>
+        <w:t>相干字典不确定原理</w:t>
+      </w:r>
+      <w:r>
+        <w:rPr>
+          <w:rFonts w:ascii="Times New Roman" w:hAnsi="Times New Roman" w:eastAsia="宋体"/>
+          <w:b w:val="0"/>
+          <w:i/>
+          <w:color w:val="444444"/>
+          <w:sz w:val="21"/>
+        </w:rPr>
+        <w:t>（F5，</w:t>
+      </w:r>
+      <w:r>
+        <w:rPr>
+          <w:rFonts w:ascii="Consolas" w:hAnsi="Consolas" w:eastAsia="等线"/>
+          <w:b w:val="0"/>
+          <w:i w:val="0"/>
+          <w:color w:val="444444"/>
+          <w:sz w:val="19"/>
+        </w:rPr>
+        <w:t>CRuncertainty_principle</w:t>
+      </w:r>
+      <w:r>
+        <w:rPr>
+          <w:rFonts w:ascii="Times New Roman" w:hAnsi="Times New Roman" w:eastAsia="宋体"/>
+          <w:b w:val="0"/>
+          <w:i/>
+          <w:color w:val="444444"/>
+          <w:sz w:val="21"/>
+        </w:rPr>
+        <w:t>，构造性轨道：μ(|T1|+|T2|−1)&lt;1 下两稀疏表示相等 ⟹ 系数逐点相等，支撑大小口径 1+1/μ，35 定理零经典）。（v2.3→v2.4）：§5.6.6 压缩感知族新增</w:t>
+      </w:r>
+      <w:r>
+        <w:rPr>
+          <w:rFonts w:ascii="Times New Roman" w:hAnsi="Times New Roman" w:eastAsia="宋体"/>
+          <w:b/>
+          <w:i/>
+          <w:color w:val="444444"/>
+          <w:sz w:val="21"/>
+        </w:rPr>
+        <w:t>行和→RIP 桥接</w:t>
+      </w:r>
+      <w:r>
+        <w:rPr>
+          <w:rFonts w:ascii="Times New Roman" w:hAnsi="Times New Roman" w:eastAsia="宋体"/>
+          <w:b w:val="0"/>
+          <w:i/>
+          <w:color w:val="444444"/>
+          <w:sz w:val="21"/>
+        </w:rPr>
+        <w:t>（F3）——</w:t>
+      </w:r>
+      <w:r>
+        <w:rPr>
+          <w:rFonts w:ascii="Consolas" w:hAnsi="Consolas" w:eastAsia="等线"/>
+          <w:b w:val="0"/>
+          <w:i w:val="0"/>
+          <w:color w:val="444444"/>
+          <w:sz w:val="19"/>
+        </w:rPr>
+        <w:t>probe_row_rip.v</w:t>
+      </w:r>
+      <w:r>
+        <w:rPr>
+          <w:rFonts w:ascii="Times New Roman" w:hAnsi="Times New Roman" w:eastAsia="宋体"/>
+          <w:b w:val="0"/>
+          <w:i/>
+          <w:color w:val="444444"/>
+          <w:sz w:val="21"/>
+        </w:rPr>
+        <w:t>：行非对角和假设（Σ_{j≠i}|⟨u_i,u_j⟩| ≤ μ_row）⟹ k-原子 RIP（δ_k = (k−1)·μ_row，</w:t>
+      </w:r>
+      <w:r>
+        <w:rPr>
+          <w:rFonts w:ascii="Consolas" w:hAnsi="Consolas" w:eastAsia="等线"/>
+          <w:b w:val="0"/>
+          <w:i w:val="0"/>
+          <w:color w:val="444444"/>
+          <w:sz w:val="19"/>
+        </w:rPr>
+        <w:t>row_rip_bound_M</w:t>
+      </w:r>
+      <w:r>
+        <w:rPr>
+          <w:rFonts w:ascii="Times New Roman" w:hAnsi="Times New Roman" w:eastAsia="宋体"/>
+          <w:b w:val="0"/>
+          <w:i/>
+          <w:color w:val="444444"/>
+          <w:sz w:val="21"/>
+        </w:rPr>
+        <w:t>，比两两相干 μ 版更紧：μ_row ≤ M·μ_pair），9 Qed 零公理，并入合并版 44 模块。v2.3 为 C=4 实例拼接（A2：</w:t>
+      </w:r>
+      <w:r>
+        <w:rPr>
+          <w:rFonts w:ascii="Consolas" w:hAnsi="Consolas" w:eastAsia="等线"/>
+          <w:b w:val="0"/>
+          <w:i w:val="0"/>
+          <w:color w:val="444444"/>
+          <w:sz w:val="19"/>
+        </w:rPr>
+        <w:t>C4_sparse_uniqueness_3</w:t>
+      </w:r>
+      <w:r>
+        <w:rPr>
+          <w:rFonts w:ascii="Times New Roman" w:hAnsi="Times New Roman" w:eastAsia="宋体"/>
+          <w:b w:val="0"/>
+          <w:i/>
+          <w:color w:val="444444"/>
+          <w:sz w:val="21"/>
+        </w:rPr>
+        <w:t>，μ=11289/33920 &lt; 1/3 ⟹ 3 原子 [3,13,53] 稀疏唯一恢复）；v2.2 为 k-原子 RIP（构造性轨道 ca_rip_cr.v，29 Qed 全 "Closed under the global context"，</w:t>
+      </w:r>
+      <w:r>
+        <w:rPr>
+          <w:rFonts w:ascii="Times New Roman" w:hAnsi="Times New Roman" w:eastAsia="宋体"/>
+          <w:b/>
+          <w:i/>
+          <w:color w:val="444444"/>
+          <w:sz w:val="21"/>
+        </w:rPr>
+        <w:t>2026-08-23 深夜同事补 P5 收缩链后现 33 定理</w:t>
+      </w:r>
+      <w:r>
+        <w:rPr>
+          <w:rFonts w:ascii="Times New Roman" w:hAnsi="Times New Roman" w:eastAsia="宋体"/>
+          <w:b w:val="0"/>
+          <w:i/>
+          <w:color w:val="444444"/>
+          <w:sz w:val="21"/>
+        </w:rPr>
+        <w:t>）。</w:t>
       </w:r>
     </w:p>
     <w:p>
       <w:pPr>
+        <w:pStyle w:val="Heading2"/>
+      </w:pPr>
+      <w:r>
+        <w:rPr>
+          <w:rFonts w:ascii="Times New Roman" w:hAnsi="Times New Roman" w:eastAsia="黑体"/>
+          <w:b/>
+          <w:i w:val="0"/>
+          <w:sz w:val="28"/>
+        </w:rPr>
+        <w:t>摘要</w:t>
+      </w:r>
+    </w:p>
+    <w:p>
+      <w:pPr>
         <w:spacing w:line="336" w:lineRule="auto"/>
         <w:ind w:firstLine="480"/>
       </w:pPr>
@@ -3416,7 +3538,7 @@
           <w:i w:val="0"/>
           <w:sz w:val="24"/>
         </w:rPr>
-        <w:t>在认证管线之上，本开发进一步刻画</w:t>
+        <w:t>我们提出一个 Coq 形式化开发，覆盖"可认证稀疏门控注意力"在几何结构化频率基上的解析核。开发在</w:t>
       </w:r>
       <w:r>
         <w:rPr>
@@ -3425,52 +3547,16 @@
           <w:i w:val="0"/>
           <w:sz w:val="24"/>
         </w:rPr>
-        <w:t>可证明性边界</w:t>
-      </w:r>
-      <w:r>
-        <w:rPr>
-          <w:rFonts w:ascii="Times New Roman" w:hAnsi="Times New Roman" w:eastAsia="宋体"/>
-          <w:b w:val="0"/>
-          <w:i w:val="0"/>
-          <w:sz w:val="24"/>
-        </w:rPr>
-        <w:t>（§5.6）：对 μ≤4/5 的保守检查器口径，稠密覆盖与可判定认证</w:t>
-      </w:r>
-      <w:r>
-        <w:rPr>
-          <w:rFonts w:ascii="Times New Roman" w:hAnsi="Times New Roman" w:eastAsia="宋体"/>
-          <w:b/>
-          <w:i w:val="0"/>
-          <w:sz w:val="24"/>
-        </w:rPr>
-        <w:t>互斥</w:t>
-      </w:r>
-      <w:r>
-        <w:rPr>
-          <w:rFonts w:ascii="Times New Roman" w:hAnsi="Times New Roman" w:eastAsia="宋体"/>
-          <w:b w:val="0"/>
-          <w:i w:val="0"/>
-          <w:sz w:val="24"/>
-        </w:rPr>
-        <w:t>——超过 9 个相位完备带覆盖 [3,511] 的阶梯必然被拒绝（</w:t>
-      </w:r>
-      <w:r>
-        <w:rPr>
-          <w:rFonts w:ascii="Consolas" w:hAnsi="Consolas" w:eastAsia="等线"/>
-          <w:b w:val="0"/>
-          <w:i w:val="0"/>
-          <w:sz w:val="22"/>
-        </w:rPr>
-        <w:t>pareto_law_N511</w:t>
-      </w:r>
-      <w:r>
-        <w:rPr>
-          <w:rFonts w:ascii="Times New Roman" w:hAnsi="Times New Roman" w:eastAsia="宋体"/>
-          <w:b w:val="0"/>
-          <w:i w:val="0"/>
-          <w:sz w:val="24"/>
-        </w:rPr>
-        <w:t>，几何增长禁止 + 鸽笼组合论证，增长常数 c≈1.8501）；随机版负定律以高概率成立（同箱带对必触发拒绝，7 带 ≥ 96%、8 带 ≥ 99%，生日-箱计数）。我们同时形式化论文 B τ/碰撞机制的碰撞距离框架：精确碰撞当且仅当角度有理（全构造性 iff，最小距离 = 分母闭式）、无理偏移（黄金比）永无精确碰撞且近碰撞被 1/(3d) 半径挡住、线性偏置核（ALiBi）无碰撞端点——"认证—可证明性边界—碰撞/分辨率刻画"三角被机器检查覆盖（§5.6.4，含 U5 黄金近碰撞半径）。</w:t>
+        <w:t>两条正交的认证轨</w:t>
+      </w:r>
+      <w:r>
+        <w:rPr>
+          <w:rFonts w:ascii="Times New Roman" w:hAnsi="Times New Roman" w:eastAsia="宋体"/>
+          <w:b w:val="0"/>
+          <w:i w:val="0"/>
+          <w:sz w:val="24"/>
+        </w:rPr>
+        <w:t>上证明——表示稳定性轨（(i)–(iii)）与注意力扰动轨（(iv)–(v)），两轨之间无单一依赖链：(i) 一个确定性贪心门控，从任意有序索引集提取通过可判定稀疏增长检查的子集；(ii) 选定子基上成对相干衰减 $\le 1/(\sqrt{C})^{|i-j|}$ 与 Gershgorin 型框架界 $(1\pm\mu)\|c\|^2$；(iii) 行截断能量预算；(iv) softmax 在 $\ell_\infty$ logit 扰动下的 $\ell_1$ 稳定性；(v) 认证注意力近似定理：若每行丢弃谱能量 $\le \varepsilon$，注意力输出偏差至多 $(e^{2\sqrt{\varepsilon}}-1)\cdot V_{\max}$。所有门控与检查器函数提取为可执行 OCaml/Python，并与 Coq 计算参考值交叉核对（24/24）。方法论上，可判定性松弛链（超越界 → 单侧有理支配）、反射检查器模式（运行时判定自带 Coq 内健全性证明）与构造性双轨独立复证均为可迁移模板，不限于频率阶梯场景（§9.1–9.2）。</w:t>
       </w:r>
     </w:p>
     <w:p>
@@ -3481,10 +3567,374 @@
       <w:r>
         <w:rPr>
           <w:rFonts w:ascii="Times New Roman" w:hAnsi="Times New Roman" w:eastAsia="宋体"/>
+          <w:b w:val="0"/>
+          <w:i w:val="0"/>
+          <w:sz w:val="24"/>
+        </w:rPr>
+        <w:t xml:space="preserve">对具体几何阶梯 [3,13,53,213]（C=4），我们证明实例证书 </w:t>
+      </w:r>
+      <w:r>
+        <w:rPr>
+          <w:rFonts w:ascii="Consolas" w:hAnsi="Consolas" w:eastAsia="等线"/>
+          <w:b w:val="0"/>
+          <w:i w:val="0"/>
+          <w:sz w:val="22"/>
+        </w:rPr>
+        <w:t>certified_c4_frame_bounds</w:t>
+      </w:r>
+      <w:r>
+        <w:rPr>
+          <w:rFonts w:ascii="Times New Roman" w:hAnsi="Times New Roman" w:eastAsia="宋体"/>
+          <w:b w:val="0"/>
+          <w:i w:val="0"/>
+          <w:sz w:val="24"/>
+        </w:rPr>
+        <w:t xml:space="preserve">：框架界 [1/5, 9/5]（μ=4/5），其中每个常数都是经超越界单侧支配得到的有理数（floor-sqrt、Jordan 不等式、Dirichlet 核）——证书层为可判定有理算术，可直接提取。证实例证书模式由反射检查器 </w:t>
+      </w:r>
+      <w:r>
+        <w:rPr>
+          <w:rFonts w:ascii="Consolas" w:hAnsi="Consolas" w:eastAsia="等线"/>
+          <w:b w:val="0"/>
+          <w:i w:val="0"/>
+          <w:sz w:val="22"/>
+        </w:rPr>
+        <w:t>frame_check_instance</w:t>
+      </w:r>
+      <w:r>
+        <w:rPr>
+          <w:rFonts w:ascii="Times New Roman" w:hAnsi="Times New Roman" w:eastAsia="宋体"/>
+          <w:b w:val="0"/>
+          <w:i w:val="0"/>
+          <w:sz w:val="24"/>
+        </w:rPr>
+        <w:t xml:space="preserve"> 推广到</w:t>
+      </w:r>
+      <w:r>
+        <w:rPr>
+          <w:rFonts w:ascii="Times New Roman" w:hAnsi="Times New Roman" w:eastAsia="宋体"/>
           <w:b/>
           <w:i w:val="0"/>
           <w:sz w:val="24"/>
         </w:rPr>
+        <w:t>任意</w:t>
+      </w:r>
+      <w:r>
+        <w:rPr>
+          <w:rFonts w:ascii="Times New Roman" w:hAnsi="Times New Roman" w:eastAsia="宋体"/>
+          <w:b w:val="0"/>
+          <w:i w:val="0"/>
+          <w:sz w:val="24"/>
+        </w:rPr>
+        <w:t>阶梯（μ≤4/5 的可判定</w:t>
+      </w:r>
+      <w:r>
+        <w:rPr>
+          <w:rFonts w:ascii="Times New Roman" w:hAnsi="Times New Roman" w:eastAsia="宋体"/>
+          <w:b/>
+          <w:i w:val="0"/>
+          <w:sz w:val="24"/>
+        </w:rPr>
+        <w:t>充分</w:t>
+      </w:r>
+      <w:r>
+        <w:rPr>
+          <w:rFonts w:ascii="Times New Roman" w:hAnsi="Times New Roman" w:eastAsia="宋体"/>
+          <w:b w:val="0"/>
+          <w:i w:val="0"/>
+          <w:sz w:val="24"/>
+        </w:rPr>
+        <w:t xml:space="preserve">判定——保守健全，系统扫描假阴性 49.1%；提取为带原生整数镜像的 OCaml）；其健全性定理 </w:t>
+      </w:r>
+      <w:r>
+        <w:rPr>
+          <w:rFonts w:ascii="Consolas" w:hAnsi="Consolas" w:eastAsia="等线"/>
+          <w:b w:val="0"/>
+          <w:i w:val="0"/>
+          <w:sz w:val="22"/>
+        </w:rPr>
+        <w:t>frame_check_instance_sound</w:t>
+      </w:r>
+      <w:r>
+        <w:rPr>
+          <w:rFonts w:ascii="Times New Roman" w:hAnsi="Times New Roman" w:eastAsia="宋体"/>
+          <w:b w:val="0"/>
+          <w:i w:val="0"/>
+          <w:sz w:val="24"/>
+        </w:rPr>
+        <w:t xml:space="preserve"> 已证明：</w:t>
+      </w:r>
+      <w:r>
+        <w:rPr>
+          <w:rFonts w:ascii="Times New Roman" w:hAnsi="Times New Roman" w:eastAsia="宋体"/>
+          <w:b/>
+          <w:i w:val="0"/>
+          <w:sz w:val="24"/>
+        </w:rPr>
+        <w:t>Coq 内</w:t>
+      </w:r>
+      <w:r>
+        <w:rPr>
+          <w:rFonts w:ascii="Times New Roman" w:hAnsi="Times New Roman" w:eastAsia="宋体"/>
+          <w:b w:val="0"/>
+          <w:i w:val="0"/>
+          <w:sz w:val="24"/>
+        </w:rPr>
+        <w:t>检查器通过 ⟹ Gershgorin 框架界。#### 6.1 运行时检查器的威胁模型</w:t>
+      </w:r>
+    </w:p>
+    <w:p>
+      <w:pPr>
+        <w:spacing w:line="336" w:lineRule="auto"/>
+        <w:ind w:firstLine="480"/>
+      </w:pPr>
+      <w:r>
+        <w:rPr>
+          <w:rFonts w:ascii="Times New Roman" w:hAnsi="Times New Roman" w:eastAsia="宋体"/>
+          <w:b/>
+          <w:i w:val="0"/>
+          <w:sz w:val="24"/>
+        </w:rPr>
+        <w:t>运行时保证（如实限定）</w:t>
+      </w:r>
+      <w:r>
+        <w:rPr>
+          <w:rFonts w:ascii="Times New Roman" w:hAnsi="Times New Roman" w:eastAsia="宋体"/>
+          <w:b w:val="0"/>
+          <w:i w:val="0"/>
+          <w:sz w:val="24"/>
+        </w:rPr>
+        <w:t>：Coq 内健全性定理针对 nat 版本；运行时 int 镜像与 Coq 定义的等价性为逐行镜像 + FFI 24/24 交叉校验（非机器证明），且仅在有限整数范围（中间量 &lt; 2^53、累积分母 &lt; 2^63）内与 Coq 语义一致——"运行时检查器带机器证明健全性"精确指 Coq 内判定函数，运行时实现经交叉验证但未形式化验证（§6）。</w:t>
+      </w:r>
+    </w:p>
+    <w:p>
+      <w:pPr>
+        <w:spacing w:line="336" w:lineRule="auto"/>
+        <w:ind w:firstLine="480"/>
+      </w:pPr>
+      <w:r>
+        <w:rPr>
+          <w:rFonts w:ascii="Times New Roman" w:hAnsi="Times New Roman" w:eastAsia="宋体"/>
+          <w:b w:val="0"/>
+          <w:i w:val="0"/>
+          <w:sz w:val="24"/>
+        </w:rPr>
+        <w:t>对实证配套（论文 B）的</w:t>
+      </w:r>
+      <w:r>
+        <w:rPr>
+          <w:rFonts w:ascii="Times New Roman" w:hAnsi="Times New Roman" w:eastAsia="宋体"/>
+          <w:b/>
+          <w:i w:val="0"/>
+          <w:sz w:val="24"/>
+        </w:rPr>
+        <w:t>性能最优的结构化阶梯</w:t>
+      </w:r>
+      <w:r>
+        <w:rPr>
+          <w:rFonts w:ascii="Times New Roman" w:hAnsi="Times New Roman" w:eastAsia="宋体"/>
+          <w:b w:val="0"/>
+          <w:i w:val="0"/>
+          <w:sz w:val="24"/>
+        </w:rPr>
+        <w:t xml:space="preserve"> [3,7,15,31,63,127,255]（论文 B 的强几何基线），一个表示级复合界（认证核 [3,15,63,255] 的 μ=4/5 + 边带能量预算 + 相干交叉项界）是本开发的展示定理 </w:t>
+      </w:r>
+      <w:r>
+        <w:rPr>
+          <w:rFonts w:ascii="Consolas" w:hAnsi="Consolas" w:eastAsia="等线"/>
+          <w:b w:val="0"/>
+          <w:i w:val="0"/>
+          <w:sz w:val="22"/>
+        </w:rPr>
+        <w:t>champion_e5_composite_certificate</w:t>
+      </w:r>
+      <w:r>
+        <w:rPr>
+          <w:rFonts w:ascii="Times New Roman" w:hAnsi="Times New Roman" w:eastAsia="宋体"/>
+          <w:b w:val="0"/>
+          <w:i w:val="0"/>
+          <w:sz w:val="24"/>
+        </w:rPr>
+        <w:t>（Qed）：对七带基函数证明 $(S-\mathrm{coh}_{e5}) \le \|F\|^2 \le (S+\mathrm{coh}_{e5})$——</w:t>
+      </w:r>
+      <w:r>
+        <w:rPr>
+          <w:rFonts w:ascii="Times New Roman" w:hAnsi="Times New Roman" w:eastAsia="宋体"/>
+          <w:b/>
+          <w:i w:val="0"/>
+          <w:sz w:val="24"/>
+        </w:rPr>
+        <w:t>基表示稳定性界</w:t>
+      </w:r>
+      <w:r>
+        <w:rPr>
+          <w:rFonts w:ascii="Times New Roman" w:hAnsi="Times New Roman" w:eastAsia="宋体"/>
+          <w:b w:val="0"/>
+          <w:i w:val="0"/>
+          <w:sz w:val="24"/>
+        </w:rPr>
+        <w:t>，非注意力分数、学习投影或外推 PPL；通向论文 B 实证 PPL 增益的桥梁是经验观察而非形式化推论，该证书与实证性能最优方案（psi-rope-rand，随机阶梯在证书域之外）</w:t>
+      </w:r>
+      <w:r>
+        <w:rPr>
+          <w:rFonts w:ascii="Times New Roman" w:hAnsi="Times New Roman" w:eastAsia="宋体"/>
+          <w:b/>
+          <w:i w:val="0"/>
+          <w:sz w:val="24"/>
+        </w:rPr>
+        <w:t>正交</w:t>
+      </w:r>
+      <w:r>
+        <w:rPr>
+          <w:rFonts w:ascii="Times New Roman" w:hAnsi="Times New Roman" w:eastAsia="宋体"/>
+          <w:b w:val="0"/>
+          <w:i w:val="0"/>
+          <w:sz w:val="24"/>
+        </w:rPr>
+        <w:t>。审计含 165 项 Print Assumptions（RC=0，零 Admitted，完整 165/165 运行日志随稿），</w:t>
+      </w:r>
+      <w:r>
+        <w:rPr>
+          <w:rFonts w:ascii="Times New Roman" w:hAnsi="Times New Roman" w:eastAsia="宋体"/>
+          <w:b/>
+          <w:i w:val="0"/>
+          <w:sz w:val="24"/>
+        </w:rPr>
+        <w:t>全部 165 项在应用层零 `Classical_Prop.classic`</w:t>
+      </w:r>
+      <w:r>
+        <w:rPr>
+          <w:rFonts w:ascii="Times New Roman" w:hAnsi="Times New Roman" w:eastAsia="宋体"/>
+          <w:b w:val="0"/>
+          <w:i w:val="0"/>
+          <w:sz w:val="24"/>
+        </w:rPr>
+        <w:t>（exp 单调性走幂级数路线，无中值定理；post-M1.5 复核成立）；唯一公理为 Dedekind 实数基础设施（sig_not_dec、sig_forall_dec、函数外延性）——实数构造固有的非构造性选择类原则，属可接受 Reals 基底，</w:t>
+      </w:r>
+      <w:r>
+        <w:rPr>
+          <w:rFonts w:ascii="Times New Roman" w:hAnsi="Times New Roman" w:eastAsia="宋体"/>
+          <w:b/>
+          <w:i w:val="0"/>
+          <w:sz w:val="24"/>
+        </w:rPr>
+        <w:t>非本开发应用层引入、非 `Classical_Prop.classic` 公理</w:t>
+      </w:r>
+      <w:r>
+        <w:rPr>
+          <w:rFonts w:ascii="Times New Roman" w:hAnsi="Times New Roman" w:eastAsia="宋体"/>
+          <w:b w:val="0"/>
+          <w:i w:val="0"/>
+          <w:sz w:val="24"/>
+        </w:rPr>
+        <w:t>。"端到端"主张有明确边界：认证链覆盖门控→框架界→截断能量→softmax 稳定性→注意力近似；不覆盖学习权重的数值稳定性、Q/K/V 投影、多头拼接或 LayerNorm（"verify the analytic kernel, learn the rest"）。</w:t>
+      </w:r>
+    </w:p>
+    <w:p>
+      <w:pPr>
+        <w:ind w:left="432"/>
+      </w:pPr>
+      <w:r>
+        <w:rPr>
+          <w:rFonts w:ascii="Times New Roman" w:hAnsi="Times New Roman" w:eastAsia="宋体"/>
+          <w:b/>
+          <w:i/>
+          <w:color w:val="444444"/>
+          <w:sz w:val="21"/>
+        </w:rPr>
+        <w:t>贡献类型声明</w:t>
+      </w:r>
+      <w:r>
+        <w:rPr>
+          <w:rFonts w:ascii="Times New Roman" w:hAnsi="Times New Roman" w:eastAsia="宋体"/>
+          <w:b w:val="0"/>
+          <w:i/>
+          <w:color w:val="444444"/>
+          <w:sz w:val="21"/>
+        </w:rPr>
+        <w:t>：本文属形式化工程（formalization engineering）——贡献是可判定性松弛链方法论、反射检查器机制与审计纪律，而非新数学定理（所证均为经典结果的机器检查实例化，见 §5.6.6 定位说明与 §9.1 库间比较）。读者若以数学新颖性为主要标准，请以该定位为前提解读本文。</w:t>
+      </w:r>
+    </w:p>
+    <w:p>
+      <w:pPr>
+        <w:spacing w:line="336" w:lineRule="auto"/>
+        <w:ind w:firstLine="480"/>
+      </w:pPr>
+      <w:r>
+        <w:rPr>
+          <w:rFonts w:ascii="Times New Roman" w:hAnsi="Times New Roman" w:eastAsia="宋体"/>
+          <w:b w:val="0"/>
+          <w:i w:val="0"/>
+          <w:sz w:val="24"/>
+        </w:rPr>
+        <w:t>在认证管线之上，本开发进一步刻画</w:t>
+      </w:r>
+      <w:r>
+        <w:rPr>
+          <w:rFonts w:ascii="Times New Roman" w:hAnsi="Times New Roman" w:eastAsia="宋体"/>
+          <w:b/>
+          <w:i w:val="0"/>
+          <w:sz w:val="24"/>
+        </w:rPr>
+        <w:t>可证明性边界</w:t>
+      </w:r>
+      <w:r>
+        <w:rPr>
+          <w:rFonts w:ascii="Times New Roman" w:hAnsi="Times New Roman" w:eastAsia="宋体"/>
+          <w:b w:val="0"/>
+          <w:i w:val="0"/>
+          <w:sz w:val="24"/>
+        </w:rPr>
+        <w:t>（§5.6）：对 μ≤4/5 的保守检查器口径，稠密覆盖与可判定认证</w:t>
+      </w:r>
+      <w:r>
+        <w:rPr>
+          <w:rFonts w:ascii="Times New Roman" w:hAnsi="Times New Roman" w:eastAsia="宋体"/>
+          <w:b/>
+          <w:i w:val="0"/>
+          <w:sz w:val="24"/>
+        </w:rPr>
+        <w:t>互斥</w:t>
+      </w:r>
+      <w:r>
+        <w:rPr>
+          <w:rFonts w:ascii="Times New Roman" w:hAnsi="Times New Roman" w:eastAsia="宋体"/>
+          <w:b w:val="0"/>
+          <w:i w:val="0"/>
+          <w:sz w:val="24"/>
+        </w:rPr>
+        <w:t>——超过 9 个相位完备带覆盖 [3,511] 的阶梯必然被拒绝（</w:t>
+      </w:r>
+      <w:r>
+        <w:rPr>
+          <w:rFonts w:ascii="Consolas" w:hAnsi="Consolas" w:eastAsia="等线"/>
+          <w:b w:val="0"/>
+          <w:i w:val="0"/>
+          <w:sz w:val="22"/>
+        </w:rPr>
+        <w:t>pareto_law_N511</w:t>
+      </w:r>
+      <w:r>
+        <w:rPr>
+          <w:rFonts w:ascii="Times New Roman" w:hAnsi="Times New Roman" w:eastAsia="宋体"/>
+          <w:b w:val="0"/>
+          <w:i w:val="0"/>
+          <w:sz w:val="24"/>
+        </w:rPr>
+        <w:t>，几何增长禁止 + 鸽笼组合论证，增长常数 c≈1.8501）；随机版负定律以高概率成立（同箱带对必触发拒绝，7 带 ≥ 96%、8 带 ≥ 99%，生日-箱计数）。我们同时形式化论文 B τ/碰撞机制的碰撞距离框架：精确碰撞当且仅当角度有理（全构造性 iff，最小距离 = 分母闭式）、无理偏移（黄金比）永无精确碰撞且近碰撞被 1/(3d) 半径挡住、线性偏置核（ALiBi）无碰撞端点——"认证—可证明性边界—碰撞/分辨率刻画"三角被机器检查覆盖（§5.6.4，含 U5 黄金近碰撞半径）。</w:t>
+      </w:r>
+    </w:p>
+    <w:p>
+      <w:pPr>
+        <w:spacing w:line="336" w:lineRule="auto"/>
+        <w:ind w:firstLine="480"/>
+      </w:pPr>
+      <w:r>
+        <w:rPr>
+          <w:rFonts w:ascii="Times New Roman" w:hAnsi="Times New Roman" w:eastAsia="宋体"/>
+          <w:b/>
+          <w:i w:val="0"/>
+          <w:sz w:val="24"/>
+        </w:rPr>
         <w:t>压缩感知（§5.6.6，v2.2 升级为 k-原子 RIP，v2.3 完成实例拼接，v2.4 新增行和→RIP 桥接，v2.5 新增唯一性骨架与不确定原理，v2.6 新增相图合成 G-8）</w:t>
       </w:r>
       <w:r>
@@ -3737,7 +4187,7 @@
           <w:i w:val="0"/>
           <w:sz w:val="24"/>
         </w:rPr>
-        <w:t>`CRg8_recovery_synthesis`（G-8 字典最优性⟹恢复保证合成，构造性轨道 `probe_g8_synthesis_cr.v`：Welch 下界（平方形态抽象前提）+ F5 唯一性窗口 ⟹ 两稀疏表示必相同；相图定理 `CRphase_window_nonempty`：窗口非空参数条件 (M−N)·T² &lt; N(M−1)，6 Qed 零经典）</w:t>
+        <w:t>`CRg8_recovery_synthesis`（G-8 字典最优性⟹恢复保证合成，构造性轨道 `probe_g8_synthesis_cr.v`：Welch 下界（已证，见 G-7 条目）+ F5 唯一性窗口 ⟹ 两稀疏表示必相同；相图定理 `CRphase_window_nonempty`：窗口非空参数条件 (M−N)·T² &lt; N(M−1)，6 Qed 零经典）</w:t>
       </w:r>
       <w:r>
         <w:rPr>
@@ -12252,16 +12702,34 @@
           <w:i w:val="0"/>
           <w:sz w:val="24"/>
         </w:rPr>
-        <w:t>前提状态</w:t>
-      </w:r>
-      <w:r>
-        <w:rPr>
-          <w:rFonts w:ascii="Times New Roman" w:hAnsi="Times New Roman" w:eastAsia="宋体"/>
-          <w:b w:val="0"/>
-          <w:i w:val="0"/>
-          <w:sz w:val="24"/>
-        </w:rPr>
-        <w:t>：G-7 的完整构造性证明为后续工作，本合成定理在 Welch 前提悬空下陈述逻辑蕴含）</w:t>
+        <w:t>前提状态（v2.16 升级）</w:t>
+      </w:r>
+      <w:r>
+        <w:rPr>
+          <w:rFonts w:ascii="Times New Roman" w:hAnsi="Times New Roman" w:eastAsia="宋体"/>
+          <w:b w:val="0"/>
+          <w:i w:val="0"/>
+          <w:sz w:val="24"/>
+        </w:rPr>
+        <w:t xml:space="preserve">：该前提已由 G-7 构造性证明闭合（见下条 </w:t>
+      </w:r>
+      <w:r>
+        <w:rPr>
+          <w:rFonts w:ascii="Consolas" w:hAnsi="Consolas" w:eastAsia="等线"/>
+          <w:b w:val="0"/>
+          <w:i w:val="0"/>
+          <w:sz w:val="22"/>
+        </w:rPr>
+        <w:t>g7_welch_lower</w:t>
+      </w:r>
+      <w:r>
+        <w:rPr>
+          <w:rFonts w:ascii="Times New Roman" w:hAnsi="Times New Roman" w:eastAsia="宋体"/>
+          <w:b w:val="0"/>
+          <w:i w:val="0"/>
+          <w:sz w:val="24"/>
+        </w:rPr>
+        <w:t>，与 G-8 前提签名逐字一致））</w:t>
       </w:r>
     </w:p>
     <w:p>
@@ -12624,7 +13092,7 @@
           <w:i w:val="0"/>
           <w:sz w:val="24"/>
         </w:rPr>
-        <w:t>定量桥——把压缩感知"唯一性⟺恢复⟺相干区间"的相图结构定理化；Welch 下界本身</w:t>
+        <w:t>定量桥——把压缩感知"唯一性⟺恢复⟺相干区间"的相图结构定理化；其 Welch 前提已由</w:t>
       </w:r>
     </w:p>
     <w:p>
@@ -12639,7 +13107,7 @@
           <w:i w:val="0"/>
           <w:sz w:val="24"/>
         </w:rPr>
-        <w:t>（G-7 构造性 Welch 完整证明）为后续工作（本条目以其平方形态为抽象前提）。</w:t>
+        <w:t>G-7 构造性证明闭合（见下条）。</w:t>
       </w:r>
     </w:p>
     <w:p>
@@ -12653,16 +13121,25 @@
           <w:i w:val="0"/>
           <w:sz w:val="24"/>
         </w:rPr>
-        <w:t>加权阶梯范数精确闭式（CS-7，经典 R 轨道，G-1）</w:t>
-      </w:r>
-      <w:r>
-        <w:rPr>
-          <w:rFonts w:ascii="Times New Roman" w:hAnsi="Times New Roman" w:eastAsia="宋体"/>
-          <w:b w:val="0"/>
-          <w:i w:val="0"/>
-          <w:sz w:val="24"/>
-        </w:rPr>
-        <w:t xml:space="preserve"> G1_norm_closed</w:t>
+        <w:t>Welch 下界构造性证明（G-7，纯构造性轨道，v2.16 新增）</w:t>
+      </w:r>
+      <w:r>
+        <w:rPr>
+          <w:rFonts w:ascii="Times New Roman" w:hAnsi="Times New Roman" w:eastAsia="宋体"/>
+          <w:b w:val="0"/>
+          <w:i w:val="0"/>
+          <w:sz w:val="24"/>
+        </w:rPr>
+        <w:t xml:space="preserve"> </w:t>
+      </w:r>
+      <w:r>
+        <w:rPr>
+          <w:rFonts w:ascii="Consolas" w:hAnsi="Consolas" w:eastAsia="等线"/>
+          <w:b w:val="0"/>
+          <w:i w:val="0"/>
+          <w:sz w:val="22"/>
+        </w:rPr>
+        <w:t>g7_welch_lower</w:t>
       </w:r>
     </w:p>
     <w:p>
@@ -12677,7 +13154,25 @@
           <w:i w:val="0"/>
           <w:sz w:val="24"/>
         </w:rPr>
-        <w:t>（probe_g1_norm_closed.v，21 Qed / 0 Admitted）：比率阶梯</w:t>
+        <w:t>（probe_g7_welch_cr.v，2026-08-31）：</w:t>
+      </w:r>
+      <w:r>
+        <w:rPr>
+          <w:rFonts w:ascii="Times New Roman" w:hAnsi="Times New Roman" w:eastAsia="宋体"/>
+          <w:b/>
+          <w:i w:val="0"/>
+          <w:sz w:val="24"/>
+        </w:rPr>
+        <w:t>Welch 下界平方形态的完整构造性证明</w:t>
+      </w:r>
+      <w:r>
+        <w:rPr>
+          <w:rFonts w:ascii="Times New Roman" w:hAnsi="Times New Roman" w:eastAsia="宋体"/>
+          <w:b w:val="0"/>
+          <w:i w:val="0"/>
+          <w:sz w:val="24"/>
+        </w:rPr>
+        <w:t>——</w:t>
       </w:r>
     </w:p>
     <w:p>
@@ -12692,7 +13187,7 @@
           <w:i w:val="0"/>
           <w:sz w:val="24"/>
         </w:rPr>
-        <w:t>_{j+1} ≥ r·n_j（或任意长度 M 组合）的加权组合 comboM (S M) c (fun j =&gt; psi (n j))</w:t>
+        <w:t>M 个单位范数原子（实向量，维度 N，N &lt; M）两两相干 ≤ μ ⟹</w:t>
       </w:r>
     </w:p>
     <w:p>
@@ -12702,12 +13197,21 @@
       </w:pPr>
       <w:r>
         <w:rPr>
-          <w:rFonts w:ascii="Times New Roman" w:hAnsi="Times New Roman" w:eastAsia="宋体"/>
-          <w:b w:val="0"/>
-          <w:i w:val="0"/>
-          <w:sz w:val="24"/>
-        </w:rPr>
-        <w:t>在窗口 W 上的精确平方范数</w:t>
+          <w:rFonts w:ascii="Consolas" w:hAnsi="Consolas" w:eastAsia="等线"/>
+          <w:b w:val="0"/>
+          <w:i w:val="0"/>
+          <w:sz w:val="22"/>
+        </w:rPr>
+        <w:t>(INR M − INR N) ≤ INR N · INR (Nat.pred M) · mu · mu</w:t>
+      </w:r>
+      <w:r>
+        <w:rPr>
+          <w:rFonts w:ascii="Times New Roman" w:hAnsi="Times New Roman" w:eastAsia="宋体"/>
+          <w:b w:val="0"/>
+          <w:i w:val="0"/>
+          <w:sz w:val="24"/>
+        </w:rPr>
+        <w:t>（与 G-8 前提签名逐字一致）。</w:t>
       </w:r>
     </w:p>
     <w:p>
@@ -12722,7 +13226,7 @@
           <w:i w:val="0"/>
           <w:sz w:val="24"/>
         </w:rPr>
-        <w:t>‖Σ_{j≤M} c_j·ψ_{n_j}‖²_W = Σ_{j≤M} c_j²·‖ψ_{n_j}‖²_W + 2·Σ_{j&lt;k≤M} c_j·c_k·K_W(n_j,n_k)，</w:t>
+        <w:t>证明路线：Frobenius 范数与 Cauchy–Schwarz 不等式（避免特征值论证——构造性实数轨道</w:t>
       </w:r>
     </w:p>
     <w:p>
@@ -12737,25 +13241,7 @@
           <w:i w:val="0"/>
           <w:sz w:val="24"/>
         </w:rPr>
-        <w:t>其中交叉项 K_W(a,b) = ⟨ψ_a,ψ_b⟩_W 用</w:t>
-      </w:r>
-      <w:r>
-        <w:rPr>
-          <w:rFonts w:ascii="Times New Roman" w:hAnsi="Times New Roman" w:eastAsia="宋体"/>
-          <w:b/>
-          <w:i w:val="0"/>
-          <w:sz w:val="24"/>
-        </w:rPr>
-        <w:t>单对 Dirichlet 核比闭式</w:t>
-      </w:r>
-      <w:r>
-        <w:rPr>
-          <w:rFonts w:ascii="Times New Roman" w:hAnsi="Times New Roman" w:eastAsia="宋体"/>
-          <w:b w:val="0"/>
-          <w:i w:val="0"/>
-          <w:sz w:val="24"/>
-        </w:rPr>
-        <w:t>精确替换</w:t>
+        <w:t>无谱定理可用）：①迹恒等式（帧算子对角和 = INR(M)，单位范数经求和换序）；</w:t>
       </w:r>
     </w:p>
     <w:p>
@@ -12770,7 +13256,25 @@
           <w:i w:val="0"/>
           <w:sz w:val="24"/>
         </w:rPr>
-        <w:t>（ipW (psi a) (psi b) W 显式闭式，psi 定义展开 → rot_atom 几何和 → re 提取）——</w:t>
+        <w:t xml:space="preserve">② Cauchy–Schwarz（Lagrange 恒等式 </w:t>
+      </w:r>
+      <w:r>
+        <w:rPr>
+          <w:rFonts w:ascii="Consolas" w:hAnsi="Consolas" w:eastAsia="等线"/>
+          <w:b w:val="0"/>
+          <w:i w:val="0"/>
+          <w:sz w:val="22"/>
+        </w:rPr>
+        <w:t>cs_core</w:t>
+      </w:r>
+      <w:r>
+        <w:rPr>
+          <w:rFonts w:ascii="Times New Roman" w:hAnsi="Times New Roman" w:eastAsia="宋体"/>
+          <w:b w:val="0"/>
+          <w:i w:val="0"/>
+          <w:sz w:val="24"/>
+        </w:rPr>
+        <w:t>：双和平方差非负，零开方、零特征值）；</w:t>
       </w:r>
     </w:p>
     <w:p>
@@ -12785,7 +13289,7 @@
           <w:i w:val="0"/>
           <w:sz w:val="24"/>
         </w:rPr>
-        <w:t>即 Gram 交叉项的精确解析形式。三段式证明：R0 求和工具（sum_f_R0 split/swap、</w:t>
+        <w:t>③ 部分和 ≤ 全和；④ Frobenius 恒等式（帧算子 Frobenius 范数 == Gram 矩阵 Frobenius</w:t>
       </w:r>
     </w:p>
     <w:p>
@@ -12800,7 +13304,7 @@
           <w:i w:val="0"/>
           <w:sz w:val="24"/>
         </w:rPr>
-        <w:t>索引平移双和编码）、R1 单对闭式（g1_psi_point/g1_ipW_psi）、R2 Gram 组装</w:t>
+        <w:t>范数，四层求和换位）；⑤ 相干聚束（对角 = 1、非对角 ≤ μ²，对最大原子索引归纳，</w:t>
       </w:r>
     </w:p>
     <w:p>
@@ -12815,7 +13319,7 @@
           <w:i w:val="0"/>
           <w:sz w:val="24"/>
         </w:rPr>
-        <w:t>（g1_gram_full）、R3 主定理。</w:t>
+        <w:t>增量 1 + 2·INR(S M)·μ² 精确闭合）→ CR 代数移项（乘正消去）。</w:t>
       </w:r>
       <w:r>
         <w:rPr>
@@ -12824,16 +13328,16 @@
           <w:i w:val="0"/>
           <w:sz w:val="24"/>
         </w:rPr>
-        <w:t>定位（如实）</w:t>
-      </w:r>
-      <w:r>
-        <w:rPr>
-          <w:rFonts w:ascii="Times New Roman" w:hAnsi="Times New Roman" w:eastAsia="宋体"/>
-          <w:b w:val="0"/>
-          <w:i w:val="0"/>
-          <w:sz w:val="24"/>
-        </w:rPr>
-        <w:t>：G-1 把"上确界写成闭式"——</w:t>
+        <w:t>验收</w:t>
+      </w:r>
+      <w:r>
+        <w:rPr>
+          <w:rFonts w:ascii="Times New Roman" w:hAnsi="Times New Roman" w:eastAsia="宋体"/>
+          <w:b w:val="0"/>
+          <w:i w:val="0"/>
+          <w:sz w:val="24"/>
+        </w:rPr>
+        <w:t>：828 行</w:t>
       </w:r>
     </w:p>
     <w:p>
@@ -12848,25 +13352,7 @@
           <w:i w:val="0"/>
           <w:sz w:val="24"/>
         </w:rPr>
-        <w:t xml:space="preserve">根治审稿 Critical A-1/B-1 的 </w:t>
-      </w:r>
-      <w:r>
-        <w:rPr>
-          <w:rFonts w:ascii="Times New Roman" w:hAnsi="Times New Roman" w:eastAsia="宋体"/>
-          <w:b/>
-          <w:i w:val="0"/>
-          <w:sz w:val="24"/>
-        </w:rPr>
-        <w:t>12.5× 口径混用</w:t>
-      </w:r>
-      <w:r>
-        <w:rPr>
-          <w:rFonts w:ascii="Times New Roman" w:hAnsi="Times New Roman" w:eastAsia="宋体"/>
-          <w:b w:val="0"/>
-          <w:i w:val="0"/>
-          <w:sz w:val="24"/>
-        </w:rPr>
-        <w:t>（此前框架界用两套近似：精确范数与</w:t>
+        <w:t>14 Qed / 0 Admitted / 0 公理，六段 Print Assumptions 全 "Closed under the global</w:t>
       </w:r>
     </w:p>
     <w:p>
@@ -12881,7 +13367,7 @@
           <w:i w:val="0"/>
           <w:sz w:val="24"/>
         </w:rPr>
-        <w:t>保守界分离；闭式等式使一套口径贯穿）；数学非新（Gram 展开 + Dirichlet 核比是</w:t>
+        <w:t>context"；提取物 g7_welch_cr.ml 经 DkMLNative ocamlc 编译通过；已并入合并版</w:t>
       </w:r>
     </w:p>
     <w:p>
@@ -12891,35 +13377,54 @@
       </w:pPr>
       <w:r>
         <w:rPr>
-          <w:rFonts w:ascii="Times New Roman" w:hAnsi="Times New Roman" w:eastAsia="宋体"/>
-          <w:b w:val="0"/>
-          <w:i w:val="0"/>
-          <w:sz w:val="24"/>
-        </w:rPr>
-        <w:t>经典），形式化价值在机器检查的精确等式与 G-2/G-5/G-6 的共同前置。</w:t>
+          <w:rFonts w:ascii="Consolas" w:hAnsi="Consolas" w:eastAsia="等线"/>
+          <w:b w:val="0"/>
+          <w:i w:val="0"/>
+          <w:sz w:val="22"/>
+        </w:rPr>
+        <w:t>ca_merged_full_25_m2.v</w:t>
+      </w:r>
+      <w:r>
+        <w:rPr>
+          <w:rFonts w:ascii="Times New Roman" w:hAnsi="Times New Roman" w:eastAsia="宋体"/>
+          <w:b w:val="0"/>
+          <w:i w:val="0"/>
+          <w:sz w:val="24"/>
+        </w:rPr>
+        <w:t>（92506 行，68 模块分区，本地 2.5 全量编译 EXIT=0，11 轮扫雷收官 2026-08-31）。</w:t>
+      </w:r>
+      <w:r>
+        <w:rPr>
+          <w:rFonts w:ascii="Times New Roman" w:hAnsi="Times New Roman" w:eastAsia="宋体"/>
+          <w:b/>
+          <w:i w:val="0"/>
+          <w:sz w:val="24"/>
+        </w:rPr>
+        <w:t>范围（如实）</w:t>
+      </w:r>
+      <w:r>
+        <w:rPr>
+          <w:rFonts w:ascii="Times New Roman" w:hAnsi="Times New Roman" w:eastAsia="宋体"/>
+          <w:b w:val="0"/>
+          <w:i w:val="0"/>
+          <w:sz w:val="24"/>
+        </w:rPr>
+        <w:t>：</w:t>
       </w:r>
     </w:p>
     <w:p>
       <w:pPr>
-        <w:pStyle w:val="ListBullet"/>
-      </w:pPr>
-      <w:r>
-        <w:rPr>
-          <w:rFonts w:ascii="Times New Roman" w:hAnsi="Times New Roman" w:eastAsia="宋体"/>
-          <w:b/>
-          <w:i w:val="0"/>
-          <w:sz w:val="24"/>
-        </w:rPr>
-        <w:t>相邻带相干渐近闭式 + 相变定理（CS-8，经典 R 轨道，G-2）</w:t>
-      </w:r>
-      <w:r>
-        <w:rPr>
-          <w:rFonts w:ascii="Times New Roman" w:hAnsi="Times New Roman" w:eastAsia="宋体"/>
-          <w:b w:val="0"/>
-          <w:i w:val="0"/>
-          <w:sz w:val="24"/>
-        </w:rPr>
-        <w:t xml:space="preserve"> mu_adj_decreasing /</w:t>
+        <w:spacing w:line="336" w:lineRule="auto"/>
+        <w:ind w:firstLine="480"/>
+      </w:pPr>
+      <w:r>
+        <w:rPr>
+          <w:rFonts w:ascii="Times New Roman" w:hAnsi="Times New Roman" w:eastAsia="宋体"/>
+          <w:b w:val="0"/>
+          <w:i w:val="0"/>
+          <w:sz w:val="24"/>
+        </w:rPr>
+        <w:t>实原子版（原子分量为构造性实数；G-8 的消费为抽象相干上界 μ，实版直接衔接）；</w:t>
       </w:r>
     </w:p>
     <w:p>
@@ -12934,11 +13439,34 @@
           <w:i w:val="0"/>
           <w:sz w:val="24"/>
         </w:rPr>
-        <w:t>mu_adj_phase_transition / mu_adj_asymptotic（probe_g2_mu_adj.v，36 Qed / 0 Admitted）：</w:t>
+        <w:t>复原子版（复向量内积的 Welch 下界）列为后续工作。</w:t>
       </w:r>
     </w:p>
     <w:p>
       <w:pPr>
+        <w:pStyle w:val="ListBullet"/>
+      </w:pPr>
+      <w:r>
+        <w:rPr>
+          <w:rFonts w:ascii="Times New Roman" w:hAnsi="Times New Roman" w:eastAsia="宋体"/>
+          <w:b/>
+          <w:i w:val="0"/>
+          <w:sz w:val="24"/>
+        </w:rPr>
+        <w:t>加权阶梯范数精确闭式（CS-7，经典 R 轨道，G-1）</w:t>
+      </w:r>
+      <w:r>
+        <w:rPr>
+          <w:rFonts w:ascii="Times New Roman" w:hAnsi="Times New Roman" w:eastAsia="宋体"/>
+          <w:b w:val="0"/>
+          <w:i w:val="0"/>
+          <w:sz w:val="24"/>
+        </w:rPr>
+        <w:t xml:space="preserve"> G1_norm_closed</w:t>
+      </w:r>
+    </w:p>
+    <w:p>
+      <w:pPr>
         <w:spacing w:line="336" w:lineRule="auto"/>
         <w:ind w:firstLine="480"/>
       </w:pPr>
@@ -12949,7 +13477,7 @@
           <w:i w:val="0"/>
           <w:sz w:val="24"/>
         </w:rPr>
-        <w:t>比率 r 阶梯相邻带相干（口径①）的渐近极限 lim_{k→∞} μ(n_k, n_{k+1}) = μ_adj(r)</w:t>
+        <w:t>（probe_g1_norm_closed.v，21 Qed / 0 Admitted）：比率阶梯</w:t>
       </w:r>
     </w:p>
     <w:p>
@@ -12964,60 +13492,7 @@
           <w:i w:val="0"/>
           <w:sz w:val="24"/>
         </w:rPr>
-        <w:t xml:space="preserve">其中 </w:t>
-      </w:r>
-      <w:r>
-        <w:rPr>
-          <w:rFonts w:ascii="Times New Roman" w:hAnsi="Times New Roman" w:eastAsia="宋体"/>
-          <w:b/>
-          <w:i w:val="0"/>
-          <w:sz w:val="24"/>
-        </w:rPr>
-        <w:t>μ_adj(r) := √r·sin(π/r)/(π(r−1))</w:t>
-      </w:r>
-      <w:r>
-        <w:rPr>
-          <w:rFonts w:ascii="Times New Roman" w:hAnsi="Times New Roman" w:eastAsia="宋体"/>
-          <w:b w:val="0"/>
-          <w:i w:val="0"/>
-          <w:sz w:val="24"/>
-        </w:rPr>
-        <w:t>，且存在</w:t>
-      </w:r>
-      <w:r>
-        <w:rPr>
-          <w:rFonts w:ascii="Times New Roman" w:hAnsi="Times New Roman" w:eastAsia="宋体"/>
-          <w:b/>
-          <w:i w:val="0"/>
-          <w:sz w:val="24"/>
-        </w:rPr>
-        <w:t>相变点 r\</w:t>
-      </w:r>
-      <w:r>
-        <w:rPr>
-          <w:rFonts w:ascii="Times New Roman" w:hAnsi="Times New Roman" w:eastAsia="宋体"/>
-          <w:b w:val="0"/>
-          <w:i w:val="0"/>
-          <w:sz w:val="24"/>
-        </w:rPr>
-      </w:r>
-      <w:r>
-        <w:rPr>
-          <w:rFonts w:ascii="Times New Roman" w:hAnsi="Times New Roman" w:eastAsia="宋体"/>
-          <w:b w:val="0"/>
-          <w:i/>
-          <w:sz w:val="24"/>
-        </w:rPr>
-        <w:t>（μ_adj(r\</w:t>
-      </w:r>
-      <w:r>
-        <w:rPr>
-          <w:rFonts w:ascii="Times New Roman" w:hAnsi="Times New Roman" w:eastAsia="宋体"/>
-          <w:b w:val="0"/>
-          <w:i w:val="0"/>
-          <w:sz w:val="24"/>
-        </w:rPr>
-        <w:t>)=4/5，</w:t>
+        <w:t>_{j+1} ≥ r·n_j（或任意长度 M 组合）的加权组合 comboM (S M) c (fun j =&gt; psi (n j))</w:t>
       </w:r>
     </w:p>
     <w:p>
@@ -13032,7 +13507,7 @@
           <w:i w:val="0"/>
           <w:sz w:val="24"/>
         </w:rPr>
-        <w:t>数值 ≈1.30）：r ≥ r\* ⟹ 渐进可认证；r→1⁺ ⟹ μ_adj→1 不可认证。三定理：</w:t>
+        <w:t>在窗口 W 上的精确平方范数</w:t>
       </w:r>
     </w:p>
     <w:p>
@@ -13047,7 +13522,7 @@
           <w:i w:val="0"/>
           <w:sz w:val="24"/>
         </w:rPr>
-        <w:t>① mu_adj_decreasing（r≥2 严格递减，两段式交叉夹逼：√r/(r−1) 递减 × sin(π/r)</w:t>
+        <w:t>‖Σ_{j≤M} c_j·ψ_{n_j}‖²_W = Σ_{j≤M} c_j²·‖ψ_{n_j}‖²_W + 2·Σ_{j&lt;k≤M} c_j·c_k·K_W(n_j,n_k)，</w:t>
       </w:r>
     </w:p>
     <w:p>
@@ -13062,7 +13537,25 @@
           <w:i w:val="0"/>
           <w:sz w:val="24"/>
         </w:rPr>
-        <w:t>递增的乘积不直接单调，交叉相乘后插入中间项分两段证）；② mu_adj_phase_transition</w:t>
+        <w:t>其中交叉项 K_W(a,b) = ⟨ψ_a,ψ_b⟩_W 用</w:t>
+      </w:r>
+      <w:r>
+        <w:rPr>
+          <w:rFonts w:ascii="Times New Roman" w:hAnsi="Times New Roman" w:eastAsia="宋体"/>
+          <w:b/>
+          <w:i w:val="0"/>
+          <w:sz w:val="24"/>
+        </w:rPr>
+        <w:t>单对 Dirichlet 核比闭式</w:t>
+      </w:r>
+      <w:r>
+        <w:rPr>
+          <w:rFonts w:ascii="Times New Roman" w:hAnsi="Times New Roman" w:eastAsia="宋体"/>
+          <w:b w:val="0"/>
+          <w:i w:val="0"/>
+          <w:sz w:val="24"/>
+        </w:rPr>
+        <w:t>精确替换</w:t>
       </w:r>
     </w:p>
     <w:p>
@@ -13077,7 +13570,7 @@
           <w:i w:val="0"/>
           <w:sz w:val="24"/>
         </w:rPr>
-        <w:t>（∃r∈(1,2)：μ_adj(r)=4/5，π&lt;17/5 上界（sin_bound 0 阶 + MVT 递减反证）+ 端点</w:t>
+        <w:t>（ipW (psi a) (psi b) W 显式闭式，psi 定义展开 → rot_atom 几何和 → re 提取）——</w:t>
       </w:r>
     </w:p>
     <w:p>
@@ -13092,7 +13585,7 @@
           <w:i w:val="0"/>
           <w:sz w:val="24"/>
         </w:rPr>
-        <w:t>μ_adj(6/5)&gt;4/5&gt;μ_adj(3/2)（sin 特殊角）夹逼 + IVT_interv 区间中间值定理）；</w:t>
+        <w:t>即 Gram 交叉项的精确解析形式。三段式证明：R0 求和工具（sum_f_R0 split/swap、</w:t>
       </w:r>
     </w:p>
     <w:p>
@@ -13107,7 +13600,7 @@
           <w:i w:val="0"/>
           <w:sz w:val="24"/>
         </w:rPr>
-        <w:t>③ mu_adj_asymptotic（序列极限复合：自建 g2_Un_cv_cont（continuity_pt+Un_cv</w:t>
+        <w:t>索引平移双和编码）、R1 单对闭式（g1_psi_point/g1_ipW_psi）、R2 Gram 组装</w:t>
       </w:r>
     </w:p>
     <w:p>
@@ -13122,7 +13615,7 @@
           <w:i w:val="0"/>
           <w:sz w:val="24"/>
         </w:rPr>
-        <w:t>复合）+ mu_adj 连续性组装）。</w:t>
+        <w:t>（g1_gram_full）、R3 主定理。</w:t>
       </w:r>
       <w:r>
         <w:rPr>
@@ -13140,16 +13633,7 @@
           <w:i w:val="0"/>
           <w:sz w:val="24"/>
         </w:rPr>
-        <w:t>：G-2 的 μ_adj 定理化是</w:t>
-      </w:r>
-      <w:r>
-        <w:rPr>
-          <w:rFonts w:ascii="Times New Roman" w:hAnsi="Times New Roman" w:eastAsia="宋体"/>
-          <w:b/>
-          <w:i w:val="0"/>
-          <w:sz w:val="24"/>
-        </w:rPr>
-        <w:t>真正新数学</w:t>
+        <w:t>：G-1 把"上确界写成闭式"——</w:t>
       </w:r>
     </w:p>
     <w:p>
@@ -13164,7 +13648,25 @@
           <w:i w:val="0"/>
           <w:sz w:val="24"/>
         </w:rPr>
-        <w:t>（交叉核验总表的 μ_adj 公式此前未定理化）——把"E5 一个数据点"升级为完整相图，</w:t>
+        <w:t xml:space="preserve">根治审稿 Critical A-1/B-1 的 </w:t>
+      </w:r>
+      <w:r>
+        <w:rPr>
+          <w:rFonts w:ascii="Times New Roman" w:hAnsi="Times New Roman" w:eastAsia="宋体"/>
+          <w:b/>
+          <w:i w:val="0"/>
+          <w:sz w:val="24"/>
+        </w:rPr>
+        <w:t>12.5× 口径混用</w:t>
+      </w:r>
+      <w:r>
+        <w:rPr>
+          <w:rFonts w:ascii="Times New Roman" w:hAnsi="Times New Roman" w:eastAsia="宋体"/>
+          <w:b w:val="0"/>
+          <w:i w:val="0"/>
+          <w:sz w:val="24"/>
+        </w:rPr>
+        <w:t>（此前框架界用两套近似：精确范数与</w:t>
       </w:r>
     </w:p>
     <w:p>
@@ -13179,7 +13681,7 @@
           <w:i w:val="0"/>
           <w:sz w:val="24"/>
         </w:rPr>
-        <w:t>直接落实 B-7 强叙事（0.4502 相邻带下界 → 2·0.4502=0.9003&gt;4/5 的 G-4 前置）；</w:t>
+        <w:t>保守界分离；闭式等式使一套口径贯穿）；数学非新（Gram 展开 + Dirichlet 核比是</w:t>
       </w:r>
     </w:p>
     <w:p>
@@ -13194,7 +13696,7 @@
           <w:i w:val="0"/>
           <w:sz w:val="24"/>
         </w:rPr>
-        <w:t>依赖 G-1（K_W 闭式）+ ca_fourier（渐近工具）。</w:t>
+        <w:t>经典），形式化价值在机器检查的精确等式与 G-2/G-5/G-6 的共同前置。</w:t>
       </w:r>
     </w:p>
     <w:p>
@@ -13208,34 +13710,16 @@
           <w:i w:val="0"/>
           <w:sz w:val="24"/>
         </w:rPr>
-        <w:t>检查器充要刻画（CS-9，经典 R 轨道，G-3，v2.8 新增）</w:t>
-      </w:r>
-      <w:r>
-        <w:rPr>
-          <w:rFonts w:ascii="Times New Roman" w:hAnsi="Times New Roman" w:eastAsia="宋体"/>
-          <w:b w:val="0"/>
-          <w:i w:val="0"/>
-          <w:sz w:val="24"/>
-        </w:rPr>
-        <w:t xml:space="preserve"> </w:t>
-      </w:r>
-      <w:r>
-        <w:rPr>
-          <w:rFonts w:ascii="Consolas" w:hAnsi="Consolas" w:eastAsia="等线"/>
-          <w:b w:val="0"/>
-          <w:i w:val="0"/>
-          <w:sz w:val="22"/>
-        </w:rPr>
-        <w:t>g3_certifiable_iff</w:t>
-      </w:r>
-      <w:r>
-        <w:rPr>
-          <w:rFonts w:ascii="Times New Roman" w:hAnsi="Times New Roman" w:eastAsia="宋体"/>
-          <w:b w:val="0"/>
-          <w:i w:val="0"/>
-          <w:sz w:val="24"/>
-        </w:rPr>
-        <w:t xml:space="preserve"> +</w:t>
+        <w:t>相邻带相干渐近闭式 + 相变定理（CS-8，经典 R 轨道，G-2）</w:t>
+      </w:r>
+      <w:r>
+        <w:rPr>
+          <w:rFonts w:ascii="Times New Roman" w:hAnsi="Times New Roman" w:eastAsia="宋体"/>
+          <w:b w:val="0"/>
+          <w:i w:val="0"/>
+          <w:sz w:val="24"/>
+        </w:rPr>
+        <w:t xml:space="preserve"> mu_adj_decreasing /</w:t>
       </w:r>
     </w:p>
     <w:p>
@@ -13245,21 +13729,12 @@
       </w:pPr>
       <w:r>
         <w:rPr>
-          <w:rFonts w:ascii="Consolas" w:hAnsi="Consolas" w:eastAsia="等线"/>
-          <w:b w:val="0"/>
-          <w:i w:val="0"/>
-          <w:sz w:val="22"/>
-        </w:rPr>
-        <w:t>g3_row_bound_mu</w:t>
-      </w:r>
-      <w:r>
-        <w:rPr>
-          <w:rFonts w:ascii="Times New Roman" w:hAnsi="Times New Roman" w:eastAsia="宋体"/>
-          <w:b w:val="0"/>
-          <w:i w:val="0"/>
-          <w:sz w:val="24"/>
-        </w:rPr>
-        <w:t>（probe_g3_criterion.v，5 Qed / 0 Admitted）：**反射检查器通过</w:t>
+          <w:rFonts w:ascii="Times New Roman" w:hAnsi="Times New Roman" w:eastAsia="宋体"/>
+          <w:b w:val="0"/>
+          <w:i w:val="0"/>
+          <w:sz w:val="24"/>
+        </w:rPr>
+        <w:t>mu_adj_phase_transition / mu_adj_asymptotic（probe_g2_mu_adj.v，36 Qed / 0 Admitted）：</w:t>
       </w:r>
     </w:p>
     <w:p>
@@ -13274,7 +13749,7 @@
           <w:i w:val="0"/>
           <w:sz w:val="24"/>
         </w:rPr>
-        <w:t>⟺ 每行精确相干行和 ≤ p/q**（框架界 (1±p/q) 的充要条件）。三件套：</w:t>
+        <w:t>比率 r 阶梯相邻带相干（口径①）的渐近极限 lim_{k→∞} μ(n_k, n_{k+1}) = μ_adj(r)</w:t>
       </w:r>
     </w:p>
     <w:p>
@@ -13289,25 +13764,60 @@
           <w:i w:val="0"/>
           <w:sz w:val="24"/>
         </w:rPr>
-        <w:t xml:space="preserve">① </w:t>
-      </w:r>
-      <w:r>
-        <w:rPr>
-          <w:rFonts w:ascii="Consolas" w:hAnsi="Consolas" w:eastAsia="等线"/>
-          <w:b w:val="0"/>
-          <w:i w:val="0"/>
-          <w:sz w:val="22"/>
-        </w:rPr>
-        <w:t>g3_row_bound_mu</w:t>
-      </w:r>
-      <w:r>
-        <w:rPr>
-          <w:rFonts w:ascii="Times New Roman" w:hAnsi="Times New Roman" w:eastAsia="宋体"/>
-          <w:b w:val="0"/>
-          <w:i w:val="0"/>
-          <w:sz w:val="24"/>
-        </w:rPr>
-        <w:t>（逐对 Cnorm ≤ pair_frac_R ⟹ 行和 ≤ p/q 的分数和分解）；</w:t>
+        <w:t xml:space="preserve">其中 </w:t>
+      </w:r>
+      <w:r>
+        <w:rPr>
+          <w:rFonts w:ascii="Times New Roman" w:hAnsi="Times New Roman" w:eastAsia="宋体"/>
+          <w:b/>
+          <w:i w:val="0"/>
+          <w:sz w:val="24"/>
+        </w:rPr>
+        <w:t>μ_adj(r) := √r·sin(π/r)/(π(r−1))</w:t>
+      </w:r>
+      <w:r>
+        <w:rPr>
+          <w:rFonts w:ascii="Times New Roman" w:hAnsi="Times New Roman" w:eastAsia="宋体"/>
+          <w:b w:val="0"/>
+          <w:i w:val="0"/>
+          <w:sz w:val="24"/>
+        </w:rPr>
+        <w:t>，且存在</w:t>
+      </w:r>
+      <w:r>
+        <w:rPr>
+          <w:rFonts w:ascii="Times New Roman" w:hAnsi="Times New Roman" w:eastAsia="宋体"/>
+          <w:b/>
+          <w:i w:val="0"/>
+          <w:sz w:val="24"/>
+        </w:rPr>
+        <w:t>相变点 r\</w:t>
+      </w:r>
+      <w:r>
+        <w:rPr>
+          <w:rFonts w:ascii="Times New Roman" w:hAnsi="Times New Roman" w:eastAsia="宋体"/>
+          <w:b w:val="0"/>
+          <w:i w:val="0"/>
+          <w:sz w:val="24"/>
+        </w:rPr>
+      </w:r>
+      <w:r>
+        <w:rPr>
+          <w:rFonts w:ascii="Times New Roman" w:hAnsi="Times New Roman" w:eastAsia="宋体"/>
+          <w:b w:val="0"/>
+          <w:i/>
+          <w:sz w:val="24"/>
+        </w:rPr>
+        <w:t>（μ_adj(r\</w:t>
+      </w:r>
+      <w:r>
+        <w:rPr>
+          <w:rFonts w:ascii="Times New Roman" w:hAnsi="Times New Roman" w:eastAsia="宋体"/>
+          <w:b w:val="0"/>
+          <w:i w:val="0"/>
+          <w:sz w:val="24"/>
+        </w:rPr>
+        <w:t>)=4/5，</w:t>
       </w:r>
     </w:p>
     <w:p>
@@ -13322,25 +13832,7 @@
           <w:i w:val="0"/>
           <w:sz w:val="24"/>
         </w:rPr>
-        <w:t xml:space="preserve">② </w:t>
-      </w:r>
-      <w:r>
-        <w:rPr>
-          <w:rFonts w:ascii="Consolas" w:hAnsi="Consolas" w:eastAsia="等线"/>
-          <w:b w:val="0"/>
-          <w:i w:val="0"/>
-          <w:sz w:val="22"/>
-        </w:rPr>
-        <w:t>frame_check_instance_mu</w:t>
-      </w:r>
-      <w:r>
-        <w:rPr>
-          <w:rFonts w:ascii="Times New Roman" w:hAnsi="Times New Roman" w:eastAsia="宋体"/>
-          <w:b w:val="0"/>
-          <w:i w:val="0"/>
-          <w:sz w:val="24"/>
-        </w:rPr>
-        <w:t>（参数化检查器，I/p/q 全参数）；</w:t>
+        <w:t>数值 ≈1.30）：r ≥ r\* ⟹ 渐进可认证；r→1⁺ ⟹ μ_adj→1 不可认证。三定理：</w:t>
       </w:r>
     </w:p>
     <w:p>
@@ -13355,43 +13847,7 @@
           <w:i w:val="0"/>
           <w:sz w:val="24"/>
         </w:rPr>
-        <w:t xml:space="preserve">③ </w:t>
-      </w:r>
-      <w:r>
-        <w:rPr>
-          <w:rFonts w:ascii="Consolas" w:hAnsi="Consolas" w:eastAsia="等线"/>
-          <w:b w:val="0"/>
-          <w:i w:val="0"/>
-          <w:sz w:val="22"/>
-        </w:rPr>
-        <w:t>g3_certifiable_iff</w:t>
-      </w:r>
-      <w:r>
-        <w:rPr>
-          <w:rFonts w:ascii="Times New Roman" w:hAnsi="Times New Roman" w:eastAsia="宋体"/>
-          <w:b w:val="0"/>
-          <w:i w:val="0"/>
-          <w:sz w:val="24"/>
-        </w:rPr>
-        <w:t>（检查器判定 ⟺ Gershgorin 框架界条件）。</w:t>
-      </w:r>
-      <w:r>
-        <w:rPr>
-          <w:rFonts w:ascii="Times New Roman" w:hAnsi="Times New Roman" w:eastAsia="宋体"/>
-          <w:b/>
-          <w:i w:val="0"/>
-          <w:sz w:val="24"/>
-        </w:rPr>
-        <w:t>定位（如实）</w:t>
-      </w:r>
-      <w:r>
-        <w:rPr>
-          <w:rFonts w:ascii="Times New Roman" w:hAnsi="Times New Roman" w:eastAsia="宋体"/>
-          <w:b w:val="0"/>
-          <w:i w:val="0"/>
-          <w:sz w:val="24"/>
-        </w:rPr>
-        <w:t>：</w:t>
+        <w:t>① mu_adj_decreasing（r≥2 严格递减，两段式交叉夹逼：√r/(r−1) 递减 × sin(π/r)</w:t>
       </w:r>
     </w:p>
     <w:p>
@@ -13406,25 +13862,7 @@
           <w:i w:val="0"/>
           <w:sz w:val="24"/>
         </w:rPr>
-        <w:t>G-3 是 Gershgorin 框架界的参数化机器检查（经典结果形式化），价值在</w:t>
-      </w:r>
-      <w:r>
-        <w:rPr>
-          <w:rFonts w:ascii="Times New Roman" w:hAnsi="Times New Roman" w:eastAsia="宋体"/>
-          <w:b/>
-          <w:i w:val="0"/>
-          <w:sz w:val="24"/>
-        </w:rPr>
-        <w:t>充要性</w:t>
-      </w:r>
-      <w:r>
-        <w:rPr>
-          <w:rFonts w:ascii="Times New Roman" w:hAnsi="Times New Roman" w:eastAsia="宋体"/>
-          <w:b w:val="0"/>
-          <w:i w:val="0"/>
-          <w:sz w:val="24"/>
-        </w:rPr>
-        <w:t>——</w:t>
+        <w:t>递增的乘积不直接单调，交叉相乘后插入中间项分两段证）；② mu_adj_phase_transition</w:t>
       </w:r>
     </w:p>
     <w:p>
@@ -13439,39 +13877,22 @@
           <w:i w:val="0"/>
           <w:sz w:val="24"/>
         </w:rPr>
-        <w:t>把"检查器通过 ⟹ 框架界"从单向充分升级为 iff，与 G-5 反例构成可判定性边界完整刻画。</w:t>
+        <w:t>（∃r∈(1,2)：μ_adj(r)=4/5，π&lt;17/5 上界（sin_bound 0 阶 + MVT 递减反证）+ 端点</w:t>
       </w:r>
     </w:p>
     <w:p>
       <w:pPr>
-        <w:pStyle w:val="ListBullet"/>
-      </w:pPr>
-      <w:r>
-        <w:rPr>
-          <w:rFonts w:ascii="Times New Roman" w:hAnsi="Times New Roman" w:eastAsia="宋体"/>
-          <w:b/>
-          <w:i w:val="0"/>
-          <w:sz w:val="24"/>
-        </w:rPr>
-        <w:t>可判定性溢价反例（CS-10，经典 R 轨道，G-5，v2.8 新增）</w:t>
-      </w:r>
-      <w:r>
-        <w:rPr>
-          <w:rFonts w:ascii="Times New Roman" w:hAnsi="Times New Roman" w:eastAsia="宋体"/>
-          <w:b w:val="0"/>
-          <w:i w:val="0"/>
-          <w:sz w:val="24"/>
-        </w:rPr>
-        <w:t xml:space="preserve"> </w:t>
-      </w:r>
-      <w:r>
-        <w:rPr>
-          <w:rFonts w:ascii="Consolas" w:hAnsi="Consolas" w:eastAsia="等线"/>
-          <w:b w:val="0"/>
-          <w:i w:val="0"/>
-          <w:sz w:val="22"/>
-        </w:rPr>
-        <w:t>g5_premium</w:t>
+        <w:spacing w:line="336" w:lineRule="auto"/>
+        <w:ind w:firstLine="480"/>
+      </w:pPr>
+      <w:r>
+        <w:rPr>
+          <w:rFonts w:ascii="Times New Roman" w:hAnsi="Times New Roman" w:eastAsia="宋体"/>
+          <w:b w:val="0"/>
+          <w:i w:val="0"/>
+          <w:sz w:val="24"/>
+        </w:rPr>
+        <w:t>μ_adj(6/5)&gt;4/5&gt;μ_adj(3/2)（sin 特殊角）夹逼 + IVT_interv 区间中间值定理）；</w:t>
       </w:r>
     </w:p>
     <w:p>
@@ -13486,7 +13907,7 @@
           <w:i w:val="0"/>
           <w:sz w:val="24"/>
         </w:rPr>
-        <w:t>（probe_g5_premium.v，35 Qed / 0 Admitted）：**存在具体阶梯 [3,7,15]：反射检查器</w:t>
+        <w:t>③ mu_adj_asymptotic（序列极限复合：自建 g2_Un_cv_cont（continuity_pt+Un_cv</w:t>
       </w:r>
     </w:p>
     <w:p>
@@ -13501,7 +13922,34 @@
           <w:i w:val="0"/>
           <w:sz w:val="24"/>
         </w:rPr>
-        <w:t>拒（frame_check_instance = false）但精确 Gram 相干行和 ≤ 4/5**。三件套：</w:t>
+        <w:t>复合）+ mu_adj 连续性组装）。</w:t>
+      </w:r>
+      <w:r>
+        <w:rPr>
+          <w:rFonts w:ascii="Times New Roman" w:hAnsi="Times New Roman" w:eastAsia="宋体"/>
+          <w:b/>
+          <w:i w:val="0"/>
+          <w:sz w:val="24"/>
+        </w:rPr>
+        <w:t>定位（如实）</w:t>
+      </w:r>
+      <w:r>
+        <w:rPr>
+          <w:rFonts w:ascii="Times New Roman" w:hAnsi="Times New Roman" w:eastAsia="宋体"/>
+          <w:b w:val="0"/>
+          <w:i w:val="0"/>
+          <w:sz w:val="24"/>
+        </w:rPr>
+        <w:t>：G-2 的 μ_adj 定理化是</w:t>
+      </w:r>
+      <w:r>
+        <w:rPr>
+          <w:rFonts w:ascii="Times New Roman" w:hAnsi="Times New Roman" w:eastAsia="宋体"/>
+          <w:b/>
+          <w:i w:val="0"/>
+          <w:sz w:val="24"/>
+        </w:rPr>
+        <w:t>真正新数学</w:t>
       </w:r>
     </w:p>
     <w:p>
@@ -13516,25 +13964,7 @@
           <w:i w:val="0"/>
           <w:sz w:val="24"/>
         </w:rPr>
-        <w:t xml:space="preserve">① 完整口径 Dirichlet 闭式 </w:t>
-      </w:r>
-      <w:r>
-        <w:rPr>
-          <w:rFonts w:ascii="Consolas" w:hAnsi="Consolas" w:eastAsia="等线"/>
-          <w:b w:val="0"/>
-          <w:i w:val="0"/>
-          <w:sz w:val="22"/>
-        </w:rPr>
-        <w:t>g5_coh_full_*</w:t>
-      </w:r>
-      <w:r>
-        <w:rPr>
-          <w:rFonts w:ascii="Times New Roman" w:hAnsi="Times New Roman" w:eastAsia="宋体"/>
-          <w:b w:val="0"/>
-          <w:i w:val="0"/>
-          <w:sz w:val="24"/>
-        </w:rPr>
-        <w:t>（min(a,b) 项，|⟨ψ_3,ψ_7⟩|=</w:t>
+        <w:t>（交叉核验总表的 μ_adj 公式此前未定理化）——把"E5 一个数据点"升级为完整相图，</w:t>
       </w:r>
     </w:p>
     <w:p>
@@ -13549,7 +13979,7 @@
           <w:i w:val="0"/>
           <w:sz w:val="24"/>
         </w:rPr>
-        <w:t>sin(4π/7)/(sin(4π/21)√21)≈0.3777、|⟨ψ_7,ψ_15⟩|=sin(8π/15)/(sin(8π/105)√105)≈0.4094，</w:t>
+        <w:t>直接落实 B-7 强叙事（0.4502 相邻带下界 → 2·0.4502=0.9003&gt;4/5 的 G-4 前置）；</w:t>
       </w:r>
     </w:p>
     <w:p>
@@ -13564,58 +13994,72 @@
           <w:i w:val="0"/>
           <w:sz w:val="24"/>
         </w:rPr>
-        <w:t>行和≈0.787043，与评估文档一致）；② π 界自证（</w:t>
-      </w:r>
-      <w:r>
-        <w:rPr>
-          <w:rFonts w:ascii="Consolas" w:hAnsi="Consolas" w:eastAsia="等线"/>
-          <w:b w:val="0"/>
-          <w:i w:val="0"/>
-          <w:sz w:val="22"/>
-        </w:rPr>
-        <w:t>g5_pi_ge_3141</w:t>
-      </w:r>
-      <w:r>
-        <w:rPr>
-          <w:rFonts w:ascii="Times New Roman" w:hAnsi="Times New Roman" w:eastAsia="宋体"/>
-          <w:b w:val="0"/>
-          <w:i w:val="0"/>
-          <w:sz w:val="24"/>
-        </w:rPr>
-        <w:t>/</w:t>
-      </w:r>
-      <w:r>
-        <w:rPr>
-          <w:rFonts w:ascii="Consolas" w:hAnsi="Consolas" w:eastAsia="等线"/>
-          <w:b w:val="0"/>
-          <w:i w:val="0"/>
-          <w:sz w:val="22"/>
-        </w:rPr>
-        <w:t>g5_pi_le_3142</w:t>
-      </w:r>
-      <w:r>
-        <w:rPr>
-          <w:rFonts w:ascii="Times New Roman" w:hAnsi="Times New Roman" w:eastAsia="宋体"/>
-          <w:b w:val="0"/>
-          <w:i w:val="0"/>
-          <w:sz w:val="24"/>
-        </w:rPr>
-        <w:t>：</w:t>
+        <w:t>依赖 G-1（K_W 闭式）+ ca_fourier（渐近工具）。</w:t>
       </w:r>
     </w:p>
     <w:p>
       <w:pPr>
+        <w:pStyle w:val="ListBullet"/>
+      </w:pPr>
+      <w:r>
+        <w:rPr>
+          <w:rFonts w:ascii="Times New Roman" w:hAnsi="Times New Roman" w:eastAsia="宋体"/>
+          <w:b/>
+          <w:i w:val="0"/>
+          <w:sz w:val="24"/>
+        </w:rPr>
+        <w:t>检查器充要刻画（CS-9，经典 R 轨道，G-3，v2.8 新增）</w:t>
+      </w:r>
+      <w:r>
+        <w:rPr>
+          <w:rFonts w:ascii="Times New Roman" w:hAnsi="Times New Roman" w:eastAsia="宋体"/>
+          <w:b w:val="0"/>
+          <w:i w:val="0"/>
+          <w:sz w:val="24"/>
+        </w:rPr>
+        <w:t xml:space="preserve"> </w:t>
+      </w:r>
+      <w:r>
+        <w:rPr>
+          <w:rFonts w:ascii="Consolas" w:hAnsi="Consolas" w:eastAsia="等线"/>
+          <w:b w:val="0"/>
+          <w:i w:val="0"/>
+          <w:sz w:val="22"/>
+        </w:rPr>
+        <w:t>g3_certifiable_iff</w:t>
+      </w:r>
+      <w:r>
+        <w:rPr>
+          <w:rFonts w:ascii="Times New Roman" w:hAnsi="Times New Roman" w:eastAsia="宋体"/>
+          <w:b w:val="0"/>
+          <w:i w:val="0"/>
+          <w:sz w:val="24"/>
+        </w:rPr>
+        <w:t xml:space="preserve"> +</w:t>
+      </w:r>
+    </w:p>
+    <w:p>
+      <w:pPr>
         <w:spacing w:line="336" w:lineRule="auto"/>
         <w:ind w:firstLine="480"/>
       </w:pPr>
       <w:r>
         <w:rPr>
-          <w:rFonts w:ascii="Times New Roman" w:hAnsi="Times New Roman" w:eastAsia="宋体"/>
-          <w:b w:val="0"/>
-          <w:i w:val="0"/>
-          <w:sz w:val="24"/>
-        </w:rPr>
-        <w:t>π∈[3.141,3.142]，sin(π/6)=1/2 快收敛路线）；③ 数值界（sin_bound n=0 + 简单分数</w:t>
+          <w:rFonts w:ascii="Consolas" w:hAnsi="Consolas" w:eastAsia="等线"/>
+          <w:b w:val="0"/>
+          <w:i w:val="0"/>
+          <w:sz w:val="22"/>
+        </w:rPr>
+        <w:t>g3_row_bound_mu</w:t>
+      </w:r>
+      <w:r>
+        <w:rPr>
+          <w:rFonts w:ascii="Times New Roman" w:hAnsi="Times New Roman" w:eastAsia="宋体"/>
+          <w:b w:val="0"/>
+          <w:i w:val="0"/>
+          <w:sz w:val="24"/>
+        </w:rPr>
+        <w:t>（probe_g3_criterion.v，5 Qed / 0 Admitted）：**反射检查器通过</w:t>
       </w:r>
     </w:p>
     <w:p>
@@ -13630,25 +14074,7 @@
           <w:i w:val="0"/>
           <w:sz w:val="24"/>
         </w:rPr>
-        <w:t>代入点 + 递增性）。</w:t>
-      </w:r>
-      <w:r>
-        <w:rPr>
-          <w:rFonts w:ascii="Times New Roman" w:hAnsi="Times New Roman" w:eastAsia="宋体"/>
-          <w:b/>
-          <w:i w:val="0"/>
-          <w:sz w:val="24"/>
-        </w:rPr>
-        <w:t>定位（如实）</w:t>
-      </w:r>
-      <w:r>
-        <w:rPr>
-          <w:rFonts w:ascii="Times New Roman" w:hAnsi="Times New Roman" w:eastAsia="宋体"/>
-          <w:b w:val="0"/>
-          <w:i w:val="0"/>
-          <w:sz w:val="24"/>
-        </w:rPr>
-        <w:t>：G-5 把 §5.2 的"假阴性 49.1%"叙事升级为</w:t>
+        <w:t>⟺ 每行精确相干行和 ≤ p/q**（框架界 (1±p/q) 的充要条件）。三件套：</w:t>
       </w:r>
     </w:p>
     <w:p>
@@ -13659,20 +14085,29 @@
       <w:r>
         <w:rPr>
           <w:rFonts w:ascii="Times New Roman" w:hAnsi="Times New Roman" w:eastAsia="宋体"/>
-          <w:b/>
-          <w:i w:val="0"/>
-          <w:sz w:val="24"/>
-        </w:rPr>
-        <w:t>具体机器检查反例</w:t>
-      </w:r>
-      <w:r>
-        <w:rPr>
-          <w:rFonts w:ascii="Times New Roman" w:hAnsi="Times New Roman" w:eastAsia="宋体"/>
-          <w:b w:val="0"/>
-          <w:i w:val="0"/>
-          <w:sz w:val="24"/>
-        </w:rPr>
-        <w:t>——[3,7,15] 精确可认证（≤4/5）但被反射检查器误拒，是</w:t>
+          <w:b w:val="0"/>
+          <w:i w:val="0"/>
+          <w:sz w:val="24"/>
+        </w:rPr>
+        <w:t xml:space="preserve">① </w:t>
+      </w:r>
+      <w:r>
+        <w:rPr>
+          <w:rFonts w:ascii="Consolas" w:hAnsi="Consolas" w:eastAsia="等线"/>
+          <w:b w:val="0"/>
+          <w:i w:val="0"/>
+          <w:sz w:val="22"/>
+        </w:rPr>
+        <w:t>g3_row_bound_mu</w:t>
+      </w:r>
+      <w:r>
+        <w:rPr>
+          <w:rFonts w:ascii="Times New Roman" w:hAnsi="Times New Roman" w:eastAsia="宋体"/>
+          <w:b w:val="0"/>
+          <w:i w:val="0"/>
+          <w:sz w:val="24"/>
+        </w:rPr>
+        <w:t>（逐对 Cnorm ≤ pair_frac_R ⟹ 行和 ≤ p/q 的分数和分解）；</w:t>
       </w:r>
     </w:p>
     <w:p>
@@ -13687,13 +14122,59 @@
           <w:i w:val="0"/>
           <w:sz w:val="24"/>
         </w:rPr>
-        <w:t>G-3 必要方向的直接见证；与 §5.2b"可判定性溢价"概念闭环。</w:t>
+        <w:t xml:space="preserve">② </w:t>
+      </w:r>
+      <w:r>
+        <w:rPr>
+          <w:rFonts w:ascii="Consolas" w:hAnsi="Consolas" w:eastAsia="等线"/>
+          <w:b w:val="0"/>
+          <w:i w:val="0"/>
+          <w:sz w:val="22"/>
+        </w:rPr>
+        <w:t>frame_check_instance_mu</w:t>
+      </w:r>
+      <w:r>
+        <w:rPr>
+          <w:rFonts w:ascii="Times New Roman" w:hAnsi="Times New Roman" w:eastAsia="宋体"/>
+          <w:b w:val="0"/>
+          <w:i w:val="0"/>
+          <w:sz w:val="24"/>
+        </w:rPr>
+        <w:t>（参数化检查器，I/p/q 全参数）；</w:t>
       </w:r>
     </w:p>
     <w:p>
       <w:pPr>
-        <w:pStyle w:val="ListBullet"/>
-      </w:pPr>
+        <w:spacing w:line="336" w:lineRule="auto"/>
+        <w:ind w:firstLine="480"/>
+      </w:pPr>
+      <w:r>
+        <w:rPr>
+          <w:rFonts w:ascii="Times New Roman" w:hAnsi="Times New Roman" w:eastAsia="宋体"/>
+          <w:b w:val="0"/>
+          <w:i w:val="0"/>
+          <w:sz w:val="24"/>
+        </w:rPr>
+        <w:t xml:space="preserve">③ </w:t>
+      </w:r>
+      <w:r>
+        <w:rPr>
+          <w:rFonts w:ascii="Consolas" w:hAnsi="Consolas" w:eastAsia="等线"/>
+          <w:b w:val="0"/>
+          <w:i w:val="0"/>
+          <w:sz w:val="22"/>
+        </w:rPr>
+        <w:t>g3_certifiable_iff</w:t>
+      </w:r>
+      <w:r>
+        <w:rPr>
+          <w:rFonts w:ascii="Times New Roman" w:hAnsi="Times New Roman" w:eastAsia="宋体"/>
+          <w:b w:val="0"/>
+          <w:i w:val="0"/>
+          <w:sz w:val="24"/>
+        </w:rPr>
+        <w:t>（检查器判定 ⟺ Gershgorin 框架界条件）。</w:t>
+      </w:r>
       <w:r>
         <w:rPr>
           <w:rFonts w:ascii="Times New Roman" w:hAnsi="Times New Roman" w:eastAsia="宋体"/>
@@ -13701,7 +14182,7 @@
           <w:i w:val="0"/>
           <w:sz w:val="24"/>
         </w:rPr>
-        <w:t>G-5 构造性三角资产（纯构造性轨道，v2.8 修订追加，2026-08-25 并入合并版 25）</w:t>
+        <w:t>定位（如实）</w:t>
       </w:r>
       <w:r>
         <w:rPr>
@@ -13725,43 +14206,25 @@
           <w:i w:val="0"/>
           <w:sz w:val="24"/>
         </w:rPr>
-        <w:t>M1 构造性 π（</w:t>
-      </w:r>
-      <w:r>
-        <w:rPr>
-          <w:rFonts w:ascii="Consolas" w:hAnsi="Consolas" w:eastAsia="等线"/>
-          <w:b w:val="0"/>
-          <w:i w:val="0"/>
-          <w:sz w:val="22"/>
-        </w:rPr>
-        <w:t>probe_pi_cr_m1a</w:t>
-      </w:r>
-      <w:r>
-        <w:rPr>
-          <w:rFonts w:ascii="Times New Roman" w:hAnsi="Times New Roman" w:eastAsia="宋体"/>
-          <w:b w:val="0"/>
-          <w:i w:val="0"/>
-          <w:sz w:val="24"/>
-        </w:rPr>
-        <w:t xml:space="preserve"> 25 Qed + </w:t>
-      </w:r>
-      <w:r>
-        <w:rPr>
-          <w:rFonts w:ascii="Consolas" w:hAnsi="Consolas" w:eastAsia="等线"/>
-          <w:b w:val="0"/>
-          <w:i w:val="0"/>
-          <w:sz w:val="22"/>
-        </w:rPr>
-        <w:t>probe_pi_cr_m1b</w:t>
-      </w:r>
-      <w:r>
-        <w:rPr>
-          <w:rFonts w:ascii="Times New Roman" w:hAnsi="Times New Roman" w:eastAsia="宋体"/>
-          <w:b w:val="0"/>
-          <w:i w:val="0"/>
-          <w:sz w:val="24"/>
-        </w:rPr>
-        <w:t xml:space="preserve"> 43 Qed：Leibniz 级数</w:t>
+        <w:t>G-3 是 Gershgorin 框架界的参数化机器检查（经典结果形式化），价值在</w:t>
+      </w:r>
+      <w:r>
+        <w:rPr>
+          <w:rFonts w:ascii="Times New Roman" w:hAnsi="Times New Roman" w:eastAsia="宋体"/>
+          <w:b/>
+          <w:i w:val="0"/>
+          <w:sz w:val="24"/>
+        </w:rPr>
+        <w:t>充要性</w:t>
+      </w:r>
+      <w:r>
+        <w:rPr>
+          <w:rFonts w:ascii="Times New Roman" w:hAnsi="Times New Roman" w:eastAsia="宋体"/>
+          <w:b w:val="0"/>
+          <w:i w:val="0"/>
+          <w:sz w:val="24"/>
+        </w:rPr>
+        <w:t>——</w:t>
       </w:r>
     </w:p>
     <w:p>
@@ -13776,20 +14239,43 @@
           <w:i w:val="0"/>
           <w:sz w:val="24"/>
         </w:rPr>
-        <w:t xml:space="preserve">π/4 = Σ(−1)^k/(2k+1) + CR_complete 取极限，有理界 </w:t>
-      </w:r>
-      <w:r>
-        <w:rPr>
-          <w:rFonts w:ascii="Times New Roman" w:hAnsi="Times New Roman" w:eastAsia="宋体"/>
-          <w:b/>
-          <w:i w:val="0"/>
-          <w:sz w:val="24"/>
-        </w:rPr>
-        <w:t>3.141 ≤ π ≤ 3.142</w:t>
+        <w:t>把"检查器通过 ⟹ 框架界"从单向充分升级为 iff，与 G-5 反例构成可判定性边界完整刻画。</w:t>
       </w:r>
     </w:p>
     <w:p>
       <w:pPr>
+        <w:pStyle w:val="ListBullet"/>
+      </w:pPr>
+      <w:r>
+        <w:rPr>
+          <w:rFonts w:ascii="Times New Roman" w:hAnsi="Times New Roman" w:eastAsia="宋体"/>
+          <w:b/>
+          <w:i w:val="0"/>
+          <w:sz w:val="24"/>
+        </w:rPr>
+        <w:t>可判定性溢价反例（CS-10，经典 R 轨道，G-5，v2.8 新增）</w:t>
+      </w:r>
+      <w:r>
+        <w:rPr>
+          <w:rFonts w:ascii="Times New Roman" w:hAnsi="Times New Roman" w:eastAsia="宋体"/>
+          <w:b w:val="0"/>
+          <w:i w:val="0"/>
+          <w:sz w:val="24"/>
+        </w:rPr>
+        <w:t xml:space="preserve"> </w:t>
+      </w:r>
+      <w:r>
+        <w:rPr>
+          <w:rFonts w:ascii="Consolas" w:hAnsi="Consolas" w:eastAsia="等线"/>
+          <w:b w:val="0"/>
+          <w:i w:val="0"/>
+          <w:sz w:val="22"/>
+        </w:rPr>
+        <w:t>g5_premium</w:t>
+      </w:r>
+    </w:p>
+    <w:p>
+      <w:pPr>
         <w:spacing w:line="336" w:lineRule="auto"/>
         <w:ind w:firstLine="480"/>
       </w:pPr>
@@ -13800,52 +14286,7 @@
           <w:i w:val="0"/>
           <w:sz w:val="24"/>
         </w:rPr>
-        <w:t>——</w:t>
-      </w:r>
-      <w:r>
-        <w:rPr>
-          <w:rFonts w:ascii="Consolas" w:hAnsi="Consolas" w:eastAsia="等线"/>
-          <w:b w:val="0"/>
-          <w:i w:val="0"/>
-          <w:sz w:val="22"/>
-        </w:rPr>
-        <w:t>CRpi_lower_3141</w:t>
-      </w:r>
-      <w:r>
-        <w:rPr>
-          <w:rFonts w:ascii="Times New Roman" w:hAnsi="Times New Roman" w:eastAsia="宋体"/>
-          <w:b w:val="0"/>
-          <w:i w:val="0"/>
-          <w:sz w:val="24"/>
-        </w:rPr>
-        <w:t>/</w:t>
-      </w:r>
-      <w:r>
-        <w:rPr>
-          <w:rFonts w:ascii="Consolas" w:hAnsi="Consolas" w:eastAsia="等线"/>
-          <w:b w:val="0"/>
-          <w:i w:val="0"/>
-          <w:sz w:val="22"/>
-        </w:rPr>
-        <w:t>CRpi_upper_3142</w:t>
-      </w:r>
-      <w:r>
-        <w:rPr>
-          <w:rFonts w:ascii="Times New Roman" w:hAnsi="Times New Roman" w:eastAsia="宋体"/>
-          <w:b w:val="0"/>
-          <w:i w:val="0"/>
-          <w:sz w:val="24"/>
-        </w:rPr>
-        <w:t>）、M2 构造性 sin（</w:t>
-      </w:r>
-      <w:r>
-        <w:rPr>
-          <w:rFonts w:ascii="Consolas" w:hAnsi="Consolas" w:eastAsia="等线"/>
-          <w:b w:val="0"/>
-          <w:i w:val="0"/>
-          <w:sz w:val="22"/>
-        </w:rPr>
-        <w:t>probe_sin_cr_m2</w:t>
+        <w:t>（probe_g5_premium.v，35 Qed / 0 Admitted）：**存在具体阶梯 [3,7,15]：反射检查器</w:t>
       </w:r>
     </w:p>
     <w:p>
@@ -13860,16 +14301,7 @@
           <w:i w:val="0"/>
           <w:sz w:val="24"/>
         </w:rPr>
-        <w:t>39 Qed：交替幂级数 Σ(−1)^k x^{2k+1}/(2k+1)!）、M3 构造性 sqrt（</w:t>
-      </w:r>
-      <w:r>
-        <w:rPr>
-          <w:rFonts w:ascii="Consolas" w:hAnsi="Consolas" w:eastAsia="等线"/>
-          <w:b w:val="0"/>
-          <w:i w:val="0"/>
-          <w:sz w:val="22"/>
-        </w:rPr>
-        <w:t>probe_sqrt_cr_m3</w:t>
+        <w:t>拒（frame_check_instance = false）但精确 Gram 相干行和 ≤ 4/5**。三件套：</w:t>
       </w:r>
     </w:p>
     <w:p>
@@ -13884,25 +14316,25 @@
           <w:i w:val="0"/>
           <w:sz w:val="24"/>
         </w:rPr>
-        <w:t>59 Qed：Q 层二分 + CR 极限，</w:t>
-      </w:r>
-      <w:r>
-        <w:rPr>
-          <w:rFonts w:ascii="Times New Roman" w:hAnsi="Times New Roman" w:eastAsia="宋体"/>
-          <w:b/>
-          <w:i w:val="0"/>
-          <w:sz w:val="24"/>
-        </w:rPr>
-        <w:t>√21 ≥ 458/100、√105 ≥ 10246/1000</w:t>
-      </w:r>
-      <w:r>
-        <w:rPr>
-          <w:rFonts w:ascii="Times New Roman" w:hAnsi="Times New Roman" w:eastAsia="宋体"/>
-          <w:b w:val="0"/>
-          <w:i w:val="0"/>
-          <w:sz w:val="24"/>
-        </w:rPr>
-        <w:t>）——三者均</w:t>
+        <w:t xml:space="preserve">① 完整口径 Dirichlet 闭式 </w:t>
+      </w:r>
+      <w:r>
+        <w:rPr>
+          <w:rFonts w:ascii="Consolas" w:hAnsi="Consolas" w:eastAsia="等线"/>
+          <w:b w:val="0"/>
+          <w:i w:val="0"/>
+          <w:sz w:val="22"/>
+        </w:rPr>
+        <w:t>g5_coh_full_*</w:t>
+      </w:r>
+      <w:r>
+        <w:rPr>
+          <w:rFonts w:ascii="Times New Roman" w:hAnsi="Times New Roman" w:eastAsia="宋体"/>
+          <w:b w:val="0"/>
+          <w:i w:val="0"/>
+          <w:sz w:val="24"/>
+        </w:rPr>
+        <w:t>（min(a,b) 项，|⟨ψ_3,ψ_7⟩|=</w:t>
       </w:r>
     </w:p>
     <w:p>
@@ -13917,7 +14349,7 @@
           <w:i w:val="0"/>
           <w:sz w:val="24"/>
         </w:rPr>
-        <w:t>**纯 Stdlib ConstructiveReals、零经典、零 Admitted、零自定义公理，Print</w:t>
+        <w:t>sin(4π/7)/(sin(4π/21)√21)≈0.3777、|⟨ψ_7,ψ_15⟩|=sin(8π/15)/(sin(8π/105)√105)≈0.4094，</w:t>
       </w:r>
     </w:p>
     <w:p>
@@ -13932,7 +14364,43 @@
           <w:i w:val="0"/>
           <w:sz w:val="24"/>
         </w:rPr>
-        <w:t>Assumptions 全 Closed under the global context**，已并入合并版</w:t>
+        <w:t>行和≈0.787043，与评估文档一致）；② π 界自证（</w:t>
+      </w:r>
+      <w:r>
+        <w:rPr>
+          <w:rFonts w:ascii="Consolas" w:hAnsi="Consolas" w:eastAsia="等线"/>
+          <w:b w:val="0"/>
+          <w:i w:val="0"/>
+          <w:sz w:val="22"/>
+        </w:rPr>
+        <w:t>g5_pi_ge_3141</w:t>
+      </w:r>
+      <w:r>
+        <w:rPr>
+          <w:rFonts w:ascii="Times New Roman" w:hAnsi="Times New Roman" w:eastAsia="宋体"/>
+          <w:b w:val="0"/>
+          <w:i w:val="0"/>
+          <w:sz w:val="24"/>
+        </w:rPr>
+        <w:t>/</w:t>
+      </w:r>
+      <w:r>
+        <w:rPr>
+          <w:rFonts w:ascii="Consolas" w:hAnsi="Consolas" w:eastAsia="等线"/>
+          <w:b w:val="0"/>
+          <w:i w:val="0"/>
+          <w:sz w:val="22"/>
+        </w:rPr>
+        <w:t>g5_pi_le_3142</w:t>
+      </w:r>
+      <w:r>
+        <w:rPr>
+          <w:rFonts w:ascii="Times New Roman" w:hAnsi="Times New Roman" w:eastAsia="宋体"/>
+          <w:b w:val="0"/>
+          <w:i w:val="0"/>
+          <w:sz w:val="24"/>
+        </w:rPr>
+        <w:t>：</w:t>
       </w:r>
     </w:p>
     <w:p>
@@ -13942,39 +14410,12 @@
       </w:pPr>
       <w:r>
         <w:rPr>
-          <w:rFonts w:ascii="Consolas" w:hAnsi="Consolas" w:eastAsia="等线"/>
-          <w:b w:val="0"/>
-          <w:i w:val="0"/>
-          <w:sz w:val="22"/>
-        </w:rPr>
-        <w:t>ca_merged_full_25.v</w:t>
-      </w:r>
-      <w:r>
-        <w:rPr>
-          <w:rFonts w:ascii="Times New Roman" w:hAnsi="Times New Roman" w:eastAsia="宋体"/>
-          <w:b w:val="0"/>
-          <w:i w:val="0"/>
-          <w:sz w:val="24"/>
-        </w:rPr>
-        <w:t>（67 模块分区，MERGE_EXIT=0）。</w:t>
-      </w:r>
-      <w:r>
-        <w:rPr>
-          <w:rFonts w:ascii="Times New Roman" w:hAnsi="Times New Roman" w:eastAsia="宋体"/>
-          <w:b/>
-          <w:i w:val="0"/>
-          <w:sz w:val="24"/>
-        </w:rPr>
-        <w:t>定位（如实）</w:t>
-      </w:r>
-      <w:r>
-        <w:rPr>
-          <w:rFonts w:ascii="Times New Roman" w:hAnsi="Times New Roman" w:eastAsia="宋体"/>
-          <w:b w:val="0"/>
-          <w:i w:val="0"/>
-          <w:sz w:val="24"/>
-        </w:rPr>
-        <w:t>：G-5</w:t>
+          <w:rFonts w:ascii="Times New Roman" w:hAnsi="Times New Roman" w:eastAsia="宋体"/>
+          <w:b w:val="0"/>
+          <w:i w:val="0"/>
+          <w:sz w:val="24"/>
+        </w:rPr>
+        <w:t>π∈[3.141,3.142]，sin(π/6)=1/2 快收敛路线）；③ 数值界（sin_bound n=0 + 简单分数</w:t>
       </w:r>
     </w:p>
     <w:p>
@@ -13989,7 +14430,7 @@
           <w:i w:val="0"/>
           <w:sz w:val="24"/>
         </w:rPr>
-        <w:t>可判定性溢价主定理的</w:t>
+        <w:t>代入点 + 递增性）。</w:t>
       </w:r>
       <w:r>
         <w:rPr>
@@ -13998,16 +14439,16 @@
           <w:i w:val="0"/>
           <w:sz w:val="24"/>
         </w:rPr>
-        <w:t>构造化版本三角基座</w:t>
-      </w:r>
-      <w:r>
-        <w:rPr>
-          <w:rFonts w:ascii="Times New Roman" w:hAnsi="Times New Roman" w:eastAsia="宋体"/>
-          <w:b w:val="0"/>
-          <w:i w:val="0"/>
-          <w:sz w:val="24"/>
-        </w:rPr>
-        <w:t>（M4 探针级主定理为后续工作，</w:t>
+        <w:t>定位（如实）</w:t>
+      </w:r>
+      <w:r>
+        <w:rPr>
+          <w:rFonts w:ascii="Times New Roman" w:hAnsi="Times New Roman" w:eastAsia="宋体"/>
+          <w:b w:val="0"/>
+          <w:i w:val="0"/>
+          <w:sz w:val="24"/>
+        </w:rPr>
+        <w:t>：G-5 把 §5.2 的"假阴性 49.1%"叙事升级为</w:t>
       </w:r>
     </w:p>
     <w:p>
@@ -14018,268 +14459,35 @@
       <w:r>
         <w:rPr>
           <w:rFonts w:ascii="Times New Roman" w:hAnsi="Times New Roman" w:eastAsia="宋体"/>
-          <w:b w:val="0"/>
-          <w:i w:val="0"/>
-          <w:sz w:val="24"/>
-        </w:rPr>
-        <w:t>不构成相干缺口闭合——审稿建议"不得表述为相干进展"）。</w:t>
+          <w:b/>
+          <w:i w:val="0"/>
+          <w:sz w:val="24"/>
+        </w:rPr>
+        <w:t>具体机器检查反例</w:t>
+      </w:r>
+      <w:r>
+        <w:rPr>
+          <w:rFonts w:ascii="Times New Roman" w:hAnsi="Times New Roman" w:eastAsia="宋体"/>
+          <w:b w:val="0"/>
+          <w:i w:val="0"/>
+          <w:sz w:val="24"/>
+        </w:rPr>
+        <w:t>——[3,7,15] 精确可认证（≤4/5）但被反射检查器误拒，是</w:t>
       </w:r>
     </w:p>
     <w:p>
       <w:pPr>
-        <w:pStyle w:val="ListBullet"/>
-      </w:pPr>
-      <w:r>
-        <w:rPr>
-          <w:rFonts w:ascii="Times New Roman" w:hAnsi="Times New Roman" w:eastAsia="宋体"/>
-          <w:b/>
-          <w:i w:val="0"/>
-          <w:sz w:val="24"/>
-        </w:rPr>
-        <w:t>τ 裁剪最优性（CS-11，经典 R 轨道，2026-08-28 新增）</w:t>
-      </w:r>
-      <w:r>
-        <w:rPr>
-          <w:rFonts w:ascii="Times New Roman" w:hAnsi="Times New Roman" w:eastAsia="宋体"/>
-          <w:b w:val="0"/>
-          <w:i w:val="0"/>
-          <w:sz w:val="24"/>
-        </w:rPr>
-        <w:t xml:space="preserve"> </w:t>
-      </w:r>
-      <w:r>
-        <w:rPr>
-          <w:rFonts w:ascii="Consolas" w:hAnsi="Consolas" w:eastAsia="等线"/>
-          <w:b w:val="0"/>
-          <w:i w:val="0"/>
-          <w:sz w:val="22"/>
-        </w:rPr>
-        <w:t>probe_taugrid.v</w:t>
-      </w:r>
-      <w:r>
-        <w:rPr>
-          <w:rFonts w:ascii="Times New Roman" w:hAnsi="Times New Roman" w:eastAsia="宋体"/>
-          <w:b w:val="0"/>
-          <w:i w:val="0"/>
-          <w:sz w:val="24"/>
-        </w:rPr>
-        <w:t>（17 Qed / 0 Admitted，审计 nat 纯 Closed / R 层仅 Dedekind 三允许公理）：</w:t>
-      </w:r>
-      <w:r>
-        <w:rPr>
-          <w:rFonts w:ascii="Times New Roman" w:hAnsi="Times New Roman" w:eastAsia="宋体"/>
-          <w:b/>
-          <w:i w:val="0"/>
-          <w:sz w:val="24"/>
-        </w:rPr>
-        <w:t>覆盖债精确量化</w:t>
-      </w:r>
-      <w:r>
-        <w:rPr>
-          <w:rFonts w:ascii="Times New Roman" w:hAnsi="Times New Roman" w:eastAsia="宋体"/>
-          <w:b w:val="0"/>
-          <w:i w:val="0"/>
-          <w:sz w:val="24"/>
-        </w:rPr>
-        <w:t xml:space="preserve"> </w:t>
-      </w:r>
-      <w:r>
-        <w:rPr>
-          <w:rFonts w:ascii="Consolas" w:hAnsi="Consolas" w:eastAsia="等线"/>
-          <w:b w:val="0"/>
-          <w:i w:val="0"/>
-          <w:sz w:val="22"/>
-        </w:rPr>
-        <w:t>coverage_fraction</w:t>
-      </w:r>
-      <w:r>
-        <w:rPr>
-          <w:rFonts w:ascii="Times New Roman" w:hAnsi="Times New Roman" w:eastAsia="宋体"/>
-          <w:b w:val="0"/>
-          <w:i w:val="0"/>
-          <w:sz w:val="24"/>
-        </w:rPr>
-        <w:t>/</w:t>
-      </w:r>
-      <w:r>
-        <w:rPr>
-          <w:rFonts w:ascii="Consolas" w:hAnsi="Consolas" w:eastAsia="等线"/>
-          <w:b w:val="0"/>
-          <w:i w:val="0"/>
-          <w:sz w:val="22"/>
-        </w:rPr>
-        <w:t>coverage_debt</w:t>
-      </w:r>
-      <w:r>
-        <w:rPr>
-          <w:rFonts w:ascii="Times New Roman" w:hAnsi="Times New Roman" w:eastAsia="宋体"/>
-          <w:b w:val="0"/>
-          <w:i w:val="0"/>
-          <w:sz w:val="24"/>
-        </w:rPr>
-        <w:t>（S T &lt; n ⟹ 窗 [0,T] 内能量恰 = (T+1)/n，窗外能量 1−(T+1)/n ∈ (0,1)——</w:t>
-      </w:r>
-      <w:r>
-        <w:rPr>
-          <w:rFonts w:ascii="Times New Roman" w:hAnsi="Times New Roman" w:eastAsia="宋体"/>
-          <w:b/>
-          <w:i w:val="0"/>
-          <w:sz w:val="24"/>
-        </w:rPr>
-        <w:t>τ 负债的机器可计算量</w:t>
-      </w:r>
-      <w:r>
-        <w:rPr>
-          <w:rFonts w:ascii="Times New Roman" w:hAnsi="Times New Roman" w:eastAsia="宋体"/>
-          <w:b w:val="0"/>
-          <w:i w:val="0"/>
-          <w:sz w:val="24"/>
-        </w:rPr>
-        <w:t>，"剪 255/127/63 应恶化"经验律的定理侧镜像：高负债带 = 大窗外能量）；</w:t>
-      </w:r>
-      <w:r>
-        <w:rPr>
-          <w:rFonts w:ascii="Times New Roman" w:hAnsi="Times New Roman" w:eastAsia="宋体"/>
-          <w:b/>
-          <w:i w:val="0"/>
-          <w:sz w:val="24"/>
-        </w:rPr>
-        <w:t>支撑完备刻画</w:t>
-      </w:r>
-      <w:r>
-        <w:rPr>
-          <w:rFonts w:ascii="Times New Roman" w:hAnsi="Times New Roman" w:eastAsia="宋体"/>
-          <w:b w:val="0"/>
-          <w:i w:val="0"/>
-          <w:sz w:val="24"/>
-        </w:rPr>
-        <w:t xml:space="preserve"> </w:t>
-      </w:r>
-      <w:r>
-        <w:rPr>
-          <w:rFonts w:ascii="Consolas" w:hAnsi="Consolas" w:eastAsia="等线"/>
-          <w:b w:val="0"/>
-          <w:i w:val="0"/>
-          <w:sz w:val="22"/>
-        </w:rPr>
-        <w:t>support_classification</w:t>
-      </w:r>
-      <w:r>
-        <w:rPr>
-          <w:rFonts w:ascii="Times New Roman" w:hAnsi="Times New Roman" w:eastAsia="宋体"/>
-          <w:b w:val="0"/>
-          <w:i w:val="0"/>
-          <w:sz w:val="24"/>
-        </w:rPr>
-        <w:t>（n ≤ T ⟺ ψ_n 完全支撑训练窗 [0,T]，iff——裁剪保表示的充要条件）；</w:t>
-      </w:r>
-      <w:r>
-        <w:rPr>
-          <w:rFonts w:ascii="Times New Roman" w:hAnsi="Times New Roman" w:eastAsia="宋体"/>
-          <w:b/>
-          <w:i w:val="0"/>
-          <w:sz w:val="24"/>
-        </w:rPr>
-        <w:t>裁剪证书单调</w:t>
-      </w:r>
-      <w:r>
-        <w:rPr>
-          <w:rFonts w:ascii="Times New Roman" w:hAnsi="Times New Roman" w:eastAsia="宋体"/>
-          <w:b w:val="0"/>
-          <w:i w:val="0"/>
-          <w:sz w:val="24"/>
-        </w:rPr>
-        <w:t xml:space="preserve"> </w:t>
-      </w:r>
-      <w:r>
-        <w:rPr>
-          <w:rFonts w:ascii="Consolas" w:hAnsi="Consolas" w:eastAsia="等线"/>
-          <w:b w:val="0"/>
-          <w:i w:val="0"/>
-          <w:sz w:val="22"/>
-        </w:rPr>
-        <w:t>prune_row_le</w:t>
-      </w:r>
-      <w:r>
-        <w:rPr>
-          <w:rFonts w:ascii="Times New Roman" w:hAnsi="Times New Roman" w:eastAsia="宋体"/>
-          <w:b w:val="0"/>
-          <w:i w:val="0"/>
-          <w:sz w:val="24"/>
-        </w:rPr>
-        <w:t>（kept 子族行和 ≤ 全族行和——上界型证书经裁剪不损）；</w:t>
-      </w:r>
-      <w:r>
-        <w:rPr>
-          <w:rFonts w:ascii="Times New Roman" w:hAnsi="Times New Roman" w:eastAsia="宋体"/>
-          <w:b/>
-          <w:i w:val="0"/>
-          <w:sz w:val="24"/>
-        </w:rPr>
-        <w:t>C-梯子稀疏化迁移</w:t>
-      </w:r>
-      <w:r>
-        <w:rPr>
-          <w:rFonts w:ascii="Times New Roman" w:hAnsi="Times New Roman" w:eastAsia="宋体"/>
-          <w:b w:val="0"/>
-          <w:i w:val="0"/>
-          <w:sz w:val="24"/>
-        </w:rPr>
-        <w:t xml:space="preserve"> </w:t>
-      </w:r>
-      <w:r>
-        <w:rPr>
-          <w:rFonts w:ascii="Consolas" w:hAnsi="Consolas" w:eastAsia="等线"/>
-          <w:b w:val="0"/>
-          <w:i w:val="0"/>
-          <w:sz w:val="22"/>
-        </w:rPr>
-        <w:t>thinning_preserves_ratio</w:t>
-      </w:r>
-      <w:r>
-        <w:rPr>
-          <w:rFonts w:ascii="Times New Roman" w:hAnsi="Times New Roman" w:eastAsia="宋体"/>
-          <w:b w:val="0"/>
-          <w:i w:val="0"/>
-          <w:sz w:val="24"/>
-        </w:rPr>
-        <w:t>；</w:t>
-      </w:r>
-      <w:r>
-        <w:rPr>
-          <w:rFonts w:ascii="Times New Roman" w:hAnsi="Times New Roman" w:eastAsia="宋体"/>
-          <w:b/>
-          <w:i w:val="0"/>
-          <w:sz w:val="24"/>
-        </w:rPr>
-        <w:t>三连合成</w:t>
-      </w:r>
-      <w:r>
-        <w:rPr>
-          <w:rFonts w:ascii="Times New Roman" w:hAnsi="Times New Roman" w:eastAsia="宋体"/>
-          <w:b w:val="0"/>
-          <w:i w:val="0"/>
-          <w:sz w:val="24"/>
-        </w:rPr>
-        <w:t xml:space="preserve"> </w:t>
-      </w:r>
-      <w:r>
-        <w:rPr>
-          <w:rFonts w:ascii="Consolas" w:hAnsi="Consolas" w:eastAsia="等线"/>
-          <w:b w:val="0"/>
-          <w:i w:val="0"/>
-          <w:sz w:val="22"/>
-        </w:rPr>
-        <w:t>tau_prune_optimality</w:t>
-      </w:r>
-      <w:r>
-        <w:rPr>
-          <w:rFonts w:ascii="Times New Roman" w:hAnsi="Times New Roman" w:eastAsia="宋体"/>
-          <w:b w:val="0"/>
-          <w:i w:val="0"/>
-          <w:sz w:val="24"/>
-        </w:rPr>
-        <w:t>（证书单调 ∧ kept 完全支撑 ∧ pruned 严格超窗带覆盖债 ∈ (0,1)）——τ 感知裁剪 = 保留完全支撑带 + 证书单调 + 覆盖债量化，randmax256/384 裁剪实验的定理化。</w:t>
+        <w:spacing w:line="336" w:lineRule="auto"/>
+        <w:ind w:firstLine="480"/>
+      </w:pPr>
+      <w:r>
+        <w:rPr>
+          <w:rFonts w:ascii="Times New Roman" w:hAnsi="Times New Roman" w:eastAsia="宋体"/>
+          <w:b w:val="0"/>
+          <w:i w:val="0"/>
+          <w:sz w:val="24"/>
+        </w:rPr>
+        <w:t>G-3 必要方向的直接见证；与 §5.2b"可判定性溢价"概念闭环。</w:t>
       </w:r>
     </w:p>
     <w:p>
@@ -14293,183 +14501,31 @@
           <w:i w:val="0"/>
           <w:sz w:val="24"/>
         </w:rPr>
-        <w:t>构造性孪生（CS-12，纯构造性轨道，2026-08-29 新增）</w:t>
-      </w:r>
-      <w:r>
-        <w:rPr>
-          <w:rFonts w:ascii="Times New Roman" w:hAnsi="Times New Roman" w:eastAsia="宋体"/>
-          <w:b w:val="0"/>
-          <w:i w:val="0"/>
-          <w:sz w:val="24"/>
-        </w:rPr>
-        <w:t xml:space="preserve"> </w:t>
-      </w:r>
-      <w:r>
-        <w:rPr>
-          <w:rFonts w:ascii="Consolas" w:hAnsi="Consolas" w:eastAsia="等线"/>
-          <w:b w:val="0"/>
-          <w:i w:val="0"/>
-          <w:sz w:val="22"/>
-        </w:rPr>
-        <w:t>probe_taugrid_cr.v</w:t>
-      </w:r>
-      <w:r>
-        <w:rPr>
-          <w:rFonts w:ascii="Times New Roman" w:hAnsi="Times New Roman" w:eastAsia="宋体"/>
-          <w:b w:val="0"/>
-          <w:i w:val="0"/>
-          <w:sz w:val="24"/>
-        </w:rPr>
-        <w:t xml:space="preserve">（13 Qed / 0 Admitted，Print Assumptions </w:t>
-      </w:r>
-      <w:r>
-        <w:rPr>
-          <w:rFonts w:ascii="Times New Roman" w:hAnsi="Times New Roman" w:eastAsia="宋体"/>
-          <w:b/>
-          <w:i w:val="0"/>
-          <w:sz w:val="24"/>
-        </w:rPr>
-        <w:t>五段全 Closed——零公理</w:t>
-      </w:r>
-      <w:r>
-        <w:rPr>
-          <w:rFonts w:ascii="Times New Roman" w:hAnsi="Times New Roman" w:eastAsia="宋体"/>
-          <w:b w:val="0"/>
-          <w:i w:val="0"/>
-          <w:sz w:val="24"/>
-        </w:rPr>
-        <w:t xml:space="preserve">，比主线（Dedekind 三公理）更干净）：抽象接口 </w:t>
-      </w:r>
-      <w:r>
-        <w:rPr>
-          <w:rFonts w:ascii="Consolas" w:hAnsi="Consolas" w:eastAsia="等线"/>
-          <w:b w:val="0"/>
-          <w:i w:val="0"/>
-          <w:sz w:val="22"/>
-        </w:rPr>
-        <w:t>{R : ConstructiveReals}</w:t>
-      </w:r>
-      <w:r>
-        <w:rPr>
-          <w:rFonts w:ascii="Times New Roman" w:hAnsi="Times New Roman" w:eastAsia="宋体"/>
-          <w:b w:val="0"/>
-          <w:i w:val="0"/>
-          <w:sz w:val="24"/>
-        </w:rPr>
-        <w:t xml:space="preserve"> + 归一梯子 u（cos/复指数/√n 构造性未实现——接口与主线 psi_norm_sq_pt 数学一致，trig 由 M2E 扩展 plug-in）；</w:t>
-      </w:r>
-      <w:r>
-        <w:rPr>
-          <w:rFonts w:ascii="Times New Roman" w:hAnsi="Times New Roman" w:eastAsia="宋体"/>
-          <w:b/>
-          <w:i w:val="0"/>
-          <w:sz w:val="24"/>
-        </w:rPr>
-        <w:t>层归属判定落地</w:t>
-      </w:r>
-      <w:r>
-        <w:rPr>
-          <w:rFonts w:ascii="Times New Roman" w:hAnsi="Times New Roman" w:eastAsia="宋体"/>
-          <w:b w:val="0"/>
-          <w:i w:val="0"/>
-          <w:sz w:val="24"/>
-        </w:rPr>
-        <w:t xml:space="preserve">：严格序 CRlt 本身是 </w:t>
-      </w:r>
-      <w:r>
-        <w:rPr>
-          <w:rFonts w:ascii="Times New Roman" w:hAnsi="Times New Roman" w:eastAsia="宋体"/>
-          <w:b/>
-          <w:i w:val="0"/>
-          <w:sz w:val="24"/>
-        </w:rPr>
-        <w:t>Set 值</w:t>
-      </w:r>
-      <w:r>
-        <w:rPr>
-          <w:rFonts w:ascii="Times New Roman" w:hAnsi="Times New Roman" w:eastAsia="宋体"/>
-          <w:b w:val="0"/>
-          <w:i w:val="0"/>
-          <w:sz w:val="24"/>
-        </w:rPr>
-        <w:t xml:space="preserve">（Stdlib ConstructiveReals.v:88 库设计），覆盖债界定定理以信息性形式 </w:t>
-      </w:r>
-      <w:r>
-        <w:rPr>
-          <w:rFonts w:ascii="Times New Roman" w:hAnsi="Times New Roman" w:eastAsia="宋体"/>
-          <w:b/>
-          <w:i w:val="0"/>
-          <w:sz w:val="24"/>
-        </w:rPr>
-        <w:t>0 &lt; debt &lt; 1</w:t>
-      </w:r>
-      <w:r>
-        <w:rPr>
-          <w:rFonts w:ascii="Times New Roman" w:hAnsi="Times New Roman" w:eastAsia="宋体"/>
-          <w:b w:val="0"/>
-          <w:i w:val="0"/>
-          <w:sz w:val="24"/>
-        </w:rPr>
-        <w:t>（Set 值 prod，证明项可提取）陈述，主定理结论 prod 型（信息性分支不能进 Prop 的 /\——"Cannot enforce Set &lt;= Prop"），sigT 被类型系统强制（谓词含 Set 值 CRlt 时 sig 非法）；</w:t>
-      </w:r>
-      <w:r>
-        <w:rPr>
-          <w:rFonts w:ascii="Times New Roman" w:hAnsi="Times New Roman" w:eastAsia="宋体"/>
-          <w:b/>
-          <w:i w:val="0"/>
-          <w:sz w:val="24"/>
-        </w:rPr>
-        <w:t>序判定下放 Q 层</w:t>
-      </w:r>
-      <w:r>
-        <w:rPr>
-          <w:rFonts w:ascii="Times New Roman" w:hAnsi="Times New Roman" w:eastAsia="宋体"/>
-          <w:b w:val="0"/>
-          <w:i w:val="0"/>
-          <w:sz w:val="24"/>
-        </w:rPr>
-        <w:t>（债值 CReq 于有理数，Qlt 判定经 CR_of_Q_lt 提升为带数据 CRlt，CRlt_proper 信息性搬运）；</w:t>
-      </w:r>
-      <w:r>
-        <w:rPr>
-          <w:rFonts w:ascii="Times New Roman" w:hAnsi="Times New Roman" w:eastAsia="宋体"/>
-          <w:b/>
-          <w:i w:val="0"/>
-          <w:sz w:val="24"/>
-        </w:rPr>
-        <w:t>提取 `taugrid_cr.ml` 经 DkMLNative ocamlc 4.14.2 编译通过</w:t>
-      </w:r>
-      <w:r>
-        <w:rPr>
-          <w:rFonts w:ascii="Times New Roman" w:hAnsi="Times New Roman" w:eastAsia="宋体"/>
-          <w:b w:val="0"/>
-          <w:i w:val="0"/>
-          <w:sz w:val="24"/>
-        </w:rPr>
-        <w:t>（柯西实例 cRealConstructive 具象化——CRlt 携带逼近数据；DRealConstructive 的 CRlt ≡ Rlt 被经典公理阻断，不采用）。</w:t>
+        <w:t>G-5 构造性三角资产（纯构造性轨道，v2.8 修订追加，2026-08-25 并入合并版 25）</w:t>
+      </w:r>
+      <w:r>
+        <w:rPr>
+          <w:rFonts w:ascii="Times New Roman" w:hAnsi="Times New Roman" w:eastAsia="宋体"/>
+          <w:b w:val="0"/>
+          <w:i w:val="0"/>
+          <w:sz w:val="24"/>
+        </w:rPr>
+        <w:t>：</w:t>
       </w:r>
     </w:p>
     <w:p>
       <w:pPr>
-        <w:pStyle w:val="ListBullet"/>
-      </w:pPr>
-      <w:r>
-        <w:rPr>
-          <w:rFonts w:ascii="Times New Roman" w:hAnsi="Times New Roman" w:eastAsia="宋体"/>
-          <w:b/>
-          <w:i w:val="0"/>
-          <w:sz w:val="24"/>
-        </w:rPr>
-        <w:t>CS 生产线（CS-13，经典 R 轨道，2026-08-29 新增）</w:t>
-      </w:r>
-      <w:r>
-        <w:rPr>
-          <w:rFonts w:ascii="Times New Roman" w:hAnsi="Times New Roman" w:eastAsia="宋体"/>
-          <w:b w:val="0"/>
-          <w:i w:val="0"/>
-          <w:sz w:val="24"/>
-        </w:rPr>
-        <w:t xml:space="preserve"> </w:t>
+        <w:spacing w:line="336" w:lineRule="auto"/>
+        <w:ind w:firstLine="480"/>
+      </w:pPr>
+      <w:r>
+        <w:rPr>
+          <w:rFonts w:ascii="Times New Roman" w:hAnsi="Times New Roman" w:eastAsia="宋体"/>
+          <w:b w:val="0"/>
+          <w:i w:val="0"/>
+          <w:sz w:val="24"/>
+        </w:rPr>
+        <w:t>M1 构造性 π（</w:t>
       </w:r>
       <w:r>
         <w:rPr>
@@ -14478,34 +14534,16 @@
           <w:i w:val="0"/>
           <w:sz w:val="22"/>
         </w:rPr>
-        <w:t>probe_cs.v</w:t>
-      </w:r>
-      <w:r>
-        <w:rPr>
-          <w:rFonts w:ascii="Times New Roman" w:hAnsi="Times New Roman" w:eastAsia="宋体"/>
-          <w:b w:val="0"/>
-          <w:i w:val="0"/>
-          <w:sz w:val="24"/>
-        </w:rPr>
-        <w:t>（29 Qed / 0 Admitted，审计仅 Dedekind 三允许公理）：</w:t>
-      </w:r>
-      <w:r>
-        <w:rPr>
-          <w:rFonts w:ascii="Times New Roman" w:hAnsi="Times New Roman" w:eastAsia="宋体"/>
-          <w:b/>
-          <w:i w:val="0"/>
-          <w:sz w:val="24"/>
-        </w:rPr>
-        <w:t>一致 RIP</w:t>
-      </w:r>
-      <w:r>
-        <w:rPr>
-          <w:rFonts w:ascii="Times New Roman" w:hAnsi="Times New Roman" w:eastAsia="宋体"/>
-          <w:b w:val="0"/>
-          <w:i w:val="0"/>
-          <w:sz w:val="24"/>
-        </w:rPr>
-        <w:t xml:space="preserve"> </w:t>
+        <w:t>probe_pi_cr_m1a</w:t>
+      </w:r>
+      <w:r>
+        <w:rPr>
+          <w:rFonts w:ascii="Times New Roman" w:hAnsi="Times New Roman" w:eastAsia="宋体"/>
+          <w:b w:val="0"/>
+          <w:i w:val="0"/>
+          <w:sz w:val="24"/>
+        </w:rPr>
+        <w:t xml:space="preserve"> 25 Qed + </w:t>
       </w:r>
       <w:r>
         <w:rPr>
@@ -14514,310 +14552,32 @@
           <w:i w:val="0"/>
           <w:sz w:val="22"/>
         </w:rPr>
-        <w:t>cs2_rip_uniform</w:t>
-      </w:r>
-      <w:r>
-        <w:rPr>
-          <w:rFonts w:ascii="Times New Roman" w:hAnsi="Times New Roman" w:eastAsia="宋体"/>
-          <w:b w:val="0"/>
-          <w:i w:val="0"/>
-          <w:sz w:val="24"/>
-        </w:rPr>
-        <w:t xml:space="preserve">（(1−δ)‖c‖² ≤ ‖Φc‖² ≤ (1+δ)‖c‖²，δ = 4K(C) </w:t>
-      </w:r>
-      <w:r>
-        <w:rPr>
-          <w:rFonts w:ascii="Times New Roman" w:hAnsi="Times New Roman" w:eastAsia="宋体"/>
-          <w:b/>
-          <w:i w:val="0"/>
-          <w:sz w:val="24"/>
-        </w:rPr>
-        <w:t>不随稀疏阶 s 增长</w:t>
-      </w:r>
-      <w:r>
-        <w:rPr>
-          <w:rFonts w:ascii="Times New Roman" w:hAnsi="Times New Roman" w:eastAsia="宋体"/>
-          <w:b w:val="0"/>
-          <w:i w:val="0"/>
-          <w:sz w:val="24"/>
-        </w:rPr>
-        <w:t>——psi_unconditional_basis 的 Candès–Tao 命名打包）；</w:t>
-      </w:r>
-      <w:r>
-        <w:rPr>
-          <w:rFonts w:ascii="Times New Roman" w:hAnsi="Times New Roman" w:eastAsia="宋体"/>
-          <w:b/>
-          <w:i w:val="0"/>
-          <w:sz w:val="24"/>
-        </w:rPr>
-        <w:t>★s-sparse 唯一性</w:t>
-      </w:r>
-      <w:r>
-        <w:rPr>
-          <w:rFonts w:ascii="Times New Roman" w:hAnsi="Times New Roman" w:eastAsia="宋体"/>
-          <w:b w:val="0"/>
-          <w:i w:val="0"/>
-          <w:sz w:val="24"/>
-        </w:rPr>
-        <w:t xml:space="preserve"> </w:t>
-      </w:r>
-      <w:r>
-        <w:rPr>
-          <w:rFonts w:ascii="Consolas" w:hAnsi="Consolas" w:eastAsia="等线"/>
-          <w:b w:val="0"/>
-          <w:i w:val="0"/>
-          <w:sz w:val="22"/>
-        </w:rPr>
-        <w:t>cs3_energy_zero</w:t>
-      </w:r>
-      <w:r>
-        <w:rPr>
-          <w:rFonts w:ascii="Times New Roman" w:hAnsi="Times New Roman" w:eastAsia="宋体"/>
-          <w:b w:val="0"/>
-          <w:i w:val="0"/>
-          <w:sz w:val="24"/>
-        </w:rPr>
-        <w:t xml:space="preserve"> + </w:t>
-      </w:r>
-      <w:r>
-        <w:rPr>
-          <w:rFonts w:ascii="Consolas" w:hAnsi="Consolas" w:eastAsia="等线"/>
-          <w:b w:val="0"/>
-          <w:i w:val="0"/>
-          <w:sz w:val="22"/>
-        </w:rPr>
-        <w:t>cs3_unique</w:t>
-      </w:r>
-      <w:r>
-        <w:rPr>
-          <w:rFonts w:ascii="Times New Roman" w:hAnsi="Times New Roman" w:eastAsia="宋体"/>
-          <w:b w:val="0"/>
-          <w:i w:val="0"/>
-          <w:sz w:val="24"/>
-        </w:rPr>
-        <w:t>（C ≥ 10 即 2K(C) &lt; 1：测量 y = y' ⟹ 系数 c = c'——</w:t>
-      </w:r>
-      <w:r>
-        <w:rPr>
-          <w:rFonts w:ascii="Times New Roman" w:hAnsi="Times New Roman" w:eastAsia="宋体"/>
-          <w:b/>
-          <w:i w:val="0"/>
-          <w:sz w:val="24"/>
-        </w:rPr>
-        <w:t>测量端信息不丢失</w:t>
-      </w:r>
-      <w:r>
-        <w:rPr>
-          <w:rFonts w:ascii="Times New Roman" w:hAnsi="Times New Roman" w:eastAsia="宋体"/>
-          <w:b w:val="0"/>
-          <w:i w:val="0"/>
-          <w:sz w:val="24"/>
-        </w:rPr>
-        <w:t>；路线：差列表 map2_csub + 逐点线性（csum_ext_indep/Csum_sub/csub_distr_r）+ 下界半边 (1−2K)·S ≤ ‖F‖²）；</w:t>
-      </w:r>
-      <w:r>
-        <w:rPr>
-          <w:rFonts w:ascii="Times New Roman" w:hAnsi="Times New Roman" w:eastAsia="宋体"/>
-          <w:b/>
-          <w:i w:val="0"/>
-          <w:sz w:val="24"/>
-        </w:rPr>
-        <w:t>embedding</w:t>
-      </w:r>
-      <w:r>
-        <w:rPr>
-          <w:rFonts w:ascii="Times New Roman" w:hAnsi="Times New Roman" w:eastAsia="宋体"/>
-          <w:b w:val="0"/>
-          <w:i w:val="0"/>
-          <w:sz w:val="24"/>
-        </w:rPr>
-        <w:t xml:space="preserve"> </w:t>
-      </w:r>
-      <w:r>
-        <w:rPr>
-          <w:rFonts w:ascii="Consolas" w:hAnsi="Consolas" w:eastAsia="等线"/>
-          <w:b w:val="0"/>
-          <w:i w:val="0"/>
-          <w:sz w:val="22"/>
-        </w:rPr>
-        <w:t>cs6_embedding</w:t>
-      </w:r>
-      <w:r>
-        <w:rPr>
-          <w:rFonts w:ascii="Times New Roman" w:hAnsi="Times New Roman" w:eastAsia="宋体"/>
-          <w:b w:val="0"/>
-          <w:i w:val="0"/>
-          <w:sz w:val="24"/>
-        </w:rPr>
-        <w:t>（常数 1−2K(C) &gt; 0）；</w:t>
-      </w:r>
-      <w:r>
-        <w:rPr>
-          <w:rFonts w:ascii="Times New Roman" w:hAnsi="Times New Roman" w:eastAsia="宋体"/>
-          <w:b/>
-          <w:i w:val="0"/>
-          <w:sz w:val="24"/>
-        </w:rPr>
-        <w:t>spark 下界</w:t>
-      </w:r>
-      <w:r>
-        <w:rPr>
-          <w:rFonts w:ascii="Times New Roman" w:hAnsi="Times New Roman" w:eastAsia="宋体"/>
-          <w:b w:val="0"/>
-          <w:i w:val="0"/>
-          <w:sz w:val="24"/>
-        </w:rPr>
-        <w:t xml:space="preserve"> </w:t>
-      </w:r>
-      <w:r>
-        <w:rPr>
-          <w:rFonts w:ascii="Consolas" w:hAnsi="Consolas" w:eastAsia="等线"/>
-          <w:b w:val="0"/>
-          <w:i w:val="0"/>
-          <w:sz w:val="22"/>
-        </w:rPr>
-        <w:t>cs1b_spark</w:t>
-      </w:r>
-      <w:r>
-        <w:rPr>
-          <w:rFonts w:ascii="Times New Roman" w:hAnsi="Times New Roman" w:eastAsia="宋体"/>
-          <w:b w:val="0"/>
-          <w:i w:val="0"/>
-          <w:sz w:val="24"/>
-        </w:rPr>
-        <w:t>（无平凡零组合 ⟹ n 列独立 ⟹ spark ≥ n+1，Gershgorin 冗余路径收编为 CS-3 推论，Elad–Bruckstein 判据）；</w:t>
-      </w:r>
-      <w:r>
-        <w:rPr>
-          <w:rFonts w:ascii="Times New Roman" w:hAnsi="Times New Roman" w:eastAsia="宋体"/>
-          <w:b/>
-          <w:i w:val="0"/>
-          <w:sz w:val="24"/>
-        </w:rPr>
-        <w:t>逐对相干</w:t>
-      </w:r>
-      <w:r>
-        <w:rPr>
-          <w:rFonts w:ascii="Times New Roman" w:hAnsi="Times New Roman" w:eastAsia="宋体"/>
-          <w:b w:val="0"/>
-          <w:i w:val="0"/>
-          <w:sz w:val="24"/>
-        </w:rPr>
-        <w:t xml:space="preserve"> </w:t>
-      </w:r>
-      <w:r>
-        <w:rPr>
-          <w:rFonts w:ascii="Consolas" w:hAnsi="Consolas" w:eastAsia="等线"/>
-          <w:b w:val="0"/>
-          <w:i w:val="0"/>
-          <w:sz w:val="22"/>
-        </w:rPr>
-        <w:t>cs1a_pair_bound</w:t>
-      </w:r>
-      <w:r>
-        <w:rPr>
-          <w:rFonts w:ascii="Times New Roman" w:hAnsi="Times New Roman" w:eastAsia="宋体"/>
-          <w:b w:val="0"/>
-          <w:i w:val="0"/>
-          <w:sz w:val="24"/>
-        </w:rPr>
-        <w:t>（C-梯子 ≤ 2πq/(1−q)，row_sum_3halfs 单项抽取）；</w:t>
-      </w:r>
-      <w:r>
-        <w:rPr>
-          <w:rFonts w:ascii="Times New Roman" w:hAnsi="Times New Roman" w:eastAsia="宋体"/>
-          <w:b/>
-          <w:i w:val="0"/>
-          <w:sz w:val="24"/>
-        </w:rPr>
-        <w:t>★近重复对爆炸</w:t>
-      </w:r>
-      <w:r>
-        <w:rPr>
-          <w:rFonts w:ascii="Times New Roman" w:hAnsi="Times New Roman" w:eastAsia="宋体"/>
-          <w:b w:val="0"/>
-          <w:i w:val="0"/>
-          <w:sz w:val="24"/>
-        </w:rPr>
-        <w:t xml:space="preserve"> </w:t>
-      </w:r>
-      <w:r>
-        <w:rPr>
-          <w:rFonts w:ascii="Consolas" w:hAnsi="Consolas" w:eastAsia="等线"/>
-          <w:b w:val="0"/>
-          <w:i w:val="0"/>
-          <w:sz w:val="22"/>
-        </w:rPr>
-        <w:t>near_dup_coherence_12</w:t>
-      </w:r>
-      <w:r>
-        <w:rPr>
-          <w:rFonts w:ascii="Times New Roman" w:hAnsi="Times New Roman" w:eastAsia="宋体"/>
-          <w:b w:val="0"/>
-          <w:i w:val="0"/>
-          <w:sz w:val="24"/>
-        </w:rPr>
-        <w:t xml:space="preserve">（coh 1 2 = </w:t>
-      </w:r>
-      <w:r>
-        <w:rPr>
-          <w:rFonts w:ascii="Times New Roman" w:hAnsi="Times New Roman" w:eastAsia="宋体"/>
-          <w:b/>
-          <w:i w:val="0"/>
-          <w:sz w:val="24"/>
-        </w:rPr>
-        <w:t>1/√2 精确值</w:t>
-      </w:r>
-      <w:r>
-        <w:rPr>
-          <w:rFonts w:ascii="Times New Roman" w:hAnsi="Times New Roman" w:eastAsia="宋体"/>
-          <w:b w:val="0"/>
-          <w:i w:val="0"/>
-          <w:sz w:val="24"/>
-        </w:rPr>
-        <w:t xml:space="preserve">——零相位使内积为纯实正数）+ </w:t>
-      </w:r>
-      <w:r>
-        <w:rPr>
-          <w:rFonts w:ascii="Consolas" w:hAnsi="Consolas" w:eastAsia="等线"/>
-          <w:b w:val="0"/>
-          <w:i w:val="0"/>
-          <w:sz w:val="22"/>
-        </w:rPr>
-        <w:t>cs4c_explosion</w:t>
-      </w:r>
-      <w:r>
-        <w:rPr>
-          <w:rFonts w:ascii="Times New Roman" w:hAnsi="Times New Roman" w:eastAsia="宋体"/>
-          <w:b w:val="0"/>
-          <w:i w:val="0"/>
-          <w:sz w:val="24"/>
-        </w:rPr>
-        <w:t>（</w:t>
-      </w:r>
-      <w:r>
-        <w:rPr>
-          <w:rFonts w:ascii="Times New Roman" w:hAnsi="Times New Roman" w:eastAsia="宋体"/>
-          <w:b/>
-          <w:i w:val="0"/>
-          <w:sz w:val="24"/>
-        </w:rPr>
-        <w:t>2μ = √2 &gt; 1</w:t>
-      </w:r>
-      <w:r>
-        <w:rPr>
-          <w:rFonts w:ascii="Times New Roman" w:hAnsi="Times New Roman" w:eastAsia="宋体"/>
-          <w:b w:val="0"/>
-          <w:i w:val="0"/>
-          <w:sz w:val="24"/>
-        </w:rPr>
-        <w:t>——s ≥ 3 时 (s−1)μ ≥ √2，Gershgorin 型 RIP 上界证书在含近重复对梯子上必然失效）。</w:t>
+        <w:t>probe_pi_cr_m1b</w:t>
+      </w:r>
+      <w:r>
+        <w:rPr>
+          <w:rFonts w:ascii="Times New Roman" w:hAnsi="Times New Roman" w:eastAsia="宋体"/>
+          <w:b w:val="0"/>
+          <w:i w:val="0"/>
+          <w:sz w:val="24"/>
+        </w:rPr>
+        <w:t xml:space="preserve"> 43 Qed：Leibniz 级数</w:t>
       </w:r>
     </w:p>
     <w:p>
       <w:pPr>
-        <w:pStyle w:val="ListBullet"/>
-      </w:pPr>
+        <w:spacing w:line="336" w:lineRule="auto"/>
+        <w:ind w:firstLine="480"/>
+      </w:pPr>
+      <w:r>
+        <w:rPr>
+          <w:rFonts w:ascii="Times New Roman" w:hAnsi="Times New Roman" w:eastAsia="宋体"/>
+          <w:b w:val="0"/>
+          <w:i w:val="0"/>
+          <w:sz w:val="24"/>
+        </w:rPr>
+        <w:t xml:space="preserve">π/4 = Σ(−1)^k/(2k+1) + CR_complete 取极限，有理界 </w:t>
+      </w:r>
       <w:r>
         <w:rPr>
           <w:rFonts w:ascii="Times New Roman" w:hAnsi="Times New Roman" w:eastAsia="宋体"/>
@@ -14825,182 +14585,248 @@
           <w:i w:val="0"/>
           <w:sz w:val="24"/>
         </w:rPr>
-        <w:t>offset 无关性（CS-14，经典 R 轨道，2026-08-29 新增）</w:t>
-      </w:r>
-      <w:r>
-        <w:rPr>
-          <w:rFonts w:ascii="Times New Roman" w:hAnsi="Times New Roman" w:eastAsia="宋体"/>
-          <w:b w:val="0"/>
-          <w:i w:val="0"/>
-          <w:sz w:val="24"/>
-        </w:rPr>
-        <w:t xml:space="preserve"> </w:t>
-      </w:r>
-      <w:r>
-        <w:rPr>
-          <w:rFonts w:ascii="Consolas" w:hAnsi="Consolas" w:eastAsia="等线"/>
-          <w:b w:val="0"/>
-          <w:i w:val="0"/>
-          <w:sz w:val="22"/>
-        </w:rPr>
-        <w:t>probe_cs5.v</w:t>
-      </w:r>
-      <w:r>
-        <w:rPr>
-          <w:rFonts w:ascii="Times New Roman" w:hAnsi="Times New Roman" w:eastAsia="宋体"/>
-          <w:b w:val="0"/>
-          <w:i w:val="0"/>
-          <w:sz w:val="24"/>
-        </w:rPr>
-        <w:t>（5 Qed / 0 Admitted）：</w:t>
-      </w:r>
-      <w:r>
-        <w:rPr>
-          <w:rFonts w:ascii="Times New Roman" w:hAnsi="Times New Roman" w:eastAsia="宋体"/>
-          <w:b/>
-          <w:i w:val="0"/>
-          <w:sz w:val="24"/>
-        </w:rPr>
-        <w:t>同族平移 t→t+δ 下跨网格对相干界不变</w:t>
-      </w:r>
-      <w:r>
-        <w:rPr>
-          <w:rFonts w:ascii="Times New Roman" w:hAnsi="Times New Roman" w:eastAsia="宋体"/>
-          <w:b w:val="0"/>
-          <w:i w:val="0"/>
-          <w:sz w:val="24"/>
-        </w:rPr>
-        <w:t xml:space="preserve"> </w:t>
-      </w:r>
-      <w:r>
-        <w:rPr>
-          <w:rFonts w:ascii="Consolas" w:hAnsi="Consolas" w:eastAsia="等线"/>
-          <w:b w:val="0"/>
-          <w:i w:val="0"/>
-          <w:sz w:val="22"/>
-        </w:rPr>
-        <w:t>cs5_offset_pair</w:t>
-      </w:r>
-      <w:r>
-        <w:rPr>
-          <w:rFonts w:ascii="Times New Roman" w:hAnsi="Times New Roman" w:eastAsia="宋体"/>
-          <w:b w:val="0"/>
-          <w:i w:val="0"/>
-          <w:sz w:val="24"/>
-        </w:rPr>
-        <w:t>/</w:t>
-      </w:r>
-      <w:r>
-        <w:rPr>
-          <w:rFonts w:ascii="Consolas" w:hAnsi="Consolas" w:eastAsia="等线"/>
-          <w:b w:val="0"/>
-          <w:i w:val="0"/>
-          <w:sz w:val="22"/>
-        </w:rPr>
-        <w:t>cs5_offset_diff</w:t>
-      </w:r>
-      <w:r>
-        <w:rPr>
-          <w:rFonts w:ascii="Times New Roman" w:hAnsi="Times New Roman" w:eastAsia="宋体"/>
-          <w:b w:val="0"/>
-          <w:i w:val="0"/>
-          <w:sz w:val="24"/>
-        </w:rPr>
-        <w:t>（|⟨ψ_{t1+δ},ψ_{t2+δ}⟩| ≤ N/(2·min(j mod N, N−j mod N))，</w:t>
-      </w:r>
-      <w:r>
-        <w:rPr>
-          <w:rFonts w:ascii="Times New Roman" w:hAnsi="Times New Roman" w:eastAsia="宋体"/>
-          <w:b/>
-          <w:i w:val="0"/>
-          <w:sz w:val="24"/>
-        </w:rPr>
-        <w:t>右端不含 δ</w:t>
-      </w:r>
-      <w:r>
-        <w:rPr>
-          <w:rFonts w:ascii="Times New Roman" w:hAnsi="Times New Roman" w:eastAsia="宋体"/>
-          <w:b w:val="0"/>
-          <w:i w:val="0"/>
-          <w:sz w:val="24"/>
-        </w:rPr>
-        <w:t>——偏移在同族对差频中相消（pair_eq_rotdiff + ring 消元），pair_dirichlet 接管）；</w:t>
-      </w:r>
-      <w:r>
-        <w:rPr>
-          <w:rFonts w:ascii="Times New Roman" w:hAnsi="Times New Roman" w:eastAsia="宋体"/>
-          <w:b/>
-          <w:i w:val="0"/>
-          <w:sz w:val="24"/>
-        </w:rPr>
-        <w:t>黄金比隔离界</w:t>
-      </w:r>
-      <w:r>
-        <w:rPr>
-          <w:rFonts w:ascii="Times New Roman" w:hAnsi="Times New Roman" w:eastAsia="宋体"/>
-          <w:b w:val="0"/>
-          <w:i w:val="0"/>
-          <w:sz w:val="24"/>
-        </w:rPr>
-        <w:t xml:space="preserve"> </w:t>
-      </w:r>
-      <w:r>
-        <w:rPr>
-          <w:rFonts w:ascii="Consolas" w:hAnsi="Consolas" w:eastAsia="等线"/>
-          <w:b w:val="0"/>
-          <w:i w:val="0"/>
-          <w:sz w:val="22"/>
-        </w:rPr>
-        <w:t>cs5_golden_moat</w:t>
-      </w:r>
-      <w:r>
-        <w:rPr>
-          <w:rFonts w:ascii="Times New Roman" w:hAnsi="Times New Roman" w:eastAsia="宋体"/>
-          <w:b w:val="0"/>
-          <w:i w:val="0"/>
-          <w:sz w:val="24"/>
-        </w:rPr>
-        <w:t>（1/(3d) ≤ |d·φ_gold − m|）；</w:t>
-      </w:r>
-      <w:r>
-        <w:rPr>
-          <w:rFonts w:ascii="Times New Roman" w:hAnsi="Times New Roman" w:eastAsia="宋体"/>
-          <w:b/>
-          <w:i w:val="0"/>
-          <w:sz w:val="24"/>
-        </w:rPr>
-        <w:t>offset 语义非空</w:t>
-      </w:r>
-      <w:r>
-        <w:rPr>
-          <w:rFonts w:ascii="Times New Roman" w:hAnsi="Times New Roman" w:eastAsia="宋体"/>
-          <w:b w:val="0"/>
-          <w:i w:val="0"/>
-          <w:sz w:val="24"/>
-        </w:rPr>
-        <w:t xml:space="preserve"> </w:t>
-      </w:r>
-      <w:r>
-        <w:rPr>
-          <w:rFonts w:ascii="Consolas" w:hAnsi="Consolas" w:eastAsia="等线"/>
-          <w:b w:val="0"/>
-          <w:i w:val="0"/>
-          <w:sz w:val="22"/>
-        </w:rPr>
-        <w:t>cs5_gold_not_grid</w:t>
-      </w:r>
-      <w:r>
-        <w:rPr>
-          <w:rFonts w:ascii="Times New Roman" w:hAnsi="Times New Roman" w:eastAsia="宋体"/>
-          <w:b w:val="0"/>
-          <w:i w:val="0"/>
-          <w:sz w:val="24"/>
-        </w:rPr>
-        <w:t>（φ_gold ∉ ℤ，d=1 隔离界反证）——ogrid 实验的定理侧：跨网格对证书不含偏移，结构化频率路线的恶化不来自跨对相干。</w:t>
+        <w:t>3.141 ≤ π ≤ 3.142</w:t>
       </w:r>
     </w:p>
     <w:p>
       <w:pPr>
+        <w:spacing w:line="336" w:lineRule="auto"/>
+        <w:ind w:firstLine="480"/>
+      </w:pPr>
+      <w:r>
+        <w:rPr>
+          <w:rFonts w:ascii="Times New Roman" w:hAnsi="Times New Roman" w:eastAsia="宋体"/>
+          <w:b w:val="0"/>
+          <w:i w:val="0"/>
+          <w:sz w:val="24"/>
+        </w:rPr>
+        <w:t>——</w:t>
+      </w:r>
+      <w:r>
+        <w:rPr>
+          <w:rFonts w:ascii="Consolas" w:hAnsi="Consolas" w:eastAsia="等线"/>
+          <w:b w:val="0"/>
+          <w:i w:val="0"/>
+          <w:sz w:val="22"/>
+        </w:rPr>
+        <w:t>CRpi_lower_3141</w:t>
+      </w:r>
+      <w:r>
+        <w:rPr>
+          <w:rFonts w:ascii="Times New Roman" w:hAnsi="Times New Roman" w:eastAsia="宋体"/>
+          <w:b w:val="0"/>
+          <w:i w:val="0"/>
+          <w:sz w:val="24"/>
+        </w:rPr>
+        <w:t>/</w:t>
+      </w:r>
+      <w:r>
+        <w:rPr>
+          <w:rFonts w:ascii="Consolas" w:hAnsi="Consolas" w:eastAsia="等线"/>
+          <w:b w:val="0"/>
+          <w:i w:val="0"/>
+          <w:sz w:val="22"/>
+        </w:rPr>
+        <w:t>CRpi_upper_3142</w:t>
+      </w:r>
+      <w:r>
+        <w:rPr>
+          <w:rFonts w:ascii="Times New Roman" w:hAnsi="Times New Roman" w:eastAsia="宋体"/>
+          <w:b w:val="0"/>
+          <w:i w:val="0"/>
+          <w:sz w:val="24"/>
+        </w:rPr>
+        <w:t>）、M2 构造性 sin（</w:t>
+      </w:r>
+      <w:r>
+        <w:rPr>
+          <w:rFonts w:ascii="Consolas" w:hAnsi="Consolas" w:eastAsia="等线"/>
+          <w:b w:val="0"/>
+          <w:i w:val="0"/>
+          <w:sz w:val="22"/>
+        </w:rPr>
+        <w:t>probe_sin_cr_m2</w:t>
+      </w:r>
+    </w:p>
+    <w:p>
+      <w:pPr>
+        <w:spacing w:line="336" w:lineRule="auto"/>
+        <w:ind w:firstLine="480"/>
+      </w:pPr>
+      <w:r>
+        <w:rPr>
+          <w:rFonts w:ascii="Times New Roman" w:hAnsi="Times New Roman" w:eastAsia="宋体"/>
+          <w:b w:val="0"/>
+          <w:i w:val="0"/>
+          <w:sz w:val="24"/>
+        </w:rPr>
+        <w:t>39 Qed：交替幂级数 Σ(−1)^k x^{2k+1}/(2k+1)!）、M3 构造性 sqrt（</w:t>
+      </w:r>
+      <w:r>
+        <w:rPr>
+          <w:rFonts w:ascii="Consolas" w:hAnsi="Consolas" w:eastAsia="等线"/>
+          <w:b w:val="0"/>
+          <w:i w:val="0"/>
+          <w:sz w:val="22"/>
+        </w:rPr>
+        <w:t>probe_sqrt_cr_m3</w:t>
+      </w:r>
+    </w:p>
+    <w:p>
+      <w:pPr>
+        <w:spacing w:line="336" w:lineRule="auto"/>
+        <w:ind w:firstLine="480"/>
+      </w:pPr>
+      <w:r>
+        <w:rPr>
+          <w:rFonts w:ascii="Times New Roman" w:hAnsi="Times New Roman" w:eastAsia="宋体"/>
+          <w:b w:val="0"/>
+          <w:i w:val="0"/>
+          <w:sz w:val="24"/>
+        </w:rPr>
+        <w:t>59 Qed：Q 层二分 + CR 极限，</w:t>
+      </w:r>
+      <w:r>
+        <w:rPr>
+          <w:rFonts w:ascii="Times New Roman" w:hAnsi="Times New Roman" w:eastAsia="宋体"/>
+          <w:b/>
+          <w:i w:val="0"/>
+          <w:sz w:val="24"/>
+        </w:rPr>
+        <w:t>√21 ≥ 458/100、√105 ≥ 10246/1000</w:t>
+      </w:r>
+      <w:r>
+        <w:rPr>
+          <w:rFonts w:ascii="Times New Roman" w:hAnsi="Times New Roman" w:eastAsia="宋体"/>
+          <w:b w:val="0"/>
+          <w:i w:val="0"/>
+          <w:sz w:val="24"/>
+        </w:rPr>
+        <w:t>）——三者均</w:t>
+      </w:r>
+    </w:p>
+    <w:p>
+      <w:pPr>
+        <w:spacing w:line="336" w:lineRule="auto"/>
+        <w:ind w:firstLine="480"/>
+      </w:pPr>
+      <w:r>
+        <w:rPr>
+          <w:rFonts w:ascii="Times New Roman" w:hAnsi="Times New Roman" w:eastAsia="宋体"/>
+          <w:b w:val="0"/>
+          <w:i w:val="0"/>
+          <w:sz w:val="24"/>
+        </w:rPr>
+        <w:t>**纯 Stdlib ConstructiveReals、零经典、零 Admitted、零自定义公理，Print</w:t>
+      </w:r>
+    </w:p>
+    <w:p>
+      <w:pPr>
+        <w:spacing w:line="336" w:lineRule="auto"/>
+        <w:ind w:firstLine="480"/>
+      </w:pPr>
+      <w:r>
+        <w:rPr>
+          <w:rFonts w:ascii="Times New Roman" w:hAnsi="Times New Roman" w:eastAsia="宋体"/>
+          <w:b w:val="0"/>
+          <w:i w:val="0"/>
+          <w:sz w:val="24"/>
+        </w:rPr>
+        <w:t>Assumptions 全 Closed under the global context**，已并入合并版</w:t>
+      </w:r>
+    </w:p>
+    <w:p>
+      <w:pPr>
+        <w:spacing w:line="336" w:lineRule="auto"/>
+        <w:ind w:firstLine="480"/>
+      </w:pPr>
+      <w:r>
+        <w:rPr>
+          <w:rFonts w:ascii="Consolas" w:hAnsi="Consolas" w:eastAsia="等线"/>
+          <w:b w:val="0"/>
+          <w:i w:val="0"/>
+          <w:sz w:val="22"/>
+        </w:rPr>
+        <w:t>ca_merged_full_25.v</w:t>
+      </w:r>
+      <w:r>
+        <w:rPr>
+          <w:rFonts w:ascii="Times New Roman" w:hAnsi="Times New Roman" w:eastAsia="宋体"/>
+          <w:b w:val="0"/>
+          <w:i w:val="0"/>
+          <w:sz w:val="24"/>
+        </w:rPr>
+        <w:t>（67 模块分区，MERGE_EXIT=0）。</w:t>
+      </w:r>
+      <w:r>
+        <w:rPr>
+          <w:rFonts w:ascii="Times New Roman" w:hAnsi="Times New Roman" w:eastAsia="宋体"/>
+          <w:b/>
+          <w:i w:val="0"/>
+          <w:sz w:val="24"/>
+        </w:rPr>
+        <w:t>定位（如实）</w:t>
+      </w:r>
+      <w:r>
+        <w:rPr>
+          <w:rFonts w:ascii="Times New Roman" w:hAnsi="Times New Roman" w:eastAsia="宋体"/>
+          <w:b w:val="0"/>
+          <w:i w:val="0"/>
+          <w:sz w:val="24"/>
+        </w:rPr>
+        <w:t>：G-5</w:t>
+      </w:r>
+    </w:p>
+    <w:p>
+      <w:pPr>
+        <w:spacing w:line="336" w:lineRule="auto"/>
+        <w:ind w:firstLine="480"/>
+      </w:pPr>
+      <w:r>
+        <w:rPr>
+          <w:rFonts w:ascii="Times New Roman" w:hAnsi="Times New Roman" w:eastAsia="宋体"/>
+          <w:b w:val="0"/>
+          <w:i w:val="0"/>
+          <w:sz w:val="24"/>
+        </w:rPr>
+        <w:t>可判定性溢价主定理的</w:t>
+      </w:r>
+      <w:r>
+        <w:rPr>
+          <w:rFonts w:ascii="Times New Roman" w:hAnsi="Times New Roman" w:eastAsia="宋体"/>
+          <w:b/>
+          <w:i w:val="0"/>
+          <w:sz w:val="24"/>
+        </w:rPr>
+        <w:t>构造化版本三角基座</w:t>
+      </w:r>
+      <w:r>
+        <w:rPr>
+          <w:rFonts w:ascii="Times New Roman" w:hAnsi="Times New Roman" w:eastAsia="宋体"/>
+          <w:b w:val="0"/>
+          <w:i w:val="0"/>
+          <w:sz w:val="24"/>
+        </w:rPr>
+        <w:t>（M4 探针级主定理为后续工作，</w:t>
+      </w:r>
+    </w:p>
+    <w:p>
+      <w:pPr>
+        <w:spacing w:line="336" w:lineRule="auto"/>
+        <w:ind w:firstLine="480"/>
+      </w:pPr>
+      <w:r>
+        <w:rPr>
+          <w:rFonts w:ascii="Times New Roman" w:hAnsi="Times New Roman" w:eastAsia="宋体"/>
+          <w:b w:val="0"/>
+          <w:i w:val="0"/>
+          <w:sz w:val="24"/>
+        </w:rPr>
+        <w:t>不构成相干缺口闭合——审稿建议"不得表述为相干进展"）。</w:t>
+      </w:r>
+    </w:p>
+    <w:p>
+      <w:pPr>
         <w:pStyle w:val="ListBullet"/>
       </w:pPr>
       <w:r>
@@ -15010,6 +14836,980 @@
           <w:i w:val="0"/>
           <w:sz w:val="24"/>
         </w:rPr>
+        <w:t>τ 裁剪最优性（CS-11，经典 R 轨道，2026-08-28 新增）</w:t>
+      </w:r>
+      <w:r>
+        <w:rPr>
+          <w:rFonts w:ascii="Times New Roman" w:hAnsi="Times New Roman" w:eastAsia="宋体"/>
+          <w:b w:val="0"/>
+          <w:i w:val="0"/>
+          <w:sz w:val="24"/>
+        </w:rPr>
+        <w:t xml:space="preserve"> </w:t>
+      </w:r>
+      <w:r>
+        <w:rPr>
+          <w:rFonts w:ascii="Consolas" w:hAnsi="Consolas" w:eastAsia="等线"/>
+          <w:b w:val="0"/>
+          <w:i w:val="0"/>
+          <w:sz w:val="22"/>
+        </w:rPr>
+        <w:t>probe_taugrid.v</w:t>
+      </w:r>
+      <w:r>
+        <w:rPr>
+          <w:rFonts w:ascii="Times New Roman" w:hAnsi="Times New Roman" w:eastAsia="宋体"/>
+          <w:b w:val="0"/>
+          <w:i w:val="0"/>
+          <w:sz w:val="24"/>
+        </w:rPr>
+        <w:t>（17 Qed / 0 Admitted，审计 nat 纯 Closed / R 层仅 Dedekind 三允许公理）：</w:t>
+      </w:r>
+      <w:r>
+        <w:rPr>
+          <w:rFonts w:ascii="Times New Roman" w:hAnsi="Times New Roman" w:eastAsia="宋体"/>
+          <w:b/>
+          <w:i w:val="0"/>
+          <w:sz w:val="24"/>
+        </w:rPr>
+        <w:t>覆盖债精确量化</w:t>
+      </w:r>
+      <w:r>
+        <w:rPr>
+          <w:rFonts w:ascii="Times New Roman" w:hAnsi="Times New Roman" w:eastAsia="宋体"/>
+          <w:b w:val="0"/>
+          <w:i w:val="0"/>
+          <w:sz w:val="24"/>
+        </w:rPr>
+        <w:t xml:space="preserve"> </w:t>
+      </w:r>
+      <w:r>
+        <w:rPr>
+          <w:rFonts w:ascii="Consolas" w:hAnsi="Consolas" w:eastAsia="等线"/>
+          <w:b w:val="0"/>
+          <w:i w:val="0"/>
+          <w:sz w:val="22"/>
+        </w:rPr>
+        <w:t>coverage_fraction</w:t>
+      </w:r>
+      <w:r>
+        <w:rPr>
+          <w:rFonts w:ascii="Times New Roman" w:hAnsi="Times New Roman" w:eastAsia="宋体"/>
+          <w:b w:val="0"/>
+          <w:i w:val="0"/>
+          <w:sz w:val="24"/>
+        </w:rPr>
+        <w:t>/</w:t>
+      </w:r>
+      <w:r>
+        <w:rPr>
+          <w:rFonts w:ascii="Consolas" w:hAnsi="Consolas" w:eastAsia="等线"/>
+          <w:b w:val="0"/>
+          <w:i w:val="0"/>
+          <w:sz w:val="22"/>
+        </w:rPr>
+        <w:t>coverage_debt</w:t>
+      </w:r>
+      <w:r>
+        <w:rPr>
+          <w:rFonts w:ascii="Times New Roman" w:hAnsi="Times New Roman" w:eastAsia="宋体"/>
+          <w:b w:val="0"/>
+          <w:i w:val="0"/>
+          <w:sz w:val="24"/>
+        </w:rPr>
+        <w:t>（S T &lt; n ⟹ 窗 [0,T] 内能量恰 = (T+1)/n，窗外能量 1−(T+1)/n ∈ (0,1)——</w:t>
+      </w:r>
+      <w:r>
+        <w:rPr>
+          <w:rFonts w:ascii="Times New Roman" w:hAnsi="Times New Roman" w:eastAsia="宋体"/>
+          <w:b/>
+          <w:i w:val="0"/>
+          <w:sz w:val="24"/>
+        </w:rPr>
+        <w:t>τ 负债的机器可计算量</w:t>
+      </w:r>
+      <w:r>
+        <w:rPr>
+          <w:rFonts w:ascii="Times New Roman" w:hAnsi="Times New Roman" w:eastAsia="宋体"/>
+          <w:b w:val="0"/>
+          <w:i w:val="0"/>
+          <w:sz w:val="24"/>
+        </w:rPr>
+        <w:t>，"剪 255/127/63 应恶化"经验律的定理侧镜像：高负债带 = 大窗外能量）；</w:t>
+      </w:r>
+      <w:r>
+        <w:rPr>
+          <w:rFonts w:ascii="Times New Roman" w:hAnsi="Times New Roman" w:eastAsia="宋体"/>
+          <w:b/>
+          <w:i w:val="0"/>
+          <w:sz w:val="24"/>
+        </w:rPr>
+        <w:t>支撑完备刻画</w:t>
+      </w:r>
+      <w:r>
+        <w:rPr>
+          <w:rFonts w:ascii="Times New Roman" w:hAnsi="Times New Roman" w:eastAsia="宋体"/>
+          <w:b w:val="0"/>
+          <w:i w:val="0"/>
+          <w:sz w:val="24"/>
+        </w:rPr>
+        <w:t xml:space="preserve"> </w:t>
+      </w:r>
+      <w:r>
+        <w:rPr>
+          <w:rFonts w:ascii="Consolas" w:hAnsi="Consolas" w:eastAsia="等线"/>
+          <w:b w:val="0"/>
+          <w:i w:val="0"/>
+          <w:sz w:val="22"/>
+        </w:rPr>
+        <w:t>support_classification</w:t>
+      </w:r>
+      <w:r>
+        <w:rPr>
+          <w:rFonts w:ascii="Times New Roman" w:hAnsi="Times New Roman" w:eastAsia="宋体"/>
+          <w:b w:val="0"/>
+          <w:i w:val="0"/>
+          <w:sz w:val="24"/>
+        </w:rPr>
+        <w:t>（n ≤ T ⟺ ψ_n 完全支撑训练窗 [0,T]，iff——裁剪保表示的充要条件）；</w:t>
+      </w:r>
+      <w:r>
+        <w:rPr>
+          <w:rFonts w:ascii="Times New Roman" w:hAnsi="Times New Roman" w:eastAsia="宋体"/>
+          <w:b/>
+          <w:i w:val="0"/>
+          <w:sz w:val="24"/>
+        </w:rPr>
+        <w:t>裁剪证书单调</w:t>
+      </w:r>
+      <w:r>
+        <w:rPr>
+          <w:rFonts w:ascii="Times New Roman" w:hAnsi="Times New Roman" w:eastAsia="宋体"/>
+          <w:b w:val="0"/>
+          <w:i w:val="0"/>
+          <w:sz w:val="24"/>
+        </w:rPr>
+        <w:t xml:space="preserve"> </w:t>
+      </w:r>
+      <w:r>
+        <w:rPr>
+          <w:rFonts w:ascii="Consolas" w:hAnsi="Consolas" w:eastAsia="等线"/>
+          <w:b w:val="0"/>
+          <w:i w:val="0"/>
+          <w:sz w:val="22"/>
+        </w:rPr>
+        <w:t>prune_row_le</w:t>
+      </w:r>
+      <w:r>
+        <w:rPr>
+          <w:rFonts w:ascii="Times New Roman" w:hAnsi="Times New Roman" w:eastAsia="宋体"/>
+          <w:b w:val="0"/>
+          <w:i w:val="0"/>
+          <w:sz w:val="24"/>
+        </w:rPr>
+        <w:t>（kept 子族行和 ≤ 全族行和——上界型证书经裁剪不损）；</w:t>
+      </w:r>
+      <w:r>
+        <w:rPr>
+          <w:rFonts w:ascii="Times New Roman" w:hAnsi="Times New Roman" w:eastAsia="宋体"/>
+          <w:b/>
+          <w:i w:val="0"/>
+          <w:sz w:val="24"/>
+        </w:rPr>
+        <w:t>C-梯子稀疏化迁移</w:t>
+      </w:r>
+      <w:r>
+        <w:rPr>
+          <w:rFonts w:ascii="Times New Roman" w:hAnsi="Times New Roman" w:eastAsia="宋体"/>
+          <w:b w:val="0"/>
+          <w:i w:val="0"/>
+          <w:sz w:val="24"/>
+        </w:rPr>
+        <w:t xml:space="preserve"> </w:t>
+      </w:r>
+      <w:r>
+        <w:rPr>
+          <w:rFonts w:ascii="Consolas" w:hAnsi="Consolas" w:eastAsia="等线"/>
+          <w:b w:val="0"/>
+          <w:i w:val="0"/>
+          <w:sz w:val="22"/>
+        </w:rPr>
+        <w:t>thinning_preserves_ratio</w:t>
+      </w:r>
+      <w:r>
+        <w:rPr>
+          <w:rFonts w:ascii="Times New Roman" w:hAnsi="Times New Roman" w:eastAsia="宋体"/>
+          <w:b w:val="0"/>
+          <w:i w:val="0"/>
+          <w:sz w:val="24"/>
+        </w:rPr>
+        <w:t>；</w:t>
+      </w:r>
+      <w:r>
+        <w:rPr>
+          <w:rFonts w:ascii="Times New Roman" w:hAnsi="Times New Roman" w:eastAsia="宋体"/>
+          <w:b/>
+          <w:i w:val="0"/>
+          <w:sz w:val="24"/>
+        </w:rPr>
+        <w:t>三连合成</w:t>
+      </w:r>
+      <w:r>
+        <w:rPr>
+          <w:rFonts w:ascii="Times New Roman" w:hAnsi="Times New Roman" w:eastAsia="宋体"/>
+          <w:b w:val="0"/>
+          <w:i w:val="0"/>
+          <w:sz w:val="24"/>
+        </w:rPr>
+        <w:t xml:space="preserve"> </w:t>
+      </w:r>
+      <w:r>
+        <w:rPr>
+          <w:rFonts w:ascii="Consolas" w:hAnsi="Consolas" w:eastAsia="等线"/>
+          <w:b w:val="0"/>
+          <w:i w:val="0"/>
+          <w:sz w:val="22"/>
+        </w:rPr>
+        <w:t>tau_prune_optimality</w:t>
+      </w:r>
+      <w:r>
+        <w:rPr>
+          <w:rFonts w:ascii="Times New Roman" w:hAnsi="Times New Roman" w:eastAsia="宋体"/>
+          <w:b w:val="0"/>
+          <w:i w:val="0"/>
+          <w:sz w:val="24"/>
+        </w:rPr>
+        <w:t>（证书单调 ∧ kept 完全支撑 ∧ pruned 严格超窗带覆盖债 ∈ (0,1)）——τ 感知裁剪 = 保留完全支撑带 + 证书单调 + 覆盖债量化，randmax256/384 裁剪实验的定理化。</w:t>
+      </w:r>
+    </w:p>
+    <w:p>
+      <w:pPr>
+        <w:pStyle w:val="ListBullet"/>
+      </w:pPr>
+      <w:r>
+        <w:rPr>
+          <w:rFonts w:ascii="Times New Roman" w:hAnsi="Times New Roman" w:eastAsia="宋体"/>
+          <w:b/>
+          <w:i w:val="0"/>
+          <w:sz w:val="24"/>
+        </w:rPr>
+        <w:t>构造性孪生（CS-12，纯构造性轨道，2026-08-29 新增）</w:t>
+      </w:r>
+      <w:r>
+        <w:rPr>
+          <w:rFonts w:ascii="Times New Roman" w:hAnsi="Times New Roman" w:eastAsia="宋体"/>
+          <w:b w:val="0"/>
+          <w:i w:val="0"/>
+          <w:sz w:val="24"/>
+        </w:rPr>
+        <w:t xml:space="preserve"> </w:t>
+      </w:r>
+      <w:r>
+        <w:rPr>
+          <w:rFonts w:ascii="Consolas" w:hAnsi="Consolas" w:eastAsia="等线"/>
+          <w:b w:val="0"/>
+          <w:i w:val="0"/>
+          <w:sz w:val="22"/>
+        </w:rPr>
+        <w:t>probe_taugrid_cr.v</w:t>
+      </w:r>
+      <w:r>
+        <w:rPr>
+          <w:rFonts w:ascii="Times New Roman" w:hAnsi="Times New Roman" w:eastAsia="宋体"/>
+          <w:b w:val="0"/>
+          <w:i w:val="0"/>
+          <w:sz w:val="24"/>
+        </w:rPr>
+        <w:t xml:space="preserve">（13 Qed / 0 Admitted，Print Assumptions </w:t>
+      </w:r>
+      <w:r>
+        <w:rPr>
+          <w:rFonts w:ascii="Times New Roman" w:hAnsi="Times New Roman" w:eastAsia="宋体"/>
+          <w:b/>
+          <w:i w:val="0"/>
+          <w:sz w:val="24"/>
+        </w:rPr>
+        <w:t>五段全 Closed——零公理</w:t>
+      </w:r>
+      <w:r>
+        <w:rPr>
+          <w:rFonts w:ascii="Times New Roman" w:hAnsi="Times New Roman" w:eastAsia="宋体"/>
+          <w:b w:val="0"/>
+          <w:i w:val="0"/>
+          <w:sz w:val="24"/>
+        </w:rPr>
+        <w:t xml:space="preserve">，比主线（Dedekind 三公理）更干净）：抽象接口 </w:t>
+      </w:r>
+      <w:r>
+        <w:rPr>
+          <w:rFonts w:ascii="Consolas" w:hAnsi="Consolas" w:eastAsia="等线"/>
+          <w:b w:val="0"/>
+          <w:i w:val="0"/>
+          <w:sz w:val="22"/>
+        </w:rPr>
+        <w:t>{R : ConstructiveReals}</w:t>
+      </w:r>
+      <w:r>
+        <w:rPr>
+          <w:rFonts w:ascii="Times New Roman" w:hAnsi="Times New Roman" w:eastAsia="宋体"/>
+          <w:b w:val="0"/>
+          <w:i w:val="0"/>
+          <w:sz w:val="24"/>
+        </w:rPr>
+        <w:t xml:space="preserve"> + 归一梯子 u（cos/复指数/√n 构造性未实现——接口与主线 psi_norm_sq_pt 数学一致，trig 由 M2E 扩展 plug-in）；</w:t>
+      </w:r>
+      <w:r>
+        <w:rPr>
+          <w:rFonts w:ascii="Times New Roman" w:hAnsi="Times New Roman" w:eastAsia="宋体"/>
+          <w:b/>
+          <w:i w:val="0"/>
+          <w:sz w:val="24"/>
+        </w:rPr>
+        <w:t>层归属判定落地</w:t>
+      </w:r>
+      <w:r>
+        <w:rPr>
+          <w:rFonts w:ascii="Times New Roman" w:hAnsi="Times New Roman" w:eastAsia="宋体"/>
+          <w:b w:val="0"/>
+          <w:i w:val="0"/>
+          <w:sz w:val="24"/>
+        </w:rPr>
+        <w:t xml:space="preserve">：严格序 CRlt 本身是 </w:t>
+      </w:r>
+      <w:r>
+        <w:rPr>
+          <w:rFonts w:ascii="Times New Roman" w:hAnsi="Times New Roman" w:eastAsia="宋体"/>
+          <w:b/>
+          <w:i w:val="0"/>
+          <w:sz w:val="24"/>
+        </w:rPr>
+        <w:t>Set 值</w:t>
+      </w:r>
+      <w:r>
+        <w:rPr>
+          <w:rFonts w:ascii="Times New Roman" w:hAnsi="Times New Roman" w:eastAsia="宋体"/>
+          <w:b w:val="0"/>
+          <w:i w:val="0"/>
+          <w:sz w:val="24"/>
+        </w:rPr>
+        <w:t xml:space="preserve">（Stdlib ConstructiveReals.v:88 库设计），覆盖债界定定理以信息性形式 </w:t>
+      </w:r>
+      <w:r>
+        <w:rPr>
+          <w:rFonts w:ascii="Times New Roman" w:hAnsi="Times New Roman" w:eastAsia="宋体"/>
+          <w:b/>
+          <w:i w:val="0"/>
+          <w:sz w:val="24"/>
+        </w:rPr>
+        <w:t>0 &lt; debt &lt; 1</w:t>
+      </w:r>
+      <w:r>
+        <w:rPr>
+          <w:rFonts w:ascii="Times New Roman" w:hAnsi="Times New Roman" w:eastAsia="宋体"/>
+          <w:b w:val="0"/>
+          <w:i w:val="0"/>
+          <w:sz w:val="24"/>
+        </w:rPr>
+        <w:t>（Set 值 prod，证明项可提取）陈述，主定理结论 prod 型（信息性分支不能进 Prop 的 /\——"Cannot enforce Set &lt;= Prop"），sigT 被类型系统强制（谓词含 Set 值 CRlt 时 sig 非法）；</w:t>
+      </w:r>
+      <w:r>
+        <w:rPr>
+          <w:rFonts w:ascii="Times New Roman" w:hAnsi="Times New Roman" w:eastAsia="宋体"/>
+          <w:b/>
+          <w:i w:val="0"/>
+          <w:sz w:val="24"/>
+        </w:rPr>
+        <w:t>序判定下放 Q 层</w:t>
+      </w:r>
+      <w:r>
+        <w:rPr>
+          <w:rFonts w:ascii="Times New Roman" w:hAnsi="Times New Roman" w:eastAsia="宋体"/>
+          <w:b w:val="0"/>
+          <w:i w:val="0"/>
+          <w:sz w:val="24"/>
+        </w:rPr>
+        <w:t>（债值 CReq 于有理数，Qlt 判定经 CR_of_Q_lt 提升为带数据 CRlt，CRlt_proper 信息性搬运）；</w:t>
+      </w:r>
+      <w:r>
+        <w:rPr>
+          <w:rFonts w:ascii="Times New Roman" w:hAnsi="Times New Roman" w:eastAsia="宋体"/>
+          <w:b/>
+          <w:i w:val="0"/>
+          <w:sz w:val="24"/>
+        </w:rPr>
+        <w:t>提取 `taugrid_cr.ml` 经 DkMLNative ocamlc 4.14.2 编译通过</w:t>
+      </w:r>
+      <w:r>
+        <w:rPr>
+          <w:rFonts w:ascii="Times New Roman" w:hAnsi="Times New Roman" w:eastAsia="宋体"/>
+          <w:b w:val="0"/>
+          <w:i w:val="0"/>
+          <w:sz w:val="24"/>
+        </w:rPr>
+        <w:t>（柯西实例 cRealConstructive 具象化——CRlt 携带逼近数据；DRealConstructive 的 CRlt ≡ Rlt 被经典公理阻断，不采用）。</w:t>
+      </w:r>
+    </w:p>
+    <w:p>
+      <w:pPr>
+        <w:pStyle w:val="ListBullet"/>
+      </w:pPr>
+      <w:r>
+        <w:rPr>
+          <w:rFonts w:ascii="Times New Roman" w:hAnsi="Times New Roman" w:eastAsia="宋体"/>
+          <w:b/>
+          <w:i w:val="0"/>
+          <w:sz w:val="24"/>
+        </w:rPr>
+        <w:t>CS 生产线（CS-13，经典 R 轨道，2026-08-29 新增）</w:t>
+      </w:r>
+      <w:r>
+        <w:rPr>
+          <w:rFonts w:ascii="Times New Roman" w:hAnsi="Times New Roman" w:eastAsia="宋体"/>
+          <w:b w:val="0"/>
+          <w:i w:val="0"/>
+          <w:sz w:val="24"/>
+        </w:rPr>
+        <w:t xml:space="preserve"> </w:t>
+      </w:r>
+      <w:r>
+        <w:rPr>
+          <w:rFonts w:ascii="Consolas" w:hAnsi="Consolas" w:eastAsia="等线"/>
+          <w:b w:val="0"/>
+          <w:i w:val="0"/>
+          <w:sz w:val="22"/>
+        </w:rPr>
+        <w:t>probe_cs.v</w:t>
+      </w:r>
+      <w:r>
+        <w:rPr>
+          <w:rFonts w:ascii="Times New Roman" w:hAnsi="Times New Roman" w:eastAsia="宋体"/>
+          <w:b w:val="0"/>
+          <w:i w:val="0"/>
+          <w:sz w:val="24"/>
+        </w:rPr>
+        <w:t>（29 Qed / 0 Admitted，审计仅 Dedekind 三允许公理）：</w:t>
+      </w:r>
+      <w:r>
+        <w:rPr>
+          <w:rFonts w:ascii="Times New Roman" w:hAnsi="Times New Roman" w:eastAsia="宋体"/>
+          <w:b/>
+          <w:i w:val="0"/>
+          <w:sz w:val="24"/>
+        </w:rPr>
+        <w:t>一致 RIP</w:t>
+      </w:r>
+      <w:r>
+        <w:rPr>
+          <w:rFonts w:ascii="Times New Roman" w:hAnsi="Times New Roman" w:eastAsia="宋体"/>
+          <w:b w:val="0"/>
+          <w:i w:val="0"/>
+          <w:sz w:val="24"/>
+        </w:rPr>
+        <w:t xml:space="preserve"> </w:t>
+      </w:r>
+      <w:r>
+        <w:rPr>
+          <w:rFonts w:ascii="Consolas" w:hAnsi="Consolas" w:eastAsia="等线"/>
+          <w:b w:val="0"/>
+          <w:i w:val="0"/>
+          <w:sz w:val="22"/>
+        </w:rPr>
+        <w:t>cs2_rip_uniform</w:t>
+      </w:r>
+      <w:r>
+        <w:rPr>
+          <w:rFonts w:ascii="Times New Roman" w:hAnsi="Times New Roman" w:eastAsia="宋体"/>
+          <w:b w:val="0"/>
+          <w:i w:val="0"/>
+          <w:sz w:val="24"/>
+        </w:rPr>
+        <w:t xml:space="preserve">（(1−δ)‖c‖² ≤ ‖Φc‖² ≤ (1+δ)‖c‖²，δ = 4K(C) </w:t>
+      </w:r>
+      <w:r>
+        <w:rPr>
+          <w:rFonts w:ascii="Times New Roman" w:hAnsi="Times New Roman" w:eastAsia="宋体"/>
+          <w:b/>
+          <w:i w:val="0"/>
+          <w:sz w:val="24"/>
+        </w:rPr>
+        <w:t>不随稀疏阶 s 增长</w:t>
+      </w:r>
+      <w:r>
+        <w:rPr>
+          <w:rFonts w:ascii="Times New Roman" w:hAnsi="Times New Roman" w:eastAsia="宋体"/>
+          <w:b w:val="0"/>
+          <w:i w:val="0"/>
+          <w:sz w:val="24"/>
+        </w:rPr>
+        <w:t>——psi_unconditional_basis 的 Candès–Tao 命名打包）；</w:t>
+      </w:r>
+      <w:r>
+        <w:rPr>
+          <w:rFonts w:ascii="Times New Roman" w:hAnsi="Times New Roman" w:eastAsia="宋体"/>
+          <w:b/>
+          <w:i w:val="0"/>
+          <w:sz w:val="24"/>
+        </w:rPr>
+        <w:t>★s-sparse 唯一性</w:t>
+      </w:r>
+      <w:r>
+        <w:rPr>
+          <w:rFonts w:ascii="Times New Roman" w:hAnsi="Times New Roman" w:eastAsia="宋体"/>
+          <w:b w:val="0"/>
+          <w:i w:val="0"/>
+          <w:sz w:val="24"/>
+        </w:rPr>
+        <w:t xml:space="preserve"> </w:t>
+      </w:r>
+      <w:r>
+        <w:rPr>
+          <w:rFonts w:ascii="Consolas" w:hAnsi="Consolas" w:eastAsia="等线"/>
+          <w:b w:val="0"/>
+          <w:i w:val="0"/>
+          <w:sz w:val="22"/>
+        </w:rPr>
+        <w:t>cs3_energy_zero</w:t>
+      </w:r>
+      <w:r>
+        <w:rPr>
+          <w:rFonts w:ascii="Times New Roman" w:hAnsi="Times New Roman" w:eastAsia="宋体"/>
+          <w:b w:val="0"/>
+          <w:i w:val="0"/>
+          <w:sz w:val="24"/>
+        </w:rPr>
+        <w:t xml:space="preserve"> + </w:t>
+      </w:r>
+      <w:r>
+        <w:rPr>
+          <w:rFonts w:ascii="Consolas" w:hAnsi="Consolas" w:eastAsia="等线"/>
+          <w:b w:val="0"/>
+          <w:i w:val="0"/>
+          <w:sz w:val="22"/>
+        </w:rPr>
+        <w:t>cs3_unique</w:t>
+      </w:r>
+      <w:r>
+        <w:rPr>
+          <w:rFonts w:ascii="Times New Roman" w:hAnsi="Times New Roman" w:eastAsia="宋体"/>
+          <w:b w:val="0"/>
+          <w:i w:val="0"/>
+          <w:sz w:val="24"/>
+        </w:rPr>
+        <w:t>（C ≥ 10 即 2K(C) &lt; 1：测量 y = y' ⟹ 系数 c = c'——</w:t>
+      </w:r>
+      <w:r>
+        <w:rPr>
+          <w:rFonts w:ascii="Times New Roman" w:hAnsi="Times New Roman" w:eastAsia="宋体"/>
+          <w:b/>
+          <w:i w:val="0"/>
+          <w:sz w:val="24"/>
+        </w:rPr>
+        <w:t>测量端信息不丢失</w:t>
+      </w:r>
+      <w:r>
+        <w:rPr>
+          <w:rFonts w:ascii="Times New Roman" w:hAnsi="Times New Roman" w:eastAsia="宋体"/>
+          <w:b w:val="0"/>
+          <w:i w:val="0"/>
+          <w:sz w:val="24"/>
+        </w:rPr>
+        <w:t>；路线：差列表 map2_csub + 逐点线性（csum_ext_indep/Csum_sub/csub_distr_r）+ 下界半边 (1−2K)·S ≤ ‖F‖²）；</w:t>
+      </w:r>
+      <w:r>
+        <w:rPr>
+          <w:rFonts w:ascii="Times New Roman" w:hAnsi="Times New Roman" w:eastAsia="宋体"/>
+          <w:b/>
+          <w:i w:val="0"/>
+          <w:sz w:val="24"/>
+        </w:rPr>
+        <w:t>embedding</w:t>
+      </w:r>
+      <w:r>
+        <w:rPr>
+          <w:rFonts w:ascii="Times New Roman" w:hAnsi="Times New Roman" w:eastAsia="宋体"/>
+          <w:b w:val="0"/>
+          <w:i w:val="0"/>
+          <w:sz w:val="24"/>
+        </w:rPr>
+        <w:t xml:space="preserve"> </w:t>
+      </w:r>
+      <w:r>
+        <w:rPr>
+          <w:rFonts w:ascii="Consolas" w:hAnsi="Consolas" w:eastAsia="等线"/>
+          <w:b w:val="0"/>
+          <w:i w:val="0"/>
+          <w:sz w:val="22"/>
+        </w:rPr>
+        <w:t>cs6_embedding</w:t>
+      </w:r>
+      <w:r>
+        <w:rPr>
+          <w:rFonts w:ascii="Times New Roman" w:hAnsi="Times New Roman" w:eastAsia="宋体"/>
+          <w:b w:val="0"/>
+          <w:i w:val="0"/>
+          <w:sz w:val="24"/>
+        </w:rPr>
+        <w:t>（常数 1−2K(C) &gt; 0）；</w:t>
+      </w:r>
+      <w:r>
+        <w:rPr>
+          <w:rFonts w:ascii="Times New Roman" w:hAnsi="Times New Roman" w:eastAsia="宋体"/>
+          <w:b/>
+          <w:i w:val="0"/>
+          <w:sz w:val="24"/>
+        </w:rPr>
+        <w:t>spark 下界</w:t>
+      </w:r>
+      <w:r>
+        <w:rPr>
+          <w:rFonts w:ascii="Times New Roman" w:hAnsi="Times New Roman" w:eastAsia="宋体"/>
+          <w:b w:val="0"/>
+          <w:i w:val="0"/>
+          <w:sz w:val="24"/>
+        </w:rPr>
+        <w:t xml:space="preserve"> </w:t>
+      </w:r>
+      <w:r>
+        <w:rPr>
+          <w:rFonts w:ascii="Consolas" w:hAnsi="Consolas" w:eastAsia="等线"/>
+          <w:b w:val="0"/>
+          <w:i w:val="0"/>
+          <w:sz w:val="22"/>
+        </w:rPr>
+        <w:t>cs1b_spark</w:t>
+      </w:r>
+      <w:r>
+        <w:rPr>
+          <w:rFonts w:ascii="Times New Roman" w:hAnsi="Times New Roman" w:eastAsia="宋体"/>
+          <w:b w:val="0"/>
+          <w:i w:val="0"/>
+          <w:sz w:val="24"/>
+        </w:rPr>
+        <w:t>（无平凡零组合 ⟹ n 列独立 ⟹ spark ≥ n+1，Gershgorin 冗余路径收编为 CS-3 推论，Elad–Bruckstein 判据）；</w:t>
+      </w:r>
+      <w:r>
+        <w:rPr>
+          <w:rFonts w:ascii="Times New Roman" w:hAnsi="Times New Roman" w:eastAsia="宋体"/>
+          <w:b/>
+          <w:i w:val="0"/>
+          <w:sz w:val="24"/>
+        </w:rPr>
+        <w:t>逐对相干</w:t>
+      </w:r>
+      <w:r>
+        <w:rPr>
+          <w:rFonts w:ascii="Times New Roman" w:hAnsi="Times New Roman" w:eastAsia="宋体"/>
+          <w:b w:val="0"/>
+          <w:i w:val="0"/>
+          <w:sz w:val="24"/>
+        </w:rPr>
+        <w:t xml:space="preserve"> </w:t>
+      </w:r>
+      <w:r>
+        <w:rPr>
+          <w:rFonts w:ascii="Consolas" w:hAnsi="Consolas" w:eastAsia="等线"/>
+          <w:b w:val="0"/>
+          <w:i w:val="0"/>
+          <w:sz w:val="22"/>
+        </w:rPr>
+        <w:t>cs1a_pair_bound</w:t>
+      </w:r>
+      <w:r>
+        <w:rPr>
+          <w:rFonts w:ascii="Times New Roman" w:hAnsi="Times New Roman" w:eastAsia="宋体"/>
+          <w:b w:val="0"/>
+          <w:i w:val="0"/>
+          <w:sz w:val="24"/>
+        </w:rPr>
+        <w:t>（C-梯子 ≤ 2πq/(1−q)，row_sum_3halfs 单项抽取）；</w:t>
+      </w:r>
+      <w:r>
+        <w:rPr>
+          <w:rFonts w:ascii="Times New Roman" w:hAnsi="Times New Roman" w:eastAsia="宋体"/>
+          <w:b/>
+          <w:i w:val="0"/>
+          <w:sz w:val="24"/>
+        </w:rPr>
+        <w:t>★近重复对爆炸</w:t>
+      </w:r>
+      <w:r>
+        <w:rPr>
+          <w:rFonts w:ascii="Times New Roman" w:hAnsi="Times New Roman" w:eastAsia="宋体"/>
+          <w:b w:val="0"/>
+          <w:i w:val="0"/>
+          <w:sz w:val="24"/>
+        </w:rPr>
+        <w:t xml:space="preserve"> </w:t>
+      </w:r>
+      <w:r>
+        <w:rPr>
+          <w:rFonts w:ascii="Consolas" w:hAnsi="Consolas" w:eastAsia="等线"/>
+          <w:b w:val="0"/>
+          <w:i w:val="0"/>
+          <w:sz w:val="22"/>
+        </w:rPr>
+        <w:t>near_dup_coherence_12</w:t>
+      </w:r>
+      <w:r>
+        <w:rPr>
+          <w:rFonts w:ascii="Times New Roman" w:hAnsi="Times New Roman" w:eastAsia="宋体"/>
+          <w:b w:val="0"/>
+          <w:i w:val="0"/>
+          <w:sz w:val="24"/>
+        </w:rPr>
+        <w:t xml:space="preserve">（coh 1 2 = </w:t>
+      </w:r>
+      <w:r>
+        <w:rPr>
+          <w:rFonts w:ascii="Times New Roman" w:hAnsi="Times New Roman" w:eastAsia="宋体"/>
+          <w:b/>
+          <w:i w:val="0"/>
+          <w:sz w:val="24"/>
+        </w:rPr>
+        <w:t>1/√2 精确值</w:t>
+      </w:r>
+      <w:r>
+        <w:rPr>
+          <w:rFonts w:ascii="Times New Roman" w:hAnsi="Times New Roman" w:eastAsia="宋体"/>
+          <w:b w:val="0"/>
+          <w:i w:val="0"/>
+          <w:sz w:val="24"/>
+        </w:rPr>
+        <w:t xml:space="preserve">——零相位使内积为纯实正数）+ </w:t>
+      </w:r>
+      <w:r>
+        <w:rPr>
+          <w:rFonts w:ascii="Consolas" w:hAnsi="Consolas" w:eastAsia="等线"/>
+          <w:b w:val="0"/>
+          <w:i w:val="0"/>
+          <w:sz w:val="22"/>
+        </w:rPr>
+        <w:t>cs4c_explosion</w:t>
+      </w:r>
+      <w:r>
+        <w:rPr>
+          <w:rFonts w:ascii="Times New Roman" w:hAnsi="Times New Roman" w:eastAsia="宋体"/>
+          <w:b w:val="0"/>
+          <w:i w:val="0"/>
+          <w:sz w:val="24"/>
+        </w:rPr>
+        <w:t>（</w:t>
+      </w:r>
+      <w:r>
+        <w:rPr>
+          <w:rFonts w:ascii="Times New Roman" w:hAnsi="Times New Roman" w:eastAsia="宋体"/>
+          <w:b/>
+          <w:i w:val="0"/>
+          <w:sz w:val="24"/>
+        </w:rPr>
+        <w:t>2μ = √2 &gt; 1</w:t>
+      </w:r>
+      <w:r>
+        <w:rPr>
+          <w:rFonts w:ascii="Times New Roman" w:hAnsi="Times New Roman" w:eastAsia="宋体"/>
+          <w:b w:val="0"/>
+          <w:i w:val="0"/>
+          <w:sz w:val="24"/>
+        </w:rPr>
+        <w:t>——s ≥ 3 时 (s−1)μ ≥ √2，Gershgorin 型 RIP 上界证书在含近重复对梯子上必然失效）。</w:t>
+      </w:r>
+    </w:p>
+    <w:p>
+      <w:pPr>
+        <w:pStyle w:val="ListBullet"/>
+      </w:pPr>
+      <w:r>
+        <w:rPr>
+          <w:rFonts w:ascii="Times New Roman" w:hAnsi="Times New Roman" w:eastAsia="宋体"/>
+          <w:b/>
+          <w:i w:val="0"/>
+          <w:sz w:val="24"/>
+        </w:rPr>
+        <w:t>offset 无关性（CS-14，经典 R 轨道，2026-08-29 新增）</w:t>
+      </w:r>
+      <w:r>
+        <w:rPr>
+          <w:rFonts w:ascii="Times New Roman" w:hAnsi="Times New Roman" w:eastAsia="宋体"/>
+          <w:b w:val="0"/>
+          <w:i w:val="0"/>
+          <w:sz w:val="24"/>
+        </w:rPr>
+        <w:t xml:space="preserve"> </w:t>
+      </w:r>
+      <w:r>
+        <w:rPr>
+          <w:rFonts w:ascii="Consolas" w:hAnsi="Consolas" w:eastAsia="等线"/>
+          <w:b w:val="0"/>
+          <w:i w:val="0"/>
+          <w:sz w:val="22"/>
+        </w:rPr>
+        <w:t>probe_cs5.v</w:t>
+      </w:r>
+      <w:r>
+        <w:rPr>
+          <w:rFonts w:ascii="Times New Roman" w:hAnsi="Times New Roman" w:eastAsia="宋体"/>
+          <w:b w:val="0"/>
+          <w:i w:val="0"/>
+          <w:sz w:val="24"/>
+        </w:rPr>
+        <w:t>（5 Qed / 0 Admitted）：</w:t>
+      </w:r>
+      <w:r>
+        <w:rPr>
+          <w:rFonts w:ascii="Times New Roman" w:hAnsi="Times New Roman" w:eastAsia="宋体"/>
+          <w:b/>
+          <w:i w:val="0"/>
+          <w:sz w:val="24"/>
+        </w:rPr>
+        <w:t>同族平移 t→t+δ 下跨网格对相干界不变</w:t>
+      </w:r>
+      <w:r>
+        <w:rPr>
+          <w:rFonts w:ascii="Times New Roman" w:hAnsi="Times New Roman" w:eastAsia="宋体"/>
+          <w:b w:val="0"/>
+          <w:i w:val="0"/>
+          <w:sz w:val="24"/>
+        </w:rPr>
+        <w:t xml:space="preserve"> </w:t>
+      </w:r>
+      <w:r>
+        <w:rPr>
+          <w:rFonts w:ascii="Consolas" w:hAnsi="Consolas" w:eastAsia="等线"/>
+          <w:b w:val="0"/>
+          <w:i w:val="0"/>
+          <w:sz w:val="22"/>
+        </w:rPr>
+        <w:t>cs5_offset_pair</w:t>
+      </w:r>
+      <w:r>
+        <w:rPr>
+          <w:rFonts w:ascii="Times New Roman" w:hAnsi="Times New Roman" w:eastAsia="宋体"/>
+          <w:b w:val="0"/>
+          <w:i w:val="0"/>
+          <w:sz w:val="24"/>
+        </w:rPr>
+        <w:t>/</w:t>
+      </w:r>
+      <w:r>
+        <w:rPr>
+          <w:rFonts w:ascii="Consolas" w:hAnsi="Consolas" w:eastAsia="等线"/>
+          <w:b w:val="0"/>
+          <w:i w:val="0"/>
+          <w:sz w:val="22"/>
+        </w:rPr>
+        <w:t>cs5_offset_diff</w:t>
+      </w:r>
+      <w:r>
+        <w:rPr>
+          <w:rFonts w:ascii="Times New Roman" w:hAnsi="Times New Roman" w:eastAsia="宋体"/>
+          <w:b w:val="0"/>
+          <w:i w:val="0"/>
+          <w:sz w:val="24"/>
+        </w:rPr>
+        <w:t>（|⟨ψ_{t1+δ},ψ_{t2+δ}⟩| ≤ N/(2·min(j mod N, N−j mod N))，</w:t>
+      </w:r>
+      <w:r>
+        <w:rPr>
+          <w:rFonts w:ascii="Times New Roman" w:hAnsi="Times New Roman" w:eastAsia="宋体"/>
+          <w:b/>
+          <w:i w:val="0"/>
+          <w:sz w:val="24"/>
+        </w:rPr>
+        <w:t>右端不含 δ</w:t>
+      </w:r>
+      <w:r>
+        <w:rPr>
+          <w:rFonts w:ascii="Times New Roman" w:hAnsi="Times New Roman" w:eastAsia="宋体"/>
+          <w:b w:val="0"/>
+          <w:i w:val="0"/>
+          <w:sz w:val="24"/>
+        </w:rPr>
+        <w:t>——偏移在同族对差频中相消（pair_eq_rotdiff + ring 消元），pair_dirichlet 接管）；</w:t>
+      </w:r>
+      <w:r>
+        <w:rPr>
+          <w:rFonts w:ascii="Times New Roman" w:hAnsi="Times New Roman" w:eastAsia="宋体"/>
+          <w:b/>
+          <w:i w:val="0"/>
+          <w:sz w:val="24"/>
+        </w:rPr>
+        <w:t>黄金比隔离界</w:t>
+      </w:r>
+      <w:r>
+        <w:rPr>
+          <w:rFonts w:ascii="Times New Roman" w:hAnsi="Times New Roman" w:eastAsia="宋体"/>
+          <w:b w:val="0"/>
+          <w:i w:val="0"/>
+          <w:sz w:val="24"/>
+        </w:rPr>
+        <w:t xml:space="preserve"> </w:t>
+      </w:r>
+      <w:r>
+        <w:rPr>
+          <w:rFonts w:ascii="Consolas" w:hAnsi="Consolas" w:eastAsia="等线"/>
+          <w:b w:val="0"/>
+          <w:i w:val="0"/>
+          <w:sz w:val="22"/>
+        </w:rPr>
+        <w:t>cs5_golden_moat</w:t>
+      </w:r>
+      <w:r>
+        <w:rPr>
+          <w:rFonts w:ascii="Times New Roman" w:hAnsi="Times New Roman" w:eastAsia="宋体"/>
+          <w:b w:val="0"/>
+          <w:i w:val="0"/>
+          <w:sz w:val="24"/>
+        </w:rPr>
+        <w:t>（1/(3d) ≤ |d·φ_gold − m|）；</w:t>
+      </w:r>
+      <w:r>
+        <w:rPr>
+          <w:rFonts w:ascii="Times New Roman" w:hAnsi="Times New Roman" w:eastAsia="宋体"/>
+          <w:b/>
+          <w:i w:val="0"/>
+          <w:sz w:val="24"/>
+        </w:rPr>
+        <w:t>offset 语义非空</w:t>
+      </w:r>
+      <w:r>
+        <w:rPr>
+          <w:rFonts w:ascii="Times New Roman" w:hAnsi="Times New Roman" w:eastAsia="宋体"/>
+          <w:b w:val="0"/>
+          <w:i w:val="0"/>
+          <w:sz w:val="24"/>
+        </w:rPr>
+        <w:t xml:space="preserve"> </w:t>
+      </w:r>
+      <w:r>
+        <w:rPr>
+          <w:rFonts w:ascii="Consolas" w:hAnsi="Consolas" w:eastAsia="等线"/>
+          <w:b w:val="0"/>
+          <w:i w:val="0"/>
+          <w:sz w:val="22"/>
+        </w:rPr>
+        <w:t>cs5_gold_not_grid</w:t>
+      </w:r>
+      <w:r>
+        <w:rPr>
+          <w:rFonts w:ascii="Times New Roman" w:hAnsi="Times New Roman" w:eastAsia="宋体"/>
+          <w:b w:val="0"/>
+          <w:i w:val="0"/>
+          <w:sz w:val="24"/>
+        </w:rPr>
+        <w:t>（φ_gold ∉ ℤ，d=1 隔离界反证）——ogrid 实验的定理侧：跨网格对证书不含偏移，结构化频率路线的恶化不来自跨对相干。</w:t>
+      </w:r>
+    </w:p>
+    <w:p>
+      <w:pPr>
+        <w:pStyle w:val="ListBullet"/>
+      </w:pPr>
+      <w:r>
+        <w:rPr>
+          <w:rFonts w:ascii="Times New Roman" w:hAnsi="Times New Roman" w:eastAsia="宋体"/>
+          <w:b/>
+          <w:i w:val="0"/>
+          <w:sz w:val="24"/>
+        </w:rPr>
         <w:t>意义（强度如实声明）</w:t>
       </w:r>
       <w:r>
@@ -15397,7 +16197,7 @@
           <w:i w:val="0"/>
           <w:sz w:val="24"/>
         </w:rPr>
-        <w:t xml:space="preserve"> 本质是 Gershgorin/互干性唯一恢复、RIP、Donoho–Stark 不确定性原理与 Welch 界-恢复保证相图的机器检查（Candès–Tao RIP 框架下的经典结果），数学上并非新颖——本工作的形式化价值在于用 Coq 机器检查这些定理在频率阶梯原子族上的成立（含 C=4 具体常数核验、行和版 RIP 常数的紧化路径、构造性轨道独立性验证与三角闭合的相图合成）。</w:t>
+        <w:t xml:space="preserve"> 本质是 Gershgorin/互干性唯一恢复、RIP、Donoho–Stark 不确定性原理与 Welch 界-恢复保证相图的机器检查（Candès–Tao RIP 框架下的经典结果；Welch 下界本身亦为经典结果的构造性机器检查），数学上并非新颖——本工作的形式化价值在于用 Coq 机器检查这些定理在频率阶梯原子族上的成立（含 C=4 具体常数核验、行和版 RIP 常数的紧化路径、构造性轨道独立性验证与三角闭合的相图合成）。</w:t>
       </w:r>
     </w:p>
     <w:p>
@@ -19339,7 +20139,7 @@
           <w:i w:val="0"/>
           <w:sz w:val="24"/>
         </w:rPr>
-        <w:t>已并入合并版 25（2026-08-30 M2 批次再生，91606 行 / 67 模块分区，本地 2.5 编译 EXIT=0）</w:t>
+        <w:t>已并入合并版 25（2026-08-30 M2 批次再生，93953 行 / 67 模块分区，本地 2.5 编译 EXIT=0）</w:t>
       </w:r>
       <w:r>
         <w:rPr>

--- a/papers/论文A中文规范版-CertifiedSparseGating.docx
+++ b/papers/论文A中文规范版-CertifiedSparseGating.docx
@@ -59,7 +59,7 @@
           <w:color w:val="444444"/>
           <w:sz w:val="21"/>
         </w:rPr>
-        <w:t>版本：最终版 v2.16（2026-08-31）｜代码基态：PSA_framework.v（18 模块 / 269 顶层 Lemma·Theorem（316 顶层声明 / 272 Qed 口径内）/ 165 项审计：</w:t>
+        <w:t>版本：最终版 v2.18（2026-08-31）｜代码基态：PSA_framework.v（18 模块 / 269 顶层 Lemma·Theorem（316 顶层声明 / 272 Qed 口径内）/ 165 项审计：</w:t>
       </w:r>
       <w:r>
         <w:rPr>
@@ -214,27 +214,7 @@
           <w:color w:val="444444"/>
           <w:sz w:val="21"/>
         </w:rPr>
-        <w:t>修订摘要（v2.16→v2.17，2026-08-31，合并版 m2 扫雷收官）：</w:t>
-      </w:r>
-      <w:r>
-        <w:rPr>
-          <w:rFonts w:ascii="Consolas" w:hAnsi="Consolas" w:eastAsia="等线"/>
-          <w:b w:val="0"/>
-          <w:i w:val="0"/>
-          <w:color w:val="444444"/>
-          <w:sz w:val="19"/>
-        </w:rPr>
-        <w:t>ca_merged_full_25_m2.v</w:t>
-      </w:r>
-      <w:r>
-        <w:rPr>
-          <w:rFonts w:ascii="Times New Roman" w:hAnsi="Times New Roman" w:eastAsia="宋体"/>
-          <w:b w:val="0"/>
-          <w:i/>
-          <w:color w:val="444444"/>
-          <w:sz w:val="21"/>
-        </w:rPr>
-        <w:t xml:space="preserve"> 本地 2.5 全量编译 EXIT=0（</w:t>
+        <w:t>修订摘要（v2.17→v2.18，2026-08-31，G-9 渐近闭合式形式化——回应 Coq 专家评审第 6 条）：</w:t>
       </w:r>
       <w:r>
         <w:rPr>
@@ -244,7 +224,7 @@
           <w:color w:val="444444"/>
           <w:sz w:val="21"/>
         </w:rPr>
-        <w:t>11 轮扫雷，92506 行 / 68 模块分区</w:t>
+        <w:t>§可判定性溢价段闭合形式句升级</w:t>
       </w:r>
       <w:r>
         <w:rPr>
@@ -254,7 +234,7 @@
           <w:color w:val="444444"/>
           <w:sz w:val="21"/>
         </w:rPr>
-        <w:t xml:space="preserve">）。修复全落 z 探针源双文件同步（探针即终态）：分区头 E138① Notation 注册防 mathcomp 前序劫持（nat_scope </w:t>
+        <w:t>——松弛链渐近代价 n₁n₂/(2(n₂−n₁)⌊√(n₁n₂)⌋) → √C/(2(C−1))（C=4 时 1/3）由纸面推导升级为机器检查定理（</w:t>
       </w:r>
       <w:r>
         <w:rPr>
@@ -264,7 +244,7 @@
           <w:color w:val="444444"/>
           <w:sz w:val="19"/>
         </w:rPr>
-        <w:t>&lt;=</w:t>
+        <w:t>probe_g9_pairfrac_cr.v</w:t>
       </w:r>
       <w:r>
         <w:rPr>
@@ -274,7 +254,7 @@
           <w:color w:val="444444"/>
           <w:sz w:val="21"/>
         </w:rPr>
-        <w:t xml:space="preserve"> 被 bool leq 覆盖致 lia 失效——横向传染）；</w:t>
+        <w:t>，10 项引理/定理全闭合）：层 1 完全平方 C=c² 精确闭合 pair_frac(a,c²a)=c/(2(c²−1))（</w:t>
       </w:r>
       <w:r>
         <w:rPr>
@@ -284,7 +264,7 @@
           <w:color w:val="444444"/>
           <w:sz w:val="19"/>
         </w:rPr>
-        <w:t>Nat.le_antisym</w:t>
+        <w:t>g9_pf_square</w:t>
       </w:r>
       <w:r>
         <w:rPr>
@@ -294,7 +274,7 @@
           <w:color w:val="444444"/>
           <w:sz w:val="21"/>
         </w:rPr>
-        <w:t xml:space="preserve"> typo 更正（三环境不存在，正确名 </w:t>
+        <w:t>，论文 C=4→1/3 实例）、层 2 一般 C 双带有理夹逼 C/(2(C−1)(s+1)) ≤ pf ≤ C/(2(C−1)s)（s=⌊√C⌋，</w:t>
       </w:r>
       <w:r>
         <w:rPr>
@@ -304,7 +284,7 @@
           <w:color w:val="444444"/>
           <w:sz w:val="19"/>
         </w:rPr>
-        <w:t>Nat.le_antisymm</w:t>
+        <w:t>g9_pf_sandwich</w:t>
       </w:r>
       <w:r>
         <w:rPr>
@@ -314,7 +294,7 @@
           <w:color w:val="444444"/>
           <w:sz w:val="21"/>
         </w:rPr>
-        <w:t xml:space="preserve">）；裸 </w:t>
+        <w:t>——比纸面极限更强的全有理可计算形，无理 √C 不入库）、C=4 可运行判定实例（</w:t>
       </w:r>
       <w:r>
         <w:rPr>
@@ -324,7 +304,7 @@
           <w:color w:val="444444"/>
           <w:sz w:val="19"/>
         </w:rPr>
-        <w:t>eq_refl</w:t>
+        <w:t>g9_pf_C4_13</w:t>
       </w:r>
       <w:r>
         <w:rPr>
@@ -334,7 +314,7 @@
           <w:color w:val="444444"/>
           <w:sz w:val="21"/>
         </w:rPr>
-        <w:t xml:space="preserve"> 被 mathcomp 解析到 ssr eqxx → tactic 化；</w:t>
+        <w:t>，Qeq_bool）与 sigT 可提取闭合式证书（</w:t>
       </w:r>
       <w:r>
         <w:rPr>
@@ -344,7 +324,7 @@
           <w:color w:val="444444"/>
           <w:sz w:val="19"/>
         </w:rPr>
-        <w:t>Import independent</w:t>
+        <w:t>g9_closed_form_cert</w:t>
       </w:r>
       <w:r>
         <w:rPr>
@@ -354,7 +334,7 @@
           <w:color w:val="444444"/>
           <w:sz w:val="21"/>
         </w:rPr>
-        <w:t>/</w:t>
+        <w:t xml:space="preserve">）；纯构造性 nat/Z/Q 轨道，零 Reals 零经典零 Admitted，4 段 Print Assumptions 全 Closed，提取物 g9_pairfrac_cr.ml 经 DkMLNative ocamlc 编译通过；已并入合并版 </w:t>
       </w:r>
       <w:r>
         <w:rPr>
@@ -364,7 +344,7 @@
           <w:color w:val="444444"/>
           <w:sz w:val="19"/>
         </w:rPr>
-        <w:t>Import UnconditionalBasis</w:t>
+        <w:t>ca_merged_full_25_m2.v</w:t>
       </w:r>
       <w:r>
         <w:rPr>
@@ -374,18 +354,13 @@
           <w:color w:val="444444"/>
           <w:sz w:val="21"/>
         </w:rPr>
-        <w:t xml:space="preserve"> 解 </w:t>
-      </w:r>
-      <w:r>
-        <w:rPr>
-          <w:rFonts w:ascii="Consolas" w:hAnsi="Consolas" w:eastAsia="等线"/>
-          <w:b w:val="0"/>
-          <w:i w:val="0"/>
-          <w:color w:val="444444"/>
-          <w:sz w:val="19"/>
-        </w:rPr>
-        <w:t>Csum</w:t>
-      </w:r>
+        <w:t>（模块 69/68 分区，92743 行，本地 2.5 全量编译 EXIT=0）。经验卡 E202。</w:t>
+      </w:r>
+    </w:p>
+    <w:p>
+      <w:pPr>
+        <w:ind w:left="432"/>
+      </w:pPr>
       <w:r>
         <w:rPr>
           <w:rFonts w:ascii="Times New Roman" w:hAnsi="Times New Roman" w:eastAsia="宋体"/>
@@ -394,7 +369,7 @@
           <w:color w:val="444444"/>
           <w:sz w:val="21"/>
         </w:rPr>
-        <w:t>/</w:t>
+        <w:t>修订摘要（v2.16→v2.17，2026-08-31，合并版 m2 扫雷收官）：</w:t>
       </w:r>
       <w:r>
         <w:rPr>
@@ -404,7 +379,7 @@
           <w:color w:val="444444"/>
           <w:sz w:val="19"/>
         </w:rPr>
-        <w:t>phi</w:t>
+        <w:t>ca_merged_full_25_m2.v</w:t>
       </w:r>
       <w:r>
         <w:rPr>
@@ -414,102 +389,7 @@
           <w:color w:val="444444"/>
           <w:sz w:val="21"/>
         </w:rPr>
-        <w:t>(Prime 版)多候选遮蔽；</w:t>
-      </w:r>
-      <w:r>
-        <w:rPr>
-          <w:rFonts w:ascii="Consolas" w:hAnsi="Consolas" w:eastAsia="等线"/>
-          <w:b w:val="0"/>
-          <w:i w:val="0"/>
-          <w:color w:val="444444"/>
-          <w:sz w:val="19"/>
-        </w:rPr>
-        <w:t>Rabs_triang</w:t>
-      </w:r>
-      <w:r>
-        <w:rPr>
-          <w:rFonts w:ascii="Times New Roman" w:hAnsi="Times New Roman" w:eastAsia="宋体"/>
-          <w:b w:val="0"/>
-          <w:i/>
-          <w:color w:val="444444"/>
-          <w:sz w:val="21"/>
-        </w:rPr>
-        <w:t>/</w:t>
-      </w:r>
-      <w:r>
-        <w:rPr>
-          <w:rFonts w:ascii="Consolas" w:hAnsi="Consolas" w:eastAsia="等线"/>
-          <w:b w:val="0"/>
-          <w:i w:val="0"/>
-          <w:color w:val="444444"/>
-          <w:sz w:val="19"/>
-        </w:rPr>
-        <w:t>psi_frac_eq</w:t>
-      </w:r>
-      <w:r>
-        <w:rPr>
-          <w:rFonts w:ascii="Times New Roman" w:hAnsi="Times New Roman" w:eastAsia="宋体"/>
-          <w:b w:val="0"/>
-          <w:i/>
-          <w:color w:val="444444"/>
-          <w:sz w:val="21"/>
-        </w:rPr>
-        <w:t xml:space="preserve"> 重写改 apply/replace 显式形；</w:t>
-      </w:r>
-      <w:r>
-        <w:rPr>
-          <w:rFonts w:ascii="Consolas" w:hAnsi="Consolas" w:eastAsia="等线"/>
-          <w:b w:val="0"/>
-          <w:i w:val="0"/>
-          <w:color w:val="444444"/>
-          <w:sz w:val="19"/>
-        </w:rPr>
-        <w:t>zpos_of_succ</w:t>
-      </w:r>
-      <w:r>
-        <w:rPr>
-          <w:rFonts w:ascii="Times New Roman" w:hAnsi="Times New Roman" w:eastAsia="宋体"/>
-          <w:b w:val="0"/>
-          <w:i/>
-          <w:color w:val="444444"/>
-          <w:sz w:val="21"/>
-        </w:rPr>
-        <w:t xml:space="preserve"> 撞名改 </w:t>
-      </w:r>
-      <w:r>
-        <w:rPr>
-          <w:rFonts w:ascii="Consolas" w:hAnsi="Consolas" w:eastAsia="等线"/>
-          <w:b w:val="0"/>
-          <w:i w:val="0"/>
-          <w:color w:val="444444"/>
-          <w:sz w:val="19"/>
-        </w:rPr>
-        <w:t>zpos_of_succ_c4</w:t>
-      </w:r>
-      <w:r>
-        <w:rPr>
-          <w:rFonts w:ascii="Times New Roman" w:hAnsi="Times New Roman" w:eastAsia="宋体"/>
-          <w:b w:val="0"/>
-          <w:i/>
-          <w:color w:val="444444"/>
-          <w:sz w:val="21"/>
-        </w:rPr>
-        <w:t>。定理内容无增删。经验卡 E190。</w:t>
-      </w:r>
-    </w:p>
-    <w:p>
-      <w:pPr>
-        <w:ind w:left="432"/>
-      </w:pPr>
-      <w:r>
-        <w:rPr>
-          <w:rFonts w:ascii="Times New Roman" w:hAnsi="Times New Roman" w:eastAsia="宋体"/>
-          <w:b w:val="0"/>
-          <w:i/>
-          <w:color w:val="444444"/>
-          <w:sz w:val="21"/>
-        </w:rPr>
-        <w:t>修订摘要（v2.15→v2.16，2026-08-31，G-7 Welch 下界构造性证明完成）：</w:t>
+        <w:t xml:space="preserve"> 本地 2.5 全量编译 EXIT=0（</w:t>
       </w:r>
       <w:r>
         <w:rPr>
@@ -519,7 +399,7 @@
           <w:color w:val="444444"/>
           <w:sz w:val="21"/>
         </w:rPr>
-        <w:t>§5.6.6 新增 G-7 条目</w:t>
+        <w:t>11 轮扫雷，92506 行 / 68 模块分区</w:t>
       </w:r>
       <w:r>
         <w:rPr>
@@ -529,7 +409,7 @@
           <w:color w:val="444444"/>
           <w:sz w:val="21"/>
         </w:rPr>
-        <w:t xml:space="preserve">——Welch 下界平方形态 </w:t>
+        <w:t xml:space="preserve">）。修复全落 z 探针源双文件同步（探针即终态）：分区头 E138① Notation 注册防 mathcomp 前序劫持（nat_scope </w:t>
       </w:r>
       <w:r>
         <w:rPr>
@@ -539,7 +419,7 @@
           <w:color w:val="444444"/>
           <w:sz w:val="19"/>
         </w:rPr>
-        <w:t>(INR M − INR N) ≤ INR N·INR(M−1)·μ²</w:t>
+        <w:t>&lt;=</w:t>
       </w:r>
       <w:r>
         <w:rPr>
@@ -549,7 +429,7 @@
           <w:color w:val="444444"/>
           <w:sz w:val="21"/>
         </w:rPr>
-        <w:t xml:space="preserve"> 的构造性证明（</w:t>
+        <w:t xml:space="preserve"> 被 bool leq 覆盖致 lia 失效——横向传染）；</w:t>
       </w:r>
       <w:r>
         <w:rPr>
@@ -559,7 +439,7 @@
           <w:color w:val="444444"/>
           <w:sz w:val="19"/>
         </w:rPr>
-        <w:t>g7_welch_lower</w:t>
+        <w:t>Nat.le_antisym</w:t>
       </w:r>
       <w:r>
         <w:rPr>
@@ -569,7 +449,7 @@
           <w:color w:val="444444"/>
           <w:sz w:val="21"/>
         </w:rPr>
-        <w:t>，</w:t>
+        <w:t xml:space="preserve"> typo 更正（三环境不存在，正确名 </w:t>
       </w:r>
       <w:r>
         <w:rPr>
@@ -579,7 +459,7 @@
           <w:color w:val="444444"/>
           <w:sz w:val="19"/>
         </w:rPr>
-        <w:t>probe_g7_welch_cr.v</w:t>
+        <w:t>Nat.le_antisymm</w:t>
       </w:r>
       <w:r>
         <w:rPr>
@@ -589,7 +469,202 @@
           <w:color w:val="444444"/>
           <w:sz w:val="21"/>
         </w:rPr>
-        <w:t>，828 行 14 Qed；Frobenius 范数与 Cauchy–Schwarz 不等式路线，避免特征值论证；六段 Print Assumptions 全 Closed 零公理；提取物 g7_welch_cr.ml 经 DkMLNative ocamlc 编译通过）；</w:t>
+        <w:t xml:space="preserve">）；裸 </w:t>
+      </w:r>
+      <w:r>
+        <w:rPr>
+          <w:rFonts w:ascii="Consolas" w:hAnsi="Consolas" w:eastAsia="等线"/>
+          <w:b w:val="0"/>
+          <w:i w:val="0"/>
+          <w:color w:val="444444"/>
+          <w:sz w:val="19"/>
+        </w:rPr>
+        <w:t>eq_refl</w:t>
+      </w:r>
+      <w:r>
+        <w:rPr>
+          <w:rFonts w:ascii="Times New Roman" w:hAnsi="Times New Roman" w:eastAsia="宋体"/>
+          <w:b w:val="0"/>
+          <w:i/>
+          <w:color w:val="444444"/>
+          <w:sz w:val="21"/>
+        </w:rPr>
+        <w:t xml:space="preserve"> 被 mathcomp 解析到 ssr eqxx → tactic 化；</w:t>
+      </w:r>
+      <w:r>
+        <w:rPr>
+          <w:rFonts w:ascii="Consolas" w:hAnsi="Consolas" w:eastAsia="等线"/>
+          <w:b w:val="0"/>
+          <w:i w:val="0"/>
+          <w:color w:val="444444"/>
+          <w:sz w:val="19"/>
+        </w:rPr>
+        <w:t>Import independent</w:t>
+      </w:r>
+      <w:r>
+        <w:rPr>
+          <w:rFonts w:ascii="Times New Roman" w:hAnsi="Times New Roman" w:eastAsia="宋体"/>
+          <w:b w:val="0"/>
+          <w:i/>
+          <w:color w:val="444444"/>
+          <w:sz w:val="21"/>
+        </w:rPr>
+        <w:t>/</w:t>
+      </w:r>
+      <w:r>
+        <w:rPr>
+          <w:rFonts w:ascii="Consolas" w:hAnsi="Consolas" w:eastAsia="等线"/>
+          <w:b w:val="0"/>
+          <w:i w:val="0"/>
+          <w:color w:val="444444"/>
+          <w:sz w:val="19"/>
+        </w:rPr>
+        <w:t>Import UnconditionalBasis</w:t>
+      </w:r>
+      <w:r>
+        <w:rPr>
+          <w:rFonts w:ascii="Times New Roman" w:hAnsi="Times New Roman" w:eastAsia="宋体"/>
+          <w:b w:val="0"/>
+          <w:i/>
+          <w:color w:val="444444"/>
+          <w:sz w:val="21"/>
+        </w:rPr>
+        <w:t xml:space="preserve"> 解 </w:t>
+      </w:r>
+      <w:r>
+        <w:rPr>
+          <w:rFonts w:ascii="Consolas" w:hAnsi="Consolas" w:eastAsia="等线"/>
+          <w:b w:val="0"/>
+          <w:i w:val="0"/>
+          <w:color w:val="444444"/>
+          <w:sz w:val="19"/>
+        </w:rPr>
+        <w:t>Csum</w:t>
+      </w:r>
+      <w:r>
+        <w:rPr>
+          <w:rFonts w:ascii="Times New Roman" w:hAnsi="Times New Roman" w:eastAsia="宋体"/>
+          <w:b w:val="0"/>
+          <w:i/>
+          <w:color w:val="444444"/>
+          <w:sz w:val="21"/>
+        </w:rPr>
+        <w:t>/</w:t>
+      </w:r>
+      <w:r>
+        <w:rPr>
+          <w:rFonts w:ascii="Consolas" w:hAnsi="Consolas" w:eastAsia="等线"/>
+          <w:b w:val="0"/>
+          <w:i w:val="0"/>
+          <w:color w:val="444444"/>
+          <w:sz w:val="19"/>
+        </w:rPr>
+        <w:t>phi</w:t>
+      </w:r>
+      <w:r>
+        <w:rPr>
+          <w:rFonts w:ascii="Times New Roman" w:hAnsi="Times New Roman" w:eastAsia="宋体"/>
+          <w:b w:val="0"/>
+          <w:i/>
+          <w:color w:val="444444"/>
+          <w:sz w:val="21"/>
+        </w:rPr>
+        <w:t>(Prime 版)多候选遮蔽；</w:t>
+      </w:r>
+      <w:r>
+        <w:rPr>
+          <w:rFonts w:ascii="Consolas" w:hAnsi="Consolas" w:eastAsia="等线"/>
+          <w:b w:val="0"/>
+          <w:i w:val="0"/>
+          <w:color w:val="444444"/>
+          <w:sz w:val="19"/>
+        </w:rPr>
+        <w:t>Rabs_triang</w:t>
+      </w:r>
+      <w:r>
+        <w:rPr>
+          <w:rFonts w:ascii="Times New Roman" w:hAnsi="Times New Roman" w:eastAsia="宋体"/>
+          <w:b w:val="0"/>
+          <w:i/>
+          <w:color w:val="444444"/>
+          <w:sz w:val="21"/>
+        </w:rPr>
+        <w:t>/</w:t>
+      </w:r>
+      <w:r>
+        <w:rPr>
+          <w:rFonts w:ascii="Consolas" w:hAnsi="Consolas" w:eastAsia="等线"/>
+          <w:b w:val="0"/>
+          <w:i w:val="0"/>
+          <w:color w:val="444444"/>
+          <w:sz w:val="19"/>
+        </w:rPr>
+        <w:t>psi_frac_eq</w:t>
+      </w:r>
+      <w:r>
+        <w:rPr>
+          <w:rFonts w:ascii="Times New Roman" w:hAnsi="Times New Roman" w:eastAsia="宋体"/>
+          <w:b w:val="0"/>
+          <w:i/>
+          <w:color w:val="444444"/>
+          <w:sz w:val="21"/>
+        </w:rPr>
+        <w:t xml:space="preserve"> 重写改 apply/replace 显式形；</w:t>
+      </w:r>
+      <w:r>
+        <w:rPr>
+          <w:rFonts w:ascii="Consolas" w:hAnsi="Consolas" w:eastAsia="等线"/>
+          <w:b w:val="0"/>
+          <w:i w:val="0"/>
+          <w:color w:val="444444"/>
+          <w:sz w:val="19"/>
+        </w:rPr>
+        <w:t>zpos_of_succ</w:t>
+      </w:r>
+      <w:r>
+        <w:rPr>
+          <w:rFonts w:ascii="Times New Roman" w:hAnsi="Times New Roman" w:eastAsia="宋体"/>
+          <w:b w:val="0"/>
+          <w:i/>
+          <w:color w:val="444444"/>
+          <w:sz w:val="21"/>
+        </w:rPr>
+        <w:t xml:space="preserve"> 撞名改 </w:t>
+      </w:r>
+      <w:r>
+        <w:rPr>
+          <w:rFonts w:ascii="Consolas" w:hAnsi="Consolas" w:eastAsia="等线"/>
+          <w:b w:val="0"/>
+          <w:i w:val="0"/>
+          <w:color w:val="444444"/>
+          <w:sz w:val="19"/>
+        </w:rPr>
+        <w:t>zpos_of_succ_c4</w:t>
+      </w:r>
+      <w:r>
+        <w:rPr>
+          <w:rFonts w:ascii="Times New Roman" w:hAnsi="Times New Roman" w:eastAsia="宋体"/>
+          <w:b w:val="0"/>
+          <w:i/>
+          <w:color w:val="444444"/>
+          <w:sz w:val="21"/>
+        </w:rPr>
+        <w:t>。定理内容无增删。经验卡 E190。</w:t>
+      </w:r>
+    </w:p>
+    <w:p>
+      <w:pPr>
+        <w:ind w:left="432"/>
+      </w:pPr>
+      <w:r>
+        <w:rPr>
+          <w:rFonts w:ascii="Times New Roman" w:hAnsi="Times New Roman" w:eastAsia="宋体"/>
+          <w:b w:val="0"/>
+          <w:i/>
+          <w:color w:val="444444"/>
+          <w:sz w:val="21"/>
+        </w:rPr>
+        <w:t>修订摘要（v2.15→v2.16，2026-08-31，G-7 Welch 下界构造性证明完成）：</w:t>
       </w:r>
       <w:r>
         <w:rPr>
@@ -599,7 +674,7 @@
           <w:color w:val="444444"/>
           <w:sz w:val="21"/>
         </w:rPr>
-        <w:t>G-8 前提状态升级</w:t>
+        <w:t>§5.6.6 新增 G-7 条目</w:t>
       </w:r>
       <w:r>
         <w:rPr>
@@ -609,7 +684,67 @@
           <w:color w:val="444444"/>
           <w:sz w:val="21"/>
         </w:rPr>
-        <w:t>——Welch 下界由抽象前提升级为已证定理；</w:t>
+        <w:t xml:space="preserve">——Welch 下界平方形态 </w:t>
+      </w:r>
+      <w:r>
+        <w:rPr>
+          <w:rFonts w:ascii="Consolas" w:hAnsi="Consolas" w:eastAsia="等线"/>
+          <w:b w:val="0"/>
+          <w:i w:val="0"/>
+          <w:color w:val="444444"/>
+          <w:sz w:val="19"/>
+        </w:rPr>
+        <w:t>(INR M − INR N) ≤ INR N·INR(M−1)·μ²</w:t>
+      </w:r>
+      <w:r>
+        <w:rPr>
+          <w:rFonts w:ascii="Times New Roman" w:hAnsi="Times New Roman" w:eastAsia="宋体"/>
+          <w:b w:val="0"/>
+          <w:i/>
+          <w:color w:val="444444"/>
+          <w:sz w:val="21"/>
+        </w:rPr>
+        <w:t xml:space="preserve"> 的构造性证明（</w:t>
+      </w:r>
+      <w:r>
+        <w:rPr>
+          <w:rFonts w:ascii="Consolas" w:hAnsi="Consolas" w:eastAsia="等线"/>
+          <w:b w:val="0"/>
+          <w:i w:val="0"/>
+          <w:color w:val="444444"/>
+          <w:sz w:val="19"/>
+        </w:rPr>
+        <w:t>g7_welch_lower</w:t>
+      </w:r>
+      <w:r>
+        <w:rPr>
+          <w:rFonts w:ascii="Times New Roman" w:hAnsi="Times New Roman" w:eastAsia="宋体"/>
+          <w:b w:val="0"/>
+          <w:i/>
+          <w:color w:val="444444"/>
+          <w:sz w:val="21"/>
+        </w:rPr>
+        <w:t>，</w:t>
+      </w:r>
+      <w:r>
+        <w:rPr>
+          <w:rFonts w:ascii="Consolas" w:hAnsi="Consolas" w:eastAsia="等线"/>
+          <w:b w:val="0"/>
+          <w:i w:val="0"/>
+          <w:color w:val="444444"/>
+          <w:sz w:val="19"/>
+        </w:rPr>
+        <w:t>probe_g7_welch_cr.v</w:t>
+      </w:r>
+      <w:r>
+        <w:rPr>
+          <w:rFonts w:ascii="Times New Roman" w:hAnsi="Times New Roman" w:eastAsia="宋体"/>
+          <w:b w:val="0"/>
+          <w:i/>
+          <w:color w:val="444444"/>
+          <w:sz w:val="21"/>
+        </w:rPr>
+        <w:t>，828 行 14 Qed；Frobenius 范数与 Cauchy–Schwarz 不等式路线，避免特征值论证；六段 Print Assumptions 全 Closed 零公理；提取物 g7_welch_cr.ml 经 DkMLNative ocamlc 编译通过）；</w:t>
       </w:r>
       <w:r>
         <w:rPr>
@@ -619,7 +754,7 @@
           <w:color w:val="444444"/>
           <w:sz w:val="21"/>
         </w:rPr>
-        <w:t>并入</w:t>
+        <w:t>G-8 前提状态升级</w:t>
       </w:r>
       <w:r>
         <w:rPr>
@@ -629,42 +764,7 @@
           <w:color w:val="444444"/>
           <w:sz w:val="21"/>
         </w:rPr>
-        <w:t xml:space="preserve">——已并入合并版 </w:t>
-      </w:r>
-      <w:r>
-        <w:rPr>
-          <w:rFonts w:ascii="Consolas" w:hAnsi="Consolas" w:eastAsia="等线"/>
-          <w:b w:val="0"/>
-          <w:i w:val="0"/>
-          <w:color w:val="444444"/>
-          <w:sz w:val="19"/>
-        </w:rPr>
-        <w:t>ca_merged_full_25_m2.v</w:t>
-      </w:r>
-      <w:r>
-        <w:rPr>
-          <w:rFonts w:ascii="Times New Roman" w:hAnsi="Times New Roman" w:eastAsia="宋体"/>
-          <w:b w:val="0"/>
-          <w:i/>
-          <w:color w:val="444444"/>
-          <w:sz w:val="21"/>
-        </w:rPr>
-        <w:t>（92483 行，68 模块分区，合并编译通过）；实原子版（相干上界 μ 抽象衔接 G-8），复原子版列为后续工作。</w:t>
-      </w:r>
-    </w:p>
-    <w:p>
-      <w:pPr>
-        <w:ind w:left="432"/>
-      </w:pPr>
-      <w:r>
-        <w:rPr>
-          <w:rFonts w:ascii="Times New Roman" w:hAnsi="Times New Roman" w:eastAsia="宋体"/>
-          <w:b w:val="0"/>
-          <w:i/>
-          <w:color w:val="444444"/>
-          <w:sz w:val="21"/>
-        </w:rPr>
-        <w:t>修订摘要（v2.14→v2.15，2026-08-30，M2 定理扩展四连 CS-15/16/17/18 引用补写 + 外部评审二轮措辞落实）：</w:t>
+        <w:t>——Welch 下界由抽象前提升级为已证定理；</w:t>
       </w:r>
       <w:r>
         <w:rPr>
@@ -674,7 +774,7 @@
           <w:color w:val="444444"/>
           <w:sz w:val="21"/>
         </w:rPr>
-        <w:t>§6 安全域谓词从 future work 升级为已形式化</w:t>
+        <w:t>并入</w:t>
       </w:r>
       <w:r>
         <w:rPr>
@@ -684,7 +784,7 @@
           <w:color w:val="444444"/>
           <w:sz w:val="21"/>
         </w:rPr>
-        <w:t xml:space="preserve">（CS-16 </w:t>
+        <w:t xml:space="preserve">——已并入合并版 </w:t>
       </w:r>
       <w:r>
         <w:rPr>
@@ -694,7 +794,7 @@
           <w:color w:val="444444"/>
           <w:sz w:val="19"/>
         </w:rPr>
-        <w:t>probe_safe_domain.v</w:t>
+        <w:t>ca_merged_full_25_m2.v</w:t>
       </w:r>
       <w:r>
         <w:rPr>
@@ -704,7 +804,22 @@
           <w:color w:val="444444"/>
           <w:sz w:val="21"/>
         </w:rPr>
-        <w:t>：zprod_bounded 乘积上界递推 + no_overflow_consistent 63-bit 镜像一致 + c4_safe_domain C=4 判定链连乘 2054520832000000000 &lt; 2^63 + safe_domain_bool 可提取 bool 运行时判定，4 段审计全 Closed 零公理——回应评审 P0「安全域形式化草图」，超出 trivial 草图预期）；</w:t>
+        <w:t>（92483 行，68 模块分区，合并编译通过）；实原子版（相干上界 μ 抽象衔接 G-8），复原子版列为后续工作。</w:t>
+      </w:r>
+    </w:p>
+    <w:p>
+      <w:pPr>
+        <w:ind w:left="432"/>
+      </w:pPr>
+      <w:r>
+        <w:rPr>
+          <w:rFonts w:ascii="Times New Roman" w:hAnsi="Times New Roman" w:eastAsia="宋体"/>
+          <w:b w:val="0"/>
+          <w:i/>
+          <w:color w:val="444444"/>
+          <w:sz w:val="21"/>
+        </w:rPr>
+        <w:t>修订摘要（v2.14→v2.15，2026-08-30，M2 定理扩展四连 CS-15/16/17/18 引用补写 + 外部评审二轮措辞落实）：</w:t>
       </w:r>
       <w:r>
         <w:rPr>
@@ -714,7 +829,7 @@
           <w:color w:val="444444"/>
           <w:sz w:val="21"/>
         </w:rPr>
-        <w:t>§5.6 核漂移获首个实例</w:t>
+        <w:t>§6 安全域谓词从 future work 升级为已形式化</w:t>
       </w:r>
       <w:r>
         <w:rPr>
@@ -724,7 +839,7 @@
           <w:color w:val="444444"/>
           <w:sz w:val="21"/>
         </w:rPr>
-        <w:t xml:space="preserve">（CS-18 </w:t>
+        <w:t xml:space="preserve">（CS-16 </w:t>
       </w:r>
       <w:r>
         <w:rPr>
@@ -734,7 +849,7 @@
           <w:color w:val="444444"/>
           <w:sz w:val="19"/>
         </w:rPr>
-        <w:t>probe_ab_bridge_pier.v</w:t>
+        <w:t>probe_safe_domain.v</w:t>
       </w:r>
       <w:r>
         <w:rPr>
@@ -744,7 +859,7 @@
           <w:color w:val="444444"/>
           <w:sz w:val="21"/>
         </w:rPr>
-        <w:t>：psi_kernel_drift_bound 相邻位漂移 ≤ 2/(√n·√m) + psi_attention_tvd_trunc 截断 TVD 桥，实例化 kernel_drift_controls_attention——「无形式化桥梁」升级为「中间桥墩已机器检查」）；</w:t>
+        <w:t>：zprod_bounded 乘积上界递推 + no_overflow_consistent 63-bit 镜像一致 + c4_safe_domain C=4 判定链连乘 2054520832000000000 &lt; 2^63 + safe_domain_bool 可提取 bool 运行时判定，4 段审计全 Closed 零公理——回应评审 P0「安全域形式化草图」，超出 trivial 草图预期）；</w:t>
       </w:r>
       <w:r>
         <w:rPr>
@@ -754,7 +869,7 @@
           <w:color w:val="444444"/>
           <w:sz w:val="21"/>
         </w:rPr>
-        <w:t>§5.3 相干熵桥接状态更新</w:t>
+        <w:t>§5.6 核漂移获首个实例</w:t>
       </w:r>
       <w:r>
         <w:rPr>
@@ -764,7 +879,27 @@
           <w:color w:val="444444"/>
           <w:sz w:val="21"/>
         </w:rPr>
-        <w:t>（从未实例化升级为截断通道已实例化）；</w:t>
+        <w:t xml:space="preserve">（CS-18 </w:t>
+      </w:r>
+      <w:r>
+        <w:rPr>
+          <w:rFonts w:ascii="Consolas" w:hAnsi="Consolas" w:eastAsia="等线"/>
+          <w:b w:val="0"/>
+          <w:i w:val="0"/>
+          <w:color w:val="444444"/>
+          <w:sz w:val="19"/>
+        </w:rPr>
+        <w:t>probe_ab_bridge_pier.v</w:t>
+      </w:r>
+      <w:r>
+        <w:rPr>
+          <w:rFonts w:ascii="Times New Roman" w:hAnsi="Times New Roman" w:eastAsia="宋体"/>
+          <w:b w:val="0"/>
+          <w:i/>
+          <w:color w:val="444444"/>
+          <w:sz w:val="21"/>
+        </w:rPr>
+        <w:t>：psi_kernel_drift_bound 相邻位漂移 ≤ 2/(√n·√m) + psi_attention_tvd_trunc 截断 TVD 桥，实例化 kernel_drift_controls_attention——「无形式化桥梁」升级为「中间桥墩已机器检查」）；</w:t>
       </w:r>
       <w:r>
         <w:rPr>
@@ -774,7 +909,7 @@
           <w:color w:val="444444"/>
           <w:sz w:val="21"/>
         </w:rPr>
-        <w:t>§9.1 分级检查器</w:t>
+        <w:t>§5.3 相干熵桥接状态更新</w:t>
       </w:r>
       <w:r>
         <w:rPr>
@@ -784,27 +919,7 @@
           <w:color w:val="444444"/>
           <w:sz w:val="21"/>
         </w:rPr>
-        <w:t xml:space="preserve">（CS-17 </w:t>
-      </w:r>
-      <w:r>
-        <w:rPr>
-          <w:rFonts w:ascii="Consolas" w:hAnsi="Consolas" w:eastAsia="等线"/>
-          <w:b w:val="0"/>
-          <w:i w:val="0"/>
-          <w:color w:val="444444"/>
-          <w:sz w:val="19"/>
-        </w:rPr>
-        <w:t>frame_check_graduated</w:t>
-      </w:r>
-      <w:r>
-        <w:rPr>
-          <w:rFonts w:ascii="Times New Roman" w:hAnsi="Times New Roman" w:eastAsia="宋体"/>
-          <w:b w:val="0"/>
-          <w:i/>
-          <w:color w:val="444444"/>
-          <w:sz w:val="21"/>
-        </w:rPr>
-        <w:t xml:space="preserve"> 四级分层服务 + frame_check_graduated_sound，假阴性类由拒绝变降级服务）；</w:t>
+        <w:t>（从未实例化升级为截断通道已实例化）；</w:t>
       </w:r>
       <w:r>
         <w:rPr>
@@ -814,7 +929,7 @@
           <w:color w:val="444444"/>
           <w:sz w:val="21"/>
         </w:rPr>
-        <w:t>Q2 酉不变性范围</w:t>
+        <w:t>§9.1 分级检查器</w:t>
       </w:r>
       <w:r>
         <w:rPr>
@@ -824,7 +939,27 @@
           <w:color w:val="444444"/>
           <w:sz w:val="21"/>
         </w:rPr>
-        <w:t>前移至贡献清单覆盖边界（item 12）；</w:t>
+        <w:t xml:space="preserve">（CS-17 </w:t>
+      </w:r>
+      <w:r>
+        <w:rPr>
+          <w:rFonts w:ascii="Consolas" w:hAnsi="Consolas" w:eastAsia="等线"/>
+          <w:b w:val="0"/>
+          <w:i w:val="0"/>
+          <w:color w:val="444444"/>
+          <w:sz w:val="19"/>
+        </w:rPr>
+        <w:t>frame_check_graduated</w:t>
+      </w:r>
+      <w:r>
+        <w:rPr>
+          <w:rFonts w:ascii="Times New Roman" w:hAnsi="Times New Roman" w:eastAsia="宋体"/>
+          <w:b w:val="0"/>
+          <w:i/>
+          <w:color w:val="444444"/>
+          <w:sz w:val="21"/>
+        </w:rPr>
+        <w:t xml:space="preserve"> 四级分层服务 + frame_check_graduated_sound，假阴性类由拒绝变降级服务）；</w:t>
       </w:r>
       <w:r>
         <w:rPr>
@@ -834,7 +969,7 @@
           <w:color w:val="444444"/>
           <w:sz w:val="21"/>
         </w:rPr>
-        <w:t>§9 相关工作补 VST/Iris 方法论类比与 Lean/mathlib 哲学对照</w:t>
+        <w:t>Q2 酉不变性范围</w:t>
       </w:r>
       <w:r>
         <w:rPr>
@@ -844,7 +979,7 @@
           <w:color w:val="444444"/>
           <w:sz w:val="21"/>
         </w:rPr>
-        <w:t>；</w:t>
+        <w:t>前移至贡献清单覆盖边界（item 12）；</w:t>
       </w:r>
       <w:r>
         <w:rPr>
@@ -854,7 +989,7 @@
           <w:color w:val="444444"/>
           <w:sz w:val="21"/>
         </w:rPr>
-        <w:t>§11 新增跨 A/B 证书—性能张力声明</w:t>
+        <w:t>§9 相关工作补 VST/Iris 方法论类比与 Lean/mathlib 哲学对照</w:t>
       </w:r>
       <w:r>
         <w:rPr>
@@ -864,7 +999,7 @@
           <w:color w:val="444444"/>
           <w:sz w:val="21"/>
         </w:rPr>
-        <w:t>（证书⟹̸性能三角：T2b 拒绝 vs rand 最优、μ=0 证书 vs grid 性能严重退化、ALiBi 最优 vs 零证书）；G-5 反例 [3,7,15] 同时为 CS-17 分级 L2 的降级服务实例（评审 1.2 关键问题 1 的前置强调）。三定理公理依赖与主线审计一致（sig_not_dec、sig_forall_dec 与函数外延性、classic 零、零 Admitted）；CS-15 已于 v2.14 前入文（§5.6.6 定位）。</w:t>
+        <w:t>；</w:t>
       </w:r>
       <w:r>
         <w:rPr>
@@ -874,7 +1009,7 @@
           <w:color w:val="444444"/>
           <w:sz w:val="21"/>
         </w:rPr>
-        <w:t>合并版再生（同日）</w:t>
+        <w:t>§11 新增跨 A/B 证书—性能张力声明</w:t>
       </w:r>
       <w:r>
         <w:rPr>
@@ -884,7 +1019,7 @@
           <w:color w:val="444444"/>
           <w:sz w:val="21"/>
         </w:rPr>
-        <w:t xml:space="preserve">：M2 批次 7 探针（g3/g5/四原子 CR/安全域/分级检查器/A-B 桥墩/松弛链元理论）+ CS_BATTLE nearcoll 并入——合并版 25 = </w:t>
+        <w:t>（证书⟹̸性能三角：T2b 拒绝 vs rand 最优、μ=0 证书 vs grid 性能严重退化、ALiBi 最优 vs 零证书）；G-5 反例 [3,7,15] 同时为 CS-17 分级 L2 的降级服务实例（评审 1.2 关键问题 1 的前置强调）。三定理公理依赖与主线审计一致（sig_not_dec、sig_forall_dec 与函数外延性、classic 零、零 Admitted）；CS-15 已于 v2.14 前入文（§5.6.6 定位）。</w:t>
       </w:r>
       <w:r>
         <w:rPr>
@@ -894,7 +1029,7 @@
           <w:color w:val="444444"/>
           <w:sz w:val="21"/>
         </w:rPr>
-        <w:t>93953 行 / 67 模块分区</w:t>
+        <w:t>合并版再生（同日）</w:t>
       </w:r>
       <w:r>
         <w:rPr>
@@ -904,22 +1039,7 @@
           <w:color w:val="444444"/>
           <w:sz w:val="21"/>
         </w:rPr>
-        <w:t>，本地 2.5 编译 EXIT=0（nearcoll 撇号标识符 rewrite 逗号链的合并语境解析修复，见 E178/E146）；架构定位声明：构造性轨道用于独立性验证，不用于生产检查器。</w:t>
-      </w:r>
-    </w:p>
-    <w:p>
-      <w:pPr>
-        <w:ind w:left="432"/>
-      </w:pPr>
-      <w:r>
-        <w:rPr>
-          <w:rFonts w:ascii="Times New Roman" w:hAnsi="Times New Roman" w:eastAsia="宋体"/>
-          <w:b w:val="0"/>
-          <w:i/>
-          <w:color w:val="444444"/>
-          <w:sz w:val="21"/>
-        </w:rPr>
-        <w:t>修订摘要（v2.13→v2.14，2026-08-30，E153 收官对齐 + 2026-08-29 交叉分析修订落实）：</w:t>
+        <w:t xml:space="preserve">：M2 批次 7 探针（g3/g5/四原子 CR/安全域/分级检查器/A-B 桥墩/松弛链元理论）+ CS_BATTLE nearcoll 并入——合并版 25 = </w:t>
       </w:r>
       <w:r>
         <w:rPr>
@@ -929,7 +1049,7 @@
           <w:color w:val="444444"/>
           <w:sz w:val="21"/>
         </w:rPr>
-        <w:t>代码基态刷新</w:t>
+        <w:t>93953 行 / 67 模块分区</w:t>
       </w:r>
       <w:r>
         <w:rPr>
@@ -939,7 +1059,22 @@
           <w:color w:val="444444"/>
           <w:sz w:val="21"/>
         </w:rPr>
-        <w:t>——合并版 93953 行（E153 批次二：78808→81169 八处 mathcomp 2.6 适配修复，本地 2.5 + WSL 9.1.1 双环境验证），</w:t>
+        <w:t>，本地 2.5 编译 EXIT=0（nearcoll 撇号标识符 rewrite 逗号链的合并语境解析修复，见 E178/E146）；架构定位声明：构造性轨道用于独立性验证，不用于生产检查器。</w:t>
+      </w:r>
+    </w:p>
+    <w:p>
+      <w:pPr>
+        <w:ind w:left="432"/>
+      </w:pPr>
+      <w:r>
+        <w:rPr>
+          <w:rFonts w:ascii="Times New Roman" w:hAnsi="Times New Roman" w:eastAsia="宋体"/>
+          <w:b w:val="0"/>
+          <w:i/>
+          <w:color w:val="444444"/>
+          <w:sz w:val="21"/>
+        </w:rPr>
+        <w:t>修订摘要（v2.13→v2.14，2026-08-30，E153 收官对齐 + 2026-08-29 交叉分析修订落实）：</w:t>
       </w:r>
       <w:r>
         <w:rPr>
@@ -949,7 +1084,7 @@
           <w:color w:val="444444"/>
           <w:sz w:val="21"/>
         </w:rPr>
-        <w:t>CI 全链路绿收官</w:t>
+        <w:t>代码基态刷新</w:t>
       </w:r>
       <w:r>
         <w:rPr>
@@ -959,27 +1094,7 @@
           <w:color w:val="444444"/>
           <w:sz w:val="21"/>
         </w:rPr>
-        <w:t xml:space="preserve">（commit b57a2b5/7628fef/2f21249：编译 + 零 Admitted 检查 + coqchk 内核复验，检查脚本 grep 误报注释已修为语句形态 </w:t>
-      </w:r>
-      <w:r>
-        <w:rPr>
-          <w:rFonts w:ascii="Consolas" w:hAnsi="Consolas" w:eastAsia="等线"/>
-          <w:b w:val="0"/>
-          <w:i w:val="0"/>
-          <w:color w:val="444444"/>
-          <w:sz w:val="19"/>
-        </w:rPr>
-        <w:t>Admitted\.</w:t>
-      </w:r>
-      <w:r>
-        <w:rPr>
-          <w:rFonts w:ascii="Times New Roman" w:hAnsi="Times New Roman" w:eastAsia="宋体"/>
-          <w:b w:val="0"/>
-          <w:i/>
-          <w:color w:val="444444"/>
-          <w:sz w:val="21"/>
-        </w:rPr>
-        <w:t>）；</w:t>
+        <w:t>——合并版 93953 行（E153 批次二：78808→81169 八处 mathcomp 2.6 适配修复，本地 2.5 + WSL 9.1.1 双环境验证），</w:t>
       </w:r>
       <w:r>
         <w:rPr>
@@ -989,7 +1104,7 @@
           <w:color w:val="444444"/>
           <w:sz w:val="21"/>
         </w:rPr>
-        <w:t>P0-2 softmax 紧度勘误</w:t>
+        <w:t>CI 全链路绿收官</w:t>
       </w:r>
       <w:r>
         <w:rPr>
@@ -999,7 +1114,7 @@
           <w:color w:val="444444"/>
           <w:sz w:val="21"/>
         </w:rPr>
-        <w:t xml:space="preserve">——摘要/§1/§4 的 ‖softmax z − softmax z'‖₁ 界从 </w:t>
+        <w:t xml:space="preserve">（commit b57a2b5/7628fef/2f21249：编译 + 零 Admitted 检查 + coqchk 内核复验，检查脚本 grep 误报注释已修为语句形态 </w:t>
       </w:r>
       <w:r>
         <w:rPr>
@@ -1009,7 +1124,7 @@
           <w:color w:val="444444"/>
           <w:sz w:val="19"/>
         </w:rPr>
-        <w:t>2(e^d − 1)</w:t>
+        <w:t>Admitted\.</w:t>
       </w:r>
       <w:r>
         <w:rPr>
@@ -1019,7 +1134,7 @@
           <w:color w:val="444444"/>
           <w:sz w:val="21"/>
         </w:rPr>
-        <w:t xml:space="preserve"> 更正为 </w:t>
+        <w:t>）；</w:t>
       </w:r>
       <w:r>
         <w:rPr>
@@ -1029,7 +1144,7 @@
           <w:color w:val="444444"/>
           <w:sz w:val="21"/>
         </w:rPr>
-        <w:t>`exp(2·d) − 1`</w:t>
+        <w:t>P0-2 softmax 紧度勘误</w:t>
       </w:r>
       <w:r>
         <w:rPr>
@@ -1039,7 +1154,7 @@
           <w:color w:val="444444"/>
           <w:sz w:val="21"/>
         </w:rPr>
-        <w:t xml:space="preserve">（代码 </w:t>
+        <w:t xml:space="preserve">——摘要/§1/§4 的 ‖softmax z − softmax z'‖₁ 界从 </w:t>
       </w:r>
       <w:r>
         <w:rPr>
@@ -1049,7 +1164,7 @@
           <w:color w:val="444444"/>
           <w:sz w:val="19"/>
         </w:rPr>
-        <w:t>softmax_l1_bound_exp</w:t>
+        <w:t>2(e^d − 1)</w:t>
       </w:r>
       <w:r>
         <w:rPr>
@@ -1059,7 +1174,7 @@
           <w:color w:val="444444"/>
           <w:sz w:val="21"/>
         </w:rPr>
-        <w:t xml:space="preserve"> PSA_framework.v:2216-2220 实形态，旧稿高估紧度）；</w:t>
+        <w:t xml:space="preserve"> 更正为 </w:t>
       </w:r>
       <w:r>
         <w:rPr>
@@ -1069,7 +1184,7 @@
           <w:color w:val="444444"/>
           <w:sz w:val="21"/>
         </w:rPr>
-        <w:t>P1-1 引用-权威对齐</w:t>
+        <w:t>`exp(2·d) − 1`</w:t>
       </w:r>
       <w:r>
         <w:rPr>
@@ -1079,7 +1194,7 @@
           <w:color w:val="444444"/>
           <w:sz w:val="21"/>
         </w:rPr>
-        <w:t>——§5.6 压缩感知/τ 族的探针引用补注权威独立模块（</w:t>
+        <w:t xml:space="preserve">（代码 </w:t>
       </w:r>
       <w:r>
         <w:rPr>
@@ -1089,7 +1204,7 @@
           <w:color w:val="444444"/>
           <w:sz w:val="19"/>
         </w:rPr>
-        <w:t>ca_rip_cr.v</w:t>
+        <w:t>softmax_l1_bound_exp</w:t>
       </w:r>
       <w:r>
         <w:rPr>
@@ -1099,67 +1214,7 @@
           <w:color w:val="444444"/>
           <w:sz w:val="21"/>
         </w:rPr>
-        <w:t xml:space="preserve"> </w:t>
-      </w:r>
-      <w:r>
-        <w:rPr>
-          <w:rFonts w:ascii="Consolas" w:hAnsi="Consolas" w:eastAsia="等线"/>
-          <w:b w:val="0"/>
-          <w:i w:val="0"/>
-          <w:color w:val="444444"/>
-          <w:sz w:val="19"/>
-        </w:rPr>
-        <w:t>row_rip_bound_M</w:t>
-      </w:r>
-      <w:r>
-        <w:rPr>
-          <w:rFonts w:ascii="Times New Roman" w:hAnsi="Times New Roman" w:eastAsia="宋体"/>
-          <w:b w:val="0"/>
-          <w:i/>
-          <w:color w:val="444444"/>
-          <w:sz w:val="21"/>
-        </w:rPr>
-        <w:t>、</w:t>
-      </w:r>
-      <w:r>
-        <w:rPr>
-          <w:rFonts w:ascii="Consolas" w:hAnsi="Consolas" w:eastAsia="等线"/>
-          <w:b w:val="0"/>
-          <w:i w:val="0"/>
-          <w:color w:val="444444"/>
-          <w:sz w:val="19"/>
-        </w:rPr>
-        <w:t>ca_tau.v</w:t>
-      </w:r>
-      <w:r>
-        <w:rPr>
-          <w:rFonts w:ascii="Times New Roman" w:hAnsi="Times New Roman" w:eastAsia="宋体"/>
-          <w:b w:val="0"/>
-          <w:i/>
-          <w:color w:val="444444"/>
-          <w:sz w:val="21"/>
-        </w:rPr>
-        <w:t xml:space="preserve"> </w:t>
-      </w:r>
-      <w:r>
-        <w:rPr>
-          <w:rFonts w:ascii="Consolas" w:hAnsi="Consolas" w:eastAsia="等线"/>
-          <w:b w:val="0"/>
-          <w:i w:val="0"/>
-          <w:color w:val="444444"/>
-          <w:sz w:val="19"/>
-        </w:rPr>
-        <w:t>tau_crop_mono</w:t>
-      </w:r>
-      <w:r>
-        <w:rPr>
-          <w:rFonts w:ascii="Times New Roman" w:hAnsi="Times New Roman" w:eastAsia="宋体"/>
-          <w:b w:val="0"/>
-          <w:i/>
-          <w:color w:val="444444"/>
-          <w:sz w:val="21"/>
-        </w:rPr>
-        <w:t>），探针降级为独立验证附注；</w:t>
+        <w:t xml:space="preserve"> PSA_framework.v:2216-2220 实形态，旧稿高估紧度）；</w:t>
       </w:r>
       <w:r>
         <w:rPr>
@@ -1169,7 +1224,7 @@
           <w:color w:val="444444"/>
           <w:sz w:val="21"/>
         </w:rPr>
-        <w:t>审计口径统一</w:t>
+        <w:t>P1-1 引用-权威对齐</w:t>
       </w:r>
       <w:r>
         <w:rPr>
@@ -1179,13 +1234,18 @@
           <w:color w:val="444444"/>
           <w:sz w:val="21"/>
         </w:rPr>
-        <w:t>——"全零经典排中"表述全文统一为诚实口径（排中律宏零出现 + 公理依赖披露，正文 §5/§6 原有精确表述不变）；30模块 归档 2026-08-30 新增 probe_welch / probe_g1_norm_closed / probe_g2_mu_adj（SHA 一致）；开发区→PSA 仓库对齐提交 2f21249（ca_tau 入 lib、CS 战役 4 探针入 probes、14 py 入 empirical）。</w:t>
-      </w:r>
-    </w:p>
-    <w:p>
-      <w:pPr>
-        <w:ind w:left="432"/>
-      </w:pPr>
+        <w:t>——§5.6 压缩感知/τ 族的探针引用补注权威独立模块（</w:t>
+      </w:r>
+      <w:r>
+        <w:rPr>
+          <w:rFonts w:ascii="Consolas" w:hAnsi="Consolas" w:eastAsia="等线"/>
+          <w:b w:val="0"/>
+          <w:i w:val="0"/>
+          <w:color w:val="444444"/>
+          <w:sz w:val="19"/>
+        </w:rPr>
+        <w:t>ca_rip_cr.v</w:t>
+      </w:r>
       <w:r>
         <w:rPr>
           <w:rFonts w:ascii="Times New Roman" w:hAnsi="Times New Roman" w:eastAsia="宋体"/>
@@ -1194,7 +1254,67 @@
           <w:color w:val="444444"/>
           <w:sz w:val="21"/>
         </w:rPr>
-        <w:t>修订摘要（v2.11→v2.12，2026-08-27，合并版重生成 + M3 代数化）：</w:t>
+        <w:t xml:space="preserve"> </w:t>
+      </w:r>
+      <w:r>
+        <w:rPr>
+          <w:rFonts w:ascii="Consolas" w:hAnsi="Consolas" w:eastAsia="等线"/>
+          <w:b w:val="0"/>
+          <w:i w:val="0"/>
+          <w:color w:val="444444"/>
+          <w:sz w:val="19"/>
+        </w:rPr>
+        <w:t>row_rip_bound_M</w:t>
+      </w:r>
+      <w:r>
+        <w:rPr>
+          <w:rFonts w:ascii="Times New Roman" w:hAnsi="Times New Roman" w:eastAsia="宋体"/>
+          <w:b w:val="0"/>
+          <w:i/>
+          <w:color w:val="444444"/>
+          <w:sz w:val="21"/>
+        </w:rPr>
+        <w:t>、</w:t>
+      </w:r>
+      <w:r>
+        <w:rPr>
+          <w:rFonts w:ascii="Consolas" w:hAnsi="Consolas" w:eastAsia="等线"/>
+          <w:b w:val="0"/>
+          <w:i w:val="0"/>
+          <w:color w:val="444444"/>
+          <w:sz w:val="19"/>
+        </w:rPr>
+        <w:t>ca_tau.v</w:t>
+      </w:r>
+      <w:r>
+        <w:rPr>
+          <w:rFonts w:ascii="Times New Roman" w:hAnsi="Times New Roman" w:eastAsia="宋体"/>
+          <w:b w:val="0"/>
+          <w:i/>
+          <w:color w:val="444444"/>
+          <w:sz w:val="21"/>
+        </w:rPr>
+        <w:t xml:space="preserve"> </w:t>
+      </w:r>
+      <w:r>
+        <w:rPr>
+          <w:rFonts w:ascii="Consolas" w:hAnsi="Consolas" w:eastAsia="等线"/>
+          <w:b w:val="0"/>
+          <w:i w:val="0"/>
+          <w:color w:val="444444"/>
+          <w:sz w:val="19"/>
+        </w:rPr>
+        <w:t>tau_crop_mono</w:t>
+      </w:r>
+      <w:r>
+        <w:rPr>
+          <w:rFonts w:ascii="Times New Roman" w:hAnsi="Times New Roman" w:eastAsia="宋体"/>
+          <w:b w:val="0"/>
+          <w:i/>
+          <w:color w:val="444444"/>
+          <w:sz w:val="21"/>
+        </w:rPr>
+        <w:t>），探针降级为独立验证附注；</w:t>
       </w:r>
       <w:r>
         <w:rPr>
@@ -1204,7 +1324,7 @@
           <w:color w:val="444444"/>
           <w:sz w:val="21"/>
         </w:rPr>
-        <w:t>合并版 `ca_merged_full_25.v` 重新生成</w:t>
+        <w:t>审计口径统一</w:t>
       </w:r>
       <w:r>
         <w:rPr>
@@ -1214,18 +1334,13 @@
           <w:color w:val="444444"/>
           <w:sz w:val="21"/>
         </w:rPr>
-        <w:t>（87588 行 / 67 模块分区 / 20 探针，</w:t>
-      </w:r>
-      <w:r>
-        <w:rPr>
-          <w:rFonts w:ascii="Consolas" w:hAnsi="Consolas" w:eastAsia="等线"/>
-          <w:b w:val="0"/>
-          <w:i w:val="0"/>
-          <w:color w:val="444444"/>
-          <w:sz w:val="19"/>
-        </w:rPr>
-        <w:t>_merge_ca.py</w:t>
-      </w:r>
+        <w:t>——"全零经典排中"表述全文统一为诚实口径（排中律宏零出现 + 公理依赖披露，正文 §5/§6 原有精确表述不变）；30模块 归档 2026-08-30 新增 probe_welch / probe_g1_norm_closed / probe_g2_mu_adj（SHA 一致）；开发区→PSA 仓库对齐提交 2f21249（ca_tau 入 lib、CS 战役 4 探针入 probes、14 py 入 empirical）。</w:t>
+      </w:r>
+    </w:p>
+    <w:p>
+      <w:pPr>
+        <w:ind w:left="432"/>
+      </w:pPr>
       <w:r>
         <w:rPr>
           <w:rFonts w:ascii="Times New Roman" w:hAnsi="Times New Roman" w:eastAsia="宋体"/>
@@ -1234,7 +1349,7 @@
           <w:color w:val="444444"/>
           <w:sz w:val="21"/>
         </w:rPr>
-        <w:t>，MERGE_EXIT=0 复验；30模块 归档 SHA-256 同步）；</w:t>
+        <w:t>修订摘要（v2.11→v2.12，2026-08-27，合并版重生成 + M3 代数化）：</w:t>
       </w:r>
       <w:r>
         <w:rPr>
@@ -1244,7 +1359,7 @@
           <w:color w:val="444444"/>
           <w:sz w:val="21"/>
         </w:rPr>
-        <w:t>M3 构造性 √ 界代数化</w:t>
+        <w:t>合并版 `ca_merged_full_25.v` 重新生成</w:t>
       </w:r>
       <w:r>
         <w:rPr>
@@ -1254,7 +1369,7 @@
           <w:color w:val="444444"/>
           <w:sz w:val="21"/>
         </w:rPr>
-        <w:t>（</w:t>
+        <w:t>（87588 行 / 67 模块分区 / 20 探针，</w:t>
       </w:r>
       <w:r>
         <w:rPr>
@@ -1264,7 +1379,7 @@
           <w:color w:val="444444"/>
           <w:sz w:val="19"/>
         </w:rPr>
-        <w:t>probe_sqrt_cr_m3.v</w:t>
+        <w:t>_merge_ca.py</w:t>
       </w:r>
       <w:r>
         <w:rPr>
@@ -1274,127 +1389,7 @@
           <w:color w:val="444444"/>
           <w:sz w:val="21"/>
         </w:rPr>
-        <w:t xml:space="preserve"> 的 </w:t>
-      </w:r>
-      <w:r>
-        <w:rPr>
-          <w:rFonts w:ascii="Consolas" w:hAnsi="Consolas" w:eastAsia="等线"/>
-          <w:b w:val="0"/>
-          <w:i w:val="0"/>
-          <w:color w:val="444444"/>
-          <w:sz w:val="19"/>
-        </w:rPr>
-        <w:t>sqrt21_lower</w:t>
-      </w:r>
-      <w:r>
-        <w:rPr>
-          <w:rFonts w:ascii="Times New Roman" w:hAnsi="Times New Roman" w:eastAsia="宋体"/>
-          <w:b w:val="0"/>
-          <w:i/>
-          <w:color w:val="444444"/>
-          <w:sz w:val="21"/>
-        </w:rPr>
-        <w:t>/</w:t>
-      </w:r>
-      <w:r>
-        <w:rPr>
-          <w:rFonts w:ascii="Consolas" w:hAnsi="Consolas" w:eastAsia="等线"/>
-          <w:b w:val="0"/>
-          <w:i w:val="0"/>
-          <w:color w:val="444444"/>
-          <w:sz w:val="19"/>
-        </w:rPr>
-        <w:t>sqrt105_lower</w:t>
-      </w:r>
-      <w:r>
-        <w:rPr>
-          <w:rFonts w:ascii="Times New Roman" w:hAnsi="Times New Roman" w:eastAsia="宋体"/>
-          <w:b w:val="0"/>
-          <w:i/>
-          <w:color w:val="444444"/>
-          <w:sz w:val="21"/>
-        </w:rPr>
-        <w:t xml:space="preserve"> 从 qbisec vm_compute 数值核验升级为代数证明——Q 层平方界 </w:t>
-      </w:r>
-      <w:r>
-        <w:rPr>
-          <w:rFonts w:ascii="Consolas" w:hAnsi="Consolas" w:eastAsia="等线"/>
-          <w:b w:val="0"/>
-          <w:i w:val="0"/>
-          <w:color w:val="444444"/>
-          <w:sz w:val="19"/>
-        </w:rPr>
-        <w:t>(4582/1000)²≤21</w:t>
-      </w:r>
-      <w:r>
-        <w:rPr>
-          <w:rFonts w:ascii="Times New Roman" w:hAnsi="Times New Roman" w:eastAsia="宋体"/>
-          <w:b w:val="0"/>
-          <w:i/>
-          <w:color w:val="444444"/>
-          <w:sz w:val="21"/>
-        </w:rPr>
-        <w:t xml:space="preserve"> + 自建非负平方单调 </w:t>
-      </w:r>
-      <w:r>
-        <w:rPr>
-          <w:rFonts w:ascii="Consolas" w:hAnsi="Consolas" w:eastAsia="等线"/>
-          <w:b w:val="0"/>
-          <w:i w:val="0"/>
-          <w:color w:val="444444"/>
-          <w:sz w:val="19"/>
-        </w:rPr>
-        <w:t>CRle_square_nonneg</w:t>
-      </w:r>
-      <w:r>
-        <w:rPr>
-          <w:rFonts w:ascii="Times New Roman" w:hAnsi="Times New Roman" w:eastAsia="宋体"/>
-          <w:b w:val="0"/>
-          <w:i/>
-          <w:color w:val="444444"/>
-          <w:sz w:val="21"/>
-        </w:rPr>
-        <w:t xml:space="preserve"> + </w:t>
-      </w:r>
-      <w:r>
-        <w:rPr>
-          <w:rFonts w:ascii="Consolas" w:hAnsi="Consolas" w:eastAsia="等线"/>
-          <w:b w:val="0"/>
-          <w:i w:val="0"/>
-          <w:color w:val="444444"/>
-          <w:sz w:val="19"/>
-        </w:rPr>
-        <w:t>CR_of_Q_mult</w:t>
-      </w:r>
-      <w:r>
-        <w:rPr>
-          <w:rFonts w:ascii="Times New Roman" w:hAnsi="Times New Roman" w:eastAsia="宋体"/>
-          <w:b w:val="0"/>
-          <w:i/>
-          <w:color w:val="444444"/>
-          <w:sz w:val="21"/>
-        </w:rPr>
-        <w:t>/</w:t>
-      </w:r>
-      <w:r>
-        <w:rPr>
-          <w:rFonts w:ascii="Consolas" w:hAnsi="Consolas" w:eastAsia="等线"/>
-          <w:b w:val="0"/>
-          <w:i w:val="0"/>
-          <w:color w:val="444444"/>
-          <w:sz w:val="19"/>
-        </w:rPr>
-        <w:t>CRsqrt_sq</w:t>
-      </w:r>
-      <w:r>
-        <w:rPr>
-          <w:rFonts w:ascii="Times New Roman" w:hAnsi="Times New Roman" w:eastAsia="宋体"/>
-          <w:b w:val="0"/>
-          <w:i/>
-          <w:color w:val="444444"/>
-          <w:sz w:val="21"/>
-        </w:rPr>
-        <w:t xml:space="preserve"> 桥，Print Assumptions 全 Closed 零公理，qbisec 核验保留交叉验证）；</w:t>
+        <w:t>，MERGE_EXIT=0 复验；30模块 归档 SHA-256 同步）；</w:t>
       </w:r>
       <w:r>
         <w:rPr>
@@ -1404,7 +1399,7 @@
           <w:color w:val="444444"/>
           <w:sz w:val="21"/>
         </w:rPr>
-        <w:t>CI 双环境修复</w:t>
+        <w:t>M3 构造性 √ 界代数化</w:t>
       </w:r>
       <w:r>
         <w:rPr>
@@ -1424,7 +1419,7 @@
           <w:color w:val="444444"/>
           <w:sz w:val="19"/>
         </w:rPr>
-        <w:t>probe_partial.v</w:t>
+        <w:t>probe_sqrt_cr_m3.v</w:t>
       </w:r>
       <w:r>
         <w:rPr>
@@ -1434,7 +1429,7 @@
           <w:color w:val="444444"/>
           <w:sz w:val="21"/>
         </w:rPr>
-        <w:t xml:space="preserve"> grid_conj 的 </w:t>
+        <w:t xml:space="preserve"> 的 </w:t>
       </w:r>
       <w:r>
         <w:rPr>
@@ -1444,7 +1439,7 @@
           <w:color w:val="444444"/>
           <w:sz w:val="19"/>
         </w:rPr>
-        <w:t>rewrite !mult_INR</w:t>
+        <w:t>sqrt21_lower</w:t>
       </w:r>
       <w:r>
         <w:rPr>
@@ -1454,7 +1449,7 @@
           <w:color w:val="444444"/>
           <w:sz w:val="21"/>
         </w:rPr>
-        <w:t xml:space="preserve"> 在 mathcomp 2.6 下 LHS 不匹配——</w:t>
+        <w:t>/</w:t>
       </w:r>
       <w:r>
         <w:rPr>
@@ -1464,7 +1459,7 @@
           <w:color w:val="444444"/>
           <w:sz w:val="19"/>
         </w:rPr>
-        <w:t>muln</w:t>
+        <w:t>sqrt105_lower</w:t>
       </w:r>
       <w:r>
         <w:rPr>
@@ -1474,7 +1469,7 @@
           <w:color w:val="444444"/>
           <w:sz w:val="21"/>
         </w:rPr>
-        <w:t xml:space="preserve"> 新定义 ≢ </w:t>
+        <w:t xml:space="preserve"> 从 qbisec vm_compute 数值核验升级为代数证明——Q 层平方界 </w:t>
       </w:r>
       <w:r>
         <w:rPr>
@@ -1484,7 +1479,7 @@
           <w:color w:val="444444"/>
           <w:sz w:val="19"/>
         </w:rPr>
-        <w:t>Nat.mul</w:t>
+        <w:t>(4582/1000)²≤21</w:t>
       </w:r>
       <w:r>
         <w:rPr>
@@ -1494,7 +1489,7 @@
           <w:color w:val="444444"/>
           <w:sz w:val="21"/>
         </w:rPr>
-        <w:t xml:space="preserve">——改 </w:t>
+        <w:t xml:space="preserve"> + 自建非负平方单调 </w:t>
       </w:r>
       <w:r>
         <w:rPr>
@@ -1504,7 +1499,7 @@
           <w:color w:val="444444"/>
           <w:sz w:val="19"/>
         </w:rPr>
-        <w:t>rewrite mulnE</w:t>
+        <w:t>CRle_square_nonneg</w:t>
       </w:r>
       <w:r>
         <w:rPr>
@@ -1514,7 +1509,7 @@
           <w:color w:val="444444"/>
           <w:sz w:val="21"/>
         </w:rPr>
-        <w:t xml:space="preserve"> + 显式 </w:t>
+        <w:t xml:space="preserve"> + </w:t>
       </w:r>
       <w:r>
         <w:rPr>
@@ -1524,7 +1519,7 @@
           <w:color w:val="444444"/>
           <w:sz w:val="19"/>
         </w:rPr>
-        <w:t>mult_INR</w:t>
+        <w:t>CR_of_Q_mult</w:t>
       </w:r>
       <w:r>
         <w:rPr>
@@ -1534,7 +1529,27 @@
           <w:color w:val="444444"/>
           <w:sz w:val="21"/>
         </w:rPr>
-        <w:t xml:space="preserve"> 参数，经验卡 E150）；</w:t>
+        <w:t>/</w:t>
+      </w:r>
+      <w:r>
+        <w:rPr>
+          <w:rFonts w:ascii="Consolas" w:hAnsi="Consolas" w:eastAsia="等线"/>
+          <w:b w:val="0"/>
+          <w:i w:val="0"/>
+          <w:color w:val="444444"/>
+          <w:sz w:val="19"/>
+        </w:rPr>
+        <w:t>CRsqrt_sq</w:t>
+      </w:r>
+      <w:r>
+        <w:rPr>
+          <w:rFonts w:ascii="Times New Roman" w:hAnsi="Times New Roman" w:eastAsia="宋体"/>
+          <w:b w:val="0"/>
+          <w:i/>
+          <w:color w:val="444444"/>
+          <w:sz w:val="21"/>
+        </w:rPr>
+        <w:t xml:space="preserve"> 桥，Print Assumptions 全 Closed 零公理，qbisec 核验保留交叉验证）；</w:t>
       </w:r>
       <w:r>
         <w:rPr>
@@ -1544,7 +1559,7 @@
           <w:color w:val="444444"/>
           <w:sz w:val="21"/>
         </w:rPr>
-        <w:t>165 项审计重跑确认</w:t>
+        <w:t>CI 双环境修复</w:t>
       </w:r>
       <w:r>
         <w:rPr>
@@ -1554,7 +1569,7 @@
           <w:color w:val="444444"/>
           <w:sz w:val="21"/>
         </w:rPr>
-        <w:t>（111 段 Axioms + 54 项 Closed，</w:t>
+        <w:t>（</w:t>
       </w:r>
       <w:r>
         <w:rPr>
@@ -1564,7 +1579,7 @@
           <w:color w:val="444444"/>
           <w:sz w:val="19"/>
         </w:rPr>
-        <w:t>Classical_Prop.classic</w:t>
+        <w:t>probe_partial.v</w:t>
       </w:r>
       <w:r>
         <w:rPr>
@@ -1574,13 +1589,18 @@
           <w:color w:val="444444"/>
           <w:sz w:val="21"/>
         </w:rPr>
-        <w:t xml:space="preserve"> 零出现，post-M1.5 口径维持）。</w:t>
-      </w:r>
-    </w:p>
-    <w:p>
-      <w:pPr>
-        <w:ind w:left="432"/>
-      </w:pPr>
+        <w:t xml:space="preserve"> grid_conj 的 </w:t>
+      </w:r>
+      <w:r>
+        <w:rPr>
+          <w:rFonts w:ascii="Consolas" w:hAnsi="Consolas" w:eastAsia="等线"/>
+          <w:b w:val="0"/>
+          <w:i w:val="0"/>
+          <w:color w:val="444444"/>
+          <w:sz w:val="19"/>
+        </w:rPr>
+        <w:t>rewrite !mult_INR</w:t>
+      </w:r>
       <w:r>
         <w:rPr>
           <w:rFonts w:ascii="Times New Roman" w:hAnsi="Times New Roman" w:eastAsia="宋体"/>
@@ -1589,7 +1609,87 @@
           <w:color w:val="444444"/>
           <w:sz w:val="21"/>
         </w:rPr>
-        <w:t xml:space="preserve">修订摘要（v2.12→v2.13，2026-08-29，CS 战役定理化与代码基态对齐）：§5.6.6 压缩感知族新增 </w:t>
+        <w:t xml:space="preserve"> 在 mathcomp 2.6 下 LHS 不匹配——</w:t>
+      </w:r>
+      <w:r>
+        <w:rPr>
+          <w:rFonts w:ascii="Consolas" w:hAnsi="Consolas" w:eastAsia="等线"/>
+          <w:b w:val="0"/>
+          <w:i w:val="0"/>
+          <w:color w:val="444444"/>
+          <w:sz w:val="19"/>
+        </w:rPr>
+        <w:t>muln</w:t>
+      </w:r>
+      <w:r>
+        <w:rPr>
+          <w:rFonts w:ascii="Times New Roman" w:hAnsi="Times New Roman" w:eastAsia="宋体"/>
+          <w:b w:val="0"/>
+          <w:i/>
+          <w:color w:val="444444"/>
+          <w:sz w:val="21"/>
+        </w:rPr>
+        <w:t xml:space="preserve"> 新定义 ≢ </w:t>
+      </w:r>
+      <w:r>
+        <w:rPr>
+          <w:rFonts w:ascii="Consolas" w:hAnsi="Consolas" w:eastAsia="等线"/>
+          <w:b w:val="0"/>
+          <w:i w:val="0"/>
+          <w:color w:val="444444"/>
+          <w:sz w:val="19"/>
+        </w:rPr>
+        <w:t>Nat.mul</w:t>
+      </w:r>
+      <w:r>
+        <w:rPr>
+          <w:rFonts w:ascii="Times New Roman" w:hAnsi="Times New Roman" w:eastAsia="宋体"/>
+          <w:b w:val="0"/>
+          <w:i/>
+          <w:color w:val="444444"/>
+          <w:sz w:val="21"/>
+        </w:rPr>
+        <w:t xml:space="preserve">——改 </w:t>
+      </w:r>
+      <w:r>
+        <w:rPr>
+          <w:rFonts w:ascii="Consolas" w:hAnsi="Consolas" w:eastAsia="等线"/>
+          <w:b w:val="0"/>
+          <w:i w:val="0"/>
+          <w:color w:val="444444"/>
+          <w:sz w:val="19"/>
+        </w:rPr>
+        <w:t>rewrite mulnE</w:t>
+      </w:r>
+      <w:r>
+        <w:rPr>
+          <w:rFonts w:ascii="Times New Roman" w:hAnsi="Times New Roman" w:eastAsia="宋体"/>
+          <w:b w:val="0"/>
+          <w:i/>
+          <w:color w:val="444444"/>
+          <w:sz w:val="21"/>
+        </w:rPr>
+        <w:t xml:space="preserve"> + 显式 </w:t>
+      </w:r>
+      <w:r>
+        <w:rPr>
+          <w:rFonts w:ascii="Consolas" w:hAnsi="Consolas" w:eastAsia="等线"/>
+          <w:b w:val="0"/>
+          <w:i w:val="0"/>
+          <w:color w:val="444444"/>
+          <w:sz w:val="19"/>
+        </w:rPr>
+        <w:t>mult_INR</w:t>
+      </w:r>
+      <w:r>
+        <w:rPr>
+          <w:rFonts w:ascii="Times New Roman" w:hAnsi="Times New Roman" w:eastAsia="宋体"/>
+          <w:b w:val="0"/>
+          <w:i/>
+          <w:color w:val="444444"/>
+          <w:sz w:val="21"/>
+        </w:rPr>
+        <w:t xml:space="preserve"> 参数，经验卡 E150）；</w:t>
       </w:r>
       <w:r>
         <w:rPr>
@@ -1599,7 +1699,7 @@
           <w:color w:val="444444"/>
           <w:sz w:val="21"/>
         </w:rPr>
-        <w:t>CS-11/CS-12/CS-13/CS-14 四条目</w:t>
+        <w:t>165 项审计重跑确认</w:t>
       </w:r>
       <w:r>
         <w:rPr>
@@ -1609,7 +1709,42 @@
           <w:color w:val="444444"/>
           <w:sz w:val="21"/>
         </w:rPr>
-        <w:t xml:space="preserve">（z 区四模块合计 </w:t>
+        <w:t>（111 段 Axioms + 54 项 Closed，</w:t>
+      </w:r>
+      <w:r>
+        <w:rPr>
+          <w:rFonts w:ascii="Consolas" w:hAnsi="Consolas" w:eastAsia="等线"/>
+          <w:b w:val="0"/>
+          <w:i w:val="0"/>
+          <w:color w:val="444444"/>
+          <w:sz w:val="19"/>
+        </w:rPr>
+        <w:t>Classical_Prop.classic</w:t>
+      </w:r>
+      <w:r>
+        <w:rPr>
+          <w:rFonts w:ascii="Times New Roman" w:hAnsi="Times New Roman" w:eastAsia="宋体"/>
+          <w:b w:val="0"/>
+          <w:i/>
+          <w:color w:val="444444"/>
+          <w:sz w:val="21"/>
+        </w:rPr>
+        <w:t xml:space="preserve"> 零出现，post-M1.5 口径维持）。</w:t>
+      </w:r>
+    </w:p>
+    <w:p>
+      <w:pPr>
+        <w:ind w:left="432"/>
+      </w:pPr>
+      <w:r>
+        <w:rPr>
+          <w:rFonts w:ascii="Times New Roman" w:hAnsi="Times New Roman" w:eastAsia="宋体"/>
+          <w:b w:val="0"/>
+          <w:i/>
+          <w:color w:val="444444"/>
+          <w:sz w:val="21"/>
+        </w:rPr>
+        <w:t xml:space="preserve">修订摘要（v2.12→v2.13，2026-08-29，CS 战役定理化与代码基态对齐）：§5.6.6 压缩感知族新增 </w:t>
       </w:r>
       <w:r>
         <w:rPr>
@@ -1619,7 +1754,7 @@
           <w:color w:val="444444"/>
           <w:sz w:val="21"/>
         </w:rPr>
-        <w:t>64 Qed / 0 Admitted</w:t>
+        <w:t>CS-11/CS-12/CS-13/CS-14 四条目</w:t>
       </w:r>
       <w:r>
         <w:rPr>
@@ -1629,7 +1764,7 @@
           <w:color w:val="444444"/>
           <w:sz w:val="21"/>
         </w:rPr>
-        <w:t>，全部独立编译 EXIT=0、归档 30模块 SHA 一致、未并入合并版 25——并入待合并版再生）：</w:t>
+        <w:t xml:space="preserve">（z 区四模块合计 </w:t>
       </w:r>
       <w:r>
         <w:rPr>
@@ -1639,7 +1774,7 @@
           <w:color w:val="444444"/>
           <w:sz w:val="21"/>
         </w:rPr>
-        <w:t>CS-11 τ 裁剪最优性</w:t>
+        <w:t>64 Qed / 0 Admitted</w:t>
       </w:r>
       <w:r>
         <w:rPr>
@@ -1649,47 +1784,7 @@
           <w:color w:val="444444"/>
           <w:sz w:val="21"/>
         </w:rPr>
-        <w:t>（</w:t>
-      </w:r>
-      <w:r>
-        <w:rPr>
-          <w:rFonts w:ascii="Consolas" w:hAnsi="Consolas" w:eastAsia="等线"/>
-          <w:b w:val="0"/>
-          <w:i w:val="0"/>
-          <w:color w:val="444444"/>
-          <w:sz w:val="19"/>
-        </w:rPr>
-        <w:t>probe_taugrid.v</w:t>
-      </w:r>
-      <w:r>
-        <w:rPr>
-          <w:rFonts w:ascii="Times New Roman" w:hAnsi="Times New Roman" w:eastAsia="宋体"/>
-          <w:b w:val="0"/>
-          <w:i/>
-          <w:color w:val="444444"/>
-          <w:sz w:val="21"/>
-        </w:rPr>
-        <w:t xml:space="preserve"> 17 Qed：覆盖债精确量化（窗 [0,T] 能量恰 = (T+1)/n，债 1−(T+1)/n ∈ (0,1) 机器可计算）+ 支撑完备刻画（n ≤ T ⟺ ψ_n 完全支撑训练窗，iff）+ 裁剪证书单调（kept 子族行和 ≤ 全族，上界型证书不损）+ C-梯子稀疏化迁移 + 三连合成 </w:t>
-      </w:r>
-      <w:r>
-        <w:rPr>
-          <w:rFonts w:ascii="Consolas" w:hAnsi="Consolas" w:eastAsia="等线"/>
-          <w:b w:val="0"/>
-          <w:i w:val="0"/>
-          <w:color w:val="444444"/>
-          <w:sz w:val="19"/>
-        </w:rPr>
-        <w:t>tau_prune_optimality</w:t>
-      </w:r>
-      <w:r>
-        <w:rPr>
-          <w:rFonts w:ascii="Times New Roman" w:hAnsi="Times New Roman" w:eastAsia="宋体"/>
-          <w:b w:val="0"/>
-          <w:i/>
-          <w:color w:val="444444"/>
-          <w:sz w:val="21"/>
-        </w:rPr>
-        <w:t>——randmax 裁剪实验的定理侧）；</w:t>
+        <w:t>，全部独立编译 EXIT=0、归档 30模块 SHA 一致、未并入合并版 25——并入待合并版再生）：</w:t>
       </w:r>
       <w:r>
         <w:rPr>
@@ -1699,7 +1794,7 @@
           <w:color w:val="444444"/>
           <w:sz w:val="21"/>
         </w:rPr>
-        <w:t>CS-12 构造性孪生</w:t>
+        <w:t>CS-11 τ 裁剪最优性</w:t>
       </w:r>
       <w:r>
         <w:rPr>
@@ -1719,7 +1814,7 @@
           <w:color w:val="444444"/>
           <w:sz w:val="19"/>
         </w:rPr>
-        <w:t>probe_taugrid_cr.v</w:t>
+        <w:t>probe_taugrid.v</w:t>
       </w:r>
       <w:r>
         <w:rPr>
@@ -1729,7 +1824,27 @@
           <w:color w:val="444444"/>
           <w:sz w:val="21"/>
         </w:rPr>
-        <w:t xml:space="preserve"> 13 Qed </w:t>
+        <w:t xml:space="preserve"> 17 Qed：覆盖债精确量化（窗 [0,T] 能量恰 = (T+1)/n，债 1−(T+1)/n ∈ (0,1) 机器可计算）+ 支撑完备刻画（n ≤ T ⟺ ψ_n 完全支撑训练窗，iff）+ 裁剪证书单调（kept 子族行和 ≤ 全族，上界型证书不损）+ C-梯子稀疏化迁移 + 三连合成 </w:t>
+      </w:r>
+      <w:r>
+        <w:rPr>
+          <w:rFonts w:ascii="Consolas" w:hAnsi="Consolas" w:eastAsia="等线"/>
+          <w:b w:val="0"/>
+          <w:i w:val="0"/>
+          <w:color w:val="444444"/>
+          <w:sz w:val="19"/>
+        </w:rPr>
+        <w:t>tau_prune_optimality</w:t>
+      </w:r>
+      <w:r>
+        <w:rPr>
+          <w:rFonts w:ascii="Times New Roman" w:hAnsi="Times New Roman" w:eastAsia="宋体"/>
+          <w:b w:val="0"/>
+          <w:i/>
+          <w:color w:val="444444"/>
+          <w:sz w:val="21"/>
+        </w:rPr>
+        <w:t>——randmax 裁剪实验的定理侧）；</w:t>
       </w:r>
       <w:r>
         <w:rPr>
@@ -1739,7 +1854,7 @@
           <w:color w:val="444444"/>
           <w:sz w:val="21"/>
         </w:rPr>
-        <w:t>零公理</w:t>
+        <w:t>CS-12 构造性孪生</w:t>
       </w:r>
       <w:r>
         <w:rPr>
@@ -1749,7 +1864,27 @@
           <w:color w:val="444444"/>
           <w:sz w:val="21"/>
         </w:rPr>
-        <w:t>：抽象接口 {R : ConstructiveReals} + 归一梯子 u（cos/复指数构造性未实现，接口与主线数学一致）；</w:t>
+        <w:t>（</w:t>
+      </w:r>
+      <w:r>
+        <w:rPr>
+          <w:rFonts w:ascii="Consolas" w:hAnsi="Consolas" w:eastAsia="等线"/>
+          <w:b w:val="0"/>
+          <w:i w:val="0"/>
+          <w:color w:val="444444"/>
+          <w:sz w:val="19"/>
+        </w:rPr>
+        <w:t>probe_taugrid_cr.v</w:t>
+      </w:r>
+      <w:r>
+        <w:rPr>
+          <w:rFonts w:ascii="Times New Roman" w:hAnsi="Times New Roman" w:eastAsia="宋体"/>
+          <w:b w:val="0"/>
+          <w:i/>
+          <w:color w:val="444444"/>
+          <w:sz w:val="21"/>
+        </w:rPr>
+        <w:t xml:space="preserve"> 13 Qed </w:t>
       </w:r>
       <w:r>
         <w:rPr>
@@ -1759,7 +1894,7 @@
           <w:color w:val="444444"/>
           <w:sz w:val="21"/>
         </w:rPr>
-        <w:t>严格序 CRlt 本身是 Set 值</w:t>
+        <w:t>零公理</w:t>
       </w:r>
       <w:r>
         <w:rPr>
@@ -1769,27 +1904,7 @@
           <w:color w:val="444444"/>
           <w:sz w:val="21"/>
         </w:rPr>
-        <w:t xml:space="preserve">（ConstructiveReals.v:88 库设计——柯西实数在序证明中存储信息），覆盖债界定定理以信息性形式 0 &lt; debt &lt; 1（Set 值 prod，证明项可提取）陈述；主定理结论 prod 型（信息性 (iii) 不能进 Prop 的 /\）；sigT 被类型系统强制；提取 </w:t>
-      </w:r>
-      <w:r>
-        <w:rPr>
-          <w:rFonts w:ascii="Consolas" w:hAnsi="Consolas" w:eastAsia="等线"/>
-          <w:b w:val="0"/>
-          <w:i w:val="0"/>
-          <w:color w:val="444444"/>
-          <w:sz w:val="19"/>
-        </w:rPr>
-        <w:t>taugrid_cr.ml</w:t>
-      </w:r>
-      <w:r>
-        <w:rPr>
-          <w:rFonts w:ascii="Times New Roman" w:hAnsi="Times New Roman" w:eastAsia="宋体"/>
-          <w:b w:val="0"/>
-          <w:i/>
-          <w:color w:val="444444"/>
-          <w:sz w:val="21"/>
-        </w:rPr>
-        <w:t xml:space="preserve"> 经 DkMLNative ocamlc 4.14.2 编译通过（柯西实例 cRealConstructive 具象化））；</w:t>
+        <w:t>：抽象接口 {R : ConstructiveReals} + 归一梯子 u（cos/复指数构造性未实现，接口与主线数学一致）；</w:t>
       </w:r>
       <w:r>
         <w:rPr>
@@ -1799,7 +1914,7 @@
           <w:color w:val="444444"/>
           <w:sz w:val="21"/>
         </w:rPr>
-        <w:t>CS-13 CS 生产线</w:t>
+        <w:t>严格序 CRlt 本身是 Set 值</w:t>
       </w:r>
       <w:r>
         <w:rPr>
@@ -1809,7 +1924,7 @@
           <w:color w:val="444444"/>
           <w:sz w:val="21"/>
         </w:rPr>
-        <w:t>（</w:t>
+        <w:t xml:space="preserve">（ConstructiveReals.v:88 库设计——柯西实数在序证明中存储信息），覆盖债界定定理以信息性形式 0 &lt; debt &lt; 1（Set 值 prod，证明项可提取）陈述；主定理结论 prod 型（信息性 (iii) 不能进 Prop 的 /\）；sigT 被类型系统强制；提取 </w:t>
       </w:r>
       <w:r>
         <w:rPr>
@@ -1819,7 +1934,7 @@
           <w:color w:val="444444"/>
           <w:sz w:val="19"/>
         </w:rPr>
-        <w:t>probe_cs.v</w:t>
+        <w:t>taugrid_cr.ml</w:t>
       </w:r>
       <w:r>
         <w:rPr>
@@ -1829,27 +1944,7 @@
           <w:color w:val="444444"/>
           <w:sz w:val="21"/>
         </w:rPr>
-        <w:t xml:space="preserve"> 29 Qed：一致 RIP </w:t>
-      </w:r>
-      <w:r>
-        <w:rPr>
-          <w:rFonts w:ascii="Consolas" w:hAnsi="Consolas" w:eastAsia="等线"/>
-          <w:b w:val="0"/>
-          <w:i w:val="0"/>
-          <w:color w:val="444444"/>
-          <w:sz w:val="19"/>
-        </w:rPr>
-        <w:t>cs2_rip_uniform</w:t>
-      </w:r>
-      <w:r>
-        <w:rPr>
-          <w:rFonts w:ascii="Times New Roman" w:hAnsi="Times New Roman" w:eastAsia="宋体"/>
-          <w:b w:val="0"/>
-          <w:i/>
-          <w:color w:val="444444"/>
-          <w:sz w:val="21"/>
-        </w:rPr>
-        <w:t xml:space="preserve">（(1−δ)‖c‖² ≤ ‖Φc‖² ≤ (1+δ)‖c‖²，δ = 4K(C) </w:t>
+        <w:t xml:space="preserve"> 经 DkMLNative ocamlc 4.14.2 编译通过（柯西实例 cRealConstructive 具象化））；</w:t>
       </w:r>
       <w:r>
         <w:rPr>
@@ -1859,7 +1954,7 @@
           <w:color w:val="444444"/>
           <w:sz w:val="21"/>
         </w:rPr>
-        <w:t>∀s 一致</w:t>
+        <w:t>CS-13 CS 生产线</w:t>
       </w:r>
       <w:r>
         <w:rPr>
@@ -1869,7 +1964,7 @@
           <w:color w:val="444444"/>
           <w:sz w:val="21"/>
         </w:rPr>
-        <w:t xml:space="preserve">）+ ★s-sparse 唯一性 </w:t>
+        <w:t>（</w:t>
       </w:r>
       <w:r>
         <w:rPr>
@@ -1879,7 +1974,7 @@
           <w:color w:val="444444"/>
           <w:sz w:val="19"/>
         </w:rPr>
-        <w:t>cs3_energy_zero</w:t>
+        <w:t>probe_cs.v</w:t>
       </w:r>
       <w:r>
         <w:rPr>
@@ -1889,7 +1984,7 @@
           <w:color w:val="444444"/>
           <w:sz w:val="21"/>
         </w:rPr>
-        <w:t>/</w:t>
+        <w:t xml:space="preserve"> 29 Qed：一致 RIP </w:t>
       </w:r>
       <w:r>
         <w:rPr>
@@ -1899,7 +1994,7 @@
           <w:color w:val="444444"/>
           <w:sz w:val="19"/>
         </w:rPr>
-        <w:t>cs3_unique</w:t>
+        <w:t>cs2_rip_uniform</w:t>
       </w:r>
       <w:r>
         <w:rPr>
@@ -1909,107 +2004,7 @@
           <w:color w:val="444444"/>
           <w:sz w:val="21"/>
         </w:rPr>
-        <w:t xml:space="preserve">（C ≥ 10 时测量 y = y' ⟹ 系数 c = c'——测量端信息不丢失）+ embedding </w:t>
-      </w:r>
-      <w:r>
-        <w:rPr>
-          <w:rFonts w:ascii="Consolas" w:hAnsi="Consolas" w:eastAsia="等线"/>
-          <w:b w:val="0"/>
-          <w:i w:val="0"/>
-          <w:color w:val="444444"/>
-          <w:sz w:val="19"/>
-        </w:rPr>
-        <w:t>cs6_embedding</w:t>
-      </w:r>
-      <w:r>
-        <w:rPr>
-          <w:rFonts w:ascii="Times New Roman" w:hAnsi="Times New Roman" w:eastAsia="宋体"/>
-          <w:b w:val="0"/>
-          <w:i/>
-          <w:color w:val="444444"/>
-          <w:sz w:val="21"/>
-        </w:rPr>
-        <w:t xml:space="preserve">（1−2K(C) &gt; 0）+ spark 下界 </w:t>
-      </w:r>
-      <w:r>
-        <w:rPr>
-          <w:rFonts w:ascii="Consolas" w:hAnsi="Consolas" w:eastAsia="等线"/>
-          <w:b w:val="0"/>
-          <w:i w:val="0"/>
-          <w:color w:val="444444"/>
-          <w:sz w:val="19"/>
-        </w:rPr>
-        <w:t>cs1b_spark</w:t>
-      </w:r>
-      <w:r>
-        <w:rPr>
-          <w:rFonts w:ascii="Times New Roman" w:hAnsi="Times New Roman" w:eastAsia="宋体"/>
-          <w:b w:val="0"/>
-          <w:i/>
-          <w:color w:val="444444"/>
-          <w:sz w:val="21"/>
-        </w:rPr>
-        <w:t xml:space="preserve">（spark ≥ n+1，Gershgorin 冗余路径收编为 CS-3 推论）+ 逐对相干 </w:t>
-      </w:r>
-      <w:r>
-        <w:rPr>
-          <w:rFonts w:ascii="Consolas" w:hAnsi="Consolas" w:eastAsia="等线"/>
-          <w:b w:val="0"/>
-          <w:i w:val="0"/>
-          <w:color w:val="444444"/>
-          <w:sz w:val="19"/>
-        </w:rPr>
-        <w:t>cs1a_pair_bound</w:t>
-      </w:r>
-      <w:r>
-        <w:rPr>
-          <w:rFonts w:ascii="Times New Roman" w:hAnsi="Times New Roman" w:eastAsia="宋体"/>
-          <w:b w:val="0"/>
-          <w:i/>
-          <w:color w:val="444444"/>
-          <w:sz w:val="21"/>
-        </w:rPr>
-        <w:t xml:space="preserve">（≤ 2πq/(1−q)）+ ★近重复对爆炸 </w:t>
-      </w:r>
-      <w:r>
-        <w:rPr>
-          <w:rFonts w:ascii="Consolas" w:hAnsi="Consolas" w:eastAsia="等线"/>
-          <w:b w:val="0"/>
-          <w:i w:val="0"/>
-          <w:color w:val="444444"/>
-          <w:sz w:val="19"/>
-        </w:rPr>
-        <w:t>near_dup_coherence_12</w:t>
-      </w:r>
-      <w:r>
-        <w:rPr>
-          <w:rFonts w:ascii="Times New Roman" w:hAnsi="Times New Roman" w:eastAsia="宋体"/>
-          <w:b w:val="0"/>
-          <w:i/>
-          <w:color w:val="444444"/>
-          <w:sz w:val="21"/>
-        </w:rPr>
-        <w:t xml:space="preserve">（coh 1 2 = 1/√2 精确值）+ </w:t>
-      </w:r>
-      <w:r>
-        <w:rPr>
-          <w:rFonts w:ascii="Consolas" w:hAnsi="Consolas" w:eastAsia="等线"/>
-          <w:b w:val="0"/>
-          <w:i w:val="0"/>
-          <w:color w:val="444444"/>
-          <w:sz w:val="19"/>
-        </w:rPr>
-        <w:t>cs4c_explosion</w:t>
-      </w:r>
-      <w:r>
-        <w:rPr>
-          <w:rFonts w:ascii="Times New Roman" w:hAnsi="Times New Roman" w:eastAsia="宋体"/>
-          <w:b w:val="0"/>
-          <w:i/>
-          <w:color w:val="444444"/>
-          <w:sz w:val="21"/>
-        </w:rPr>
-        <w:t>（2μ = √2 &gt; 1——s ≥ 3 时 Gershgorin 型 RIP 证书在含近重复对梯子上必然失效，"剪 503/255/127 应恶化"的定理侧镜像））；</w:t>
+        <w:t xml:space="preserve">（(1−δ)‖c‖² ≤ ‖Φc‖² ≤ (1+δ)‖c‖²，δ = 4K(C) </w:t>
       </w:r>
       <w:r>
         <w:rPr>
@@ -2019,7 +2014,7 @@
           <w:color w:val="444444"/>
           <w:sz w:val="21"/>
         </w:rPr>
-        <w:t>CS-14 offset 无关性</w:t>
+        <w:t>∀s 一致</w:t>
       </w:r>
       <w:r>
         <w:rPr>
@@ -2029,7 +2024,7 @@
           <w:color w:val="444444"/>
           <w:sz w:val="21"/>
         </w:rPr>
-        <w:t>（</w:t>
+        <w:t xml:space="preserve">）+ ★s-sparse 唯一性 </w:t>
       </w:r>
       <w:r>
         <w:rPr>
@@ -2039,7 +2034,7 @@
           <w:color w:val="444444"/>
           <w:sz w:val="19"/>
         </w:rPr>
-        <w:t>probe_cs5.v</w:t>
+        <w:t>cs3_energy_zero</w:t>
       </w:r>
       <w:r>
         <w:rPr>
@@ -2049,7 +2044,127 @@
           <w:color w:val="444444"/>
           <w:sz w:val="21"/>
         </w:rPr>
-        <w:t xml:space="preserve"> 5 Qed：跨网格对相干界 N/(2·min(j mod N, N−j mod N)) </w:t>
+        <w:t>/</w:t>
+      </w:r>
+      <w:r>
+        <w:rPr>
+          <w:rFonts w:ascii="Consolas" w:hAnsi="Consolas" w:eastAsia="等线"/>
+          <w:b w:val="0"/>
+          <w:i w:val="0"/>
+          <w:color w:val="444444"/>
+          <w:sz w:val="19"/>
+        </w:rPr>
+        <w:t>cs3_unique</w:t>
+      </w:r>
+      <w:r>
+        <w:rPr>
+          <w:rFonts w:ascii="Times New Roman" w:hAnsi="Times New Roman" w:eastAsia="宋体"/>
+          <w:b w:val="0"/>
+          <w:i/>
+          <w:color w:val="444444"/>
+          <w:sz w:val="21"/>
+        </w:rPr>
+        <w:t xml:space="preserve">（C ≥ 10 时测量 y = y' ⟹ 系数 c = c'——测量端信息不丢失）+ embedding </w:t>
+      </w:r>
+      <w:r>
+        <w:rPr>
+          <w:rFonts w:ascii="Consolas" w:hAnsi="Consolas" w:eastAsia="等线"/>
+          <w:b w:val="0"/>
+          <w:i w:val="0"/>
+          <w:color w:val="444444"/>
+          <w:sz w:val="19"/>
+        </w:rPr>
+        <w:t>cs6_embedding</w:t>
+      </w:r>
+      <w:r>
+        <w:rPr>
+          <w:rFonts w:ascii="Times New Roman" w:hAnsi="Times New Roman" w:eastAsia="宋体"/>
+          <w:b w:val="0"/>
+          <w:i/>
+          <w:color w:val="444444"/>
+          <w:sz w:val="21"/>
+        </w:rPr>
+        <w:t xml:space="preserve">（1−2K(C) &gt; 0）+ spark 下界 </w:t>
+      </w:r>
+      <w:r>
+        <w:rPr>
+          <w:rFonts w:ascii="Consolas" w:hAnsi="Consolas" w:eastAsia="等线"/>
+          <w:b w:val="0"/>
+          <w:i w:val="0"/>
+          <w:color w:val="444444"/>
+          <w:sz w:val="19"/>
+        </w:rPr>
+        <w:t>cs1b_spark</w:t>
+      </w:r>
+      <w:r>
+        <w:rPr>
+          <w:rFonts w:ascii="Times New Roman" w:hAnsi="Times New Roman" w:eastAsia="宋体"/>
+          <w:b w:val="0"/>
+          <w:i/>
+          <w:color w:val="444444"/>
+          <w:sz w:val="21"/>
+        </w:rPr>
+        <w:t xml:space="preserve">（spark ≥ n+1，Gershgorin 冗余路径收编为 CS-3 推论）+ 逐对相干 </w:t>
+      </w:r>
+      <w:r>
+        <w:rPr>
+          <w:rFonts w:ascii="Consolas" w:hAnsi="Consolas" w:eastAsia="等线"/>
+          <w:b w:val="0"/>
+          <w:i w:val="0"/>
+          <w:color w:val="444444"/>
+          <w:sz w:val="19"/>
+        </w:rPr>
+        <w:t>cs1a_pair_bound</w:t>
+      </w:r>
+      <w:r>
+        <w:rPr>
+          <w:rFonts w:ascii="Times New Roman" w:hAnsi="Times New Roman" w:eastAsia="宋体"/>
+          <w:b w:val="0"/>
+          <w:i/>
+          <w:color w:val="444444"/>
+          <w:sz w:val="21"/>
+        </w:rPr>
+        <w:t xml:space="preserve">（≤ 2πq/(1−q)）+ ★近重复对爆炸 </w:t>
+      </w:r>
+      <w:r>
+        <w:rPr>
+          <w:rFonts w:ascii="Consolas" w:hAnsi="Consolas" w:eastAsia="等线"/>
+          <w:b w:val="0"/>
+          <w:i w:val="0"/>
+          <w:color w:val="444444"/>
+          <w:sz w:val="19"/>
+        </w:rPr>
+        <w:t>near_dup_coherence_12</w:t>
+      </w:r>
+      <w:r>
+        <w:rPr>
+          <w:rFonts w:ascii="Times New Roman" w:hAnsi="Times New Roman" w:eastAsia="宋体"/>
+          <w:b w:val="0"/>
+          <w:i/>
+          <w:color w:val="444444"/>
+          <w:sz w:val="21"/>
+        </w:rPr>
+        <w:t xml:space="preserve">（coh 1 2 = 1/√2 精确值）+ </w:t>
+      </w:r>
+      <w:r>
+        <w:rPr>
+          <w:rFonts w:ascii="Consolas" w:hAnsi="Consolas" w:eastAsia="等线"/>
+          <w:b w:val="0"/>
+          <w:i w:val="0"/>
+          <w:color w:val="444444"/>
+          <w:sz w:val="19"/>
+        </w:rPr>
+        <w:t>cs4c_explosion</w:t>
+      </w:r>
+      <w:r>
+        <w:rPr>
+          <w:rFonts w:ascii="Times New Roman" w:hAnsi="Times New Roman" w:eastAsia="宋体"/>
+          <w:b w:val="0"/>
+          <w:i/>
+          <w:color w:val="444444"/>
+          <w:sz w:val="21"/>
+        </w:rPr>
+        <w:t>（2μ = √2 &gt; 1——s ≥ 3 时 Gershgorin 型 RIP 证书在含近重复对梯子上必然失效，"剪 503/255/127 应恶化"的定理侧镜像））；</w:t>
       </w:r>
       <w:r>
         <w:rPr>
@@ -2059,7 +2174,7 @@
           <w:color w:val="444444"/>
           <w:sz w:val="21"/>
         </w:rPr>
-        <w:t>右端不含偏移 δ</w:t>
+        <w:t>CS-14 offset 无关性</w:t>
       </w:r>
       <w:r>
         <w:rPr>
@@ -2069,7 +2184,27 @@
           <w:color w:val="444444"/>
           <w:sz w:val="21"/>
         </w:rPr>
-        <w:t>（同族平移差频相消，pair_dirichlet 接管）+ 黄金比隔离界 1/(3d) + φ_gold ∉ ℤ（offset 语义非空）——ogrid 实验"跨网格对证书不含偏移"的定理侧）。</w:t>
+        <w:t>（</w:t>
+      </w:r>
+      <w:r>
+        <w:rPr>
+          <w:rFonts w:ascii="Consolas" w:hAnsi="Consolas" w:eastAsia="等线"/>
+          <w:b w:val="0"/>
+          <w:i w:val="0"/>
+          <w:color w:val="444444"/>
+          <w:sz w:val="19"/>
+        </w:rPr>
+        <w:t>probe_cs5.v</w:t>
+      </w:r>
+      <w:r>
+        <w:rPr>
+          <w:rFonts w:ascii="Times New Roman" w:hAnsi="Times New Roman" w:eastAsia="宋体"/>
+          <w:b w:val="0"/>
+          <w:i/>
+          <w:color w:val="444444"/>
+          <w:sz w:val="21"/>
+        </w:rPr>
+        <w:t xml:space="preserve"> 5 Qed：跨网格对相干界 N/(2·min(j mod N, N−j mod N)) </w:t>
       </w:r>
       <w:r>
         <w:rPr>
@@ -2079,7 +2214,7 @@
           <w:color w:val="444444"/>
           <w:sz w:val="21"/>
         </w:rPr>
-        <w:t>轨道定位</w:t>
+        <w:t>右端不含偏移 δ</w:t>
       </w:r>
       <w:r>
         <w:rPr>
@@ -2089,22 +2224,7 @@
           <w:color w:val="444444"/>
           <w:sz w:val="21"/>
         </w:rPr>
-        <w:t>：构造性轨道用于公理独立性与可计算性验证（提取物携带 CRlt 的信息性 witness），不用于生产检查器（经典轨道更快）。定位（如实）：CS-11/13/14 为 Candès–Tao RIP 框架与 Elad–Bruckstein 判据在频率阶梯原子族上的机器检查 + 与本项目 randmax/ogrid/τ 三剪实验直接对接的新组合（覆盖债量化、近重复对爆炸、offset 无关性）；CS-12 为构造性轨道平行实现（序的 Set 值信息性 + 可提取 OCaml）。</w:t>
-      </w:r>
-    </w:p>
-    <w:p>
-      <w:pPr>
-        <w:ind w:left="432"/>
-      </w:pPr>
-      <w:r>
-        <w:rPr>
-          <w:rFonts w:ascii="Times New Roman" w:hAnsi="Times New Roman" w:eastAsia="宋体"/>
-          <w:b w:val="0"/>
-          <w:i/>
-          <w:color w:val="444444"/>
-          <w:sz w:val="21"/>
-        </w:rPr>
-        <w:t>修订摘要（v2.10→v2.11，2026-08-26，CI 双环境兼容）：</w:t>
+        <w:t>（同族平移差频相消，pair_dirichlet 接管）+ 黄金比隔离界 1/(3d) + φ_gold ∉ ℤ（offset 语义非空）——ogrid 实验"跨网格对证书不含偏移"的定理侧）。</w:t>
       </w:r>
       <w:r>
         <w:rPr>
@@ -2114,7 +2234,7 @@
           <w:color w:val="444444"/>
           <w:sz w:val="21"/>
         </w:rPr>
-        <w:t>41 个正式模块头部注释清洗</w:t>
+        <w:t>轨道定位</w:t>
       </w:r>
       <w:r>
         <w:rPr>
@@ -2124,7 +2244,22 @@
           <w:color w:val="444444"/>
           <w:sz w:val="21"/>
         </w:rPr>
-        <w:t>（删除会话号/E0xx/交接路径等草稿注记，保留数学内容与纪律声明；规则沉淀于《合并友好编码规范》§6 + 经验卡 E149）；</w:t>
+        <w:t>：构造性轨道用于公理独立性与可计算性验证（提取物携带 CRlt 的信息性 witness），不用于生产检查器（经典轨道更快）。定位（如实）：CS-11/13/14 为 Candès–Tao RIP 框架与 Elad–Bruckstein 判据在频率阶梯原子族上的机器检查 + 与本项目 randmax/ogrid/τ 三剪实验直接对接的新组合（覆盖债量化、近重复对爆炸、offset 无关性）；CS-12 为构造性轨道平行实现（序的 Set 值信息性 + 可提取 OCaml）。</w:t>
+      </w:r>
+    </w:p>
+    <w:p>
+      <w:pPr>
+        <w:ind w:left="432"/>
+      </w:pPr>
+      <w:r>
+        <w:rPr>
+          <w:rFonts w:ascii="Times New Roman" w:hAnsi="Times New Roman" w:eastAsia="宋体"/>
+          <w:b w:val="0"/>
+          <w:i/>
+          <w:color w:val="444444"/>
+          <w:sz w:val="21"/>
+        </w:rPr>
+        <w:t>修订摘要（v2.10→v2.11，2026-08-26，CI 双环境兼容）：</w:t>
       </w:r>
       <w:r>
         <w:rPr>
@@ -2134,7 +2269,7 @@
           <w:color w:val="444444"/>
           <w:sz w:val="21"/>
         </w:rPr>
-        <w:t>mathcomp 前缀双环境适配</w:t>
+        <w:t>41 个正式模块头部注释清洗</w:t>
       </w:r>
       <w:r>
         <w:rPr>
@@ -2144,7 +2279,7 @@
           <w:color w:val="444444"/>
           <w:sz w:val="21"/>
         </w:rPr>
-        <w:t>（本地 ssreflect.* / CI opam≥2.6 boot.*，E081/E082；合并版 CI 编译时 sed 转 boot 前缀）；</w:t>
+        <w:t>（删除会话号/E0xx/交接路径等草稿注记，保留数学内容与纪律声明；规则沉淀于《合并友好编码规范》§6 + 经验卡 E149）；</w:t>
       </w:r>
       <w:r>
         <w:rPr>
@@ -2154,7 +2289,7 @@
           <w:color w:val="444444"/>
           <w:sz w:val="21"/>
         </w:rPr>
-        <w:t>带前提引理 rewrite 显式化</w:t>
+        <w:t>mathcomp 前缀双环境适配</w:t>
       </w:r>
       <w:r>
         <w:rPr>
@@ -2164,87 +2299,7 @@
           <w:color w:val="444444"/>
           <w:sz w:val="21"/>
         </w:rPr>
-        <w:t>（E114 追加：</w:t>
-      </w:r>
-      <w:r>
-        <w:rPr>
-          <w:rFonts w:ascii="Consolas" w:hAnsi="Consolas" w:eastAsia="等线"/>
-          <w:b w:val="0"/>
-          <w:i w:val="0"/>
-          <w:color w:val="444444"/>
-          <w:sz w:val="19"/>
-        </w:rPr>
-        <w:t>CRsum_eq</w:t>
-      </w:r>
-      <w:r>
-        <w:rPr>
-          <w:rFonts w:ascii="Times New Roman" w:hAnsi="Times New Roman" w:eastAsia="宋体"/>
-          <w:b w:val="0"/>
-          <w:i/>
-          <w:color w:val="444444"/>
-          <w:sz w:val="21"/>
-        </w:rPr>
-        <w:t>/</w:t>
-      </w:r>
-      <w:r>
-        <w:rPr>
-          <w:rFonts w:ascii="Consolas" w:hAnsi="Consolas" w:eastAsia="等线"/>
-          <w:b w:val="0"/>
-          <w:i w:val="0"/>
-          <w:color w:val="444444"/>
-          <w:sz w:val="19"/>
-        </w:rPr>
-        <w:t>Csum_ext</w:t>
-      </w:r>
-      <w:r>
-        <w:rPr>
-          <w:rFonts w:ascii="Times New Roman" w:hAnsi="Times New Roman" w:eastAsia="宋体"/>
-          <w:b w:val="0"/>
-          <w:i/>
-          <w:color w:val="444444"/>
-          <w:sz w:val="21"/>
-        </w:rPr>
-        <w:t>/</w:t>
-      </w:r>
-      <w:r>
-        <w:rPr>
-          <w:rFonts w:ascii="Consolas" w:hAnsi="Consolas" w:eastAsia="等线"/>
-          <w:b w:val="0"/>
-          <w:i w:val="0"/>
-          <w:color w:val="444444"/>
-          <w:sz w:val="19"/>
-        </w:rPr>
-        <w:t>rewrite IH</w:t>
-      </w:r>
-      <w:r>
-        <w:rPr>
-          <w:rFonts w:ascii="Times New Roman" w:hAnsi="Times New Roman" w:eastAsia="宋体"/>
-          <w:b w:val="0"/>
-          <w:i/>
-          <w:color w:val="444444"/>
-          <w:sz w:val="21"/>
-        </w:rPr>
-        <w:t xml:space="preserve"> 等 </w:t>
-      </w:r>
-      <w:r>
-        <w:rPr>
-          <w:rFonts w:ascii="Consolas" w:hAnsi="Consolas" w:eastAsia="等线"/>
-          <w:b w:val="0"/>
-          <w:i w:val="0"/>
-          <w:color w:val="444444"/>
-          <w:sz w:val="19"/>
-        </w:rPr>
-        <w:t>P→eq</w:t>
-      </w:r>
-      <w:r>
-        <w:rPr>
-          <w:rFonts w:ascii="Times New Roman" w:hAnsi="Times New Roman" w:eastAsia="宋体"/>
-          <w:b w:val="0"/>
-          <w:i/>
-          <w:color w:val="444444"/>
-          <w:sz w:val="21"/>
-        </w:rPr>
-        <w:t xml:space="preserve"> 引理的 rewrite 一律显式 assert 前提，消除 mathcomp 2.5/2.6 子目标顺序差异——ca_rip_cr 3 处 + probe_grid_ortho/pro 4 处 + probe_parseval 2 处）；</w:t>
+        <w:t>（本地 ssreflect.* / CI opam≥2.6 boot.*，E081/E082；合并版 CI 编译时 sed 转 boot 前缀）；</w:t>
       </w:r>
       <w:r>
         <w:rPr>
@@ -2254,7 +2309,7 @@
           <w:color w:val="444444"/>
           <w:sz w:val="21"/>
         </w:rPr>
-        <w:t>CI 缓存机制</w:t>
+        <w:t>带前提引理 rewrite 显式化</w:t>
       </w:r>
       <w:r>
         <w:rPr>
@@ -2264,7 +2319,87 @@
           <w:color w:val="444444"/>
           <w:sz w:val="21"/>
         </w:rPr>
-        <w:t>（lib/merged .vo 经 actions/cache 按源 hash 缓存，推送秒级复验）；</w:t>
+        <w:t>（E114 追加：</w:t>
+      </w:r>
+      <w:r>
+        <w:rPr>
+          <w:rFonts w:ascii="Consolas" w:hAnsi="Consolas" w:eastAsia="等线"/>
+          <w:b w:val="0"/>
+          <w:i w:val="0"/>
+          <w:color w:val="444444"/>
+          <w:sz w:val="19"/>
+        </w:rPr>
+        <w:t>CRsum_eq</w:t>
+      </w:r>
+      <w:r>
+        <w:rPr>
+          <w:rFonts w:ascii="Times New Roman" w:hAnsi="Times New Roman" w:eastAsia="宋体"/>
+          <w:b w:val="0"/>
+          <w:i/>
+          <w:color w:val="444444"/>
+          <w:sz w:val="21"/>
+        </w:rPr>
+        <w:t>/</w:t>
+      </w:r>
+      <w:r>
+        <w:rPr>
+          <w:rFonts w:ascii="Consolas" w:hAnsi="Consolas" w:eastAsia="等线"/>
+          <w:b w:val="0"/>
+          <w:i w:val="0"/>
+          <w:color w:val="444444"/>
+          <w:sz w:val="19"/>
+        </w:rPr>
+        <w:t>Csum_ext</w:t>
+      </w:r>
+      <w:r>
+        <w:rPr>
+          <w:rFonts w:ascii="Times New Roman" w:hAnsi="Times New Roman" w:eastAsia="宋体"/>
+          <w:b w:val="0"/>
+          <w:i/>
+          <w:color w:val="444444"/>
+          <w:sz w:val="21"/>
+        </w:rPr>
+        <w:t>/</w:t>
+      </w:r>
+      <w:r>
+        <w:rPr>
+          <w:rFonts w:ascii="Consolas" w:hAnsi="Consolas" w:eastAsia="等线"/>
+          <w:b w:val="0"/>
+          <w:i w:val="0"/>
+          <w:color w:val="444444"/>
+          <w:sz w:val="19"/>
+        </w:rPr>
+        <w:t>rewrite IH</w:t>
+      </w:r>
+      <w:r>
+        <w:rPr>
+          <w:rFonts w:ascii="Times New Roman" w:hAnsi="Times New Roman" w:eastAsia="宋体"/>
+          <w:b w:val="0"/>
+          <w:i/>
+          <w:color w:val="444444"/>
+          <w:sz w:val="21"/>
+        </w:rPr>
+        <w:t xml:space="preserve"> 等 </w:t>
+      </w:r>
+      <w:r>
+        <w:rPr>
+          <w:rFonts w:ascii="Consolas" w:hAnsi="Consolas" w:eastAsia="等线"/>
+          <w:b w:val="0"/>
+          <w:i w:val="0"/>
+          <w:color w:val="444444"/>
+          <w:sz w:val="19"/>
+        </w:rPr>
+        <w:t>P→eq</w:t>
+      </w:r>
+      <w:r>
+        <w:rPr>
+          <w:rFonts w:ascii="Times New Roman" w:hAnsi="Times New Roman" w:eastAsia="宋体"/>
+          <w:b w:val="0"/>
+          <w:i/>
+          <w:color w:val="444444"/>
+          <w:sz w:val="21"/>
+        </w:rPr>
+        <w:t xml:space="preserve"> 引理的 rewrite 一律显式 assert 前提，消除 mathcomp 2.5/2.6 子目标顺序差异——ca_rip_cr 3 处 + probe_grid_ortho/pro 4 处 + probe_parseval 2 处）；</w:t>
       </w:r>
       <w:r>
         <w:rPr>
@@ -2274,7 +2409,7 @@
           <w:color w:val="444444"/>
           <w:sz w:val="21"/>
         </w:rPr>
-        <w:t>30模块 归档 + 仓库已同步</w:t>
+        <w:t>CI 缓存机制</w:t>
       </w:r>
       <w:r>
         <w:rPr>
@@ -2284,22 +2419,7 @@
           <w:color w:val="444444"/>
           <w:sz w:val="21"/>
         </w:rPr>
-        <w:t>（SHA-256 一致）。</w:t>
-      </w:r>
-    </w:p>
-    <w:p>
-      <w:pPr>
-        <w:ind w:left="432"/>
-      </w:pPr>
-      <w:r>
-        <w:rPr>
-          <w:rFonts w:ascii="Times New Roman" w:hAnsi="Times New Roman" w:eastAsia="宋体"/>
-          <w:b w:val="0"/>
-          <w:i/>
-          <w:color w:val="444444"/>
-          <w:sz w:val="21"/>
-        </w:rPr>
-        <w:t>修订摘要（v2.9→v2.10，2026-08-26，评审口径对齐）：</w:t>
+        <w:t>（lib/merged .vo 经 actions/cache 按源 hash 缓存，推送秒级复验）；</w:t>
       </w:r>
       <w:r>
         <w:rPr>
@@ -2309,7 +2429,7 @@
           <w:color w:val="444444"/>
           <w:sz w:val="21"/>
         </w:rPr>
-        <w:t>模块计数统一为实测 67 模块分区</w:t>
+        <w:t>30模块 归档 + 仓库已同步</w:t>
       </w:r>
       <w:r>
         <w:rPr>
@@ -2319,18 +2439,13 @@
           <w:color w:val="444444"/>
           <w:sz w:val="21"/>
         </w:rPr>
-        <w:t xml:space="preserve">（55 分区 + </w:t>
-      </w:r>
-      <w:r>
-        <w:rPr>
-          <w:rFonts w:ascii="Consolas" w:hAnsi="Consolas" w:eastAsia="等线"/>
-          <w:b w:val="0"/>
-          <w:i w:val="0"/>
-          <w:color w:val="444444"/>
-          <w:sz w:val="19"/>
-        </w:rPr>
-        <w:t>ca_independence</w:t>
-      </w:r>
+        <w:t>（SHA-256 一致）。</w:t>
+      </w:r>
+    </w:p>
+    <w:p>
+      <w:pPr>
+        <w:ind w:left="432"/>
+      </w:pPr>
       <w:r>
         <w:rPr>
           <w:rFonts w:ascii="Times New Roman" w:hAnsi="Times New Roman" w:eastAsia="宋体"/>
@@ -2339,47 +2454,7 @@
           <w:color w:val="444444"/>
           <w:sz w:val="21"/>
         </w:rPr>
-        <w:t xml:space="preserve"> 内 </w:t>
-      </w:r>
-      <w:r>
-        <w:rPr>
-          <w:rFonts w:ascii="Consolas" w:hAnsi="Consolas" w:eastAsia="等线"/>
-          <w:b w:val="0"/>
-          <w:i w:val="0"/>
-          <w:color w:val="444444"/>
-          <w:sz w:val="19"/>
-        </w:rPr>
-        <w:t>independent</w:t>
-      </w:r>
-      <w:r>
-        <w:rPr>
-          <w:rFonts w:ascii="Times New Roman" w:hAnsi="Times New Roman" w:eastAsia="宋体"/>
-          <w:b w:val="0"/>
-          <w:i/>
-          <w:color w:val="444444"/>
-          <w:sz w:val="21"/>
-        </w:rPr>
-        <w:t>/</w:t>
-      </w:r>
-      <w:r>
-        <w:rPr>
-          <w:rFonts w:ascii="Consolas" w:hAnsi="Consolas" w:eastAsia="等线"/>
-          <w:b w:val="0"/>
-          <w:i w:val="0"/>
-          <w:color w:val="444444"/>
-          <w:sz w:val="19"/>
-        </w:rPr>
-        <w:t>independent′</w:t>
-      </w:r>
-      <w:r>
-        <w:rPr>
-          <w:rFonts w:ascii="Times New Roman" w:hAnsi="Times New Roman" w:eastAsia="宋体"/>
-          <w:b w:val="0"/>
-          <w:i/>
-          <w:color w:val="444444"/>
-          <w:sz w:val="21"/>
-        </w:rPr>
-        <w:t xml:space="preserve"> 2 附加，审稿实测；此前 55 为分区数）；</w:t>
+        <w:t>修订摘要（v2.9→v2.10，2026-08-26，评审口径对齐）：</w:t>
       </w:r>
       <w:r>
         <w:rPr>
@@ -2389,7 +2464,7 @@
           <w:color w:val="444444"/>
           <w:sz w:val="21"/>
         </w:rPr>
-        <w:t>声明计数注明口径</w:t>
+        <w:t>模块计数统一为实测 67 模块分区</w:t>
       </w:r>
       <w:r>
         <w:rPr>
@@ -2399,7 +2474,67 @@
           <w:color w:val="444444"/>
           <w:sz w:val="21"/>
         </w:rPr>
-        <w:t>（269 = Lemma+Theorem 口径，区别于 316 顶层声明 / 272 Qed，三者一致）；</w:t>
+        <w:t xml:space="preserve">（55 分区 + </w:t>
+      </w:r>
+      <w:r>
+        <w:rPr>
+          <w:rFonts w:ascii="Consolas" w:hAnsi="Consolas" w:eastAsia="等线"/>
+          <w:b w:val="0"/>
+          <w:i w:val="0"/>
+          <w:color w:val="444444"/>
+          <w:sz w:val="19"/>
+        </w:rPr>
+        <w:t>ca_independence</w:t>
+      </w:r>
+      <w:r>
+        <w:rPr>
+          <w:rFonts w:ascii="Times New Roman" w:hAnsi="Times New Roman" w:eastAsia="宋体"/>
+          <w:b w:val="0"/>
+          <w:i/>
+          <w:color w:val="444444"/>
+          <w:sz w:val="21"/>
+        </w:rPr>
+        <w:t xml:space="preserve"> 内 </w:t>
+      </w:r>
+      <w:r>
+        <w:rPr>
+          <w:rFonts w:ascii="Consolas" w:hAnsi="Consolas" w:eastAsia="等线"/>
+          <w:b w:val="0"/>
+          <w:i w:val="0"/>
+          <w:color w:val="444444"/>
+          <w:sz w:val="19"/>
+        </w:rPr>
+        <w:t>independent</w:t>
+      </w:r>
+      <w:r>
+        <w:rPr>
+          <w:rFonts w:ascii="Times New Roman" w:hAnsi="Times New Roman" w:eastAsia="宋体"/>
+          <w:b w:val="0"/>
+          <w:i/>
+          <w:color w:val="444444"/>
+          <w:sz w:val="21"/>
+        </w:rPr>
+        <w:t>/</w:t>
+      </w:r>
+      <w:r>
+        <w:rPr>
+          <w:rFonts w:ascii="Consolas" w:hAnsi="Consolas" w:eastAsia="等线"/>
+          <w:b w:val="0"/>
+          <w:i w:val="0"/>
+          <w:color w:val="444444"/>
+          <w:sz w:val="19"/>
+        </w:rPr>
+        <w:t>independent′</w:t>
+      </w:r>
+      <w:r>
+        <w:rPr>
+          <w:rFonts w:ascii="Times New Roman" w:hAnsi="Times New Roman" w:eastAsia="宋体"/>
+          <w:b w:val="0"/>
+          <w:i/>
+          <w:color w:val="444444"/>
+          <w:sz w:val="21"/>
+        </w:rPr>
+        <w:t xml:space="preserve"> 2 附加，审稿实测；此前 55 为分区数）；</w:t>
       </w:r>
       <w:r>
         <w:rPr>
@@ -2409,7 +2544,7 @@
           <w:color w:val="444444"/>
           <w:sz w:val="21"/>
         </w:rPr>
-        <w:t>"165 项全零 classic"注明 post-M1.5 复核成立</w:t>
+        <w:t>声明计数注明口径</w:t>
       </w:r>
       <w:r>
         <w:rPr>
@@ -2419,147 +2554,7 @@
           <w:color w:val="444444"/>
           <w:sz w:val="21"/>
         </w:rPr>
-        <w:t>（</w:t>
-      </w:r>
-      <w:r>
-        <w:rPr>
-          <w:rFonts w:ascii="Consolas" w:hAnsi="Consolas" w:eastAsia="等线"/>
-          <w:b w:val="0"/>
-          <w:i w:val="0"/>
-          <w:color w:val="444444"/>
-          <w:sz w:val="19"/>
-        </w:rPr>
-        <w:t>PSA_audit.v</w:t>
-      </w:r>
-      <w:r>
-        <w:rPr>
-          <w:rFonts w:ascii="Times New Roman" w:hAnsi="Times New Roman" w:eastAsia="宋体"/>
-          <w:b w:val="0"/>
-          <w:i/>
-          <w:color w:val="444444"/>
-          <w:sz w:val="21"/>
-        </w:rPr>
-        <w:t xml:space="preserve"> L108–121 勘误为 pre-M1.5 过时记录；</w:t>
-      </w:r>
-      <w:r>
-        <w:rPr>
-          <w:rFonts w:ascii="Consolas" w:hAnsi="Consolas" w:eastAsia="等线"/>
-          <w:b w:val="0"/>
-          <w:i w:val="0"/>
-          <w:color w:val="444444"/>
-          <w:sz w:val="19"/>
-        </w:rPr>
-        <w:t>ExpSeries.exp_mono_le_noclassic</w:t>
-      </w:r>
-      <w:r>
-        <w:rPr>
-          <w:rFonts w:ascii="Times New Roman" w:hAnsi="Times New Roman" w:eastAsia="宋体"/>
-          <w:b w:val="0"/>
-          <w:i/>
-          <w:color w:val="444444"/>
-          <w:sz w:val="21"/>
-        </w:rPr>
-        <w:t xml:space="preserve"> 已并入合并版 L63579/L63672/L63719，4 个注意力定理位于其后，</w:t>
-      </w:r>
-      <w:r>
-        <w:rPr>
-          <w:rFonts w:ascii="Consolas" w:hAnsi="Consolas" w:eastAsia="等线"/>
-          <w:b w:val="0"/>
-          <w:i w:val="0"/>
-          <w:color w:val="444444"/>
-          <w:sz w:val="19"/>
-        </w:rPr>
-        <w:t>exp_increasing</w:t>
-      </w:r>
-      <w:r>
-        <w:rPr>
-          <w:rFonts w:ascii="Times New Roman" w:hAnsi="Times New Roman" w:eastAsia="宋体"/>
-          <w:b w:val="0"/>
-          <w:i/>
-          <w:color w:val="444444"/>
-          <w:sz w:val="21"/>
-        </w:rPr>
-        <w:t xml:space="preserve"> 仅存于 ca_* 基础设施非审计目标；</w:t>
-      </w:r>
-      <w:r>
-        <w:rPr>
-          <w:rFonts w:ascii="Consolas" w:hAnsi="Consolas" w:eastAsia="等线"/>
-          <w:b w:val="0"/>
-          <w:i w:val="0"/>
-          <w:color w:val="444444"/>
-          <w:sz w:val="19"/>
-        </w:rPr>
-        <w:t>sig_forall_dec</w:t>
-      </w:r>
-      <w:r>
-        <w:rPr>
-          <w:rFonts w:ascii="Times New Roman" w:hAnsi="Times New Roman" w:eastAsia="宋体"/>
-          <w:b w:val="0"/>
-          <w:i/>
-          <w:color w:val="444444"/>
-          <w:sz w:val="21"/>
-        </w:rPr>
-        <w:t>/</w:t>
-      </w:r>
-      <w:r>
-        <w:rPr>
-          <w:rFonts w:ascii="Consolas" w:hAnsi="Consolas" w:eastAsia="等线"/>
-          <w:b w:val="0"/>
-          <w:i w:val="0"/>
-          <w:color w:val="444444"/>
-          <w:sz w:val="19"/>
-        </w:rPr>
-        <w:t>sig_not_dec</w:t>
-      </w:r>
-      <w:r>
-        <w:rPr>
-          <w:rFonts w:ascii="Times New Roman" w:hAnsi="Times New Roman" w:eastAsia="宋体"/>
-          <w:b w:val="0"/>
-          <w:i/>
-          <w:color w:val="444444"/>
-          <w:sz w:val="21"/>
-        </w:rPr>
-        <w:t>/</w:t>
-      </w:r>
-      <w:r>
-        <w:rPr>
-          <w:rFonts w:ascii="Consolas" w:hAnsi="Consolas" w:eastAsia="等线"/>
-          <w:b w:val="0"/>
-          <w:i w:val="0"/>
-          <w:color w:val="444444"/>
-          <w:sz w:val="19"/>
-        </w:rPr>
-        <w:t>fext</w:t>
-      </w:r>
-      <w:r>
-        <w:rPr>
-          <w:rFonts w:ascii="Times New Roman" w:hAnsi="Times New Roman" w:eastAsia="宋体"/>
-          <w:b w:val="0"/>
-          <w:i/>
-          <w:color w:val="444444"/>
-          <w:sz w:val="21"/>
-        </w:rPr>
-        <w:t xml:space="preserve"> 显式声明为可接受 Reals 基底、非 </w:t>
-      </w:r>
-      <w:r>
-        <w:rPr>
-          <w:rFonts w:ascii="Consolas" w:hAnsi="Consolas" w:eastAsia="等线"/>
-          <w:b w:val="0"/>
-          <w:i w:val="0"/>
-          <w:color w:val="444444"/>
-          <w:sz w:val="19"/>
-        </w:rPr>
-        <w:t>Classical_Prop.classic</w:t>
-      </w:r>
-      <w:r>
-        <w:rPr>
-          <w:rFonts w:ascii="Times New Roman" w:hAnsi="Times New Roman" w:eastAsia="宋体"/>
-          <w:b w:val="0"/>
-          <w:i/>
-          <w:color w:val="444444"/>
-          <w:sz w:val="21"/>
-        </w:rPr>
-        <w:t xml:space="preserve"> 公理）；</w:t>
+        <w:t>（269 = Lemma+Theorem 口径，区别于 316 顶层声明 / 272 Qed，三者一致）；</w:t>
       </w:r>
       <w:r>
         <w:rPr>
@@ -2569,7 +2564,7 @@
           <w:color w:val="444444"/>
           <w:sz w:val="21"/>
         </w:rPr>
-        <w:t>附录 A 补 `probe_nearcoll.v`</w:t>
+        <w:t>"165 项全零 classic"注明 post-M1.5 复核成立</w:t>
       </w:r>
       <w:r>
         <w:rPr>
@@ -2579,7 +2574,7 @@
           <w:color w:val="444444"/>
           <w:sz w:val="21"/>
         </w:rPr>
-        <w:t xml:space="preserve">（承载 </w:t>
+        <w:t>（</w:t>
       </w:r>
       <w:r>
         <w:rPr>
@@ -2589,7 +2584,7 @@
           <w:color w:val="444444"/>
           <w:sz w:val="19"/>
         </w:rPr>
-        <w:t>golden_near_collision_gold</w:t>
+        <w:t>PSA_audit.v</w:t>
       </w:r>
       <w:r>
         <w:rPr>
@@ -2599,7 +2594,127 @@
           <w:color w:val="444444"/>
           <w:sz w:val="21"/>
         </w:rPr>
-        <w:t>）；</w:t>
+        <w:t xml:space="preserve"> L108–121 勘误为 pre-M1.5 过时记录；</w:t>
+      </w:r>
+      <w:r>
+        <w:rPr>
+          <w:rFonts w:ascii="Consolas" w:hAnsi="Consolas" w:eastAsia="等线"/>
+          <w:b w:val="0"/>
+          <w:i w:val="0"/>
+          <w:color w:val="444444"/>
+          <w:sz w:val="19"/>
+        </w:rPr>
+        <w:t>ExpSeries.exp_mono_le_noclassic</w:t>
+      </w:r>
+      <w:r>
+        <w:rPr>
+          <w:rFonts w:ascii="Times New Roman" w:hAnsi="Times New Roman" w:eastAsia="宋体"/>
+          <w:b w:val="0"/>
+          <w:i/>
+          <w:color w:val="444444"/>
+          <w:sz w:val="21"/>
+        </w:rPr>
+        <w:t xml:space="preserve"> 已并入合并版 L63579/L63672/L63719，4 个注意力定理位于其后，</w:t>
+      </w:r>
+      <w:r>
+        <w:rPr>
+          <w:rFonts w:ascii="Consolas" w:hAnsi="Consolas" w:eastAsia="等线"/>
+          <w:b w:val="0"/>
+          <w:i w:val="0"/>
+          <w:color w:val="444444"/>
+          <w:sz w:val="19"/>
+        </w:rPr>
+        <w:t>exp_increasing</w:t>
+      </w:r>
+      <w:r>
+        <w:rPr>
+          <w:rFonts w:ascii="Times New Roman" w:hAnsi="Times New Roman" w:eastAsia="宋体"/>
+          <w:b w:val="0"/>
+          <w:i/>
+          <w:color w:val="444444"/>
+          <w:sz w:val="21"/>
+        </w:rPr>
+        <w:t xml:space="preserve"> 仅存于 ca_* 基础设施非审计目标；</w:t>
+      </w:r>
+      <w:r>
+        <w:rPr>
+          <w:rFonts w:ascii="Consolas" w:hAnsi="Consolas" w:eastAsia="等线"/>
+          <w:b w:val="0"/>
+          <w:i w:val="0"/>
+          <w:color w:val="444444"/>
+          <w:sz w:val="19"/>
+        </w:rPr>
+        <w:t>sig_forall_dec</w:t>
+      </w:r>
+      <w:r>
+        <w:rPr>
+          <w:rFonts w:ascii="Times New Roman" w:hAnsi="Times New Roman" w:eastAsia="宋体"/>
+          <w:b w:val="0"/>
+          <w:i/>
+          <w:color w:val="444444"/>
+          <w:sz w:val="21"/>
+        </w:rPr>
+        <w:t>/</w:t>
+      </w:r>
+      <w:r>
+        <w:rPr>
+          <w:rFonts w:ascii="Consolas" w:hAnsi="Consolas" w:eastAsia="等线"/>
+          <w:b w:val="0"/>
+          <w:i w:val="0"/>
+          <w:color w:val="444444"/>
+          <w:sz w:val="19"/>
+        </w:rPr>
+        <w:t>sig_not_dec</w:t>
+      </w:r>
+      <w:r>
+        <w:rPr>
+          <w:rFonts w:ascii="Times New Roman" w:hAnsi="Times New Roman" w:eastAsia="宋体"/>
+          <w:b w:val="0"/>
+          <w:i/>
+          <w:color w:val="444444"/>
+          <w:sz w:val="21"/>
+        </w:rPr>
+        <w:t>/</w:t>
+      </w:r>
+      <w:r>
+        <w:rPr>
+          <w:rFonts w:ascii="Consolas" w:hAnsi="Consolas" w:eastAsia="等线"/>
+          <w:b w:val="0"/>
+          <w:i w:val="0"/>
+          <w:color w:val="444444"/>
+          <w:sz w:val="19"/>
+        </w:rPr>
+        <w:t>fext</w:t>
+      </w:r>
+      <w:r>
+        <w:rPr>
+          <w:rFonts w:ascii="Times New Roman" w:hAnsi="Times New Roman" w:eastAsia="宋体"/>
+          <w:b w:val="0"/>
+          <w:i/>
+          <w:color w:val="444444"/>
+          <w:sz w:val="21"/>
+        </w:rPr>
+        <w:t xml:space="preserve"> 显式声明为可接受 Reals 基底、非 </w:t>
+      </w:r>
+      <w:r>
+        <w:rPr>
+          <w:rFonts w:ascii="Consolas" w:hAnsi="Consolas" w:eastAsia="等线"/>
+          <w:b w:val="0"/>
+          <w:i w:val="0"/>
+          <w:color w:val="444444"/>
+          <w:sz w:val="19"/>
+        </w:rPr>
+        <w:t>Classical_Prop.classic</w:t>
+      </w:r>
+      <w:r>
+        <w:rPr>
+          <w:rFonts w:ascii="Times New Roman" w:hAnsi="Times New Roman" w:eastAsia="宋体"/>
+          <w:b w:val="0"/>
+          <w:i/>
+          <w:color w:val="444444"/>
+          <w:sz w:val="21"/>
+        </w:rPr>
+        <w:t xml:space="preserve"> 公理）；</w:t>
       </w:r>
       <w:r>
         <w:rPr>
@@ -2609,7 +2724,7 @@
           <w:color w:val="444444"/>
           <w:sz w:val="21"/>
         </w:rPr>
-        <w:t>构造性轨道贡献在贡献清单中突出</w:t>
+        <w:t>附录 A 补 `probe_nearcoll.v`</w:t>
       </w:r>
       <w:r>
         <w:rPr>
@@ -2619,13 +2734,18 @@
           <w:color w:val="444444"/>
           <w:sz w:val="21"/>
         </w:rPr>
-        <w:t>（纯 ConstructiveReals、零经典公理，方法论对照）。</w:t>
-      </w:r>
-    </w:p>
-    <w:p>
-      <w:pPr>
-        <w:ind w:left="432"/>
-      </w:pPr>
+        <w:t xml:space="preserve">（承载 </w:t>
+      </w:r>
+      <w:r>
+        <w:rPr>
+          <w:rFonts w:ascii="Consolas" w:hAnsi="Consolas" w:eastAsia="等线"/>
+          <w:b w:val="0"/>
+          <w:i w:val="0"/>
+          <w:color w:val="444444"/>
+          <w:sz w:val="19"/>
+        </w:rPr>
+        <w:t>golden_near_collision_gold</w:t>
+      </w:r>
       <w:r>
         <w:rPr>
           <w:rFonts w:ascii="Times New Roman" w:hAnsi="Times New Roman" w:eastAsia="宋体"/>
@@ -2634,7 +2754,7 @@
           <w:color w:val="444444"/>
           <w:sz w:val="21"/>
         </w:rPr>
-        <w:t>修订摘要（v2.8→v2.9，2026-08-26）：</w:t>
+        <w:t>）；</w:t>
       </w:r>
       <w:r>
         <w:rPr>
@@ -2644,7 +2764,7 @@
           <w:color w:val="444444"/>
           <w:sz w:val="21"/>
         </w:rPr>
-        <w:t>M4 可判定性溢价主定理构造化收官</w:t>
+        <w:t>构造性轨道贡献在贡献清单中突出</w:t>
       </w:r>
       <w:r>
         <w:rPr>
@@ -2654,18 +2774,13 @@
           <w:color w:val="444444"/>
           <w:sz w:val="21"/>
         </w:rPr>
-        <w:t>（</w:t>
-      </w:r>
-      <w:r>
-        <w:rPr>
-          <w:rFonts w:ascii="Consolas" w:hAnsi="Consolas" w:eastAsia="等线"/>
-          <w:b w:val="0"/>
-          <w:i w:val="0"/>
-          <w:color w:val="444444"/>
-          <w:sz w:val="19"/>
-        </w:rPr>
-        <w:t>probe_decidability_premium_cr.v</w:t>
-      </w:r>
+        <w:t>（纯 ConstructiveReals、零经典公理，方法论对照）。</w:t>
+      </w:r>
+    </w:p>
+    <w:p>
+      <w:pPr>
+        <w:ind w:left="432"/>
+      </w:pPr>
       <w:r>
         <w:rPr>
           <w:rFonts w:ascii="Times New Roman" w:hAnsi="Times New Roman" w:eastAsia="宋体"/>
@@ -2674,47 +2789,7 @@
           <w:color w:val="444444"/>
           <w:sz w:val="21"/>
         </w:rPr>
-        <w:t xml:space="preserve"> 并入合并版 25 模块 55/55：Gram 相干行和 ≤ 63/80 + 反射界 21/16 + 溢价 5/3，</w:t>
-      </w:r>
-      <w:r>
-        <w:rPr>
-          <w:rFonts w:ascii="Consolas" w:hAnsi="Consolas" w:eastAsia="等线"/>
-          <w:b w:val="0"/>
-          <w:i w:val="0"/>
-          <w:color w:val="444444"/>
-          <w:sz w:val="19"/>
-        </w:rPr>
-        <w:t>m4_decidability_premium : {w &amp; CRle w (63/80)}</w:t>
-      </w:r>
-      <w:r>
-        <w:rPr>
-          <w:rFonts w:ascii="Times New Roman" w:hAnsi="Times New Roman" w:eastAsia="宋体"/>
-          <w:b w:val="0"/>
-          <w:i/>
-          <w:color w:val="444444"/>
-          <w:sz w:val="21"/>
-        </w:rPr>
-        <w:t xml:space="preserve"> Set 层 sigT 定理，核心 </w:t>
-      </w:r>
-      <w:r>
-        <w:rPr>
-          <w:rFonts w:ascii="Consolas" w:hAnsi="Consolas" w:eastAsia="等线"/>
-          <w:b w:val="0"/>
-          <w:i w:val="0"/>
-          <w:color w:val="444444"/>
-          <w:sz w:val="19"/>
-        </w:rPr>
-        <w:t>m4_CRinv_le_contravar</w:t>
-      </w:r>
-      <w:r>
-        <w:rPr>
-          <w:rFonts w:ascii="Times New Roman" w:hAnsi="Times New Roman" w:eastAsia="宋体"/>
-          <w:b w:val="0"/>
-          <w:i/>
-          <w:color w:val="444444"/>
-          <w:sz w:val="21"/>
-        </w:rPr>
-        <w:t xml:space="preserve"> 纯构造反变单调，Print Assumptions 全 Closed）；</w:t>
+        <w:t>修订摘要（v2.8→v2.9，2026-08-26）：</w:t>
       </w:r>
       <w:r>
         <w:rPr>
@@ -2724,7 +2799,7 @@
           <w:color w:val="444444"/>
           <w:sz w:val="21"/>
         </w:rPr>
-        <w:t>合并版 24 修复 G_MORE 遗漏</w:t>
+        <w:t>M4 可判定性溢价主定理构造化收官</w:t>
       </w:r>
       <w:r>
         <w:rPr>
@@ -2744,7 +2819,7 @@
           <w:color w:val="444444"/>
           <w:sz w:val="19"/>
         </w:rPr>
-        <w:t>_merge_ca.py</w:t>
+        <w:t>probe_decidability_premium_cr.v</w:t>
       </w:r>
       <w:r>
         <w:rPr>
@@ -2754,13 +2829,18 @@
           <w:color w:val="444444"/>
           <w:sz w:val="21"/>
         </w:rPr>
-        <w:t xml:space="preserve"> p24 补 G_MORE，恢复 49 模块归档口径）；合并版 25 = 67 模块分区（55 分区，原 53 分区 + s7_s9_mono + decidability_premium_cr）；全量编译 41 独立模块 + 23/24/25 合并版 EXIT=0；30模块 归档 SHA-256 同步。</w:t>
-      </w:r>
-    </w:p>
-    <w:p>
-      <w:pPr>
-        <w:ind w:left="432"/>
-      </w:pPr>
+        <w:t xml:space="preserve"> 并入合并版 25 模块 55/55：Gram 相干行和 ≤ 63/80 + 反射界 21/16 + 溢价 5/3，</w:t>
+      </w:r>
+      <w:r>
+        <w:rPr>
+          <w:rFonts w:ascii="Consolas" w:hAnsi="Consolas" w:eastAsia="等线"/>
+          <w:b w:val="0"/>
+          <w:i w:val="0"/>
+          <w:color w:val="444444"/>
+          <w:sz w:val="19"/>
+        </w:rPr>
+        <w:t>m4_decidability_premium : {w &amp; CRle w (63/80)}</w:t>
+      </w:r>
       <w:r>
         <w:rPr>
           <w:rFonts w:ascii="Times New Roman" w:hAnsi="Times New Roman" w:eastAsia="宋体"/>
@@ -2769,7 +2849,27 @@
           <w:color w:val="444444"/>
           <w:sz w:val="21"/>
         </w:rPr>
-        <w:t>修订摘要（v2.7→v2.8）：§5.6.6 压缩感知族新增</w:t>
+        <w:t xml:space="preserve"> Set 层 sigT 定理，核心 </w:t>
+      </w:r>
+      <w:r>
+        <w:rPr>
+          <w:rFonts w:ascii="Consolas" w:hAnsi="Consolas" w:eastAsia="等线"/>
+          <w:b w:val="0"/>
+          <w:i w:val="0"/>
+          <w:color w:val="444444"/>
+          <w:sz w:val="19"/>
+        </w:rPr>
+        <w:t>m4_CRinv_le_contravar</w:t>
+      </w:r>
+      <w:r>
+        <w:rPr>
+          <w:rFonts w:ascii="Times New Roman" w:hAnsi="Times New Roman" w:eastAsia="宋体"/>
+          <w:b w:val="0"/>
+          <w:i/>
+          <w:color w:val="444444"/>
+          <w:sz w:val="21"/>
+        </w:rPr>
+        <w:t xml:space="preserve"> 纯构造反变单调，Print Assumptions 全 Closed）；</w:t>
       </w:r>
       <w:r>
         <w:rPr>
@@ -2779,7 +2879,7 @@
           <w:color w:val="444444"/>
           <w:sz w:val="21"/>
         </w:rPr>
-        <w:t>检查器充要刻画</w:t>
+        <w:t>合并版 24 修复 G_MORE 遗漏</w:t>
       </w:r>
       <w:r>
         <w:rPr>
@@ -2789,7 +2889,7 @@
           <w:color w:val="444444"/>
           <w:sz w:val="21"/>
         </w:rPr>
-        <w:t>（G-3，</w:t>
+        <w:t>（</w:t>
       </w:r>
       <w:r>
         <w:rPr>
@@ -2799,7 +2899,7 @@
           <w:color w:val="444444"/>
           <w:sz w:val="19"/>
         </w:rPr>
-        <w:t>g3_certifiable_iff</w:t>
+        <w:t>_merge_ca.py</w:t>
       </w:r>
       <w:r>
         <w:rPr>
@@ -2809,18 +2909,13 @@
           <w:color w:val="444444"/>
           <w:sz w:val="21"/>
         </w:rPr>
-        <w:t xml:space="preserve"> + </w:t>
-      </w:r>
-      <w:r>
-        <w:rPr>
-          <w:rFonts w:ascii="Consolas" w:hAnsi="Consolas" w:eastAsia="等线"/>
-          <w:b w:val="0"/>
-          <w:i w:val="0"/>
-          <w:color w:val="444444"/>
-          <w:sz w:val="19"/>
-        </w:rPr>
-        <w:t>g3_row_bound_mu</w:t>
-      </w:r>
+        <w:t xml:space="preserve"> p24 补 G_MORE，恢复 49 模块归档口径）；合并版 25 = 67 模块分区（55 分区，原 53 分区 + s7_s9_mono + decidability_premium_cr）；全量编译 41 独立模块 + 23/24/25 合并版 EXIT=0；30模块 归档 SHA-256 同步。</w:t>
+      </w:r>
+    </w:p>
+    <w:p>
+      <w:pPr>
+        <w:ind w:left="432"/>
+      </w:pPr>
       <w:r>
         <w:rPr>
           <w:rFonts w:ascii="Times New Roman" w:hAnsi="Times New Roman" w:eastAsia="宋体"/>
@@ -2829,7 +2924,7 @@
           <w:color w:val="444444"/>
           <w:sz w:val="21"/>
         </w:rPr>
-        <w:t>，probe_g3_criterion.v 5 Qed：反射检查器通过 ⟺ 每行精确相干行和 ≤ p/q，把"检查器通过 ⟹ 框架界"从单向充分升级为 iff）与</w:t>
+        <w:t>修订摘要（v2.7→v2.8）：§5.6.6 压缩感知族新增</w:t>
       </w:r>
       <w:r>
         <w:rPr>
@@ -2839,7 +2934,7 @@
           <w:color w:val="444444"/>
           <w:sz w:val="21"/>
         </w:rPr>
-        <w:t>可判定性溢价反例</w:t>
+        <w:t>检查器充要刻画</w:t>
       </w:r>
       <w:r>
         <w:rPr>
@@ -2849,7 +2944,7 @@
           <w:color w:val="444444"/>
           <w:sz w:val="21"/>
         </w:rPr>
-        <w:t>（G-5，</w:t>
+        <w:t>（G-3，</w:t>
       </w:r>
       <w:r>
         <w:rPr>
@@ -2859,7 +2954,7 @@
           <w:color w:val="444444"/>
           <w:sz w:val="19"/>
         </w:rPr>
-        <w:t>g5_premium</w:t>
+        <w:t>g3_certifiable_iff</w:t>
       </w:r>
       <w:r>
         <w:rPr>
@@ -2869,7 +2964,27 @@
           <w:color w:val="444444"/>
           <w:sz w:val="21"/>
         </w:rPr>
-        <w:t>，probe_g5_premium.v 35 Qed：存在具体阶梯 [3,7,15]——反射检查器拒（frame_check_instance=false）但精确 Gram 相干行和 ≤ 4/5（完整口径闭式 0.787043，与评估文档一致）——把 §5.2"假阴性 49.1%"叙事升级为具体机器检查反例，是 G-3 必要方向的直接见证）。G-3/G-5 未并入合并版（z 区探针待合并）。</w:t>
+        <w:t xml:space="preserve"> + </w:t>
+      </w:r>
+      <w:r>
+        <w:rPr>
+          <w:rFonts w:ascii="Consolas" w:hAnsi="Consolas" w:eastAsia="等线"/>
+          <w:b w:val="0"/>
+          <w:i w:val="0"/>
+          <w:color w:val="444444"/>
+          <w:sz w:val="19"/>
+        </w:rPr>
+        <w:t>g3_row_bound_mu</w:t>
+      </w:r>
+      <w:r>
+        <w:rPr>
+          <w:rFonts w:ascii="Times New Roman" w:hAnsi="Times New Roman" w:eastAsia="宋体"/>
+          <w:b w:val="0"/>
+          <w:i/>
+          <w:color w:val="444444"/>
+          <w:sz w:val="21"/>
+        </w:rPr>
+        <w:t>，probe_g3_criterion.v 5 Qed：反射检查器通过 ⟺ 每行精确相干行和 ≤ p/q，把"检查器通过 ⟹ 框架界"从单向充分升级为 iff）与</w:t>
       </w:r>
       <w:r>
         <w:rPr>
@@ -2879,7 +2994,7 @@
           <w:color w:val="444444"/>
           <w:sz w:val="21"/>
         </w:rPr>
-        <w:t>追加（v2.8 修订，2026-08-25）</w:t>
+        <w:t>可判定性溢价反例</w:t>
       </w:r>
       <w:r>
         <w:rPr>
@@ -2889,7 +3004,27 @@
           <w:color w:val="444444"/>
           <w:sz w:val="21"/>
         </w:rPr>
-        <w:t xml:space="preserve">：§5.6.6 压缩感知族新增 </w:t>
+        <w:t>（G-5，</w:t>
+      </w:r>
+      <w:r>
+        <w:rPr>
+          <w:rFonts w:ascii="Consolas" w:hAnsi="Consolas" w:eastAsia="等线"/>
+          <w:b w:val="0"/>
+          <w:i w:val="0"/>
+          <w:color w:val="444444"/>
+          <w:sz w:val="19"/>
+        </w:rPr>
+        <w:t>g5_premium</w:t>
+      </w:r>
+      <w:r>
+        <w:rPr>
+          <w:rFonts w:ascii="Times New Roman" w:hAnsi="Times New Roman" w:eastAsia="宋体"/>
+          <w:b w:val="0"/>
+          <w:i/>
+          <w:color w:val="444444"/>
+          <w:sz w:val="21"/>
+        </w:rPr>
+        <w:t>，probe_g5_premium.v 35 Qed：存在具体阶梯 [3,7,15]——反射检查器拒（frame_check_instance=false）但精确 Gram 相干行和 ≤ 4/5（完整口径闭式 0.787043，与评估文档一致）——把 §5.2"假阴性 49.1%"叙事升级为具体机器检查反例，是 G-3 必要方向的直接见证）。G-3/G-5 未并入合并版（z 区探针待合并）。</w:t>
       </w:r>
       <w:r>
         <w:rPr>
@@ -2899,7 +3034,7 @@
           <w:color w:val="444444"/>
           <w:sz w:val="21"/>
         </w:rPr>
-        <w:t>G-5 构造性三角资产</w:t>
+        <w:t>追加（v2.8 修订，2026-08-25）</w:t>
       </w:r>
       <w:r>
         <w:rPr>
@@ -2909,87 +3044,7 @@
           <w:color w:val="444444"/>
           <w:sz w:val="21"/>
         </w:rPr>
-        <w:t xml:space="preserve">（纯构造性轨道：M1 构造性 π </w:t>
-      </w:r>
-      <w:r>
-        <w:rPr>
-          <w:rFonts w:ascii="Consolas" w:hAnsi="Consolas" w:eastAsia="等线"/>
-          <w:b w:val="0"/>
-          <w:i w:val="0"/>
-          <w:color w:val="444444"/>
-          <w:sz w:val="19"/>
-        </w:rPr>
-        <w:t>probe_pi_cr_m1a</w:t>
-      </w:r>
-      <w:r>
-        <w:rPr>
-          <w:rFonts w:ascii="Times New Roman" w:hAnsi="Times New Roman" w:eastAsia="宋体"/>
-          <w:b w:val="0"/>
-          <w:i/>
-          <w:color w:val="444444"/>
-          <w:sz w:val="21"/>
-        </w:rPr>
-        <w:t xml:space="preserve"> 25 Qed + </w:t>
-      </w:r>
-      <w:r>
-        <w:rPr>
-          <w:rFonts w:ascii="Consolas" w:hAnsi="Consolas" w:eastAsia="等线"/>
-          <w:b w:val="0"/>
-          <w:i w:val="0"/>
-          <w:color w:val="444444"/>
-          <w:sz w:val="19"/>
-        </w:rPr>
-        <w:t>probe_pi_cr_m1b</w:t>
-      </w:r>
-      <w:r>
-        <w:rPr>
-          <w:rFonts w:ascii="Times New Roman" w:hAnsi="Times New Roman" w:eastAsia="宋体"/>
-          <w:b w:val="0"/>
-          <w:i/>
-          <w:color w:val="444444"/>
-          <w:sz w:val="21"/>
-        </w:rPr>
-        <w:t xml:space="preserve"> 43 Qed（Leibniz 级数 + CR_complete，3.141 ≤ π ≤ 3.142）、M2 构造性 sin </w:t>
-      </w:r>
-      <w:r>
-        <w:rPr>
-          <w:rFonts w:ascii="Consolas" w:hAnsi="Consolas" w:eastAsia="等线"/>
-          <w:b w:val="0"/>
-          <w:i w:val="0"/>
-          <w:color w:val="444444"/>
-          <w:sz w:val="19"/>
-        </w:rPr>
-        <w:t>probe_sin_cr_m2</w:t>
-      </w:r>
-      <w:r>
-        <w:rPr>
-          <w:rFonts w:ascii="Times New Roman" w:hAnsi="Times New Roman" w:eastAsia="宋体"/>
-          <w:b w:val="0"/>
-          <w:i/>
-          <w:color w:val="444444"/>
-          <w:sz w:val="21"/>
-        </w:rPr>
-        <w:t xml:space="preserve"> 39 Qed（交替幂级数）、M3 构造性 sqrt </w:t>
-      </w:r>
-      <w:r>
-        <w:rPr>
-          <w:rFonts w:ascii="Consolas" w:hAnsi="Consolas" w:eastAsia="等线"/>
-          <w:b w:val="0"/>
-          <w:i w:val="0"/>
-          <w:color w:val="444444"/>
-          <w:sz w:val="19"/>
-        </w:rPr>
-        <w:t>probe_sqrt_cr_m3</w:t>
-      </w:r>
-      <w:r>
-        <w:rPr>
-          <w:rFonts w:ascii="Times New Roman" w:hAnsi="Times New Roman" w:eastAsia="宋体"/>
-          <w:b w:val="0"/>
-          <w:i/>
-          <w:color w:val="444444"/>
-          <w:sz w:val="21"/>
-        </w:rPr>
-        <w:t xml:space="preserve"> 59 Qed（Q 层二分，√21 ≥ 458/100、√105 ≥ 10246/1000）——零经典、零 Admitted、零自定义公理，Print Assumptions 全 Closed，</w:t>
+        <w:t xml:space="preserve">：§5.6.6 压缩感知族新增 </w:t>
       </w:r>
       <w:r>
         <w:rPr>
@@ -2999,7 +3054,7 @@
           <w:color w:val="444444"/>
           <w:sz w:val="21"/>
         </w:rPr>
-        <w:t>已并入合并版 `ca_merged_full_25.v`（67 模块分区，MERGE_EXIT=0）</w:t>
+        <w:t>G-5 构造性三角资产</w:t>
       </w:r>
       <w:r>
         <w:rPr>
@@ -3009,7 +3064,87 @@
           <w:color w:val="444444"/>
           <w:sz w:val="21"/>
         </w:rPr>
-        <w:t>）。定位：G-5 可判定性溢价主定理构造化版本的三角基座；</w:t>
+        <w:t xml:space="preserve">（纯构造性轨道：M1 构造性 π </w:t>
+      </w:r>
+      <w:r>
+        <w:rPr>
+          <w:rFonts w:ascii="Consolas" w:hAnsi="Consolas" w:eastAsia="等线"/>
+          <w:b w:val="0"/>
+          <w:i w:val="0"/>
+          <w:color w:val="444444"/>
+          <w:sz w:val="19"/>
+        </w:rPr>
+        <w:t>probe_pi_cr_m1a</w:t>
+      </w:r>
+      <w:r>
+        <w:rPr>
+          <w:rFonts w:ascii="Times New Roman" w:hAnsi="Times New Roman" w:eastAsia="宋体"/>
+          <w:b w:val="0"/>
+          <w:i/>
+          <w:color w:val="444444"/>
+          <w:sz w:val="21"/>
+        </w:rPr>
+        <w:t xml:space="preserve"> 25 Qed + </w:t>
+      </w:r>
+      <w:r>
+        <w:rPr>
+          <w:rFonts w:ascii="Consolas" w:hAnsi="Consolas" w:eastAsia="等线"/>
+          <w:b w:val="0"/>
+          <w:i w:val="0"/>
+          <w:color w:val="444444"/>
+          <w:sz w:val="19"/>
+        </w:rPr>
+        <w:t>probe_pi_cr_m1b</w:t>
+      </w:r>
+      <w:r>
+        <w:rPr>
+          <w:rFonts w:ascii="Times New Roman" w:hAnsi="Times New Roman" w:eastAsia="宋体"/>
+          <w:b w:val="0"/>
+          <w:i/>
+          <w:color w:val="444444"/>
+          <w:sz w:val="21"/>
+        </w:rPr>
+        <w:t xml:space="preserve"> 43 Qed（Leibniz 级数 + CR_complete，3.141 ≤ π ≤ 3.142）、M2 构造性 sin </w:t>
+      </w:r>
+      <w:r>
+        <w:rPr>
+          <w:rFonts w:ascii="Consolas" w:hAnsi="Consolas" w:eastAsia="等线"/>
+          <w:b w:val="0"/>
+          <w:i w:val="0"/>
+          <w:color w:val="444444"/>
+          <w:sz w:val="19"/>
+        </w:rPr>
+        <w:t>probe_sin_cr_m2</w:t>
+      </w:r>
+      <w:r>
+        <w:rPr>
+          <w:rFonts w:ascii="Times New Roman" w:hAnsi="Times New Roman" w:eastAsia="宋体"/>
+          <w:b w:val="0"/>
+          <w:i/>
+          <w:color w:val="444444"/>
+          <w:sz w:val="21"/>
+        </w:rPr>
+        <w:t xml:space="preserve"> 39 Qed（交替幂级数）、M3 构造性 sqrt </w:t>
+      </w:r>
+      <w:r>
+        <w:rPr>
+          <w:rFonts w:ascii="Consolas" w:hAnsi="Consolas" w:eastAsia="等线"/>
+          <w:b w:val="0"/>
+          <w:i w:val="0"/>
+          <w:color w:val="444444"/>
+          <w:sz w:val="19"/>
+        </w:rPr>
+        <w:t>probe_sqrt_cr_m3</w:t>
+      </w:r>
+      <w:r>
+        <w:rPr>
+          <w:rFonts w:ascii="Times New Roman" w:hAnsi="Times New Roman" w:eastAsia="宋体"/>
+          <w:b w:val="0"/>
+          <w:i/>
+          <w:color w:val="444444"/>
+          <w:sz w:val="21"/>
+        </w:rPr>
+        <w:t xml:space="preserve"> 59 Qed（Q 层二分，√21 ≥ 458/100、√105 ≥ 10246/1000）——零经典、零 Admitted、零自定义公理，Print Assumptions 全 Closed，</w:t>
       </w:r>
       <w:r>
         <w:rPr>
@@ -3019,7 +3154,7 @@
           <w:color w:val="444444"/>
           <w:sz w:val="21"/>
         </w:rPr>
-        <w:t>M4 可判定性溢价主定理已构造化完成（2026-08-26：`probe_decidability_premium_cr.v` 并入合并版 25 模块 55/55，Gram 相干行和 ≤ 63/80 + 反射界 21/16 &gt; 4/5 + 溢价 5/3，核心 `m4_CRinv_le_contravar`（CRinv 反变单调纯构造），Set 层 sigT 最终定理 `m4_decidability_premium : {w &amp; CRle w (63/80)}`，Print Assumptions 全 Closed——相干缺口闭合的构造性收官）</w:t>
+        <w:t>已并入合并版 `ca_merged_full_25.v`（67 模块分区，MERGE_EXIT=0）</w:t>
       </w:r>
       <w:r>
         <w:rPr>
@@ -3029,7 +3164,7 @@
           <w:color w:val="444444"/>
           <w:sz w:val="21"/>
         </w:rPr>
-        <w:t>。</w:t>
+        <w:t>）。定位：G-5 可判定性溢价主定理构造化版本的三角基座；</w:t>
       </w:r>
       <w:r>
         <w:rPr>
@@ -3039,7 +3174,7 @@
           <w:color w:val="444444"/>
           <w:sz w:val="21"/>
         </w:rPr>
-        <w:t>代码-论文漂移标注（✅ 已修复 2026-08-25）</w:t>
+        <w:t>M4 可判定性溢价主定理已构造化完成（2026-08-26：`probe_decidability_premium_cr.v` 并入合并版 25 模块 55/55，Gram 相干行和 ≤ 63/80 + 反射界 21/16 &gt; 4/5 + 溢价 5/3，核心 `m4_CRinv_le_contravar`（CRinv 反变单调纯构造），Set 层 sigT 最终定理 `m4_decidability_premium : {w &amp; CRle w (63/80)}`，Print Assumptions 全 Closed——相干缺口闭合的构造性收官）</w:t>
       </w:r>
       <w:r>
         <w:rPr>
@@ -3049,27 +3184,7 @@
           <w:color w:val="444444"/>
           <w:sz w:val="21"/>
         </w:rPr>
-        <w:t xml:space="preserve">：G-2（mu_adj 相变）曾在 src 重新生成的 24/25 中缺失（_merge_ca.py G_MORE 列表缺 probe_g2_mu_adj）——已补入 </w:t>
-      </w:r>
-      <w:r>
-        <w:rPr>
-          <w:rFonts w:ascii="Consolas" w:hAnsi="Consolas" w:eastAsia="等线"/>
-          <w:b w:val="0"/>
-          <w:i w:val="0"/>
-          <w:color w:val="444444"/>
-          <w:sz w:val="19"/>
-        </w:rPr>
-        <w:t>_merge_ca.py</w:t>
-      </w:r>
-      <w:r>
-        <w:rPr>
-          <w:rFonts w:ascii="Times New Roman" w:hAnsi="Times New Roman" w:eastAsia="宋体"/>
-          <w:b w:val="0"/>
-          <w:i/>
-          <w:color w:val="444444"/>
-          <w:sz w:val="21"/>
-        </w:rPr>
-        <w:t xml:space="preserve">（G_MORE + G_MORE_CLASSIC），重新生成合并版 25 = </w:t>
+        <w:t>。</w:t>
       </w:r>
       <w:r>
         <w:rPr>
@@ -3079,7 +3194,7 @@
           <w:color w:val="444444"/>
           <w:sz w:val="21"/>
         </w:rPr>
-        <w:t>87588 行 / 67 模块分区（55 模块分区）</w:t>
+        <w:t>代码-论文漂移标注（✅ 已修复 2026-08-25）</w:t>
       </w:r>
       <w:r>
         <w:rPr>
@@ -3089,7 +3204,7 @@
           <w:color w:val="444444"/>
           <w:sz w:val="21"/>
         </w:rPr>
-        <w:t>，</w:t>
+        <w:t xml:space="preserve">：G-2（mu_adj 相变）曾在 src 重新生成的 24/25 中缺失（_merge_ca.py G_MORE 列表缺 probe_g2_mu_adj）——已补入 </w:t>
       </w:r>
       <w:r>
         <w:rPr>
@@ -3099,7 +3214,7 @@
           <w:color w:val="444444"/>
           <w:sz w:val="19"/>
         </w:rPr>
-        <w:t>G2MuAdj</w:t>
+        <w:t>_merge_ca.py</w:t>
       </w:r>
       <w:r>
         <w:rPr>
@@ -3109,7 +3224,7 @@
           <w:color w:val="444444"/>
           <w:sz w:val="21"/>
         </w:rPr>
-        <w:t xml:space="preserve"> 三定理（mu_adj_decreasing / mu_adj_phase_transition / mu_adj_asymptotic）恢复并入（模块 49/55），</w:t>
+        <w:t xml:space="preserve">（G_MORE + G_MORE_CLASSIC），重新生成合并版 25 = </w:t>
       </w:r>
       <w:r>
         <w:rPr>
@@ -3119,7 +3234,7 @@
           <w:color w:val="444444"/>
           <w:sz w:val="21"/>
         </w:rPr>
-        <w:t>MERGE_EXIT=0 验证通过</w:t>
+        <w:t>87588 行 / 67 模块分区（55 模块分区）</w:t>
       </w:r>
       <w:r>
         <w:rPr>
@@ -3129,7 +3244,27 @@
           <w:color w:val="444444"/>
           <w:sz w:val="21"/>
         </w:rPr>
-        <w:t>；30模块 归档已同步（SHA-256 一致）。（v2.6→v2.7）：§5.6.6 压缩感知族新增</w:t>
+        <w:t>，</w:t>
+      </w:r>
+      <w:r>
+        <w:rPr>
+          <w:rFonts w:ascii="Consolas" w:hAnsi="Consolas" w:eastAsia="等线"/>
+          <w:b w:val="0"/>
+          <w:i w:val="0"/>
+          <w:color w:val="444444"/>
+          <w:sz w:val="19"/>
+        </w:rPr>
+        <w:t>G2MuAdj</w:t>
+      </w:r>
+      <w:r>
+        <w:rPr>
+          <w:rFonts w:ascii="Times New Roman" w:hAnsi="Times New Roman" w:eastAsia="宋体"/>
+          <w:b w:val="0"/>
+          <w:i/>
+          <w:color w:val="444444"/>
+          <w:sz w:val="21"/>
+        </w:rPr>
+        <w:t xml:space="preserve"> 三定理（mu_adj_decreasing / mu_adj_phase_transition / mu_adj_asymptotic）恢复并入（模块 49/55），</w:t>
       </w:r>
       <w:r>
         <w:rPr>
@@ -3139,7 +3274,7 @@
           <w:color w:val="444444"/>
           <w:sz w:val="21"/>
         </w:rPr>
-        <w:t>加权阶梯范数精确闭式</w:t>
+        <w:t>MERGE_EXIT=0 验证通过</w:t>
       </w:r>
       <w:r>
         <w:rPr>
@@ -3149,27 +3284,7 @@
           <w:color w:val="444444"/>
           <w:sz w:val="21"/>
         </w:rPr>
-        <w:t>（G-1，</w:t>
-      </w:r>
-      <w:r>
-        <w:rPr>
-          <w:rFonts w:ascii="Consolas" w:hAnsi="Consolas" w:eastAsia="等线"/>
-          <w:b w:val="0"/>
-          <w:i w:val="0"/>
-          <w:color w:val="444444"/>
-          <w:sz w:val="19"/>
-        </w:rPr>
-        <w:t>G1_norm_closed</w:t>
-      </w:r>
-      <w:r>
-        <w:rPr>
-          <w:rFonts w:ascii="Times New Roman" w:hAnsi="Times New Roman" w:eastAsia="宋体"/>
-          <w:b w:val="0"/>
-          <w:i/>
-          <w:color w:val="444444"/>
-          <w:sz w:val="21"/>
-        </w:rPr>
-        <w:t>，probe_g1_norm_closed.v 21 Qed：任意 M 组合平方范数精确等式，交叉项 K_W 用单对 Dirichlet 核比闭式替换——根治审稿 A-1/B-1 的 12.5× 口径混用，G-2/G-5/G-6 前置）与</w:t>
+        <w:t>；30模块 归档已同步（SHA-256 一致）。（v2.6→v2.7）：§5.6.6 压缩感知族新增</w:t>
       </w:r>
       <w:r>
         <w:rPr>
@@ -3179,7 +3294,7 @@
           <w:color w:val="444444"/>
           <w:sz w:val="21"/>
         </w:rPr>
-        <w:t>相邻带相干渐近闭式 + 相变定理</w:t>
+        <w:t>加权阶梯范数精确闭式</w:t>
       </w:r>
       <w:r>
         <w:rPr>
@@ -3189,7 +3304,7 @@
           <w:color w:val="444444"/>
           <w:sz w:val="21"/>
         </w:rPr>
-        <w:t>（G-2，</w:t>
+        <w:t>（G-1，</w:t>
       </w:r>
       <w:r>
         <w:rPr>
@@ -3199,7 +3314,7 @@
           <w:color w:val="444444"/>
           <w:sz w:val="19"/>
         </w:rPr>
-        <w:t>mu_adj_decreasing</w:t>
+        <w:t>G1_norm_closed</w:t>
       </w:r>
       <w:r>
         <w:rPr>
@@ -3209,47 +3324,7 @@
           <w:color w:val="444444"/>
           <w:sz w:val="21"/>
         </w:rPr>
-        <w:t>/</w:t>
-      </w:r>
-      <w:r>
-        <w:rPr>
-          <w:rFonts w:ascii="Consolas" w:hAnsi="Consolas" w:eastAsia="等线"/>
-          <w:b w:val="0"/>
-          <w:i w:val="0"/>
-          <w:color w:val="444444"/>
-          <w:sz w:val="19"/>
-        </w:rPr>
-        <w:t>mu_adj_phase_transition</w:t>
-      </w:r>
-      <w:r>
-        <w:rPr>
-          <w:rFonts w:ascii="Times New Roman" w:hAnsi="Times New Roman" w:eastAsia="宋体"/>
-          <w:b w:val="0"/>
-          <w:i/>
-          <w:color w:val="444444"/>
-          <w:sz w:val="21"/>
-        </w:rPr>
-        <w:t>/</w:t>
-      </w:r>
-      <w:r>
-        <w:rPr>
-          <w:rFonts w:ascii="Consolas" w:hAnsi="Consolas" w:eastAsia="等线"/>
-          <w:b w:val="0"/>
-          <w:i w:val="0"/>
-          <w:color w:val="444444"/>
-          <w:sz w:val="19"/>
-        </w:rPr>
-        <w:t>mu_adj_asymptotic</w:t>
-      </w:r>
-      <w:r>
-        <w:rPr>
-          <w:rFonts w:ascii="Times New Roman" w:hAnsi="Times New Roman" w:eastAsia="宋体"/>
-          <w:b w:val="0"/>
-          <w:i/>
-          <w:color w:val="444444"/>
-          <w:sz w:val="21"/>
-        </w:rPr>
-        <w:t>，probe_g2_mu_adj.v 36 Qed：μ_adj(r)=√r·sin(π/r)/(π(r−1)) 定理化——</w:t>
+        <w:t>，probe_g1_norm_closed.v 21 Qed：任意 M 组合平方范数精确等式，交叉项 K_W 用单对 Dirichlet 核比闭式替换——根治审稿 A-1/B-1 的 12.5× 口径混用，G-2/G-5/G-6 前置）与</w:t>
       </w:r>
       <w:r>
         <w:rPr>
@@ -3259,7 +3334,7 @@
           <w:color w:val="444444"/>
           <w:sz w:val="21"/>
         </w:rPr>
-        <w:t>真正新数学</w:t>
+        <w:t>相邻带相干渐近闭式 + 相变定理</w:t>
       </w:r>
       <w:r>
         <w:rPr>
@@ -3269,7 +3344,67 @@
           <w:color w:val="444444"/>
           <w:sz w:val="21"/>
         </w:rPr>
-        <w:t>，相变点 r*（μ_adj=4/5，≈1.30）经 π&lt;17/5 上界（sin_bound 0 阶）+ IVT_interv 夹逼，落实 B-7 强叙事）。G-1 并入合并版 48 模块、G-2 并入 49 模块，全量合并编译 EXIT=0。（v2.5→v2.6）：§5.6.6 压缩感知族新增</w:t>
+        <w:t>（G-2，</w:t>
+      </w:r>
+      <w:r>
+        <w:rPr>
+          <w:rFonts w:ascii="Consolas" w:hAnsi="Consolas" w:eastAsia="等线"/>
+          <w:b w:val="0"/>
+          <w:i w:val="0"/>
+          <w:color w:val="444444"/>
+          <w:sz w:val="19"/>
+        </w:rPr>
+        <w:t>mu_adj_decreasing</w:t>
+      </w:r>
+      <w:r>
+        <w:rPr>
+          <w:rFonts w:ascii="Times New Roman" w:hAnsi="Times New Roman" w:eastAsia="宋体"/>
+          <w:b w:val="0"/>
+          <w:i/>
+          <w:color w:val="444444"/>
+          <w:sz w:val="21"/>
+        </w:rPr>
+        <w:t>/</w:t>
+      </w:r>
+      <w:r>
+        <w:rPr>
+          <w:rFonts w:ascii="Consolas" w:hAnsi="Consolas" w:eastAsia="等线"/>
+          <w:b w:val="0"/>
+          <w:i w:val="0"/>
+          <w:color w:val="444444"/>
+          <w:sz w:val="19"/>
+        </w:rPr>
+        <w:t>mu_adj_phase_transition</w:t>
+      </w:r>
+      <w:r>
+        <w:rPr>
+          <w:rFonts w:ascii="Times New Roman" w:hAnsi="Times New Roman" w:eastAsia="宋体"/>
+          <w:b w:val="0"/>
+          <w:i/>
+          <w:color w:val="444444"/>
+          <w:sz w:val="21"/>
+        </w:rPr>
+        <w:t>/</w:t>
+      </w:r>
+      <w:r>
+        <w:rPr>
+          <w:rFonts w:ascii="Consolas" w:hAnsi="Consolas" w:eastAsia="等线"/>
+          <w:b w:val="0"/>
+          <w:i w:val="0"/>
+          <w:color w:val="444444"/>
+          <w:sz w:val="19"/>
+        </w:rPr>
+        <w:t>mu_adj_asymptotic</w:t>
+      </w:r>
+      <w:r>
+        <w:rPr>
+          <w:rFonts w:ascii="Times New Roman" w:hAnsi="Times New Roman" w:eastAsia="宋体"/>
+          <w:b w:val="0"/>
+          <w:i/>
+          <w:color w:val="444444"/>
+          <w:sz w:val="21"/>
+        </w:rPr>
+        <w:t>，probe_g2_mu_adj.v 36 Qed：μ_adj(r)=√r·sin(π/r)/(π(r−1)) 定理化——</w:t>
       </w:r>
       <w:r>
         <w:rPr>
@@ -3279,7 +3414,7 @@
           <w:color w:val="444444"/>
           <w:sz w:val="21"/>
         </w:rPr>
-        <w:t>字典最优性⟹恢复保证合成定理</w:t>
+        <w:t>真正新数学</w:t>
       </w:r>
       <w:r>
         <w:rPr>
@@ -3289,47 +3424,7 @@
           <w:color w:val="444444"/>
           <w:sz w:val="21"/>
         </w:rPr>
-        <w:t>（G-8，</w:t>
-      </w:r>
-      <w:r>
-        <w:rPr>
-          <w:rFonts w:ascii="Consolas" w:hAnsi="Consolas" w:eastAsia="等线"/>
-          <w:b w:val="0"/>
-          <w:i w:val="0"/>
-          <w:color w:val="444444"/>
-          <w:sz w:val="19"/>
-        </w:rPr>
-        <w:t>CRg8_recovery_synthesis</w:t>
-      </w:r>
-      <w:r>
-        <w:rPr>
-          <w:rFonts w:ascii="Times New Roman" w:hAnsi="Times New Roman" w:eastAsia="宋体"/>
-          <w:b w:val="0"/>
-          <w:i/>
-          <w:color w:val="444444"/>
-          <w:sz w:val="21"/>
-        </w:rPr>
-        <w:t xml:space="preserve"> + </w:t>
-      </w:r>
-      <w:r>
-        <w:rPr>
-          <w:rFonts w:ascii="Consolas" w:hAnsi="Consolas" w:eastAsia="等线"/>
-          <w:b w:val="0"/>
-          <w:i w:val="0"/>
-          <w:color w:val="444444"/>
-          <w:sz w:val="19"/>
-        </w:rPr>
-        <w:t>CRphase_window_nonempty</w:t>
-      </w:r>
-      <w:r>
-        <w:rPr>
-          <w:rFonts w:ascii="Times New Roman" w:hAnsi="Times New Roman" w:eastAsia="宋体"/>
-          <w:b w:val="0"/>
-          <w:i/>
-          <w:color w:val="444444"/>
-          <w:sz w:val="21"/>
-        </w:rPr>
-        <w:t>，构造性轨道：Welch 下界（平方形态抽象前提）+ F5 唯一性窗口（μ(|T1|+|T2|−1)&lt;1）⟹ 两稀疏表示必相同，相图窗口非空参数条件 (M−N)T² &lt; N(M−1)，6 Qed 零经典，Print Assumptions 双定理 Closed under the global context）。同时并入同事 F5 全文件（probe_uncertainty_cr.v 35 定理，此前仅以条目形式入文）与 F4 经典 Welch 界（probe_welch.v，模块 45）。（v2.4→v2.5）：§5.6.6 压缩感知族新增</w:t>
+        <w:t>，相变点 r*（μ_adj=4/5，≈1.30）经 π&lt;17/5 上界（sin_bound 0 阶）+ IVT_interv 夹逼，落实 B-7 强叙事）。G-1 并入合并版 48 模块、G-2 并入 49 模块，全量合并编译 EXIT=0。（v2.5→v2.6）：§5.6.6 压缩感知族新增</w:t>
       </w:r>
       <w:r>
         <w:rPr>
@@ -3339,7 +3434,7 @@
           <w:color w:val="444444"/>
           <w:sz w:val="21"/>
         </w:rPr>
-        <w:t>唯一性⟹恢复正确性骨架</w:t>
+        <w:t>字典最优性⟹恢复保证合成定理</w:t>
       </w:r>
       <w:r>
         <w:rPr>
@@ -3349,7 +3444,7 @@
           <w:color w:val="444444"/>
           <w:sz w:val="21"/>
         </w:rPr>
-        <w:t>（F7/R4，</w:t>
+        <w:t>（G-8，</w:t>
       </w:r>
       <w:r>
         <w:rPr>
@@ -3359,7 +3454,7 @@
           <w:color w:val="444444"/>
           <w:sz w:val="19"/>
         </w:rPr>
-        <w:t>CRrecovery_correct_prefix</w:t>
+        <w:t>CRg8_recovery_synthesis</w:t>
       </w:r>
       <w:r>
         <w:rPr>
@@ -3369,7 +3464,27 @@
           <w:color w:val="444444"/>
           <w:sz w:val="21"/>
         </w:rPr>
-        <w:t>，构造性轨道：μ(M+1)&lt;1 下两表示相等 ⟹ 系数逐点相等，差分线性 + RIP 界 + 收缩链）与</w:t>
+        <w:t xml:space="preserve"> + </w:t>
+      </w:r>
+      <w:r>
+        <w:rPr>
+          <w:rFonts w:ascii="Consolas" w:hAnsi="Consolas" w:eastAsia="等线"/>
+          <w:b w:val="0"/>
+          <w:i w:val="0"/>
+          <w:color w:val="444444"/>
+          <w:sz w:val="19"/>
+        </w:rPr>
+        <w:t>CRphase_window_nonempty</w:t>
+      </w:r>
+      <w:r>
+        <w:rPr>
+          <w:rFonts w:ascii="Times New Roman" w:hAnsi="Times New Roman" w:eastAsia="宋体"/>
+          <w:b w:val="0"/>
+          <w:i/>
+          <w:color w:val="444444"/>
+          <w:sz w:val="21"/>
+        </w:rPr>
+        <w:t>，构造性轨道：Welch 下界（平方形态抽象前提）+ F5 唯一性窗口（μ(|T1|+|T2|−1)&lt;1）⟹ 两稀疏表示必相同，相图窗口非空参数条件 (M−N)T² &lt; N(M−1)，6 Qed 零经典，Print Assumptions 双定理 Closed under the global context）。同时并入同事 F5 全文件（probe_uncertainty_cr.v 35 定理，此前仅以条目形式入文）与 F4 经典 Welch 界（probe_welch.v，模块 45）。（v2.4→v2.5）：§5.6.6 压缩感知族新增</w:t>
       </w:r>
       <w:r>
         <w:rPr>
@@ -3379,7 +3494,7 @@
           <w:color w:val="444444"/>
           <w:sz w:val="21"/>
         </w:rPr>
-        <w:t>相干字典不确定原理</w:t>
+        <w:t>唯一性⟹恢复正确性骨架</w:t>
       </w:r>
       <w:r>
         <w:rPr>
@@ -3389,7 +3504,7 @@
           <w:color w:val="444444"/>
           <w:sz w:val="21"/>
         </w:rPr>
-        <w:t>（F5，</w:t>
+        <w:t>（F7/R4，</w:t>
       </w:r>
       <w:r>
         <w:rPr>
@@ -3399,7 +3514,7 @@
           <w:color w:val="444444"/>
           <w:sz w:val="19"/>
         </w:rPr>
-        <w:t>CRuncertainty_principle</w:t>
+        <w:t>CRrecovery_correct_prefix</w:t>
       </w:r>
       <w:r>
         <w:rPr>
@@ -3409,7 +3524,7 @@
           <w:color w:val="444444"/>
           <w:sz w:val="21"/>
         </w:rPr>
-        <w:t>，构造性轨道：μ(|T1|+|T2|−1)&lt;1 下两稀疏表示相等 ⟹ 系数逐点相等，支撑大小口径 1+1/μ，35 定理零经典）。（v2.3→v2.4）：§5.6.6 压缩感知族新增</w:t>
+        <w:t>，构造性轨道：μ(M+1)&lt;1 下两表示相等 ⟹ 系数逐点相等，差分线性 + RIP 界 + 收缩链）与</w:t>
       </w:r>
       <w:r>
         <w:rPr>
@@ -3419,7 +3534,7 @@
           <w:color w:val="444444"/>
           <w:sz w:val="21"/>
         </w:rPr>
-        <w:t>行和→RIP 桥接</w:t>
+        <w:t>相干字典不确定原理</w:t>
       </w:r>
       <w:r>
         <w:rPr>
@@ -3429,7 +3544,7 @@
           <w:color w:val="444444"/>
           <w:sz w:val="21"/>
         </w:rPr>
-        <w:t>（F3）——</w:t>
+        <w:t>（F5，</w:t>
       </w:r>
       <w:r>
         <w:rPr>
@@ -3439,7 +3554,7 @@
           <w:color w:val="444444"/>
           <w:sz w:val="19"/>
         </w:rPr>
-        <w:t>probe_row_rip.v</w:t>
+        <w:t>CRuncertainty_principle</w:t>
       </w:r>
       <w:r>
         <w:rPr>
@@ -3449,47 +3564,7 @@
           <w:color w:val="444444"/>
           <w:sz w:val="21"/>
         </w:rPr>
-        <w:t>：行非对角和假设（Σ_{j≠i}|⟨u_i,u_j⟩| ≤ μ_row）⟹ k-原子 RIP（δ_k = (k−1)·μ_row，</w:t>
-      </w:r>
-      <w:r>
-        <w:rPr>
-          <w:rFonts w:ascii="Consolas" w:hAnsi="Consolas" w:eastAsia="等线"/>
-          <w:b w:val="0"/>
-          <w:i w:val="0"/>
-          <w:color w:val="444444"/>
-          <w:sz w:val="19"/>
-        </w:rPr>
-        <w:t>row_rip_bound_M</w:t>
-      </w:r>
-      <w:r>
-        <w:rPr>
-          <w:rFonts w:ascii="Times New Roman" w:hAnsi="Times New Roman" w:eastAsia="宋体"/>
-          <w:b w:val="0"/>
-          <w:i/>
-          <w:color w:val="444444"/>
-          <w:sz w:val="21"/>
-        </w:rPr>
-        <w:t>，比两两相干 μ 版更紧：μ_row ≤ M·μ_pair），9 Qed 零公理，并入合并版 44 模块。v2.3 为 C=4 实例拼接（A2：</w:t>
-      </w:r>
-      <w:r>
-        <w:rPr>
-          <w:rFonts w:ascii="Consolas" w:hAnsi="Consolas" w:eastAsia="等线"/>
-          <w:b w:val="0"/>
-          <w:i w:val="0"/>
-          <w:color w:val="444444"/>
-          <w:sz w:val="19"/>
-        </w:rPr>
-        <w:t>C4_sparse_uniqueness_3</w:t>
-      </w:r>
-      <w:r>
-        <w:rPr>
-          <w:rFonts w:ascii="Times New Roman" w:hAnsi="Times New Roman" w:eastAsia="宋体"/>
-          <w:b w:val="0"/>
-          <w:i/>
-          <w:color w:val="444444"/>
-          <w:sz w:val="21"/>
-        </w:rPr>
-        <w:t>，μ=11289/33920 &lt; 1/3 ⟹ 3 原子 [3,13,53] 稀疏唯一恢复）；v2.2 为 k-原子 RIP（构造性轨道 ca_rip_cr.v，29 Qed 全 "Closed under the global context"，</w:t>
+        <w:t>，构造性轨道：μ(|T1|+|T2|−1)&lt;1 下两稀疏表示相等 ⟹ 系数逐点相等，支撑大小口径 1+1/μ，35 定理零经典）。（v2.3→v2.4）：§5.6.6 压缩感知族新增</w:t>
       </w:r>
       <w:r>
         <w:rPr>
@@ -3499,7 +3574,7 @@
           <w:color w:val="444444"/>
           <w:sz w:val="21"/>
         </w:rPr>
-        <w:t>2026-08-23 深夜同事补 P5 收缩链后现 33 定理</w:t>
+        <w:t>行和→RIP 桥接</w:t>
       </w:r>
       <w:r>
         <w:rPr>
@@ -3509,330 +3584,68 @@
           <w:color w:val="444444"/>
           <w:sz w:val="21"/>
         </w:rPr>
-        <w:t>）。</w:t>
-      </w:r>
-    </w:p>
-    <w:p>
-      <w:pPr>
-        <w:pStyle w:val="Heading2"/>
-      </w:pPr>
-      <w:r>
-        <w:rPr>
-          <w:rFonts w:ascii="Times New Roman" w:hAnsi="Times New Roman" w:eastAsia="黑体"/>
-          <w:b/>
-          <w:i w:val="0"/>
-          <w:sz w:val="28"/>
-        </w:rPr>
-        <w:t>摘要</w:t>
-      </w:r>
-    </w:p>
-    <w:p>
-      <w:pPr>
-        <w:spacing w:line="336" w:lineRule="auto"/>
-        <w:ind w:firstLine="480"/>
-      </w:pPr>
-      <w:r>
-        <w:rPr>
-          <w:rFonts w:ascii="Times New Roman" w:hAnsi="Times New Roman" w:eastAsia="宋体"/>
-          <w:b w:val="0"/>
-          <w:i w:val="0"/>
-          <w:sz w:val="24"/>
-        </w:rPr>
-        <w:t>我们提出一个 Coq 形式化开发，覆盖"可认证稀疏门控注意力"在几何结构化频率基上的解析核。开发在</w:t>
-      </w:r>
-      <w:r>
-        <w:rPr>
-          <w:rFonts w:ascii="Times New Roman" w:hAnsi="Times New Roman" w:eastAsia="宋体"/>
-          <w:b/>
-          <w:i w:val="0"/>
-          <w:sz w:val="24"/>
-        </w:rPr>
-        <w:t>两条正交的认证轨</w:t>
-      </w:r>
-      <w:r>
-        <w:rPr>
-          <w:rFonts w:ascii="Times New Roman" w:hAnsi="Times New Roman" w:eastAsia="宋体"/>
-          <w:b w:val="0"/>
-          <w:i w:val="0"/>
-          <w:sz w:val="24"/>
-        </w:rPr>
-        <w:t>上证明——表示稳定性轨（(i)–(iii)）与注意力扰动轨（(iv)–(v)），两轨之间无单一依赖链：(i) 一个确定性贪心门控，从任意有序索引集提取通过可判定稀疏增长检查的子集；(ii) 选定子基上成对相干衰减 $\le 1/(\sqrt{C})^{|i-j|}$ 与 Gershgorin 型框架界 $(1\pm\mu)\|c\|^2$；(iii) 行截断能量预算；(iv) softmax 在 $\ell_\infty$ logit 扰动下的 $\ell_1$ 稳定性；(v) 认证注意力近似定理：若每行丢弃谱能量 $\le \varepsilon$，注意力输出偏差至多 $(e^{2\sqrt{\varepsilon}}-1)\cdot V_{\max}$。所有门控与检查器函数提取为可执行 OCaml/Python，并与 Coq 计算参考值交叉核对（24/24）。方法论上，可判定性松弛链（超越界 → 单侧有理支配）、反射检查器模式（运行时判定自带 Coq 内健全性证明）与构造性双轨独立复证均为可迁移模板，不限于频率阶梯场景（§9.1–9.2）。</w:t>
-      </w:r>
-    </w:p>
-    <w:p>
-      <w:pPr>
-        <w:spacing w:line="336" w:lineRule="auto"/>
-        <w:ind w:firstLine="480"/>
-      </w:pPr>
-      <w:r>
-        <w:rPr>
-          <w:rFonts w:ascii="Times New Roman" w:hAnsi="Times New Roman" w:eastAsia="宋体"/>
-          <w:b w:val="0"/>
-          <w:i w:val="0"/>
-          <w:sz w:val="24"/>
-        </w:rPr>
-        <w:t xml:space="preserve">对具体几何阶梯 [3,13,53,213]（C=4），我们证明实例证书 </w:t>
-      </w:r>
-      <w:r>
-        <w:rPr>
-          <w:rFonts w:ascii="Consolas" w:hAnsi="Consolas" w:eastAsia="等线"/>
-          <w:b w:val="0"/>
-          <w:i w:val="0"/>
-          <w:sz w:val="22"/>
-        </w:rPr>
-        <w:t>certified_c4_frame_bounds</w:t>
-      </w:r>
-      <w:r>
-        <w:rPr>
-          <w:rFonts w:ascii="Times New Roman" w:hAnsi="Times New Roman" w:eastAsia="宋体"/>
-          <w:b w:val="0"/>
-          <w:i w:val="0"/>
-          <w:sz w:val="24"/>
-        </w:rPr>
-        <w:t xml:space="preserve">：框架界 [1/5, 9/5]（μ=4/5），其中每个常数都是经超越界单侧支配得到的有理数（floor-sqrt、Jordan 不等式、Dirichlet 核）——证书层为可判定有理算术，可直接提取。证实例证书模式由反射检查器 </w:t>
-      </w:r>
-      <w:r>
-        <w:rPr>
-          <w:rFonts w:ascii="Consolas" w:hAnsi="Consolas" w:eastAsia="等线"/>
-          <w:b w:val="0"/>
-          <w:i w:val="0"/>
-          <w:sz w:val="22"/>
-        </w:rPr>
-        <w:t>frame_check_instance</w:t>
-      </w:r>
-      <w:r>
-        <w:rPr>
-          <w:rFonts w:ascii="Times New Roman" w:hAnsi="Times New Roman" w:eastAsia="宋体"/>
-          <w:b w:val="0"/>
-          <w:i w:val="0"/>
-          <w:sz w:val="24"/>
-        </w:rPr>
-        <w:t xml:space="preserve"> 推广到</w:t>
-      </w:r>
-      <w:r>
-        <w:rPr>
-          <w:rFonts w:ascii="Times New Roman" w:hAnsi="Times New Roman" w:eastAsia="宋体"/>
-          <w:b/>
-          <w:i w:val="0"/>
-          <w:sz w:val="24"/>
-        </w:rPr>
-        <w:t>任意</w:t>
-      </w:r>
-      <w:r>
-        <w:rPr>
-          <w:rFonts w:ascii="Times New Roman" w:hAnsi="Times New Roman" w:eastAsia="宋体"/>
-          <w:b w:val="0"/>
-          <w:i w:val="0"/>
-          <w:sz w:val="24"/>
-        </w:rPr>
-        <w:t>阶梯（μ≤4/5 的可判定</w:t>
-      </w:r>
-      <w:r>
-        <w:rPr>
-          <w:rFonts w:ascii="Times New Roman" w:hAnsi="Times New Roman" w:eastAsia="宋体"/>
-          <w:b/>
-          <w:i w:val="0"/>
-          <w:sz w:val="24"/>
-        </w:rPr>
-        <w:t>充分</w:t>
-      </w:r>
-      <w:r>
-        <w:rPr>
-          <w:rFonts w:ascii="Times New Roman" w:hAnsi="Times New Roman" w:eastAsia="宋体"/>
-          <w:b w:val="0"/>
-          <w:i w:val="0"/>
-          <w:sz w:val="24"/>
-        </w:rPr>
-        <w:t xml:space="preserve">判定——保守健全，系统扫描假阴性 49.1%；提取为带原生整数镜像的 OCaml）；其健全性定理 </w:t>
-      </w:r>
-      <w:r>
-        <w:rPr>
-          <w:rFonts w:ascii="Consolas" w:hAnsi="Consolas" w:eastAsia="等线"/>
-          <w:b w:val="0"/>
-          <w:i w:val="0"/>
-          <w:sz w:val="22"/>
-        </w:rPr>
-        <w:t>frame_check_instance_sound</w:t>
-      </w:r>
-      <w:r>
-        <w:rPr>
-          <w:rFonts w:ascii="Times New Roman" w:hAnsi="Times New Roman" w:eastAsia="宋体"/>
-          <w:b w:val="0"/>
-          <w:i w:val="0"/>
-          <w:sz w:val="24"/>
-        </w:rPr>
-        <w:t xml:space="preserve"> 已证明：</w:t>
-      </w:r>
-      <w:r>
-        <w:rPr>
-          <w:rFonts w:ascii="Times New Roman" w:hAnsi="Times New Roman" w:eastAsia="宋体"/>
-          <w:b/>
-          <w:i w:val="0"/>
-          <w:sz w:val="24"/>
-        </w:rPr>
-        <w:t>Coq 内</w:t>
-      </w:r>
-      <w:r>
-        <w:rPr>
-          <w:rFonts w:ascii="Times New Roman" w:hAnsi="Times New Roman" w:eastAsia="宋体"/>
-          <w:b w:val="0"/>
-          <w:i w:val="0"/>
-          <w:sz w:val="24"/>
-        </w:rPr>
-        <w:t>检查器通过 ⟹ Gershgorin 框架界。#### 6.1 运行时检查器的威胁模型</w:t>
-      </w:r>
-    </w:p>
-    <w:p>
-      <w:pPr>
-        <w:spacing w:line="336" w:lineRule="auto"/>
-        <w:ind w:firstLine="480"/>
-      </w:pPr>
-      <w:r>
-        <w:rPr>
-          <w:rFonts w:ascii="Times New Roman" w:hAnsi="Times New Roman" w:eastAsia="宋体"/>
-          <w:b/>
-          <w:i w:val="0"/>
-          <w:sz w:val="24"/>
-        </w:rPr>
-        <w:t>运行时保证（如实限定）</w:t>
-      </w:r>
-      <w:r>
-        <w:rPr>
-          <w:rFonts w:ascii="Times New Roman" w:hAnsi="Times New Roman" w:eastAsia="宋体"/>
-          <w:b w:val="0"/>
-          <w:i w:val="0"/>
-          <w:sz w:val="24"/>
-        </w:rPr>
-        <w:t>：Coq 内健全性定理针对 nat 版本；运行时 int 镜像与 Coq 定义的等价性为逐行镜像 + FFI 24/24 交叉校验（非机器证明），且仅在有限整数范围（中间量 &lt; 2^53、累积分母 &lt; 2^63）内与 Coq 语义一致——"运行时检查器带机器证明健全性"精确指 Coq 内判定函数，运行时实现经交叉验证但未形式化验证（§6）。</w:t>
-      </w:r>
-    </w:p>
-    <w:p>
-      <w:pPr>
-        <w:spacing w:line="336" w:lineRule="auto"/>
-        <w:ind w:firstLine="480"/>
-      </w:pPr>
-      <w:r>
-        <w:rPr>
-          <w:rFonts w:ascii="Times New Roman" w:hAnsi="Times New Roman" w:eastAsia="宋体"/>
-          <w:b w:val="0"/>
-          <w:i w:val="0"/>
-          <w:sz w:val="24"/>
-        </w:rPr>
-        <w:t>对实证配套（论文 B）的</w:t>
-      </w:r>
-      <w:r>
-        <w:rPr>
-          <w:rFonts w:ascii="Times New Roman" w:hAnsi="Times New Roman" w:eastAsia="宋体"/>
-          <w:b/>
-          <w:i w:val="0"/>
-          <w:sz w:val="24"/>
-        </w:rPr>
-        <w:t>性能最优的结构化阶梯</w:t>
-      </w:r>
-      <w:r>
-        <w:rPr>
-          <w:rFonts w:ascii="Times New Roman" w:hAnsi="Times New Roman" w:eastAsia="宋体"/>
-          <w:b w:val="0"/>
-          <w:i w:val="0"/>
-          <w:sz w:val="24"/>
-        </w:rPr>
-        <w:t xml:space="preserve"> [3,7,15,31,63,127,255]（论文 B 的强几何基线），一个表示级复合界（认证核 [3,15,63,255] 的 μ=4/5 + 边带能量预算 + 相干交叉项界）是本开发的展示定理 </w:t>
-      </w:r>
-      <w:r>
-        <w:rPr>
-          <w:rFonts w:ascii="Consolas" w:hAnsi="Consolas" w:eastAsia="等线"/>
-          <w:b w:val="0"/>
-          <w:i w:val="0"/>
-          <w:sz w:val="22"/>
-        </w:rPr>
-        <w:t>champion_e5_composite_certificate</w:t>
-      </w:r>
-      <w:r>
-        <w:rPr>
-          <w:rFonts w:ascii="Times New Roman" w:hAnsi="Times New Roman" w:eastAsia="宋体"/>
-          <w:b w:val="0"/>
-          <w:i w:val="0"/>
-          <w:sz w:val="24"/>
-        </w:rPr>
-        <w:t>（Qed）：对七带基函数证明 $(S-\mathrm{coh}_{e5}) \le \|F\|^2 \le (S+\mathrm{coh}_{e5})$——</w:t>
-      </w:r>
-      <w:r>
-        <w:rPr>
-          <w:rFonts w:ascii="Times New Roman" w:hAnsi="Times New Roman" w:eastAsia="宋体"/>
-          <w:b/>
-          <w:i w:val="0"/>
-          <w:sz w:val="24"/>
-        </w:rPr>
-        <w:t>基表示稳定性界</w:t>
-      </w:r>
-      <w:r>
-        <w:rPr>
-          <w:rFonts w:ascii="Times New Roman" w:hAnsi="Times New Roman" w:eastAsia="宋体"/>
-          <w:b w:val="0"/>
-          <w:i w:val="0"/>
-          <w:sz w:val="24"/>
-        </w:rPr>
-        <w:t>，非注意力分数、学习投影或外推 PPL；通向论文 B 实证 PPL 增益的桥梁是经验观察而非形式化推论，该证书与实证性能最优方案（psi-rope-rand，随机阶梯在证书域之外）</w:t>
-      </w:r>
-      <w:r>
-        <w:rPr>
-          <w:rFonts w:ascii="Times New Roman" w:hAnsi="Times New Roman" w:eastAsia="宋体"/>
-          <w:b/>
-          <w:i w:val="0"/>
-          <w:sz w:val="24"/>
-        </w:rPr>
-        <w:t>正交</w:t>
-      </w:r>
-      <w:r>
-        <w:rPr>
-          <w:rFonts w:ascii="Times New Roman" w:hAnsi="Times New Roman" w:eastAsia="宋体"/>
-          <w:b w:val="0"/>
-          <w:i w:val="0"/>
-          <w:sz w:val="24"/>
-        </w:rPr>
-        <w:t>。审计含 165 项 Print Assumptions（RC=0，零 Admitted，完整 165/165 运行日志随稿），</w:t>
-      </w:r>
-      <w:r>
-        <w:rPr>
-          <w:rFonts w:ascii="Times New Roman" w:hAnsi="Times New Roman" w:eastAsia="宋体"/>
-          <w:b/>
-          <w:i w:val="0"/>
-          <w:sz w:val="24"/>
-        </w:rPr>
-        <w:t>全部 165 项在应用层零 `Classical_Prop.classic`</w:t>
-      </w:r>
-      <w:r>
-        <w:rPr>
-          <w:rFonts w:ascii="Times New Roman" w:hAnsi="Times New Roman" w:eastAsia="宋体"/>
-          <w:b w:val="0"/>
-          <w:i w:val="0"/>
-          <w:sz w:val="24"/>
-        </w:rPr>
-        <w:t>（exp 单调性走幂级数路线，无中值定理；post-M1.5 复核成立）；唯一公理为 Dedekind 实数基础设施（sig_not_dec、sig_forall_dec、函数外延性）——实数构造固有的非构造性选择类原则，属可接受 Reals 基底，</w:t>
-      </w:r>
-      <w:r>
-        <w:rPr>
-          <w:rFonts w:ascii="Times New Roman" w:hAnsi="Times New Roman" w:eastAsia="宋体"/>
-          <w:b/>
-          <w:i w:val="0"/>
-          <w:sz w:val="24"/>
-        </w:rPr>
-        <w:t>非本开发应用层引入、非 `Classical_Prop.classic` 公理</w:t>
-      </w:r>
-      <w:r>
-        <w:rPr>
-          <w:rFonts w:ascii="Times New Roman" w:hAnsi="Times New Roman" w:eastAsia="宋体"/>
-          <w:b w:val="0"/>
-          <w:i w:val="0"/>
-          <w:sz w:val="24"/>
-        </w:rPr>
-        <w:t>。"端到端"主张有明确边界：认证链覆盖门控→框架界→截断能量→softmax 稳定性→注意力近似；不覆盖学习权重的数值稳定性、Q/K/V 投影、多头拼接或 LayerNorm（"verify the analytic kernel, learn the rest"）。</w:t>
-      </w:r>
-    </w:p>
-    <w:p>
-      <w:pPr>
-        <w:ind w:left="432"/>
-      </w:pPr>
+        <w:t>（F3）——</w:t>
+      </w:r>
+      <w:r>
+        <w:rPr>
+          <w:rFonts w:ascii="Consolas" w:hAnsi="Consolas" w:eastAsia="等线"/>
+          <w:b w:val="0"/>
+          <w:i w:val="0"/>
+          <w:color w:val="444444"/>
+          <w:sz w:val="19"/>
+        </w:rPr>
+        <w:t>probe_row_rip.v</w:t>
+      </w:r>
+      <w:r>
+        <w:rPr>
+          <w:rFonts w:ascii="Times New Roman" w:hAnsi="Times New Roman" w:eastAsia="宋体"/>
+          <w:b w:val="0"/>
+          <w:i/>
+          <w:color w:val="444444"/>
+          <w:sz w:val="21"/>
+        </w:rPr>
+        <w:t>：行非对角和假设（Σ_{j≠i}|⟨u_i,u_j⟩| ≤ μ_row）⟹ k-原子 RIP（δ_k = (k−1)·μ_row，</w:t>
+      </w:r>
+      <w:r>
+        <w:rPr>
+          <w:rFonts w:ascii="Consolas" w:hAnsi="Consolas" w:eastAsia="等线"/>
+          <w:b w:val="0"/>
+          <w:i w:val="0"/>
+          <w:color w:val="444444"/>
+          <w:sz w:val="19"/>
+        </w:rPr>
+        <w:t>row_rip_bound_M</w:t>
+      </w:r>
+      <w:r>
+        <w:rPr>
+          <w:rFonts w:ascii="Times New Roman" w:hAnsi="Times New Roman" w:eastAsia="宋体"/>
+          <w:b w:val="0"/>
+          <w:i/>
+          <w:color w:val="444444"/>
+          <w:sz w:val="21"/>
+        </w:rPr>
+        <w:t>，比两两相干 μ 版更紧：μ_row ≤ M·μ_pair），9 Qed 零公理，并入合并版 44 模块。v2.3 为 C=4 实例拼接（A2：</w:t>
+      </w:r>
+      <w:r>
+        <w:rPr>
+          <w:rFonts w:ascii="Consolas" w:hAnsi="Consolas" w:eastAsia="等线"/>
+          <w:b w:val="0"/>
+          <w:i w:val="0"/>
+          <w:color w:val="444444"/>
+          <w:sz w:val="19"/>
+        </w:rPr>
+        <w:t>C4_sparse_uniqueness_3</w:t>
+      </w:r>
+      <w:r>
+        <w:rPr>
+          <w:rFonts w:ascii="Times New Roman" w:hAnsi="Times New Roman" w:eastAsia="宋体"/>
+          <w:b w:val="0"/>
+          <w:i/>
+          <w:color w:val="444444"/>
+          <w:sz w:val="21"/>
+        </w:rPr>
+        <w:t>，μ=11289/33920 &lt; 1/3 ⟹ 3 原子 [3,13,53] 稀疏唯一恢复）；v2.2 为 k-原子 RIP（构造性轨道 ca_rip_cr.v，29 Qed 全 "Closed under the global context"，</w:t>
+      </w:r>
       <w:r>
         <w:rPr>
           <w:rFonts w:ascii="Times New Roman" w:hAnsi="Times New Roman" w:eastAsia="宋体"/>
@@ -3841,7 +3654,7 @@
           <w:color w:val="444444"/>
           <w:sz w:val="21"/>
         </w:rPr>
-        <w:t>贡献类型声明</w:t>
+        <w:t>2026-08-23 深夜同事补 P5 收缩链后现 33 定理</w:t>
       </w:r>
       <w:r>
         <w:rPr>
@@ -3851,11 +3664,25 @@
           <w:color w:val="444444"/>
           <w:sz w:val="21"/>
         </w:rPr>
-        <w:t>：本文属形式化工程（formalization engineering）——贡献是可判定性松弛链方法论、反射检查器机制与审计纪律，而非新数学定理（所证均为经典结果的机器检查实例化，见 §5.6.6 定位说明与 §9.1 库间比较）。读者若以数学新颖性为主要标准，请以该定位为前提解读本文。</w:t>
+        <w:t>）。</w:t>
       </w:r>
     </w:p>
     <w:p>
       <w:pPr>
+        <w:pStyle w:val="Heading2"/>
+      </w:pPr>
+      <w:r>
+        <w:rPr>
+          <w:rFonts w:ascii="Times New Roman" w:hAnsi="Times New Roman" w:eastAsia="黑体"/>
+          <w:b/>
+          <w:i w:val="0"/>
+          <w:sz w:val="28"/>
+        </w:rPr>
+        <w:t>摘要</w:t>
+      </w:r>
+    </w:p>
+    <w:p>
+      <w:pPr>
         <w:spacing w:line="336" w:lineRule="auto"/>
         <w:ind w:firstLine="480"/>
       </w:pPr>
@@ -3866,7 +3693,7 @@
           <w:i w:val="0"/>
           <w:sz w:val="24"/>
         </w:rPr>
-        <w:t>在认证管线之上，本开发进一步刻画</w:t>
+        <w:t>我们提出一个 Coq 形式化开发，覆盖"可认证稀疏门控注意力"在几何结构化频率基上的解析核。开发在</w:t>
       </w:r>
       <w:r>
         <w:rPr>
@@ -3875,52 +3702,16 @@
           <w:i w:val="0"/>
           <w:sz w:val="24"/>
         </w:rPr>
-        <w:t>可证明性边界</w:t>
-      </w:r>
-      <w:r>
-        <w:rPr>
-          <w:rFonts w:ascii="Times New Roman" w:hAnsi="Times New Roman" w:eastAsia="宋体"/>
-          <w:b w:val="0"/>
-          <w:i w:val="0"/>
-          <w:sz w:val="24"/>
-        </w:rPr>
-        <w:t>（§5.6）：对 μ≤4/5 的保守检查器口径，稠密覆盖与可判定认证</w:t>
-      </w:r>
-      <w:r>
-        <w:rPr>
-          <w:rFonts w:ascii="Times New Roman" w:hAnsi="Times New Roman" w:eastAsia="宋体"/>
-          <w:b/>
-          <w:i w:val="0"/>
-          <w:sz w:val="24"/>
-        </w:rPr>
-        <w:t>互斥</w:t>
-      </w:r>
-      <w:r>
-        <w:rPr>
-          <w:rFonts w:ascii="Times New Roman" w:hAnsi="Times New Roman" w:eastAsia="宋体"/>
-          <w:b w:val="0"/>
-          <w:i w:val="0"/>
-          <w:sz w:val="24"/>
-        </w:rPr>
-        <w:t>——超过 9 个相位完备带覆盖 [3,511] 的阶梯必然被拒绝（</w:t>
-      </w:r>
-      <w:r>
-        <w:rPr>
-          <w:rFonts w:ascii="Consolas" w:hAnsi="Consolas" w:eastAsia="等线"/>
-          <w:b w:val="0"/>
-          <w:i w:val="0"/>
-          <w:sz w:val="22"/>
-        </w:rPr>
-        <w:t>pareto_law_N511</w:t>
-      </w:r>
-      <w:r>
-        <w:rPr>
-          <w:rFonts w:ascii="Times New Roman" w:hAnsi="Times New Roman" w:eastAsia="宋体"/>
-          <w:b w:val="0"/>
-          <w:i w:val="0"/>
-          <w:sz w:val="24"/>
-        </w:rPr>
-        <w:t>，几何增长禁止 + 鸽笼组合论证，增长常数 c≈1.8501）；随机版负定律以高概率成立（同箱带对必触发拒绝，7 带 ≥ 96%、8 带 ≥ 99%，生日-箱计数）。我们同时形式化论文 B τ/碰撞机制的碰撞距离框架：精确碰撞当且仅当角度有理（全构造性 iff，最小距离 = 分母闭式）、无理偏移（黄金比）永无精确碰撞且近碰撞被 1/(3d) 半径挡住、线性偏置核（ALiBi）无碰撞端点——"认证—可证明性边界—碰撞/分辨率刻画"三角被机器检查覆盖（§5.6.4，含 U5 黄金近碰撞半径）。</w:t>
+        <w:t>两条正交的认证轨</w:t>
+      </w:r>
+      <w:r>
+        <w:rPr>
+          <w:rFonts w:ascii="Times New Roman" w:hAnsi="Times New Roman" w:eastAsia="宋体"/>
+          <w:b w:val="0"/>
+          <w:i w:val="0"/>
+          <w:sz w:val="24"/>
+        </w:rPr>
+        <w:t>上证明——表示稳定性轨（(i)–(iii)）与注意力扰动轨（(iv)–(v)），两轨之间无单一依赖链：(i) 一个确定性贪心门控，从任意有序索引集提取通过可判定稀疏增长检查的子集；(ii) 选定子基上成对相干衰减 $\le 1/(\sqrt{C})^{|i-j|}$ 与 Gershgorin 型框架界 $(1\pm\mu)\|c\|^2$；(iii) 行截断能量预算；(iv) softmax 在 $\ell_\infty$ logit 扰动下的 $\ell_1$ 稳定性；(v) 认证注意力近似定理：若每行丢弃谱能量 $\le \varepsilon$，注意力输出偏差至多 $(e^{2\sqrt{\varepsilon}}-1)\cdot V_{\max}$。所有门控与检查器函数提取为可执行 OCaml/Python，并与 Coq 计算参考值交叉核对（24/24）。方法论上，可判定性松弛链（超越界 → 单侧有理支配）、反射检查器模式（运行时判定自带 Coq 内健全性证明）与构造性双轨独立复证均为可迁移模板，不限于频率阶梯场景（§9.1–9.2）。</w:t>
       </w:r>
     </w:p>
     <w:p>
@@ -3931,20 +3722,65 @@
       <w:r>
         <w:rPr>
           <w:rFonts w:ascii="Times New Roman" w:hAnsi="Times New Roman" w:eastAsia="宋体"/>
+          <w:b w:val="0"/>
+          <w:i w:val="0"/>
+          <w:sz w:val="24"/>
+        </w:rPr>
+        <w:t xml:space="preserve">对具体几何阶梯 [3,13,53,213]（C=4），我们证明实例证书 </w:t>
+      </w:r>
+      <w:r>
+        <w:rPr>
+          <w:rFonts w:ascii="Consolas" w:hAnsi="Consolas" w:eastAsia="等线"/>
+          <w:b w:val="0"/>
+          <w:i w:val="0"/>
+          <w:sz w:val="22"/>
+        </w:rPr>
+        <w:t>certified_c4_frame_bounds</w:t>
+      </w:r>
+      <w:r>
+        <w:rPr>
+          <w:rFonts w:ascii="Times New Roman" w:hAnsi="Times New Roman" w:eastAsia="宋体"/>
+          <w:b w:val="0"/>
+          <w:i w:val="0"/>
+          <w:sz w:val="24"/>
+        </w:rPr>
+        <w:t xml:space="preserve">：框架界 [1/5, 9/5]（μ=4/5），其中每个常数都是经超越界单侧支配得到的有理数（floor-sqrt、Jordan 不等式、Dirichlet 核）——证书层为可判定有理算术，可直接提取。证实例证书模式由反射检查器 </w:t>
+      </w:r>
+      <w:r>
+        <w:rPr>
+          <w:rFonts w:ascii="Consolas" w:hAnsi="Consolas" w:eastAsia="等线"/>
+          <w:b w:val="0"/>
+          <w:i w:val="0"/>
+          <w:sz w:val="22"/>
+        </w:rPr>
+        <w:t>frame_check_instance</w:t>
+      </w:r>
+      <w:r>
+        <w:rPr>
+          <w:rFonts w:ascii="Times New Roman" w:hAnsi="Times New Roman" w:eastAsia="宋体"/>
+          <w:b w:val="0"/>
+          <w:i w:val="0"/>
+          <w:sz w:val="24"/>
+        </w:rPr>
+        <w:t xml:space="preserve"> 推广到</w:t>
+      </w:r>
+      <w:r>
+        <w:rPr>
+          <w:rFonts w:ascii="Times New Roman" w:hAnsi="Times New Roman" w:eastAsia="宋体"/>
           <w:b/>
           <w:i w:val="0"/>
           <w:sz w:val="24"/>
         </w:rPr>
-        <w:t>压缩感知（§5.6.6，v2.2 升级为 k-原子 RIP，v2.3 完成实例拼接，v2.4 新增行和→RIP 桥接，v2.5 新增唯一性骨架与不确定原理，v2.6 新增相图合成 G-8）</w:t>
-      </w:r>
-      <w:r>
-        <w:rPr>
-          <w:rFonts w:ascii="Times New Roman" w:hAnsi="Times New Roman" w:eastAsia="宋体"/>
-          <w:b w:val="0"/>
-          <w:i w:val="0"/>
-          <w:sz w:val="24"/>
-        </w:rPr>
-        <w:t>：频率阶梯原子族在</w:t>
+        <w:t>任意</w:t>
+      </w:r>
+      <w:r>
+        <w:rPr>
+          <w:rFonts w:ascii="Times New Roman" w:hAnsi="Times New Roman" w:eastAsia="宋体"/>
+          <w:b w:val="0"/>
+          <w:i w:val="0"/>
+          <w:sz w:val="24"/>
+        </w:rPr>
+        <w:t>阶梯（μ≤4/5 的可判定</w:t>
       </w:r>
       <w:r>
         <w:rPr>
@@ -3953,16 +3789,34 @@
           <w:i w:val="0"/>
           <w:sz w:val="24"/>
         </w:rPr>
-        <w:t>通用层</w:t>
-      </w:r>
-      <w:r>
-        <w:rPr>
-          <w:rFonts w:ascii="Times New Roman" w:hAnsi="Times New Roman" w:eastAsia="宋体"/>
-          <w:b w:val="0"/>
-          <w:i w:val="0"/>
-          <w:sz w:val="24"/>
-        </w:rPr>
-        <w:t xml:space="preserve">满足单位范数 → </w:t>
+        <w:t>充分</w:t>
+      </w:r>
+      <w:r>
+        <w:rPr>
+          <w:rFonts w:ascii="Times New Roman" w:hAnsi="Times New Roman" w:eastAsia="宋体"/>
+          <w:b w:val="0"/>
+          <w:i w:val="0"/>
+          <w:sz w:val="24"/>
+        </w:rPr>
+        <w:t xml:space="preserve">判定——保守健全，系统扫描假阴性 49.1%；提取为带原生整数镜像的 OCaml）；其健全性定理 </w:t>
+      </w:r>
+      <w:r>
+        <w:rPr>
+          <w:rFonts w:ascii="Consolas" w:hAnsi="Consolas" w:eastAsia="等线"/>
+          <w:b w:val="0"/>
+          <w:i w:val="0"/>
+          <w:sz w:val="22"/>
+        </w:rPr>
+        <w:t>frame_check_instance_sound</w:t>
+      </w:r>
+      <w:r>
+        <w:rPr>
+          <w:rFonts w:ascii="Times New Roman" w:hAnsi="Times New Roman" w:eastAsia="宋体"/>
+          <w:b w:val="0"/>
+          <w:i w:val="0"/>
+          <w:sz w:val="24"/>
+        </w:rPr>
+        <w:t xml:space="preserve"> 已证明：</w:t>
       </w:r>
       <w:r>
         <w:rPr>
@@ -3971,232 +3825,16 @@
           <w:i w:val="0"/>
           <w:sz w:val="24"/>
         </w:rPr>
-        <w:t>k-原子 RIP</w:t>
-      </w:r>
-      <w:r>
-        <w:rPr>
-          <w:rFonts w:ascii="Times New Roman" w:hAnsi="Times New Roman" w:eastAsia="宋体"/>
-          <w:b w:val="0"/>
-          <w:i w:val="0"/>
-          <w:sz w:val="24"/>
-        </w:rPr>
-        <w:t xml:space="preserve"> → 稀疏唯一恢复定理，并在 </w:t>
-      </w:r>
-      <w:r>
-        <w:rPr>
-          <w:rFonts w:ascii="Times New Roman" w:hAnsi="Times New Roman" w:eastAsia="宋体"/>
-          <w:b/>
-          <w:i w:val="0"/>
-          <w:sz w:val="24"/>
-        </w:rPr>
-        <w:t>C=4 阶梯完成实例级拼接</w:t>
-      </w:r>
-      <w:r>
-        <w:rPr>
-          <w:rFonts w:ascii="Times New Roman" w:hAnsi="Times New Roman" w:eastAsia="宋体"/>
-          <w:b w:val="0"/>
-          <w:i w:val="0"/>
-          <w:sz w:val="24"/>
-        </w:rPr>
-        <w:t>（</w:t>
-      </w:r>
-      <w:r>
-        <w:rPr>
-          <w:rFonts w:ascii="Consolas" w:hAnsi="Consolas" w:eastAsia="等线"/>
-          <w:b w:val="0"/>
-          <w:i w:val="0"/>
-          <w:sz w:val="22"/>
-        </w:rPr>
-        <w:t>C4_sparse_uniqueness_3</w:t>
-      </w:r>
-      <w:r>
-        <w:rPr>
-          <w:rFonts w:ascii="Times New Roman" w:hAnsi="Times New Roman" w:eastAsia="宋体"/>
-          <w:b w:val="0"/>
-          <w:i w:val="0"/>
-          <w:sz w:val="24"/>
-        </w:rPr>
-        <w:t>：μ=11289/33920 &lt; 1/3 ⟹ 3 原子 [3,13,53] 稀疏唯一恢复）——</w:t>
-      </w:r>
-      <w:r>
-        <w:rPr>
-          <w:rFonts w:ascii="Consolas" w:hAnsi="Consolas" w:eastAsia="等线"/>
-          <w:b w:val="0"/>
-          <w:i w:val="0"/>
-          <w:sz w:val="22"/>
-        </w:rPr>
-        <w:t>psi_norm_one</w:t>
-      </w:r>
-      <w:r>
-        <w:rPr>
-          <w:rFonts w:ascii="Times New Roman" w:hAnsi="Times New Roman" w:eastAsia="宋体"/>
-          <w:b w:val="0"/>
-          <w:i w:val="0"/>
-          <w:sz w:val="24"/>
-        </w:rPr>
-        <w:t>（‖ψ_n‖=1）、</w:t>
-      </w:r>
-      <w:r>
-        <w:rPr>
-          <w:rFonts w:ascii="Consolas" w:hAnsi="Consolas" w:eastAsia="等线"/>
-          <w:b w:val="0"/>
-          <w:i w:val="0"/>
-          <w:sz w:val="22"/>
-        </w:rPr>
-        <w:t>rip_bound2</w:t>
-      </w:r>
-      <w:r>
-        <w:rPr>
-          <w:rFonts w:ascii="Times New Roman" w:hAnsi="Times New Roman" w:eastAsia="宋体"/>
-          <w:b w:val="0"/>
-          <w:i w:val="0"/>
-          <w:sz w:val="24"/>
-        </w:rPr>
-        <w:t>（RIP(2,μ) 基元）、</w:t>
-      </w:r>
-      <w:r>
-        <w:rPr>
-          <w:rFonts w:ascii="Times New Roman" w:hAnsi="Times New Roman" w:eastAsia="宋体"/>
-          <w:b/>
-          <w:i w:val="0"/>
-          <w:sz w:val="24"/>
-        </w:rPr>
-        <w:t>`CRrip_bound_k`（k-原子 RIP 主定理，构造性轨道 `ca_rip_cr.v`：0 ≤ μ、单位范数、两两相干 ≤ μ ⟹ |‖Σ_{j≤M} c_j·u_j‖² − Σc_j²| ≤ μ·(M+1)·Σc_j²，纯构造性实数 Stdlib ConstructiveReals——Set 层 CRcarrier + Prop 层 CRle/CRlt，零经典公理、零 Admitted，29 Qed 全 "Closed under the global context"，同事补 P5 收缩链后现 33 定理）</w:t>
-      </w:r>
-      <w:r>
-        <w:rPr>
-          <w:rFonts w:ascii="Times New Roman" w:hAnsi="Times New Roman" w:eastAsia="宋体"/>
-          <w:b w:val="0"/>
-          <w:i w:val="0"/>
-          <w:sz w:val="24"/>
-        </w:rPr>
-        <w:t>、</w:t>
-      </w:r>
-      <w:r>
-        <w:rPr>
-          <w:rFonts w:ascii="Times New Roman" w:hAnsi="Times New Roman" w:eastAsia="宋体"/>
-          <w:b/>
-          <w:i w:val="0"/>
-          <w:sz w:val="24"/>
-        </w:rPr>
-        <w:t>`row_rip_bound_M`（行和→RIP 主定理，经典 R 轨道 `probe_row_rip.v`：行非对角和 ≤ μ_row ⟹ |‖Σ_{j≤M} c_j·u_j‖² − Σc_j²| ≤ μ_row·M·Σc_j²，δ_k=(k−1)·μ_row，9 Qed 零公理）</w:t>
-      </w:r>
-      <w:r>
-        <w:rPr>
-          <w:rFonts w:ascii="Times New Roman" w:hAnsi="Times New Roman" w:eastAsia="宋体"/>
-          <w:b w:val="0"/>
-          <w:i w:val="0"/>
-          <w:sz w:val="24"/>
-        </w:rPr>
-        <w:t>、</w:t>
-      </w:r>
-      <w:r>
-        <w:rPr>
-          <w:rFonts w:ascii="Consolas" w:hAnsi="Consolas" w:eastAsia="等线"/>
-          <w:b w:val="0"/>
-          <w:i w:val="0"/>
-          <w:sz w:val="22"/>
-        </w:rPr>
-        <w:t>sparse_uniquenessM</w:t>
-      </w:r>
-      <w:r>
-        <w:rPr>
-          <w:rFonts w:ascii="Times New Roman" w:hAnsi="Times New Roman" w:eastAsia="宋体"/>
-          <w:b w:val="0"/>
-          <w:i w:val="0"/>
-          <w:sz w:val="24"/>
-        </w:rPr>
-        <w:t>（</w:t>
-      </w:r>
-      <w:r>
-        <w:rPr>
-          <w:rFonts w:ascii="Times New Roman" w:hAnsi="Times New Roman" w:eastAsia="宋体"/>
-          <w:b/>
-          <w:i w:val="0"/>
-          <w:sz w:val="24"/>
-        </w:rPr>
-        <w:t>μ·(M+1) &lt; 1 ⟹ 窗口内零组合 ⟹ 系数全零</w:t>
-      </w:r>
-      <w:r>
-        <w:rPr>
-          <w:rFonts w:ascii="Times New Roman" w:hAnsi="Times New Roman" w:eastAsia="宋体"/>
-          <w:b w:val="0"/>
-          <w:i w:val="0"/>
-          <w:sz w:val="24"/>
-        </w:rPr>
-        <w:t>，M+1 原子稀疏表示唯一）、</w:t>
-      </w:r>
-      <w:r>
-        <w:rPr>
-          <w:rFonts w:ascii="Times New Roman" w:hAnsi="Times New Roman" w:eastAsia="宋体"/>
-          <w:b/>
-          <w:i w:val="0"/>
-          <w:sz w:val="24"/>
-        </w:rPr>
-        <w:t>`C4_sparse_uniqueness_3`（C=4 实例，probe_c4_instance.v：六对相干上界组装 μ=11289/33920 &lt; 1/3，3 原子唯一恢复）</w:t>
-      </w:r>
-      <w:r>
-        <w:rPr>
-          <w:rFonts w:ascii="Times New Roman" w:hAnsi="Times New Roman" w:eastAsia="宋体"/>
-          <w:b w:val="0"/>
-          <w:i w:val="0"/>
-          <w:sz w:val="24"/>
-        </w:rPr>
-        <w:t>、</w:t>
-      </w:r>
-      <w:r>
-        <w:rPr>
-          <w:rFonts w:ascii="Times New Roman" w:hAnsi="Times New Roman" w:eastAsia="宋体"/>
-          <w:b/>
-          <w:i w:val="0"/>
-          <w:sz w:val="24"/>
-        </w:rPr>
-        <w:t>`CRrecovery_correct_prefix`（R4 唯一性⟹恢复正确性骨架，构造性轨道 `probe_recovery_cr.v`：μ(M+1)&lt;1 下两表示相等 ⟹ 系数逐点相等）</w:t>
-      </w:r>
-      <w:r>
-        <w:rPr>
-          <w:rFonts w:ascii="Times New Roman" w:hAnsi="Times New Roman" w:eastAsia="宋体"/>
-          <w:b w:val="0"/>
-          <w:i w:val="0"/>
-          <w:sz w:val="24"/>
-        </w:rPr>
-        <w:t>、</w:t>
-      </w:r>
-      <w:r>
-        <w:rPr>
-          <w:rFonts w:ascii="Times New Roman" w:hAnsi="Times New Roman" w:eastAsia="宋体"/>
-          <w:b/>
-          <w:i w:val="0"/>
-          <w:sz w:val="24"/>
-        </w:rPr>
-        <w:t>`CRuncertainty_principle`（F5 相干字典不确定原理，构造性轨道 `probe_uncertainty_cr.v`：μ(|T1|+|T2|−1)&lt;1 下两稀疏表示相等 ⟹ 系数逐点相等，支撑大小版 1+1/μ，35 定理零经典）</w:t>
-      </w:r>
-      <w:r>
-        <w:rPr>
-          <w:rFonts w:ascii="Times New Roman" w:hAnsi="Times New Roman" w:eastAsia="宋体"/>
-          <w:b w:val="0"/>
-          <w:i w:val="0"/>
-          <w:sz w:val="24"/>
-        </w:rPr>
-        <w:t>、</w:t>
-      </w:r>
-      <w:r>
-        <w:rPr>
-          <w:rFonts w:ascii="Times New Roman" w:hAnsi="Times New Roman" w:eastAsia="宋体"/>
-          <w:b/>
-          <w:i w:val="0"/>
-          <w:sz w:val="24"/>
-        </w:rPr>
-        <w:t>`CRg8_recovery_synthesis`（G-8 字典最优性⟹恢复保证合成，构造性轨道 `probe_g8_synthesis_cr.v`：Welch 下界（已证，见 G-7 条目）+ F5 唯一性窗口 ⟹ 两稀疏表示必相同；相图定理 `CRphase_window_nonempty`：窗口非空参数条件 (M−N)·T² &lt; N(M−1)，6 Qed 零经典）</w:t>
-      </w:r>
-      <w:r>
-        <w:rPr>
-          <w:rFonts w:ascii="Times New Roman" w:hAnsi="Times New Roman" w:eastAsia="宋体"/>
-          <w:b w:val="0"/>
-          <w:i w:val="0"/>
-          <w:sz w:val="24"/>
-        </w:rPr>
-        <w:t>——把「框架界（1D 无条件基）+ 频率阶梯」的理论优势从表示稳定性推进到稀疏恢复（probe_incoherence 48 Qed + ca_rip_cr 33 Qed + probe_c4_instance + probe_row_rip 9 Qed + probe_recovery_cr + probe_uncertainty_cr 35 Qed + probe_welch 13 Qed + probe_g8_synthesis_cr 6 Qed，构造性轨道独立验证）。</w:t>
+        <w:t>Coq 内</w:t>
+      </w:r>
+      <w:r>
+        <w:rPr>
+          <w:rFonts w:ascii="Times New Roman" w:hAnsi="Times New Roman" w:eastAsia="宋体"/>
+          <w:b w:val="0"/>
+          <w:i w:val="0"/>
+          <w:sz w:val="24"/>
+        </w:rPr>
+        <w:t>检查器通过 ⟹ Gershgorin 框架界。#### 6.1 运行时检查器的威胁模型</w:t>
       </w:r>
     </w:p>
     <w:p>
@@ -4211,20 +3849,537 @@
           <w:i w:val="0"/>
           <w:sz w:val="24"/>
         </w:rPr>
-        <w:t>关键词</w:t>
-      </w:r>
-      <w:r>
-        <w:rPr>
-          <w:rFonts w:ascii="Times New Roman" w:hAnsi="Times New Roman" w:eastAsia="宋体"/>
-          <w:b w:val="0"/>
-          <w:i w:val="0"/>
-          <w:sz w:val="24"/>
-        </w:rPr>
-        <w:t>：形式化验证；Coq/Rocq；稀疏注意力；框架理论；Gershgorin 界；反射检查器；程序提取；构造性数学</w:t>
+        <w:t>运行时保证（如实限定）</w:t>
+      </w:r>
+      <w:r>
+        <w:rPr>
+          <w:rFonts w:ascii="Times New Roman" w:hAnsi="Times New Roman" w:eastAsia="宋体"/>
+          <w:b w:val="0"/>
+          <w:i w:val="0"/>
+          <w:sz w:val="24"/>
+        </w:rPr>
+        <w:t>：Coq 内健全性定理针对 nat 版本；运行时 int 镜像与 Coq 定义的等价性为逐行镜像 + FFI 24/24 交叉校验（非机器证明），且仅在有限整数范围（中间量 &lt; 2^53、累积分母 &lt; 2^63）内与 Coq 语义一致——"运行时检查器带机器证明健全性"精确指 Coq 内判定函数，运行时实现经交叉验证但未形式化验证（§6）。</w:t>
       </w:r>
     </w:p>
     <w:p>
       <w:pPr>
+        <w:spacing w:line="336" w:lineRule="auto"/>
+        <w:ind w:firstLine="480"/>
+      </w:pPr>
+      <w:r>
+        <w:rPr>
+          <w:rFonts w:ascii="Times New Roman" w:hAnsi="Times New Roman" w:eastAsia="宋体"/>
+          <w:b w:val="0"/>
+          <w:i w:val="0"/>
+          <w:sz w:val="24"/>
+        </w:rPr>
+        <w:t>对实证配套（论文 B）的</w:t>
+      </w:r>
+      <w:r>
+        <w:rPr>
+          <w:rFonts w:ascii="Times New Roman" w:hAnsi="Times New Roman" w:eastAsia="宋体"/>
+          <w:b/>
+          <w:i w:val="0"/>
+          <w:sz w:val="24"/>
+        </w:rPr>
+        <w:t>性能最优的结构化阶梯</w:t>
+      </w:r>
+      <w:r>
+        <w:rPr>
+          <w:rFonts w:ascii="Times New Roman" w:hAnsi="Times New Roman" w:eastAsia="宋体"/>
+          <w:b w:val="0"/>
+          <w:i w:val="0"/>
+          <w:sz w:val="24"/>
+        </w:rPr>
+        <w:t xml:space="preserve"> [3,7,15,31,63,127,255]（论文 B 的强几何基线），一个表示级复合界（认证核 [3,15,63,255] 的 μ=4/5 + 边带能量预算 + 相干交叉项界）是本开发的展示定理 </w:t>
+      </w:r>
+      <w:r>
+        <w:rPr>
+          <w:rFonts w:ascii="Consolas" w:hAnsi="Consolas" w:eastAsia="等线"/>
+          <w:b w:val="0"/>
+          <w:i w:val="0"/>
+          <w:sz w:val="22"/>
+        </w:rPr>
+        <w:t>champion_e5_composite_certificate</w:t>
+      </w:r>
+      <w:r>
+        <w:rPr>
+          <w:rFonts w:ascii="Times New Roman" w:hAnsi="Times New Roman" w:eastAsia="宋体"/>
+          <w:b w:val="0"/>
+          <w:i w:val="0"/>
+          <w:sz w:val="24"/>
+        </w:rPr>
+        <w:t>（Qed）：对七带基函数证明 $(S-\mathrm{coh}_{e5}) \le \|F\|^2 \le (S+\mathrm{coh}_{e5})$——</w:t>
+      </w:r>
+      <w:r>
+        <w:rPr>
+          <w:rFonts w:ascii="Times New Roman" w:hAnsi="Times New Roman" w:eastAsia="宋体"/>
+          <w:b/>
+          <w:i w:val="0"/>
+          <w:sz w:val="24"/>
+        </w:rPr>
+        <w:t>基表示稳定性界</w:t>
+      </w:r>
+      <w:r>
+        <w:rPr>
+          <w:rFonts w:ascii="Times New Roman" w:hAnsi="Times New Roman" w:eastAsia="宋体"/>
+          <w:b w:val="0"/>
+          <w:i w:val="0"/>
+          <w:sz w:val="24"/>
+        </w:rPr>
+        <w:t>，非注意力分数、学习投影或外推 PPL；通向论文 B 实证 PPL 增益的桥梁是经验观察而非形式化推论，该证书与实证性能最优方案（psi-rope-rand，随机阶梯在证书域之外）</w:t>
+      </w:r>
+      <w:r>
+        <w:rPr>
+          <w:rFonts w:ascii="Times New Roman" w:hAnsi="Times New Roman" w:eastAsia="宋体"/>
+          <w:b/>
+          <w:i w:val="0"/>
+          <w:sz w:val="24"/>
+        </w:rPr>
+        <w:t>正交</w:t>
+      </w:r>
+      <w:r>
+        <w:rPr>
+          <w:rFonts w:ascii="Times New Roman" w:hAnsi="Times New Roman" w:eastAsia="宋体"/>
+          <w:b w:val="0"/>
+          <w:i w:val="0"/>
+          <w:sz w:val="24"/>
+        </w:rPr>
+        <w:t>。审计含 165 项 Print Assumptions（RC=0，零 Admitted，完整 165/165 运行日志随稿），</w:t>
+      </w:r>
+      <w:r>
+        <w:rPr>
+          <w:rFonts w:ascii="Times New Roman" w:hAnsi="Times New Roman" w:eastAsia="宋体"/>
+          <w:b/>
+          <w:i w:val="0"/>
+          <w:sz w:val="24"/>
+        </w:rPr>
+        <w:t>全部 165 项在应用层零 `Classical_Prop.classic`</w:t>
+      </w:r>
+      <w:r>
+        <w:rPr>
+          <w:rFonts w:ascii="Times New Roman" w:hAnsi="Times New Roman" w:eastAsia="宋体"/>
+          <w:b w:val="0"/>
+          <w:i w:val="0"/>
+          <w:sz w:val="24"/>
+        </w:rPr>
+        <w:t>（exp 单调性走幂级数路线，无中值定理；post-M1.5 复核成立）；唯一公理为 Dedekind 实数基础设施（sig_not_dec、sig_forall_dec、函数外延性）——实数构造固有的非构造性选择类原则，属可接受 Reals 基底，</w:t>
+      </w:r>
+      <w:r>
+        <w:rPr>
+          <w:rFonts w:ascii="Times New Roman" w:hAnsi="Times New Roman" w:eastAsia="宋体"/>
+          <w:b/>
+          <w:i w:val="0"/>
+          <w:sz w:val="24"/>
+        </w:rPr>
+        <w:t>非本开发应用层引入、非 `Classical_Prop.classic` 公理</w:t>
+      </w:r>
+      <w:r>
+        <w:rPr>
+          <w:rFonts w:ascii="Times New Roman" w:hAnsi="Times New Roman" w:eastAsia="宋体"/>
+          <w:b w:val="0"/>
+          <w:i w:val="0"/>
+          <w:sz w:val="24"/>
+        </w:rPr>
+        <w:t>。"端到端"主张有明确边界：认证链覆盖门控→框架界→截断能量→softmax 稳定性→注意力近似；不覆盖学习权重的数值稳定性、Q/K/V 投影、多头拼接或 LayerNorm（"verify the analytic kernel, learn the rest"）。</w:t>
+      </w:r>
+    </w:p>
+    <w:p>
+      <w:pPr>
+        <w:ind w:left="432"/>
+      </w:pPr>
+      <w:r>
+        <w:rPr>
+          <w:rFonts w:ascii="Times New Roman" w:hAnsi="Times New Roman" w:eastAsia="宋体"/>
+          <w:b/>
+          <w:i/>
+          <w:color w:val="444444"/>
+          <w:sz w:val="21"/>
+        </w:rPr>
+        <w:t>贡献类型声明</w:t>
+      </w:r>
+      <w:r>
+        <w:rPr>
+          <w:rFonts w:ascii="Times New Roman" w:hAnsi="Times New Roman" w:eastAsia="宋体"/>
+          <w:b w:val="0"/>
+          <w:i/>
+          <w:color w:val="444444"/>
+          <w:sz w:val="21"/>
+        </w:rPr>
+        <w:t>：本文属形式化工程（formalization engineering）——贡献是可判定性松弛链方法论、反射检查器机制与审计纪律，而非新数学定理（所证均为经典结果的机器检查实例化，见 §5.6.6 定位说明与 §9.1 库间比较）。读者若以数学新颖性为主要标准，请以该定位为前提解读本文。</w:t>
+      </w:r>
+    </w:p>
+    <w:p>
+      <w:pPr>
+        <w:spacing w:line="336" w:lineRule="auto"/>
+        <w:ind w:firstLine="480"/>
+      </w:pPr>
+      <w:r>
+        <w:rPr>
+          <w:rFonts w:ascii="Times New Roman" w:hAnsi="Times New Roman" w:eastAsia="宋体"/>
+          <w:b w:val="0"/>
+          <w:i w:val="0"/>
+          <w:sz w:val="24"/>
+        </w:rPr>
+        <w:t>在认证管线之上，本开发进一步刻画</w:t>
+      </w:r>
+      <w:r>
+        <w:rPr>
+          <w:rFonts w:ascii="Times New Roman" w:hAnsi="Times New Roman" w:eastAsia="宋体"/>
+          <w:b/>
+          <w:i w:val="0"/>
+          <w:sz w:val="24"/>
+        </w:rPr>
+        <w:t>可证明性边界</w:t>
+      </w:r>
+      <w:r>
+        <w:rPr>
+          <w:rFonts w:ascii="Times New Roman" w:hAnsi="Times New Roman" w:eastAsia="宋体"/>
+          <w:b w:val="0"/>
+          <w:i w:val="0"/>
+          <w:sz w:val="24"/>
+        </w:rPr>
+        <w:t>（§5.6）：对 μ≤4/5 的保守检查器口径，稠密覆盖与可判定认证</w:t>
+      </w:r>
+      <w:r>
+        <w:rPr>
+          <w:rFonts w:ascii="Times New Roman" w:hAnsi="Times New Roman" w:eastAsia="宋体"/>
+          <w:b/>
+          <w:i w:val="0"/>
+          <w:sz w:val="24"/>
+        </w:rPr>
+        <w:t>互斥</w:t>
+      </w:r>
+      <w:r>
+        <w:rPr>
+          <w:rFonts w:ascii="Times New Roman" w:hAnsi="Times New Roman" w:eastAsia="宋体"/>
+          <w:b w:val="0"/>
+          <w:i w:val="0"/>
+          <w:sz w:val="24"/>
+        </w:rPr>
+        <w:t>——超过 9 个相位完备带覆盖 [3,511] 的阶梯必然被拒绝（</w:t>
+      </w:r>
+      <w:r>
+        <w:rPr>
+          <w:rFonts w:ascii="Consolas" w:hAnsi="Consolas" w:eastAsia="等线"/>
+          <w:b w:val="0"/>
+          <w:i w:val="0"/>
+          <w:sz w:val="22"/>
+        </w:rPr>
+        <w:t>pareto_law_N511</w:t>
+      </w:r>
+      <w:r>
+        <w:rPr>
+          <w:rFonts w:ascii="Times New Roman" w:hAnsi="Times New Roman" w:eastAsia="宋体"/>
+          <w:b w:val="0"/>
+          <w:i w:val="0"/>
+          <w:sz w:val="24"/>
+        </w:rPr>
+        <w:t>，几何增长禁止 + 鸽笼组合论证，增长常数 c≈1.8501）；随机版负定律以高概率成立（同箱带对必触发拒绝，7 带 ≥ 96%、8 带 ≥ 99%，生日-箱计数）。我们同时形式化论文 B τ/碰撞机制的碰撞距离框架：精确碰撞当且仅当角度有理（全构造性 iff，最小距离 = 分母闭式）、无理偏移（黄金比）永无精确碰撞且近碰撞被 1/(3d) 半径挡住、线性偏置核（ALiBi）无碰撞端点——"认证—可证明性边界—碰撞/分辨率刻画"三角被机器检查覆盖（§5.6.4，含 U5 黄金近碰撞半径）。</w:t>
+      </w:r>
+    </w:p>
+    <w:p>
+      <w:pPr>
+        <w:spacing w:line="336" w:lineRule="auto"/>
+        <w:ind w:firstLine="480"/>
+      </w:pPr>
+      <w:r>
+        <w:rPr>
+          <w:rFonts w:ascii="Times New Roman" w:hAnsi="Times New Roman" w:eastAsia="宋体"/>
+          <w:b/>
+          <w:i w:val="0"/>
+          <w:sz w:val="24"/>
+        </w:rPr>
+        <w:t>压缩感知（§5.6.6，v2.2 升级为 k-原子 RIP，v2.3 完成实例拼接，v2.4 新增行和→RIP 桥接，v2.5 新增唯一性骨架与不确定原理，v2.6 新增相图合成 G-8）</w:t>
+      </w:r>
+      <w:r>
+        <w:rPr>
+          <w:rFonts w:ascii="Times New Roman" w:hAnsi="Times New Roman" w:eastAsia="宋体"/>
+          <w:b w:val="0"/>
+          <w:i w:val="0"/>
+          <w:sz w:val="24"/>
+        </w:rPr>
+        <w:t>：频率阶梯原子族在</w:t>
+      </w:r>
+      <w:r>
+        <w:rPr>
+          <w:rFonts w:ascii="Times New Roman" w:hAnsi="Times New Roman" w:eastAsia="宋体"/>
+          <w:b/>
+          <w:i w:val="0"/>
+          <w:sz w:val="24"/>
+        </w:rPr>
+        <w:t>通用层</w:t>
+      </w:r>
+      <w:r>
+        <w:rPr>
+          <w:rFonts w:ascii="Times New Roman" w:hAnsi="Times New Roman" w:eastAsia="宋体"/>
+          <w:b w:val="0"/>
+          <w:i w:val="0"/>
+          <w:sz w:val="24"/>
+        </w:rPr>
+        <w:t xml:space="preserve">满足单位范数 → </w:t>
+      </w:r>
+      <w:r>
+        <w:rPr>
+          <w:rFonts w:ascii="Times New Roman" w:hAnsi="Times New Roman" w:eastAsia="宋体"/>
+          <w:b/>
+          <w:i w:val="0"/>
+          <w:sz w:val="24"/>
+        </w:rPr>
+        <w:t>k-原子 RIP</w:t>
+      </w:r>
+      <w:r>
+        <w:rPr>
+          <w:rFonts w:ascii="Times New Roman" w:hAnsi="Times New Roman" w:eastAsia="宋体"/>
+          <w:b w:val="0"/>
+          <w:i w:val="0"/>
+          <w:sz w:val="24"/>
+        </w:rPr>
+        <w:t xml:space="preserve"> → 稀疏唯一恢复定理，并在 </w:t>
+      </w:r>
+      <w:r>
+        <w:rPr>
+          <w:rFonts w:ascii="Times New Roman" w:hAnsi="Times New Roman" w:eastAsia="宋体"/>
+          <w:b/>
+          <w:i w:val="0"/>
+          <w:sz w:val="24"/>
+        </w:rPr>
+        <w:t>C=4 阶梯完成实例级拼接</w:t>
+      </w:r>
+      <w:r>
+        <w:rPr>
+          <w:rFonts w:ascii="Times New Roman" w:hAnsi="Times New Roman" w:eastAsia="宋体"/>
+          <w:b w:val="0"/>
+          <w:i w:val="0"/>
+          <w:sz w:val="24"/>
+        </w:rPr>
+        <w:t>（</w:t>
+      </w:r>
+      <w:r>
+        <w:rPr>
+          <w:rFonts w:ascii="Consolas" w:hAnsi="Consolas" w:eastAsia="等线"/>
+          <w:b w:val="0"/>
+          <w:i w:val="0"/>
+          <w:sz w:val="22"/>
+        </w:rPr>
+        <w:t>C4_sparse_uniqueness_3</w:t>
+      </w:r>
+      <w:r>
+        <w:rPr>
+          <w:rFonts w:ascii="Times New Roman" w:hAnsi="Times New Roman" w:eastAsia="宋体"/>
+          <w:b w:val="0"/>
+          <w:i w:val="0"/>
+          <w:sz w:val="24"/>
+        </w:rPr>
+        <w:t>：μ=11289/33920 &lt; 1/3 ⟹ 3 原子 [3,13,53] 稀疏唯一恢复）——</w:t>
+      </w:r>
+      <w:r>
+        <w:rPr>
+          <w:rFonts w:ascii="Consolas" w:hAnsi="Consolas" w:eastAsia="等线"/>
+          <w:b w:val="0"/>
+          <w:i w:val="0"/>
+          <w:sz w:val="22"/>
+        </w:rPr>
+        <w:t>psi_norm_one</w:t>
+      </w:r>
+      <w:r>
+        <w:rPr>
+          <w:rFonts w:ascii="Times New Roman" w:hAnsi="Times New Roman" w:eastAsia="宋体"/>
+          <w:b w:val="0"/>
+          <w:i w:val="0"/>
+          <w:sz w:val="24"/>
+        </w:rPr>
+        <w:t>（‖ψ_n‖=1）、</w:t>
+      </w:r>
+      <w:r>
+        <w:rPr>
+          <w:rFonts w:ascii="Consolas" w:hAnsi="Consolas" w:eastAsia="等线"/>
+          <w:b w:val="0"/>
+          <w:i w:val="0"/>
+          <w:sz w:val="22"/>
+        </w:rPr>
+        <w:t>rip_bound2</w:t>
+      </w:r>
+      <w:r>
+        <w:rPr>
+          <w:rFonts w:ascii="Times New Roman" w:hAnsi="Times New Roman" w:eastAsia="宋体"/>
+          <w:b w:val="0"/>
+          <w:i w:val="0"/>
+          <w:sz w:val="24"/>
+        </w:rPr>
+        <w:t>（RIP(2,μ) 基元）、</w:t>
+      </w:r>
+      <w:r>
+        <w:rPr>
+          <w:rFonts w:ascii="Times New Roman" w:hAnsi="Times New Roman" w:eastAsia="宋体"/>
+          <w:b/>
+          <w:i w:val="0"/>
+          <w:sz w:val="24"/>
+        </w:rPr>
+        <w:t>`CRrip_bound_k`（k-原子 RIP 主定理，构造性轨道 `ca_rip_cr.v`：0 ≤ μ、单位范数、两两相干 ≤ μ ⟹ |‖Σ_{j≤M} c_j·u_j‖² − Σc_j²| ≤ μ·(M+1)·Σc_j²，纯构造性实数 Stdlib ConstructiveReals——Set 层 CRcarrier + Prop 层 CRle/CRlt，零经典公理、零 Admitted，29 Qed 全 "Closed under the global context"，同事补 P5 收缩链后现 33 定理）</w:t>
+      </w:r>
+      <w:r>
+        <w:rPr>
+          <w:rFonts w:ascii="Times New Roman" w:hAnsi="Times New Roman" w:eastAsia="宋体"/>
+          <w:b w:val="0"/>
+          <w:i w:val="0"/>
+          <w:sz w:val="24"/>
+        </w:rPr>
+        <w:t>、</w:t>
+      </w:r>
+      <w:r>
+        <w:rPr>
+          <w:rFonts w:ascii="Times New Roman" w:hAnsi="Times New Roman" w:eastAsia="宋体"/>
+          <w:b/>
+          <w:i w:val="0"/>
+          <w:sz w:val="24"/>
+        </w:rPr>
+        <w:t>`row_rip_bound_M`（行和→RIP 主定理，经典 R 轨道 `probe_row_rip.v`：行非对角和 ≤ μ_row ⟹ |‖Σ_{j≤M} c_j·u_j‖² − Σc_j²| ≤ μ_row·M·Σc_j²，δ_k=(k−1)·μ_row，9 Qed 零公理）</w:t>
+      </w:r>
+      <w:r>
+        <w:rPr>
+          <w:rFonts w:ascii="Times New Roman" w:hAnsi="Times New Roman" w:eastAsia="宋体"/>
+          <w:b w:val="0"/>
+          <w:i w:val="0"/>
+          <w:sz w:val="24"/>
+        </w:rPr>
+        <w:t>、</w:t>
+      </w:r>
+      <w:r>
+        <w:rPr>
+          <w:rFonts w:ascii="Consolas" w:hAnsi="Consolas" w:eastAsia="等线"/>
+          <w:b w:val="0"/>
+          <w:i w:val="0"/>
+          <w:sz w:val="22"/>
+        </w:rPr>
+        <w:t>sparse_uniquenessM</w:t>
+      </w:r>
+      <w:r>
+        <w:rPr>
+          <w:rFonts w:ascii="Times New Roman" w:hAnsi="Times New Roman" w:eastAsia="宋体"/>
+          <w:b w:val="0"/>
+          <w:i w:val="0"/>
+          <w:sz w:val="24"/>
+        </w:rPr>
+        <w:t>（</w:t>
+      </w:r>
+      <w:r>
+        <w:rPr>
+          <w:rFonts w:ascii="Times New Roman" w:hAnsi="Times New Roman" w:eastAsia="宋体"/>
+          <w:b/>
+          <w:i w:val="0"/>
+          <w:sz w:val="24"/>
+        </w:rPr>
+        <w:t>μ·(M+1) &lt; 1 ⟹ 窗口内零组合 ⟹ 系数全零</w:t>
+      </w:r>
+      <w:r>
+        <w:rPr>
+          <w:rFonts w:ascii="Times New Roman" w:hAnsi="Times New Roman" w:eastAsia="宋体"/>
+          <w:b w:val="0"/>
+          <w:i w:val="0"/>
+          <w:sz w:val="24"/>
+        </w:rPr>
+        <w:t>，M+1 原子稀疏表示唯一）、</w:t>
+      </w:r>
+      <w:r>
+        <w:rPr>
+          <w:rFonts w:ascii="Times New Roman" w:hAnsi="Times New Roman" w:eastAsia="宋体"/>
+          <w:b/>
+          <w:i w:val="0"/>
+          <w:sz w:val="24"/>
+        </w:rPr>
+        <w:t>`C4_sparse_uniqueness_3`（C=4 实例，probe_c4_instance.v：六对相干上界组装 μ=11289/33920 &lt; 1/3，3 原子唯一恢复）</w:t>
+      </w:r>
+      <w:r>
+        <w:rPr>
+          <w:rFonts w:ascii="Times New Roman" w:hAnsi="Times New Roman" w:eastAsia="宋体"/>
+          <w:b w:val="0"/>
+          <w:i w:val="0"/>
+          <w:sz w:val="24"/>
+        </w:rPr>
+        <w:t>、</w:t>
+      </w:r>
+      <w:r>
+        <w:rPr>
+          <w:rFonts w:ascii="Times New Roman" w:hAnsi="Times New Roman" w:eastAsia="宋体"/>
+          <w:b/>
+          <w:i w:val="0"/>
+          <w:sz w:val="24"/>
+        </w:rPr>
+        <w:t>`CRrecovery_correct_prefix`（R4 唯一性⟹恢复正确性骨架，构造性轨道 `probe_recovery_cr.v`：μ(M+1)&lt;1 下两表示相等 ⟹ 系数逐点相等）</w:t>
+      </w:r>
+      <w:r>
+        <w:rPr>
+          <w:rFonts w:ascii="Times New Roman" w:hAnsi="Times New Roman" w:eastAsia="宋体"/>
+          <w:b w:val="0"/>
+          <w:i w:val="0"/>
+          <w:sz w:val="24"/>
+        </w:rPr>
+        <w:t>、</w:t>
+      </w:r>
+      <w:r>
+        <w:rPr>
+          <w:rFonts w:ascii="Times New Roman" w:hAnsi="Times New Roman" w:eastAsia="宋体"/>
+          <w:b/>
+          <w:i w:val="0"/>
+          <w:sz w:val="24"/>
+        </w:rPr>
+        <w:t>`CRuncertainty_principle`（F5 相干字典不确定原理，构造性轨道 `probe_uncertainty_cr.v`：μ(|T1|+|T2|−1)&lt;1 下两稀疏表示相等 ⟹ 系数逐点相等，支撑大小版 1+1/μ，35 定理零经典）</w:t>
+      </w:r>
+      <w:r>
+        <w:rPr>
+          <w:rFonts w:ascii="Times New Roman" w:hAnsi="Times New Roman" w:eastAsia="宋体"/>
+          <w:b w:val="0"/>
+          <w:i w:val="0"/>
+          <w:sz w:val="24"/>
+        </w:rPr>
+        <w:t>、</w:t>
+      </w:r>
+      <w:r>
+        <w:rPr>
+          <w:rFonts w:ascii="Times New Roman" w:hAnsi="Times New Roman" w:eastAsia="宋体"/>
+          <w:b/>
+          <w:i w:val="0"/>
+          <w:sz w:val="24"/>
+        </w:rPr>
+        <w:t>`CRg8_recovery_synthesis`（G-8 字典最优性⟹恢复保证合成，构造性轨道 `probe_g8_synthesis_cr.v`：Welch 下界（已证，见 G-7 条目）+ F5 唯一性窗口 ⟹ 两稀疏表示必相同；相图定理 `CRphase_window_nonempty`：窗口非空参数条件 (M−N)·T² &lt; N(M−1)，6 Qed 零经典）</w:t>
+      </w:r>
+      <w:r>
+        <w:rPr>
+          <w:rFonts w:ascii="Times New Roman" w:hAnsi="Times New Roman" w:eastAsia="宋体"/>
+          <w:b w:val="0"/>
+          <w:i w:val="0"/>
+          <w:sz w:val="24"/>
+        </w:rPr>
+        <w:t>——把「框架界（1D 无条件基）+ 频率阶梯」的理论优势从表示稳定性推进到稀疏恢复（probe_incoherence 48 Qed + ca_rip_cr 33 Qed + probe_c4_instance + probe_row_rip 9 Qed + probe_recovery_cr + probe_uncertainty_cr 35 Qed + probe_welch 13 Qed + probe_g8_synthesis_cr 6 Qed，构造性轨道独立验证）。</w:t>
+      </w:r>
+    </w:p>
+    <w:p>
+      <w:pPr>
+        <w:spacing w:line="336" w:lineRule="auto"/>
+        <w:ind w:firstLine="480"/>
+      </w:pPr>
+      <w:r>
+        <w:rPr>
+          <w:rFonts w:ascii="Times New Roman" w:hAnsi="Times New Roman" w:eastAsia="宋体"/>
+          <w:b/>
+          <w:i w:val="0"/>
+          <w:sz w:val="24"/>
+        </w:rPr>
+        <w:t>关键词</w:t>
+      </w:r>
+      <w:r>
+        <w:rPr>
+          <w:rFonts w:ascii="Times New Roman" w:hAnsi="Times New Roman" w:eastAsia="宋体"/>
+          <w:b w:val="0"/>
+          <w:i w:val="0"/>
+          <w:sz w:val="24"/>
+        </w:rPr>
+        <w:t>：形式化验证；Coq/Rocq；稀疏注意力；框架理论；Gershgorin 界；反射检查器；程序提取；构造性数学</w:t>
+      </w:r>
+    </w:p>
+    <w:p>
+      <w:pPr>
         <w:pStyle w:val="Heading2"/>
       </w:pPr>
       <w:r>
@@ -6500,7 +6655,25 @@
           <w:i w:val="0"/>
           <w:sz w:val="24"/>
         </w:rPr>
-        <w:t xml:space="preserve"> 方向，未来工作）。</w:t>
+        <w:t xml:space="preserve"> 方向，未来工作）。相邻对有理界极限 n₁n₂/(2(n₂−n₁)⌊√(n₁n₂)⌋) → √C/(2(C−1))（C=4 时 1/3）——松弛链的渐近代价有闭合形式（</w:t>
+      </w:r>
+      <w:r>
+        <w:rPr>
+          <w:rFonts w:ascii="Times New Roman" w:hAnsi="Times New Roman" w:eastAsia="宋体"/>
+          <w:b/>
+          <w:i w:val="0"/>
+          <w:sz w:val="24"/>
+        </w:rPr>
+        <w:t>已形式化（G-9，`probe_g9_pairfrac_cr.v`）：完全平方 C 精确闭合 + 一般 C 双带有理夹逼 + sigT 可提取证书，零经典零公理</w:t>
+      </w:r>
+      <w:r>
+        <w:rPr>
+          <w:rFonts w:ascii="Times New Roman" w:hAnsi="Times New Roman" w:eastAsia="宋体"/>
+          <w:b w:val="0"/>
+          <w:i w:val="0"/>
+          <w:sz w:val="24"/>
+        </w:rPr>
+        <w:t>）。</w:t>
       </w:r>
     </w:p>
     <w:p>

--- a/papers/论文A中文规范版-CertifiedSparseGating.docx
+++ b/papers/论文A中文规范版-CertifiedSparseGating.docx
@@ -59,7 +59,7 @@
           <w:color w:val="444444"/>
           <w:sz w:val="21"/>
         </w:rPr>
-        <w:t>版本：最终版 v2.18（2026-08-31）｜代码基态：PSA_framework.v（18 模块 / 269 顶层 Lemma·Theorem（316 顶层声明 / 272 Qed 口径内）/ 165 项审计：</w:t>
+        <w:t>版本：最终版 v2.19（2026-08-31）｜代码基态：PSA_framework.v（18 模块 / 269 顶层 Lemma·Theorem（316 顶层声明 / 272 Qed 口径内）/ 165 项审计：</w:t>
       </w:r>
       <w:r>
         <w:rPr>
@@ -200,6 +200,121 @@
           <w:sz w:val="21"/>
         </w:rPr>
         <w:t>：lib 链编译 + 合并版编译（Rocq 9.0 + mathcomp 2.6 真环境）+ PSA 核心三文件 + 零 Admitted 检查 + coqchk 内核独立复验，五步全过</w:t>
+      </w:r>
+    </w:p>
+    <w:p>
+      <w:pPr>
+        <w:ind w:left="432"/>
+      </w:pPr>
+      <w:r>
+        <w:rPr>
+          <w:rFonts w:ascii="Times New Roman" w:hAnsi="Times New Roman" w:eastAsia="宋体"/>
+          <w:b w:val="0"/>
+          <w:i/>
+          <w:color w:val="444444"/>
+          <w:sz w:val="21"/>
+        </w:rPr>
+        <w:t>修订摘要（v2.18→v2.19，2026-08-31，评审 CR 效率质询澄清）：</w:t>
+      </w:r>
+      <w:r>
+        <w:rPr>
+          <w:rFonts w:ascii="Times New Roman" w:hAnsi="Times New Roman" w:eastAsia="宋体"/>
+          <w:b/>
+          <w:i/>
+          <w:color w:val="444444"/>
+          <w:sz w:val="21"/>
+        </w:rPr>
+        <w:t>§6 新增「两层提取的边界」声明</w:t>
+      </w:r>
+      <w:r>
+        <w:rPr>
+          <w:rFonts w:ascii="Times New Roman" w:hAnsi="Times New Roman" w:eastAsia="宋体"/>
+          <w:b w:val="0"/>
+          <w:i/>
+          <w:color w:val="444444"/>
+          <w:sz w:val="21"/>
+        </w:rPr>
+        <w:t>——运行时检查全部由 Z/Q 反射层承载（四级判定/安全域/窗口判定/</w:t>
+      </w:r>
+      <w:r>
+        <w:rPr>
+          <w:rFonts w:ascii="Consolas" w:hAnsi="Consolas" w:eastAsia="等线"/>
+          <w:b w:val="0"/>
+          <w:i w:val="0"/>
+          <w:color w:val="444444"/>
+          <w:sz w:val="19"/>
+        </w:rPr>
+        <w:t>psa_guard</w:t>
+      </w:r>
+      <w:r>
+        <w:rPr>
+          <w:rFonts w:ascii="Times New Roman" w:hAnsi="Times New Roman" w:eastAsia="宋体"/>
+          <w:b w:val="0"/>
+          <w:i/>
+          <w:color w:val="444444"/>
+          <w:sz w:val="21"/>
+        </w:rPr>
+        <w:t xml:space="preserve"> 原生镜像：nat/Z/Q 层函数、Pos/Z 二进制算术、无逼近循环，&lt;1 ms 实测已随稿）；构造性实数层（ConstructiveReals）不进入任何运行时路径（</w:t>
+      </w:r>
+      <w:r>
+        <w:rPr>
+          <w:rFonts w:ascii="Consolas" w:hAnsi="Consolas" w:eastAsia="等线"/>
+          <w:b w:val="0"/>
+          <w:i w:val="0"/>
+          <w:color w:val="444444"/>
+          <w:sz w:val="19"/>
+        </w:rPr>
+        <w:t>CRcarrier</w:t>
+      </w:r>
+      <w:r>
+        <w:rPr>
+          <w:rFonts w:ascii="Times New Roman" w:hAnsi="Times New Roman" w:eastAsia="宋体"/>
+          <w:b w:val="0"/>
+          <w:i/>
+          <w:color w:val="444444"/>
+          <w:sz w:val="21"/>
+        </w:rPr>
+        <w:t xml:space="preserve"> 抽象类型参数 / </w:t>
+      </w:r>
+      <w:r>
+        <w:rPr>
+          <w:rFonts w:ascii="Consolas" w:hAnsi="Consolas" w:eastAsia="等线"/>
+          <w:b w:val="0"/>
+          <w:i w:val="0"/>
+          <w:color w:val="444444"/>
+          <w:sz w:val="19"/>
+        </w:rPr>
+        <w:t>taugrid_cr</w:t>
+      </w:r>
+      <w:r>
+        <w:rPr>
+          <w:rFonts w:ascii="Times New Roman" w:hAnsi="Times New Roman" w:eastAsia="宋体"/>
+          <w:b w:val="0"/>
+          <w:i/>
+          <w:color w:val="444444"/>
+          <w:sz w:val="21"/>
+        </w:rPr>
+        <w:t xml:space="preserve"> 柯西实例仅编译验证；</w:t>
+      </w:r>
+      <w:r>
+        <w:rPr>
+          <w:rFonts w:ascii="Consolas" w:hAnsi="Consolas" w:eastAsia="等线"/>
+          <w:b w:val="0"/>
+          <w:i w:val="0"/>
+          <w:color w:val="444444"/>
+          <w:sz w:val="19"/>
+        </w:rPr>
+        <w:t>CR_of_Q</w:t>
+      </w:r>
+      <w:r>
+        <w:rPr>
+          <w:rFonts w:ascii="Times New Roman" w:hAnsi="Times New Roman" w:eastAsia="宋体"/>
+          <w:b w:val="0"/>
+          <w:i/>
+          <w:color w:val="444444"/>
+          <w:sz w:val="21"/>
+        </w:rPr>
+        <w:t xml:space="preserve"> 为有理常数嵌入件，其二分表示不承载运行时判定）；「经 DkMLNative 编译通过」= 良构性与可执行结构验证，非运行时性能主张——构造性轨道角色 = 公理独立性与可计算性验证，生产检查器由经典/反射轨道承担（与 v2.13 轨道定位声明一致）。纯文本澄清，无代码与定理改动；草稿无 §6 基准节，不同步。</w:t>
       </w:r>
     </w:p>
     <w:p>
@@ -16811,6 +16926,119 @@
           <w:sz w:val="24"/>
         </w:rPr>
         <w:t xml:space="preserve"> 随稿）。</w:t>
+      </w:r>
+    </w:p>
+    <w:p>
+      <w:pPr>
+        <w:pStyle w:val="ListBullet"/>
+      </w:pPr>
+      <w:r>
+        <w:rPr>
+          <w:rFonts w:ascii="Times New Roman" w:hAnsi="Times New Roman" w:eastAsia="宋体"/>
+          <w:b/>
+          <w:i w:val="0"/>
+          <w:sz w:val="24"/>
+        </w:rPr>
+        <w:t>两层提取的边界（CR 效率质询澄清）</w:t>
+      </w:r>
+      <w:r>
+        <w:rPr>
+          <w:rFonts w:ascii="Times New Roman" w:hAnsi="Times New Roman" w:eastAsia="宋体"/>
+          <w:b w:val="0"/>
+          <w:i w:val="0"/>
+          <w:sz w:val="24"/>
+        </w:rPr>
+        <w:t xml:space="preserve">：运行时检查全部由 Z/Q 反射层承载——上项基准中的四级判定、安全域、窗口判定与 </w:t>
+      </w:r>
+      <w:r>
+        <w:rPr>
+          <w:rFonts w:ascii="Consolas" w:hAnsi="Consolas" w:eastAsia="等线"/>
+          <w:b w:val="0"/>
+          <w:i w:val="0"/>
+          <w:sz w:val="22"/>
+        </w:rPr>
+        <w:t>psa_guard</w:t>
+      </w:r>
+      <w:r>
+        <w:rPr>
+          <w:rFonts w:ascii="Times New Roman" w:hAnsi="Times New Roman" w:eastAsia="宋体"/>
+          <w:b w:val="0"/>
+          <w:i w:val="0"/>
+          <w:sz w:val="24"/>
+        </w:rPr>
+        <w:t xml:space="preserve"> 原生镜像均为 nat/Z/Q 层函数（Pos/Z 二进制算术，无逼近循环）；构造性实数层（ConstructiveReals）不进入任何运行时路径——其提取物中 </w:t>
+      </w:r>
+      <w:r>
+        <w:rPr>
+          <w:rFonts w:ascii="Consolas" w:hAnsi="Consolas" w:eastAsia="等线"/>
+          <w:b w:val="0"/>
+          <w:i w:val="0"/>
+          <w:sz w:val="22"/>
+        </w:rPr>
+        <w:t>CRcarrier</w:t>
+      </w:r>
+      <w:r>
+        <w:rPr>
+          <w:rFonts w:ascii="Times New Roman" w:hAnsi="Times New Roman" w:eastAsia="宋体"/>
+          <w:b w:val="0"/>
+          <w:i w:val="0"/>
+          <w:sz w:val="24"/>
+        </w:rPr>
+        <w:t xml:space="preserve"> 保持抽象类型参数（</w:t>
+      </w:r>
+      <w:r>
+        <w:rPr>
+          <w:rFonts w:ascii="Consolas" w:hAnsi="Consolas" w:eastAsia="等线"/>
+          <w:b w:val="0"/>
+          <w:i w:val="0"/>
+          <w:sz w:val="22"/>
+        </w:rPr>
+        <w:t>g7_welch_cr</w:t>
+      </w:r>
+      <w:r>
+        <w:rPr>
+          <w:rFonts w:ascii="Times New Roman" w:hAnsi="Times New Roman" w:eastAsia="宋体"/>
+          <w:b w:val="0"/>
+          <w:i w:val="0"/>
+          <w:sz w:val="24"/>
+        </w:rPr>
+        <w:t xml:space="preserve"> 等），或仅作柯西实例化的编译验证（</w:t>
+      </w:r>
+      <w:r>
+        <w:rPr>
+          <w:rFonts w:ascii="Consolas" w:hAnsi="Consolas" w:eastAsia="等线"/>
+          <w:b w:val="0"/>
+          <w:i w:val="0"/>
+          <w:sz w:val="22"/>
+        </w:rPr>
+        <w:t>taugrid_cr.ml</w:t>
+      </w:r>
+      <w:r>
+        <w:rPr>
+          <w:rFonts w:ascii="Times New Roman" w:hAnsi="Times New Roman" w:eastAsia="宋体"/>
+          <w:b w:val="0"/>
+          <w:i w:val="0"/>
+          <w:sz w:val="24"/>
+        </w:rPr>
+        <w:t>）；</w:t>
+      </w:r>
+      <w:r>
+        <w:rPr>
+          <w:rFonts w:ascii="Consolas" w:hAnsi="Consolas" w:eastAsia="等线"/>
+          <w:b w:val="0"/>
+          <w:i w:val="0"/>
+          <w:sz w:val="22"/>
+        </w:rPr>
+        <w:t>CR_of_Q</w:t>
+      </w:r>
+      <w:r>
+        <w:rPr>
+          <w:rFonts w:ascii="Times New Roman" w:hAnsi="Times New Roman" w:eastAsia="宋体"/>
+          <w:b w:val="0"/>
+          <w:i w:val="0"/>
+          <w:sz w:val="24"/>
+        </w:rPr>
+        <w:t xml:space="preserve"> 在该层仅用于把有理常数嵌入实数 carrier 以调用库引理，其二分表示不承载任何运行时判定。如实定位：构造性轨道提取物「经 DkMLNative 编译通过」是良构性与可执行结构验证，非运行时性能主张——该轨道的角色是公理独立性与可计算性验证，生产检查器由经典/反射轨道承担。</w:t>
       </w:r>
     </w:p>
     <w:p>

--- a/papers/论文A中文规范版-CertifiedSparseGating.docx
+++ b/papers/论文A中文规范版-CertifiedSparseGating.docx
@@ -59,7 +59,7 @@
           <w:color w:val="444444"/>
           <w:sz w:val="21"/>
         </w:rPr>
-        <w:t>版本：最终版 v2.19（2026-08-31）｜代码基态：PSA_framework.v（18 模块 / 269 顶层 Lemma·Theorem（316 顶层声明 / 272 Qed 口径内）/ 165 项审计：</w:t>
+        <w:t>版本：最终版 v2.20（2026-08-31）｜代码基态：PSA_framework.v（18 模块 / 269 顶层 Lemma·Theorem（316 顶层声明 / 272 Qed 口径内）/ 165 项审计：</w:t>
       </w:r>
       <w:r>
         <w:rPr>
@@ -200,6 +200,121 @@
           <w:sz w:val="21"/>
         </w:rPr>
         <w:t>：lib 链编译 + 合并版编译（Rocq 9.0 + mathcomp 2.6 真环境）+ PSA 核心三文件 + 零 Admitted 检查 + coqchk 内核独立复验，五步全过</w:t>
+      </w:r>
+    </w:p>
+    <w:p>
+      <w:pPr>
+        <w:ind w:left="432"/>
+      </w:pPr>
+      <w:r>
+        <w:rPr>
+          <w:rFonts w:ascii="Times New Roman" w:hAnsi="Times New Roman" w:eastAsia="宋体"/>
+          <w:b w:val="0"/>
+          <w:i/>
+          <w:color w:val="444444"/>
+          <w:sz w:val="21"/>
+        </w:rPr>
+        <w:t>修订摘要（v2.19→v2.20，2026-08-31，评审「4 原子扩展 = Admitted/TODO？」质询澄清 + Artifact 残余清理）：</w:t>
+      </w:r>
+      <w:r>
+        <w:rPr>
+          <w:rFonts w:ascii="Times New Roman" w:hAnsi="Times New Roman" w:eastAsia="宋体"/>
+          <w:b/>
+          <w:i/>
+          <w:color w:val="444444"/>
+          <w:sz w:val="21"/>
+        </w:rPr>
+        <w:t>§5.6.6 意义段措辞锐化</w:t>
+      </w:r>
+      <w:r>
+        <w:rPr>
+          <w:rFonts w:ascii="Times New Roman" w:hAnsi="Times New Roman" w:eastAsia="宋体"/>
+          <w:b w:val="0"/>
+          <w:i/>
+          <w:color w:val="444444"/>
+          <w:sz w:val="21"/>
+        </w:rPr>
+        <w:t>——「直截但未完成的计算」改为无歧义表述：全窗口 4 原子稀疏唯一性扩展</w:t>
+      </w:r>
+      <w:r>
+        <w:rPr>
+          <w:rFonts w:ascii="Times New Roman" w:hAnsi="Times New Roman" w:eastAsia="宋体"/>
+          <w:b/>
+          <w:i/>
+          <w:color w:val="444444"/>
+          <w:sz w:val="21"/>
+        </w:rPr>
+        <w:t>不在 Artifact 中</w:t>
+      </w:r>
+      <w:r>
+        <w:rPr>
+          <w:rFonts w:ascii="Times New Roman" w:hAnsi="Times New Roman" w:eastAsia="宋体"/>
+          <w:b w:val="0"/>
+          <w:i/>
+          <w:color w:val="444444"/>
+          <w:sz w:val="21"/>
+        </w:rPr>
+        <w:t>（全库零 Admitted、零挂起证明义务——CI 语句形 grep + coqchk + 165 项审计三重背书；仓库唯一语句形 Abort 在 vendored 第三方 deps/mathcomp）；两两相干判据已关窗（μ·4 = 45156/33920 &gt; 1，</w:t>
+      </w:r>
+      <w:r>
+        <w:rPr>
+          <w:rFonts w:ascii="Consolas" w:hAnsi="Consolas" w:eastAsia="等线"/>
+          <w:b w:val="0"/>
+          <w:i w:val="0"/>
+          <w:color w:val="444444"/>
+          <w:sz w:val="19"/>
+        </w:rPr>
+        <w:t>c4_mu4_window</w:t>
+      </w:r>
+      <w:r>
+        <w:rPr>
+          <w:rFonts w:ascii="Times New Roman" w:hAnsi="Times New Roman" w:eastAsia="宋体"/>
+          <w:b w:val="0"/>
+          <w:i/>
+          <w:color w:val="444444"/>
+          <w:sz w:val="21"/>
+        </w:rPr>
+        <w:t xml:space="preserve"> 机器判定），扩展须走 Gram 特征值口径数值裁决且结果未定——「直截」仅指判定动作；扩展显式列入 future work 第一项。</w:t>
+      </w:r>
+      <w:r>
+        <w:rPr>
+          <w:rFonts w:ascii="Times New Roman" w:hAnsi="Times New Roman" w:eastAsia="宋体"/>
+          <w:b/>
+          <w:i/>
+          <w:color w:val="444444"/>
+          <w:sz w:val="21"/>
+        </w:rPr>
+        <w:t>代码侧</w:t>
+      </w:r>
+      <w:r>
+        <w:rPr>
+          <w:rFonts w:ascii="Times New Roman" w:hAnsi="Times New Roman" w:eastAsia="宋体"/>
+          <w:b w:val="0"/>
+          <w:i/>
+          <w:color w:val="444444"/>
+          <w:sz w:val="21"/>
+        </w:rPr>
+        <w:t>：</w:t>
+      </w:r>
+      <w:r>
+        <w:rPr>
+          <w:rFonts w:ascii="Consolas" w:hAnsi="Consolas" w:eastAsia="等线"/>
+          <w:b w:val="0"/>
+          <w:i w:val="0"/>
+          <w:color w:val="444444"/>
+          <w:sz w:val="19"/>
+        </w:rPr>
+        <w:t>PSA_audit.v</w:t>
+      </w:r>
+      <w:r>
+        <w:rPr>
+          <w:rFonts w:ascii="Times New Roman" w:hAnsi="Times New Roman" w:eastAsia="宋体"/>
+          <w:b w:val="0"/>
+          <w:i/>
+          <w:color w:val="444444"/>
+          <w:sz w:val="21"/>
+        </w:rPr>
+        <w:t xml:space="preserve"> L179 陈旧注释清理（「未证毕部分见 frame_check_instance_sound TODO」→ 该定理已 Qed，改指装配段 banner）——全库唯一 TODO 形态残余归零；重编译 EXIT=0（54×Closed）。纯注释+文本，无定理改动。</w:t>
       </w:r>
     </w:p>
     <w:p>
@@ -16269,7 +16384,7 @@
           <w:i w:val="0"/>
           <w:sz w:val="24"/>
         </w:rPr>
-        <w:t>；第 4 原子 213 未覆盖）；全窗口 [3,13,53,213] 四原子的稀疏唯一性扩展是</w:t>
+        <w:t>；第 4 原子 213 未覆盖）；全窗口 [3,13,53,213] 四原子的稀疏唯一性扩展</w:t>
       </w:r>
       <w:r>
         <w:rPr>
@@ -16278,16 +16393,16 @@
           <w:i w:val="0"/>
           <w:sz w:val="24"/>
         </w:rPr>
-        <w:t>直截但未完成的计算</w:t>
-      </w:r>
-      <w:r>
-        <w:rPr>
-          <w:rFonts w:ascii="Times New Roman" w:hAnsi="Times New Roman" w:eastAsia="宋体"/>
-          <w:b w:val="0"/>
-          <w:i w:val="0"/>
-          <w:sz w:val="24"/>
-        </w:rPr>
-        <w:t xml:space="preserve">（必要的逐对相干界已在 </w:t>
+        <w:t>不在本 Artifact 中</w:t>
+      </w:r>
+      <w:r>
+        <w:rPr>
+          <w:rFonts w:ascii="Times New Roman" w:hAnsi="Times New Roman" w:eastAsia="宋体"/>
+          <w:b w:val="0"/>
+          <w:i w:val="0"/>
+          <w:sz w:val="24"/>
+        </w:rPr>
+        <w:t xml:space="preserve">——全库零 </w:t>
       </w:r>
       <w:r>
         <w:rPr>
@@ -16296,16 +16411,34 @@
           <w:i w:val="0"/>
           <w:sz w:val="22"/>
         </w:rPr>
-        <w:t>PSA_framework.v</w:t>
-      </w:r>
-      <w:r>
-        <w:rPr>
-          <w:rFonts w:ascii="Times New Roman" w:hAnsi="Times New Roman" w:eastAsia="宋体"/>
-          <w:b w:val="0"/>
-          <w:i w:val="0"/>
-          <w:sz w:val="24"/>
-        </w:rPr>
-        <w:t>，四原子需组装 6 对并验证 μ·4 &lt; 1）；更大阶实例（如 C=9 的 s≤4）及与 ρ^{−3/2} 行和紧界（§5.6.5，C=4 行和 2π/7 &lt; 1）的合成仍为后续工作（future work 第一项）。</w:t>
+        <w:t>Admitted</w:t>
+      </w:r>
+      <w:r>
+        <w:rPr>
+          <w:rFonts w:ascii="Times New Roman" w:hAnsi="Times New Roman" w:eastAsia="宋体"/>
+          <w:b w:val="0"/>
+          <w:i w:val="0"/>
+          <w:sz w:val="24"/>
+        </w:rPr>
+        <w:t>、零挂起证明义务（CI 语句形 grep + coqchk 内核复验 + 165 项 Print Assumptions 审计三重背书）；四原子需组装 6 对逐对界，但两两相干判据已关窗（μ·4 = 45156/33920 &gt; 1，</w:t>
+      </w:r>
+      <w:r>
+        <w:rPr>
+          <w:rFonts w:ascii="Consolas" w:hAnsi="Consolas" w:eastAsia="等线"/>
+          <w:b w:val="0"/>
+          <w:i w:val="0"/>
+          <w:sz w:val="22"/>
+        </w:rPr>
+        <w:t>c4_mu4_window</w:t>
+      </w:r>
+      <w:r>
+        <w:rPr>
+          <w:rFonts w:ascii="Times New Roman" w:hAnsi="Times New Roman" w:eastAsia="宋体"/>
+          <w:b w:val="0"/>
+          <w:i w:val="0"/>
+          <w:sz w:val="24"/>
+        </w:rPr>
+        <w:t xml:space="preserve"> 机器判定），扩展须改走精确 Gram 特征值口径（G-1 闭式）的数值裁决，其结果（λ_min 是否 &gt; 0）未定——「直截」仅指判定动作本身，不预支结论。该扩展与更大阶实例（如 C=9 的 s≤4）及与 ρ^{−3/2} 行和紧界（§5.6.5，C=4 行和 2π/7 &lt; 1）的合成显式列为后续工作（future work 第一项）。</w:t>
       </w:r>
       <w:r>
         <w:rPr>

--- a/papers/论文A中文规范版-CertifiedSparseGating.docx
+++ b/papers/论文A中文规范版-CertifiedSparseGating.docx
@@ -59,7 +59,7 @@
           <w:color w:val="444444"/>
           <w:sz w:val="21"/>
         </w:rPr>
-        <w:t>版本：最终版 v2.20（2026-08-31）｜代码基态：PSA_framework.v（18 模块 / 269 顶层 Lemma·Theorem（316 顶层声明 / 272 Qed 口径内）/ 165 项审计：</w:t>
+        <w:t>版本：最终版 v2.21（2026-08-31）｜代码基态：PSA_framework.v（18 模块 / 269 顶层 Lemma·Theorem（316 顶层声明 / 272 Qed 口径内）/ 165 项审计：</w:t>
       </w:r>
       <w:r>
         <w:rPr>
@@ -214,7 +214,7 @@
           <w:color w:val="444444"/>
           <w:sz w:val="21"/>
         </w:rPr>
-        <w:t>修订摘要（v2.19→v2.20，2026-08-31，评审「4 原子扩展 = Admitted/TODO？」质询澄清 + Artifact 残余清理）：</w:t>
+        <w:t>修订摘要（v2.20→v2.21，2026-08-31，T*-1 充要刻画构造性收官——D7 名实不符修复）：</w:t>
       </w:r>
       <w:r>
         <w:rPr>
@@ -224,7 +224,7 @@
           <w:color w:val="444444"/>
           <w:sz w:val="21"/>
         </w:rPr>
-        <w:t>§5.6.6 意义段措辞锐化</w:t>
+        <w:t>§保守性段充要口径句重写</w:t>
       </w:r>
       <w:r>
         <w:rPr>
@@ -234,7 +234,27 @@
           <w:color w:val="444444"/>
           <w:sz w:val="21"/>
         </w:rPr>
-        <w:t>——「直截但未完成的计算」改为无歧义表述：全窗口 4 原子稀疏唯一性扩展</w:t>
+        <w:t>——</w:t>
+      </w:r>
+      <w:r>
+        <w:rPr>
+          <w:rFonts w:ascii="Consolas" w:hAnsi="Consolas" w:eastAsia="等线"/>
+          <w:b w:val="0"/>
+          <w:i w:val="0"/>
+          <w:color w:val="444444"/>
+          <w:sz w:val="19"/>
+        </w:rPr>
+        <w:t>g3_certifiable_iff</w:t>
+      </w:r>
+      <w:r>
+        <w:rPr>
+          <w:rFonts w:ascii="Times New Roman" w:hAnsi="Times New Roman" w:eastAsia="宋体"/>
+          <w:b w:val="0"/>
+          <w:i/>
+          <w:color w:val="444444"/>
+          <w:sz w:val="21"/>
+        </w:rPr>
+        <w:t xml:space="preserve"> 如实降格为单向蕴含（检查器通过 ⟹ Gershgorin 界；名字沿自早期草稿），真 iff 由新模块 </w:t>
       </w:r>
       <w:r>
         <w:rPr>
@@ -244,7 +264,7 @@
           <w:color w:val="444444"/>
           <w:sz w:val="21"/>
         </w:rPr>
-        <w:t>不在 Artifact 中</w:t>
+        <w:t>G-11 `probe_g11_checkiff_cr.v`</w:t>
       </w:r>
       <w:r>
         <w:rPr>
@@ -254,7 +274,7 @@
           <w:color w:val="444444"/>
           <w:sz w:val="21"/>
         </w:rPr>
-        <w:t>（全库零 Admitted、零挂起证明义务——CI 语句形 grep + coqchk + 165 项审计三重背书；仓库唯一语句形 Abort 在 vendored 第三方 deps/mathcomp）；两两相干判据已关窗（μ·4 = 45156/33920 &gt; 1，</w:t>
+        <w:t xml:space="preserve"> 承接（纯 nat/bool/Q 构造性，Set 层 sigT + 可提取 OCaml，6 段审计全 Closed，SHA 7dceff47 三方一致）：构造性行最大值 </w:t>
       </w:r>
       <w:r>
         <w:rPr>
@@ -264,7 +284,7 @@
           <w:color w:val="444444"/>
           <w:sz w:val="19"/>
         </w:rPr>
-        <w:t>c4_mu4_window</w:t>
+        <w:t>g11_maxl</w:t>
       </w:r>
       <w:r>
         <w:rPr>
@@ -274,7 +294,122 @@
           <w:color w:val="444444"/>
           <w:sz w:val="21"/>
         </w:rPr>
-        <w:t xml:space="preserve"> 机器判定），扩展须走 Gram 特征值口径数值裁决且结果未定——「直截」仅指判定动作；扩展显式列入 future work 第一项。</w:t>
+        <w:t xml:space="preserve">（Qle_bool 驱动 Set 层决策）+ </w:t>
+      </w:r>
+      <w:r>
+        <w:rPr>
+          <w:rFonts w:ascii="Consolas" w:hAnsi="Consolas" w:eastAsia="等线"/>
+          <w:b w:val="0"/>
+          <w:i w:val="0"/>
+          <w:color w:val="444444"/>
+          <w:sz w:val="19"/>
+        </w:rPr>
+        <w:t>g11_maxl_le_iff</w:t>
+      </w:r>
+      <w:r>
+        <w:rPr>
+          <w:rFonts w:ascii="Times New Roman" w:hAnsi="Times New Roman" w:eastAsia="宋体"/>
+          <w:b w:val="0"/>
+          <w:i/>
+          <w:color w:val="444444"/>
+          <w:sz w:val="21"/>
+        </w:rPr>
+        <w:t xml:space="preserve">（max ≤ μ ⟺ 逐行 ≤ μ，含 0 ≤ μ 前提——空表 max=0 的域诚实修正）+ </w:t>
+      </w:r>
+      <w:r>
+        <w:rPr>
+          <w:rFonts w:ascii="Consolas" w:hAnsi="Consolas" w:eastAsia="等线"/>
+          <w:b w:val="0"/>
+          <w:i w:val="0"/>
+          <w:color w:val="444444"/>
+          <w:sz w:val="19"/>
+        </w:rPr>
+        <w:t>g11_check_iff</w:t>
+      </w:r>
+      <w:r>
+        <w:rPr>
+          <w:rFonts w:ascii="Times New Roman" w:hAnsi="Times New Roman" w:eastAsia="宋体"/>
+          <w:b w:val="0"/>
+          <w:i/>
+          <w:color w:val="444444"/>
+          <w:sz w:val="21"/>
+        </w:rPr>
+        <w:t>/</w:t>
+      </w:r>
+      <w:r>
+        <w:rPr>
+          <w:rFonts w:ascii="Consolas" w:hAnsi="Consolas" w:eastAsia="等线"/>
+          <w:b w:val="0"/>
+          <w:i w:val="0"/>
+          <w:color w:val="444444"/>
+          <w:sz w:val="19"/>
+        </w:rPr>
+        <w:t>g11_reject_iff</w:t>
+      </w:r>
+      <w:r>
+        <w:rPr>
+          <w:rFonts w:ascii="Times New Roman" w:hAnsi="Times New Roman" w:eastAsia="宋体"/>
+          <w:b w:val="0"/>
+          <w:i/>
+          <w:color w:val="444444"/>
+          <w:sz w:val="21"/>
+        </w:rPr>
+        <w:t xml:space="preserve">（通过 ⟺ 逐行在阈内 / 拒绝 ⟺ 存在超阈行，健全+完备双向）+ </w:t>
+      </w:r>
+      <w:r>
+        <w:rPr>
+          <w:rFonts w:ascii="Consolas" w:hAnsi="Consolas" w:eastAsia="等线"/>
+          <w:b w:val="0"/>
+          <w:i w:val="0"/>
+          <w:color w:val="444444"/>
+          <w:sz w:val="19"/>
+        </w:rPr>
+        <w:t>g11_fn_iff</w:t>
+      </w:r>
+      <w:r>
+        <w:rPr>
+          <w:rFonts w:ascii="Times New Roman" w:hAnsi="Times New Roman" w:eastAsia="宋体"/>
+          <w:b w:val="0"/>
+          <w:i/>
+          <w:color w:val="444444"/>
+          <w:sz w:val="21"/>
+        </w:rPr>
+        <w:t xml:space="preserve">（假阴性量化 iff：精确行在阈内 ∧ 被松弛拒绝 ⟺ 阈值余量非负 ∧ 余量 &lt; 松弛盈余——「缺口不在检查器逻辑，在松弛盈余」的精确形式）+ </w:t>
+      </w:r>
+      <w:r>
+        <w:rPr>
+          <w:rFonts w:ascii="Consolas" w:hAnsi="Consolas" w:eastAsia="等线"/>
+          <w:b w:val="0"/>
+          <w:i w:val="0"/>
+          <w:color w:val="444444"/>
+          <w:sz w:val="19"/>
+        </w:rPr>
+        <w:t>g11_decision_cert</w:t>
+      </w:r>
+      <w:r>
+        <w:rPr>
+          <w:rFonts w:ascii="Times New Roman" w:hAnsi="Times New Roman" w:eastAsia="宋体"/>
+          <w:b w:val="0"/>
+          <w:i/>
+          <w:color w:val="444444"/>
+          <w:sz w:val="21"/>
+        </w:rPr>
+        <w:t>（sigT 双向 iff 决策证书）。上游消融同日完成（interval_inference Test1/Test2 桩整节移除，E203）。论文 A v2.21 + docx。</w:t>
+      </w:r>
+    </w:p>
+    <w:p>
+      <w:pPr>
+        <w:ind w:left="432"/>
+      </w:pPr>
+      <w:r>
+        <w:rPr>
+          <w:rFonts w:ascii="Times New Roman" w:hAnsi="Times New Roman" w:eastAsia="宋体"/>
+          <w:b w:val="0"/>
+          <w:i/>
+          <w:color w:val="444444"/>
+          <w:sz w:val="21"/>
+        </w:rPr>
+        <w:t>修订摘要（v2.19→v2.20，2026-08-31，评审「4 原子扩展 = Admitted/TODO？」质询澄清 + Artifact 残余清理）：</w:t>
       </w:r>
       <w:r>
         <w:rPr>
@@ -284,7 +419,7 @@
           <w:color w:val="444444"/>
           <w:sz w:val="21"/>
         </w:rPr>
-        <w:t>代码侧</w:t>
+        <w:t>§5.6.6 意义段措辞锐化</w:t>
       </w:r>
       <w:r>
         <w:rPr>
@@ -294,42 +429,7 @@
           <w:color w:val="444444"/>
           <w:sz w:val="21"/>
         </w:rPr>
-        <w:t>：</w:t>
-      </w:r>
-      <w:r>
-        <w:rPr>
-          <w:rFonts w:ascii="Consolas" w:hAnsi="Consolas" w:eastAsia="等线"/>
-          <w:b w:val="0"/>
-          <w:i w:val="0"/>
-          <w:color w:val="444444"/>
-          <w:sz w:val="19"/>
-        </w:rPr>
-        <w:t>PSA_audit.v</w:t>
-      </w:r>
-      <w:r>
-        <w:rPr>
-          <w:rFonts w:ascii="Times New Roman" w:hAnsi="Times New Roman" w:eastAsia="宋体"/>
-          <w:b w:val="0"/>
-          <w:i/>
-          <w:color w:val="444444"/>
-          <w:sz w:val="21"/>
-        </w:rPr>
-        <w:t xml:space="preserve"> L179 陈旧注释清理（「未证毕部分见 frame_check_instance_sound TODO」→ 该定理已 Qed，改指装配段 banner）——全库唯一 TODO 形态残余归零；重编译 EXIT=0（54×Closed）。纯注释+文本，无定理改动。</w:t>
-      </w:r>
-    </w:p>
-    <w:p>
-      <w:pPr>
-        <w:ind w:left="432"/>
-      </w:pPr>
-      <w:r>
-        <w:rPr>
-          <w:rFonts w:ascii="Times New Roman" w:hAnsi="Times New Roman" w:eastAsia="宋体"/>
-          <w:b w:val="0"/>
-          <w:i/>
-          <w:color w:val="444444"/>
-          <w:sz w:val="21"/>
-        </w:rPr>
-        <w:t>修订摘要（v2.18→v2.19，2026-08-31，评审 CR 效率质询澄清）：</w:t>
+        <w:t>——「直截但未完成的计算」改为无歧义表述：全窗口 4 原子稀疏唯一性扩展</w:t>
       </w:r>
       <w:r>
         <w:rPr>
@@ -339,7 +439,7 @@
           <w:color w:val="444444"/>
           <w:sz w:val="21"/>
         </w:rPr>
-        <w:t>§6 新增「两层提取的边界」声明</w:t>
+        <w:t>不在 Artifact 中</w:t>
       </w:r>
       <w:r>
         <w:rPr>
@@ -349,7 +449,7 @@
           <w:color w:val="444444"/>
           <w:sz w:val="21"/>
         </w:rPr>
-        <w:t>——运行时检查全部由 Z/Q 反射层承载（四级判定/安全域/窗口判定/</w:t>
+        <w:t>（全库零 Admitted、零挂起证明义务——CI 语句形 grep + coqchk + 165 项审计三重背书；仓库唯一语句形 Abort 在 vendored 第三方 deps/mathcomp）；两两相干判据已关窗（μ·4 = 45156/33920 &gt; 1，</w:t>
       </w:r>
       <w:r>
         <w:rPr>
@@ -359,7 +459,7 @@
           <w:color w:val="444444"/>
           <w:sz w:val="19"/>
         </w:rPr>
-        <w:t>psa_guard</w:t>
+        <w:t>c4_mu4_window</w:t>
       </w:r>
       <w:r>
         <w:rPr>
@@ -369,82 +469,7 @@
           <w:color w:val="444444"/>
           <w:sz w:val="21"/>
         </w:rPr>
-        <w:t xml:space="preserve"> 原生镜像：nat/Z/Q 层函数、Pos/Z 二进制算术、无逼近循环，&lt;1 ms 实测已随稿）；构造性实数层（ConstructiveReals）不进入任何运行时路径（</w:t>
-      </w:r>
-      <w:r>
-        <w:rPr>
-          <w:rFonts w:ascii="Consolas" w:hAnsi="Consolas" w:eastAsia="等线"/>
-          <w:b w:val="0"/>
-          <w:i w:val="0"/>
-          <w:color w:val="444444"/>
-          <w:sz w:val="19"/>
-        </w:rPr>
-        <w:t>CRcarrier</w:t>
-      </w:r>
-      <w:r>
-        <w:rPr>
-          <w:rFonts w:ascii="Times New Roman" w:hAnsi="Times New Roman" w:eastAsia="宋体"/>
-          <w:b w:val="0"/>
-          <w:i/>
-          <w:color w:val="444444"/>
-          <w:sz w:val="21"/>
-        </w:rPr>
-        <w:t xml:space="preserve"> 抽象类型参数 / </w:t>
-      </w:r>
-      <w:r>
-        <w:rPr>
-          <w:rFonts w:ascii="Consolas" w:hAnsi="Consolas" w:eastAsia="等线"/>
-          <w:b w:val="0"/>
-          <w:i w:val="0"/>
-          <w:color w:val="444444"/>
-          <w:sz w:val="19"/>
-        </w:rPr>
-        <w:t>taugrid_cr</w:t>
-      </w:r>
-      <w:r>
-        <w:rPr>
-          <w:rFonts w:ascii="Times New Roman" w:hAnsi="Times New Roman" w:eastAsia="宋体"/>
-          <w:b w:val="0"/>
-          <w:i/>
-          <w:color w:val="444444"/>
-          <w:sz w:val="21"/>
-        </w:rPr>
-        <w:t xml:space="preserve"> 柯西实例仅编译验证；</w:t>
-      </w:r>
-      <w:r>
-        <w:rPr>
-          <w:rFonts w:ascii="Consolas" w:hAnsi="Consolas" w:eastAsia="等线"/>
-          <w:b w:val="0"/>
-          <w:i w:val="0"/>
-          <w:color w:val="444444"/>
-          <w:sz w:val="19"/>
-        </w:rPr>
-        <w:t>CR_of_Q</w:t>
-      </w:r>
-      <w:r>
-        <w:rPr>
-          <w:rFonts w:ascii="Times New Roman" w:hAnsi="Times New Roman" w:eastAsia="宋体"/>
-          <w:b w:val="0"/>
-          <w:i/>
-          <w:color w:val="444444"/>
-          <w:sz w:val="21"/>
-        </w:rPr>
-        <w:t xml:space="preserve"> 为有理常数嵌入件，其二分表示不承载运行时判定）；「经 DkMLNative 编译通过」= 良构性与可执行结构验证，非运行时性能主张——构造性轨道角色 = 公理独立性与可计算性验证，生产检查器由经典/反射轨道承担（与 v2.13 轨道定位声明一致）。纯文本澄清，无代码与定理改动；草稿无 §6 基准节，不同步。</w:t>
-      </w:r>
-    </w:p>
-    <w:p>
-      <w:pPr>
-        <w:ind w:left="432"/>
-      </w:pPr>
-      <w:r>
-        <w:rPr>
-          <w:rFonts w:ascii="Times New Roman" w:hAnsi="Times New Roman" w:eastAsia="宋体"/>
-          <w:b w:val="0"/>
-          <w:i/>
-          <w:color w:val="444444"/>
-          <w:sz w:val="21"/>
-        </w:rPr>
-        <w:t>修订摘要（v2.17→v2.18，2026-08-31，G-9 渐近闭合式形式化——回应 Coq 专家评审第 6 条）：</w:t>
+        <w:t xml:space="preserve"> 机器判定），扩展须走 Gram 特征值口径数值裁决且结果未定——「直截」仅指判定动作；扩展显式列入 future work 第一项。</w:t>
       </w:r>
       <w:r>
         <w:rPr>
@@ -454,7 +479,7 @@
           <w:color w:val="444444"/>
           <w:sz w:val="21"/>
         </w:rPr>
-        <w:t>§可判定性溢价段闭合形式句升级</w:t>
+        <w:t>代码侧</w:t>
       </w:r>
       <w:r>
         <w:rPr>
@@ -464,7 +489,7 @@
           <w:color w:val="444444"/>
           <w:sz w:val="21"/>
         </w:rPr>
-        <w:t>——松弛链渐近代价 n₁n₂/(2(n₂−n₁)⌊√(n₁n₂)⌋) → √C/(2(C−1))（C=4 时 1/3）由纸面推导升级为机器检查定理（</w:t>
+        <w:t>：</w:t>
       </w:r>
       <w:r>
         <w:rPr>
@@ -474,7 +499,7 @@
           <w:color w:val="444444"/>
           <w:sz w:val="19"/>
         </w:rPr>
-        <w:t>probe_g9_pairfrac_cr.v</w:t>
+        <w:t>PSA_audit.v</w:t>
       </w:r>
       <w:r>
         <w:rPr>
@@ -484,18 +509,13 @@
           <w:color w:val="444444"/>
           <w:sz w:val="21"/>
         </w:rPr>
-        <w:t>，10 项引理/定理全闭合）：层 1 完全平方 C=c² 精确闭合 pair_frac(a,c²a)=c/(2(c²−1))（</w:t>
-      </w:r>
-      <w:r>
-        <w:rPr>
-          <w:rFonts w:ascii="Consolas" w:hAnsi="Consolas" w:eastAsia="等线"/>
-          <w:b w:val="0"/>
-          <w:i w:val="0"/>
-          <w:color w:val="444444"/>
-          <w:sz w:val="19"/>
-        </w:rPr>
-        <w:t>g9_pf_square</w:t>
-      </w:r>
+        <w:t xml:space="preserve"> L179 陈旧注释清理（「未证毕部分见 frame_check_instance_sound TODO」→ 该定理已 Qed，改指装配段 banner）——全库唯一 TODO 形态残余归零；重编译 EXIT=0（54×Closed）。纯注释+文本，无定理改动。</w:t>
+      </w:r>
+    </w:p>
+    <w:p>
+      <w:pPr>
+        <w:ind w:left="432"/>
+      </w:pPr>
       <w:r>
         <w:rPr>
           <w:rFonts w:ascii="Times New Roman" w:hAnsi="Times New Roman" w:eastAsia="宋体"/>
@@ -504,122 +524,7 @@
           <w:color w:val="444444"/>
           <w:sz w:val="21"/>
         </w:rPr>
-        <w:t>，论文 C=4→1/3 实例）、层 2 一般 C 双带有理夹逼 C/(2(C−1)(s+1)) ≤ pf ≤ C/(2(C−1)s)（s=⌊√C⌋，</w:t>
-      </w:r>
-      <w:r>
-        <w:rPr>
-          <w:rFonts w:ascii="Consolas" w:hAnsi="Consolas" w:eastAsia="等线"/>
-          <w:b w:val="0"/>
-          <w:i w:val="0"/>
-          <w:color w:val="444444"/>
-          <w:sz w:val="19"/>
-        </w:rPr>
-        <w:t>g9_pf_sandwich</w:t>
-      </w:r>
-      <w:r>
-        <w:rPr>
-          <w:rFonts w:ascii="Times New Roman" w:hAnsi="Times New Roman" w:eastAsia="宋体"/>
-          <w:b w:val="0"/>
-          <w:i/>
-          <w:color w:val="444444"/>
-          <w:sz w:val="21"/>
-        </w:rPr>
-        <w:t>——比纸面极限更强的全有理可计算形，无理 √C 不入库）、C=4 可运行判定实例（</w:t>
-      </w:r>
-      <w:r>
-        <w:rPr>
-          <w:rFonts w:ascii="Consolas" w:hAnsi="Consolas" w:eastAsia="等线"/>
-          <w:b w:val="0"/>
-          <w:i w:val="0"/>
-          <w:color w:val="444444"/>
-          <w:sz w:val="19"/>
-        </w:rPr>
-        <w:t>g9_pf_C4_13</w:t>
-      </w:r>
-      <w:r>
-        <w:rPr>
-          <w:rFonts w:ascii="Times New Roman" w:hAnsi="Times New Roman" w:eastAsia="宋体"/>
-          <w:b w:val="0"/>
-          <w:i/>
-          <w:color w:val="444444"/>
-          <w:sz w:val="21"/>
-        </w:rPr>
-        <w:t>，Qeq_bool）与 sigT 可提取闭合式证书（</w:t>
-      </w:r>
-      <w:r>
-        <w:rPr>
-          <w:rFonts w:ascii="Consolas" w:hAnsi="Consolas" w:eastAsia="等线"/>
-          <w:b w:val="0"/>
-          <w:i w:val="0"/>
-          <w:color w:val="444444"/>
-          <w:sz w:val="19"/>
-        </w:rPr>
-        <w:t>g9_closed_form_cert</w:t>
-      </w:r>
-      <w:r>
-        <w:rPr>
-          <w:rFonts w:ascii="Times New Roman" w:hAnsi="Times New Roman" w:eastAsia="宋体"/>
-          <w:b w:val="0"/>
-          <w:i/>
-          <w:color w:val="444444"/>
-          <w:sz w:val="21"/>
-        </w:rPr>
-        <w:t xml:space="preserve">）；纯构造性 nat/Z/Q 轨道，零 Reals 零经典零 Admitted，4 段 Print Assumptions 全 Closed，提取物 g9_pairfrac_cr.ml 经 DkMLNative ocamlc 编译通过；已并入合并版 </w:t>
-      </w:r>
-      <w:r>
-        <w:rPr>
-          <w:rFonts w:ascii="Consolas" w:hAnsi="Consolas" w:eastAsia="等线"/>
-          <w:b w:val="0"/>
-          <w:i w:val="0"/>
-          <w:color w:val="444444"/>
-          <w:sz w:val="19"/>
-        </w:rPr>
-        <w:t>ca_merged_full_25_m2.v</w:t>
-      </w:r>
-      <w:r>
-        <w:rPr>
-          <w:rFonts w:ascii="Times New Roman" w:hAnsi="Times New Roman" w:eastAsia="宋体"/>
-          <w:b w:val="0"/>
-          <w:i/>
-          <w:color w:val="444444"/>
-          <w:sz w:val="21"/>
-        </w:rPr>
-        <w:t>（模块 69/68 分区，92743 行，本地 2.5 全量编译 EXIT=0）。经验卡 E202。</w:t>
-      </w:r>
-    </w:p>
-    <w:p>
-      <w:pPr>
-        <w:ind w:left="432"/>
-      </w:pPr>
-      <w:r>
-        <w:rPr>
-          <w:rFonts w:ascii="Times New Roman" w:hAnsi="Times New Roman" w:eastAsia="宋体"/>
-          <w:b w:val="0"/>
-          <w:i/>
-          <w:color w:val="444444"/>
-          <w:sz w:val="21"/>
-        </w:rPr>
-        <w:t>修订摘要（v2.16→v2.17，2026-08-31，合并版 m2 扫雷收官）：</w:t>
-      </w:r>
-      <w:r>
-        <w:rPr>
-          <w:rFonts w:ascii="Consolas" w:hAnsi="Consolas" w:eastAsia="等线"/>
-          <w:b w:val="0"/>
-          <w:i w:val="0"/>
-          <w:color w:val="444444"/>
-          <w:sz w:val="19"/>
-        </w:rPr>
-        <w:t>ca_merged_full_25_m2.v</w:t>
-      </w:r>
-      <w:r>
-        <w:rPr>
-          <w:rFonts w:ascii="Times New Roman" w:hAnsi="Times New Roman" w:eastAsia="宋体"/>
-          <w:b w:val="0"/>
-          <w:i/>
-          <w:color w:val="444444"/>
-          <w:sz w:val="21"/>
-        </w:rPr>
-        <w:t xml:space="preserve"> 本地 2.5 全量编译 EXIT=0（</w:t>
+        <w:t>修订摘要（v2.18→v2.19，2026-08-31，评审 CR 效率质询澄清）：</w:t>
       </w:r>
       <w:r>
         <w:rPr>
@@ -629,7 +534,7 @@
           <w:color w:val="444444"/>
           <w:sz w:val="21"/>
         </w:rPr>
-        <w:t>11 轮扫雷，92506 行 / 68 模块分区</w:t>
+        <w:t>§6 新增「两层提取的边界」声明</w:t>
       </w:r>
       <w:r>
         <w:rPr>
@@ -639,7 +544,7 @@
           <w:color w:val="444444"/>
           <w:sz w:val="21"/>
         </w:rPr>
-        <w:t xml:space="preserve">）。修复全落 z 探针源双文件同步（探针即终态）：分区头 E138① Notation 注册防 mathcomp 前序劫持（nat_scope </w:t>
+        <w:t>——运行时检查全部由 Z/Q 反射层承载（四级判定/安全域/窗口判定/</w:t>
       </w:r>
       <w:r>
         <w:rPr>
@@ -649,7 +554,7 @@
           <w:color w:val="444444"/>
           <w:sz w:val="19"/>
         </w:rPr>
-        <w:t>&lt;=</w:t>
+        <w:t>psa_guard</w:t>
       </w:r>
       <w:r>
         <w:rPr>
@@ -659,7 +564,7 @@
           <w:color w:val="444444"/>
           <w:sz w:val="21"/>
         </w:rPr>
-        <w:t xml:space="preserve"> 被 bool leq 覆盖致 lia 失效——横向传染）；</w:t>
+        <w:t xml:space="preserve"> 原生镜像：nat/Z/Q 层函数、Pos/Z 二进制算术、无逼近循环，&lt;1 ms 实测已随稿）；构造性实数层（ConstructiveReals）不进入任何运行时路径（</w:t>
       </w:r>
       <w:r>
         <w:rPr>
@@ -669,7 +574,7 @@
           <w:color w:val="444444"/>
           <w:sz w:val="19"/>
         </w:rPr>
-        <w:t>Nat.le_antisym</w:t>
+        <w:t>CRcarrier</w:t>
       </w:r>
       <w:r>
         <w:rPr>
@@ -679,7 +584,7 @@
           <w:color w:val="444444"/>
           <w:sz w:val="21"/>
         </w:rPr>
-        <w:t xml:space="preserve"> typo 更正（三环境不存在，正确名 </w:t>
+        <w:t xml:space="preserve"> 抽象类型参数 / </w:t>
       </w:r>
       <w:r>
         <w:rPr>
@@ -689,7 +594,7 @@
           <w:color w:val="444444"/>
           <w:sz w:val="19"/>
         </w:rPr>
-        <w:t>Nat.le_antisymm</w:t>
+        <w:t>taugrid_cr</w:t>
       </w:r>
       <w:r>
         <w:rPr>
@@ -699,7 +604,7 @@
           <w:color w:val="444444"/>
           <w:sz w:val="21"/>
         </w:rPr>
-        <w:t xml:space="preserve">）；裸 </w:t>
+        <w:t xml:space="preserve"> 柯西实例仅编译验证；</w:t>
       </w:r>
       <w:r>
         <w:rPr>
@@ -709,7 +614,7 @@
           <w:color w:val="444444"/>
           <w:sz w:val="19"/>
         </w:rPr>
-        <w:t>eq_refl</w:t>
+        <w:t>CR_of_Q</w:t>
       </w:r>
       <w:r>
         <w:rPr>
@@ -719,18 +624,13 @@
           <w:color w:val="444444"/>
           <w:sz w:val="21"/>
         </w:rPr>
-        <w:t xml:space="preserve"> 被 mathcomp 解析到 ssr eqxx → tactic 化；</w:t>
-      </w:r>
-      <w:r>
-        <w:rPr>
-          <w:rFonts w:ascii="Consolas" w:hAnsi="Consolas" w:eastAsia="等线"/>
-          <w:b w:val="0"/>
-          <w:i w:val="0"/>
-          <w:color w:val="444444"/>
-          <w:sz w:val="19"/>
-        </w:rPr>
-        <w:t>Import independent</w:t>
-      </w:r>
+        <w:t xml:space="preserve"> 为有理常数嵌入件，其二分表示不承载运行时判定）；「经 DkMLNative 编译通过」= 良构性与可执行结构验证，非运行时性能主张——构造性轨道角色 = 公理独立性与可计算性验证，生产检查器由经典/反射轨道承担（与 v2.13 轨道定位声明一致）。纯文本澄清，无代码与定理改动；草稿无 §6 基准节，不同步。</w:t>
+      </w:r>
+    </w:p>
+    <w:p>
+      <w:pPr>
+        <w:ind w:left="432"/>
+      </w:pPr>
       <w:r>
         <w:rPr>
           <w:rFonts w:ascii="Times New Roman" w:hAnsi="Times New Roman" w:eastAsia="宋体"/>
@@ -739,162 +639,7 @@
           <w:color w:val="444444"/>
           <w:sz w:val="21"/>
         </w:rPr>
-        <w:t>/</w:t>
-      </w:r>
-      <w:r>
-        <w:rPr>
-          <w:rFonts w:ascii="Consolas" w:hAnsi="Consolas" w:eastAsia="等线"/>
-          <w:b w:val="0"/>
-          <w:i w:val="0"/>
-          <w:color w:val="444444"/>
-          <w:sz w:val="19"/>
-        </w:rPr>
-        <w:t>Import UnconditionalBasis</w:t>
-      </w:r>
-      <w:r>
-        <w:rPr>
-          <w:rFonts w:ascii="Times New Roman" w:hAnsi="Times New Roman" w:eastAsia="宋体"/>
-          <w:b w:val="0"/>
-          <w:i/>
-          <w:color w:val="444444"/>
-          <w:sz w:val="21"/>
-        </w:rPr>
-        <w:t xml:space="preserve"> 解 </w:t>
-      </w:r>
-      <w:r>
-        <w:rPr>
-          <w:rFonts w:ascii="Consolas" w:hAnsi="Consolas" w:eastAsia="等线"/>
-          <w:b w:val="0"/>
-          <w:i w:val="0"/>
-          <w:color w:val="444444"/>
-          <w:sz w:val="19"/>
-        </w:rPr>
-        <w:t>Csum</w:t>
-      </w:r>
-      <w:r>
-        <w:rPr>
-          <w:rFonts w:ascii="Times New Roman" w:hAnsi="Times New Roman" w:eastAsia="宋体"/>
-          <w:b w:val="0"/>
-          <w:i/>
-          <w:color w:val="444444"/>
-          <w:sz w:val="21"/>
-        </w:rPr>
-        <w:t>/</w:t>
-      </w:r>
-      <w:r>
-        <w:rPr>
-          <w:rFonts w:ascii="Consolas" w:hAnsi="Consolas" w:eastAsia="等线"/>
-          <w:b w:val="0"/>
-          <w:i w:val="0"/>
-          <w:color w:val="444444"/>
-          <w:sz w:val="19"/>
-        </w:rPr>
-        <w:t>phi</w:t>
-      </w:r>
-      <w:r>
-        <w:rPr>
-          <w:rFonts w:ascii="Times New Roman" w:hAnsi="Times New Roman" w:eastAsia="宋体"/>
-          <w:b w:val="0"/>
-          <w:i/>
-          <w:color w:val="444444"/>
-          <w:sz w:val="21"/>
-        </w:rPr>
-        <w:t>(Prime 版)多候选遮蔽；</w:t>
-      </w:r>
-      <w:r>
-        <w:rPr>
-          <w:rFonts w:ascii="Consolas" w:hAnsi="Consolas" w:eastAsia="等线"/>
-          <w:b w:val="0"/>
-          <w:i w:val="0"/>
-          <w:color w:val="444444"/>
-          <w:sz w:val="19"/>
-        </w:rPr>
-        <w:t>Rabs_triang</w:t>
-      </w:r>
-      <w:r>
-        <w:rPr>
-          <w:rFonts w:ascii="Times New Roman" w:hAnsi="Times New Roman" w:eastAsia="宋体"/>
-          <w:b w:val="0"/>
-          <w:i/>
-          <w:color w:val="444444"/>
-          <w:sz w:val="21"/>
-        </w:rPr>
-        <w:t>/</w:t>
-      </w:r>
-      <w:r>
-        <w:rPr>
-          <w:rFonts w:ascii="Consolas" w:hAnsi="Consolas" w:eastAsia="等线"/>
-          <w:b w:val="0"/>
-          <w:i w:val="0"/>
-          <w:color w:val="444444"/>
-          <w:sz w:val="19"/>
-        </w:rPr>
-        <w:t>psi_frac_eq</w:t>
-      </w:r>
-      <w:r>
-        <w:rPr>
-          <w:rFonts w:ascii="Times New Roman" w:hAnsi="Times New Roman" w:eastAsia="宋体"/>
-          <w:b w:val="0"/>
-          <w:i/>
-          <w:color w:val="444444"/>
-          <w:sz w:val="21"/>
-        </w:rPr>
-        <w:t xml:space="preserve"> 重写改 apply/replace 显式形；</w:t>
-      </w:r>
-      <w:r>
-        <w:rPr>
-          <w:rFonts w:ascii="Consolas" w:hAnsi="Consolas" w:eastAsia="等线"/>
-          <w:b w:val="0"/>
-          <w:i w:val="0"/>
-          <w:color w:val="444444"/>
-          <w:sz w:val="19"/>
-        </w:rPr>
-        <w:t>zpos_of_succ</w:t>
-      </w:r>
-      <w:r>
-        <w:rPr>
-          <w:rFonts w:ascii="Times New Roman" w:hAnsi="Times New Roman" w:eastAsia="宋体"/>
-          <w:b w:val="0"/>
-          <w:i/>
-          <w:color w:val="444444"/>
-          <w:sz w:val="21"/>
-        </w:rPr>
-        <w:t xml:space="preserve"> 撞名改 </w:t>
-      </w:r>
-      <w:r>
-        <w:rPr>
-          <w:rFonts w:ascii="Consolas" w:hAnsi="Consolas" w:eastAsia="等线"/>
-          <w:b w:val="0"/>
-          <w:i w:val="0"/>
-          <w:color w:val="444444"/>
-          <w:sz w:val="19"/>
-        </w:rPr>
-        <w:t>zpos_of_succ_c4</w:t>
-      </w:r>
-      <w:r>
-        <w:rPr>
-          <w:rFonts w:ascii="Times New Roman" w:hAnsi="Times New Roman" w:eastAsia="宋体"/>
-          <w:b w:val="0"/>
-          <w:i/>
-          <w:color w:val="444444"/>
-          <w:sz w:val="21"/>
-        </w:rPr>
-        <w:t>。定理内容无增删。经验卡 E190。</w:t>
-      </w:r>
-    </w:p>
-    <w:p>
-      <w:pPr>
-        <w:ind w:left="432"/>
-      </w:pPr>
-      <w:r>
-        <w:rPr>
-          <w:rFonts w:ascii="Times New Roman" w:hAnsi="Times New Roman" w:eastAsia="宋体"/>
-          <w:b w:val="0"/>
-          <w:i/>
-          <w:color w:val="444444"/>
-          <w:sz w:val="21"/>
-        </w:rPr>
-        <w:t>修订摘要（v2.15→v2.16，2026-08-31，G-7 Welch 下界构造性证明完成）：</w:t>
+        <w:t>修订摘要（v2.17→v2.18，2026-08-31，G-9 渐近闭合式形式化——回应 Coq 专家评审第 6 条）：</w:t>
       </w:r>
       <w:r>
         <w:rPr>
@@ -904,7 +649,7 @@
           <w:color w:val="444444"/>
           <w:sz w:val="21"/>
         </w:rPr>
-        <w:t>§5.6.6 新增 G-7 条目</w:t>
+        <w:t>§可判定性溢价段闭合形式句升级</w:t>
       </w:r>
       <w:r>
         <w:rPr>
@@ -914,7 +659,7 @@
           <w:color w:val="444444"/>
           <w:sz w:val="21"/>
         </w:rPr>
-        <w:t xml:space="preserve">——Welch 下界平方形态 </w:t>
+        <w:t>——松弛链渐近代价 n₁n₂/(2(n₂−n₁)⌊√(n₁n₂)⌋) → √C/(2(C−1))（C=4 时 1/3）由纸面推导升级为机器检查定理（</w:t>
       </w:r>
       <w:r>
         <w:rPr>
@@ -924,7 +669,7 @@
           <w:color w:val="444444"/>
           <w:sz w:val="19"/>
         </w:rPr>
-        <w:t>(INR M − INR N) ≤ INR N·INR(M−1)·μ²</w:t>
+        <w:t>probe_g9_pairfrac_cr.v</w:t>
       </w:r>
       <w:r>
         <w:rPr>
@@ -934,7 +679,7 @@
           <w:color w:val="444444"/>
           <w:sz w:val="21"/>
         </w:rPr>
-        <w:t xml:space="preserve"> 的构造性证明（</w:t>
+        <w:t>，10 项引理/定理全闭合）：层 1 完全平方 C=c² 精确闭合 pair_frac(a,c²a)=c/(2(c²−1))（</w:t>
       </w:r>
       <w:r>
         <w:rPr>
@@ -944,7 +689,7 @@
           <w:color w:val="444444"/>
           <w:sz w:val="19"/>
         </w:rPr>
-        <w:t>g7_welch_lower</w:t>
+        <w:t>g9_pf_square</w:t>
       </w:r>
       <w:r>
         <w:rPr>
@@ -954,7 +699,7 @@
           <w:color w:val="444444"/>
           <w:sz w:val="21"/>
         </w:rPr>
-        <w:t>，</w:t>
+        <w:t>，论文 C=4→1/3 实例）、层 2 一般 C 双带有理夹逼 C/(2(C−1)(s+1)) ≤ pf ≤ C/(2(C−1)s)（s=⌊√C⌋，</w:t>
       </w:r>
       <w:r>
         <w:rPr>
@@ -964,7 +709,7 @@
           <w:color w:val="444444"/>
           <w:sz w:val="19"/>
         </w:rPr>
-        <w:t>probe_g7_welch_cr.v</w:t>
+        <w:t>g9_pf_sandwich</w:t>
       </w:r>
       <w:r>
         <w:rPr>
@@ -974,7 +719,102 @@
           <w:color w:val="444444"/>
           <w:sz w:val="21"/>
         </w:rPr>
-        <w:t>，828 行 14 Qed；Frobenius 范数与 Cauchy–Schwarz 不等式路线，避免特征值论证；六段 Print Assumptions 全 Closed 零公理；提取物 g7_welch_cr.ml 经 DkMLNative ocamlc 编译通过）；</w:t>
+        <w:t>——比纸面极限更强的全有理可计算形，无理 √C 不入库）、C=4 可运行判定实例（</w:t>
+      </w:r>
+      <w:r>
+        <w:rPr>
+          <w:rFonts w:ascii="Consolas" w:hAnsi="Consolas" w:eastAsia="等线"/>
+          <w:b w:val="0"/>
+          <w:i w:val="0"/>
+          <w:color w:val="444444"/>
+          <w:sz w:val="19"/>
+        </w:rPr>
+        <w:t>g9_pf_C4_13</w:t>
+      </w:r>
+      <w:r>
+        <w:rPr>
+          <w:rFonts w:ascii="Times New Roman" w:hAnsi="Times New Roman" w:eastAsia="宋体"/>
+          <w:b w:val="0"/>
+          <w:i/>
+          <w:color w:val="444444"/>
+          <w:sz w:val="21"/>
+        </w:rPr>
+        <w:t>，Qeq_bool）与 sigT 可提取闭合式证书（</w:t>
+      </w:r>
+      <w:r>
+        <w:rPr>
+          <w:rFonts w:ascii="Consolas" w:hAnsi="Consolas" w:eastAsia="等线"/>
+          <w:b w:val="0"/>
+          <w:i w:val="0"/>
+          <w:color w:val="444444"/>
+          <w:sz w:val="19"/>
+        </w:rPr>
+        <w:t>g9_closed_form_cert</w:t>
+      </w:r>
+      <w:r>
+        <w:rPr>
+          <w:rFonts w:ascii="Times New Roman" w:hAnsi="Times New Roman" w:eastAsia="宋体"/>
+          <w:b w:val="0"/>
+          <w:i/>
+          <w:color w:val="444444"/>
+          <w:sz w:val="21"/>
+        </w:rPr>
+        <w:t xml:space="preserve">）；纯构造性 nat/Z/Q 轨道，零 Reals 零经典零 Admitted，4 段 Print Assumptions 全 Closed，提取物 g9_pairfrac_cr.ml 经 DkMLNative ocamlc 编译通过；已并入合并版 </w:t>
+      </w:r>
+      <w:r>
+        <w:rPr>
+          <w:rFonts w:ascii="Consolas" w:hAnsi="Consolas" w:eastAsia="等线"/>
+          <w:b w:val="0"/>
+          <w:i w:val="0"/>
+          <w:color w:val="444444"/>
+          <w:sz w:val="19"/>
+        </w:rPr>
+        <w:t>ca_merged_full_25_m2.v</w:t>
+      </w:r>
+      <w:r>
+        <w:rPr>
+          <w:rFonts w:ascii="Times New Roman" w:hAnsi="Times New Roman" w:eastAsia="宋体"/>
+          <w:b w:val="0"/>
+          <w:i/>
+          <w:color w:val="444444"/>
+          <w:sz w:val="21"/>
+        </w:rPr>
+        <w:t>（模块 69/68 分区，92743 行，本地 2.5 全量编译 EXIT=0）。经验卡 E202。</w:t>
+      </w:r>
+    </w:p>
+    <w:p>
+      <w:pPr>
+        <w:ind w:left="432"/>
+      </w:pPr>
+      <w:r>
+        <w:rPr>
+          <w:rFonts w:ascii="Times New Roman" w:hAnsi="Times New Roman" w:eastAsia="宋体"/>
+          <w:b w:val="0"/>
+          <w:i/>
+          <w:color w:val="444444"/>
+          <w:sz w:val="21"/>
+        </w:rPr>
+        <w:t>修订摘要（v2.16→v2.17，2026-08-31，合并版 m2 扫雷收官）：</w:t>
+      </w:r>
+      <w:r>
+        <w:rPr>
+          <w:rFonts w:ascii="Consolas" w:hAnsi="Consolas" w:eastAsia="等线"/>
+          <w:b w:val="0"/>
+          <w:i w:val="0"/>
+          <w:color w:val="444444"/>
+          <w:sz w:val="19"/>
+        </w:rPr>
+        <w:t>ca_merged_full_25_m2.v</w:t>
+      </w:r>
+      <w:r>
+        <w:rPr>
+          <w:rFonts w:ascii="Times New Roman" w:hAnsi="Times New Roman" w:eastAsia="宋体"/>
+          <w:b w:val="0"/>
+          <w:i/>
+          <w:color w:val="444444"/>
+          <w:sz w:val="21"/>
+        </w:rPr>
+        <w:t xml:space="preserve"> 本地 2.5 全量编译 EXIT=0（</w:t>
       </w:r>
       <w:r>
         <w:rPr>
@@ -984,7 +824,7 @@
           <w:color w:val="444444"/>
           <w:sz w:val="21"/>
         </w:rPr>
-        <w:t>G-8 前提状态升级</w:t>
+        <w:t>11 轮扫雷，92506 行 / 68 模块分区</w:t>
       </w:r>
       <w:r>
         <w:rPr>
@@ -994,7 +834,262 @@
           <w:color w:val="444444"/>
           <w:sz w:val="21"/>
         </w:rPr>
-        <w:t>——Welch 下界由抽象前提升级为已证定理；</w:t>
+        <w:t xml:space="preserve">）。修复全落 z 探针源双文件同步（探针即终态）：分区头 E138① Notation 注册防 mathcomp 前序劫持（nat_scope </w:t>
+      </w:r>
+      <w:r>
+        <w:rPr>
+          <w:rFonts w:ascii="Consolas" w:hAnsi="Consolas" w:eastAsia="等线"/>
+          <w:b w:val="0"/>
+          <w:i w:val="0"/>
+          <w:color w:val="444444"/>
+          <w:sz w:val="19"/>
+        </w:rPr>
+        <w:t>&lt;=</w:t>
+      </w:r>
+      <w:r>
+        <w:rPr>
+          <w:rFonts w:ascii="Times New Roman" w:hAnsi="Times New Roman" w:eastAsia="宋体"/>
+          <w:b w:val="0"/>
+          <w:i/>
+          <w:color w:val="444444"/>
+          <w:sz w:val="21"/>
+        </w:rPr>
+        <w:t xml:space="preserve"> 被 bool leq 覆盖致 lia 失效——横向传染）；</w:t>
+      </w:r>
+      <w:r>
+        <w:rPr>
+          <w:rFonts w:ascii="Consolas" w:hAnsi="Consolas" w:eastAsia="等线"/>
+          <w:b w:val="0"/>
+          <w:i w:val="0"/>
+          <w:color w:val="444444"/>
+          <w:sz w:val="19"/>
+        </w:rPr>
+        <w:t>Nat.le_antisym</w:t>
+      </w:r>
+      <w:r>
+        <w:rPr>
+          <w:rFonts w:ascii="Times New Roman" w:hAnsi="Times New Roman" w:eastAsia="宋体"/>
+          <w:b w:val="0"/>
+          <w:i/>
+          <w:color w:val="444444"/>
+          <w:sz w:val="21"/>
+        </w:rPr>
+        <w:t xml:space="preserve"> typo 更正（三环境不存在，正确名 </w:t>
+      </w:r>
+      <w:r>
+        <w:rPr>
+          <w:rFonts w:ascii="Consolas" w:hAnsi="Consolas" w:eastAsia="等线"/>
+          <w:b w:val="0"/>
+          <w:i w:val="0"/>
+          <w:color w:val="444444"/>
+          <w:sz w:val="19"/>
+        </w:rPr>
+        <w:t>Nat.le_antisymm</w:t>
+      </w:r>
+      <w:r>
+        <w:rPr>
+          <w:rFonts w:ascii="Times New Roman" w:hAnsi="Times New Roman" w:eastAsia="宋体"/>
+          <w:b w:val="0"/>
+          <w:i/>
+          <w:color w:val="444444"/>
+          <w:sz w:val="21"/>
+        </w:rPr>
+        <w:t xml:space="preserve">）；裸 </w:t>
+      </w:r>
+      <w:r>
+        <w:rPr>
+          <w:rFonts w:ascii="Consolas" w:hAnsi="Consolas" w:eastAsia="等线"/>
+          <w:b w:val="0"/>
+          <w:i w:val="0"/>
+          <w:color w:val="444444"/>
+          <w:sz w:val="19"/>
+        </w:rPr>
+        <w:t>eq_refl</w:t>
+      </w:r>
+      <w:r>
+        <w:rPr>
+          <w:rFonts w:ascii="Times New Roman" w:hAnsi="Times New Roman" w:eastAsia="宋体"/>
+          <w:b w:val="0"/>
+          <w:i/>
+          <w:color w:val="444444"/>
+          <w:sz w:val="21"/>
+        </w:rPr>
+        <w:t xml:space="preserve"> 被 mathcomp 解析到 ssr eqxx → tactic 化；</w:t>
+      </w:r>
+      <w:r>
+        <w:rPr>
+          <w:rFonts w:ascii="Consolas" w:hAnsi="Consolas" w:eastAsia="等线"/>
+          <w:b w:val="0"/>
+          <w:i w:val="0"/>
+          <w:color w:val="444444"/>
+          <w:sz w:val="19"/>
+        </w:rPr>
+        <w:t>Import independent</w:t>
+      </w:r>
+      <w:r>
+        <w:rPr>
+          <w:rFonts w:ascii="Times New Roman" w:hAnsi="Times New Roman" w:eastAsia="宋体"/>
+          <w:b w:val="0"/>
+          <w:i/>
+          <w:color w:val="444444"/>
+          <w:sz w:val="21"/>
+        </w:rPr>
+        <w:t>/</w:t>
+      </w:r>
+      <w:r>
+        <w:rPr>
+          <w:rFonts w:ascii="Consolas" w:hAnsi="Consolas" w:eastAsia="等线"/>
+          <w:b w:val="0"/>
+          <w:i w:val="0"/>
+          <w:color w:val="444444"/>
+          <w:sz w:val="19"/>
+        </w:rPr>
+        <w:t>Import UnconditionalBasis</w:t>
+      </w:r>
+      <w:r>
+        <w:rPr>
+          <w:rFonts w:ascii="Times New Roman" w:hAnsi="Times New Roman" w:eastAsia="宋体"/>
+          <w:b w:val="0"/>
+          <w:i/>
+          <w:color w:val="444444"/>
+          <w:sz w:val="21"/>
+        </w:rPr>
+        <w:t xml:space="preserve"> 解 </w:t>
+      </w:r>
+      <w:r>
+        <w:rPr>
+          <w:rFonts w:ascii="Consolas" w:hAnsi="Consolas" w:eastAsia="等线"/>
+          <w:b w:val="0"/>
+          <w:i w:val="0"/>
+          <w:color w:val="444444"/>
+          <w:sz w:val="19"/>
+        </w:rPr>
+        <w:t>Csum</w:t>
+      </w:r>
+      <w:r>
+        <w:rPr>
+          <w:rFonts w:ascii="Times New Roman" w:hAnsi="Times New Roman" w:eastAsia="宋体"/>
+          <w:b w:val="0"/>
+          <w:i/>
+          <w:color w:val="444444"/>
+          <w:sz w:val="21"/>
+        </w:rPr>
+        <w:t>/</w:t>
+      </w:r>
+      <w:r>
+        <w:rPr>
+          <w:rFonts w:ascii="Consolas" w:hAnsi="Consolas" w:eastAsia="等线"/>
+          <w:b w:val="0"/>
+          <w:i w:val="0"/>
+          <w:color w:val="444444"/>
+          <w:sz w:val="19"/>
+        </w:rPr>
+        <w:t>phi</w:t>
+      </w:r>
+      <w:r>
+        <w:rPr>
+          <w:rFonts w:ascii="Times New Roman" w:hAnsi="Times New Roman" w:eastAsia="宋体"/>
+          <w:b w:val="0"/>
+          <w:i/>
+          <w:color w:val="444444"/>
+          <w:sz w:val="21"/>
+        </w:rPr>
+        <w:t>(Prime 版)多候选遮蔽；</w:t>
+      </w:r>
+      <w:r>
+        <w:rPr>
+          <w:rFonts w:ascii="Consolas" w:hAnsi="Consolas" w:eastAsia="等线"/>
+          <w:b w:val="0"/>
+          <w:i w:val="0"/>
+          <w:color w:val="444444"/>
+          <w:sz w:val="19"/>
+        </w:rPr>
+        <w:t>Rabs_triang</w:t>
+      </w:r>
+      <w:r>
+        <w:rPr>
+          <w:rFonts w:ascii="Times New Roman" w:hAnsi="Times New Roman" w:eastAsia="宋体"/>
+          <w:b w:val="0"/>
+          <w:i/>
+          <w:color w:val="444444"/>
+          <w:sz w:val="21"/>
+        </w:rPr>
+        <w:t>/</w:t>
+      </w:r>
+      <w:r>
+        <w:rPr>
+          <w:rFonts w:ascii="Consolas" w:hAnsi="Consolas" w:eastAsia="等线"/>
+          <w:b w:val="0"/>
+          <w:i w:val="0"/>
+          <w:color w:val="444444"/>
+          <w:sz w:val="19"/>
+        </w:rPr>
+        <w:t>psi_frac_eq</w:t>
+      </w:r>
+      <w:r>
+        <w:rPr>
+          <w:rFonts w:ascii="Times New Roman" w:hAnsi="Times New Roman" w:eastAsia="宋体"/>
+          <w:b w:val="0"/>
+          <w:i/>
+          <w:color w:val="444444"/>
+          <w:sz w:val="21"/>
+        </w:rPr>
+        <w:t xml:space="preserve"> 重写改 apply/replace 显式形；</w:t>
+      </w:r>
+      <w:r>
+        <w:rPr>
+          <w:rFonts w:ascii="Consolas" w:hAnsi="Consolas" w:eastAsia="等线"/>
+          <w:b w:val="0"/>
+          <w:i w:val="0"/>
+          <w:color w:val="444444"/>
+          <w:sz w:val="19"/>
+        </w:rPr>
+        <w:t>zpos_of_succ</w:t>
+      </w:r>
+      <w:r>
+        <w:rPr>
+          <w:rFonts w:ascii="Times New Roman" w:hAnsi="Times New Roman" w:eastAsia="宋体"/>
+          <w:b w:val="0"/>
+          <w:i/>
+          <w:color w:val="444444"/>
+          <w:sz w:val="21"/>
+        </w:rPr>
+        <w:t xml:space="preserve"> 撞名改 </w:t>
+      </w:r>
+      <w:r>
+        <w:rPr>
+          <w:rFonts w:ascii="Consolas" w:hAnsi="Consolas" w:eastAsia="等线"/>
+          <w:b w:val="0"/>
+          <w:i w:val="0"/>
+          <w:color w:val="444444"/>
+          <w:sz w:val="19"/>
+        </w:rPr>
+        <w:t>zpos_of_succ_c4</w:t>
+      </w:r>
+      <w:r>
+        <w:rPr>
+          <w:rFonts w:ascii="Times New Roman" w:hAnsi="Times New Roman" w:eastAsia="宋体"/>
+          <w:b w:val="0"/>
+          <w:i/>
+          <w:color w:val="444444"/>
+          <w:sz w:val="21"/>
+        </w:rPr>
+        <w:t>。定理内容无增删。经验卡 E190。</w:t>
+      </w:r>
+    </w:p>
+    <w:p>
+      <w:pPr>
+        <w:ind w:left="432"/>
+      </w:pPr>
+      <w:r>
+        <w:rPr>
+          <w:rFonts w:ascii="Times New Roman" w:hAnsi="Times New Roman" w:eastAsia="宋体"/>
+          <w:b w:val="0"/>
+          <w:i/>
+          <w:color w:val="444444"/>
+          <w:sz w:val="21"/>
+        </w:rPr>
+        <w:t>修订摘要（v2.15→v2.16，2026-08-31，G-7 Welch 下界构造性证明完成）：</w:t>
       </w:r>
       <w:r>
         <w:rPr>
@@ -1004,7 +1099,7 @@
           <w:color w:val="444444"/>
           <w:sz w:val="21"/>
         </w:rPr>
-        <w:t>并入</w:t>
+        <w:t>§5.6.6 新增 G-7 条目</w:t>
       </w:r>
       <w:r>
         <w:rPr>
@@ -1014,7 +1109,7 @@
           <w:color w:val="444444"/>
           <w:sz w:val="21"/>
         </w:rPr>
-        <w:t xml:space="preserve">——已并入合并版 </w:t>
+        <w:t xml:space="preserve">——Welch 下界平方形态 </w:t>
       </w:r>
       <w:r>
         <w:rPr>
@@ -1024,7 +1119,7 @@
           <w:color w:val="444444"/>
           <w:sz w:val="19"/>
         </w:rPr>
-        <w:t>ca_merged_full_25_m2.v</w:t>
+        <w:t>(INR M − INR N) ≤ INR N·INR(M−1)·μ²</w:t>
       </w:r>
       <w:r>
         <w:rPr>
@@ -1034,13 +1129,18 @@
           <w:color w:val="444444"/>
           <w:sz w:val="21"/>
         </w:rPr>
-        <w:t>（92483 行，68 模块分区，合并编译通过）；实原子版（相干上界 μ 抽象衔接 G-8），复原子版列为后续工作。</w:t>
-      </w:r>
-    </w:p>
-    <w:p>
-      <w:pPr>
-        <w:ind w:left="432"/>
-      </w:pPr>
+        <w:t xml:space="preserve"> 的构造性证明（</w:t>
+      </w:r>
+      <w:r>
+        <w:rPr>
+          <w:rFonts w:ascii="Consolas" w:hAnsi="Consolas" w:eastAsia="等线"/>
+          <w:b w:val="0"/>
+          <w:i w:val="0"/>
+          <w:color w:val="444444"/>
+          <w:sz w:val="19"/>
+        </w:rPr>
+        <w:t>g7_welch_lower</w:t>
+      </w:r>
       <w:r>
         <w:rPr>
           <w:rFonts w:ascii="Times New Roman" w:hAnsi="Times New Roman" w:eastAsia="宋体"/>
@@ -1049,7 +1149,27 @@
           <w:color w:val="444444"/>
           <w:sz w:val="21"/>
         </w:rPr>
-        <w:t>修订摘要（v2.14→v2.15，2026-08-30，M2 定理扩展四连 CS-15/16/17/18 引用补写 + 外部评审二轮措辞落实）：</w:t>
+        <w:t>，</w:t>
+      </w:r>
+      <w:r>
+        <w:rPr>
+          <w:rFonts w:ascii="Consolas" w:hAnsi="Consolas" w:eastAsia="等线"/>
+          <w:b w:val="0"/>
+          <w:i w:val="0"/>
+          <w:color w:val="444444"/>
+          <w:sz w:val="19"/>
+        </w:rPr>
+        <w:t>probe_g7_welch_cr.v</w:t>
+      </w:r>
+      <w:r>
+        <w:rPr>
+          <w:rFonts w:ascii="Times New Roman" w:hAnsi="Times New Roman" w:eastAsia="宋体"/>
+          <w:b w:val="0"/>
+          <w:i/>
+          <w:color w:val="444444"/>
+          <w:sz w:val="21"/>
+        </w:rPr>
+        <w:t>，828 行 14 Qed；Frobenius 范数与 Cauchy–Schwarz 不等式路线，避免特征值论证；六段 Print Assumptions 全 Closed 零公理；提取物 g7_welch_cr.ml 经 DkMLNative ocamlc 编译通过）；</w:t>
       </w:r>
       <w:r>
         <w:rPr>
@@ -1059,7 +1179,7 @@
           <w:color w:val="444444"/>
           <w:sz w:val="21"/>
         </w:rPr>
-        <w:t>§6 安全域谓词从 future work 升级为已形式化</w:t>
+        <w:t>G-8 前提状态升级</w:t>
       </w:r>
       <w:r>
         <w:rPr>
@@ -1069,27 +1189,7 @@
           <w:color w:val="444444"/>
           <w:sz w:val="21"/>
         </w:rPr>
-        <w:t xml:space="preserve">（CS-16 </w:t>
-      </w:r>
-      <w:r>
-        <w:rPr>
-          <w:rFonts w:ascii="Consolas" w:hAnsi="Consolas" w:eastAsia="等线"/>
-          <w:b w:val="0"/>
-          <w:i w:val="0"/>
-          <w:color w:val="444444"/>
-          <w:sz w:val="19"/>
-        </w:rPr>
-        <w:t>probe_safe_domain.v</w:t>
-      </w:r>
-      <w:r>
-        <w:rPr>
-          <w:rFonts w:ascii="Times New Roman" w:hAnsi="Times New Roman" w:eastAsia="宋体"/>
-          <w:b w:val="0"/>
-          <w:i/>
-          <w:color w:val="444444"/>
-          <w:sz w:val="21"/>
-        </w:rPr>
-        <w:t>：zprod_bounded 乘积上界递推 + no_overflow_consistent 63-bit 镜像一致 + c4_safe_domain C=4 判定链连乘 2054520832000000000 &lt; 2^63 + safe_domain_bool 可提取 bool 运行时判定，4 段审计全 Closed 零公理——回应评审 P0「安全域形式化草图」，超出 trivial 草图预期）；</w:t>
+        <w:t>——Welch 下界由抽象前提升级为已证定理；</w:t>
       </w:r>
       <w:r>
         <w:rPr>
@@ -1099,7 +1199,7 @@
           <w:color w:val="444444"/>
           <w:sz w:val="21"/>
         </w:rPr>
-        <w:t>§5.6 核漂移获首个实例</w:t>
+        <w:t>并入</w:t>
       </w:r>
       <w:r>
         <w:rPr>
@@ -1109,7 +1209,7 @@
           <w:color w:val="444444"/>
           <w:sz w:val="21"/>
         </w:rPr>
-        <w:t xml:space="preserve">（CS-18 </w:t>
+        <w:t xml:space="preserve">——已并入合并版 </w:t>
       </w:r>
       <w:r>
         <w:rPr>
@@ -1119,7 +1219,7 @@
           <w:color w:val="444444"/>
           <w:sz w:val="19"/>
         </w:rPr>
-        <w:t>probe_ab_bridge_pier.v</w:t>
+        <w:t>ca_merged_full_25_m2.v</w:t>
       </w:r>
       <w:r>
         <w:rPr>
@@ -1129,7 +1229,22 @@
           <w:color w:val="444444"/>
           <w:sz w:val="21"/>
         </w:rPr>
-        <w:t>：psi_kernel_drift_bound 相邻位漂移 ≤ 2/(√n·√m) + psi_attention_tvd_trunc 截断 TVD 桥，实例化 kernel_drift_controls_attention——「无形式化桥梁」升级为「中间桥墩已机器检查」）；</w:t>
+        <w:t>（92483 行，68 模块分区，合并编译通过）；实原子版（相干上界 μ 抽象衔接 G-8），复原子版列为后续工作。</w:t>
+      </w:r>
+    </w:p>
+    <w:p>
+      <w:pPr>
+        <w:ind w:left="432"/>
+      </w:pPr>
+      <w:r>
+        <w:rPr>
+          <w:rFonts w:ascii="Times New Roman" w:hAnsi="Times New Roman" w:eastAsia="宋体"/>
+          <w:b w:val="0"/>
+          <w:i/>
+          <w:color w:val="444444"/>
+          <w:sz w:val="21"/>
+        </w:rPr>
+        <w:t>修订摘要（v2.14→v2.15，2026-08-30，M2 定理扩展四连 CS-15/16/17/18 引用补写 + 外部评审二轮措辞落实）：</w:t>
       </w:r>
       <w:r>
         <w:rPr>
@@ -1139,7 +1254,7 @@
           <w:color w:val="444444"/>
           <w:sz w:val="21"/>
         </w:rPr>
-        <w:t>§5.3 相干熵桥接状态更新</w:t>
+        <w:t>§6 安全域谓词从 future work 升级为已形式化</w:t>
       </w:r>
       <w:r>
         <w:rPr>
@@ -1149,7 +1264,27 @@
           <w:color w:val="444444"/>
           <w:sz w:val="21"/>
         </w:rPr>
-        <w:t>（从未实例化升级为截断通道已实例化）；</w:t>
+        <w:t xml:space="preserve">（CS-16 </w:t>
+      </w:r>
+      <w:r>
+        <w:rPr>
+          <w:rFonts w:ascii="Consolas" w:hAnsi="Consolas" w:eastAsia="等线"/>
+          <w:b w:val="0"/>
+          <w:i w:val="0"/>
+          <w:color w:val="444444"/>
+          <w:sz w:val="19"/>
+        </w:rPr>
+        <w:t>probe_safe_domain.v</w:t>
+      </w:r>
+      <w:r>
+        <w:rPr>
+          <w:rFonts w:ascii="Times New Roman" w:hAnsi="Times New Roman" w:eastAsia="宋体"/>
+          <w:b w:val="0"/>
+          <w:i/>
+          <w:color w:val="444444"/>
+          <w:sz w:val="21"/>
+        </w:rPr>
+        <w:t>：zprod_bounded 乘积上界递推 + no_overflow_consistent 63-bit 镜像一致 + c4_safe_domain C=4 判定链连乘 2054520832000000000 &lt; 2^63 + safe_domain_bool 可提取 bool 运行时判定，4 段审计全 Closed 零公理——回应评审 P0「安全域形式化草图」，超出 trivial 草图预期）；</w:t>
       </w:r>
       <w:r>
         <w:rPr>
@@ -1159,7 +1294,7 @@
           <w:color w:val="444444"/>
           <w:sz w:val="21"/>
         </w:rPr>
-        <w:t>§9.1 分级检查器</w:t>
+        <w:t>§5.6 核漂移获首个实例</w:t>
       </w:r>
       <w:r>
         <w:rPr>
@@ -1169,7 +1304,7 @@
           <w:color w:val="444444"/>
           <w:sz w:val="21"/>
         </w:rPr>
-        <w:t xml:space="preserve">（CS-17 </w:t>
+        <w:t xml:space="preserve">（CS-18 </w:t>
       </w:r>
       <w:r>
         <w:rPr>
@@ -1179,7 +1314,7 @@
           <w:color w:val="444444"/>
           <w:sz w:val="19"/>
         </w:rPr>
-        <w:t>frame_check_graduated</w:t>
+        <w:t>probe_ab_bridge_pier.v</w:t>
       </w:r>
       <w:r>
         <w:rPr>
@@ -1189,7 +1324,7 @@
           <w:color w:val="444444"/>
           <w:sz w:val="21"/>
         </w:rPr>
-        <w:t xml:space="preserve"> 四级分层服务 + frame_check_graduated_sound，假阴性类由拒绝变降级服务）；</w:t>
+        <w:t>：psi_kernel_drift_bound 相邻位漂移 ≤ 2/(√n·√m) + psi_attention_tvd_trunc 截断 TVD 桥，实例化 kernel_drift_controls_attention——「无形式化桥梁」升级为「中间桥墩已机器检查」）；</w:t>
       </w:r>
       <w:r>
         <w:rPr>
@@ -1199,7 +1334,7 @@
           <w:color w:val="444444"/>
           <w:sz w:val="21"/>
         </w:rPr>
-        <w:t>Q2 酉不变性范围</w:t>
+        <w:t>§5.3 相干熵桥接状态更新</w:t>
       </w:r>
       <w:r>
         <w:rPr>
@@ -1209,7 +1344,7 @@
           <w:color w:val="444444"/>
           <w:sz w:val="21"/>
         </w:rPr>
-        <w:t>前移至贡献清单覆盖边界（item 12）；</w:t>
+        <w:t>（从未实例化升级为截断通道已实例化）；</w:t>
       </w:r>
       <w:r>
         <w:rPr>
@@ -1219,7 +1354,7 @@
           <w:color w:val="444444"/>
           <w:sz w:val="21"/>
         </w:rPr>
-        <w:t>§9 相关工作补 VST/Iris 方法论类比与 Lean/mathlib 哲学对照</w:t>
+        <w:t>§9.1 分级检查器</w:t>
       </w:r>
       <w:r>
         <w:rPr>
@@ -1229,7 +1364,27 @@
           <w:color w:val="444444"/>
           <w:sz w:val="21"/>
         </w:rPr>
-        <w:t>；</w:t>
+        <w:t xml:space="preserve">（CS-17 </w:t>
+      </w:r>
+      <w:r>
+        <w:rPr>
+          <w:rFonts w:ascii="Consolas" w:hAnsi="Consolas" w:eastAsia="等线"/>
+          <w:b w:val="0"/>
+          <w:i w:val="0"/>
+          <w:color w:val="444444"/>
+          <w:sz w:val="19"/>
+        </w:rPr>
+        <w:t>frame_check_graduated</w:t>
+      </w:r>
+      <w:r>
+        <w:rPr>
+          <w:rFonts w:ascii="Times New Roman" w:hAnsi="Times New Roman" w:eastAsia="宋体"/>
+          <w:b w:val="0"/>
+          <w:i/>
+          <w:color w:val="444444"/>
+          <w:sz w:val="21"/>
+        </w:rPr>
+        <w:t xml:space="preserve"> 四级分层服务 + frame_check_graduated_sound，假阴性类由拒绝变降级服务）；</w:t>
       </w:r>
       <w:r>
         <w:rPr>
@@ -1239,7 +1394,7 @@
           <w:color w:val="444444"/>
           <w:sz w:val="21"/>
         </w:rPr>
-        <w:t>§11 新增跨 A/B 证书—性能张力声明</w:t>
+        <w:t>Q2 酉不变性范围</w:t>
       </w:r>
       <w:r>
         <w:rPr>
@@ -1249,7 +1404,7 @@
           <w:color w:val="444444"/>
           <w:sz w:val="21"/>
         </w:rPr>
-        <w:t>（证书⟹̸性能三角：T2b 拒绝 vs rand 最优、μ=0 证书 vs grid 性能严重退化、ALiBi 最优 vs 零证书）；G-5 反例 [3,7,15] 同时为 CS-17 分级 L2 的降级服务实例（评审 1.2 关键问题 1 的前置强调）。三定理公理依赖与主线审计一致（sig_not_dec、sig_forall_dec 与函数外延性、classic 零、零 Admitted）；CS-15 已于 v2.14 前入文（§5.6.6 定位）。</w:t>
+        <w:t>前移至贡献清单覆盖边界（item 12）；</w:t>
       </w:r>
       <w:r>
         <w:rPr>
@@ -1259,7 +1414,7 @@
           <w:color w:val="444444"/>
           <w:sz w:val="21"/>
         </w:rPr>
-        <w:t>合并版再生（同日）</w:t>
+        <w:t>§9 相关工作补 VST/Iris 方法论类比与 Lean/mathlib 哲学对照</w:t>
       </w:r>
       <w:r>
         <w:rPr>
@@ -1269,7 +1424,7 @@
           <w:color w:val="444444"/>
           <w:sz w:val="21"/>
         </w:rPr>
-        <w:t xml:space="preserve">：M2 批次 7 探针（g3/g5/四原子 CR/安全域/分级检查器/A-B 桥墩/松弛链元理论）+ CS_BATTLE nearcoll 并入——合并版 25 = </w:t>
+        <w:t>；</w:t>
       </w:r>
       <w:r>
         <w:rPr>
@@ -1279,7 +1434,7 @@
           <w:color w:val="444444"/>
           <w:sz w:val="21"/>
         </w:rPr>
-        <w:t>93953 行 / 67 模块分区</w:t>
+        <w:t>§11 新增跨 A/B 证书—性能张力声明</w:t>
       </w:r>
       <w:r>
         <w:rPr>
@@ -1289,22 +1444,7 @@
           <w:color w:val="444444"/>
           <w:sz w:val="21"/>
         </w:rPr>
-        <w:t>，本地 2.5 编译 EXIT=0（nearcoll 撇号标识符 rewrite 逗号链的合并语境解析修复，见 E178/E146）；架构定位声明：构造性轨道用于独立性验证，不用于生产检查器。</w:t>
-      </w:r>
-    </w:p>
-    <w:p>
-      <w:pPr>
-        <w:ind w:left="432"/>
-      </w:pPr>
-      <w:r>
-        <w:rPr>
-          <w:rFonts w:ascii="Times New Roman" w:hAnsi="Times New Roman" w:eastAsia="宋体"/>
-          <w:b w:val="0"/>
-          <w:i/>
-          <w:color w:val="444444"/>
-          <w:sz w:val="21"/>
-        </w:rPr>
-        <w:t>修订摘要（v2.13→v2.14，2026-08-30，E153 收官对齐 + 2026-08-29 交叉分析修订落实）：</w:t>
+        <w:t>（证书⟹̸性能三角：T2b 拒绝 vs rand 最优、μ=0 证书 vs grid 性能严重退化、ALiBi 最优 vs 零证书）；G-5 反例 [3,7,15] 同时为 CS-17 分级 L2 的降级服务实例（评审 1.2 关键问题 1 的前置强调）。三定理公理依赖与主线审计一致（sig_not_dec、sig_forall_dec 与函数外延性、classic 零、零 Admitted）；CS-15 已于 v2.14 前入文（§5.6.6 定位）。</w:t>
       </w:r>
       <w:r>
         <w:rPr>
@@ -1314,7 +1454,7 @@
           <w:color w:val="444444"/>
           <w:sz w:val="21"/>
         </w:rPr>
-        <w:t>代码基态刷新</w:t>
+        <w:t>合并版再生（同日）</w:t>
       </w:r>
       <w:r>
         <w:rPr>
@@ -1324,7 +1464,7 @@
           <w:color w:val="444444"/>
           <w:sz w:val="21"/>
         </w:rPr>
-        <w:t>——合并版 93953 行（E153 批次二：78808→81169 八处 mathcomp 2.6 适配修复，本地 2.5 + WSL 9.1.1 双环境验证），</w:t>
+        <w:t xml:space="preserve">：M2 批次 7 探针（g3/g5/四原子 CR/安全域/分级检查器/A-B 桥墩/松弛链元理论）+ CS_BATTLE nearcoll 并入——合并版 25 = </w:t>
       </w:r>
       <w:r>
         <w:rPr>
@@ -1334,7 +1474,7 @@
           <w:color w:val="444444"/>
           <w:sz w:val="21"/>
         </w:rPr>
-        <w:t>CI 全链路绿收官</w:t>
+        <w:t>93953 行 / 67 模块分区</w:t>
       </w:r>
       <w:r>
         <w:rPr>
@@ -1344,18 +1484,13 @@
           <w:color w:val="444444"/>
           <w:sz w:val="21"/>
         </w:rPr>
-        <w:t xml:space="preserve">（commit b57a2b5/7628fef/2f21249：编译 + 零 Admitted 检查 + coqchk 内核复验，检查脚本 grep 误报注释已修为语句形态 </w:t>
-      </w:r>
-      <w:r>
-        <w:rPr>
-          <w:rFonts w:ascii="Consolas" w:hAnsi="Consolas" w:eastAsia="等线"/>
-          <w:b w:val="0"/>
-          <w:i w:val="0"/>
-          <w:color w:val="444444"/>
-          <w:sz w:val="19"/>
-        </w:rPr>
-        <w:t>Admitted\.</w:t>
-      </w:r>
+        <w:t>，本地 2.5 编译 EXIT=0（nearcoll 撇号标识符 rewrite 逗号链的合并语境解析修复，见 E178/E146）；架构定位声明：构造性轨道用于独立性验证，不用于生产检查器。</w:t>
+      </w:r>
+    </w:p>
+    <w:p>
+      <w:pPr>
+        <w:ind w:left="432"/>
+      </w:pPr>
       <w:r>
         <w:rPr>
           <w:rFonts w:ascii="Times New Roman" w:hAnsi="Times New Roman" w:eastAsia="宋体"/>
@@ -1364,7 +1499,7 @@
           <w:color w:val="444444"/>
           <w:sz w:val="21"/>
         </w:rPr>
-        <w:t>）；</w:t>
+        <w:t>修订摘要（v2.13→v2.14，2026-08-30，E153 收官对齐 + 2026-08-29 交叉分析修订落实）：</w:t>
       </w:r>
       <w:r>
         <w:rPr>
@@ -1374,7 +1509,7 @@
           <w:color w:val="444444"/>
           <w:sz w:val="21"/>
         </w:rPr>
-        <w:t>P0-2 softmax 紧度勘误</w:t>
+        <w:t>代码基态刷新</w:t>
       </w:r>
       <w:r>
         <w:rPr>
@@ -1384,27 +1519,7 @@
           <w:color w:val="444444"/>
           <w:sz w:val="21"/>
         </w:rPr>
-        <w:t xml:space="preserve">——摘要/§1/§4 的 ‖softmax z − softmax z'‖₁ 界从 </w:t>
-      </w:r>
-      <w:r>
-        <w:rPr>
-          <w:rFonts w:ascii="Consolas" w:hAnsi="Consolas" w:eastAsia="等线"/>
-          <w:b w:val="0"/>
-          <w:i w:val="0"/>
-          <w:color w:val="444444"/>
-          <w:sz w:val="19"/>
-        </w:rPr>
-        <w:t>2(e^d − 1)</w:t>
-      </w:r>
-      <w:r>
-        <w:rPr>
-          <w:rFonts w:ascii="Times New Roman" w:hAnsi="Times New Roman" w:eastAsia="宋体"/>
-          <w:b w:val="0"/>
-          <w:i/>
-          <w:color w:val="444444"/>
-          <w:sz w:val="21"/>
-        </w:rPr>
-        <w:t xml:space="preserve"> 更正为 </w:t>
+        <w:t>——合并版 93953 行（E153 批次二：78808→81169 八处 mathcomp 2.6 适配修复，本地 2.5 + WSL 9.1.1 双环境验证），</w:t>
       </w:r>
       <w:r>
         <w:rPr>
@@ -1414,7 +1529,7 @@
           <w:color w:val="444444"/>
           <w:sz w:val="21"/>
         </w:rPr>
-        <w:t>`exp(2·d) − 1`</w:t>
+        <w:t>CI 全链路绿收官</w:t>
       </w:r>
       <w:r>
         <w:rPr>
@@ -1424,7 +1539,7 @@
           <w:color w:val="444444"/>
           <w:sz w:val="21"/>
         </w:rPr>
-        <w:t xml:space="preserve">（代码 </w:t>
+        <w:t xml:space="preserve">（commit b57a2b5/7628fef/2f21249：编译 + 零 Admitted 检查 + coqchk 内核复验，检查脚本 grep 误报注释已修为语句形态 </w:t>
       </w:r>
       <w:r>
         <w:rPr>
@@ -1434,7 +1549,7 @@
           <w:color w:val="444444"/>
           <w:sz w:val="19"/>
         </w:rPr>
-        <w:t>softmax_l1_bound_exp</w:t>
+        <w:t>Admitted\.</w:t>
       </w:r>
       <w:r>
         <w:rPr>
@@ -1444,7 +1559,7 @@
           <w:color w:val="444444"/>
           <w:sz w:val="21"/>
         </w:rPr>
-        <w:t xml:space="preserve"> PSA_framework.v:2216-2220 实形态，旧稿高估紧度）；</w:t>
+        <w:t>）；</w:t>
       </w:r>
       <w:r>
         <w:rPr>
@@ -1454,7 +1569,7 @@
           <w:color w:val="444444"/>
           <w:sz w:val="21"/>
         </w:rPr>
-        <w:t>P1-1 引用-权威对齐</w:t>
+        <w:t>P0-2 softmax 紧度勘误</w:t>
       </w:r>
       <w:r>
         <w:rPr>
@@ -1464,7 +1579,7 @@
           <w:color w:val="444444"/>
           <w:sz w:val="21"/>
         </w:rPr>
-        <w:t>——§5.6 压缩感知/τ 族的探针引用补注权威独立模块（</w:t>
+        <w:t xml:space="preserve">——摘要/§1/§4 的 ‖softmax z − softmax z'‖₁ 界从 </w:t>
       </w:r>
       <w:r>
         <w:rPr>
@@ -1474,7 +1589,7 @@
           <w:color w:val="444444"/>
           <w:sz w:val="19"/>
         </w:rPr>
-        <w:t>ca_rip_cr.v</w:t>
+        <w:t>2(e^d − 1)</w:t>
       </w:r>
       <w:r>
         <w:rPr>
@@ -1484,67 +1599,7 @@
           <w:color w:val="444444"/>
           <w:sz w:val="21"/>
         </w:rPr>
-        <w:t xml:space="preserve"> </w:t>
-      </w:r>
-      <w:r>
-        <w:rPr>
-          <w:rFonts w:ascii="Consolas" w:hAnsi="Consolas" w:eastAsia="等线"/>
-          <w:b w:val="0"/>
-          <w:i w:val="0"/>
-          <w:color w:val="444444"/>
-          <w:sz w:val="19"/>
-        </w:rPr>
-        <w:t>row_rip_bound_M</w:t>
-      </w:r>
-      <w:r>
-        <w:rPr>
-          <w:rFonts w:ascii="Times New Roman" w:hAnsi="Times New Roman" w:eastAsia="宋体"/>
-          <w:b w:val="0"/>
-          <w:i/>
-          <w:color w:val="444444"/>
-          <w:sz w:val="21"/>
-        </w:rPr>
-        <w:t>、</w:t>
-      </w:r>
-      <w:r>
-        <w:rPr>
-          <w:rFonts w:ascii="Consolas" w:hAnsi="Consolas" w:eastAsia="等线"/>
-          <w:b w:val="0"/>
-          <w:i w:val="0"/>
-          <w:color w:val="444444"/>
-          <w:sz w:val="19"/>
-        </w:rPr>
-        <w:t>ca_tau.v</w:t>
-      </w:r>
-      <w:r>
-        <w:rPr>
-          <w:rFonts w:ascii="Times New Roman" w:hAnsi="Times New Roman" w:eastAsia="宋体"/>
-          <w:b w:val="0"/>
-          <w:i/>
-          <w:color w:val="444444"/>
-          <w:sz w:val="21"/>
-        </w:rPr>
-        <w:t xml:space="preserve"> </w:t>
-      </w:r>
-      <w:r>
-        <w:rPr>
-          <w:rFonts w:ascii="Consolas" w:hAnsi="Consolas" w:eastAsia="等线"/>
-          <w:b w:val="0"/>
-          <w:i w:val="0"/>
-          <w:color w:val="444444"/>
-          <w:sz w:val="19"/>
-        </w:rPr>
-        <w:t>tau_crop_mono</w:t>
-      </w:r>
-      <w:r>
-        <w:rPr>
-          <w:rFonts w:ascii="Times New Roman" w:hAnsi="Times New Roman" w:eastAsia="宋体"/>
-          <w:b w:val="0"/>
-          <w:i/>
-          <w:color w:val="444444"/>
-          <w:sz w:val="21"/>
-        </w:rPr>
-        <w:t>），探针降级为独立验证附注；</w:t>
+        <w:t xml:space="preserve"> 更正为 </w:t>
       </w:r>
       <w:r>
         <w:rPr>
@@ -1554,7 +1609,7 @@
           <w:color w:val="444444"/>
           <w:sz w:val="21"/>
         </w:rPr>
-        <w:t>审计口径统一</w:t>
+        <w:t>`exp(2·d) − 1`</w:t>
       </w:r>
       <w:r>
         <w:rPr>
@@ -1564,13 +1619,18 @@
           <w:color w:val="444444"/>
           <w:sz w:val="21"/>
         </w:rPr>
-        <w:t>——"全零经典排中"表述全文统一为诚实口径（排中律宏零出现 + 公理依赖披露，正文 §5/§6 原有精确表述不变）；30模块 归档 2026-08-30 新增 probe_welch / probe_g1_norm_closed / probe_g2_mu_adj（SHA 一致）；开发区→PSA 仓库对齐提交 2f21249（ca_tau 入 lib、CS 战役 4 探针入 probes、14 py 入 empirical）。</w:t>
-      </w:r>
-    </w:p>
-    <w:p>
-      <w:pPr>
-        <w:ind w:left="432"/>
-      </w:pPr>
+        <w:t xml:space="preserve">（代码 </w:t>
+      </w:r>
+      <w:r>
+        <w:rPr>
+          <w:rFonts w:ascii="Consolas" w:hAnsi="Consolas" w:eastAsia="等线"/>
+          <w:b w:val="0"/>
+          <w:i w:val="0"/>
+          <w:color w:val="444444"/>
+          <w:sz w:val="19"/>
+        </w:rPr>
+        <w:t>softmax_l1_bound_exp</w:t>
+      </w:r>
       <w:r>
         <w:rPr>
           <w:rFonts w:ascii="Times New Roman" w:hAnsi="Times New Roman" w:eastAsia="宋体"/>
@@ -1579,7 +1639,7 @@
           <w:color w:val="444444"/>
           <w:sz w:val="21"/>
         </w:rPr>
-        <w:t>修订摘要（v2.11→v2.12，2026-08-27，合并版重生成 + M3 代数化）：</w:t>
+        <w:t xml:space="preserve"> PSA_framework.v:2216-2220 实形态，旧稿高估紧度）；</w:t>
       </w:r>
       <w:r>
         <w:rPr>
@@ -1589,7 +1649,7 @@
           <w:color w:val="444444"/>
           <w:sz w:val="21"/>
         </w:rPr>
-        <w:t>合并版 `ca_merged_full_25.v` 重新生成</w:t>
+        <w:t>P1-1 引用-权威对齐</w:t>
       </w:r>
       <w:r>
         <w:rPr>
@@ -1599,7 +1659,7 @@
           <w:color w:val="444444"/>
           <w:sz w:val="21"/>
         </w:rPr>
-        <w:t>（87588 行 / 67 模块分区 / 20 探针，</w:t>
+        <w:t>——§5.6 压缩感知/τ 族的探针引用补注权威独立模块（</w:t>
       </w:r>
       <w:r>
         <w:rPr>
@@ -1609,7 +1669,7 @@
           <w:color w:val="444444"/>
           <w:sz w:val="19"/>
         </w:rPr>
-        <w:t>_merge_ca.py</w:t>
+        <w:t>ca_rip_cr.v</w:t>
       </w:r>
       <w:r>
         <w:rPr>
@@ -1619,7 +1679,67 @@
           <w:color w:val="444444"/>
           <w:sz w:val="21"/>
         </w:rPr>
-        <w:t>，MERGE_EXIT=0 复验；30模块 归档 SHA-256 同步）；</w:t>
+        <w:t xml:space="preserve"> </w:t>
+      </w:r>
+      <w:r>
+        <w:rPr>
+          <w:rFonts w:ascii="Consolas" w:hAnsi="Consolas" w:eastAsia="等线"/>
+          <w:b w:val="0"/>
+          <w:i w:val="0"/>
+          <w:color w:val="444444"/>
+          <w:sz w:val="19"/>
+        </w:rPr>
+        <w:t>row_rip_bound_M</w:t>
+      </w:r>
+      <w:r>
+        <w:rPr>
+          <w:rFonts w:ascii="Times New Roman" w:hAnsi="Times New Roman" w:eastAsia="宋体"/>
+          <w:b w:val="0"/>
+          <w:i/>
+          <w:color w:val="444444"/>
+          <w:sz w:val="21"/>
+        </w:rPr>
+        <w:t>、</w:t>
+      </w:r>
+      <w:r>
+        <w:rPr>
+          <w:rFonts w:ascii="Consolas" w:hAnsi="Consolas" w:eastAsia="等线"/>
+          <w:b w:val="0"/>
+          <w:i w:val="0"/>
+          <w:color w:val="444444"/>
+          <w:sz w:val="19"/>
+        </w:rPr>
+        <w:t>ca_tau.v</w:t>
+      </w:r>
+      <w:r>
+        <w:rPr>
+          <w:rFonts w:ascii="Times New Roman" w:hAnsi="Times New Roman" w:eastAsia="宋体"/>
+          <w:b w:val="0"/>
+          <w:i/>
+          <w:color w:val="444444"/>
+          <w:sz w:val="21"/>
+        </w:rPr>
+        <w:t xml:space="preserve"> </w:t>
+      </w:r>
+      <w:r>
+        <w:rPr>
+          <w:rFonts w:ascii="Consolas" w:hAnsi="Consolas" w:eastAsia="等线"/>
+          <w:b w:val="0"/>
+          <w:i w:val="0"/>
+          <w:color w:val="444444"/>
+          <w:sz w:val="19"/>
+        </w:rPr>
+        <w:t>tau_crop_mono</w:t>
+      </w:r>
+      <w:r>
+        <w:rPr>
+          <w:rFonts w:ascii="Times New Roman" w:hAnsi="Times New Roman" w:eastAsia="宋体"/>
+          <w:b w:val="0"/>
+          <w:i/>
+          <w:color w:val="444444"/>
+          <w:sz w:val="21"/>
+        </w:rPr>
+        <w:t>），探针降级为独立验证附注；</w:t>
       </w:r>
       <w:r>
         <w:rPr>
@@ -1629,7 +1749,7 @@
           <w:color w:val="444444"/>
           <w:sz w:val="21"/>
         </w:rPr>
-        <w:t>M3 构造性 √ 界代数化</w:t>
+        <w:t>审计口径统一</w:t>
       </w:r>
       <w:r>
         <w:rPr>
@@ -1639,18 +1759,13 @@
           <w:color w:val="444444"/>
           <w:sz w:val="21"/>
         </w:rPr>
-        <w:t>（</w:t>
-      </w:r>
-      <w:r>
-        <w:rPr>
-          <w:rFonts w:ascii="Consolas" w:hAnsi="Consolas" w:eastAsia="等线"/>
-          <w:b w:val="0"/>
-          <w:i w:val="0"/>
-          <w:color w:val="444444"/>
-          <w:sz w:val="19"/>
-        </w:rPr>
-        <w:t>probe_sqrt_cr_m3.v</w:t>
-      </w:r>
+        <w:t>——"全零经典排中"表述全文统一为诚实口径（排中律宏零出现 + 公理依赖披露，正文 §5/§6 原有精确表述不变）；30模块 归档 2026-08-30 新增 probe_welch / probe_g1_norm_closed / probe_g2_mu_adj（SHA 一致）；开发区→PSA 仓库对齐提交 2f21249（ca_tau 入 lib、CS 战役 4 探针入 probes、14 py 入 empirical）。</w:t>
+      </w:r>
+    </w:p>
+    <w:p>
+      <w:pPr>
+        <w:ind w:left="432"/>
+      </w:pPr>
       <w:r>
         <w:rPr>
           <w:rFonts w:ascii="Times New Roman" w:hAnsi="Times New Roman" w:eastAsia="宋体"/>
@@ -1659,127 +1774,7 @@
           <w:color w:val="444444"/>
           <w:sz w:val="21"/>
         </w:rPr>
-        <w:t xml:space="preserve"> 的 </w:t>
-      </w:r>
-      <w:r>
-        <w:rPr>
-          <w:rFonts w:ascii="Consolas" w:hAnsi="Consolas" w:eastAsia="等线"/>
-          <w:b w:val="0"/>
-          <w:i w:val="0"/>
-          <w:color w:val="444444"/>
-          <w:sz w:val="19"/>
-        </w:rPr>
-        <w:t>sqrt21_lower</w:t>
-      </w:r>
-      <w:r>
-        <w:rPr>
-          <w:rFonts w:ascii="Times New Roman" w:hAnsi="Times New Roman" w:eastAsia="宋体"/>
-          <w:b w:val="0"/>
-          <w:i/>
-          <w:color w:val="444444"/>
-          <w:sz w:val="21"/>
-        </w:rPr>
-        <w:t>/</w:t>
-      </w:r>
-      <w:r>
-        <w:rPr>
-          <w:rFonts w:ascii="Consolas" w:hAnsi="Consolas" w:eastAsia="等线"/>
-          <w:b w:val="0"/>
-          <w:i w:val="0"/>
-          <w:color w:val="444444"/>
-          <w:sz w:val="19"/>
-        </w:rPr>
-        <w:t>sqrt105_lower</w:t>
-      </w:r>
-      <w:r>
-        <w:rPr>
-          <w:rFonts w:ascii="Times New Roman" w:hAnsi="Times New Roman" w:eastAsia="宋体"/>
-          <w:b w:val="0"/>
-          <w:i/>
-          <w:color w:val="444444"/>
-          <w:sz w:val="21"/>
-        </w:rPr>
-        <w:t xml:space="preserve"> 从 qbisec vm_compute 数值核验升级为代数证明——Q 层平方界 </w:t>
-      </w:r>
-      <w:r>
-        <w:rPr>
-          <w:rFonts w:ascii="Consolas" w:hAnsi="Consolas" w:eastAsia="等线"/>
-          <w:b w:val="0"/>
-          <w:i w:val="0"/>
-          <w:color w:val="444444"/>
-          <w:sz w:val="19"/>
-        </w:rPr>
-        <w:t>(4582/1000)²≤21</w:t>
-      </w:r>
-      <w:r>
-        <w:rPr>
-          <w:rFonts w:ascii="Times New Roman" w:hAnsi="Times New Roman" w:eastAsia="宋体"/>
-          <w:b w:val="0"/>
-          <w:i/>
-          <w:color w:val="444444"/>
-          <w:sz w:val="21"/>
-        </w:rPr>
-        <w:t xml:space="preserve"> + 自建非负平方单调 </w:t>
-      </w:r>
-      <w:r>
-        <w:rPr>
-          <w:rFonts w:ascii="Consolas" w:hAnsi="Consolas" w:eastAsia="等线"/>
-          <w:b w:val="0"/>
-          <w:i w:val="0"/>
-          <w:color w:val="444444"/>
-          <w:sz w:val="19"/>
-        </w:rPr>
-        <w:t>CRle_square_nonneg</w:t>
-      </w:r>
-      <w:r>
-        <w:rPr>
-          <w:rFonts w:ascii="Times New Roman" w:hAnsi="Times New Roman" w:eastAsia="宋体"/>
-          <w:b w:val="0"/>
-          <w:i/>
-          <w:color w:val="444444"/>
-          <w:sz w:val="21"/>
-        </w:rPr>
-        <w:t xml:space="preserve"> + </w:t>
-      </w:r>
-      <w:r>
-        <w:rPr>
-          <w:rFonts w:ascii="Consolas" w:hAnsi="Consolas" w:eastAsia="等线"/>
-          <w:b w:val="0"/>
-          <w:i w:val="0"/>
-          <w:color w:val="444444"/>
-          <w:sz w:val="19"/>
-        </w:rPr>
-        <w:t>CR_of_Q_mult</w:t>
-      </w:r>
-      <w:r>
-        <w:rPr>
-          <w:rFonts w:ascii="Times New Roman" w:hAnsi="Times New Roman" w:eastAsia="宋体"/>
-          <w:b w:val="0"/>
-          <w:i/>
-          <w:color w:val="444444"/>
-          <w:sz w:val="21"/>
-        </w:rPr>
-        <w:t>/</w:t>
-      </w:r>
-      <w:r>
-        <w:rPr>
-          <w:rFonts w:ascii="Consolas" w:hAnsi="Consolas" w:eastAsia="等线"/>
-          <w:b w:val="0"/>
-          <w:i w:val="0"/>
-          <w:color w:val="444444"/>
-          <w:sz w:val="19"/>
-        </w:rPr>
-        <w:t>CRsqrt_sq</w:t>
-      </w:r>
-      <w:r>
-        <w:rPr>
-          <w:rFonts w:ascii="Times New Roman" w:hAnsi="Times New Roman" w:eastAsia="宋体"/>
-          <w:b w:val="0"/>
-          <w:i/>
-          <w:color w:val="444444"/>
-          <w:sz w:val="21"/>
-        </w:rPr>
-        <w:t xml:space="preserve"> 桥，Print Assumptions 全 Closed 零公理，qbisec 核验保留交叉验证）；</w:t>
+        <w:t>修订摘要（v2.11→v2.12，2026-08-27，合并版重生成 + M3 代数化）：</w:t>
       </w:r>
       <w:r>
         <w:rPr>
@@ -1789,7 +1784,7 @@
           <w:color w:val="444444"/>
           <w:sz w:val="21"/>
         </w:rPr>
-        <w:t>CI 双环境修复</w:t>
+        <w:t>合并版 `ca_merged_full_25.v` 重新生成</w:t>
       </w:r>
       <w:r>
         <w:rPr>
@@ -1799,7 +1794,7 @@
           <w:color w:val="444444"/>
           <w:sz w:val="21"/>
         </w:rPr>
-        <w:t>（</w:t>
+        <w:t>（87588 行 / 67 模块分区 / 20 探针，</w:t>
       </w:r>
       <w:r>
         <w:rPr>
@@ -1809,7 +1804,7 @@
           <w:color w:val="444444"/>
           <w:sz w:val="19"/>
         </w:rPr>
-        <w:t>probe_partial.v</w:t>
+        <w:t>_merge_ca.py</w:t>
       </w:r>
       <w:r>
         <w:rPr>
@@ -1819,107 +1814,7 @@
           <w:color w:val="444444"/>
           <w:sz w:val="21"/>
         </w:rPr>
-        <w:t xml:space="preserve"> grid_conj 的 </w:t>
-      </w:r>
-      <w:r>
-        <w:rPr>
-          <w:rFonts w:ascii="Consolas" w:hAnsi="Consolas" w:eastAsia="等线"/>
-          <w:b w:val="0"/>
-          <w:i w:val="0"/>
-          <w:color w:val="444444"/>
-          <w:sz w:val="19"/>
-        </w:rPr>
-        <w:t>rewrite !mult_INR</w:t>
-      </w:r>
-      <w:r>
-        <w:rPr>
-          <w:rFonts w:ascii="Times New Roman" w:hAnsi="Times New Roman" w:eastAsia="宋体"/>
-          <w:b w:val="0"/>
-          <w:i/>
-          <w:color w:val="444444"/>
-          <w:sz w:val="21"/>
-        </w:rPr>
-        <w:t xml:space="preserve"> 在 mathcomp 2.6 下 LHS 不匹配——</w:t>
-      </w:r>
-      <w:r>
-        <w:rPr>
-          <w:rFonts w:ascii="Consolas" w:hAnsi="Consolas" w:eastAsia="等线"/>
-          <w:b w:val="0"/>
-          <w:i w:val="0"/>
-          <w:color w:val="444444"/>
-          <w:sz w:val="19"/>
-        </w:rPr>
-        <w:t>muln</w:t>
-      </w:r>
-      <w:r>
-        <w:rPr>
-          <w:rFonts w:ascii="Times New Roman" w:hAnsi="Times New Roman" w:eastAsia="宋体"/>
-          <w:b w:val="0"/>
-          <w:i/>
-          <w:color w:val="444444"/>
-          <w:sz w:val="21"/>
-        </w:rPr>
-        <w:t xml:space="preserve"> 新定义 ≢ </w:t>
-      </w:r>
-      <w:r>
-        <w:rPr>
-          <w:rFonts w:ascii="Consolas" w:hAnsi="Consolas" w:eastAsia="等线"/>
-          <w:b w:val="0"/>
-          <w:i w:val="0"/>
-          <w:color w:val="444444"/>
-          <w:sz w:val="19"/>
-        </w:rPr>
-        <w:t>Nat.mul</w:t>
-      </w:r>
-      <w:r>
-        <w:rPr>
-          <w:rFonts w:ascii="Times New Roman" w:hAnsi="Times New Roman" w:eastAsia="宋体"/>
-          <w:b w:val="0"/>
-          <w:i/>
-          <w:color w:val="444444"/>
-          <w:sz w:val="21"/>
-        </w:rPr>
-        <w:t xml:space="preserve">——改 </w:t>
-      </w:r>
-      <w:r>
-        <w:rPr>
-          <w:rFonts w:ascii="Consolas" w:hAnsi="Consolas" w:eastAsia="等线"/>
-          <w:b w:val="0"/>
-          <w:i w:val="0"/>
-          <w:color w:val="444444"/>
-          <w:sz w:val="19"/>
-        </w:rPr>
-        <w:t>rewrite mulnE</w:t>
-      </w:r>
-      <w:r>
-        <w:rPr>
-          <w:rFonts w:ascii="Times New Roman" w:hAnsi="Times New Roman" w:eastAsia="宋体"/>
-          <w:b w:val="0"/>
-          <w:i/>
-          <w:color w:val="444444"/>
-          <w:sz w:val="21"/>
-        </w:rPr>
-        <w:t xml:space="preserve"> + 显式 </w:t>
-      </w:r>
-      <w:r>
-        <w:rPr>
-          <w:rFonts w:ascii="Consolas" w:hAnsi="Consolas" w:eastAsia="等线"/>
-          <w:b w:val="0"/>
-          <w:i w:val="0"/>
-          <w:color w:val="444444"/>
-          <w:sz w:val="19"/>
-        </w:rPr>
-        <w:t>mult_INR</w:t>
-      </w:r>
-      <w:r>
-        <w:rPr>
-          <w:rFonts w:ascii="Times New Roman" w:hAnsi="Times New Roman" w:eastAsia="宋体"/>
-          <w:b w:val="0"/>
-          <w:i/>
-          <w:color w:val="444444"/>
-          <w:sz w:val="21"/>
-        </w:rPr>
-        <w:t xml:space="preserve"> 参数，经验卡 E150）；</w:t>
+        <w:t>，MERGE_EXIT=0 复验；30模块 归档 SHA-256 同步）；</w:t>
       </w:r>
       <w:r>
         <w:rPr>
@@ -1929,7 +1824,7 @@
           <w:color w:val="444444"/>
           <w:sz w:val="21"/>
         </w:rPr>
-        <w:t>165 项审计重跑确认</w:t>
+        <w:t>M3 构造性 √ 界代数化</w:t>
       </w:r>
       <w:r>
         <w:rPr>
@@ -1939,7 +1834,7 @@
           <w:color w:val="444444"/>
           <w:sz w:val="21"/>
         </w:rPr>
-        <w:t>（111 段 Axioms + 54 项 Closed，</w:t>
+        <w:t>（</w:t>
       </w:r>
       <w:r>
         <w:rPr>
@@ -1949,7 +1844,7 @@
           <w:color w:val="444444"/>
           <w:sz w:val="19"/>
         </w:rPr>
-        <w:t>Classical_Prop.classic</w:t>
+        <w:t>probe_sqrt_cr_m3.v</w:t>
       </w:r>
       <w:r>
         <w:rPr>
@@ -1959,13 +1854,18 @@
           <w:color w:val="444444"/>
           <w:sz w:val="21"/>
         </w:rPr>
-        <w:t xml:space="preserve"> 零出现，post-M1.5 口径维持）。</w:t>
-      </w:r>
-    </w:p>
-    <w:p>
-      <w:pPr>
-        <w:ind w:left="432"/>
-      </w:pPr>
+        <w:t xml:space="preserve"> 的 </w:t>
+      </w:r>
+      <w:r>
+        <w:rPr>
+          <w:rFonts w:ascii="Consolas" w:hAnsi="Consolas" w:eastAsia="等线"/>
+          <w:b w:val="0"/>
+          <w:i w:val="0"/>
+          <w:color w:val="444444"/>
+          <w:sz w:val="19"/>
+        </w:rPr>
+        <w:t>sqrt21_lower</w:t>
+      </w:r>
       <w:r>
         <w:rPr>
           <w:rFonts w:ascii="Times New Roman" w:hAnsi="Times New Roman" w:eastAsia="宋体"/>
@@ -1974,7 +1874,107 @@
           <w:color w:val="444444"/>
           <w:sz w:val="21"/>
         </w:rPr>
-        <w:t xml:space="preserve">修订摘要（v2.12→v2.13，2026-08-29，CS 战役定理化与代码基态对齐）：§5.6.6 压缩感知族新增 </w:t>
+        <w:t>/</w:t>
+      </w:r>
+      <w:r>
+        <w:rPr>
+          <w:rFonts w:ascii="Consolas" w:hAnsi="Consolas" w:eastAsia="等线"/>
+          <w:b w:val="0"/>
+          <w:i w:val="0"/>
+          <w:color w:val="444444"/>
+          <w:sz w:val="19"/>
+        </w:rPr>
+        <w:t>sqrt105_lower</w:t>
+      </w:r>
+      <w:r>
+        <w:rPr>
+          <w:rFonts w:ascii="Times New Roman" w:hAnsi="Times New Roman" w:eastAsia="宋体"/>
+          <w:b w:val="0"/>
+          <w:i/>
+          <w:color w:val="444444"/>
+          <w:sz w:val="21"/>
+        </w:rPr>
+        <w:t xml:space="preserve"> 从 qbisec vm_compute 数值核验升级为代数证明——Q 层平方界 </w:t>
+      </w:r>
+      <w:r>
+        <w:rPr>
+          <w:rFonts w:ascii="Consolas" w:hAnsi="Consolas" w:eastAsia="等线"/>
+          <w:b w:val="0"/>
+          <w:i w:val="0"/>
+          <w:color w:val="444444"/>
+          <w:sz w:val="19"/>
+        </w:rPr>
+        <w:t>(4582/1000)²≤21</w:t>
+      </w:r>
+      <w:r>
+        <w:rPr>
+          <w:rFonts w:ascii="Times New Roman" w:hAnsi="Times New Roman" w:eastAsia="宋体"/>
+          <w:b w:val="0"/>
+          <w:i/>
+          <w:color w:val="444444"/>
+          <w:sz w:val="21"/>
+        </w:rPr>
+        <w:t xml:space="preserve"> + 自建非负平方单调 </w:t>
+      </w:r>
+      <w:r>
+        <w:rPr>
+          <w:rFonts w:ascii="Consolas" w:hAnsi="Consolas" w:eastAsia="等线"/>
+          <w:b w:val="0"/>
+          <w:i w:val="0"/>
+          <w:color w:val="444444"/>
+          <w:sz w:val="19"/>
+        </w:rPr>
+        <w:t>CRle_square_nonneg</w:t>
+      </w:r>
+      <w:r>
+        <w:rPr>
+          <w:rFonts w:ascii="Times New Roman" w:hAnsi="Times New Roman" w:eastAsia="宋体"/>
+          <w:b w:val="0"/>
+          <w:i/>
+          <w:color w:val="444444"/>
+          <w:sz w:val="21"/>
+        </w:rPr>
+        <w:t xml:space="preserve"> + </w:t>
+      </w:r>
+      <w:r>
+        <w:rPr>
+          <w:rFonts w:ascii="Consolas" w:hAnsi="Consolas" w:eastAsia="等线"/>
+          <w:b w:val="0"/>
+          <w:i w:val="0"/>
+          <w:color w:val="444444"/>
+          <w:sz w:val="19"/>
+        </w:rPr>
+        <w:t>CR_of_Q_mult</w:t>
+      </w:r>
+      <w:r>
+        <w:rPr>
+          <w:rFonts w:ascii="Times New Roman" w:hAnsi="Times New Roman" w:eastAsia="宋体"/>
+          <w:b w:val="0"/>
+          <w:i/>
+          <w:color w:val="444444"/>
+          <w:sz w:val="21"/>
+        </w:rPr>
+        <w:t>/</w:t>
+      </w:r>
+      <w:r>
+        <w:rPr>
+          <w:rFonts w:ascii="Consolas" w:hAnsi="Consolas" w:eastAsia="等线"/>
+          <w:b w:val="0"/>
+          <w:i w:val="0"/>
+          <w:color w:val="444444"/>
+          <w:sz w:val="19"/>
+        </w:rPr>
+        <w:t>CRsqrt_sq</w:t>
+      </w:r>
+      <w:r>
+        <w:rPr>
+          <w:rFonts w:ascii="Times New Roman" w:hAnsi="Times New Roman" w:eastAsia="宋体"/>
+          <w:b w:val="0"/>
+          <w:i/>
+          <w:color w:val="444444"/>
+          <w:sz w:val="21"/>
+        </w:rPr>
+        <w:t xml:space="preserve"> 桥，Print Assumptions 全 Closed 零公理，qbisec 核验保留交叉验证）；</w:t>
       </w:r>
       <w:r>
         <w:rPr>
@@ -1984,7 +1984,7 @@
           <w:color w:val="444444"/>
           <w:sz w:val="21"/>
         </w:rPr>
-        <w:t>CS-11/CS-12/CS-13/CS-14 四条目</w:t>
+        <w:t>CI 双环境修复</w:t>
       </w:r>
       <w:r>
         <w:rPr>
@@ -1994,7 +1994,127 @@
           <w:color w:val="444444"/>
           <w:sz w:val="21"/>
         </w:rPr>
-        <w:t xml:space="preserve">（z 区四模块合计 </w:t>
+        <w:t>（</w:t>
+      </w:r>
+      <w:r>
+        <w:rPr>
+          <w:rFonts w:ascii="Consolas" w:hAnsi="Consolas" w:eastAsia="等线"/>
+          <w:b w:val="0"/>
+          <w:i w:val="0"/>
+          <w:color w:val="444444"/>
+          <w:sz w:val="19"/>
+        </w:rPr>
+        <w:t>probe_partial.v</w:t>
+      </w:r>
+      <w:r>
+        <w:rPr>
+          <w:rFonts w:ascii="Times New Roman" w:hAnsi="Times New Roman" w:eastAsia="宋体"/>
+          <w:b w:val="0"/>
+          <w:i/>
+          <w:color w:val="444444"/>
+          <w:sz w:val="21"/>
+        </w:rPr>
+        <w:t xml:space="preserve"> grid_conj 的 </w:t>
+      </w:r>
+      <w:r>
+        <w:rPr>
+          <w:rFonts w:ascii="Consolas" w:hAnsi="Consolas" w:eastAsia="等线"/>
+          <w:b w:val="0"/>
+          <w:i w:val="0"/>
+          <w:color w:val="444444"/>
+          <w:sz w:val="19"/>
+        </w:rPr>
+        <w:t>rewrite !mult_INR</w:t>
+      </w:r>
+      <w:r>
+        <w:rPr>
+          <w:rFonts w:ascii="Times New Roman" w:hAnsi="Times New Roman" w:eastAsia="宋体"/>
+          <w:b w:val="0"/>
+          <w:i/>
+          <w:color w:val="444444"/>
+          <w:sz w:val="21"/>
+        </w:rPr>
+        <w:t xml:space="preserve"> 在 mathcomp 2.6 下 LHS 不匹配——</w:t>
+      </w:r>
+      <w:r>
+        <w:rPr>
+          <w:rFonts w:ascii="Consolas" w:hAnsi="Consolas" w:eastAsia="等线"/>
+          <w:b w:val="0"/>
+          <w:i w:val="0"/>
+          <w:color w:val="444444"/>
+          <w:sz w:val="19"/>
+        </w:rPr>
+        <w:t>muln</w:t>
+      </w:r>
+      <w:r>
+        <w:rPr>
+          <w:rFonts w:ascii="Times New Roman" w:hAnsi="Times New Roman" w:eastAsia="宋体"/>
+          <w:b w:val="0"/>
+          <w:i/>
+          <w:color w:val="444444"/>
+          <w:sz w:val="21"/>
+        </w:rPr>
+        <w:t xml:space="preserve"> 新定义 ≢ </w:t>
+      </w:r>
+      <w:r>
+        <w:rPr>
+          <w:rFonts w:ascii="Consolas" w:hAnsi="Consolas" w:eastAsia="等线"/>
+          <w:b w:val="0"/>
+          <w:i w:val="0"/>
+          <w:color w:val="444444"/>
+          <w:sz w:val="19"/>
+        </w:rPr>
+        <w:t>Nat.mul</w:t>
+      </w:r>
+      <w:r>
+        <w:rPr>
+          <w:rFonts w:ascii="Times New Roman" w:hAnsi="Times New Roman" w:eastAsia="宋体"/>
+          <w:b w:val="0"/>
+          <w:i/>
+          <w:color w:val="444444"/>
+          <w:sz w:val="21"/>
+        </w:rPr>
+        <w:t xml:space="preserve">——改 </w:t>
+      </w:r>
+      <w:r>
+        <w:rPr>
+          <w:rFonts w:ascii="Consolas" w:hAnsi="Consolas" w:eastAsia="等线"/>
+          <w:b w:val="0"/>
+          <w:i w:val="0"/>
+          <w:color w:val="444444"/>
+          <w:sz w:val="19"/>
+        </w:rPr>
+        <w:t>rewrite mulnE</w:t>
+      </w:r>
+      <w:r>
+        <w:rPr>
+          <w:rFonts w:ascii="Times New Roman" w:hAnsi="Times New Roman" w:eastAsia="宋体"/>
+          <w:b w:val="0"/>
+          <w:i/>
+          <w:color w:val="444444"/>
+          <w:sz w:val="21"/>
+        </w:rPr>
+        <w:t xml:space="preserve"> + 显式 </w:t>
+      </w:r>
+      <w:r>
+        <w:rPr>
+          <w:rFonts w:ascii="Consolas" w:hAnsi="Consolas" w:eastAsia="等线"/>
+          <w:b w:val="0"/>
+          <w:i w:val="0"/>
+          <w:color w:val="444444"/>
+          <w:sz w:val="19"/>
+        </w:rPr>
+        <w:t>mult_INR</w:t>
+      </w:r>
+      <w:r>
+        <w:rPr>
+          <w:rFonts w:ascii="Times New Roman" w:hAnsi="Times New Roman" w:eastAsia="宋体"/>
+          <w:b w:val="0"/>
+          <w:i/>
+          <w:color w:val="444444"/>
+          <w:sz w:val="21"/>
+        </w:rPr>
+        <w:t xml:space="preserve"> 参数，经验卡 E150）；</w:t>
       </w:r>
       <w:r>
         <w:rPr>
@@ -2004,7 +2124,7 @@
           <w:color w:val="444444"/>
           <w:sz w:val="21"/>
         </w:rPr>
-        <w:t>64 Qed / 0 Admitted</w:t>
+        <w:t>165 项审计重跑确认</w:t>
       </w:r>
       <w:r>
         <w:rPr>
@@ -2014,7 +2134,42 @@
           <w:color w:val="444444"/>
           <w:sz w:val="21"/>
         </w:rPr>
-        <w:t>，全部独立编译 EXIT=0、归档 30模块 SHA 一致、未并入合并版 25——并入待合并版再生）：</w:t>
+        <w:t>（111 段 Axioms + 54 项 Closed，</w:t>
+      </w:r>
+      <w:r>
+        <w:rPr>
+          <w:rFonts w:ascii="Consolas" w:hAnsi="Consolas" w:eastAsia="等线"/>
+          <w:b w:val="0"/>
+          <w:i w:val="0"/>
+          <w:color w:val="444444"/>
+          <w:sz w:val="19"/>
+        </w:rPr>
+        <w:t>Classical_Prop.classic</w:t>
+      </w:r>
+      <w:r>
+        <w:rPr>
+          <w:rFonts w:ascii="Times New Roman" w:hAnsi="Times New Roman" w:eastAsia="宋体"/>
+          <w:b w:val="0"/>
+          <w:i/>
+          <w:color w:val="444444"/>
+          <w:sz w:val="21"/>
+        </w:rPr>
+        <w:t xml:space="preserve"> 零出现，post-M1.5 口径维持）。</w:t>
+      </w:r>
+    </w:p>
+    <w:p>
+      <w:pPr>
+        <w:ind w:left="432"/>
+      </w:pPr>
+      <w:r>
+        <w:rPr>
+          <w:rFonts w:ascii="Times New Roman" w:hAnsi="Times New Roman" w:eastAsia="宋体"/>
+          <w:b w:val="0"/>
+          <w:i/>
+          <w:color w:val="444444"/>
+          <w:sz w:val="21"/>
+        </w:rPr>
+        <w:t xml:space="preserve">修订摘要（v2.12→v2.13，2026-08-29，CS 战役定理化与代码基态对齐）：§5.6.6 压缩感知族新增 </w:t>
       </w:r>
       <w:r>
         <w:rPr>
@@ -2024,7 +2179,7 @@
           <w:color w:val="444444"/>
           <w:sz w:val="21"/>
         </w:rPr>
-        <w:t>CS-11 τ 裁剪最优性</w:t>
+        <w:t>CS-11/CS-12/CS-13/CS-14 四条目</w:t>
       </w:r>
       <w:r>
         <w:rPr>
@@ -2034,47 +2189,7 @@
           <w:color w:val="444444"/>
           <w:sz w:val="21"/>
         </w:rPr>
-        <w:t>（</w:t>
-      </w:r>
-      <w:r>
-        <w:rPr>
-          <w:rFonts w:ascii="Consolas" w:hAnsi="Consolas" w:eastAsia="等线"/>
-          <w:b w:val="0"/>
-          <w:i w:val="0"/>
-          <w:color w:val="444444"/>
-          <w:sz w:val="19"/>
-        </w:rPr>
-        <w:t>probe_taugrid.v</w:t>
-      </w:r>
-      <w:r>
-        <w:rPr>
-          <w:rFonts w:ascii="Times New Roman" w:hAnsi="Times New Roman" w:eastAsia="宋体"/>
-          <w:b w:val="0"/>
-          <w:i/>
-          <w:color w:val="444444"/>
-          <w:sz w:val="21"/>
-        </w:rPr>
-        <w:t xml:space="preserve"> 17 Qed：覆盖债精确量化（窗 [0,T] 能量恰 = (T+1)/n，债 1−(T+1)/n ∈ (0,1) 机器可计算）+ 支撑完备刻画（n ≤ T ⟺ ψ_n 完全支撑训练窗，iff）+ 裁剪证书单调（kept 子族行和 ≤ 全族，上界型证书不损）+ C-梯子稀疏化迁移 + 三连合成 </w:t>
-      </w:r>
-      <w:r>
-        <w:rPr>
-          <w:rFonts w:ascii="Consolas" w:hAnsi="Consolas" w:eastAsia="等线"/>
-          <w:b w:val="0"/>
-          <w:i w:val="0"/>
-          <w:color w:val="444444"/>
-          <w:sz w:val="19"/>
-        </w:rPr>
-        <w:t>tau_prune_optimality</w:t>
-      </w:r>
-      <w:r>
-        <w:rPr>
-          <w:rFonts w:ascii="Times New Roman" w:hAnsi="Times New Roman" w:eastAsia="宋体"/>
-          <w:b w:val="0"/>
-          <w:i/>
-          <w:color w:val="444444"/>
-          <w:sz w:val="21"/>
-        </w:rPr>
-        <w:t>——randmax 裁剪实验的定理侧）；</w:t>
+        <w:t xml:space="preserve">（z 区四模块合计 </w:t>
       </w:r>
       <w:r>
         <w:rPr>
@@ -2084,7 +2199,7 @@
           <w:color w:val="444444"/>
           <w:sz w:val="21"/>
         </w:rPr>
-        <w:t>CS-12 构造性孪生</w:t>
+        <w:t>64 Qed / 0 Admitted</w:t>
       </w:r>
       <w:r>
         <w:rPr>
@@ -2094,27 +2209,7 @@
           <w:color w:val="444444"/>
           <w:sz w:val="21"/>
         </w:rPr>
-        <w:t>（</w:t>
-      </w:r>
-      <w:r>
-        <w:rPr>
-          <w:rFonts w:ascii="Consolas" w:hAnsi="Consolas" w:eastAsia="等线"/>
-          <w:b w:val="0"/>
-          <w:i w:val="0"/>
-          <w:color w:val="444444"/>
-          <w:sz w:val="19"/>
-        </w:rPr>
-        <w:t>probe_taugrid_cr.v</w:t>
-      </w:r>
-      <w:r>
-        <w:rPr>
-          <w:rFonts w:ascii="Times New Roman" w:hAnsi="Times New Roman" w:eastAsia="宋体"/>
-          <w:b w:val="0"/>
-          <w:i/>
-          <w:color w:val="444444"/>
-          <w:sz w:val="21"/>
-        </w:rPr>
-        <w:t xml:space="preserve"> 13 Qed </w:t>
+        <w:t>，全部独立编译 EXIT=0、归档 30模块 SHA 一致、未并入合并版 25——并入待合并版再生）：</w:t>
       </w:r>
       <w:r>
         <w:rPr>
@@ -2124,7 +2219,7 @@
           <w:color w:val="444444"/>
           <w:sz w:val="21"/>
         </w:rPr>
-        <w:t>零公理</w:t>
+        <w:t>CS-11 τ 裁剪最优性</w:t>
       </w:r>
       <w:r>
         <w:rPr>
@@ -2134,7 +2229,47 @@
           <w:color w:val="444444"/>
           <w:sz w:val="21"/>
         </w:rPr>
-        <w:t>：抽象接口 {R : ConstructiveReals} + 归一梯子 u（cos/复指数构造性未实现，接口与主线数学一致）；</w:t>
+        <w:t>（</w:t>
+      </w:r>
+      <w:r>
+        <w:rPr>
+          <w:rFonts w:ascii="Consolas" w:hAnsi="Consolas" w:eastAsia="等线"/>
+          <w:b w:val="0"/>
+          <w:i w:val="0"/>
+          <w:color w:val="444444"/>
+          <w:sz w:val="19"/>
+        </w:rPr>
+        <w:t>probe_taugrid.v</w:t>
+      </w:r>
+      <w:r>
+        <w:rPr>
+          <w:rFonts w:ascii="Times New Roman" w:hAnsi="Times New Roman" w:eastAsia="宋体"/>
+          <w:b w:val="0"/>
+          <w:i/>
+          <w:color w:val="444444"/>
+          <w:sz w:val="21"/>
+        </w:rPr>
+        <w:t xml:space="preserve"> 17 Qed：覆盖债精确量化（窗 [0,T] 能量恰 = (T+1)/n，债 1−(T+1)/n ∈ (0,1) 机器可计算）+ 支撑完备刻画（n ≤ T ⟺ ψ_n 完全支撑训练窗，iff）+ 裁剪证书单调（kept 子族行和 ≤ 全族，上界型证书不损）+ C-梯子稀疏化迁移 + 三连合成 </w:t>
+      </w:r>
+      <w:r>
+        <w:rPr>
+          <w:rFonts w:ascii="Consolas" w:hAnsi="Consolas" w:eastAsia="等线"/>
+          <w:b w:val="0"/>
+          <w:i w:val="0"/>
+          <w:color w:val="444444"/>
+          <w:sz w:val="19"/>
+        </w:rPr>
+        <w:t>tau_prune_optimality</w:t>
+      </w:r>
+      <w:r>
+        <w:rPr>
+          <w:rFonts w:ascii="Times New Roman" w:hAnsi="Times New Roman" w:eastAsia="宋体"/>
+          <w:b w:val="0"/>
+          <w:i/>
+          <w:color w:val="444444"/>
+          <w:sz w:val="21"/>
+        </w:rPr>
+        <w:t>——randmax 裁剪实验的定理侧）；</w:t>
       </w:r>
       <w:r>
         <w:rPr>
@@ -2144,7 +2279,7 @@
           <w:color w:val="444444"/>
           <w:sz w:val="21"/>
         </w:rPr>
-        <w:t>严格序 CRlt 本身是 Set 值</w:t>
+        <w:t>CS-12 构造性孪生</w:t>
       </w:r>
       <w:r>
         <w:rPr>
@@ -2154,7 +2289,7 @@
           <w:color w:val="444444"/>
           <w:sz w:val="21"/>
         </w:rPr>
-        <w:t xml:space="preserve">（ConstructiveReals.v:88 库设计——柯西实数在序证明中存储信息），覆盖债界定定理以信息性形式 0 &lt; debt &lt; 1（Set 值 prod，证明项可提取）陈述；主定理结论 prod 型（信息性 (iii) 不能进 Prop 的 /\）；sigT 被类型系统强制；提取 </w:t>
+        <w:t>（</w:t>
       </w:r>
       <w:r>
         <w:rPr>
@@ -2164,7 +2299,7 @@
           <w:color w:val="444444"/>
           <w:sz w:val="19"/>
         </w:rPr>
-        <w:t>taugrid_cr.ml</w:t>
+        <w:t>probe_taugrid_cr.v</w:t>
       </w:r>
       <w:r>
         <w:rPr>
@@ -2174,7 +2309,7 @@
           <w:color w:val="444444"/>
           <w:sz w:val="21"/>
         </w:rPr>
-        <w:t xml:space="preserve"> 经 DkMLNative ocamlc 4.14.2 编译通过（柯西实例 cRealConstructive 具象化））；</w:t>
+        <w:t xml:space="preserve"> 13 Qed </w:t>
       </w:r>
       <w:r>
         <w:rPr>
@@ -2184,7 +2319,7 @@
           <w:color w:val="444444"/>
           <w:sz w:val="21"/>
         </w:rPr>
-        <w:t>CS-13 CS 生产线</w:t>
+        <w:t>零公理</w:t>
       </w:r>
       <w:r>
         <w:rPr>
@@ -2194,47 +2329,7 @@
           <w:color w:val="444444"/>
           <w:sz w:val="21"/>
         </w:rPr>
-        <w:t>（</w:t>
-      </w:r>
-      <w:r>
-        <w:rPr>
-          <w:rFonts w:ascii="Consolas" w:hAnsi="Consolas" w:eastAsia="等线"/>
-          <w:b w:val="0"/>
-          <w:i w:val="0"/>
-          <w:color w:val="444444"/>
-          <w:sz w:val="19"/>
-        </w:rPr>
-        <w:t>probe_cs.v</w:t>
-      </w:r>
-      <w:r>
-        <w:rPr>
-          <w:rFonts w:ascii="Times New Roman" w:hAnsi="Times New Roman" w:eastAsia="宋体"/>
-          <w:b w:val="0"/>
-          <w:i/>
-          <w:color w:val="444444"/>
-          <w:sz w:val="21"/>
-        </w:rPr>
-        <w:t xml:space="preserve"> 29 Qed：一致 RIP </w:t>
-      </w:r>
-      <w:r>
-        <w:rPr>
-          <w:rFonts w:ascii="Consolas" w:hAnsi="Consolas" w:eastAsia="等线"/>
-          <w:b w:val="0"/>
-          <w:i w:val="0"/>
-          <w:color w:val="444444"/>
-          <w:sz w:val="19"/>
-        </w:rPr>
-        <w:t>cs2_rip_uniform</w:t>
-      </w:r>
-      <w:r>
-        <w:rPr>
-          <w:rFonts w:ascii="Times New Roman" w:hAnsi="Times New Roman" w:eastAsia="宋体"/>
-          <w:b w:val="0"/>
-          <w:i/>
-          <w:color w:val="444444"/>
-          <w:sz w:val="21"/>
-        </w:rPr>
-        <w:t xml:space="preserve">（(1−δ)‖c‖² ≤ ‖Φc‖² ≤ (1+δ)‖c‖²，δ = 4K(C) </w:t>
+        <w:t>：抽象接口 {R : ConstructiveReals} + 归一梯子 u（cos/复指数构造性未实现，接口与主线数学一致）；</w:t>
       </w:r>
       <w:r>
         <w:rPr>
@@ -2244,7 +2339,7 @@
           <w:color w:val="444444"/>
           <w:sz w:val="21"/>
         </w:rPr>
-        <w:t>∀s 一致</w:t>
+        <w:t>严格序 CRlt 本身是 Set 值</w:t>
       </w:r>
       <w:r>
         <w:rPr>
@@ -2254,7 +2349,7 @@
           <w:color w:val="444444"/>
           <w:sz w:val="21"/>
         </w:rPr>
-        <w:t xml:space="preserve">）+ ★s-sparse 唯一性 </w:t>
+        <w:t xml:space="preserve">（ConstructiveReals.v:88 库设计——柯西实数在序证明中存储信息），覆盖债界定定理以信息性形式 0 &lt; debt &lt; 1（Set 值 prod，证明项可提取）陈述；主定理结论 prod 型（信息性 (iii) 不能进 Prop 的 /\）；sigT 被类型系统强制；提取 </w:t>
       </w:r>
       <w:r>
         <w:rPr>
@@ -2264,7 +2359,7 @@
           <w:color w:val="444444"/>
           <w:sz w:val="19"/>
         </w:rPr>
-        <w:t>cs3_energy_zero</w:t>
+        <w:t>taugrid_cr.ml</w:t>
       </w:r>
       <w:r>
         <w:rPr>
@@ -2274,127 +2369,7 @@
           <w:color w:val="444444"/>
           <w:sz w:val="21"/>
         </w:rPr>
-        <w:t>/</w:t>
-      </w:r>
-      <w:r>
-        <w:rPr>
-          <w:rFonts w:ascii="Consolas" w:hAnsi="Consolas" w:eastAsia="等线"/>
-          <w:b w:val="0"/>
-          <w:i w:val="0"/>
-          <w:color w:val="444444"/>
-          <w:sz w:val="19"/>
-        </w:rPr>
-        <w:t>cs3_unique</w:t>
-      </w:r>
-      <w:r>
-        <w:rPr>
-          <w:rFonts w:ascii="Times New Roman" w:hAnsi="Times New Roman" w:eastAsia="宋体"/>
-          <w:b w:val="0"/>
-          <w:i/>
-          <w:color w:val="444444"/>
-          <w:sz w:val="21"/>
-        </w:rPr>
-        <w:t xml:space="preserve">（C ≥ 10 时测量 y = y' ⟹ 系数 c = c'——测量端信息不丢失）+ embedding </w:t>
-      </w:r>
-      <w:r>
-        <w:rPr>
-          <w:rFonts w:ascii="Consolas" w:hAnsi="Consolas" w:eastAsia="等线"/>
-          <w:b w:val="0"/>
-          <w:i w:val="0"/>
-          <w:color w:val="444444"/>
-          <w:sz w:val="19"/>
-        </w:rPr>
-        <w:t>cs6_embedding</w:t>
-      </w:r>
-      <w:r>
-        <w:rPr>
-          <w:rFonts w:ascii="Times New Roman" w:hAnsi="Times New Roman" w:eastAsia="宋体"/>
-          <w:b w:val="0"/>
-          <w:i/>
-          <w:color w:val="444444"/>
-          <w:sz w:val="21"/>
-        </w:rPr>
-        <w:t xml:space="preserve">（1−2K(C) &gt; 0）+ spark 下界 </w:t>
-      </w:r>
-      <w:r>
-        <w:rPr>
-          <w:rFonts w:ascii="Consolas" w:hAnsi="Consolas" w:eastAsia="等线"/>
-          <w:b w:val="0"/>
-          <w:i w:val="0"/>
-          <w:color w:val="444444"/>
-          <w:sz w:val="19"/>
-        </w:rPr>
-        <w:t>cs1b_spark</w:t>
-      </w:r>
-      <w:r>
-        <w:rPr>
-          <w:rFonts w:ascii="Times New Roman" w:hAnsi="Times New Roman" w:eastAsia="宋体"/>
-          <w:b w:val="0"/>
-          <w:i/>
-          <w:color w:val="444444"/>
-          <w:sz w:val="21"/>
-        </w:rPr>
-        <w:t xml:space="preserve">（spark ≥ n+1，Gershgorin 冗余路径收编为 CS-3 推论）+ 逐对相干 </w:t>
-      </w:r>
-      <w:r>
-        <w:rPr>
-          <w:rFonts w:ascii="Consolas" w:hAnsi="Consolas" w:eastAsia="等线"/>
-          <w:b w:val="0"/>
-          <w:i w:val="0"/>
-          <w:color w:val="444444"/>
-          <w:sz w:val="19"/>
-        </w:rPr>
-        <w:t>cs1a_pair_bound</w:t>
-      </w:r>
-      <w:r>
-        <w:rPr>
-          <w:rFonts w:ascii="Times New Roman" w:hAnsi="Times New Roman" w:eastAsia="宋体"/>
-          <w:b w:val="0"/>
-          <w:i/>
-          <w:color w:val="444444"/>
-          <w:sz w:val="21"/>
-        </w:rPr>
-        <w:t xml:space="preserve">（≤ 2πq/(1−q)）+ ★近重复对爆炸 </w:t>
-      </w:r>
-      <w:r>
-        <w:rPr>
-          <w:rFonts w:ascii="Consolas" w:hAnsi="Consolas" w:eastAsia="等线"/>
-          <w:b w:val="0"/>
-          <w:i w:val="0"/>
-          <w:color w:val="444444"/>
-          <w:sz w:val="19"/>
-        </w:rPr>
-        <w:t>near_dup_coherence_12</w:t>
-      </w:r>
-      <w:r>
-        <w:rPr>
-          <w:rFonts w:ascii="Times New Roman" w:hAnsi="Times New Roman" w:eastAsia="宋体"/>
-          <w:b w:val="0"/>
-          <w:i/>
-          <w:color w:val="444444"/>
-          <w:sz w:val="21"/>
-        </w:rPr>
-        <w:t xml:space="preserve">（coh 1 2 = 1/√2 精确值）+ </w:t>
-      </w:r>
-      <w:r>
-        <w:rPr>
-          <w:rFonts w:ascii="Consolas" w:hAnsi="Consolas" w:eastAsia="等线"/>
-          <w:b w:val="0"/>
-          <w:i w:val="0"/>
-          <w:color w:val="444444"/>
-          <w:sz w:val="19"/>
-        </w:rPr>
-        <w:t>cs4c_explosion</w:t>
-      </w:r>
-      <w:r>
-        <w:rPr>
-          <w:rFonts w:ascii="Times New Roman" w:hAnsi="Times New Roman" w:eastAsia="宋体"/>
-          <w:b w:val="0"/>
-          <w:i/>
-          <w:color w:val="444444"/>
-          <w:sz w:val="21"/>
-        </w:rPr>
-        <w:t>（2μ = √2 &gt; 1——s ≥ 3 时 Gershgorin 型 RIP 证书在含近重复对梯子上必然失效，"剪 503/255/127 应恶化"的定理侧镜像））；</w:t>
+        <w:t xml:space="preserve"> 经 DkMLNative ocamlc 4.14.2 编译通过（柯西实例 cRealConstructive 具象化））；</w:t>
       </w:r>
       <w:r>
         <w:rPr>
@@ -2404,7 +2379,7 @@
           <w:color w:val="444444"/>
           <w:sz w:val="21"/>
         </w:rPr>
-        <w:t>CS-14 offset 无关性</w:t>
+        <w:t>CS-13 CS 生产线</w:t>
       </w:r>
       <w:r>
         <w:rPr>
@@ -2424,7 +2399,7 @@
           <w:color w:val="444444"/>
           <w:sz w:val="19"/>
         </w:rPr>
-        <w:t>probe_cs5.v</w:t>
+        <w:t>probe_cs.v</w:t>
       </w:r>
       <w:r>
         <w:rPr>
@@ -2434,7 +2409,27 @@
           <w:color w:val="444444"/>
           <w:sz w:val="21"/>
         </w:rPr>
-        <w:t xml:space="preserve"> 5 Qed：跨网格对相干界 N/(2·min(j mod N, N−j mod N)) </w:t>
+        <w:t xml:space="preserve"> 29 Qed：一致 RIP </w:t>
+      </w:r>
+      <w:r>
+        <w:rPr>
+          <w:rFonts w:ascii="Consolas" w:hAnsi="Consolas" w:eastAsia="等线"/>
+          <w:b w:val="0"/>
+          <w:i w:val="0"/>
+          <w:color w:val="444444"/>
+          <w:sz w:val="19"/>
+        </w:rPr>
+        <w:t>cs2_rip_uniform</w:t>
+      </w:r>
+      <w:r>
+        <w:rPr>
+          <w:rFonts w:ascii="Times New Roman" w:hAnsi="Times New Roman" w:eastAsia="宋体"/>
+          <w:b w:val="0"/>
+          <w:i/>
+          <w:color w:val="444444"/>
+          <w:sz w:val="21"/>
+        </w:rPr>
+        <w:t xml:space="preserve">（(1−δ)‖c‖² ≤ ‖Φc‖² ≤ (1+δ)‖c‖²，δ = 4K(C) </w:t>
       </w:r>
       <w:r>
         <w:rPr>
@@ -2444,7 +2439,7 @@
           <w:color w:val="444444"/>
           <w:sz w:val="21"/>
         </w:rPr>
-        <w:t>右端不含偏移 δ</w:t>
+        <w:t>∀s 一致</w:t>
       </w:r>
       <w:r>
         <w:rPr>
@@ -2454,7 +2449,147 @@
           <w:color w:val="444444"/>
           <w:sz w:val="21"/>
         </w:rPr>
-        <w:t>（同族平移差频相消，pair_dirichlet 接管）+ 黄金比隔离界 1/(3d) + φ_gold ∉ ℤ（offset 语义非空）——ogrid 实验"跨网格对证书不含偏移"的定理侧）。</w:t>
+        <w:t xml:space="preserve">）+ ★s-sparse 唯一性 </w:t>
+      </w:r>
+      <w:r>
+        <w:rPr>
+          <w:rFonts w:ascii="Consolas" w:hAnsi="Consolas" w:eastAsia="等线"/>
+          <w:b w:val="0"/>
+          <w:i w:val="0"/>
+          <w:color w:val="444444"/>
+          <w:sz w:val="19"/>
+        </w:rPr>
+        <w:t>cs3_energy_zero</w:t>
+      </w:r>
+      <w:r>
+        <w:rPr>
+          <w:rFonts w:ascii="Times New Roman" w:hAnsi="Times New Roman" w:eastAsia="宋体"/>
+          <w:b w:val="0"/>
+          <w:i/>
+          <w:color w:val="444444"/>
+          <w:sz w:val="21"/>
+        </w:rPr>
+        <w:t>/</w:t>
+      </w:r>
+      <w:r>
+        <w:rPr>
+          <w:rFonts w:ascii="Consolas" w:hAnsi="Consolas" w:eastAsia="等线"/>
+          <w:b w:val="0"/>
+          <w:i w:val="0"/>
+          <w:color w:val="444444"/>
+          <w:sz w:val="19"/>
+        </w:rPr>
+        <w:t>cs3_unique</w:t>
+      </w:r>
+      <w:r>
+        <w:rPr>
+          <w:rFonts w:ascii="Times New Roman" w:hAnsi="Times New Roman" w:eastAsia="宋体"/>
+          <w:b w:val="0"/>
+          <w:i/>
+          <w:color w:val="444444"/>
+          <w:sz w:val="21"/>
+        </w:rPr>
+        <w:t xml:space="preserve">（C ≥ 10 时测量 y = y' ⟹ 系数 c = c'——测量端信息不丢失）+ embedding </w:t>
+      </w:r>
+      <w:r>
+        <w:rPr>
+          <w:rFonts w:ascii="Consolas" w:hAnsi="Consolas" w:eastAsia="等线"/>
+          <w:b w:val="0"/>
+          <w:i w:val="0"/>
+          <w:color w:val="444444"/>
+          <w:sz w:val="19"/>
+        </w:rPr>
+        <w:t>cs6_embedding</w:t>
+      </w:r>
+      <w:r>
+        <w:rPr>
+          <w:rFonts w:ascii="Times New Roman" w:hAnsi="Times New Roman" w:eastAsia="宋体"/>
+          <w:b w:val="0"/>
+          <w:i/>
+          <w:color w:val="444444"/>
+          <w:sz w:val="21"/>
+        </w:rPr>
+        <w:t xml:space="preserve">（1−2K(C) &gt; 0）+ spark 下界 </w:t>
+      </w:r>
+      <w:r>
+        <w:rPr>
+          <w:rFonts w:ascii="Consolas" w:hAnsi="Consolas" w:eastAsia="等线"/>
+          <w:b w:val="0"/>
+          <w:i w:val="0"/>
+          <w:color w:val="444444"/>
+          <w:sz w:val="19"/>
+        </w:rPr>
+        <w:t>cs1b_spark</w:t>
+      </w:r>
+      <w:r>
+        <w:rPr>
+          <w:rFonts w:ascii="Times New Roman" w:hAnsi="Times New Roman" w:eastAsia="宋体"/>
+          <w:b w:val="0"/>
+          <w:i/>
+          <w:color w:val="444444"/>
+          <w:sz w:val="21"/>
+        </w:rPr>
+        <w:t xml:space="preserve">（spark ≥ n+1，Gershgorin 冗余路径收编为 CS-3 推论）+ 逐对相干 </w:t>
+      </w:r>
+      <w:r>
+        <w:rPr>
+          <w:rFonts w:ascii="Consolas" w:hAnsi="Consolas" w:eastAsia="等线"/>
+          <w:b w:val="0"/>
+          <w:i w:val="0"/>
+          <w:color w:val="444444"/>
+          <w:sz w:val="19"/>
+        </w:rPr>
+        <w:t>cs1a_pair_bound</w:t>
+      </w:r>
+      <w:r>
+        <w:rPr>
+          <w:rFonts w:ascii="Times New Roman" w:hAnsi="Times New Roman" w:eastAsia="宋体"/>
+          <w:b w:val="0"/>
+          <w:i/>
+          <w:color w:val="444444"/>
+          <w:sz w:val="21"/>
+        </w:rPr>
+        <w:t xml:space="preserve">（≤ 2πq/(1−q)）+ ★近重复对爆炸 </w:t>
+      </w:r>
+      <w:r>
+        <w:rPr>
+          <w:rFonts w:ascii="Consolas" w:hAnsi="Consolas" w:eastAsia="等线"/>
+          <w:b w:val="0"/>
+          <w:i w:val="0"/>
+          <w:color w:val="444444"/>
+          <w:sz w:val="19"/>
+        </w:rPr>
+        <w:t>near_dup_coherence_12</w:t>
+      </w:r>
+      <w:r>
+        <w:rPr>
+          <w:rFonts w:ascii="Times New Roman" w:hAnsi="Times New Roman" w:eastAsia="宋体"/>
+          <w:b w:val="0"/>
+          <w:i/>
+          <w:color w:val="444444"/>
+          <w:sz w:val="21"/>
+        </w:rPr>
+        <w:t xml:space="preserve">（coh 1 2 = 1/√2 精确值）+ </w:t>
+      </w:r>
+      <w:r>
+        <w:rPr>
+          <w:rFonts w:ascii="Consolas" w:hAnsi="Consolas" w:eastAsia="等线"/>
+          <w:b w:val="0"/>
+          <w:i w:val="0"/>
+          <w:color w:val="444444"/>
+          <w:sz w:val="19"/>
+        </w:rPr>
+        <w:t>cs4c_explosion</w:t>
+      </w:r>
+      <w:r>
+        <w:rPr>
+          <w:rFonts w:ascii="Times New Roman" w:hAnsi="Times New Roman" w:eastAsia="宋体"/>
+          <w:b w:val="0"/>
+          <w:i/>
+          <w:color w:val="444444"/>
+          <w:sz w:val="21"/>
+        </w:rPr>
+        <w:t>（2μ = √2 &gt; 1——s ≥ 3 时 Gershgorin 型 RIP 证书在含近重复对梯子上必然失效，"剪 503/255/127 应恶化"的定理侧镜像））；</w:t>
       </w:r>
       <w:r>
         <w:rPr>
@@ -2464,7 +2599,7 @@
           <w:color w:val="444444"/>
           <w:sz w:val="21"/>
         </w:rPr>
-        <w:t>轨道定位</w:t>
+        <w:t>CS-14 offset 无关性</w:t>
       </w:r>
       <w:r>
         <w:rPr>
@@ -2474,13 +2609,18 @@
           <w:color w:val="444444"/>
           <w:sz w:val="21"/>
         </w:rPr>
-        <w:t>：构造性轨道用于公理独立性与可计算性验证（提取物携带 CRlt 的信息性 witness），不用于生产检查器（经典轨道更快）。定位（如实）：CS-11/13/14 为 Candès–Tao RIP 框架与 Elad–Bruckstein 判据在频率阶梯原子族上的机器检查 + 与本项目 randmax/ogrid/τ 三剪实验直接对接的新组合（覆盖债量化、近重复对爆炸、offset 无关性）；CS-12 为构造性轨道平行实现（序的 Set 值信息性 + 可提取 OCaml）。</w:t>
-      </w:r>
-    </w:p>
-    <w:p>
-      <w:pPr>
-        <w:ind w:left="432"/>
-      </w:pPr>
+        <w:t>（</w:t>
+      </w:r>
+      <w:r>
+        <w:rPr>
+          <w:rFonts w:ascii="Consolas" w:hAnsi="Consolas" w:eastAsia="等线"/>
+          <w:b w:val="0"/>
+          <w:i w:val="0"/>
+          <w:color w:val="444444"/>
+          <w:sz w:val="19"/>
+        </w:rPr>
+        <w:t>probe_cs5.v</w:t>
+      </w:r>
       <w:r>
         <w:rPr>
           <w:rFonts w:ascii="Times New Roman" w:hAnsi="Times New Roman" w:eastAsia="宋体"/>
@@ -2489,7 +2629,7 @@
           <w:color w:val="444444"/>
           <w:sz w:val="21"/>
         </w:rPr>
-        <w:t>修订摘要（v2.10→v2.11，2026-08-26，CI 双环境兼容）：</w:t>
+        <w:t xml:space="preserve"> 5 Qed：跨网格对相干界 N/(2·min(j mod N, N−j mod N)) </w:t>
       </w:r>
       <w:r>
         <w:rPr>
@@ -2499,7 +2639,7 @@
           <w:color w:val="444444"/>
           <w:sz w:val="21"/>
         </w:rPr>
-        <w:t>41 个正式模块头部注释清洗</w:t>
+        <w:t>右端不含偏移 δ</w:t>
       </w:r>
       <w:r>
         <w:rPr>
@@ -2509,7 +2649,7 @@
           <w:color w:val="444444"/>
           <w:sz w:val="21"/>
         </w:rPr>
-        <w:t>（删除会话号/E0xx/交接路径等草稿注记，保留数学内容与纪律声明；规则沉淀于《合并友好编码规范》§6 + 经验卡 E149）；</w:t>
+        <w:t>（同族平移差频相消，pair_dirichlet 接管）+ 黄金比隔离界 1/(3d) + φ_gold ∉ ℤ（offset 语义非空）——ogrid 实验"跨网格对证书不含偏移"的定理侧）。</w:t>
       </w:r>
       <w:r>
         <w:rPr>
@@ -2519,7 +2659,7 @@
           <w:color w:val="444444"/>
           <w:sz w:val="21"/>
         </w:rPr>
-        <w:t>mathcomp 前缀双环境适配</w:t>
+        <w:t>轨道定位</w:t>
       </w:r>
       <w:r>
         <w:rPr>
@@ -2529,7 +2669,22 @@
           <w:color w:val="444444"/>
           <w:sz w:val="21"/>
         </w:rPr>
-        <w:t>（本地 ssreflect.* / CI opam≥2.6 boot.*，E081/E082；合并版 CI 编译时 sed 转 boot 前缀）；</w:t>
+        <w:t>：构造性轨道用于公理独立性与可计算性验证（提取物携带 CRlt 的信息性 witness），不用于生产检查器（经典轨道更快）。定位（如实）：CS-11/13/14 为 Candès–Tao RIP 框架与 Elad–Bruckstein 判据在频率阶梯原子族上的机器检查 + 与本项目 randmax/ogrid/τ 三剪实验直接对接的新组合（覆盖债量化、近重复对爆炸、offset 无关性）；CS-12 为构造性轨道平行实现（序的 Set 值信息性 + 可提取 OCaml）。</w:t>
+      </w:r>
+    </w:p>
+    <w:p>
+      <w:pPr>
+        <w:ind w:left="432"/>
+      </w:pPr>
+      <w:r>
+        <w:rPr>
+          <w:rFonts w:ascii="Times New Roman" w:hAnsi="Times New Roman" w:eastAsia="宋体"/>
+          <w:b w:val="0"/>
+          <w:i/>
+          <w:color w:val="444444"/>
+          <w:sz w:val="21"/>
+        </w:rPr>
+        <w:t>修订摘要（v2.10→v2.11，2026-08-26，CI 双环境兼容）：</w:t>
       </w:r>
       <w:r>
         <w:rPr>
@@ -2539,7 +2694,7 @@
           <w:color w:val="444444"/>
           <w:sz w:val="21"/>
         </w:rPr>
-        <w:t>带前提引理 rewrite 显式化</w:t>
+        <w:t>41 个正式模块头部注释清洗</w:t>
       </w:r>
       <w:r>
         <w:rPr>
@@ -2549,87 +2704,7 @@
           <w:color w:val="444444"/>
           <w:sz w:val="21"/>
         </w:rPr>
-        <w:t>（E114 追加：</w:t>
-      </w:r>
-      <w:r>
-        <w:rPr>
-          <w:rFonts w:ascii="Consolas" w:hAnsi="Consolas" w:eastAsia="等线"/>
-          <w:b w:val="0"/>
-          <w:i w:val="0"/>
-          <w:color w:val="444444"/>
-          <w:sz w:val="19"/>
-        </w:rPr>
-        <w:t>CRsum_eq</w:t>
-      </w:r>
-      <w:r>
-        <w:rPr>
-          <w:rFonts w:ascii="Times New Roman" w:hAnsi="Times New Roman" w:eastAsia="宋体"/>
-          <w:b w:val="0"/>
-          <w:i/>
-          <w:color w:val="444444"/>
-          <w:sz w:val="21"/>
-        </w:rPr>
-        <w:t>/</w:t>
-      </w:r>
-      <w:r>
-        <w:rPr>
-          <w:rFonts w:ascii="Consolas" w:hAnsi="Consolas" w:eastAsia="等线"/>
-          <w:b w:val="0"/>
-          <w:i w:val="0"/>
-          <w:color w:val="444444"/>
-          <w:sz w:val="19"/>
-        </w:rPr>
-        <w:t>Csum_ext</w:t>
-      </w:r>
-      <w:r>
-        <w:rPr>
-          <w:rFonts w:ascii="Times New Roman" w:hAnsi="Times New Roman" w:eastAsia="宋体"/>
-          <w:b w:val="0"/>
-          <w:i/>
-          <w:color w:val="444444"/>
-          <w:sz w:val="21"/>
-        </w:rPr>
-        <w:t>/</w:t>
-      </w:r>
-      <w:r>
-        <w:rPr>
-          <w:rFonts w:ascii="Consolas" w:hAnsi="Consolas" w:eastAsia="等线"/>
-          <w:b w:val="0"/>
-          <w:i w:val="0"/>
-          <w:color w:val="444444"/>
-          <w:sz w:val="19"/>
-        </w:rPr>
-        <w:t>rewrite IH</w:t>
-      </w:r>
-      <w:r>
-        <w:rPr>
-          <w:rFonts w:ascii="Times New Roman" w:hAnsi="Times New Roman" w:eastAsia="宋体"/>
-          <w:b w:val="0"/>
-          <w:i/>
-          <w:color w:val="444444"/>
-          <w:sz w:val="21"/>
-        </w:rPr>
-        <w:t xml:space="preserve"> 等 </w:t>
-      </w:r>
-      <w:r>
-        <w:rPr>
-          <w:rFonts w:ascii="Consolas" w:hAnsi="Consolas" w:eastAsia="等线"/>
-          <w:b w:val="0"/>
-          <w:i w:val="0"/>
-          <w:color w:val="444444"/>
-          <w:sz w:val="19"/>
-        </w:rPr>
-        <w:t>P→eq</w:t>
-      </w:r>
-      <w:r>
-        <w:rPr>
-          <w:rFonts w:ascii="Times New Roman" w:hAnsi="Times New Roman" w:eastAsia="宋体"/>
-          <w:b w:val="0"/>
-          <w:i/>
-          <w:color w:val="444444"/>
-          <w:sz w:val="21"/>
-        </w:rPr>
-        <w:t xml:space="preserve"> 引理的 rewrite 一律显式 assert 前提，消除 mathcomp 2.5/2.6 子目标顺序差异——ca_rip_cr 3 处 + probe_grid_ortho/pro 4 处 + probe_parseval 2 处）；</w:t>
+        <w:t>（删除会话号/E0xx/交接路径等草稿注记，保留数学内容与纪律声明；规则沉淀于《合并友好编码规范》§6 + 经验卡 E149）；</w:t>
       </w:r>
       <w:r>
         <w:rPr>
@@ -2639,7 +2714,7 @@
           <w:color w:val="444444"/>
           <w:sz w:val="21"/>
         </w:rPr>
-        <w:t>CI 缓存机制</w:t>
+        <w:t>mathcomp 前缀双环境适配</w:t>
       </w:r>
       <w:r>
         <w:rPr>
@@ -2649,7 +2724,7 @@
           <w:color w:val="444444"/>
           <w:sz w:val="21"/>
         </w:rPr>
-        <w:t>（lib/merged .vo 经 actions/cache 按源 hash 缓存，推送秒级复验）；</w:t>
+        <w:t>（本地 ssreflect.* / CI opam≥2.6 boot.*，E081/E082；合并版 CI 编译时 sed 转 boot 前缀）；</w:t>
       </w:r>
       <w:r>
         <w:rPr>
@@ -2659,7 +2734,7 @@
           <w:color w:val="444444"/>
           <w:sz w:val="21"/>
         </w:rPr>
-        <w:t>30模块 归档 + 仓库已同步</w:t>
+        <w:t>带前提引理 rewrite 显式化</w:t>
       </w:r>
       <w:r>
         <w:rPr>
@@ -2669,13 +2744,18 @@
           <w:color w:val="444444"/>
           <w:sz w:val="21"/>
         </w:rPr>
-        <w:t>（SHA-256 一致）。</w:t>
-      </w:r>
-    </w:p>
-    <w:p>
-      <w:pPr>
-        <w:ind w:left="432"/>
-      </w:pPr>
+        <w:t>（E114 追加：</w:t>
+      </w:r>
+      <w:r>
+        <w:rPr>
+          <w:rFonts w:ascii="Consolas" w:hAnsi="Consolas" w:eastAsia="等线"/>
+          <w:b w:val="0"/>
+          <w:i w:val="0"/>
+          <w:color w:val="444444"/>
+          <w:sz w:val="19"/>
+        </w:rPr>
+        <w:t>CRsum_eq</w:t>
+      </w:r>
       <w:r>
         <w:rPr>
           <w:rFonts w:ascii="Times New Roman" w:hAnsi="Times New Roman" w:eastAsia="宋体"/>
@@ -2684,7 +2764,67 @@
           <w:color w:val="444444"/>
           <w:sz w:val="21"/>
         </w:rPr>
-        <w:t>修订摘要（v2.9→v2.10，2026-08-26，评审口径对齐）：</w:t>
+        <w:t>/</w:t>
+      </w:r>
+      <w:r>
+        <w:rPr>
+          <w:rFonts w:ascii="Consolas" w:hAnsi="Consolas" w:eastAsia="等线"/>
+          <w:b w:val="0"/>
+          <w:i w:val="0"/>
+          <w:color w:val="444444"/>
+          <w:sz w:val="19"/>
+        </w:rPr>
+        <w:t>Csum_ext</w:t>
+      </w:r>
+      <w:r>
+        <w:rPr>
+          <w:rFonts w:ascii="Times New Roman" w:hAnsi="Times New Roman" w:eastAsia="宋体"/>
+          <w:b w:val="0"/>
+          <w:i/>
+          <w:color w:val="444444"/>
+          <w:sz w:val="21"/>
+        </w:rPr>
+        <w:t>/</w:t>
+      </w:r>
+      <w:r>
+        <w:rPr>
+          <w:rFonts w:ascii="Consolas" w:hAnsi="Consolas" w:eastAsia="等线"/>
+          <w:b w:val="0"/>
+          <w:i w:val="0"/>
+          <w:color w:val="444444"/>
+          <w:sz w:val="19"/>
+        </w:rPr>
+        <w:t>rewrite IH</w:t>
+      </w:r>
+      <w:r>
+        <w:rPr>
+          <w:rFonts w:ascii="Times New Roman" w:hAnsi="Times New Roman" w:eastAsia="宋体"/>
+          <w:b w:val="0"/>
+          <w:i/>
+          <w:color w:val="444444"/>
+          <w:sz w:val="21"/>
+        </w:rPr>
+        <w:t xml:space="preserve"> 等 </w:t>
+      </w:r>
+      <w:r>
+        <w:rPr>
+          <w:rFonts w:ascii="Consolas" w:hAnsi="Consolas" w:eastAsia="等线"/>
+          <w:b w:val="0"/>
+          <w:i w:val="0"/>
+          <w:color w:val="444444"/>
+          <w:sz w:val="19"/>
+        </w:rPr>
+        <w:t>P→eq</w:t>
+      </w:r>
+      <w:r>
+        <w:rPr>
+          <w:rFonts w:ascii="Times New Roman" w:hAnsi="Times New Roman" w:eastAsia="宋体"/>
+          <w:b w:val="0"/>
+          <w:i/>
+          <w:color w:val="444444"/>
+          <w:sz w:val="21"/>
+        </w:rPr>
+        <w:t xml:space="preserve"> 引理的 rewrite 一律显式 assert 前提，消除 mathcomp 2.5/2.6 子目标顺序差异——ca_rip_cr 3 处 + probe_grid_ortho/pro 4 处 + probe_parseval 2 处）；</w:t>
       </w:r>
       <w:r>
         <w:rPr>
@@ -2694,7 +2834,7 @@
           <w:color w:val="444444"/>
           <w:sz w:val="21"/>
         </w:rPr>
-        <w:t>模块计数统一为实测 67 模块分区</w:t>
+        <w:t>CI 缓存机制</w:t>
       </w:r>
       <w:r>
         <w:rPr>
@@ -2704,67 +2844,7 @@
           <w:color w:val="444444"/>
           <w:sz w:val="21"/>
         </w:rPr>
-        <w:t xml:space="preserve">（55 分区 + </w:t>
-      </w:r>
-      <w:r>
-        <w:rPr>
-          <w:rFonts w:ascii="Consolas" w:hAnsi="Consolas" w:eastAsia="等线"/>
-          <w:b w:val="0"/>
-          <w:i w:val="0"/>
-          <w:color w:val="444444"/>
-          <w:sz w:val="19"/>
-        </w:rPr>
-        <w:t>ca_independence</w:t>
-      </w:r>
-      <w:r>
-        <w:rPr>
-          <w:rFonts w:ascii="Times New Roman" w:hAnsi="Times New Roman" w:eastAsia="宋体"/>
-          <w:b w:val="0"/>
-          <w:i/>
-          <w:color w:val="444444"/>
-          <w:sz w:val="21"/>
-        </w:rPr>
-        <w:t xml:space="preserve"> 内 </w:t>
-      </w:r>
-      <w:r>
-        <w:rPr>
-          <w:rFonts w:ascii="Consolas" w:hAnsi="Consolas" w:eastAsia="等线"/>
-          <w:b w:val="0"/>
-          <w:i w:val="0"/>
-          <w:color w:val="444444"/>
-          <w:sz w:val="19"/>
-        </w:rPr>
-        <w:t>independent</w:t>
-      </w:r>
-      <w:r>
-        <w:rPr>
-          <w:rFonts w:ascii="Times New Roman" w:hAnsi="Times New Roman" w:eastAsia="宋体"/>
-          <w:b w:val="0"/>
-          <w:i/>
-          <w:color w:val="444444"/>
-          <w:sz w:val="21"/>
-        </w:rPr>
-        <w:t>/</w:t>
-      </w:r>
-      <w:r>
-        <w:rPr>
-          <w:rFonts w:ascii="Consolas" w:hAnsi="Consolas" w:eastAsia="等线"/>
-          <w:b w:val="0"/>
-          <w:i w:val="0"/>
-          <w:color w:val="444444"/>
-          <w:sz w:val="19"/>
-        </w:rPr>
-        <w:t>independent′</w:t>
-      </w:r>
-      <w:r>
-        <w:rPr>
-          <w:rFonts w:ascii="Times New Roman" w:hAnsi="Times New Roman" w:eastAsia="宋体"/>
-          <w:b w:val="0"/>
-          <w:i/>
-          <w:color w:val="444444"/>
-          <w:sz w:val="21"/>
-        </w:rPr>
-        <w:t xml:space="preserve"> 2 附加，审稿实测；此前 55 为分区数）；</w:t>
+        <w:t>（lib/merged .vo 经 actions/cache 按源 hash 缓存，推送秒级复验）；</w:t>
       </w:r>
       <w:r>
         <w:rPr>
@@ -2774,7 +2854,7 @@
           <w:color w:val="444444"/>
           <w:sz w:val="21"/>
         </w:rPr>
-        <w:t>声明计数注明口径</w:t>
+        <w:t>30模块 归档 + 仓库已同步</w:t>
       </w:r>
       <w:r>
         <w:rPr>
@@ -2784,7 +2864,22 @@
           <w:color w:val="444444"/>
           <w:sz w:val="21"/>
         </w:rPr>
-        <w:t>（269 = Lemma+Theorem 口径，区别于 316 顶层声明 / 272 Qed，三者一致）；</w:t>
+        <w:t>（SHA-256 一致）。</w:t>
+      </w:r>
+    </w:p>
+    <w:p>
+      <w:pPr>
+        <w:ind w:left="432"/>
+      </w:pPr>
+      <w:r>
+        <w:rPr>
+          <w:rFonts w:ascii="Times New Roman" w:hAnsi="Times New Roman" w:eastAsia="宋体"/>
+          <w:b w:val="0"/>
+          <w:i/>
+          <w:color w:val="444444"/>
+          <w:sz w:val="21"/>
+        </w:rPr>
+        <w:t>修订摘要（v2.9→v2.10，2026-08-26，评审口径对齐）：</w:t>
       </w:r>
       <w:r>
         <w:rPr>
@@ -2794,7 +2889,7 @@
           <w:color w:val="444444"/>
           <w:sz w:val="21"/>
         </w:rPr>
-        <w:t>"165 项全零 classic"注明 post-M1.5 复核成立</w:t>
+        <w:t>模块计数统一为实测 67 模块分区</w:t>
       </w:r>
       <w:r>
         <w:rPr>
@@ -2804,7 +2899,7 @@
           <w:color w:val="444444"/>
           <w:sz w:val="21"/>
         </w:rPr>
-        <w:t>（</w:t>
+        <w:t xml:space="preserve">（55 分区 + </w:t>
       </w:r>
       <w:r>
         <w:rPr>
@@ -2814,7 +2909,7 @@
           <w:color w:val="444444"/>
           <w:sz w:val="19"/>
         </w:rPr>
-        <w:t>PSA_audit.v</w:t>
+        <w:t>ca_independence</w:t>
       </w:r>
       <w:r>
         <w:rPr>
@@ -2824,7 +2919,7 @@
           <w:color w:val="444444"/>
           <w:sz w:val="21"/>
         </w:rPr>
-        <w:t xml:space="preserve"> L108–121 勘误为 pre-M1.5 过时记录；</w:t>
+        <w:t xml:space="preserve"> 内 </w:t>
       </w:r>
       <w:r>
         <w:rPr>
@@ -2834,7 +2929,7 @@
           <w:color w:val="444444"/>
           <w:sz w:val="19"/>
         </w:rPr>
-        <w:t>ExpSeries.exp_mono_le_noclassic</w:t>
+        <w:t>independent</w:t>
       </w:r>
       <w:r>
         <w:rPr>
@@ -2844,7 +2939,7 @@
           <w:color w:val="444444"/>
           <w:sz w:val="21"/>
         </w:rPr>
-        <w:t xml:space="preserve"> 已并入合并版 L63579/L63672/L63719，4 个注意力定理位于其后，</w:t>
+        <w:t>/</w:t>
       </w:r>
       <w:r>
         <w:rPr>
@@ -2854,7 +2949,7 @@
           <w:color w:val="444444"/>
           <w:sz w:val="19"/>
         </w:rPr>
-        <w:t>exp_increasing</w:t>
+        <w:t>independent′</w:t>
       </w:r>
       <w:r>
         <w:rPr>
@@ -2864,87 +2959,7 @@
           <w:color w:val="444444"/>
           <w:sz w:val="21"/>
         </w:rPr>
-        <w:t xml:space="preserve"> 仅存于 ca_* 基础设施非审计目标；</w:t>
-      </w:r>
-      <w:r>
-        <w:rPr>
-          <w:rFonts w:ascii="Consolas" w:hAnsi="Consolas" w:eastAsia="等线"/>
-          <w:b w:val="0"/>
-          <w:i w:val="0"/>
-          <w:color w:val="444444"/>
-          <w:sz w:val="19"/>
-        </w:rPr>
-        <w:t>sig_forall_dec</w:t>
-      </w:r>
-      <w:r>
-        <w:rPr>
-          <w:rFonts w:ascii="Times New Roman" w:hAnsi="Times New Roman" w:eastAsia="宋体"/>
-          <w:b w:val="0"/>
-          <w:i/>
-          <w:color w:val="444444"/>
-          <w:sz w:val="21"/>
-        </w:rPr>
-        <w:t>/</w:t>
-      </w:r>
-      <w:r>
-        <w:rPr>
-          <w:rFonts w:ascii="Consolas" w:hAnsi="Consolas" w:eastAsia="等线"/>
-          <w:b w:val="0"/>
-          <w:i w:val="0"/>
-          <w:color w:val="444444"/>
-          <w:sz w:val="19"/>
-        </w:rPr>
-        <w:t>sig_not_dec</w:t>
-      </w:r>
-      <w:r>
-        <w:rPr>
-          <w:rFonts w:ascii="Times New Roman" w:hAnsi="Times New Roman" w:eastAsia="宋体"/>
-          <w:b w:val="0"/>
-          <w:i/>
-          <w:color w:val="444444"/>
-          <w:sz w:val="21"/>
-        </w:rPr>
-        <w:t>/</w:t>
-      </w:r>
-      <w:r>
-        <w:rPr>
-          <w:rFonts w:ascii="Consolas" w:hAnsi="Consolas" w:eastAsia="等线"/>
-          <w:b w:val="0"/>
-          <w:i w:val="0"/>
-          <w:color w:val="444444"/>
-          <w:sz w:val="19"/>
-        </w:rPr>
-        <w:t>fext</w:t>
-      </w:r>
-      <w:r>
-        <w:rPr>
-          <w:rFonts w:ascii="Times New Roman" w:hAnsi="Times New Roman" w:eastAsia="宋体"/>
-          <w:b w:val="0"/>
-          <w:i/>
-          <w:color w:val="444444"/>
-          <w:sz w:val="21"/>
-        </w:rPr>
-        <w:t xml:space="preserve"> 显式声明为可接受 Reals 基底、非 </w:t>
-      </w:r>
-      <w:r>
-        <w:rPr>
-          <w:rFonts w:ascii="Consolas" w:hAnsi="Consolas" w:eastAsia="等线"/>
-          <w:b w:val="0"/>
-          <w:i w:val="0"/>
-          <w:color w:val="444444"/>
-          <w:sz w:val="19"/>
-        </w:rPr>
-        <w:t>Classical_Prop.classic</w:t>
-      </w:r>
-      <w:r>
-        <w:rPr>
-          <w:rFonts w:ascii="Times New Roman" w:hAnsi="Times New Roman" w:eastAsia="宋体"/>
-          <w:b w:val="0"/>
-          <w:i/>
-          <w:color w:val="444444"/>
-          <w:sz w:val="21"/>
-        </w:rPr>
-        <w:t xml:space="preserve"> 公理）；</w:t>
+        <w:t xml:space="preserve"> 2 附加，审稿实测；此前 55 为分区数）；</w:t>
       </w:r>
       <w:r>
         <w:rPr>
@@ -2954,7 +2969,7 @@
           <w:color w:val="444444"/>
           <w:sz w:val="21"/>
         </w:rPr>
-        <w:t>附录 A 补 `probe_nearcoll.v`</w:t>
+        <w:t>声明计数注明口径</w:t>
       </w:r>
       <w:r>
         <w:rPr>
@@ -2964,27 +2979,7 @@
           <w:color w:val="444444"/>
           <w:sz w:val="21"/>
         </w:rPr>
-        <w:t xml:space="preserve">（承载 </w:t>
-      </w:r>
-      <w:r>
-        <w:rPr>
-          <w:rFonts w:ascii="Consolas" w:hAnsi="Consolas" w:eastAsia="等线"/>
-          <w:b w:val="0"/>
-          <w:i w:val="0"/>
-          <w:color w:val="444444"/>
-          <w:sz w:val="19"/>
-        </w:rPr>
-        <w:t>golden_near_collision_gold</w:t>
-      </w:r>
-      <w:r>
-        <w:rPr>
-          <w:rFonts w:ascii="Times New Roman" w:hAnsi="Times New Roman" w:eastAsia="宋体"/>
-          <w:b w:val="0"/>
-          <w:i/>
-          <w:color w:val="444444"/>
-          <w:sz w:val="21"/>
-        </w:rPr>
-        <w:t>）；</w:t>
+        <w:t>（269 = Lemma+Theorem 口径，区别于 316 顶层声明 / 272 Qed，三者一致）；</w:t>
       </w:r>
       <w:r>
         <w:rPr>
@@ -2994,7 +2989,7 @@
           <w:color w:val="444444"/>
           <w:sz w:val="21"/>
         </w:rPr>
-        <w:t>构造性轨道贡献在贡献清单中突出</w:t>
+        <w:t>"165 项全零 classic"注明 post-M1.5 复核成立</w:t>
       </w:r>
       <w:r>
         <w:rPr>
@@ -3004,13 +2999,18 @@
           <w:color w:val="444444"/>
           <w:sz w:val="21"/>
         </w:rPr>
-        <w:t>（纯 ConstructiveReals、零经典公理，方法论对照）。</w:t>
-      </w:r>
-    </w:p>
-    <w:p>
-      <w:pPr>
-        <w:ind w:left="432"/>
-      </w:pPr>
+        <w:t>（</w:t>
+      </w:r>
+      <w:r>
+        <w:rPr>
+          <w:rFonts w:ascii="Consolas" w:hAnsi="Consolas" w:eastAsia="等线"/>
+          <w:b w:val="0"/>
+          <w:i w:val="0"/>
+          <w:color w:val="444444"/>
+          <w:sz w:val="19"/>
+        </w:rPr>
+        <w:t>PSA_audit.v</w:t>
+      </w:r>
       <w:r>
         <w:rPr>
           <w:rFonts w:ascii="Times New Roman" w:hAnsi="Times New Roman" w:eastAsia="宋体"/>
@@ -3019,7 +3019,127 @@
           <w:color w:val="444444"/>
           <w:sz w:val="21"/>
         </w:rPr>
-        <w:t>修订摘要（v2.8→v2.9，2026-08-26）：</w:t>
+        <w:t xml:space="preserve"> L108–121 勘误为 pre-M1.5 过时记录；</w:t>
+      </w:r>
+      <w:r>
+        <w:rPr>
+          <w:rFonts w:ascii="Consolas" w:hAnsi="Consolas" w:eastAsia="等线"/>
+          <w:b w:val="0"/>
+          <w:i w:val="0"/>
+          <w:color w:val="444444"/>
+          <w:sz w:val="19"/>
+        </w:rPr>
+        <w:t>ExpSeries.exp_mono_le_noclassic</w:t>
+      </w:r>
+      <w:r>
+        <w:rPr>
+          <w:rFonts w:ascii="Times New Roman" w:hAnsi="Times New Roman" w:eastAsia="宋体"/>
+          <w:b w:val="0"/>
+          <w:i/>
+          <w:color w:val="444444"/>
+          <w:sz w:val="21"/>
+        </w:rPr>
+        <w:t xml:space="preserve"> 已并入合并版 L63579/L63672/L63719，4 个注意力定理位于其后，</w:t>
+      </w:r>
+      <w:r>
+        <w:rPr>
+          <w:rFonts w:ascii="Consolas" w:hAnsi="Consolas" w:eastAsia="等线"/>
+          <w:b w:val="0"/>
+          <w:i w:val="0"/>
+          <w:color w:val="444444"/>
+          <w:sz w:val="19"/>
+        </w:rPr>
+        <w:t>exp_increasing</w:t>
+      </w:r>
+      <w:r>
+        <w:rPr>
+          <w:rFonts w:ascii="Times New Roman" w:hAnsi="Times New Roman" w:eastAsia="宋体"/>
+          <w:b w:val="0"/>
+          <w:i/>
+          <w:color w:val="444444"/>
+          <w:sz w:val="21"/>
+        </w:rPr>
+        <w:t xml:space="preserve"> 仅存于 ca_* 基础设施非审计目标；</w:t>
+      </w:r>
+      <w:r>
+        <w:rPr>
+          <w:rFonts w:ascii="Consolas" w:hAnsi="Consolas" w:eastAsia="等线"/>
+          <w:b w:val="0"/>
+          <w:i w:val="0"/>
+          <w:color w:val="444444"/>
+          <w:sz w:val="19"/>
+        </w:rPr>
+        <w:t>sig_forall_dec</w:t>
+      </w:r>
+      <w:r>
+        <w:rPr>
+          <w:rFonts w:ascii="Times New Roman" w:hAnsi="Times New Roman" w:eastAsia="宋体"/>
+          <w:b w:val="0"/>
+          <w:i/>
+          <w:color w:val="444444"/>
+          <w:sz w:val="21"/>
+        </w:rPr>
+        <w:t>/</w:t>
+      </w:r>
+      <w:r>
+        <w:rPr>
+          <w:rFonts w:ascii="Consolas" w:hAnsi="Consolas" w:eastAsia="等线"/>
+          <w:b w:val="0"/>
+          <w:i w:val="0"/>
+          <w:color w:val="444444"/>
+          <w:sz w:val="19"/>
+        </w:rPr>
+        <w:t>sig_not_dec</w:t>
+      </w:r>
+      <w:r>
+        <w:rPr>
+          <w:rFonts w:ascii="Times New Roman" w:hAnsi="Times New Roman" w:eastAsia="宋体"/>
+          <w:b w:val="0"/>
+          <w:i/>
+          <w:color w:val="444444"/>
+          <w:sz w:val="21"/>
+        </w:rPr>
+        <w:t>/</w:t>
+      </w:r>
+      <w:r>
+        <w:rPr>
+          <w:rFonts w:ascii="Consolas" w:hAnsi="Consolas" w:eastAsia="等线"/>
+          <w:b w:val="0"/>
+          <w:i w:val="0"/>
+          <w:color w:val="444444"/>
+          <w:sz w:val="19"/>
+        </w:rPr>
+        <w:t>fext</w:t>
+      </w:r>
+      <w:r>
+        <w:rPr>
+          <w:rFonts w:ascii="Times New Roman" w:hAnsi="Times New Roman" w:eastAsia="宋体"/>
+          <w:b w:val="0"/>
+          <w:i/>
+          <w:color w:val="444444"/>
+          <w:sz w:val="21"/>
+        </w:rPr>
+        <w:t xml:space="preserve"> 显式声明为可接受 Reals 基底、非 </w:t>
+      </w:r>
+      <w:r>
+        <w:rPr>
+          <w:rFonts w:ascii="Consolas" w:hAnsi="Consolas" w:eastAsia="等线"/>
+          <w:b w:val="0"/>
+          <w:i w:val="0"/>
+          <w:color w:val="444444"/>
+          <w:sz w:val="19"/>
+        </w:rPr>
+        <w:t>Classical_Prop.classic</w:t>
+      </w:r>
+      <w:r>
+        <w:rPr>
+          <w:rFonts w:ascii="Times New Roman" w:hAnsi="Times New Roman" w:eastAsia="宋体"/>
+          <w:b w:val="0"/>
+          <w:i/>
+          <w:color w:val="444444"/>
+          <w:sz w:val="21"/>
+        </w:rPr>
+        <w:t xml:space="preserve"> 公理）；</w:t>
       </w:r>
       <w:r>
         <w:rPr>
@@ -3029,7 +3149,7 @@
           <w:color w:val="444444"/>
           <w:sz w:val="21"/>
         </w:rPr>
-        <w:t>M4 可判定性溢价主定理构造化收官</w:t>
+        <w:t>附录 A 补 `probe_nearcoll.v`</w:t>
       </w:r>
       <w:r>
         <w:rPr>
@@ -3039,7 +3159,7 @@
           <w:color w:val="444444"/>
           <w:sz w:val="21"/>
         </w:rPr>
-        <w:t>（</w:t>
+        <w:t xml:space="preserve">（承载 </w:t>
       </w:r>
       <w:r>
         <w:rPr>
@@ -3049,7 +3169,7 @@
           <w:color w:val="444444"/>
           <w:sz w:val="19"/>
         </w:rPr>
-        <w:t>probe_decidability_premium_cr.v</w:t>
+        <w:t>golden_near_collision_gold</w:t>
       </w:r>
       <w:r>
         <w:rPr>
@@ -3059,47 +3179,7 @@
           <w:color w:val="444444"/>
           <w:sz w:val="21"/>
         </w:rPr>
-        <w:t xml:space="preserve"> 并入合并版 25 模块 55/55：Gram 相干行和 ≤ 63/80 + 反射界 21/16 + 溢价 5/3，</w:t>
-      </w:r>
-      <w:r>
-        <w:rPr>
-          <w:rFonts w:ascii="Consolas" w:hAnsi="Consolas" w:eastAsia="等线"/>
-          <w:b w:val="0"/>
-          <w:i w:val="0"/>
-          <w:color w:val="444444"/>
-          <w:sz w:val="19"/>
-        </w:rPr>
-        <w:t>m4_decidability_premium : {w &amp; CRle w (63/80)}</w:t>
-      </w:r>
-      <w:r>
-        <w:rPr>
-          <w:rFonts w:ascii="Times New Roman" w:hAnsi="Times New Roman" w:eastAsia="宋体"/>
-          <w:b w:val="0"/>
-          <w:i/>
-          <w:color w:val="444444"/>
-          <w:sz w:val="21"/>
-        </w:rPr>
-        <w:t xml:space="preserve"> Set 层 sigT 定理，核心 </w:t>
-      </w:r>
-      <w:r>
-        <w:rPr>
-          <w:rFonts w:ascii="Consolas" w:hAnsi="Consolas" w:eastAsia="等线"/>
-          <w:b w:val="0"/>
-          <w:i w:val="0"/>
-          <w:color w:val="444444"/>
-          <w:sz w:val="19"/>
-        </w:rPr>
-        <w:t>m4_CRinv_le_contravar</w:t>
-      </w:r>
-      <w:r>
-        <w:rPr>
-          <w:rFonts w:ascii="Times New Roman" w:hAnsi="Times New Roman" w:eastAsia="宋体"/>
-          <w:b w:val="0"/>
-          <w:i/>
-          <w:color w:val="444444"/>
-          <w:sz w:val="21"/>
-        </w:rPr>
-        <w:t xml:space="preserve"> 纯构造反变单调，Print Assumptions 全 Closed）；</w:t>
+        <w:t>）；</w:t>
       </w:r>
       <w:r>
         <w:rPr>
@@ -3109,7 +3189,7 @@
           <w:color w:val="444444"/>
           <w:sz w:val="21"/>
         </w:rPr>
-        <w:t>合并版 24 修复 G_MORE 遗漏</w:t>
+        <w:t>构造性轨道贡献在贡献清单中突出</w:t>
       </w:r>
       <w:r>
         <w:rPr>
@@ -3119,18 +3199,13 @@
           <w:color w:val="444444"/>
           <w:sz w:val="21"/>
         </w:rPr>
-        <w:t>（</w:t>
-      </w:r>
-      <w:r>
-        <w:rPr>
-          <w:rFonts w:ascii="Consolas" w:hAnsi="Consolas" w:eastAsia="等线"/>
-          <w:b w:val="0"/>
-          <w:i w:val="0"/>
-          <w:color w:val="444444"/>
-          <w:sz w:val="19"/>
-        </w:rPr>
-        <w:t>_merge_ca.py</w:t>
-      </w:r>
+        <w:t>（纯 ConstructiveReals、零经典公理，方法论对照）。</w:t>
+      </w:r>
+    </w:p>
+    <w:p>
+      <w:pPr>
+        <w:ind w:left="432"/>
+      </w:pPr>
       <w:r>
         <w:rPr>
           <w:rFonts w:ascii="Times New Roman" w:hAnsi="Times New Roman" w:eastAsia="宋体"/>
@@ -3139,22 +3214,7 @@
           <w:color w:val="444444"/>
           <w:sz w:val="21"/>
         </w:rPr>
-        <w:t xml:space="preserve"> p24 补 G_MORE，恢复 49 模块归档口径）；合并版 25 = 67 模块分区（55 分区，原 53 分区 + s7_s9_mono + decidability_premium_cr）；全量编译 41 独立模块 + 23/24/25 合并版 EXIT=0；30模块 归档 SHA-256 同步。</w:t>
-      </w:r>
-    </w:p>
-    <w:p>
-      <w:pPr>
-        <w:ind w:left="432"/>
-      </w:pPr>
-      <w:r>
-        <w:rPr>
-          <w:rFonts w:ascii="Times New Roman" w:hAnsi="Times New Roman" w:eastAsia="宋体"/>
-          <w:b w:val="0"/>
-          <w:i/>
-          <w:color w:val="444444"/>
-          <w:sz w:val="21"/>
-        </w:rPr>
-        <w:t>修订摘要（v2.7→v2.8）：§5.6.6 压缩感知族新增</w:t>
+        <w:t>修订摘要（v2.8→v2.9，2026-08-26）：</w:t>
       </w:r>
       <w:r>
         <w:rPr>
@@ -3164,7 +3224,7 @@
           <w:color w:val="444444"/>
           <w:sz w:val="21"/>
         </w:rPr>
-        <w:t>检查器充要刻画</w:t>
+        <w:t>M4 可判定性溢价主定理构造化收官</w:t>
       </w:r>
       <w:r>
         <w:rPr>
@@ -3174,7 +3234,7 @@
           <w:color w:val="444444"/>
           <w:sz w:val="21"/>
         </w:rPr>
-        <w:t>（G-3，</w:t>
+        <w:t>（</w:t>
       </w:r>
       <w:r>
         <w:rPr>
@@ -3184,7 +3244,7 @@
           <w:color w:val="444444"/>
           <w:sz w:val="19"/>
         </w:rPr>
-        <w:t>g3_certifiable_iff</w:t>
+        <w:t>probe_decidability_premium_cr.v</w:t>
       </w:r>
       <w:r>
         <w:rPr>
@@ -3194,7 +3254,7 @@
           <w:color w:val="444444"/>
           <w:sz w:val="21"/>
         </w:rPr>
-        <w:t xml:space="preserve"> + </w:t>
+        <w:t xml:space="preserve"> 并入合并版 25 模块 55/55：Gram 相干行和 ≤ 63/80 + 反射界 21/16 + 溢价 5/3，</w:t>
       </w:r>
       <w:r>
         <w:rPr>
@@ -3204,7 +3264,7 @@
           <w:color w:val="444444"/>
           <w:sz w:val="19"/>
         </w:rPr>
-        <w:t>g3_row_bound_mu</w:t>
+        <w:t>m4_decidability_premium : {w &amp; CRle w (63/80)}</w:t>
       </w:r>
       <w:r>
         <w:rPr>
@@ -3214,7 +3274,27 @@
           <w:color w:val="444444"/>
           <w:sz w:val="21"/>
         </w:rPr>
-        <w:t>，probe_g3_criterion.v 5 Qed：反射检查器通过 ⟺ 每行精确相干行和 ≤ p/q，把"检查器通过 ⟹ 框架界"从单向充分升级为 iff）与</w:t>
+        <w:t xml:space="preserve"> Set 层 sigT 定理，核心 </w:t>
+      </w:r>
+      <w:r>
+        <w:rPr>
+          <w:rFonts w:ascii="Consolas" w:hAnsi="Consolas" w:eastAsia="等线"/>
+          <w:b w:val="0"/>
+          <w:i w:val="0"/>
+          <w:color w:val="444444"/>
+          <w:sz w:val="19"/>
+        </w:rPr>
+        <w:t>m4_CRinv_le_contravar</w:t>
+      </w:r>
+      <w:r>
+        <w:rPr>
+          <w:rFonts w:ascii="Times New Roman" w:hAnsi="Times New Roman" w:eastAsia="宋体"/>
+          <w:b w:val="0"/>
+          <w:i/>
+          <w:color w:val="444444"/>
+          <w:sz w:val="21"/>
+        </w:rPr>
+        <w:t xml:space="preserve"> 纯构造反变单调，Print Assumptions 全 Closed）；</w:t>
       </w:r>
       <w:r>
         <w:rPr>
@@ -3224,7 +3304,7 @@
           <w:color w:val="444444"/>
           <w:sz w:val="21"/>
         </w:rPr>
-        <w:t>可判定性溢价反例</w:t>
+        <w:t>合并版 24 修复 G_MORE 遗漏</w:t>
       </w:r>
       <w:r>
         <w:rPr>
@@ -3234,7 +3314,7 @@
           <w:color w:val="444444"/>
           <w:sz w:val="21"/>
         </w:rPr>
-        <w:t>（G-5，</w:t>
+        <w:t>（</w:t>
       </w:r>
       <w:r>
         <w:rPr>
@@ -3244,7 +3324,7 @@
           <w:color w:val="444444"/>
           <w:sz w:val="19"/>
         </w:rPr>
-        <w:t>g5_premium</w:t>
+        <w:t>_merge_ca.py</w:t>
       </w:r>
       <w:r>
         <w:rPr>
@@ -3254,7 +3334,22 @@
           <w:color w:val="444444"/>
           <w:sz w:val="21"/>
         </w:rPr>
-        <w:t>，probe_g5_premium.v 35 Qed：存在具体阶梯 [3,7,15]——反射检查器拒（frame_check_instance=false）但精确 Gram 相干行和 ≤ 4/5（完整口径闭式 0.787043，与评估文档一致）——把 §5.2"假阴性 49.1%"叙事升级为具体机器检查反例，是 G-3 必要方向的直接见证）。G-3/G-5 未并入合并版（z 区探针待合并）。</w:t>
+        <w:t xml:space="preserve"> p24 补 G_MORE，恢复 49 模块归档口径）；合并版 25 = 67 模块分区（55 分区，原 53 分区 + s7_s9_mono + decidability_premium_cr）；全量编译 41 独立模块 + 23/24/25 合并版 EXIT=0；30模块 归档 SHA-256 同步。</w:t>
+      </w:r>
+    </w:p>
+    <w:p>
+      <w:pPr>
+        <w:ind w:left="432"/>
+      </w:pPr>
+      <w:r>
+        <w:rPr>
+          <w:rFonts w:ascii="Times New Roman" w:hAnsi="Times New Roman" w:eastAsia="宋体"/>
+          <w:b w:val="0"/>
+          <w:i/>
+          <w:color w:val="444444"/>
+          <w:sz w:val="21"/>
+        </w:rPr>
+        <w:t>修订摘要（v2.7→v2.8）：§5.6.6 压缩感知族新增</w:t>
       </w:r>
       <w:r>
         <w:rPr>
@@ -3264,7 +3359,7 @@
           <w:color w:val="444444"/>
           <w:sz w:val="21"/>
         </w:rPr>
-        <w:t>追加（v2.8 修订，2026-08-25）</w:t>
+        <w:t>检查器充要刻画</w:t>
       </w:r>
       <w:r>
         <w:rPr>
@@ -3274,7 +3369,47 @@
           <w:color w:val="444444"/>
           <w:sz w:val="21"/>
         </w:rPr>
-        <w:t xml:space="preserve">：§5.6.6 压缩感知族新增 </w:t>
+        <w:t>（G-3，</w:t>
+      </w:r>
+      <w:r>
+        <w:rPr>
+          <w:rFonts w:ascii="Consolas" w:hAnsi="Consolas" w:eastAsia="等线"/>
+          <w:b w:val="0"/>
+          <w:i w:val="0"/>
+          <w:color w:val="444444"/>
+          <w:sz w:val="19"/>
+        </w:rPr>
+        <w:t>g3_certifiable_iff</w:t>
+      </w:r>
+      <w:r>
+        <w:rPr>
+          <w:rFonts w:ascii="Times New Roman" w:hAnsi="Times New Roman" w:eastAsia="宋体"/>
+          <w:b w:val="0"/>
+          <w:i/>
+          <w:color w:val="444444"/>
+          <w:sz w:val="21"/>
+        </w:rPr>
+        <w:t xml:space="preserve"> + </w:t>
+      </w:r>
+      <w:r>
+        <w:rPr>
+          <w:rFonts w:ascii="Consolas" w:hAnsi="Consolas" w:eastAsia="等线"/>
+          <w:b w:val="0"/>
+          <w:i w:val="0"/>
+          <w:color w:val="444444"/>
+          <w:sz w:val="19"/>
+        </w:rPr>
+        <w:t>g3_row_bound_mu</w:t>
+      </w:r>
+      <w:r>
+        <w:rPr>
+          <w:rFonts w:ascii="Times New Roman" w:hAnsi="Times New Roman" w:eastAsia="宋体"/>
+          <w:b w:val="0"/>
+          <w:i/>
+          <w:color w:val="444444"/>
+          <w:sz w:val="21"/>
+        </w:rPr>
+        <w:t>，probe_g3_criterion.v 5 Qed：反射检查器通过 ⟺ 每行精确相干行和 ≤ p/q，把"检查器通过 ⟹ 框架界"从单向充分升级为 iff）与</w:t>
       </w:r>
       <w:r>
         <w:rPr>
@@ -3284,7 +3419,7 @@
           <w:color w:val="444444"/>
           <w:sz w:val="21"/>
         </w:rPr>
-        <w:t>G-5 构造性三角资产</w:t>
+        <w:t>可判定性溢价反例</w:t>
       </w:r>
       <w:r>
         <w:rPr>
@@ -3294,7 +3429,7 @@
           <w:color w:val="444444"/>
           <w:sz w:val="21"/>
         </w:rPr>
-        <w:t xml:space="preserve">（纯构造性轨道：M1 构造性 π </w:t>
+        <w:t>（G-5，</w:t>
       </w:r>
       <w:r>
         <w:rPr>
@@ -3304,7 +3439,7 @@
           <w:color w:val="444444"/>
           <w:sz w:val="19"/>
         </w:rPr>
-        <w:t>probe_pi_cr_m1a</w:t>
+        <w:t>g5_premium</w:t>
       </w:r>
       <w:r>
         <w:rPr>
@@ -3314,67 +3449,7 @@
           <w:color w:val="444444"/>
           <w:sz w:val="21"/>
         </w:rPr>
-        <w:t xml:space="preserve"> 25 Qed + </w:t>
-      </w:r>
-      <w:r>
-        <w:rPr>
-          <w:rFonts w:ascii="Consolas" w:hAnsi="Consolas" w:eastAsia="等线"/>
-          <w:b w:val="0"/>
-          <w:i w:val="0"/>
-          <w:color w:val="444444"/>
-          <w:sz w:val="19"/>
-        </w:rPr>
-        <w:t>probe_pi_cr_m1b</w:t>
-      </w:r>
-      <w:r>
-        <w:rPr>
-          <w:rFonts w:ascii="Times New Roman" w:hAnsi="Times New Roman" w:eastAsia="宋体"/>
-          <w:b w:val="0"/>
-          <w:i/>
-          <w:color w:val="444444"/>
-          <w:sz w:val="21"/>
-        </w:rPr>
-        <w:t xml:space="preserve"> 43 Qed（Leibniz 级数 + CR_complete，3.141 ≤ π ≤ 3.142）、M2 构造性 sin </w:t>
-      </w:r>
-      <w:r>
-        <w:rPr>
-          <w:rFonts w:ascii="Consolas" w:hAnsi="Consolas" w:eastAsia="等线"/>
-          <w:b w:val="0"/>
-          <w:i w:val="0"/>
-          <w:color w:val="444444"/>
-          <w:sz w:val="19"/>
-        </w:rPr>
-        <w:t>probe_sin_cr_m2</w:t>
-      </w:r>
-      <w:r>
-        <w:rPr>
-          <w:rFonts w:ascii="Times New Roman" w:hAnsi="Times New Roman" w:eastAsia="宋体"/>
-          <w:b w:val="0"/>
-          <w:i/>
-          <w:color w:val="444444"/>
-          <w:sz w:val="21"/>
-        </w:rPr>
-        <w:t xml:space="preserve"> 39 Qed（交替幂级数）、M3 构造性 sqrt </w:t>
-      </w:r>
-      <w:r>
-        <w:rPr>
-          <w:rFonts w:ascii="Consolas" w:hAnsi="Consolas" w:eastAsia="等线"/>
-          <w:b w:val="0"/>
-          <w:i w:val="0"/>
-          <w:color w:val="444444"/>
-          <w:sz w:val="19"/>
-        </w:rPr>
-        <w:t>probe_sqrt_cr_m3</w:t>
-      </w:r>
-      <w:r>
-        <w:rPr>
-          <w:rFonts w:ascii="Times New Roman" w:hAnsi="Times New Roman" w:eastAsia="宋体"/>
-          <w:b w:val="0"/>
-          <w:i/>
-          <w:color w:val="444444"/>
-          <w:sz w:val="21"/>
-        </w:rPr>
-        <w:t xml:space="preserve"> 59 Qed（Q 层二分，√21 ≥ 458/100、√105 ≥ 10246/1000）——零经典、零 Admitted、零自定义公理，Print Assumptions 全 Closed，</w:t>
+        <w:t>，probe_g5_premium.v 35 Qed：存在具体阶梯 [3,7,15]——反射检查器拒（frame_check_instance=false）但精确 Gram 相干行和 ≤ 4/5（完整口径闭式 0.787043，与评估文档一致）——把 §5.2"假阴性 49.1%"叙事升级为具体机器检查反例，是 G-3 必要方向的直接见证）。G-3/G-5 未并入合并版（z 区探针待合并）。</w:t>
       </w:r>
       <w:r>
         <w:rPr>
@@ -3384,7 +3459,7 @@
           <w:color w:val="444444"/>
           <w:sz w:val="21"/>
         </w:rPr>
-        <w:t>已并入合并版 `ca_merged_full_25.v`（67 模块分区，MERGE_EXIT=0）</w:t>
+        <w:t>追加（v2.8 修订，2026-08-25）</w:t>
       </w:r>
       <w:r>
         <w:rPr>
@@ -3394,7 +3469,7 @@
           <w:color w:val="444444"/>
           <w:sz w:val="21"/>
         </w:rPr>
-        <w:t>）。定位：G-5 可判定性溢价主定理构造化版本的三角基座；</w:t>
+        <w:t xml:space="preserve">：§5.6.6 压缩感知族新增 </w:t>
       </w:r>
       <w:r>
         <w:rPr>
@@ -3404,7 +3479,7 @@
           <w:color w:val="444444"/>
           <w:sz w:val="21"/>
         </w:rPr>
-        <w:t>M4 可判定性溢价主定理已构造化完成（2026-08-26：`probe_decidability_premium_cr.v` 并入合并版 25 模块 55/55，Gram 相干行和 ≤ 63/80 + 反射界 21/16 &gt; 4/5 + 溢价 5/3，核心 `m4_CRinv_le_contravar`（CRinv 反变单调纯构造），Set 层 sigT 最终定理 `m4_decidability_premium : {w &amp; CRle w (63/80)}`，Print Assumptions 全 Closed——相干缺口闭合的构造性收官）</w:t>
+        <w:t>G-5 构造性三角资产</w:t>
       </w:r>
       <w:r>
         <w:rPr>
@@ -3414,7 +3489,87 @@
           <w:color w:val="444444"/>
           <w:sz w:val="21"/>
         </w:rPr>
-        <w:t>。</w:t>
+        <w:t xml:space="preserve">（纯构造性轨道：M1 构造性 π </w:t>
+      </w:r>
+      <w:r>
+        <w:rPr>
+          <w:rFonts w:ascii="Consolas" w:hAnsi="Consolas" w:eastAsia="等线"/>
+          <w:b w:val="0"/>
+          <w:i w:val="0"/>
+          <w:color w:val="444444"/>
+          <w:sz w:val="19"/>
+        </w:rPr>
+        <w:t>probe_pi_cr_m1a</w:t>
+      </w:r>
+      <w:r>
+        <w:rPr>
+          <w:rFonts w:ascii="Times New Roman" w:hAnsi="Times New Roman" w:eastAsia="宋体"/>
+          <w:b w:val="0"/>
+          <w:i/>
+          <w:color w:val="444444"/>
+          <w:sz w:val="21"/>
+        </w:rPr>
+        <w:t xml:space="preserve"> 25 Qed + </w:t>
+      </w:r>
+      <w:r>
+        <w:rPr>
+          <w:rFonts w:ascii="Consolas" w:hAnsi="Consolas" w:eastAsia="等线"/>
+          <w:b w:val="0"/>
+          <w:i w:val="0"/>
+          <w:color w:val="444444"/>
+          <w:sz w:val="19"/>
+        </w:rPr>
+        <w:t>probe_pi_cr_m1b</w:t>
+      </w:r>
+      <w:r>
+        <w:rPr>
+          <w:rFonts w:ascii="Times New Roman" w:hAnsi="Times New Roman" w:eastAsia="宋体"/>
+          <w:b w:val="0"/>
+          <w:i/>
+          <w:color w:val="444444"/>
+          <w:sz w:val="21"/>
+        </w:rPr>
+        <w:t xml:space="preserve"> 43 Qed（Leibniz 级数 + CR_complete，3.141 ≤ π ≤ 3.142）、M2 构造性 sin </w:t>
+      </w:r>
+      <w:r>
+        <w:rPr>
+          <w:rFonts w:ascii="Consolas" w:hAnsi="Consolas" w:eastAsia="等线"/>
+          <w:b w:val="0"/>
+          <w:i w:val="0"/>
+          <w:color w:val="444444"/>
+          <w:sz w:val="19"/>
+        </w:rPr>
+        <w:t>probe_sin_cr_m2</w:t>
+      </w:r>
+      <w:r>
+        <w:rPr>
+          <w:rFonts w:ascii="Times New Roman" w:hAnsi="Times New Roman" w:eastAsia="宋体"/>
+          <w:b w:val="0"/>
+          <w:i/>
+          <w:color w:val="444444"/>
+          <w:sz w:val="21"/>
+        </w:rPr>
+        <w:t xml:space="preserve"> 39 Qed（交替幂级数）、M3 构造性 sqrt </w:t>
+      </w:r>
+      <w:r>
+        <w:rPr>
+          <w:rFonts w:ascii="Consolas" w:hAnsi="Consolas" w:eastAsia="等线"/>
+          <w:b w:val="0"/>
+          <w:i w:val="0"/>
+          <w:color w:val="444444"/>
+          <w:sz w:val="19"/>
+        </w:rPr>
+        <w:t>probe_sqrt_cr_m3</w:t>
+      </w:r>
+      <w:r>
+        <w:rPr>
+          <w:rFonts w:ascii="Times New Roman" w:hAnsi="Times New Roman" w:eastAsia="宋体"/>
+          <w:b w:val="0"/>
+          <w:i/>
+          <w:color w:val="444444"/>
+          <w:sz w:val="21"/>
+        </w:rPr>
+        <w:t xml:space="preserve"> 59 Qed（Q 层二分，√21 ≥ 458/100、√105 ≥ 10246/1000）——零经典、零 Admitted、零自定义公理，Print Assumptions 全 Closed，</w:t>
       </w:r>
       <w:r>
         <w:rPr>
@@ -3424,7 +3579,7 @@
           <w:color w:val="444444"/>
           <w:sz w:val="21"/>
         </w:rPr>
-        <w:t>代码-论文漂移标注（✅ 已修复 2026-08-25）</w:t>
+        <w:t>已并入合并版 `ca_merged_full_25.v`（67 模块分区，MERGE_EXIT=0）</w:t>
       </w:r>
       <w:r>
         <w:rPr>
@@ -3434,27 +3589,7 @@
           <w:color w:val="444444"/>
           <w:sz w:val="21"/>
         </w:rPr>
-        <w:t xml:space="preserve">：G-2（mu_adj 相变）曾在 src 重新生成的 24/25 中缺失（_merge_ca.py G_MORE 列表缺 probe_g2_mu_adj）——已补入 </w:t>
-      </w:r>
-      <w:r>
-        <w:rPr>
-          <w:rFonts w:ascii="Consolas" w:hAnsi="Consolas" w:eastAsia="等线"/>
-          <w:b w:val="0"/>
-          <w:i w:val="0"/>
-          <w:color w:val="444444"/>
-          <w:sz w:val="19"/>
-        </w:rPr>
-        <w:t>_merge_ca.py</w:t>
-      </w:r>
-      <w:r>
-        <w:rPr>
-          <w:rFonts w:ascii="Times New Roman" w:hAnsi="Times New Roman" w:eastAsia="宋体"/>
-          <w:b w:val="0"/>
-          <w:i/>
-          <w:color w:val="444444"/>
-          <w:sz w:val="21"/>
-        </w:rPr>
-        <w:t xml:space="preserve">（G_MORE + G_MORE_CLASSIC），重新生成合并版 25 = </w:t>
+        <w:t>）。定位：G-5 可判定性溢价主定理构造化版本的三角基座；</w:t>
       </w:r>
       <w:r>
         <w:rPr>
@@ -3464,7 +3599,7 @@
           <w:color w:val="444444"/>
           <w:sz w:val="21"/>
         </w:rPr>
-        <w:t>87588 行 / 67 模块分区（55 模块分区）</w:t>
+        <w:t>M4 可判定性溢价主定理已构造化完成（2026-08-26：`probe_decidability_premium_cr.v` 并入合并版 25 模块 55/55，Gram 相干行和 ≤ 63/80 + 反射界 21/16 &gt; 4/5 + 溢价 5/3，核心 `m4_CRinv_le_contravar`（CRinv 反变单调纯构造），Set 层 sigT 最终定理 `m4_decidability_premium : {w &amp; CRle w (63/80)}`，Print Assumptions 全 Closed——相干缺口闭合的构造性收官）</w:t>
       </w:r>
       <w:r>
         <w:rPr>
@@ -3474,27 +3609,7 @@
           <w:color w:val="444444"/>
           <w:sz w:val="21"/>
         </w:rPr>
-        <w:t>，</w:t>
-      </w:r>
-      <w:r>
-        <w:rPr>
-          <w:rFonts w:ascii="Consolas" w:hAnsi="Consolas" w:eastAsia="等线"/>
-          <w:b w:val="0"/>
-          <w:i w:val="0"/>
-          <w:color w:val="444444"/>
-          <w:sz w:val="19"/>
-        </w:rPr>
-        <w:t>G2MuAdj</w:t>
-      </w:r>
-      <w:r>
-        <w:rPr>
-          <w:rFonts w:ascii="Times New Roman" w:hAnsi="Times New Roman" w:eastAsia="宋体"/>
-          <w:b w:val="0"/>
-          <w:i/>
-          <w:color w:val="444444"/>
-          <w:sz w:val="21"/>
-        </w:rPr>
-        <w:t xml:space="preserve"> 三定理（mu_adj_decreasing / mu_adj_phase_transition / mu_adj_asymptotic）恢复并入（模块 49/55），</w:t>
+        <w:t>。</w:t>
       </w:r>
       <w:r>
         <w:rPr>
@@ -3504,7 +3619,7 @@
           <w:color w:val="444444"/>
           <w:sz w:val="21"/>
         </w:rPr>
-        <w:t>MERGE_EXIT=0 验证通过</w:t>
+        <w:t>代码-论文漂移标注（✅ 已修复 2026-08-25）</w:t>
       </w:r>
       <w:r>
         <w:rPr>
@@ -3514,7 +3629,27 @@
           <w:color w:val="444444"/>
           <w:sz w:val="21"/>
         </w:rPr>
-        <w:t>；30模块 归档已同步（SHA-256 一致）。（v2.6→v2.7）：§5.6.6 压缩感知族新增</w:t>
+        <w:t xml:space="preserve">：G-2（mu_adj 相变）曾在 src 重新生成的 24/25 中缺失（_merge_ca.py G_MORE 列表缺 probe_g2_mu_adj）——已补入 </w:t>
+      </w:r>
+      <w:r>
+        <w:rPr>
+          <w:rFonts w:ascii="Consolas" w:hAnsi="Consolas" w:eastAsia="等线"/>
+          <w:b w:val="0"/>
+          <w:i w:val="0"/>
+          <w:color w:val="444444"/>
+          <w:sz w:val="19"/>
+        </w:rPr>
+        <w:t>_merge_ca.py</w:t>
+      </w:r>
+      <w:r>
+        <w:rPr>
+          <w:rFonts w:ascii="Times New Roman" w:hAnsi="Times New Roman" w:eastAsia="宋体"/>
+          <w:b w:val="0"/>
+          <w:i/>
+          <w:color w:val="444444"/>
+          <w:sz w:val="21"/>
+        </w:rPr>
+        <w:t xml:space="preserve">（G_MORE + G_MORE_CLASSIC），重新生成合并版 25 = </w:t>
       </w:r>
       <w:r>
         <w:rPr>
@@ -3524,7 +3659,7 @@
           <w:color w:val="444444"/>
           <w:sz w:val="21"/>
         </w:rPr>
-        <w:t>加权阶梯范数精确闭式</w:t>
+        <w:t>87588 行 / 67 模块分区（55 模块分区）</w:t>
       </w:r>
       <w:r>
         <w:rPr>
@@ -3534,7 +3669,7 @@
           <w:color w:val="444444"/>
           <w:sz w:val="21"/>
         </w:rPr>
-        <w:t>（G-1，</w:t>
+        <w:t>，</w:t>
       </w:r>
       <w:r>
         <w:rPr>
@@ -3544,7 +3679,7 @@
           <w:color w:val="444444"/>
           <w:sz w:val="19"/>
         </w:rPr>
-        <w:t>G1_norm_closed</w:t>
+        <w:t>G2MuAdj</w:t>
       </w:r>
       <w:r>
         <w:rPr>
@@ -3554,7 +3689,7 @@
           <w:color w:val="444444"/>
           <w:sz w:val="21"/>
         </w:rPr>
-        <w:t>，probe_g1_norm_closed.v 21 Qed：任意 M 组合平方范数精确等式，交叉项 K_W 用单对 Dirichlet 核比闭式替换——根治审稿 A-1/B-1 的 12.5× 口径混用，G-2/G-5/G-6 前置）与</w:t>
+        <w:t xml:space="preserve"> 三定理（mu_adj_decreasing / mu_adj_phase_transition / mu_adj_asymptotic）恢复并入（模块 49/55），</w:t>
       </w:r>
       <w:r>
         <w:rPr>
@@ -3564,7 +3699,7 @@
           <w:color w:val="444444"/>
           <w:sz w:val="21"/>
         </w:rPr>
-        <w:t>相邻带相干渐近闭式 + 相变定理</w:t>
+        <w:t>MERGE_EXIT=0 验证通过</w:t>
       </w:r>
       <w:r>
         <w:rPr>
@@ -3574,67 +3709,7 @@
           <w:color w:val="444444"/>
           <w:sz w:val="21"/>
         </w:rPr>
-        <w:t>（G-2，</w:t>
-      </w:r>
-      <w:r>
-        <w:rPr>
-          <w:rFonts w:ascii="Consolas" w:hAnsi="Consolas" w:eastAsia="等线"/>
-          <w:b w:val="0"/>
-          <w:i w:val="0"/>
-          <w:color w:val="444444"/>
-          <w:sz w:val="19"/>
-        </w:rPr>
-        <w:t>mu_adj_decreasing</w:t>
-      </w:r>
-      <w:r>
-        <w:rPr>
-          <w:rFonts w:ascii="Times New Roman" w:hAnsi="Times New Roman" w:eastAsia="宋体"/>
-          <w:b w:val="0"/>
-          <w:i/>
-          <w:color w:val="444444"/>
-          <w:sz w:val="21"/>
-        </w:rPr>
-        <w:t>/</w:t>
-      </w:r>
-      <w:r>
-        <w:rPr>
-          <w:rFonts w:ascii="Consolas" w:hAnsi="Consolas" w:eastAsia="等线"/>
-          <w:b w:val="0"/>
-          <w:i w:val="0"/>
-          <w:color w:val="444444"/>
-          <w:sz w:val="19"/>
-        </w:rPr>
-        <w:t>mu_adj_phase_transition</w:t>
-      </w:r>
-      <w:r>
-        <w:rPr>
-          <w:rFonts w:ascii="Times New Roman" w:hAnsi="Times New Roman" w:eastAsia="宋体"/>
-          <w:b w:val="0"/>
-          <w:i/>
-          <w:color w:val="444444"/>
-          <w:sz w:val="21"/>
-        </w:rPr>
-        <w:t>/</w:t>
-      </w:r>
-      <w:r>
-        <w:rPr>
-          <w:rFonts w:ascii="Consolas" w:hAnsi="Consolas" w:eastAsia="等线"/>
-          <w:b w:val="0"/>
-          <w:i w:val="0"/>
-          <w:color w:val="444444"/>
-          <w:sz w:val="19"/>
-        </w:rPr>
-        <w:t>mu_adj_asymptotic</w:t>
-      </w:r>
-      <w:r>
-        <w:rPr>
-          <w:rFonts w:ascii="Times New Roman" w:hAnsi="Times New Roman" w:eastAsia="宋体"/>
-          <w:b w:val="0"/>
-          <w:i/>
-          <w:color w:val="444444"/>
-          <w:sz w:val="21"/>
-        </w:rPr>
-        <w:t>，probe_g2_mu_adj.v 36 Qed：μ_adj(r)=√r·sin(π/r)/(π(r−1)) 定理化——</w:t>
+        <w:t>；30模块 归档已同步（SHA-256 一致）。（v2.6→v2.7）：§5.6.6 压缩感知族新增</w:t>
       </w:r>
       <w:r>
         <w:rPr>
@@ -3644,7 +3719,7 @@
           <w:color w:val="444444"/>
           <w:sz w:val="21"/>
         </w:rPr>
-        <w:t>真正新数学</w:t>
+        <w:t>加权阶梯范数精确闭式</w:t>
       </w:r>
       <w:r>
         <w:rPr>
@@ -3654,7 +3729,27 @@
           <w:color w:val="444444"/>
           <w:sz w:val="21"/>
         </w:rPr>
-        <w:t>，相变点 r*（μ_adj=4/5，≈1.30）经 π&lt;17/5 上界（sin_bound 0 阶）+ IVT_interv 夹逼，落实 B-7 强叙事）。G-1 并入合并版 48 模块、G-2 并入 49 模块，全量合并编译 EXIT=0。（v2.5→v2.6）：§5.6.6 压缩感知族新增</w:t>
+        <w:t>（G-1，</w:t>
+      </w:r>
+      <w:r>
+        <w:rPr>
+          <w:rFonts w:ascii="Consolas" w:hAnsi="Consolas" w:eastAsia="等线"/>
+          <w:b w:val="0"/>
+          <w:i w:val="0"/>
+          <w:color w:val="444444"/>
+          <w:sz w:val="19"/>
+        </w:rPr>
+        <w:t>G1_norm_closed</w:t>
+      </w:r>
+      <w:r>
+        <w:rPr>
+          <w:rFonts w:ascii="Times New Roman" w:hAnsi="Times New Roman" w:eastAsia="宋体"/>
+          <w:b w:val="0"/>
+          <w:i/>
+          <w:color w:val="444444"/>
+          <w:sz w:val="21"/>
+        </w:rPr>
+        <w:t>，probe_g1_norm_closed.v 21 Qed：任意 M 组合平方范数精确等式，交叉项 K_W 用单对 Dirichlet 核比闭式替换——根治审稿 A-1/B-1 的 12.5× 口径混用，G-2/G-5/G-6 前置）与</w:t>
       </w:r>
       <w:r>
         <w:rPr>
@@ -3664,7 +3759,7 @@
           <w:color w:val="444444"/>
           <w:sz w:val="21"/>
         </w:rPr>
-        <w:t>字典最优性⟹恢复保证合成定理</w:t>
+        <w:t>相邻带相干渐近闭式 + 相变定理</w:t>
       </w:r>
       <w:r>
         <w:rPr>
@@ -3674,7 +3769,7 @@
           <w:color w:val="444444"/>
           <w:sz w:val="21"/>
         </w:rPr>
-        <w:t>（G-8，</w:t>
+        <w:t>（G-2，</w:t>
       </w:r>
       <w:r>
         <w:rPr>
@@ -3684,7 +3779,7 @@
           <w:color w:val="444444"/>
           <w:sz w:val="19"/>
         </w:rPr>
-        <w:t>CRg8_recovery_synthesis</w:t>
+        <w:t>mu_adj_decreasing</w:t>
       </w:r>
       <w:r>
         <w:rPr>
@@ -3694,7 +3789,7 @@
           <w:color w:val="444444"/>
           <w:sz w:val="21"/>
         </w:rPr>
-        <w:t xml:space="preserve"> + </w:t>
+        <w:t>/</w:t>
       </w:r>
       <w:r>
         <w:rPr>
@@ -3704,7 +3799,7 @@
           <w:color w:val="444444"/>
           <w:sz w:val="19"/>
         </w:rPr>
-        <w:t>CRphase_window_nonempty</w:t>
+        <w:t>mu_adj_phase_transition</w:t>
       </w:r>
       <w:r>
         <w:rPr>
@@ -3714,7 +3809,27 @@
           <w:color w:val="444444"/>
           <w:sz w:val="21"/>
         </w:rPr>
-        <w:t>，构造性轨道：Welch 下界（平方形态抽象前提）+ F5 唯一性窗口（μ(|T1|+|T2|−1)&lt;1）⟹ 两稀疏表示必相同，相图窗口非空参数条件 (M−N)T² &lt; N(M−1)，6 Qed 零经典，Print Assumptions 双定理 Closed under the global context）。同时并入同事 F5 全文件（probe_uncertainty_cr.v 35 定理，此前仅以条目形式入文）与 F4 经典 Welch 界（probe_welch.v，模块 45）。（v2.4→v2.5）：§5.6.6 压缩感知族新增</w:t>
+        <w:t>/</w:t>
+      </w:r>
+      <w:r>
+        <w:rPr>
+          <w:rFonts w:ascii="Consolas" w:hAnsi="Consolas" w:eastAsia="等线"/>
+          <w:b w:val="0"/>
+          <w:i w:val="0"/>
+          <w:color w:val="444444"/>
+          <w:sz w:val="19"/>
+        </w:rPr>
+        <w:t>mu_adj_asymptotic</w:t>
+      </w:r>
+      <w:r>
+        <w:rPr>
+          <w:rFonts w:ascii="Times New Roman" w:hAnsi="Times New Roman" w:eastAsia="宋体"/>
+          <w:b w:val="0"/>
+          <w:i/>
+          <w:color w:val="444444"/>
+          <w:sz w:val="21"/>
+        </w:rPr>
+        <w:t>，probe_g2_mu_adj.v 36 Qed：μ_adj(r)=√r·sin(π/r)/(π(r−1)) 定理化——</w:t>
       </w:r>
       <w:r>
         <w:rPr>
@@ -3724,7 +3839,7 @@
           <w:color w:val="444444"/>
           <w:sz w:val="21"/>
         </w:rPr>
-        <w:t>唯一性⟹恢复正确性骨架</w:t>
+        <w:t>真正新数学</w:t>
       </w:r>
       <w:r>
         <w:rPr>
@@ -3734,27 +3849,7 @@
           <w:color w:val="444444"/>
           <w:sz w:val="21"/>
         </w:rPr>
-        <w:t>（F7/R4，</w:t>
-      </w:r>
-      <w:r>
-        <w:rPr>
-          <w:rFonts w:ascii="Consolas" w:hAnsi="Consolas" w:eastAsia="等线"/>
-          <w:b w:val="0"/>
-          <w:i w:val="0"/>
-          <w:color w:val="444444"/>
-          <w:sz w:val="19"/>
-        </w:rPr>
-        <w:t>CRrecovery_correct_prefix</w:t>
-      </w:r>
-      <w:r>
-        <w:rPr>
-          <w:rFonts w:ascii="Times New Roman" w:hAnsi="Times New Roman" w:eastAsia="宋体"/>
-          <w:b w:val="0"/>
-          <w:i/>
-          <w:color w:val="444444"/>
-          <w:sz w:val="21"/>
-        </w:rPr>
-        <w:t>，构造性轨道：μ(M+1)&lt;1 下两表示相等 ⟹ 系数逐点相等，差分线性 + RIP 界 + 收缩链）与</w:t>
+        <w:t>，相变点 r*（μ_adj=4/5，≈1.30）经 π&lt;17/5 上界（sin_bound 0 阶）+ IVT_interv 夹逼，落实 B-7 强叙事）。G-1 并入合并版 48 模块、G-2 并入 49 模块，全量合并编译 EXIT=0。（v2.5→v2.6）：§5.6.6 压缩感知族新增</w:t>
       </w:r>
       <w:r>
         <w:rPr>
@@ -3764,7 +3859,7 @@
           <w:color w:val="444444"/>
           <w:sz w:val="21"/>
         </w:rPr>
-        <w:t>相干字典不确定原理</w:t>
+        <w:t>字典最优性⟹恢复保证合成定理</w:t>
       </w:r>
       <w:r>
         <w:rPr>
@@ -3774,7 +3869,7 @@
           <w:color w:val="444444"/>
           <w:sz w:val="21"/>
         </w:rPr>
-        <w:t>（F5，</w:t>
+        <w:t>（G-8，</w:t>
       </w:r>
       <w:r>
         <w:rPr>
@@ -3784,7 +3879,7 @@
           <w:color w:val="444444"/>
           <w:sz w:val="19"/>
         </w:rPr>
-        <w:t>CRuncertainty_principle</w:t>
+        <w:t>CRg8_recovery_synthesis</w:t>
       </w:r>
       <w:r>
         <w:rPr>
@@ -3794,7 +3889,27 @@
           <w:color w:val="444444"/>
           <w:sz w:val="21"/>
         </w:rPr>
-        <w:t>，构造性轨道：μ(|T1|+|T2|−1)&lt;1 下两稀疏表示相等 ⟹ 系数逐点相等，支撑大小口径 1+1/μ，35 定理零经典）。（v2.3→v2.4）：§5.6.6 压缩感知族新增</w:t>
+        <w:t xml:space="preserve"> + </w:t>
+      </w:r>
+      <w:r>
+        <w:rPr>
+          <w:rFonts w:ascii="Consolas" w:hAnsi="Consolas" w:eastAsia="等线"/>
+          <w:b w:val="0"/>
+          <w:i w:val="0"/>
+          <w:color w:val="444444"/>
+          <w:sz w:val="19"/>
+        </w:rPr>
+        <w:t>CRphase_window_nonempty</w:t>
+      </w:r>
+      <w:r>
+        <w:rPr>
+          <w:rFonts w:ascii="Times New Roman" w:hAnsi="Times New Roman" w:eastAsia="宋体"/>
+          <w:b w:val="0"/>
+          <w:i/>
+          <w:color w:val="444444"/>
+          <w:sz w:val="21"/>
+        </w:rPr>
+        <w:t>，构造性轨道：Welch 下界（平方形态抽象前提）+ F5 唯一性窗口（μ(|T1|+|T2|−1)&lt;1）⟹ 两稀疏表示必相同，相图窗口非空参数条件 (M−N)T² &lt; N(M−1)，6 Qed 零经典，Print Assumptions 双定理 Closed under the global context）。同时并入同事 F5 全文件（probe_uncertainty_cr.v 35 定理，此前仅以条目形式入文）与 F4 经典 Welch 界（probe_welch.v，模块 45）。（v2.4→v2.5）：§5.6.6 压缩感知族新增</w:t>
       </w:r>
       <w:r>
         <w:rPr>
@@ -3804,7 +3919,7 @@
           <w:color w:val="444444"/>
           <w:sz w:val="21"/>
         </w:rPr>
-        <w:t>行和→RIP 桥接</w:t>
+        <w:t>唯一性⟹恢复正确性骨架</w:t>
       </w:r>
       <w:r>
         <w:rPr>
@@ -3814,7 +3929,7 @@
           <w:color w:val="444444"/>
           <w:sz w:val="21"/>
         </w:rPr>
-        <w:t>（F3）——</w:t>
+        <w:t>（F7/R4，</w:t>
       </w:r>
       <w:r>
         <w:rPr>
@@ -3824,7 +3939,7 @@
           <w:color w:val="444444"/>
           <w:sz w:val="19"/>
         </w:rPr>
-        <w:t>probe_row_rip.v</w:t>
+        <w:t>CRrecovery_correct_prefix</w:t>
       </w:r>
       <w:r>
         <w:rPr>
@@ -3834,47 +3949,7 @@
           <w:color w:val="444444"/>
           <w:sz w:val="21"/>
         </w:rPr>
-        <w:t>：行非对角和假设（Σ_{j≠i}|⟨u_i,u_j⟩| ≤ μ_row）⟹ k-原子 RIP（δ_k = (k−1)·μ_row，</w:t>
-      </w:r>
-      <w:r>
-        <w:rPr>
-          <w:rFonts w:ascii="Consolas" w:hAnsi="Consolas" w:eastAsia="等线"/>
-          <w:b w:val="0"/>
-          <w:i w:val="0"/>
-          <w:color w:val="444444"/>
-          <w:sz w:val="19"/>
-        </w:rPr>
-        <w:t>row_rip_bound_M</w:t>
-      </w:r>
-      <w:r>
-        <w:rPr>
-          <w:rFonts w:ascii="Times New Roman" w:hAnsi="Times New Roman" w:eastAsia="宋体"/>
-          <w:b w:val="0"/>
-          <w:i/>
-          <w:color w:val="444444"/>
-          <w:sz w:val="21"/>
-        </w:rPr>
-        <w:t>，比两两相干 μ 版更紧：μ_row ≤ M·μ_pair），9 Qed 零公理，并入合并版 44 模块。v2.3 为 C=4 实例拼接（A2：</w:t>
-      </w:r>
-      <w:r>
-        <w:rPr>
-          <w:rFonts w:ascii="Consolas" w:hAnsi="Consolas" w:eastAsia="等线"/>
-          <w:b w:val="0"/>
-          <w:i w:val="0"/>
-          <w:color w:val="444444"/>
-          <w:sz w:val="19"/>
-        </w:rPr>
-        <w:t>C4_sparse_uniqueness_3</w:t>
-      </w:r>
-      <w:r>
-        <w:rPr>
-          <w:rFonts w:ascii="Times New Roman" w:hAnsi="Times New Roman" w:eastAsia="宋体"/>
-          <w:b w:val="0"/>
-          <w:i/>
-          <w:color w:val="444444"/>
-          <w:sz w:val="21"/>
-        </w:rPr>
-        <w:t>，μ=11289/33920 &lt; 1/3 ⟹ 3 原子 [3,13,53] 稀疏唯一恢复）；v2.2 为 k-原子 RIP（构造性轨道 ca_rip_cr.v，29 Qed 全 "Closed under the global context"，</w:t>
+        <w:t>，构造性轨道：μ(M+1)&lt;1 下两表示相等 ⟹ 系数逐点相等，差分线性 + RIP 界 + 收缩链）与</w:t>
       </w:r>
       <w:r>
         <w:rPr>
@@ -3884,7 +3959,7 @@
           <w:color w:val="444444"/>
           <w:sz w:val="21"/>
         </w:rPr>
-        <w:t>2026-08-23 深夜同事补 P5 收缩链后现 33 定理</w:t>
+        <w:t>相干字典不确定原理</w:t>
       </w:r>
       <w:r>
         <w:rPr>
@@ -3894,330 +3969,28 @@
           <w:color w:val="444444"/>
           <w:sz w:val="21"/>
         </w:rPr>
-        <w:t>）。</w:t>
-      </w:r>
-    </w:p>
-    <w:p>
-      <w:pPr>
-        <w:pStyle w:val="Heading2"/>
-      </w:pPr>
-      <w:r>
-        <w:rPr>
-          <w:rFonts w:ascii="Times New Roman" w:hAnsi="Times New Roman" w:eastAsia="黑体"/>
-          <w:b/>
-          <w:i w:val="0"/>
-          <w:sz w:val="28"/>
-        </w:rPr>
-        <w:t>摘要</w:t>
-      </w:r>
-    </w:p>
-    <w:p>
-      <w:pPr>
-        <w:spacing w:line="336" w:lineRule="auto"/>
-        <w:ind w:firstLine="480"/>
-      </w:pPr>
-      <w:r>
-        <w:rPr>
-          <w:rFonts w:ascii="Times New Roman" w:hAnsi="Times New Roman" w:eastAsia="宋体"/>
-          <w:b w:val="0"/>
-          <w:i w:val="0"/>
-          <w:sz w:val="24"/>
-        </w:rPr>
-        <w:t>我们提出一个 Coq 形式化开发，覆盖"可认证稀疏门控注意力"在几何结构化频率基上的解析核。开发在</w:t>
-      </w:r>
-      <w:r>
-        <w:rPr>
-          <w:rFonts w:ascii="Times New Roman" w:hAnsi="Times New Roman" w:eastAsia="宋体"/>
-          <w:b/>
-          <w:i w:val="0"/>
-          <w:sz w:val="24"/>
-        </w:rPr>
-        <w:t>两条正交的认证轨</w:t>
-      </w:r>
-      <w:r>
-        <w:rPr>
-          <w:rFonts w:ascii="Times New Roman" w:hAnsi="Times New Roman" w:eastAsia="宋体"/>
-          <w:b w:val="0"/>
-          <w:i w:val="0"/>
-          <w:sz w:val="24"/>
-        </w:rPr>
-        <w:t>上证明——表示稳定性轨（(i)–(iii)）与注意力扰动轨（(iv)–(v)），两轨之间无单一依赖链：(i) 一个确定性贪心门控，从任意有序索引集提取通过可判定稀疏增长检查的子集；(ii) 选定子基上成对相干衰减 $\le 1/(\sqrt{C})^{|i-j|}$ 与 Gershgorin 型框架界 $(1\pm\mu)\|c\|^2$；(iii) 行截断能量预算；(iv) softmax 在 $\ell_\infty$ logit 扰动下的 $\ell_1$ 稳定性；(v) 认证注意力近似定理：若每行丢弃谱能量 $\le \varepsilon$，注意力输出偏差至多 $(e^{2\sqrt{\varepsilon}}-1)\cdot V_{\max}$。所有门控与检查器函数提取为可执行 OCaml/Python，并与 Coq 计算参考值交叉核对（24/24）。方法论上，可判定性松弛链（超越界 → 单侧有理支配）、反射检查器模式（运行时判定自带 Coq 内健全性证明）与构造性双轨独立复证均为可迁移模板，不限于频率阶梯场景（§9.1–9.2）。</w:t>
-      </w:r>
-    </w:p>
-    <w:p>
-      <w:pPr>
-        <w:spacing w:line="336" w:lineRule="auto"/>
-        <w:ind w:firstLine="480"/>
-      </w:pPr>
-      <w:r>
-        <w:rPr>
-          <w:rFonts w:ascii="Times New Roman" w:hAnsi="Times New Roman" w:eastAsia="宋体"/>
-          <w:b w:val="0"/>
-          <w:i w:val="0"/>
-          <w:sz w:val="24"/>
-        </w:rPr>
-        <w:t xml:space="preserve">对具体几何阶梯 [3,13,53,213]（C=4），我们证明实例证书 </w:t>
-      </w:r>
-      <w:r>
-        <w:rPr>
-          <w:rFonts w:ascii="Consolas" w:hAnsi="Consolas" w:eastAsia="等线"/>
-          <w:b w:val="0"/>
-          <w:i w:val="0"/>
-          <w:sz w:val="22"/>
-        </w:rPr>
-        <w:t>certified_c4_frame_bounds</w:t>
-      </w:r>
-      <w:r>
-        <w:rPr>
-          <w:rFonts w:ascii="Times New Roman" w:hAnsi="Times New Roman" w:eastAsia="宋体"/>
-          <w:b w:val="0"/>
-          <w:i w:val="0"/>
-          <w:sz w:val="24"/>
-        </w:rPr>
-        <w:t xml:space="preserve">：框架界 [1/5, 9/5]（μ=4/5），其中每个常数都是经超越界单侧支配得到的有理数（floor-sqrt、Jordan 不等式、Dirichlet 核）——证书层为可判定有理算术，可直接提取。证实例证书模式由反射检查器 </w:t>
-      </w:r>
-      <w:r>
-        <w:rPr>
-          <w:rFonts w:ascii="Consolas" w:hAnsi="Consolas" w:eastAsia="等线"/>
-          <w:b w:val="0"/>
-          <w:i w:val="0"/>
-          <w:sz w:val="22"/>
-        </w:rPr>
-        <w:t>frame_check_instance</w:t>
-      </w:r>
-      <w:r>
-        <w:rPr>
-          <w:rFonts w:ascii="Times New Roman" w:hAnsi="Times New Roman" w:eastAsia="宋体"/>
-          <w:b w:val="0"/>
-          <w:i w:val="0"/>
-          <w:sz w:val="24"/>
-        </w:rPr>
-        <w:t xml:space="preserve"> 推广到</w:t>
-      </w:r>
-      <w:r>
-        <w:rPr>
-          <w:rFonts w:ascii="Times New Roman" w:hAnsi="Times New Roman" w:eastAsia="宋体"/>
-          <w:b/>
-          <w:i w:val="0"/>
-          <w:sz w:val="24"/>
-        </w:rPr>
-        <w:t>任意</w:t>
-      </w:r>
-      <w:r>
-        <w:rPr>
-          <w:rFonts w:ascii="Times New Roman" w:hAnsi="Times New Roman" w:eastAsia="宋体"/>
-          <w:b w:val="0"/>
-          <w:i w:val="0"/>
-          <w:sz w:val="24"/>
-        </w:rPr>
-        <w:t>阶梯（μ≤4/5 的可判定</w:t>
-      </w:r>
-      <w:r>
-        <w:rPr>
-          <w:rFonts w:ascii="Times New Roman" w:hAnsi="Times New Roman" w:eastAsia="宋体"/>
-          <w:b/>
-          <w:i w:val="0"/>
-          <w:sz w:val="24"/>
-        </w:rPr>
-        <w:t>充分</w:t>
-      </w:r>
-      <w:r>
-        <w:rPr>
-          <w:rFonts w:ascii="Times New Roman" w:hAnsi="Times New Roman" w:eastAsia="宋体"/>
-          <w:b w:val="0"/>
-          <w:i w:val="0"/>
-          <w:sz w:val="24"/>
-        </w:rPr>
-        <w:t xml:space="preserve">判定——保守健全，系统扫描假阴性 49.1%；提取为带原生整数镜像的 OCaml）；其健全性定理 </w:t>
-      </w:r>
-      <w:r>
-        <w:rPr>
-          <w:rFonts w:ascii="Consolas" w:hAnsi="Consolas" w:eastAsia="等线"/>
-          <w:b w:val="0"/>
-          <w:i w:val="0"/>
-          <w:sz w:val="22"/>
-        </w:rPr>
-        <w:t>frame_check_instance_sound</w:t>
-      </w:r>
-      <w:r>
-        <w:rPr>
-          <w:rFonts w:ascii="Times New Roman" w:hAnsi="Times New Roman" w:eastAsia="宋体"/>
-          <w:b w:val="0"/>
-          <w:i w:val="0"/>
-          <w:sz w:val="24"/>
-        </w:rPr>
-        <w:t xml:space="preserve"> 已证明：</w:t>
-      </w:r>
-      <w:r>
-        <w:rPr>
-          <w:rFonts w:ascii="Times New Roman" w:hAnsi="Times New Roman" w:eastAsia="宋体"/>
-          <w:b/>
-          <w:i w:val="0"/>
-          <w:sz w:val="24"/>
-        </w:rPr>
-        <w:t>Coq 内</w:t>
-      </w:r>
-      <w:r>
-        <w:rPr>
-          <w:rFonts w:ascii="Times New Roman" w:hAnsi="Times New Roman" w:eastAsia="宋体"/>
-          <w:b w:val="0"/>
-          <w:i w:val="0"/>
-          <w:sz w:val="24"/>
-        </w:rPr>
-        <w:t>检查器通过 ⟹ Gershgorin 框架界。#### 6.1 运行时检查器的威胁模型</w:t>
-      </w:r>
-    </w:p>
-    <w:p>
-      <w:pPr>
-        <w:spacing w:line="336" w:lineRule="auto"/>
-        <w:ind w:firstLine="480"/>
-      </w:pPr>
-      <w:r>
-        <w:rPr>
-          <w:rFonts w:ascii="Times New Roman" w:hAnsi="Times New Roman" w:eastAsia="宋体"/>
-          <w:b/>
-          <w:i w:val="0"/>
-          <w:sz w:val="24"/>
-        </w:rPr>
-        <w:t>运行时保证（如实限定）</w:t>
-      </w:r>
-      <w:r>
-        <w:rPr>
-          <w:rFonts w:ascii="Times New Roman" w:hAnsi="Times New Roman" w:eastAsia="宋体"/>
-          <w:b w:val="0"/>
-          <w:i w:val="0"/>
-          <w:sz w:val="24"/>
-        </w:rPr>
-        <w:t>：Coq 内健全性定理针对 nat 版本；运行时 int 镜像与 Coq 定义的等价性为逐行镜像 + FFI 24/24 交叉校验（非机器证明），且仅在有限整数范围（中间量 &lt; 2^53、累积分母 &lt; 2^63）内与 Coq 语义一致——"运行时检查器带机器证明健全性"精确指 Coq 内判定函数，运行时实现经交叉验证但未形式化验证（§6）。</w:t>
-      </w:r>
-    </w:p>
-    <w:p>
-      <w:pPr>
-        <w:spacing w:line="336" w:lineRule="auto"/>
-        <w:ind w:firstLine="480"/>
-      </w:pPr>
-      <w:r>
-        <w:rPr>
-          <w:rFonts w:ascii="Times New Roman" w:hAnsi="Times New Roman" w:eastAsia="宋体"/>
-          <w:b w:val="0"/>
-          <w:i w:val="0"/>
-          <w:sz w:val="24"/>
-        </w:rPr>
-        <w:t>对实证配套（论文 B）的</w:t>
-      </w:r>
-      <w:r>
-        <w:rPr>
-          <w:rFonts w:ascii="Times New Roman" w:hAnsi="Times New Roman" w:eastAsia="宋体"/>
-          <w:b/>
-          <w:i w:val="0"/>
-          <w:sz w:val="24"/>
-        </w:rPr>
-        <w:t>性能最优的结构化阶梯</w:t>
-      </w:r>
-      <w:r>
-        <w:rPr>
-          <w:rFonts w:ascii="Times New Roman" w:hAnsi="Times New Roman" w:eastAsia="宋体"/>
-          <w:b w:val="0"/>
-          <w:i w:val="0"/>
-          <w:sz w:val="24"/>
-        </w:rPr>
-        <w:t xml:space="preserve"> [3,7,15,31,63,127,255]（论文 B 的强几何基线），一个表示级复合界（认证核 [3,15,63,255] 的 μ=4/5 + 边带能量预算 + 相干交叉项界）是本开发的展示定理 </w:t>
-      </w:r>
-      <w:r>
-        <w:rPr>
-          <w:rFonts w:ascii="Consolas" w:hAnsi="Consolas" w:eastAsia="等线"/>
-          <w:b w:val="0"/>
-          <w:i w:val="0"/>
-          <w:sz w:val="22"/>
-        </w:rPr>
-        <w:t>champion_e5_composite_certificate</w:t>
-      </w:r>
-      <w:r>
-        <w:rPr>
-          <w:rFonts w:ascii="Times New Roman" w:hAnsi="Times New Roman" w:eastAsia="宋体"/>
-          <w:b w:val="0"/>
-          <w:i w:val="0"/>
-          <w:sz w:val="24"/>
-        </w:rPr>
-        <w:t>（Qed）：对七带基函数证明 $(S-\mathrm{coh}_{e5}) \le \|F\|^2 \le (S+\mathrm{coh}_{e5})$——</w:t>
-      </w:r>
-      <w:r>
-        <w:rPr>
-          <w:rFonts w:ascii="Times New Roman" w:hAnsi="Times New Roman" w:eastAsia="宋体"/>
-          <w:b/>
-          <w:i w:val="0"/>
-          <w:sz w:val="24"/>
-        </w:rPr>
-        <w:t>基表示稳定性界</w:t>
-      </w:r>
-      <w:r>
-        <w:rPr>
-          <w:rFonts w:ascii="Times New Roman" w:hAnsi="Times New Roman" w:eastAsia="宋体"/>
-          <w:b w:val="0"/>
-          <w:i w:val="0"/>
-          <w:sz w:val="24"/>
-        </w:rPr>
-        <w:t>，非注意力分数、学习投影或外推 PPL；通向论文 B 实证 PPL 增益的桥梁是经验观察而非形式化推论，该证书与实证性能最优方案（psi-rope-rand，随机阶梯在证书域之外）</w:t>
-      </w:r>
-      <w:r>
-        <w:rPr>
-          <w:rFonts w:ascii="Times New Roman" w:hAnsi="Times New Roman" w:eastAsia="宋体"/>
-          <w:b/>
-          <w:i w:val="0"/>
-          <w:sz w:val="24"/>
-        </w:rPr>
-        <w:t>正交</w:t>
-      </w:r>
-      <w:r>
-        <w:rPr>
-          <w:rFonts w:ascii="Times New Roman" w:hAnsi="Times New Roman" w:eastAsia="宋体"/>
-          <w:b w:val="0"/>
-          <w:i w:val="0"/>
-          <w:sz w:val="24"/>
-        </w:rPr>
-        <w:t>。审计含 165 项 Print Assumptions（RC=0，零 Admitted，完整 165/165 运行日志随稿），</w:t>
-      </w:r>
-      <w:r>
-        <w:rPr>
-          <w:rFonts w:ascii="Times New Roman" w:hAnsi="Times New Roman" w:eastAsia="宋体"/>
-          <w:b/>
-          <w:i w:val="0"/>
-          <w:sz w:val="24"/>
-        </w:rPr>
-        <w:t>全部 165 项在应用层零 `Classical_Prop.classic`</w:t>
-      </w:r>
-      <w:r>
-        <w:rPr>
-          <w:rFonts w:ascii="Times New Roman" w:hAnsi="Times New Roman" w:eastAsia="宋体"/>
-          <w:b w:val="0"/>
-          <w:i w:val="0"/>
-          <w:sz w:val="24"/>
-        </w:rPr>
-        <w:t>（exp 单调性走幂级数路线，无中值定理；post-M1.5 复核成立）；唯一公理为 Dedekind 实数基础设施（sig_not_dec、sig_forall_dec、函数外延性）——实数构造固有的非构造性选择类原则，属可接受 Reals 基底，</w:t>
-      </w:r>
-      <w:r>
-        <w:rPr>
-          <w:rFonts w:ascii="Times New Roman" w:hAnsi="Times New Roman" w:eastAsia="宋体"/>
-          <w:b/>
-          <w:i w:val="0"/>
-          <w:sz w:val="24"/>
-        </w:rPr>
-        <w:t>非本开发应用层引入、非 `Classical_Prop.classic` 公理</w:t>
-      </w:r>
-      <w:r>
-        <w:rPr>
-          <w:rFonts w:ascii="Times New Roman" w:hAnsi="Times New Roman" w:eastAsia="宋体"/>
-          <w:b w:val="0"/>
-          <w:i w:val="0"/>
-          <w:sz w:val="24"/>
-        </w:rPr>
-        <w:t>。"端到端"主张有明确边界：认证链覆盖门控→框架界→截断能量→softmax 稳定性→注意力近似；不覆盖学习权重的数值稳定性、Q/K/V 投影、多头拼接或 LayerNorm（"verify the analytic kernel, learn the rest"）。</w:t>
-      </w:r>
-    </w:p>
-    <w:p>
-      <w:pPr>
-        <w:ind w:left="432"/>
-      </w:pPr>
+        <w:t>（F5，</w:t>
+      </w:r>
+      <w:r>
+        <w:rPr>
+          <w:rFonts w:ascii="Consolas" w:hAnsi="Consolas" w:eastAsia="等线"/>
+          <w:b w:val="0"/>
+          <w:i w:val="0"/>
+          <w:color w:val="444444"/>
+          <w:sz w:val="19"/>
+        </w:rPr>
+        <w:t>CRuncertainty_principle</w:t>
+      </w:r>
+      <w:r>
+        <w:rPr>
+          <w:rFonts w:ascii="Times New Roman" w:hAnsi="Times New Roman" w:eastAsia="宋体"/>
+          <w:b w:val="0"/>
+          <w:i/>
+          <w:color w:val="444444"/>
+          <w:sz w:val="21"/>
+        </w:rPr>
+        <w:t>，构造性轨道：μ(|T1|+|T2|−1)&lt;1 下两稀疏表示相等 ⟹ 系数逐点相等，支撑大小口径 1+1/μ，35 定理零经典）。（v2.3→v2.4）：§5.6.6 压缩感知族新增</w:t>
+      </w:r>
       <w:r>
         <w:rPr>
           <w:rFonts w:ascii="Times New Roman" w:hAnsi="Times New Roman" w:eastAsia="宋体"/>
@@ -4226,7 +3999,7 @@
           <w:color w:val="444444"/>
           <w:sz w:val="21"/>
         </w:rPr>
-        <w:t>贡献类型声明</w:t>
+        <w:t>行和→RIP 桥接</w:t>
       </w:r>
       <w:r>
         <w:rPr>
@@ -4236,11 +4009,105 @@
           <w:color w:val="444444"/>
           <w:sz w:val="21"/>
         </w:rPr>
-        <w:t>：本文属形式化工程（formalization engineering）——贡献是可判定性松弛链方法论、反射检查器机制与审计纪律，而非新数学定理（所证均为经典结果的机器检查实例化，见 §5.6.6 定位说明与 §9.1 库间比较）。读者若以数学新颖性为主要标准，请以该定位为前提解读本文。</w:t>
+        <w:t>（F3）——</w:t>
+      </w:r>
+      <w:r>
+        <w:rPr>
+          <w:rFonts w:ascii="Consolas" w:hAnsi="Consolas" w:eastAsia="等线"/>
+          <w:b w:val="0"/>
+          <w:i w:val="0"/>
+          <w:color w:val="444444"/>
+          <w:sz w:val="19"/>
+        </w:rPr>
+        <w:t>probe_row_rip.v</w:t>
+      </w:r>
+      <w:r>
+        <w:rPr>
+          <w:rFonts w:ascii="Times New Roman" w:hAnsi="Times New Roman" w:eastAsia="宋体"/>
+          <w:b w:val="0"/>
+          <w:i/>
+          <w:color w:val="444444"/>
+          <w:sz w:val="21"/>
+        </w:rPr>
+        <w:t>：行非对角和假设（Σ_{j≠i}|⟨u_i,u_j⟩| ≤ μ_row）⟹ k-原子 RIP（δ_k = (k−1)·μ_row，</w:t>
+      </w:r>
+      <w:r>
+        <w:rPr>
+          <w:rFonts w:ascii="Consolas" w:hAnsi="Consolas" w:eastAsia="等线"/>
+          <w:b w:val="0"/>
+          <w:i w:val="0"/>
+          <w:color w:val="444444"/>
+          <w:sz w:val="19"/>
+        </w:rPr>
+        <w:t>row_rip_bound_M</w:t>
+      </w:r>
+      <w:r>
+        <w:rPr>
+          <w:rFonts w:ascii="Times New Roman" w:hAnsi="Times New Roman" w:eastAsia="宋体"/>
+          <w:b w:val="0"/>
+          <w:i/>
+          <w:color w:val="444444"/>
+          <w:sz w:val="21"/>
+        </w:rPr>
+        <w:t>，比两两相干 μ 版更紧：μ_row ≤ M·μ_pair），9 Qed 零公理，并入合并版 44 模块。v2.3 为 C=4 实例拼接（A2：</w:t>
+      </w:r>
+      <w:r>
+        <w:rPr>
+          <w:rFonts w:ascii="Consolas" w:hAnsi="Consolas" w:eastAsia="等线"/>
+          <w:b w:val="0"/>
+          <w:i w:val="0"/>
+          <w:color w:val="444444"/>
+          <w:sz w:val="19"/>
+        </w:rPr>
+        <w:t>C4_sparse_uniqueness_3</w:t>
+      </w:r>
+      <w:r>
+        <w:rPr>
+          <w:rFonts w:ascii="Times New Roman" w:hAnsi="Times New Roman" w:eastAsia="宋体"/>
+          <w:b w:val="0"/>
+          <w:i/>
+          <w:color w:val="444444"/>
+          <w:sz w:val="21"/>
+        </w:rPr>
+        <w:t>，μ=11289/33920 &lt; 1/3 ⟹ 3 原子 [3,13,53] 稀疏唯一恢复）；v2.2 为 k-原子 RIP（构造性轨道 ca_rip_cr.v，29 Qed 全 "Closed under the global context"，</w:t>
+      </w:r>
+      <w:r>
+        <w:rPr>
+          <w:rFonts w:ascii="Times New Roman" w:hAnsi="Times New Roman" w:eastAsia="宋体"/>
+          <w:b/>
+          <w:i/>
+          <w:color w:val="444444"/>
+          <w:sz w:val="21"/>
+        </w:rPr>
+        <w:t>2026-08-23 深夜同事补 P5 收缩链后现 33 定理</w:t>
+      </w:r>
+      <w:r>
+        <w:rPr>
+          <w:rFonts w:ascii="Times New Roman" w:hAnsi="Times New Roman" w:eastAsia="宋体"/>
+          <w:b w:val="0"/>
+          <w:i/>
+          <w:color w:val="444444"/>
+          <w:sz w:val="21"/>
+        </w:rPr>
+        <w:t>）。</w:t>
       </w:r>
     </w:p>
     <w:p>
       <w:pPr>
+        <w:pStyle w:val="Heading2"/>
+      </w:pPr>
+      <w:r>
+        <w:rPr>
+          <w:rFonts w:ascii="Times New Roman" w:hAnsi="Times New Roman" w:eastAsia="黑体"/>
+          <w:b/>
+          <w:i w:val="0"/>
+          <w:sz w:val="28"/>
+        </w:rPr>
+        <w:t>摘要</w:t>
+      </w:r>
+    </w:p>
+    <w:p>
+      <w:pPr>
         <w:spacing w:line="336" w:lineRule="auto"/>
         <w:ind w:firstLine="480"/>
       </w:pPr>
@@ -4251,7 +4118,7 @@
           <w:i w:val="0"/>
           <w:sz w:val="24"/>
         </w:rPr>
-        <w:t>在认证管线之上，本开发进一步刻画</w:t>
+        <w:t>我们提出一个 Coq 形式化开发，覆盖"可认证稀疏门控注意力"在几何结构化频率基上的解析核。开发在</w:t>
       </w:r>
       <w:r>
         <w:rPr>
@@ -4260,52 +4127,16 @@
           <w:i w:val="0"/>
           <w:sz w:val="24"/>
         </w:rPr>
-        <w:t>可证明性边界</w:t>
-      </w:r>
-      <w:r>
-        <w:rPr>
-          <w:rFonts w:ascii="Times New Roman" w:hAnsi="Times New Roman" w:eastAsia="宋体"/>
-          <w:b w:val="0"/>
-          <w:i w:val="0"/>
-          <w:sz w:val="24"/>
-        </w:rPr>
-        <w:t>（§5.6）：对 μ≤4/5 的保守检查器口径，稠密覆盖与可判定认证</w:t>
-      </w:r>
-      <w:r>
-        <w:rPr>
-          <w:rFonts w:ascii="Times New Roman" w:hAnsi="Times New Roman" w:eastAsia="宋体"/>
-          <w:b/>
-          <w:i w:val="0"/>
-          <w:sz w:val="24"/>
-        </w:rPr>
-        <w:t>互斥</w:t>
-      </w:r>
-      <w:r>
-        <w:rPr>
-          <w:rFonts w:ascii="Times New Roman" w:hAnsi="Times New Roman" w:eastAsia="宋体"/>
-          <w:b w:val="0"/>
-          <w:i w:val="0"/>
-          <w:sz w:val="24"/>
-        </w:rPr>
-        <w:t>——超过 9 个相位完备带覆盖 [3,511] 的阶梯必然被拒绝（</w:t>
-      </w:r>
-      <w:r>
-        <w:rPr>
-          <w:rFonts w:ascii="Consolas" w:hAnsi="Consolas" w:eastAsia="等线"/>
-          <w:b w:val="0"/>
-          <w:i w:val="0"/>
-          <w:sz w:val="22"/>
-        </w:rPr>
-        <w:t>pareto_law_N511</w:t>
-      </w:r>
-      <w:r>
-        <w:rPr>
-          <w:rFonts w:ascii="Times New Roman" w:hAnsi="Times New Roman" w:eastAsia="宋体"/>
-          <w:b w:val="0"/>
-          <w:i w:val="0"/>
-          <w:sz w:val="24"/>
-        </w:rPr>
-        <w:t>，几何增长禁止 + 鸽笼组合论证，增长常数 c≈1.8501）；随机版负定律以高概率成立（同箱带对必触发拒绝，7 带 ≥ 96%、8 带 ≥ 99%，生日-箱计数）。我们同时形式化论文 B τ/碰撞机制的碰撞距离框架：精确碰撞当且仅当角度有理（全构造性 iff，最小距离 = 分母闭式）、无理偏移（黄金比）永无精确碰撞且近碰撞被 1/(3d) 半径挡住、线性偏置核（ALiBi）无碰撞端点——"认证—可证明性边界—碰撞/分辨率刻画"三角被机器检查覆盖（§5.6.4，含 U5 黄金近碰撞半径）。</w:t>
+        <w:t>两条正交的认证轨</w:t>
+      </w:r>
+      <w:r>
+        <w:rPr>
+          <w:rFonts w:ascii="Times New Roman" w:hAnsi="Times New Roman" w:eastAsia="宋体"/>
+          <w:b w:val="0"/>
+          <w:i w:val="0"/>
+          <w:sz w:val="24"/>
+        </w:rPr>
+        <w:t>上证明——表示稳定性轨（(i)–(iii)）与注意力扰动轨（(iv)–(v)），两轨之间无单一依赖链：(i) 一个确定性贪心门控，从任意有序索引集提取通过可判定稀疏增长检查的子集；(ii) 选定子基上成对相干衰减 $\le 1/(\sqrt{C})^{|i-j|}$ 与 Gershgorin 型框架界 $(1\pm\mu)\|c\|^2$；(iii) 行截断能量预算；(iv) softmax 在 $\ell_\infty$ logit 扰动下的 $\ell_1$ 稳定性；(v) 认证注意力近似定理：若每行丢弃谱能量 $\le \varepsilon$，注意力输出偏差至多 $(e^{2\sqrt{\varepsilon}}-1)\cdot V_{\max}$。所有门控与检查器函数提取为可执行 OCaml/Python，并与 Coq 计算参考值交叉核对（24/24）。方法论上，可判定性松弛链（超越界 → 单侧有理支配）、反射检查器模式（运行时判定自带 Coq 内健全性证明）与构造性双轨独立复证均为可迁移模板，不限于频率阶梯场景（§9.1–9.2）。</w:t>
       </w:r>
     </w:p>
     <w:p>
@@ -4316,20 +4147,65 @@
       <w:r>
         <w:rPr>
           <w:rFonts w:ascii="Times New Roman" w:hAnsi="Times New Roman" w:eastAsia="宋体"/>
+          <w:b w:val="0"/>
+          <w:i w:val="0"/>
+          <w:sz w:val="24"/>
+        </w:rPr>
+        <w:t xml:space="preserve">对具体几何阶梯 [3,13,53,213]（C=4），我们证明实例证书 </w:t>
+      </w:r>
+      <w:r>
+        <w:rPr>
+          <w:rFonts w:ascii="Consolas" w:hAnsi="Consolas" w:eastAsia="等线"/>
+          <w:b w:val="0"/>
+          <w:i w:val="0"/>
+          <w:sz w:val="22"/>
+        </w:rPr>
+        <w:t>certified_c4_frame_bounds</w:t>
+      </w:r>
+      <w:r>
+        <w:rPr>
+          <w:rFonts w:ascii="Times New Roman" w:hAnsi="Times New Roman" w:eastAsia="宋体"/>
+          <w:b w:val="0"/>
+          <w:i w:val="0"/>
+          <w:sz w:val="24"/>
+        </w:rPr>
+        <w:t xml:space="preserve">：框架界 [1/5, 9/5]（μ=4/5），其中每个常数都是经超越界单侧支配得到的有理数（floor-sqrt、Jordan 不等式、Dirichlet 核）——证书层为可判定有理算术，可直接提取。证实例证书模式由反射检查器 </w:t>
+      </w:r>
+      <w:r>
+        <w:rPr>
+          <w:rFonts w:ascii="Consolas" w:hAnsi="Consolas" w:eastAsia="等线"/>
+          <w:b w:val="0"/>
+          <w:i w:val="0"/>
+          <w:sz w:val="22"/>
+        </w:rPr>
+        <w:t>frame_check_instance</w:t>
+      </w:r>
+      <w:r>
+        <w:rPr>
+          <w:rFonts w:ascii="Times New Roman" w:hAnsi="Times New Roman" w:eastAsia="宋体"/>
+          <w:b w:val="0"/>
+          <w:i w:val="0"/>
+          <w:sz w:val="24"/>
+        </w:rPr>
+        <w:t xml:space="preserve"> 推广到</w:t>
+      </w:r>
+      <w:r>
+        <w:rPr>
+          <w:rFonts w:ascii="Times New Roman" w:hAnsi="Times New Roman" w:eastAsia="宋体"/>
           <w:b/>
           <w:i w:val="0"/>
           <w:sz w:val="24"/>
         </w:rPr>
-        <w:t>压缩感知（§5.6.6，v2.2 升级为 k-原子 RIP，v2.3 完成实例拼接，v2.4 新增行和→RIP 桥接，v2.5 新增唯一性骨架与不确定原理，v2.6 新增相图合成 G-8）</w:t>
-      </w:r>
-      <w:r>
-        <w:rPr>
-          <w:rFonts w:ascii="Times New Roman" w:hAnsi="Times New Roman" w:eastAsia="宋体"/>
-          <w:b w:val="0"/>
-          <w:i w:val="0"/>
-          <w:sz w:val="24"/>
-        </w:rPr>
-        <w:t>：频率阶梯原子族在</w:t>
+        <w:t>任意</w:t>
+      </w:r>
+      <w:r>
+        <w:rPr>
+          <w:rFonts w:ascii="Times New Roman" w:hAnsi="Times New Roman" w:eastAsia="宋体"/>
+          <w:b w:val="0"/>
+          <w:i w:val="0"/>
+          <w:sz w:val="24"/>
+        </w:rPr>
+        <w:t>阶梯（μ≤4/5 的可判定</w:t>
       </w:r>
       <w:r>
         <w:rPr>
@@ -4338,16 +4214,34 @@
           <w:i w:val="0"/>
           <w:sz w:val="24"/>
         </w:rPr>
-        <w:t>通用层</w:t>
-      </w:r>
-      <w:r>
-        <w:rPr>
-          <w:rFonts w:ascii="Times New Roman" w:hAnsi="Times New Roman" w:eastAsia="宋体"/>
-          <w:b w:val="0"/>
-          <w:i w:val="0"/>
-          <w:sz w:val="24"/>
-        </w:rPr>
-        <w:t xml:space="preserve">满足单位范数 → </w:t>
+        <w:t>充分</w:t>
+      </w:r>
+      <w:r>
+        <w:rPr>
+          <w:rFonts w:ascii="Times New Roman" w:hAnsi="Times New Roman" w:eastAsia="宋体"/>
+          <w:b w:val="0"/>
+          <w:i w:val="0"/>
+          <w:sz w:val="24"/>
+        </w:rPr>
+        <w:t xml:space="preserve">判定——保守健全，系统扫描假阴性 49.1%；提取为带原生整数镜像的 OCaml）；其健全性定理 </w:t>
+      </w:r>
+      <w:r>
+        <w:rPr>
+          <w:rFonts w:ascii="Consolas" w:hAnsi="Consolas" w:eastAsia="等线"/>
+          <w:b w:val="0"/>
+          <w:i w:val="0"/>
+          <w:sz w:val="22"/>
+        </w:rPr>
+        <w:t>frame_check_instance_sound</w:t>
+      </w:r>
+      <w:r>
+        <w:rPr>
+          <w:rFonts w:ascii="Times New Roman" w:hAnsi="Times New Roman" w:eastAsia="宋体"/>
+          <w:b w:val="0"/>
+          <w:i w:val="0"/>
+          <w:sz w:val="24"/>
+        </w:rPr>
+        <w:t xml:space="preserve"> 已证明：</w:t>
       </w:r>
       <w:r>
         <w:rPr>
@@ -4356,232 +4250,16 @@
           <w:i w:val="0"/>
           <w:sz w:val="24"/>
         </w:rPr>
-        <w:t>k-原子 RIP</w:t>
-      </w:r>
-      <w:r>
-        <w:rPr>
-          <w:rFonts w:ascii="Times New Roman" w:hAnsi="Times New Roman" w:eastAsia="宋体"/>
-          <w:b w:val="0"/>
-          <w:i w:val="0"/>
-          <w:sz w:val="24"/>
-        </w:rPr>
-        <w:t xml:space="preserve"> → 稀疏唯一恢复定理，并在 </w:t>
-      </w:r>
-      <w:r>
-        <w:rPr>
-          <w:rFonts w:ascii="Times New Roman" w:hAnsi="Times New Roman" w:eastAsia="宋体"/>
-          <w:b/>
-          <w:i w:val="0"/>
-          <w:sz w:val="24"/>
-        </w:rPr>
-        <w:t>C=4 阶梯完成实例级拼接</w:t>
-      </w:r>
-      <w:r>
-        <w:rPr>
-          <w:rFonts w:ascii="Times New Roman" w:hAnsi="Times New Roman" w:eastAsia="宋体"/>
-          <w:b w:val="0"/>
-          <w:i w:val="0"/>
-          <w:sz w:val="24"/>
-        </w:rPr>
-        <w:t>（</w:t>
-      </w:r>
-      <w:r>
-        <w:rPr>
-          <w:rFonts w:ascii="Consolas" w:hAnsi="Consolas" w:eastAsia="等线"/>
-          <w:b w:val="0"/>
-          <w:i w:val="0"/>
-          <w:sz w:val="22"/>
-        </w:rPr>
-        <w:t>C4_sparse_uniqueness_3</w:t>
-      </w:r>
-      <w:r>
-        <w:rPr>
-          <w:rFonts w:ascii="Times New Roman" w:hAnsi="Times New Roman" w:eastAsia="宋体"/>
-          <w:b w:val="0"/>
-          <w:i w:val="0"/>
-          <w:sz w:val="24"/>
-        </w:rPr>
-        <w:t>：μ=11289/33920 &lt; 1/3 ⟹ 3 原子 [3,13,53] 稀疏唯一恢复）——</w:t>
-      </w:r>
-      <w:r>
-        <w:rPr>
-          <w:rFonts w:ascii="Consolas" w:hAnsi="Consolas" w:eastAsia="等线"/>
-          <w:b w:val="0"/>
-          <w:i w:val="0"/>
-          <w:sz w:val="22"/>
-        </w:rPr>
-        <w:t>psi_norm_one</w:t>
-      </w:r>
-      <w:r>
-        <w:rPr>
-          <w:rFonts w:ascii="Times New Roman" w:hAnsi="Times New Roman" w:eastAsia="宋体"/>
-          <w:b w:val="0"/>
-          <w:i w:val="0"/>
-          <w:sz w:val="24"/>
-        </w:rPr>
-        <w:t>（‖ψ_n‖=1）、</w:t>
-      </w:r>
-      <w:r>
-        <w:rPr>
-          <w:rFonts w:ascii="Consolas" w:hAnsi="Consolas" w:eastAsia="等线"/>
-          <w:b w:val="0"/>
-          <w:i w:val="0"/>
-          <w:sz w:val="22"/>
-        </w:rPr>
-        <w:t>rip_bound2</w:t>
-      </w:r>
-      <w:r>
-        <w:rPr>
-          <w:rFonts w:ascii="Times New Roman" w:hAnsi="Times New Roman" w:eastAsia="宋体"/>
-          <w:b w:val="0"/>
-          <w:i w:val="0"/>
-          <w:sz w:val="24"/>
-        </w:rPr>
-        <w:t>（RIP(2,μ) 基元）、</w:t>
-      </w:r>
-      <w:r>
-        <w:rPr>
-          <w:rFonts w:ascii="Times New Roman" w:hAnsi="Times New Roman" w:eastAsia="宋体"/>
-          <w:b/>
-          <w:i w:val="0"/>
-          <w:sz w:val="24"/>
-        </w:rPr>
-        <w:t>`CRrip_bound_k`（k-原子 RIP 主定理，构造性轨道 `ca_rip_cr.v`：0 ≤ μ、单位范数、两两相干 ≤ μ ⟹ |‖Σ_{j≤M} c_j·u_j‖² − Σc_j²| ≤ μ·(M+1)·Σc_j²，纯构造性实数 Stdlib ConstructiveReals——Set 层 CRcarrier + Prop 层 CRle/CRlt，零经典公理、零 Admitted，29 Qed 全 "Closed under the global context"，同事补 P5 收缩链后现 33 定理）</w:t>
-      </w:r>
-      <w:r>
-        <w:rPr>
-          <w:rFonts w:ascii="Times New Roman" w:hAnsi="Times New Roman" w:eastAsia="宋体"/>
-          <w:b w:val="0"/>
-          <w:i w:val="0"/>
-          <w:sz w:val="24"/>
-        </w:rPr>
-        <w:t>、</w:t>
-      </w:r>
-      <w:r>
-        <w:rPr>
-          <w:rFonts w:ascii="Times New Roman" w:hAnsi="Times New Roman" w:eastAsia="宋体"/>
-          <w:b/>
-          <w:i w:val="0"/>
-          <w:sz w:val="24"/>
-        </w:rPr>
-        <w:t>`row_rip_bound_M`（行和→RIP 主定理，经典 R 轨道 `probe_row_rip.v`：行非对角和 ≤ μ_row ⟹ |‖Σ_{j≤M} c_j·u_j‖² − Σc_j²| ≤ μ_row·M·Σc_j²，δ_k=(k−1)·μ_row，9 Qed 零公理）</w:t>
-      </w:r>
-      <w:r>
-        <w:rPr>
-          <w:rFonts w:ascii="Times New Roman" w:hAnsi="Times New Roman" w:eastAsia="宋体"/>
-          <w:b w:val="0"/>
-          <w:i w:val="0"/>
-          <w:sz w:val="24"/>
-        </w:rPr>
-        <w:t>、</w:t>
-      </w:r>
-      <w:r>
-        <w:rPr>
-          <w:rFonts w:ascii="Consolas" w:hAnsi="Consolas" w:eastAsia="等线"/>
-          <w:b w:val="0"/>
-          <w:i w:val="0"/>
-          <w:sz w:val="22"/>
-        </w:rPr>
-        <w:t>sparse_uniquenessM</w:t>
-      </w:r>
-      <w:r>
-        <w:rPr>
-          <w:rFonts w:ascii="Times New Roman" w:hAnsi="Times New Roman" w:eastAsia="宋体"/>
-          <w:b w:val="0"/>
-          <w:i w:val="0"/>
-          <w:sz w:val="24"/>
-        </w:rPr>
-        <w:t>（</w:t>
-      </w:r>
-      <w:r>
-        <w:rPr>
-          <w:rFonts w:ascii="Times New Roman" w:hAnsi="Times New Roman" w:eastAsia="宋体"/>
-          <w:b/>
-          <w:i w:val="0"/>
-          <w:sz w:val="24"/>
-        </w:rPr>
-        <w:t>μ·(M+1) &lt; 1 ⟹ 窗口内零组合 ⟹ 系数全零</w:t>
-      </w:r>
-      <w:r>
-        <w:rPr>
-          <w:rFonts w:ascii="Times New Roman" w:hAnsi="Times New Roman" w:eastAsia="宋体"/>
-          <w:b w:val="0"/>
-          <w:i w:val="0"/>
-          <w:sz w:val="24"/>
-        </w:rPr>
-        <w:t>，M+1 原子稀疏表示唯一）、</w:t>
-      </w:r>
-      <w:r>
-        <w:rPr>
-          <w:rFonts w:ascii="Times New Roman" w:hAnsi="Times New Roman" w:eastAsia="宋体"/>
-          <w:b/>
-          <w:i w:val="0"/>
-          <w:sz w:val="24"/>
-        </w:rPr>
-        <w:t>`C4_sparse_uniqueness_3`（C=4 实例，probe_c4_instance.v：六对相干上界组装 μ=11289/33920 &lt; 1/3，3 原子唯一恢复）</w:t>
-      </w:r>
-      <w:r>
-        <w:rPr>
-          <w:rFonts w:ascii="Times New Roman" w:hAnsi="Times New Roman" w:eastAsia="宋体"/>
-          <w:b w:val="0"/>
-          <w:i w:val="0"/>
-          <w:sz w:val="24"/>
-        </w:rPr>
-        <w:t>、</w:t>
-      </w:r>
-      <w:r>
-        <w:rPr>
-          <w:rFonts w:ascii="Times New Roman" w:hAnsi="Times New Roman" w:eastAsia="宋体"/>
-          <w:b/>
-          <w:i w:val="0"/>
-          <w:sz w:val="24"/>
-        </w:rPr>
-        <w:t>`CRrecovery_correct_prefix`（R4 唯一性⟹恢复正确性骨架，构造性轨道 `probe_recovery_cr.v`：μ(M+1)&lt;1 下两表示相等 ⟹ 系数逐点相等）</w:t>
-      </w:r>
-      <w:r>
-        <w:rPr>
-          <w:rFonts w:ascii="Times New Roman" w:hAnsi="Times New Roman" w:eastAsia="宋体"/>
-          <w:b w:val="0"/>
-          <w:i w:val="0"/>
-          <w:sz w:val="24"/>
-        </w:rPr>
-        <w:t>、</w:t>
-      </w:r>
-      <w:r>
-        <w:rPr>
-          <w:rFonts w:ascii="Times New Roman" w:hAnsi="Times New Roman" w:eastAsia="宋体"/>
-          <w:b/>
-          <w:i w:val="0"/>
-          <w:sz w:val="24"/>
-        </w:rPr>
-        <w:t>`CRuncertainty_principle`（F5 相干字典不确定原理，构造性轨道 `probe_uncertainty_cr.v`：μ(|T1|+|T2|−1)&lt;1 下两稀疏表示相等 ⟹ 系数逐点相等，支撑大小版 1+1/μ，35 定理零经典）</w:t>
-      </w:r>
-      <w:r>
-        <w:rPr>
-          <w:rFonts w:ascii="Times New Roman" w:hAnsi="Times New Roman" w:eastAsia="宋体"/>
-          <w:b w:val="0"/>
-          <w:i w:val="0"/>
-          <w:sz w:val="24"/>
-        </w:rPr>
-        <w:t>、</w:t>
-      </w:r>
-      <w:r>
-        <w:rPr>
-          <w:rFonts w:ascii="Times New Roman" w:hAnsi="Times New Roman" w:eastAsia="宋体"/>
-          <w:b/>
-          <w:i w:val="0"/>
-          <w:sz w:val="24"/>
-        </w:rPr>
-        <w:t>`CRg8_recovery_synthesis`（G-8 字典最优性⟹恢复保证合成，构造性轨道 `probe_g8_synthesis_cr.v`：Welch 下界（已证，见 G-7 条目）+ F5 唯一性窗口 ⟹ 两稀疏表示必相同；相图定理 `CRphase_window_nonempty`：窗口非空参数条件 (M−N)·T² &lt; N(M−1)，6 Qed 零经典）</w:t>
-      </w:r>
-      <w:r>
-        <w:rPr>
-          <w:rFonts w:ascii="Times New Roman" w:hAnsi="Times New Roman" w:eastAsia="宋体"/>
-          <w:b w:val="0"/>
-          <w:i w:val="0"/>
-          <w:sz w:val="24"/>
-        </w:rPr>
-        <w:t>——把「框架界（1D 无条件基）+ 频率阶梯」的理论优势从表示稳定性推进到稀疏恢复（probe_incoherence 48 Qed + ca_rip_cr 33 Qed + probe_c4_instance + probe_row_rip 9 Qed + probe_recovery_cr + probe_uncertainty_cr 35 Qed + probe_welch 13 Qed + probe_g8_synthesis_cr 6 Qed，构造性轨道独立验证）。</w:t>
+        <w:t>Coq 内</w:t>
+      </w:r>
+      <w:r>
+        <w:rPr>
+          <w:rFonts w:ascii="Times New Roman" w:hAnsi="Times New Roman" w:eastAsia="宋体"/>
+          <w:b w:val="0"/>
+          <w:i w:val="0"/>
+          <w:sz w:val="24"/>
+        </w:rPr>
+        <w:t>检查器通过 ⟹ Gershgorin 框架界。#### 6.1 运行时检查器的威胁模型</w:t>
       </w:r>
     </w:p>
     <w:p>
@@ -4596,20 +4274,537 @@
           <w:i w:val="0"/>
           <w:sz w:val="24"/>
         </w:rPr>
-        <w:t>关键词</w:t>
-      </w:r>
-      <w:r>
-        <w:rPr>
-          <w:rFonts w:ascii="Times New Roman" w:hAnsi="Times New Roman" w:eastAsia="宋体"/>
-          <w:b w:val="0"/>
-          <w:i w:val="0"/>
-          <w:sz w:val="24"/>
-        </w:rPr>
-        <w:t>：形式化验证；Coq/Rocq；稀疏注意力；框架理论；Gershgorin 界；反射检查器；程序提取；构造性数学</w:t>
+        <w:t>运行时保证（如实限定）</w:t>
+      </w:r>
+      <w:r>
+        <w:rPr>
+          <w:rFonts w:ascii="Times New Roman" w:hAnsi="Times New Roman" w:eastAsia="宋体"/>
+          <w:b w:val="0"/>
+          <w:i w:val="0"/>
+          <w:sz w:val="24"/>
+        </w:rPr>
+        <w:t>：Coq 内健全性定理针对 nat 版本；运行时 int 镜像与 Coq 定义的等价性为逐行镜像 + FFI 24/24 交叉校验（非机器证明），且仅在有限整数范围（中间量 &lt; 2^53、累积分母 &lt; 2^63）内与 Coq 语义一致——"运行时检查器带机器证明健全性"精确指 Coq 内判定函数，运行时实现经交叉验证但未形式化验证（§6）。</w:t>
       </w:r>
     </w:p>
     <w:p>
       <w:pPr>
+        <w:spacing w:line="336" w:lineRule="auto"/>
+        <w:ind w:firstLine="480"/>
+      </w:pPr>
+      <w:r>
+        <w:rPr>
+          <w:rFonts w:ascii="Times New Roman" w:hAnsi="Times New Roman" w:eastAsia="宋体"/>
+          <w:b w:val="0"/>
+          <w:i w:val="0"/>
+          <w:sz w:val="24"/>
+        </w:rPr>
+        <w:t>对实证配套（论文 B）的</w:t>
+      </w:r>
+      <w:r>
+        <w:rPr>
+          <w:rFonts w:ascii="Times New Roman" w:hAnsi="Times New Roman" w:eastAsia="宋体"/>
+          <w:b/>
+          <w:i w:val="0"/>
+          <w:sz w:val="24"/>
+        </w:rPr>
+        <w:t>性能最优的结构化阶梯</w:t>
+      </w:r>
+      <w:r>
+        <w:rPr>
+          <w:rFonts w:ascii="Times New Roman" w:hAnsi="Times New Roman" w:eastAsia="宋体"/>
+          <w:b w:val="0"/>
+          <w:i w:val="0"/>
+          <w:sz w:val="24"/>
+        </w:rPr>
+        <w:t xml:space="preserve"> [3,7,15,31,63,127,255]（论文 B 的强几何基线），一个表示级复合界（认证核 [3,15,63,255] 的 μ=4/5 + 边带能量预算 + 相干交叉项界）是本开发的展示定理 </w:t>
+      </w:r>
+      <w:r>
+        <w:rPr>
+          <w:rFonts w:ascii="Consolas" w:hAnsi="Consolas" w:eastAsia="等线"/>
+          <w:b w:val="0"/>
+          <w:i w:val="0"/>
+          <w:sz w:val="22"/>
+        </w:rPr>
+        <w:t>champion_e5_composite_certificate</w:t>
+      </w:r>
+      <w:r>
+        <w:rPr>
+          <w:rFonts w:ascii="Times New Roman" w:hAnsi="Times New Roman" w:eastAsia="宋体"/>
+          <w:b w:val="0"/>
+          <w:i w:val="0"/>
+          <w:sz w:val="24"/>
+        </w:rPr>
+        <w:t>（Qed）：对七带基函数证明 $(S-\mathrm{coh}_{e5}) \le \|F\|^2 \le (S+\mathrm{coh}_{e5})$——</w:t>
+      </w:r>
+      <w:r>
+        <w:rPr>
+          <w:rFonts w:ascii="Times New Roman" w:hAnsi="Times New Roman" w:eastAsia="宋体"/>
+          <w:b/>
+          <w:i w:val="0"/>
+          <w:sz w:val="24"/>
+        </w:rPr>
+        <w:t>基表示稳定性界</w:t>
+      </w:r>
+      <w:r>
+        <w:rPr>
+          <w:rFonts w:ascii="Times New Roman" w:hAnsi="Times New Roman" w:eastAsia="宋体"/>
+          <w:b w:val="0"/>
+          <w:i w:val="0"/>
+          <w:sz w:val="24"/>
+        </w:rPr>
+        <w:t>，非注意力分数、学习投影或外推 PPL；通向论文 B 实证 PPL 增益的桥梁是经验观察而非形式化推论，该证书与实证性能最优方案（psi-rope-rand，随机阶梯在证书域之外）</w:t>
+      </w:r>
+      <w:r>
+        <w:rPr>
+          <w:rFonts w:ascii="Times New Roman" w:hAnsi="Times New Roman" w:eastAsia="宋体"/>
+          <w:b/>
+          <w:i w:val="0"/>
+          <w:sz w:val="24"/>
+        </w:rPr>
+        <w:t>正交</w:t>
+      </w:r>
+      <w:r>
+        <w:rPr>
+          <w:rFonts w:ascii="Times New Roman" w:hAnsi="Times New Roman" w:eastAsia="宋体"/>
+          <w:b w:val="0"/>
+          <w:i w:val="0"/>
+          <w:sz w:val="24"/>
+        </w:rPr>
+        <w:t>。审计含 165 项 Print Assumptions（RC=0，零 Admitted，完整 165/165 运行日志随稿），</w:t>
+      </w:r>
+      <w:r>
+        <w:rPr>
+          <w:rFonts w:ascii="Times New Roman" w:hAnsi="Times New Roman" w:eastAsia="宋体"/>
+          <w:b/>
+          <w:i w:val="0"/>
+          <w:sz w:val="24"/>
+        </w:rPr>
+        <w:t>全部 165 项在应用层零 `Classical_Prop.classic`</w:t>
+      </w:r>
+      <w:r>
+        <w:rPr>
+          <w:rFonts w:ascii="Times New Roman" w:hAnsi="Times New Roman" w:eastAsia="宋体"/>
+          <w:b w:val="0"/>
+          <w:i w:val="0"/>
+          <w:sz w:val="24"/>
+        </w:rPr>
+        <w:t>（exp 单调性走幂级数路线，无中值定理；post-M1.5 复核成立）；唯一公理为 Dedekind 实数基础设施（sig_not_dec、sig_forall_dec、函数外延性）——实数构造固有的非构造性选择类原则，属可接受 Reals 基底，</w:t>
+      </w:r>
+      <w:r>
+        <w:rPr>
+          <w:rFonts w:ascii="Times New Roman" w:hAnsi="Times New Roman" w:eastAsia="宋体"/>
+          <w:b/>
+          <w:i w:val="0"/>
+          <w:sz w:val="24"/>
+        </w:rPr>
+        <w:t>非本开发应用层引入、非 `Classical_Prop.classic` 公理</w:t>
+      </w:r>
+      <w:r>
+        <w:rPr>
+          <w:rFonts w:ascii="Times New Roman" w:hAnsi="Times New Roman" w:eastAsia="宋体"/>
+          <w:b w:val="0"/>
+          <w:i w:val="0"/>
+          <w:sz w:val="24"/>
+        </w:rPr>
+        <w:t>。"端到端"主张有明确边界：认证链覆盖门控→框架界→截断能量→softmax 稳定性→注意力近似；不覆盖学习权重的数值稳定性、Q/K/V 投影、多头拼接或 LayerNorm（"verify the analytic kernel, learn the rest"）。</w:t>
+      </w:r>
+    </w:p>
+    <w:p>
+      <w:pPr>
+        <w:ind w:left="432"/>
+      </w:pPr>
+      <w:r>
+        <w:rPr>
+          <w:rFonts w:ascii="Times New Roman" w:hAnsi="Times New Roman" w:eastAsia="宋体"/>
+          <w:b/>
+          <w:i/>
+          <w:color w:val="444444"/>
+          <w:sz w:val="21"/>
+        </w:rPr>
+        <w:t>贡献类型声明</w:t>
+      </w:r>
+      <w:r>
+        <w:rPr>
+          <w:rFonts w:ascii="Times New Roman" w:hAnsi="Times New Roman" w:eastAsia="宋体"/>
+          <w:b w:val="0"/>
+          <w:i/>
+          <w:color w:val="444444"/>
+          <w:sz w:val="21"/>
+        </w:rPr>
+        <w:t>：本文属形式化工程（formalization engineering）——贡献是可判定性松弛链方法论、反射检查器机制与审计纪律，而非新数学定理（所证均为经典结果的机器检查实例化，见 §5.6.6 定位说明与 §9.1 库间比较）。读者若以数学新颖性为主要标准，请以该定位为前提解读本文。</w:t>
+      </w:r>
+    </w:p>
+    <w:p>
+      <w:pPr>
+        <w:spacing w:line="336" w:lineRule="auto"/>
+        <w:ind w:firstLine="480"/>
+      </w:pPr>
+      <w:r>
+        <w:rPr>
+          <w:rFonts w:ascii="Times New Roman" w:hAnsi="Times New Roman" w:eastAsia="宋体"/>
+          <w:b w:val="0"/>
+          <w:i w:val="0"/>
+          <w:sz w:val="24"/>
+        </w:rPr>
+        <w:t>在认证管线之上，本开发进一步刻画</w:t>
+      </w:r>
+      <w:r>
+        <w:rPr>
+          <w:rFonts w:ascii="Times New Roman" w:hAnsi="Times New Roman" w:eastAsia="宋体"/>
+          <w:b/>
+          <w:i w:val="0"/>
+          <w:sz w:val="24"/>
+        </w:rPr>
+        <w:t>可证明性边界</w:t>
+      </w:r>
+      <w:r>
+        <w:rPr>
+          <w:rFonts w:ascii="Times New Roman" w:hAnsi="Times New Roman" w:eastAsia="宋体"/>
+          <w:b w:val="0"/>
+          <w:i w:val="0"/>
+          <w:sz w:val="24"/>
+        </w:rPr>
+        <w:t>（§5.6）：对 μ≤4/5 的保守检查器口径，稠密覆盖与可判定认证</w:t>
+      </w:r>
+      <w:r>
+        <w:rPr>
+          <w:rFonts w:ascii="Times New Roman" w:hAnsi="Times New Roman" w:eastAsia="宋体"/>
+          <w:b/>
+          <w:i w:val="0"/>
+          <w:sz w:val="24"/>
+        </w:rPr>
+        <w:t>互斥</w:t>
+      </w:r>
+      <w:r>
+        <w:rPr>
+          <w:rFonts w:ascii="Times New Roman" w:hAnsi="Times New Roman" w:eastAsia="宋体"/>
+          <w:b w:val="0"/>
+          <w:i w:val="0"/>
+          <w:sz w:val="24"/>
+        </w:rPr>
+        <w:t>——超过 9 个相位完备带覆盖 [3,511] 的阶梯必然被拒绝（</w:t>
+      </w:r>
+      <w:r>
+        <w:rPr>
+          <w:rFonts w:ascii="Consolas" w:hAnsi="Consolas" w:eastAsia="等线"/>
+          <w:b w:val="0"/>
+          <w:i w:val="0"/>
+          <w:sz w:val="22"/>
+        </w:rPr>
+        <w:t>pareto_law_N511</w:t>
+      </w:r>
+      <w:r>
+        <w:rPr>
+          <w:rFonts w:ascii="Times New Roman" w:hAnsi="Times New Roman" w:eastAsia="宋体"/>
+          <w:b w:val="0"/>
+          <w:i w:val="0"/>
+          <w:sz w:val="24"/>
+        </w:rPr>
+        <w:t>，几何增长禁止 + 鸽笼组合论证，增长常数 c≈1.8501）；随机版负定律以高概率成立（同箱带对必触发拒绝，7 带 ≥ 96%、8 带 ≥ 99%，生日-箱计数）。我们同时形式化论文 B τ/碰撞机制的碰撞距离框架：精确碰撞当且仅当角度有理（全构造性 iff，最小距离 = 分母闭式）、无理偏移（黄金比）永无精确碰撞且近碰撞被 1/(3d) 半径挡住、线性偏置核（ALiBi）无碰撞端点——"认证—可证明性边界—碰撞/分辨率刻画"三角被机器检查覆盖（§5.6.4，含 U5 黄金近碰撞半径）。</w:t>
+      </w:r>
+    </w:p>
+    <w:p>
+      <w:pPr>
+        <w:spacing w:line="336" w:lineRule="auto"/>
+        <w:ind w:firstLine="480"/>
+      </w:pPr>
+      <w:r>
+        <w:rPr>
+          <w:rFonts w:ascii="Times New Roman" w:hAnsi="Times New Roman" w:eastAsia="宋体"/>
+          <w:b/>
+          <w:i w:val="0"/>
+          <w:sz w:val="24"/>
+        </w:rPr>
+        <w:t>压缩感知（§5.6.6，v2.2 升级为 k-原子 RIP，v2.3 完成实例拼接，v2.4 新增行和→RIP 桥接，v2.5 新增唯一性骨架与不确定原理，v2.6 新增相图合成 G-8）</w:t>
+      </w:r>
+      <w:r>
+        <w:rPr>
+          <w:rFonts w:ascii="Times New Roman" w:hAnsi="Times New Roman" w:eastAsia="宋体"/>
+          <w:b w:val="0"/>
+          <w:i w:val="0"/>
+          <w:sz w:val="24"/>
+        </w:rPr>
+        <w:t>：频率阶梯原子族在</w:t>
+      </w:r>
+      <w:r>
+        <w:rPr>
+          <w:rFonts w:ascii="Times New Roman" w:hAnsi="Times New Roman" w:eastAsia="宋体"/>
+          <w:b/>
+          <w:i w:val="0"/>
+          <w:sz w:val="24"/>
+        </w:rPr>
+        <w:t>通用层</w:t>
+      </w:r>
+      <w:r>
+        <w:rPr>
+          <w:rFonts w:ascii="Times New Roman" w:hAnsi="Times New Roman" w:eastAsia="宋体"/>
+          <w:b w:val="0"/>
+          <w:i w:val="0"/>
+          <w:sz w:val="24"/>
+        </w:rPr>
+        <w:t xml:space="preserve">满足单位范数 → </w:t>
+      </w:r>
+      <w:r>
+        <w:rPr>
+          <w:rFonts w:ascii="Times New Roman" w:hAnsi="Times New Roman" w:eastAsia="宋体"/>
+          <w:b/>
+          <w:i w:val="0"/>
+          <w:sz w:val="24"/>
+        </w:rPr>
+        <w:t>k-原子 RIP</w:t>
+      </w:r>
+      <w:r>
+        <w:rPr>
+          <w:rFonts w:ascii="Times New Roman" w:hAnsi="Times New Roman" w:eastAsia="宋体"/>
+          <w:b w:val="0"/>
+          <w:i w:val="0"/>
+          <w:sz w:val="24"/>
+        </w:rPr>
+        <w:t xml:space="preserve"> → 稀疏唯一恢复定理，并在 </w:t>
+      </w:r>
+      <w:r>
+        <w:rPr>
+          <w:rFonts w:ascii="Times New Roman" w:hAnsi="Times New Roman" w:eastAsia="宋体"/>
+          <w:b/>
+          <w:i w:val="0"/>
+          <w:sz w:val="24"/>
+        </w:rPr>
+        <w:t>C=4 阶梯完成实例级拼接</w:t>
+      </w:r>
+      <w:r>
+        <w:rPr>
+          <w:rFonts w:ascii="Times New Roman" w:hAnsi="Times New Roman" w:eastAsia="宋体"/>
+          <w:b w:val="0"/>
+          <w:i w:val="0"/>
+          <w:sz w:val="24"/>
+        </w:rPr>
+        <w:t>（</w:t>
+      </w:r>
+      <w:r>
+        <w:rPr>
+          <w:rFonts w:ascii="Consolas" w:hAnsi="Consolas" w:eastAsia="等线"/>
+          <w:b w:val="0"/>
+          <w:i w:val="0"/>
+          <w:sz w:val="22"/>
+        </w:rPr>
+        <w:t>C4_sparse_uniqueness_3</w:t>
+      </w:r>
+      <w:r>
+        <w:rPr>
+          <w:rFonts w:ascii="Times New Roman" w:hAnsi="Times New Roman" w:eastAsia="宋体"/>
+          <w:b w:val="0"/>
+          <w:i w:val="0"/>
+          <w:sz w:val="24"/>
+        </w:rPr>
+        <w:t>：μ=11289/33920 &lt; 1/3 ⟹ 3 原子 [3,13,53] 稀疏唯一恢复）——</w:t>
+      </w:r>
+      <w:r>
+        <w:rPr>
+          <w:rFonts w:ascii="Consolas" w:hAnsi="Consolas" w:eastAsia="等线"/>
+          <w:b w:val="0"/>
+          <w:i w:val="0"/>
+          <w:sz w:val="22"/>
+        </w:rPr>
+        <w:t>psi_norm_one</w:t>
+      </w:r>
+      <w:r>
+        <w:rPr>
+          <w:rFonts w:ascii="Times New Roman" w:hAnsi="Times New Roman" w:eastAsia="宋体"/>
+          <w:b w:val="0"/>
+          <w:i w:val="0"/>
+          <w:sz w:val="24"/>
+        </w:rPr>
+        <w:t>（‖ψ_n‖=1）、</w:t>
+      </w:r>
+      <w:r>
+        <w:rPr>
+          <w:rFonts w:ascii="Consolas" w:hAnsi="Consolas" w:eastAsia="等线"/>
+          <w:b w:val="0"/>
+          <w:i w:val="0"/>
+          <w:sz w:val="22"/>
+        </w:rPr>
+        <w:t>rip_bound2</w:t>
+      </w:r>
+      <w:r>
+        <w:rPr>
+          <w:rFonts w:ascii="Times New Roman" w:hAnsi="Times New Roman" w:eastAsia="宋体"/>
+          <w:b w:val="0"/>
+          <w:i w:val="0"/>
+          <w:sz w:val="24"/>
+        </w:rPr>
+        <w:t>（RIP(2,μ) 基元）、</w:t>
+      </w:r>
+      <w:r>
+        <w:rPr>
+          <w:rFonts w:ascii="Times New Roman" w:hAnsi="Times New Roman" w:eastAsia="宋体"/>
+          <w:b/>
+          <w:i w:val="0"/>
+          <w:sz w:val="24"/>
+        </w:rPr>
+        <w:t>`CRrip_bound_k`（k-原子 RIP 主定理，构造性轨道 `ca_rip_cr.v`：0 ≤ μ、单位范数、两两相干 ≤ μ ⟹ |‖Σ_{j≤M} c_j·u_j‖² − Σc_j²| ≤ μ·(M+1)·Σc_j²，纯构造性实数 Stdlib ConstructiveReals——Set 层 CRcarrier + Prop 层 CRle/CRlt，零经典公理、零 Admitted，29 Qed 全 "Closed under the global context"，同事补 P5 收缩链后现 33 定理）</w:t>
+      </w:r>
+      <w:r>
+        <w:rPr>
+          <w:rFonts w:ascii="Times New Roman" w:hAnsi="Times New Roman" w:eastAsia="宋体"/>
+          <w:b w:val="0"/>
+          <w:i w:val="0"/>
+          <w:sz w:val="24"/>
+        </w:rPr>
+        <w:t>、</w:t>
+      </w:r>
+      <w:r>
+        <w:rPr>
+          <w:rFonts w:ascii="Times New Roman" w:hAnsi="Times New Roman" w:eastAsia="宋体"/>
+          <w:b/>
+          <w:i w:val="0"/>
+          <w:sz w:val="24"/>
+        </w:rPr>
+        <w:t>`row_rip_bound_M`（行和→RIP 主定理，经典 R 轨道 `probe_row_rip.v`：行非对角和 ≤ μ_row ⟹ |‖Σ_{j≤M} c_j·u_j‖² − Σc_j²| ≤ μ_row·M·Σc_j²，δ_k=(k−1)·μ_row，9 Qed 零公理）</w:t>
+      </w:r>
+      <w:r>
+        <w:rPr>
+          <w:rFonts w:ascii="Times New Roman" w:hAnsi="Times New Roman" w:eastAsia="宋体"/>
+          <w:b w:val="0"/>
+          <w:i w:val="0"/>
+          <w:sz w:val="24"/>
+        </w:rPr>
+        <w:t>、</w:t>
+      </w:r>
+      <w:r>
+        <w:rPr>
+          <w:rFonts w:ascii="Consolas" w:hAnsi="Consolas" w:eastAsia="等线"/>
+          <w:b w:val="0"/>
+          <w:i w:val="0"/>
+          <w:sz w:val="22"/>
+        </w:rPr>
+        <w:t>sparse_uniquenessM</w:t>
+      </w:r>
+      <w:r>
+        <w:rPr>
+          <w:rFonts w:ascii="Times New Roman" w:hAnsi="Times New Roman" w:eastAsia="宋体"/>
+          <w:b w:val="0"/>
+          <w:i w:val="0"/>
+          <w:sz w:val="24"/>
+        </w:rPr>
+        <w:t>（</w:t>
+      </w:r>
+      <w:r>
+        <w:rPr>
+          <w:rFonts w:ascii="Times New Roman" w:hAnsi="Times New Roman" w:eastAsia="宋体"/>
+          <w:b/>
+          <w:i w:val="0"/>
+          <w:sz w:val="24"/>
+        </w:rPr>
+        <w:t>μ·(M+1) &lt; 1 ⟹ 窗口内零组合 ⟹ 系数全零</w:t>
+      </w:r>
+      <w:r>
+        <w:rPr>
+          <w:rFonts w:ascii="Times New Roman" w:hAnsi="Times New Roman" w:eastAsia="宋体"/>
+          <w:b w:val="0"/>
+          <w:i w:val="0"/>
+          <w:sz w:val="24"/>
+        </w:rPr>
+        <w:t>，M+1 原子稀疏表示唯一）、</w:t>
+      </w:r>
+      <w:r>
+        <w:rPr>
+          <w:rFonts w:ascii="Times New Roman" w:hAnsi="Times New Roman" w:eastAsia="宋体"/>
+          <w:b/>
+          <w:i w:val="0"/>
+          <w:sz w:val="24"/>
+        </w:rPr>
+        <w:t>`C4_sparse_uniqueness_3`（C=4 实例，probe_c4_instance.v：六对相干上界组装 μ=11289/33920 &lt; 1/3，3 原子唯一恢复）</w:t>
+      </w:r>
+      <w:r>
+        <w:rPr>
+          <w:rFonts w:ascii="Times New Roman" w:hAnsi="Times New Roman" w:eastAsia="宋体"/>
+          <w:b w:val="0"/>
+          <w:i w:val="0"/>
+          <w:sz w:val="24"/>
+        </w:rPr>
+        <w:t>、</w:t>
+      </w:r>
+      <w:r>
+        <w:rPr>
+          <w:rFonts w:ascii="Times New Roman" w:hAnsi="Times New Roman" w:eastAsia="宋体"/>
+          <w:b/>
+          <w:i w:val="0"/>
+          <w:sz w:val="24"/>
+        </w:rPr>
+        <w:t>`CRrecovery_correct_prefix`（R4 唯一性⟹恢复正确性骨架，构造性轨道 `probe_recovery_cr.v`：μ(M+1)&lt;1 下两表示相等 ⟹ 系数逐点相等）</w:t>
+      </w:r>
+      <w:r>
+        <w:rPr>
+          <w:rFonts w:ascii="Times New Roman" w:hAnsi="Times New Roman" w:eastAsia="宋体"/>
+          <w:b w:val="0"/>
+          <w:i w:val="0"/>
+          <w:sz w:val="24"/>
+        </w:rPr>
+        <w:t>、</w:t>
+      </w:r>
+      <w:r>
+        <w:rPr>
+          <w:rFonts w:ascii="Times New Roman" w:hAnsi="Times New Roman" w:eastAsia="宋体"/>
+          <w:b/>
+          <w:i w:val="0"/>
+          <w:sz w:val="24"/>
+        </w:rPr>
+        <w:t>`CRuncertainty_principle`（F5 相干字典不确定原理，构造性轨道 `probe_uncertainty_cr.v`：μ(|T1|+|T2|−1)&lt;1 下两稀疏表示相等 ⟹ 系数逐点相等，支撑大小版 1+1/μ，35 定理零经典）</w:t>
+      </w:r>
+      <w:r>
+        <w:rPr>
+          <w:rFonts w:ascii="Times New Roman" w:hAnsi="Times New Roman" w:eastAsia="宋体"/>
+          <w:b w:val="0"/>
+          <w:i w:val="0"/>
+          <w:sz w:val="24"/>
+        </w:rPr>
+        <w:t>、</w:t>
+      </w:r>
+      <w:r>
+        <w:rPr>
+          <w:rFonts w:ascii="Times New Roman" w:hAnsi="Times New Roman" w:eastAsia="宋体"/>
+          <w:b/>
+          <w:i w:val="0"/>
+          <w:sz w:val="24"/>
+        </w:rPr>
+        <w:t>`CRg8_recovery_synthesis`（G-8 字典最优性⟹恢复保证合成，构造性轨道 `probe_g8_synthesis_cr.v`：Welch 下界（已证，见 G-7 条目）+ F5 唯一性窗口 ⟹ 两稀疏表示必相同；相图定理 `CRphase_window_nonempty`：窗口非空参数条件 (M−N)·T² &lt; N(M−1)，6 Qed 零经典）</w:t>
+      </w:r>
+      <w:r>
+        <w:rPr>
+          <w:rFonts w:ascii="Times New Roman" w:hAnsi="Times New Roman" w:eastAsia="宋体"/>
+          <w:b w:val="0"/>
+          <w:i w:val="0"/>
+          <w:sz w:val="24"/>
+        </w:rPr>
+        <w:t>——把「框架界（1D 无条件基）+ 频率阶梯」的理论优势从表示稳定性推进到稀疏恢复（probe_incoherence 48 Qed + ca_rip_cr 33 Qed + probe_c4_instance + probe_row_rip 9 Qed + probe_recovery_cr + probe_uncertainty_cr 35 Qed + probe_welch 13 Qed + probe_g8_synthesis_cr 6 Qed，构造性轨道独立验证）。</w:t>
+      </w:r>
+    </w:p>
+    <w:p>
+      <w:pPr>
+        <w:spacing w:line="336" w:lineRule="auto"/>
+        <w:ind w:firstLine="480"/>
+      </w:pPr>
+      <w:r>
+        <w:rPr>
+          <w:rFonts w:ascii="Times New Roman" w:hAnsi="Times New Roman" w:eastAsia="宋体"/>
+          <w:b/>
+          <w:i w:val="0"/>
+          <w:sz w:val="24"/>
+        </w:rPr>
+        <w:t>关键词</w:t>
+      </w:r>
+      <w:r>
+        <w:rPr>
+          <w:rFonts w:ascii="Times New Roman" w:hAnsi="Times New Roman" w:eastAsia="宋体"/>
+          <w:b w:val="0"/>
+          <w:i w:val="0"/>
+          <w:sz w:val="24"/>
+        </w:rPr>
+        <w:t>：形式化验证；Coq/Rocq；稀疏注意力；框架理论；Gershgorin 界；反射检查器；程序提取；构造性数学</w:t>
+      </w:r>
+    </w:p>
+    <w:p>
+      <w:pPr>
         <w:pStyle w:val="Heading2"/>
       </w:pPr>
       <w:r>
@@ -6994,16 +7189,16 @@
           <w:i w:val="0"/>
           <w:sz w:val="24"/>
         </w:rPr>
-        <w:t>充要性精确层口径（G-3）</w:t>
-      </w:r>
-      <w:r>
-        <w:rPr>
-          <w:rFonts w:ascii="Times New Roman" w:hAnsi="Times New Roman" w:eastAsia="宋体"/>
-          <w:b w:val="0"/>
-          <w:i w:val="0"/>
-          <w:sz w:val="24"/>
-        </w:rPr>
-        <w:t>：</w:t>
+        <w:t>充要性精确层口径（G-11，真 iff）</w:t>
+      </w:r>
+      <w:r>
+        <w:rPr>
+          <w:rFonts w:ascii="Times New Roman" w:hAnsi="Times New Roman" w:eastAsia="宋体"/>
+          <w:b w:val="0"/>
+          <w:i w:val="0"/>
+          <w:sz w:val="24"/>
+        </w:rPr>
+        <w:t xml:space="preserve">：注意 </w:t>
       </w:r>
       <w:r>
         <w:rPr>
@@ -7039,7 +7234,115 @@
           <w:i w:val="0"/>
           <w:sz w:val="24"/>
         </w:rPr>
-        <w:t xml:space="preserve"> 证明——在精确有理算术层，检查器通过与否</w:t>
+        <w:t xml:space="preserve"> </w:t>
+      </w:r>
+      <w:r>
+        <w:rPr>
+          <w:rFonts w:ascii="Times New Roman" w:hAnsi="Times New Roman" w:eastAsia="宋体"/>
+          <w:b/>
+          <w:i w:val="0"/>
+          <w:sz w:val="24"/>
+        </w:rPr>
+        <w:t>实为单向蕴含</w:t>
+      </w:r>
+      <w:r>
+        <w:rPr>
+          <w:rFonts w:ascii="Times New Roman" w:hAnsi="Times New Roman" w:eastAsia="宋体"/>
+          <w:b w:val="0"/>
+          <w:i w:val="0"/>
+          <w:sz w:val="24"/>
+        </w:rPr>
+        <w:t xml:space="preserve">（检查器通过 ⟹ Gershgorin 框架界；名字取自早期草稿未改，D7 审查点）——真正的充要刻画由 </w:t>
+      </w:r>
+      <w:r>
+        <w:rPr>
+          <w:rFonts w:ascii="Times New Roman" w:hAnsi="Times New Roman" w:eastAsia="宋体"/>
+          <w:b/>
+          <w:i w:val="0"/>
+          <w:sz w:val="24"/>
+        </w:rPr>
+        <w:t>G-11 `probe_g11_checkiff_cr.v`</w:t>
+      </w:r>
+      <w:r>
+        <w:rPr>
+          <w:rFonts w:ascii="Times New Roman" w:hAnsi="Times New Roman" w:eastAsia="宋体"/>
+          <w:b w:val="0"/>
+          <w:i w:val="0"/>
+          <w:sz w:val="24"/>
+        </w:rPr>
+        <w:t>（2026-08-31，纯 nat/bool/Q 构造性，Set 层 sigT + 可提取 OCaml，6 段审计全 Closed）给出：</w:t>
+      </w:r>
+      <w:r>
+        <w:rPr>
+          <w:rFonts w:ascii="Consolas" w:hAnsi="Consolas" w:eastAsia="等线"/>
+          <w:b w:val="0"/>
+          <w:i w:val="0"/>
+          <w:sz w:val="22"/>
+        </w:rPr>
+        <w:t>g11_check_iff</w:t>
+      </w:r>
+      <w:r>
+        <w:rPr>
+          <w:rFonts w:ascii="Times New Roman" w:hAnsi="Times New Roman" w:eastAsia="宋体"/>
+          <w:b w:val="0"/>
+          <w:i w:val="0"/>
+          <w:sz w:val="24"/>
+        </w:rPr>
+        <w:t>（通过 ⟺ 逐行 ≤ 4/5，健全+完备）、</w:t>
+      </w:r>
+      <w:r>
+        <w:rPr>
+          <w:rFonts w:ascii="Consolas" w:hAnsi="Consolas" w:eastAsia="等线"/>
+          <w:b w:val="0"/>
+          <w:i w:val="0"/>
+          <w:sz w:val="22"/>
+        </w:rPr>
+        <w:t>g11_reject_iff</w:t>
+      </w:r>
+      <w:r>
+        <w:rPr>
+          <w:rFonts w:ascii="Times New Roman" w:hAnsi="Times New Roman" w:eastAsia="宋体"/>
+          <w:b w:val="0"/>
+          <w:i w:val="0"/>
+          <w:sz w:val="24"/>
+        </w:rPr>
+        <w:t>（拒绝 ⟺ 存在超阈行）、</w:t>
+      </w:r>
+      <w:r>
+        <w:rPr>
+          <w:rFonts w:ascii="Consolas" w:hAnsi="Consolas" w:eastAsia="等线"/>
+          <w:b w:val="0"/>
+          <w:i w:val="0"/>
+          <w:sz w:val="22"/>
+        </w:rPr>
+        <w:t>g11_fn_iff</w:t>
+      </w:r>
+      <w:r>
+        <w:rPr>
+          <w:rFonts w:ascii="Times New Roman" w:hAnsi="Times New Roman" w:eastAsia="宋体"/>
+          <w:b w:val="0"/>
+          <w:i w:val="0"/>
+          <w:sz w:val="24"/>
+        </w:rPr>
+        <w:t>（假阴性量化 iff：精确行在阈内且被松弛拒绝 ⟺ 阈值余量非负且小于松弛盈余）、</w:t>
+      </w:r>
+      <w:r>
+        <w:rPr>
+          <w:rFonts w:ascii="Consolas" w:hAnsi="Consolas" w:eastAsia="等线"/>
+          <w:b w:val="0"/>
+          <w:i w:val="0"/>
+          <w:sz w:val="22"/>
+        </w:rPr>
+        <w:t>g11_decision_cert</w:t>
+      </w:r>
+      <w:r>
+        <w:rPr>
+          <w:rFonts w:ascii="Times New Roman" w:hAnsi="Times New Roman" w:eastAsia="宋体"/>
+          <w:b w:val="0"/>
+          <w:i w:val="0"/>
+          <w:sz w:val="24"/>
+        </w:rPr>
+        <w:t>（sigT 双向 iff 证书）。在精确有理算术层，检查器通过与否</w:t>
       </w:r>
       <w:r>
         <w:rPr>

--- a/papers/论文A中文规范版-CertifiedSparseGating.docx
+++ b/papers/论文A中文规范版-CertifiedSparseGating.docx
@@ -59,7 +59,7 @@
           <w:color w:val="444444"/>
           <w:sz w:val="21"/>
         </w:rPr>
-        <w:t>版本：最终版 v2.21（2026-08-31）｜代码基态：PSA_framework.v（18 模块 / 269 顶层 Lemma·Theorem（316 顶层声明 / 272 Qed 口径内）/ 165 项审计：</w:t>
+        <w:t>版本：最终版 v2.22（2026-08-31）｜代码基态：PSA_framework.v（18 模块 / 269 顶层 Lemma·Theorem（316 顶层声明 / 272 Qed 口径内）/ 165 项审计：</w:t>
       </w:r>
       <w:r>
         <w:rPr>
@@ -200,6 +200,161 @@
           <w:sz w:val="21"/>
         </w:rPr>
         <w:t>：lib 链编译 + 合并版编译（Rocq 9.0 + mathcomp 2.6 真环境）+ PSA 核心三文件 + 零 Admitted 检查 + coqchk 内核独立复验，五步全过</w:t>
+      </w:r>
+    </w:p>
+    <w:p>
+      <w:pPr>
+        <w:ind w:left="432"/>
+      </w:pPr>
+      <w:r>
+        <w:rPr>
+          <w:rFonts w:ascii="Times New Roman" w:hAnsi="Times New Roman" w:eastAsia="宋体"/>
+          <w:b w:val="0"/>
+          <w:i/>
+          <w:color w:val="444444"/>
+          <w:sz w:val="21"/>
+        </w:rPr>
+        <w:t>修订摘要（v2.21→v2.22，2026-08-31，考古四轮 A1–A6 对齐 + CS-20 沉没资产入文）：</w:t>
+      </w:r>
+      <w:r>
+        <w:rPr>
+          <w:rFonts w:ascii="Times New Roman" w:hAnsi="Times New Roman" w:eastAsia="宋体"/>
+          <w:b/>
+          <w:i/>
+          <w:color w:val="444444"/>
+          <w:sz w:val="21"/>
+        </w:rPr>
+        <w:t>§9 G-3 条目名实修正</w:t>
+      </w:r>
+      <w:r>
+        <w:rPr>
+          <w:rFonts w:ascii="Times New Roman" w:hAnsi="Times New Roman" w:eastAsia="宋体"/>
+          <w:b w:val="0"/>
+          <w:i/>
+          <w:color w:val="444444"/>
+          <w:sz w:val="21"/>
+        </w:rPr>
+        <w:t>（与 §5 同口径：g3_certifiable_iff 如实降格单向蕴含、G-11 引为真 iff——D7 正文残留清除）；</w:t>
+      </w:r>
+      <w:r>
+        <w:rPr>
+          <w:rFonts w:ascii="Times New Roman" w:hAnsi="Times New Roman" w:eastAsia="宋体"/>
+          <w:b/>
+          <w:i/>
+          <w:color w:val="444444"/>
+          <w:sz w:val="21"/>
+        </w:rPr>
+        <w:t>基态口径统一</w:t>
+      </w:r>
+      <w:r>
+        <w:rPr>
+          <w:rFonts w:ascii="Times New Roman" w:hAnsi="Times New Roman" w:eastAsia="宋体"/>
+          <w:b w:val="0"/>
+          <w:i/>
+          <w:color w:val="444444"/>
+          <w:sz w:val="21"/>
+        </w:rPr>
+        <w:t>（§2/§12/附录 A 切换 ca_merged_full_25_m2.v 92743 行/69 分区、本地 2.5 全量 EXIT=0 run20 口径）；</w:t>
+      </w:r>
+      <w:r>
+        <w:rPr>
+          <w:rFonts w:ascii="Times New Roman" w:hAnsi="Times New Roman" w:eastAsia="宋体"/>
+          <w:b/>
+          <w:i/>
+          <w:color w:val="444444"/>
+          <w:sz w:val="21"/>
+        </w:rPr>
+        <w:t>附录 A 补 G-7/G-9/G-10/G-11/CS-20 五行</w:t>
+      </w:r>
+      <w:r>
+        <w:rPr>
+          <w:rFonts w:ascii="Times New Roman" w:hAnsi="Times New Roman" w:eastAsia="宋体"/>
+          <w:b w:val="0"/>
+          <w:i/>
+          <w:color w:val="444444"/>
+          <w:sz w:val="21"/>
+        </w:rPr>
+        <w:t xml:space="preserve"> + 合并版行刷新；</w:t>
+      </w:r>
+      <w:r>
+        <w:rPr>
+          <w:rFonts w:ascii="Times New Roman" w:hAnsi="Times New Roman" w:eastAsia="宋体"/>
+          <w:b/>
+          <w:i/>
+          <w:color w:val="444444"/>
+          <w:sz w:val="21"/>
+        </w:rPr>
+        <w:t>Abstract 补 G-9 闭合式与 G-11 真 iff 各半句</w:t>
+      </w:r>
+      <w:r>
+        <w:rPr>
+          <w:rFonts w:ascii="Times New Roman" w:hAnsi="Times New Roman" w:eastAsia="宋体"/>
+          <w:b w:val="0"/>
+          <w:i/>
+          <w:color w:val="444444"/>
+          <w:sz w:val="21"/>
+        </w:rPr>
+        <w:t>；</w:t>
+      </w:r>
+      <w:r>
+        <w:rPr>
+          <w:rFonts w:ascii="Times New Roman" w:hAnsi="Times New Roman" w:eastAsia="宋体"/>
+          <w:b/>
+          <w:i/>
+          <w:color w:val="444444"/>
+          <w:sz w:val="21"/>
+        </w:rPr>
+        <w:t>§6 补部署族基准覆盖边界</w:t>
+      </w:r>
+      <w:r>
+        <w:rPr>
+          <w:rFonts w:ascii="Times New Roman" w:hAnsi="Times New Roman" w:eastAsia="宋体"/>
+          <w:b w:val="0"/>
+          <w:i/>
+          <w:color w:val="444444"/>
+          <w:sz w:val="21"/>
+        </w:rPr>
+        <w:t>；</w:t>
+      </w:r>
+      <w:r>
+        <w:rPr>
+          <w:rFonts w:ascii="Times New Roman" w:hAnsi="Times New Roman" w:eastAsia="宋体"/>
+          <w:b/>
+          <w:i/>
+          <w:color w:val="444444"/>
+          <w:sz w:val="21"/>
+        </w:rPr>
+        <w:t>§9 新增 CS-20 正向随机侧</w:t>
+      </w:r>
+      <w:r>
+        <w:rPr>
+          <w:rFonts w:ascii="Times New Roman" w:hAnsi="Times New Roman" w:eastAsia="宋体"/>
+          <w:b w:val="0"/>
+          <w:i/>
+          <w:color w:val="444444"/>
+          <w:sz w:val="21"/>
+        </w:rPr>
+        <w:t>（</w:t>
+      </w:r>
+      <w:r>
+        <w:rPr>
+          <w:rFonts w:ascii="Consolas" w:hAnsi="Consolas" w:eastAsia="等线"/>
+          <w:b w:val="0"/>
+          <w:i w:val="0"/>
+          <w:color w:val="444444"/>
+          <w:sz w:val="19"/>
+        </w:rPr>
+        <w:t>pairwise_inner_bound_probabilistic</w:t>
+      </w:r>
+      <w:r>
+        <w:rPr>
+          <w:rFonts w:ascii="Times New Roman" w:hAnsi="Times New Roman" w:eastAsia="宋体"/>
+          <w:b w:val="0"/>
+          <w:i/>
+          <w:color w:val="444444"/>
+          <w:sz w:val="21"/>
+        </w:rPr>
+        <w:t>，ca_sparse_ext 已 Qed 沉没资产入文：超线性增长 p-偏置子阶梯 whp 逐对可控，与 T2b 构成随机侧对偶）。纯文本对齐，无定理改动。</w:t>
       </w:r>
     </w:p>
     <w:p>

--- a/papers/论文A中文规范版-CertifiedSparseGating.docx
+++ b/papers/论文A中文规范版-CertifiedSparseGating.docx
@@ -79,7 +79,7 @@
           <w:color w:val="444444"/>
           <w:sz w:val="21"/>
         </w:rPr>
-        <w:t>——非"零任何经典原则"，公理依赖 sig_not_dec/sig_forall_dec/fext 为 Dedekind 实数基底可接受原则，post-M1.5 复核成立）+ 可证明性边界族（ParetoLaw / P1Coherence / ParetoRandom / CRTResolve）+ z 区 34 探针（</w:t>
+        <w:t>——非"零任何经典原则"，公理依赖 sig_not_dec/sig_forall_dec/fext 为 Dedekind 实数基底可接受原则，post-M1.5 复核成立）+ 可证明性边界族（ParetoLaw / P1Coherence / ParetoRandom / CRTResolve）+ z 区 59 个正式探针（z/ 目录 113 个 .v 含草稿/副本；</w:t>
       </w:r>
       <w:r>
         <w:rPr>
@@ -214,7 +214,7 @@
           <w:color w:val="444444"/>
           <w:sz w:val="21"/>
         </w:rPr>
-        <w:t>修订摘要（v2.21→v2.22，2026-08-31，考古四轮 A1–A6 对齐 + CS-20 沉没资产入文）：</w:t>
+        <w:t>修订摘要（v2.22→v2.23，2026-08-31，代码实态校准 + CS-21/CS-23/G-13 入文）：</w:t>
       </w:r>
       <w:r>
         <w:rPr>
@@ -224,7 +224,7 @@
           <w:color w:val="444444"/>
           <w:sz w:val="21"/>
         </w:rPr>
-        <w:t>§9 G-3 条目名实修正</w:t>
+        <w:t>四原子唯一性正面翻转</w:t>
       </w:r>
       <w:r>
         <w:rPr>
@@ -234,7 +234,107 @@
           <w:color w:val="444444"/>
           <w:sz w:val="21"/>
         </w:rPr>
-        <w:t>（与 §5 同口径：g3_certifiable_iff 如实降格单向蕴含、G-11 引为真 iff——D7 正文残留清除）；</w:t>
+        <w:t>——§5.6.6 意义段重写：CS-21（</w:t>
+      </w:r>
+      <w:r>
+        <w:rPr>
+          <w:rFonts w:ascii="Consolas" w:hAnsi="Consolas" w:eastAsia="等线"/>
+          <w:b w:val="0"/>
+          <w:i w:val="0"/>
+          <w:color w:val="444444"/>
+          <w:sz w:val="19"/>
+        </w:rPr>
+        <w:t>probe_c4_unique2sparse_cr.v</w:t>
+      </w:r>
+      <w:r>
+        <w:rPr>
+          <w:rFonts w:ascii="Times New Roman" w:hAnsi="Times New Roman" w:eastAsia="宋体"/>
+          <w:b w:val="0"/>
+          <w:i/>
+          <w:color w:val="444444"/>
+          <w:sz w:val="21"/>
+        </w:rPr>
+        <w:t>，</w:t>
+      </w:r>
+      <w:r>
+        <w:rPr>
+          <w:rFonts w:ascii="Consolas" w:hAnsi="Consolas" w:eastAsia="等线"/>
+          <w:b w:val="0"/>
+          <w:i w:val="0"/>
+          <w:color w:val="444444"/>
+          <w:sz w:val="19"/>
+        </w:rPr>
+        <w:t>c4u_synthesis_injective</w:t>
+      </w:r>
+      <w:r>
+        <w:rPr>
+          <w:rFonts w:ascii="Times New Roman" w:hAnsi="Times New Roman" w:eastAsia="宋体"/>
+          <w:b w:val="0"/>
+          <w:i/>
+          <w:color w:val="444444"/>
+          <w:sz w:val="21"/>
+        </w:rPr>
+        <w:t>，无枢轴求和坍缩，19 Qed 6 审计 Closed）与 CS-23（</w:t>
+      </w:r>
+      <w:r>
+        <w:rPr>
+          <w:rFonts w:ascii="Consolas" w:hAnsi="Consolas" w:eastAsia="等线"/>
+          <w:b w:val="0"/>
+          <w:i w:val="0"/>
+          <w:color w:val="444444"/>
+          <w:sz w:val="19"/>
+        </w:rPr>
+        <w:t>probe_c4_gram_unique_cr.v</w:t>
+      </w:r>
+      <w:r>
+        <w:rPr>
+          <w:rFonts w:ascii="Times New Roman" w:hAnsi="Times New Roman" w:eastAsia="宋体"/>
+          <w:b w:val="0"/>
+          <w:i/>
+          <w:color w:val="444444"/>
+          <w:sz w:val="21"/>
+        </w:rPr>
+        <w:t>，Gram 谱口径 λ\*=1−ρ₄=651/3200≈0.203，</w:t>
+      </w:r>
+      <w:r>
+        <w:rPr>
+          <w:rFonts w:ascii="Consolas" w:hAnsi="Consolas" w:eastAsia="等线"/>
+          <w:b w:val="0"/>
+          <w:i w:val="0"/>
+          <w:color w:val="444444"/>
+          <w:sz w:val="19"/>
+        </w:rPr>
+        <w:t>c4g_synthesis_injective</w:t>
+      </w:r>
+      <w:r>
+        <w:rPr>
+          <w:rFonts w:ascii="Times New Roman" w:hAnsi="Times New Roman" w:eastAsia="宋体"/>
+          <w:b w:val="0"/>
+          <w:i/>
+          <w:color w:val="444444"/>
+          <w:sz w:val="21"/>
+        </w:rPr>
+        <w:t xml:space="preserve"> + </w:t>
+      </w:r>
+      <w:r>
+        <w:rPr>
+          <w:rFonts w:ascii="Consolas" w:hAnsi="Consolas" w:eastAsia="等线"/>
+          <w:b w:val="0"/>
+          <w:i w:val="0"/>
+          <w:color w:val="444444"/>
+          <w:sz w:val="19"/>
+        </w:rPr>
+        <w:t>c4g_2sparse_unique</w:t>
+      </w:r>
+      <w:r>
+        <w:rPr>
+          <w:rFonts w:ascii="Times New Roman" w:hAnsi="Times New Roman" w:eastAsia="宋体"/>
+          <w:b w:val="0"/>
+          <w:i/>
+          <w:color w:val="444444"/>
+          <w:sz w:val="21"/>
+        </w:rPr>
+        <w:t>，45 Qed 8 审计 Closed，提取 bench 全过）将「全窗口 4 原子唯一性不在 Artifact/λ_min 未定」翻转为已证定理（两两相干判据关窗不变，Gram 行和谱窗口开启，较逐对窗口紧约 128 倍）；</w:t>
       </w:r>
       <w:r>
         <w:rPr>
@@ -244,7 +344,7 @@
           <w:color w:val="444444"/>
           <w:sz w:val="21"/>
         </w:rPr>
-        <w:t>基态口径统一</w:t>
+        <w:t>cert_optimize 首块入文</w:t>
       </w:r>
       <w:r>
         <w:rPr>
@@ -254,7 +354,27 @@
           <w:color w:val="444444"/>
           <w:sz w:val="21"/>
         </w:rPr>
-        <w:t>（§2/§12/附录 A 切换 ca_merged_full_25_m2.v 92743 行/69 分区、本地 2.5 全量 EXIT=0 run20 口径）；</w:t>
+        <w:t>——G-13（</w:t>
+      </w:r>
+      <w:r>
+        <w:rPr>
+          <w:rFonts w:ascii="Consolas" w:hAnsi="Consolas" w:eastAsia="等线"/>
+          <w:b w:val="0"/>
+          <w:i w:val="0"/>
+          <w:color w:val="444444"/>
+          <w:sz w:val="19"/>
+        </w:rPr>
+        <w:t>probe_g13_certtight_cr.v</w:t>
+      </w:r>
+      <w:r>
+        <w:rPr>
+          <w:rFonts w:ascii="Times New Roman" w:hAnsi="Times New Roman" w:eastAsia="宋体"/>
+          <w:b w:val="0"/>
+          <w:i/>
+          <w:color w:val="444444"/>
+          <w:sz w:val="21"/>
+        </w:rPr>
+        <w:t>，三层证书链收紧保序/裁定保持/贪心收紧器/sigT 证书，12 Qed 6 审计 Closed），§5.2/§5.6.1 备注① 措辞同步；</w:t>
       </w:r>
       <w:r>
         <w:rPr>
@@ -264,7 +384,7 @@
           <w:color w:val="444444"/>
           <w:sz w:val="21"/>
         </w:rPr>
-        <w:t>附录 A 补 G-7/G-9/G-10/G-11/CS-20 五行</w:t>
+        <w:t>代码实态校准</w:t>
       </w:r>
       <w:r>
         <w:rPr>
@@ -274,7 +394,22 @@
           <w:color w:val="444444"/>
           <w:sz w:val="21"/>
         </w:rPr>
-        <w:t xml:space="preserve"> + 合并版行刷新；</w:t>
+        <w:t>——探针 census 34→59、摘要 probe_incoherence 48→51 Qed、probe_welch 13→25 Qed、G-5 35→38 Qed、pairbound 5→6 Qed（正式版 §2）、G-7 828→831 行、死引用 probe_uncertainty.v 更正（前缀口径经典变体即 sparse_uniquenessM）、m2 分区清单补 nearcoll、§5.6.6 补 CS-20 条目（与正式版对齐）、g8_synthesis_cr/recovery_cr/uncertainty_cr 三探针终态文件补 Print Assumptions 审计块（重编译 EXIT=0，Closed 判定与正文声明一致）、30模块 归档 8 漂移文件回同步 + CS-23/G-13/grid_ortho_pro 入档（SHA-256 全量一致恢复）。</w:t>
+      </w:r>
+    </w:p>
+    <w:p>
+      <w:pPr>
+        <w:ind w:left="432"/>
+      </w:pPr>
+      <w:r>
+        <w:rPr>
+          <w:rFonts w:ascii="Times New Roman" w:hAnsi="Times New Roman" w:eastAsia="宋体"/>
+          <w:b w:val="0"/>
+          <w:i/>
+          <w:color w:val="444444"/>
+          <w:sz w:val="21"/>
+        </w:rPr>
+        <w:t>修订摘要（v2.21→v2.22，2026-08-31，考古四轮 A1–A6 对齐 + CS-20 沉没资产入文）：</w:t>
       </w:r>
       <w:r>
         <w:rPr>
@@ -284,7 +419,7 @@
           <w:color w:val="444444"/>
           <w:sz w:val="21"/>
         </w:rPr>
-        <w:t>Abstract 补 G-9 闭合式与 G-11 真 iff 各半句</w:t>
+        <w:t>§9 G-3 条目名实修正</w:t>
       </w:r>
       <w:r>
         <w:rPr>
@@ -294,7 +429,7 @@
           <w:color w:val="444444"/>
           <w:sz w:val="21"/>
         </w:rPr>
-        <w:t>；</w:t>
+        <w:t>（与 §5 同口径：g3_certifiable_iff 如实降格单向蕴含、G-11 引为真 iff——D7 正文残留清除）；</w:t>
       </w:r>
       <w:r>
         <w:rPr>
@@ -304,7 +439,7 @@
           <w:color w:val="444444"/>
           <w:sz w:val="21"/>
         </w:rPr>
-        <w:t>§6 补部署族基准覆盖边界</w:t>
+        <w:t>基态口径统一</w:t>
       </w:r>
       <w:r>
         <w:rPr>
@@ -314,7 +449,7 @@
           <w:color w:val="444444"/>
           <w:sz w:val="21"/>
         </w:rPr>
-        <w:t>；</w:t>
+        <w:t>（§2/§12/附录 A 切换 ca_merged_full_25_m2.v 92743 行/69 分区、本地 2.5 全量 EXIT=0 run20 口径）；</w:t>
       </w:r>
       <w:r>
         <w:rPr>
@@ -324,7 +459,7 @@
           <w:color w:val="444444"/>
           <w:sz w:val="21"/>
         </w:rPr>
-        <w:t>§9 新增 CS-20 正向随机侧</w:t>
+        <w:t>附录 A 补 G-7/G-9/G-10/G-11/CS-20 五行</w:t>
       </w:r>
       <w:r>
         <w:rPr>
@@ -334,42 +469,7 @@
           <w:color w:val="444444"/>
           <w:sz w:val="21"/>
         </w:rPr>
-        <w:t>（</w:t>
-      </w:r>
-      <w:r>
-        <w:rPr>
-          <w:rFonts w:ascii="Consolas" w:hAnsi="Consolas" w:eastAsia="等线"/>
-          <w:b w:val="0"/>
-          <w:i w:val="0"/>
-          <w:color w:val="444444"/>
-          <w:sz w:val="19"/>
-        </w:rPr>
-        <w:t>pairwise_inner_bound_probabilistic</w:t>
-      </w:r>
-      <w:r>
-        <w:rPr>
-          <w:rFonts w:ascii="Times New Roman" w:hAnsi="Times New Roman" w:eastAsia="宋体"/>
-          <w:b w:val="0"/>
-          <w:i/>
-          <w:color w:val="444444"/>
-          <w:sz w:val="21"/>
-        </w:rPr>
-        <w:t>，ca_sparse_ext 已 Qed 沉没资产入文：超线性增长 p-偏置子阶梯 whp 逐对可控，与 T2b 构成随机侧对偶）。纯文本对齐，无定理改动。</w:t>
-      </w:r>
-    </w:p>
-    <w:p>
-      <w:pPr>
-        <w:ind w:left="432"/>
-      </w:pPr>
-      <w:r>
-        <w:rPr>
-          <w:rFonts w:ascii="Times New Roman" w:hAnsi="Times New Roman" w:eastAsia="宋体"/>
-          <w:b w:val="0"/>
-          <w:i/>
-          <w:color w:val="444444"/>
-          <w:sz w:val="21"/>
-        </w:rPr>
-        <w:t>修订摘要（v2.20→v2.21，2026-08-31，T*-1 充要刻画构造性收官——D7 名实不符修复）：</w:t>
+        <w:t xml:space="preserve"> + 合并版行刷新；</w:t>
       </w:r>
       <w:r>
         <w:rPr>
@@ -379,7 +479,7 @@
           <w:color w:val="444444"/>
           <w:sz w:val="21"/>
         </w:rPr>
-        <w:t>§保守性段充要口径句重写</w:t>
+        <w:t>Abstract 补 G-9 闭合式与 G-11 真 iff 各半句</w:t>
       </w:r>
       <w:r>
         <w:rPr>
@@ -389,27 +489,7 @@
           <w:color w:val="444444"/>
           <w:sz w:val="21"/>
         </w:rPr>
-        <w:t>——</w:t>
-      </w:r>
-      <w:r>
-        <w:rPr>
-          <w:rFonts w:ascii="Consolas" w:hAnsi="Consolas" w:eastAsia="等线"/>
-          <w:b w:val="0"/>
-          <w:i w:val="0"/>
-          <w:color w:val="444444"/>
-          <w:sz w:val="19"/>
-        </w:rPr>
-        <w:t>g3_certifiable_iff</w:t>
-      </w:r>
-      <w:r>
-        <w:rPr>
-          <w:rFonts w:ascii="Times New Roman" w:hAnsi="Times New Roman" w:eastAsia="宋体"/>
-          <w:b w:val="0"/>
-          <w:i/>
-          <w:color w:val="444444"/>
-          <w:sz w:val="21"/>
-        </w:rPr>
-        <w:t xml:space="preserve"> 如实降格为单向蕴含（检查器通过 ⟹ Gershgorin 界；名字沿自早期草稿），真 iff 由新模块 </w:t>
+        <w:t>；</w:t>
       </w:r>
       <w:r>
         <w:rPr>
@@ -419,7 +499,7 @@
           <w:color w:val="444444"/>
           <w:sz w:val="21"/>
         </w:rPr>
-        <w:t>G-11 `probe_g11_checkiff_cr.v`</w:t>
+        <w:t>§6 补部署族基准覆盖边界</w:t>
       </w:r>
       <w:r>
         <w:rPr>
@@ -429,142 +509,7 @@
           <w:color w:val="444444"/>
           <w:sz w:val="21"/>
         </w:rPr>
-        <w:t xml:space="preserve"> 承接（纯 nat/bool/Q 构造性，Set 层 sigT + 可提取 OCaml，6 段审计全 Closed，SHA 7dceff47 三方一致）：构造性行最大值 </w:t>
-      </w:r>
-      <w:r>
-        <w:rPr>
-          <w:rFonts w:ascii="Consolas" w:hAnsi="Consolas" w:eastAsia="等线"/>
-          <w:b w:val="0"/>
-          <w:i w:val="0"/>
-          <w:color w:val="444444"/>
-          <w:sz w:val="19"/>
-        </w:rPr>
-        <w:t>g11_maxl</w:t>
-      </w:r>
-      <w:r>
-        <w:rPr>
-          <w:rFonts w:ascii="Times New Roman" w:hAnsi="Times New Roman" w:eastAsia="宋体"/>
-          <w:b w:val="0"/>
-          <w:i/>
-          <w:color w:val="444444"/>
-          <w:sz w:val="21"/>
-        </w:rPr>
-        <w:t xml:space="preserve">（Qle_bool 驱动 Set 层决策）+ </w:t>
-      </w:r>
-      <w:r>
-        <w:rPr>
-          <w:rFonts w:ascii="Consolas" w:hAnsi="Consolas" w:eastAsia="等线"/>
-          <w:b w:val="0"/>
-          <w:i w:val="0"/>
-          <w:color w:val="444444"/>
-          <w:sz w:val="19"/>
-        </w:rPr>
-        <w:t>g11_maxl_le_iff</w:t>
-      </w:r>
-      <w:r>
-        <w:rPr>
-          <w:rFonts w:ascii="Times New Roman" w:hAnsi="Times New Roman" w:eastAsia="宋体"/>
-          <w:b w:val="0"/>
-          <w:i/>
-          <w:color w:val="444444"/>
-          <w:sz w:val="21"/>
-        </w:rPr>
-        <w:t xml:space="preserve">（max ≤ μ ⟺ 逐行 ≤ μ，含 0 ≤ μ 前提——空表 max=0 的域诚实修正）+ </w:t>
-      </w:r>
-      <w:r>
-        <w:rPr>
-          <w:rFonts w:ascii="Consolas" w:hAnsi="Consolas" w:eastAsia="等线"/>
-          <w:b w:val="0"/>
-          <w:i w:val="0"/>
-          <w:color w:val="444444"/>
-          <w:sz w:val="19"/>
-        </w:rPr>
-        <w:t>g11_check_iff</w:t>
-      </w:r>
-      <w:r>
-        <w:rPr>
-          <w:rFonts w:ascii="Times New Roman" w:hAnsi="Times New Roman" w:eastAsia="宋体"/>
-          <w:b w:val="0"/>
-          <w:i/>
-          <w:color w:val="444444"/>
-          <w:sz w:val="21"/>
-        </w:rPr>
-        <w:t>/</w:t>
-      </w:r>
-      <w:r>
-        <w:rPr>
-          <w:rFonts w:ascii="Consolas" w:hAnsi="Consolas" w:eastAsia="等线"/>
-          <w:b w:val="0"/>
-          <w:i w:val="0"/>
-          <w:color w:val="444444"/>
-          <w:sz w:val="19"/>
-        </w:rPr>
-        <w:t>g11_reject_iff</w:t>
-      </w:r>
-      <w:r>
-        <w:rPr>
-          <w:rFonts w:ascii="Times New Roman" w:hAnsi="Times New Roman" w:eastAsia="宋体"/>
-          <w:b w:val="0"/>
-          <w:i/>
-          <w:color w:val="444444"/>
-          <w:sz w:val="21"/>
-        </w:rPr>
-        <w:t xml:space="preserve">（通过 ⟺ 逐行在阈内 / 拒绝 ⟺ 存在超阈行，健全+完备双向）+ </w:t>
-      </w:r>
-      <w:r>
-        <w:rPr>
-          <w:rFonts w:ascii="Consolas" w:hAnsi="Consolas" w:eastAsia="等线"/>
-          <w:b w:val="0"/>
-          <w:i w:val="0"/>
-          <w:color w:val="444444"/>
-          <w:sz w:val="19"/>
-        </w:rPr>
-        <w:t>g11_fn_iff</w:t>
-      </w:r>
-      <w:r>
-        <w:rPr>
-          <w:rFonts w:ascii="Times New Roman" w:hAnsi="Times New Roman" w:eastAsia="宋体"/>
-          <w:b w:val="0"/>
-          <w:i/>
-          <w:color w:val="444444"/>
-          <w:sz w:val="21"/>
-        </w:rPr>
-        <w:t xml:space="preserve">（假阴性量化 iff：精确行在阈内 ∧ 被松弛拒绝 ⟺ 阈值余量非负 ∧ 余量 &lt; 松弛盈余——「缺口不在检查器逻辑，在松弛盈余」的精确形式）+ </w:t>
-      </w:r>
-      <w:r>
-        <w:rPr>
-          <w:rFonts w:ascii="Consolas" w:hAnsi="Consolas" w:eastAsia="等线"/>
-          <w:b w:val="0"/>
-          <w:i w:val="0"/>
-          <w:color w:val="444444"/>
-          <w:sz w:val="19"/>
-        </w:rPr>
-        <w:t>g11_decision_cert</w:t>
-      </w:r>
-      <w:r>
-        <w:rPr>
-          <w:rFonts w:ascii="Times New Roman" w:hAnsi="Times New Roman" w:eastAsia="宋体"/>
-          <w:b w:val="0"/>
-          <w:i/>
-          <w:color w:val="444444"/>
-          <w:sz w:val="21"/>
-        </w:rPr>
-        <w:t>（sigT 双向 iff 决策证书）。上游消融同日完成（interval_inference Test1/Test2 桩整节移除，E203）。论文 A v2.21 + docx。</w:t>
-      </w:r>
-    </w:p>
-    <w:p>
-      <w:pPr>
-        <w:ind w:left="432"/>
-      </w:pPr>
-      <w:r>
-        <w:rPr>
-          <w:rFonts w:ascii="Times New Roman" w:hAnsi="Times New Roman" w:eastAsia="宋体"/>
-          <w:b w:val="0"/>
-          <w:i/>
-          <w:color w:val="444444"/>
-          <w:sz w:val="21"/>
-        </w:rPr>
-        <w:t>修订摘要（v2.19→v2.20，2026-08-31，评审「4 原子扩展 = Admitted/TODO？」质询澄清 + Artifact 残余清理）：</w:t>
+        <w:t>；</w:t>
       </w:r>
       <w:r>
         <w:rPr>
@@ -574,7 +519,7 @@
           <w:color w:val="444444"/>
           <w:sz w:val="21"/>
         </w:rPr>
-        <w:t>§5.6.6 意义段措辞锐化</w:t>
+        <w:t>§9 新增 CS-20 正向随机侧</w:t>
       </w:r>
       <w:r>
         <w:rPr>
@@ -584,7 +529,42 @@
           <w:color w:val="444444"/>
           <w:sz w:val="21"/>
         </w:rPr>
-        <w:t>——「直截但未完成的计算」改为无歧义表述：全窗口 4 原子稀疏唯一性扩展</w:t>
+        <w:t>（</w:t>
+      </w:r>
+      <w:r>
+        <w:rPr>
+          <w:rFonts w:ascii="Consolas" w:hAnsi="Consolas" w:eastAsia="等线"/>
+          <w:b w:val="0"/>
+          <w:i w:val="0"/>
+          <w:color w:val="444444"/>
+          <w:sz w:val="19"/>
+        </w:rPr>
+        <w:t>pairwise_inner_bound_probabilistic</w:t>
+      </w:r>
+      <w:r>
+        <w:rPr>
+          <w:rFonts w:ascii="Times New Roman" w:hAnsi="Times New Roman" w:eastAsia="宋体"/>
+          <w:b w:val="0"/>
+          <w:i/>
+          <w:color w:val="444444"/>
+          <w:sz w:val="21"/>
+        </w:rPr>
+        <w:t>，ca_sparse_ext 已 Qed 沉没资产入文：超线性增长 p-偏置子阶梯 whp 逐对可控，与 T2b 构成随机侧对偶）。纯文本对齐，无定理改动。</w:t>
+      </w:r>
+    </w:p>
+    <w:p>
+      <w:pPr>
+        <w:ind w:left="432"/>
+      </w:pPr>
+      <w:r>
+        <w:rPr>
+          <w:rFonts w:ascii="Times New Roman" w:hAnsi="Times New Roman" w:eastAsia="宋体"/>
+          <w:b w:val="0"/>
+          <w:i/>
+          <w:color w:val="444444"/>
+          <w:sz w:val="21"/>
+        </w:rPr>
+        <w:t>修订摘要（v2.20→v2.21，2026-08-31，T*-1 充要刻画构造性收官——D7 名实不符修复）：</w:t>
       </w:r>
       <w:r>
         <w:rPr>
@@ -594,7 +574,7 @@
           <w:color w:val="444444"/>
           <w:sz w:val="21"/>
         </w:rPr>
-        <w:t>不在 Artifact 中</w:t>
+        <w:t>§保守性段充要口径句重写</w:t>
       </w:r>
       <w:r>
         <w:rPr>
@@ -604,7 +584,7 @@
           <w:color w:val="444444"/>
           <w:sz w:val="21"/>
         </w:rPr>
-        <w:t>（全库零 Admitted、零挂起证明义务——CI 语句形 grep + coqchk + 165 项审计三重背书；仓库唯一语句形 Abort 在 vendored 第三方 deps/mathcomp）；两两相干判据已关窗（μ·4 = 45156/33920 &gt; 1，</w:t>
+        <w:t>——</w:t>
       </w:r>
       <w:r>
         <w:rPr>
@@ -614,7 +594,7 @@
           <w:color w:val="444444"/>
           <w:sz w:val="19"/>
         </w:rPr>
-        <w:t>c4_mu4_window</w:t>
+        <w:t>g3_certifiable_iff</w:t>
       </w:r>
       <w:r>
         <w:rPr>
@@ -624,7 +604,7 @@
           <w:color w:val="444444"/>
           <w:sz w:val="21"/>
         </w:rPr>
-        <w:t xml:space="preserve"> 机器判定），扩展须走 Gram 特征值口径数值裁决且结果未定——「直截」仅指判定动作；扩展显式列入 future work 第一项。</w:t>
+        <w:t xml:space="preserve"> 如实降格为单向蕴含（检查器通过 ⟹ Gershgorin 界；名字沿自早期草稿），真 iff 由新模块 </w:t>
       </w:r>
       <w:r>
         <w:rPr>
@@ -634,7 +614,7 @@
           <w:color w:val="444444"/>
           <w:sz w:val="21"/>
         </w:rPr>
-        <w:t>代码侧</w:t>
+        <w:t>G-11 `probe_g11_checkiff_cr.v`</w:t>
       </w:r>
       <w:r>
         <w:rPr>
@@ -644,7 +624,7 @@
           <w:color w:val="444444"/>
           <w:sz w:val="21"/>
         </w:rPr>
-        <w:t>：</w:t>
+        <w:t xml:space="preserve"> 承接（纯 nat/bool/Q 构造性，Set 层 sigT + 可提取 OCaml，6 段审计全 Closed，SHA 7dceff47 三方一致）：构造性行最大值 </w:t>
       </w:r>
       <w:r>
         <w:rPr>
@@ -654,7 +634,7 @@
           <w:color w:val="444444"/>
           <w:sz w:val="19"/>
         </w:rPr>
-        <w:t>PSA_audit.v</w:t>
+        <w:t>g11_maxl</w:t>
       </w:r>
       <w:r>
         <w:rPr>
@@ -664,13 +644,18 @@
           <w:color w:val="444444"/>
           <w:sz w:val="21"/>
         </w:rPr>
-        <w:t xml:space="preserve"> L179 陈旧注释清理（「未证毕部分见 frame_check_instance_sound TODO」→ 该定理已 Qed，改指装配段 banner）——全库唯一 TODO 形态残余归零；重编译 EXIT=0（54×Closed）。纯注释+文本，无定理改动。</w:t>
-      </w:r>
-    </w:p>
-    <w:p>
-      <w:pPr>
-        <w:ind w:left="432"/>
-      </w:pPr>
+        <w:t xml:space="preserve">（Qle_bool 驱动 Set 层决策）+ </w:t>
+      </w:r>
+      <w:r>
+        <w:rPr>
+          <w:rFonts w:ascii="Consolas" w:hAnsi="Consolas" w:eastAsia="等线"/>
+          <w:b w:val="0"/>
+          <w:i w:val="0"/>
+          <w:color w:val="444444"/>
+          <w:sz w:val="19"/>
+        </w:rPr>
+        <w:t>g11_maxl_le_iff</w:t>
+      </w:r>
       <w:r>
         <w:rPr>
           <w:rFonts w:ascii="Times New Roman" w:hAnsi="Times New Roman" w:eastAsia="宋体"/>
@@ -679,7 +664,102 @@
           <w:color w:val="444444"/>
           <w:sz w:val="21"/>
         </w:rPr>
-        <w:t>修订摘要（v2.18→v2.19，2026-08-31，评审 CR 效率质询澄清）：</w:t>
+        <w:t xml:space="preserve">（max ≤ μ ⟺ 逐行 ≤ μ，含 0 ≤ μ 前提——空表 max=0 的域诚实修正）+ </w:t>
+      </w:r>
+      <w:r>
+        <w:rPr>
+          <w:rFonts w:ascii="Consolas" w:hAnsi="Consolas" w:eastAsia="等线"/>
+          <w:b w:val="0"/>
+          <w:i w:val="0"/>
+          <w:color w:val="444444"/>
+          <w:sz w:val="19"/>
+        </w:rPr>
+        <w:t>g11_check_iff</w:t>
+      </w:r>
+      <w:r>
+        <w:rPr>
+          <w:rFonts w:ascii="Times New Roman" w:hAnsi="Times New Roman" w:eastAsia="宋体"/>
+          <w:b w:val="0"/>
+          <w:i/>
+          <w:color w:val="444444"/>
+          <w:sz w:val="21"/>
+        </w:rPr>
+        <w:t>/</w:t>
+      </w:r>
+      <w:r>
+        <w:rPr>
+          <w:rFonts w:ascii="Consolas" w:hAnsi="Consolas" w:eastAsia="等线"/>
+          <w:b w:val="0"/>
+          <w:i w:val="0"/>
+          <w:color w:val="444444"/>
+          <w:sz w:val="19"/>
+        </w:rPr>
+        <w:t>g11_reject_iff</w:t>
+      </w:r>
+      <w:r>
+        <w:rPr>
+          <w:rFonts w:ascii="Times New Roman" w:hAnsi="Times New Roman" w:eastAsia="宋体"/>
+          <w:b w:val="0"/>
+          <w:i/>
+          <w:color w:val="444444"/>
+          <w:sz w:val="21"/>
+        </w:rPr>
+        <w:t xml:space="preserve">（通过 ⟺ 逐行在阈内 / 拒绝 ⟺ 存在超阈行，健全+完备双向）+ </w:t>
+      </w:r>
+      <w:r>
+        <w:rPr>
+          <w:rFonts w:ascii="Consolas" w:hAnsi="Consolas" w:eastAsia="等线"/>
+          <w:b w:val="0"/>
+          <w:i w:val="0"/>
+          <w:color w:val="444444"/>
+          <w:sz w:val="19"/>
+        </w:rPr>
+        <w:t>g11_fn_iff</w:t>
+      </w:r>
+      <w:r>
+        <w:rPr>
+          <w:rFonts w:ascii="Times New Roman" w:hAnsi="Times New Roman" w:eastAsia="宋体"/>
+          <w:b w:val="0"/>
+          <w:i/>
+          <w:color w:val="444444"/>
+          <w:sz w:val="21"/>
+        </w:rPr>
+        <w:t xml:space="preserve">（假阴性量化 iff：精确行在阈内 ∧ 被松弛拒绝 ⟺ 阈值余量非负 ∧ 余量 &lt; 松弛盈余——「缺口不在检查器逻辑，在松弛盈余」的精确形式）+ </w:t>
+      </w:r>
+      <w:r>
+        <w:rPr>
+          <w:rFonts w:ascii="Consolas" w:hAnsi="Consolas" w:eastAsia="等线"/>
+          <w:b w:val="0"/>
+          <w:i w:val="0"/>
+          <w:color w:val="444444"/>
+          <w:sz w:val="19"/>
+        </w:rPr>
+        <w:t>g11_decision_cert</w:t>
+      </w:r>
+      <w:r>
+        <w:rPr>
+          <w:rFonts w:ascii="Times New Roman" w:hAnsi="Times New Roman" w:eastAsia="宋体"/>
+          <w:b w:val="0"/>
+          <w:i/>
+          <w:color w:val="444444"/>
+          <w:sz w:val="21"/>
+        </w:rPr>
+        <w:t>（sigT 双向 iff 决策证书）。上游消融同日完成（interval_inference Test1/Test2 桩整节移除，E203）。论文 A v2.21 + docx。</w:t>
+      </w:r>
+    </w:p>
+    <w:p>
+      <w:pPr>
+        <w:ind w:left="432"/>
+      </w:pPr>
+      <w:r>
+        <w:rPr>
+          <w:rFonts w:ascii="Times New Roman" w:hAnsi="Times New Roman" w:eastAsia="宋体"/>
+          <w:b w:val="0"/>
+          <w:i/>
+          <w:color w:val="444444"/>
+          <w:sz w:val="21"/>
+        </w:rPr>
+        <w:t>修订摘要（v2.19→v2.20，2026-08-31，评审「4 原子扩展 = Admitted/TODO？」质询澄清 + Artifact 残余清理）：</w:t>
       </w:r>
       <w:r>
         <w:rPr>
@@ -689,7 +769,7 @@
           <w:color w:val="444444"/>
           <w:sz w:val="21"/>
         </w:rPr>
-        <w:t>§6 新增「两层提取的边界」声明</w:t>
+        <w:t>§5.6.6 意义段措辞锐化</w:t>
       </w:r>
       <w:r>
         <w:rPr>
@@ -699,102 +779,7 @@
           <w:color w:val="444444"/>
           <w:sz w:val="21"/>
         </w:rPr>
-        <w:t>——运行时检查全部由 Z/Q 反射层承载（四级判定/安全域/窗口判定/</w:t>
-      </w:r>
-      <w:r>
-        <w:rPr>
-          <w:rFonts w:ascii="Consolas" w:hAnsi="Consolas" w:eastAsia="等线"/>
-          <w:b w:val="0"/>
-          <w:i w:val="0"/>
-          <w:color w:val="444444"/>
-          <w:sz w:val="19"/>
-        </w:rPr>
-        <w:t>psa_guard</w:t>
-      </w:r>
-      <w:r>
-        <w:rPr>
-          <w:rFonts w:ascii="Times New Roman" w:hAnsi="Times New Roman" w:eastAsia="宋体"/>
-          <w:b w:val="0"/>
-          <w:i/>
-          <w:color w:val="444444"/>
-          <w:sz w:val="21"/>
-        </w:rPr>
-        <w:t xml:space="preserve"> 原生镜像：nat/Z/Q 层函数、Pos/Z 二进制算术、无逼近循环，&lt;1 ms 实测已随稿）；构造性实数层（ConstructiveReals）不进入任何运行时路径（</w:t>
-      </w:r>
-      <w:r>
-        <w:rPr>
-          <w:rFonts w:ascii="Consolas" w:hAnsi="Consolas" w:eastAsia="等线"/>
-          <w:b w:val="0"/>
-          <w:i w:val="0"/>
-          <w:color w:val="444444"/>
-          <w:sz w:val="19"/>
-        </w:rPr>
-        <w:t>CRcarrier</w:t>
-      </w:r>
-      <w:r>
-        <w:rPr>
-          <w:rFonts w:ascii="Times New Roman" w:hAnsi="Times New Roman" w:eastAsia="宋体"/>
-          <w:b w:val="0"/>
-          <w:i/>
-          <w:color w:val="444444"/>
-          <w:sz w:val="21"/>
-        </w:rPr>
-        <w:t xml:space="preserve"> 抽象类型参数 / </w:t>
-      </w:r>
-      <w:r>
-        <w:rPr>
-          <w:rFonts w:ascii="Consolas" w:hAnsi="Consolas" w:eastAsia="等线"/>
-          <w:b w:val="0"/>
-          <w:i w:val="0"/>
-          <w:color w:val="444444"/>
-          <w:sz w:val="19"/>
-        </w:rPr>
-        <w:t>taugrid_cr</w:t>
-      </w:r>
-      <w:r>
-        <w:rPr>
-          <w:rFonts w:ascii="Times New Roman" w:hAnsi="Times New Roman" w:eastAsia="宋体"/>
-          <w:b w:val="0"/>
-          <w:i/>
-          <w:color w:val="444444"/>
-          <w:sz w:val="21"/>
-        </w:rPr>
-        <w:t xml:space="preserve"> 柯西实例仅编译验证；</w:t>
-      </w:r>
-      <w:r>
-        <w:rPr>
-          <w:rFonts w:ascii="Consolas" w:hAnsi="Consolas" w:eastAsia="等线"/>
-          <w:b w:val="0"/>
-          <w:i w:val="0"/>
-          <w:color w:val="444444"/>
-          <w:sz w:val="19"/>
-        </w:rPr>
-        <w:t>CR_of_Q</w:t>
-      </w:r>
-      <w:r>
-        <w:rPr>
-          <w:rFonts w:ascii="Times New Roman" w:hAnsi="Times New Roman" w:eastAsia="宋体"/>
-          <w:b w:val="0"/>
-          <w:i/>
-          <w:color w:val="444444"/>
-          <w:sz w:val="21"/>
-        </w:rPr>
-        <w:t xml:space="preserve"> 为有理常数嵌入件，其二分表示不承载运行时判定）；「经 DkMLNative 编译通过」= 良构性与可执行结构验证，非运行时性能主张——构造性轨道角色 = 公理独立性与可计算性验证，生产检查器由经典/反射轨道承担（与 v2.13 轨道定位声明一致）。纯文本澄清，无代码与定理改动；草稿无 §6 基准节，不同步。</w:t>
-      </w:r>
-    </w:p>
-    <w:p>
-      <w:pPr>
-        <w:ind w:left="432"/>
-      </w:pPr>
-      <w:r>
-        <w:rPr>
-          <w:rFonts w:ascii="Times New Roman" w:hAnsi="Times New Roman" w:eastAsia="宋体"/>
-          <w:b w:val="0"/>
-          <w:i/>
-          <w:color w:val="444444"/>
-          <w:sz w:val="21"/>
-        </w:rPr>
-        <w:t>修订摘要（v2.17→v2.18，2026-08-31，G-9 渐近闭合式形式化——回应 Coq 专家评审第 6 条）：</w:t>
+        <w:t>——「直截但未完成的计算」改为无歧义表述：全窗口 4 原子稀疏唯一性扩展</w:t>
       </w:r>
       <w:r>
         <w:rPr>
@@ -804,7 +789,7 @@
           <w:color w:val="444444"/>
           <w:sz w:val="21"/>
         </w:rPr>
-        <w:t>§可判定性溢价段闭合形式句升级</w:t>
+        <w:t>不在 Artifact 中</w:t>
       </w:r>
       <w:r>
         <w:rPr>
@@ -814,7 +799,7 @@
           <w:color w:val="444444"/>
           <w:sz w:val="21"/>
         </w:rPr>
-        <w:t>——松弛链渐近代价 n₁n₂/(2(n₂−n₁)⌊√(n₁n₂)⌋) → √C/(2(C−1))（C=4 时 1/3）由纸面推导升级为机器检查定理（</w:t>
+        <w:t>（全库零 Admitted、零挂起证明义务——CI 语句形 grep + coqchk + 165 项审计三重背书；仓库唯一语句形 Abort 在 vendored 第三方 deps/mathcomp）；两两相干判据已关窗（μ·4 = 45156/33920 &gt; 1，</w:t>
       </w:r>
       <w:r>
         <w:rPr>
@@ -824,7 +809,7 @@
           <w:color w:val="444444"/>
           <w:sz w:val="19"/>
         </w:rPr>
-        <w:t>probe_g9_pairfrac_cr.v</w:t>
+        <w:t>c4_mu4_window</w:t>
       </w:r>
       <w:r>
         <w:rPr>
@@ -834,142 +819,7 @@
           <w:color w:val="444444"/>
           <w:sz w:val="21"/>
         </w:rPr>
-        <w:t>，10 项引理/定理全闭合）：层 1 完全平方 C=c² 精确闭合 pair_frac(a,c²a)=c/(2(c²−1))（</w:t>
-      </w:r>
-      <w:r>
-        <w:rPr>
-          <w:rFonts w:ascii="Consolas" w:hAnsi="Consolas" w:eastAsia="等线"/>
-          <w:b w:val="0"/>
-          <w:i w:val="0"/>
-          <w:color w:val="444444"/>
-          <w:sz w:val="19"/>
-        </w:rPr>
-        <w:t>g9_pf_square</w:t>
-      </w:r>
-      <w:r>
-        <w:rPr>
-          <w:rFonts w:ascii="Times New Roman" w:hAnsi="Times New Roman" w:eastAsia="宋体"/>
-          <w:b w:val="0"/>
-          <w:i/>
-          <w:color w:val="444444"/>
-          <w:sz w:val="21"/>
-        </w:rPr>
-        <w:t>，论文 C=4→1/3 实例）、层 2 一般 C 双带有理夹逼 C/(2(C−1)(s+1)) ≤ pf ≤ C/(2(C−1)s)（s=⌊√C⌋，</w:t>
-      </w:r>
-      <w:r>
-        <w:rPr>
-          <w:rFonts w:ascii="Consolas" w:hAnsi="Consolas" w:eastAsia="等线"/>
-          <w:b w:val="0"/>
-          <w:i w:val="0"/>
-          <w:color w:val="444444"/>
-          <w:sz w:val="19"/>
-        </w:rPr>
-        <w:t>g9_pf_sandwich</w:t>
-      </w:r>
-      <w:r>
-        <w:rPr>
-          <w:rFonts w:ascii="Times New Roman" w:hAnsi="Times New Roman" w:eastAsia="宋体"/>
-          <w:b w:val="0"/>
-          <w:i/>
-          <w:color w:val="444444"/>
-          <w:sz w:val="21"/>
-        </w:rPr>
-        <w:t>——比纸面极限更强的全有理可计算形，无理 √C 不入库）、C=4 可运行判定实例（</w:t>
-      </w:r>
-      <w:r>
-        <w:rPr>
-          <w:rFonts w:ascii="Consolas" w:hAnsi="Consolas" w:eastAsia="等线"/>
-          <w:b w:val="0"/>
-          <w:i w:val="0"/>
-          <w:color w:val="444444"/>
-          <w:sz w:val="19"/>
-        </w:rPr>
-        <w:t>g9_pf_C4_13</w:t>
-      </w:r>
-      <w:r>
-        <w:rPr>
-          <w:rFonts w:ascii="Times New Roman" w:hAnsi="Times New Roman" w:eastAsia="宋体"/>
-          <w:b w:val="0"/>
-          <w:i/>
-          <w:color w:val="444444"/>
-          <w:sz w:val="21"/>
-        </w:rPr>
-        <w:t>，Qeq_bool）与 sigT 可提取闭合式证书（</w:t>
-      </w:r>
-      <w:r>
-        <w:rPr>
-          <w:rFonts w:ascii="Consolas" w:hAnsi="Consolas" w:eastAsia="等线"/>
-          <w:b w:val="0"/>
-          <w:i w:val="0"/>
-          <w:color w:val="444444"/>
-          <w:sz w:val="19"/>
-        </w:rPr>
-        <w:t>g9_closed_form_cert</w:t>
-      </w:r>
-      <w:r>
-        <w:rPr>
-          <w:rFonts w:ascii="Times New Roman" w:hAnsi="Times New Roman" w:eastAsia="宋体"/>
-          <w:b w:val="0"/>
-          <w:i/>
-          <w:color w:val="444444"/>
-          <w:sz w:val="21"/>
-        </w:rPr>
-        <w:t xml:space="preserve">）；纯构造性 nat/Z/Q 轨道，零 Reals 零经典零 Admitted，4 段 Print Assumptions 全 Closed，提取物 g9_pairfrac_cr.ml 经 DkMLNative ocamlc 编译通过；已并入合并版 </w:t>
-      </w:r>
-      <w:r>
-        <w:rPr>
-          <w:rFonts w:ascii="Consolas" w:hAnsi="Consolas" w:eastAsia="等线"/>
-          <w:b w:val="0"/>
-          <w:i w:val="0"/>
-          <w:color w:val="444444"/>
-          <w:sz w:val="19"/>
-        </w:rPr>
-        <w:t>ca_merged_full_25_m2.v</w:t>
-      </w:r>
-      <w:r>
-        <w:rPr>
-          <w:rFonts w:ascii="Times New Roman" w:hAnsi="Times New Roman" w:eastAsia="宋体"/>
-          <w:b w:val="0"/>
-          <w:i/>
-          <w:color w:val="444444"/>
-          <w:sz w:val="21"/>
-        </w:rPr>
-        <w:t>（模块 69/68 分区，92743 行，本地 2.5 全量编译 EXIT=0）。经验卡 E202。</w:t>
-      </w:r>
-    </w:p>
-    <w:p>
-      <w:pPr>
-        <w:ind w:left="432"/>
-      </w:pPr>
-      <w:r>
-        <w:rPr>
-          <w:rFonts w:ascii="Times New Roman" w:hAnsi="Times New Roman" w:eastAsia="宋体"/>
-          <w:b w:val="0"/>
-          <w:i/>
-          <w:color w:val="444444"/>
-          <w:sz w:val="21"/>
-        </w:rPr>
-        <w:t>修订摘要（v2.16→v2.17，2026-08-31，合并版 m2 扫雷收官）：</w:t>
-      </w:r>
-      <w:r>
-        <w:rPr>
-          <w:rFonts w:ascii="Consolas" w:hAnsi="Consolas" w:eastAsia="等线"/>
-          <w:b w:val="0"/>
-          <w:i w:val="0"/>
-          <w:color w:val="444444"/>
-          <w:sz w:val="19"/>
-        </w:rPr>
-        <w:t>ca_merged_full_25_m2.v</w:t>
-      </w:r>
-      <w:r>
-        <w:rPr>
-          <w:rFonts w:ascii="Times New Roman" w:hAnsi="Times New Roman" w:eastAsia="宋体"/>
-          <w:b w:val="0"/>
-          <w:i/>
-          <w:color w:val="444444"/>
-          <w:sz w:val="21"/>
-        </w:rPr>
-        <w:t xml:space="preserve"> 本地 2.5 全量编译 EXIT=0（</w:t>
+        <w:t xml:space="preserve"> 机器判定），扩展须走 Gram 特征值口径数值裁决且结果未定——「直截」仅指判定动作；扩展显式列入 future work 第一项。</w:t>
       </w:r>
       <w:r>
         <w:rPr>
@@ -979,7 +829,7 @@
           <w:color w:val="444444"/>
           <w:sz w:val="21"/>
         </w:rPr>
-        <w:t>11 轮扫雷，92506 行 / 68 模块分区</w:t>
+        <w:t>代码侧</w:t>
       </w:r>
       <w:r>
         <w:rPr>
@@ -989,7 +839,7 @@
           <w:color w:val="444444"/>
           <w:sz w:val="21"/>
         </w:rPr>
-        <w:t xml:space="preserve">）。修复全落 z 探针源双文件同步（探针即终态）：分区头 E138① Notation 注册防 mathcomp 前序劫持（nat_scope </w:t>
+        <w:t>：</w:t>
       </w:r>
       <w:r>
         <w:rPr>
@@ -999,7 +849,7 @@
           <w:color w:val="444444"/>
           <w:sz w:val="19"/>
         </w:rPr>
-        <w:t>&lt;=</w:t>
+        <w:t>PSA_audit.v</w:t>
       </w:r>
       <w:r>
         <w:rPr>
@@ -1009,18 +859,13 @@
           <w:color w:val="444444"/>
           <w:sz w:val="21"/>
         </w:rPr>
-        <w:t xml:space="preserve"> 被 bool leq 覆盖致 lia 失效——横向传染）；</w:t>
-      </w:r>
-      <w:r>
-        <w:rPr>
-          <w:rFonts w:ascii="Consolas" w:hAnsi="Consolas" w:eastAsia="等线"/>
-          <w:b w:val="0"/>
-          <w:i w:val="0"/>
-          <w:color w:val="444444"/>
-          <w:sz w:val="19"/>
-        </w:rPr>
-        <w:t>Nat.le_antisym</w:t>
-      </w:r>
+        <w:t xml:space="preserve"> L179 陈旧注释清理（「未证毕部分见 frame_check_instance_sound TODO」→ 该定理已 Qed，改指装配段 banner）——全库唯一 TODO 形态残余归零；重编译 EXIT=0（54×Closed）。纯注释+文本，无定理改动。</w:t>
+      </w:r>
+    </w:p>
+    <w:p>
+      <w:pPr>
+        <w:ind w:left="432"/>
+      </w:pPr>
       <w:r>
         <w:rPr>
           <w:rFonts w:ascii="Times New Roman" w:hAnsi="Times New Roman" w:eastAsia="宋体"/>
@@ -1029,222 +874,7 @@
           <w:color w:val="444444"/>
           <w:sz w:val="21"/>
         </w:rPr>
-        <w:t xml:space="preserve"> typo 更正（三环境不存在，正确名 </w:t>
-      </w:r>
-      <w:r>
-        <w:rPr>
-          <w:rFonts w:ascii="Consolas" w:hAnsi="Consolas" w:eastAsia="等线"/>
-          <w:b w:val="0"/>
-          <w:i w:val="0"/>
-          <w:color w:val="444444"/>
-          <w:sz w:val="19"/>
-        </w:rPr>
-        <w:t>Nat.le_antisymm</w:t>
-      </w:r>
-      <w:r>
-        <w:rPr>
-          <w:rFonts w:ascii="Times New Roman" w:hAnsi="Times New Roman" w:eastAsia="宋体"/>
-          <w:b w:val="0"/>
-          <w:i/>
-          <w:color w:val="444444"/>
-          <w:sz w:val="21"/>
-        </w:rPr>
-        <w:t xml:space="preserve">）；裸 </w:t>
-      </w:r>
-      <w:r>
-        <w:rPr>
-          <w:rFonts w:ascii="Consolas" w:hAnsi="Consolas" w:eastAsia="等线"/>
-          <w:b w:val="0"/>
-          <w:i w:val="0"/>
-          <w:color w:val="444444"/>
-          <w:sz w:val="19"/>
-        </w:rPr>
-        <w:t>eq_refl</w:t>
-      </w:r>
-      <w:r>
-        <w:rPr>
-          <w:rFonts w:ascii="Times New Roman" w:hAnsi="Times New Roman" w:eastAsia="宋体"/>
-          <w:b w:val="0"/>
-          <w:i/>
-          <w:color w:val="444444"/>
-          <w:sz w:val="21"/>
-        </w:rPr>
-        <w:t xml:space="preserve"> 被 mathcomp 解析到 ssr eqxx → tactic 化；</w:t>
-      </w:r>
-      <w:r>
-        <w:rPr>
-          <w:rFonts w:ascii="Consolas" w:hAnsi="Consolas" w:eastAsia="等线"/>
-          <w:b w:val="0"/>
-          <w:i w:val="0"/>
-          <w:color w:val="444444"/>
-          <w:sz w:val="19"/>
-        </w:rPr>
-        <w:t>Import independent</w:t>
-      </w:r>
-      <w:r>
-        <w:rPr>
-          <w:rFonts w:ascii="Times New Roman" w:hAnsi="Times New Roman" w:eastAsia="宋体"/>
-          <w:b w:val="0"/>
-          <w:i/>
-          <w:color w:val="444444"/>
-          <w:sz w:val="21"/>
-        </w:rPr>
-        <w:t>/</w:t>
-      </w:r>
-      <w:r>
-        <w:rPr>
-          <w:rFonts w:ascii="Consolas" w:hAnsi="Consolas" w:eastAsia="等线"/>
-          <w:b w:val="0"/>
-          <w:i w:val="0"/>
-          <w:color w:val="444444"/>
-          <w:sz w:val="19"/>
-        </w:rPr>
-        <w:t>Import UnconditionalBasis</w:t>
-      </w:r>
-      <w:r>
-        <w:rPr>
-          <w:rFonts w:ascii="Times New Roman" w:hAnsi="Times New Roman" w:eastAsia="宋体"/>
-          <w:b w:val="0"/>
-          <w:i/>
-          <w:color w:val="444444"/>
-          <w:sz w:val="21"/>
-        </w:rPr>
-        <w:t xml:space="preserve"> 解 </w:t>
-      </w:r>
-      <w:r>
-        <w:rPr>
-          <w:rFonts w:ascii="Consolas" w:hAnsi="Consolas" w:eastAsia="等线"/>
-          <w:b w:val="0"/>
-          <w:i w:val="0"/>
-          <w:color w:val="444444"/>
-          <w:sz w:val="19"/>
-        </w:rPr>
-        <w:t>Csum</w:t>
-      </w:r>
-      <w:r>
-        <w:rPr>
-          <w:rFonts w:ascii="Times New Roman" w:hAnsi="Times New Roman" w:eastAsia="宋体"/>
-          <w:b w:val="0"/>
-          <w:i/>
-          <w:color w:val="444444"/>
-          <w:sz w:val="21"/>
-        </w:rPr>
-        <w:t>/</w:t>
-      </w:r>
-      <w:r>
-        <w:rPr>
-          <w:rFonts w:ascii="Consolas" w:hAnsi="Consolas" w:eastAsia="等线"/>
-          <w:b w:val="0"/>
-          <w:i w:val="0"/>
-          <w:color w:val="444444"/>
-          <w:sz w:val="19"/>
-        </w:rPr>
-        <w:t>phi</w:t>
-      </w:r>
-      <w:r>
-        <w:rPr>
-          <w:rFonts w:ascii="Times New Roman" w:hAnsi="Times New Roman" w:eastAsia="宋体"/>
-          <w:b w:val="0"/>
-          <w:i/>
-          <w:color w:val="444444"/>
-          <w:sz w:val="21"/>
-        </w:rPr>
-        <w:t>(Prime 版)多候选遮蔽；</w:t>
-      </w:r>
-      <w:r>
-        <w:rPr>
-          <w:rFonts w:ascii="Consolas" w:hAnsi="Consolas" w:eastAsia="等线"/>
-          <w:b w:val="0"/>
-          <w:i w:val="0"/>
-          <w:color w:val="444444"/>
-          <w:sz w:val="19"/>
-        </w:rPr>
-        <w:t>Rabs_triang</w:t>
-      </w:r>
-      <w:r>
-        <w:rPr>
-          <w:rFonts w:ascii="Times New Roman" w:hAnsi="Times New Roman" w:eastAsia="宋体"/>
-          <w:b w:val="0"/>
-          <w:i/>
-          <w:color w:val="444444"/>
-          <w:sz w:val="21"/>
-        </w:rPr>
-        <w:t>/</w:t>
-      </w:r>
-      <w:r>
-        <w:rPr>
-          <w:rFonts w:ascii="Consolas" w:hAnsi="Consolas" w:eastAsia="等线"/>
-          <w:b w:val="0"/>
-          <w:i w:val="0"/>
-          <w:color w:val="444444"/>
-          <w:sz w:val="19"/>
-        </w:rPr>
-        <w:t>psi_frac_eq</w:t>
-      </w:r>
-      <w:r>
-        <w:rPr>
-          <w:rFonts w:ascii="Times New Roman" w:hAnsi="Times New Roman" w:eastAsia="宋体"/>
-          <w:b w:val="0"/>
-          <w:i/>
-          <w:color w:val="444444"/>
-          <w:sz w:val="21"/>
-        </w:rPr>
-        <w:t xml:space="preserve"> 重写改 apply/replace 显式形；</w:t>
-      </w:r>
-      <w:r>
-        <w:rPr>
-          <w:rFonts w:ascii="Consolas" w:hAnsi="Consolas" w:eastAsia="等线"/>
-          <w:b w:val="0"/>
-          <w:i w:val="0"/>
-          <w:color w:val="444444"/>
-          <w:sz w:val="19"/>
-        </w:rPr>
-        <w:t>zpos_of_succ</w:t>
-      </w:r>
-      <w:r>
-        <w:rPr>
-          <w:rFonts w:ascii="Times New Roman" w:hAnsi="Times New Roman" w:eastAsia="宋体"/>
-          <w:b w:val="0"/>
-          <w:i/>
-          <w:color w:val="444444"/>
-          <w:sz w:val="21"/>
-        </w:rPr>
-        <w:t xml:space="preserve"> 撞名改 </w:t>
-      </w:r>
-      <w:r>
-        <w:rPr>
-          <w:rFonts w:ascii="Consolas" w:hAnsi="Consolas" w:eastAsia="等线"/>
-          <w:b w:val="0"/>
-          <w:i w:val="0"/>
-          <w:color w:val="444444"/>
-          <w:sz w:val="19"/>
-        </w:rPr>
-        <w:t>zpos_of_succ_c4</w:t>
-      </w:r>
-      <w:r>
-        <w:rPr>
-          <w:rFonts w:ascii="Times New Roman" w:hAnsi="Times New Roman" w:eastAsia="宋体"/>
-          <w:b w:val="0"/>
-          <w:i/>
-          <w:color w:val="444444"/>
-          <w:sz w:val="21"/>
-        </w:rPr>
-        <w:t>。定理内容无增删。经验卡 E190。</w:t>
-      </w:r>
-    </w:p>
-    <w:p>
-      <w:pPr>
-        <w:ind w:left="432"/>
-      </w:pPr>
-      <w:r>
-        <w:rPr>
-          <w:rFonts w:ascii="Times New Roman" w:hAnsi="Times New Roman" w:eastAsia="宋体"/>
-          <w:b w:val="0"/>
-          <w:i/>
-          <w:color w:val="444444"/>
-          <w:sz w:val="21"/>
-        </w:rPr>
-        <w:t>修订摘要（v2.15→v2.16，2026-08-31，G-7 Welch 下界构造性证明完成）：</w:t>
+        <w:t>修订摘要（v2.18→v2.19，2026-08-31，评审 CR 效率质询澄清）：</w:t>
       </w:r>
       <w:r>
         <w:rPr>
@@ -1254,7 +884,7 @@
           <w:color w:val="444444"/>
           <w:sz w:val="21"/>
         </w:rPr>
-        <w:t>§5.6.6 新增 G-7 条目</w:t>
+        <w:t>§6 新增「两层提取的边界」声明</w:t>
       </w:r>
       <w:r>
         <w:rPr>
@@ -1264,7 +894,7 @@
           <w:color w:val="444444"/>
           <w:sz w:val="21"/>
         </w:rPr>
-        <w:t xml:space="preserve">——Welch 下界平方形态 </w:t>
+        <w:t>——运行时检查全部由 Z/Q 反射层承载（四级判定/安全域/窗口判定/</w:t>
       </w:r>
       <w:r>
         <w:rPr>
@@ -1274,7 +904,7 @@
           <w:color w:val="444444"/>
           <w:sz w:val="19"/>
         </w:rPr>
-        <w:t>(INR M − INR N) ≤ INR N·INR(M−1)·μ²</w:t>
+        <w:t>psa_guard</w:t>
       </w:r>
       <w:r>
         <w:rPr>
@@ -1284,7 +914,7 @@
           <w:color w:val="444444"/>
           <w:sz w:val="21"/>
         </w:rPr>
-        <w:t xml:space="preserve"> 的构造性证明（</w:t>
+        <w:t xml:space="preserve"> 原生镜像：nat/Z/Q 层函数、Pos/Z 二进制算术、无逼近循环，&lt;1 ms 实测已随稿）；构造性实数层（ConstructiveReals）不进入任何运行时路径（</w:t>
       </w:r>
       <w:r>
         <w:rPr>
@@ -1294,7 +924,7 @@
           <w:color w:val="444444"/>
           <w:sz w:val="19"/>
         </w:rPr>
-        <w:t>g7_welch_lower</w:t>
+        <w:t>CRcarrier</w:t>
       </w:r>
       <w:r>
         <w:rPr>
@@ -1304,7 +934,7 @@
           <w:color w:val="444444"/>
           <w:sz w:val="21"/>
         </w:rPr>
-        <w:t>，</w:t>
+        <w:t xml:space="preserve"> 抽象类型参数 / </w:t>
       </w:r>
       <w:r>
         <w:rPr>
@@ -1314,7 +944,7 @@
           <w:color w:val="444444"/>
           <w:sz w:val="19"/>
         </w:rPr>
-        <w:t>probe_g7_welch_cr.v</w:t>
+        <w:t>taugrid_cr</w:t>
       </w:r>
       <w:r>
         <w:rPr>
@@ -1324,7 +954,42 @@
           <w:color w:val="444444"/>
           <w:sz w:val="21"/>
         </w:rPr>
-        <w:t>，828 行 14 Qed；Frobenius 范数与 Cauchy–Schwarz 不等式路线，避免特征值论证；六段 Print Assumptions 全 Closed 零公理；提取物 g7_welch_cr.ml 经 DkMLNative ocamlc 编译通过）；</w:t>
+        <w:t xml:space="preserve"> 柯西实例仅编译验证；</w:t>
+      </w:r>
+      <w:r>
+        <w:rPr>
+          <w:rFonts w:ascii="Consolas" w:hAnsi="Consolas" w:eastAsia="等线"/>
+          <w:b w:val="0"/>
+          <w:i w:val="0"/>
+          <w:color w:val="444444"/>
+          <w:sz w:val="19"/>
+        </w:rPr>
+        <w:t>CR_of_Q</w:t>
+      </w:r>
+      <w:r>
+        <w:rPr>
+          <w:rFonts w:ascii="Times New Roman" w:hAnsi="Times New Roman" w:eastAsia="宋体"/>
+          <w:b w:val="0"/>
+          <w:i/>
+          <w:color w:val="444444"/>
+          <w:sz w:val="21"/>
+        </w:rPr>
+        <w:t xml:space="preserve"> 为有理常数嵌入件，其二分表示不承载运行时判定）；「经 DkMLNative 编译通过」= 良构性与可执行结构验证，非运行时性能主张——构造性轨道角色 = 公理独立性与可计算性验证，生产检查器由经典/反射轨道承担（与 v2.13 轨道定位声明一致）。纯文本澄清，无代码与定理改动；草稿无 §6 基准节，不同步。</w:t>
+      </w:r>
+    </w:p>
+    <w:p>
+      <w:pPr>
+        <w:ind w:left="432"/>
+      </w:pPr>
+      <w:r>
+        <w:rPr>
+          <w:rFonts w:ascii="Times New Roman" w:hAnsi="Times New Roman" w:eastAsia="宋体"/>
+          <w:b w:val="0"/>
+          <w:i/>
+          <w:color w:val="444444"/>
+          <w:sz w:val="21"/>
+        </w:rPr>
+        <w:t>修订摘要（v2.17→v2.18，2026-08-31，G-9 渐近闭合式形式化——回应 Coq 专家评审第 6 条）：</w:t>
       </w:r>
       <w:r>
         <w:rPr>
@@ -1334,7 +999,7 @@
           <w:color w:val="444444"/>
           <w:sz w:val="21"/>
         </w:rPr>
-        <w:t>G-8 前提状态升级</w:t>
+        <w:t>§可判定性溢价段闭合形式句升级</w:t>
       </w:r>
       <w:r>
         <w:rPr>
@@ -1344,7 +1009,162 @@
           <w:color w:val="444444"/>
           <w:sz w:val="21"/>
         </w:rPr>
-        <w:t>——Welch 下界由抽象前提升级为已证定理；</w:t>
+        <w:t>——松弛链渐近代价 n₁n₂/(2(n₂−n₁)⌊√(n₁n₂)⌋) → √C/(2(C−1))（C=4 时 1/3）由纸面推导升级为机器检查定理（</w:t>
+      </w:r>
+      <w:r>
+        <w:rPr>
+          <w:rFonts w:ascii="Consolas" w:hAnsi="Consolas" w:eastAsia="等线"/>
+          <w:b w:val="0"/>
+          <w:i w:val="0"/>
+          <w:color w:val="444444"/>
+          <w:sz w:val="19"/>
+        </w:rPr>
+        <w:t>probe_g9_pairfrac_cr.v</w:t>
+      </w:r>
+      <w:r>
+        <w:rPr>
+          <w:rFonts w:ascii="Times New Roman" w:hAnsi="Times New Roman" w:eastAsia="宋体"/>
+          <w:b w:val="0"/>
+          <w:i/>
+          <w:color w:val="444444"/>
+          <w:sz w:val="21"/>
+        </w:rPr>
+        <w:t>，10 项引理/定理全闭合）：层 1 完全平方 C=c² 精确闭合 pair_frac(a,c²a)=c/(2(c²−1))（</w:t>
+      </w:r>
+      <w:r>
+        <w:rPr>
+          <w:rFonts w:ascii="Consolas" w:hAnsi="Consolas" w:eastAsia="等线"/>
+          <w:b w:val="0"/>
+          <w:i w:val="0"/>
+          <w:color w:val="444444"/>
+          <w:sz w:val="19"/>
+        </w:rPr>
+        <w:t>g9_pf_square</w:t>
+      </w:r>
+      <w:r>
+        <w:rPr>
+          <w:rFonts w:ascii="Times New Roman" w:hAnsi="Times New Roman" w:eastAsia="宋体"/>
+          <w:b w:val="0"/>
+          <w:i/>
+          <w:color w:val="444444"/>
+          <w:sz w:val="21"/>
+        </w:rPr>
+        <w:t>，论文 C=4→1/3 实例）、层 2 一般 C 双带有理夹逼 C/(2(C−1)(s+1)) ≤ pf ≤ C/(2(C−1)s)（s=⌊√C⌋，</w:t>
+      </w:r>
+      <w:r>
+        <w:rPr>
+          <w:rFonts w:ascii="Consolas" w:hAnsi="Consolas" w:eastAsia="等线"/>
+          <w:b w:val="0"/>
+          <w:i w:val="0"/>
+          <w:color w:val="444444"/>
+          <w:sz w:val="19"/>
+        </w:rPr>
+        <w:t>g9_pf_sandwich</w:t>
+      </w:r>
+      <w:r>
+        <w:rPr>
+          <w:rFonts w:ascii="Times New Roman" w:hAnsi="Times New Roman" w:eastAsia="宋体"/>
+          <w:b w:val="0"/>
+          <w:i/>
+          <w:color w:val="444444"/>
+          <w:sz w:val="21"/>
+        </w:rPr>
+        <w:t>——比纸面极限更强的全有理可计算形，无理 √C 不入库）、C=4 可运行判定实例（</w:t>
+      </w:r>
+      <w:r>
+        <w:rPr>
+          <w:rFonts w:ascii="Consolas" w:hAnsi="Consolas" w:eastAsia="等线"/>
+          <w:b w:val="0"/>
+          <w:i w:val="0"/>
+          <w:color w:val="444444"/>
+          <w:sz w:val="19"/>
+        </w:rPr>
+        <w:t>g9_pf_C4_13</w:t>
+      </w:r>
+      <w:r>
+        <w:rPr>
+          <w:rFonts w:ascii="Times New Roman" w:hAnsi="Times New Roman" w:eastAsia="宋体"/>
+          <w:b w:val="0"/>
+          <w:i/>
+          <w:color w:val="444444"/>
+          <w:sz w:val="21"/>
+        </w:rPr>
+        <w:t>，Qeq_bool）与 sigT 可提取闭合式证书（</w:t>
+      </w:r>
+      <w:r>
+        <w:rPr>
+          <w:rFonts w:ascii="Consolas" w:hAnsi="Consolas" w:eastAsia="等线"/>
+          <w:b w:val="0"/>
+          <w:i w:val="0"/>
+          <w:color w:val="444444"/>
+          <w:sz w:val="19"/>
+        </w:rPr>
+        <w:t>g9_closed_form_cert</w:t>
+      </w:r>
+      <w:r>
+        <w:rPr>
+          <w:rFonts w:ascii="Times New Roman" w:hAnsi="Times New Roman" w:eastAsia="宋体"/>
+          <w:b w:val="0"/>
+          <w:i/>
+          <w:color w:val="444444"/>
+          <w:sz w:val="21"/>
+        </w:rPr>
+        <w:t xml:space="preserve">）；纯构造性 nat/Z/Q 轨道，零 Reals 零经典零 Admitted，4 段 Print Assumptions 全 Closed，提取物 g9_pairfrac_cr.ml 经 DkMLNative ocamlc 编译通过；已并入合并版 </w:t>
+      </w:r>
+      <w:r>
+        <w:rPr>
+          <w:rFonts w:ascii="Consolas" w:hAnsi="Consolas" w:eastAsia="等线"/>
+          <w:b w:val="0"/>
+          <w:i w:val="0"/>
+          <w:color w:val="444444"/>
+          <w:sz w:val="19"/>
+        </w:rPr>
+        <w:t>ca_merged_full_25_m2.v</w:t>
+      </w:r>
+      <w:r>
+        <w:rPr>
+          <w:rFonts w:ascii="Times New Roman" w:hAnsi="Times New Roman" w:eastAsia="宋体"/>
+          <w:b w:val="0"/>
+          <w:i/>
+          <w:color w:val="444444"/>
+          <w:sz w:val="21"/>
+        </w:rPr>
+        <w:t>（模块 69/68 分区，92743 行，本地 2.5 全量编译 EXIT=0）。经验卡 E202。</w:t>
+      </w:r>
+    </w:p>
+    <w:p>
+      <w:pPr>
+        <w:ind w:left="432"/>
+      </w:pPr>
+      <w:r>
+        <w:rPr>
+          <w:rFonts w:ascii="Times New Roman" w:hAnsi="Times New Roman" w:eastAsia="宋体"/>
+          <w:b w:val="0"/>
+          <w:i/>
+          <w:color w:val="444444"/>
+          <w:sz w:val="21"/>
+        </w:rPr>
+        <w:t>修订摘要（v2.16→v2.17，2026-08-31，合并版 m2 扫雷收官）：</w:t>
+      </w:r>
+      <w:r>
+        <w:rPr>
+          <w:rFonts w:ascii="Consolas" w:hAnsi="Consolas" w:eastAsia="等线"/>
+          <w:b w:val="0"/>
+          <w:i w:val="0"/>
+          <w:color w:val="444444"/>
+          <w:sz w:val="19"/>
+        </w:rPr>
+        <w:t>ca_merged_full_25_m2.v</w:t>
+      </w:r>
+      <w:r>
+        <w:rPr>
+          <w:rFonts w:ascii="Times New Roman" w:hAnsi="Times New Roman" w:eastAsia="宋体"/>
+          <w:b w:val="0"/>
+          <w:i/>
+          <w:color w:val="444444"/>
+          <w:sz w:val="21"/>
+        </w:rPr>
+        <w:t xml:space="preserve"> 本地 2.5 全量编译 EXIT=0（</w:t>
       </w:r>
       <w:r>
         <w:rPr>
@@ -1354,7 +1174,7 @@
           <w:color w:val="444444"/>
           <w:sz w:val="21"/>
         </w:rPr>
-        <w:t>并入</w:t>
+        <w:t>11 轮扫雷，92506 行 / 68 模块分区</w:t>
       </w:r>
       <w:r>
         <w:rPr>
@@ -1364,7 +1184,7 @@
           <w:color w:val="444444"/>
           <w:sz w:val="21"/>
         </w:rPr>
-        <w:t xml:space="preserve">——已并入合并版 </w:t>
+        <w:t xml:space="preserve">）。修复全落 z 探针源双文件同步（探针即终态）：分区头 E138① Notation 注册防 mathcomp 前序劫持（nat_scope </w:t>
       </w:r>
       <w:r>
         <w:rPr>
@@ -1374,7 +1194,7 @@
           <w:color w:val="444444"/>
           <w:sz w:val="19"/>
         </w:rPr>
-        <w:t>ca_merged_full_25_m2.v</w:t>
+        <w:t>&lt;=</w:t>
       </w:r>
       <w:r>
         <w:rPr>
@@ -1384,13 +1204,18 @@
           <w:color w:val="444444"/>
           <w:sz w:val="21"/>
         </w:rPr>
-        <w:t>（92483 行，68 模块分区，合并编译通过）；实原子版（相干上界 μ 抽象衔接 G-8），复原子版列为后续工作。</w:t>
-      </w:r>
-    </w:p>
-    <w:p>
-      <w:pPr>
-        <w:ind w:left="432"/>
-      </w:pPr>
+        <w:t xml:space="preserve"> 被 bool leq 覆盖致 lia 失效——横向传染）；</w:t>
+      </w:r>
+      <w:r>
+        <w:rPr>
+          <w:rFonts w:ascii="Consolas" w:hAnsi="Consolas" w:eastAsia="等线"/>
+          <w:b w:val="0"/>
+          <w:i w:val="0"/>
+          <w:color w:val="444444"/>
+          <w:sz w:val="19"/>
+        </w:rPr>
+        <w:t>Nat.le_antisym</w:t>
+      </w:r>
       <w:r>
         <w:rPr>
           <w:rFonts w:ascii="Times New Roman" w:hAnsi="Times New Roman" w:eastAsia="宋体"/>
@@ -1399,7 +1224,222 @@
           <w:color w:val="444444"/>
           <w:sz w:val="21"/>
         </w:rPr>
-        <w:t>修订摘要（v2.14→v2.15，2026-08-30，M2 定理扩展四连 CS-15/16/17/18 引用补写 + 外部评审二轮措辞落实）：</w:t>
+        <w:t xml:space="preserve"> typo 更正（三环境不存在，正确名 </w:t>
+      </w:r>
+      <w:r>
+        <w:rPr>
+          <w:rFonts w:ascii="Consolas" w:hAnsi="Consolas" w:eastAsia="等线"/>
+          <w:b w:val="0"/>
+          <w:i w:val="0"/>
+          <w:color w:val="444444"/>
+          <w:sz w:val="19"/>
+        </w:rPr>
+        <w:t>Nat.le_antisymm</w:t>
+      </w:r>
+      <w:r>
+        <w:rPr>
+          <w:rFonts w:ascii="Times New Roman" w:hAnsi="Times New Roman" w:eastAsia="宋体"/>
+          <w:b w:val="0"/>
+          <w:i/>
+          <w:color w:val="444444"/>
+          <w:sz w:val="21"/>
+        </w:rPr>
+        <w:t xml:space="preserve">）；裸 </w:t>
+      </w:r>
+      <w:r>
+        <w:rPr>
+          <w:rFonts w:ascii="Consolas" w:hAnsi="Consolas" w:eastAsia="等线"/>
+          <w:b w:val="0"/>
+          <w:i w:val="0"/>
+          <w:color w:val="444444"/>
+          <w:sz w:val="19"/>
+        </w:rPr>
+        <w:t>eq_refl</w:t>
+      </w:r>
+      <w:r>
+        <w:rPr>
+          <w:rFonts w:ascii="Times New Roman" w:hAnsi="Times New Roman" w:eastAsia="宋体"/>
+          <w:b w:val="0"/>
+          <w:i/>
+          <w:color w:val="444444"/>
+          <w:sz w:val="21"/>
+        </w:rPr>
+        <w:t xml:space="preserve"> 被 mathcomp 解析到 ssr eqxx → tactic 化；</w:t>
+      </w:r>
+      <w:r>
+        <w:rPr>
+          <w:rFonts w:ascii="Consolas" w:hAnsi="Consolas" w:eastAsia="等线"/>
+          <w:b w:val="0"/>
+          <w:i w:val="0"/>
+          <w:color w:val="444444"/>
+          <w:sz w:val="19"/>
+        </w:rPr>
+        <w:t>Import independent</w:t>
+      </w:r>
+      <w:r>
+        <w:rPr>
+          <w:rFonts w:ascii="Times New Roman" w:hAnsi="Times New Roman" w:eastAsia="宋体"/>
+          <w:b w:val="0"/>
+          <w:i/>
+          <w:color w:val="444444"/>
+          <w:sz w:val="21"/>
+        </w:rPr>
+        <w:t>/</w:t>
+      </w:r>
+      <w:r>
+        <w:rPr>
+          <w:rFonts w:ascii="Consolas" w:hAnsi="Consolas" w:eastAsia="等线"/>
+          <w:b w:val="0"/>
+          <w:i w:val="0"/>
+          <w:color w:val="444444"/>
+          <w:sz w:val="19"/>
+        </w:rPr>
+        <w:t>Import UnconditionalBasis</w:t>
+      </w:r>
+      <w:r>
+        <w:rPr>
+          <w:rFonts w:ascii="Times New Roman" w:hAnsi="Times New Roman" w:eastAsia="宋体"/>
+          <w:b w:val="0"/>
+          <w:i/>
+          <w:color w:val="444444"/>
+          <w:sz w:val="21"/>
+        </w:rPr>
+        <w:t xml:space="preserve"> 解 </w:t>
+      </w:r>
+      <w:r>
+        <w:rPr>
+          <w:rFonts w:ascii="Consolas" w:hAnsi="Consolas" w:eastAsia="等线"/>
+          <w:b w:val="0"/>
+          <w:i w:val="0"/>
+          <w:color w:val="444444"/>
+          <w:sz w:val="19"/>
+        </w:rPr>
+        <w:t>Csum</w:t>
+      </w:r>
+      <w:r>
+        <w:rPr>
+          <w:rFonts w:ascii="Times New Roman" w:hAnsi="Times New Roman" w:eastAsia="宋体"/>
+          <w:b w:val="0"/>
+          <w:i/>
+          <w:color w:val="444444"/>
+          <w:sz w:val="21"/>
+        </w:rPr>
+        <w:t>/</w:t>
+      </w:r>
+      <w:r>
+        <w:rPr>
+          <w:rFonts w:ascii="Consolas" w:hAnsi="Consolas" w:eastAsia="等线"/>
+          <w:b w:val="0"/>
+          <w:i w:val="0"/>
+          <w:color w:val="444444"/>
+          <w:sz w:val="19"/>
+        </w:rPr>
+        <w:t>phi</w:t>
+      </w:r>
+      <w:r>
+        <w:rPr>
+          <w:rFonts w:ascii="Times New Roman" w:hAnsi="Times New Roman" w:eastAsia="宋体"/>
+          <w:b w:val="0"/>
+          <w:i/>
+          <w:color w:val="444444"/>
+          <w:sz w:val="21"/>
+        </w:rPr>
+        <w:t>(Prime 版)多候选遮蔽；</w:t>
+      </w:r>
+      <w:r>
+        <w:rPr>
+          <w:rFonts w:ascii="Consolas" w:hAnsi="Consolas" w:eastAsia="等线"/>
+          <w:b w:val="0"/>
+          <w:i w:val="0"/>
+          <w:color w:val="444444"/>
+          <w:sz w:val="19"/>
+        </w:rPr>
+        <w:t>Rabs_triang</w:t>
+      </w:r>
+      <w:r>
+        <w:rPr>
+          <w:rFonts w:ascii="Times New Roman" w:hAnsi="Times New Roman" w:eastAsia="宋体"/>
+          <w:b w:val="0"/>
+          <w:i/>
+          <w:color w:val="444444"/>
+          <w:sz w:val="21"/>
+        </w:rPr>
+        <w:t>/</w:t>
+      </w:r>
+      <w:r>
+        <w:rPr>
+          <w:rFonts w:ascii="Consolas" w:hAnsi="Consolas" w:eastAsia="等线"/>
+          <w:b w:val="0"/>
+          <w:i w:val="0"/>
+          <w:color w:val="444444"/>
+          <w:sz w:val="19"/>
+        </w:rPr>
+        <w:t>psi_frac_eq</w:t>
+      </w:r>
+      <w:r>
+        <w:rPr>
+          <w:rFonts w:ascii="Times New Roman" w:hAnsi="Times New Roman" w:eastAsia="宋体"/>
+          <w:b w:val="0"/>
+          <w:i/>
+          <w:color w:val="444444"/>
+          <w:sz w:val="21"/>
+        </w:rPr>
+        <w:t xml:space="preserve"> 重写改 apply/replace 显式形；</w:t>
+      </w:r>
+      <w:r>
+        <w:rPr>
+          <w:rFonts w:ascii="Consolas" w:hAnsi="Consolas" w:eastAsia="等线"/>
+          <w:b w:val="0"/>
+          <w:i w:val="0"/>
+          <w:color w:val="444444"/>
+          <w:sz w:val="19"/>
+        </w:rPr>
+        <w:t>zpos_of_succ</w:t>
+      </w:r>
+      <w:r>
+        <w:rPr>
+          <w:rFonts w:ascii="Times New Roman" w:hAnsi="Times New Roman" w:eastAsia="宋体"/>
+          <w:b w:val="0"/>
+          <w:i/>
+          <w:color w:val="444444"/>
+          <w:sz w:val="21"/>
+        </w:rPr>
+        <w:t xml:space="preserve"> 撞名改 </w:t>
+      </w:r>
+      <w:r>
+        <w:rPr>
+          <w:rFonts w:ascii="Consolas" w:hAnsi="Consolas" w:eastAsia="等线"/>
+          <w:b w:val="0"/>
+          <w:i w:val="0"/>
+          <w:color w:val="444444"/>
+          <w:sz w:val="19"/>
+        </w:rPr>
+        <w:t>zpos_of_succ_c4</w:t>
+      </w:r>
+      <w:r>
+        <w:rPr>
+          <w:rFonts w:ascii="Times New Roman" w:hAnsi="Times New Roman" w:eastAsia="宋体"/>
+          <w:b w:val="0"/>
+          <w:i/>
+          <w:color w:val="444444"/>
+          <w:sz w:val="21"/>
+        </w:rPr>
+        <w:t>。定理内容无增删。经验卡 E190。</w:t>
+      </w:r>
+    </w:p>
+    <w:p>
+      <w:pPr>
+        <w:ind w:left="432"/>
+      </w:pPr>
+      <w:r>
+        <w:rPr>
+          <w:rFonts w:ascii="Times New Roman" w:hAnsi="Times New Roman" w:eastAsia="宋体"/>
+          <w:b w:val="0"/>
+          <w:i/>
+          <w:color w:val="444444"/>
+          <w:sz w:val="21"/>
+        </w:rPr>
+        <w:t>修订摘要（v2.15→v2.16，2026-08-31，G-7 Welch 下界构造性证明完成）：</w:t>
       </w:r>
       <w:r>
         <w:rPr>
@@ -1409,7 +1449,7 @@
           <w:color w:val="444444"/>
           <w:sz w:val="21"/>
         </w:rPr>
-        <w:t>§6 安全域谓词从 future work 升级为已形式化</w:t>
+        <w:t>§5.6.6 新增 G-7 条目</w:t>
       </w:r>
       <w:r>
         <w:rPr>
@@ -1419,7 +1459,7 @@
           <w:color w:val="444444"/>
           <w:sz w:val="21"/>
         </w:rPr>
-        <w:t xml:space="preserve">（CS-16 </w:t>
+        <w:t xml:space="preserve">——Welch 下界平方形态 </w:t>
       </w:r>
       <w:r>
         <w:rPr>
@@ -1429,7 +1469,7 @@
           <w:color w:val="444444"/>
           <w:sz w:val="19"/>
         </w:rPr>
-        <w:t>probe_safe_domain.v</w:t>
+        <w:t>(INR M − INR N) ≤ INR N·INR(M−1)·μ²</w:t>
       </w:r>
       <w:r>
         <w:rPr>
@@ -1439,7 +1479,47 @@
           <w:color w:val="444444"/>
           <w:sz w:val="21"/>
         </w:rPr>
-        <w:t>：zprod_bounded 乘积上界递推 + no_overflow_consistent 63-bit 镜像一致 + c4_safe_domain C=4 判定链连乘 2054520832000000000 &lt; 2^63 + safe_domain_bool 可提取 bool 运行时判定，4 段审计全 Closed 零公理——回应评审 P0「安全域形式化草图」，超出 trivial 草图预期）；</w:t>
+        <w:t xml:space="preserve"> 的构造性证明（</w:t>
+      </w:r>
+      <w:r>
+        <w:rPr>
+          <w:rFonts w:ascii="Consolas" w:hAnsi="Consolas" w:eastAsia="等线"/>
+          <w:b w:val="0"/>
+          <w:i w:val="0"/>
+          <w:color w:val="444444"/>
+          <w:sz w:val="19"/>
+        </w:rPr>
+        <w:t>g7_welch_lower</w:t>
+      </w:r>
+      <w:r>
+        <w:rPr>
+          <w:rFonts w:ascii="Times New Roman" w:hAnsi="Times New Roman" w:eastAsia="宋体"/>
+          <w:b w:val="0"/>
+          <w:i/>
+          <w:color w:val="444444"/>
+          <w:sz w:val="21"/>
+        </w:rPr>
+        <w:t>，</w:t>
+      </w:r>
+      <w:r>
+        <w:rPr>
+          <w:rFonts w:ascii="Consolas" w:hAnsi="Consolas" w:eastAsia="等线"/>
+          <w:b w:val="0"/>
+          <w:i w:val="0"/>
+          <w:color w:val="444444"/>
+          <w:sz w:val="19"/>
+        </w:rPr>
+        <w:t>probe_g7_welch_cr.v</w:t>
+      </w:r>
+      <w:r>
+        <w:rPr>
+          <w:rFonts w:ascii="Times New Roman" w:hAnsi="Times New Roman" w:eastAsia="宋体"/>
+          <w:b w:val="0"/>
+          <w:i/>
+          <w:color w:val="444444"/>
+          <w:sz w:val="21"/>
+        </w:rPr>
+        <w:t>，828 行 14 Qed；Frobenius 范数与 Cauchy–Schwarz 不等式路线，避免特征值论证；六段 Print Assumptions 全 Closed 零公理；提取物 g7_welch_cr.ml 经 DkMLNative ocamlc 编译通过）；</w:t>
       </w:r>
       <w:r>
         <w:rPr>
@@ -1449,7 +1529,7 @@
           <w:color w:val="444444"/>
           <w:sz w:val="21"/>
         </w:rPr>
-        <w:t>§5.6 核漂移获首个实例</w:t>
+        <w:t>G-8 前提状态升级</w:t>
       </w:r>
       <w:r>
         <w:rPr>
@@ -1459,27 +1539,7 @@
           <w:color w:val="444444"/>
           <w:sz w:val="21"/>
         </w:rPr>
-        <w:t xml:space="preserve">（CS-18 </w:t>
-      </w:r>
-      <w:r>
-        <w:rPr>
-          <w:rFonts w:ascii="Consolas" w:hAnsi="Consolas" w:eastAsia="等线"/>
-          <w:b w:val="0"/>
-          <w:i w:val="0"/>
-          <w:color w:val="444444"/>
-          <w:sz w:val="19"/>
-        </w:rPr>
-        <w:t>probe_ab_bridge_pier.v</w:t>
-      </w:r>
-      <w:r>
-        <w:rPr>
-          <w:rFonts w:ascii="Times New Roman" w:hAnsi="Times New Roman" w:eastAsia="宋体"/>
-          <w:b w:val="0"/>
-          <w:i/>
-          <w:color w:val="444444"/>
-          <w:sz w:val="21"/>
-        </w:rPr>
-        <w:t>：psi_kernel_drift_bound 相邻位漂移 ≤ 2/(√n·√m) + psi_attention_tvd_trunc 截断 TVD 桥，实例化 kernel_drift_controls_attention——「无形式化桥梁」升级为「中间桥墩已机器检查」）；</w:t>
+        <w:t>——Welch 下界由抽象前提升级为已证定理；</w:t>
       </w:r>
       <w:r>
         <w:rPr>
@@ -1489,7 +1549,7 @@
           <w:color w:val="444444"/>
           <w:sz w:val="21"/>
         </w:rPr>
-        <w:t>§5.3 相干熵桥接状态更新</w:t>
+        <w:t>并入</w:t>
       </w:r>
       <w:r>
         <w:rPr>
@@ -1499,7 +1559,42 @@
           <w:color w:val="444444"/>
           <w:sz w:val="21"/>
         </w:rPr>
-        <w:t>（从未实例化升级为截断通道已实例化）；</w:t>
+        <w:t xml:space="preserve">——已并入合并版 </w:t>
+      </w:r>
+      <w:r>
+        <w:rPr>
+          <w:rFonts w:ascii="Consolas" w:hAnsi="Consolas" w:eastAsia="等线"/>
+          <w:b w:val="0"/>
+          <w:i w:val="0"/>
+          <w:color w:val="444444"/>
+          <w:sz w:val="19"/>
+        </w:rPr>
+        <w:t>ca_merged_full_25_m2.v</w:t>
+      </w:r>
+      <w:r>
+        <w:rPr>
+          <w:rFonts w:ascii="Times New Roman" w:hAnsi="Times New Roman" w:eastAsia="宋体"/>
+          <w:b w:val="0"/>
+          <w:i/>
+          <w:color w:val="444444"/>
+          <w:sz w:val="21"/>
+        </w:rPr>
+        <w:t>（92483 行，68 模块分区，合并编译通过）；实原子版（相干上界 μ 抽象衔接 G-8），复原子版列为后续工作。</w:t>
+      </w:r>
+    </w:p>
+    <w:p>
+      <w:pPr>
+        <w:ind w:left="432"/>
+      </w:pPr>
+      <w:r>
+        <w:rPr>
+          <w:rFonts w:ascii="Times New Roman" w:hAnsi="Times New Roman" w:eastAsia="宋体"/>
+          <w:b w:val="0"/>
+          <w:i/>
+          <w:color w:val="444444"/>
+          <w:sz w:val="21"/>
+        </w:rPr>
+        <w:t>修订摘要（v2.14→v2.15，2026-08-30，M2 定理扩展四连 CS-15/16/17/18 引用补写 + 外部评审二轮措辞落实）：</w:t>
       </w:r>
       <w:r>
         <w:rPr>
@@ -1509,7 +1604,7 @@
           <w:color w:val="444444"/>
           <w:sz w:val="21"/>
         </w:rPr>
-        <w:t>§9.1 分级检查器</w:t>
+        <w:t>§6 安全域谓词从 future work 升级为已形式化</w:t>
       </w:r>
       <w:r>
         <w:rPr>
@@ -1519,7 +1614,7 @@
           <w:color w:val="444444"/>
           <w:sz w:val="21"/>
         </w:rPr>
-        <w:t xml:space="preserve">（CS-17 </w:t>
+        <w:t xml:space="preserve">（CS-16 </w:t>
       </w:r>
       <w:r>
         <w:rPr>
@@ -1529,7 +1624,7 @@
           <w:color w:val="444444"/>
           <w:sz w:val="19"/>
         </w:rPr>
-        <w:t>frame_check_graduated</w:t>
+        <w:t>probe_safe_domain.v</w:t>
       </w:r>
       <w:r>
         <w:rPr>
@@ -1539,7 +1634,7 @@
           <w:color w:val="444444"/>
           <w:sz w:val="21"/>
         </w:rPr>
-        <w:t xml:space="preserve"> 四级分层服务 + frame_check_graduated_sound，假阴性类由拒绝变降级服务）；</w:t>
+        <w:t>：zprod_bounded 乘积上界递推 + no_overflow_consistent 63-bit 镜像一致 + c4_safe_domain C=4 判定链连乘 2054520832000000000 &lt; 2^63 + safe_domain_bool 可提取 bool 运行时判定，4 段审计全 Closed 零公理——回应评审 P0「安全域形式化草图」，超出 trivial 草图预期）；</w:t>
       </w:r>
       <w:r>
         <w:rPr>
@@ -1549,7 +1644,7 @@
           <w:color w:val="444444"/>
           <w:sz w:val="21"/>
         </w:rPr>
-        <w:t>Q2 酉不变性范围</w:t>
+        <w:t>§5.6 核漂移获首个实例</w:t>
       </w:r>
       <w:r>
         <w:rPr>
@@ -1559,7 +1654,27 @@
           <w:color w:val="444444"/>
           <w:sz w:val="21"/>
         </w:rPr>
-        <w:t>前移至贡献清单覆盖边界（item 12）；</w:t>
+        <w:t xml:space="preserve">（CS-18 </w:t>
+      </w:r>
+      <w:r>
+        <w:rPr>
+          <w:rFonts w:ascii="Consolas" w:hAnsi="Consolas" w:eastAsia="等线"/>
+          <w:b w:val="0"/>
+          <w:i w:val="0"/>
+          <w:color w:val="444444"/>
+          <w:sz w:val="19"/>
+        </w:rPr>
+        <w:t>probe_ab_bridge_pier.v</w:t>
+      </w:r>
+      <w:r>
+        <w:rPr>
+          <w:rFonts w:ascii="Times New Roman" w:hAnsi="Times New Roman" w:eastAsia="宋体"/>
+          <w:b w:val="0"/>
+          <w:i/>
+          <w:color w:val="444444"/>
+          <w:sz w:val="21"/>
+        </w:rPr>
+        <w:t>：psi_kernel_drift_bound 相邻位漂移 ≤ 2/(√n·√m) + psi_attention_tvd_trunc 截断 TVD 桥，实例化 kernel_drift_controls_attention——「无形式化桥梁」升级为「中间桥墩已机器检查」）；</w:t>
       </w:r>
       <w:r>
         <w:rPr>
@@ -1569,7 +1684,7 @@
           <w:color w:val="444444"/>
           <w:sz w:val="21"/>
         </w:rPr>
-        <w:t>§9 相关工作补 VST/Iris 方法论类比与 Lean/mathlib 哲学对照</w:t>
+        <w:t>§5.3 相干熵桥接状态更新</w:t>
       </w:r>
       <w:r>
         <w:rPr>
@@ -1579,7 +1694,7 @@
           <w:color w:val="444444"/>
           <w:sz w:val="21"/>
         </w:rPr>
-        <w:t>；</w:t>
+        <w:t>（从未实例化升级为截断通道已实例化）；</w:t>
       </w:r>
       <w:r>
         <w:rPr>
@@ -1589,7 +1704,7 @@
           <w:color w:val="444444"/>
           <w:sz w:val="21"/>
         </w:rPr>
-        <w:t>§11 新增跨 A/B 证书—性能张力声明</w:t>
+        <w:t>§9.1 分级检查器</w:t>
       </w:r>
       <w:r>
         <w:rPr>
@@ -1599,7 +1714,27 @@
           <w:color w:val="444444"/>
           <w:sz w:val="21"/>
         </w:rPr>
-        <w:t>（证书⟹̸性能三角：T2b 拒绝 vs rand 最优、μ=0 证书 vs grid 性能严重退化、ALiBi 最优 vs 零证书）；G-5 反例 [3,7,15] 同时为 CS-17 分级 L2 的降级服务实例（评审 1.2 关键问题 1 的前置强调）。三定理公理依赖与主线审计一致（sig_not_dec、sig_forall_dec 与函数外延性、classic 零、零 Admitted）；CS-15 已于 v2.14 前入文（§5.6.6 定位）。</w:t>
+        <w:t xml:space="preserve">（CS-17 </w:t>
+      </w:r>
+      <w:r>
+        <w:rPr>
+          <w:rFonts w:ascii="Consolas" w:hAnsi="Consolas" w:eastAsia="等线"/>
+          <w:b w:val="0"/>
+          <w:i w:val="0"/>
+          <w:color w:val="444444"/>
+          <w:sz w:val="19"/>
+        </w:rPr>
+        <w:t>frame_check_graduated</w:t>
+      </w:r>
+      <w:r>
+        <w:rPr>
+          <w:rFonts w:ascii="Times New Roman" w:hAnsi="Times New Roman" w:eastAsia="宋体"/>
+          <w:b w:val="0"/>
+          <w:i/>
+          <w:color w:val="444444"/>
+          <w:sz w:val="21"/>
+        </w:rPr>
+        <w:t xml:space="preserve"> 四级分层服务 + frame_check_graduated_sound，假阴性类由拒绝变降级服务）；</w:t>
       </w:r>
       <w:r>
         <w:rPr>
@@ -1609,7 +1744,7 @@
           <w:color w:val="444444"/>
           <w:sz w:val="21"/>
         </w:rPr>
-        <w:t>合并版再生（同日）</w:t>
+        <w:t>Q2 酉不变性范围</w:t>
       </w:r>
       <w:r>
         <w:rPr>
@@ -1619,7 +1754,7 @@
           <w:color w:val="444444"/>
           <w:sz w:val="21"/>
         </w:rPr>
-        <w:t xml:space="preserve">：M2 批次 7 探针（g3/g5/四原子 CR/安全域/分级检查器/A-B 桥墩/松弛链元理论）+ CS_BATTLE nearcoll 并入——合并版 25 = </w:t>
+        <w:t>前移至贡献清单覆盖边界（item 12）；</w:t>
       </w:r>
       <w:r>
         <w:rPr>
@@ -1629,7 +1764,7 @@
           <w:color w:val="444444"/>
           <w:sz w:val="21"/>
         </w:rPr>
-        <w:t>93953 行 / 67 模块分区</w:t>
+        <w:t>§9 相关工作补 VST/Iris 方法论类比与 Lean/mathlib 哲学对照</w:t>
       </w:r>
       <w:r>
         <w:rPr>
@@ -1639,22 +1774,7 @@
           <w:color w:val="444444"/>
           <w:sz w:val="21"/>
         </w:rPr>
-        <w:t>，本地 2.5 编译 EXIT=0（nearcoll 撇号标识符 rewrite 逗号链的合并语境解析修复，见 E178/E146）；架构定位声明：构造性轨道用于独立性验证，不用于生产检查器。</w:t>
-      </w:r>
-    </w:p>
-    <w:p>
-      <w:pPr>
-        <w:ind w:left="432"/>
-      </w:pPr>
-      <w:r>
-        <w:rPr>
-          <w:rFonts w:ascii="Times New Roman" w:hAnsi="Times New Roman" w:eastAsia="宋体"/>
-          <w:b w:val="0"/>
-          <w:i/>
-          <w:color w:val="444444"/>
-          <w:sz w:val="21"/>
-        </w:rPr>
-        <w:t>修订摘要（v2.13→v2.14，2026-08-30，E153 收官对齐 + 2026-08-29 交叉分析修订落实）：</w:t>
+        <w:t>；</w:t>
       </w:r>
       <w:r>
         <w:rPr>
@@ -1664,7 +1784,7 @@
           <w:color w:val="444444"/>
           <w:sz w:val="21"/>
         </w:rPr>
-        <w:t>代码基态刷新</w:t>
+        <w:t>§11 新增跨 A/B 证书—性能张力声明</w:t>
       </w:r>
       <w:r>
         <w:rPr>
@@ -1674,7 +1794,7 @@
           <w:color w:val="444444"/>
           <w:sz w:val="21"/>
         </w:rPr>
-        <w:t>——合并版 93953 行（E153 批次二：78808→81169 八处 mathcomp 2.6 适配修复，本地 2.5 + WSL 9.1.1 双环境验证），</w:t>
+        <w:t>（证书⟹̸性能三角：T2b 拒绝 vs rand 最优、μ=0 证书 vs grid 性能严重退化、ALiBi 最优 vs 零证书）；G-5 反例 [3,7,15] 同时为 CS-17 分级 L2 的降级服务实例（评审 1.2 关键问题 1 的前置强调）。三定理公理依赖与主线审计一致（sig_not_dec、sig_forall_dec 与函数外延性、classic 零、零 Admitted）；CS-15 已于 v2.14 前入文（§5.6.6 定位）。</w:t>
       </w:r>
       <w:r>
         <w:rPr>
@@ -1684,7 +1804,7 @@
           <w:color w:val="444444"/>
           <w:sz w:val="21"/>
         </w:rPr>
-        <w:t>CI 全链路绿收官</w:t>
+        <w:t>合并版再生（同日）</w:t>
       </w:r>
       <w:r>
         <w:rPr>
@@ -1694,27 +1814,7 @@
           <w:color w:val="444444"/>
           <w:sz w:val="21"/>
         </w:rPr>
-        <w:t xml:space="preserve">（commit b57a2b5/7628fef/2f21249：编译 + 零 Admitted 检查 + coqchk 内核复验，检查脚本 grep 误报注释已修为语句形态 </w:t>
-      </w:r>
-      <w:r>
-        <w:rPr>
-          <w:rFonts w:ascii="Consolas" w:hAnsi="Consolas" w:eastAsia="等线"/>
-          <w:b w:val="0"/>
-          <w:i w:val="0"/>
-          <w:color w:val="444444"/>
-          <w:sz w:val="19"/>
-        </w:rPr>
-        <w:t>Admitted\.</w:t>
-      </w:r>
-      <w:r>
-        <w:rPr>
-          <w:rFonts w:ascii="Times New Roman" w:hAnsi="Times New Roman" w:eastAsia="宋体"/>
-          <w:b w:val="0"/>
-          <w:i/>
-          <w:color w:val="444444"/>
-          <w:sz w:val="21"/>
-        </w:rPr>
-        <w:t>）；</w:t>
+        <w:t xml:space="preserve">：M2 批次 7 探针（g3/g5/四原子 CR/安全域/分级检查器/A-B 桥墩/松弛链元理论）+ CS_BATTLE nearcoll 并入——合并版 25 = </w:t>
       </w:r>
       <w:r>
         <w:rPr>
@@ -1724,7 +1824,7 @@
           <w:color w:val="444444"/>
           <w:sz w:val="21"/>
         </w:rPr>
-        <w:t>P0-2 softmax 紧度勘误</w:t>
+        <w:t>93953 行 / 67 模块分区</w:t>
       </w:r>
       <w:r>
         <w:rPr>
@@ -1734,18 +1834,13 @@
           <w:color w:val="444444"/>
           <w:sz w:val="21"/>
         </w:rPr>
-        <w:t xml:space="preserve">——摘要/§1/§4 的 ‖softmax z − softmax z'‖₁ 界从 </w:t>
-      </w:r>
-      <w:r>
-        <w:rPr>
-          <w:rFonts w:ascii="Consolas" w:hAnsi="Consolas" w:eastAsia="等线"/>
-          <w:b w:val="0"/>
-          <w:i w:val="0"/>
-          <w:color w:val="444444"/>
-          <w:sz w:val="19"/>
-        </w:rPr>
-        <w:t>2(e^d − 1)</w:t>
-      </w:r>
+        <w:t>，本地 2.5 编译 EXIT=0（nearcoll 撇号标识符 rewrite 逗号链的合并语境解析修复，见 E178/E146）；架构定位声明：构造性轨道用于独立性验证，不用于生产检查器。</w:t>
+      </w:r>
+    </w:p>
+    <w:p>
+      <w:pPr>
+        <w:ind w:left="432"/>
+      </w:pPr>
       <w:r>
         <w:rPr>
           <w:rFonts w:ascii="Times New Roman" w:hAnsi="Times New Roman" w:eastAsia="宋体"/>
@@ -1754,7 +1849,7 @@
           <w:color w:val="444444"/>
           <w:sz w:val="21"/>
         </w:rPr>
-        <w:t xml:space="preserve"> 更正为 </w:t>
+        <w:t>修订摘要（v2.13→v2.14，2026-08-30，E153 收官对齐 + 2026-08-29 交叉分析修订落实）：</w:t>
       </w:r>
       <w:r>
         <w:rPr>
@@ -1764,7 +1859,7 @@
           <w:color w:val="444444"/>
           <w:sz w:val="21"/>
         </w:rPr>
-        <w:t>`exp(2·d) − 1`</w:t>
+        <w:t>代码基态刷新</w:t>
       </w:r>
       <w:r>
         <w:rPr>
@@ -1774,27 +1869,7 @@
           <w:color w:val="444444"/>
           <w:sz w:val="21"/>
         </w:rPr>
-        <w:t xml:space="preserve">（代码 </w:t>
-      </w:r>
-      <w:r>
-        <w:rPr>
-          <w:rFonts w:ascii="Consolas" w:hAnsi="Consolas" w:eastAsia="等线"/>
-          <w:b w:val="0"/>
-          <w:i w:val="0"/>
-          <w:color w:val="444444"/>
-          <w:sz w:val="19"/>
-        </w:rPr>
-        <w:t>softmax_l1_bound_exp</w:t>
-      </w:r>
-      <w:r>
-        <w:rPr>
-          <w:rFonts w:ascii="Times New Roman" w:hAnsi="Times New Roman" w:eastAsia="宋体"/>
-          <w:b w:val="0"/>
-          <w:i/>
-          <w:color w:val="444444"/>
-          <w:sz w:val="21"/>
-        </w:rPr>
-        <w:t xml:space="preserve"> PSA_framework.v:2216-2220 实形态，旧稿高估紧度）；</w:t>
+        <w:t>——合并版 93953 行（E153 批次二：78808→81169 八处 mathcomp 2.6 适配修复，本地 2.5 + WSL 9.1.1 双环境验证），</w:t>
       </w:r>
       <w:r>
         <w:rPr>
@@ -1804,7 +1879,7 @@
           <w:color w:val="444444"/>
           <w:sz w:val="21"/>
         </w:rPr>
-        <w:t>P1-1 引用-权威对齐</w:t>
+        <w:t>CI 全链路绿收官</w:t>
       </w:r>
       <w:r>
         <w:rPr>
@@ -1814,7 +1889,7 @@
           <w:color w:val="444444"/>
           <w:sz w:val="21"/>
         </w:rPr>
-        <w:t>——§5.6 压缩感知/τ 族的探针引用补注权威独立模块（</w:t>
+        <w:t xml:space="preserve">（commit b57a2b5/7628fef/2f21249：编译 + 零 Admitted 检查 + coqchk 内核复验，检查脚本 grep 误报注释已修为语句形态 </w:t>
       </w:r>
       <w:r>
         <w:rPr>
@@ -1824,7 +1899,7 @@
           <w:color w:val="444444"/>
           <w:sz w:val="19"/>
         </w:rPr>
-        <w:t>ca_rip_cr.v</w:t>
+        <w:t>Admitted\.</w:t>
       </w:r>
       <w:r>
         <w:rPr>
@@ -1834,67 +1909,7 @@
           <w:color w:val="444444"/>
           <w:sz w:val="21"/>
         </w:rPr>
-        <w:t xml:space="preserve"> </w:t>
-      </w:r>
-      <w:r>
-        <w:rPr>
-          <w:rFonts w:ascii="Consolas" w:hAnsi="Consolas" w:eastAsia="等线"/>
-          <w:b w:val="0"/>
-          <w:i w:val="0"/>
-          <w:color w:val="444444"/>
-          <w:sz w:val="19"/>
-        </w:rPr>
-        <w:t>row_rip_bound_M</w:t>
-      </w:r>
-      <w:r>
-        <w:rPr>
-          <w:rFonts w:ascii="Times New Roman" w:hAnsi="Times New Roman" w:eastAsia="宋体"/>
-          <w:b w:val="0"/>
-          <w:i/>
-          <w:color w:val="444444"/>
-          <w:sz w:val="21"/>
-        </w:rPr>
-        <w:t>、</w:t>
-      </w:r>
-      <w:r>
-        <w:rPr>
-          <w:rFonts w:ascii="Consolas" w:hAnsi="Consolas" w:eastAsia="等线"/>
-          <w:b w:val="0"/>
-          <w:i w:val="0"/>
-          <w:color w:val="444444"/>
-          <w:sz w:val="19"/>
-        </w:rPr>
-        <w:t>ca_tau.v</w:t>
-      </w:r>
-      <w:r>
-        <w:rPr>
-          <w:rFonts w:ascii="Times New Roman" w:hAnsi="Times New Roman" w:eastAsia="宋体"/>
-          <w:b w:val="0"/>
-          <w:i/>
-          <w:color w:val="444444"/>
-          <w:sz w:val="21"/>
-        </w:rPr>
-        <w:t xml:space="preserve"> </w:t>
-      </w:r>
-      <w:r>
-        <w:rPr>
-          <w:rFonts w:ascii="Consolas" w:hAnsi="Consolas" w:eastAsia="等线"/>
-          <w:b w:val="0"/>
-          <w:i w:val="0"/>
-          <w:color w:val="444444"/>
-          <w:sz w:val="19"/>
-        </w:rPr>
-        <w:t>tau_crop_mono</w:t>
-      </w:r>
-      <w:r>
-        <w:rPr>
-          <w:rFonts w:ascii="Times New Roman" w:hAnsi="Times New Roman" w:eastAsia="宋体"/>
-          <w:b w:val="0"/>
-          <w:i/>
-          <w:color w:val="444444"/>
-          <w:sz w:val="21"/>
-        </w:rPr>
-        <w:t>），探针降级为独立验证附注；</w:t>
+        <w:t>）；</w:t>
       </w:r>
       <w:r>
         <w:rPr>
@@ -1904,7 +1919,7 @@
           <w:color w:val="444444"/>
           <w:sz w:val="21"/>
         </w:rPr>
-        <w:t>审计口径统一</w:t>
+        <w:t>P0-2 softmax 紧度勘误</w:t>
       </w:r>
       <w:r>
         <w:rPr>
@@ -1914,13 +1929,18 @@
           <w:color w:val="444444"/>
           <w:sz w:val="21"/>
         </w:rPr>
-        <w:t>——"全零经典排中"表述全文统一为诚实口径（排中律宏零出现 + 公理依赖披露，正文 §5/§6 原有精确表述不变）；30模块 归档 2026-08-30 新增 probe_welch / probe_g1_norm_closed / probe_g2_mu_adj（SHA 一致）；开发区→PSA 仓库对齐提交 2f21249（ca_tau 入 lib、CS 战役 4 探针入 probes、14 py 入 empirical）。</w:t>
-      </w:r>
-    </w:p>
-    <w:p>
-      <w:pPr>
-        <w:ind w:left="432"/>
-      </w:pPr>
+        <w:t xml:space="preserve">——摘要/§1/§4 的 ‖softmax z − softmax z'‖₁ 界从 </w:t>
+      </w:r>
+      <w:r>
+        <w:rPr>
+          <w:rFonts w:ascii="Consolas" w:hAnsi="Consolas" w:eastAsia="等线"/>
+          <w:b w:val="0"/>
+          <w:i w:val="0"/>
+          <w:color w:val="444444"/>
+          <w:sz w:val="19"/>
+        </w:rPr>
+        <w:t>2(e^d − 1)</w:t>
+      </w:r>
       <w:r>
         <w:rPr>
           <w:rFonts w:ascii="Times New Roman" w:hAnsi="Times New Roman" w:eastAsia="宋体"/>
@@ -1929,7 +1949,7 @@
           <w:color w:val="444444"/>
           <w:sz w:val="21"/>
         </w:rPr>
-        <w:t>修订摘要（v2.11→v2.12，2026-08-27，合并版重生成 + M3 代数化）：</w:t>
+        <w:t xml:space="preserve"> 更正为 </w:t>
       </w:r>
       <w:r>
         <w:rPr>
@@ -1939,7 +1959,7 @@
           <w:color w:val="444444"/>
           <w:sz w:val="21"/>
         </w:rPr>
-        <w:t>合并版 `ca_merged_full_25.v` 重新生成</w:t>
+        <w:t>`exp(2·d) − 1`</w:t>
       </w:r>
       <w:r>
         <w:rPr>
@@ -1949,7 +1969,7 @@
           <w:color w:val="444444"/>
           <w:sz w:val="21"/>
         </w:rPr>
-        <w:t>（87588 行 / 67 模块分区 / 20 探针，</w:t>
+        <w:t xml:space="preserve">（代码 </w:t>
       </w:r>
       <w:r>
         <w:rPr>
@@ -1959,7 +1979,7 @@
           <w:color w:val="444444"/>
           <w:sz w:val="19"/>
         </w:rPr>
-        <w:t>_merge_ca.py</w:t>
+        <w:t>softmax_l1_bound_exp</w:t>
       </w:r>
       <w:r>
         <w:rPr>
@@ -1969,7 +1989,7 @@
           <w:color w:val="444444"/>
           <w:sz w:val="21"/>
         </w:rPr>
-        <w:t>，MERGE_EXIT=0 复验；30模块 归档 SHA-256 同步）；</w:t>
+        <w:t xml:space="preserve"> PSA_framework.v:2216-2220 实形态，旧稿高估紧度）；</w:t>
       </w:r>
       <w:r>
         <w:rPr>
@@ -1979,7 +1999,7 @@
           <w:color w:val="444444"/>
           <w:sz w:val="21"/>
         </w:rPr>
-        <w:t>M3 构造性 √ 界代数化</w:t>
+        <w:t>P1-1 引用-权威对齐</w:t>
       </w:r>
       <w:r>
         <w:rPr>
@@ -1989,7 +2009,7 @@
           <w:color w:val="444444"/>
           <w:sz w:val="21"/>
         </w:rPr>
-        <w:t>（</w:t>
+        <w:t>——§5.6 压缩感知/τ 族的探针引用补注权威独立模块（</w:t>
       </w:r>
       <w:r>
         <w:rPr>
@@ -1999,7 +2019,7 @@
           <w:color w:val="444444"/>
           <w:sz w:val="19"/>
         </w:rPr>
-        <w:t>probe_sqrt_cr_m3.v</w:t>
+        <w:t>ca_rip_cr.v</w:t>
       </w:r>
       <w:r>
         <w:rPr>
@@ -2009,7 +2029,7 @@
           <w:color w:val="444444"/>
           <w:sz w:val="21"/>
         </w:rPr>
-        <w:t xml:space="preserve"> 的 </w:t>
+        <w:t xml:space="preserve"> </w:t>
       </w:r>
       <w:r>
         <w:rPr>
@@ -2019,7 +2039,7 @@
           <w:color w:val="444444"/>
           <w:sz w:val="19"/>
         </w:rPr>
-        <w:t>sqrt21_lower</w:t>
+        <w:t>row_rip_bound_M</w:t>
       </w:r>
       <w:r>
         <w:rPr>
@@ -2029,7 +2049,7 @@
           <w:color w:val="444444"/>
           <w:sz w:val="21"/>
         </w:rPr>
-        <w:t>/</w:t>
+        <w:t>、</w:t>
       </w:r>
       <w:r>
         <w:rPr>
@@ -2039,7 +2059,7 @@
           <w:color w:val="444444"/>
           <w:sz w:val="19"/>
         </w:rPr>
-        <w:t>sqrt105_lower</w:t>
+        <w:t>ca_tau.v</w:t>
       </w:r>
       <w:r>
         <w:rPr>
@@ -2049,7 +2069,7 @@
           <w:color w:val="444444"/>
           <w:sz w:val="21"/>
         </w:rPr>
-        <w:t xml:space="preserve"> 从 qbisec vm_compute 数值核验升级为代数证明——Q 层平方界 </w:t>
+        <w:t xml:space="preserve"> </w:t>
       </w:r>
       <w:r>
         <w:rPr>
@@ -2059,7 +2079,7 @@
           <w:color w:val="444444"/>
           <w:sz w:val="19"/>
         </w:rPr>
-        <w:t>(4582/1000)²≤21</w:t>
+        <w:t>tau_crop_mono</w:t>
       </w:r>
       <w:r>
         <w:rPr>
@@ -2069,67 +2089,7 @@
           <w:color w:val="444444"/>
           <w:sz w:val="21"/>
         </w:rPr>
-        <w:t xml:space="preserve"> + 自建非负平方单调 </w:t>
-      </w:r>
-      <w:r>
-        <w:rPr>
-          <w:rFonts w:ascii="Consolas" w:hAnsi="Consolas" w:eastAsia="等线"/>
-          <w:b w:val="0"/>
-          <w:i w:val="0"/>
-          <w:color w:val="444444"/>
-          <w:sz w:val="19"/>
-        </w:rPr>
-        <w:t>CRle_square_nonneg</w:t>
-      </w:r>
-      <w:r>
-        <w:rPr>
-          <w:rFonts w:ascii="Times New Roman" w:hAnsi="Times New Roman" w:eastAsia="宋体"/>
-          <w:b w:val="0"/>
-          <w:i/>
-          <w:color w:val="444444"/>
-          <w:sz w:val="21"/>
-        </w:rPr>
-        <w:t xml:space="preserve"> + </w:t>
-      </w:r>
-      <w:r>
-        <w:rPr>
-          <w:rFonts w:ascii="Consolas" w:hAnsi="Consolas" w:eastAsia="等线"/>
-          <w:b w:val="0"/>
-          <w:i w:val="0"/>
-          <w:color w:val="444444"/>
-          <w:sz w:val="19"/>
-        </w:rPr>
-        <w:t>CR_of_Q_mult</w:t>
-      </w:r>
-      <w:r>
-        <w:rPr>
-          <w:rFonts w:ascii="Times New Roman" w:hAnsi="Times New Roman" w:eastAsia="宋体"/>
-          <w:b w:val="0"/>
-          <w:i/>
-          <w:color w:val="444444"/>
-          <w:sz w:val="21"/>
-        </w:rPr>
-        <w:t>/</w:t>
-      </w:r>
-      <w:r>
-        <w:rPr>
-          <w:rFonts w:ascii="Consolas" w:hAnsi="Consolas" w:eastAsia="等线"/>
-          <w:b w:val="0"/>
-          <w:i w:val="0"/>
-          <w:color w:val="444444"/>
-          <w:sz w:val="19"/>
-        </w:rPr>
-        <w:t>CRsqrt_sq</w:t>
-      </w:r>
-      <w:r>
-        <w:rPr>
-          <w:rFonts w:ascii="Times New Roman" w:hAnsi="Times New Roman" w:eastAsia="宋体"/>
-          <w:b w:val="0"/>
-          <w:i/>
-          <w:color w:val="444444"/>
-          <w:sz w:val="21"/>
-        </w:rPr>
-        <w:t xml:space="preserve"> 桥，Print Assumptions 全 Closed 零公理，qbisec 核验保留交叉验证）；</w:t>
+        <w:t>），探针降级为独立验证附注；</w:t>
       </w:r>
       <w:r>
         <w:rPr>
@@ -2139,7 +2099,7 @@
           <w:color w:val="444444"/>
           <w:sz w:val="21"/>
         </w:rPr>
-        <w:t>CI 双环境修复</w:t>
+        <w:t>审计口径统一</w:t>
       </w:r>
       <w:r>
         <w:rPr>
@@ -2149,18 +2109,13 @@
           <w:color w:val="444444"/>
           <w:sz w:val="21"/>
         </w:rPr>
-        <w:t>（</w:t>
-      </w:r>
-      <w:r>
-        <w:rPr>
-          <w:rFonts w:ascii="Consolas" w:hAnsi="Consolas" w:eastAsia="等线"/>
-          <w:b w:val="0"/>
-          <w:i w:val="0"/>
-          <w:color w:val="444444"/>
-          <w:sz w:val="19"/>
-        </w:rPr>
-        <w:t>probe_partial.v</w:t>
-      </w:r>
+        <w:t>——"全零经典排中"表述全文统一为诚实口径（排中律宏零出现 + 公理依赖披露，正文 §5/§6 原有精确表述不变）；30模块 归档 2026-08-30 新增 probe_welch / probe_g1_norm_closed / probe_g2_mu_adj（SHA 一致）；开发区→PSA 仓库对齐提交 2f21249（ca_tau 入 lib、CS 战役 4 探针入 probes、14 py 入 empirical）。</w:t>
+      </w:r>
+    </w:p>
+    <w:p>
+      <w:pPr>
+        <w:ind w:left="432"/>
+      </w:pPr>
       <w:r>
         <w:rPr>
           <w:rFonts w:ascii="Times New Roman" w:hAnsi="Times New Roman" w:eastAsia="宋体"/>
@@ -2169,107 +2124,7 @@
           <w:color w:val="444444"/>
           <w:sz w:val="21"/>
         </w:rPr>
-        <w:t xml:space="preserve"> grid_conj 的 </w:t>
-      </w:r>
-      <w:r>
-        <w:rPr>
-          <w:rFonts w:ascii="Consolas" w:hAnsi="Consolas" w:eastAsia="等线"/>
-          <w:b w:val="0"/>
-          <w:i w:val="0"/>
-          <w:color w:val="444444"/>
-          <w:sz w:val="19"/>
-        </w:rPr>
-        <w:t>rewrite !mult_INR</w:t>
-      </w:r>
-      <w:r>
-        <w:rPr>
-          <w:rFonts w:ascii="Times New Roman" w:hAnsi="Times New Roman" w:eastAsia="宋体"/>
-          <w:b w:val="0"/>
-          <w:i/>
-          <w:color w:val="444444"/>
-          <w:sz w:val="21"/>
-        </w:rPr>
-        <w:t xml:space="preserve"> 在 mathcomp 2.6 下 LHS 不匹配——</w:t>
-      </w:r>
-      <w:r>
-        <w:rPr>
-          <w:rFonts w:ascii="Consolas" w:hAnsi="Consolas" w:eastAsia="等线"/>
-          <w:b w:val="0"/>
-          <w:i w:val="0"/>
-          <w:color w:val="444444"/>
-          <w:sz w:val="19"/>
-        </w:rPr>
-        <w:t>muln</w:t>
-      </w:r>
-      <w:r>
-        <w:rPr>
-          <w:rFonts w:ascii="Times New Roman" w:hAnsi="Times New Roman" w:eastAsia="宋体"/>
-          <w:b w:val="0"/>
-          <w:i/>
-          <w:color w:val="444444"/>
-          <w:sz w:val="21"/>
-        </w:rPr>
-        <w:t xml:space="preserve"> 新定义 ≢ </w:t>
-      </w:r>
-      <w:r>
-        <w:rPr>
-          <w:rFonts w:ascii="Consolas" w:hAnsi="Consolas" w:eastAsia="等线"/>
-          <w:b w:val="0"/>
-          <w:i w:val="0"/>
-          <w:color w:val="444444"/>
-          <w:sz w:val="19"/>
-        </w:rPr>
-        <w:t>Nat.mul</w:t>
-      </w:r>
-      <w:r>
-        <w:rPr>
-          <w:rFonts w:ascii="Times New Roman" w:hAnsi="Times New Roman" w:eastAsia="宋体"/>
-          <w:b w:val="0"/>
-          <w:i/>
-          <w:color w:val="444444"/>
-          <w:sz w:val="21"/>
-        </w:rPr>
-        <w:t xml:space="preserve">——改 </w:t>
-      </w:r>
-      <w:r>
-        <w:rPr>
-          <w:rFonts w:ascii="Consolas" w:hAnsi="Consolas" w:eastAsia="等线"/>
-          <w:b w:val="0"/>
-          <w:i w:val="0"/>
-          <w:color w:val="444444"/>
-          <w:sz w:val="19"/>
-        </w:rPr>
-        <w:t>rewrite mulnE</w:t>
-      </w:r>
-      <w:r>
-        <w:rPr>
-          <w:rFonts w:ascii="Times New Roman" w:hAnsi="Times New Roman" w:eastAsia="宋体"/>
-          <w:b w:val="0"/>
-          <w:i/>
-          <w:color w:val="444444"/>
-          <w:sz w:val="21"/>
-        </w:rPr>
-        <w:t xml:space="preserve"> + 显式 </w:t>
-      </w:r>
-      <w:r>
-        <w:rPr>
-          <w:rFonts w:ascii="Consolas" w:hAnsi="Consolas" w:eastAsia="等线"/>
-          <w:b w:val="0"/>
-          <w:i w:val="0"/>
-          <w:color w:val="444444"/>
-          <w:sz w:val="19"/>
-        </w:rPr>
-        <w:t>mult_INR</w:t>
-      </w:r>
-      <w:r>
-        <w:rPr>
-          <w:rFonts w:ascii="Times New Roman" w:hAnsi="Times New Roman" w:eastAsia="宋体"/>
-          <w:b w:val="0"/>
-          <w:i/>
-          <w:color w:val="444444"/>
-          <w:sz w:val="21"/>
-        </w:rPr>
-        <w:t xml:space="preserve"> 参数，经验卡 E150）；</w:t>
+        <w:t>修订摘要（v2.11→v2.12，2026-08-27，合并版重生成 + M3 代数化）：</w:t>
       </w:r>
       <w:r>
         <w:rPr>
@@ -2279,7 +2134,7 @@
           <w:color w:val="444444"/>
           <w:sz w:val="21"/>
         </w:rPr>
-        <w:t>165 项审计重跑确认</w:t>
+        <w:t>合并版 `ca_merged_full_25.v` 重新生成</w:t>
       </w:r>
       <w:r>
         <w:rPr>
@@ -2289,7 +2144,7 @@
           <w:color w:val="444444"/>
           <w:sz w:val="21"/>
         </w:rPr>
-        <w:t>（111 段 Axioms + 54 项 Closed，</w:t>
+        <w:t>（87588 行 / 67 模块分区 / 20 探针，</w:t>
       </w:r>
       <w:r>
         <w:rPr>
@@ -2299,7 +2154,7 @@
           <w:color w:val="444444"/>
           <w:sz w:val="19"/>
         </w:rPr>
-        <w:t>Classical_Prop.classic</w:t>
+        <w:t>_merge_ca.py</w:t>
       </w:r>
       <w:r>
         <w:rPr>
@@ -2309,22 +2164,7 @@
           <w:color w:val="444444"/>
           <w:sz w:val="21"/>
         </w:rPr>
-        <w:t xml:space="preserve"> 零出现，post-M1.5 口径维持）。</w:t>
-      </w:r>
-    </w:p>
-    <w:p>
-      <w:pPr>
-        <w:ind w:left="432"/>
-      </w:pPr>
-      <w:r>
-        <w:rPr>
-          <w:rFonts w:ascii="Times New Roman" w:hAnsi="Times New Roman" w:eastAsia="宋体"/>
-          <w:b w:val="0"/>
-          <w:i/>
-          <w:color w:val="444444"/>
-          <w:sz w:val="21"/>
-        </w:rPr>
-        <w:t xml:space="preserve">修订摘要（v2.12→v2.13，2026-08-29，CS 战役定理化与代码基态对齐）：§5.6.6 压缩感知族新增 </w:t>
+        <w:t>，MERGE_EXIT=0 复验；30模块 归档 SHA-256 同步）；</w:t>
       </w:r>
       <w:r>
         <w:rPr>
@@ -2334,7 +2174,7 @@
           <w:color w:val="444444"/>
           <w:sz w:val="21"/>
         </w:rPr>
-        <w:t>CS-11/CS-12/CS-13/CS-14 四条目</w:t>
+        <w:t>M3 构造性 √ 界代数化</w:t>
       </w:r>
       <w:r>
         <w:rPr>
@@ -2344,7 +2184,147 @@
           <w:color w:val="444444"/>
           <w:sz w:val="21"/>
         </w:rPr>
-        <w:t xml:space="preserve">（z 区四模块合计 </w:t>
+        <w:t>（</w:t>
+      </w:r>
+      <w:r>
+        <w:rPr>
+          <w:rFonts w:ascii="Consolas" w:hAnsi="Consolas" w:eastAsia="等线"/>
+          <w:b w:val="0"/>
+          <w:i w:val="0"/>
+          <w:color w:val="444444"/>
+          <w:sz w:val="19"/>
+        </w:rPr>
+        <w:t>probe_sqrt_cr_m3.v</w:t>
+      </w:r>
+      <w:r>
+        <w:rPr>
+          <w:rFonts w:ascii="Times New Roman" w:hAnsi="Times New Roman" w:eastAsia="宋体"/>
+          <w:b w:val="0"/>
+          <w:i/>
+          <w:color w:val="444444"/>
+          <w:sz w:val="21"/>
+        </w:rPr>
+        <w:t xml:space="preserve"> 的 </w:t>
+      </w:r>
+      <w:r>
+        <w:rPr>
+          <w:rFonts w:ascii="Consolas" w:hAnsi="Consolas" w:eastAsia="等线"/>
+          <w:b w:val="0"/>
+          <w:i w:val="0"/>
+          <w:color w:val="444444"/>
+          <w:sz w:val="19"/>
+        </w:rPr>
+        <w:t>sqrt21_lower</w:t>
+      </w:r>
+      <w:r>
+        <w:rPr>
+          <w:rFonts w:ascii="Times New Roman" w:hAnsi="Times New Roman" w:eastAsia="宋体"/>
+          <w:b w:val="0"/>
+          <w:i/>
+          <w:color w:val="444444"/>
+          <w:sz w:val="21"/>
+        </w:rPr>
+        <w:t>/</w:t>
+      </w:r>
+      <w:r>
+        <w:rPr>
+          <w:rFonts w:ascii="Consolas" w:hAnsi="Consolas" w:eastAsia="等线"/>
+          <w:b w:val="0"/>
+          <w:i w:val="0"/>
+          <w:color w:val="444444"/>
+          <w:sz w:val="19"/>
+        </w:rPr>
+        <w:t>sqrt105_lower</w:t>
+      </w:r>
+      <w:r>
+        <w:rPr>
+          <w:rFonts w:ascii="Times New Roman" w:hAnsi="Times New Roman" w:eastAsia="宋体"/>
+          <w:b w:val="0"/>
+          <w:i/>
+          <w:color w:val="444444"/>
+          <w:sz w:val="21"/>
+        </w:rPr>
+        <w:t xml:space="preserve"> 从 qbisec vm_compute 数值核验升级为代数证明——Q 层平方界 </w:t>
+      </w:r>
+      <w:r>
+        <w:rPr>
+          <w:rFonts w:ascii="Consolas" w:hAnsi="Consolas" w:eastAsia="等线"/>
+          <w:b w:val="0"/>
+          <w:i w:val="0"/>
+          <w:color w:val="444444"/>
+          <w:sz w:val="19"/>
+        </w:rPr>
+        <w:t>(4582/1000)²≤21</w:t>
+      </w:r>
+      <w:r>
+        <w:rPr>
+          <w:rFonts w:ascii="Times New Roman" w:hAnsi="Times New Roman" w:eastAsia="宋体"/>
+          <w:b w:val="0"/>
+          <w:i/>
+          <w:color w:val="444444"/>
+          <w:sz w:val="21"/>
+        </w:rPr>
+        <w:t xml:space="preserve"> + 自建非负平方单调 </w:t>
+      </w:r>
+      <w:r>
+        <w:rPr>
+          <w:rFonts w:ascii="Consolas" w:hAnsi="Consolas" w:eastAsia="等线"/>
+          <w:b w:val="0"/>
+          <w:i w:val="0"/>
+          <w:color w:val="444444"/>
+          <w:sz w:val="19"/>
+        </w:rPr>
+        <w:t>CRle_square_nonneg</w:t>
+      </w:r>
+      <w:r>
+        <w:rPr>
+          <w:rFonts w:ascii="Times New Roman" w:hAnsi="Times New Roman" w:eastAsia="宋体"/>
+          <w:b w:val="0"/>
+          <w:i/>
+          <w:color w:val="444444"/>
+          <w:sz w:val="21"/>
+        </w:rPr>
+        <w:t xml:space="preserve"> + </w:t>
+      </w:r>
+      <w:r>
+        <w:rPr>
+          <w:rFonts w:ascii="Consolas" w:hAnsi="Consolas" w:eastAsia="等线"/>
+          <w:b w:val="0"/>
+          <w:i w:val="0"/>
+          <w:color w:val="444444"/>
+          <w:sz w:val="19"/>
+        </w:rPr>
+        <w:t>CR_of_Q_mult</w:t>
+      </w:r>
+      <w:r>
+        <w:rPr>
+          <w:rFonts w:ascii="Times New Roman" w:hAnsi="Times New Roman" w:eastAsia="宋体"/>
+          <w:b w:val="0"/>
+          <w:i/>
+          <w:color w:val="444444"/>
+          <w:sz w:val="21"/>
+        </w:rPr>
+        <w:t>/</w:t>
+      </w:r>
+      <w:r>
+        <w:rPr>
+          <w:rFonts w:ascii="Consolas" w:hAnsi="Consolas" w:eastAsia="等线"/>
+          <w:b w:val="0"/>
+          <w:i w:val="0"/>
+          <w:color w:val="444444"/>
+          <w:sz w:val="19"/>
+        </w:rPr>
+        <w:t>CRsqrt_sq</w:t>
+      </w:r>
+      <w:r>
+        <w:rPr>
+          <w:rFonts w:ascii="Times New Roman" w:hAnsi="Times New Roman" w:eastAsia="宋体"/>
+          <w:b w:val="0"/>
+          <w:i/>
+          <w:color w:val="444444"/>
+          <w:sz w:val="21"/>
+        </w:rPr>
+        <w:t xml:space="preserve"> 桥，Print Assumptions 全 Closed 零公理，qbisec 核验保留交叉验证）；</w:t>
       </w:r>
       <w:r>
         <w:rPr>
@@ -2354,7 +2334,7 @@
           <w:color w:val="444444"/>
           <w:sz w:val="21"/>
         </w:rPr>
-        <w:t>64 Qed / 0 Admitted</w:t>
+        <w:t>CI 双环境修复</w:t>
       </w:r>
       <w:r>
         <w:rPr>
@@ -2364,7 +2344,127 @@
           <w:color w:val="444444"/>
           <w:sz w:val="21"/>
         </w:rPr>
-        <w:t>，全部独立编译 EXIT=0、归档 30模块 SHA 一致、未并入合并版 25——并入待合并版再生）：</w:t>
+        <w:t>（</w:t>
+      </w:r>
+      <w:r>
+        <w:rPr>
+          <w:rFonts w:ascii="Consolas" w:hAnsi="Consolas" w:eastAsia="等线"/>
+          <w:b w:val="0"/>
+          <w:i w:val="0"/>
+          <w:color w:val="444444"/>
+          <w:sz w:val="19"/>
+        </w:rPr>
+        <w:t>probe_partial.v</w:t>
+      </w:r>
+      <w:r>
+        <w:rPr>
+          <w:rFonts w:ascii="Times New Roman" w:hAnsi="Times New Roman" w:eastAsia="宋体"/>
+          <w:b w:val="0"/>
+          <w:i/>
+          <w:color w:val="444444"/>
+          <w:sz w:val="21"/>
+        </w:rPr>
+        <w:t xml:space="preserve"> grid_conj 的 </w:t>
+      </w:r>
+      <w:r>
+        <w:rPr>
+          <w:rFonts w:ascii="Consolas" w:hAnsi="Consolas" w:eastAsia="等线"/>
+          <w:b w:val="0"/>
+          <w:i w:val="0"/>
+          <w:color w:val="444444"/>
+          <w:sz w:val="19"/>
+        </w:rPr>
+        <w:t>rewrite !mult_INR</w:t>
+      </w:r>
+      <w:r>
+        <w:rPr>
+          <w:rFonts w:ascii="Times New Roman" w:hAnsi="Times New Roman" w:eastAsia="宋体"/>
+          <w:b w:val="0"/>
+          <w:i/>
+          <w:color w:val="444444"/>
+          <w:sz w:val="21"/>
+        </w:rPr>
+        <w:t xml:space="preserve"> 在 mathcomp 2.6 下 LHS 不匹配——</w:t>
+      </w:r>
+      <w:r>
+        <w:rPr>
+          <w:rFonts w:ascii="Consolas" w:hAnsi="Consolas" w:eastAsia="等线"/>
+          <w:b w:val="0"/>
+          <w:i w:val="0"/>
+          <w:color w:val="444444"/>
+          <w:sz w:val="19"/>
+        </w:rPr>
+        <w:t>muln</w:t>
+      </w:r>
+      <w:r>
+        <w:rPr>
+          <w:rFonts w:ascii="Times New Roman" w:hAnsi="Times New Roman" w:eastAsia="宋体"/>
+          <w:b w:val="0"/>
+          <w:i/>
+          <w:color w:val="444444"/>
+          <w:sz w:val="21"/>
+        </w:rPr>
+        <w:t xml:space="preserve"> 新定义 ≢ </w:t>
+      </w:r>
+      <w:r>
+        <w:rPr>
+          <w:rFonts w:ascii="Consolas" w:hAnsi="Consolas" w:eastAsia="等线"/>
+          <w:b w:val="0"/>
+          <w:i w:val="0"/>
+          <w:color w:val="444444"/>
+          <w:sz w:val="19"/>
+        </w:rPr>
+        <w:t>Nat.mul</w:t>
+      </w:r>
+      <w:r>
+        <w:rPr>
+          <w:rFonts w:ascii="Times New Roman" w:hAnsi="Times New Roman" w:eastAsia="宋体"/>
+          <w:b w:val="0"/>
+          <w:i/>
+          <w:color w:val="444444"/>
+          <w:sz w:val="21"/>
+        </w:rPr>
+        <w:t xml:space="preserve">——改 </w:t>
+      </w:r>
+      <w:r>
+        <w:rPr>
+          <w:rFonts w:ascii="Consolas" w:hAnsi="Consolas" w:eastAsia="等线"/>
+          <w:b w:val="0"/>
+          <w:i w:val="0"/>
+          <w:color w:val="444444"/>
+          <w:sz w:val="19"/>
+        </w:rPr>
+        <w:t>rewrite mulnE</w:t>
+      </w:r>
+      <w:r>
+        <w:rPr>
+          <w:rFonts w:ascii="Times New Roman" w:hAnsi="Times New Roman" w:eastAsia="宋体"/>
+          <w:b w:val="0"/>
+          <w:i/>
+          <w:color w:val="444444"/>
+          <w:sz w:val="21"/>
+        </w:rPr>
+        <w:t xml:space="preserve"> + 显式 </w:t>
+      </w:r>
+      <w:r>
+        <w:rPr>
+          <w:rFonts w:ascii="Consolas" w:hAnsi="Consolas" w:eastAsia="等线"/>
+          <w:b w:val="0"/>
+          <w:i w:val="0"/>
+          <w:color w:val="444444"/>
+          <w:sz w:val="19"/>
+        </w:rPr>
+        <w:t>mult_INR</w:t>
+      </w:r>
+      <w:r>
+        <w:rPr>
+          <w:rFonts w:ascii="Times New Roman" w:hAnsi="Times New Roman" w:eastAsia="宋体"/>
+          <w:b w:val="0"/>
+          <w:i/>
+          <w:color w:val="444444"/>
+          <w:sz w:val="21"/>
+        </w:rPr>
+        <w:t xml:space="preserve"> 参数，经验卡 E150）；</w:t>
       </w:r>
       <w:r>
         <w:rPr>
@@ -2374,7 +2474,7 @@
           <w:color w:val="444444"/>
           <w:sz w:val="21"/>
         </w:rPr>
-        <w:t>CS-11 τ 裁剪最优性</w:t>
+        <w:t>165 项审计重跑确认</w:t>
       </w:r>
       <w:r>
         <w:rPr>
@@ -2384,7 +2484,7 @@
           <w:color w:val="444444"/>
           <w:sz w:val="21"/>
         </w:rPr>
-        <w:t>（</w:t>
+        <w:t>（111 段 Axioms + 54 项 Closed，</w:t>
       </w:r>
       <w:r>
         <w:rPr>
@@ -2394,7 +2494,7 @@
           <w:color w:val="444444"/>
           <w:sz w:val="19"/>
         </w:rPr>
-        <w:t>probe_taugrid.v</w:t>
+        <w:t>Classical_Prop.classic</w:t>
       </w:r>
       <w:r>
         <w:rPr>
@@ -2404,18 +2504,13 @@
           <w:color w:val="444444"/>
           <w:sz w:val="21"/>
         </w:rPr>
-        <w:t xml:space="preserve"> 17 Qed：覆盖债精确量化（窗 [0,T] 能量恰 = (T+1)/n，债 1−(T+1)/n ∈ (0,1) 机器可计算）+ 支撑完备刻画（n ≤ T ⟺ ψ_n 完全支撑训练窗，iff）+ 裁剪证书单调（kept 子族行和 ≤ 全族，上界型证书不损）+ C-梯子稀疏化迁移 + 三连合成 </w:t>
-      </w:r>
-      <w:r>
-        <w:rPr>
-          <w:rFonts w:ascii="Consolas" w:hAnsi="Consolas" w:eastAsia="等线"/>
-          <w:b w:val="0"/>
-          <w:i w:val="0"/>
-          <w:color w:val="444444"/>
-          <w:sz w:val="19"/>
-        </w:rPr>
-        <w:t>tau_prune_optimality</w:t>
-      </w:r>
+        <w:t xml:space="preserve"> 零出现，post-M1.5 口径维持）。</w:t>
+      </w:r>
+    </w:p>
+    <w:p>
+      <w:pPr>
+        <w:ind w:left="432"/>
+      </w:pPr>
       <w:r>
         <w:rPr>
           <w:rFonts w:ascii="Times New Roman" w:hAnsi="Times New Roman" w:eastAsia="宋体"/>
@@ -2424,7 +2519,7 @@
           <w:color w:val="444444"/>
           <w:sz w:val="21"/>
         </w:rPr>
-        <w:t>——randmax 裁剪实验的定理侧）；</w:t>
+        <w:t xml:space="preserve">修订摘要（v2.12→v2.13，2026-08-29，CS 战役定理化与代码基态对齐）：§5.6.6 压缩感知族新增 </w:t>
       </w:r>
       <w:r>
         <w:rPr>
@@ -2434,7 +2529,7 @@
           <w:color w:val="444444"/>
           <w:sz w:val="21"/>
         </w:rPr>
-        <w:t>CS-12 构造性孪生</w:t>
+        <w:t>CS-11/CS-12/CS-13/CS-14 四条目</w:t>
       </w:r>
       <w:r>
         <w:rPr>
@@ -2444,27 +2539,7 @@
           <w:color w:val="444444"/>
           <w:sz w:val="21"/>
         </w:rPr>
-        <w:t>（</w:t>
-      </w:r>
-      <w:r>
-        <w:rPr>
-          <w:rFonts w:ascii="Consolas" w:hAnsi="Consolas" w:eastAsia="等线"/>
-          <w:b w:val="0"/>
-          <w:i w:val="0"/>
-          <w:color w:val="444444"/>
-          <w:sz w:val="19"/>
-        </w:rPr>
-        <w:t>probe_taugrid_cr.v</w:t>
-      </w:r>
-      <w:r>
-        <w:rPr>
-          <w:rFonts w:ascii="Times New Roman" w:hAnsi="Times New Roman" w:eastAsia="宋体"/>
-          <w:b w:val="0"/>
-          <w:i/>
-          <w:color w:val="444444"/>
-          <w:sz w:val="21"/>
-        </w:rPr>
-        <w:t xml:space="preserve"> 13 Qed </w:t>
+        <w:t xml:space="preserve">（z 区四模块合计 </w:t>
       </w:r>
       <w:r>
         <w:rPr>
@@ -2474,7 +2549,7 @@
           <w:color w:val="444444"/>
           <w:sz w:val="21"/>
         </w:rPr>
-        <w:t>零公理</w:t>
+        <w:t>64 Qed / 0 Admitted</w:t>
       </w:r>
       <w:r>
         <w:rPr>
@@ -2484,7 +2559,7 @@
           <w:color w:val="444444"/>
           <w:sz w:val="21"/>
         </w:rPr>
-        <w:t>：抽象接口 {R : ConstructiveReals} + 归一梯子 u（cos/复指数构造性未实现，接口与主线数学一致）；</w:t>
+        <w:t>，全部独立编译 EXIT=0、归档 30模块 SHA 一致、未并入合并版 25——并入待合并版再生）：</w:t>
       </w:r>
       <w:r>
         <w:rPr>
@@ -2494,7 +2569,7 @@
           <w:color w:val="444444"/>
           <w:sz w:val="21"/>
         </w:rPr>
-        <w:t>严格序 CRlt 本身是 Set 值</w:t>
+        <w:t>CS-11 τ 裁剪最优性</w:t>
       </w:r>
       <w:r>
         <w:rPr>
@@ -2504,7 +2579,7 @@
           <w:color w:val="444444"/>
           <w:sz w:val="21"/>
         </w:rPr>
-        <w:t xml:space="preserve">（ConstructiveReals.v:88 库设计——柯西实数在序证明中存储信息），覆盖债界定定理以信息性形式 0 &lt; debt &lt; 1（Set 值 prod，证明项可提取）陈述；主定理结论 prod 型（信息性 (iii) 不能进 Prop 的 /\）；sigT 被类型系统强制；提取 </w:t>
+        <w:t>（</w:t>
       </w:r>
       <w:r>
         <w:rPr>
@@ -2514,7 +2589,7 @@
           <w:color w:val="444444"/>
           <w:sz w:val="19"/>
         </w:rPr>
-        <w:t>taugrid_cr.ml</w:t>
+        <w:t>probe_taugrid.v</w:t>
       </w:r>
       <w:r>
         <w:rPr>
@@ -2524,7 +2599,27 @@
           <w:color w:val="444444"/>
           <w:sz w:val="21"/>
         </w:rPr>
-        <w:t xml:space="preserve"> 经 DkMLNative ocamlc 4.14.2 编译通过（柯西实例 cRealConstructive 具象化））；</w:t>
+        <w:t xml:space="preserve"> 17 Qed：覆盖债精确量化（窗 [0,T] 能量恰 = (T+1)/n，债 1−(T+1)/n ∈ (0,1) 机器可计算）+ 支撑完备刻画（n ≤ T ⟺ ψ_n 完全支撑训练窗，iff）+ 裁剪证书单调（kept 子族行和 ≤ 全族，上界型证书不损）+ C-梯子稀疏化迁移 + 三连合成 </w:t>
+      </w:r>
+      <w:r>
+        <w:rPr>
+          <w:rFonts w:ascii="Consolas" w:hAnsi="Consolas" w:eastAsia="等线"/>
+          <w:b w:val="0"/>
+          <w:i w:val="0"/>
+          <w:color w:val="444444"/>
+          <w:sz w:val="19"/>
+        </w:rPr>
+        <w:t>tau_prune_optimality</w:t>
+      </w:r>
+      <w:r>
+        <w:rPr>
+          <w:rFonts w:ascii="Times New Roman" w:hAnsi="Times New Roman" w:eastAsia="宋体"/>
+          <w:b w:val="0"/>
+          <w:i/>
+          <w:color w:val="444444"/>
+          <w:sz w:val="21"/>
+        </w:rPr>
+        <w:t>——randmax 裁剪实验的定理侧）；</w:t>
       </w:r>
       <w:r>
         <w:rPr>
@@ -2534,7 +2629,7 @@
           <w:color w:val="444444"/>
           <w:sz w:val="21"/>
         </w:rPr>
-        <w:t>CS-13 CS 生产线</w:t>
+        <w:t>CS-12 构造性孪生</w:t>
       </w:r>
       <w:r>
         <w:rPr>
@@ -2554,7 +2649,7 @@
           <w:color w:val="444444"/>
           <w:sz w:val="19"/>
         </w:rPr>
-        <w:t>probe_cs.v</w:t>
+        <w:t>probe_taugrid_cr.v</w:t>
       </w:r>
       <w:r>
         <w:rPr>
@@ -2564,27 +2659,7 @@
           <w:color w:val="444444"/>
           <w:sz w:val="21"/>
         </w:rPr>
-        <w:t xml:space="preserve"> 29 Qed：一致 RIP </w:t>
-      </w:r>
-      <w:r>
-        <w:rPr>
-          <w:rFonts w:ascii="Consolas" w:hAnsi="Consolas" w:eastAsia="等线"/>
-          <w:b w:val="0"/>
-          <w:i w:val="0"/>
-          <w:color w:val="444444"/>
-          <w:sz w:val="19"/>
-        </w:rPr>
-        <w:t>cs2_rip_uniform</w:t>
-      </w:r>
-      <w:r>
-        <w:rPr>
-          <w:rFonts w:ascii="Times New Roman" w:hAnsi="Times New Roman" w:eastAsia="宋体"/>
-          <w:b w:val="0"/>
-          <w:i/>
-          <w:color w:val="444444"/>
-          <w:sz w:val="21"/>
-        </w:rPr>
-        <w:t xml:space="preserve">（(1−δ)‖c‖² ≤ ‖Φc‖² ≤ (1+δ)‖c‖²，δ = 4K(C) </w:t>
+        <w:t xml:space="preserve"> 13 Qed </w:t>
       </w:r>
       <w:r>
         <w:rPr>
@@ -2594,7 +2669,7 @@
           <w:color w:val="444444"/>
           <w:sz w:val="21"/>
         </w:rPr>
-        <w:t>∀s 一致</w:t>
+        <w:t>零公理</w:t>
       </w:r>
       <w:r>
         <w:rPr>
@@ -2604,147 +2679,7 @@
           <w:color w:val="444444"/>
           <w:sz w:val="21"/>
         </w:rPr>
-        <w:t xml:space="preserve">）+ ★s-sparse 唯一性 </w:t>
-      </w:r>
-      <w:r>
-        <w:rPr>
-          <w:rFonts w:ascii="Consolas" w:hAnsi="Consolas" w:eastAsia="等线"/>
-          <w:b w:val="0"/>
-          <w:i w:val="0"/>
-          <w:color w:val="444444"/>
-          <w:sz w:val="19"/>
-        </w:rPr>
-        <w:t>cs3_energy_zero</w:t>
-      </w:r>
-      <w:r>
-        <w:rPr>
-          <w:rFonts w:ascii="Times New Roman" w:hAnsi="Times New Roman" w:eastAsia="宋体"/>
-          <w:b w:val="0"/>
-          <w:i/>
-          <w:color w:val="444444"/>
-          <w:sz w:val="21"/>
-        </w:rPr>
-        <w:t>/</w:t>
-      </w:r>
-      <w:r>
-        <w:rPr>
-          <w:rFonts w:ascii="Consolas" w:hAnsi="Consolas" w:eastAsia="等线"/>
-          <w:b w:val="0"/>
-          <w:i w:val="0"/>
-          <w:color w:val="444444"/>
-          <w:sz w:val="19"/>
-        </w:rPr>
-        <w:t>cs3_unique</w:t>
-      </w:r>
-      <w:r>
-        <w:rPr>
-          <w:rFonts w:ascii="Times New Roman" w:hAnsi="Times New Roman" w:eastAsia="宋体"/>
-          <w:b w:val="0"/>
-          <w:i/>
-          <w:color w:val="444444"/>
-          <w:sz w:val="21"/>
-        </w:rPr>
-        <w:t xml:space="preserve">（C ≥ 10 时测量 y = y' ⟹ 系数 c = c'——测量端信息不丢失）+ embedding </w:t>
-      </w:r>
-      <w:r>
-        <w:rPr>
-          <w:rFonts w:ascii="Consolas" w:hAnsi="Consolas" w:eastAsia="等线"/>
-          <w:b w:val="0"/>
-          <w:i w:val="0"/>
-          <w:color w:val="444444"/>
-          <w:sz w:val="19"/>
-        </w:rPr>
-        <w:t>cs6_embedding</w:t>
-      </w:r>
-      <w:r>
-        <w:rPr>
-          <w:rFonts w:ascii="Times New Roman" w:hAnsi="Times New Roman" w:eastAsia="宋体"/>
-          <w:b w:val="0"/>
-          <w:i/>
-          <w:color w:val="444444"/>
-          <w:sz w:val="21"/>
-        </w:rPr>
-        <w:t xml:space="preserve">（1−2K(C) &gt; 0）+ spark 下界 </w:t>
-      </w:r>
-      <w:r>
-        <w:rPr>
-          <w:rFonts w:ascii="Consolas" w:hAnsi="Consolas" w:eastAsia="等线"/>
-          <w:b w:val="0"/>
-          <w:i w:val="0"/>
-          <w:color w:val="444444"/>
-          <w:sz w:val="19"/>
-        </w:rPr>
-        <w:t>cs1b_spark</w:t>
-      </w:r>
-      <w:r>
-        <w:rPr>
-          <w:rFonts w:ascii="Times New Roman" w:hAnsi="Times New Roman" w:eastAsia="宋体"/>
-          <w:b w:val="0"/>
-          <w:i/>
-          <w:color w:val="444444"/>
-          <w:sz w:val="21"/>
-        </w:rPr>
-        <w:t xml:space="preserve">（spark ≥ n+1，Gershgorin 冗余路径收编为 CS-3 推论）+ 逐对相干 </w:t>
-      </w:r>
-      <w:r>
-        <w:rPr>
-          <w:rFonts w:ascii="Consolas" w:hAnsi="Consolas" w:eastAsia="等线"/>
-          <w:b w:val="0"/>
-          <w:i w:val="0"/>
-          <w:color w:val="444444"/>
-          <w:sz w:val="19"/>
-        </w:rPr>
-        <w:t>cs1a_pair_bound</w:t>
-      </w:r>
-      <w:r>
-        <w:rPr>
-          <w:rFonts w:ascii="Times New Roman" w:hAnsi="Times New Roman" w:eastAsia="宋体"/>
-          <w:b w:val="0"/>
-          <w:i/>
-          <w:color w:val="444444"/>
-          <w:sz w:val="21"/>
-        </w:rPr>
-        <w:t xml:space="preserve">（≤ 2πq/(1−q)）+ ★近重复对爆炸 </w:t>
-      </w:r>
-      <w:r>
-        <w:rPr>
-          <w:rFonts w:ascii="Consolas" w:hAnsi="Consolas" w:eastAsia="等线"/>
-          <w:b w:val="0"/>
-          <w:i w:val="0"/>
-          <w:color w:val="444444"/>
-          <w:sz w:val="19"/>
-        </w:rPr>
-        <w:t>near_dup_coherence_12</w:t>
-      </w:r>
-      <w:r>
-        <w:rPr>
-          <w:rFonts w:ascii="Times New Roman" w:hAnsi="Times New Roman" w:eastAsia="宋体"/>
-          <w:b w:val="0"/>
-          <w:i/>
-          <w:color w:val="444444"/>
-          <w:sz w:val="21"/>
-        </w:rPr>
-        <w:t xml:space="preserve">（coh 1 2 = 1/√2 精确值）+ </w:t>
-      </w:r>
-      <w:r>
-        <w:rPr>
-          <w:rFonts w:ascii="Consolas" w:hAnsi="Consolas" w:eastAsia="等线"/>
-          <w:b w:val="0"/>
-          <w:i w:val="0"/>
-          <w:color w:val="444444"/>
-          <w:sz w:val="19"/>
-        </w:rPr>
-        <w:t>cs4c_explosion</w:t>
-      </w:r>
-      <w:r>
-        <w:rPr>
-          <w:rFonts w:ascii="Times New Roman" w:hAnsi="Times New Roman" w:eastAsia="宋体"/>
-          <w:b w:val="0"/>
-          <w:i/>
-          <w:color w:val="444444"/>
-          <w:sz w:val="21"/>
-        </w:rPr>
-        <w:t>（2μ = √2 &gt; 1——s ≥ 3 时 Gershgorin 型 RIP 证书在含近重复对梯子上必然失效，"剪 503/255/127 应恶化"的定理侧镜像））；</w:t>
+        <w:t>：抽象接口 {R : ConstructiveReals} + 归一梯子 u（cos/复指数构造性未实现，接口与主线数学一致）；</w:t>
       </w:r>
       <w:r>
         <w:rPr>
@@ -2754,7 +2689,7 @@
           <w:color w:val="444444"/>
           <w:sz w:val="21"/>
         </w:rPr>
-        <w:t>CS-14 offset 无关性</w:t>
+        <w:t>严格序 CRlt 本身是 Set 值</w:t>
       </w:r>
       <w:r>
         <w:rPr>
@@ -2764,7 +2699,7 @@
           <w:color w:val="444444"/>
           <w:sz w:val="21"/>
         </w:rPr>
-        <w:t>（</w:t>
+        <w:t xml:space="preserve">（ConstructiveReals.v:88 库设计——柯西实数在序证明中存储信息），覆盖债界定定理以信息性形式 0 &lt; debt &lt; 1（Set 值 prod，证明项可提取）陈述；主定理结论 prod 型（信息性 (iii) 不能进 Prop 的 /\）；sigT 被类型系统强制；提取 </w:t>
       </w:r>
       <w:r>
         <w:rPr>
@@ -2774,7 +2709,7 @@
           <w:color w:val="444444"/>
           <w:sz w:val="19"/>
         </w:rPr>
-        <w:t>probe_cs5.v</w:t>
+        <w:t>taugrid_cr.ml</w:t>
       </w:r>
       <w:r>
         <w:rPr>
@@ -2784,7 +2719,7 @@
           <w:color w:val="444444"/>
           <w:sz w:val="21"/>
         </w:rPr>
-        <w:t xml:space="preserve"> 5 Qed：跨网格对相干界 N/(2·min(j mod N, N−j mod N)) </w:t>
+        <w:t xml:space="preserve"> 经 DkMLNative ocamlc 4.14.2 编译通过（柯西实例 cRealConstructive 具象化））；</w:t>
       </w:r>
       <w:r>
         <w:rPr>
@@ -2794,7 +2729,7 @@
           <w:color w:val="444444"/>
           <w:sz w:val="21"/>
         </w:rPr>
-        <w:t>右端不含偏移 δ</w:t>
+        <w:t>CS-13 CS 生产线</w:t>
       </w:r>
       <w:r>
         <w:rPr>
@@ -2804,7 +2739,47 @@
           <w:color w:val="444444"/>
           <w:sz w:val="21"/>
         </w:rPr>
-        <w:t>（同族平移差频相消，pair_dirichlet 接管）+ 黄金比隔离界 1/(3d) + φ_gold ∉ ℤ（offset 语义非空）——ogrid 实验"跨网格对证书不含偏移"的定理侧）。</w:t>
+        <w:t>（</w:t>
+      </w:r>
+      <w:r>
+        <w:rPr>
+          <w:rFonts w:ascii="Consolas" w:hAnsi="Consolas" w:eastAsia="等线"/>
+          <w:b w:val="0"/>
+          <w:i w:val="0"/>
+          <w:color w:val="444444"/>
+          <w:sz w:val="19"/>
+        </w:rPr>
+        <w:t>probe_cs.v</w:t>
+      </w:r>
+      <w:r>
+        <w:rPr>
+          <w:rFonts w:ascii="Times New Roman" w:hAnsi="Times New Roman" w:eastAsia="宋体"/>
+          <w:b w:val="0"/>
+          <w:i/>
+          <w:color w:val="444444"/>
+          <w:sz w:val="21"/>
+        </w:rPr>
+        <w:t xml:space="preserve"> 29 Qed：一致 RIP </w:t>
+      </w:r>
+      <w:r>
+        <w:rPr>
+          <w:rFonts w:ascii="Consolas" w:hAnsi="Consolas" w:eastAsia="等线"/>
+          <w:b w:val="0"/>
+          <w:i w:val="0"/>
+          <w:color w:val="444444"/>
+          <w:sz w:val="19"/>
+        </w:rPr>
+        <w:t>cs2_rip_uniform</w:t>
+      </w:r>
+      <w:r>
+        <w:rPr>
+          <w:rFonts w:ascii="Times New Roman" w:hAnsi="Times New Roman" w:eastAsia="宋体"/>
+          <w:b w:val="0"/>
+          <w:i/>
+          <w:color w:val="444444"/>
+          <w:sz w:val="21"/>
+        </w:rPr>
+        <w:t xml:space="preserve">（(1−δ)‖c‖² ≤ ‖Φc‖² ≤ (1+δ)‖c‖²，δ = 4K(C) </w:t>
       </w:r>
       <w:r>
         <w:rPr>
@@ -2814,7 +2789,7 @@
           <w:color w:val="444444"/>
           <w:sz w:val="21"/>
         </w:rPr>
-        <w:t>轨道定位</w:t>
+        <w:t>∀s 一致</w:t>
       </w:r>
       <w:r>
         <w:rPr>
@@ -2824,13 +2799,18 @@
           <w:color w:val="444444"/>
           <w:sz w:val="21"/>
         </w:rPr>
-        <w:t>：构造性轨道用于公理独立性与可计算性验证（提取物携带 CRlt 的信息性 witness），不用于生产检查器（经典轨道更快）。定位（如实）：CS-11/13/14 为 Candès–Tao RIP 框架与 Elad–Bruckstein 判据在频率阶梯原子族上的机器检查 + 与本项目 randmax/ogrid/τ 三剪实验直接对接的新组合（覆盖债量化、近重复对爆炸、offset 无关性）；CS-12 为构造性轨道平行实现（序的 Set 值信息性 + 可提取 OCaml）。</w:t>
-      </w:r>
-    </w:p>
-    <w:p>
-      <w:pPr>
-        <w:ind w:left="432"/>
-      </w:pPr>
+        <w:t xml:space="preserve">）+ ★s-sparse 唯一性 </w:t>
+      </w:r>
+      <w:r>
+        <w:rPr>
+          <w:rFonts w:ascii="Consolas" w:hAnsi="Consolas" w:eastAsia="等线"/>
+          <w:b w:val="0"/>
+          <w:i w:val="0"/>
+          <w:color w:val="444444"/>
+          <w:sz w:val="19"/>
+        </w:rPr>
+        <w:t>cs3_energy_zero</w:t>
+      </w:r>
       <w:r>
         <w:rPr>
           <w:rFonts w:ascii="Times New Roman" w:hAnsi="Times New Roman" w:eastAsia="宋体"/>
@@ -2839,7 +2819,127 @@
           <w:color w:val="444444"/>
           <w:sz w:val="21"/>
         </w:rPr>
-        <w:t>修订摘要（v2.10→v2.11，2026-08-26，CI 双环境兼容）：</w:t>
+        <w:t>/</w:t>
+      </w:r>
+      <w:r>
+        <w:rPr>
+          <w:rFonts w:ascii="Consolas" w:hAnsi="Consolas" w:eastAsia="等线"/>
+          <w:b w:val="0"/>
+          <w:i w:val="0"/>
+          <w:color w:val="444444"/>
+          <w:sz w:val="19"/>
+        </w:rPr>
+        <w:t>cs3_unique</w:t>
+      </w:r>
+      <w:r>
+        <w:rPr>
+          <w:rFonts w:ascii="Times New Roman" w:hAnsi="Times New Roman" w:eastAsia="宋体"/>
+          <w:b w:val="0"/>
+          <w:i/>
+          <w:color w:val="444444"/>
+          <w:sz w:val="21"/>
+        </w:rPr>
+        <w:t xml:space="preserve">（C ≥ 10 时测量 y = y' ⟹ 系数 c = c'——测量端信息不丢失）+ embedding </w:t>
+      </w:r>
+      <w:r>
+        <w:rPr>
+          <w:rFonts w:ascii="Consolas" w:hAnsi="Consolas" w:eastAsia="等线"/>
+          <w:b w:val="0"/>
+          <w:i w:val="0"/>
+          <w:color w:val="444444"/>
+          <w:sz w:val="19"/>
+        </w:rPr>
+        <w:t>cs6_embedding</w:t>
+      </w:r>
+      <w:r>
+        <w:rPr>
+          <w:rFonts w:ascii="Times New Roman" w:hAnsi="Times New Roman" w:eastAsia="宋体"/>
+          <w:b w:val="0"/>
+          <w:i/>
+          <w:color w:val="444444"/>
+          <w:sz w:val="21"/>
+        </w:rPr>
+        <w:t xml:space="preserve">（1−2K(C) &gt; 0）+ spark 下界 </w:t>
+      </w:r>
+      <w:r>
+        <w:rPr>
+          <w:rFonts w:ascii="Consolas" w:hAnsi="Consolas" w:eastAsia="等线"/>
+          <w:b w:val="0"/>
+          <w:i w:val="0"/>
+          <w:color w:val="444444"/>
+          <w:sz w:val="19"/>
+        </w:rPr>
+        <w:t>cs1b_spark</w:t>
+      </w:r>
+      <w:r>
+        <w:rPr>
+          <w:rFonts w:ascii="Times New Roman" w:hAnsi="Times New Roman" w:eastAsia="宋体"/>
+          <w:b w:val="0"/>
+          <w:i/>
+          <w:color w:val="444444"/>
+          <w:sz w:val="21"/>
+        </w:rPr>
+        <w:t xml:space="preserve">（spark ≥ n+1，Gershgorin 冗余路径收编为 CS-3 推论）+ 逐对相干 </w:t>
+      </w:r>
+      <w:r>
+        <w:rPr>
+          <w:rFonts w:ascii="Consolas" w:hAnsi="Consolas" w:eastAsia="等线"/>
+          <w:b w:val="0"/>
+          <w:i w:val="0"/>
+          <w:color w:val="444444"/>
+          <w:sz w:val="19"/>
+        </w:rPr>
+        <w:t>cs1a_pair_bound</w:t>
+      </w:r>
+      <w:r>
+        <w:rPr>
+          <w:rFonts w:ascii="Times New Roman" w:hAnsi="Times New Roman" w:eastAsia="宋体"/>
+          <w:b w:val="0"/>
+          <w:i/>
+          <w:color w:val="444444"/>
+          <w:sz w:val="21"/>
+        </w:rPr>
+        <w:t xml:space="preserve">（≤ 2πq/(1−q)）+ ★近重复对爆炸 </w:t>
+      </w:r>
+      <w:r>
+        <w:rPr>
+          <w:rFonts w:ascii="Consolas" w:hAnsi="Consolas" w:eastAsia="等线"/>
+          <w:b w:val="0"/>
+          <w:i w:val="0"/>
+          <w:color w:val="444444"/>
+          <w:sz w:val="19"/>
+        </w:rPr>
+        <w:t>near_dup_coherence_12</w:t>
+      </w:r>
+      <w:r>
+        <w:rPr>
+          <w:rFonts w:ascii="Times New Roman" w:hAnsi="Times New Roman" w:eastAsia="宋体"/>
+          <w:b w:val="0"/>
+          <w:i/>
+          <w:color w:val="444444"/>
+          <w:sz w:val="21"/>
+        </w:rPr>
+        <w:t xml:space="preserve">（coh 1 2 = 1/√2 精确值）+ </w:t>
+      </w:r>
+      <w:r>
+        <w:rPr>
+          <w:rFonts w:ascii="Consolas" w:hAnsi="Consolas" w:eastAsia="等线"/>
+          <w:b w:val="0"/>
+          <w:i w:val="0"/>
+          <w:color w:val="444444"/>
+          <w:sz w:val="19"/>
+        </w:rPr>
+        <w:t>cs4c_explosion</w:t>
+      </w:r>
+      <w:r>
+        <w:rPr>
+          <w:rFonts w:ascii="Times New Roman" w:hAnsi="Times New Roman" w:eastAsia="宋体"/>
+          <w:b w:val="0"/>
+          <w:i/>
+          <w:color w:val="444444"/>
+          <w:sz w:val="21"/>
+        </w:rPr>
+        <w:t>（2μ = √2 &gt; 1——s ≥ 3 时 Gershgorin 型 RIP 证书在含近重复对梯子上必然失效，"剪 503/255/127 应恶化"的定理侧镜像））；</w:t>
       </w:r>
       <w:r>
         <w:rPr>
@@ -2849,7 +2949,7 @@
           <w:color w:val="444444"/>
           <w:sz w:val="21"/>
         </w:rPr>
-        <w:t>41 个正式模块头部注释清洗</w:t>
+        <w:t>CS-14 offset 无关性</w:t>
       </w:r>
       <w:r>
         <w:rPr>
@@ -2859,7 +2959,27 @@
           <w:color w:val="444444"/>
           <w:sz w:val="21"/>
         </w:rPr>
-        <w:t>（删除会话号/E0xx/交接路径等草稿注记，保留数学内容与纪律声明；规则沉淀于《合并友好编码规范》§6 + 经验卡 E149）；</w:t>
+        <w:t>（</w:t>
+      </w:r>
+      <w:r>
+        <w:rPr>
+          <w:rFonts w:ascii="Consolas" w:hAnsi="Consolas" w:eastAsia="等线"/>
+          <w:b w:val="0"/>
+          <w:i w:val="0"/>
+          <w:color w:val="444444"/>
+          <w:sz w:val="19"/>
+        </w:rPr>
+        <w:t>probe_cs5.v</w:t>
+      </w:r>
+      <w:r>
+        <w:rPr>
+          <w:rFonts w:ascii="Times New Roman" w:hAnsi="Times New Roman" w:eastAsia="宋体"/>
+          <w:b w:val="0"/>
+          <w:i/>
+          <w:color w:val="444444"/>
+          <w:sz w:val="21"/>
+        </w:rPr>
+        <w:t xml:space="preserve"> 5 Qed：跨网格对相干界 N/(2·min(j mod N, N−j mod N)) </w:t>
       </w:r>
       <w:r>
         <w:rPr>
@@ -2869,7 +2989,7 @@
           <w:color w:val="444444"/>
           <w:sz w:val="21"/>
         </w:rPr>
-        <w:t>mathcomp 前缀双环境适配</w:t>
+        <w:t>右端不含偏移 δ</w:t>
       </w:r>
       <w:r>
         <w:rPr>
@@ -2879,7 +2999,7 @@
           <w:color w:val="444444"/>
           <w:sz w:val="21"/>
         </w:rPr>
-        <w:t>（本地 ssreflect.* / CI opam≥2.6 boot.*，E081/E082；合并版 CI 编译时 sed 转 boot 前缀）；</w:t>
+        <w:t>（同族平移差频相消，pair_dirichlet 接管）+ 黄金比隔离界 1/(3d) + φ_gold ∉ ℤ（offset 语义非空）——ogrid 实验"跨网格对证书不含偏移"的定理侧）。</w:t>
       </w:r>
       <w:r>
         <w:rPr>
@@ -2889,7 +3009,7 @@
           <w:color w:val="444444"/>
           <w:sz w:val="21"/>
         </w:rPr>
-        <w:t>带前提引理 rewrite 显式化</w:t>
+        <w:t>轨道定位</w:t>
       </w:r>
       <w:r>
         <w:rPr>
@@ -2899,18 +3019,13 @@
           <w:color w:val="444444"/>
           <w:sz w:val="21"/>
         </w:rPr>
-        <w:t>（E114 追加：</w:t>
-      </w:r>
-      <w:r>
-        <w:rPr>
-          <w:rFonts w:ascii="Consolas" w:hAnsi="Consolas" w:eastAsia="等线"/>
-          <w:b w:val="0"/>
-          <w:i w:val="0"/>
-          <w:color w:val="444444"/>
-          <w:sz w:val="19"/>
-        </w:rPr>
-        <w:t>CRsum_eq</w:t>
-      </w:r>
+        <w:t>：构造性轨道用于公理独立性与可计算性验证（提取物携带 CRlt 的信息性 witness），不用于生产检查器（经典轨道更快）。定位（如实）：CS-11/13/14 为 Candès–Tao RIP 框架与 Elad–Bruckstein 判据在频率阶梯原子族上的机器检查 + 与本项目 randmax/ogrid/τ 三剪实验直接对接的新组合（覆盖债量化、近重复对爆炸、offset 无关性）；CS-12 为构造性轨道平行实现（序的 Set 值信息性 + 可提取 OCaml）。</w:t>
+      </w:r>
+    </w:p>
+    <w:p>
+      <w:pPr>
+        <w:ind w:left="432"/>
+      </w:pPr>
       <w:r>
         <w:rPr>
           <w:rFonts w:ascii="Times New Roman" w:hAnsi="Times New Roman" w:eastAsia="宋体"/>
@@ -2919,67 +3034,7 @@
           <w:color w:val="444444"/>
           <w:sz w:val="21"/>
         </w:rPr>
-        <w:t>/</w:t>
-      </w:r>
-      <w:r>
-        <w:rPr>
-          <w:rFonts w:ascii="Consolas" w:hAnsi="Consolas" w:eastAsia="等线"/>
-          <w:b w:val="0"/>
-          <w:i w:val="0"/>
-          <w:color w:val="444444"/>
-          <w:sz w:val="19"/>
-        </w:rPr>
-        <w:t>Csum_ext</w:t>
-      </w:r>
-      <w:r>
-        <w:rPr>
-          <w:rFonts w:ascii="Times New Roman" w:hAnsi="Times New Roman" w:eastAsia="宋体"/>
-          <w:b w:val="0"/>
-          <w:i/>
-          <w:color w:val="444444"/>
-          <w:sz w:val="21"/>
-        </w:rPr>
-        <w:t>/</w:t>
-      </w:r>
-      <w:r>
-        <w:rPr>
-          <w:rFonts w:ascii="Consolas" w:hAnsi="Consolas" w:eastAsia="等线"/>
-          <w:b w:val="0"/>
-          <w:i w:val="0"/>
-          <w:color w:val="444444"/>
-          <w:sz w:val="19"/>
-        </w:rPr>
-        <w:t>rewrite IH</w:t>
-      </w:r>
-      <w:r>
-        <w:rPr>
-          <w:rFonts w:ascii="Times New Roman" w:hAnsi="Times New Roman" w:eastAsia="宋体"/>
-          <w:b w:val="0"/>
-          <w:i/>
-          <w:color w:val="444444"/>
-          <w:sz w:val="21"/>
-        </w:rPr>
-        <w:t xml:space="preserve"> 等 </w:t>
-      </w:r>
-      <w:r>
-        <w:rPr>
-          <w:rFonts w:ascii="Consolas" w:hAnsi="Consolas" w:eastAsia="等线"/>
-          <w:b w:val="0"/>
-          <w:i w:val="0"/>
-          <w:color w:val="444444"/>
-          <w:sz w:val="19"/>
-        </w:rPr>
-        <w:t>P→eq</w:t>
-      </w:r>
-      <w:r>
-        <w:rPr>
-          <w:rFonts w:ascii="Times New Roman" w:hAnsi="Times New Roman" w:eastAsia="宋体"/>
-          <w:b w:val="0"/>
-          <w:i/>
-          <w:color w:val="444444"/>
-          <w:sz w:val="21"/>
-        </w:rPr>
-        <w:t xml:space="preserve"> 引理的 rewrite 一律显式 assert 前提，消除 mathcomp 2.5/2.6 子目标顺序差异——ca_rip_cr 3 处 + probe_grid_ortho/pro 4 处 + probe_parseval 2 处）；</w:t>
+        <w:t>修订摘要（v2.10→v2.11，2026-08-26，CI 双环境兼容）：</w:t>
       </w:r>
       <w:r>
         <w:rPr>
@@ -2989,7 +3044,7 @@
           <w:color w:val="444444"/>
           <w:sz w:val="21"/>
         </w:rPr>
-        <w:t>CI 缓存机制</w:t>
+        <w:t>41 个正式模块头部注释清洗</w:t>
       </w:r>
       <w:r>
         <w:rPr>
@@ -2999,7 +3054,7 @@
           <w:color w:val="444444"/>
           <w:sz w:val="21"/>
         </w:rPr>
-        <w:t>（lib/merged .vo 经 actions/cache 按源 hash 缓存，推送秒级复验）；</w:t>
+        <w:t>（删除会话号/E0xx/交接路径等草稿注记，保留数学内容与纪律声明；规则沉淀于《合并友好编码规范》§6 + 经验卡 E149）；</w:t>
       </w:r>
       <w:r>
         <w:rPr>
@@ -3009,7 +3064,7 @@
           <w:color w:val="444444"/>
           <w:sz w:val="21"/>
         </w:rPr>
-        <w:t>30模块 归档 + 仓库已同步</w:t>
+        <w:t>mathcomp 前缀双环境适配</w:t>
       </w:r>
       <w:r>
         <w:rPr>
@@ -3019,22 +3074,7 @@
           <w:color w:val="444444"/>
           <w:sz w:val="21"/>
         </w:rPr>
-        <w:t>（SHA-256 一致）。</w:t>
-      </w:r>
-    </w:p>
-    <w:p>
-      <w:pPr>
-        <w:ind w:left="432"/>
-      </w:pPr>
-      <w:r>
-        <w:rPr>
-          <w:rFonts w:ascii="Times New Roman" w:hAnsi="Times New Roman" w:eastAsia="宋体"/>
-          <w:b w:val="0"/>
-          <w:i/>
-          <w:color w:val="444444"/>
-          <w:sz w:val="21"/>
-        </w:rPr>
-        <w:t>修订摘要（v2.9→v2.10，2026-08-26，评审口径对齐）：</w:t>
+        <w:t>（本地 ssreflect.* / CI opam≥2.6 boot.*，E081/E082；合并版 CI 编译时 sed 转 boot 前缀）；</w:t>
       </w:r>
       <w:r>
         <w:rPr>
@@ -3044,7 +3084,7 @@
           <w:color w:val="444444"/>
           <w:sz w:val="21"/>
         </w:rPr>
-        <w:t>模块计数统一为实测 67 模块分区</w:t>
+        <w:t>带前提引理 rewrite 显式化</w:t>
       </w:r>
       <w:r>
         <w:rPr>
@@ -3054,7 +3094,7 @@
           <w:color w:val="444444"/>
           <w:sz w:val="21"/>
         </w:rPr>
-        <w:t xml:space="preserve">（55 分区 + </w:t>
+        <w:t>（E114 追加：</w:t>
       </w:r>
       <w:r>
         <w:rPr>
@@ -3064,7 +3104,7 @@
           <w:color w:val="444444"/>
           <w:sz w:val="19"/>
         </w:rPr>
-        <w:t>ca_independence</w:t>
+        <w:t>CRsum_eq</w:t>
       </w:r>
       <w:r>
         <w:rPr>
@@ -3074,7 +3114,7 @@
           <w:color w:val="444444"/>
           <w:sz w:val="21"/>
         </w:rPr>
-        <w:t xml:space="preserve"> 内 </w:t>
+        <w:t>/</w:t>
       </w:r>
       <w:r>
         <w:rPr>
@@ -3084,7 +3124,7 @@
           <w:color w:val="444444"/>
           <w:sz w:val="19"/>
         </w:rPr>
-        <w:t>independent</w:t>
+        <w:t>Csum_ext</w:t>
       </w:r>
       <w:r>
         <w:rPr>
@@ -3104,7 +3144,7 @@
           <w:color w:val="444444"/>
           <w:sz w:val="19"/>
         </w:rPr>
-        <w:t>independent′</w:t>
+        <w:t>rewrite IH</w:t>
       </w:r>
       <w:r>
         <w:rPr>
@@ -3114,7 +3154,27 @@
           <w:color w:val="444444"/>
           <w:sz w:val="21"/>
         </w:rPr>
-        <w:t xml:space="preserve"> 2 附加，审稿实测；此前 55 为分区数）；</w:t>
+        <w:t xml:space="preserve"> 等 </w:t>
+      </w:r>
+      <w:r>
+        <w:rPr>
+          <w:rFonts w:ascii="Consolas" w:hAnsi="Consolas" w:eastAsia="等线"/>
+          <w:b w:val="0"/>
+          <w:i w:val="0"/>
+          <w:color w:val="444444"/>
+          <w:sz w:val="19"/>
+        </w:rPr>
+        <w:t>P→eq</w:t>
+      </w:r>
+      <w:r>
+        <w:rPr>
+          <w:rFonts w:ascii="Times New Roman" w:hAnsi="Times New Roman" w:eastAsia="宋体"/>
+          <w:b w:val="0"/>
+          <w:i/>
+          <w:color w:val="444444"/>
+          <w:sz w:val="21"/>
+        </w:rPr>
+        <w:t xml:space="preserve"> 引理的 rewrite 一律显式 assert 前提，消除 mathcomp 2.5/2.6 子目标顺序差异——ca_rip_cr 3 处 + probe_grid_ortho/pro 4 处 + probe_parseval 2 处）；</w:t>
       </w:r>
       <w:r>
         <w:rPr>
@@ -3124,7 +3184,7 @@
           <w:color w:val="444444"/>
           <w:sz w:val="21"/>
         </w:rPr>
-        <w:t>声明计数注明口径</w:t>
+        <w:t>CI 缓存机制</w:t>
       </w:r>
       <w:r>
         <w:rPr>
@@ -3134,7 +3194,7 @@
           <w:color w:val="444444"/>
           <w:sz w:val="21"/>
         </w:rPr>
-        <w:t>（269 = Lemma+Theorem 口径，区别于 316 顶层声明 / 272 Qed，三者一致）；</w:t>
+        <w:t>（lib/merged .vo 经 actions/cache 按源 hash 缓存，推送秒级复验）；</w:t>
       </w:r>
       <w:r>
         <w:rPr>
@@ -3144,7 +3204,7 @@
           <w:color w:val="444444"/>
           <w:sz w:val="21"/>
         </w:rPr>
-        <w:t>"165 项全零 classic"注明 post-M1.5 复核成立</w:t>
+        <w:t>30模块 归档 + 仓库已同步</w:t>
       </w:r>
       <w:r>
         <w:rPr>
@@ -3154,18 +3214,13 @@
           <w:color w:val="444444"/>
           <w:sz w:val="21"/>
         </w:rPr>
-        <w:t>（</w:t>
-      </w:r>
-      <w:r>
-        <w:rPr>
-          <w:rFonts w:ascii="Consolas" w:hAnsi="Consolas" w:eastAsia="等线"/>
-          <w:b w:val="0"/>
-          <w:i w:val="0"/>
-          <w:color w:val="444444"/>
-          <w:sz w:val="19"/>
-        </w:rPr>
-        <w:t>PSA_audit.v</w:t>
-      </w:r>
+        <w:t>（SHA-256 一致）。</w:t>
+      </w:r>
+    </w:p>
+    <w:p>
+      <w:pPr>
+        <w:ind w:left="432"/>
+      </w:pPr>
       <w:r>
         <w:rPr>
           <w:rFonts w:ascii="Times New Roman" w:hAnsi="Times New Roman" w:eastAsia="宋体"/>
@@ -3174,127 +3229,7 @@
           <w:color w:val="444444"/>
           <w:sz w:val="21"/>
         </w:rPr>
-        <w:t xml:space="preserve"> L108–121 勘误为 pre-M1.5 过时记录；</w:t>
-      </w:r>
-      <w:r>
-        <w:rPr>
-          <w:rFonts w:ascii="Consolas" w:hAnsi="Consolas" w:eastAsia="等线"/>
-          <w:b w:val="0"/>
-          <w:i w:val="0"/>
-          <w:color w:val="444444"/>
-          <w:sz w:val="19"/>
-        </w:rPr>
-        <w:t>ExpSeries.exp_mono_le_noclassic</w:t>
-      </w:r>
-      <w:r>
-        <w:rPr>
-          <w:rFonts w:ascii="Times New Roman" w:hAnsi="Times New Roman" w:eastAsia="宋体"/>
-          <w:b w:val="0"/>
-          <w:i/>
-          <w:color w:val="444444"/>
-          <w:sz w:val="21"/>
-        </w:rPr>
-        <w:t xml:space="preserve"> 已并入合并版 L63579/L63672/L63719，4 个注意力定理位于其后，</w:t>
-      </w:r>
-      <w:r>
-        <w:rPr>
-          <w:rFonts w:ascii="Consolas" w:hAnsi="Consolas" w:eastAsia="等线"/>
-          <w:b w:val="0"/>
-          <w:i w:val="0"/>
-          <w:color w:val="444444"/>
-          <w:sz w:val="19"/>
-        </w:rPr>
-        <w:t>exp_increasing</w:t>
-      </w:r>
-      <w:r>
-        <w:rPr>
-          <w:rFonts w:ascii="Times New Roman" w:hAnsi="Times New Roman" w:eastAsia="宋体"/>
-          <w:b w:val="0"/>
-          <w:i/>
-          <w:color w:val="444444"/>
-          <w:sz w:val="21"/>
-        </w:rPr>
-        <w:t xml:space="preserve"> 仅存于 ca_* 基础设施非审计目标；</w:t>
-      </w:r>
-      <w:r>
-        <w:rPr>
-          <w:rFonts w:ascii="Consolas" w:hAnsi="Consolas" w:eastAsia="等线"/>
-          <w:b w:val="0"/>
-          <w:i w:val="0"/>
-          <w:color w:val="444444"/>
-          <w:sz w:val="19"/>
-        </w:rPr>
-        <w:t>sig_forall_dec</w:t>
-      </w:r>
-      <w:r>
-        <w:rPr>
-          <w:rFonts w:ascii="Times New Roman" w:hAnsi="Times New Roman" w:eastAsia="宋体"/>
-          <w:b w:val="0"/>
-          <w:i/>
-          <w:color w:val="444444"/>
-          <w:sz w:val="21"/>
-        </w:rPr>
-        <w:t>/</w:t>
-      </w:r>
-      <w:r>
-        <w:rPr>
-          <w:rFonts w:ascii="Consolas" w:hAnsi="Consolas" w:eastAsia="等线"/>
-          <w:b w:val="0"/>
-          <w:i w:val="0"/>
-          <w:color w:val="444444"/>
-          <w:sz w:val="19"/>
-        </w:rPr>
-        <w:t>sig_not_dec</w:t>
-      </w:r>
-      <w:r>
-        <w:rPr>
-          <w:rFonts w:ascii="Times New Roman" w:hAnsi="Times New Roman" w:eastAsia="宋体"/>
-          <w:b w:val="0"/>
-          <w:i/>
-          <w:color w:val="444444"/>
-          <w:sz w:val="21"/>
-        </w:rPr>
-        <w:t>/</w:t>
-      </w:r>
-      <w:r>
-        <w:rPr>
-          <w:rFonts w:ascii="Consolas" w:hAnsi="Consolas" w:eastAsia="等线"/>
-          <w:b w:val="0"/>
-          <w:i w:val="0"/>
-          <w:color w:val="444444"/>
-          <w:sz w:val="19"/>
-        </w:rPr>
-        <w:t>fext</w:t>
-      </w:r>
-      <w:r>
-        <w:rPr>
-          <w:rFonts w:ascii="Times New Roman" w:hAnsi="Times New Roman" w:eastAsia="宋体"/>
-          <w:b w:val="0"/>
-          <w:i/>
-          <w:color w:val="444444"/>
-          <w:sz w:val="21"/>
-        </w:rPr>
-        <w:t xml:space="preserve"> 显式声明为可接受 Reals 基底、非 </w:t>
-      </w:r>
-      <w:r>
-        <w:rPr>
-          <w:rFonts w:ascii="Consolas" w:hAnsi="Consolas" w:eastAsia="等线"/>
-          <w:b w:val="0"/>
-          <w:i w:val="0"/>
-          <w:color w:val="444444"/>
-          <w:sz w:val="19"/>
-        </w:rPr>
-        <w:t>Classical_Prop.classic</w:t>
-      </w:r>
-      <w:r>
-        <w:rPr>
-          <w:rFonts w:ascii="Times New Roman" w:hAnsi="Times New Roman" w:eastAsia="宋体"/>
-          <w:b w:val="0"/>
-          <w:i/>
-          <w:color w:val="444444"/>
-          <w:sz w:val="21"/>
-        </w:rPr>
-        <w:t xml:space="preserve"> 公理）；</w:t>
+        <w:t>修订摘要（v2.9→v2.10，2026-08-26，评审口径对齐）：</w:t>
       </w:r>
       <w:r>
         <w:rPr>
@@ -3304,7 +3239,7 @@
           <w:color w:val="444444"/>
           <w:sz w:val="21"/>
         </w:rPr>
-        <w:t>附录 A 补 `probe_nearcoll.v`</w:t>
+        <w:t>模块计数统一为实测 67 模块分区</w:t>
       </w:r>
       <w:r>
         <w:rPr>
@@ -3314,7 +3249,7 @@
           <w:color w:val="444444"/>
           <w:sz w:val="21"/>
         </w:rPr>
-        <w:t xml:space="preserve">（承载 </w:t>
+        <w:t xml:space="preserve">（55 分区 + </w:t>
       </w:r>
       <w:r>
         <w:rPr>
@@ -3324,7 +3259,7 @@
           <w:color w:val="444444"/>
           <w:sz w:val="19"/>
         </w:rPr>
-        <w:t>golden_near_collision_gold</w:t>
+        <w:t>ca_independence</w:t>
       </w:r>
       <w:r>
         <w:rPr>
@@ -3334,7 +3269,47 @@
           <w:color w:val="444444"/>
           <w:sz w:val="21"/>
         </w:rPr>
-        <w:t>）；</w:t>
+        <w:t xml:space="preserve"> 内 </w:t>
+      </w:r>
+      <w:r>
+        <w:rPr>
+          <w:rFonts w:ascii="Consolas" w:hAnsi="Consolas" w:eastAsia="等线"/>
+          <w:b w:val="0"/>
+          <w:i w:val="0"/>
+          <w:color w:val="444444"/>
+          <w:sz w:val="19"/>
+        </w:rPr>
+        <w:t>independent</w:t>
+      </w:r>
+      <w:r>
+        <w:rPr>
+          <w:rFonts w:ascii="Times New Roman" w:hAnsi="Times New Roman" w:eastAsia="宋体"/>
+          <w:b w:val="0"/>
+          <w:i/>
+          <w:color w:val="444444"/>
+          <w:sz w:val="21"/>
+        </w:rPr>
+        <w:t>/</w:t>
+      </w:r>
+      <w:r>
+        <w:rPr>
+          <w:rFonts w:ascii="Consolas" w:hAnsi="Consolas" w:eastAsia="等线"/>
+          <w:b w:val="0"/>
+          <w:i w:val="0"/>
+          <w:color w:val="444444"/>
+          <w:sz w:val="19"/>
+        </w:rPr>
+        <w:t>independent′</w:t>
+      </w:r>
+      <w:r>
+        <w:rPr>
+          <w:rFonts w:ascii="Times New Roman" w:hAnsi="Times New Roman" w:eastAsia="宋体"/>
+          <w:b w:val="0"/>
+          <w:i/>
+          <w:color w:val="444444"/>
+          <w:sz w:val="21"/>
+        </w:rPr>
+        <w:t xml:space="preserve"> 2 附加，审稿实测；此前 55 为分区数）；</w:t>
       </w:r>
       <w:r>
         <w:rPr>
@@ -3344,7 +3319,7 @@
           <w:color w:val="444444"/>
           <w:sz w:val="21"/>
         </w:rPr>
-        <w:t>构造性轨道贡献在贡献清单中突出</w:t>
+        <w:t>声明计数注明口径</w:t>
       </w:r>
       <w:r>
         <w:rPr>
@@ -3354,22 +3329,7 @@
           <w:color w:val="444444"/>
           <w:sz w:val="21"/>
         </w:rPr>
-        <w:t>（纯 ConstructiveReals、零经典公理，方法论对照）。</w:t>
-      </w:r>
-    </w:p>
-    <w:p>
-      <w:pPr>
-        <w:ind w:left="432"/>
-      </w:pPr>
-      <w:r>
-        <w:rPr>
-          <w:rFonts w:ascii="Times New Roman" w:hAnsi="Times New Roman" w:eastAsia="宋体"/>
-          <w:b w:val="0"/>
-          <w:i/>
-          <w:color w:val="444444"/>
-          <w:sz w:val="21"/>
-        </w:rPr>
-        <w:t>修订摘要（v2.8→v2.9，2026-08-26）：</w:t>
+        <w:t>（269 = Lemma+Theorem 口径，区别于 316 顶层声明 / 272 Qed，三者一致）；</w:t>
       </w:r>
       <w:r>
         <w:rPr>
@@ -3379,7 +3339,7 @@
           <w:color w:val="444444"/>
           <w:sz w:val="21"/>
         </w:rPr>
-        <w:t>M4 可判定性溢价主定理构造化收官</w:t>
+        <w:t>"165 项全零 classic"注明 post-M1.5 复核成立</w:t>
       </w:r>
       <w:r>
         <w:rPr>
@@ -3399,7 +3359,7 @@
           <w:color w:val="444444"/>
           <w:sz w:val="19"/>
         </w:rPr>
-        <w:t>probe_decidability_premium_cr.v</w:t>
+        <w:t>PSA_audit.v</w:t>
       </w:r>
       <w:r>
         <w:rPr>
@@ -3409,7 +3369,7 @@
           <w:color w:val="444444"/>
           <w:sz w:val="21"/>
         </w:rPr>
-        <w:t xml:space="preserve"> 并入合并版 25 模块 55/55：Gram 相干行和 ≤ 63/80 + 反射界 21/16 + 溢价 5/3，</w:t>
+        <w:t xml:space="preserve"> L108–121 勘误为 pre-M1.5 过时记录；</w:t>
       </w:r>
       <w:r>
         <w:rPr>
@@ -3419,7 +3379,7 @@
           <w:color w:val="444444"/>
           <w:sz w:val="19"/>
         </w:rPr>
-        <w:t>m4_decidability_premium : {w &amp; CRle w (63/80)}</w:t>
+        <w:t>ExpSeries.exp_mono_le_noclassic</w:t>
       </w:r>
       <w:r>
         <w:rPr>
@@ -3429,7 +3389,7 @@
           <w:color w:val="444444"/>
           <w:sz w:val="21"/>
         </w:rPr>
-        <w:t xml:space="preserve"> Set 层 sigT 定理，核心 </w:t>
+        <w:t xml:space="preserve"> 已并入合并版 L63579/L63672/L63719，4 个注意力定理位于其后，</w:t>
       </w:r>
       <w:r>
         <w:rPr>
@@ -3439,7 +3399,7 @@
           <w:color w:val="444444"/>
           <w:sz w:val="19"/>
         </w:rPr>
-        <w:t>m4_CRinv_le_contravar</w:t>
+        <w:t>exp_increasing</w:t>
       </w:r>
       <w:r>
         <w:rPr>
@@ -3449,7 +3409,87 @@
           <w:color w:val="444444"/>
           <w:sz w:val="21"/>
         </w:rPr>
-        <w:t xml:space="preserve"> 纯构造反变单调，Print Assumptions 全 Closed）；</w:t>
+        <w:t xml:space="preserve"> 仅存于 ca_* 基础设施非审计目标；</w:t>
+      </w:r>
+      <w:r>
+        <w:rPr>
+          <w:rFonts w:ascii="Consolas" w:hAnsi="Consolas" w:eastAsia="等线"/>
+          <w:b w:val="0"/>
+          <w:i w:val="0"/>
+          <w:color w:val="444444"/>
+          <w:sz w:val="19"/>
+        </w:rPr>
+        <w:t>sig_forall_dec</w:t>
+      </w:r>
+      <w:r>
+        <w:rPr>
+          <w:rFonts w:ascii="Times New Roman" w:hAnsi="Times New Roman" w:eastAsia="宋体"/>
+          <w:b w:val="0"/>
+          <w:i/>
+          <w:color w:val="444444"/>
+          <w:sz w:val="21"/>
+        </w:rPr>
+        <w:t>/</w:t>
+      </w:r>
+      <w:r>
+        <w:rPr>
+          <w:rFonts w:ascii="Consolas" w:hAnsi="Consolas" w:eastAsia="等线"/>
+          <w:b w:val="0"/>
+          <w:i w:val="0"/>
+          <w:color w:val="444444"/>
+          <w:sz w:val="19"/>
+        </w:rPr>
+        <w:t>sig_not_dec</w:t>
+      </w:r>
+      <w:r>
+        <w:rPr>
+          <w:rFonts w:ascii="Times New Roman" w:hAnsi="Times New Roman" w:eastAsia="宋体"/>
+          <w:b w:val="0"/>
+          <w:i/>
+          <w:color w:val="444444"/>
+          <w:sz w:val="21"/>
+        </w:rPr>
+        <w:t>/</w:t>
+      </w:r>
+      <w:r>
+        <w:rPr>
+          <w:rFonts w:ascii="Consolas" w:hAnsi="Consolas" w:eastAsia="等线"/>
+          <w:b w:val="0"/>
+          <w:i w:val="0"/>
+          <w:color w:val="444444"/>
+          <w:sz w:val="19"/>
+        </w:rPr>
+        <w:t>fext</w:t>
+      </w:r>
+      <w:r>
+        <w:rPr>
+          <w:rFonts w:ascii="Times New Roman" w:hAnsi="Times New Roman" w:eastAsia="宋体"/>
+          <w:b w:val="0"/>
+          <w:i/>
+          <w:color w:val="444444"/>
+          <w:sz w:val="21"/>
+        </w:rPr>
+        <w:t xml:space="preserve"> 显式声明为可接受 Reals 基底、非 </w:t>
+      </w:r>
+      <w:r>
+        <w:rPr>
+          <w:rFonts w:ascii="Consolas" w:hAnsi="Consolas" w:eastAsia="等线"/>
+          <w:b w:val="0"/>
+          <w:i w:val="0"/>
+          <w:color w:val="444444"/>
+          <w:sz w:val="19"/>
+        </w:rPr>
+        <w:t>Classical_Prop.classic</w:t>
+      </w:r>
+      <w:r>
+        <w:rPr>
+          <w:rFonts w:ascii="Times New Roman" w:hAnsi="Times New Roman" w:eastAsia="宋体"/>
+          <w:b w:val="0"/>
+          <w:i/>
+          <w:color w:val="444444"/>
+          <w:sz w:val="21"/>
+        </w:rPr>
+        <w:t xml:space="preserve"> 公理）；</w:t>
       </w:r>
       <w:r>
         <w:rPr>
@@ -3459,7 +3499,7 @@
           <w:color w:val="444444"/>
           <w:sz w:val="21"/>
         </w:rPr>
-        <w:t>合并版 24 修复 G_MORE 遗漏</w:t>
+        <w:t>附录 A 补 `probe_nearcoll.v`</w:t>
       </w:r>
       <w:r>
         <w:rPr>
@@ -3469,7 +3509,7 @@
           <w:color w:val="444444"/>
           <w:sz w:val="21"/>
         </w:rPr>
-        <w:t>（</w:t>
+        <w:t xml:space="preserve">（承载 </w:t>
       </w:r>
       <w:r>
         <w:rPr>
@@ -3479,7 +3519,7 @@
           <w:color w:val="444444"/>
           <w:sz w:val="19"/>
         </w:rPr>
-        <w:t>_merge_ca.py</w:t>
+        <w:t>golden_near_collision_gold</w:t>
       </w:r>
       <w:r>
         <w:rPr>
@@ -3489,22 +3529,7 @@
           <w:color w:val="444444"/>
           <w:sz w:val="21"/>
         </w:rPr>
-        <w:t xml:space="preserve"> p24 补 G_MORE，恢复 49 模块归档口径）；合并版 25 = 67 模块分区（55 分区，原 53 分区 + s7_s9_mono + decidability_premium_cr）；全量编译 41 独立模块 + 23/24/25 合并版 EXIT=0；30模块 归档 SHA-256 同步。</w:t>
-      </w:r>
-    </w:p>
-    <w:p>
-      <w:pPr>
-        <w:ind w:left="432"/>
-      </w:pPr>
-      <w:r>
-        <w:rPr>
-          <w:rFonts w:ascii="Times New Roman" w:hAnsi="Times New Roman" w:eastAsia="宋体"/>
-          <w:b w:val="0"/>
-          <w:i/>
-          <w:color w:val="444444"/>
-          <w:sz w:val="21"/>
-        </w:rPr>
-        <w:t>修订摘要（v2.7→v2.8）：§5.6.6 压缩感知族新增</w:t>
+        <w:t>）；</w:t>
       </w:r>
       <w:r>
         <w:rPr>
@@ -3514,7 +3539,7 @@
           <w:color w:val="444444"/>
           <w:sz w:val="21"/>
         </w:rPr>
-        <w:t>检查器充要刻画</w:t>
+        <w:t>构造性轨道贡献在贡献清单中突出</w:t>
       </w:r>
       <w:r>
         <w:rPr>
@@ -3524,18 +3549,13 @@
           <w:color w:val="444444"/>
           <w:sz w:val="21"/>
         </w:rPr>
-        <w:t>（G-3，</w:t>
-      </w:r>
-      <w:r>
-        <w:rPr>
-          <w:rFonts w:ascii="Consolas" w:hAnsi="Consolas" w:eastAsia="等线"/>
-          <w:b w:val="0"/>
-          <w:i w:val="0"/>
-          <w:color w:val="444444"/>
-          <w:sz w:val="19"/>
-        </w:rPr>
-        <w:t>g3_certifiable_iff</w:t>
-      </w:r>
+        <w:t>（纯 ConstructiveReals、零经典公理，方法论对照）。</w:t>
+      </w:r>
+    </w:p>
+    <w:p>
+      <w:pPr>
+        <w:ind w:left="432"/>
+      </w:pPr>
       <w:r>
         <w:rPr>
           <w:rFonts w:ascii="Times New Roman" w:hAnsi="Times New Roman" w:eastAsia="宋体"/>
@@ -3544,27 +3564,7 @@
           <w:color w:val="444444"/>
           <w:sz w:val="21"/>
         </w:rPr>
-        <w:t xml:space="preserve"> + </w:t>
-      </w:r>
-      <w:r>
-        <w:rPr>
-          <w:rFonts w:ascii="Consolas" w:hAnsi="Consolas" w:eastAsia="等线"/>
-          <w:b w:val="0"/>
-          <w:i w:val="0"/>
-          <w:color w:val="444444"/>
-          <w:sz w:val="19"/>
-        </w:rPr>
-        <w:t>g3_row_bound_mu</w:t>
-      </w:r>
-      <w:r>
-        <w:rPr>
-          <w:rFonts w:ascii="Times New Roman" w:hAnsi="Times New Roman" w:eastAsia="宋体"/>
-          <w:b w:val="0"/>
-          <w:i/>
-          <w:color w:val="444444"/>
-          <w:sz w:val="21"/>
-        </w:rPr>
-        <w:t>，probe_g3_criterion.v 5 Qed：反射检查器通过 ⟺ 每行精确相干行和 ≤ p/q，把"检查器通过 ⟹ 框架界"从单向充分升级为 iff）与</w:t>
+        <w:t>修订摘要（v2.8→v2.9，2026-08-26）：</w:t>
       </w:r>
       <w:r>
         <w:rPr>
@@ -3574,7 +3574,7 @@
           <w:color w:val="444444"/>
           <w:sz w:val="21"/>
         </w:rPr>
-        <w:t>可判定性溢价反例</w:t>
+        <w:t>M4 可判定性溢价主定理构造化收官</w:t>
       </w:r>
       <w:r>
         <w:rPr>
@@ -3584,7 +3584,7 @@
           <w:color w:val="444444"/>
           <w:sz w:val="21"/>
         </w:rPr>
-        <w:t>（G-5，</w:t>
+        <w:t>（</w:t>
       </w:r>
       <w:r>
         <w:rPr>
@@ -3594,7 +3594,7 @@
           <w:color w:val="444444"/>
           <w:sz w:val="19"/>
         </w:rPr>
-        <w:t>g5_premium</w:t>
+        <w:t>probe_decidability_premium_cr.v</w:t>
       </w:r>
       <w:r>
         <w:rPr>
@@ -3604,7 +3604,47 @@
           <w:color w:val="444444"/>
           <w:sz w:val="21"/>
         </w:rPr>
-        <w:t>，probe_g5_premium.v 35 Qed：存在具体阶梯 [3,7,15]——反射检查器拒（frame_check_instance=false）但精确 Gram 相干行和 ≤ 4/5（完整口径闭式 0.787043，与评估文档一致）——把 §5.2"假阴性 49.1%"叙事升级为具体机器检查反例，是 G-3 必要方向的直接见证）。G-3/G-5 未并入合并版（z 区探针待合并）。</w:t>
+        <w:t xml:space="preserve"> 并入合并版 25 模块 55/55：Gram 相干行和 ≤ 63/80 + 反射界 21/16 + 溢价 5/3，</w:t>
+      </w:r>
+      <w:r>
+        <w:rPr>
+          <w:rFonts w:ascii="Consolas" w:hAnsi="Consolas" w:eastAsia="等线"/>
+          <w:b w:val="0"/>
+          <w:i w:val="0"/>
+          <w:color w:val="444444"/>
+          <w:sz w:val="19"/>
+        </w:rPr>
+        <w:t>m4_decidability_premium : {w &amp; CRle w (63/80)}</w:t>
+      </w:r>
+      <w:r>
+        <w:rPr>
+          <w:rFonts w:ascii="Times New Roman" w:hAnsi="Times New Roman" w:eastAsia="宋体"/>
+          <w:b w:val="0"/>
+          <w:i/>
+          <w:color w:val="444444"/>
+          <w:sz w:val="21"/>
+        </w:rPr>
+        <w:t xml:space="preserve"> Set 层 sigT 定理，核心 </w:t>
+      </w:r>
+      <w:r>
+        <w:rPr>
+          <w:rFonts w:ascii="Consolas" w:hAnsi="Consolas" w:eastAsia="等线"/>
+          <w:b w:val="0"/>
+          <w:i w:val="0"/>
+          <w:color w:val="444444"/>
+          <w:sz w:val="19"/>
+        </w:rPr>
+        <w:t>m4_CRinv_le_contravar</w:t>
+      </w:r>
+      <w:r>
+        <w:rPr>
+          <w:rFonts w:ascii="Times New Roman" w:hAnsi="Times New Roman" w:eastAsia="宋体"/>
+          <w:b w:val="0"/>
+          <w:i/>
+          <w:color w:val="444444"/>
+          <w:sz w:val="21"/>
+        </w:rPr>
+        <w:t xml:space="preserve"> 纯构造反变单调，Print Assumptions 全 Closed）；</w:t>
       </w:r>
       <w:r>
         <w:rPr>
@@ -3614,7 +3654,7 @@
           <w:color w:val="444444"/>
           <w:sz w:val="21"/>
         </w:rPr>
-        <w:t>追加（v2.8 修订，2026-08-25）</w:t>
+        <w:t>合并版 24 修复 G_MORE 遗漏</w:t>
       </w:r>
       <w:r>
         <w:rPr>
@@ -3624,7 +3664,42 @@
           <w:color w:val="444444"/>
           <w:sz w:val="21"/>
         </w:rPr>
-        <w:t xml:space="preserve">：§5.6.6 压缩感知族新增 </w:t>
+        <w:t>（</w:t>
+      </w:r>
+      <w:r>
+        <w:rPr>
+          <w:rFonts w:ascii="Consolas" w:hAnsi="Consolas" w:eastAsia="等线"/>
+          <w:b w:val="0"/>
+          <w:i w:val="0"/>
+          <w:color w:val="444444"/>
+          <w:sz w:val="19"/>
+        </w:rPr>
+        <w:t>_merge_ca.py</w:t>
+      </w:r>
+      <w:r>
+        <w:rPr>
+          <w:rFonts w:ascii="Times New Roman" w:hAnsi="Times New Roman" w:eastAsia="宋体"/>
+          <w:b w:val="0"/>
+          <w:i/>
+          <w:color w:val="444444"/>
+          <w:sz w:val="21"/>
+        </w:rPr>
+        <w:t xml:space="preserve"> p24 补 G_MORE，恢复 49 模块归档口径）；合并版 25 = 67 模块分区（55 分区，原 53 分区 + s7_s9_mono + decidability_premium_cr）；全量编译 41 独立模块 + 23/24/25 合并版 EXIT=0；30模块 归档 SHA-256 同步。</w:t>
+      </w:r>
+    </w:p>
+    <w:p>
+      <w:pPr>
+        <w:ind w:left="432"/>
+      </w:pPr>
+      <w:r>
+        <w:rPr>
+          <w:rFonts w:ascii="Times New Roman" w:hAnsi="Times New Roman" w:eastAsia="宋体"/>
+          <w:b w:val="0"/>
+          <w:i/>
+          <w:color w:val="444444"/>
+          <w:sz w:val="21"/>
+        </w:rPr>
+        <w:t>修订摘要（v2.7→v2.8）：§5.6.6 压缩感知族新增</w:t>
       </w:r>
       <w:r>
         <w:rPr>
@@ -3634,7 +3709,7 @@
           <w:color w:val="444444"/>
           <w:sz w:val="21"/>
         </w:rPr>
-        <w:t>G-5 构造性三角资产</w:t>
+        <w:t>检查器充要刻画</w:t>
       </w:r>
       <w:r>
         <w:rPr>
@@ -3644,7 +3719,7 @@
           <w:color w:val="444444"/>
           <w:sz w:val="21"/>
         </w:rPr>
-        <w:t xml:space="preserve">（纯构造性轨道：M1 构造性 π </w:t>
+        <w:t>（G-3，</w:t>
       </w:r>
       <w:r>
         <w:rPr>
@@ -3654,7 +3729,7 @@
           <w:color w:val="444444"/>
           <w:sz w:val="19"/>
         </w:rPr>
-        <w:t>probe_pi_cr_m1a</w:t>
+        <w:t>g3_certifiable_iff</w:t>
       </w:r>
       <w:r>
         <w:rPr>
@@ -3664,7 +3739,7 @@
           <w:color w:val="444444"/>
           <w:sz w:val="21"/>
         </w:rPr>
-        <w:t xml:space="preserve"> 25 Qed + </w:t>
+        <w:t xml:space="preserve"> + </w:t>
       </w:r>
       <w:r>
         <w:rPr>
@@ -3674,7 +3749,7 @@
           <w:color w:val="444444"/>
           <w:sz w:val="19"/>
         </w:rPr>
-        <w:t>probe_pi_cr_m1b</w:t>
+        <w:t>g3_row_bound_mu</w:t>
       </w:r>
       <w:r>
         <w:rPr>
@@ -3684,47 +3759,7 @@
           <w:color w:val="444444"/>
           <w:sz w:val="21"/>
         </w:rPr>
-        <w:t xml:space="preserve"> 43 Qed（Leibniz 级数 + CR_complete，3.141 ≤ π ≤ 3.142）、M2 构造性 sin </w:t>
-      </w:r>
-      <w:r>
-        <w:rPr>
-          <w:rFonts w:ascii="Consolas" w:hAnsi="Consolas" w:eastAsia="等线"/>
-          <w:b w:val="0"/>
-          <w:i w:val="0"/>
-          <w:color w:val="444444"/>
-          <w:sz w:val="19"/>
-        </w:rPr>
-        <w:t>probe_sin_cr_m2</w:t>
-      </w:r>
-      <w:r>
-        <w:rPr>
-          <w:rFonts w:ascii="Times New Roman" w:hAnsi="Times New Roman" w:eastAsia="宋体"/>
-          <w:b w:val="0"/>
-          <w:i/>
-          <w:color w:val="444444"/>
-          <w:sz w:val="21"/>
-        </w:rPr>
-        <w:t xml:space="preserve"> 39 Qed（交替幂级数）、M3 构造性 sqrt </w:t>
-      </w:r>
-      <w:r>
-        <w:rPr>
-          <w:rFonts w:ascii="Consolas" w:hAnsi="Consolas" w:eastAsia="等线"/>
-          <w:b w:val="0"/>
-          <w:i w:val="0"/>
-          <w:color w:val="444444"/>
-          <w:sz w:val="19"/>
-        </w:rPr>
-        <w:t>probe_sqrt_cr_m3</w:t>
-      </w:r>
-      <w:r>
-        <w:rPr>
-          <w:rFonts w:ascii="Times New Roman" w:hAnsi="Times New Roman" w:eastAsia="宋体"/>
-          <w:b w:val="0"/>
-          <w:i/>
-          <w:color w:val="444444"/>
-          <w:sz w:val="21"/>
-        </w:rPr>
-        <w:t xml:space="preserve"> 59 Qed（Q 层二分，√21 ≥ 458/100、√105 ≥ 10246/1000）——零经典、零 Admitted、零自定义公理，Print Assumptions 全 Closed，</w:t>
+        <w:t>，probe_g3_criterion.v 5 Qed：反射检查器通过 ⟺ 每行精确相干行和 ≤ p/q，把"检查器通过 ⟹ 框架界"从单向充分升级为 iff）与</w:t>
       </w:r>
       <w:r>
         <w:rPr>
@@ -3734,7 +3769,7 @@
           <w:color w:val="444444"/>
           <w:sz w:val="21"/>
         </w:rPr>
-        <w:t>已并入合并版 `ca_merged_full_25.v`（67 模块分区，MERGE_EXIT=0）</w:t>
+        <w:t>可判定性溢价反例</w:t>
       </w:r>
       <w:r>
         <w:rPr>
@@ -3744,7 +3779,27 @@
           <w:color w:val="444444"/>
           <w:sz w:val="21"/>
         </w:rPr>
-        <w:t>）。定位：G-5 可判定性溢价主定理构造化版本的三角基座；</w:t>
+        <w:t>（G-5，</w:t>
+      </w:r>
+      <w:r>
+        <w:rPr>
+          <w:rFonts w:ascii="Consolas" w:hAnsi="Consolas" w:eastAsia="等线"/>
+          <w:b w:val="0"/>
+          <w:i w:val="0"/>
+          <w:color w:val="444444"/>
+          <w:sz w:val="19"/>
+        </w:rPr>
+        <w:t>g5_premium</w:t>
+      </w:r>
+      <w:r>
+        <w:rPr>
+          <w:rFonts w:ascii="Times New Roman" w:hAnsi="Times New Roman" w:eastAsia="宋体"/>
+          <w:b w:val="0"/>
+          <w:i/>
+          <w:color w:val="444444"/>
+          <w:sz w:val="21"/>
+        </w:rPr>
+        <w:t>，probe_g5_premium.v 35 Qed：存在具体阶梯 [3,7,15]——反射检查器拒（frame_check_instance=false）但精确 Gram 相干行和 ≤ 4/5（完整口径闭式 0.787043，与评估文档一致）——把 §5.2"假阴性 49.1%"叙事升级为具体机器检查反例，是 G-3 必要方向的直接见证）。G-3/G-5 未并入合并版（z 区探针待合并）。</w:t>
       </w:r>
       <w:r>
         <w:rPr>
@@ -3754,7 +3809,7 @@
           <w:color w:val="444444"/>
           <w:sz w:val="21"/>
         </w:rPr>
-        <w:t>M4 可判定性溢价主定理已构造化完成（2026-08-26：`probe_decidability_premium_cr.v` 并入合并版 25 模块 55/55，Gram 相干行和 ≤ 63/80 + 反射界 21/16 &gt; 4/5 + 溢价 5/3，核心 `m4_CRinv_le_contravar`（CRinv 反变单调纯构造），Set 层 sigT 最终定理 `m4_decidability_premium : {w &amp; CRle w (63/80)}`，Print Assumptions 全 Closed——相干缺口闭合的构造性收官）</w:t>
+        <w:t>追加（v2.8 修订，2026-08-25）</w:t>
       </w:r>
       <w:r>
         <w:rPr>
@@ -3764,7 +3819,7 @@
           <w:color w:val="444444"/>
           <w:sz w:val="21"/>
         </w:rPr>
-        <w:t>。</w:t>
+        <w:t xml:space="preserve">：§5.6.6 压缩感知族新增 </w:t>
       </w:r>
       <w:r>
         <w:rPr>
@@ -3774,7 +3829,7 @@
           <w:color w:val="444444"/>
           <w:sz w:val="21"/>
         </w:rPr>
-        <w:t>代码-论文漂移标注（✅ 已修复 2026-08-25）</w:t>
+        <w:t>G-5 构造性三角资产</w:t>
       </w:r>
       <w:r>
         <w:rPr>
@@ -3784,7 +3839,7 @@
           <w:color w:val="444444"/>
           <w:sz w:val="21"/>
         </w:rPr>
-        <w:t xml:space="preserve">：G-2（mu_adj 相变）曾在 src 重新生成的 24/25 中缺失（_merge_ca.py G_MORE 列表缺 probe_g2_mu_adj）——已补入 </w:t>
+        <w:t xml:space="preserve">（纯构造性轨道：M1 构造性 π </w:t>
       </w:r>
       <w:r>
         <w:rPr>
@@ -3794,7 +3849,7 @@
           <w:color w:val="444444"/>
           <w:sz w:val="19"/>
         </w:rPr>
-        <w:t>_merge_ca.py</w:t>
+        <w:t>probe_pi_cr_m1a</w:t>
       </w:r>
       <w:r>
         <w:rPr>
@@ -3804,7 +3859,67 @@
           <w:color w:val="444444"/>
           <w:sz w:val="21"/>
         </w:rPr>
-        <w:t xml:space="preserve">（G_MORE + G_MORE_CLASSIC），重新生成合并版 25 = </w:t>
+        <w:t xml:space="preserve"> 25 Qed + </w:t>
+      </w:r>
+      <w:r>
+        <w:rPr>
+          <w:rFonts w:ascii="Consolas" w:hAnsi="Consolas" w:eastAsia="等线"/>
+          <w:b w:val="0"/>
+          <w:i w:val="0"/>
+          <w:color w:val="444444"/>
+          <w:sz w:val="19"/>
+        </w:rPr>
+        <w:t>probe_pi_cr_m1b</w:t>
+      </w:r>
+      <w:r>
+        <w:rPr>
+          <w:rFonts w:ascii="Times New Roman" w:hAnsi="Times New Roman" w:eastAsia="宋体"/>
+          <w:b w:val="0"/>
+          <w:i/>
+          <w:color w:val="444444"/>
+          <w:sz w:val="21"/>
+        </w:rPr>
+        <w:t xml:space="preserve"> 43 Qed（Leibniz 级数 + CR_complete，3.141 ≤ π ≤ 3.142）、M2 构造性 sin </w:t>
+      </w:r>
+      <w:r>
+        <w:rPr>
+          <w:rFonts w:ascii="Consolas" w:hAnsi="Consolas" w:eastAsia="等线"/>
+          <w:b w:val="0"/>
+          <w:i w:val="0"/>
+          <w:color w:val="444444"/>
+          <w:sz w:val="19"/>
+        </w:rPr>
+        <w:t>probe_sin_cr_m2</w:t>
+      </w:r>
+      <w:r>
+        <w:rPr>
+          <w:rFonts w:ascii="Times New Roman" w:hAnsi="Times New Roman" w:eastAsia="宋体"/>
+          <w:b w:val="0"/>
+          <w:i/>
+          <w:color w:val="444444"/>
+          <w:sz w:val="21"/>
+        </w:rPr>
+        <w:t xml:space="preserve"> 39 Qed（交替幂级数）、M3 构造性 sqrt </w:t>
+      </w:r>
+      <w:r>
+        <w:rPr>
+          <w:rFonts w:ascii="Consolas" w:hAnsi="Consolas" w:eastAsia="等线"/>
+          <w:b w:val="0"/>
+          <w:i w:val="0"/>
+          <w:color w:val="444444"/>
+          <w:sz w:val="19"/>
+        </w:rPr>
+        <w:t>probe_sqrt_cr_m3</w:t>
+      </w:r>
+      <w:r>
+        <w:rPr>
+          <w:rFonts w:ascii="Times New Roman" w:hAnsi="Times New Roman" w:eastAsia="宋体"/>
+          <w:b w:val="0"/>
+          <w:i/>
+          <w:color w:val="444444"/>
+          <w:sz w:val="21"/>
+        </w:rPr>
+        <w:t xml:space="preserve"> 59 Qed（Q 层二分，√21 ≥ 458/100、√105 ≥ 10246/1000）——零经典、零 Admitted、零自定义公理，Print Assumptions 全 Closed，</w:t>
       </w:r>
       <w:r>
         <w:rPr>
@@ -3814,7 +3929,7 @@
           <w:color w:val="444444"/>
           <w:sz w:val="21"/>
         </w:rPr>
-        <w:t>87588 行 / 67 模块分区（55 模块分区）</w:t>
+        <w:t>已并入合并版 `ca_merged_full_25.v`（67 模块分区，MERGE_EXIT=0）</w:t>
       </w:r>
       <w:r>
         <w:rPr>
@@ -3824,27 +3939,7 @@
           <w:color w:val="444444"/>
           <w:sz w:val="21"/>
         </w:rPr>
-        <w:t>，</w:t>
-      </w:r>
-      <w:r>
-        <w:rPr>
-          <w:rFonts w:ascii="Consolas" w:hAnsi="Consolas" w:eastAsia="等线"/>
-          <w:b w:val="0"/>
-          <w:i w:val="0"/>
-          <w:color w:val="444444"/>
-          <w:sz w:val="19"/>
-        </w:rPr>
-        <w:t>G2MuAdj</w:t>
-      </w:r>
-      <w:r>
-        <w:rPr>
-          <w:rFonts w:ascii="Times New Roman" w:hAnsi="Times New Roman" w:eastAsia="宋体"/>
-          <w:b w:val="0"/>
-          <w:i/>
-          <w:color w:val="444444"/>
-          <w:sz w:val="21"/>
-        </w:rPr>
-        <w:t xml:space="preserve"> 三定理（mu_adj_decreasing / mu_adj_phase_transition / mu_adj_asymptotic）恢复并入（模块 49/55），</w:t>
+        <w:t>）。定位：G-5 可判定性溢价主定理构造化版本的三角基座；</w:t>
       </w:r>
       <w:r>
         <w:rPr>
@@ -3854,7 +3949,7 @@
           <w:color w:val="444444"/>
           <w:sz w:val="21"/>
         </w:rPr>
-        <w:t>MERGE_EXIT=0 验证通过</w:t>
+        <w:t>M4 可判定性溢价主定理已构造化完成（2026-08-26：`probe_decidability_premium_cr.v` 并入合并版 25 模块 55/55，Gram 相干行和 ≤ 63/80 + 反射界 21/16 &gt; 4/5 + 溢价 5/3，核心 `m4_CRinv_le_contravar`（CRinv 反变单调纯构造），Set 层 sigT 最终定理 `m4_decidability_premium : {w &amp; CRle w (63/80)}`，Print Assumptions 全 Closed——相干缺口闭合的构造性收官）</w:t>
       </w:r>
       <w:r>
         <w:rPr>
@@ -3864,7 +3959,7 @@
           <w:color w:val="444444"/>
           <w:sz w:val="21"/>
         </w:rPr>
-        <w:t>；30模块 归档已同步（SHA-256 一致）。（v2.6→v2.7）：§5.6.6 压缩感知族新增</w:t>
+        <w:t>。</w:t>
       </w:r>
       <w:r>
         <w:rPr>
@@ -3874,7 +3969,7 @@
           <w:color w:val="444444"/>
           <w:sz w:val="21"/>
         </w:rPr>
-        <w:t>加权阶梯范数精确闭式</w:t>
+        <w:t>代码-论文漂移标注（✅ 已修复 2026-08-25）</w:t>
       </w:r>
       <w:r>
         <w:rPr>
@@ -3884,7 +3979,7 @@
           <w:color w:val="444444"/>
           <w:sz w:val="21"/>
         </w:rPr>
-        <w:t>（G-1，</w:t>
+        <w:t xml:space="preserve">：G-2（mu_adj 相变）曾在 src 重新生成的 24/25 中缺失（_merge_ca.py G_MORE 列表缺 probe_g2_mu_adj）——已补入 </w:t>
       </w:r>
       <w:r>
         <w:rPr>
@@ -3894,7 +3989,7 @@
           <w:color w:val="444444"/>
           <w:sz w:val="19"/>
         </w:rPr>
-        <w:t>G1_norm_closed</w:t>
+        <w:t>_merge_ca.py</w:t>
       </w:r>
       <w:r>
         <w:rPr>
@@ -3904,7 +3999,7 @@
           <w:color w:val="444444"/>
           <w:sz w:val="21"/>
         </w:rPr>
-        <w:t>，probe_g1_norm_closed.v 21 Qed：任意 M 组合平方范数精确等式，交叉项 K_W 用单对 Dirichlet 核比闭式替换——根治审稿 A-1/B-1 的 12.5× 口径混用，G-2/G-5/G-6 前置）与</w:t>
+        <w:t xml:space="preserve">（G_MORE + G_MORE_CLASSIC），重新生成合并版 25 = </w:t>
       </w:r>
       <w:r>
         <w:rPr>
@@ -3914,7 +4009,7 @@
           <w:color w:val="444444"/>
           <w:sz w:val="21"/>
         </w:rPr>
-        <w:t>相邻带相干渐近闭式 + 相变定理</w:t>
+        <w:t>87588 行 / 67 模块分区（55 模块分区）</w:t>
       </w:r>
       <w:r>
         <w:rPr>
@@ -3924,7 +4019,7 @@
           <w:color w:val="444444"/>
           <w:sz w:val="21"/>
         </w:rPr>
-        <w:t>（G-2，</w:t>
+        <w:t>，</w:t>
       </w:r>
       <w:r>
         <w:rPr>
@@ -3934,7 +4029,7 @@
           <w:color w:val="444444"/>
           <w:sz w:val="19"/>
         </w:rPr>
-        <w:t>mu_adj_decreasing</w:t>
+        <w:t>G2MuAdj</w:t>
       </w:r>
       <w:r>
         <w:rPr>
@@ -3944,47 +4039,7 @@
           <w:color w:val="444444"/>
           <w:sz w:val="21"/>
         </w:rPr>
-        <w:t>/</w:t>
-      </w:r>
-      <w:r>
-        <w:rPr>
-          <w:rFonts w:ascii="Consolas" w:hAnsi="Consolas" w:eastAsia="等线"/>
-          <w:b w:val="0"/>
-          <w:i w:val="0"/>
-          <w:color w:val="444444"/>
-          <w:sz w:val="19"/>
-        </w:rPr>
-        <w:t>mu_adj_phase_transition</w:t>
-      </w:r>
-      <w:r>
-        <w:rPr>
-          <w:rFonts w:ascii="Times New Roman" w:hAnsi="Times New Roman" w:eastAsia="宋体"/>
-          <w:b w:val="0"/>
-          <w:i/>
-          <w:color w:val="444444"/>
-          <w:sz w:val="21"/>
-        </w:rPr>
-        <w:t>/</w:t>
-      </w:r>
-      <w:r>
-        <w:rPr>
-          <w:rFonts w:ascii="Consolas" w:hAnsi="Consolas" w:eastAsia="等线"/>
-          <w:b w:val="0"/>
-          <w:i w:val="0"/>
-          <w:color w:val="444444"/>
-          <w:sz w:val="19"/>
-        </w:rPr>
-        <w:t>mu_adj_asymptotic</w:t>
-      </w:r>
-      <w:r>
-        <w:rPr>
-          <w:rFonts w:ascii="Times New Roman" w:hAnsi="Times New Roman" w:eastAsia="宋体"/>
-          <w:b w:val="0"/>
-          <w:i/>
-          <w:color w:val="444444"/>
-          <w:sz w:val="21"/>
-        </w:rPr>
-        <w:t>，probe_g2_mu_adj.v 36 Qed：μ_adj(r)=√r·sin(π/r)/(π(r−1)) 定理化——</w:t>
+        <w:t xml:space="preserve"> 三定理（mu_adj_decreasing / mu_adj_phase_transition / mu_adj_asymptotic）恢复并入（模块 49/55），</w:t>
       </w:r>
       <w:r>
         <w:rPr>
@@ -3994,7 +4049,7 @@
           <w:color w:val="444444"/>
           <w:sz w:val="21"/>
         </w:rPr>
-        <w:t>真正新数学</w:t>
+        <w:t>MERGE_EXIT=0 验证通过</w:t>
       </w:r>
       <w:r>
         <w:rPr>
@@ -4004,7 +4059,7 @@
           <w:color w:val="444444"/>
           <w:sz w:val="21"/>
         </w:rPr>
-        <w:t>，相变点 r*（μ_adj=4/5，≈1.30）经 π&lt;17/5 上界（sin_bound 0 阶）+ IVT_interv 夹逼，落实 B-7 强叙事）。G-1 并入合并版 48 模块、G-2 并入 49 模块，全量合并编译 EXIT=0。（v2.5→v2.6）：§5.6.6 压缩感知族新增</w:t>
+        <w:t>；30模块 归档已同步（SHA-256 一致）。（v2.6→v2.7）：§5.6.6 压缩感知族新增</w:t>
       </w:r>
       <w:r>
         <w:rPr>
@@ -4014,7 +4069,7 @@
           <w:color w:val="444444"/>
           <w:sz w:val="21"/>
         </w:rPr>
-        <w:t>字典最优性⟹恢复保证合成定理</w:t>
+        <w:t>加权阶梯范数精确闭式</w:t>
       </w:r>
       <w:r>
         <w:rPr>
@@ -4024,7 +4079,7 @@
           <w:color w:val="444444"/>
           <w:sz w:val="21"/>
         </w:rPr>
-        <w:t>（G-8，</w:t>
+        <w:t>（G-1，</w:t>
       </w:r>
       <w:r>
         <w:rPr>
@@ -4034,7 +4089,7 @@
           <w:color w:val="444444"/>
           <w:sz w:val="19"/>
         </w:rPr>
-        <w:t>CRg8_recovery_synthesis</w:t>
+        <w:t>G1_norm_closed</w:t>
       </w:r>
       <w:r>
         <w:rPr>
@@ -4044,27 +4099,7 @@
           <w:color w:val="444444"/>
           <w:sz w:val="21"/>
         </w:rPr>
-        <w:t xml:space="preserve"> + </w:t>
-      </w:r>
-      <w:r>
-        <w:rPr>
-          <w:rFonts w:ascii="Consolas" w:hAnsi="Consolas" w:eastAsia="等线"/>
-          <w:b w:val="0"/>
-          <w:i w:val="0"/>
-          <w:color w:val="444444"/>
-          <w:sz w:val="19"/>
-        </w:rPr>
-        <w:t>CRphase_window_nonempty</w:t>
-      </w:r>
-      <w:r>
-        <w:rPr>
-          <w:rFonts w:ascii="Times New Roman" w:hAnsi="Times New Roman" w:eastAsia="宋体"/>
-          <w:b w:val="0"/>
-          <w:i/>
-          <w:color w:val="444444"/>
-          <w:sz w:val="21"/>
-        </w:rPr>
-        <w:t>，构造性轨道：Welch 下界（平方形态抽象前提）+ F5 唯一性窗口（μ(|T1|+|T2|−1)&lt;1）⟹ 两稀疏表示必相同，相图窗口非空参数条件 (M−N)T² &lt; N(M−1)，6 Qed 零经典，Print Assumptions 双定理 Closed under the global context）。同时并入同事 F5 全文件（probe_uncertainty_cr.v 35 定理，此前仅以条目形式入文）与 F4 经典 Welch 界（probe_welch.v，模块 45）。（v2.4→v2.5）：§5.6.6 压缩感知族新增</w:t>
+        <w:t>，probe_g1_norm_closed.v 21 Qed：任意 M 组合平方范数精确等式，交叉项 K_W 用单对 Dirichlet 核比闭式替换——根治审稿 A-1/B-1 的 12.5× 口径混用，G-2/G-5/G-6 前置）与</w:t>
       </w:r>
       <w:r>
         <w:rPr>
@@ -4074,7 +4109,7 @@
           <w:color w:val="444444"/>
           <w:sz w:val="21"/>
         </w:rPr>
-        <w:t>唯一性⟹恢复正确性骨架</w:t>
+        <w:t>相邻带相干渐近闭式 + 相变定理</w:t>
       </w:r>
       <w:r>
         <w:rPr>
@@ -4084,7 +4119,7 @@
           <w:color w:val="444444"/>
           <w:sz w:val="21"/>
         </w:rPr>
-        <w:t>（F7/R4，</w:t>
+        <w:t>（G-2，</w:t>
       </w:r>
       <w:r>
         <w:rPr>
@@ -4094,7 +4129,7 @@
           <w:color w:val="444444"/>
           <w:sz w:val="19"/>
         </w:rPr>
-        <w:t>CRrecovery_correct_prefix</w:t>
+        <w:t>mu_adj_decreasing</w:t>
       </w:r>
       <w:r>
         <w:rPr>
@@ -4104,7 +4139,47 @@
           <w:color w:val="444444"/>
           <w:sz w:val="21"/>
         </w:rPr>
-        <w:t>，构造性轨道：μ(M+1)&lt;1 下两表示相等 ⟹ 系数逐点相等，差分线性 + RIP 界 + 收缩链）与</w:t>
+        <w:t>/</w:t>
+      </w:r>
+      <w:r>
+        <w:rPr>
+          <w:rFonts w:ascii="Consolas" w:hAnsi="Consolas" w:eastAsia="等线"/>
+          <w:b w:val="0"/>
+          <w:i w:val="0"/>
+          <w:color w:val="444444"/>
+          <w:sz w:val="19"/>
+        </w:rPr>
+        <w:t>mu_adj_phase_transition</w:t>
+      </w:r>
+      <w:r>
+        <w:rPr>
+          <w:rFonts w:ascii="Times New Roman" w:hAnsi="Times New Roman" w:eastAsia="宋体"/>
+          <w:b w:val="0"/>
+          <w:i/>
+          <w:color w:val="444444"/>
+          <w:sz w:val="21"/>
+        </w:rPr>
+        <w:t>/</w:t>
+      </w:r>
+      <w:r>
+        <w:rPr>
+          <w:rFonts w:ascii="Consolas" w:hAnsi="Consolas" w:eastAsia="等线"/>
+          <w:b w:val="0"/>
+          <w:i w:val="0"/>
+          <w:color w:val="444444"/>
+          <w:sz w:val="19"/>
+        </w:rPr>
+        <w:t>mu_adj_asymptotic</w:t>
+      </w:r>
+      <w:r>
+        <w:rPr>
+          <w:rFonts w:ascii="Times New Roman" w:hAnsi="Times New Roman" w:eastAsia="宋体"/>
+          <w:b w:val="0"/>
+          <w:i/>
+          <w:color w:val="444444"/>
+          <w:sz w:val="21"/>
+        </w:rPr>
+        <w:t>，probe_g2_mu_adj.v 36 Qed：μ_adj(r)=√r·sin(π/r)/(π(r−1)) 定理化——</w:t>
       </w:r>
       <w:r>
         <w:rPr>
@@ -4114,7 +4189,7 @@
           <w:color w:val="444444"/>
           <w:sz w:val="21"/>
         </w:rPr>
-        <w:t>相干字典不确定原理</w:t>
+        <w:t>真正新数学</w:t>
       </w:r>
       <w:r>
         <w:rPr>
@@ -4124,27 +4199,7 @@
           <w:color w:val="444444"/>
           <w:sz w:val="21"/>
         </w:rPr>
-        <w:t>（F5，</w:t>
-      </w:r>
-      <w:r>
-        <w:rPr>
-          <w:rFonts w:ascii="Consolas" w:hAnsi="Consolas" w:eastAsia="等线"/>
-          <w:b w:val="0"/>
-          <w:i w:val="0"/>
-          <w:color w:val="444444"/>
-          <w:sz w:val="19"/>
-        </w:rPr>
-        <w:t>CRuncertainty_principle</w:t>
-      </w:r>
-      <w:r>
-        <w:rPr>
-          <w:rFonts w:ascii="Times New Roman" w:hAnsi="Times New Roman" w:eastAsia="宋体"/>
-          <w:b w:val="0"/>
-          <w:i/>
-          <w:color w:val="444444"/>
-          <w:sz w:val="21"/>
-        </w:rPr>
-        <w:t>，构造性轨道：μ(|T1|+|T2|−1)&lt;1 下两稀疏表示相等 ⟹ 系数逐点相等，支撑大小口径 1+1/μ，35 定理零经典）。（v2.3→v2.4）：§5.6.6 压缩感知族新增</w:t>
+        <w:t>，相变点 r*（μ_adj=4/5，≈1.30）经 π&lt;17/5 上界（sin_bound 0 阶）+ IVT_interv 夹逼，落实 B-7 强叙事）。G-1 并入合并版 48 模块、G-2 并入 49 模块，全量合并编译 EXIT=0。（v2.5→v2.6）：§5.6.6 压缩感知族新增</w:t>
       </w:r>
       <w:r>
         <w:rPr>
@@ -4154,7 +4209,7 @@
           <w:color w:val="444444"/>
           <w:sz w:val="21"/>
         </w:rPr>
-        <w:t>行和→RIP 桥接</w:t>
+        <w:t>字典最优性⟹恢复保证合成定理</w:t>
       </w:r>
       <w:r>
         <w:rPr>
@@ -4164,7 +4219,7 @@
           <w:color w:val="444444"/>
           <w:sz w:val="21"/>
         </w:rPr>
-        <w:t>（F3）——</w:t>
+        <w:t>（G-8，</w:t>
       </w:r>
       <w:r>
         <w:rPr>
@@ -4174,7 +4229,7 @@
           <w:color w:val="444444"/>
           <w:sz w:val="19"/>
         </w:rPr>
-        <w:t>probe_row_rip.v</w:t>
+        <w:t>CRg8_recovery_synthesis</w:t>
       </w:r>
       <w:r>
         <w:rPr>
@@ -4184,7 +4239,7 @@
           <w:color w:val="444444"/>
           <w:sz w:val="21"/>
         </w:rPr>
-        <w:t>：行非对角和假设（Σ_{j≠i}|⟨u_i,u_j⟩| ≤ μ_row）⟹ k-原子 RIP（δ_k = (k−1)·μ_row，</w:t>
+        <w:t xml:space="preserve"> + </w:t>
       </w:r>
       <w:r>
         <w:rPr>
@@ -4194,7 +4249,7 @@
           <w:color w:val="444444"/>
           <w:sz w:val="19"/>
         </w:rPr>
-        <w:t>row_rip_bound_M</w:t>
+        <w:t>CRphase_window_nonempty</w:t>
       </w:r>
       <w:r>
         <w:rPr>
@@ -4204,27 +4259,7 @@
           <w:color w:val="444444"/>
           <w:sz w:val="21"/>
         </w:rPr>
-        <w:t>，比两两相干 μ 版更紧：μ_row ≤ M·μ_pair），9 Qed 零公理，并入合并版 44 模块。v2.3 为 C=4 实例拼接（A2：</w:t>
-      </w:r>
-      <w:r>
-        <w:rPr>
-          <w:rFonts w:ascii="Consolas" w:hAnsi="Consolas" w:eastAsia="等线"/>
-          <w:b w:val="0"/>
-          <w:i w:val="0"/>
-          <w:color w:val="444444"/>
-          <w:sz w:val="19"/>
-        </w:rPr>
-        <w:t>C4_sparse_uniqueness_3</w:t>
-      </w:r>
-      <w:r>
-        <w:rPr>
-          <w:rFonts w:ascii="Times New Roman" w:hAnsi="Times New Roman" w:eastAsia="宋体"/>
-          <w:b w:val="0"/>
-          <w:i/>
-          <w:color w:val="444444"/>
-          <w:sz w:val="21"/>
-        </w:rPr>
-        <w:t>，μ=11289/33920 &lt; 1/3 ⟹ 3 原子 [3,13,53] 稀疏唯一恢复）；v2.2 为 k-原子 RIP（构造性轨道 ca_rip_cr.v，29 Qed 全 "Closed under the global context"，</w:t>
+        <w:t>，构造性轨道：Welch 下界（平方形态抽象前提）+ F5 唯一性窗口（μ(|T1|+|T2|−1)&lt;1）⟹ 两稀疏表示必相同，相图窗口非空参数条件 (M−N)T² &lt; N(M−1)，6 Qed 零经典，Print Assumptions 双定理 Closed under the global context）。同时并入同事 F5 全文件（probe_uncertainty_cr.v 35 定理，此前仅以条目形式入文）与 F4 经典 Welch 界（probe_welch.v，模块 45）。（v2.4→v2.5）：§5.6.6 压缩感知族新增</w:t>
       </w:r>
       <w:r>
         <w:rPr>
@@ -4234,7 +4269,7 @@
           <w:color w:val="444444"/>
           <w:sz w:val="21"/>
         </w:rPr>
-        <w:t>2026-08-23 深夜同事补 P5 收缩链后现 33 定理</w:t>
+        <w:t>唯一性⟹恢复正确性骨架</w:t>
       </w:r>
       <w:r>
         <w:rPr>
@@ -4244,330 +4279,28 @@
           <w:color w:val="444444"/>
           <w:sz w:val="21"/>
         </w:rPr>
-        <w:t>）。</w:t>
-      </w:r>
-    </w:p>
-    <w:p>
-      <w:pPr>
-        <w:pStyle w:val="Heading2"/>
-      </w:pPr>
-      <w:r>
-        <w:rPr>
-          <w:rFonts w:ascii="Times New Roman" w:hAnsi="Times New Roman" w:eastAsia="黑体"/>
-          <w:b/>
-          <w:i w:val="0"/>
-          <w:sz w:val="28"/>
-        </w:rPr>
-        <w:t>摘要</w:t>
-      </w:r>
-    </w:p>
-    <w:p>
-      <w:pPr>
-        <w:spacing w:line="336" w:lineRule="auto"/>
-        <w:ind w:firstLine="480"/>
-      </w:pPr>
-      <w:r>
-        <w:rPr>
-          <w:rFonts w:ascii="Times New Roman" w:hAnsi="Times New Roman" w:eastAsia="宋体"/>
-          <w:b w:val="0"/>
-          <w:i w:val="0"/>
-          <w:sz w:val="24"/>
-        </w:rPr>
-        <w:t>我们提出一个 Coq 形式化开发，覆盖"可认证稀疏门控注意力"在几何结构化频率基上的解析核。开发在</w:t>
-      </w:r>
-      <w:r>
-        <w:rPr>
-          <w:rFonts w:ascii="Times New Roman" w:hAnsi="Times New Roman" w:eastAsia="宋体"/>
-          <w:b/>
-          <w:i w:val="0"/>
-          <w:sz w:val="24"/>
-        </w:rPr>
-        <w:t>两条正交的认证轨</w:t>
-      </w:r>
-      <w:r>
-        <w:rPr>
-          <w:rFonts w:ascii="Times New Roman" w:hAnsi="Times New Roman" w:eastAsia="宋体"/>
-          <w:b w:val="0"/>
-          <w:i w:val="0"/>
-          <w:sz w:val="24"/>
-        </w:rPr>
-        <w:t>上证明——表示稳定性轨（(i)–(iii)）与注意力扰动轨（(iv)–(v)），两轨之间无单一依赖链：(i) 一个确定性贪心门控，从任意有序索引集提取通过可判定稀疏增长检查的子集；(ii) 选定子基上成对相干衰减 $\le 1/(\sqrt{C})^{|i-j|}$ 与 Gershgorin 型框架界 $(1\pm\mu)\|c\|^2$；(iii) 行截断能量预算；(iv) softmax 在 $\ell_\infty$ logit 扰动下的 $\ell_1$ 稳定性；(v) 认证注意力近似定理：若每行丢弃谱能量 $\le \varepsilon$，注意力输出偏差至多 $(e^{2\sqrt{\varepsilon}}-1)\cdot V_{\max}$。所有门控与检查器函数提取为可执行 OCaml/Python，并与 Coq 计算参考值交叉核对（24/24）。方法论上，可判定性松弛链（超越界 → 单侧有理支配）、反射检查器模式（运行时判定自带 Coq 内健全性证明）与构造性双轨独立复证均为可迁移模板，不限于频率阶梯场景（§9.1–9.2）。</w:t>
-      </w:r>
-    </w:p>
-    <w:p>
-      <w:pPr>
-        <w:spacing w:line="336" w:lineRule="auto"/>
-        <w:ind w:firstLine="480"/>
-      </w:pPr>
-      <w:r>
-        <w:rPr>
-          <w:rFonts w:ascii="Times New Roman" w:hAnsi="Times New Roman" w:eastAsia="宋体"/>
-          <w:b w:val="0"/>
-          <w:i w:val="0"/>
-          <w:sz w:val="24"/>
-        </w:rPr>
-        <w:t xml:space="preserve">对具体几何阶梯 [3,13,53,213]（C=4），我们证明实例证书 </w:t>
-      </w:r>
-      <w:r>
-        <w:rPr>
-          <w:rFonts w:ascii="Consolas" w:hAnsi="Consolas" w:eastAsia="等线"/>
-          <w:b w:val="0"/>
-          <w:i w:val="0"/>
-          <w:sz w:val="22"/>
-        </w:rPr>
-        <w:t>certified_c4_frame_bounds</w:t>
-      </w:r>
-      <w:r>
-        <w:rPr>
-          <w:rFonts w:ascii="Times New Roman" w:hAnsi="Times New Roman" w:eastAsia="宋体"/>
-          <w:b w:val="0"/>
-          <w:i w:val="0"/>
-          <w:sz w:val="24"/>
-        </w:rPr>
-        <w:t xml:space="preserve">：框架界 [1/5, 9/5]（μ=4/5），其中每个常数都是经超越界单侧支配得到的有理数（floor-sqrt、Jordan 不等式、Dirichlet 核）——证书层为可判定有理算术，可直接提取。证实例证书模式由反射检查器 </w:t>
-      </w:r>
-      <w:r>
-        <w:rPr>
-          <w:rFonts w:ascii="Consolas" w:hAnsi="Consolas" w:eastAsia="等线"/>
-          <w:b w:val="0"/>
-          <w:i w:val="0"/>
-          <w:sz w:val="22"/>
-        </w:rPr>
-        <w:t>frame_check_instance</w:t>
-      </w:r>
-      <w:r>
-        <w:rPr>
-          <w:rFonts w:ascii="Times New Roman" w:hAnsi="Times New Roman" w:eastAsia="宋体"/>
-          <w:b w:val="0"/>
-          <w:i w:val="0"/>
-          <w:sz w:val="24"/>
-        </w:rPr>
-        <w:t xml:space="preserve"> 推广到</w:t>
-      </w:r>
-      <w:r>
-        <w:rPr>
-          <w:rFonts w:ascii="Times New Roman" w:hAnsi="Times New Roman" w:eastAsia="宋体"/>
-          <w:b/>
-          <w:i w:val="0"/>
-          <w:sz w:val="24"/>
-        </w:rPr>
-        <w:t>任意</w:t>
-      </w:r>
-      <w:r>
-        <w:rPr>
-          <w:rFonts w:ascii="Times New Roman" w:hAnsi="Times New Roman" w:eastAsia="宋体"/>
-          <w:b w:val="0"/>
-          <w:i w:val="0"/>
-          <w:sz w:val="24"/>
-        </w:rPr>
-        <w:t>阶梯（μ≤4/5 的可判定</w:t>
-      </w:r>
-      <w:r>
-        <w:rPr>
-          <w:rFonts w:ascii="Times New Roman" w:hAnsi="Times New Roman" w:eastAsia="宋体"/>
-          <w:b/>
-          <w:i w:val="0"/>
-          <w:sz w:val="24"/>
-        </w:rPr>
-        <w:t>充分</w:t>
-      </w:r>
-      <w:r>
-        <w:rPr>
-          <w:rFonts w:ascii="Times New Roman" w:hAnsi="Times New Roman" w:eastAsia="宋体"/>
-          <w:b w:val="0"/>
-          <w:i w:val="0"/>
-          <w:sz w:val="24"/>
-        </w:rPr>
-        <w:t xml:space="preserve">判定——保守健全，系统扫描假阴性 49.1%；提取为带原生整数镜像的 OCaml）；其健全性定理 </w:t>
-      </w:r>
-      <w:r>
-        <w:rPr>
-          <w:rFonts w:ascii="Consolas" w:hAnsi="Consolas" w:eastAsia="等线"/>
-          <w:b w:val="0"/>
-          <w:i w:val="0"/>
-          <w:sz w:val="22"/>
-        </w:rPr>
-        <w:t>frame_check_instance_sound</w:t>
-      </w:r>
-      <w:r>
-        <w:rPr>
-          <w:rFonts w:ascii="Times New Roman" w:hAnsi="Times New Roman" w:eastAsia="宋体"/>
-          <w:b w:val="0"/>
-          <w:i w:val="0"/>
-          <w:sz w:val="24"/>
-        </w:rPr>
-        <w:t xml:space="preserve"> 已证明：</w:t>
-      </w:r>
-      <w:r>
-        <w:rPr>
-          <w:rFonts w:ascii="Times New Roman" w:hAnsi="Times New Roman" w:eastAsia="宋体"/>
-          <w:b/>
-          <w:i w:val="0"/>
-          <w:sz w:val="24"/>
-        </w:rPr>
-        <w:t>Coq 内</w:t>
-      </w:r>
-      <w:r>
-        <w:rPr>
-          <w:rFonts w:ascii="Times New Roman" w:hAnsi="Times New Roman" w:eastAsia="宋体"/>
-          <w:b w:val="0"/>
-          <w:i w:val="0"/>
-          <w:sz w:val="24"/>
-        </w:rPr>
-        <w:t>检查器通过 ⟹ Gershgorin 框架界。#### 6.1 运行时检查器的威胁模型</w:t>
-      </w:r>
-    </w:p>
-    <w:p>
-      <w:pPr>
-        <w:spacing w:line="336" w:lineRule="auto"/>
-        <w:ind w:firstLine="480"/>
-      </w:pPr>
-      <w:r>
-        <w:rPr>
-          <w:rFonts w:ascii="Times New Roman" w:hAnsi="Times New Roman" w:eastAsia="宋体"/>
-          <w:b/>
-          <w:i w:val="0"/>
-          <w:sz w:val="24"/>
-        </w:rPr>
-        <w:t>运行时保证（如实限定）</w:t>
-      </w:r>
-      <w:r>
-        <w:rPr>
-          <w:rFonts w:ascii="Times New Roman" w:hAnsi="Times New Roman" w:eastAsia="宋体"/>
-          <w:b w:val="0"/>
-          <w:i w:val="0"/>
-          <w:sz w:val="24"/>
-        </w:rPr>
-        <w:t>：Coq 内健全性定理针对 nat 版本；运行时 int 镜像与 Coq 定义的等价性为逐行镜像 + FFI 24/24 交叉校验（非机器证明），且仅在有限整数范围（中间量 &lt; 2^53、累积分母 &lt; 2^63）内与 Coq 语义一致——"运行时检查器带机器证明健全性"精确指 Coq 内判定函数，运行时实现经交叉验证但未形式化验证（§6）。</w:t>
-      </w:r>
-    </w:p>
-    <w:p>
-      <w:pPr>
-        <w:spacing w:line="336" w:lineRule="auto"/>
-        <w:ind w:firstLine="480"/>
-      </w:pPr>
-      <w:r>
-        <w:rPr>
-          <w:rFonts w:ascii="Times New Roman" w:hAnsi="Times New Roman" w:eastAsia="宋体"/>
-          <w:b w:val="0"/>
-          <w:i w:val="0"/>
-          <w:sz w:val="24"/>
-        </w:rPr>
-        <w:t>对实证配套（论文 B）的</w:t>
-      </w:r>
-      <w:r>
-        <w:rPr>
-          <w:rFonts w:ascii="Times New Roman" w:hAnsi="Times New Roman" w:eastAsia="宋体"/>
-          <w:b/>
-          <w:i w:val="0"/>
-          <w:sz w:val="24"/>
-        </w:rPr>
-        <w:t>性能最优的结构化阶梯</w:t>
-      </w:r>
-      <w:r>
-        <w:rPr>
-          <w:rFonts w:ascii="Times New Roman" w:hAnsi="Times New Roman" w:eastAsia="宋体"/>
-          <w:b w:val="0"/>
-          <w:i w:val="0"/>
-          <w:sz w:val="24"/>
-        </w:rPr>
-        <w:t xml:space="preserve"> [3,7,15,31,63,127,255]（论文 B 的强几何基线），一个表示级复合界（认证核 [3,15,63,255] 的 μ=4/5 + 边带能量预算 + 相干交叉项界）是本开发的展示定理 </w:t>
-      </w:r>
-      <w:r>
-        <w:rPr>
-          <w:rFonts w:ascii="Consolas" w:hAnsi="Consolas" w:eastAsia="等线"/>
-          <w:b w:val="0"/>
-          <w:i w:val="0"/>
-          <w:sz w:val="22"/>
-        </w:rPr>
-        <w:t>champion_e5_composite_certificate</w:t>
-      </w:r>
-      <w:r>
-        <w:rPr>
-          <w:rFonts w:ascii="Times New Roman" w:hAnsi="Times New Roman" w:eastAsia="宋体"/>
-          <w:b w:val="0"/>
-          <w:i w:val="0"/>
-          <w:sz w:val="24"/>
-        </w:rPr>
-        <w:t>（Qed）：对七带基函数证明 $(S-\mathrm{coh}_{e5}) \le \|F\|^2 \le (S+\mathrm{coh}_{e5})$——</w:t>
-      </w:r>
-      <w:r>
-        <w:rPr>
-          <w:rFonts w:ascii="Times New Roman" w:hAnsi="Times New Roman" w:eastAsia="宋体"/>
-          <w:b/>
-          <w:i w:val="0"/>
-          <w:sz w:val="24"/>
-        </w:rPr>
-        <w:t>基表示稳定性界</w:t>
-      </w:r>
-      <w:r>
-        <w:rPr>
-          <w:rFonts w:ascii="Times New Roman" w:hAnsi="Times New Roman" w:eastAsia="宋体"/>
-          <w:b w:val="0"/>
-          <w:i w:val="0"/>
-          <w:sz w:val="24"/>
-        </w:rPr>
-        <w:t>，非注意力分数、学习投影或外推 PPL；通向论文 B 实证 PPL 增益的桥梁是经验观察而非形式化推论，该证书与实证性能最优方案（psi-rope-rand，随机阶梯在证书域之外）</w:t>
-      </w:r>
-      <w:r>
-        <w:rPr>
-          <w:rFonts w:ascii="Times New Roman" w:hAnsi="Times New Roman" w:eastAsia="宋体"/>
-          <w:b/>
-          <w:i w:val="0"/>
-          <w:sz w:val="24"/>
-        </w:rPr>
-        <w:t>正交</w:t>
-      </w:r>
-      <w:r>
-        <w:rPr>
-          <w:rFonts w:ascii="Times New Roman" w:hAnsi="Times New Roman" w:eastAsia="宋体"/>
-          <w:b w:val="0"/>
-          <w:i w:val="0"/>
-          <w:sz w:val="24"/>
-        </w:rPr>
-        <w:t>。审计含 165 项 Print Assumptions（RC=0，零 Admitted，完整 165/165 运行日志随稿），</w:t>
-      </w:r>
-      <w:r>
-        <w:rPr>
-          <w:rFonts w:ascii="Times New Roman" w:hAnsi="Times New Roman" w:eastAsia="宋体"/>
-          <w:b/>
-          <w:i w:val="0"/>
-          <w:sz w:val="24"/>
-        </w:rPr>
-        <w:t>全部 165 项在应用层零 `Classical_Prop.classic`</w:t>
-      </w:r>
-      <w:r>
-        <w:rPr>
-          <w:rFonts w:ascii="Times New Roman" w:hAnsi="Times New Roman" w:eastAsia="宋体"/>
-          <w:b w:val="0"/>
-          <w:i w:val="0"/>
-          <w:sz w:val="24"/>
-        </w:rPr>
-        <w:t>（exp 单调性走幂级数路线，无中值定理；post-M1.5 复核成立）；唯一公理为 Dedekind 实数基础设施（sig_not_dec、sig_forall_dec、函数外延性）——实数构造固有的非构造性选择类原则，属可接受 Reals 基底，</w:t>
-      </w:r>
-      <w:r>
-        <w:rPr>
-          <w:rFonts w:ascii="Times New Roman" w:hAnsi="Times New Roman" w:eastAsia="宋体"/>
-          <w:b/>
-          <w:i w:val="0"/>
-          <w:sz w:val="24"/>
-        </w:rPr>
-        <w:t>非本开发应用层引入、非 `Classical_Prop.classic` 公理</w:t>
-      </w:r>
-      <w:r>
-        <w:rPr>
-          <w:rFonts w:ascii="Times New Roman" w:hAnsi="Times New Roman" w:eastAsia="宋体"/>
-          <w:b w:val="0"/>
-          <w:i w:val="0"/>
-          <w:sz w:val="24"/>
-        </w:rPr>
-        <w:t>。"端到端"主张有明确边界：认证链覆盖门控→框架界→截断能量→softmax 稳定性→注意力近似；不覆盖学习权重的数值稳定性、Q/K/V 投影、多头拼接或 LayerNorm（"verify the analytic kernel, learn the rest"）。</w:t>
-      </w:r>
-    </w:p>
-    <w:p>
-      <w:pPr>
-        <w:ind w:left="432"/>
-      </w:pPr>
+        <w:t>（F7/R4，</w:t>
+      </w:r>
+      <w:r>
+        <w:rPr>
+          <w:rFonts w:ascii="Consolas" w:hAnsi="Consolas" w:eastAsia="等线"/>
+          <w:b w:val="0"/>
+          <w:i w:val="0"/>
+          <w:color w:val="444444"/>
+          <w:sz w:val="19"/>
+        </w:rPr>
+        <w:t>CRrecovery_correct_prefix</w:t>
+      </w:r>
+      <w:r>
+        <w:rPr>
+          <w:rFonts w:ascii="Times New Roman" w:hAnsi="Times New Roman" w:eastAsia="宋体"/>
+          <w:b w:val="0"/>
+          <w:i/>
+          <w:color w:val="444444"/>
+          <w:sz w:val="21"/>
+        </w:rPr>
+        <w:t>，构造性轨道：μ(M+1)&lt;1 下两表示相等 ⟹ 系数逐点相等，差分线性 + RIP 界 + 收缩链）与</w:t>
+      </w:r>
       <w:r>
         <w:rPr>
           <w:rFonts w:ascii="Times New Roman" w:hAnsi="Times New Roman" w:eastAsia="宋体"/>
@@ -4576,7 +4309,7 @@
           <w:color w:val="444444"/>
           <w:sz w:val="21"/>
         </w:rPr>
-        <w:t>贡献类型声明</w:t>
+        <w:t>相干字典不确定原理</w:t>
       </w:r>
       <w:r>
         <w:rPr>
@@ -4586,11 +4319,145 @@
           <w:color w:val="444444"/>
           <w:sz w:val="21"/>
         </w:rPr>
-        <w:t>：本文属形式化工程（formalization engineering）——贡献是可判定性松弛链方法论、反射检查器机制与审计纪律，而非新数学定理（所证均为经典结果的机器检查实例化，见 §5.6.6 定位说明与 §9.1 库间比较）。读者若以数学新颖性为主要标准，请以该定位为前提解读本文。</w:t>
+        <w:t>（F5，</w:t>
+      </w:r>
+      <w:r>
+        <w:rPr>
+          <w:rFonts w:ascii="Consolas" w:hAnsi="Consolas" w:eastAsia="等线"/>
+          <w:b w:val="0"/>
+          <w:i w:val="0"/>
+          <w:color w:val="444444"/>
+          <w:sz w:val="19"/>
+        </w:rPr>
+        <w:t>CRuncertainty_principle</w:t>
+      </w:r>
+      <w:r>
+        <w:rPr>
+          <w:rFonts w:ascii="Times New Roman" w:hAnsi="Times New Roman" w:eastAsia="宋体"/>
+          <w:b w:val="0"/>
+          <w:i/>
+          <w:color w:val="444444"/>
+          <w:sz w:val="21"/>
+        </w:rPr>
+        <w:t>，构造性轨道：μ(|T1|+|T2|−1)&lt;1 下两稀疏表示相等 ⟹ 系数逐点相等，支撑大小口径 1+1/μ，35 定理零经典）。（v2.3→v2.4）：§5.6.6 压缩感知族新增</w:t>
+      </w:r>
+      <w:r>
+        <w:rPr>
+          <w:rFonts w:ascii="Times New Roman" w:hAnsi="Times New Roman" w:eastAsia="宋体"/>
+          <w:b/>
+          <w:i/>
+          <w:color w:val="444444"/>
+          <w:sz w:val="21"/>
+        </w:rPr>
+        <w:t>行和→RIP 桥接</w:t>
+      </w:r>
+      <w:r>
+        <w:rPr>
+          <w:rFonts w:ascii="Times New Roman" w:hAnsi="Times New Roman" w:eastAsia="宋体"/>
+          <w:b w:val="0"/>
+          <w:i/>
+          <w:color w:val="444444"/>
+          <w:sz w:val="21"/>
+        </w:rPr>
+        <w:t>（F3）——</w:t>
+      </w:r>
+      <w:r>
+        <w:rPr>
+          <w:rFonts w:ascii="Consolas" w:hAnsi="Consolas" w:eastAsia="等线"/>
+          <w:b w:val="0"/>
+          <w:i w:val="0"/>
+          <w:color w:val="444444"/>
+          <w:sz w:val="19"/>
+        </w:rPr>
+        <w:t>probe_row_rip.v</w:t>
+      </w:r>
+      <w:r>
+        <w:rPr>
+          <w:rFonts w:ascii="Times New Roman" w:hAnsi="Times New Roman" w:eastAsia="宋体"/>
+          <w:b w:val="0"/>
+          <w:i/>
+          <w:color w:val="444444"/>
+          <w:sz w:val="21"/>
+        </w:rPr>
+        <w:t>：行非对角和假设（Σ_{j≠i}|⟨u_i,u_j⟩| ≤ μ_row）⟹ k-原子 RIP（δ_k = (k−1)·μ_row，</w:t>
+      </w:r>
+      <w:r>
+        <w:rPr>
+          <w:rFonts w:ascii="Consolas" w:hAnsi="Consolas" w:eastAsia="等线"/>
+          <w:b w:val="0"/>
+          <w:i w:val="0"/>
+          <w:color w:val="444444"/>
+          <w:sz w:val="19"/>
+        </w:rPr>
+        <w:t>row_rip_bound_M</w:t>
+      </w:r>
+      <w:r>
+        <w:rPr>
+          <w:rFonts w:ascii="Times New Roman" w:hAnsi="Times New Roman" w:eastAsia="宋体"/>
+          <w:b w:val="0"/>
+          <w:i/>
+          <w:color w:val="444444"/>
+          <w:sz w:val="21"/>
+        </w:rPr>
+        <w:t>，比两两相干 μ 版更紧：μ_row ≤ M·μ_pair），9 Qed 零公理，并入合并版 44 模块。v2.3 为 C=4 实例拼接（A2：</w:t>
+      </w:r>
+      <w:r>
+        <w:rPr>
+          <w:rFonts w:ascii="Consolas" w:hAnsi="Consolas" w:eastAsia="等线"/>
+          <w:b w:val="0"/>
+          <w:i w:val="0"/>
+          <w:color w:val="444444"/>
+          <w:sz w:val="19"/>
+        </w:rPr>
+        <w:t>C4_sparse_uniqueness_3</w:t>
+      </w:r>
+      <w:r>
+        <w:rPr>
+          <w:rFonts w:ascii="Times New Roman" w:hAnsi="Times New Roman" w:eastAsia="宋体"/>
+          <w:b w:val="0"/>
+          <w:i/>
+          <w:color w:val="444444"/>
+          <w:sz w:val="21"/>
+        </w:rPr>
+        <w:t>，μ=11289/33920 &lt; 1/3 ⟹ 3 原子 [3,13,53] 稀疏唯一恢复）；v2.2 为 k-原子 RIP（构造性轨道 ca_rip_cr.v，29 Qed 全 "Closed under the global context"，</w:t>
+      </w:r>
+      <w:r>
+        <w:rPr>
+          <w:rFonts w:ascii="Times New Roman" w:hAnsi="Times New Roman" w:eastAsia="宋体"/>
+          <w:b/>
+          <w:i/>
+          <w:color w:val="444444"/>
+          <w:sz w:val="21"/>
+        </w:rPr>
+        <w:t>2026-08-23 深夜同事补 P5 收缩链后现 33 定理</w:t>
+      </w:r>
+      <w:r>
+        <w:rPr>
+          <w:rFonts w:ascii="Times New Roman" w:hAnsi="Times New Roman" w:eastAsia="宋体"/>
+          <w:b w:val="0"/>
+          <w:i/>
+          <w:color w:val="444444"/>
+          <w:sz w:val="21"/>
+        </w:rPr>
+        <w:t>）。</w:t>
       </w:r>
     </w:p>
     <w:p>
       <w:pPr>
+        <w:pStyle w:val="Heading2"/>
+      </w:pPr>
+      <w:r>
+        <w:rPr>
+          <w:rFonts w:ascii="Times New Roman" w:hAnsi="Times New Roman" w:eastAsia="黑体"/>
+          <w:b/>
+          <w:i w:val="0"/>
+          <w:sz w:val="28"/>
+        </w:rPr>
+        <w:t>摘要</w:t>
+      </w:r>
+    </w:p>
+    <w:p>
+      <w:pPr>
         <w:spacing w:line="336" w:lineRule="auto"/>
         <w:ind w:firstLine="480"/>
       </w:pPr>
@@ -4601,7 +4468,7 @@
           <w:i w:val="0"/>
           <w:sz w:val="24"/>
         </w:rPr>
-        <w:t>在认证管线之上，本开发进一步刻画</w:t>
+        <w:t>我们提出一个 Coq 形式化开发，覆盖"可认证稀疏门控注意力"在几何结构化频率基上的解析核。开发在</w:t>
       </w:r>
       <w:r>
         <w:rPr>
@@ -4610,52 +4477,16 @@
           <w:i w:val="0"/>
           <w:sz w:val="24"/>
         </w:rPr>
-        <w:t>可证明性边界</w:t>
-      </w:r>
-      <w:r>
-        <w:rPr>
-          <w:rFonts w:ascii="Times New Roman" w:hAnsi="Times New Roman" w:eastAsia="宋体"/>
-          <w:b w:val="0"/>
-          <w:i w:val="0"/>
-          <w:sz w:val="24"/>
-        </w:rPr>
-        <w:t>（§5.6）：对 μ≤4/5 的保守检查器口径，稠密覆盖与可判定认证</w:t>
-      </w:r>
-      <w:r>
-        <w:rPr>
-          <w:rFonts w:ascii="Times New Roman" w:hAnsi="Times New Roman" w:eastAsia="宋体"/>
-          <w:b/>
-          <w:i w:val="0"/>
-          <w:sz w:val="24"/>
-        </w:rPr>
-        <w:t>互斥</w:t>
-      </w:r>
-      <w:r>
-        <w:rPr>
-          <w:rFonts w:ascii="Times New Roman" w:hAnsi="Times New Roman" w:eastAsia="宋体"/>
-          <w:b w:val="0"/>
-          <w:i w:val="0"/>
-          <w:sz w:val="24"/>
-        </w:rPr>
-        <w:t>——超过 9 个相位完备带覆盖 [3,511] 的阶梯必然被拒绝（</w:t>
-      </w:r>
-      <w:r>
-        <w:rPr>
-          <w:rFonts w:ascii="Consolas" w:hAnsi="Consolas" w:eastAsia="等线"/>
-          <w:b w:val="0"/>
-          <w:i w:val="0"/>
-          <w:sz w:val="22"/>
-        </w:rPr>
-        <w:t>pareto_law_N511</w:t>
-      </w:r>
-      <w:r>
-        <w:rPr>
-          <w:rFonts w:ascii="Times New Roman" w:hAnsi="Times New Roman" w:eastAsia="宋体"/>
-          <w:b w:val="0"/>
-          <w:i w:val="0"/>
-          <w:sz w:val="24"/>
-        </w:rPr>
-        <w:t>，几何增长禁止 + 鸽笼组合论证，增长常数 c≈1.8501）；随机版负定律以高概率成立（同箱带对必触发拒绝，7 带 ≥ 96%、8 带 ≥ 99%，生日-箱计数）。我们同时形式化论文 B τ/碰撞机制的碰撞距离框架：精确碰撞当且仅当角度有理（全构造性 iff，最小距离 = 分母闭式）、无理偏移（黄金比）永无精确碰撞且近碰撞被 1/(3d) 半径挡住、线性偏置核（ALiBi）无碰撞端点——"认证—可证明性边界—碰撞/分辨率刻画"三角被机器检查覆盖（§5.6.4，含 U5 黄金近碰撞半径）。</w:t>
+        <w:t>两条正交的认证轨</w:t>
+      </w:r>
+      <w:r>
+        <w:rPr>
+          <w:rFonts w:ascii="Times New Roman" w:hAnsi="Times New Roman" w:eastAsia="宋体"/>
+          <w:b w:val="0"/>
+          <w:i w:val="0"/>
+          <w:sz w:val="24"/>
+        </w:rPr>
+        <w:t>上证明——表示稳定性轨（(i)–(iii)）与注意力扰动轨（(iv)–(v)），两轨之间无单一依赖链：(i) 一个确定性贪心门控，从任意有序索引集提取通过可判定稀疏增长检查的子集；(ii) 选定子基上成对相干衰减 $\le 1/(\sqrt{C})^{|i-j|}$ 与 Gershgorin 型框架界 $(1\pm\mu)\|c\|^2$；(iii) 行截断能量预算；(iv) softmax 在 $\ell_\infty$ logit 扰动下的 $\ell_1$ 稳定性；(v) 认证注意力近似定理：若每行丢弃谱能量 $\le \varepsilon$，注意力输出偏差至多 $(e^{2\sqrt{\varepsilon}}-1)\cdot V_{\max}$。所有门控与检查器函数提取为可执行 OCaml/Python，并与 Coq 计算参考值交叉核对（24/24）。方法论上，可判定性松弛链（超越界 → 单侧有理支配）、反射检查器模式（运行时判定自带 Coq 内健全性证明）与构造性双轨独立复证均为可迁移模板，不限于频率阶梯场景（§9.1–9.2）。</w:t>
       </w:r>
     </w:p>
     <w:p>
@@ -4666,20 +4497,65 @@
       <w:r>
         <w:rPr>
           <w:rFonts w:ascii="Times New Roman" w:hAnsi="Times New Roman" w:eastAsia="宋体"/>
+          <w:b w:val="0"/>
+          <w:i w:val="0"/>
+          <w:sz w:val="24"/>
+        </w:rPr>
+        <w:t xml:space="preserve">对具体几何阶梯 [3,13,53,213]（C=4），我们证明实例证书 </w:t>
+      </w:r>
+      <w:r>
+        <w:rPr>
+          <w:rFonts w:ascii="Consolas" w:hAnsi="Consolas" w:eastAsia="等线"/>
+          <w:b w:val="0"/>
+          <w:i w:val="0"/>
+          <w:sz w:val="22"/>
+        </w:rPr>
+        <w:t>certified_c4_frame_bounds</w:t>
+      </w:r>
+      <w:r>
+        <w:rPr>
+          <w:rFonts w:ascii="Times New Roman" w:hAnsi="Times New Roman" w:eastAsia="宋体"/>
+          <w:b w:val="0"/>
+          <w:i w:val="0"/>
+          <w:sz w:val="24"/>
+        </w:rPr>
+        <w:t xml:space="preserve">：框架界 [1/5, 9/5]（μ=4/5），其中每个常数都是经超越界单侧支配得到的有理数（floor-sqrt、Jordan 不等式、Dirichlet 核）——证书层为可判定有理算术，可直接提取。证实例证书模式由反射检查器 </w:t>
+      </w:r>
+      <w:r>
+        <w:rPr>
+          <w:rFonts w:ascii="Consolas" w:hAnsi="Consolas" w:eastAsia="等线"/>
+          <w:b w:val="0"/>
+          <w:i w:val="0"/>
+          <w:sz w:val="22"/>
+        </w:rPr>
+        <w:t>frame_check_instance</w:t>
+      </w:r>
+      <w:r>
+        <w:rPr>
+          <w:rFonts w:ascii="Times New Roman" w:hAnsi="Times New Roman" w:eastAsia="宋体"/>
+          <w:b w:val="0"/>
+          <w:i w:val="0"/>
+          <w:sz w:val="24"/>
+        </w:rPr>
+        <w:t xml:space="preserve"> 推广到</w:t>
+      </w:r>
+      <w:r>
+        <w:rPr>
+          <w:rFonts w:ascii="Times New Roman" w:hAnsi="Times New Roman" w:eastAsia="宋体"/>
           <w:b/>
           <w:i w:val="0"/>
           <w:sz w:val="24"/>
         </w:rPr>
-        <w:t>压缩感知（§5.6.6，v2.2 升级为 k-原子 RIP，v2.3 完成实例拼接，v2.4 新增行和→RIP 桥接，v2.5 新增唯一性骨架与不确定原理，v2.6 新增相图合成 G-8）</w:t>
-      </w:r>
-      <w:r>
-        <w:rPr>
-          <w:rFonts w:ascii="Times New Roman" w:hAnsi="Times New Roman" w:eastAsia="宋体"/>
-          <w:b w:val="0"/>
-          <w:i w:val="0"/>
-          <w:sz w:val="24"/>
-        </w:rPr>
-        <w:t>：频率阶梯原子族在</w:t>
+        <w:t>任意</w:t>
+      </w:r>
+      <w:r>
+        <w:rPr>
+          <w:rFonts w:ascii="Times New Roman" w:hAnsi="Times New Roman" w:eastAsia="宋体"/>
+          <w:b w:val="0"/>
+          <w:i w:val="0"/>
+          <w:sz w:val="24"/>
+        </w:rPr>
+        <w:t>阶梯（μ≤4/5 的可判定</w:t>
       </w:r>
       <w:r>
         <w:rPr>
@@ -4688,16 +4564,34 @@
           <w:i w:val="0"/>
           <w:sz w:val="24"/>
         </w:rPr>
-        <w:t>通用层</w:t>
-      </w:r>
-      <w:r>
-        <w:rPr>
-          <w:rFonts w:ascii="Times New Roman" w:hAnsi="Times New Roman" w:eastAsia="宋体"/>
-          <w:b w:val="0"/>
-          <w:i w:val="0"/>
-          <w:sz w:val="24"/>
-        </w:rPr>
-        <w:t xml:space="preserve">满足单位范数 → </w:t>
+        <w:t>充分</w:t>
+      </w:r>
+      <w:r>
+        <w:rPr>
+          <w:rFonts w:ascii="Times New Roman" w:hAnsi="Times New Roman" w:eastAsia="宋体"/>
+          <w:b w:val="0"/>
+          <w:i w:val="0"/>
+          <w:sz w:val="24"/>
+        </w:rPr>
+        <w:t xml:space="preserve">判定——保守健全，系统扫描假阴性 49.1%；提取为带原生整数镜像的 OCaml）；其健全性定理 </w:t>
+      </w:r>
+      <w:r>
+        <w:rPr>
+          <w:rFonts w:ascii="Consolas" w:hAnsi="Consolas" w:eastAsia="等线"/>
+          <w:b w:val="0"/>
+          <w:i w:val="0"/>
+          <w:sz w:val="22"/>
+        </w:rPr>
+        <w:t>frame_check_instance_sound</w:t>
+      </w:r>
+      <w:r>
+        <w:rPr>
+          <w:rFonts w:ascii="Times New Roman" w:hAnsi="Times New Roman" w:eastAsia="宋体"/>
+          <w:b w:val="0"/>
+          <w:i w:val="0"/>
+          <w:sz w:val="24"/>
+        </w:rPr>
+        <w:t xml:space="preserve"> 已证明：</w:t>
       </w:r>
       <w:r>
         <w:rPr>
@@ -4706,232 +4600,16 @@
           <w:i w:val="0"/>
           <w:sz w:val="24"/>
         </w:rPr>
-        <w:t>k-原子 RIP</w:t>
-      </w:r>
-      <w:r>
-        <w:rPr>
-          <w:rFonts w:ascii="Times New Roman" w:hAnsi="Times New Roman" w:eastAsia="宋体"/>
-          <w:b w:val="0"/>
-          <w:i w:val="0"/>
-          <w:sz w:val="24"/>
-        </w:rPr>
-        <w:t xml:space="preserve"> → 稀疏唯一恢复定理，并在 </w:t>
-      </w:r>
-      <w:r>
-        <w:rPr>
-          <w:rFonts w:ascii="Times New Roman" w:hAnsi="Times New Roman" w:eastAsia="宋体"/>
-          <w:b/>
-          <w:i w:val="0"/>
-          <w:sz w:val="24"/>
-        </w:rPr>
-        <w:t>C=4 阶梯完成实例级拼接</w:t>
-      </w:r>
-      <w:r>
-        <w:rPr>
-          <w:rFonts w:ascii="Times New Roman" w:hAnsi="Times New Roman" w:eastAsia="宋体"/>
-          <w:b w:val="0"/>
-          <w:i w:val="0"/>
-          <w:sz w:val="24"/>
-        </w:rPr>
-        <w:t>（</w:t>
-      </w:r>
-      <w:r>
-        <w:rPr>
-          <w:rFonts w:ascii="Consolas" w:hAnsi="Consolas" w:eastAsia="等线"/>
-          <w:b w:val="0"/>
-          <w:i w:val="0"/>
-          <w:sz w:val="22"/>
-        </w:rPr>
-        <w:t>C4_sparse_uniqueness_3</w:t>
-      </w:r>
-      <w:r>
-        <w:rPr>
-          <w:rFonts w:ascii="Times New Roman" w:hAnsi="Times New Roman" w:eastAsia="宋体"/>
-          <w:b w:val="0"/>
-          <w:i w:val="0"/>
-          <w:sz w:val="24"/>
-        </w:rPr>
-        <w:t>：μ=11289/33920 &lt; 1/3 ⟹ 3 原子 [3,13,53] 稀疏唯一恢复）——</w:t>
-      </w:r>
-      <w:r>
-        <w:rPr>
-          <w:rFonts w:ascii="Consolas" w:hAnsi="Consolas" w:eastAsia="等线"/>
-          <w:b w:val="0"/>
-          <w:i w:val="0"/>
-          <w:sz w:val="22"/>
-        </w:rPr>
-        <w:t>psi_norm_one</w:t>
-      </w:r>
-      <w:r>
-        <w:rPr>
-          <w:rFonts w:ascii="Times New Roman" w:hAnsi="Times New Roman" w:eastAsia="宋体"/>
-          <w:b w:val="0"/>
-          <w:i w:val="0"/>
-          <w:sz w:val="24"/>
-        </w:rPr>
-        <w:t>（‖ψ_n‖=1）、</w:t>
-      </w:r>
-      <w:r>
-        <w:rPr>
-          <w:rFonts w:ascii="Consolas" w:hAnsi="Consolas" w:eastAsia="等线"/>
-          <w:b w:val="0"/>
-          <w:i w:val="0"/>
-          <w:sz w:val="22"/>
-        </w:rPr>
-        <w:t>rip_bound2</w:t>
-      </w:r>
-      <w:r>
-        <w:rPr>
-          <w:rFonts w:ascii="Times New Roman" w:hAnsi="Times New Roman" w:eastAsia="宋体"/>
-          <w:b w:val="0"/>
-          <w:i w:val="0"/>
-          <w:sz w:val="24"/>
-        </w:rPr>
-        <w:t>（RIP(2,μ) 基元）、</w:t>
-      </w:r>
-      <w:r>
-        <w:rPr>
-          <w:rFonts w:ascii="Times New Roman" w:hAnsi="Times New Roman" w:eastAsia="宋体"/>
-          <w:b/>
-          <w:i w:val="0"/>
-          <w:sz w:val="24"/>
-        </w:rPr>
-        <w:t>`CRrip_bound_k`（k-原子 RIP 主定理，构造性轨道 `ca_rip_cr.v`：0 ≤ μ、单位范数、两两相干 ≤ μ ⟹ |‖Σ_{j≤M} c_j·u_j‖² − Σc_j²| ≤ μ·(M+1)·Σc_j²，纯构造性实数 Stdlib ConstructiveReals——Set 层 CRcarrier + Prop 层 CRle/CRlt，零经典公理、零 Admitted，29 Qed 全 "Closed under the global context"，同事补 P5 收缩链后现 33 定理）</w:t>
-      </w:r>
-      <w:r>
-        <w:rPr>
-          <w:rFonts w:ascii="Times New Roman" w:hAnsi="Times New Roman" w:eastAsia="宋体"/>
-          <w:b w:val="0"/>
-          <w:i w:val="0"/>
-          <w:sz w:val="24"/>
-        </w:rPr>
-        <w:t>、</w:t>
-      </w:r>
-      <w:r>
-        <w:rPr>
-          <w:rFonts w:ascii="Times New Roman" w:hAnsi="Times New Roman" w:eastAsia="宋体"/>
-          <w:b/>
-          <w:i w:val="0"/>
-          <w:sz w:val="24"/>
-        </w:rPr>
-        <w:t>`row_rip_bound_M`（行和→RIP 主定理，经典 R 轨道 `probe_row_rip.v`：行非对角和 ≤ μ_row ⟹ |‖Σ_{j≤M} c_j·u_j‖² − Σc_j²| ≤ μ_row·M·Σc_j²，δ_k=(k−1)·μ_row，9 Qed 零公理）</w:t>
-      </w:r>
-      <w:r>
-        <w:rPr>
-          <w:rFonts w:ascii="Times New Roman" w:hAnsi="Times New Roman" w:eastAsia="宋体"/>
-          <w:b w:val="0"/>
-          <w:i w:val="0"/>
-          <w:sz w:val="24"/>
-        </w:rPr>
-        <w:t>、</w:t>
-      </w:r>
-      <w:r>
-        <w:rPr>
-          <w:rFonts w:ascii="Consolas" w:hAnsi="Consolas" w:eastAsia="等线"/>
-          <w:b w:val="0"/>
-          <w:i w:val="0"/>
-          <w:sz w:val="22"/>
-        </w:rPr>
-        <w:t>sparse_uniquenessM</w:t>
-      </w:r>
-      <w:r>
-        <w:rPr>
-          <w:rFonts w:ascii="Times New Roman" w:hAnsi="Times New Roman" w:eastAsia="宋体"/>
-          <w:b w:val="0"/>
-          <w:i w:val="0"/>
-          <w:sz w:val="24"/>
-        </w:rPr>
-        <w:t>（</w:t>
-      </w:r>
-      <w:r>
-        <w:rPr>
-          <w:rFonts w:ascii="Times New Roman" w:hAnsi="Times New Roman" w:eastAsia="宋体"/>
-          <w:b/>
-          <w:i w:val="0"/>
-          <w:sz w:val="24"/>
-        </w:rPr>
-        <w:t>μ·(M+1) &lt; 1 ⟹ 窗口内零组合 ⟹ 系数全零</w:t>
-      </w:r>
-      <w:r>
-        <w:rPr>
-          <w:rFonts w:ascii="Times New Roman" w:hAnsi="Times New Roman" w:eastAsia="宋体"/>
-          <w:b w:val="0"/>
-          <w:i w:val="0"/>
-          <w:sz w:val="24"/>
-        </w:rPr>
-        <w:t>，M+1 原子稀疏表示唯一）、</w:t>
-      </w:r>
-      <w:r>
-        <w:rPr>
-          <w:rFonts w:ascii="Times New Roman" w:hAnsi="Times New Roman" w:eastAsia="宋体"/>
-          <w:b/>
-          <w:i w:val="0"/>
-          <w:sz w:val="24"/>
-        </w:rPr>
-        <w:t>`C4_sparse_uniqueness_3`（C=4 实例，probe_c4_instance.v：六对相干上界组装 μ=11289/33920 &lt; 1/3，3 原子唯一恢复）</w:t>
-      </w:r>
-      <w:r>
-        <w:rPr>
-          <w:rFonts w:ascii="Times New Roman" w:hAnsi="Times New Roman" w:eastAsia="宋体"/>
-          <w:b w:val="0"/>
-          <w:i w:val="0"/>
-          <w:sz w:val="24"/>
-        </w:rPr>
-        <w:t>、</w:t>
-      </w:r>
-      <w:r>
-        <w:rPr>
-          <w:rFonts w:ascii="Times New Roman" w:hAnsi="Times New Roman" w:eastAsia="宋体"/>
-          <w:b/>
-          <w:i w:val="0"/>
-          <w:sz w:val="24"/>
-        </w:rPr>
-        <w:t>`CRrecovery_correct_prefix`（R4 唯一性⟹恢复正确性骨架，构造性轨道 `probe_recovery_cr.v`：μ(M+1)&lt;1 下两表示相等 ⟹ 系数逐点相等）</w:t>
-      </w:r>
-      <w:r>
-        <w:rPr>
-          <w:rFonts w:ascii="Times New Roman" w:hAnsi="Times New Roman" w:eastAsia="宋体"/>
-          <w:b w:val="0"/>
-          <w:i w:val="0"/>
-          <w:sz w:val="24"/>
-        </w:rPr>
-        <w:t>、</w:t>
-      </w:r>
-      <w:r>
-        <w:rPr>
-          <w:rFonts w:ascii="Times New Roman" w:hAnsi="Times New Roman" w:eastAsia="宋体"/>
-          <w:b/>
-          <w:i w:val="0"/>
-          <w:sz w:val="24"/>
-        </w:rPr>
-        <w:t>`CRuncertainty_principle`（F5 相干字典不确定原理，构造性轨道 `probe_uncertainty_cr.v`：μ(|T1|+|T2|−1)&lt;1 下两稀疏表示相等 ⟹ 系数逐点相等，支撑大小版 1+1/μ，35 定理零经典）</w:t>
-      </w:r>
-      <w:r>
-        <w:rPr>
-          <w:rFonts w:ascii="Times New Roman" w:hAnsi="Times New Roman" w:eastAsia="宋体"/>
-          <w:b w:val="0"/>
-          <w:i w:val="0"/>
-          <w:sz w:val="24"/>
-        </w:rPr>
-        <w:t>、</w:t>
-      </w:r>
-      <w:r>
-        <w:rPr>
-          <w:rFonts w:ascii="Times New Roman" w:hAnsi="Times New Roman" w:eastAsia="宋体"/>
-          <w:b/>
-          <w:i w:val="0"/>
-          <w:sz w:val="24"/>
-        </w:rPr>
-        <w:t>`CRg8_recovery_synthesis`（G-8 字典最优性⟹恢复保证合成，构造性轨道 `probe_g8_synthesis_cr.v`：Welch 下界（已证，见 G-7 条目）+ F5 唯一性窗口 ⟹ 两稀疏表示必相同；相图定理 `CRphase_window_nonempty`：窗口非空参数条件 (M−N)·T² &lt; N(M−1)，6 Qed 零经典）</w:t>
-      </w:r>
-      <w:r>
-        <w:rPr>
-          <w:rFonts w:ascii="Times New Roman" w:hAnsi="Times New Roman" w:eastAsia="宋体"/>
-          <w:b w:val="0"/>
-          <w:i w:val="0"/>
-          <w:sz w:val="24"/>
-        </w:rPr>
-        <w:t>——把「框架界（1D 无条件基）+ 频率阶梯」的理论优势从表示稳定性推进到稀疏恢复（probe_incoherence 48 Qed + ca_rip_cr 33 Qed + probe_c4_instance + probe_row_rip 9 Qed + probe_recovery_cr + probe_uncertainty_cr 35 Qed + probe_welch 13 Qed + probe_g8_synthesis_cr 6 Qed，构造性轨道独立验证）。</w:t>
+        <w:t>Coq 内</w:t>
+      </w:r>
+      <w:r>
+        <w:rPr>
+          <w:rFonts w:ascii="Times New Roman" w:hAnsi="Times New Roman" w:eastAsia="宋体"/>
+          <w:b w:val="0"/>
+          <w:i w:val="0"/>
+          <w:sz w:val="24"/>
+        </w:rPr>
+        <w:t>检查器通过 ⟹ Gershgorin 框架界。#### 6.1 运行时检查器的威胁模型</w:t>
       </w:r>
     </w:p>
     <w:p>
@@ -4946,20 +4624,591 @@
           <w:i w:val="0"/>
           <w:sz w:val="24"/>
         </w:rPr>
-        <w:t>关键词</w:t>
-      </w:r>
-      <w:r>
-        <w:rPr>
-          <w:rFonts w:ascii="Times New Roman" w:hAnsi="Times New Roman" w:eastAsia="宋体"/>
-          <w:b w:val="0"/>
-          <w:i w:val="0"/>
-          <w:sz w:val="24"/>
-        </w:rPr>
-        <w:t>：形式化验证；Coq/Rocq；稀疏注意力；框架理论；Gershgorin 界；反射检查器；程序提取；构造性数学</w:t>
+        <w:t>运行时保证（如实限定）</w:t>
+      </w:r>
+      <w:r>
+        <w:rPr>
+          <w:rFonts w:ascii="Times New Roman" w:hAnsi="Times New Roman" w:eastAsia="宋体"/>
+          <w:b w:val="0"/>
+          <w:i w:val="0"/>
+          <w:sz w:val="24"/>
+        </w:rPr>
+        <w:t>：Coq 内健全性定理针对 nat 版本；运行时 int 镜像与 Coq 定义的等价性为逐行镜像 + FFI 24/24 交叉校验（非机器证明），且仅在有限整数范围（中间量 &lt; 2^53、累积分母 &lt; 2^63）内与 Coq 语义一致——"运行时检查器带机器证明健全性"精确指 Coq 内判定函数，运行时实现经交叉验证但未形式化验证（§6）。</w:t>
       </w:r>
     </w:p>
     <w:p>
       <w:pPr>
+        <w:spacing w:line="336" w:lineRule="auto"/>
+        <w:ind w:firstLine="480"/>
+      </w:pPr>
+      <w:r>
+        <w:rPr>
+          <w:rFonts w:ascii="Times New Roman" w:hAnsi="Times New Roman" w:eastAsia="宋体"/>
+          <w:b w:val="0"/>
+          <w:i w:val="0"/>
+          <w:sz w:val="24"/>
+        </w:rPr>
+        <w:t>对实证配套（论文 B）的</w:t>
+      </w:r>
+      <w:r>
+        <w:rPr>
+          <w:rFonts w:ascii="Times New Roman" w:hAnsi="Times New Roman" w:eastAsia="宋体"/>
+          <w:b/>
+          <w:i w:val="0"/>
+          <w:sz w:val="24"/>
+        </w:rPr>
+        <w:t>性能最优的结构化阶梯</w:t>
+      </w:r>
+      <w:r>
+        <w:rPr>
+          <w:rFonts w:ascii="Times New Roman" w:hAnsi="Times New Roman" w:eastAsia="宋体"/>
+          <w:b w:val="0"/>
+          <w:i w:val="0"/>
+          <w:sz w:val="24"/>
+        </w:rPr>
+        <w:t xml:space="preserve"> [3,7,15,31,63,127,255]（论文 B 的强几何基线），一个表示级复合界（认证核 [3,15,63,255] 的 μ=4/5 + 边带能量预算 + 相干交叉项界）是本开发的展示定理 </w:t>
+      </w:r>
+      <w:r>
+        <w:rPr>
+          <w:rFonts w:ascii="Consolas" w:hAnsi="Consolas" w:eastAsia="等线"/>
+          <w:b w:val="0"/>
+          <w:i w:val="0"/>
+          <w:sz w:val="22"/>
+        </w:rPr>
+        <w:t>champion_e5_composite_certificate</w:t>
+      </w:r>
+      <w:r>
+        <w:rPr>
+          <w:rFonts w:ascii="Times New Roman" w:hAnsi="Times New Roman" w:eastAsia="宋体"/>
+          <w:b w:val="0"/>
+          <w:i w:val="0"/>
+          <w:sz w:val="24"/>
+        </w:rPr>
+        <w:t>（Qed）：对七带基函数证明 $(S-\mathrm{coh}_{e5}) \le \|F\|^2 \le (S+\mathrm{coh}_{e5})$——</w:t>
+      </w:r>
+      <w:r>
+        <w:rPr>
+          <w:rFonts w:ascii="Times New Roman" w:hAnsi="Times New Roman" w:eastAsia="宋体"/>
+          <w:b/>
+          <w:i w:val="0"/>
+          <w:sz w:val="24"/>
+        </w:rPr>
+        <w:t>基表示稳定性界</w:t>
+      </w:r>
+      <w:r>
+        <w:rPr>
+          <w:rFonts w:ascii="Times New Roman" w:hAnsi="Times New Roman" w:eastAsia="宋体"/>
+          <w:b w:val="0"/>
+          <w:i w:val="0"/>
+          <w:sz w:val="24"/>
+        </w:rPr>
+        <w:t>，非注意力分数、学习投影或外推 PPL；通向论文 B 实证 PPL 增益的桥梁是经验观察而非形式化推论，该证书与实证性能最优方案（psi-rope-rand，随机阶梯在证书域之外）</w:t>
+      </w:r>
+      <w:r>
+        <w:rPr>
+          <w:rFonts w:ascii="Times New Roman" w:hAnsi="Times New Roman" w:eastAsia="宋体"/>
+          <w:b/>
+          <w:i w:val="0"/>
+          <w:sz w:val="24"/>
+        </w:rPr>
+        <w:t>正交</w:t>
+      </w:r>
+      <w:r>
+        <w:rPr>
+          <w:rFonts w:ascii="Times New Roman" w:hAnsi="Times New Roman" w:eastAsia="宋体"/>
+          <w:b w:val="0"/>
+          <w:i w:val="0"/>
+          <w:sz w:val="24"/>
+        </w:rPr>
+        <w:t>。审计含 165 项 Print Assumptions（RC=0，零 Admitted，完整 165/165 运行日志随稿），</w:t>
+      </w:r>
+      <w:r>
+        <w:rPr>
+          <w:rFonts w:ascii="Times New Roman" w:hAnsi="Times New Roman" w:eastAsia="宋体"/>
+          <w:b/>
+          <w:i w:val="0"/>
+          <w:sz w:val="24"/>
+        </w:rPr>
+        <w:t>全部 165 项在应用层零 `Classical_Prop.classic`</w:t>
+      </w:r>
+      <w:r>
+        <w:rPr>
+          <w:rFonts w:ascii="Times New Roman" w:hAnsi="Times New Roman" w:eastAsia="宋体"/>
+          <w:b w:val="0"/>
+          <w:i w:val="0"/>
+          <w:sz w:val="24"/>
+        </w:rPr>
+        <w:t>（exp 单调性走幂级数路线，无中值定理；post-M1.5 复核成立）；唯一公理为 Dedekind 实数基础设施（sig_not_dec、sig_forall_dec、函数外延性）——实数构造固有的非构造性选择类原则，属可接受 Reals 基底，</w:t>
+      </w:r>
+      <w:r>
+        <w:rPr>
+          <w:rFonts w:ascii="Times New Roman" w:hAnsi="Times New Roman" w:eastAsia="宋体"/>
+          <w:b/>
+          <w:i w:val="0"/>
+          <w:sz w:val="24"/>
+        </w:rPr>
+        <w:t>非本开发应用层引入、非 `Classical_Prop.classic` 公理</w:t>
+      </w:r>
+      <w:r>
+        <w:rPr>
+          <w:rFonts w:ascii="Times New Roman" w:hAnsi="Times New Roman" w:eastAsia="宋体"/>
+          <w:b w:val="0"/>
+          <w:i w:val="0"/>
+          <w:sz w:val="24"/>
+        </w:rPr>
+        <w:t>。"端到端"主张有明确边界：认证链覆盖门控→框架界→截断能量→softmax 稳定性→注意力近似；不覆盖学习权重的数值稳定性、Q/K/V 投影、多头拼接或 LayerNorm（"verify the analytic kernel, learn the rest"）。</w:t>
+      </w:r>
+    </w:p>
+    <w:p>
+      <w:pPr>
+        <w:ind w:left="432"/>
+      </w:pPr>
+      <w:r>
+        <w:rPr>
+          <w:rFonts w:ascii="Times New Roman" w:hAnsi="Times New Roman" w:eastAsia="宋体"/>
+          <w:b/>
+          <w:i/>
+          <w:color w:val="444444"/>
+          <w:sz w:val="21"/>
+        </w:rPr>
+        <w:t>贡献类型声明</w:t>
+      </w:r>
+      <w:r>
+        <w:rPr>
+          <w:rFonts w:ascii="Times New Roman" w:hAnsi="Times New Roman" w:eastAsia="宋体"/>
+          <w:b w:val="0"/>
+          <w:i/>
+          <w:color w:val="444444"/>
+          <w:sz w:val="21"/>
+        </w:rPr>
+        <w:t>：本文属形式化工程（formalization engineering）——贡献是可判定性松弛链方法论、反射检查器机制与审计纪律，而非新数学定理（所证均为经典结果的机器检查实例化，见 §5.6.6 定位说明与 §9.1 库间比较）。读者若以数学新颖性为主要标准，请以该定位为前提解读本文。</w:t>
+      </w:r>
+    </w:p>
+    <w:p>
+      <w:pPr>
+        <w:spacing w:line="336" w:lineRule="auto"/>
+        <w:ind w:firstLine="480"/>
+      </w:pPr>
+      <w:r>
+        <w:rPr>
+          <w:rFonts w:ascii="Times New Roman" w:hAnsi="Times New Roman" w:eastAsia="宋体"/>
+          <w:b w:val="0"/>
+          <w:i w:val="0"/>
+          <w:sz w:val="24"/>
+        </w:rPr>
+        <w:t>在认证管线之上，本开发进一步刻画</w:t>
+      </w:r>
+      <w:r>
+        <w:rPr>
+          <w:rFonts w:ascii="Times New Roman" w:hAnsi="Times New Roman" w:eastAsia="宋体"/>
+          <w:b/>
+          <w:i w:val="0"/>
+          <w:sz w:val="24"/>
+        </w:rPr>
+        <w:t>可证明性边界</w:t>
+      </w:r>
+      <w:r>
+        <w:rPr>
+          <w:rFonts w:ascii="Times New Roman" w:hAnsi="Times New Roman" w:eastAsia="宋体"/>
+          <w:b w:val="0"/>
+          <w:i w:val="0"/>
+          <w:sz w:val="24"/>
+        </w:rPr>
+        <w:t>（§5.6）：对 μ≤4/5 的保守检查器口径，稠密覆盖与可判定认证</w:t>
+      </w:r>
+      <w:r>
+        <w:rPr>
+          <w:rFonts w:ascii="Times New Roman" w:hAnsi="Times New Roman" w:eastAsia="宋体"/>
+          <w:b/>
+          <w:i w:val="0"/>
+          <w:sz w:val="24"/>
+        </w:rPr>
+        <w:t>互斥</w:t>
+      </w:r>
+      <w:r>
+        <w:rPr>
+          <w:rFonts w:ascii="Times New Roman" w:hAnsi="Times New Roman" w:eastAsia="宋体"/>
+          <w:b w:val="0"/>
+          <w:i w:val="0"/>
+          <w:sz w:val="24"/>
+        </w:rPr>
+        <w:t>——超过 9 个相位完备带覆盖 [3,511] 的阶梯必然被拒绝（</w:t>
+      </w:r>
+      <w:r>
+        <w:rPr>
+          <w:rFonts w:ascii="Consolas" w:hAnsi="Consolas" w:eastAsia="等线"/>
+          <w:b w:val="0"/>
+          <w:i w:val="0"/>
+          <w:sz w:val="22"/>
+        </w:rPr>
+        <w:t>pareto_law_N511</w:t>
+      </w:r>
+      <w:r>
+        <w:rPr>
+          <w:rFonts w:ascii="Times New Roman" w:hAnsi="Times New Roman" w:eastAsia="宋体"/>
+          <w:b w:val="0"/>
+          <w:i w:val="0"/>
+          <w:sz w:val="24"/>
+        </w:rPr>
+        <w:t>，几何增长禁止 + 鸽笼组合论证，增长常数 c≈1.8501）；随机版负定律以高概率成立（同箱带对必触发拒绝，7 带 ≥ 96%、8 带 ≥ 99%，生日-箱计数）。我们同时形式化论文 B τ/碰撞机制的碰撞距离框架：精确碰撞当且仅当角度有理（全构造性 iff，最小距离 = 分母闭式）、无理偏移（黄金比）永无精确碰撞且近碰撞被 1/(3d) 半径挡住、线性偏置核（ALiBi）无碰撞端点——"认证—可证明性边界—碰撞/分辨率刻画"三角被机器检查覆盖（§5.6.4，含 U5 黄金近碰撞半径）。</w:t>
+      </w:r>
+    </w:p>
+    <w:p>
+      <w:pPr>
+        <w:spacing w:line="336" w:lineRule="auto"/>
+        <w:ind w:firstLine="480"/>
+      </w:pPr>
+      <w:r>
+        <w:rPr>
+          <w:rFonts w:ascii="Times New Roman" w:hAnsi="Times New Roman" w:eastAsia="宋体"/>
+          <w:b/>
+          <w:i w:val="0"/>
+          <w:sz w:val="24"/>
+        </w:rPr>
+        <w:t>压缩感知（§5.6.6，v2.2 升级为 k-原子 RIP，v2.3 完成实例拼接，v2.4 新增行和→RIP 桥接，v2.5 新增唯一性骨架与不确定原理，v2.6 新增相图合成 G-8）</w:t>
+      </w:r>
+      <w:r>
+        <w:rPr>
+          <w:rFonts w:ascii="Times New Roman" w:hAnsi="Times New Roman" w:eastAsia="宋体"/>
+          <w:b w:val="0"/>
+          <w:i w:val="0"/>
+          <w:sz w:val="24"/>
+        </w:rPr>
+        <w:t>：频率阶梯原子族在</w:t>
+      </w:r>
+      <w:r>
+        <w:rPr>
+          <w:rFonts w:ascii="Times New Roman" w:hAnsi="Times New Roman" w:eastAsia="宋体"/>
+          <w:b/>
+          <w:i w:val="0"/>
+          <w:sz w:val="24"/>
+        </w:rPr>
+        <w:t>通用层</w:t>
+      </w:r>
+      <w:r>
+        <w:rPr>
+          <w:rFonts w:ascii="Times New Roman" w:hAnsi="Times New Roman" w:eastAsia="宋体"/>
+          <w:b w:val="0"/>
+          <w:i w:val="0"/>
+          <w:sz w:val="24"/>
+        </w:rPr>
+        <w:t xml:space="preserve">满足单位范数 → </w:t>
+      </w:r>
+      <w:r>
+        <w:rPr>
+          <w:rFonts w:ascii="Times New Roman" w:hAnsi="Times New Roman" w:eastAsia="宋体"/>
+          <w:b/>
+          <w:i w:val="0"/>
+          <w:sz w:val="24"/>
+        </w:rPr>
+        <w:t>k-原子 RIP</w:t>
+      </w:r>
+      <w:r>
+        <w:rPr>
+          <w:rFonts w:ascii="Times New Roman" w:hAnsi="Times New Roman" w:eastAsia="宋体"/>
+          <w:b w:val="0"/>
+          <w:i w:val="0"/>
+          <w:sz w:val="24"/>
+        </w:rPr>
+        <w:t xml:space="preserve"> → 稀疏唯一恢复定理，并在 </w:t>
+      </w:r>
+      <w:r>
+        <w:rPr>
+          <w:rFonts w:ascii="Times New Roman" w:hAnsi="Times New Roman" w:eastAsia="宋体"/>
+          <w:b/>
+          <w:i w:val="0"/>
+          <w:sz w:val="24"/>
+        </w:rPr>
+        <w:t>C=4 阶梯完成实例级拼接</w:t>
+      </w:r>
+      <w:r>
+        <w:rPr>
+          <w:rFonts w:ascii="Times New Roman" w:hAnsi="Times New Roman" w:eastAsia="宋体"/>
+          <w:b w:val="0"/>
+          <w:i w:val="0"/>
+          <w:sz w:val="24"/>
+        </w:rPr>
+        <w:t>（</w:t>
+      </w:r>
+      <w:r>
+        <w:rPr>
+          <w:rFonts w:ascii="Consolas" w:hAnsi="Consolas" w:eastAsia="等线"/>
+          <w:b w:val="0"/>
+          <w:i w:val="0"/>
+          <w:sz w:val="22"/>
+        </w:rPr>
+        <w:t>C4_sparse_uniqueness_3</w:t>
+      </w:r>
+      <w:r>
+        <w:rPr>
+          <w:rFonts w:ascii="Times New Roman" w:hAnsi="Times New Roman" w:eastAsia="宋体"/>
+          <w:b w:val="0"/>
+          <w:i w:val="0"/>
+          <w:sz w:val="24"/>
+        </w:rPr>
+        <w:t>：μ=11289/33920 &lt; 1/3 ⟹ 3 原子 [3,13,53] 稀疏唯一恢复）——</w:t>
+      </w:r>
+      <w:r>
+        <w:rPr>
+          <w:rFonts w:ascii="Consolas" w:hAnsi="Consolas" w:eastAsia="等线"/>
+          <w:b w:val="0"/>
+          <w:i w:val="0"/>
+          <w:sz w:val="22"/>
+        </w:rPr>
+        <w:t>psi_norm_one</w:t>
+      </w:r>
+      <w:r>
+        <w:rPr>
+          <w:rFonts w:ascii="Times New Roman" w:hAnsi="Times New Roman" w:eastAsia="宋体"/>
+          <w:b w:val="0"/>
+          <w:i w:val="0"/>
+          <w:sz w:val="24"/>
+        </w:rPr>
+        <w:t>（‖ψ_n‖=1）、</w:t>
+      </w:r>
+      <w:r>
+        <w:rPr>
+          <w:rFonts w:ascii="Consolas" w:hAnsi="Consolas" w:eastAsia="等线"/>
+          <w:b w:val="0"/>
+          <w:i w:val="0"/>
+          <w:sz w:val="22"/>
+        </w:rPr>
+        <w:t>rip_bound2</w:t>
+      </w:r>
+      <w:r>
+        <w:rPr>
+          <w:rFonts w:ascii="Times New Roman" w:hAnsi="Times New Roman" w:eastAsia="宋体"/>
+          <w:b w:val="0"/>
+          <w:i w:val="0"/>
+          <w:sz w:val="24"/>
+        </w:rPr>
+        <w:t>（RIP(2,μ) 基元）、</w:t>
+      </w:r>
+      <w:r>
+        <w:rPr>
+          <w:rFonts w:ascii="Times New Roman" w:hAnsi="Times New Roman" w:eastAsia="宋体"/>
+          <w:b/>
+          <w:i w:val="0"/>
+          <w:sz w:val="24"/>
+        </w:rPr>
+        <w:t>`CRrip_bound_k`（k-原子 RIP 主定理，构造性轨道 `ca_rip_cr.v`：0 ≤ μ、单位范数、两两相干 ≤ μ ⟹ |‖Σ_{j≤M} c_j·u_j‖² − Σc_j²| ≤ μ·(M+1)·Σc_j²，纯构造性实数 Stdlib ConstructiveReals——Set 层 CRcarrier + Prop 层 CRle/CRlt，零经典公理、零 Admitted，29 Qed 全 "Closed under the global context"，同事补 P5 收缩链后现 33 定理）</w:t>
+      </w:r>
+      <w:r>
+        <w:rPr>
+          <w:rFonts w:ascii="Times New Roman" w:hAnsi="Times New Roman" w:eastAsia="宋体"/>
+          <w:b w:val="0"/>
+          <w:i w:val="0"/>
+          <w:sz w:val="24"/>
+        </w:rPr>
+        <w:t>、</w:t>
+      </w:r>
+      <w:r>
+        <w:rPr>
+          <w:rFonts w:ascii="Times New Roman" w:hAnsi="Times New Roman" w:eastAsia="宋体"/>
+          <w:b/>
+          <w:i w:val="0"/>
+          <w:sz w:val="24"/>
+        </w:rPr>
+        <w:t>`row_rip_bound_M`（行和→RIP 主定理，经典 R 轨道 `probe_row_rip.v`：行非对角和 ≤ μ_row ⟹ |‖Σ_{j≤M} c_j·u_j‖² − Σc_j²| ≤ μ_row·M·Σc_j²，δ_k=(k−1)·μ_row，9 Qed 零公理）</w:t>
+      </w:r>
+      <w:r>
+        <w:rPr>
+          <w:rFonts w:ascii="Times New Roman" w:hAnsi="Times New Roman" w:eastAsia="宋体"/>
+          <w:b w:val="0"/>
+          <w:i w:val="0"/>
+          <w:sz w:val="24"/>
+        </w:rPr>
+        <w:t>、</w:t>
+      </w:r>
+      <w:r>
+        <w:rPr>
+          <w:rFonts w:ascii="Consolas" w:hAnsi="Consolas" w:eastAsia="等线"/>
+          <w:b w:val="0"/>
+          <w:i w:val="0"/>
+          <w:sz w:val="22"/>
+        </w:rPr>
+        <w:t>sparse_uniquenessM</w:t>
+      </w:r>
+      <w:r>
+        <w:rPr>
+          <w:rFonts w:ascii="Times New Roman" w:hAnsi="Times New Roman" w:eastAsia="宋体"/>
+          <w:b w:val="0"/>
+          <w:i w:val="0"/>
+          <w:sz w:val="24"/>
+        </w:rPr>
+        <w:t>（</w:t>
+      </w:r>
+      <w:r>
+        <w:rPr>
+          <w:rFonts w:ascii="Times New Roman" w:hAnsi="Times New Roman" w:eastAsia="宋体"/>
+          <w:b/>
+          <w:i w:val="0"/>
+          <w:sz w:val="24"/>
+        </w:rPr>
+        <w:t>μ·(M+1) &lt; 1 ⟹ 窗口内零组合 ⟹ 系数全零</w:t>
+      </w:r>
+      <w:r>
+        <w:rPr>
+          <w:rFonts w:ascii="Times New Roman" w:hAnsi="Times New Roman" w:eastAsia="宋体"/>
+          <w:b w:val="0"/>
+          <w:i w:val="0"/>
+          <w:sz w:val="24"/>
+        </w:rPr>
+        <w:t>，M+1 原子稀疏表示唯一）、</w:t>
+      </w:r>
+      <w:r>
+        <w:rPr>
+          <w:rFonts w:ascii="Times New Roman" w:hAnsi="Times New Roman" w:eastAsia="宋体"/>
+          <w:b/>
+          <w:i w:val="0"/>
+          <w:sz w:val="24"/>
+        </w:rPr>
+        <w:t>`C4_sparse_uniqueness_3`（C=4 实例，probe_c4_instance.v：六对相干上界组装 μ=11289/33920 &lt; 1/3，3 原子唯一恢复）</w:t>
+      </w:r>
+      <w:r>
+        <w:rPr>
+          <w:rFonts w:ascii="Times New Roman" w:hAnsi="Times New Roman" w:eastAsia="宋体"/>
+          <w:b w:val="0"/>
+          <w:i w:val="0"/>
+          <w:sz w:val="24"/>
+        </w:rPr>
+        <w:t>、</w:t>
+      </w:r>
+      <w:r>
+        <w:rPr>
+          <w:rFonts w:ascii="Times New Roman" w:hAnsi="Times New Roman" w:eastAsia="宋体"/>
+          <w:b/>
+          <w:i w:val="0"/>
+          <w:sz w:val="24"/>
+        </w:rPr>
+        <w:t>`CRrecovery_correct_prefix`（R4 唯一性⟹恢复正确性骨架，构造性轨道 `probe_recovery_cr.v`：μ(M+1)&lt;1 下两表示相等 ⟹ 系数逐点相等）</w:t>
+      </w:r>
+      <w:r>
+        <w:rPr>
+          <w:rFonts w:ascii="Times New Roman" w:hAnsi="Times New Roman" w:eastAsia="宋体"/>
+          <w:b w:val="0"/>
+          <w:i w:val="0"/>
+          <w:sz w:val="24"/>
+        </w:rPr>
+        <w:t>、</w:t>
+      </w:r>
+      <w:r>
+        <w:rPr>
+          <w:rFonts w:ascii="Times New Roman" w:hAnsi="Times New Roman" w:eastAsia="宋体"/>
+          <w:b/>
+          <w:i w:val="0"/>
+          <w:sz w:val="24"/>
+        </w:rPr>
+        <w:t>`CRuncertainty_principle`（F5 相干字典不确定原理，构造性轨道 `probe_uncertainty_cr.v`：μ(|T1|+|T2|−1)&lt;1 下两稀疏表示相等 ⟹ 系数逐点相等，支撑大小版 1+1/μ，35 定理零经典）</w:t>
+      </w:r>
+      <w:r>
+        <w:rPr>
+          <w:rFonts w:ascii="Times New Roman" w:hAnsi="Times New Roman" w:eastAsia="宋体"/>
+          <w:b w:val="0"/>
+          <w:i w:val="0"/>
+          <w:sz w:val="24"/>
+        </w:rPr>
+        <w:t>、</w:t>
+      </w:r>
+      <w:r>
+        <w:rPr>
+          <w:rFonts w:ascii="Times New Roman" w:hAnsi="Times New Roman" w:eastAsia="宋体"/>
+          <w:b/>
+          <w:i w:val="0"/>
+          <w:sz w:val="24"/>
+        </w:rPr>
+        <w:t>`CRg8_recovery_synthesis`（G-8 字典最优性⟹恢复保证合成，构造性轨道 `probe_g8_synthesis_cr.v`：Welch 下界（已证，见 G-7 条目）+ F5 唯一性窗口 ⟹ 两稀疏表示必相同；相图定理 `CRphase_window_nonempty`：窗口非空参数条件 (M−N)·T² &lt; N(M−1)，6 Qed 零经典）</w:t>
+      </w:r>
+      <w:r>
+        <w:rPr>
+          <w:rFonts w:ascii="Times New Roman" w:hAnsi="Times New Roman" w:eastAsia="宋体"/>
+          <w:b w:val="0"/>
+          <w:i w:val="0"/>
+          <w:sz w:val="24"/>
+        </w:rPr>
+        <w:t>——把「框架界（1D 无条件基）+ 频率阶梯」的理论优势从表示稳定性推进到稀疏恢复（probe_incoherence 51 Qed + ca_rip_cr 33 Qed + probe_c4_instance + probe_row_rip 9 Qed + probe_recovery_cr + probe_uncertainty_cr 35 Qed + probe_welch 25 Qed + probe_g8_synthesis_cr 6 Qed，构造性轨道独立验证）；</w:t>
+      </w:r>
+      <w:r>
+        <w:rPr>
+          <w:rFonts w:ascii="Times New Roman" w:hAnsi="Times New Roman" w:eastAsia="宋体"/>
+          <w:b/>
+          <w:i w:val="0"/>
+          <w:sz w:val="24"/>
+        </w:rPr>
+        <w:t>全窗口四原子唯一性已由 CS-21/CS-23 闭合</w:t>
+      </w:r>
+      <w:r>
+        <w:rPr>
+          <w:rFonts w:ascii="Times New Roman" w:hAnsi="Times New Roman" w:eastAsia="宋体"/>
+          <w:b w:val="0"/>
+          <w:i w:val="0"/>
+          <w:sz w:val="24"/>
+        </w:rPr>
+        <w:t xml:space="preserve">（无枢轴求和坍缩合成单射 </w:t>
+      </w:r>
+      <w:r>
+        <w:rPr>
+          <w:rFonts w:ascii="Consolas" w:hAnsi="Consolas" w:eastAsia="等线"/>
+          <w:b w:val="0"/>
+          <w:i w:val="0"/>
+          <w:sz w:val="22"/>
+        </w:rPr>
+        <w:t>c4u_synthesis_injective</w:t>
+      </w:r>
+      <w:r>
+        <w:rPr>
+          <w:rFonts w:ascii="Times New Roman" w:hAnsi="Times New Roman" w:eastAsia="宋体"/>
+          <w:b w:val="0"/>
+          <w:i w:val="0"/>
+          <w:sz w:val="24"/>
+        </w:rPr>
+        <w:t xml:space="preserve"> 与 Gram 谱口径 λ\* = 1 − ρ₄ = 651/3200 的 </w:t>
+      </w:r>
+      <w:r>
+        <w:rPr>
+          <w:rFonts w:ascii="Consolas" w:hAnsi="Consolas" w:eastAsia="等线"/>
+          <w:b w:val="0"/>
+          <w:i w:val="0"/>
+          <w:sz w:val="22"/>
+        </w:rPr>
+        <w:t>c4g_synthesis_injective</w:t>
+      </w:r>
+      <w:r>
+        <w:rPr>
+          <w:rFonts w:ascii="Times New Roman" w:hAnsi="Times New Roman" w:eastAsia="宋体"/>
+          <w:b w:val="0"/>
+          <w:i w:val="0"/>
+          <w:sz w:val="24"/>
+        </w:rPr>
+        <w:t xml:space="preserve"> + 2-sparse 唯一——两两相干判据关窗处由 Gram 行和谱窗口重开）。</w:t>
+      </w:r>
+    </w:p>
+    <w:p>
+      <w:pPr>
+        <w:spacing w:line="336" w:lineRule="auto"/>
+        <w:ind w:firstLine="480"/>
+      </w:pPr>
+      <w:r>
+        <w:rPr>
+          <w:rFonts w:ascii="Times New Roman" w:hAnsi="Times New Roman" w:eastAsia="宋体"/>
+          <w:b/>
+          <w:i w:val="0"/>
+          <w:sz w:val="24"/>
+        </w:rPr>
+        <w:t>关键词</w:t>
+      </w:r>
+      <w:r>
+        <w:rPr>
+          <w:rFonts w:ascii="Times New Roman" w:hAnsi="Times New Roman" w:eastAsia="宋体"/>
+          <w:b w:val="0"/>
+          <w:i w:val="0"/>
+          <w:sz w:val="24"/>
+        </w:rPr>
+        <w:t>：形式化验证；Coq/Rocq；稀疏注意力；框架理论；Gershgorin 界；反射检查器；程序提取；构造性数学</w:t>
+      </w:r>
+    </w:p>
+    <w:p>
+      <w:pPr>
         <w:pStyle w:val="Heading2"/>
       </w:pPr>
       <w:r>
@@ -7217,25 +7466,25 @@
           <w:i w:val="0"/>
           <w:sz w:val="24"/>
         </w:rPr>
-        <w:t>：精确 μ = 0.312 → 有理保守 μ = 4/5，因子 2.55——机器可检查性的已量化代价。溢价是设计对象：松弛链可枚举、可优化（</w:t>
-      </w:r>
-      <w:r>
-        <w:rPr>
-          <w:rFonts w:ascii="Consolas" w:hAnsi="Consolas" w:eastAsia="等线"/>
-          <w:b w:val="0"/>
-          <w:i w:val="0"/>
-          <w:sz w:val="22"/>
-        </w:rPr>
-        <w:t>cert_optimize</w:t>
-      </w:r>
-      <w:r>
-        <w:rPr>
-          <w:rFonts w:ascii="Times New Roman" w:hAnsi="Times New Roman" w:eastAsia="宋体"/>
-          <w:b w:val="0"/>
-          <w:i w:val="0"/>
-          <w:sz w:val="24"/>
-        </w:rPr>
-        <w:t xml:space="preserve"> 方向，未来工作）。相邻对有理界极限 n₁n₂/(2(n₂−n₁)⌊√(n₁n₂)⌋) → √C/(2(C−1))（C=4 时 1/3）——松弛链的渐近代价有闭合形式（</w:t>
+        <w:t>：精确 μ = 0.312 → 有理保守 μ = 4/5，因子 2.55——机器可检查性的已量化代价。溢价是设计对象：松弛链可枚举、可单独收紧、可机械组合——</w:t>
+      </w:r>
+      <w:r>
+        <w:rPr>
+          <w:rFonts w:ascii="Times New Roman" w:hAnsi="Times New Roman" w:eastAsia="宋体"/>
+          <w:b/>
+          <w:i w:val="0"/>
+          <w:sz w:val="24"/>
+        </w:rPr>
+        <w:t>收紧器核心已形式化（G-13，`probe_g13_certtight_cr.v`，v2.23）</w:t>
+      </w:r>
+      <w:r>
+        <w:rPr>
+          <w:rFonts w:ascii="Times New Roman" w:hAnsi="Times New Roman" w:eastAsia="宋体"/>
+          <w:b w:val="0"/>
+          <w:i w:val="0"/>
+          <w:sz w:val="24"/>
+        </w:rPr>
+        <w:t>：三层参数证书链的收紧保序、裁定保持（「只强化不破坏」）与贪心收紧器正确性均有机器检查，sigT 决策证书可提取；最优化搜索仍为未来工作。相邻对有理界极限 n₁n₂/(2(n₂−n₁)⌊√(n₁n₂)⌋) → √C/(2(C−1))（C=4 时 1/3）——松弛链的渐近代价有闭合形式（</w:t>
       </w:r>
       <w:r>
         <w:rPr>
@@ -7754,7 +8003,7 @@
           <w:i w:val="0"/>
           <w:sz w:val="24"/>
         </w:rPr>
-        <w:t>、Zarith 大整数。</w:t>
+        <w:t>（G-13 收紧器核心已形式化）、Zarith 大整数。</w:t>
       </w:r>
     </w:p>
     <w:p>
@@ -7995,7 +8244,7 @@
                 <w:i w:val="0"/>
                 <w:sz w:val="21"/>
               </w:rPr>
-              <w:t>4 原子能量有界；3 原子稀疏唯一</w:t>
+              <w:t>4 原子能量分层稳定；全 4 原子合成单射 + 2-sparse 唯一（CS-21/CS-23）</w:t>
             </w:r>
           </w:p>
         </w:tc>
@@ -10292,7 +10541,7 @@
           <w:i w:val="0"/>
           <w:sz w:val="24"/>
         </w:rPr>
-        <w:t xml:space="preserve"> 子框架搜索。</w:t>
+        <w:t xml:space="preserve"> 子框架搜索（收紧器核心已形式化，G-13）。</w:t>
       </w:r>
     </w:p>
     <w:p>
@@ -13438,7 +13687,25 @@
           <w:i w:val="0"/>
           <w:sz w:val="24"/>
         </w:rPr>
-        <w:t>定理 / spark 论证）；经典版 probe_uncertainty.v（前缀口径 μ(M+1)）亦存在。</w:t>
+        <w:t xml:space="preserve">定理 / spark 论证）；前缀口径 μ(M+1) 的经典变体即本节 CS-3 的 </w:t>
+      </w:r>
+      <w:r>
+        <w:rPr>
+          <w:rFonts w:ascii="Consolas" w:hAnsi="Consolas" w:eastAsia="等线"/>
+          <w:b w:val="0"/>
+          <w:i w:val="0"/>
+          <w:sz w:val="22"/>
+        </w:rPr>
+        <w:t>sparse_uniquenessM</w:t>
+      </w:r>
+      <w:r>
+        <w:rPr>
+          <w:rFonts w:ascii="Times New Roman" w:hAnsi="Times New Roman" w:eastAsia="宋体"/>
+          <w:b w:val="0"/>
+          <w:i w:val="0"/>
+          <w:sz w:val="24"/>
+        </w:rPr>
+        <w:t>。</w:t>
       </w:r>
     </w:p>
     <w:p>
@@ -14198,7 +14465,7 @@
           <w:i w:val="0"/>
           <w:sz w:val="24"/>
         </w:rPr>
-        <w:t>：828 行</w:t>
+        <w:t>：831 行</w:t>
       </w:r>
     </w:p>
     <w:p>
@@ -15147,7 +15414,7 @@
           <w:i w:val="0"/>
           <w:sz w:val="24"/>
         </w:rPr>
-        <w:t>（probe_g5_premium.v，35 Qed / 0 Admitted）：**存在具体阶梯 [3,7,15]：反射检查器</w:t>
+        <w:t>（probe_g5_premium.v，38 Qed / 0 Admitted）：**存在具体阶梯 [3,7,15]：反射检查器</w:t>
       </w:r>
     </w:p>
     <w:p>
@@ -16671,142 +16938,16 @@
           <w:i w:val="0"/>
           <w:sz w:val="24"/>
         </w:rPr>
-        <w:t>意义（强度如实声明）</w:t>
-      </w:r>
-      <w:r>
-        <w:rPr>
-          <w:rFonts w:ascii="Times New Roman" w:hAnsi="Times New Roman" w:eastAsia="宋体"/>
-          <w:b w:val="0"/>
-          <w:i w:val="0"/>
-          <w:sz w:val="24"/>
-        </w:rPr>
-        <w:t>：本开发在</w:t>
-      </w:r>
-      <w:r>
-        <w:rPr>
-          <w:rFonts w:ascii="Times New Roman" w:hAnsi="Times New Roman" w:eastAsia="宋体"/>
-          <w:b/>
-          <w:i w:val="0"/>
-          <w:sz w:val="24"/>
-        </w:rPr>
-        <w:t>通用层</w:t>
-      </w:r>
-      <w:r>
-        <w:rPr>
-          <w:rFonts w:ascii="Times New Roman" w:hAnsi="Times New Roman" w:eastAsia="宋体"/>
-          <w:b w:val="0"/>
-          <w:i w:val="0"/>
-          <w:sz w:val="24"/>
-        </w:rPr>
-        <w:t xml:space="preserve">建立可认证稀疏恢复的理论保证（单位范数 + RIP(2,μ) 基元 + </w:t>
-      </w:r>
-      <w:r>
-        <w:rPr>
-          <w:rFonts w:ascii="Times New Roman" w:hAnsi="Times New Roman" w:eastAsia="宋体"/>
-          <w:b/>
-          <w:i w:val="0"/>
-          <w:sz w:val="24"/>
-        </w:rPr>
-        <w:t>k-原子 RIP</w:t>
-      </w:r>
-      <w:r>
-        <w:rPr>
-          <w:rFonts w:ascii="Times New Roman" w:hAnsi="Times New Roman" w:eastAsia="宋体"/>
-          <w:b w:val="0"/>
-          <w:i w:val="0"/>
-          <w:sz w:val="24"/>
-        </w:rPr>
-        <w:t xml:space="preserve"> + 稀疏唯一性 + </w:t>
-      </w:r>
-      <w:r>
-        <w:rPr>
-          <w:rFonts w:ascii="Times New Roman" w:hAnsi="Times New Roman" w:eastAsia="宋体"/>
-          <w:b/>
-          <w:i w:val="0"/>
-          <w:sz w:val="24"/>
-        </w:rPr>
-        <w:t>行和版 RIP 桥接</w:t>
-      </w:r>
-      <w:r>
-        <w:rPr>
-          <w:rFonts w:ascii="Times New Roman" w:hAnsi="Times New Roman" w:eastAsia="宋体"/>
-          <w:b w:val="0"/>
-          <w:i w:val="0"/>
-          <w:sz w:val="24"/>
-        </w:rPr>
-        <w:t xml:space="preserve"> + </w:t>
-      </w:r>
-      <w:r>
-        <w:rPr>
-          <w:rFonts w:ascii="Times New Roman" w:hAnsi="Times New Roman" w:eastAsia="宋体"/>
-          <w:b/>
-          <w:i w:val="0"/>
-          <w:sz w:val="24"/>
-        </w:rPr>
-        <w:t>唯一性⟹恢复正确性骨架（R4）</w:t>
-      </w:r>
-      <w:r>
-        <w:rPr>
-          <w:rFonts w:ascii="Times New Roman" w:hAnsi="Times New Roman" w:eastAsia="宋体"/>
-          <w:b w:val="0"/>
-          <w:i w:val="0"/>
-          <w:sz w:val="24"/>
-        </w:rPr>
-        <w:t xml:space="preserve"> + </w:t>
-      </w:r>
-      <w:r>
-        <w:rPr>
-          <w:rFonts w:ascii="Times New Roman" w:hAnsi="Times New Roman" w:eastAsia="宋体"/>
-          <w:b/>
-          <w:i w:val="0"/>
-          <w:sz w:val="24"/>
-        </w:rPr>
-        <w:t>相干字典不确定原理（F5，支撑大小版）</w:t>
-      </w:r>
-      <w:r>
-        <w:rPr>
-          <w:rFonts w:ascii="Times New Roman" w:hAnsi="Times New Roman" w:eastAsia="宋体"/>
-          <w:b w:val="0"/>
-          <w:i w:val="0"/>
-          <w:sz w:val="24"/>
-        </w:rPr>
-        <w:t xml:space="preserve"> + </w:t>
-      </w:r>
-      <w:r>
-        <w:rPr>
-          <w:rFonts w:ascii="Times New Roman" w:hAnsi="Times New Roman" w:eastAsia="宋体"/>
-          <w:b/>
-          <w:i w:val="0"/>
-          <w:sz w:val="24"/>
-        </w:rPr>
-        <w:t>字典最优性⟹恢复保证合成（G-8）</w:t>
-      </w:r>
-      <w:r>
-        <w:rPr>
-          <w:rFonts w:ascii="Times New Roman" w:hAnsi="Times New Roman" w:eastAsia="宋体"/>
-          <w:b w:val="0"/>
-          <w:i w:val="0"/>
-          <w:sz w:val="24"/>
-        </w:rPr>
-        <w:t xml:space="preserve">，全部机器检查），并在 </w:t>
-      </w:r>
-      <w:r>
-        <w:rPr>
-          <w:rFonts w:ascii="Times New Roman" w:hAnsi="Times New Roman" w:eastAsia="宋体"/>
-          <w:b/>
-          <w:i w:val="0"/>
-          <w:sz w:val="24"/>
-        </w:rPr>
-        <w:t>C=4 阶梯完成实例级拼接——注意仅前 3 原子 [3,13,53] 获得稀疏唯一恢复</w:t>
-      </w:r>
-      <w:r>
-        <w:rPr>
-          <w:rFonts w:ascii="Times New Roman" w:hAnsi="Times New Roman" w:eastAsia="宋体"/>
-          <w:b w:val="0"/>
-          <w:i w:val="0"/>
-          <w:sz w:val="24"/>
-        </w:rPr>
-        <w:t>（</w:t>
+        <w:t>正向随机侧（CS-20，经典 R 轨道沉没资产入文）</w:t>
+      </w:r>
+      <w:r>
+        <w:rPr>
+          <w:rFonts w:ascii="Times New Roman" w:hAnsi="Times New Roman" w:eastAsia="宋体"/>
+          <w:b w:val="0"/>
+          <w:i w:val="0"/>
+          <w:sz w:val="24"/>
+        </w:rPr>
+        <w:t xml:space="preserve"> </w:t>
       </w:r>
       <w:r>
         <w:rPr>
@@ -16815,52 +16956,16 @@
           <w:i w:val="0"/>
           <w:sz w:val="22"/>
         </w:rPr>
-        <w:t>C4_sparse_uniqueness_3</w:t>
-      </w:r>
-      <w:r>
-        <w:rPr>
-          <w:rFonts w:ascii="Times New Roman" w:hAnsi="Times New Roman" w:eastAsia="宋体"/>
-          <w:b w:val="0"/>
-          <w:i w:val="0"/>
-          <w:sz w:val="24"/>
-        </w:rPr>
-        <w:t>，3 原子唯一恢复，</w:t>
-      </w:r>
-      <w:r>
-        <w:rPr>
-          <w:rFonts w:ascii="Times New Roman" w:hAnsi="Times New Roman" w:eastAsia="宋体"/>
-          <w:b/>
-          <w:i w:val="0"/>
-          <w:sz w:val="24"/>
-        </w:rPr>
-        <w:t>非 4 原子</w:t>
-      </w:r>
-      <w:r>
-        <w:rPr>
-          <w:rFonts w:ascii="Times New Roman" w:hAnsi="Times New Roman" w:eastAsia="宋体"/>
-          <w:b w:val="0"/>
-          <w:i w:val="0"/>
-          <w:sz w:val="24"/>
-        </w:rPr>
-        <w:t>；第 4 原子 213 未覆盖）；全窗口 [3,13,53,213] 四原子的稀疏唯一性扩展</w:t>
-      </w:r>
-      <w:r>
-        <w:rPr>
-          <w:rFonts w:ascii="Times New Roman" w:hAnsi="Times New Roman" w:eastAsia="宋体"/>
-          <w:b/>
-          <w:i w:val="0"/>
-          <w:sz w:val="24"/>
-        </w:rPr>
-        <w:t>不在本 Artifact 中</w:t>
-      </w:r>
-      <w:r>
-        <w:rPr>
-          <w:rFonts w:ascii="Times New Roman" w:hAnsi="Times New Roman" w:eastAsia="宋体"/>
-          <w:b w:val="0"/>
-          <w:i w:val="0"/>
-          <w:sz w:val="24"/>
-        </w:rPr>
-        <w:t xml:space="preserve">——全库零 </w:t>
+        <w:t>pairwise_inner_bound_probabilistic</w:t>
+      </w:r>
+      <w:r>
+        <w:rPr>
+          <w:rFonts w:ascii="Times New Roman" w:hAnsi="Times New Roman" w:eastAsia="宋体"/>
+          <w:b w:val="0"/>
+          <w:i w:val="0"/>
+          <w:sz w:val="24"/>
+        </w:rPr>
+        <w:t>（src/ca_sparse_ext.v，已 Qed）：超线性增长阶梯（f(S i) ≥ c²·f i，c ≥ 2）的 p-偏置随机子阶梯，满足逐对内积条件的概率权重 ≥ 1 − N²p²（</w:t>
       </w:r>
       <w:r>
         <w:rPr>
@@ -16869,218 +16974,922 @@
           <w:i w:val="0"/>
           <w:sz w:val="22"/>
         </w:rPr>
-        <w:t>Admitted</w:t>
-      </w:r>
-      <w:r>
-        <w:rPr>
-          <w:rFonts w:ascii="Times New Roman" w:hAnsi="Times New Roman" w:eastAsia="宋体"/>
-          <w:b w:val="0"/>
-          <w:i w:val="0"/>
-          <w:sz w:val="24"/>
-        </w:rPr>
-        <w:t>、零挂起证明义务（CI 语句形 grep + coqchk 内核复验 + 165 项 Print Assumptions 审计三重背书）；四原子需组装 6 对逐对界，但两两相干判据已关窗（μ·4 = 45156/33920 &gt; 1，</w:t>
-      </w:r>
-      <w:r>
-        <w:rPr>
-          <w:rFonts w:ascii="Consolas" w:hAnsi="Consolas" w:eastAsia="等线"/>
-          <w:b w:val="0"/>
-          <w:i w:val="0"/>
-          <w:sz w:val="22"/>
-        </w:rPr>
-        <w:t>c4_mu4_window</w:t>
-      </w:r>
-      <w:r>
-        <w:rPr>
-          <w:rFonts w:ascii="Times New Roman" w:hAnsi="Times New Roman" w:eastAsia="宋体"/>
-          <w:b w:val="0"/>
-          <w:i w:val="0"/>
-          <w:sz w:val="24"/>
-        </w:rPr>
-        <w:t xml:space="preserve"> 机器判定），扩展须改走精确 Gram 特征值口径（G-1 闭式）的数值裁决，其结果（λ_min 是否 &gt; 0）未定——「直截」仅指判定动作本身，不预支结论。该扩展与更大阶实例（如 C=9 的 s≤4）及与 ρ^{−3/2} 行和紧界（§5.6.5，C=4 行和 2π/7 &lt; 1）的合成显式列为后续工作（future work 第一项）。</w:t>
-      </w:r>
-      <w:r>
-        <w:rPr>
-          <w:rFonts w:ascii="Times New Roman" w:hAnsi="Times New Roman" w:eastAsia="宋体"/>
-          <w:b/>
-          <w:i w:val="0"/>
-          <w:sz w:val="24"/>
-        </w:rPr>
-        <w:t>4 原子障碍分析</w:t>
-      </w:r>
-      <w:r>
-        <w:rPr>
-          <w:rFonts w:ascii="Times New Roman" w:hAnsi="Times New Roman" w:eastAsia="宋体"/>
-          <w:b w:val="0"/>
-          <w:i w:val="0"/>
-          <w:sz w:val="24"/>
-        </w:rPr>
-        <w:t xml:space="preserve">：两两相干口径的硬限制为 μ·4 = (11289/33920)·4 ≈ 1.33 &gt; 1（行和口径 δ_4 = 3×2π/7 ≈ 2.69 更差）；出路有三——精确 Gram 特征值口径（G-1 闭式可算 4×4 特征值下界，λ_min &gt; 0 则四原子仍唯一）、严格 3-稀疏信号由 </w:t>
-      </w:r>
-      <w:r>
-        <w:rPr>
-          <w:rFonts w:ascii="Consolas" w:hAnsi="Consolas" w:eastAsia="等线"/>
-          <w:b w:val="0"/>
-          <w:i w:val="0"/>
-          <w:sz w:val="22"/>
-        </w:rPr>
-        <w:t>sparse_uniquenessM</w:t>
-      </w:r>
-      <w:r>
-        <w:rPr>
-          <w:rFonts w:ascii="Times New Roman" w:hAnsi="Times New Roman" w:eastAsia="宋体"/>
-          <w:b w:val="0"/>
-          <w:i w:val="0"/>
-          <w:sz w:val="24"/>
-        </w:rPr>
-        <w:t xml:space="preserve"> 覆盖、Welch-窗口合成（G-8）理论极限陈述；实际应用中信号通常 3-稀疏或近似稀疏。形式化贡献定位为：通用层 RIP/唯一性/不确定性原理定理的机器检查 + 原子族单位范数证明（含构造性轨道零经典公理的 k-原子 RIP、唯一性骨架与不确定原理）+ C=4 前 3 原子实例级拼接 + 行和版 RIP 桥接 + 相图合成（G-8）；</w:t>
-      </w:r>
-      <w:r>
-        <w:rPr>
-          <w:rFonts w:ascii="Times New Roman" w:hAnsi="Times New Roman" w:eastAsia="宋体"/>
-          <w:b/>
-          <w:i w:val="0"/>
-          <w:sz w:val="24"/>
-        </w:rPr>
-        <w:t>数学新颖性说明（如实）</w:t>
-      </w:r>
-      <w:r>
-        <w:rPr>
-          <w:rFonts w:ascii="Times New Roman" w:hAnsi="Times New Roman" w:eastAsia="宋体"/>
-          <w:b w:val="0"/>
-          <w:i w:val="0"/>
-          <w:sz w:val="24"/>
-        </w:rPr>
-        <w:t>：</w:t>
-      </w:r>
-      <w:r>
-        <w:rPr>
-          <w:rFonts w:ascii="Consolas" w:hAnsi="Consolas" w:eastAsia="等线"/>
-          <w:b w:val="0"/>
-          <w:i w:val="0"/>
-          <w:sz w:val="22"/>
-        </w:rPr>
-        <w:t>sparse_uniquenessM</w:t>
-      </w:r>
-      <w:r>
-        <w:rPr>
-          <w:rFonts w:ascii="Times New Roman" w:hAnsi="Times New Roman" w:eastAsia="宋体"/>
-          <w:b w:val="0"/>
-          <w:i w:val="0"/>
-          <w:sz w:val="24"/>
-        </w:rPr>
-        <w:t>、</w:t>
-      </w:r>
-      <w:r>
-        <w:rPr>
-          <w:rFonts w:ascii="Consolas" w:hAnsi="Consolas" w:eastAsia="等线"/>
-          <w:b w:val="0"/>
-          <w:i w:val="0"/>
-          <w:sz w:val="22"/>
-        </w:rPr>
-        <w:t>CRrip_bound_k</w:t>
-      </w:r>
-      <w:r>
-        <w:rPr>
-          <w:rFonts w:ascii="Times New Roman" w:hAnsi="Times New Roman" w:eastAsia="宋体"/>
-          <w:b w:val="0"/>
-          <w:i w:val="0"/>
-          <w:sz w:val="24"/>
-        </w:rPr>
-        <w:t>、</w:t>
-      </w:r>
-      <w:r>
-        <w:rPr>
-          <w:rFonts w:ascii="Consolas" w:hAnsi="Consolas" w:eastAsia="等线"/>
-          <w:b w:val="0"/>
-          <w:i w:val="0"/>
-          <w:sz w:val="22"/>
-        </w:rPr>
-        <w:t>row_rip_bound_M</w:t>
-      </w:r>
-      <w:r>
-        <w:rPr>
-          <w:rFonts w:ascii="Times New Roman" w:hAnsi="Times New Roman" w:eastAsia="宋体"/>
-          <w:b w:val="0"/>
-          <w:i w:val="0"/>
-          <w:sz w:val="24"/>
-        </w:rPr>
-        <w:t>、</w:t>
-      </w:r>
-      <w:r>
-        <w:rPr>
-          <w:rFonts w:ascii="Consolas" w:hAnsi="Consolas" w:eastAsia="等线"/>
-          <w:b w:val="0"/>
-          <w:i w:val="0"/>
-          <w:sz w:val="22"/>
-        </w:rPr>
-        <w:t>CRrecovery_correct_prefix</w:t>
-      </w:r>
-      <w:r>
-        <w:rPr>
-          <w:rFonts w:ascii="Times New Roman" w:hAnsi="Times New Roman" w:eastAsia="宋体"/>
-          <w:b w:val="0"/>
-          <w:i w:val="0"/>
-          <w:sz w:val="24"/>
-        </w:rPr>
-        <w:t>、</w:t>
-      </w:r>
-      <w:r>
-        <w:rPr>
-          <w:rFonts w:ascii="Consolas" w:hAnsi="Consolas" w:eastAsia="等线"/>
-          <w:b w:val="0"/>
-          <w:i w:val="0"/>
-          <w:sz w:val="22"/>
-        </w:rPr>
-        <w:t>CRuncertainty_principle</w:t>
-      </w:r>
-      <w:r>
-        <w:rPr>
-          <w:rFonts w:ascii="Times New Roman" w:hAnsi="Times New Roman" w:eastAsia="宋体"/>
-          <w:b w:val="0"/>
-          <w:i w:val="0"/>
-          <w:sz w:val="24"/>
-        </w:rPr>
-        <w:t>、</w:t>
-      </w:r>
-      <w:r>
-        <w:rPr>
-          <w:rFonts w:ascii="Consolas" w:hAnsi="Consolas" w:eastAsia="等线"/>
-          <w:b w:val="0"/>
-          <w:i w:val="0"/>
-          <w:sz w:val="22"/>
-        </w:rPr>
-        <w:t>CRg8_recovery_synthesis</w:t>
-      </w:r>
-      <w:r>
-        <w:rPr>
-          <w:rFonts w:ascii="Times New Roman" w:hAnsi="Times New Roman" w:eastAsia="宋体"/>
-          <w:b w:val="0"/>
-          <w:i w:val="0"/>
-          <w:sz w:val="24"/>
-        </w:rPr>
-        <w:t xml:space="preserve"> 与 </w:t>
-      </w:r>
-      <w:r>
-        <w:rPr>
-          <w:rFonts w:ascii="Consolas" w:hAnsi="Consolas" w:eastAsia="等线"/>
-          <w:b w:val="0"/>
-          <w:i w:val="0"/>
-          <w:sz w:val="22"/>
-        </w:rPr>
-        <w:t>C4_sparse_uniqueness_3</w:t>
-      </w:r>
-      <w:r>
-        <w:rPr>
-          <w:rFonts w:ascii="Times New Roman" w:hAnsi="Times New Roman" w:eastAsia="宋体"/>
-          <w:b w:val="0"/>
-          <w:i w:val="0"/>
-          <w:sz w:val="24"/>
-        </w:rPr>
-        <w:t xml:space="preserve"> 本质是 Gershgorin/互干性唯一恢复、RIP、Donoho–Stark 不确定性原理与 Welch 界-恢复保证相图的机器检查（Candès–Tao RIP 框架下的经典结果；Welch 下界本身亦为经典结果的构造性机器检查），数学上并非新颖——本工作的形式化价值在于用 Coq 机器检查这些定理在频率阶梯原子族上的成立（含 C=4 具体常数核验、行和版 RIP 常数的紧化路径、构造性轨道独立性验证与三角闭合的相图合成）。</w:t>
+        <w:t>sum_over_subsets_weight</w:t>
+      </w:r>
+      <w:r>
+        <w:rPr>
+          <w:rFonts w:ascii="Times New Roman" w:hAnsi="Times New Roman" w:eastAsia="宋体"/>
+          <w:b w:val="0"/>
+          <w:i w:val="0"/>
+          <w:sz w:val="24"/>
+        </w:rPr>
+        <w:t xml:space="preserve"> 归一化测度）——与 T2b 构成随机侧完整对偶：log-uniform 无增长约束 ⟹ whp 拒绝；增长受控 ⟹ whp 逐对可控。</w:t>
       </w:r>
     </w:p>
     <w:p>
       <w:pPr>
+        <w:pStyle w:val="ListBullet"/>
+      </w:pPr>
+      <w:r>
+        <w:rPr>
+          <w:rFonts w:ascii="Times New Roman" w:hAnsi="Times New Roman" w:eastAsia="宋体"/>
+          <w:b/>
+          <w:i w:val="0"/>
+          <w:sz w:val="24"/>
+        </w:rPr>
+        <w:t>四原子合成单射（CS-21，纯构造性轨道，v2.23 入文）</w:t>
+      </w:r>
+      <w:r>
+        <w:rPr>
+          <w:rFonts w:ascii="Times New Roman" w:hAnsi="Times New Roman" w:eastAsia="宋体"/>
+          <w:b w:val="0"/>
+          <w:i w:val="0"/>
+          <w:sz w:val="24"/>
+        </w:rPr>
+        <w:t xml:space="preserve"> </w:t>
+      </w:r>
+      <w:r>
+        <w:rPr>
+          <w:rFonts w:ascii="Consolas" w:hAnsi="Consolas" w:eastAsia="等线"/>
+          <w:b w:val="0"/>
+          <w:i w:val="0"/>
+          <w:sz w:val="22"/>
+        </w:rPr>
+        <w:t>probe_c4_unique2sparse_cr.v</w:t>
+      </w:r>
+      <w:r>
+        <w:rPr>
+          <w:rFonts w:ascii="Times New Roman" w:hAnsi="Times New Roman" w:eastAsia="宋体"/>
+          <w:b w:val="0"/>
+          <w:i w:val="0"/>
+          <w:sz w:val="24"/>
+        </w:rPr>
+        <w:t>（774 行，19 Qed / 6 审计全 Closed 零公理）：</w:t>
+      </w:r>
+      <w:r>
+        <w:rPr>
+          <w:rFonts w:ascii="Times New Roman" w:hAnsi="Times New Roman" w:eastAsia="宋体"/>
+          <w:b/>
+          <w:i w:val="0"/>
+          <w:sz w:val="24"/>
+        </w:rPr>
+        <w:t>无枢轴求和坍缩</w:t>
+      </w:r>
+      <w:r>
+        <w:rPr>
+          <w:rFonts w:ascii="Times New Roman" w:hAnsi="Times New Roman" w:eastAsia="宋体"/>
+          <w:b w:val="0"/>
+          <w:i w:val="0"/>
+          <w:sz w:val="24"/>
+        </w:rPr>
+        <w:t xml:space="preserve">——逐行对角占优（row_abs_le，pfb4 逐对有理界 + 对角补零统一四项）⟹ S := Σ|c_j| ≤ ρ·Σ|c_j|（ρ = col4 2 ≈ 0.7966，Q 层判定）⟹ </w:t>
+      </w:r>
+      <w:r>
+        <w:rPr>
+          <w:rFonts w:ascii="Consolas" w:hAnsi="Consolas" w:eastAsia="等线"/>
+          <w:b w:val="0"/>
+          <w:i w:val="0"/>
+          <w:sz w:val="22"/>
+        </w:rPr>
+        <w:t>CRle_scaled_le_zero</w:t>
+      </w:r>
+      <w:r>
+        <w:rPr>
+          <w:rFonts w:ascii="Times New Roman" w:hAnsi="Times New Roman" w:eastAsia="宋体"/>
+          <w:b w:val="0"/>
+          <w:i w:val="0"/>
+          <w:sz w:val="24"/>
+        </w:rPr>
+        <w:t xml:space="preserve"> 坍缩 S ≤ 0 ⟹ 逐项夹逼 c_j ≡ 0；经典 max 枢轴 case analysis 被求和技巧消灭（CR 序不可判定，全程零分情形）。主定理 </w:t>
+      </w:r>
+      <w:r>
+        <w:rPr>
+          <w:rFonts w:ascii="Consolas" w:hAnsi="Consolas" w:eastAsia="等线"/>
+          <w:b w:val="0"/>
+          <w:i w:val="0"/>
+          <w:sz w:val="22"/>
+        </w:rPr>
+        <w:t>c4u_synthesis_injective</w:t>
+      </w:r>
+      <w:r>
+        <w:rPr>
+          <w:rFonts w:ascii="Times New Roman" w:hAnsi="Times New Roman" w:eastAsia="宋体"/>
+          <w:b w:val="0"/>
+          <w:i w:val="0"/>
+          <w:sz w:val="24"/>
+        </w:rPr>
+        <w:t xml:space="preserve">（四原子合成单射）+ 推论 </w:t>
+      </w:r>
+      <w:r>
+        <w:rPr>
+          <w:rFonts w:ascii="Consolas" w:hAnsi="Consolas" w:eastAsia="等线"/>
+          <w:b w:val="0"/>
+          <w:i w:val="0"/>
+          <w:sz w:val="22"/>
+        </w:rPr>
+        <w:t>c4u_2sparse_unique</w:t>
+      </w:r>
+      <w:r>
+        <w:rPr>
+          <w:rFonts w:ascii="Times New Roman" w:hAnsi="Times New Roman" w:eastAsia="宋体"/>
+          <w:b w:val="0"/>
+          <w:i w:val="0"/>
+          <w:sz w:val="24"/>
+        </w:rPr>
+        <w:t xml:space="preserve">（2-sparse 唯一恢复）；经典 D 层数值认证孪生 </w:t>
+      </w:r>
+      <w:r>
+        <w:rPr>
+          <w:rFonts w:ascii="Consolas" w:hAnsi="Consolas" w:eastAsia="等线"/>
+          <w:b w:val="0"/>
+          <w:i w:val="0"/>
+          <w:sz w:val="22"/>
+        </w:rPr>
+        <w:t>probe_c4_unique2sparse.v</w:t>
+      </w:r>
+      <w:r>
+        <w:rPr>
+          <w:rFonts w:ascii="Times New Roman" w:hAnsi="Times New Roman" w:eastAsia="宋体"/>
+          <w:b w:val="0"/>
+          <w:i w:val="0"/>
+          <w:sz w:val="24"/>
+        </w:rPr>
+        <w:t>（20 Qed，数值认证终态）。提取物 c4_unique2sparse_cr.ml 经 DkMLNative ocamlc 编译通过。</w:t>
+      </w:r>
+    </w:p>
+    <w:p>
+      <w:pPr>
+        <w:pStyle w:val="ListBullet"/>
+      </w:pPr>
+      <w:r>
+        <w:rPr>
+          <w:rFonts w:ascii="Times New Roman" w:hAnsi="Times New Roman" w:eastAsia="宋体"/>
+          <w:b/>
+          <w:i w:val="0"/>
+          <w:sz w:val="24"/>
+        </w:rPr>
+        <w:t>四原子 Gram 谱口径唯一性（CS-23，纯构造性轨道，v2.23 入文）</w:t>
+      </w:r>
+      <w:r>
+        <w:rPr>
+          <w:rFonts w:ascii="Times New Roman" w:hAnsi="Times New Roman" w:eastAsia="宋体"/>
+          <w:b w:val="0"/>
+          <w:i w:val="0"/>
+          <w:sz w:val="24"/>
+        </w:rPr>
+        <w:t xml:space="preserve"> </w:t>
+      </w:r>
+      <w:r>
+        <w:rPr>
+          <w:rFonts w:ascii="Consolas" w:hAnsi="Consolas" w:eastAsia="等线"/>
+          <w:b w:val="0"/>
+          <w:i w:val="0"/>
+          <w:sz w:val="22"/>
+        </w:rPr>
+        <w:t>probe_c4_gram_unique_cr.v</w:t>
+      </w:r>
+      <w:r>
+        <w:rPr>
+          <w:rFonts w:ascii="Times New Roman" w:hAnsi="Times New Roman" w:eastAsia="宋体"/>
+          <w:b w:val="0"/>
+          <w:i w:val="0"/>
+          <w:sz w:val="24"/>
+        </w:rPr>
+        <w:t xml:space="preserve">（937 行，45 Qed / 8 审计全 Closed 零公理）：Gram 二次型能量恒等式 </w:t>
+      </w:r>
+      <w:r>
+        <w:rPr>
+          <w:rFonts w:ascii="Consolas" w:hAnsi="Consolas" w:eastAsia="等线"/>
+          <w:b w:val="0"/>
+          <w:i w:val="0"/>
+          <w:sz w:val="22"/>
+        </w:rPr>
+        <w:t>c4g_gram_energy</w:t>
+      </w:r>
+      <w:r>
+        <w:rPr>
+          <w:rFonts w:ascii="Times New Roman" w:hAnsi="Times New Roman" w:eastAsia="宋体"/>
+          <w:b w:val="0"/>
+          <w:i w:val="0"/>
+          <w:sz w:val="24"/>
+        </w:rPr>
+        <w:t xml:space="preserve">（‖combo‖² ≡ Σc_j·colg_j）+ 逐对 AM-GM 收口 </w:t>
+      </w:r>
+      <w:r>
+        <w:rPr>
+          <w:rFonts w:ascii="Consolas" w:hAnsi="Consolas" w:eastAsia="等线"/>
+          <w:b w:val="0"/>
+          <w:i w:val="0"/>
+          <w:sz w:val="22"/>
+        </w:rPr>
+        <w:t>c4g_E_abs_bound</w:t>
+      </w:r>
+      <w:r>
+        <w:rPr>
+          <w:rFonts w:ascii="Times New Roman" w:hAnsi="Times New Roman" w:eastAsia="宋体"/>
+          <w:b w:val="0"/>
+          <w:i w:val="0"/>
+          <w:sz w:val="24"/>
+        </w:rPr>
+        <w:t xml:space="preserve">（|E| ≤ ρ₄·Σc²，ρ₄ = 最大 Gram 行和 ≈ 0.7966）+ RIP 型双形态（Σc² ≤ ‖combo‖² + ρ₄·Σc² 与 λ\*·Σc² ≤ ‖combo‖²）+ </w:t>
+      </w:r>
+      <w:r>
+        <w:rPr>
+          <w:rFonts w:ascii="Times New Roman" w:hAnsi="Times New Roman" w:eastAsia="宋体"/>
+          <w:b/>
+          <w:i w:val="0"/>
+          <w:sz w:val="24"/>
+        </w:rPr>
+        <w:t>谱下界 λ\* = 1 − ρ₄ = 651/3200 ≈ 0.203 &gt; 0</w:t>
+      </w:r>
+      <w:r>
+        <w:rPr>
+          <w:rFonts w:ascii="Times New Roman" w:hAnsi="Times New Roman" w:eastAsia="宋体"/>
+          <w:b w:val="0"/>
+          <w:i w:val="0"/>
+          <w:sz w:val="24"/>
+        </w:rPr>
+        <w:t>（</w:t>
+      </w:r>
+      <w:r>
+        <w:rPr>
+          <w:rFonts w:ascii="Consolas" w:hAnsi="Consolas" w:eastAsia="等线"/>
+          <w:b w:val="0"/>
+          <w:i w:val="0"/>
+          <w:sz w:val="22"/>
+        </w:rPr>
+        <w:t>c4g_lam_lower</w:t>
+      </w:r>
+      <w:r>
+        <w:rPr>
+          <w:rFonts w:ascii="Times New Roman" w:hAnsi="Times New Roman" w:eastAsia="宋体"/>
+          <w:b w:val="0"/>
+          <w:i w:val="0"/>
+          <w:sz w:val="24"/>
+        </w:rPr>
+        <w:t xml:space="preserve">，sigT 特征值证书 </w:t>
+      </w:r>
+      <w:r>
+        <w:rPr>
+          <w:rFonts w:ascii="Consolas" w:hAnsi="Consolas" w:eastAsia="等线"/>
+          <w:b w:val="0"/>
+          <w:i w:val="0"/>
+          <w:sz w:val="22"/>
+        </w:rPr>
+        <w:t>c4g_lam_sigT</w:t>
+      </w:r>
+      <w:r>
+        <w:rPr>
+          <w:rFonts w:ascii="Times New Roman" w:hAnsi="Times New Roman" w:eastAsia="宋体"/>
+          <w:b w:val="0"/>
+          <w:i w:val="0"/>
+          <w:sz w:val="24"/>
+        </w:rPr>
+        <w:t xml:space="preserve">）+ 合成单射 </w:t>
+      </w:r>
+      <w:r>
+        <w:rPr>
+          <w:rFonts w:ascii="Consolas" w:hAnsi="Consolas" w:eastAsia="等线"/>
+          <w:b w:val="0"/>
+          <w:i w:val="0"/>
+          <w:sz w:val="22"/>
+        </w:rPr>
+        <w:t>c4g_synthesis_injective</w:t>
+      </w:r>
+      <w:r>
+        <w:rPr>
+          <w:rFonts w:ascii="Times New Roman" w:hAnsi="Times New Roman" w:eastAsia="宋体"/>
+          <w:b w:val="0"/>
+          <w:i w:val="0"/>
+          <w:sz w:val="24"/>
+        </w:rPr>
+        <w:t xml:space="preserve"> + 2-sparse 唯一推论 </w:t>
+      </w:r>
+      <w:r>
+        <w:rPr>
+          <w:rFonts w:ascii="Consolas" w:hAnsi="Consolas" w:eastAsia="等线"/>
+          <w:b w:val="0"/>
+          <w:i w:val="0"/>
+          <w:sz w:val="22"/>
+        </w:rPr>
+        <w:t>c4g_2sparse_unique</w:t>
+      </w:r>
+      <w:r>
+        <w:rPr>
+          <w:rFonts w:ascii="Times New Roman" w:hAnsi="Times New Roman" w:eastAsia="宋体"/>
+          <w:b w:val="0"/>
+          <w:i w:val="0"/>
+          <w:sz w:val="24"/>
+        </w:rPr>
+        <w:t>——「全族两两相干窗口关闭」（μ₄·4 = 45156/33920 &gt; 1，CS-15）就此翻转为「Gram 行和谱窗口开启」，λ\* 较逐对口径（3μ₄ ≈ 0.998 勉强开的 λ ≈ 53/33920）紧约 128 倍。提取 c4_gram_unique_cr.ml + bench（rho4/lam4/window_ok 运行全 true）。</w:t>
+      </w:r>
+    </w:p>
+    <w:p>
+      <w:pPr>
+        <w:pStyle w:val="ListBullet"/>
+      </w:pPr>
+      <w:r>
+        <w:rPr>
+          <w:rFonts w:ascii="Times New Roman" w:hAnsi="Times New Roman" w:eastAsia="宋体"/>
+          <w:b/>
+          <w:i w:val="0"/>
+          <w:sz w:val="24"/>
+        </w:rPr>
+        <w:t>cert_optimize 收紧器（G-13，纯 nat/bool/Q 构造性，v2.23 入文）</w:t>
+      </w:r>
+      <w:r>
+        <w:rPr>
+          <w:rFonts w:ascii="Times New Roman" w:hAnsi="Times New Roman" w:eastAsia="宋体"/>
+          <w:b w:val="0"/>
+          <w:i w:val="0"/>
+          <w:sz w:val="24"/>
+        </w:rPr>
+        <w:t xml:space="preserve"> </w:t>
+      </w:r>
+      <w:r>
+        <w:rPr>
+          <w:rFonts w:ascii="Consolas" w:hAnsi="Consolas" w:eastAsia="等线"/>
+          <w:b w:val="0"/>
+          <w:i w:val="0"/>
+          <w:sz w:val="22"/>
+        </w:rPr>
+        <w:t>probe_g13_certtight_cr.v</w:t>
+      </w:r>
+      <w:r>
+        <w:rPr>
+          <w:rFonts w:ascii="Times New Roman" w:hAnsi="Times New Roman" w:eastAsia="宋体"/>
+          <w:b w:val="0"/>
+          <w:i w:val="0"/>
+          <w:sz w:val="24"/>
+        </w:rPr>
+        <w:t xml:space="preserve">（253 行，12 Qed / 6 审计全 Closed）：三层松弛参数证书链 </w:t>
+      </w:r>
+      <w:r>
+        <w:rPr>
+          <w:rFonts w:ascii="Consolas" w:hAnsi="Consolas" w:eastAsia="等线"/>
+          <w:b w:val="0"/>
+          <w:i w:val="0"/>
+          <w:sz w:val="22"/>
+        </w:rPr>
+        <w:t>ct_cert</w:t>
+      </w:r>
+      <w:r>
+        <w:rPr>
+          <w:rFonts w:ascii="Times New Roman" w:hAnsi="Times New Roman" w:eastAsia="宋体"/>
+          <w:b w:val="0"/>
+          <w:i w:val="0"/>
+          <w:sz w:val="24"/>
+        </w:rPr>
+        <w:t xml:space="preserve"> Record{m, sb, sq}（Set 层）+ 收紧保序 </w:t>
+      </w:r>
+      <w:r>
+        <w:rPr>
+          <w:rFonts w:ascii="Consolas" w:hAnsi="Consolas" w:eastAsia="等线"/>
+          <w:b w:val="0"/>
+          <w:i w:val="0"/>
+          <w:sz w:val="22"/>
+        </w:rPr>
+        <w:t>ct_ref_rel_le</w:t>
+      </w:r>
+      <w:r>
+        <w:rPr>
+          <w:rFonts w:ascii="Times New Roman" w:hAnsi="Times New Roman" w:eastAsia="宋体"/>
+          <w:b w:val="0"/>
+          <w:i w:val="0"/>
+          <w:sz w:val="24"/>
+        </w:rPr>
+        <w:t xml:space="preserve">（R1）+ 裁定保持 </w:t>
+      </w:r>
+      <w:r>
+        <w:rPr>
+          <w:rFonts w:ascii="Consolas" w:hAnsi="Consolas" w:eastAsia="等线"/>
+          <w:b w:val="0"/>
+          <w:i w:val="0"/>
+          <w:sz w:val="22"/>
+        </w:rPr>
+        <w:t>ct_check_pres</w:t>
+      </w:r>
+      <w:r>
+        <w:rPr>
+          <w:rFonts w:ascii="Times New Roman" w:hAnsi="Times New Roman" w:eastAsia="宋体"/>
+          <w:b w:val="0"/>
+          <w:i w:val="0"/>
+          <w:sz w:val="24"/>
+        </w:rPr>
+        <w:t xml:space="preserve">（R2——「只强化不破坏」，CS-19 M4 判定保持的可执行实例）+ 传递/自反（R3）+ 贪心收紧器 </w:t>
+      </w:r>
+      <w:r>
+        <w:rPr>
+          <w:rFonts w:ascii="Consolas" w:hAnsi="Consolas" w:eastAsia="等线"/>
+          <w:b w:val="0"/>
+          <w:i w:val="0"/>
+          <w:sz w:val="22"/>
+        </w:rPr>
+        <w:t>ct_tighten</w:t>
+      </w:r>
+      <w:r>
+        <w:rPr>
+          <w:rFonts w:ascii="Times New Roman" w:hAnsi="Times New Roman" w:eastAsia="宋体"/>
+          <w:b w:val="0"/>
+          <w:i w:val="0"/>
+          <w:sz w:val="24"/>
+        </w:rPr>
+        <w:t xml:space="preserve"> 正确性（R4，fold + 传递性）+ </w:t>
+      </w:r>
+      <w:r>
+        <w:rPr>
+          <w:rFonts w:ascii="Times New Roman" w:hAnsi="Times New Roman" w:eastAsia="宋体"/>
+          <w:b/>
+          <w:i w:val="0"/>
+          <w:sz w:val="24"/>
+        </w:rPr>
+        <w:t>sigT 决策证书 `ct_opt_cert`</w:t>
+      </w:r>
+      <w:r>
+        <w:rPr>
+          <w:rFonts w:ascii="Times New Roman" w:hAnsi="Times New Roman" w:eastAsia="宋体"/>
+          <w:b w:val="0"/>
+          <w:i w:val="0"/>
+          <w:sz w:val="24"/>
+        </w:rPr>
+        <w:t>（R5，三分量证书可提取）——§5.2 的「cert_optimize 方向」从 future work 升级为有机器检查内核的收紧框架（最优化搜索仍为后续工作）。提取 g13_certtight_cr.ml + bench（收紧器采纳更紧证书/拒绝反向候选，pos/ref/check 运行时全 true）。</w:t>
+      </w:r>
+    </w:p>
+    <w:p>
+      <w:pPr>
+        <w:pStyle w:val="ListBullet"/>
+      </w:pPr>
+      <w:r>
+        <w:rPr>
+          <w:rFonts w:ascii="Times New Roman" w:hAnsi="Times New Roman" w:eastAsia="宋体"/>
+          <w:b/>
+          <w:i w:val="0"/>
+          <w:sz w:val="24"/>
+        </w:rPr>
+        <w:t>意义（强度如实声明）</w:t>
+      </w:r>
+      <w:r>
+        <w:rPr>
+          <w:rFonts w:ascii="Times New Roman" w:hAnsi="Times New Roman" w:eastAsia="宋体"/>
+          <w:b w:val="0"/>
+          <w:i w:val="0"/>
+          <w:sz w:val="24"/>
+        </w:rPr>
+        <w:t>：本开发在</w:t>
+      </w:r>
+      <w:r>
+        <w:rPr>
+          <w:rFonts w:ascii="Times New Roman" w:hAnsi="Times New Roman" w:eastAsia="宋体"/>
+          <w:b/>
+          <w:i w:val="0"/>
+          <w:sz w:val="24"/>
+        </w:rPr>
+        <w:t>通用层</w:t>
+      </w:r>
+      <w:r>
+        <w:rPr>
+          <w:rFonts w:ascii="Times New Roman" w:hAnsi="Times New Roman" w:eastAsia="宋体"/>
+          <w:b w:val="0"/>
+          <w:i w:val="0"/>
+          <w:sz w:val="24"/>
+        </w:rPr>
+        <w:t xml:space="preserve">建立可认证稀疏恢复的理论保证（单位范数 + RIP(2,μ) 基元 + </w:t>
+      </w:r>
+      <w:r>
+        <w:rPr>
+          <w:rFonts w:ascii="Times New Roman" w:hAnsi="Times New Roman" w:eastAsia="宋体"/>
+          <w:b/>
+          <w:i w:val="0"/>
+          <w:sz w:val="24"/>
+        </w:rPr>
+        <w:t>k-原子 RIP</w:t>
+      </w:r>
+      <w:r>
+        <w:rPr>
+          <w:rFonts w:ascii="Times New Roman" w:hAnsi="Times New Roman" w:eastAsia="宋体"/>
+          <w:b w:val="0"/>
+          <w:i w:val="0"/>
+          <w:sz w:val="24"/>
+        </w:rPr>
+        <w:t xml:space="preserve"> + 稀疏唯一性 + </w:t>
+      </w:r>
+      <w:r>
+        <w:rPr>
+          <w:rFonts w:ascii="Times New Roman" w:hAnsi="Times New Roman" w:eastAsia="宋体"/>
+          <w:b/>
+          <w:i w:val="0"/>
+          <w:sz w:val="24"/>
+        </w:rPr>
+        <w:t>行和版 RIP 桥接</w:t>
+      </w:r>
+      <w:r>
+        <w:rPr>
+          <w:rFonts w:ascii="Times New Roman" w:hAnsi="Times New Roman" w:eastAsia="宋体"/>
+          <w:b w:val="0"/>
+          <w:i w:val="0"/>
+          <w:sz w:val="24"/>
+        </w:rPr>
+        <w:t xml:space="preserve"> + </w:t>
+      </w:r>
+      <w:r>
+        <w:rPr>
+          <w:rFonts w:ascii="Times New Roman" w:hAnsi="Times New Roman" w:eastAsia="宋体"/>
+          <w:b/>
+          <w:i w:val="0"/>
+          <w:sz w:val="24"/>
+        </w:rPr>
+        <w:t>唯一性⟹恢复正确性骨架（R4）</w:t>
+      </w:r>
+      <w:r>
+        <w:rPr>
+          <w:rFonts w:ascii="Times New Roman" w:hAnsi="Times New Roman" w:eastAsia="宋体"/>
+          <w:b w:val="0"/>
+          <w:i w:val="0"/>
+          <w:sz w:val="24"/>
+        </w:rPr>
+        <w:t xml:space="preserve"> + </w:t>
+      </w:r>
+      <w:r>
+        <w:rPr>
+          <w:rFonts w:ascii="Times New Roman" w:hAnsi="Times New Roman" w:eastAsia="宋体"/>
+          <w:b/>
+          <w:i w:val="0"/>
+          <w:sz w:val="24"/>
+        </w:rPr>
+        <w:t>相干字典不确定原理（F5，支撑大小版）</w:t>
+      </w:r>
+      <w:r>
+        <w:rPr>
+          <w:rFonts w:ascii="Times New Roman" w:hAnsi="Times New Roman" w:eastAsia="宋体"/>
+          <w:b w:val="0"/>
+          <w:i w:val="0"/>
+          <w:sz w:val="24"/>
+        </w:rPr>
+        <w:t xml:space="preserve"> + </w:t>
+      </w:r>
+      <w:r>
+        <w:rPr>
+          <w:rFonts w:ascii="Times New Roman" w:hAnsi="Times New Roman" w:eastAsia="宋体"/>
+          <w:b/>
+          <w:i w:val="0"/>
+          <w:sz w:val="24"/>
+        </w:rPr>
+        <w:t>字典最优性⟹恢复保证合成（G-8）</w:t>
+      </w:r>
+      <w:r>
+        <w:rPr>
+          <w:rFonts w:ascii="Times New Roman" w:hAnsi="Times New Roman" w:eastAsia="宋体"/>
+          <w:b w:val="0"/>
+          <w:i w:val="0"/>
+          <w:sz w:val="24"/>
+        </w:rPr>
+        <w:t xml:space="preserve">，全部机器检查），并在 </w:t>
+      </w:r>
+      <w:r>
+        <w:rPr>
+          <w:rFonts w:ascii="Times New Roman" w:hAnsi="Times New Roman" w:eastAsia="宋体"/>
+          <w:b/>
+          <w:i w:val="0"/>
+          <w:sz w:val="24"/>
+        </w:rPr>
+        <w:t>C=4 阶梯完成实例级拼接</w:t>
+      </w:r>
+      <w:r>
+        <w:rPr>
+          <w:rFonts w:ascii="Times New Roman" w:hAnsi="Times New Roman" w:eastAsia="宋体"/>
+          <w:b w:val="0"/>
+          <w:i w:val="0"/>
+          <w:sz w:val="24"/>
+        </w:rPr>
+        <w:t>：逐对判据覆盖前 3 原子 [3,13,53]（</w:t>
+      </w:r>
+      <w:r>
+        <w:rPr>
+          <w:rFonts w:ascii="Consolas" w:hAnsi="Consolas" w:eastAsia="等线"/>
+          <w:b w:val="0"/>
+          <w:i w:val="0"/>
+          <w:sz w:val="22"/>
+        </w:rPr>
+        <w:t>C4_sparse_uniqueness_3</w:t>
+      </w:r>
+      <w:r>
+        <w:rPr>
+          <w:rFonts w:ascii="Times New Roman" w:hAnsi="Times New Roman" w:eastAsia="宋体"/>
+          <w:b w:val="0"/>
+          <w:i w:val="0"/>
+          <w:sz w:val="24"/>
+        </w:rPr>
+        <w:t>，μ=11289/33920 &lt; 1/3）；</w:t>
+      </w:r>
+      <w:r>
+        <w:rPr>
+          <w:rFonts w:ascii="Times New Roman" w:hAnsi="Times New Roman" w:eastAsia="宋体"/>
+          <w:b/>
+          <w:i w:val="0"/>
+          <w:sz w:val="24"/>
+        </w:rPr>
+        <w:t>全窗口 4 原子唯一性已闭合（v2.23，CS-21/CS-23）</w:t>
+      </w:r>
+      <w:r>
+        <w:rPr>
+          <w:rFonts w:ascii="Times New Roman" w:hAnsi="Times New Roman" w:eastAsia="宋体"/>
+          <w:b w:val="0"/>
+          <w:i w:val="0"/>
+          <w:sz w:val="24"/>
+        </w:rPr>
+        <w:t>——两两相干判据对四原子关窗（μ·4 = 45156/33920 &gt; 1，</w:t>
+      </w:r>
+      <w:r>
+        <w:rPr>
+          <w:rFonts w:ascii="Consolas" w:hAnsi="Consolas" w:eastAsia="等线"/>
+          <w:b w:val="0"/>
+          <w:i w:val="0"/>
+          <w:sz w:val="22"/>
+        </w:rPr>
+        <w:t>c4_mu4_window</w:t>
+      </w:r>
+      <w:r>
+        <w:rPr>
+          <w:rFonts w:ascii="Times New Roman" w:hAnsi="Times New Roman" w:eastAsia="宋体"/>
+          <w:b w:val="0"/>
+          <w:i w:val="0"/>
+          <w:sz w:val="24"/>
+        </w:rPr>
+        <w:t xml:space="preserve"> 机器判定）后，由两条构造性路线正面证得：CS-21 无枢轴求和坍缩合成单射（</w:t>
+      </w:r>
+      <w:r>
+        <w:rPr>
+          <w:rFonts w:ascii="Consolas" w:hAnsi="Consolas" w:eastAsia="等线"/>
+          <w:b w:val="0"/>
+          <w:i w:val="0"/>
+          <w:sz w:val="22"/>
+        </w:rPr>
+        <w:t>c4u_synthesis_injective</w:t>
+      </w:r>
+      <w:r>
+        <w:rPr>
+          <w:rFonts w:ascii="Times New Roman" w:hAnsi="Times New Roman" w:eastAsia="宋体"/>
+          <w:b w:val="0"/>
+          <w:i w:val="0"/>
+          <w:sz w:val="24"/>
+        </w:rPr>
+        <w:t>）与 CS-23 Gram 谱口径（λ\* = 1 − ρ₄ = 651/3200 &gt; 0，</w:t>
+      </w:r>
+      <w:r>
+        <w:rPr>
+          <w:rFonts w:ascii="Consolas" w:hAnsi="Consolas" w:eastAsia="等线"/>
+          <w:b w:val="0"/>
+          <w:i w:val="0"/>
+          <w:sz w:val="22"/>
+        </w:rPr>
+        <w:t>c4g_synthesis_injective</w:t>
+      </w:r>
+      <w:r>
+        <w:rPr>
+          <w:rFonts w:ascii="Times New Roman" w:hAnsi="Times New Roman" w:eastAsia="宋体"/>
+          <w:b w:val="0"/>
+          <w:i w:val="0"/>
+          <w:sz w:val="24"/>
+        </w:rPr>
+        <w:t xml:space="preserve">，见上两条目）——「4 原子未覆盖/λ_min 未定」的早期表述就此翻转；全库零 </w:t>
+      </w:r>
+      <w:r>
+        <w:rPr>
+          <w:rFonts w:ascii="Consolas" w:hAnsi="Consolas" w:eastAsia="等线"/>
+          <w:b w:val="0"/>
+          <w:i w:val="0"/>
+          <w:sz w:val="22"/>
+        </w:rPr>
+        <w:t>Admitted</w:t>
+      </w:r>
+      <w:r>
+        <w:rPr>
+          <w:rFonts w:ascii="Times New Roman" w:hAnsi="Times New Roman" w:eastAsia="宋体"/>
+          <w:b w:val="0"/>
+          <w:i w:val="0"/>
+          <w:sz w:val="24"/>
+        </w:rPr>
+        <w:t>、零挂起证明义务的背书不变。</w:t>
+      </w:r>
+      <w:r>
+        <w:rPr>
+          <w:rFonts w:ascii="Times New Roman" w:hAnsi="Times New Roman" w:eastAsia="宋体"/>
+          <w:b/>
+          <w:i w:val="0"/>
+          <w:sz w:val="24"/>
+        </w:rPr>
+        <w:t>4 原子障碍分析（现况）</w:t>
+      </w:r>
+      <w:r>
+        <w:rPr>
+          <w:rFonts w:ascii="Times New Roman" w:hAnsi="Times New Roman" w:eastAsia="宋体"/>
+          <w:b w:val="0"/>
+          <w:i w:val="0"/>
+          <w:sz w:val="24"/>
+        </w:rPr>
+        <w:t xml:space="preserve">：两两相干口径硬限制 μ·4 = (11289/33920)·4 ≈ 1.33 &gt; 1（行和口径 δ_4 = 3×2π/7 ≈ 2.69 更差）不变；三条出路中两条已落地（CS-21 求和坍缩、CS-23 Gram 行和谱窗），严格 3-稀疏信号由 </w:t>
+      </w:r>
+      <w:r>
+        <w:rPr>
+          <w:rFonts w:ascii="Consolas" w:hAnsi="Consolas" w:eastAsia="等线"/>
+          <w:b w:val="0"/>
+          <w:i w:val="0"/>
+          <w:sz w:val="22"/>
+        </w:rPr>
+        <w:t>sparse_uniquenessM</w:t>
+      </w:r>
+      <w:r>
+        <w:rPr>
+          <w:rFonts w:ascii="Times New Roman" w:hAnsi="Times New Roman" w:eastAsia="宋体"/>
+          <w:b w:val="0"/>
+          <w:i w:val="0"/>
+          <w:sz w:val="24"/>
+        </w:rPr>
+        <w:t xml:space="preserve"> 覆盖、Welch-窗口合成（G-8）为理论极限陈述；剩余开放项为更大阶实例（如 C=9 的 s≤4）及与 ρ^{−3/2} 行和紧界的合成。形式化贡献定位为：通用层 RIP/唯一性/不确定性原理定理的机器检查 + 原子族单位范数证明（含构造性轨道零经典公理的 k-原子 RIP、唯一性骨架与不确定原理）+ C=4 实例级拼接（3 原子逐对判据 + 全 4 原子合成单射 CS-21/CS-23）+ 行和版 RIP 桥接 + 相图合成（G-8）；</w:t>
+      </w:r>
+      <w:r>
+        <w:rPr>
+          <w:rFonts w:ascii="Times New Roman" w:hAnsi="Times New Roman" w:eastAsia="宋体"/>
+          <w:b/>
+          <w:i w:val="0"/>
+          <w:sz w:val="24"/>
+        </w:rPr>
+        <w:t>数学新颖性说明（如实）</w:t>
+      </w:r>
+      <w:r>
+        <w:rPr>
+          <w:rFonts w:ascii="Times New Roman" w:hAnsi="Times New Roman" w:eastAsia="宋体"/>
+          <w:b w:val="0"/>
+          <w:i w:val="0"/>
+          <w:sz w:val="24"/>
+        </w:rPr>
+        <w:t>：</w:t>
+      </w:r>
+      <w:r>
+        <w:rPr>
+          <w:rFonts w:ascii="Consolas" w:hAnsi="Consolas" w:eastAsia="等线"/>
+          <w:b w:val="0"/>
+          <w:i w:val="0"/>
+          <w:sz w:val="22"/>
+        </w:rPr>
+        <w:t>sparse_uniquenessM</w:t>
+      </w:r>
+      <w:r>
+        <w:rPr>
+          <w:rFonts w:ascii="Times New Roman" w:hAnsi="Times New Roman" w:eastAsia="宋体"/>
+          <w:b w:val="0"/>
+          <w:i w:val="0"/>
+          <w:sz w:val="24"/>
+        </w:rPr>
+        <w:t>、</w:t>
+      </w:r>
+      <w:r>
+        <w:rPr>
+          <w:rFonts w:ascii="Consolas" w:hAnsi="Consolas" w:eastAsia="等线"/>
+          <w:b w:val="0"/>
+          <w:i w:val="0"/>
+          <w:sz w:val="22"/>
+        </w:rPr>
+        <w:t>CRrip_bound_k</w:t>
+      </w:r>
+      <w:r>
+        <w:rPr>
+          <w:rFonts w:ascii="Times New Roman" w:hAnsi="Times New Roman" w:eastAsia="宋体"/>
+          <w:b w:val="0"/>
+          <w:i w:val="0"/>
+          <w:sz w:val="24"/>
+        </w:rPr>
+        <w:t>、</w:t>
+      </w:r>
+      <w:r>
+        <w:rPr>
+          <w:rFonts w:ascii="Consolas" w:hAnsi="Consolas" w:eastAsia="等线"/>
+          <w:b w:val="0"/>
+          <w:i w:val="0"/>
+          <w:sz w:val="22"/>
+        </w:rPr>
+        <w:t>row_rip_bound_M</w:t>
+      </w:r>
+      <w:r>
+        <w:rPr>
+          <w:rFonts w:ascii="Times New Roman" w:hAnsi="Times New Roman" w:eastAsia="宋体"/>
+          <w:b w:val="0"/>
+          <w:i w:val="0"/>
+          <w:sz w:val="24"/>
+        </w:rPr>
+        <w:t>、</w:t>
+      </w:r>
+      <w:r>
+        <w:rPr>
+          <w:rFonts w:ascii="Consolas" w:hAnsi="Consolas" w:eastAsia="等线"/>
+          <w:b w:val="0"/>
+          <w:i w:val="0"/>
+          <w:sz w:val="22"/>
+        </w:rPr>
+        <w:t>CRrecovery_correct_prefix</w:t>
+      </w:r>
+      <w:r>
+        <w:rPr>
+          <w:rFonts w:ascii="Times New Roman" w:hAnsi="Times New Roman" w:eastAsia="宋体"/>
+          <w:b w:val="0"/>
+          <w:i w:val="0"/>
+          <w:sz w:val="24"/>
+        </w:rPr>
+        <w:t>、</w:t>
+      </w:r>
+      <w:r>
+        <w:rPr>
+          <w:rFonts w:ascii="Consolas" w:hAnsi="Consolas" w:eastAsia="等线"/>
+          <w:b w:val="0"/>
+          <w:i w:val="0"/>
+          <w:sz w:val="22"/>
+        </w:rPr>
+        <w:t>CRuncertainty_principle</w:t>
+      </w:r>
+      <w:r>
+        <w:rPr>
+          <w:rFonts w:ascii="Times New Roman" w:hAnsi="Times New Roman" w:eastAsia="宋体"/>
+          <w:b w:val="0"/>
+          <w:i w:val="0"/>
+          <w:sz w:val="24"/>
+        </w:rPr>
+        <w:t>、</w:t>
+      </w:r>
+      <w:r>
+        <w:rPr>
+          <w:rFonts w:ascii="Consolas" w:hAnsi="Consolas" w:eastAsia="等线"/>
+          <w:b w:val="0"/>
+          <w:i w:val="0"/>
+          <w:sz w:val="22"/>
+        </w:rPr>
+        <w:t>CRg8_recovery_synthesis</w:t>
+      </w:r>
+      <w:r>
+        <w:rPr>
+          <w:rFonts w:ascii="Times New Roman" w:hAnsi="Times New Roman" w:eastAsia="宋体"/>
+          <w:b w:val="0"/>
+          <w:i w:val="0"/>
+          <w:sz w:val="24"/>
+        </w:rPr>
+        <w:t>、</w:t>
+      </w:r>
+      <w:r>
+        <w:rPr>
+          <w:rFonts w:ascii="Consolas" w:hAnsi="Consolas" w:eastAsia="等线"/>
+          <w:b w:val="0"/>
+          <w:i w:val="0"/>
+          <w:sz w:val="22"/>
+        </w:rPr>
+        <w:t>C4_sparse_uniqueness_3</w:t>
+      </w:r>
+      <w:r>
+        <w:rPr>
+          <w:rFonts w:ascii="Times New Roman" w:hAnsi="Times New Roman" w:eastAsia="宋体"/>
+          <w:b w:val="0"/>
+          <w:i w:val="0"/>
+          <w:sz w:val="24"/>
+        </w:rPr>
+        <w:t xml:space="preserve"> 与 </w:t>
+      </w:r>
+      <w:r>
+        <w:rPr>
+          <w:rFonts w:ascii="Consolas" w:hAnsi="Consolas" w:eastAsia="等线"/>
+          <w:b w:val="0"/>
+          <w:i w:val="0"/>
+          <w:sz w:val="22"/>
+        </w:rPr>
+        <w:t>c4u_synthesis_injective</w:t>
+      </w:r>
+      <w:r>
+        <w:rPr>
+          <w:rFonts w:ascii="Times New Roman" w:hAnsi="Times New Roman" w:eastAsia="宋体"/>
+          <w:b w:val="0"/>
+          <w:i w:val="0"/>
+          <w:sz w:val="24"/>
+        </w:rPr>
+        <w:t>/</w:t>
+      </w:r>
+      <w:r>
+        <w:rPr>
+          <w:rFonts w:ascii="Consolas" w:hAnsi="Consolas" w:eastAsia="等线"/>
+          <w:b w:val="0"/>
+          <w:i w:val="0"/>
+          <w:sz w:val="22"/>
+        </w:rPr>
+        <w:t>c4g_synthesis_injective</w:t>
+      </w:r>
+      <w:r>
+        <w:rPr>
+          <w:rFonts w:ascii="Times New Roman" w:hAnsi="Times New Roman" w:eastAsia="宋体"/>
+          <w:b w:val="0"/>
+          <w:i w:val="0"/>
+          <w:sz w:val="24"/>
+        </w:rPr>
+        <w:t>（四原子唯一性——求和坍缩/Gershgorin 型谱界的构造性路线）本质是 Gershgorin/互干性唯一恢复、RIP、Donoho–Stark 不确定性原理与 Welch 界-恢复保证相图的机器检查（Candès–Tao RIP 框架下的经典结果；Welch 下界本身亦为经典结果的构造性机器检查），数学上并非新颖——本工作的形式化价值在于用 Coq 机器检查这些定理在频率阶梯原子族上的成立（含 C=4 具体常数核验、行和版 RIP 常数的紧化路径、构造性轨道独立性验证与三角闭合的相图合成）。</w:t>
+      </w:r>
+    </w:p>
+    <w:p>
+      <w:pPr>
         <w:pStyle w:val="Heading2"/>
       </w:pPr>
       <w:r>
@@ -18255,7 +19064,7 @@
           <w:i w:val="0"/>
           <w:sz w:val="24"/>
         </w:rPr>
-        <w:t>：ca_rip_cr 33 定理、probe_uncertainty_cr 35、probe_sqrt_cr_m3 59、probe_pi_cr_m1b 43、probe_sin_cr_m2 39、probe_pi_cr_m1a 25、probe_taugrid_cr 13、probe_g8_synthesis_cr 6、probe_c4_four_atom_cr 5（CS-15）、probe_safe_domain 4（CS-16，nat/Z 层）等。机器可读索引：</w:t>
+        <w:t>：ca_rip_cr 33 定理、probe_uncertainty_cr 35、probe_sqrt_cr_m3 59、probe_pi_cr_m1b 43、probe_sin_cr_m2 39、probe_pi_cr_m1a 25、probe_taugrid_cr 13、probe_g8_synthesis_cr 6、probe_c4_four_atom_cr 5（CS-15）、probe_safe_domain 4（CS-16，nat/Z 层）、probe_g7_welch_cr（14 Qed/6 审计，G-7）、probe_g11_checkiff_cr（14 Qed/6 审计，G-11）、probe_itv_noisyor_cr（13 Qed/6 审计，G-10）、probe_c4_unique2sparse_cr（19 Qed/6 审计，CS-21）、probe_c4_gram_unique_cr（45 Qed/8 审计，CS-23）、probe_g13_certtight_cr（12 Qed/6 审计，G-13）等。机器可读索引：</w:t>
       </w:r>
       <w:r>
         <w:rPr>
@@ -19493,7 +20302,7 @@
           <w:i w:val="0"/>
           <w:sz w:val="24"/>
         </w:rPr>
-        <w:t>，probe_incoherence 48 Qed + ca_rip_cr 33 Qed + probe_c4_instance + probe_row_rip 9 Qed + probe_recovery_cr + probe_uncertainty_cr 35 Qed 并入合并版）——「框架界 + 频率阶梯」从表示稳定性推进到稀疏恢复唯一性，与论文 B 的随机稀疏恢复主张构成定理侧支撑。</w:t>
+        <w:t>，probe_incoherence 51 Qed + ca_rip_cr 33 Qed + probe_c4_instance + probe_row_rip 9 Qed + probe_recovery_cr + probe_uncertainty_cr 35 Qed 并入合并版）——「框架界 + 频率阶梯」从表示稳定性推进到稀疏恢复唯一性，与论文 B 的随机稀疏恢复主张构成定理侧支撑。</w:t>
       </w:r>
     </w:p>
     <w:p>
@@ -21141,6 +21950,101 @@
           <w:sz w:val="24"/>
         </w:rPr>
         <w:t>。</w:t>
+      </w:r>
+    </w:p>
+    <w:p>
+      <w:pPr>
+        <w:pStyle w:val="ListBullet"/>
+      </w:pPr>
+      <w:r>
+        <w:rPr>
+          <w:rFonts w:ascii="Times New Roman" w:hAnsi="Times New Roman" w:eastAsia="宋体"/>
+          <w:b/>
+          <w:i w:val="0"/>
+          <w:sz w:val="24"/>
+        </w:rPr>
+        <w:t>CS-21/CS-23/G-13 探针（2026-08-31，v2.23 入文）</w:t>
+      </w:r>
+      <w:r>
+        <w:rPr>
+          <w:rFonts w:ascii="Times New Roman" w:hAnsi="Times New Roman" w:eastAsia="宋体"/>
+          <w:b w:val="0"/>
+          <w:i w:val="0"/>
+          <w:sz w:val="24"/>
+        </w:rPr>
+        <w:t>：</w:t>
+      </w:r>
+      <w:r>
+        <w:rPr>
+          <w:rFonts w:ascii="Consolas" w:hAnsi="Consolas" w:eastAsia="等线"/>
+          <w:b w:val="0"/>
+          <w:i w:val="0"/>
+          <w:sz w:val="22"/>
+        </w:rPr>
+        <w:t>probe_c4_unique2sparse_cr.v</w:t>
+      </w:r>
+      <w:r>
+        <w:rPr>
+          <w:rFonts w:ascii="Times New Roman" w:hAnsi="Times New Roman" w:eastAsia="宋体"/>
+          <w:b w:val="0"/>
+          <w:i w:val="0"/>
+          <w:sz w:val="24"/>
+        </w:rPr>
+        <w:t xml:space="preserve">（19 Qed 6 审计 Closed，提取 c4_unique2sparse_cr.ml）/ </w:t>
+      </w:r>
+      <w:r>
+        <w:rPr>
+          <w:rFonts w:ascii="Consolas" w:hAnsi="Consolas" w:eastAsia="等线"/>
+          <w:b w:val="0"/>
+          <w:i w:val="0"/>
+          <w:sz w:val="22"/>
+        </w:rPr>
+        <w:t>probe_c4_gram_unique_cr.v</w:t>
+      </w:r>
+      <w:r>
+        <w:rPr>
+          <w:rFonts w:ascii="Times New Roman" w:hAnsi="Times New Roman" w:eastAsia="宋体"/>
+          <w:b w:val="0"/>
+          <w:i w:val="0"/>
+          <w:sz w:val="24"/>
+        </w:rPr>
+        <w:t xml:space="preserve">（45 Qed 8 审计 Closed，提取 c4_gram_unique_cr.ml + bench_c4gram：rho4/lam4/window_ok 全 true）/ </w:t>
+      </w:r>
+      <w:r>
+        <w:rPr>
+          <w:rFonts w:ascii="Consolas" w:hAnsi="Consolas" w:eastAsia="等线"/>
+          <w:b w:val="0"/>
+          <w:i w:val="0"/>
+          <w:sz w:val="22"/>
+        </w:rPr>
+        <w:t>probe_g13_certtight_cr.v</w:t>
+      </w:r>
+      <w:r>
+        <w:rPr>
+          <w:rFonts w:ascii="Times New Roman" w:hAnsi="Times New Roman" w:eastAsia="宋体"/>
+          <w:b w:val="0"/>
+          <w:i w:val="0"/>
+          <w:sz w:val="24"/>
+        </w:rPr>
+        <w:t>（12 Qed 6 审计 Closed，提取 g13_certtight_cr.ml + bench_g13）——z 区独立验证（合并版 m2 基线 92743 行/69 分区止于 G-9；G-10/G-11/CS-21/CS-23/G-13 未并入）。</w:t>
+      </w:r>
+      <w:r>
+        <w:rPr>
+          <w:rFonts w:ascii="Times New Roman" w:hAnsi="Times New Roman" w:eastAsia="宋体"/>
+          <w:b/>
+          <w:i w:val="0"/>
+          <w:sz w:val="24"/>
+        </w:rPr>
+        <w:t>2026-08-31 校准</w:t>
+      </w:r>
+      <w:r>
+        <w:rPr>
+          <w:rFonts w:ascii="Times New Roman" w:hAnsi="Times New Roman" w:eastAsia="宋体"/>
+          <w:b w:val="0"/>
+          <w:i w:val="0"/>
+          <w:sz w:val="24"/>
+        </w:rPr>
+        <w:t>：30模块 归档与 z/ 全量 SHA-256 一致恢复（8 个 m2 扫雷期漂移文件回同步 + 上述新增入档）；probe_g8_synthesis_cr/probe_recovery_cr/probe_uncertainty_cr 终态文件补齐 Print Assumptions 审计块（重编译 EXIT=0）。</w:t>
       </w:r>
     </w:p>
     <w:p>

--- a/papers/论文A中文规范版-CertifiedSparseGating.docx
+++ b/papers/论文A中文规范版-CertifiedSparseGating.docx
@@ -399,7 +399,7 @@
           <w:b/>
           <w:bCs/>
         </w:rPr>
-        <w:t xml:space="preserve">ca_merged_full_25_m2.v（95810</w:t>
+        <w:t xml:space="preserve">ca_merged_full_25_m2.v（95848</w:t>
       </w:r>
       <w:r>
         <w:rPr>
@@ -1047,7 +1047,7 @@
         <w:rPr>
           <w:rFonts w:hint="eastAsia"/>
         </w:rPr>
-        <w:t xml:space="preserve">追加（95810</w:t>
+        <w:t xml:space="preserve">追加（95848</w:t>
       </w:r>
       <w:r>
         <w:t xml:space="preserve"> </w:t>
@@ -1097,7 +1097,7 @@
         <w:rPr>
           <w:rFonts w:hint="eastAsia"/>
         </w:rPr>
-        <w:t xml:space="preserve">——92743/69→95810/76、「全量并入至</w:t>
+        <w:t xml:space="preserve">——92743/69→95848/76、「全量并入至</w:t>
       </w:r>
       <w:r>
         <w:t xml:space="preserve"> </w:t>
@@ -43649,7 +43649,7 @@
         <w:rPr>
           <w:rFonts w:hint="eastAsia"/>
         </w:rPr>
-        <w:t xml:space="preserve">m2（95810</w:t>
+        <w:t xml:space="preserve">m2（95848</w:t>
       </w:r>
       <w:r>
         <w:t xml:space="preserve"> </w:t>

--- a/papers/论文A中文规范版-CertifiedSparseGating.docx
+++ b/papers/论文A中文规范版-CertifiedSparseGating.docx
@@ -75,7 +75,7 @@
         <w:rPr>
           <w:rFonts w:hint="eastAsia"/>
         </w:rPr>
-        <w:t xml:space="preserve">v2.24（2026-09-01）｜代码基态：PSA_framework.v（18</w:t>
+        <w:t xml:space="preserve">v2.25（2026-09-02）｜代码基态：PSA_framework.v（18</w:t>
       </w:r>
       <w:r>
         <w:t xml:space="preserve"> </w:t>
@@ -208,7 +208,7 @@
         <w:t xml:space="preserve">区</w:t>
       </w:r>
       <w:r>
-        <w:t xml:space="preserve"> 60 </w:t>
+        <w:t xml:space="preserve"> 61 </w:t>
       </w:r>
       <w:r>
         <w:rPr>
@@ -248,7 +248,7 @@
           <w:b/>
           <w:bCs/>
         </w:rPr>
-        <w:t xml:space="preserve">41 </w:t>
+        <w:t xml:space="preserve">42 </w:t>
       </w:r>
       <w:r>
         <w:rPr>
@@ -399,22 +399,22 @@
           <w:b/>
           <w:bCs/>
         </w:rPr>
-        <w:t xml:space="preserve">ca_merged_full_25_m2.v（95848</w:t>
-      </w:r>
-      <w:r>
-        <w:rPr>
-          <w:b/>
-          <w:bCs/>
-        </w:rPr>
-        <w:t xml:space="preserve"> </w:t>
-      </w:r>
-      <w:r>
-        <w:rPr>
-          <w:rFonts w:hint="eastAsia"/>
-          <w:b/>
-          <w:bCs/>
-        </w:rPr>
-        <w:t xml:space="preserve">行，76</w:t>
+        <w:t xml:space="preserve">ca_merged_full_25_m2.v（98187</w:t>
+      </w:r>
+      <w:r>
+        <w:rPr>
+          <w:b/>
+          <w:bCs/>
+        </w:rPr>
+        <w:t xml:space="preserve"> </w:t>
+      </w:r>
+      <w:r>
+        <w:rPr>
+          <w:rFonts w:hint="eastAsia"/>
+          <w:b/>
+          <w:bCs/>
+        </w:rPr>
+        <w:t xml:space="preserve">行，77</w:t>
       </w:r>
       <w:r>
         <w:rPr>
@@ -627,6 +627,453 @@
           <w:rFonts w:hint="eastAsia"/>
         </w:rPr>
         <w:t xml:space="preserve">内核独立复验，五步全过</w:t>
+      </w:r>
+      <w:r>
+        <w:t xml:space="preserve"> </w:t>
+      </w:r>
+      <w:r>
+        <w:rPr>
+          <w:rFonts w:hint="eastAsia"/>
+        </w:rPr>
+        <w:t xml:space="preserve">修订摘要（v2.24→v2.25，2026-09-02，#3b</w:t>
+      </w:r>
+      <w:r>
+        <w:t xml:space="preserve"> z3b </w:t>
+      </w:r>
+      <w:r>
+        <w:rPr>
+          <w:rFonts w:hint="eastAsia"/>
+        </w:rPr>
+        <w:t xml:space="preserve">有效域充分性定理入文</w:t>
+      </w:r>
+      <w:r>
+        <w:t xml:space="preserve"> + </w:t>
+      </w:r>
+      <w:r>
+        <w:rPr>
+          <w:rFonts w:hint="eastAsia"/>
+        </w:rPr>
+        <w:t xml:space="preserve">合并版分区</w:t>
+      </w:r>
+      <w:r>
+        <w:t xml:space="preserve"> 77 </w:t>
+      </w:r>
+      <w:r>
+        <w:rPr>
+          <w:rFonts w:hint="eastAsia"/>
+        </w:rPr>
+        <w:t xml:space="preserve">批次）：</w:t>
+      </w:r>
+      <w:r>
+        <w:rPr>
+          <w:b/>
+          <w:bCs/>
+        </w:rPr>
+        <w:t xml:space="preserve">z3b_sufficiency</w:t>
+      </w:r>
+      <w:r>
+        <w:rPr>
+          <w:rFonts w:hint="eastAsia"/>
+        </w:rPr>
+        <w:t xml:space="preserve">（</w:t>
+      </w:r>
+      <w:r>
+        <w:rPr>
+          <w:rStyle w:val="VerbatimChar"/>
+        </w:rPr>
+        <w:t xml:space="preserve">probe_z3b_validregion.v</w:t>
+      </w:r>
+      <w:r>
+        <w:rPr>
+          <w:rFonts w:hint="eastAsia"/>
+        </w:rPr>
+        <w:t xml:space="preserve">，2314</w:t>
+      </w:r>
+      <w:r>
+        <w:t xml:space="preserve"> </w:t>
+      </w:r>
+      <w:r>
+        <w:rPr>
+          <w:rFonts w:hint="eastAsia"/>
+        </w:rPr>
+        <w:t xml:space="preserve">行、5</w:t>
+      </w:r>
+      <w:r>
+        <w:t xml:space="preserve"> </w:t>
+      </w:r>
+      <w:r>
+        <w:rPr>
+          <w:rFonts w:hint="eastAsia"/>
+        </w:rPr>
+        <w:t xml:space="preserve">段</w:t>
+      </w:r>
+      <w:r>
+        <w:t xml:space="preserve"> Print Assumptions </w:t>
+      </w:r>
+      <w:r>
+        <w:rPr>
+          <w:rFonts w:hint="eastAsia"/>
+        </w:rPr>
+        <w:t xml:space="preserve">全</w:t>
+      </w:r>
+      <w:r>
+        <w:t xml:space="preserve"> </w:t>
+      </w:r>
+      <w:r>
+        <w:rPr>
+          <w:rFonts w:hint="eastAsia"/>
+        </w:rPr>
+        <w:t xml:space="preserve">Closed：q=8</w:t>
+      </w:r>
+      <w:r>
+        <w:t xml:space="preserve"> </w:t>
+      </w:r>
+      <w:r>
+        <w:rPr>
+          <w:rFonts w:hint="eastAsia"/>
+        </w:rPr>
+        <w:t xml:space="preserve">几何阶梯（n0≥2、任意</w:t>
+      </w:r>
+      <w:r>
+        <w:t xml:space="preserve"> </w:t>
+      </w:r>
+      <w:r>
+        <w:rPr>
+          <w:rFonts w:hint="eastAsia"/>
+        </w:rPr>
+        <w:t xml:space="preserve">m≥1）</w:t>
+      </w:r>
+      <w:r>
+        <w:rPr>
+          <w:rFonts w:hint="eastAsia"/>
+          <w:b/>
+          <w:bCs/>
+        </w:rPr>
+        <w:t xml:space="preserve">无条件通过</w:t>
+      </w:r>
+      <w:r>
+        <w:t xml:space="preserve"> </w:t>
+      </w:r>
+      <w:r>
+        <w:rPr>
+          <w:rFonts w:hint="eastAsia"/>
+        </w:rPr>
+        <w:t xml:space="preserve">frame_check_instance——检查器充分性方向的构造性定理；与</w:t>
+      </w:r>
+      <w:r>
+        <w:t xml:space="preserve"> </w:t>
+      </w:r>
+      <w:r>
+        <w:rPr>
+          <w:rFonts w:hint="eastAsia"/>
+        </w:rPr>
+        <w:t xml:space="preserve">pareto_law_main（通过</w:t>
+      </w:r>
+      <w:r>
+        <w:t xml:space="preserve"> ⟹ </w:t>
+      </w:r>
+      <w:r>
+        <w:rPr>
+          <w:rFonts w:hint="eastAsia"/>
+        </w:rPr>
+        <w:t xml:space="preserve">比率</w:t>
+      </w:r>
+      <w:r>
+        <w:t xml:space="preserve"> ≥ </w:t>
+      </w:r>
+      <w:r>
+        <w:rPr>
+          <w:rFonts w:hint="eastAsia"/>
+        </w:rPr>
+        <w:t xml:space="preserve">c≈1.8501）合成</w:t>
+      </w:r>
+      <w:r>
+        <w:t xml:space="preserve"> ⟹ </w:t>
+      </w:r>
+      <w:r>
+        <w:rPr>
+          <w:rFonts w:hint="eastAsia"/>
+        </w:rPr>
+        <w:t xml:space="preserve">几何阶梯假阴性由此</w:t>
+      </w:r>
+      <w:r>
+        <w:rPr>
+          <w:rFonts w:hint="eastAsia"/>
+          <w:b/>
+          <w:bCs/>
+        </w:rPr>
+        <w:t xml:space="preserve">限定于显式比率带</w:t>
+      </w:r>
+      <w:r>
+        <w:rPr>
+          <w:b/>
+          <w:bCs/>
+        </w:rPr>
+        <w:t xml:space="preserve"> [c, 8) </w:t>
+      </w:r>
+      <w:r>
+        <w:rPr>
+          <w:rFonts w:hint="eastAsia"/>
+          <w:b/>
+          <w:bCs/>
+        </w:rPr>
+        <w:t xml:space="preserve">内</w:t>
+      </w:r>
+      <w:r>
+        <w:t xml:space="preserve">——「49.1% </w:t>
+      </w:r>
+      <w:r>
+        <w:rPr>
+          <w:rFonts w:hint="eastAsia"/>
+        </w:rPr>
+        <w:t xml:space="preserve">假阴性」系统扫描经验数字获得定理带刻画；纯构造性</w:t>
+      </w:r>
+      <w:r>
+        <w:t xml:space="preserve"> nat/Z/Q </w:t>
+      </w:r>
+      <w:r>
+        <w:rPr>
+          <w:rFonts w:hint="eastAsia"/>
+        </w:rPr>
+        <w:t xml:space="preserve">层（零</w:t>
+      </w:r>
+      <w:r>
+        <w:t xml:space="preserve"> </w:t>
+      </w:r>
+      <w:r>
+        <w:rPr>
+          <w:rFonts w:hint="eastAsia"/>
+        </w:rPr>
+        <w:t xml:space="preserve">CR、零经典、零</w:t>
+      </w:r>
+      <w:r>
+        <w:t xml:space="preserve"> </w:t>
+      </w:r>
+      <w:r>
+        <w:rPr>
+          <w:rFonts w:hint="eastAsia"/>
+        </w:rPr>
+        <w:t xml:space="preserve">Admitted）：左相位/右相位拆分</w:t>
+      </w:r>
+      <w:r>
+        <w:t xml:space="preserve"> + aux_fusion </w:t>
+      </w:r>
+      <w:r>
+        <w:rPr>
+          <w:rFonts w:hint="eastAsia"/>
+        </w:rPr>
+        <w:t xml:space="preserve">装配</w:t>
+      </w:r>
+      <w:r>
+        <w:t xml:space="preserve"> + z3b_cap_4_5 </w:t>
+      </w:r>
+      <w:r>
+        <w:rPr>
+          <w:rFonts w:hint="eastAsia"/>
+        </w:rPr>
+        <w:t xml:space="preserve">预算封口（无</w:t>
+      </w:r>
+      <w:r>
+        <w:t xml:space="preserve"> vm_compute </w:t>
+      </w:r>
+      <w:r>
+        <w:rPr>
+          <w:rFonts w:hint="eastAsia"/>
+        </w:rPr>
+        <w:t xml:space="preserve">的</w:t>
+      </w:r>
+      <w:r>
+        <w:t xml:space="preserve"> Z </w:t>
+      </w:r>
+      <w:r>
+        <w:rPr>
+          <w:rFonts w:hint="eastAsia"/>
+        </w:rPr>
+        <w:t xml:space="preserve">字面量桥配方，E235））；提取</w:t>
+      </w:r>
+      <w:r>
+        <w:t xml:space="preserve"> </w:t>
+      </w:r>
+      <w:r>
+        <w:rPr>
+          <w:rFonts w:hint="eastAsia"/>
+        </w:rPr>
+        <w:t xml:space="preserve">z3b_bench.ml（WSL</w:t>
+      </w:r>
+      <w:r>
+        <w:t xml:space="preserve"> </w:t>
+      </w:r>
+      <w:r>
+        <w:rPr>
+          <w:rFonts w:hint="eastAsia"/>
+        </w:rPr>
+        <w:t xml:space="preserve">ocamlopt：[2,16,128]</w:t>
+      </w:r>
+      <w:r>
+        <w:t xml:space="preserve"> </w:t>
+      </w:r>
+      <w:r>
+        <w:rPr>
+          <w:rFonts w:hint="eastAsia"/>
+        </w:rPr>
+        <w:t xml:space="preserve">机器实证</w:t>
+      </w:r>
+      <w:r>
+        <w:t xml:space="preserve"> true、[2,3] </w:t>
+      </w:r>
+      <w:r>
+        <w:rPr>
+          <w:rFonts w:hint="eastAsia"/>
+        </w:rPr>
+        <w:t xml:space="preserve">反例</w:t>
+      </w:r>
+      <w:r>
+        <w:t xml:space="preserve"> </w:t>
+      </w:r>
+      <w:r>
+        <w:rPr>
+          <w:rFonts w:hint="eastAsia"/>
+        </w:rPr>
+        <w:t xml:space="preserve">false——可提取</w:t>
+      </w:r>
+      <w:r>
+        <w:t xml:space="preserve"> OCaml </w:t>
+      </w:r>
+      <w:r>
+        <w:rPr>
+          <w:rFonts w:hint="eastAsia"/>
+        </w:rPr>
+        <w:t xml:space="preserve">硬要求闭环）；</w:t>
+      </w:r>
+      <w:r>
+        <w:rPr>
+          <w:rFonts w:hint="eastAsia"/>
+          <w:b/>
+          <w:bCs/>
+        </w:rPr>
+        <w:t xml:space="preserve">合并版分区</w:t>
+      </w:r>
+      <w:r>
+        <w:rPr>
+          <w:b/>
+          <w:bCs/>
+        </w:rPr>
+        <w:t xml:space="preserve"> 77 </w:t>
+      </w:r>
+      <w:r>
+        <w:rPr>
+          <w:rFonts w:hint="eastAsia"/>
+          <w:b/>
+          <w:bCs/>
+        </w:rPr>
+        <w:t xml:space="preserve">追加</w:t>
+      </w:r>
+      <w:r>
+        <w:rPr>
+          <w:rFonts w:hint="eastAsia"/>
+        </w:rPr>
+        <w:t xml:space="preserve">（98187</w:t>
+      </w:r>
+      <w:r>
+        <w:t xml:space="preserve"> </w:t>
+      </w:r>
+      <w:r>
+        <w:rPr>
+          <w:rFonts w:hint="eastAsia"/>
+        </w:rPr>
+        <w:t xml:space="preserve">行；</w:t>
+      </w:r>
+      <w:r>
+        <w:rPr>
+          <w:rStyle w:val="VerbatimChar"/>
+        </w:rPr>
+        <w:t xml:space="preserve">++</w:t>
+      </w:r>
+      <w:r>
+        <w:t xml:space="preserve"> </w:t>
+      </w:r>
+      <w:r>
+        <w:rPr>
+          <w:rFonts w:hint="eastAsia"/>
+        </w:rPr>
+        <w:t xml:space="preserve">记号劫持/逗号链四形态/rewrite-by</w:t>
+      </w:r>
+      <w:r>
+        <w:t xml:space="preserve"> </w:t>
+      </w:r>
+      <w:r>
+        <w:rPr>
+          <w:rFonts w:hint="eastAsia"/>
+        </w:rPr>
+        <w:t xml:space="preserve">带参变体五类雷谱修复落</w:t>
+      </w:r>
+      <w:r>
+        <w:t xml:space="preserve"> z </w:t>
+      </w:r>
+      <w:r>
+        <w:rPr>
+          <w:rFonts w:hint="eastAsia"/>
+        </w:rPr>
+        <w:t xml:space="preserve">源双环境同步——《合并友好编码规范》R1-R5、经验卡</w:t>
+      </w:r>
+      <w:r>
+        <w:t xml:space="preserve"> </w:t>
+      </w:r>
+      <w:r>
+        <w:rPr>
+          <w:rFonts w:hint="eastAsia"/>
+        </w:rPr>
+        <w:t xml:space="preserve">E235）；</w:t>
+      </w:r>
+      <w:r>
+        <w:rPr>
+          <w:rFonts w:hint="eastAsia"/>
+          <w:b/>
+          <w:bCs/>
+        </w:rPr>
+        <w:t xml:space="preserve">口径刷新</w:t>
+      </w:r>
+      <w:r>
+        <w:rPr>
+          <w:rFonts w:hint="eastAsia"/>
+        </w:rPr>
+        <w:t xml:space="preserve">——95848/76→98187/77、「全量并入至</w:t>
+      </w:r>
+      <w:r>
+        <w:t xml:space="preserve"> </w:t>
+      </w:r>
+      <w:r>
+        <w:rPr>
+          <w:rFonts w:hint="eastAsia"/>
+        </w:rPr>
+        <w:t xml:space="preserve">Z2b」→「至</w:t>
+      </w:r>
+      <w:r>
+        <w:t xml:space="preserve"> z3b」、census </w:t>
+      </w:r>
+      <w:r>
+        <w:rPr>
+          <w:rFonts w:hint="eastAsia"/>
+        </w:rPr>
+        <w:t xml:space="preserve">60→61、已并入探针分区</w:t>
+      </w:r>
+      <w:r>
+        <w:t xml:space="preserve"> </w:t>
+      </w:r>
+      <w:r>
+        <w:rPr>
+          <w:rFonts w:hint="eastAsia"/>
+        </w:rPr>
+        <w:t xml:space="preserve">41→42、附录状态列与</w:t>
+      </w:r>
+      <w:r>
+        <w:t xml:space="preserve"> B </w:t>
+      </w:r>
+      <w:r>
+        <w:rPr>
+          <w:rFonts w:hint="eastAsia"/>
+        </w:rPr>
+        <w:t xml:space="preserve">侧同步。</w:t>
       </w:r>
       <w:r>
         <w:t xml:space="preserve"> </w:t>
@@ -18501,16 +18948,52 @@
         <w:rPr>
           <w:rFonts w:hint="eastAsia"/>
         </w:rPr>
-        <w:t xml:space="preserve">49.1%，占拒绝</w:t>
-      </w:r>
-      <w:r>
-        <w:t xml:space="preserve"> </w:t>
-      </w:r>
-      <w:r>
-        <w:rPr>
-          <w:rFonts w:hint="eastAsia"/>
-        </w:rPr>
-        <w:t xml:space="preserve">70.9%），集中于"有用"族（C=2/3-sparse、几何奇带）——"可判定性溢价"是当前有理松弛实现的保守性代价（局限），收紧方向：</w:t>
+        <w:t xml:space="preserve">49.1%、占拒绝</w:t>
+      </w:r>
+      <w:r>
+        <w:t xml:space="preserve"> </w:t>
+      </w:r>
+      <w:r>
+        <w:rPr>
+          <w:rFonts w:hint="eastAsia"/>
+        </w:rPr>
+        <w:t xml:space="preserve">70.9%；z3b</w:t>
+      </w:r>
+      <w:r>
+        <w:t xml:space="preserve"> </w:t>
+      </w:r>
+      <w:r>
+        <w:rPr>
+          <w:rFonts w:hint="eastAsia"/>
+        </w:rPr>
+        <w:t xml:space="preserve">充分性定理（分区</w:t>
+      </w:r>
+      <w:r>
+        <w:t xml:space="preserve"> </w:t>
+      </w:r>
+      <w:r>
+        <w:rPr>
+          <w:rFonts w:hint="eastAsia"/>
+        </w:rPr>
+        <w:t xml:space="preserve">77）证明</w:t>
+      </w:r>
+      <w:r>
+        <w:t xml:space="preserve"> q=8 </w:t>
+      </w:r>
+      <w:r>
+        <w:rPr>
+          <w:rFonts w:hint="eastAsia"/>
+        </w:rPr>
+        <w:t xml:space="preserve">几何阶梯无条件通过检查器，几何阶梯假阴性由此限定于显式比率带</w:t>
+      </w:r>
+      <w:r>
+        <w:t xml:space="preserve"> [c, 8) </w:t>
+      </w:r>
+      <w:r>
+        <w:rPr>
+          <w:rFonts w:hint="eastAsia"/>
+        </w:rPr>
+        <w:t xml:space="preserve">内），集中于"有用"族（C=2/3-sparse、几何奇带）——"可判定性溢价"是当前有理松弛实现的保守性代价（局限），收紧方向：</w:t>
       </w:r>
       <w:r>
         <w:rPr>
@@ -43649,16 +44132,16 @@
         <w:rPr>
           <w:rFonts w:hint="eastAsia"/>
         </w:rPr>
-        <w:t xml:space="preserve">m2（95848</w:t>
-      </w:r>
-      <w:r>
-        <w:t xml:space="preserve"> </w:t>
-      </w:r>
-      <w:r>
-        <w:rPr>
-          <w:rFonts w:hint="eastAsia"/>
-        </w:rPr>
-        <w:t xml:space="preserve">行/76</w:t>
+        <w:t xml:space="preserve">m2（现</w:t>
+      </w:r>
+      <w:r>
+        <w:t xml:space="preserve"> 98187 </w:t>
+      </w:r>
+      <w:r>
+        <w:rPr>
+          <w:rFonts w:hint="eastAsia"/>
+        </w:rPr>
+        <w:t xml:space="preserve">行/77</w:t>
       </w:r>
       <w:r>
         <w:t xml:space="preserve"> </w:t>

--- a/papers/论文A中文规范版-CertifiedSparseGating.docx
+++ b/papers/论文A中文规范版-CertifiedSparseGating.docx
@@ -59,7 +59,7 @@
           <w:color w:val="444444"/>
           <w:sz w:val="21"/>
         </w:rPr>
-        <w:t>版本：最终版 v2.29（2026-09-02）｜代码基态：PSA_framework.v（18 模块 / 269 顶层 Lemma·Theorem（316 顶层声明 / 272 Qed 口径内）/ 165 项审计：</w:t>
+        <w:t>版本：最终版 v2.30（2026-09-02）｜代码基态：PSA_framework.v（18 模块 / 269 顶层 Lemma·Theorem（316 顶层声明 / 272 Qed 口径内）/ 165 项审计：</w:t>
       </w:r>
       <w:r>
         <w:rPr>
@@ -274,7 +274,7 @@
           <w:color w:val="444444"/>
           <w:sz w:val="21"/>
         </w:rPr>
-        <w:t>修订摘要（v2.28→v2.29，2026-09-02，C2 pareto 孪生入文）：</w:t>
+        <w:t>修订摘要（v2.29→v2.30，2026-09-02，C6/C7 孪生批次入文 + T-EXP 引用登记）：</w:t>
       </w:r>
       <w:r>
         <w:rPr>
@@ -284,7 +284,7 @@
           <w:color w:val="444444"/>
           <w:sz w:val="21"/>
         </w:rPr>
-        <w:t>C2 Pareto 负定律引擎孪生入文</w:t>
+        <w:t>C6 碰撞最小 lag 数论孪生入文</w:t>
       </w:r>
       <w:r>
         <w:rPr>
@@ -304,7 +304,7 @@
           <w:color w:val="444444"/>
           <w:sz w:val="19"/>
         </w:rPr>
-        <w:t>probe_pareto_qtw.v</w:t>
+        <w:t>probe_collision_qtw.v</w:t>
       </w:r>
       <w:r>
         <w:rPr>
@@ -314,7 +314,7 @@
           <w:color w:val="444444"/>
           <w:sz w:val="21"/>
         </w:rPr>
-        <w:t>，§5.2 新增孪生条目）——§5.6.1/§5.6.3 的 Pareto 碰撞触发与生日-箱无碰撞界引擎（</w:t>
+        <w:t xml:space="preserve">，§5.2 新增孪生条目）——§5.6.4 碰撞完备刻画（有理时最小碰撞距离 = 分母）在整数波长通道对 (n,m)（0&lt;n&lt;m）上的 Z 层全数论孪生（零 Reals 零经典）：碰撞判据 d·(1/n − 1/m) ∈ ℤ ⟺ n·m | d·(m−n)；共素情形 </w:t>
       </w:r>
       <w:r>
         <w:rPr>
@@ -324,7 +324,7 @@
           <w:color w:val="444444"/>
           <w:sz w:val="19"/>
         </w:rPr>
-        <w:t>src/ParetoRandom.v</w:t>
+        <w:t>cop_char</w:t>
       </w:r>
       <w:r>
         <w:rPr>
@@ -334,16 +334,216 @@
           <w:color w:val="444444"/>
           <w:sz w:val="21"/>
         </w:rPr>
-        <w:t>，经典 R 轨、依赖 √281）的全 Q/nat 孪生：√281 以接口假设刻画（QeqT (s·s) 281 + 有理夹界 167/10 ≤ s ≤ 84/5，上夹界为本孪生新增，不引入 sqrt）；触发判据以平方形式 QltT (64(n′−n)²) (25·n·n′) 落地；fall9q/no_collision_q（Q 除法形态、二进制 Z 免母库 nat 一元大数栈溢出）、概率界 par_prob7/par_prob8/par_prob_mono、鸽笼 m≥10 确定性 par_fall10_zero（母库注释处的定理化）；Print Assumptions 审计全 Closed 零公理、提取物 pareto_qtw.ml 经 ocamlc 编译。</w:t>
-      </w:r>
-      <w:r>
-        <w:rPr>
-          <w:rFonts w:ascii="Times New Roman" w:hAnsi="Times New Roman" w:eastAsia="宋体"/>
-          <w:b/>
+        <w:t xml:space="preserve">（iff）+ </w:t>
+      </w:r>
+      <w:r>
+        <w:rPr>
+          <w:rFonts w:ascii="Consolas" w:hAnsi="Consolas" w:eastAsia="等线"/>
+          <w:b w:val="0"/>
+          <w:i w:val="0"/>
+          <w:color w:val="444444"/>
+          <w:sz w:val="19"/>
+        </w:rPr>
+        <w:t>cop_sig</w:t>
+      </w:r>
+      <w:r>
+        <w:rPr>
+          <w:rFonts w:ascii="Times New Roman" w:hAnsi="Times New Roman" w:eastAsia="宋体"/>
+          <w:b w:val="0"/>
           <w:i/>
           <w:color w:val="444444"/>
           <w:sz w:val="21"/>
         </w:rPr>
+        <w:t xml:space="preserve">（最小性 sigT：gcd(prod,dif)=1 时 d_min = n·m，[3,13]/[7,15]/[13,53]/[53,213] 类阶梯对直接适用）；广义装配 </w:t>
+      </w:r>
+      <w:r>
+        <w:rPr>
+          <w:rFonts w:ascii="Consolas" w:hAnsi="Consolas" w:eastAsia="等线"/>
+          <w:b w:val="0"/>
+          <w:i w:val="0"/>
+          <w:color w:val="444444"/>
+          <w:sz w:val="19"/>
+        </w:rPr>
+        <w:t>g_char</w:t>
+      </w:r>
+      <w:r>
+        <w:rPr>
+          <w:rFonts w:ascii="Times New Roman" w:hAnsi="Times New Roman" w:eastAsia="宋体"/>
+          <w:b w:val="0"/>
+          <w:i/>
+          <w:color w:val="444444"/>
+          <w:sz w:val="21"/>
+        </w:rPr>
+        <w:t>（(n·m | d·(m−n)) ⟺ (cx | d)，cx = (n·m)/gcd(n·m, m−n)）+ ★</w:t>
+      </w:r>
+      <w:r>
+        <w:rPr>
+          <w:rFonts w:ascii="Consolas" w:hAnsi="Consolas" w:eastAsia="等线"/>
+          <w:b w:val="0"/>
+          <w:i w:val="0"/>
+          <w:color w:val="444444"/>
+          <w:sz w:val="19"/>
+        </w:rPr>
+        <w:t>g_sig</w:t>
+      </w:r>
+      <w:r>
+        <w:rPr>
+          <w:rFonts w:ascii="Times New Roman" w:hAnsi="Times New Roman" w:eastAsia="宋体"/>
+          <w:b w:val="0"/>
+          <w:i/>
+          <w:color w:val="444444"/>
+          <w:sz w:val="21"/>
+        </w:rPr>
+        <w:t>（任意 0&lt;n&lt;m：最小正 lag = (n·m)/gcd(n·m, m−n) 的 sigT——分母约分形态闭式，z_euclid/Z.gcd_div_gcd 装配）；12 段 Print Assumptions 全 Closed 零公理、提取物 collision_qtw.ml/.mli 经 DkMLNative ocamlc 编译、独立 + 合并模拟（mathcomp 全家）双环境 EXIT=0。</w:t>
+      </w:r>
+      <w:r>
+        <w:rPr>
+          <w:rFonts w:ascii="Times New Roman" w:hAnsi="Times New Roman" w:eastAsia="宋体"/>
+          <w:b/>
+          <w:i/>
+          <w:color w:val="444444"/>
+          <w:sz w:val="21"/>
+        </w:rPr>
+        <w:t>T-EXP 引用登记（C7 expq 机，`probe_expq_machine.v`，§5.2 新增条目）</w:t>
+      </w:r>
+      <w:r>
+        <w:rPr>
+          <w:rFonts w:ascii="Times New Roman" w:hAnsi="Times New Roman" w:eastAsia="宋体"/>
+          <w:b w:val="0"/>
+          <w:i/>
+          <w:color w:val="444444"/>
+          <w:sz w:val="21"/>
+        </w:rPr>
+        <w:t>——软 max TVD 界 e^{2·dc·dd} − 1（§5.3 相干熵桥接/§5.6.5 核漂移）的 exp 证书常数向</w:t>
+      </w:r>
+      <w:r>
+        <w:rPr>
+          <w:rFonts w:ascii="Times New Roman" w:hAnsi="Times New Roman" w:eastAsia="宋体"/>
+          <w:b/>
+          <w:i/>
+          <w:color w:val="444444"/>
+          <w:sz w:val="21"/>
+        </w:rPr>
+        <w:t>全有理显式窗口常数</w:t>
+      </w:r>
+      <w:r>
+        <w:rPr>
+          <w:rFonts w:ascii="Times New Roman" w:hAnsi="Times New Roman" w:eastAsia="宋体"/>
+          <w:b w:val="0"/>
+          <w:i/>
+          <w:color w:val="444444"/>
+          <w:sz w:val="21"/>
+        </w:rPr>
+        <w:t>替换的 Q 层支撑件：</w:t>
+      </w:r>
+      <w:r>
+        <w:rPr>
+          <w:rFonts w:ascii="Consolas" w:hAnsi="Consolas" w:eastAsia="等线"/>
+          <w:b w:val="0"/>
+          <w:i w:val="0"/>
+          <w:color w:val="444444"/>
+          <w:sz w:val="19"/>
+        </w:rPr>
+        <w:t>window_bound</w:t>
+      </w:r>
+      <w:r>
+        <w:rPr>
+          <w:rFonts w:ascii="Times New Roman" w:hAnsi="Times New Roman" w:eastAsia="宋体"/>
+          <w:b w:val="0"/>
+          <w:i/>
+          <w:color w:val="444444"/>
+          <w:sz w:val="21"/>
+        </w:rPr>
+        <w:t xml:space="preserve">（Set 层：0≤x≤1 ⟹ 尾窗口 expTail (N+1) L x ≤ (2#1)·expT (N+1) x）+ </w:t>
+      </w:r>
+      <w:r>
+        <w:rPr>
+          <w:rFonts w:ascii="Consolas" w:hAnsi="Consolas" w:eastAsia="等线"/>
+          <w:b w:val="0"/>
+          <w:i w:val="0"/>
+          <w:color w:val="444444"/>
+          <w:sz w:val="19"/>
+        </w:rPr>
+        <w:t>expq_uniform3</w:t>
+      </w:r>
+      <w:r>
+        <w:rPr>
+          <w:rFonts w:ascii="Times New Roman" w:hAnsi="Times New Roman" w:eastAsia="宋体"/>
+          <w:b w:val="0"/>
+          <w:i/>
+          <w:color w:val="444444"/>
+          <w:sz w:val="21"/>
+        </w:rPr>
+        <w:t xml:space="preserve">（Set 层：0≤x≤1 ⟹ expP N x ≤ 3#1）+ </w:t>
+      </w:r>
+      <w:r>
+        <w:rPr>
+          <w:rFonts w:ascii="Consolas" w:hAnsi="Consolas" w:eastAsia="等线"/>
+          <w:b w:val="0"/>
+          <w:i w:val="0"/>
+          <w:color w:val="444444"/>
+          <w:sz w:val="19"/>
+        </w:rPr>
+        <w:t>expP_monoT</w:t>
+      </w:r>
+      <w:r>
+        <w:rPr>
+          <w:rFonts w:ascii="Times New Roman" w:hAnsi="Times New Roman" w:eastAsia="宋体"/>
+          <w:b w:val="0"/>
+          <w:i/>
+          <w:color w:val="444444"/>
+          <w:sz w:val="21"/>
+        </w:rPr>
+        <w:t>/</w:t>
+      </w:r>
+      <w:r>
+        <w:rPr>
+          <w:rFonts w:ascii="Consolas" w:hAnsi="Consolas" w:eastAsia="等线"/>
+          <w:b w:val="0"/>
+          <w:i w:val="0"/>
+          <w:color w:val="444444"/>
+          <w:sz w:val="19"/>
+        </w:rPr>
+        <w:t>sumh_bound</w:t>
+      </w:r>
+      <w:r>
+        <w:rPr>
+          <w:rFonts w:ascii="Times New Roman" w:hAnsi="Times New Roman" w:eastAsia="宋体"/>
+          <w:b w:val="0"/>
+          <w:i/>
+          <w:color w:val="444444"/>
+          <w:sz w:val="21"/>
+        </w:rPr>
+        <w:t>/</w:t>
+      </w:r>
+      <w:r>
+        <w:rPr>
+          <w:rFonts w:ascii="Consolas" w:hAnsi="Consolas" w:eastAsia="等线"/>
+          <w:b w:val="0"/>
+          <w:i w:val="0"/>
+          <w:color w:val="444444"/>
+          <w:sz w:val="19"/>
+        </w:rPr>
+        <w:t>expq_cert_12</w:t>
+      </w:r>
+      <w:r>
+        <w:rPr>
+          <w:rFonts w:ascii="Times New Roman" w:hAnsi="Times New Roman" w:eastAsia="宋体"/>
+          <w:b w:val="0"/>
+          <w:i/>
+          <w:color w:val="444444"/>
+          <w:sz w:val="21"/>
+        </w:rPr>
+        <w:t>（vm_compute 实例）；15 段审计全 Closed 零公理、提取物 expq_machine.ml/.mli 经 DkMLNative ocamlc 编译、双环境 EXIT=0（T-EXP 有理化方向的 Q 层地基；e^{2d}−1 ≤ 2d+(2d)²/2+(2d)³/2（2d≤1）型的组合装配随 CR/语义层接口件推进，同 C2 对 √281 的接口化口径，不在本件声称）。</w:t>
+      </w:r>
+      <w:r>
+        <w:rPr>
+          <w:rFonts w:ascii="Times New Roman" w:hAnsi="Times New Roman" w:eastAsia="宋体"/>
+          <w:b/>
+          <w:i/>
+          <w:color w:val="444444"/>
+          <w:sz w:val="21"/>
+        </w:rPr>
         <w:t>口径</w:t>
       </w:r>
       <w:r>
@@ -354,7 +554,7 @@
           <w:color w:val="444444"/>
           <w:sz w:val="21"/>
         </w:rPr>
-        <w:t>：未并入合并版（C 系列批次内），census 61 维持（C3 收官后统一校准；基座与孪生审计段数随校准轮刷新）。数据基线不变。</w:t>
+        <w:t>：均未并入合并版（C 系列批次内），census 61 维持（C3 收官后统一校准）；经验卡 E269/E270 双登记；E114 词表复查通过。数据基线不变。</w:t>
       </w:r>
     </w:p>
     <w:p>
@@ -369,7 +569,7 @@
           <w:color w:val="444444"/>
           <w:sz w:val="21"/>
         </w:rPr>
-        <w:t>修订摘要（v2.27→v2.28，2026-09-02，评审二轮口径清扫与条目补齐）：①</w:t>
+        <w:t>修订摘要（v2.28→v2.29，2026-09-02，C2 pareto 孪生入文）：</w:t>
       </w:r>
       <w:r>
         <w:rPr>
@@ -379,7 +579,7 @@
           <w:color w:val="444444"/>
           <w:sz w:val="21"/>
         </w:rPr>
-        <w:t>正文旧口径清扫</w:t>
+        <w:t>C2 Pareto 负定律引擎孪生入文</w:t>
       </w:r>
       <w:r>
         <w:rPr>
@@ -389,7 +589,7 @@
           <w:color w:val="444444"/>
           <w:sz w:val="21"/>
         </w:rPr>
-        <w:t xml:space="preserve">——§3 审计范围段与 §7 勘误段的合并版引用由旧名 </w:t>
+        <w:t>（</w:t>
       </w:r>
       <w:r>
         <w:rPr>
@@ -399,7 +599,7 @@
           <w:color w:val="444444"/>
           <w:sz w:val="19"/>
         </w:rPr>
-        <w:t>ca_merged_full_25.v</w:t>
+        <w:t>probe_pareto_qtw.v</w:t>
       </w:r>
       <w:r>
         <w:rPr>
@@ -409,7 +609,7 @@
           <w:color w:val="444444"/>
           <w:sz w:val="21"/>
         </w:rPr>
-        <w:t xml:space="preserve"> + 裸行号（L63579/L63672/L63719/L81603）更新为现行 </w:t>
+        <w:t>，§5.2 新增孪生条目）——§5.6.1/§5.6.3 的 Pareto 碰撞触发与生日-箱无碰撞界引擎（</w:t>
       </w:r>
       <w:r>
         <w:rPr>
@@ -419,7 +619,7 @@
           <w:color w:val="444444"/>
           <w:sz w:val="19"/>
         </w:rPr>
-        <w:t>ca_merged_full_25_m2.v</w:t>
+        <w:t>src/ParetoRandom.v</w:t>
       </w:r>
       <w:r>
         <w:rPr>
@@ -429,7 +629,7 @@
           <w:color w:val="444444"/>
           <w:sz w:val="21"/>
         </w:rPr>
-        <w:t>（98187 行，2026-09-01 批次）并相对化（行号随合并版再生漂移，以 audit_index JSON 与 CI 日志为准）；§9.2 工具链反馈"87K 行/55 分区"刷新为 98K 行/77 分区；②</w:t>
+        <w:t>，经典 R 轨、依赖 √281）的全 Q/nat 孪生：√281 以接口假设刻画（QeqT (s·s) 281 + 有理夹界 167/10 ≤ s ≤ 84/5，上夹界为本孪生新增，不引入 sqrt）；触发判据以平方形式 QltT (64(n′−n)²) (25·n·n′) 落地；fall9q/no_collision_q（Q 除法形态、二进制 Z 免母库 nat 一元大数栈溢出）、概率界 par_prob7/par_prob8/par_prob_mono、鸽笼 m≥10 确定性 par_fall10_zero（母库注释处的定理化）；Print Assumptions 审计全 Closed 零公理、提取物 pareto_qtw.ml 经 ocamlc 编译。</w:t>
       </w:r>
       <w:r>
         <w:rPr>
@@ -439,7 +639,7 @@
           <w:color w:val="444444"/>
           <w:sz w:val="21"/>
         </w:rPr>
-        <w:t>§5.6 探针并入口径刷新</w:t>
+        <w:t>口径</w:t>
       </w:r>
       <w:r>
         <w:rPr>
@@ -449,247 +649,7 @@
           <w:color w:val="444444"/>
           <w:sz w:val="21"/>
         </w:rPr>
-        <w:t xml:space="preserve">——首批 8 个 pro 化探针（2026-08-23，E091 模式）→ 合并版 m2 现含 </w:t>
-      </w:r>
-      <w:r>
-        <w:rPr>
-          <w:rFonts w:ascii="Times New Roman" w:hAnsi="Times New Roman" w:eastAsia="宋体"/>
-          <w:b/>
-          <w:i/>
-          <w:color w:val="444444"/>
-          <w:sz w:val="21"/>
-        </w:rPr>
-        <w:t>42 个探针分区</w:t>
-      </w:r>
-      <w:r>
-        <w:rPr>
-          <w:rFonts w:ascii="Times New Roman" w:hAnsi="Times New Roman" w:eastAsia="宋体"/>
-          <w:b w:val="0"/>
-          <w:i/>
-          <w:color w:val="444444"/>
-          <w:sz w:val="21"/>
-        </w:rPr>
-        <w:t>，未并入新件（C 系列/G-12 等 2026-09-02 批次）按 z/ 独立编译验证；③</w:t>
-      </w:r>
-      <w:r>
-        <w:rPr>
-          <w:rFonts w:ascii="Times New Roman" w:hAnsi="Times New Roman" w:eastAsia="宋体"/>
-          <w:b/>
-          <w:i/>
-          <w:color w:val="444444"/>
-          <w:sz w:val="21"/>
-        </w:rPr>
-        <w:t>条目补齐（正文实体缺位）</w:t>
-      </w:r>
-      <w:r>
-        <w:rPr>
-          <w:rFonts w:ascii="Times New Roman" w:hAnsi="Times New Roman" w:eastAsia="宋体"/>
-          <w:b w:val="0"/>
-          <w:i/>
-          <w:color w:val="444444"/>
-          <w:sz w:val="21"/>
-        </w:rPr>
-        <w:t xml:space="preserve">——§5.6.6 新增 </w:t>
-      </w:r>
-      <w:r>
-        <w:rPr>
-          <w:rFonts w:ascii="Times New Roman" w:hAnsi="Times New Roman" w:eastAsia="宋体"/>
-          <w:b/>
-          <w:i/>
-          <w:color w:val="444444"/>
-          <w:sz w:val="21"/>
-        </w:rPr>
-        <w:t>G-10</w:t>
-      </w:r>
-      <w:r>
-        <w:rPr>
-          <w:rFonts w:ascii="Times New Roman" w:hAnsi="Times New Roman" w:eastAsia="宋体"/>
-          <w:b w:val="0"/>
-          <w:i/>
-          <w:color w:val="444444"/>
-          <w:sz w:val="21"/>
-        </w:rPr>
-        <w:t>（</w:t>
-      </w:r>
-      <w:r>
-        <w:rPr>
-          <w:rFonts w:ascii="Consolas" w:hAnsi="Consolas" w:eastAsia="等线"/>
-          <w:b w:val="0"/>
-          <w:i w:val="0"/>
-          <w:color w:val="444444"/>
-          <w:sz w:val="19"/>
-        </w:rPr>
-        <w:t>probe_itv_noisyor_cr.v</w:t>
-      </w:r>
-      <w:r>
-        <w:rPr>
-          <w:rFonts w:ascii="Times New Roman" w:hAnsi="Times New Roman" w:eastAsia="宋体"/>
-          <w:b w:val="0"/>
-          <w:i/>
-          <w:color w:val="444444"/>
-          <w:sz w:val="21"/>
-        </w:rPr>
-        <w:t xml:space="preserve">，区间 [0,1] 闭包与 noisy-OR 组合证书，分区 71）与 </w:t>
-      </w:r>
-      <w:r>
-        <w:rPr>
-          <w:rFonts w:ascii="Times New Roman" w:hAnsi="Times New Roman" w:eastAsia="宋体"/>
-          <w:b/>
-          <w:i/>
-          <w:color w:val="444444"/>
-          <w:sz w:val="21"/>
-        </w:rPr>
-        <w:t>CS-22</w:t>
-      </w:r>
-      <w:r>
-        <w:rPr>
-          <w:rFonts w:ascii="Times New Roman" w:hAnsi="Times New Roman" w:eastAsia="宋体"/>
-          <w:b w:val="0"/>
-          <w:i/>
-          <w:color w:val="444444"/>
-          <w:sz w:val="21"/>
-        </w:rPr>
-        <w:t>（</w:t>
-      </w:r>
-      <w:r>
-        <w:rPr>
-          <w:rFonts w:ascii="Consolas" w:hAnsi="Consolas" w:eastAsia="等线"/>
-          <w:b w:val="0"/>
-          <w:i w:val="0"/>
-          <w:color w:val="444444"/>
-          <w:sz w:val="19"/>
-        </w:rPr>
-        <w:t>probe_z_frame_check.v</w:t>
-      </w:r>
-      <w:r>
-        <w:rPr>
-          <w:rFonts w:ascii="Times New Roman" w:hAnsi="Times New Roman" w:eastAsia="宋体"/>
-          <w:b w:val="0"/>
-          <w:i/>
-          <w:color w:val="444444"/>
-          <w:sz w:val="21"/>
-        </w:rPr>
-        <w:t xml:space="preserve">，Z 版检查器 iff，分区 70）条目；§5.6.4 新增 </w:t>
-      </w:r>
-      <w:r>
-        <w:rPr>
-          <w:rFonts w:ascii="Times New Roman" w:hAnsi="Times New Roman" w:eastAsia="宋体"/>
-          <w:b/>
-          <w:i/>
-          <w:color w:val="444444"/>
-          <w:sz w:val="21"/>
-        </w:rPr>
-        <w:t>G-12</w:t>
-      </w:r>
-      <w:r>
-        <w:rPr>
-          <w:rFonts w:ascii="Times New Roman" w:hAnsi="Times New Roman" w:eastAsia="宋体"/>
-          <w:b w:val="0"/>
-          <w:i/>
-          <w:color w:val="444444"/>
-          <w:sz w:val="21"/>
-        </w:rPr>
-        <w:t>（</w:t>
-      </w:r>
-      <w:r>
-        <w:rPr>
-          <w:rFonts w:ascii="Consolas" w:hAnsi="Consolas" w:eastAsia="等线"/>
-          <w:b w:val="0"/>
-          <w:i w:val="0"/>
-          <w:color w:val="444444"/>
-          <w:sz w:val="19"/>
-        </w:rPr>
-        <w:t>probe_g12_orthofam.v</w:t>
-      </w:r>
-      <w:r>
-        <w:rPr>
-          <w:rFonts w:ascii="Times New Roman" w:hAnsi="Times New Roman" w:eastAsia="宋体"/>
-          <w:b w:val="0"/>
-          <w:i/>
-          <w:color w:val="444444"/>
-          <w:sz w:val="21"/>
-        </w:rPr>
-        <w:t xml:space="preserve">，μ=0 正交家族完备性 ⟹ 方向，2026-09-02 完成，待并入合并版）；§5.2 补 </w:t>
-      </w:r>
-      <w:r>
-        <w:rPr>
-          <w:rFonts w:ascii="Times New Roman" w:hAnsi="Times New Roman" w:eastAsia="宋体"/>
-          <w:b/>
-          <w:i/>
-          <w:color w:val="444444"/>
-          <w:sz w:val="21"/>
-        </w:rPr>
-        <w:t>RC-real T2 包络</w:t>
-      </w:r>
-      <w:r>
-        <w:rPr>
-          <w:rFonts w:ascii="Times New Roman" w:hAnsi="Times New Roman" w:eastAsia="宋体"/>
-          <w:b w:val="0"/>
-          <w:i/>
-          <w:color w:val="444444"/>
-          <w:sz w:val="21"/>
-        </w:rPr>
-        <w:t>正文条目（</w:t>
-      </w:r>
-      <w:r>
-        <w:rPr>
-          <w:rFonts w:ascii="Consolas" w:hAnsi="Consolas" w:eastAsia="等线"/>
-          <w:b w:val="0"/>
-          <w:i w:val="0"/>
-          <w:color w:val="444444"/>
-          <w:sz w:val="19"/>
-        </w:rPr>
-        <w:t>probe_rc_envelope.v</w:t>
-      </w:r>
-      <w:r>
-        <w:rPr>
-          <w:rFonts w:ascii="Times New Roman" w:hAnsi="Times New Roman" w:eastAsia="宋体"/>
-          <w:b w:val="0"/>
-          <w:i/>
-          <w:color w:val="444444"/>
-          <w:sz w:val="21"/>
-        </w:rPr>
-        <w:t>，序见证完备性——与 G-11 bool 判定、CS-22/Z2b Z 判定构成"可判定性三种表达"）；④</w:t>
-      </w:r>
-      <w:r>
-        <w:rPr>
-          <w:rFonts w:ascii="Times New Roman" w:hAnsi="Times New Roman" w:eastAsia="宋体"/>
-          <w:b/>
-          <w:i/>
-          <w:color w:val="444444"/>
-          <w:sz w:val="21"/>
-        </w:rPr>
-        <w:t>勘误注</w:t>
-      </w:r>
-      <w:r>
-        <w:rPr>
-          <w:rFonts w:ascii="Times New Roman" w:hAnsi="Times New Roman" w:eastAsia="宋体"/>
-          <w:b w:val="0"/>
-          <w:i/>
-          <w:color w:val="444444"/>
-          <w:sz w:val="21"/>
-        </w:rPr>
-        <w:t xml:space="preserve">：v2.25 修订摘要所载 </w:t>
-      </w:r>
-      <w:r>
-        <w:rPr>
-          <w:rFonts w:ascii="Consolas" w:hAnsi="Consolas" w:eastAsia="等线"/>
-          <w:b w:val="0"/>
-          <w:i w:val="0"/>
-          <w:color w:val="444444"/>
-          <w:sz w:val="19"/>
-        </w:rPr>
-        <w:t>probe_z3b_validregion.v</w:t>
-      </w:r>
-      <w:r>
-        <w:rPr>
-          <w:rFonts w:ascii="Times New Roman" w:hAnsi="Times New Roman" w:eastAsia="宋体"/>
-          <w:b w:val="0"/>
-          <w:i/>
-          <w:color w:val="444444"/>
-          <w:sz w:val="21"/>
-        </w:rPr>
-        <w:t>"2314 行"系 Pass-1 骨架（probe_f84.v）行数，终态文件实测 2343 行（正文无该数字残留，仅历史注记，不再回改）。定理侧无增删，数据基线不变。</w:t>
+        <w:t>：未并入合并版（C 系列批次内），census 61 维持（C3 收官后统一校准；基座与孪生审计段数随校准轮刷新）。数据基线不变。</w:t>
       </w:r>
     </w:p>
     <w:p>
@@ -704,7 +664,7 @@
           <w:color w:val="444444"/>
           <w:sz w:val="21"/>
         </w:rPr>
-        <w:t>修订摘要（v2.26→v2.27，2026-09-02，C 系列构造性孪生批次入文）：</w:t>
+        <w:t>修订摘要（v2.27→v2.28，2026-09-02，评审二轮口径清扫与条目补齐）：①</w:t>
       </w:r>
       <w:r>
         <w:rPr>
@@ -714,7 +674,7 @@
           <w:color w:val="444444"/>
           <w:sz w:val="21"/>
         </w:rPr>
-        <w:t>C1 Gershgorin 框架能量界构造性孪生</w:t>
+        <w:t>正文旧口径清扫</w:t>
       </w:r>
       <w:r>
         <w:rPr>
@@ -724,6 +684,126 @@
           <w:color w:val="444444"/>
           <w:sz w:val="21"/>
         </w:rPr>
+        <w:t xml:space="preserve">——§3 审计范围段与 §7 勘误段的合并版引用由旧名 </w:t>
+      </w:r>
+      <w:r>
+        <w:rPr>
+          <w:rFonts w:ascii="Consolas" w:hAnsi="Consolas" w:eastAsia="等线"/>
+          <w:b w:val="0"/>
+          <w:i w:val="0"/>
+          <w:color w:val="444444"/>
+          <w:sz w:val="19"/>
+        </w:rPr>
+        <w:t>ca_merged_full_25.v</w:t>
+      </w:r>
+      <w:r>
+        <w:rPr>
+          <w:rFonts w:ascii="Times New Roman" w:hAnsi="Times New Roman" w:eastAsia="宋体"/>
+          <w:b w:val="0"/>
+          <w:i/>
+          <w:color w:val="444444"/>
+          <w:sz w:val="21"/>
+        </w:rPr>
+        <w:t xml:space="preserve"> + 裸行号（L63579/L63672/L63719/L81603）更新为现行 </w:t>
+      </w:r>
+      <w:r>
+        <w:rPr>
+          <w:rFonts w:ascii="Consolas" w:hAnsi="Consolas" w:eastAsia="等线"/>
+          <w:b w:val="0"/>
+          <w:i w:val="0"/>
+          <w:color w:val="444444"/>
+          <w:sz w:val="19"/>
+        </w:rPr>
+        <w:t>ca_merged_full_25_m2.v</w:t>
+      </w:r>
+      <w:r>
+        <w:rPr>
+          <w:rFonts w:ascii="Times New Roman" w:hAnsi="Times New Roman" w:eastAsia="宋体"/>
+          <w:b w:val="0"/>
+          <w:i/>
+          <w:color w:val="444444"/>
+          <w:sz w:val="21"/>
+        </w:rPr>
+        <w:t>（98187 行，2026-09-01 批次）并相对化（行号随合并版再生漂移，以 audit_index JSON 与 CI 日志为准）；§9.2 工具链反馈"87K 行/55 分区"刷新为 98K 行/77 分区；②</w:t>
+      </w:r>
+      <w:r>
+        <w:rPr>
+          <w:rFonts w:ascii="Times New Roman" w:hAnsi="Times New Roman" w:eastAsia="宋体"/>
+          <w:b/>
+          <w:i/>
+          <w:color w:val="444444"/>
+          <w:sz w:val="21"/>
+        </w:rPr>
+        <w:t>§5.6 探针并入口径刷新</w:t>
+      </w:r>
+      <w:r>
+        <w:rPr>
+          <w:rFonts w:ascii="Times New Roman" w:hAnsi="Times New Roman" w:eastAsia="宋体"/>
+          <w:b w:val="0"/>
+          <w:i/>
+          <w:color w:val="444444"/>
+          <w:sz w:val="21"/>
+        </w:rPr>
+        <w:t xml:space="preserve">——首批 8 个 pro 化探针（2026-08-23，E091 模式）→ 合并版 m2 现含 </w:t>
+      </w:r>
+      <w:r>
+        <w:rPr>
+          <w:rFonts w:ascii="Times New Roman" w:hAnsi="Times New Roman" w:eastAsia="宋体"/>
+          <w:b/>
+          <w:i/>
+          <w:color w:val="444444"/>
+          <w:sz w:val="21"/>
+        </w:rPr>
+        <w:t>42 个探针分区</w:t>
+      </w:r>
+      <w:r>
+        <w:rPr>
+          <w:rFonts w:ascii="Times New Roman" w:hAnsi="Times New Roman" w:eastAsia="宋体"/>
+          <w:b w:val="0"/>
+          <w:i/>
+          <w:color w:val="444444"/>
+          <w:sz w:val="21"/>
+        </w:rPr>
+        <w:t>，未并入新件（C 系列/G-12 等 2026-09-02 批次）按 z/ 独立编译验证；③</w:t>
+      </w:r>
+      <w:r>
+        <w:rPr>
+          <w:rFonts w:ascii="Times New Roman" w:hAnsi="Times New Roman" w:eastAsia="宋体"/>
+          <w:b/>
+          <w:i/>
+          <w:color w:val="444444"/>
+          <w:sz w:val="21"/>
+        </w:rPr>
+        <w:t>条目补齐（正文实体缺位）</w:t>
+      </w:r>
+      <w:r>
+        <w:rPr>
+          <w:rFonts w:ascii="Times New Roman" w:hAnsi="Times New Roman" w:eastAsia="宋体"/>
+          <w:b w:val="0"/>
+          <w:i/>
+          <w:color w:val="444444"/>
+          <w:sz w:val="21"/>
+        </w:rPr>
+        <w:t xml:space="preserve">——§5.6.6 新增 </w:t>
+      </w:r>
+      <w:r>
+        <w:rPr>
+          <w:rFonts w:ascii="Times New Roman" w:hAnsi="Times New Roman" w:eastAsia="宋体"/>
+          <w:b/>
+          <w:i/>
+          <w:color w:val="444444"/>
+          <w:sz w:val="21"/>
+        </w:rPr>
+        <w:t>G-10</w:t>
+      </w:r>
+      <w:r>
+        <w:rPr>
+          <w:rFonts w:ascii="Times New Roman" w:hAnsi="Times New Roman" w:eastAsia="宋体"/>
+          <w:b w:val="0"/>
+          <w:i/>
+          <w:color w:val="444444"/>
+          <w:sz w:val="21"/>
+        </w:rPr>
         <w:t>（</w:t>
       </w:r>
       <w:r>
@@ -734,7 +814,7 @@
           <w:color w:val="444444"/>
           <w:sz w:val="19"/>
         </w:rPr>
-        <w:t>probe_gershgorin_qtw.v</w:t>
+        <w:t>probe_itv_noisyor_cr.v</w:t>
       </w:r>
       <w:r>
         <w:rPr>
@@ -744,7 +824,27 @@
           <w:color w:val="444444"/>
           <w:sz w:val="21"/>
         </w:rPr>
-        <w:t>，17 轮编译，★</w:t>
+        <w:t xml:space="preserve">，区间 [0,1] 闭包与 noisy-OR 组合证书，分区 71）与 </w:t>
+      </w:r>
+      <w:r>
+        <w:rPr>
+          <w:rFonts w:ascii="Times New Roman" w:hAnsi="Times New Roman" w:eastAsia="宋体"/>
+          <w:b/>
+          <w:i/>
+          <w:color w:val="444444"/>
+          <w:sz w:val="21"/>
+        </w:rPr>
+        <w:t>CS-22</w:t>
+      </w:r>
+      <w:r>
+        <w:rPr>
+          <w:rFonts w:ascii="Times New Roman" w:hAnsi="Times New Roman" w:eastAsia="宋体"/>
+          <w:b w:val="0"/>
+          <w:i/>
+          <w:color w:val="444444"/>
+          <w:sz w:val="21"/>
+        </w:rPr>
+        <w:t>（</w:t>
       </w:r>
       <w:r>
         <w:rPr>
@@ -754,7 +854,7 @@
           <w:color w:val="444444"/>
           <w:sz w:val="19"/>
         </w:rPr>
-        <w:t>gershgorin_frame_mu_qtw</w:t>
+        <w:t>probe_z_frame_check.v</w:t>
       </w:r>
       <w:r>
         <w:rPr>
@@ -764,7 +864,27 @@
           <w:color w:val="444444"/>
           <w:sz w:val="21"/>
         </w:rPr>
-        <w:t>：单位行 + 离对角行和 ≤ μ 前提下 (1−μ)·Σc_i² ≤T Σ_k(Σ_i c_i v_ik)² ≤T (1+μ)·Σc_i²，结论 And-of-QleT Set 层——主线 Gershgorin 框架证书（μ≤4/5 检查器核，§5.2）的零经典孪生，μ 任意有理数；</w:t>
+        <w:t xml:space="preserve">，Z 版检查器 iff，分区 70）条目；§5.6.4 新增 </w:t>
+      </w:r>
+      <w:r>
+        <w:rPr>
+          <w:rFonts w:ascii="Times New Roman" w:hAnsi="Times New Roman" w:eastAsia="宋体"/>
+          <w:b/>
+          <w:i/>
+          <w:color w:val="444444"/>
+          <w:sz w:val="21"/>
+        </w:rPr>
+        <w:t>G-12</w:t>
+      </w:r>
+      <w:r>
+        <w:rPr>
+          <w:rFonts w:ascii="Times New Roman" w:hAnsi="Times New Roman" w:eastAsia="宋体"/>
+          <w:b w:val="0"/>
+          <w:i/>
+          <w:color w:val="444444"/>
+          <w:sz w:val="21"/>
+        </w:rPr>
+        <w:t>（</w:t>
       </w:r>
       <w:r>
         <w:rPr>
@@ -774,7 +894,7 @@
           <w:color w:val="444444"/>
           <w:sz w:val="19"/>
         </w:rPr>
-        <w:t>gtw_gap_witness</w:t>
+        <w:t>probe_g12_orthofam.v</w:t>
       </w:r>
       <w:r>
         <w:rPr>
@@ -784,7 +904,7 @@
           <w:color w:val="444444"/>
           <w:sz w:val="21"/>
         </w:rPr>
-        <w:t xml:space="preserve"> sigT 正 gap 数据件（μ&lt;1 ⟹ d:=1−μ &gt; 0 且 d·S ≤T F²，能量下界升级为带正 margin 的可提取数据）；AM–GM 装配全 Q 层化；15 段 Print Assumptions 全 Closed、提取 gershgorin_qtw.ml + ocamlc 绿 + WSL 冒烟 true/true，坑卡 E258；§5.2 新增孪生条目）；</w:t>
+        <w:t xml:space="preserve">，μ=0 正交家族完备性 ⟹ 方向，2026-09-02 完成，待并入合并版）；§5.2 补 </w:t>
       </w:r>
       <w:r>
         <w:rPr>
@@ -794,7 +914,7 @@
           <w:color w:val="444444"/>
           <w:sz w:val="21"/>
         </w:rPr>
-        <w:t>构造性孪生基座入文</w:t>
+        <w:t>RC-real T2 包络</w:t>
       </w:r>
       <w:r>
         <w:rPr>
@@ -804,7 +924,7 @@
           <w:color w:val="444444"/>
           <w:sz w:val="21"/>
         </w:rPr>
-        <w:t>（</w:t>
+        <w:t>正文条目（</w:t>
       </w:r>
       <w:r>
         <w:rPr>
@@ -814,7 +934,7 @@
           <w:color w:val="444444"/>
           <w:sz w:val="19"/>
         </w:rPr>
-        <w:t>qset_twin_base.v</w:t>
+        <w:t>probe_rc_envelope.v</w:t>
       </w:r>
       <w:r>
         <w:rPr>
@@ -824,7 +944,7 @@
           <w:color w:val="444444"/>
           <w:sz w:val="21"/>
         </w:rPr>
-        <w:t>，Q 层 Set 序工具包 44×Closed：QeqT 升级件/qtw_tri 信息性三分/margin 族/qsum 含端点包/AM-GM）；</w:t>
+        <w:t>，序见证完备性——与 G-11 bool 判定、CS-22/Z2b Z 判定构成"可判定性三种表达"）；④</w:t>
       </w:r>
       <w:r>
         <w:rPr>
@@ -834,7 +954,7 @@
           <w:color w:val="444444"/>
           <w:sz w:val="21"/>
         </w:rPr>
-        <w:t>RC-real T2 包络入文</w:t>
+        <w:t>勘误注</w:t>
       </w:r>
       <w:r>
         <w:rPr>
@@ -844,7 +964,7 @@
           <w:color w:val="444444"/>
           <w:sz w:val="21"/>
         </w:rPr>
-        <w:t>（</w:t>
+        <w:t xml:space="preserve">：v2.25 修订摘要所载 </w:t>
       </w:r>
       <w:r>
         <w:rPr>
@@ -854,7 +974,7 @@
           <w:color w:val="444444"/>
           <w:sz w:val="19"/>
         </w:rPr>
-        <w:t>probe_rc_envelope.v</w:t>
+        <w:t>probe_z3b_validregion.v</w:t>
       </w:r>
       <w:r>
         <w:rPr>
@@ -864,27 +984,7 @@
           <w:color w:val="444444"/>
           <w:sz w:val="21"/>
         </w:rPr>
-        <w:t>，10×Closed：env_witness_complete 序见证完备性——real_lt x y ⟹ 可计算 n 使 hi x n &lt;T lo y n，证书型有理比较可判定的核心件）。</w:t>
-      </w:r>
-      <w:r>
-        <w:rPr>
-          <w:rFonts w:ascii="Times New Roman" w:hAnsi="Times New Roman" w:eastAsia="宋体"/>
-          <w:b/>
-          <w:i/>
-          <w:color w:val="444444"/>
-          <w:sz w:val="21"/>
-        </w:rPr>
-        <w:t>口径</w:t>
-      </w:r>
-      <w:r>
-        <w:rPr>
-          <w:rFonts w:ascii="Times New Roman" w:hAnsi="Times New Roman" w:eastAsia="宋体"/>
-          <w:b w:val="0"/>
-          <w:i/>
-          <w:color w:val="444444"/>
-          <w:sz w:val="21"/>
-        </w:rPr>
-        <w:t>——z/ 目录 113→119 .v（C 系列 6 新件）；census 61 维持（C2/C3 收官后统一校准）；合并版口径不变（C 系列未并入，98187 行/77 分区）。数据基线不变。</w:t>
+        <w:t>"2314 行"系 Pass-1 骨架（probe_f84.v）行数，终态文件实测 2343 行（正文无该数字残留，仅历史注记，不再回改）。定理侧无增删，数据基线不变。</w:t>
       </w:r>
     </w:p>
     <w:p>
@@ -899,7 +999,7 @@
           <w:color w:val="444444"/>
           <w:sz w:val="21"/>
         </w:rPr>
-        <w:t>修订摘要（v2.25→v2.26，2026-09-02，对齐清扫——D8 保守因子 + D7 残留 + 合并版口径）：①</w:t>
+        <w:t>修订摘要（v2.26→v2.27，2026-09-02，C 系列构造性孪生批次入文）：</w:t>
       </w:r>
       <w:r>
         <w:rPr>
@@ -909,7 +1009,7 @@
           <w:color w:val="444444"/>
           <w:sz w:val="21"/>
         </w:rPr>
-        <w:t>D8</w:t>
+        <w:t>C1 Gershgorin 框架能量界构造性孪生</w:t>
       </w:r>
       <w:r>
         <w:rPr>
@@ -919,17 +1019,37 @@
           <w:color w:val="444444"/>
           <w:sz w:val="21"/>
         </w:rPr>
-        <w:t>——§5.2 保守因子「约 1.5×」修正为 E5'' 21 对实测（最小 1.5775/中位 2.6504/均值 6.61/最大 36.18，3–255 最劣，第四轮重锚定口径——修正后反而强化「复合证书必要」叙事）；②</w:t>
-      </w:r>
-      <w:r>
-        <w:rPr>
-          <w:rFonts w:ascii="Times New Roman" w:hAnsi="Times New Roman" w:eastAsia="宋体"/>
-          <w:b/>
+        <w:t>（</w:t>
+      </w:r>
+      <w:r>
+        <w:rPr>
+          <w:rFonts w:ascii="Consolas" w:hAnsi="Consolas" w:eastAsia="等线"/>
+          <w:b w:val="0"/>
+          <w:i w:val="0"/>
+          <w:color w:val="444444"/>
+          <w:sz w:val="19"/>
+        </w:rPr>
+        <w:t>probe_gershgorin_qtw.v</w:t>
+      </w:r>
+      <w:r>
+        <w:rPr>
+          <w:rFonts w:ascii="Times New Roman" w:hAnsi="Times New Roman" w:eastAsia="宋体"/>
+          <w:b w:val="0"/>
           <w:i/>
           <w:color w:val="444444"/>
           <w:sz w:val="21"/>
         </w:rPr>
-        <w:t>D7 残留</w:t>
+        <w:t>，17 轮编译，★</w:t>
+      </w:r>
+      <w:r>
+        <w:rPr>
+          <w:rFonts w:ascii="Consolas" w:hAnsi="Consolas" w:eastAsia="等线"/>
+          <w:b w:val="0"/>
+          <w:i w:val="0"/>
+          <w:color w:val="444444"/>
+          <w:sz w:val="19"/>
+        </w:rPr>
+        <w:t>gershgorin_frame_mu_qtw</w:t>
       </w:r>
       <w:r>
         <w:rPr>
@@ -939,27 +1059,47 @@
           <w:color w:val="444444"/>
           <w:sz w:val="21"/>
         </w:rPr>
-        <w:t>——§5.6.6 CS-9 条目「充要」主张降格为单向充分（真 iff 由 G-11 承接，与 §5.2/正式版口径一致）+ §9「精确层充要性由 G-3 证明」→ G-11；③</w:t>
-      </w:r>
-      <w:r>
-        <w:rPr>
-          <w:rFonts w:ascii="Times New Roman" w:hAnsi="Times New Roman" w:eastAsia="宋体"/>
-          <w:b/>
+        <w:t>：单位行 + 离对角行和 ≤ μ 前提下 (1−μ)·Σc_i² ≤T Σ_k(Σ_i c_i v_ik)² ≤T (1+μ)·Σc_i²，结论 And-of-QleT Set 层——主线 Gershgorin 框架证书（μ≤4/5 检查器核，§5.2）的零经典孪生，μ 任意有理数；</w:t>
+      </w:r>
+      <w:r>
+        <w:rPr>
+          <w:rFonts w:ascii="Consolas" w:hAnsi="Consolas" w:eastAsia="等线"/>
+          <w:b w:val="0"/>
+          <w:i w:val="0"/>
+          <w:color w:val="444444"/>
+          <w:sz w:val="19"/>
+        </w:rPr>
+        <w:t>gtw_gap_witness</w:t>
+      </w:r>
+      <w:r>
+        <w:rPr>
+          <w:rFonts w:ascii="Times New Roman" w:hAnsi="Times New Roman" w:eastAsia="宋体"/>
+          <w:b w:val="0"/>
           <w:i/>
           <w:color w:val="444444"/>
           <w:sz w:val="21"/>
         </w:rPr>
-        <w:t>合并版口径刷新</w:t>
-      </w:r>
-      <w:r>
-        <w:rPr>
-          <w:rFonts w:ascii="Times New Roman" w:hAnsi="Times New Roman" w:eastAsia="宋体"/>
-          <w:b w:val="0"/>
+        <w:t xml:space="preserve"> sigT 正 gap 数据件（μ&lt;1 ⟹ d:=1−μ &gt; 0 且 d·S ≤T F²，能量下界升级为带正 margin 的可提取数据）；AM–GM 装配全 Q 层化；15 段 Print Assumptions 全 Closed、提取 gershgorin_qtw.ml + ocamlc 绿 + WSL 冒烟 true/true，坑卡 E258；§5.2 新增孪生条目）；</w:t>
+      </w:r>
+      <w:r>
+        <w:rPr>
+          <w:rFonts w:ascii="Times New Roman" w:hAnsi="Times New Roman" w:eastAsia="宋体"/>
+          <w:b/>
           <w:i/>
           <w:color w:val="444444"/>
           <w:sz w:val="21"/>
         </w:rPr>
-        <w:t>——附录「</w:t>
+        <w:t>构造性孪生基座入文</w:t>
+      </w:r>
+      <w:r>
+        <w:rPr>
+          <w:rFonts w:ascii="Times New Roman" w:hAnsi="Times New Roman" w:eastAsia="宋体"/>
+          <w:b w:val="0"/>
+          <w:i/>
+          <w:color w:val="444444"/>
+          <w:sz w:val="21"/>
+        </w:rPr>
+        <w:t>（</w:t>
       </w:r>
       <w:r>
         <w:rPr>
@@ -969,7 +1109,7 @@
           <w:color w:val="444444"/>
           <w:sz w:val="19"/>
         </w:rPr>
-        <w:t>ca_merged_full_25.v</w:t>
+        <w:t>qset_twin_base.v</w:t>
       </w:r>
       <w:r>
         <w:rPr>
@@ -979,7 +1119,27 @@
           <w:color w:val="444444"/>
           <w:sz w:val="21"/>
         </w:rPr>
-        <w:t xml:space="preserve"> 87588 行/67 分区」→「</w:t>
+        <w:t>，Q 层 Set 序工具包 44×Closed：QeqT 升级件/qtw_tri 信息性三分/margin 族/qsum 含端点包/AM-GM）；</w:t>
+      </w:r>
+      <w:r>
+        <w:rPr>
+          <w:rFonts w:ascii="Times New Roman" w:hAnsi="Times New Roman" w:eastAsia="宋体"/>
+          <w:b/>
+          <w:i/>
+          <w:color w:val="444444"/>
+          <w:sz w:val="21"/>
+        </w:rPr>
+        <w:t>RC-real T2 包络入文</w:t>
+      </w:r>
+      <w:r>
+        <w:rPr>
+          <w:rFonts w:ascii="Times New Roman" w:hAnsi="Times New Roman" w:eastAsia="宋体"/>
+          <w:b w:val="0"/>
+          <w:i/>
+          <w:color w:val="444444"/>
+          <w:sz w:val="21"/>
+        </w:rPr>
+        <w:t>（</w:t>
       </w:r>
       <w:r>
         <w:rPr>
@@ -989,7 +1149,7 @@
           <w:color w:val="444444"/>
           <w:sz w:val="19"/>
         </w:rPr>
-        <w:t>ca_merged_full_25_m2.v</w:t>
+        <w:t>probe_rc_envelope.v</w:t>
       </w:r>
       <w:r>
         <w:rPr>
@@ -999,7 +1159,7 @@
           <w:color w:val="444444"/>
           <w:sz w:val="21"/>
         </w:rPr>
-        <w:t xml:space="preserve"> 98187 行/77 分区」；④</w:t>
+        <w:t>，10×Closed：env_witness_complete 序见证完备性——real_lt x y ⟹ 可计算 n 使 hi x n &lt;T lo y n，证书型有理比较可判定的核心件）。</w:t>
       </w:r>
       <w:r>
         <w:rPr>
@@ -1009,7 +1169,7 @@
           <w:color w:val="444444"/>
           <w:sz w:val="21"/>
         </w:rPr>
-        <w:t>摘要错位标题归位</w:t>
+        <w:t>口径</w:t>
       </w:r>
       <w:r>
         <w:rPr>
@@ -1019,47 +1179,7 @@
           <w:color w:val="444444"/>
           <w:sz w:val="21"/>
         </w:rPr>
-        <w:t>——「#### 6.1 运行时检查器的威胁模型」自摘要移回 §6.1（正文内容不变）；⑤</w:t>
-      </w:r>
-      <w:r>
-        <w:rPr>
-          <w:rFonts w:ascii="Times New Roman" w:hAnsi="Times New Roman" w:eastAsia="宋体"/>
-          <w:b/>
-          <w:i/>
-          <w:color w:val="444444"/>
-          <w:sz w:val="21"/>
-        </w:rPr>
-        <w:t>T2b 一般 m 定理入文</w:t>
-      </w:r>
-      <w:r>
-        <w:rPr>
-          <w:rFonts w:ascii="Times New Roman" w:hAnsi="Times New Roman" w:eastAsia="宋体"/>
-          <w:b w:val="0"/>
-          <w:i/>
-          <w:color w:val="444444"/>
-          <w:sz w:val="21"/>
-        </w:rPr>
-        <w:t>——</w:t>
-      </w:r>
-      <w:r>
-        <w:rPr>
-          <w:rFonts w:ascii="Consolas" w:hAnsi="Consolas" w:eastAsia="等线"/>
-          <w:b w:val="0"/>
-          <w:i w:val="0"/>
-          <w:color w:val="444444"/>
-          <w:sz w:val="19"/>
-        </w:rPr>
-        <w:t>probe_t2b_genm.v</w:t>
-      </w:r>
-      <w:r>
-        <w:rPr>
-          <w:rFonts w:ascii="Times New Roman" w:hAnsi="Times New Roman" w:eastAsia="宋体"/>
-          <w:b w:val="0"/>
-          <w:i/>
-          <w:color w:val="444444"/>
-          <w:sz w:val="21"/>
-        </w:rPr>
-        <w:t>（t2b_general_m96/99：∀m≥7 ⟹ ≥96/100、∀m≥8 ⟹ ≥99/100，1 − no_collision m 一般口径，符号链零大数物化配方，E239）。数据基线不变。</w:t>
+        <w:t>——z/ 目录 113→119 .v（C 系列 6 新件）；census 61 维持（C2/C3 收官后统一校准）；合并版口径不变（C 系列未并入，98187 行/77 分区）。数据基线不变。</w:t>
       </w:r>
     </w:p>
     <w:p>
@@ -1074,7 +1194,7 @@
           <w:color w:val="444444"/>
           <w:sz w:val="21"/>
         </w:rPr>
-        <w:t>修订摘要（v2.24→v2.25，2026-09-02，#3b z3b 有效域充分性定理入文 + 合并版分区 77 批次）：</w:t>
+        <w:t>修订摘要（v2.25→v2.26，2026-09-02，对齐清扫——D8 保守因子 + D7 残留 + 合并版口径）：①</w:t>
       </w:r>
       <w:r>
         <w:rPr>
@@ -1084,7 +1204,7 @@
           <w:color w:val="444444"/>
           <w:sz w:val="21"/>
         </w:rPr>
-        <w:t>z3b_sufficiency</w:t>
+        <w:t>D8</w:t>
       </w:r>
       <w:r>
         <w:rPr>
@@ -1094,7 +1214,47 @@
           <w:color w:val="444444"/>
           <w:sz w:val="21"/>
         </w:rPr>
-        <w:t>（</w:t>
+        <w:t>——§5.2 保守因子「约 1.5×」修正为 E5'' 21 对实测（最小 1.5775/中位 2.6504/均值 6.61/最大 36.18，3–255 最劣，第四轮重锚定口径——修正后反而强化「复合证书必要」叙事）；②</w:t>
+      </w:r>
+      <w:r>
+        <w:rPr>
+          <w:rFonts w:ascii="Times New Roman" w:hAnsi="Times New Roman" w:eastAsia="宋体"/>
+          <w:b/>
+          <w:i/>
+          <w:color w:val="444444"/>
+          <w:sz w:val="21"/>
+        </w:rPr>
+        <w:t>D7 残留</w:t>
+      </w:r>
+      <w:r>
+        <w:rPr>
+          <w:rFonts w:ascii="Times New Roman" w:hAnsi="Times New Roman" w:eastAsia="宋体"/>
+          <w:b w:val="0"/>
+          <w:i/>
+          <w:color w:val="444444"/>
+          <w:sz w:val="21"/>
+        </w:rPr>
+        <w:t>——§5.6.6 CS-9 条目「充要」主张降格为单向充分（真 iff 由 G-11 承接，与 §5.2/正式版口径一致）+ §9「精确层充要性由 G-3 证明」→ G-11；③</w:t>
+      </w:r>
+      <w:r>
+        <w:rPr>
+          <w:rFonts w:ascii="Times New Roman" w:hAnsi="Times New Roman" w:eastAsia="宋体"/>
+          <w:b/>
+          <w:i/>
+          <w:color w:val="444444"/>
+          <w:sz w:val="21"/>
+        </w:rPr>
+        <w:t>合并版口径刷新</w:t>
+      </w:r>
+      <w:r>
+        <w:rPr>
+          <w:rFonts w:ascii="Times New Roman" w:hAnsi="Times New Roman" w:eastAsia="宋体"/>
+          <w:b w:val="0"/>
+          <w:i/>
+          <w:color w:val="444444"/>
+          <w:sz w:val="21"/>
+        </w:rPr>
+        <w:t>——附录「</w:t>
       </w:r>
       <w:r>
         <w:rPr>
@@ -1104,7 +1264,7 @@
           <w:color w:val="444444"/>
           <w:sz w:val="19"/>
         </w:rPr>
-        <w:t>probe_z3b_validregion.v</w:t>
+        <w:t>ca_merged_full_25.v</w:t>
       </w:r>
       <w:r>
         <w:rPr>
@@ -1114,57 +1274,77 @@
           <w:color w:val="444444"/>
           <w:sz w:val="21"/>
         </w:rPr>
-        <w:t>，2314 行、5 段 Print Assumptions 全 Closed：q=8 几何阶梯（n0≥2、任意 m≥1）</w:t>
-      </w:r>
-      <w:r>
-        <w:rPr>
-          <w:rFonts w:ascii="Times New Roman" w:hAnsi="Times New Roman" w:eastAsia="宋体"/>
-          <w:b/>
+        <w:t xml:space="preserve"> 87588 行/67 分区」→「</w:t>
+      </w:r>
+      <w:r>
+        <w:rPr>
+          <w:rFonts w:ascii="Consolas" w:hAnsi="Consolas" w:eastAsia="等线"/>
+          <w:b w:val="0"/>
+          <w:i w:val="0"/>
+          <w:color w:val="444444"/>
+          <w:sz w:val="19"/>
+        </w:rPr>
+        <w:t>ca_merged_full_25_m2.v</w:t>
+      </w:r>
+      <w:r>
+        <w:rPr>
+          <w:rFonts w:ascii="Times New Roman" w:hAnsi="Times New Roman" w:eastAsia="宋体"/>
+          <w:b w:val="0"/>
           <w:i/>
           <w:color w:val="444444"/>
           <w:sz w:val="21"/>
         </w:rPr>
-        <w:t>无条件通过</w:t>
-      </w:r>
-      <w:r>
-        <w:rPr>
-          <w:rFonts w:ascii="Times New Roman" w:hAnsi="Times New Roman" w:eastAsia="宋体"/>
-          <w:b w:val="0"/>
+        <w:t xml:space="preserve"> 98187 行/77 分区」；④</w:t>
+      </w:r>
+      <w:r>
+        <w:rPr>
+          <w:rFonts w:ascii="Times New Roman" w:hAnsi="Times New Roman" w:eastAsia="宋体"/>
+          <w:b/>
           <w:i/>
           <w:color w:val="444444"/>
           <w:sz w:val="21"/>
         </w:rPr>
-        <w:t xml:space="preserve"> frame_check_instance——检查器充分性方向的构造性定理；与 pareto_law_main（通过 ⟹ 比率 ≥ c≈1.8501）合成 ⟹ 几何阶梯假阴性由此</w:t>
-      </w:r>
-      <w:r>
-        <w:rPr>
-          <w:rFonts w:ascii="Times New Roman" w:hAnsi="Times New Roman" w:eastAsia="宋体"/>
-          <w:b/>
+        <w:t>摘要错位标题归位</w:t>
+      </w:r>
+      <w:r>
+        <w:rPr>
+          <w:rFonts w:ascii="Times New Roman" w:hAnsi="Times New Roman" w:eastAsia="宋体"/>
+          <w:b w:val="0"/>
           <w:i/>
           <w:color w:val="444444"/>
           <w:sz w:val="21"/>
         </w:rPr>
-        <w:t>限定于显式比率带 [c, 8) 内</w:t>
-      </w:r>
-      <w:r>
-        <w:rPr>
-          <w:rFonts w:ascii="Times New Roman" w:hAnsi="Times New Roman" w:eastAsia="宋体"/>
-          <w:b w:val="0"/>
+        <w:t>——「#### 6.1 运行时检查器的威胁模型」自摘要移回 §6.1（正文内容不变）；⑤</w:t>
+      </w:r>
+      <w:r>
+        <w:rPr>
+          <w:rFonts w:ascii="Times New Roman" w:hAnsi="Times New Roman" w:eastAsia="宋体"/>
+          <w:b/>
           <w:i/>
           <w:color w:val="444444"/>
           <w:sz w:val="21"/>
         </w:rPr>
-        <w:t>——「49.1% 假阴性」系统扫描经验数字获得定理带刻画；纯构造性 nat/Z/Q 层（零 CR、零经典、零 Admitted）：左相位/右相位拆分 + aux_fusion 装配 + z3b_cap_4_5 预算封口（无 vm_compute 的 Z 字面量桥配方，E235））；提取 z3b_bench.ml（WSL ocamlopt：[2,16,128] 机器实证 true、[2,3] 反例 false——可提取 OCaml 硬要求闭环）；</w:t>
-      </w:r>
-      <w:r>
-        <w:rPr>
-          <w:rFonts w:ascii="Times New Roman" w:hAnsi="Times New Roman" w:eastAsia="宋体"/>
-          <w:b/>
+        <w:t>T2b 一般 m 定理入文</w:t>
+      </w:r>
+      <w:r>
+        <w:rPr>
+          <w:rFonts w:ascii="Times New Roman" w:hAnsi="Times New Roman" w:eastAsia="宋体"/>
+          <w:b w:val="0"/>
           <w:i/>
           <w:color w:val="444444"/>
           <w:sz w:val="21"/>
         </w:rPr>
-        <w:t>合并版分区 77 追加</w:t>
+        <w:t>——</w:t>
+      </w:r>
+      <w:r>
+        <w:rPr>
+          <w:rFonts w:ascii="Consolas" w:hAnsi="Consolas" w:eastAsia="等线"/>
+          <w:b w:val="0"/>
+          <w:i w:val="0"/>
+          <w:color w:val="444444"/>
+          <w:sz w:val="19"/>
+        </w:rPr>
+        <w:t>probe_t2b_genm.v</w:t>
       </w:r>
       <w:r>
         <w:rPr>
@@ -1174,47 +1354,7 @@
           <w:color w:val="444444"/>
           <w:sz w:val="21"/>
         </w:rPr>
-        <w:t>（98187 行；</w:t>
-      </w:r>
-      <w:r>
-        <w:rPr>
-          <w:rFonts w:ascii="Consolas" w:hAnsi="Consolas" w:eastAsia="等线"/>
-          <w:b w:val="0"/>
-          <w:i w:val="0"/>
-          <w:color w:val="444444"/>
-          <w:sz w:val="19"/>
-        </w:rPr>
-        <w:t>++</w:t>
-      </w:r>
-      <w:r>
-        <w:rPr>
-          <w:rFonts w:ascii="Times New Roman" w:hAnsi="Times New Roman" w:eastAsia="宋体"/>
-          <w:b w:val="0"/>
-          <w:i/>
-          <w:color w:val="444444"/>
-          <w:sz w:val="21"/>
-        </w:rPr>
-        <w:t xml:space="preserve"> 记号劫持/逗号链四形态/rewrite-by 带参变体五类雷谱修复落 z 源双环境同步——《合并友好编码规范》R1-R5、经验卡 E235）；</w:t>
-      </w:r>
-      <w:r>
-        <w:rPr>
-          <w:rFonts w:ascii="Times New Roman" w:hAnsi="Times New Roman" w:eastAsia="宋体"/>
-          <w:b/>
-          <w:i/>
-          <w:color w:val="444444"/>
-          <w:sz w:val="21"/>
-        </w:rPr>
-        <w:t>口径刷新</w:t>
-      </w:r>
-      <w:r>
-        <w:rPr>
-          <w:rFonts w:ascii="Times New Roman" w:hAnsi="Times New Roman" w:eastAsia="宋体"/>
-          <w:b w:val="0"/>
-          <w:i/>
-          <w:color w:val="444444"/>
-          <w:sz w:val="21"/>
-        </w:rPr>
-        <w:t>——95848/76→98187/77、「全量并入至 Z2b」→「至 z3b」、census 60→61、已并入探针分区 41→42、附录状态列与 B 侧同步。</w:t>
+        <w:t>（t2b_general_m96/99：∀m≥7 ⟹ ≥96/100、∀m≥8 ⟹ ≥99/100，1 − no_collision m 一般口径，符号链零大数物化配方，E239）。数据基线不变。</w:t>
       </w:r>
     </w:p>
     <w:p>
@@ -1229,7 +1369,7 @@
           <w:color w:val="444444"/>
           <w:sz w:val="21"/>
         </w:rPr>
-        <w:t>修订摘要（v2.23→v2.24，2026-09-01，Z2b 镜像一致性组合定理入文 + CS-22 首次入文 + m2 并入债七分区清偿）：</w:t>
+        <w:t>修订摘要（v2.24→v2.25，2026-09-02，#3b z3b 有效域充分性定理入文 + 合并版分区 77 批次）：</w:t>
       </w:r>
       <w:r>
         <w:rPr>
@@ -1239,7 +1379,7 @@
           <w:color w:val="444444"/>
           <w:sz w:val="21"/>
         </w:rPr>
-        <w:t>Z2b</w:t>
+        <w:t>z3b_sufficiency</w:t>
       </w:r>
       <w:r>
         <w:rPr>
@@ -1259,7 +1399,7 @@
           <w:color w:val="444444"/>
           <w:sz w:val="19"/>
         </w:rPr>
-        <w:t>probe_z2b_int63mirror.v</w:t>
+        <w:t>probe_z3b_validregion.v</w:t>
       </w:r>
       <w:r>
         <w:rPr>
@@ -1269,7 +1409,67 @@
           <w:color w:val="444444"/>
           <w:sz w:val="21"/>
         </w:rPr>
-        <w:t>，373 行 8 审计 Closed：</w:t>
+        <w:t>，2314 行、5 段 Print Assumptions 全 Closed：q=8 几何阶梯（n0≥2、任意 m≥1）</w:t>
+      </w:r>
+      <w:r>
+        <w:rPr>
+          <w:rFonts w:ascii="Times New Roman" w:hAnsi="Times New Roman" w:eastAsia="宋体"/>
+          <w:b/>
+          <w:i/>
+          <w:color w:val="444444"/>
+          <w:sz w:val="21"/>
+        </w:rPr>
+        <w:t>无条件通过</w:t>
+      </w:r>
+      <w:r>
+        <w:rPr>
+          <w:rFonts w:ascii="Times New Roman" w:hAnsi="Times New Roman" w:eastAsia="宋体"/>
+          <w:b w:val="0"/>
+          <w:i/>
+          <w:color w:val="444444"/>
+          <w:sz w:val="21"/>
+        </w:rPr>
+        <w:t xml:space="preserve"> frame_check_instance——检查器充分性方向的构造性定理；与 pareto_law_main（通过 ⟹ 比率 ≥ c≈1.8501）合成 ⟹ 几何阶梯假阴性由此</w:t>
+      </w:r>
+      <w:r>
+        <w:rPr>
+          <w:rFonts w:ascii="Times New Roman" w:hAnsi="Times New Roman" w:eastAsia="宋体"/>
+          <w:b/>
+          <w:i/>
+          <w:color w:val="444444"/>
+          <w:sz w:val="21"/>
+        </w:rPr>
+        <w:t>限定于显式比率带 [c, 8) 内</w:t>
+      </w:r>
+      <w:r>
+        <w:rPr>
+          <w:rFonts w:ascii="Times New Roman" w:hAnsi="Times New Roman" w:eastAsia="宋体"/>
+          <w:b w:val="0"/>
+          <w:i/>
+          <w:color w:val="444444"/>
+          <w:sz w:val="21"/>
+        </w:rPr>
+        <w:t>——「49.1% 假阴性」系统扫描经验数字获得定理带刻画；纯构造性 nat/Z/Q 层（零 CR、零经典、零 Admitted）：左相位/右相位拆分 + aux_fusion 装配 + z3b_cap_4_5 预算封口（无 vm_compute 的 Z 字面量桥配方，E235））；提取 z3b_bench.ml（WSL ocamlopt：[2,16,128] 机器实证 true、[2,3] 反例 false——可提取 OCaml 硬要求闭环）；</w:t>
+      </w:r>
+      <w:r>
+        <w:rPr>
+          <w:rFonts w:ascii="Times New Roman" w:hAnsi="Times New Roman" w:eastAsia="宋体"/>
+          <w:b/>
+          <w:i/>
+          <w:color w:val="444444"/>
+          <w:sz w:val="21"/>
+        </w:rPr>
+        <w:t>合并版分区 77 追加</w:t>
+      </w:r>
+      <w:r>
+        <w:rPr>
+          <w:rFonts w:ascii="Times New Roman" w:hAnsi="Times New Roman" w:eastAsia="宋体"/>
+          <w:b w:val="0"/>
+          <w:i/>
+          <w:color w:val="444444"/>
+          <w:sz w:val="21"/>
+        </w:rPr>
+        <w:t>（98187 行；</w:t>
       </w:r>
       <w:r>
         <w:rPr>
@@ -1279,7 +1479,7 @@
           <w:color w:val="444444"/>
           <w:sz w:val="19"/>
         </w:rPr>
-        <w:t>z2b_check63_eq</w:t>
+        <w:t>++</w:t>
       </w:r>
       <w:r>
         <w:rPr>
@@ -1289,37 +1489,17 @@
           <w:color w:val="444444"/>
           <w:sz w:val="21"/>
         </w:rPr>
-        <w:t xml:space="preserve"> 安全域内 63-bit 镜像布尔 ≡ 精确布尔——组合 CS-16 安全域 × CS-22 </w:t>
-      </w:r>
-      <w:r>
-        <w:rPr>
-          <w:rFonts w:ascii="Consolas" w:hAnsi="Consolas" w:eastAsia="等线"/>
-          <w:b w:val="0"/>
-          <w:i w:val="0"/>
-          <w:color w:val="444444"/>
-          <w:sz w:val="19"/>
-        </w:rPr>
-        <w:t>zfc_check_spec</w:t>
-      </w:r>
-      <w:r>
-        <w:rPr>
-          <w:rFonts w:ascii="Times New Roman" w:hAnsi="Times New Roman" w:eastAsia="宋体"/>
-          <w:b w:val="0"/>
+        <w:t xml:space="preserve"> 记号劫持/逗号链四形态/rewrite-by 带参变体五类雷谱修复落 z 源双环境同步——《合并友好编码规范》R1-R5、经验卡 E235）；</w:t>
+      </w:r>
+      <w:r>
+        <w:rPr>
+          <w:rFonts w:ascii="Times New Roman" w:hAnsi="Times New Roman" w:eastAsia="宋体"/>
+          <w:b/>
           <w:i/>
           <w:color w:val="444444"/>
           <w:sz w:val="21"/>
         </w:rPr>
-        <w:t>；</w:t>
-      </w:r>
-      <w:r>
-        <w:rPr>
-          <w:rFonts w:ascii="Consolas" w:hAnsi="Consolas" w:eastAsia="等线"/>
-          <w:b w:val="0"/>
-          <w:i w:val="0"/>
-          <w:color w:val="444444"/>
-          <w:sz w:val="19"/>
-        </w:rPr>
-        <w:t>z2b_end_to_end_sound</w:t>
+        <w:t>口径刷新</w:t>
       </w:r>
       <w:r>
         <w:rPr>
@@ -1329,167 +1509,7 @@
           <w:color w:val="444444"/>
           <w:sz w:val="21"/>
         </w:rPr>
-        <w:t xml:space="preserve"> 运行时 true ⟹ Qle qsum 4/5（Coq 健全性穿透运行时语义）；</w:t>
-      </w:r>
-      <w:r>
-        <w:rPr>
-          <w:rFonts w:ascii="Consolas" w:hAnsi="Consolas" w:eastAsia="等线"/>
-          <w:b w:val="0"/>
-          <w:i w:val="0"/>
-          <w:color w:val="444444"/>
-          <w:sz w:val="19"/>
-        </w:rPr>
-        <w:t>z2b_decision_cert</w:t>
-      </w:r>
-      <w:r>
-        <w:rPr>
-          <w:rFonts w:ascii="Times New Roman" w:hAnsi="Times New Roman" w:eastAsia="宋体"/>
-          <w:b w:val="0"/>
-          <w:i/>
-          <w:color w:val="444444"/>
-          <w:sz w:val="21"/>
-        </w:rPr>
-        <w:t xml:space="preserve"> sigT 决策证书；</w:t>
-      </w:r>
-      <w:r>
-        <w:rPr>
-          <w:rFonts w:ascii="Times New Roman" w:hAnsi="Times New Roman" w:eastAsia="宋体"/>
-          <w:b/>
-          <w:i/>
-          <w:color w:val="444444"/>
-          <w:sz w:val="21"/>
-        </w:rPr>
-        <w:t>[2^63; 4] 溢出发散机器反例</w:t>
-      </w:r>
-      <w:r>
-        <w:rPr>
-          <w:rFonts w:ascii="Times New Roman" w:hAnsi="Times New Roman" w:eastAsia="宋体"/>
-          <w:b w:val="0"/>
-          <w:i/>
-          <w:color w:val="444444"/>
-          <w:sz w:val="21"/>
-        </w:rPr>
-        <w:t>（镜像 true / 精确 false——§6 14/89（15.7%）抽样语义分歧的首个确定性构造）；提取 z2b_int63mirror.ml + z2b_bench（ocamlc：C=4 双 true 相等、溢出发散确认））；</w:t>
-      </w:r>
-      <w:r>
-        <w:rPr>
-          <w:rFonts w:ascii="Times New Roman" w:hAnsi="Times New Roman" w:eastAsia="宋体"/>
-          <w:b/>
-          <w:i/>
-          <w:color w:val="444444"/>
-          <w:sz w:val="21"/>
-        </w:rPr>
-        <w:t>CS-22 首次入文</w:t>
-      </w:r>
-      <w:r>
-        <w:rPr>
-          <w:rFonts w:ascii="Times New Roman" w:hAnsi="Times New Roman" w:eastAsia="宋体"/>
-          <w:b w:val="0"/>
-          <w:i/>
-          <w:color w:val="444444"/>
-          <w:sz w:val="21"/>
-        </w:rPr>
-        <w:t>（</w:t>
-      </w:r>
-      <w:r>
-        <w:rPr>
-          <w:rFonts w:ascii="Consolas" w:hAnsi="Consolas" w:eastAsia="等线"/>
-          <w:b w:val="0"/>
-          <w:i w:val="0"/>
-          <w:color w:val="444444"/>
-          <w:sz w:val="19"/>
-        </w:rPr>
-        <w:t>probe_z_frame_check.v</w:t>
-      </w:r>
-      <w:r>
-        <w:rPr>
-          <w:rFonts w:ascii="Times New Roman" w:hAnsi="Times New Roman" w:eastAsia="宋体"/>
-          <w:b w:val="0"/>
-          <w:i/>
-          <w:color w:val="444444"/>
-          <w:sz w:val="21"/>
-        </w:rPr>
-        <w:t xml:space="preserve">：Z 布尔判定 ⟺ 数学命题健全完备 iff </w:t>
-      </w:r>
-      <w:r>
-        <w:rPr>
-          <w:rFonts w:ascii="Consolas" w:hAnsi="Consolas" w:eastAsia="等线"/>
-          <w:b w:val="0"/>
-          <w:i w:val="0"/>
-          <w:color w:val="444444"/>
-          <w:sz w:val="19"/>
-        </w:rPr>
-        <w:t>Qle qsum 4/5 ↔ Z.leb (5·acc) (4·P)</w:t>
-      </w:r>
-      <w:r>
-        <w:rPr>
-          <w:rFonts w:ascii="Times New Roman" w:hAnsi="Times New Roman" w:eastAsia="宋体"/>
-          <w:b w:val="0"/>
-          <w:i/>
-          <w:color w:val="444444"/>
-          <w:sz w:val="21"/>
-        </w:rPr>
-        <w:t>，5 审计 Closed，Zarith 路线提取）；</w:t>
-      </w:r>
-      <w:r>
-        <w:rPr>
-          <w:rFonts w:ascii="Times New Roman" w:hAnsi="Times New Roman" w:eastAsia="宋体"/>
-          <w:b/>
-          <w:i/>
-          <w:color w:val="444444"/>
-          <w:sz w:val="21"/>
-        </w:rPr>
-        <w:t>§6 安全域段补 Z2b 条目</w:t>
-      </w:r>
-      <w:r>
-        <w:rPr>
-          <w:rFonts w:ascii="Times New Roman" w:hAnsi="Times New Roman" w:eastAsia="宋体"/>
-          <w:b w:val="0"/>
-          <w:i/>
-          <w:color w:val="444444"/>
-          <w:sz w:val="21"/>
-        </w:rPr>
-        <w:t>（镜像一致性从域级细化到判定级）；</w:t>
-      </w:r>
-      <w:r>
-        <w:rPr>
-          <w:rFonts w:ascii="Times New Roman" w:hAnsi="Times New Roman" w:eastAsia="宋体"/>
-          <w:b/>
-          <w:i/>
-          <w:color w:val="444444"/>
-          <w:sz w:val="21"/>
-        </w:rPr>
-        <w:t>m2 并入债七分区清偿</w:t>
-      </w:r>
-      <w:r>
-        <w:rPr>
-          <w:rFonts w:ascii="Times New Roman" w:hAnsi="Times New Roman" w:eastAsia="宋体"/>
-          <w:b w:val="0"/>
-          <w:i/>
-          <w:color w:val="444444"/>
-          <w:sz w:val="21"/>
-        </w:rPr>
-        <w:t>——G-10/G-11/G-13/CS-21/CS-23/CS-22/Z2b 追加（95848 行/76 分区；rewrite-by 合并雷两处修复落源双环境同步，经验卡 E228）；</w:t>
-      </w:r>
-      <w:r>
-        <w:rPr>
-          <w:rFonts w:ascii="Times New Roman" w:hAnsi="Times New Roman" w:eastAsia="宋体"/>
-          <w:b/>
-          <w:i/>
-          <w:color w:val="444444"/>
-          <w:sz w:val="21"/>
-        </w:rPr>
-        <w:t>口径刷新</w:t>
-      </w:r>
-      <w:r>
-        <w:rPr>
-          <w:rFonts w:ascii="Times New Roman" w:hAnsi="Times New Roman" w:eastAsia="宋体"/>
-          <w:b w:val="0"/>
-          <w:i/>
-          <w:color w:val="444444"/>
-          <w:sz w:val="21"/>
-        </w:rPr>
-        <w:t>——92743/69→95848/76、「全量并入至 G-9」→「至 Z2b」、附录状态列与 B 侧同步。</w:t>
+        <w:t>——95848/76→98187/77、「全量并入至 Z2b」→「至 z3b」、census 60→61、已并入探针分区 41→42、附录状态列与 B 侧同步。</w:t>
       </w:r>
     </w:p>
     <w:p>
@@ -1504,7 +1524,7 @@
           <w:color w:val="444444"/>
           <w:sz w:val="21"/>
         </w:rPr>
-        <w:t>修订摘要（v2.22→v2.23，2026-08-31，代码实态校准 + CS-21/CS-23/G-13 入文）：</w:t>
+        <w:t>修订摘要（v2.23→v2.24，2026-09-01，Z2b 镜像一致性组合定理入文 + CS-22 首次入文 + m2 并入债七分区清偿）：</w:t>
       </w:r>
       <w:r>
         <w:rPr>
@@ -1514,7 +1534,7 @@
           <w:color w:val="444444"/>
           <w:sz w:val="21"/>
         </w:rPr>
-        <w:t>四原子唯一性正面翻转</w:t>
+        <w:t>Z2b</w:t>
       </w:r>
       <w:r>
         <w:rPr>
@@ -1524,7 +1544,7 @@
           <w:color w:val="444444"/>
           <w:sz w:val="21"/>
         </w:rPr>
-        <w:t>——§5.6.6 意义段重写：CS-21（</w:t>
+        <w:t>（</w:t>
       </w:r>
       <w:r>
         <w:rPr>
@@ -1534,7 +1554,7 @@
           <w:color w:val="444444"/>
           <w:sz w:val="19"/>
         </w:rPr>
-        <w:t>probe_c4_unique2sparse_cr.v</w:t>
+        <w:t>probe_z2b_int63mirror.v</w:t>
       </w:r>
       <w:r>
         <w:rPr>
@@ -1544,7 +1564,7 @@
           <w:color w:val="444444"/>
           <w:sz w:val="21"/>
         </w:rPr>
-        <w:t>，</w:t>
+        <w:t>，373 行 8 审计 Closed：</w:t>
       </w:r>
       <w:r>
         <w:rPr>
@@ -1554,7 +1574,7 @@
           <w:color w:val="444444"/>
           <w:sz w:val="19"/>
         </w:rPr>
-        <w:t>c4u_synthesis_injective</w:t>
+        <w:t>z2b_check63_eq</w:t>
       </w:r>
       <w:r>
         <w:rPr>
@@ -1564,7 +1584,7 @@
           <w:color w:val="444444"/>
           <w:sz w:val="21"/>
         </w:rPr>
-        <w:t>，无枢轴求和坍缩，19 Qed 6 审计 Closed）与 CS-23（</w:t>
+        <w:t xml:space="preserve"> 安全域内 63-bit 镜像布尔 ≡ 精确布尔——组合 CS-16 安全域 × CS-22 </w:t>
       </w:r>
       <w:r>
         <w:rPr>
@@ -1574,7 +1594,7 @@
           <w:color w:val="444444"/>
           <w:sz w:val="19"/>
         </w:rPr>
-        <w:t>probe_c4_gram_unique_cr.v</w:t>
+        <w:t>zfc_check_spec</w:t>
       </w:r>
       <w:r>
         <w:rPr>
@@ -1584,7 +1604,7 @@
           <w:color w:val="444444"/>
           <w:sz w:val="21"/>
         </w:rPr>
-        <w:t>，Gram 谱口径 λ\*=1−ρ₄=651/3200≈0.203，</w:t>
+        <w:t>；</w:t>
       </w:r>
       <w:r>
         <w:rPr>
@@ -1594,7 +1614,7 @@
           <w:color w:val="444444"/>
           <w:sz w:val="19"/>
         </w:rPr>
-        <w:t>c4g_synthesis_injective</w:t>
+        <w:t>z2b_end_to_end_sound</w:t>
       </w:r>
       <w:r>
         <w:rPr>
@@ -1604,7 +1624,7 @@
           <w:color w:val="444444"/>
           <w:sz w:val="21"/>
         </w:rPr>
-        <w:t xml:space="preserve"> + </w:t>
+        <w:t xml:space="preserve"> 运行时 true ⟹ Qle qsum 4/5（Coq 健全性穿透运行时语义）；</w:t>
       </w:r>
       <w:r>
         <w:rPr>
@@ -1614,7 +1634,7 @@
           <w:color w:val="444444"/>
           <w:sz w:val="19"/>
         </w:rPr>
-        <w:t>c4g_2sparse_unique</w:t>
+        <w:t>z2b_decision_cert</w:t>
       </w:r>
       <w:r>
         <w:rPr>
@@ -1624,7 +1644,7 @@
           <w:color w:val="444444"/>
           <w:sz w:val="21"/>
         </w:rPr>
-        <w:t>，45 Qed 8 审计 Closed，提取 bench 全过）将「全窗口 4 原子唯一性不在 Artifact/λ_min 未定」翻转为已证定理（两两相干判据关窗不变，Gram 行和谱窗口开启，较逐对窗口紧约 128 倍）；</w:t>
+        <w:t xml:space="preserve"> sigT 决策证书；</w:t>
       </w:r>
       <w:r>
         <w:rPr>
@@ -1634,7 +1654,7 @@
           <w:color w:val="444444"/>
           <w:sz w:val="21"/>
         </w:rPr>
-        <w:t>cert_optimize 首块入文</w:t>
+        <w:t>[2^63; 4] 溢出发散机器反例</w:t>
       </w:r>
       <w:r>
         <w:rPr>
@@ -1644,7 +1664,27 @@
           <w:color w:val="444444"/>
           <w:sz w:val="21"/>
         </w:rPr>
-        <w:t>——G-13（</w:t>
+        <w:t>（镜像 true / 精确 false——§6 14/89（15.7%）抽样语义分歧的首个确定性构造）；提取 z2b_int63mirror.ml + z2b_bench（ocamlc：C=4 双 true 相等、溢出发散确认））；</w:t>
+      </w:r>
+      <w:r>
+        <w:rPr>
+          <w:rFonts w:ascii="Times New Roman" w:hAnsi="Times New Roman" w:eastAsia="宋体"/>
+          <w:b/>
+          <w:i/>
+          <w:color w:val="444444"/>
+          <w:sz w:val="21"/>
+        </w:rPr>
+        <w:t>CS-22 首次入文</w:t>
+      </w:r>
+      <w:r>
+        <w:rPr>
+          <w:rFonts w:ascii="Times New Roman" w:hAnsi="Times New Roman" w:eastAsia="宋体"/>
+          <w:b w:val="0"/>
+          <w:i/>
+          <w:color w:val="444444"/>
+          <w:sz w:val="21"/>
+        </w:rPr>
+        <w:t>（</w:t>
       </w:r>
       <w:r>
         <w:rPr>
@@ -1654,7 +1694,7 @@
           <w:color w:val="444444"/>
           <w:sz w:val="19"/>
         </w:rPr>
-        <w:t>probe_g13_certtight_cr.v</w:t>
+        <w:t>probe_z_frame_check.v</w:t>
       </w:r>
       <w:r>
         <w:rPr>
@@ -1664,27 +1704,87 @@
           <w:color w:val="444444"/>
           <w:sz w:val="21"/>
         </w:rPr>
-        <w:t>，三层证书链收紧保序/裁定保持/贪心收紧器/sigT 证书，12 Qed 6 审计 Closed），§5.2/§5.6.1 备注① 措辞同步；</w:t>
-      </w:r>
-      <w:r>
-        <w:rPr>
-          <w:rFonts w:ascii="Times New Roman" w:hAnsi="Times New Roman" w:eastAsia="宋体"/>
-          <w:b/>
+        <w:t xml:space="preserve">：Z 布尔判定 ⟺ 数学命题健全完备 iff </w:t>
+      </w:r>
+      <w:r>
+        <w:rPr>
+          <w:rFonts w:ascii="Consolas" w:hAnsi="Consolas" w:eastAsia="等线"/>
+          <w:b w:val="0"/>
+          <w:i w:val="0"/>
+          <w:color w:val="444444"/>
+          <w:sz w:val="19"/>
+        </w:rPr>
+        <w:t>Qle qsum 4/5 ↔ Z.leb (5·acc) (4·P)</w:t>
+      </w:r>
+      <w:r>
+        <w:rPr>
+          <w:rFonts w:ascii="Times New Roman" w:hAnsi="Times New Roman" w:eastAsia="宋体"/>
+          <w:b w:val="0"/>
           <w:i/>
           <w:color w:val="444444"/>
           <w:sz w:val="21"/>
         </w:rPr>
-        <w:t>代码实态校准</w:t>
-      </w:r>
-      <w:r>
-        <w:rPr>
-          <w:rFonts w:ascii="Times New Roman" w:hAnsi="Times New Roman" w:eastAsia="宋体"/>
-          <w:b w:val="0"/>
+        <w:t>，5 审计 Closed，Zarith 路线提取）；</w:t>
+      </w:r>
+      <w:r>
+        <w:rPr>
+          <w:rFonts w:ascii="Times New Roman" w:hAnsi="Times New Roman" w:eastAsia="宋体"/>
+          <w:b/>
           <w:i/>
           <w:color w:val="444444"/>
           <w:sz w:val="21"/>
         </w:rPr>
-        <w:t>——探针 census 34→59、摘要 probe_incoherence 48→51 Qed、probe_welch 13→25 Qed、G-5 35→38 Qed、pairbound 5→6 Qed（正式版 §2）、G-7 828→831 行、死引用 probe_uncertainty.v 更正（前缀口径经典变体即 sparse_uniquenessM）、m2 分区清单补 nearcoll、§5.6.6 补 CS-20 条目（与正式版对齐）、g8_synthesis_cr/recovery_cr/uncertainty_cr 三探针终态文件补 Print Assumptions 审计块（重编译 EXIT=0，Closed 判定与正文声明一致）、30模块 归档 8 漂移文件回同步 + CS-23/G-13/grid_ortho_pro 入档（SHA-256 全量一致恢复）。</w:t>
+        <w:t>§6 安全域段补 Z2b 条目</w:t>
+      </w:r>
+      <w:r>
+        <w:rPr>
+          <w:rFonts w:ascii="Times New Roman" w:hAnsi="Times New Roman" w:eastAsia="宋体"/>
+          <w:b w:val="0"/>
+          <w:i/>
+          <w:color w:val="444444"/>
+          <w:sz w:val="21"/>
+        </w:rPr>
+        <w:t>（镜像一致性从域级细化到判定级）；</w:t>
+      </w:r>
+      <w:r>
+        <w:rPr>
+          <w:rFonts w:ascii="Times New Roman" w:hAnsi="Times New Roman" w:eastAsia="宋体"/>
+          <w:b/>
+          <w:i/>
+          <w:color w:val="444444"/>
+          <w:sz w:val="21"/>
+        </w:rPr>
+        <w:t>m2 并入债七分区清偿</w:t>
+      </w:r>
+      <w:r>
+        <w:rPr>
+          <w:rFonts w:ascii="Times New Roman" w:hAnsi="Times New Roman" w:eastAsia="宋体"/>
+          <w:b w:val="0"/>
+          <w:i/>
+          <w:color w:val="444444"/>
+          <w:sz w:val="21"/>
+        </w:rPr>
+        <w:t>——G-10/G-11/G-13/CS-21/CS-23/CS-22/Z2b 追加（95848 行/76 分区；rewrite-by 合并雷两处修复落源双环境同步，经验卡 E228）；</w:t>
+      </w:r>
+      <w:r>
+        <w:rPr>
+          <w:rFonts w:ascii="Times New Roman" w:hAnsi="Times New Roman" w:eastAsia="宋体"/>
+          <w:b/>
+          <w:i/>
+          <w:color w:val="444444"/>
+          <w:sz w:val="21"/>
+        </w:rPr>
+        <w:t>口径刷新</w:t>
+      </w:r>
+      <w:r>
+        <w:rPr>
+          <w:rFonts w:ascii="Times New Roman" w:hAnsi="Times New Roman" w:eastAsia="宋体"/>
+          <w:b w:val="0"/>
+          <w:i/>
+          <w:color w:val="444444"/>
+          <w:sz w:val="21"/>
+        </w:rPr>
+        <w:t>——92743/69→95848/76、「全量并入至 G-9」→「至 Z2b」、附录状态列与 B 侧同步。</w:t>
       </w:r>
     </w:p>
     <w:p>
@@ -1699,7 +1799,7 @@
           <w:color w:val="444444"/>
           <w:sz w:val="21"/>
         </w:rPr>
-        <w:t>修订摘要（v2.21→v2.22，2026-08-31，考古四轮 A1–A6 对齐 + CS-20 沉没资产入文）：</w:t>
+        <w:t>修订摘要（v2.22→v2.23，2026-08-31，代码实态校准 + CS-21/CS-23/G-13 入文）：</w:t>
       </w:r>
       <w:r>
         <w:rPr>
@@ -1709,7 +1809,7 @@
           <w:color w:val="444444"/>
           <w:sz w:val="21"/>
         </w:rPr>
-        <w:t>§9 G-3 条目名实修正</w:t>
+        <w:t>四原子唯一性正面翻转</w:t>
       </w:r>
       <w:r>
         <w:rPr>
@@ -1719,17 +1819,37 @@
           <w:color w:val="444444"/>
           <w:sz w:val="21"/>
         </w:rPr>
-        <w:t>（与 §5 同口径：g3_certifiable_iff 如实降格单向蕴含、G-11 引为真 iff——D7 正文残留清除）；</w:t>
-      </w:r>
-      <w:r>
-        <w:rPr>
-          <w:rFonts w:ascii="Times New Roman" w:hAnsi="Times New Roman" w:eastAsia="宋体"/>
-          <w:b/>
+        <w:t>——§5.6.6 意义段重写：CS-21（</w:t>
+      </w:r>
+      <w:r>
+        <w:rPr>
+          <w:rFonts w:ascii="Consolas" w:hAnsi="Consolas" w:eastAsia="等线"/>
+          <w:b w:val="0"/>
+          <w:i w:val="0"/>
+          <w:color w:val="444444"/>
+          <w:sz w:val="19"/>
+        </w:rPr>
+        <w:t>probe_c4_unique2sparse_cr.v</w:t>
+      </w:r>
+      <w:r>
+        <w:rPr>
+          <w:rFonts w:ascii="Times New Roman" w:hAnsi="Times New Roman" w:eastAsia="宋体"/>
+          <w:b w:val="0"/>
           <w:i/>
           <w:color w:val="444444"/>
           <w:sz w:val="21"/>
         </w:rPr>
-        <w:t>基态口径统一</w:t>
+        <w:t>，</w:t>
+      </w:r>
+      <w:r>
+        <w:rPr>
+          <w:rFonts w:ascii="Consolas" w:hAnsi="Consolas" w:eastAsia="等线"/>
+          <w:b w:val="0"/>
+          <w:i w:val="0"/>
+          <w:color w:val="444444"/>
+          <w:sz w:val="19"/>
+        </w:rPr>
+        <w:t>c4u_synthesis_injective</w:t>
       </w:r>
       <w:r>
         <w:rPr>
@@ -1739,17 +1859,37 @@
           <w:color w:val="444444"/>
           <w:sz w:val="21"/>
         </w:rPr>
-        <w:t>（§2/§12/附录 A 切换 ca_merged_full_25_m2.v 92743 行/69 分区、本地 2.5 全量 EXIT=0 run20 口径）；</w:t>
-      </w:r>
-      <w:r>
-        <w:rPr>
-          <w:rFonts w:ascii="Times New Roman" w:hAnsi="Times New Roman" w:eastAsia="宋体"/>
-          <w:b/>
+        <w:t>，无枢轴求和坍缩，19 Qed 6 审计 Closed）与 CS-23（</w:t>
+      </w:r>
+      <w:r>
+        <w:rPr>
+          <w:rFonts w:ascii="Consolas" w:hAnsi="Consolas" w:eastAsia="等线"/>
+          <w:b w:val="0"/>
+          <w:i w:val="0"/>
+          <w:color w:val="444444"/>
+          <w:sz w:val="19"/>
+        </w:rPr>
+        <w:t>probe_c4_gram_unique_cr.v</w:t>
+      </w:r>
+      <w:r>
+        <w:rPr>
+          <w:rFonts w:ascii="Times New Roman" w:hAnsi="Times New Roman" w:eastAsia="宋体"/>
+          <w:b w:val="0"/>
           <w:i/>
           <w:color w:val="444444"/>
           <w:sz w:val="21"/>
         </w:rPr>
-        <w:t>附录 A 补 G-7/G-9/G-10/G-11/CS-20 五行</w:t>
+        <w:t>，Gram 谱口径 λ\*=1−ρ₄=651/3200≈0.203，</w:t>
+      </w:r>
+      <w:r>
+        <w:rPr>
+          <w:rFonts w:ascii="Consolas" w:hAnsi="Consolas" w:eastAsia="等线"/>
+          <w:b w:val="0"/>
+          <w:i w:val="0"/>
+          <w:color w:val="444444"/>
+          <w:sz w:val="19"/>
+        </w:rPr>
+        <w:t>c4g_synthesis_injective</w:t>
       </w:r>
       <w:r>
         <w:rPr>
@@ -1759,37 +1899,57 @@
           <w:color w:val="444444"/>
           <w:sz w:val="21"/>
         </w:rPr>
-        <w:t xml:space="preserve"> + 合并版行刷新；</w:t>
-      </w:r>
-      <w:r>
-        <w:rPr>
-          <w:rFonts w:ascii="Times New Roman" w:hAnsi="Times New Roman" w:eastAsia="宋体"/>
-          <w:b/>
+        <w:t xml:space="preserve"> + </w:t>
+      </w:r>
+      <w:r>
+        <w:rPr>
+          <w:rFonts w:ascii="Consolas" w:hAnsi="Consolas" w:eastAsia="等线"/>
+          <w:b w:val="0"/>
+          <w:i w:val="0"/>
+          <w:color w:val="444444"/>
+          <w:sz w:val="19"/>
+        </w:rPr>
+        <w:t>c4g_2sparse_unique</w:t>
+      </w:r>
+      <w:r>
+        <w:rPr>
+          <w:rFonts w:ascii="Times New Roman" w:hAnsi="Times New Roman" w:eastAsia="宋体"/>
+          <w:b w:val="0"/>
           <w:i/>
           <w:color w:val="444444"/>
           <w:sz w:val="21"/>
         </w:rPr>
-        <w:t>Abstract 补 G-9 闭合式与 G-11 真 iff 各半句</w:t>
-      </w:r>
-      <w:r>
-        <w:rPr>
-          <w:rFonts w:ascii="Times New Roman" w:hAnsi="Times New Roman" w:eastAsia="宋体"/>
-          <w:b w:val="0"/>
+        <w:t>，45 Qed 8 审计 Closed，提取 bench 全过）将「全窗口 4 原子唯一性不在 Artifact/λ_min 未定」翻转为已证定理（两两相干判据关窗不变，Gram 行和谱窗口开启，较逐对窗口紧约 128 倍）；</w:t>
+      </w:r>
+      <w:r>
+        <w:rPr>
+          <w:rFonts w:ascii="Times New Roman" w:hAnsi="Times New Roman" w:eastAsia="宋体"/>
+          <w:b/>
           <w:i/>
           <w:color w:val="444444"/>
           <w:sz w:val="21"/>
         </w:rPr>
-        <w:t>；</w:t>
-      </w:r>
-      <w:r>
-        <w:rPr>
-          <w:rFonts w:ascii="Times New Roman" w:hAnsi="Times New Roman" w:eastAsia="宋体"/>
-          <w:b/>
+        <w:t>cert_optimize 首块入文</w:t>
+      </w:r>
+      <w:r>
+        <w:rPr>
+          <w:rFonts w:ascii="Times New Roman" w:hAnsi="Times New Roman" w:eastAsia="宋体"/>
+          <w:b w:val="0"/>
           <w:i/>
           <w:color w:val="444444"/>
           <w:sz w:val="21"/>
         </w:rPr>
-        <w:t>§6 补部署族基准覆盖边界</w:t>
+        <w:t>——G-13（</w:t>
+      </w:r>
+      <w:r>
+        <w:rPr>
+          <w:rFonts w:ascii="Consolas" w:hAnsi="Consolas" w:eastAsia="等线"/>
+          <w:b w:val="0"/>
+          <w:i w:val="0"/>
+          <w:color w:val="444444"/>
+          <w:sz w:val="19"/>
+        </w:rPr>
+        <w:t>probe_g13_certtight_cr.v</w:t>
       </w:r>
       <w:r>
         <w:rPr>
@@ -1799,7 +1959,7 @@
           <w:color w:val="444444"/>
           <w:sz w:val="21"/>
         </w:rPr>
-        <w:t>；</w:t>
+        <w:t>，三层证书链收紧保序/裁定保持/贪心收紧器/sigT 证书，12 Qed 6 审计 Closed），§5.2/§5.6.1 备注① 措辞同步；</w:t>
       </w:r>
       <w:r>
         <w:rPr>
@@ -1809,7 +1969,7 @@
           <w:color w:val="444444"/>
           <w:sz w:val="21"/>
         </w:rPr>
-        <w:t>§9 新增 CS-20 正向随机侧</w:t>
+        <w:t>代码实态校准</w:t>
       </w:r>
       <w:r>
         <w:rPr>
@@ -1819,27 +1979,7 @@
           <w:color w:val="444444"/>
           <w:sz w:val="21"/>
         </w:rPr>
-        <w:t>（</w:t>
-      </w:r>
-      <w:r>
-        <w:rPr>
-          <w:rFonts w:ascii="Consolas" w:hAnsi="Consolas" w:eastAsia="等线"/>
-          <w:b w:val="0"/>
-          <w:i w:val="0"/>
-          <w:color w:val="444444"/>
-          <w:sz w:val="19"/>
-        </w:rPr>
-        <w:t>pairwise_inner_bound_probabilistic</w:t>
-      </w:r>
-      <w:r>
-        <w:rPr>
-          <w:rFonts w:ascii="Times New Roman" w:hAnsi="Times New Roman" w:eastAsia="宋体"/>
-          <w:b w:val="0"/>
-          <w:i/>
-          <w:color w:val="444444"/>
-          <w:sz w:val="21"/>
-        </w:rPr>
-        <w:t>，ca_sparse_ext 已 Qed 沉没资产入文：超线性增长 p-偏置子阶梯 whp 逐对可控，与 T2b 构成随机侧对偶）。纯文本对齐，无定理改动。</w:t>
+        <w:t>——探针 census 34→59、摘要 probe_incoherence 48→51 Qed、probe_welch 13→25 Qed、G-5 35→38 Qed、pairbound 5→6 Qed（正式版 §2）、G-7 828→831 行、死引用 probe_uncertainty.v 更正（前缀口径经典变体即 sparse_uniquenessM）、m2 分区清单补 nearcoll、§5.6.6 补 CS-20 条目（与正式版对齐）、g8_synthesis_cr/recovery_cr/uncertainty_cr 三探针终态文件补 Print Assumptions 审计块（重编译 EXIT=0，Closed 判定与正文声明一致）、30模块 归档 8 漂移文件回同步 + CS-23/G-13/grid_ortho_pro 入档（SHA-256 全量一致恢复）。</w:t>
       </w:r>
     </w:p>
     <w:p>
@@ -1854,7 +1994,7 @@
           <w:color w:val="444444"/>
           <w:sz w:val="21"/>
         </w:rPr>
-        <w:t>修订摘要（v2.20→v2.21，2026-08-31，T*-1 充要刻画构造性收官——D7 名实不符修复）：</w:t>
+        <w:t>修订摘要（v2.21→v2.22，2026-08-31，考古四轮 A1–A6 对齐 + CS-20 沉没资产入文）：</w:t>
       </w:r>
       <w:r>
         <w:rPr>
@@ -1864,7 +2004,7 @@
           <w:color w:val="444444"/>
           <w:sz w:val="21"/>
         </w:rPr>
-        <w:t>§保守性段充要口径句重写</w:t>
+        <w:t>§9 G-3 条目名实修正</w:t>
       </w:r>
       <w:r>
         <w:rPr>
@@ -1874,7 +2014,107 @@
           <w:color w:val="444444"/>
           <w:sz w:val="21"/>
         </w:rPr>
-        <w:t>——</w:t>
+        <w:t>（与 §5 同口径：g3_certifiable_iff 如实降格单向蕴含、G-11 引为真 iff——D7 正文残留清除）；</w:t>
+      </w:r>
+      <w:r>
+        <w:rPr>
+          <w:rFonts w:ascii="Times New Roman" w:hAnsi="Times New Roman" w:eastAsia="宋体"/>
+          <w:b/>
+          <w:i/>
+          <w:color w:val="444444"/>
+          <w:sz w:val="21"/>
+        </w:rPr>
+        <w:t>基态口径统一</w:t>
+      </w:r>
+      <w:r>
+        <w:rPr>
+          <w:rFonts w:ascii="Times New Roman" w:hAnsi="Times New Roman" w:eastAsia="宋体"/>
+          <w:b w:val="0"/>
+          <w:i/>
+          <w:color w:val="444444"/>
+          <w:sz w:val="21"/>
+        </w:rPr>
+        <w:t>（§2/§12/附录 A 切换 ca_merged_full_25_m2.v 92743 行/69 分区、本地 2.5 全量 EXIT=0 run20 口径）；</w:t>
+      </w:r>
+      <w:r>
+        <w:rPr>
+          <w:rFonts w:ascii="Times New Roman" w:hAnsi="Times New Roman" w:eastAsia="宋体"/>
+          <w:b/>
+          <w:i/>
+          <w:color w:val="444444"/>
+          <w:sz w:val="21"/>
+        </w:rPr>
+        <w:t>附录 A 补 G-7/G-9/G-10/G-11/CS-20 五行</w:t>
+      </w:r>
+      <w:r>
+        <w:rPr>
+          <w:rFonts w:ascii="Times New Roman" w:hAnsi="Times New Roman" w:eastAsia="宋体"/>
+          <w:b w:val="0"/>
+          <w:i/>
+          <w:color w:val="444444"/>
+          <w:sz w:val="21"/>
+        </w:rPr>
+        <w:t xml:space="preserve"> + 合并版行刷新；</w:t>
+      </w:r>
+      <w:r>
+        <w:rPr>
+          <w:rFonts w:ascii="Times New Roman" w:hAnsi="Times New Roman" w:eastAsia="宋体"/>
+          <w:b/>
+          <w:i/>
+          <w:color w:val="444444"/>
+          <w:sz w:val="21"/>
+        </w:rPr>
+        <w:t>Abstract 补 G-9 闭合式与 G-11 真 iff 各半句</w:t>
+      </w:r>
+      <w:r>
+        <w:rPr>
+          <w:rFonts w:ascii="Times New Roman" w:hAnsi="Times New Roman" w:eastAsia="宋体"/>
+          <w:b w:val="0"/>
+          <w:i/>
+          <w:color w:val="444444"/>
+          <w:sz w:val="21"/>
+        </w:rPr>
+        <w:t>；</w:t>
+      </w:r>
+      <w:r>
+        <w:rPr>
+          <w:rFonts w:ascii="Times New Roman" w:hAnsi="Times New Roman" w:eastAsia="宋体"/>
+          <w:b/>
+          <w:i/>
+          <w:color w:val="444444"/>
+          <w:sz w:val="21"/>
+        </w:rPr>
+        <w:t>§6 补部署族基准覆盖边界</w:t>
+      </w:r>
+      <w:r>
+        <w:rPr>
+          <w:rFonts w:ascii="Times New Roman" w:hAnsi="Times New Roman" w:eastAsia="宋体"/>
+          <w:b w:val="0"/>
+          <w:i/>
+          <w:color w:val="444444"/>
+          <w:sz w:val="21"/>
+        </w:rPr>
+        <w:t>；</w:t>
+      </w:r>
+      <w:r>
+        <w:rPr>
+          <w:rFonts w:ascii="Times New Roman" w:hAnsi="Times New Roman" w:eastAsia="宋体"/>
+          <w:b/>
+          <w:i/>
+          <w:color w:val="444444"/>
+          <w:sz w:val="21"/>
+        </w:rPr>
+        <w:t>§9 新增 CS-20 正向随机侧</w:t>
+      </w:r>
+      <w:r>
+        <w:rPr>
+          <w:rFonts w:ascii="Times New Roman" w:hAnsi="Times New Roman" w:eastAsia="宋体"/>
+          <w:b w:val="0"/>
+          <w:i/>
+          <w:color w:val="444444"/>
+          <w:sz w:val="21"/>
+        </w:rPr>
+        <w:t>（</w:t>
       </w:r>
       <w:r>
         <w:rPr>
@@ -1884,7 +2124,7 @@
           <w:color w:val="444444"/>
           <w:sz w:val="19"/>
         </w:rPr>
-        <w:t>g3_certifiable_iff</w:t>
+        <w:t>pairwise_inner_bound_probabilistic</w:t>
       </w:r>
       <w:r>
         <w:rPr>
@@ -1894,147 +2134,7 @@
           <w:color w:val="444444"/>
           <w:sz w:val="21"/>
         </w:rPr>
-        <w:t xml:space="preserve"> 如实降格为单向蕴含（检查器通过 ⟹ Gershgorin 界；名字沿自早期草稿），真 iff 由新模块 </w:t>
-      </w:r>
-      <w:r>
-        <w:rPr>
-          <w:rFonts w:ascii="Times New Roman" w:hAnsi="Times New Roman" w:eastAsia="宋体"/>
-          <w:b/>
-          <w:i/>
-          <w:color w:val="444444"/>
-          <w:sz w:val="21"/>
-        </w:rPr>
-        <w:t>G-11 `probe_g11_checkiff_cr.v`</w:t>
-      </w:r>
-      <w:r>
-        <w:rPr>
-          <w:rFonts w:ascii="Times New Roman" w:hAnsi="Times New Roman" w:eastAsia="宋体"/>
-          <w:b w:val="0"/>
-          <w:i/>
-          <w:color w:val="444444"/>
-          <w:sz w:val="21"/>
-        </w:rPr>
-        <w:t xml:space="preserve"> 承接（纯 nat/bool/Q 构造性，Set 层 sigT + 可提取 OCaml，6 段审计全 Closed，SHA 7dceff47 三方一致）：构造性行最大值 </w:t>
-      </w:r>
-      <w:r>
-        <w:rPr>
-          <w:rFonts w:ascii="Consolas" w:hAnsi="Consolas" w:eastAsia="等线"/>
-          <w:b w:val="0"/>
-          <w:i w:val="0"/>
-          <w:color w:val="444444"/>
-          <w:sz w:val="19"/>
-        </w:rPr>
-        <w:t>g11_maxl</w:t>
-      </w:r>
-      <w:r>
-        <w:rPr>
-          <w:rFonts w:ascii="Times New Roman" w:hAnsi="Times New Roman" w:eastAsia="宋体"/>
-          <w:b w:val="0"/>
-          <w:i/>
-          <w:color w:val="444444"/>
-          <w:sz w:val="21"/>
-        </w:rPr>
-        <w:t xml:space="preserve">（Qle_bool 驱动 Set 层决策）+ </w:t>
-      </w:r>
-      <w:r>
-        <w:rPr>
-          <w:rFonts w:ascii="Consolas" w:hAnsi="Consolas" w:eastAsia="等线"/>
-          <w:b w:val="0"/>
-          <w:i w:val="0"/>
-          <w:color w:val="444444"/>
-          <w:sz w:val="19"/>
-        </w:rPr>
-        <w:t>g11_maxl_le_iff</w:t>
-      </w:r>
-      <w:r>
-        <w:rPr>
-          <w:rFonts w:ascii="Times New Roman" w:hAnsi="Times New Roman" w:eastAsia="宋体"/>
-          <w:b w:val="0"/>
-          <w:i/>
-          <w:color w:val="444444"/>
-          <w:sz w:val="21"/>
-        </w:rPr>
-        <w:t xml:space="preserve">（max ≤ μ ⟺ 逐行 ≤ μ，含 0 ≤ μ 前提——空表 max=0 的域诚实修正）+ </w:t>
-      </w:r>
-      <w:r>
-        <w:rPr>
-          <w:rFonts w:ascii="Consolas" w:hAnsi="Consolas" w:eastAsia="等线"/>
-          <w:b w:val="0"/>
-          <w:i w:val="0"/>
-          <w:color w:val="444444"/>
-          <w:sz w:val="19"/>
-        </w:rPr>
-        <w:t>g11_check_iff</w:t>
-      </w:r>
-      <w:r>
-        <w:rPr>
-          <w:rFonts w:ascii="Times New Roman" w:hAnsi="Times New Roman" w:eastAsia="宋体"/>
-          <w:b w:val="0"/>
-          <w:i/>
-          <w:color w:val="444444"/>
-          <w:sz w:val="21"/>
-        </w:rPr>
-        <w:t>/</w:t>
-      </w:r>
-      <w:r>
-        <w:rPr>
-          <w:rFonts w:ascii="Consolas" w:hAnsi="Consolas" w:eastAsia="等线"/>
-          <w:b w:val="0"/>
-          <w:i w:val="0"/>
-          <w:color w:val="444444"/>
-          <w:sz w:val="19"/>
-        </w:rPr>
-        <w:t>g11_reject_iff</w:t>
-      </w:r>
-      <w:r>
-        <w:rPr>
-          <w:rFonts w:ascii="Times New Roman" w:hAnsi="Times New Roman" w:eastAsia="宋体"/>
-          <w:b w:val="0"/>
-          <w:i/>
-          <w:color w:val="444444"/>
-          <w:sz w:val="21"/>
-        </w:rPr>
-        <w:t xml:space="preserve">（通过 ⟺ 逐行在阈内 / 拒绝 ⟺ 存在超阈行，健全+完备双向）+ </w:t>
-      </w:r>
-      <w:r>
-        <w:rPr>
-          <w:rFonts w:ascii="Consolas" w:hAnsi="Consolas" w:eastAsia="等线"/>
-          <w:b w:val="0"/>
-          <w:i w:val="0"/>
-          <w:color w:val="444444"/>
-          <w:sz w:val="19"/>
-        </w:rPr>
-        <w:t>g11_fn_iff</w:t>
-      </w:r>
-      <w:r>
-        <w:rPr>
-          <w:rFonts w:ascii="Times New Roman" w:hAnsi="Times New Roman" w:eastAsia="宋体"/>
-          <w:b w:val="0"/>
-          <w:i/>
-          <w:color w:val="444444"/>
-          <w:sz w:val="21"/>
-        </w:rPr>
-        <w:t xml:space="preserve">（假阴性量化 iff：精确行在阈内 ∧ 被松弛拒绝 ⟺ 阈值余量非负 ∧ 余量 &lt; 松弛盈余——「缺口不在检查器逻辑，在松弛盈余」的精确形式）+ </w:t>
-      </w:r>
-      <w:r>
-        <w:rPr>
-          <w:rFonts w:ascii="Consolas" w:hAnsi="Consolas" w:eastAsia="等线"/>
-          <w:b w:val="0"/>
-          <w:i w:val="0"/>
-          <w:color w:val="444444"/>
-          <w:sz w:val="19"/>
-        </w:rPr>
-        <w:t>g11_decision_cert</w:t>
-      </w:r>
-      <w:r>
-        <w:rPr>
-          <w:rFonts w:ascii="Times New Roman" w:hAnsi="Times New Roman" w:eastAsia="宋体"/>
-          <w:b w:val="0"/>
-          <w:i/>
-          <w:color w:val="444444"/>
-          <w:sz w:val="21"/>
-        </w:rPr>
-        <w:t>（sigT 双向 iff 决策证书）。上游消融同日完成（interval_inference Test1/Test2 桩整节移除，E203）。论文 A v2.21 + docx。</w:t>
+        <w:t>，ca_sparse_ext 已 Qed 沉没资产入文：超线性增长 p-偏置子阶梯 whp 逐对可控，与 T2b 构成随机侧对偶）。纯文本对齐，无定理改动。</w:t>
       </w:r>
     </w:p>
     <w:p>
@@ -2049,7 +2149,7 @@
           <w:color w:val="444444"/>
           <w:sz w:val="21"/>
         </w:rPr>
-        <w:t>修订摘要（v2.19→v2.20，2026-08-31，评审「4 原子扩展 = Admitted/TODO？」质询澄清 + Artifact 残余清理）：</w:t>
+        <w:t>修订摘要（v2.20→v2.21，2026-08-31，T*-1 充要刻画构造性收官——D7 名实不符修复）：</w:t>
       </w:r>
       <w:r>
         <w:rPr>
@@ -2059,7 +2159,7 @@
           <w:color w:val="444444"/>
           <w:sz w:val="21"/>
         </w:rPr>
-        <w:t>§5.6.6 意义段措辞锐化</w:t>
+        <w:t>§保守性段充要口径句重写</w:t>
       </w:r>
       <w:r>
         <w:rPr>
@@ -2069,27 +2169,47 @@
           <w:color w:val="444444"/>
           <w:sz w:val="21"/>
         </w:rPr>
-        <w:t>——「直截但未完成的计算」改为无歧义表述：全窗口 4 原子稀疏唯一性扩展</w:t>
-      </w:r>
-      <w:r>
-        <w:rPr>
-          <w:rFonts w:ascii="Times New Roman" w:hAnsi="Times New Roman" w:eastAsia="宋体"/>
-          <w:b/>
+        <w:t>——</w:t>
+      </w:r>
+      <w:r>
+        <w:rPr>
+          <w:rFonts w:ascii="Consolas" w:hAnsi="Consolas" w:eastAsia="等线"/>
+          <w:b w:val="0"/>
+          <w:i w:val="0"/>
+          <w:color w:val="444444"/>
+          <w:sz w:val="19"/>
+        </w:rPr>
+        <w:t>g3_certifiable_iff</w:t>
+      </w:r>
+      <w:r>
+        <w:rPr>
+          <w:rFonts w:ascii="Times New Roman" w:hAnsi="Times New Roman" w:eastAsia="宋体"/>
+          <w:b w:val="0"/>
           <w:i/>
           <w:color w:val="444444"/>
           <w:sz w:val="21"/>
         </w:rPr>
-        <w:t>不在 Artifact 中</w:t>
-      </w:r>
-      <w:r>
-        <w:rPr>
-          <w:rFonts w:ascii="Times New Roman" w:hAnsi="Times New Roman" w:eastAsia="宋体"/>
-          <w:b w:val="0"/>
+        <w:t xml:space="preserve"> 如实降格为单向蕴含（检查器通过 ⟹ Gershgorin 界；名字沿自早期草稿），真 iff 由新模块 </w:t>
+      </w:r>
+      <w:r>
+        <w:rPr>
+          <w:rFonts w:ascii="Times New Roman" w:hAnsi="Times New Roman" w:eastAsia="宋体"/>
+          <w:b/>
           <w:i/>
           <w:color w:val="444444"/>
           <w:sz w:val="21"/>
         </w:rPr>
-        <w:t>（全库零 Admitted、零挂起证明义务——CI 语句形 grep + coqchk + 165 项审计三重背书；仓库唯一语句形 Abort 在 vendored 第三方 deps/mathcomp）；两两相干判据已关窗（μ·4 = 45156/33920 &gt; 1，</w:t>
+        <w:t>G-11 `probe_g11_checkiff_cr.v`</w:t>
+      </w:r>
+      <w:r>
+        <w:rPr>
+          <w:rFonts w:ascii="Times New Roman" w:hAnsi="Times New Roman" w:eastAsia="宋体"/>
+          <w:b w:val="0"/>
+          <w:i/>
+          <w:color w:val="444444"/>
+          <w:sz w:val="21"/>
+        </w:rPr>
+        <w:t xml:space="preserve"> 承接（纯 nat/bool/Q 构造性，Set 层 sigT + 可提取 OCaml，6 段审计全 Closed，SHA 7dceff47 三方一致）：构造性行最大值 </w:t>
       </w:r>
       <w:r>
         <w:rPr>
@@ -2099,7 +2219,7 @@
           <w:color w:val="444444"/>
           <w:sz w:val="19"/>
         </w:rPr>
-        <w:t>c4_mu4_window</w:t>
+        <w:t>g11_maxl</w:t>
       </w:r>
       <w:r>
         <w:rPr>
@@ -2109,17 +2229,37 @@
           <w:color w:val="444444"/>
           <w:sz w:val="21"/>
         </w:rPr>
-        <w:t xml:space="preserve"> 机器判定），扩展须走 Gram 特征值口径数值裁决且结果未定——「直截」仅指判定动作；扩展显式列入 future work 第一项。</w:t>
-      </w:r>
-      <w:r>
-        <w:rPr>
-          <w:rFonts w:ascii="Times New Roman" w:hAnsi="Times New Roman" w:eastAsia="宋体"/>
-          <w:b/>
+        <w:t xml:space="preserve">（Qle_bool 驱动 Set 层决策）+ </w:t>
+      </w:r>
+      <w:r>
+        <w:rPr>
+          <w:rFonts w:ascii="Consolas" w:hAnsi="Consolas" w:eastAsia="等线"/>
+          <w:b w:val="0"/>
+          <w:i w:val="0"/>
+          <w:color w:val="444444"/>
+          <w:sz w:val="19"/>
+        </w:rPr>
+        <w:t>g11_maxl_le_iff</w:t>
+      </w:r>
+      <w:r>
+        <w:rPr>
+          <w:rFonts w:ascii="Times New Roman" w:hAnsi="Times New Roman" w:eastAsia="宋体"/>
+          <w:b w:val="0"/>
           <w:i/>
           <w:color w:val="444444"/>
           <w:sz w:val="21"/>
         </w:rPr>
-        <w:t>代码侧</w:t>
+        <w:t xml:space="preserve">（max ≤ μ ⟺ 逐行 ≤ μ，含 0 ≤ μ 前提——空表 max=0 的域诚实修正）+ </w:t>
+      </w:r>
+      <w:r>
+        <w:rPr>
+          <w:rFonts w:ascii="Consolas" w:hAnsi="Consolas" w:eastAsia="等线"/>
+          <w:b w:val="0"/>
+          <w:i w:val="0"/>
+          <w:color w:val="444444"/>
+          <w:sz w:val="19"/>
+        </w:rPr>
+        <w:t>g11_check_iff</w:t>
       </w:r>
       <w:r>
         <w:rPr>
@@ -2129,7 +2269,7 @@
           <w:color w:val="444444"/>
           <w:sz w:val="21"/>
         </w:rPr>
-        <w:t>：</w:t>
+        <w:t>/</w:t>
       </w:r>
       <w:r>
         <w:rPr>
@@ -2139,7 +2279,7 @@
           <w:color w:val="444444"/>
           <w:sz w:val="19"/>
         </w:rPr>
-        <w:t>PSA_audit.v</w:t>
+        <w:t>g11_reject_iff</w:t>
       </w:r>
       <w:r>
         <w:rPr>
@@ -2149,7 +2289,47 @@
           <w:color w:val="444444"/>
           <w:sz w:val="21"/>
         </w:rPr>
-        <w:t xml:space="preserve"> L179 陈旧注释清理（「未证毕部分见 frame_check_instance_sound TODO」→ 该定理已 Qed，改指装配段 banner）——全库唯一 TODO 形态残余归零；重编译 EXIT=0（54×Closed）。纯注释+文本，无定理改动。</w:t>
+        <w:t xml:space="preserve">（通过 ⟺ 逐行在阈内 / 拒绝 ⟺ 存在超阈行，健全+完备双向）+ </w:t>
+      </w:r>
+      <w:r>
+        <w:rPr>
+          <w:rFonts w:ascii="Consolas" w:hAnsi="Consolas" w:eastAsia="等线"/>
+          <w:b w:val="0"/>
+          <w:i w:val="0"/>
+          <w:color w:val="444444"/>
+          <w:sz w:val="19"/>
+        </w:rPr>
+        <w:t>g11_fn_iff</w:t>
+      </w:r>
+      <w:r>
+        <w:rPr>
+          <w:rFonts w:ascii="Times New Roman" w:hAnsi="Times New Roman" w:eastAsia="宋体"/>
+          <w:b w:val="0"/>
+          <w:i/>
+          <w:color w:val="444444"/>
+          <w:sz w:val="21"/>
+        </w:rPr>
+        <w:t xml:space="preserve">（假阴性量化 iff：精确行在阈内 ∧ 被松弛拒绝 ⟺ 阈值余量非负 ∧ 余量 &lt; 松弛盈余——「缺口不在检查器逻辑，在松弛盈余」的精确形式）+ </w:t>
+      </w:r>
+      <w:r>
+        <w:rPr>
+          <w:rFonts w:ascii="Consolas" w:hAnsi="Consolas" w:eastAsia="等线"/>
+          <w:b w:val="0"/>
+          <w:i w:val="0"/>
+          <w:color w:val="444444"/>
+          <w:sz w:val="19"/>
+        </w:rPr>
+        <w:t>g11_decision_cert</w:t>
+      </w:r>
+      <w:r>
+        <w:rPr>
+          <w:rFonts w:ascii="Times New Roman" w:hAnsi="Times New Roman" w:eastAsia="宋体"/>
+          <w:b w:val="0"/>
+          <w:i/>
+          <w:color w:val="444444"/>
+          <w:sz w:val="21"/>
+        </w:rPr>
+        <w:t>（sigT 双向 iff 决策证书）。上游消融同日完成（interval_inference Test1/Test2 桩整节移除，E203）。论文 A v2.21 + docx。</w:t>
       </w:r>
     </w:p>
     <w:p>
@@ -2164,7 +2344,7 @@
           <w:color w:val="444444"/>
           <w:sz w:val="21"/>
         </w:rPr>
-        <w:t>修订摘要（v2.18→v2.19，2026-08-31，评审 CR 效率质询澄清）：</w:t>
+        <w:t>修订摘要（v2.19→v2.20，2026-08-31，评审「4 原子扩展 = Admitted/TODO？」质询澄清 + Artifact 残余清理）：</w:t>
       </w:r>
       <w:r>
         <w:rPr>
@@ -2174,7 +2354,7 @@
           <w:color w:val="444444"/>
           <w:sz w:val="21"/>
         </w:rPr>
-        <w:t>§6 新增「两层提取的边界」声明</w:t>
+        <w:t>§5.6.6 意义段措辞锐化</w:t>
       </w:r>
       <w:r>
         <w:rPr>
@@ -2184,7 +2364,27 @@
           <w:color w:val="444444"/>
           <w:sz w:val="21"/>
         </w:rPr>
-        <w:t>——运行时检查全部由 Z/Q 反射层承载（四级判定/安全域/窗口判定/</w:t>
+        <w:t>——「直截但未完成的计算」改为无歧义表述：全窗口 4 原子稀疏唯一性扩展</w:t>
+      </w:r>
+      <w:r>
+        <w:rPr>
+          <w:rFonts w:ascii="Times New Roman" w:hAnsi="Times New Roman" w:eastAsia="宋体"/>
+          <w:b/>
+          <w:i/>
+          <w:color w:val="444444"/>
+          <w:sz w:val="21"/>
+        </w:rPr>
+        <w:t>不在 Artifact 中</w:t>
+      </w:r>
+      <w:r>
+        <w:rPr>
+          <w:rFonts w:ascii="Times New Roman" w:hAnsi="Times New Roman" w:eastAsia="宋体"/>
+          <w:b w:val="0"/>
+          <w:i/>
+          <w:color w:val="444444"/>
+          <w:sz w:val="21"/>
+        </w:rPr>
+        <w:t>（全库零 Admitted、零挂起证明义务——CI 语句形 grep + coqchk + 165 项审计三重背书；仓库唯一语句形 Abort 在 vendored 第三方 deps/mathcomp）；两两相干判据已关窗（μ·4 = 45156/33920 &gt; 1，</w:t>
       </w:r>
       <w:r>
         <w:rPr>
@@ -2194,7 +2394,7 @@
           <w:color w:val="444444"/>
           <w:sz w:val="19"/>
         </w:rPr>
-        <w:t>psa_guard</w:t>
+        <w:t>c4_mu4_window</w:t>
       </w:r>
       <w:r>
         <w:rPr>
@@ -2204,7 +2404,27 @@
           <w:color w:val="444444"/>
           <w:sz w:val="21"/>
         </w:rPr>
-        <w:t xml:space="preserve"> 原生镜像：nat/Z/Q 层函数、Pos/Z 二进制算术、无逼近循环，&lt;1 ms 实测已随稿）；构造性实数层（ConstructiveReals）不进入任何运行时路径（</w:t>
+        <w:t xml:space="preserve"> 机器判定），扩展须走 Gram 特征值口径数值裁决且结果未定——「直截」仅指判定动作；扩展显式列入 future work 第一项。</w:t>
+      </w:r>
+      <w:r>
+        <w:rPr>
+          <w:rFonts w:ascii="Times New Roman" w:hAnsi="Times New Roman" w:eastAsia="宋体"/>
+          <w:b/>
+          <w:i/>
+          <w:color w:val="444444"/>
+          <w:sz w:val="21"/>
+        </w:rPr>
+        <w:t>代码侧</w:t>
+      </w:r>
+      <w:r>
+        <w:rPr>
+          <w:rFonts w:ascii="Times New Roman" w:hAnsi="Times New Roman" w:eastAsia="宋体"/>
+          <w:b w:val="0"/>
+          <w:i/>
+          <w:color w:val="444444"/>
+          <w:sz w:val="21"/>
+        </w:rPr>
+        <w:t>：</w:t>
       </w:r>
       <w:r>
         <w:rPr>
@@ -2214,7 +2434,7 @@
           <w:color w:val="444444"/>
           <w:sz w:val="19"/>
         </w:rPr>
-        <w:t>CRcarrier</w:t>
+        <w:t>PSA_audit.v</w:t>
       </w:r>
       <w:r>
         <w:rPr>
@@ -2224,47 +2444,7 @@
           <w:color w:val="444444"/>
           <w:sz w:val="21"/>
         </w:rPr>
-        <w:t xml:space="preserve"> 抽象类型参数 / </w:t>
-      </w:r>
-      <w:r>
-        <w:rPr>
-          <w:rFonts w:ascii="Consolas" w:hAnsi="Consolas" w:eastAsia="等线"/>
-          <w:b w:val="0"/>
-          <w:i w:val="0"/>
-          <w:color w:val="444444"/>
-          <w:sz w:val="19"/>
-        </w:rPr>
-        <w:t>taugrid_cr</w:t>
-      </w:r>
-      <w:r>
-        <w:rPr>
-          <w:rFonts w:ascii="Times New Roman" w:hAnsi="Times New Roman" w:eastAsia="宋体"/>
-          <w:b w:val="0"/>
-          <w:i/>
-          <w:color w:val="444444"/>
-          <w:sz w:val="21"/>
-        </w:rPr>
-        <w:t xml:space="preserve"> 柯西实例仅编译验证；</w:t>
-      </w:r>
-      <w:r>
-        <w:rPr>
-          <w:rFonts w:ascii="Consolas" w:hAnsi="Consolas" w:eastAsia="等线"/>
-          <w:b w:val="0"/>
-          <w:i w:val="0"/>
-          <w:color w:val="444444"/>
-          <w:sz w:val="19"/>
-        </w:rPr>
-        <w:t>CR_of_Q</w:t>
-      </w:r>
-      <w:r>
-        <w:rPr>
-          <w:rFonts w:ascii="Times New Roman" w:hAnsi="Times New Roman" w:eastAsia="宋体"/>
-          <w:b w:val="0"/>
-          <w:i/>
-          <w:color w:val="444444"/>
-          <w:sz w:val="21"/>
-        </w:rPr>
-        <w:t xml:space="preserve"> 为有理常数嵌入件，其二分表示不承载运行时判定）；「经 DkMLNative 编译通过」= 良构性与可执行结构验证，非运行时性能主张——构造性轨道角色 = 公理独立性与可计算性验证，生产检查器由经典/反射轨道承担（与 v2.13 轨道定位声明一致）。纯文本澄清，无代码与定理改动；草稿无 §6 基准节，不同步。</w:t>
+        <w:t xml:space="preserve"> L179 陈旧注释清理（「未证毕部分见 frame_check_instance_sound TODO」→ 该定理已 Qed，改指装配段 banner）——全库唯一 TODO 形态残余归零；重编译 EXIT=0（54×Closed）。纯注释+文本，无定理改动。</w:t>
       </w:r>
     </w:p>
     <w:p>
@@ -2279,7 +2459,7 @@
           <w:color w:val="444444"/>
           <w:sz w:val="21"/>
         </w:rPr>
-        <w:t>修订摘要（v2.17→v2.18，2026-08-31，G-9 渐近闭合式形式化——回应 Coq 专家评审第 6 条）：</w:t>
+        <w:t>修订摘要（v2.18→v2.19，2026-08-31，评审 CR 效率质询澄清）：</w:t>
       </w:r>
       <w:r>
         <w:rPr>
@@ -2289,7 +2469,7 @@
           <w:color w:val="444444"/>
           <w:sz w:val="21"/>
         </w:rPr>
-        <w:t>§可判定性溢价段闭合形式句升级</w:t>
+        <w:t>§6 新增「两层提取的边界」声明</w:t>
       </w:r>
       <w:r>
         <w:rPr>
@@ -2299,7 +2479,7 @@
           <w:color w:val="444444"/>
           <w:sz w:val="21"/>
         </w:rPr>
-        <w:t>——松弛链渐近代价 n₁n₂/(2(n₂−n₁)⌊√(n₁n₂)⌋) → √C/(2(C−1))（C=4 时 1/3）由纸面推导升级为机器检查定理（</w:t>
+        <w:t>——运行时检查全部由 Z/Q 反射层承载（四级判定/安全域/窗口判定/</w:t>
       </w:r>
       <w:r>
         <w:rPr>
@@ -2309,7 +2489,7 @@
           <w:color w:val="444444"/>
           <w:sz w:val="19"/>
         </w:rPr>
-        <w:t>probe_g9_pairfrac_cr.v</w:t>
+        <w:t>psa_guard</w:t>
       </w:r>
       <w:r>
         <w:rPr>
@@ -2319,7 +2499,7 @@
           <w:color w:val="444444"/>
           <w:sz w:val="21"/>
         </w:rPr>
-        <w:t>，10 项引理/定理全闭合）：层 1 完全平方 C=c² 精确闭合 pair_frac(a,c²a)=c/(2(c²−1))（</w:t>
+        <w:t xml:space="preserve"> 原生镜像：nat/Z/Q 层函数、Pos/Z 二进制算术、无逼近循环，&lt;1 ms 实测已随稿）；构造性实数层（ConstructiveReals）不进入任何运行时路径（</w:t>
       </w:r>
       <w:r>
         <w:rPr>
@@ -2329,7 +2509,7 @@
           <w:color w:val="444444"/>
           <w:sz w:val="19"/>
         </w:rPr>
-        <w:t>g9_pf_square</w:t>
+        <w:t>CRcarrier</w:t>
       </w:r>
       <w:r>
         <w:rPr>
@@ -2339,7 +2519,7 @@
           <w:color w:val="444444"/>
           <w:sz w:val="21"/>
         </w:rPr>
-        <w:t>，论文 C=4→1/3 实例）、层 2 一般 C 双带有理夹逼 C/(2(C−1)(s+1)) ≤ pf ≤ C/(2(C−1)s)（s=⌊√C⌋，</w:t>
+        <w:t xml:space="preserve"> 抽象类型参数 / </w:t>
       </w:r>
       <w:r>
         <w:rPr>
@@ -2349,7 +2529,7 @@
           <w:color w:val="444444"/>
           <w:sz w:val="19"/>
         </w:rPr>
-        <w:t>g9_pf_sandwich</w:t>
+        <w:t>taugrid_cr</w:t>
       </w:r>
       <w:r>
         <w:rPr>
@@ -2359,7 +2539,7 @@
           <w:color w:val="444444"/>
           <w:sz w:val="21"/>
         </w:rPr>
-        <w:t>——比纸面极限更强的全有理可计算形，无理 √C 不入库）、C=4 可运行判定实例（</w:t>
+        <w:t xml:space="preserve"> 柯西实例仅编译验证；</w:t>
       </w:r>
       <w:r>
         <w:rPr>
@@ -2369,7 +2549,7 @@
           <w:color w:val="444444"/>
           <w:sz w:val="19"/>
         </w:rPr>
-        <w:t>g9_pf_C4_13</w:t>
+        <w:t>CR_of_Q</w:t>
       </w:r>
       <w:r>
         <w:rPr>
@@ -2379,47 +2559,7 @@
           <w:color w:val="444444"/>
           <w:sz w:val="21"/>
         </w:rPr>
-        <w:t>，Qeq_bool）与 sigT 可提取闭合式证书（</w:t>
-      </w:r>
-      <w:r>
-        <w:rPr>
-          <w:rFonts w:ascii="Consolas" w:hAnsi="Consolas" w:eastAsia="等线"/>
-          <w:b w:val="0"/>
-          <w:i w:val="0"/>
-          <w:color w:val="444444"/>
-          <w:sz w:val="19"/>
-        </w:rPr>
-        <w:t>g9_closed_form_cert</w:t>
-      </w:r>
-      <w:r>
-        <w:rPr>
-          <w:rFonts w:ascii="Times New Roman" w:hAnsi="Times New Roman" w:eastAsia="宋体"/>
-          <w:b w:val="0"/>
-          <w:i/>
-          <w:color w:val="444444"/>
-          <w:sz w:val="21"/>
-        </w:rPr>
-        <w:t xml:space="preserve">）；纯构造性 nat/Z/Q 轨道，零 Reals 零经典零 Admitted，4 段 Print Assumptions 全 Closed，提取物 g9_pairfrac_cr.ml 经 DkMLNative ocamlc 编译通过；已并入合并版 </w:t>
-      </w:r>
-      <w:r>
-        <w:rPr>
-          <w:rFonts w:ascii="Consolas" w:hAnsi="Consolas" w:eastAsia="等线"/>
-          <w:b w:val="0"/>
-          <w:i w:val="0"/>
-          <w:color w:val="444444"/>
-          <w:sz w:val="19"/>
-        </w:rPr>
-        <w:t>ca_merged_full_25_m2.v</w:t>
-      </w:r>
-      <w:r>
-        <w:rPr>
-          <w:rFonts w:ascii="Times New Roman" w:hAnsi="Times New Roman" w:eastAsia="宋体"/>
-          <w:b w:val="0"/>
-          <w:i/>
-          <w:color w:val="444444"/>
-          <w:sz w:val="21"/>
-        </w:rPr>
-        <w:t>（模块 69/68 分区，92743 行，本地 2.5 全量编译 EXIT=0）。经验卡 E202。</w:t>
+        <w:t xml:space="preserve"> 为有理常数嵌入件，其二分表示不承载运行时判定）；「经 DkMLNative 编译通过」= 良构性与可执行结构验证，非运行时性能主张——构造性轨道角色 = 公理独立性与可计算性验证，生产检查器由经典/反射轨道承担（与 v2.13 轨道定位声明一致）。纯文本澄清，无代码与定理改动；草稿无 §6 基准节，不同步。</w:t>
       </w:r>
     </w:p>
     <w:p>
@@ -2434,7 +2574,27 @@
           <w:color w:val="444444"/>
           <w:sz w:val="21"/>
         </w:rPr>
-        <w:t>修订摘要（v2.16→v2.17，2026-08-31，合并版 m2 扫雷收官）：</w:t>
+        <w:t>修订摘要（v2.17→v2.18，2026-08-31，G-9 渐近闭合式形式化——回应 Coq 专家评审第 6 条）：</w:t>
+      </w:r>
+      <w:r>
+        <w:rPr>
+          <w:rFonts w:ascii="Times New Roman" w:hAnsi="Times New Roman" w:eastAsia="宋体"/>
+          <w:b/>
+          <w:i/>
+          <w:color w:val="444444"/>
+          <w:sz w:val="21"/>
+        </w:rPr>
+        <w:t>§可判定性溢价段闭合形式句升级</w:t>
+      </w:r>
+      <w:r>
+        <w:rPr>
+          <w:rFonts w:ascii="Times New Roman" w:hAnsi="Times New Roman" w:eastAsia="宋体"/>
+          <w:b w:val="0"/>
+          <w:i/>
+          <w:color w:val="444444"/>
+          <w:sz w:val="21"/>
+        </w:rPr>
+        <w:t>——松弛链渐近代价 n₁n₂/(2(n₂−n₁)⌊√(n₁n₂)⌋) → √C/(2(C−1))（C=4 时 1/3）由纸面推导升级为机器检查定理（</w:t>
       </w:r>
       <w:r>
         <w:rPr>
@@ -2444,6 +2604,106 @@
           <w:color w:val="444444"/>
           <w:sz w:val="19"/>
         </w:rPr>
+        <w:t>probe_g9_pairfrac_cr.v</w:t>
+      </w:r>
+      <w:r>
+        <w:rPr>
+          <w:rFonts w:ascii="Times New Roman" w:hAnsi="Times New Roman" w:eastAsia="宋体"/>
+          <w:b w:val="0"/>
+          <w:i/>
+          <w:color w:val="444444"/>
+          <w:sz w:val="21"/>
+        </w:rPr>
+        <w:t>，10 项引理/定理全闭合）：层 1 完全平方 C=c² 精确闭合 pair_frac(a,c²a)=c/(2(c²−1))（</w:t>
+      </w:r>
+      <w:r>
+        <w:rPr>
+          <w:rFonts w:ascii="Consolas" w:hAnsi="Consolas" w:eastAsia="等线"/>
+          <w:b w:val="0"/>
+          <w:i w:val="0"/>
+          <w:color w:val="444444"/>
+          <w:sz w:val="19"/>
+        </w:rPr>
+        <w:t>g9_pf_square</w:t>
+      </w:r>
+      <w:r>
+        <w:rPr>
+          <w:rFonts w:ascii="Times New Roman" w:hAnsi="Times New Roman" w:eastAsia="宋体"/>
+          <w:b w:val="0"/>
+          <w:i/>
+          <w:color w:val="444444"/>
+          <w:sz w:val="21"/>
+        </w:rPr>
+        <w:t>，论文 C=4→1/3 实例）、层 2 一般 C 双带有理夹逼 C/(2(C−1)(s+1)) ≤ pf ≤ C/(2(C−1)s)（s=⌊√C⌋，</w:t>
+      </w:r>
+      <w:r>
+        <w:rPr>
+          <w:rFonts w:ascii="Consolas" w:hAnsi="Consolas" w:eastAsia="等线"/>
+          <w:b w:val="0"/>
+          <w:i w:val="0"/>
+          <w:color w:val="444444"/>
+          <w:sz w:val="19"/>
+        </w:rPr>
+        <w:t>g9_pf_sandwich</w:t>
+      </w:r>
+      <w:r>
+        <w:rPr>
+          <w:rFonts w:ascii="Times New Roman" w:hAnsi="Times New Roman" w:eastAsia="宋体"/>
+          <w:b w:val="0"/>
+          <w:i/>
+          <w:color w:val="444444"/>
+          <w:sz w:val="21"/>
+        </w:rPr>
+        <w:t>——比纸面极限更强的全有理可计算形，无理 √C 不入库）、C=4 可运行判定实例（</w:t>
+      </w:r>
+      <w:r>
+        <w:rPr>
+          <w:rFonts w:ascii="Consolas" w:hAnsi="Consolas" w:eastAsia="等线"/>
+          <w:b w:val="0"/>
+          <w:i w:val="0"/>
+          <w:color w:val="444444"/>
+          <w:sz w:val="19"/>
+        </w:rPr>
+        <w:t>g9_pf_C4_13</w:t>
+      </w:r>
+      <w:r>
+        <w:rPr>
+          <w:rFonts w:ascii="Times New Roman" w:hAnsi="Times New Roman" w:eastAsia="宋体"/>
+          <w:b w:val="0"/>
+          <w:i/>
+          <w:color w:val="444444"/>
+          <w:sz w:val="21"/>
+        </w:rPr>
+        <w:t>，Qeq_bool）与 sigT 可提取闭合式证书（</w:t>
+      </w:r>
+      <w:r>
+        <w:rPr>
+          <w:rFonts w:ascii="Consolas" w:hAnsi="Consolas" w:eastAsia="等线"/>
+          <w:b w:val="0"/>
+          <w:i w:val="0"/>
+          <w:color w:val="444444"/>
+          <w:sz w:val="19"/>
+        </w:rPr>
+        <w:t>g9_closed_form_cert</w:t>
+      </w:r>
+      <w:r>
+        <w:rPr>
+          <w:rFonts w:ascii="Times New Roman" w:hAnsi="Times New Roman" w:eastAsia="宋体"/>
+          <w:b w:val="0"/>
+          <w:i/>
+          <w:color w:val="444444"/>
+          <w:sz w:val="21"/>
+        </w:rPr>
+        <w:t xml:space="preserve">）；纯构造性 nat/Z/Q 轨道，零 Reals 零经典零 Admitted，4 段 Print Assumptions 全 Closed，提取物 g9_pairfrac_cr.ml 经 DkMLNative ocamlc 编译通过；已并入合并版 </w:t>
+      </w:r>
+      <w:r>
+        <w:rPr>
+          <w:rFonts w:ascii="Consolas" w:hAnsi="Consolas" w:eastAsia="等线"/>
+          <w:b w:val="0"/>
+          <w:i w:val="0"/>
+          <w:color w:val="444444"/>
+          <w:sz w:val="19"/>
+        </w:rPr>
         <w:t>ca_merged_full_25_m2.v</w:t>
       </w:r>
       <w:r>
@@ -2454,267 +2714,7 @@
           <w:color w:val="444444"/>
           <w:sz w:val="21"/>
         </w:rPr>
-        <w:t xml:space="preserve"> 本地 2.5 全量编译 EXIT=0（</w:t>
-      </w:r>
-      <w:r>
-        <w:rPr>
-          <w:rFonts w:ascii="Times New Roman" w:hAnsi="Times New Roman" w:eastAsia="宋体"/>
-          <w:b/>
-          <w:i/>
-          <w:color w:val="444444"/>
-          <w:sz w:val="21"/>
-        </w:rPr>
-        <w:t>11 轮扫雷，92506 行 / 68 模块分区</w:t>
-      </w:r>
-      <w:r>
-        <w:rPr>
-          <w:rFonts w:ascii="Times New Roman" w:hAnsi="Times New Roman" w:eastAsia="宋体"/>
-          <w:b w:val="0"/>
-          <w:i/>
-          <w:color w:val="444444"/>
-          <w:sz w:val="21"/>
-        </w:rPr>
-        <w:t xml:space="preserve">）。修复全落 z 探针源双文件同步（探针即终态）：分区头 E138① Notation 注册防 mathcomp 前序劫持（nat_scope </w:t>
-      </w:r>
-      <w:r>
-        <w:rPr>
-          <w:rFonts w:ascii="Consolas" w:hAnsi="Consolas" w:eastAsia="等线"/>
-          <w:b w:val="0"/>
-          <w:i w:val="0"/>
-          <w:color w:val="444444"/>
-          <w:sz w:val="19"/>
-        </w:rPr>
-        <w:t>&lt;=</w:t>
-      </w:r>
-      <w:r>
-        <w:rPr>
-          <w:rFonts w:ascii="Times New Roman" w:hAnsi="Times New Roman" w:eastAsia="宋体"/>
-          <w:b w:val="0"/>
-          <w:i/>
-          <w:color w:val="444444"/>
-          <w:sz w:val="21"/>
-        </w:rPr>
-        <w:t xml:space="preserve"> 被 bool leq 覆盖致 lia 失效——横向传染）；</w:t>
-      </w:r>
-      <w:r>
-        <w:rPr>
-          <w:rFonts w:ascii="Consolas" w:hAnsi="Consolas" w:eastAsia="等线"/>
-          <w:b w:val="0"/>
-          <w:i w:val="0"/>
-          <w:color w:val="444444"/>
-          <w:sz w:val="19"/>
-        </w:rPr>
-        <w:t>Nat.le_antisym</w:t>
-      </w:r>
-      <w:r>
-        <w:rPr>
-          <w:rFonts w:ascii="Times New Roman" w:hAnsi="Times New Roman" w:eastAsia="宋体"/>
-          <w:b w:val="0"/>
-          <w:i/>
-          <w:color w:val="444444"/>
-          <w:sz w:val="21"/>
-        </w:rPr>
-        <w:t xml:space="preserve"> typo 更正（三环境不存在，正确名 </w:t>
-      </w:r>
-      <w:r>
-        <w:rPr>
-          <w:rFonts w:ascii="Consolas" w:hAnsi="Consolas" w:eastAsia="等线"/>
-          <w:b w:val="0"/>
-          <w:i w:val="0"/>
-          <w:color w:val="444444"/>
-          <w:sz w:val="19"/>
-        </w:rPr>
-        <w:t>Nat.le_antisymm</w:t>
-      </w:r>
-      <w:r>
-        <w:rPr>
-          <w:rFonts w:ascii="Times New Roman" w:hAnsi="Times New Roman" w:eastAsia="宋体"/>
-          <w:b w:val="0"/>
-          <w:i/>
-          <w:color w:val="444444"/>
-          <w:sz w:val="21"/>
-        </w:rPr>
-        <w:t xml:space="preserve">）；裸 </w:t>
-      </w:r>
-      <w:r>
-        <w:rPr>
-          <w:rFonts w:ascii="Consolas" w:hAnsi="Consolas" w:eastAsia="等线"/>
-          <w:b w:val="0"/>
-          <w:i w:val="0"/>
-          <w:color w:val="444444"/>
-          <w:sz w:val="19"/>
-        </w:rPr>
-        <w:t>eq_refl</w:t>
-      </w:r>
-      <w:r>
-        <w:rPr>
-          <w:rFonts w:ascii="Times New Roman" w:hAnsi="Times New Roman" w:eastAsia="宋体"/>
-          <w:b w:val="0"/>
-          <w:i/>
-          <w:color w:val="444444"/>
-          <w:sz w:val="21"/>
-        </w:rPr>
-        <w:t xml:space="preserve"> 被 mathcomp 解析到 ssr eqxx → tactic 化；</w:t>
-      </w:r>
-      <w:r>
-        <w:rPr>
-          <w:rFonts w:ascii="Consolas" w:hAnsi="Consolas" w:eastAsia="等线"/>
-          <w:b w:val="0"/>
-          <w:i w:val="0"/>
-          <w:color w:val="444444"/>
-          <w:sz w:val="19"/>
-        </w:rPr>
-        <w:t>Import independent</w:t>
-      </w:r>
-      <w:r>
-        <w:rPr>
-          <w:rFonts w:ascii="Times New Roman" w:hAnsi="Times New Roman" w:eastAsia="宋体"/>
-          <w:b w:val="0"/>
-          <w:i/>
-          <w:color w:val="444444"/>
-          <w:sz w:val="21"/>
-        </w:rPr>
-        <w:t>/</w:t>
-      </w:r>
-      <w:r>
-        <w:rPr>
-          <w:rFonts w:ascii="Consolas" w:hAnsi="Consolas" w:eastAsia="等线"/>
-          <w:b w:val="0"/>
-          <w:i w:val="0"/>
-          <w:color w:val="444444"/>
-          <w:sz w:val="19"/>
-        </w:rPr>
-        <w:t>Import UnconditionalBasis</w:t>
-      </w:r>
-      <w:r>
-        <w:rPr>
-          <w:rFonts w:ascii="Times New Roman" w:hAnsi="Times New Roman" w:eastAsia="宋体"/>
-          <w:b w:val="0"/>
-          <w:i/>
-          <w:color w:val="444444"/>
-          <w:sz w:val="21"/>
-        </w:rPr>
-        <w:t xml:space="preserve"> 解 </w:t>
-      </w:r>
-      <w:r>
-        <w:rPr>
-          <w:rFonts w:ascii="Consolas" w:hAnsi="Consolas" w:eastAsia="等线"/>
-          <w:b w:val="0"/>
-          <w:i w:val="0"/>
-          <w:color w:val="444444"/>
-          <w:sz w:val="19"/>
-        </w:rPr>
-        <w:t>Csum</w:t>
-      </w:r>
-      <w:r>
-        <w:rPr>
-          <w:rFonts w:ascii="Times New Roman" w:hAnsi="Times New Roman" w:eastAsia="宋体"/>
-          <w:b w:val="0"/>
-          <w:i/>
-          <w:color w:val="444444"/>
-          <w:sz w:val="21"/>
-        </w:rPr>
-        <w:t>/</w:t>
-      </w:r>
-      <w:r>
-        <w:rPr>
-          <w:rFonts w:ascii="Consolas" w:hAnsi="Consolas" w:eastAsia="等线"/>
-          <w:b w:val="0"/>
-          <w:i w:val="0"/>
-          <w:color w:val="444444"/>
-          <w:sz w:val="19"/>
-        </w:rPr>
-        <w:t>phi</w:t>
-      </w:r>
-      <w:r>
-        <w:rPr>
-          <w:rFonts w:ascii="Times New Roman" w:hAnsi="Times New Roman" w:eastAsia="宋体"/>
-          <w:b w:val="0"/>
-          <w:i/>
-          <w:color w:val="444444"/>
-          <w:sz w:val="21"/>
-        </w:rPr>
-        <w:t>(Prime 版)多候选遮蔽；</w:t>
-      </w:r>
-      <w:r>
-        <w:rPr>
-          <w:rFonts w:ascii="Consolas" w:hAnsi="Consolas" w:eastAsia="等线"/>
-          <w:b w:val="0"/>
-          <w:i w:val="0"/>
-          <w:color w:val="444444"/>
-          <w:sz w:val="19"/>
-        </w:rPr>
-        <w:t>Rabs_triang</w:t>
-      </w:r>
-      <w:r>
-        <w:rPr>
-          <w:rFonts w:ascii="Times New Roman" w:hAnsi="Times New Roman" w:eastAsia="宋体"/>
-          <w:b w:val="0"/>
-          <w:i/>
-          <w:color w:val="444444"/>
-          <w:sz w:val="21"/>
-        </w:rPr>
-        <w:t>/</w:t>
-      </w:r>
-      <w:r>
-        <w:rPr>
-          <w:rFonts w:ascii="Consolas" w:hAnsi="Consolas" w:eastAsia="等线"/>
-          <w:b w:val="0"/>
-          <w:i w:val="0"/>
-          <w:color w:val="444444"/>
-          <w:sz w:val="19"/>
-        </w:rPr>
-        <w:t>psi_frac_eq</w:t>
-      </w:r>
-      <w:r>
-        <w:rPr>
-          <w:rFonts w:ascii="Times New Roman" w:hAnsi="Times New Roman" w:eastAsia="宋体"/>
-          <w:b w:val="0"/>
-          <w:i/>
-          <w:color w:val="444444"/>
-          <w:sz w:val="21"/>
-        </w:rPr>
-        <w:t xml:space="preserve"> 重写改 apply/replace 显式形；</w:t>
-      </w:r>
-      <w:r>
-        <w:rPr>
-          <w:rFonts w:ascii="Consolas" w:hAnsi="Consolas" w:eastAsia="等线"/>
-          <w:b w:val="0"/>
-          <w:i w:val="0"/>
-          <w:color w:val="444444"/>
-          <w:sz w:val="19"/>
-        </w:rPr>
-        <w:t>zpos_of_succ</w:t>
-      </w:r>
-      <w:r>
-        <w:rPr>
-          <w:rFonts w:ascii="Times New Roman" w:hAnsi="Times New Roman" w:eastAsia="宋体"/>
-          <w:b w:val="0"/>
-          <w:i/>
-          <w:color w:val="444444"/>
-          <w:sz w:val="21"/>
-        </w:rPr>
-        <w:t xml:space="preserve"> 撞名改 </w:t>
-      </w:r>
-      <w:r>
-        <w:rPr>
-          <w:rFonts w:ascii="Consolas" w:hAnsi="Consolas" w:eastAsia="等线"/>
-          <w:b w:val="0"/>
-          <w:i w:val="0"/>
-          <w:color w:val="444444"/>
-          <w:sz w:val="19"/>
-        </w:rPr>
-        <w:t>zpos_of_succ_c4</w:t>
-      </w:r>
-      <w:r>
-        <w:rPr>
-          <w:rFonts w:ascii="Times New Roman" w:hAnsi="Times New Roman" w:eastAsia="宋体"/>
-          <w:b w:val="0"/>
-          <w:i/>
-          <w:color w:val="444444"/>
-          <w:sz w:val="21"/>
-        </w:rPr>
-        <w:t>。定理内容无增删。经验卡 E190。</w:t>
+        <w:t>（模块 69/68 分区，92743 行，本地 2.5 全量编译 EXIT=0）。经验卡 E202。</w:t>
       </w:r>
     </w:p>
     <w:p>
@@ -2729,27 +2729,47 @@
           <w:color w:val="444444"/>
           <w:sz w:val="21"/>
         </w:rPr>
-        <w:t>修订摘要（v2.15→v2.16，2026-08-31，G-7 Welch 下界构造性证明完成）：</w:t>
-      </w:r>
-      <w:r>
-        <w:rPr>
-          <w:rFonts w:ascii="Times New Roman" w:hAnsi="Times New Roman" w:eastAsia="宋体"/>
-          <w:b/>
+        <w:t>修订摘要（v2.16→v2.17，2026-08-31，合并版 m2 扫雷收官）：</w:t>
+      </w:r>
+      <w:r>
+        <w:rPr>
+          <w:rFonts w:ascii="Consolas" w:hAnsi="Consolas" w:eastAsia="等线"/>
+          <w:b w:val="0"/>
+          <w:i w:val="0"/>
+          <w:color w:val="444444"/>
+          <w:sz w:val="19"/>
+        </w:rPr>
+        <w:t>ca_merged_full_25_m2.v</w:t>
+      </w:r>
+      <w:r>
+        <w:rPr>
+          <w:rFonts w:ascii="Times New Roman" w:hAnsi="Times New Roman" w:eastAsia="宋体"/>
+          <w:b w:val="0"/>
           <w:i/>
           <w:color w:val="444444"/>
           <w:sz w:val="21"/>
         </w:rPr>
-        <w:t>§5.6.6 新增 G-7 条目</w:t>
-      </w:r>
-      <w:r>
-        <w:rPr>
-          <w:rFonts w:ascii="Times New Roman" w:hAnsi="Times New Roman" w:eastAsia="宋体"/>
-          <w:b w:val="0"/>
+        <w:t xml:space="preserve"> 本地 2.5 全量编译 EXIT=0（</w:t>
+      </w:r>
+      <w:r>
+        <w:rPr>
+          <w:rFonts w:ascii="Times New Roman" w:hAnsi="Times New Roman" w:eastAsia="宋体"/>
+          <w:b/>
           <w:i/>
           <w:color w:val="444444"/>
           <w:sz w:val="21"/>
         </w:rPr>
-        <w:t xml:space="preserve">——Welch 下界平方形态 </w:t>
+        <w:t>11 轮扫雷，92506 行 / 68 模块分区</w:t>
+      </w:r>
+      <w:r>
+        <w:rPr>
+          <w:rFonts w:ascii="Times New Roman" w:hAnsi="Times New Roman" w:eastAsia="宋体"/>
+          <w:b w:val="0"/>
+          <w:i/>
+          <w:color w:val="444444"/>
+          <w:sz w:val="21"/>
+        </w:rPr>
+        <w:t xml:space="preserve">）。修复全落 z 探针源双文件同步（探针即终态）：分区头 E138① Notation 注册防 mathcomp 前序劫持（nat_scope </w:t>
       </w:r>
       <w:r>
         <w:rPr>
@@ -2759,7 +2779,7 @@
           <w:color w:val="444444"/>
           <w:sz w:val="19"/>
         </w:rPr>
-        <w:t>(INR M − INR N) ≤ INR N·INR(M−1)·μ²</w:t>
+        <w:t>&lt;=</w:t>
       </w:r>
       <w:r>
         <w:rPr>
@@ -2769,7 +2789,7 @@
           <w:color w:val="444444"/>
           <w:sz w:val="21"/>
         </w:rPr>
-        <w:t xml:space="preserve"> 的构造性证明（</w:t>
+        <w:t xml:space="preserve"> 被 bool leq 覆盖致 lia 失效——横向传染）；</w:t>
       </w:r>
       <w:r>
         <w:rPr>
@@ -2779,7 +2799,7 @@
           <w:color w:val="444444"/>
           <w:sz w:val="19"/>
         </w:rPr>
-        <w:t>g7_welch_lower</w:t>
+        <w:t>Nat.le_antisym</w:t>
       </w:r>
       <w:r>
         <w:rPr>
@@ -2789,7 +2809,7 @@
           <w:color w:val="444444"/>
           <w:sz w:val="21"/>
         </w:rPr>
-        <w:t>，</w:t>
+        <w:t xml:space="preserve"> typo 更正（三环境不存在，正确名 </w:t>
       </w:r>
       <w:r>
         <w:rPr>
@@ -2799,7 +2819,7 @@
           <w:color w:val="444444"/>
           <w:sz w:val="19"/>
         </w:rPr>
-        <w:t>probe_g7_welch_cr.v</w:t>
+        <w:t>Nat.le_antisymm</w:t>
       </w:r>
       <w:r>
         <w:rPr>
@@ -2809,17 +2829,37 @@
           <w:color w:val="444444"/>
           <w:sz w:val="21"/>
         </w:rPr>
-        <w:t>，828 行 14 Qed；Frobenius 范数与 Cauchy–Schwarz 不等式路线，避免特征值论证；六段 Print Assumptions 全 Closed 零公理；提取物 g7_welch_cr.ml 经 DkMLNative ocamlc 编译通过）；</w:t>
-      </w:r>
-      <w:r>
-        <w:rPr>
-          <w:rFonts w:ascii="Times New Roman" w:hAnsi="Times New Roman" w:eastAsia="宋体"/>
-          <w:b/>
+        <w:t xml:space="preserve">）；裸 </w:t>
+      </w:r>
+      <w:r>
+        <w:rPr>
+          <w:rFonts w:ascii="Consolas" w:hAnsi="Consolas" w:eastAsia="等线"/>
+          <w:b w:val="0"/>
+          <w:i w:val="0"/>
+          <w:color w:val="444444"/>
+          <w:sz w:val="19"/>
+        </w:rPr>
+        <w:t>eq_refl</w:t>
+      </w:r>
+      <w:r>
+        <w:rPr>
+          <w:rFonts w:ascii="Times New Roman" w:hAnsi="Times New Roman" w:eastAsia="宋体"/>
+          <w:b w:val="0"/>
           <w:i/>
           <w:color w:val="444444"/>
           <w:sz w:val="21"/>
         </w:rPr>
-        <w:t>G-8 前提状态升级</w:t>
+        <w:t xml:space="preserve"> 被 mathcomp 解析到 ssr eqxx → tactic 化；</w:t>
+      </w:r>
+      <w:r>
+        <w:rPr>
+          <w:rFonts w:ascii="Consolas" w:hAnsi="Consolas" w:eastAsia="等线"/>
+          <w:b w:val="0"/>
+          <w:i w:val="0"/>
+          <w:color w:val="444444"/>
+          <w:sz w:val="19"/>
+        </w:rPr>
+        <w:t>Import independent</w:t>
       </w:r>
       <w:r>
         <w:rPr>
@@ -2829,17 +2869,37 @@
           <w:color w:val="444444"/>
           <w:sz w:val="21"/>
         </w:rPr>
-        <w:t>——Welch 下界由抽象前提升级为已证定理；</w:t>
-      </w:r>
-      <w:r>
-        <w:rPr>
-          <w:rFonts w:ascii="Times New Roman" w:hAnsi="Times New Roman" w:eastAsia="宋体"/>
-          <w:b/>
+        <w:t>/</w:t>
+      </w:r>
+      <w:r>
+        <w:rPr>
+          <w:rFonts w:ascii="Consolas" w:hAnsi="Consolas" w:eastAsia="等线"/>
+          <w:b w:val="0"/>
+          <w:i w:val="0"/>
+          <w:color w:val="444444"/>
+          <w:sz w:val="19"/>
+        </w:rPr>
+        <w:t>Import UnconditionalBasis</w:t>
+      </w:r>
+      <w:r>
+        <w:rPr>
+          <w:rFonts w:ascii="Times New Roman" w:hAnsi="Times New Roman" w:eastAsia="宋体"/>
+          <w:b w:val="0"/>
           <w:i/>
           <w:color w:val="444444"/>
           <w:sz w:val="21"/>
         </w:rPr>
-        <w:t>并入</w:t>
+        <w:t xml:space="preserve"> 解 </w:t>
+      </w:r>
+      <w:r>
+        <w:rPr>
+          <w:rFonts w:ascii="Consolas" w:hAnsi="Consolas" w:eastAsia="等线"/>
+          <w:b w:val="0"/>
+          <w:i w:val="0"/>
+          <w:color w:val="444444"/>
+          <w:sz w:val="19"/>
+        </w:rPr>
+        <w:t>Csum</w:t>
       </w:r>
       <w:r>
         <w:rPr>
@@ -2849,7 +2909,7 @@
           <w:color w:val="444444"/>
           <w:sz w:val="21"/>
         </w:rPr>
-        <w:t xml:space="preserve">——已并入合并版 </w:t>
+        <w:t>/</w:t>
       </w:r>
       <w:r>
         <w:rPr>
@@ -2859,7 +2919,7 @@
           <w:color w:val="444444"/>
           <w:sz w:val="19"/>
         </w:rPr>
-        <w:t>ca_merged_full_25_m2.v</w:t>
+        <w:t>phi</w:t>
       </w:r>
       <w:r>
         <w:rPr>
@@ -2869,7 +2929,87 @@
           <w:color w:val="444444"/>
           <w:sz w:val="21"/>
         </w:rPr>
-        <w:t>（92483 行，68 模块分区，合并编译通过）；实原子版（相干上界 μ 抽象衔接 G-8），复原子版列为后续工作。</w:t>
+        <w:t>(Prime 版)多候选遮蔽；</w:t>
+      </w:r>
+      <w:r>
+        <w:rPr>
+          <w:rFonts w:ascii="Consolas" w:hAnsi="Consolas" w:eastAsia="等线"/>
+          <w:b w:val="0"/>
+          <w:i w:val="0"/>
+          <w:color w:val="444444"/>
+          <w:sz w:val="19"/>
+        </w:rPr>
+        <w:t>Rabs_triang</w:t>
+      </w:r>
+      <w:r>
+        <w:rPr>
+          <w:rFonts w:ascii="Times New Roman" w:hAnsi="Times New Roman" w:eastAsia="宋体"/>
+          <w:b w:val="0"/>
+          <w:i/>
+          <w:color w:val="444444"/>
+          <w:sz w:val="21"/>
+        </w:rPr>
+        <w:t>/</w:t>
+      </w:r>
+      <w:r>
+        <w:rPr>
+          <w:rFonts w:ascii="Consolas" w:hAnsi="Consolas" w:eastAsia="等线"/>
+          <w:b w:val="0"/>
+          <w:i w:val="0"/>
+          <w:color w:val="444444"/>
+          <w:sz w:val="19"/>
+        </w:rPr>
+        <w:t>psi_frac_eq</w:t>
+      </w:r>
+      <w:r>
+        <w:rPr>
+          <w:rFonts w:ascii="Times New Roman" w:hAnsi="Times New Roman" w:eastAsia="宋体"/>
+          <w:b w:val="0"/>
+          <w:i/>
+          <w:color w:val="444444"/>
+          <w:sz w:val="21"/>
+        </w:rPr>
+        <w:t xml:space="preserve"> 重写改 apply/replace 显式形；</w:t>
+      </w:r>
+      <w:r>
+        <w:rPr>
+          <w:rFonts w:ascii="Consolas" w:hAnsi="Consolas" w:eastAsia="等线"/>
+          <w:b w:val="0"/>
+          <w:i w:val="0"/>
+          <w:color w:val="444444"/>
+          <w:sz w:val="19"/>
+        </w:rPr>
+        <w:t>zpos_of_succ</w:t>
+      </w:r>
+      <w:r>
+        <w:rPr>
+          <w:rFonts w:ascii="Times New Roman" w:hAnsi="Times New Roman" w:eastAsia="宋体"/>
+          <w:b w:val="0"/>
+          <w:i/>
+          <w:color w:val="444444"/>
+          <w:sz w:val="21"/>
+        </w:rPr>
+        <w:t xml:space="preserve"> 撞名改 </w:t>
+      </w:r>
+      <w:r>
+        <w:rPr>
+          <w:rFonts w:ascii="Consolas" w:hAnsi="Consolas" w:eastAsia="等线"/>
+          <w:b w:val="0"/>
+          <w:i w:val="0"/>
+          <w:color w:val="444444"/>
+          <w:sz w:val="19"/>
+        </w:rPr>
+        <w:t>zpos_of_succ_c4</w:t>
+      </w:r>
+      <w:r>
+        <w:rPr>
+          <w:rFonts w:ascii="Times New Roman" w:hAnsi="Times New Roman" w:eastAsia="宋体"/>
+          <w:b w:val="0"/>
+          <w:i/>
+          <w:color w:val="444444"/>
+          <w:sz w:val="21"/>
+        </w:rPr>
+        <w:t>。定理内容无增删。经验卡 E190。</w:t>
       </w:r>
     </w:p>
     <w:p>
@@ -2884,7 +3024,7 @@
           <w:color w:val="444444"/>
           <w:sz w:val="21"/>
         </w:rPr>
-        <w:t>修订摘要（v2.14→v2.15，2026-08-30，M2 定理扩展四连 CS-15/16/17/18 引用补写 + 外部评审二轮措辞落实）：</w:t>
+        <w:t>修订摘要（v2.15→v2.16，2026-08-31，G-7 Welch 下界构造性证明完成）：</w:t>
       </w:r>
       <w:r>
         <w:rPr>
@@ -2894,7 +3034,7 @@
           <w:color w:val="444444"/>
           <w:sz w:val="21"/>
         </w:rPr>
-        <w:t>§6 安全域谓词从 future work 升级为已形式化</w:t>
+        <w:t>§5.6.6 新增 G-7 条目</w:t>
       </w:r>
       <w:r>
         <w:rPr>
@@ -2904,7 +3044,7 @@
           <w:color w:val="444444"/>
           <w:sz w:val="21"/>
         </w:rPr>
-        <w:t xml:space="preserve">（CS-16 </w:t>
+        <w:t xml:space="preserve">——Welch 下界平方形态 </w:t>
       </w:r>
       <w:r>
         <w:rPr>
@@ -2914,7 +3054,7 @@
           <w:color w:val="444444"/>
           <w:sz w:val="19"/>
         </w:rPr>
-        <w:t>probe_safe_domain.v</w:t>
+        <w:t>(INR M − INR N) ≤ INR N·INR(M−1)·μ²</w:t>
       </w:r>
       <w:r>
         <w:rPr>
@@ -2924,17 +3064,37 @@
           <w:color w:val="444444"/>
           <w:sz w:val="21"/>
         </w:rPr>
-        <w:t>：zprod_bounded 乘积上界递推 + no_overflow_consistent 63-bit 镜像一致 + c4_safe_domain C=4 判定链连乘 2054520832000000000 &lt; 2^63 + safe_domain_bool 可提取 bool 运行时判定，4 段审计全 Closed 零公理——回应评审 P0「安全域形式化草图」，超出 trivial 草图预期）；</w:t>
-      </w:r>
-      <w:r>
-        <w:rPr>
-          <w:rFonts w:ascii="Times New Roman" w:hAnsi="Times New Roman" w:eastAsia="宋体"/>
-          <w:b/>
+        <w:t xml:space="preserve"> 的构造性证明（</w:t>
+      </w:r>
+      <w:r>
+        <w:rPr>
+          <w:rFonts w:ascii="Consolas" w:hAnsi="Consolas" w:eastAsia="等线"/>
+          <w:b w:val="0"/>
+          <w:i w:val="0"/>
+          <w:color w:val="444444"/>
+          <w:sz w:val="19"/>
+        </w:rPr>
+        <w:t>g7_welch_lower</w:t>
+      </w:r>
+      <w:r>
+        <w:rPr>
+          <w:rFonts w:ascii="Times New Roman" w:hAnsi="Times New Roman" w:eastAsia="宋体"/>
+          <w:b w:val="0"/>
           <w:i/>
           <w:color w:val="444444"/>
           <w:sz w:val="21"/>
         </w:rPr>
-        <w:t>§5.6 核漂移获首个实例</w:t>
+        <w:t>，</w:t>
+      </w:r>
+      <w:r>
+        <w:rPr>
+          <w:rFonts w:ascii="Consolas" w:hAnsi="Consolas" w:eastAsia="等线"/>
+          <w:b w:val="0"/>
+          <w:i w:val="0"/>
+          <w:color w:val="444444"/>
+          <w:sz w:val="19"/>
+        </w:rPr>
+        <w:t>probe_g7_welch_cr.v</w:t>
       </w:r>
       <w:r>
         <w:rPr>
@@ -2944,7 +3104,47 @@
           <w:color w:val="444444"/>
           <w:sz w:val="21"/>
         </w:rPr>
-        <w:t xml:space="preserve">（CS-18 </w:t>
+        <w:t>，828 行 14 Qed；Frobenius 范数与 Cauchy–Schwarz 不等式路线，避免特征值论证；六段 Print Assumptions 全 Closed 零公理；提取物 g7_welch_cr.ml 经 DkMLNative ocamlc 编译通过）；</w:t>
+      </w:r>
+      <w:r>
+        <w:rPr>
+          <w:rFonts w:ascii="Times New Roman" w:hAnsi="Times New Roman" w:eastAsia="宋体"/>
+          <w:b/>
+          <w:i/>
+          <w:color w:val="444444"/>
+          <w:sz w:val="21"/>
+        </w:rPr>
+        <w:t>G-8 前提状态升级</w:t>
+      </w:r>
+      <w:r>
+        <w:rPr>
+          <w:rFonts w:ascii="Times New Roman" w:hAnsi="Times New Roman" w:eastAsia="宋体"/>
+          <w:b w:val="0"/>
+          <w:i/>
+          <w:color w:val="444444"/>
+          <w:sz w:val="21"/>
+        </w:rPr>
+        <w:t>——Welch 下界由抽象前提升级为已证定理；</w:t>
+      </w:r>
+      <w:r>
+        <w:rPr>
+          <w:rFonts w:ascii="Times New Roman" w:hAnsi="Times New Roman" w:eastAsia="宋体"/>
+          <w:b/>
+          <w:i/>
+          <w:color w:val="444444"/>
+          <w:sz w:val="21"/>
+        </w:rPr>
+        <w:t>并入</w:t>
+      </w:r>
+      <w:r>
+        <w:rPr>
+          <w:rFonts w:ascii="Times New Roman" w:hAnsi="Times New Roman" w:eastAsia="宋体"/>
+          <w:b w:val="0"/>
+          <w:i/>
+          <w:color w:val="444444"/>
+          <w:sz w:val="21"/>
+        </w:rPr>
+        <w:t xml:space="preserve">——已并入合并版 </w:t>
       </w:r>
       <w:r>
         <w:rPr>
@@ -2954,7 +3154,7 @@
           <w:color w:val="444444"/>
           <w:sz w:val="19"/>
         </w:rPr>
-        <w:t>probe_ab_bridge_pier.v</w:t>
+        <w:t>ca_merged_full_25_m2.v</w:t>
       </w:r>
       <w:r>
         <w:rPr>
@@ -2964,167 +3164,7 @@
           <w:color w:val="444444"/>
           <w:sz w:val="21"/>
         </w:rPr>
-        <w:t>：psi_kernel_drift_bound 相邻位漂移 ≤ 2/(√n·√m) + psi_attention_tvd_trunc 截断 TVD 桥，实例化 kernel_drift_controls_attention——「无形式化桥梁」升级为「中间桥墩已机器检查」）；</w:t>
-      </w:r>
-      <w:r>
-        <w:rPr>
-          <w:rFonts w:ascii="Times New Roman" w:hAnsi="Times New Roman" w:eastAsia="宋体"/>
-          <w:b/>
-          <w:i/>
-          <w:color w:val="444444"/>
-          <w:sz w:val="21"/>
-        </w:rPr>
-        <w:t>§5.3 相干熵桥接状态更新</w:t>
-      </w:r>
-      <w:r>
-        <w:rPr>
-          <w:rFonts w:ascii="Times New Roman" w:hAnsi="Times New Roman" w:eastAsia="宋体"/>
-          <w:b w:val="0"/>
-          <w:i/>
-          <w:color w:val="444444"/>
-          <w:sz w:val="21"/>
-        </w:rPr>
-        <w:t>（从未实例化升级为截断通道已实例化）；</w:t>
-      </w:r>
-      <w:r>
-        <w:rPr>
-          <w:rFonts w:ascii="Times New Roman" w:hAnsi="Times New Roman" w:eastAsia="宋体"/>
-          <w:b/>
-          <w:i/>
-          <w:color w:val="444444"/>
-          <w:sz w:val="21"/>
-        </w:rPr>
-        <w:t>§9.1 分级检查器</w:t>
-      </w:r>
-      <w:r>
-        <w:rPr>
-          <w:rFonts w:ascii="Times New Roman" w:hAnsi="Times New Roman" w:eastAsia="宋体"/>
-          <w:b w:val="0"/>
-          <w:i/>
-          <w:color w:val="444444"/>
-          <w:sz w:val="21"/>
-        </w:rPr>
-        <w:t xml:space="preserve">（CS-17 </w:t>
-      </w:r>
-      <w:r>
-        <w:rPr>
-          <w:rFonts w:ascii="Consolas" w:hAnsi="Consolas" w:eastAsia="等线"/>
-          <w:b w:val="0"/>
-          <w:i w:val="0"/>
-          <w:color w:val="444444"/>
-          <w:sz w:val="19"/>
-        </w:rPr>
-        <w:t>frame_check_graduated</w:t>
-      </w:r>
-      <w:r>
-        <w:rPr>
-          <w:rFonts w:ascii="Times New Roman" w:hAnsi="Times New Roman" w:eastAsia="宋体"/>
-          <w:b w:val="0"/>
-          <w:i/>
-          <w:color w:val="444444"/>
-          <w:sz w:val="21"/>
-        </w:rPr>
-        <w:t xml:space="preserve"> 四级分层服务 + frame_check_graduated_sound，假阴性类由拒绝变降级服务）；</w:t>
-      </w:r>
-      <w:r>
-        <w:rPr>
-          <w:rFonts w:ascii="Times New Roman" w:hAnsi="Times New Roman" w:eastAsia="宋体"/>
-          <w:b/>
-          <w:i/>
-          <w:color w:val="444444"/>
-          <w:sz w:val="21"/>
-        </w:rPr>
-        <w:t>Q2 酉不变性范围</w:t>
-      </w:r>
-      <w:r>
-        <w:rPr>
-          <w:rFonts w:ascii="Times New Roman" w:hAnsi="Times New Roman" w:eastAsia="宋体"/>
-          <w:b w:val="0"/>
-          <w:i/>
-          <w:color w:val="444444"/>
-          <w:sz w:val="21"/>
-        </w:rPr>
-        <w:t>前移至贡献清单覆盖边界（item 12）；</w:t>
-      </w:r>
-      <w:r>
-        <w:rPr>
-          <w:rFonts w:ascii="Times New Roman" w:hAnsi="Times New Roman" w:eastAsia="宋体"/>
-          <w:b/>
-          <w:i/>
-          <w:color w:val="444444"/>
-          <w:sz w:val="21"/>
-        </w:rPr>
-        <w:t>§9 相关工作补 VST/Iris 方法论类比与 Lean/mathlib 哲学对照</w:t>
-      </w:r>
-      <w:r>
-        <w:rPr>
-          <w:rFonts w:ascii="Times New Roman" w:hAnsi="Times New Roman" w:eastAsia="宋体"/>
-          <w:b w:val="0"/>
-          <w:i/>
-          <w:color w:val="444444"/>
-          <w:sz w:val="21"/>
-        </w:rPr>
-        <w:t>；</w:t>
-      </w:r>
-      <w:r>
-        <w:rPr>
-          <w:rFonts w:ascii="Times New Roman" w:hAnsi="Times New Roman" w:eastAsia="宋体"/>
-          <w:b/>
-          <w:i/>
-          <w:color w:val="444444"/>
-          <w:sz w:val="21"/>
-        </w:rPr>
-        <w:t>§11 新增跨 A/B 证书—性能张力声明</w:t>
-      </w:r>
-      <w:r>
-        <w:rPr>
-          <w:rFonts w:ascii="Times New Roman" w:hAnsi="Times New Roman" w:eastAsia="宋体"/>
-          <w:b w:val="0"/>
-          <w:i/>
-          <w:color w:val="444444"/>
-          <w:sz w:val="21"/>
-        </w:rPr>
-        <w:t>（证书⟹̸性能三角：T2b 拒绝 vs rand 最优、μ=0 证书 vs grid 性能严重退化、ALiBi 最优 vs 零证书）；G-5 反例 [3,7,15] 同时为 CS-17 分级 L2 的降级服务实例（评审 1.2 关键问题 1 的前置强调）。三定理公理依赖与主线审计一致（sig_not_dec、sig_forall_dec 与函数外延性、classic 零、零 Admitted）；CS-15 已于 v2.14 前入文（§5.6.6 定位）。</w:t>
-      </w:r>
-      <w:r>
-        <w:rPr>
-          <w:rFonts w:ascii="Times New Roman" w:hAnsi="Times New Roman" w:eastAsia="宋体"/>
-          <w:b/>
-          <w:i/>
-          <w:color w:val="444444"/>
-          <w:sz w:val="21"/>
-        </w:rPr>
-        <w:t>合并版再生（同日）</w:t>
-      </w:r>
-      <w:r>
-        <w:rPr>
-          <w:rFonts w:ascii="Times New Roman" w:hAnsi="Times New Roman" w:eastAsia="宋体"/>
-          <w:b w:val="0"/>
-          <w:i/>
-          <w:color w:val="444444"/>
-          <w:sz w:val="21"/>
-        </w:rPr>
-        <w:t xml:space="preserve">：M2 批次 7 探针（g3/g5/四原子 CR/安全域/分级检查器/A-B 桥墩/松弛链元理论）+ CS_BATTLE nearcoll 并入——合并版 25 = </w:t>
-      </w:r>
-      <w:r>
-        <w:rPr>
-          <w:rFonts w:ascii="Times New Roman" w:hAnsi="Times New Roman" w:eastAsia="宋体"/>
-          <w:b/>
-          <w:i/>
-          <w:color w:val="444444"/>
-          <w:sz w:val="21"/>
-        </w:rPr>
-        <w:t>93953 行 / 67 模块分区</w:t>
-      </w:r>
-      <w:r>
-        <w:rPr>
-          <w:rFonts w:ascii="Times New Roman" w:hAnsi="Times New Roman" w:eastAsia="宋体"/>
-          <w:b w:val="0"/>
-          <w:i/>
-          <w:color w:val="444444"/>
-          <w:sz w:val="21"/>
-        </w:rPr>
-        <w:t>，本地 2.5 编译 EXIT=0（nearcoll 撇号标识符 rewrite 逗号链的合并语境解析修复，见 E178/E146）；架构定位声明：构造性轨道用于独立性验证，不用于生产检查器。</w:t>
+        <w:t>（92483 行，68 模块分区，合并编译通过）；实原子版（相干上界 μ 抽象衔接 G-8），复原子版列为后续工作。</w:t>
       </w:r>
     </w:p>
     <w:p>
@@ -3139,7 +3179,7 @@
           <w:color w:val="444444"/>
           <w:sz w:val="21"/>
         </w:rPr>
-        <w:t>修订摘要（v2.13→v2.14，2026-08-30，E153 收官对齐 + 2026-08-29 交叉分析修订落实）：</w:t>
+        <w:t>修订摘要（v2.14→v2.15，2026-08-30，M2 定理扩展四连 CS-15/16/17/18 引用补写 + 外部评审二轮措辞落实）：</w:t>
       </w:r>
       <w:r>
         <w:rPr>
@@ -3149,7 +3189,7 @@
           <w:color w:val="444444"/>
           <w:sz w:val="21"/>
         </w:rPr>
-        <w:t>代码基态刷新</w:t>
+        <w:t>§6 安全域谓词从 future work 升级为已形式化</w:t>
       </w:r>
       <w:r>
         <w:rPr>
@@ -3159,27 +3199,47 @@
           <w:color w:val="444444"/>
           <w:sz w:val="21"/>
         </w:rPr>
-        <w:t>——合并版 93953 行（E153 批次二：78808→81169 八处 mathcomp 2.6 适配修复，本地 2.5 + WSL 9.1.1 双环境验证），</w:t>
-      </w:r>
-      <w:r>
-        <w:rPr>
-          <w:rFonts w:ascii="Times New Roman" w:hAnsi="Times New Roman" w:eastAsia="宋体"/>
-          <w:b/>
+        <w:t xml:space="preserve">（CS-16 </w:t>
+      </w:r>
+      <w:r>
+        <w:rPr>
+          <w:rFonts w:ascii="Consolas" w:hAnsi="Consolas" w:eastAsia="等线"/>
+          <w:b w:val="0"/>
+          <w:i w:val="0"/>
+          <w:color w:val="444444"/>
+          <w:sz w:val="19"/>
+        </w:rPr>
+        <w:t>probe_safe_domain.v</w:t>
+      </w:r>
+      <w:r>
+        <w:rPr>
+          <w:rFonts w:ascii="Times New Roman" w:hAnsi="Times New Roman" w:eastAsia="宋体"/>
+          <w:b w:val="0"/>
           <w:i/>
           <w:color w:val="444444"/>
           <w:sz w:val="21"/>
         </w:rPr>
-        <w:t>CI 全链路绿收官</w:t>
-      </w:r>
-      <w:r>
-        <w:rPr>
-          <w:rFonts w:ascii="Times New Roman" w:hAnsi="Times New Roman" w:eastAsia="宋体"/>
-          <w:b w:val="0"/>
+        <w:t>：zprod_bounded 乘积上界递推 + no_overflow_consistent 63-bit 镜像一致 + c4_safe_domain C=4 判定链连乘 2054520832000000000 &lt; 2^63 + safe_domain_bool 可提取 bool 运行时判定，4 段审计全 Closed 零公理——回应评审 P0「安全域形式化草图」，超出 trivial 草图预期）；</w:t>
+      </w:r>
+      <w:r>
+        <w:rPr>
+          <w:rFonts w:ascii="Times New Roman" w:hAnsi="Times New Roman" w:eastAsia="宋体"/>
+          <w:b/>
           <w:i/>
           <w:color w:val="444444"/>
           <w:sz w:val="21"/>
         </w:rPr>
-        <w:t xml:space="preserve">（commit b57a2b5/7628fef/2f21249：编译 + 零 Admitted 检查 + coqchk 内核复验，检查脚本 grep 误报注释已修为语句形态 </w:t>
+        <w:t>§5.6 核漂移获首个实例</w:t>
+      </w:r>
+      <w:r>
+        <w:rPr>
+          <w:rFonts w:ascii="Times New Roman" w:hAnsi="Times New Roman" w:eastAsia="宋体"/>
+          <w:b w:val="0"/>
+          <w:i/>
+          <w:color w:val="444444"/>
+          <w:sz w:val="21"/>
+        </w:rPr>
+        <w:t xml:space="preserve">（CS-18 </w:t>
       </w:r>
       <w:r>
         <w:rPr>
@@ -3189,7 +3249,7 @@
           <w:color w:val="444444"/>
           <w:sz w:val="19"/>
         </w:rPr>
-        <w:t>Admitted\.</w:t>
+        <w:t>probe_ab_bridge_pier.v</w:t>
       </w:r>
       <w:r>
         <w:rPr>
@@ -3199,7 +3259,7 @@
           <w:color w:val="444444"/>
           <w:sz w:val="21"/>
         </w:rPr>
-        <w:t>）；</w:t>
+        <w:t>：psi_kernel_drift_bound 相邻位漂移 ≤ 2/(√n·√m) + psi_attention_tvd_trunc 截断 TVD 桥，实例化 kernel_drift_controls_attention——「无形式化桥梁」升级为「中间桥墩已机器检查」）；</w:t>
       </w:r>
       <w:r>
         <w:rPr>
@@ -3209,7 +3269,7 @@
           <w:color w:val="444444"/>
           <w:sz w:val="21"/>
         </w:rPr>
-        <w:t>P0-2 softmax 紧度勘误</w:t>
+        <w:t>§5.3 相干熵桥接状态更新</w:t>
       </w:r>
       <w:r>
         <w:rPr>
@@ -3219,7 +3279,27 @@
           <w:color w:val="444444"/>
           <w:sz w:val="21"/>
         </w:rPr>
-        <w:t xml:space="preserve">——摘要/§1/§4 的 ‖softmax z − softmax z'‖₁ 界从 </w:t>
+        <w:t>（从未实例化升级为截断通道已实例化）；</w:t>
+      </w:r>
+      <w:r>
+        <w:rPr>
+          <w:rFonts w:ascii="Times New Roman" w:hAnsi="Times New Roman" w:eastAsia="宋体"/>
+          <w:b/>
+          <w:i/>
+          <w:color w:val="444444"/>
+          <w:sz w:val="21"/>
+        </w:rPr>
+        <w:t>§9.1 分级检查器</w:t>
+      </w:r>
+      <w:r>
+        <w:rPr>
+          <w:rFonts w:ascii="Times New Roman" w:hAnsi="Times New Roman" w:eastAsia="宋体"/>
+          <w:b w:val="0"/>
+          <w:i/>
+          <w:color w:val="444444"/>
+          <w:sz w:val="21"/>
+        </w:rPr>
+        <w:t xml:space="preserve">（CS-17 </w:t>
       </w:r>
       <w:r>
         <w:rPr>
@@ -3229,7 +3309,7 @@
           <w:color w:val="444444"/>
           <w:sz w:val="19"/>
         </w:rPr>
-        <w:t>2(e^d − 1)</w:t>
+        <w:t>frame_check_graduated</w:t>
       </w:r>
       <w:r>
         <w:rPr>
@@ -3239,7 +3319,7 @@
           <w:color w:val="444444"/>
           <w:sz w:val="21"/>
         </w:rPr>
-        <w:t xml:space="preserve"> 更正为 </w:t>
+        <w:t xml:space="preserve"> 四级分层服务 + frame_check_graduated_sound，假阴性类由拒绝变降级服务）；</w:t>
       </w:r>
       <w:r>
         <w:rPr>
@@ -3249,7 +3329,7 @@
           <w:color w:val="444444"/>
           <w:sz w:val="21"/>
         </w:rPr>
-        <w:t>`exp(2·d) − 1`</w:t>
+        <w:t>Q2 酉不变性范围</w:t>
       </w:r>
       <w:r>
         <w:rPr>
@@ -3259,57 +3339,37 @@
           <w:color w:val="444444"/>
           <w:sz w:val="21"/>
         </w:rPr>
-        <w:t xml:space="preserve">（代码 </w:t>
-      </w:r>
-      <w:r>
-        <w:rPr>
-          <w:rFonts w:ascii="Consolas" w:hAnsi="Consolas" w:eastAsia="等线"/>
-          <w:b w:val="0"/>
-          <w:i w:val="0"/>
-          <w:color w:val="444444"/>
-          <w:sz w:val="19"/>
-        </w:rPr>
-        <w:t>softmax_l1_bound_exp</w:t>
-      </w:r>
-      <w:r>
-        <w:rPr>
-          <w:rFonts w:ascii="Times New Roman" w:hAnsi="Times New Roman" w:eastAsia="宋体"/>
-          <w:b w:val="0"/>
+        <w:t>前移至贡献清单覆盖边界（item 12）；</w:t>
+      </w:r>
+      <w:r>
+        <w:rPr>
+          <w:rFonts w:ascii="Times New Roman" w:hAnsi="Times New Roman" w:eastAsia="宋体"/>
+          <w:b/>
           <w:i/>
           <w:color w:val="444444"/>
           <w:sz w:val="21"/>
         </w:rPr>
-        <w:t xml:space="preserve"> PSA_framework.v:2216-2220 实形态，旧稿高估紧度）；</w:t>
-      </w:r>
-      <w:r>
-        <w:rPr>
-          <w:rFonts w:ascii="Times New Roman" w:hAnsi="Times New Roman" w:eastAsia="宋体"/>
-          <w:b/>
+        <w:t>§9 相关工作补 VST/Iris 方法论类比与 Lean/mathlib 哲学对照</w:t>
+      </w:r>
+      <w:r>
+        <w:rPr>
+          <w:rFonts w:ascii="Times New Roman" w:hAnsi="Times New Roman" w:eastAsia="宋体"/>
+          <w:b w:val="0"/>
           <w:i/>
           <w:color w:val="444444"/>
           <w:sz w:val="21"/>
         </w:rPr>
-        <w:t>P1-1 引用-权威对齐</w:t>
-      </w:r>
-      <w:r>
-        <w:rPr>
-          <w:rFonts w:ascii="Times New Roman" w:hAnsi="Times New Roman" w:eastAsia="宋体"/>
-          <w:b w:val="0"/>
+        <w:t>；</w:t>
+      </w:r>
+      <w:r>
+        <w:rPr>
+          <w:rFonts w:ascii="Times New Roman" w:hAnsi="Times New Roman" w:eastAsia="宋体"/>
+          <w:b/>
           <w:i/>
           <w:color w:val="444444"/>
           <w:sz w:val="21"/>
         </w:rPr>
-        <w:t>——§5.6 压缩感知/τ 族的探针引用补注权威独立模块（</w:t>
-      </w:r>
-      <w:r>
-        <w:rPr>
-          <w:rFonts w:ascii="Consolas" w:hAnsi="Consolas" w:eastAsia="等线"/>
-          <w:b w:val="0"/>
-          <w:i w:val="0"/>
-          <w:color w:val="444444"/>
-          <w:sz w:val="19"/>
-        </w:rPr>
-        <w:t>ca_rip_cr.v</w:t>
+        <w:t>§11 新增跨 A/B 证书—性能张力声明</w:t>
       </w:r>
       <w:r>
         <w:rPr>
@@ -3319,37 +3379,17 @@
           <w:color w:val="444444"/>
           <w:sz w:val="21"/>
         </w:rPr>
-        <w:t xml:space="preserve"> </w:t>
-      </w:r>
-      <w:r>
-        <w:rPr>
-          <w:rFonts w:ascii="Consolas" w:hAnsi="Consolas" w:eastAsia="等线"/>
-          <w:b w:val="0"/>
-          <w:i w:val="0"/>
-          <w:color w:val="444444"/>
-          <w:sz w:val="19"/>
-        </w:rPr>
-        <w:t>row_rip_bound_M</w:t>
-      </w:r>
-      <w:r>
-        <w:rPr>
-          <w:rFonts w:ascii="Times New Roman" w:hAnsi="Times New Roman" w:eastAsia="宋体"/>
-          <w:b w:val="0"/>
+        <w:t>（证书⟹̸性能三角：T2b 拒绝 vs rand 最优、μ=0 证书 vs grid 性能严重退化、ALiBi 最优 vs 零证书）；G-5 反例 [3,7,15] 同时为 CS-17 分级 L2 的降级服务实例（评审 1.2 关键问题 1 的前置强调）。三定理公理依赖与主线审计一致（sig_not_dec、sig_forall_dec 与函数外延性、classic 零、零 Admitted）；CS-15 已于 v2.14 前入文（§5.6.6 定位）。</w:t>
+      </w:r>
+      <w:r>
+        <w:rPr>
+          <w:rFonts w:ascii="Times New Roman" w:hAnsi="Times New Roman" w:eastAsia="宋体"/>
+          <w:b/>
           <w:i/>
           <w:color w:val="444444"/>
           <w:sz w:val="21"/>
         </w:rPr>
-        <w:t>、</w:t>
-      </w:r>
-      <w:r>
-        <w:rPr>
-          <w:rFonts w:ascii="Consolas" w:hAnsi="Consolas" w:eastAsia="等线"/>
-          <w:b w:val="0"/>
-          <w:i w:val="0"/>
-          <w:color w:val="444444"/>
-          <w:sz w:val="19"/>
-        </w:rPr>
-        <w:t>ca_tau.v</w:t>
+        <w:t>合并版再生（同日）</w:t>
       </w:r>
       <w:r>
         <w:rPr>
@@ -3359,47 +3399,27 @@
           <w:color w:val="444444"/>
           <w:sz w:val="21"/>
         </w:rPr>
-        <w:t xml:space="preserve"> </w:t>
-      </w:r>
-      <w:r>
-        <w:rPr>
-          <w:rFonts w:ascii="Consolas" w:hAnsi="Consolas" w:eastAsia="等线"/>
-          <w:b w:val="0"/>
-          <w:i w:val="0"/>
-          <w:color w:val="444444"/>
-          <w:sz w:val="19"/>
-        </w:rPr>
-        <w:t>tau_crop_mono</w:t>
-      </w:r>
-      <w:r>
-        <w:rPr>
-          <w:rFonts w:ascii="Times New Roman" w:hAnsi="Times New Roman" w:eastAsia="宋体"/>
-          <w:b w:val="0"/>
+        <w:t xml:space="preserve">：M2 批次 7 探针（g3/g5/四原子 CR/安全域/分级检查器/A-B 桥墩/松弛链元理论）+ CS_BATTLE nearcoll 并入——合并版 25 = </w:t>
+      </w:r>
+      <w:r>
+        <w:rPr>
+          <w:rFonts w:ascii="Times New Roman" w:hAnsi="Times New Roman" w:eastAsia="宋体"/>
+          <w:b/>
           <w:i/>
           <w:color w:val="444444"/>
           <w:sz w:val="21"/>
         </w:rPr>
-        <w:t>），探针降级为独立验证附注；</w:t>
-      </w:r>
-      <w:r>
-        <w:rPr>
-          <w:rFonts w:ascii="Times New Roman" w:hAnsi="Times New Roman" w:eastAsia="宋体"/>
-          <w:b/>
+        <w:t>93953 行 / 67 模块分区</w:t>
+      </w:r>
+      <w:r>
+        <w:rPr>
+          <w:rFonts w:ascii="Times New Roman" w:hAnsi="Times New Roman" w:eastAsia="宋体"/>
+          <w:b w:val="0"/>
           <w:i/>
           <w:color w:val="444444"/>
           <w:sz w:val="21"/>
         </w:rPr>
-        <w:t>审计口径统一</w:t>
-      </w:r>
-      <w:r>
-        <w:rPr>
-          <w:rFonts w:ascii="Times New Roman" w:hAnsi="Times New Roman" w:eastAsia="宋体"/>
-          <w:b w:val="0"/>
-          <w:i/>
-          <w:color w:val="444444"/>
-          <w:sz w:val="21"/>
-        </w:rPr>
-        <w:t>——"全零经典排中"表述全文统一为诚实口径（排中律宏零出现 + 公理依赖披露，正文 §5/§6 原有精确表述不变）；30模块 归档 2026-08-30 新增 probe_welch / probe_g1_norm_closed / probe_g2_mu_adj（SHA 一致）；开发区→PSA 仓库对齐提交 2f21249（ca_tau 入 lib、CS 战役 4 探针入 probes、14 py 入 empirical）。</w:t>
+        <w:t>，本地 2.5 编译 EXIT=0（nearcoll 撇号标识符 rewrite 逗号链的合并语境解析修复，见 E178/E146）；架构定位声明：构造性轨道用于独立性验证，不用于生产检查器。</w:t>
       </w:r>
     </w:p>
     <w:p>
@@ -3414,7 +3434,7 @@
           <w:color w:val="444444"/>
           <w:sz w:val="21"/>
         </w:rPr>
-        <w:t>修订摘要（v2.11→v2.12，2026-08-27，合并版重生成 + M3 代数化）：</w:t>
+        <w:t>修订摘要（v2.13→v2.14，2026-08-30，E153 收官对齐 + 2026-08-29 交叉分析修订落实）：</w:t>
       </w:r>
       <w:r>
         <w:rPr>
@@ -3424,7 +3444,7 @@
           <w:color w:val="444444"/>
           <w:sz w:val="21"/>
         </w:rPr>
-        <w:t>合并版 `ca_merged_full_25.v` 重新生成</w:t>
+        <w:t>代码基态刷新</w:t>
       </w:r>
       <w:r>
         <w:rPr>
@@ -3434,7 +3454,27 @@
           <w:color w:val="444444"/>
           <w:sz w:val="21"/>
         </w:rPr>
-        <w:t>（87588 行 / 67 模块分区 / 20 探针，</w:t>
+        <w:t>——合并版 93953 行（E153 批次二：78808→81169 八处 mathcomp 2.6 适配修复，本地 2.5 + WSL 9.1.1 双环境验证），</w:t>
+      </w:r>
+      <w:r>
+        <w:rPr>
+          <w:rFonts w:ascii="Times New Roman" w:hAnsi="Times New Roman" w:eastAsia="宋体"/>
+          <w:b/>
+          <w:i/>
+          <w:color w:val="444444"/>
+          <w:sz w:val="21"/>
+        </w:rPr>
+        <w:t>CI 全链路绿收官</w:t>
+      </w:r>
+      <w:r>
+        <w:rPr>
+          <w:rFonts w:ascii="Times New Roman" w:hAnsi="Times New Roman" w:eastAsia="宋体"/>
+          <w:b w:val="0"/>
+          <w:i/>
+          <w:color w:val="444444"/>
+          <w:sz w:val="21"/>
+        </w:rPr>
+        <w:t xml:space="preserve">（commit b57a2b5/7628fef/2f21249：编译 + 零 Admitted 检查 + coqchk 内核复验，检查脚本 grep 误报注释已修为语句形态 </w:t>
       </w:r>
       <w:r>
         <w:rPr>
@@ -3444,7 +3484,7 @@
           <w:color w:val="444444"/>
           <w:sz w:val="19"/>
         </w:rPr>
-        <w:t>_merge_ca.py</w:t>
+        <w:t>Admitted\.</w:t>
       </w:r>
       <w:r>
         <w:rPr>
@@ -3454,7 +3494,7 @@
           <w:color w:val="444444"/>
           <w:sz w:val="21"/>
         </w:rPr>
-        <w:t>，MERGE_EXIT=0 复验；30模块 归档 SHA-256 同步）；</w:t>
+        <w:t>）；</w:t>
       </w:r>
       <w:r>
         <w:rPr>
@@ -3464,7 +3504,7 @@
           <w:color w:val="444444"/>
           <w:sz w:val="21"/>
         </w:rPr>
-        <w:t>M3 构造性 √ 界代数化</w:t>
+        <w:t>P0-2 softmax 紧度勘误</w:t>
       </w:r>
       <w:r>
         <w:rPr>
@@ -3474,7 +3514,7 @@
           <w:color w:val="444444"/>
           <w:sz w:val="21"/>
         </w:rPr>
-        <w:t>（</w:t>
+        <w:t xml:space="preserve">——摘要/§1/§4 的 ‖softmax z − softmax z'‖₁ 界从 </w:t>
       </w:r>
       <w:r>
         <w:rPr>
@@ -3484,7 +3524,7 @@
           <w:color w:val="444444"/>
           <w:sz w:val="19"/>
         </w:rPr>
-        <w:t>probe_sqrt_cr_m3.v</w:t>
+        <w:t>2(e^d − 1)</w:t>
       </w:r>
       <w:r>
         <w:rPr>
@@ -3494,7 +3534,27 @@
           <w:color w:val="444444"/>
           <w:sz w:val="21"/>
         </w:rPr>
-        <w:t xml:space="preserve"> 的 </w:t>
+        <w:t xml:space="preserve"> 更正为 </w:t>
+      </w:r>
+      <w:r>
+        <w:rPr>
+          <w:rFonts w:ascii="Times New Roman" w:hAnsi="Times New Roman" w:eastAsia="宋体"/>
+          <w:b/>
+          <w:i/>
+          <w:color w:val="444444"/>
+          <w:sz w:val="21"/>
+        </w:rPr>
+        <w:t>`exp(2·d) − 1`</w:t>
+      </w:r>
+      <w:r>
+        <w:rPr>
+          <w:rFonts w:ascii="Times New Roman" w:hAnsi="Times New Roman" w:eastAsia="宋体"/>
+          <w:b w:val="0"/>
+          <w:i/>
+          <w:color w:val="444444"/>
+          <w:sz w:val="21"/>
+        </w:rPr>
+        <w:t xml:space="preserve">（代码 </w:t>
       </w:r>
       <w:r>
         <w:rPr>
@@ -3504,7 +3564,7 @@
           <w:color w:val="444444"/>
           <w:sz w:val="19"/>
         </w:rPr>
-        <w:t>sqrt21_lower</w:t>
+        <w:t>softmax_l1_bound_exp</w:t>
       </w:r>
       <w:r>
         <w:rPr>
@@ -3514,7 +3574,27 @@
           <w:color w:val="444444"/>
           <w:sz w:val="21"/>
         </w:rPr>
-        <w:t>/</w:t>
+        <w:t xml:space="preserve"> PSA_framework.v:2216-2220 实形态，旧稿高估紧度）；</w:t>
+      </w:r>
+      <w:r>
+        <w:rPr>
+          <w:rFonts w:ascii="Times New Roman" w:hAnsi="Times New Roman" w:eastAsia="宋体"/>
+          <w:b/>
+          <w:i/>
+          <w:color w:val="444444"/>
+          <w:sz w:val="21"/>
+        </w:rPr>
+        <w:t>P1-1 引用-权威对齐</w:t>
+      </w:r>
+      <w:r>
+        <w:rPr>
+          <w:rFonts w:ascii="Times New Roman" w:hAnsi="Times New Roman" w:eastAsia="宋体"/>
+          <w:b w:val="0"/>
+          <w:i/>
+          <w:color w:val="444444"/>
+          <w:sz w:val="21"/>
+        </w:rPr>
+        <w:t>——§5.6 压缩感知/τ 族的探针引用补注权威独立模块（</w:t>
       </w:r>
       <w:r>
         <w:rPr>
@@ -3524,7 +3604,7 @@
           <w:color w:val="444444"/>
           <w:sz w:val="19"/>
         </w:rPr>
-        <w:t>sqrt105_lower</w:t>
+        <w:t>ca_rip_cr.v</w:t>
       </w:r>
       <w:r>
         <w:rPr>
@@ -3534,7 +3614,7 @@
           <w:color w:val="444444"/>
           <w:sz w:val="21"/>
         </w:rPr>
-        <w:t xml:space="preserve"> 从 qbisec vm_compute 数值核验升级为代数证明——Q 层平方界 </w:t>
+        <w:t xml:space="preserve"> </w:t>
       </w:r>
       <w:r>
         <w:rPr>
@@ -3544,7 +3624,7 @@
           <w:color w:val="444444"/>
           <w:sz w:val="19"/>
         </w:rPr>
-        <w:t>(4582/1000)²≤21</w:t>
+        <w:t>row_rip_bound_M</w:t>
       </w:r>
       <w:r>
         <w:rPr>
@@ -3554,7 +3634,7 @@
           <w:color w:val="444444"/>
           <w:sz w:val="21"/>
         </w:rPr>
-        <w:t xml:space="preserve"> + 自建非负平方单调 </w:t>
+        <w:t>、</w:t>
       </w:r>
       <w:r>
         <w:rPr>
@@ -3564,7 +3644,7 @@
           <w:color w:val="444444"/>
           <w:sz w:val="19"/>
         </w:rPr>
-        <w:t>CRle_square_nonneg</w:t>
+        <w:t>ca_tau.v</w:t>
       </w:r>
       <w:r>
         <w:rPr>
@@ -3574,7 +3654,7 @@
           <w:color w:val="444444"/>
           <w:sz w:val="21"/>
         </w:rPr>
-        <w:t xml:space="preserve"> + </w:t>
+        <w:t xml:space="preserve"> </w:t>
       </w:r>
       <w:r>
         <w:rPr>
@@ -3584,7 +3664,7 @@
           <w:color w:val="444444"/>
           <w:sz w:val="19"/>
         </w:rPr>
-        <w:t>CR_of_Q_mult</w:t>
+        <w:t>tau_crop_mono</w:t>
       </w:r>
       <w:r>
         <w:rPr>
@@ -3594,207 +3674,27 @@
           <w:color w:val="444444"/>
           <w:sz w:val="21"/>
         </w:rPr>
-        <w:t>/</w:t>
-      </w:r>
-      <w:r>
-        <w:rPr>
-          <w:rFonts w:ascii="Consolas" w:hAnsi="Consolas" w:eastAsia="等线"/>
-          <w:b w:val="0"/>
-          <w:i w:val="0"/>
-          <w:color w:val="444444"/>
-          <w:sz w:val="19"/>
-        </w:rPr>
-        <w:t>CRsqrt_sq</w:t>
-      </w:r>
-      <w:r>
-        <w:rPr>
-          <w:rFonts w:ascii="Times New Roman" w:hAnsi="Times New Roman" w:eastAsia="宋体"/>
-          <w:b w:val="0"/>
+        <w:t>），探针降级为独立验证附注；</w:t>
+      </w:r>
+      <w:r>
+        <w:rPr>
+          <w:rFonts w:ascii="Times New Roman" w:hAnsi="Times New Roman" w:eastAsia="宋体"/>
+          <w:b/>
           <w:i/>
           <w:color w:val="444444"/>
           <w:sz w:val="21"/>
         </w:rPr>
-        <w:t xml:space="preserve"> 桥，Print Assumptions 全 Closed 零公理，qbisec 核验保留交叉验证）；</w:t>
-      </w:r>
-      <w:r>
-        <w:rPr>
-          <w:rFonts w:ascii="Times New Roman" w:hAnsi="Times New Roman" w:eastAsia="宋体"/>
-          <w:b/>
+        <w:t>审计口径统一</w:t>
+      </w:r>
+      <w:r>
+        <w:rPr>
+          <w:rFonts w:ascii="Times New Roman" w:hAnsi="Times New Roman" w:eastAsia="宋体"/>
+          <w:b w:val="0"/>
           <w:i/>
           <w:color w:val="444444"/>
           <w:sz w:val="21"/>
         </w:rPr>
-        <w:t>CI 双环境修复</w:t>
-      </w:r>
-      <w:r>
-        <w:rPr>
-          <w:rFonts w:ascii="Times New Roman" w:hAnsi="Times New Roman" w:eastAsia="宋体"/>
-          <w:b w:val="0"/>
-          <w:i/>
-          <w:color w:val="444444"/>
-          <w:sz w:val="21"/>
-        </w:rPr>
-        <w:t>（</w:t>
-      </w:r>
-      <w:r>
-        <w:rPr>
-          <w:rFonts w:ascii="Consolas" w:hAnsi="Consolas" w:eastAsia="等线"/>
-          <w:b w:val="0"/>
-          <w:i w:val="0"/>
-          <w:color w:val="444444"/>
-          <w:sz w:val="19"/>
-        </w:rPr>
-        <w:t>probe_partial.v</w:t>
-      </w:r>
-      <w:r>
-        <w:rPr>
-          <w:rFonts w:ascii="Times New Roman" w:hAnsi="Times New Roman" w:eastAsia="宋体"/>
-          <w:b w:val="0"/>
-          <w:i/>
-          <w:color w:val="444444"/>
-          <w:sz w:val="21"/>
-        </w:rPr>
-        <w:t xml:space="preserve"> grid_conj 的 </w:t>
-      </w:r>
-      <w:r>
-        <w:rPr>
-          <w:rFonts w:ascii="Consolas" w:hAnsi="Consolas" w:eastAsia="等线"/>
-          <w:b w:val="0"/>
-          <w:i w:val="0"/>
-          <w:color w:val="444444"/>
-          <w:sz w:val="19"/>
-        </w:rPr>
-        <w:t>rewrite !mult_INR</w:t>
-      </w:r>
-      <w:r>
-        <w:rPr>
-          <w:rFonts w:ascii="Times New Roman" w:hAnsi="Times New Roman" w:eastAsia="宋体"/>
-          <w:b w:val="0"/>
-          <w:i/>
-          <w:color w:val="444444"/>
-          <w:sz w:val="21"/>
-        </w:rPr>
-        <w:t xml:space="preserve"> 在 mathcomp 2.6 下 LHS 不匹配——</w:t>
-      </w:r>
-      <w:r>
-        <w:rPr>
-          <w:rFonts w:ascii="Consolas" w:hAnsi="Consolas" w:eastAsia="等线"/>
-          <w:b w:val="0"/>
-          <w:i w:val="0"/>
-          <w:color w:val="444444"/>
-          <w:sz w:val="19"/>
-        </w:rPr>
-        <w:t>muln</w:t>
-      </w:r>
-      <w:r>
-        <w:rPr>
-          <w:rFonts w:ascii="Times New Roman" w:hAnsi="Times New Roman" w:eastAsia="宋体"/>
-          <w:b w:val="0"/>
-          <w:i/>
-          <w:color w:val="444444"/>
-          <w:sz w:val="21"/>
-        </w:rPr>
-        <w:t xml:space="preserve"> 新定义 ≢ </w:t>
-      </w:r>
-      <w:r>
-        <w:rPr>
-          <w:rFonts w:ascii="Consolas" w:hAnsi="Consolas" w:eastAsia="等线"/>
-          <w:b w:val="0"/>
-          <w:i w:val="0"/>
-          <w:color w:val="444444"/>
-          <w:sz w:val="19"/>
-        </w:rPr>
-        <w:t>Nat.mul</w:t>
-      </w:r>
-      <w:r>
-        <w:rPr>
-          <w:rFonts w:ascii="Times New Roman" w:hAnsi="Times New Roman" w:eastAsia="宋体"/>
-          <w:b w:val="0"/>
-          <w:i/>
-          <w:color w:val="444444"/>
-          <w:sz w:val="21"/>
-        </w:rPr>
-        <w:t xml:space="preserve">——改 </w:t>
-      </w:r>
-      <w:r>
-        <w:rPr>
-          <w:rFonts w:ascii="Consolas" w:hAnsi="Consolas" w:eastAsia="等线"/>
-          <w:b w:val="0"/>
-          <w:i w:val="0"/>
-          <w:color w:val="444444"/>
-          <w:sz w:val="19"/>
-        </w:rPr>
-        <w:t>rewrite mulnE</w:t>
-      </w:r>
-      <w:r>
-        <w:rPr>
-          <w:rFonts w:ascii="Times New Roman" w:hAnsi="Times New Roman" w:eastAsia="宋体"/>
-          <w:b w:val="0"/>
-          <w:i/>
-          <w:color w:val="444444"/>
-          <w:sz w:val="21"/>
-        </w:rPr>
-        <w:t xml:space="preserve"> + 显式 </w:t>
-      </w:r>
-      <w:r>
-        <w:rPr>
-          <w:rFonts w:ascii="Consolas" w:hAnsi="Consolas" w:eastAsia="等线"/>
-          <w:b w:val="0"/>
-          <w:i w:val="0"/>
-          <w:color w:val="444444"/>
-          <w:sz w:val="19"/>
-        </w:rPr>
-        <w:t>mult_INR</w:t>
-      </w:r>
-      <w:r>
-        <w:rPr>
-          <w:rFonts w:ascii="Times New Roman" w:hAnsi="Times New Roman" w:eastAsia="宋体"/>
-          <w:b w:val="0"/>
-          <w:i/>
-          <w:color w:val="444444"/>
-          <w:sz w:val="21"/>
-        </w:rPr>
-        <w:t xml:space="preserve"> 参数，经验卡 E150）；</w:t>
-      </w:r>
-      <w:r>
-        <w:rPr>
-          <w:rFonts w:ascii="Times New Roman" w:hAnsi="Times New Roman" w:eastAsia="宋体"/>
-          <w:b/>
-          <w:i/>
-          <w:color w:val="444444"/>
-          <w:sz w:val="21"/>
-        </w:rPr>
-        <w:t>165 项审计重跑确认</w:t>
-      </w:r>
-      <w:r>
-        <w:rPr>
-          <w:rFonts w:ascii="Times New Roman" w:hAnsi="Times New Roman" w:eastAsia="宋体"/>
-          <w:b w:val="0"/>
-          <w:i/>
-          <w:color w:val="444444"/>
-          <w:sz w:val="21"/>
-        </w:rPr>
-        <w:t>（111 段 Axioms + 54 项 Closed，</w:t>
-      </w:r>
-      <w:r>
-        <w:rPr>
-          <w:rFonts w:ascii="Consolas" w:hAnsi="Consolas" w:eastAsia="等线"/>
-          <w:b w:val="0"/>
-          <w:i w:val="0"/>
-          <w:color w:val="444444"/>
-          <w:sz w:val="19"/>
-        </w:rPr>
-        <w:t>Classical_Prop.classic</w:t>
-      </w:r>
-      <w:r>
-        <w:rPr>
-          <w:rFonts w:ascii="Times New Roman" w:hAnsi="Times New Roman" w:eastAsia="宋体"/>
-          <w:b w:val="0"/>
-          <w:i/>
-          <w:color w:val="444444"/>
-          <w:sz w:val="21"/>
-        </w:rPr>
-        <w:t xml:space="preserve"> 零出现，post-M1.5 口径维持）。</w:t>
+        <w:t>——"全零经典排中"表述全文统一为诚实口径（排中律宏零出现 + 公理依赖披露，正文 §5/§6 原有精确表述不变）；30模块 归档 2026-08-30 新增 probe_welch / probe_g1_norm_closed / probe_g2_mu_adj（SHA 一致）；开发区→PSA 仓库对齐提交 2f21249（ca_tau 入 lib、CS 战役 4 探针入 probes、14 py 入 empirical）。</w:t>
       </w:r>
     </w:p>
     <w:p>
@@ -3809,7 +3709,7 @@
           <w:color w:val="444444"/>
           <w:sz w:val="21"/>
         </w:rPr>
-        <w:t xml:space="preserve">修订摘要（v2.12→v2.13，2026-08-29，CS 战役定理化与代码基态对齐）：§5.6.6 压缩感知族新增 </w:t>
+        <w:t>修订摘要（v2.11→v2.12，2026-08-27，合并版重生成 + M3 代数化）：</w:t>
       </w:r>
       <w:r>
         <w:rPr>
@@ -3819,7 +3719,7 @@
           <w:color w:val="444444"/>
           <w:sz w:val="21"/>
         </w:rPr>
-        <w:t>CS-11/CS-12/CS-13/CS-14 四条目</w:t>
+        <w:t>合并版 `ca_merged_full_25.v` 重新生成</w:t>
       </w:r>
       <w:r>
         <w:rPr>
@@ -3829,37 +3729,57 @@
           <w:color w:val="444444"/>
           <w:sz w:val="21"/>
         </w:rPr>
-        <w:t xml:space="preserve">（z 区四模块合计 </w:t>
-      </w:r>
-      <w:r>
-        <w:rPr>
-          <w:rFonts w:ascii="Times New Roman" w:hAnsi="Times New Roman" w:eastAsia="宋体"/>
-          <w:b/>
+        <w:t>（87588 行 / 67 模块分区 / 20 探针，</w:t>
+      </w:r>
+      <w:r>
+        <w:rPr>
+          <w:rFonts w:ascii="Consolas" w:hAnsi="Consolas" w:eastAsia="等线"/>
+          <w:b w:val="0"/>
+          <w:i w:val="0"/>
+          <w:color w:val="444444"/>
+          <w:sz w:val="19"/>
+        </w:rPr>
+        <w:t>_merge_ca.py</w:t>
+      </w:r>
+      <w:r>
+        <w:rPr>
+          <w:rFonts w:ascii="Times New Roman" w:hAnsi="Times New Roman" w:eastAsia="宋体"/>
+          <w:b w:val="0"/>
           <w:i/>
           <w:color w:val="444444"/>
           <w:sz w:val="21"/>
         </w:rPr>
-        <w:t>64 Qed / 0 Admitted</w:t>
-      </w:r>
-      <w:r>
-        <w:rPr>
-          <w:rFonts w:ascii="Times New Roman" w:hAnsi="Times New Roman" w:eastAsia="宋体"/>
-          <w:b w:val="0"/>
+        <w:t>，MERGE_EXIT=0 复验；30模块 归档 SHA-256 同步）；</w:t>
+      </w:r>
+      <w:r>
+        <w:rPr>
+          <w:rFonts w:ascii="Times New Roman" w:hAnsi="Times New Roman" w:eastAsia="宋体"/>
+          <w:b/>
           <w:i/>
           <w:color w:val="444444"/>
           <w:sz w:val="21"/>
         </w:rPr>
-        <w:t>，全部独立编译 EXIT=0、归档 30模块 SHA 一致、未并入合并版 25——并入待合并版再生）：</w:t>
-      </w:r>
-      <w:r>
-        <w:rPr>
-          <w:rFonts w:ascii="Times New Roman" w:hAnsi="Times New Roman" w:eastAsia="宋体"/>
-          <w:b/>
+        <w:t>M3 构造性 √ 界代数化</w:t>
+      </w:r>
+      <w:r>
+        <w:rPr>
+          <w:rFonts w:ascii="Times New Roman" w:hAnsi="Times New Roman" w:eastAsia="宋体"/>
+          <w:b w:val="0"/>
           <w:i/>
           <w:color w:val="444444"/>
           <w:sz w:val="21"/>
         </w:rPr>
-        <w:t>CS-11 τ 裁剪最优性</w:t>
+        <w:t>（</w:t>
+      </w:r>
+      <w:r>
+        <w:rPr>
+          <w:rFonts w:ascii="Consolas" w:hAnsi="Consolas" w:eastAsia="等线"/>
+          <w:b w:val="0"/>
+          <w:i w:val="0"/>
+          <w:color w:val="444444"/>
+          <w:sz w:val="19"/>
+        </w:rPr>
+        <w:t>probe_sqrt_cr_m3.v</w:t>
       </w:r>
       <w:r>
         <w:rPr>
@@ -3869,6 +3789,146 @@
           <w:color w:val="444444"/>
           <w:sz w:val="21"/>
         </w:rPr>
+        <w:t xml:space="preserve"> 的 </w:t>
+      </w:r>
+      <w:r>
+        <w:rPr>
+          <w:rFonts w:ascii="Consolas" w:hAnsi="Consolas" w:eastAsia="等线"/>
+          <w:b w:val="0"/>
+          <w:i w:val="0"/>
+          <w:color w:val="444444"/>
+          <w:sz w:val="19"/>
+        </w:rPr>
+        <w:t>sqrt21_lower</w:t>
+      </w:r>
+      <w:r>
+        <w:rPr>
+          <w:rFonts w:ascii="Times New Roman" w:hAnsi="Times New Roman" w:eastAsia="宋体"/>
+          <w:b w:val="0"/>
+          <w:i/>
+          <w:color w:val="444444"/>
+          <w:sz w:val="21"/>
+        </w:rPr>
+        <w:t>/</w:t>
+      </w:r>
+      <w:r>
+        <w:rPr>
+          <w:rFonts w:ascii="Consolas" w:hAnsi="Consolas" w:eastAsia="等线"/>
+          <w:b w:val="0"/>
+          <w:i w:val="0"/>
+          <w:color w:val="444444"/>
+          <w:sz w:val="19"/>
+        </w:rPr>
+        <w:t>sqrt105_lower</w:t>
+      </w:r>
+      <w:r>
+        <w:rPr>
+          <w:rFonts w:ascii="Times New Roman" w:hAnsi="Times New Roman" w:eastAsia="宋体"/>
+          <w:b w:val="0"/>
+          <w:i/>
+          <w:color w:val="444444"/>
+          <w:sz w:val="21"/>
+        </w:rPr>
+        <w:t xml:space="preserve"> 从 qbisec vm_compute 数值核验升级为代数证明——Q 层平方界 </w:t>
+      </w:r>
+      <w:r>
+        <w:rPr>
+          <w:rFonts w:ascii="Consolas" w:hAnsi="Consolas" w:eastAsia="等线"/>
+          <w:b w:val="0"/>
+          <w:i w:val="0"/>
+          <w:color w:val="444444"/>
+          <w:sz w:val="19"/>
+        </w:rPr>
+        <w:t>(4582/1000)²≤21</w:t>
+      </w:r>
+      <w:r>
+        <w:rPr>
+          <w:rFonts w:ascii="Times New Roman" w:hAnsi="Times New Roman" w:eastAsia="宋体"/>
+          <w:b w:val="0"/>
+          <w:i/>
+          <w:color w:val="444444"/>
+          <w:sz w:val="21"/>
+        </w:rPr>
+        <w:t xml:space="preserve"> + 自建非负平方单调 </w:t>
+      </w:r>
+      <w:r>
+        <w:rPr>
+          <w:rFonts w:ascii="Consolas" w:hAnsi="Consolas" w:eastAsia="等线"/>
+          <w:b w:val="0"/>
+          <w:i w:val="0"/>
+          <w:color w:val="444444"/>
+          <w:sz w:val="19"/>
+        </w:rPr>
+        <w:t>CRle_square_nonneg</w:t>
+      </w:r>
+      <w:r>
+        <w:rPr>
+          <w:rFonts w:ascii="Times New Roman" w:hAnsi="Times New Roman" w:eastAsia="宋体"/>
+          <w:b w:val="0"/>
+          <w:i/>
+          <w:color w:val="444444"/>
+          <w:sz w:val="21"/>
+        </w:rPr>
+        <w:t xml:space="preserve"> + </w:t>
+      </w:r>
+      <w:r>
+        <w:rPr>
+          <w:rFonts w:ascii="Consolas" w:hAnsi="Consolas" w:eastAsia="等线"/>
+          <w:b w:val="0"/>
+          <w:i w:val="0"/>
+          <w:color w:val="444444"/>
+          <w:sz w:val="19"/>
+        </w:rPr>
+        <w:t>CR_of_Q_mult</w:t>
+      </w:r>
+      <w:r>
+        <w:rPr>
+          <w:rFonts w:ascii="Times New Roman" w:hAnsi="Times New Roman" w:eastAsia="宋体"/>
+          <w:b w:val="0"/>
+          <w:i/>
+          <w:color w:val="444444"/>
+          <w:sz w:val="21"/>
+        </w:rPr>
+        <w:t>/</w:t>
+      </w:r>
+      <w:r>
+        <w:rPr>
+          <w:rFonts w:ascii="Consolas" w:hAnsi="Consolas" w:eastAsia="等线"/>
+          <w:b w:val="0"/>
+          <w:i w:val="0"/>
+          <w:color w:val="444444"/>
+          <w:sz w:val="19"/>
+        </w:rPr>
+        <w:t>CRsqrt_sq</w:t>
+      </w:r>
+      <w:r>
+        <w:rPr>
+          <w:rFonts w:ascii="Times New Roman" w:hAnsi="Times New Roman" w:eastAsia="宋体"/>
+          <w:b w:val="0"/>
+          <w:i/>
+          <w:color w:val="444444"/>
+          <w:sz w:val="21"/>
+        </w:rPr>
+        <w:t xml:space="preserve"> 桥，Print Assumptions 全 Closed 零公理，qbisec 核验保留交叉验证）；</w:t>
+      </w:r>
+      <w:r>
+        <w:rPr>
+          <w:rFonts w:ascii="Times New Roman" w:hAnsi="Times New Roman" w:eastAsia="宋体"/>
+          <w:b/>
+          <w:i/>
+          <w:color w:val="444444"/>
+          <w:sz w:val="21"/>
+        </w:rPr>
+        <w:t>CI 双环境修复</w:t>
+      </w:r>
+      <w:r>
+        <w:rPr>
+          <w:rFonts w:ascii="Times New Roman" w:hAnsi="Times New Roman" w:eastAsia="宋体"/>
+          <w:b w:val="0"/>
+          <w:i/>
+          <w:color w:val="444444"/>
+          <w:sz w:val="21"/>
+        </w:rPr>
         <w:t>（</w:t>
       </w:r>
       <w:r>
@@ -3879,7 +3939,7 @@
           <w:color w:val="444444"/>
           <w:sz w:val="19"/>
         </w:rPr>
-        <w:t>probe_taugrid.v</w:t>
+        <w:t>probe_partial.v</w:t>
       </w:r>
       <w:r>
         <w:rPr>
@@ -3889,7 +3949,7 @@
           <w:color w:val="444444"/>
           <w:sz w:val="21"/>
         </w:rPr>
-        <w:t xml:space="preserve"> 17 Qed：覆盖债精确量化（窗 [0,T] 能量恰 = (T+1)/n，债 1−(T+1)/n ∈ (0,1) 机器可计算）+ 支撑完备刻画（n ≤ T ⟺ ψ_n 完全支撑训练窗，iff）+ 裁剪证书单调（kept 子族行和 ≤ 全族，上界型证书不损）+ C-梯子稀疏化迁移 + 三连合成 </w:t>
+        <w:t xml:space="preserve"> grid_conj 的 </w:t>
       </w:r>
       <w:r>
         <w:rPr>
@@ -3899,7 +3959,7 @@
           <w:color w:val="444444"/>
           <w:sz w:val="19"/>
         </w:rPr>
-        <w:t>tau_prune_optimality</w:t>
+        <w:t>rewrite !mult_INR</w:t>
       </w:r>
       <w:r>
         <w:rPr>
@@ -3909,17 +3969,37 @@
           <w:color w:val="444444"/>
           <w:sz w:val="21"/>
         </w:rPr>
-        <w:t>——randmax 裁剪实验的定理侧）；</w:t>
-      </w:r>
-      <w:r>
-        <w:rPr>
-          <w:rFonts w:ascii="Times New Roman" w:hAnsi="Times New Roman" w:eastAsia="宋体"/>
-          <w:b/>
+        <w:t xml:space="preserve"> 在 mathcomp 2.6 下 LHS 不匹配——</w:t>
+      </w:r>
+      <w:r>
+        <w:rPr>
+          <w:rFonts w:ascii="Consolas" w:hAnsi="Consolas" w:eastAsia="等线"/>
+          <w:b w:val="0"/>
+          <w:i w:val="0"/>
+          <w:color w:val="444444"/>
+          <w:sz w:val="19"/>
+        </w:rPr>
+        <w:t>muln</w:t>
+      </w:r>
+      <w:r>
+        <w:rPr>
+          <w:rFonts w:ascii="Times New Roman" w:hAnsi="Times New Roman" w:eastAsia="宋体"/>
+          <w:b w:val="0"/>
           <w:i/>
           <w:color w:val="444444"/>
           <w:sz w:val="21"/>
         </w:rPr>
-        <w:t>CS-12 构造性孪生</w:t>
+        <w:t xml:space="preserve"> 新定义 ≢ </w:t>
+      </w:r>
+      <w:r>
+        <w:rPr>
+          <w:rFonts w:ascii="Consolas" w:hAnsi="Consolas" w:eastAsia="等线"/>
+          <w:b w:val="0"/>
+          <w:i w:val="0"/>
+          <w:color w:val="444444"/>
+          <w:sz w:val="19"/>
+        </w:rPr>
+        <w:t>Nat.mul</w:t>
       </w:r>
       <w:r>
         <w:rPr>
@@ -3929,7 +4009,7 @@
           <w:color w:val="444444"/>
           <w:sz w:val="21"/>
         </w:rPr>
-        <w:t>（</w:t>
+        <w:t xml:space="preserve">——改 </w:t>
       </w:r>
       <w:r>
         <w:rPr>
@@ -3939,7 +4019,7 @@
           <w:color w:val="444444"/>
           <w:sz w:val="19"/>
         </w:rPr>
-        <w:t>probe_taugrid_cr.v</w:t>
+        <w:t>rewrite mulnE</w:t>
       </w:r>
       <w:r>
         <w:rPr>
@@ -3949,37 +4029,57 @@
           <w:color w:val="444444"/>
           <w:sz w:val="21"/>
         </w:rPr>
-        <w:t xml:space="preserve"> 13 Qed </w:t>
-      </w:r>
-      <w:r>
-        <w:rPr>
-          <w:rFonts w:ascii="Times New Roman" w:hAnsi="Times New Roman" w:eastAsia="宋体"/>
-          <w:b/>
+        <w:t xml:space="preserve"> + 显式 </w:t>
+      </w:r>
+      <w:r>
+        <w:rPr>
+          <w:rFonts w:ascii="Consolas" w:hAnsi="Consolas" w:eastAsia="等线"/>
+          <w:b w:val="0"/>
+          <w:i w:val="0"/>
+          <w:color w:val="444444"/>
+          <w:sz w:val="19"/>
+        </w:rPr>
+        <w:t>mult_INR</w:t>
+      </w:r>
+      <w:r>
+        <w:rPr>
+          <w:rFonts w:ascii="Times New Roman" w:hAnsi="Times New Roman" w:eastAsia="宋体"/>
+          <w:b w:val="0"/>
           <w:i/>
           <w:color w:val="444444"/>
           <w:sz w:val="21"/>
         </w:rPr>
-        <w:t>零公理</w:t>
-      </w:r>
-      <w:r>
-        <w:rPr>
-          <w:rFonts w:ascii="Times New Roman" w:hAnsi="Times New Roman" w:eastAsia="宋体"/>
-          <w:b w:val="0"/>
+        <w:t xml:space="preserve"> 参数，经验卡 E150）；</w:t>
+      </w:r>
+      <w:r>
+        <w:rPr>
+          <w:rFonts w:ascii="Times New Roman" w:hAnsi="Times New Roman" w:eastAsia="宋体"/>
+          <w:b/>
           <w:i/>
           <w:color w:val="444444"/>
           <w:sz w:val="21"/>
         </w:rPr>
-        <w:t>：抽象接口 {R : ConstructiveReals} + 归一梯子 u（cos/复指数构造性未实现，接口与主线数学一致）；</w:t>
-      </w:r>
-      <w:r>
-        <w:rPr>
-          <w:rFonts w:ascii="Times New Roman" w:hAnsi="Times New Roman" w:eastAsia="宋体"/>
-          <w:b/>
+        <w:t>165 项审计重跑确认</w:t>
+      </w:r>
+      <w:r>
+        <w:rPr>
+          <w:rFonts w:ascii="Times New Roman" w:hAnsi="Times New Roman" w:eastAsia="宋体"/>
+          <w:b w:val="0"/>
           <w:i/>
           <w:color w:val="444444"/>
           <w:sz w:val="21"/>
         </w:rPr>
-        <w:t>严格序 CRlt 本身是 Set 值</w:t>
+        <w:t>（111 段 Axioms + 54 项 Closed，</w:t>
+      </w:r>
+      <w:r>
+        <w:rPr>
+          <w:rFonts w:ascii="Consolas" w:hAnsi="Consolas" w:eastAsia="等线"/>
+          <w:b w:val="0"/>
+          <w:i w:val="0"/>
+          <w:color w:val="444444"/>
+          <w:sz w:val="19"/>
+        </w:rPr>
+        <w:t>Classical_Prop.classic</w:t>
       </w:r>
       <w:r>
         <w:rPr>
@@ -3989,327 +4089,7 @@
           <w:color w:val="444444"/>
           <w:sz w:val="21"/>
         </w:rPr>
-        <w:t xml:space="preserve">（ConstructiveReals.v:88 库设计——柯西实数在序证明中存储信息），覆盖债界定定理以信息性形式 0 &lt; debt &lt; 1（Set 值 prod，证明项可提取）陈述；主定理结论 prod 型（信息性 (iii) 不能进 Prop 的 /\）；sigT 被类型系统强制；提取 </w:t>
-      </w:r>
-      <w:r>
-        <w:rPr>
-          <w:rFonts w:ascii="Consolas" w:hAnsi="Consolas" w:eastAsia="等线"/>
-          <w:b w:val="0"/>
-          <w:i w:val="0"/>
-          <w:color w:val="444444"/>
-          <w:sz w:val="19"/>
-        </w:rPr>
-        <w:t>taugrid_cr.ml</w:t>
-      </w:r>
-      <w:r>
-        <w:rPr>
-          <w:rFonts w:ascii="Times New Roman" w:hAnsi="Times New Roman" w:eastAsia="宋体"/>
-          <w:b w:val="0"/>
-          <w:i/>
-          <w:color w:val="444444"/>
-          <w:sz w:val="21"/>
-        </w:rPr>
-        <w:t xml:space="preserve"> 经 DkMLNative ocamlc 4.14.2 编译通过（柯西实例 cRealConstructive 具象化））；</w:t>
-      </w:r>
-      <w:r>
-        <w:rPr>
-          <w:rFonts w:ascii="Times New Roman" w:hAnsi="Times New Roman" w:eastAsia="宋体"/>
-          <w:b/>
-          <w:i/>
-          <w:color w:val="444444"/>
-          <w:sz w:val="21"/>
-        </w:rPr>
-        <w:t>CS-13 CS 生产线</w:t>
-      </w:r>
-      <w:r>
-        <w:rPr>
-          <w:rFonts w:ascii="Times New Roman" w:hAnsi="Times New Roman" w:eastAsia="宋体"/>
-          <w:b w:val="0"/>
-          <w:i/>
-          <w:color w:val="444444"/>
-          <w:sz w:val="21"/>
-        </w:rPr>
-        <w:t>（</w:t>
-      </w:r>
-      <w:r>
-        <w:rPr>
-          <w:rFonts w:ascii="Consolas" w:hAnsi="Consolas" w:eastAsia="等线"/>
-          <w:b w:val="0"/>
-          <w:i w:val="0"/>
-          <w:color w:val="444444"/>
-          <w:sz w:val="19"/>
-        </w:rPr>
-        <w:t>probe_cs.v</w:t>
-      </w:r>
-      <w:r>
-        <w:rPr>
-          <w:rFonts w:ascii="Times New Roman" w:hAnsi="Times New Roman" w:eastAsia="宋体"/>
-          <w:b w:val="0"/>
-          <w:i/>
-          <w:color w:val="444444"/>
-          <w:sz w:val="21"/>
-        </w:rPr>
-        <w:t xml:space="preserve"> 29 Qed：一致 RIP </w:t>
-      </w:r>
-      <w:r>
-        <w:rPr>
-          <w:rFonts w:ascii="Consolas" w:hAnsi="Consolas" w:eastAsia="等线"/>
-          <w:b w:val="0"/>
-          <w:i w:val="0"/>
-          <w:color w:val="444444"/>
-          <w:sz w:val="19"/>
-        </w:rPr>
-        <w:t>cs2_rip_uniform</w:t>
-      </w:r>
-      <w:r>
-        <w:rPr>
-          <w:rFonts w:ascii="Times New Roman" w:hAnsi="Times New Roman" w:eastAsia="宋体"/>
-          <w:b w:val="0"/>
-          <w:i/>
-          <w:color w:val="444444"/>
-          <w:sz w:val="21"/>
-        </w:rPr>
-        <w:t xml:space="preserve">（(1−δ)‖c‖² ≤ ‖Φc‖² ≤ (1+δ)‖c‖²，δ = 4K(C) </w:t>
-      </w:r>
-      <w:r>
-        <w:rPr>
-          <w:rFonts w:ascii="Times New Roman" w:hAnsi="Times New Roman" w:eastAsia="宋体"/>
-          <w:b/>
-          <w:i/>
-          <w:color w:val="444444"/>
-          <w:sz w:val="21"/>
-        </w:rPr>
-        <w:t>∀s 一致</w:t>
-      </w:r>
-      <w:r>
-        <w:rPr>
-          <w:rFonts w:ascii="Times New Roman" w:hAnsi="Times New Roman" w:eastAsia="宋体"/>
-          <w:b w:val="0"/>
-          <w:i/>
-          <w:color w:val="444444"/>
-          <w:sz w:val="21"/>
-        </w:rPr>
-        <w:t xml:space="preserve">）+ ★s-sparse 唯一性 </w:t>
-      </w:r>
-      <w:r>
-        <w:rPr>
-          <w:rFonts w:ascii="Consolas" w:hAnsi="Consolas" w:eastAsia="等线"/>
-          <w:b w:val="0"/>
-          <w:i w:val="0"/>
-          <w:color w:val="444444"/>
-          <w:sz w:val="19"/>
-        </w:rPr>
-        <w:t>cs3_energy_zero</w:t>
-      </w:r>
-      <w:r>
-        <w:rPr>
-          <w:rFonts w:ascii="Times New Roman" w:hAnsi="Times New Roman" w:eastAsia="宋体"/>
-          <w:b w:val="0"/>
-          <w:i/>
-          <w:color w:val="444444"/>
-          <w:sz w:val="21"/>
-        </w:rPr>
-        <w:t>/</w:t>
-      </w:r>
-      <w:r>
-        <w:rPr>
-          <w:rFonts w:ascii="Consolas" w:hAnsi="Consolas" w:eastAsia="等线"/>
-          <w:b w:val="0"/>
-          <w:i w:val="0"/>
-          <w:color w:val="444444"/>
-          <w:sz w:val="19"/>
-        </w:rPr>
-        <w:t>cs3_unique</w:t>
-      </w:r>
-      <w:r>
-        <w:rPr>
-          <w:rFonts w:ascii="Times New Roman" w:hAnsi="Times New Roman" w:eastAsia="宋体"/>
-          <w:b w:val="0"/>
-          <w:i/>
-          <w:color w:val="444444"/>
-          <w:sz w:val="21"/>
-        </w:rPr>
-        <w:t xml:space="preserve">（C ≥ 10 时测量 y = y' ⟹ 系数 c = c'——测量端信息不丢失）+ embedding </w:t>
-      </w:r>
-      <w:r>
-        <w:rPr>
-          <w:rFonts w:ascii="Consolas" w:hAnsi="Consolas" w:eastAsia="等线"/>
-          <w:b w:val="0"/>
-          <w:i w:val="0"/>
-          <w:color w:val="444444"/>
-          <w:sz w:val="19"/>
-        </w:rPr>
-        <w:t>cs6_embedding</w:t>
-      </w:r>
-      <w:r>
-        <w:rPr>
-          <w:rFonts w:ascii="Times New Roman" w:hAnsi="Times New Roman" w:eastAsia="宋体"/>
-          <w:b w:val="0"/>
-          <w:i/>
-          <w:color w:val="444444"/>
-          <w:sz w:val="21"/>
-        </w:rPr>
-        <w:t xml:space="preserve">（1−2K(C) &gt; 0）+ spark 下界 </w:t>
-      </w:r>
-      <w:r>
-        <w:rPr>
-          <w:rFonts w:ascii="Consolas" w:hAnsi="Consolas" w:eastAsia="等线"/>
-          <w:b w:val="0"/>
-          <w:i w:val="0"/>
-          <w:color w:val="444444"/>
-          <w:sz w:val="19"/>
-        </w:rPr>
-        <w:t>cs1b_spark</w:t>
-      </w:r>
-      <w:r>
-        <w:rPr>
-          <w:rFonts w:ascii="Times New Roman" w:hAnsi="Times New Roman" w:eastAsia="宋体"/>
-          <w:b w:val="0"/>
-          <w:i/>
-          <w:color w:val="444444"/>
-          <w:sz w:val="21"/>
-        </w:rPr>
-        <w:t xml:space="preserve">（spark ≥ n+1，Gershgorin 冗余路径收编为 CS-3 推论）+ 逐对相干 </w:t>
-      </w:r>
-      <w:r>
-        <w:rPr>
-          <w:rFonts w:ascii="Consolas" w:hAnsi="Consolas" w:eastAsia="等线"/>
-          <w:b w:val="0"/>
-          <w:i w:val="0"/>
-          <w:color w:val="444444"/>
-          <w:sz w:val="19"/>
-        </w:rPr>
-        <w:t>cs1a_pair_bound</w:t>
-      </w:r>
-      <w:r>
-        <w:rPr>
-          <w:rFonts w:ascii="Times New Roman" w:hAnsi="Times New Roman" w:eastAsia="宋体"/>
-          <w:b w:val="0"/>
-          <w:i/>
-          <w:color w:val="444444"/>
-          <w:sz w:val="21"/>
-        </w:rPr>
-        <w:t xml:space="preserve">（≤ 2πq/(1−q)）+ ★近重复对爆炸 </w:t>
-      </w:r>
-      <w:r>
-        <w:rPr>
-          <w:rFonts w:ascii="Consolas" w:hAnsi="Consolas" w:eastAsia="等线"/>
-          <w:b w:val="0"/>
-          <w:i w:val="0"/>
-          <w:color w:val="444444"/>
-          <w:sz w:val="19"/>
-        </w:rPr>
-        <w:t>near_dup_coherence_12</w:t>
-      </w:r>
-      <w:r>
-        <w:rPr>
-          <w:rFonts w:ascii="Times New Roman" w:hAnsi="Times New Roman" w:eastAsia="宋体"/>
-          <w:b w:val="0"/>
-          <w:i/>
-          <w:color w:val="444444"/>
-          <w:sz w:val="21"/>
-        </w:rPr>
-        <w:t xml:space="preserve">（coh 1 2 = 1/√2 精确值）+ </w:t>
-      </w:r>
-      <w:r>
-        <w:rPr>
-          <w:rFonts w:ascii="Consolas" w:hAnsi="Consolas" w:eastAsia="等线"/>
-          <w:b w:val="0"/>
-          <w:i w:val="0"/>
-          <w:color w:val="444444"/>
-          <w:sz w:val="19"/>
-        </w:rPr>
-        <w:t>cs4c_explosion</w:t>
-      </w:r>
-      <w:r>
-        <w:rPr>
-          <w:rFonts w:ascii="Times New Roman" w:hAnsi="Times New Roman" w:eastAsia="宋体"/>
-          <w:b w:val="0"/>
-          <w:i/>
-          <w:color w:val="444444"/>
-          <w:sz w:val="21"/>
-        </w:rPr>
-        <w:t>（2μ = √2 &gt; 1——s ≥ 3 时 Gershgorin 型 RIP 证书在含近重复对梯子上必然失效，"剪 503/255/127 应恶化"的定理侧镜像））；</w:t>
-      </w:r>
-      <w:r>
-        <w:rPr>
-          <w:rFonts w:ascii="Times New Roman" w:hAnsi="Times New Roman" w:eastAsia="宋体"/>
-          <w:b/>
-          <w:i/>
-          <w:color w:val="444444"/>
-          <w:sz w:val="21"/>
-        </w:rPr>
-        <w:t>CS-14 offset 无关性</w:t>
-      </w:r>
-      <w:r>
-        <w:rPr>
-          <w:rFonts w:ascii="Times New Roman" w:hAnsi="Times New Roman" w:eastAsia="宋体"/>
-          <w:b w:val="0"/>
-          <w:i/>
-          <w:color w:val="444444"/>
-          <w:sz w:val="21"/>
-        </w:rPr>
-        <w:t>（</w:t>
-      </w:r>
-      <w:r>
-        <w:rPr>
-          <w:rFonts w:ascii="Consolas" w:hAnsi="Consolas" w:eastAsia="等线"/>
-          <w:b w:val="0"/>
-          <w:i w:val="0"/>
-          <w:color w:val="444444"/>
-          <w:sz w:val="19"/>
-        </w:rPr>
-        <w:t>probe_cs5.v</w:t>
-      </w:r>
-      <w:r>
-        <w:rPr>
-          <w:rFonts w:ascii="Times New Roman" w:hAnsi="Times New Roman" w:eastAsia="宋体"/>
-          <w:b w:val="0"/>
-          <w:i/>
-          <w:color w:val="444444"/>
-          <w:sz w:val="21"/>
-        </w:rPr>
-        <w:t xml:space="preserve"> 5 Qed：跨网格对相干界 N/(2·min(j mod N, N−j mod N)) </w:t>
-      </w:r>
-      <w:r>
-        <w:rPr>
-          <w:rFonts w:ascii="Times New Roman" w:hAnsi="Times New Roman" w:eastAsia="宋体"/>
-          <w:b/>
-          <w:i/>
-          <w:color w:val="444444"/>
-          <w:sz w:val="21"/>
-        </w:rPr>
-        <w:t>右端不含偏移 δ</w:t>
-      </w:r>
-      <w:r>
-        <w:rPr>
-          <w:rFonts w:ascii="Times New Roman" w:hAnsi="Times New Roman" w:eastAsia="宋体"/>
-          <w:b w:val="0"/>
-          <w:i/>
-          <w:color w:val="444444"/>
-          <w:sz w:val="21"/>
-        </w:rPr>
-        <w:t>（同族平移差频相消，pair_dirichlet 接管）+ 黄金比隔离界 1/(3d) + φ_gold ∉ ℤ（offset 语义非空）——ogrid 实验"跨网格对证书不含偏移"的定理侧）。</w:t>
-      </w:r>
-      <w:r>
-        <w:rPr>
-          <w:rFonts w:ascii="Times New Roman" w:hAnsi="Times New Roman" w:eastAsia="宋体"/>
-          <w:b/>
-          <w:i/>
-          <w:color w:val="444444"/>
-          <w:sz w:val="21"/>
-        </w:rPr>
-        <w:t>轨道定位</w:t>
-      </w:r>
-      <w:r>
-        <w:rPr>
-          <w:rFonts w:ascii="Times New Roman" w:hAnsi="Times New Roman" w:eastAsia="宋体"/>
-          <w:b w:val="0"/>
-          <w:i/>
-          <w:color w:val="444444"/>
-          <w:sz w:val="21"/>
-        </w:rPr>
-        <w:t>：构造性轨道用于公理独立性与可计算性验证（提取物携带 CRlt 的信息性 witness），不用于生产检查器（经典轨道更快）。定位（如实）：CS-11/13/14 为 Candès–Tao RIP 框架与 Elad–Bruckstein 判据在频率阶梯原子族上的机器检查 + 与本项目 randmax/ogrid/τ 三剪实验直接对接的新组合（覆盖债量化、近重复对爆炸、offset 无关性）；CS-12 为构造性轨道平行实现（序的 Set 值信息性 + 可提取 OCaml）。</w:t>
+        <w:t xml:space="preserve"> 零出现，post-M1.5 口径维持）。</w:t>
       </w:r>
     </w:p>
     <w:p>
@@ -4324,7 +4104,7 @@
           <w:color w:val="444444"/>
           <w:sz w:val="21"/>
         </w:rPr>
-        <w:t>修订摘要（v2.10→v2.11，2026-08-26，CI 双环境兼容）：</w:t>
+        <w:t xml:space="preserve">修订摘要（v2.12→v2.13，2026-08-29，CS 战役定理化与代码基态对齐）：§5.6.6 压缩感知族新增 </w:t>
       </w:r>
       <w:r>
         <w:rPr>
@@ -4334,7 +4114,7 @@
           <w:color w:val="444444"/>
           <w:sz w:val="21"/>
         </w:rPr>
-        <w:t>41 个正式模块头部注释清洗</w:t>
+        <w:t>CS-11/CS-12/CS-13/CS-14 四条目</w:t>
       </w:r>
       <w:r>
         <w:rPr>
@@ -4344,7 +4124,7 @@
           <w:color w:val="444444"/>
           <w:sz w:val="21"/>
         </w:rPr>
-        <w:t>（删除会话号/E0xx/交接路径等草稿注记，保留数学内容与纪律声明；规则沉淀于《合并友好编码规范》§6 + 经验卡 E149）；</w:t>
+        <w:t xml:space="preserve">（z 区四模块合计 </w:t>
       </w:r>
       <w:r>
         <w:rPr>
@@ -4354,7 +4134,7 @@
           <w:color w:val="444444"/>
           <w:sz w:val="21"/>
         </w:rPr>
-        <w:t>mathcomp 前缀双环境适配</w:t>
+        <w:t>64 Qed / 0 Admitted</w:t>
       </w:r>
       <w:r>
         <w:rPr>
@@ -4364,7 +4144,7 @@
           <w:color w:val="444444"/>
           <w:sz w:val="21"/>
         </w:rPr>
-        <w:t>（本地 ssreflect.* / CI opam≥2.6 boot.*，E081/E082；合并版 CI 编译时 sed 转 boot 前缀）；</w:t>
+        <w:t>，全部独立编译 EXIT=0、归档 30模块 SHA 一致、未并入合并版 25——并入待合并版再生）：</w:t>
       </w:r>
       <w:r>
         <w:rPr>
@@ -4374,7 +4154,7 @@
           <w:color w:val="444444"/>
           <w:sz w:val="21"/>
         </w:rPr>
-        <w:t>带前提引理 rewrite 显式化</w:t>
+        <w:t>CS-11 τ 裁剪最优性</w:t>
       </w:r>
       <w:r>
         <w:rPr>
@@ -4384,7 +4164,7 @@
           <w:color w:val="444444"/>
           <w:sz w:val="21"/>
         </w:rPr>
-        <w:t>（E114 追加：</w:t>
+        <w:t>（</w:t>
       </w:r>
       <w:r>
         <w:rPr>
@@ -4394,7 +4174,7 @@
           <w:color w:val="444444"/>
           <w:sz w:val="19"/>
         </w:rPr>
-        <w:t>CRsum_eq</w:t>
+        <w:t>probe_taugrid.v</w:t>
       </w:r>
       <w:r>
         <w:rPr>
@@ -4404,6 +4184,226 @@
           <w:color w:val="444444"/>
           <w:sz w:val="21"/>
         </w:rPr>
+        <w:t xml:space="preserve"> 17 Qed：覆盖债精确量化（窗 [0,T] 能量恰 = (T+1)/n，债 1−(T+1)/n ∈ (0,1) 机器可计算）+ 支撑完备刻画（n ≤ T ⟺ ψ_n 完全支撑训练窗，iff）+ 裁剪证书单调（kept 子族行和 ≤ 全族，上界型证书不损）+ C-梯子稀疏化迁移 + 三连合成 </w:t>
+      </w:r>
+      <w:r>
+        <w:rPr>
+          <w:rFonts w:ascii="Consolas" w:hAnsi="Consolas" w:eastAsia="等线"/>
+          <w:b w:val="0"/>
+          <w:i w:val="0"/>
+          <w:color w:val="444444"/>
+          <w:sz w:val="19"/>
+        </w:rPr>
+        <w:t>tau_prune_optimality</w:t>
+      </w:r>
+      <w:r>
+        <w:rPr>
+          <w:rFonts w:ascii="Times New Roman" w:hAnsi="Times New Roman" w:eastAsia="宋体"/>
+          <w:b w:val="0"/>
+          <w:i/>
+          <w:color w:val="444444"/>
+          <w:sz w:val="21"/>
+        </w:rPr>
+        <w:t>——randmax 裁剪实验的定理侧）；</w:t>
+      </w:r>
+      <w:r>
+        <w:rPr>
+          <w:rFonts w:ascii="Times New Roman" w:hAnsi="Times New Roman" w:eastAsia="宋体"/>
+          <w:b/>
+          <w:i/>
+          <w:color w:val="444444"/>
+          <w:sz w:val="21"/>
+        </w:rPr>
+        <w:t>CS-12 构造性孪生</w:t>
+      </w:r>
+      <w:r>
+        <w:rPr>
+          <w:rFonts w:ascii="Times New Roman" w:hAnsi="Times New Roman" w:eastAsia="宋体"/>
+          <w:b w:val="0"/>
+          <w:i/>
+          <w:color w:val="444444"/>
+          <w:sz w:val="21"/>
+        </w:rPr>
+        <w:t>（</w:t>
+      </w:r>
+      <w:r>
+        <w:rPr>
+          <w:rFonts w:ascii="Consolas" w:hAnsi="Consolas" w:eastAsia="等线"/>
+          <w:b w:val="0"/>
+          <w:i w:val="0"/>
+          <w:color w:val="444444"/>
+          <w:sz w:val="19"/>
+        </w:rPr>
+        <w:t>probe_taugrid_cr.v</w:t>
+      </w:r>
+      <w:r>
+        <w:rPr>
+          <w:rFonts w:ascii="Times New Roman" w:hAnsi="Times New Roman" w:eastAsia="宋体"/>
+          <w:b w:val="0"/>
+          <w:i/>
+          <w:color w:val="444444"/>
+          <w:sz w:val="21"/>
+        </w:rPr>
+        <w:t xml:space="preserve"> 13 Qed </w:t>
+      </w:r>
+      <w:r>
+        <w:rPr>
+          <w:rFonts w:ascii="Times New Roman" w:hAnsi="Times New Roman" w:eastAsia="宋体"/>
+          <w:b/>
+          <w:i/>
+          <w:color w:val="444444"/>
+          <w:sz w:val="21"/>
+        </w:rPr>
+        <w:t>零公理</w:t>
+      </w:r>
+      <w:r>
+        <w:rPr>
+          <w:rFonts w:ascii="Times New Roman" w:hAnsi="Times New Roman" w:eastAsia="宋体"/>
+          <w:b w:val="0"/>
+          <w:i/>
+          <w:color w:val="444444"/>
+          <w:sz w:val="21"/>
+        </w:rPr>
+        <w:t>：抽象接口 {R : ConstructiveReals} + 归一梯子 u（cos/复指数构造性未实现，接口与主线数学一致）；</w:t>
+      </w:r>
+      <w:r>
+        <w:rPr>
+          <w:rFonts w:ascii="Times New Roman" w:hAnsi="Times New Roman" w:eastAsia="宋体"/>
+          <w:b/>
+          <w:i/>
+          <w:color w:val="444444"/>
+          <w:sz w:val="21"/>
+        </w:rPr>
+        <w:t>严格序 CRlt 本身是 Set 值</w:t>
+      </w:r>
+      <w:r>
+        <w:rPr>
+          <w:rFonts w:ascii="Times New Roman" w:hAnsi="Times New Roman" w:eastAsia="宋体"/>
+          <w:b w:val="0"/>
+          <w:i/>
+          <w:color w:val="444444"/>
+          <w:sz w:val="21"/>
+        </w:rPr>
+        <w:t xml:space="preserve">（ConstructiveReals.v:88 库设计——柯西实数在序证明中存储信息），覆盖债界定定理以信息性形式 0 &lt; debt &lt; 1（Set 值 prod，证明项可提取）陈述；主定理结论 prod 型（信息性 (iii) 不能进 Prop 的 /\）；sigT 被类型系统强制；提取 </w:t>
+      </w:r>
+      <w:r>
+        <w:rPr>
+          <w:rFonts w:ascii="Consolas" w:hAnsi="Consolas" w:eastAsia="等线"/>
+          <w:b w:val="0"/>
+          <w:i w:val="0"/>
+          <w:color w:val="444444"/>
+          <w:sz w:val="19"/>
+        </w:rPr>
+        <w:t>taugrid_cr.ml</w:t>
+      </w:r>
+      <w:r>
+        <w:rPr>
+          <w:rFonts w:ascii="Times New Roman" w:hAnsi="Times New Roman" w:eastAsia="宋体"/>
+          <w:b w:val="0"/>
+          <w:i/>
+          <w:color w:val="444444"/>
+          <w:sz w:val="21"/>
+        </w:rPr>
+        <w:t xml:space="preserve"> 经 DkMLNative ocamlc 4.14.2 编译通过（柯西实例 cRealConstructive 具象化））；</w:t>
+      </w:r>
+      <w:r>
+        <w:rPr>
+          <w:rFonts w:ascii="Times New Roman" w:hAnsi="Times New Roman" w:eastAsia="宋体"/>
+          <w:b/>
+          <w:i/>
+          <w:color w:val="444444"/>
+          <w:sz w:val="21"/>
+        </w:rPr>
+        <w:t>CS-13 CS 生产线</w:t>
+      </w:r>
+      <w:r>
+        <w:rPr>
+          <w:rFonts w:ascii="Times New Roman" w:hAnsi="Times New Roman" w:eastAsia="宋体"/>
+          <w:b w:val="0"/>
+          <w:i/>
+          <w:color w:val="444444"/>
+          <w:sz w:val="21"/>
+        </w:rPr>
+        <w:t>（</w:t>
+      </w:r>
+      <w:r>
+        <w:rPr>
+          <w:rFonts w:ascii="Consolas" w:hAnsi="Consolas" w:eastAsia="等线"/>
+          <w:b w:val="0"/>
+          <w:i w:val="0"/>
+          <w:color w:val="444444"/>
+          <w:sz w:val="19"/>
+        </w:rPr>
+        <w:t>probe_cs.v</w:t>
+      </w:r>
+      <w:r>
+        <w:rPr>
+          <w:rFonts w:ascii="Times New Roman" w:hAnsi="Times New Roman" w:eastAsia="宋体"/>
+          <w:b w:val="0"/>
+          <w:i/>
+          <w:color w:val="444444"/>
+          <w:sz w:val="21"/>
+        </w:rPr>
+        <w:t xml:space="preserve"> 29 Qed：一致 RIP </w:t>
+      </w:r>
+      <w:r>
+        <w:rPr>
+          <w:rFonts w:ascii="Consolas" w:hAnsi="Consolas" w:eastAsia="等线"/>
+          <w:b w:val="0"/>
+          <w:i w:val="0"/>
+          <w:color w:val="444444"/>
+          <w:sz w:val="19"/>
+        </w:rPr>
+        <w:t>cs2_rip_uniform</w:t>
+      </w:r>
+      <w:r>
+        <w:rPr>
+          <w:rFonts w:ascii="Times New Roman" w:hAnsi="Times New Roman" w:eastAsia="宋体"/>
+          <w:b w:val="0"/>
+          <w:i/>
+          <w:color w:val="444444"/>
+          <w:sz w:val="21"/>
+        </w:rPr>
+        <w:t xml:space="preserve">（(1−δ)‖c‖² ≤ ‖Φc‖² ≤ (1+δ)‖c‖²，δ = 4K(C) </w:t>
+      </w:r>
+      <w:r>
+        <w:rPr>
+          <w:rFonts w:ascii="Times New Roman" w:hAnsi="Times New Roman" w:eastAsia="宋体"/>
+          <w:b/>
+          <w:i/>
+          <w:color w:val="444444"/>
+          <w:sz w:val="21"/>
+        </w:rPr>
+        <w:t>∀s 一致</w:t>
+      </w:r>
+      <w:r>
+        <w:rPr>
+          <w:rFonts w:ascii="Times New Roman" w:hAnsi="Times New Roman" w:eastAsia="宋体"/>
+          <w:b w:val="0"/>
+          <w:i/>
+          <w:color w:val="444444"/>
+          <w:sz w:val="21"/>
+        </w:rPr>
+        <w:t xml:space="preserve">）+ ★s-sparse 唯一性 </w:t>
+      </w:r>
+      <w:r>
+        <w:rPr>
+          <w:rFonts w:ascii="Consolas" w:hAnsi="Consolas" w:eastAsia="等线"/>
+          <w:b w:val="0"/>
+          <w:i w:val="0"/>
+          <w:color w:val="444444"/>
+          <w:sz w:val="19"/>
+        </w:rPr>
+        <w:t>cs3_energy_zero</w:t>
+      </w:r>
+      <w:r>
+        <w:rPr>
+          <w:rFonts w:ascii="Times New Roman" w:hAnsi="Times New Roman" w:eastAsia="宋体"/>
+          <w:b w:val="0"/>
+          <w:i/>
+          <w:color w:val="444444"/>
+          <w:sz w:val="21"/>
+        </w:rPr>
         <w:t>/</w:t>
       </w:r>
       <w:r>
@@ -4414,7 +4414,7 @@
           <w:color w:val="444444"/>
           <w:sz w:val="19"/>
         </w:rPr>
-        <w:t>Csum_ext</w:t>
+        <w:t>cs3_unique</w:t>
       </w:r>
       <w:r>
         <w:rPr>
@@ -4424,7 +4424,7 @@
           <w:color w:val="444444"/>
           <w:sz w:val="21"/>
         </w:rPr>
-        <w:t>/</w:t>
+        <w:t xml:space="preserve">（C ≥ 10 时测量 y = y' ⟹ 系数 c = c'——测量端信息不丢失）+ embedding </w:t>
       </w:r>
       <w:r>
         <w:rPr>
@@ -4434,7 +4434,7 @@
           <w:color w:val="444444"/>
           <w:sz w:val="19"/>
         </w:rPr>
-        <w:t>rewrite IH</w:t>
+        <w:t>cs6_embedding</w:t>
       </w:r>
       <w:r>
         <w:rPr>
@@ -4444,7 +4444,7 @@
           <w:color w:val="444444"/>
           <w:sz w:val="21"/>
         </w:rPr>
-        <w:t xml:space="preserve"> 等 </w:t>
+        <w:t xml:space="preserve">（1−2K(C) &gt; 0）+ spark 下界 </w:t>
       </w:r>
       <w:r>
         <w:rPr>
@@ -4454,7 +4454,7 @@
           <w:color w:val="444444"/>
           <w:sz w:val="19"/>
         </w:rPr>
-        <w:t>P→eq</w:t>
+        <w:t>cs1b_spark</w:t>
       </w:r>
       <w:r>
         <w:rPr>
@@ -4464,17 +4464,37 @@
           <w:color w:val="444444"/>
           <w:sz w:val="21"/>
         </w:rPr>
-        <w:t xml:space="preserve"> 引理的 rewrite 一律显式 assert 前提，消除 mathcomp 2.5/2.6 子目标顺序差异——ca_rip_cr 3 处 + probe_grid_ortho/pro 4 处 + probe_parseval 2 处）；</w:t>
-      </w:r>
-      <w:r>
-        <w:rPr>
-          <w:rFonts w:ascii="Times New Roman" w:hAnsi="Times New Roman" w:eastAsia="宋体"/>
-          <w:b/>
+        <w:t xml:space="preserve">（spark ≥ n+1，Gershgorin 冗余路径收编为 CS-3 推论）+ 逐对相干 </w:t>
+      </w:r>
+      <w:r>
+        <w:rPr>
+          <w:rFonts w:ascii="Consolas" w:hAnsi="Consolas" w:eastAsia="等线"/>
+          <w:b w:val="0"/>
+          <w:i w:val="0"/>
+          <w:color w:val="444444"/>
+          <w:sz w:val="19"/>
+        </w:rPr>
+        <w:t>cs1a_pair_bound</w:t>
+      </w:r>
+      <w:r>
+        <w:rPr>
+          <w:rFonts w:ascii="Times New Roman" w:hAnsi="Times New Roman" w:eastAsia="宋体"/>
+          <w:b w:val="0"/>
           <w:i/>
           <w:color w:val="444444"/>
           <w:sz w:val="21"/>
         </w:rPr>
-        <w:t>CI 缓存机制</w:t>
+        <w:t xml:space="preserve">（≤ 2πq/(1−q)）+ ★近重复对爆炸 </w:t>
+      </w:r>
+      <w:r>
+        <w:rPr>
+          <w:rFonts w:ascii="Consolas" w:hAnsi="Consolas" w:eastAsia="等线"/>
+          <w:b w:val="0"/>
+          <w:i w:val="0"/>
+          <w:color w:val="444444"/>
+          <w:sz w:val="19"/>
+        </w:rPr>
+        <w:t>near_dup_coherence_12</w:t>
       </w:r>
       <w:r>
         <w:rPr>
@@ -4484,27 +4504,107 @@
           <w:color w:val="444444"/>
           <w:sz w:val="21"/>
         </w:rPr>
-        <w:t>（lib/merged .vo 经 actions/cache 按源 hash 缓存，推送秒级复验）；</w:t>
-      </w:r>
-      <w:r>
-        <w:rPr>
-          <w:rFonts w:ascii="Times New Roman" w:hAnsi="Times New Roman" w:eastAsia="宋体"/>
-          <w:b/>
+        <w:t xml:space="preserve">（coh 1 2 = 1/√2 精确值）+ </w:t>
+      </w:r>
+      <w:r>
+        <w:rPr>
+          <w:rFonts w:ascii="Consolas" w:hAnsi="Consolas" w:eastAsia="等线"/>
+          <w:b w:val="0"/>
+          <w:i w:val="0"/>
+          <w:color w:val="444444"/>
+          <w:sz w:val="19"/>
+        </w:rPr>
+        <w:t>cs4c_explosion</w:t>
+      </w:r>
+      <w:r>
+        <w:rPr>
+          <w:rFonts w:ascii="Times New Roman" w:hAnsi="Times New Roman" w:eastAsia="宋体"/>
+          <w:b w:val="0"/>
           <w:i/>
           <w:color w:val="444444"/>
           <w:sz w:val="21"/>
         </w:rPr>
-        <w:t>30模块 归档 + 仓库已同步</w:t>
-      </w:r>
-      <w:r>
-        <w:rPr>
-          <w:rFonts w:ascii="Times New Roman" w:hAnsi="Times New Roman" w:eastAsia="宋体"/>
-          <w:b w:val="0"/>
+        <w:t>（2μ = √2 &gt; 1——s ≥ 3 时 Gershgorin 型 RIP 证书在含近重复对梯子上必然失效，"剪 503/255/127 应恶化"的定理侧镜像））；</w:t>
+      </w:r>
+      <w:r>
+        <w:rPr>
+          <w:rFonts w:ascii="Times New Roman" w:hAnsi="Times New Roman" w:eastAsia="宋体"/>
+          <w:b/>
           <w:i/>
           <w:color w:val="444444"/>
           <w:sz w:val="21"/>
         </w:rPr>
-        <w:t>（SHA-256 一致）。</w:t>
+        <w:t>CS-14 offset 无关性</w:t>
+      </w:r>
+      <w:r>
+        <w:rPr>
+          <w:rFonts w:ascii="Times New Roman" w:hAnsi="Times New Roman" w:eastAsia="宋体"/>
+          <w:b w:val="0"/>
+          <w:i/>
+          <w:color w:val="444444"/>
+          <w:sz w:val="21"/>
+        </w:rPr>
+        <w:t>（</w:t>
+      </w:r>
+      <w:r>
+        <w:rPr>
+          <w:rFonts w:ascii="Consolas" w:hAnsi="Consolas" w:eastAsia="等线"/>
+          <w:b w:val="0"/>
+          <w:i w:val="0"/>
+          <w:color w:val="444444"/>
+          <w:sz w:val="19"/>
+        </w:rPr>
+        <w:t>probe_cs5.v</w:t>
+      </w:r>
+      <w:r>
+        <w:rPr>
+          <w:rFonts w:ascii="Times New Roman" w:hAnsi="Times New Roman" w:eastAsia="宋体"/>
+          <w:b w:val="0"/>
+          <w:i/>
+          <w:color w:val="444444"/>
+          <w:sz w:val="21"/>
+        </w:rPr>
+        <w:t xml:space="preserve"> 5 Qed：跨网格对相干界 N/(2·min(j mod N, N−j mod N)) </w:t>
+      </w:r>
+      <w:r>
+        <w:rPr>
+          <w:rFonts w:ascii="Times New Roman" w:hAnsi="Times New Roman" w:eastAsia="宋体"/>
+          <w:b/>
+          <w:i/>
+          <w:color w:val="444444"/>
+          <w:sz w:val="21"/>
+        </w:rPr>
+        <w:t>右端不含偏移 δ</w:t>
+      </w:r>
+      <w:r>
+        <w:rPr>
+          <w:rFonts w:ascii="Times New Roman" w:hAnsi="Times New Roman" w:eastAsia="宋体"/>
+          <w:b w:val="0"/>
+          <w:i/>
+          <w:color w:val="444444"/>
+          <w:sz w:val="21"/>
+        </w:rPr>
+        <w:t>（同族平移差频相消，pair_dirichlet 接管）+ 黄金比隔离界 1/(3d) + φ_gold ∉ ℤ（offset 语义非空）——ogrid 实验"跨网格对证书不含偏移"的定理侧）。</w:t>
+      </w:r>
+      <w:r>
+        <w:rPr>
+          <w:rFonts w:ascii="Times New Roman" w:hAnsi="Times New Roman" w:eastAsia="宋体"/>
+          <w:b/>
+          <w:i/>
+          <w:color w:val="444444"/>
+          <w:sz w:val="21"/>
+        </w:rPr>
+        <w:t>轨道定位</w:t>
+      </w:r>
+      <w:r>
+        <w:rPr>
+          <w:rFonts w:ascii="Times New Roman" w:hAnsi="Times New Roman" w:eastAsia="宋体"/>
+          <w:b w:val="0"/>
+          <w:i/>
+          <w:color w:val="444444"/>
+          <w:sz w:val="21"/>
+        </w:rPr>
+        <w:t>：构造性轨道用于公理独立性与可计算性验证（提取物携带 CRlt 的信息性 witness），不用于生产检查器（经典轨道更快）。定位（如实）：CS-11/13/14 为 Candès–Tao RIP 框架与 Elad–Bruckstein 判据在频率阶梯原子族上的机器检查 + 与本项目 randmax/ogrid/τ 三剪实验直接对接的新组合（覆盖债量化、近重复对爆炸、offset 无关性）；CS-12 为构造性轨道平行实现（序的 Set 值信息性 + 可提取 OCaml）。</w:t>
       </w:r>
     </w:p>
     <w:p>
@@ -4519,7 +4619,7 @@
           <w:color w:val="444444"/>
           <w:sz w:val="21"/>
         </w:rPr>
-        <w:t>修订摘要（v2.9→v2.10，2026-08-26，评审口径对齐）：</w:t>
+        <w:t>修订摘要（v2.10→v2.11，2026-08-26，CI 双环境兼容）：</w:t>
       </w:r>
       <w:r>
         <w:rPr>
@@ -4529,7 +4629,7 @@
           <w:color w:val="444444"/>
           <w:sz w:val="21"/>
         </w:rPr>
-        <w:t>模块计数统一为实测 67 模块分区</w:t>
+        <w:t>41 个正式模块头部注释清洗</w:t>
       </w:r>
       <w:r>
         <w:rPr>
@@ -4539,7 +4639,47 @@
           <w:color w:val="444444"/>
           <w:sz w:val="21"/>
         </w:rPr>
-        <w:t xml:space="preserve">（55 分区 + </w:t>
+        <w:t>（删除会话号/E0xx/交接路径等草稿注记，保留数学内容与纪律声明；规则沉淀于《合并友好编码规范》§6 + 经验卡 E149）；</w:t>
+      </w:r>
+      <w:r>
+        <w:rPr>
+          <w:rFonts w:ascii="Times New Roman" w:hAnsi="Times New Roman" w:eastAsia="宋体"/>
+          <w:b/>
+          <w:i/>
+          <w:color w:val="444444"/>
+          <w:sz w:val="21"/>
+        </w:rPr>
+        <w:t>mathcomp 前缀双环境适配</w:t>
+      </w:r>
+      <w:r>
+        <w:rPr>
+          <w:rFonts w:ascii="Times New Roman" w:hAnsi="Times New Roman" w:eastAsia="宋体"/>
+          <w:b w:val="0"/>
+          <w:i/>
+          <w:color w:val="444444"/>
+          <w:sz w:val="21"/>
+        </w:rPr>
+        <w:t>（本地 ssreflect.* / CI opam≥2.6 boot.*，E081/E082；合并版 CI 编译时 sed 转 boot 前缀）；</w:t>
+      </w:r>
+      <w:r>
+        <w:rPr>
+          <w:rFonts w:ascii="Times New Roman" w:hAnsi="Times New Roman" w:eastAsia="宋体"/>
+          <w:b/>
+          <w:i/>
+          <w:color w:val="444444"/>
+          <w:sz w:val="21"/>
+        </w:rPr>
+        <w:t>带前提引理 rewrite 显式化</w:t>
+      </w:r>
+      <w:r>
+        <w:rPr>
+          <w:rFonts w:ascii="Times New Roman" w:hAnsi="Times New Roman" w:eastAsia="宋体"/>
+          <w:b w:val="0"/>
+          <w:i/>
+          <w:color w:val="444444"/>
+          <w:sz w:val="21"/>
+        </w:rPr>
+        <w:t>（E114 追加：</w:t>
       </w:r>
       <w:r>
         <w:rPr>
@@ -4549,7 +4689,7 @@
           <w:color w:val="444444"/>
           <w:sz w:val="19"/>
         </w:rPr>
-        <w:t>ca_independence</w:t>
+        <w:t>CRsum_eq</w:t>
       </w:r>
       <w:r>
         <w:rPr>
@@ -4559,7 +4699,7 @@
           <w:color w:val="444444"/>
           <w:sz w:val="21"/>
         </w:rPr>
-        <w:t xml:space="preserve"> 内 </w:t>
+        <w:t>/</w:t>
       </w:r>
       <w:r>
         <w:rPr>
@@ -4569,7 +4709,7 @@
           <w:color w:val="444444"/>
           <w:sz w:val="19"/>
         </w:rPr>
-        <w:t>independent</w:t>
+        <w:t>Csum_ext</w:t>
       </w:r>
       <w:r>
         <w:rPr>
@@ -4589,7 +4729,7 @@
           <w:color w:val="444444"/>
           <w:sz w:val="19"/>
         </w:rPr>
-        <w:t>independent′</w:t>
+        <w:t>rewrite IH</w:t>
       </w:r>
       <w:r>
         <w:rPr>
@@ -4599,57 +4739,57 @@
           <w:color w:val="444444"/>
           <w:sz w:val="21"/>
         </w:rPr>
-        <w:t xml:space="preserve"> 2 附加，审稿实测；此前 55 为分区数）；</w:t>
-      </w:r>
-      <w:r>
-        <w:rPr>
-          <w:rFonts w:ascii="Times New Roman" w:hAnsi="Times New Roman" w:eastAsia="宋体"/>
-          <w:b/>
+        <w:t xml:space="preserve"> 等 </w:t>
+      </w:r>
+      <w:r>
+        <w:rPr>
+          <w:rFonts w:ascii="Consolas" w:hAnsi="Consolas" w:eastAsia="等线"/>
+          <w:b w:val="0"/>
+          <w:i w:val="0"/>
+          <w:color w:val="444444"/>
+          <w:sz w:val="19"/>
+        </w:rPr>
+        <w:t>P→eq</w:t>
+      </w:r>
+      <w:r>
+        <w:rPr>
+          <w:rFonts w:ascii="Times New Roman" w:hAnsi="Times New Roman" w:eastAsia="宋体"/>
+          <w:b w:val="0"/>
           <w:i/>
           <w:color w:val="444444"/>
           <w:sz w:val="21"/>
         </w:rPr>
-        <w:t>声明计数注明口径</w:t>
-      </w:r>
-      <w:r>
-        <w:rPr>
-          <w:rFonts w:ascii="Times New Roman" w:hAnsi="Times New Roman" w:eastAsia="宋体"/>
-          <w:b w:val="0"/>
+        <w:t xml:space="preserve"> 引理的 rewrite 一律显式 assert 前提，消除 mathcomp 2.5/2.6 子目标顺序差异——ca_rip_cr 3 处 + probe_grid_ortho/pro 4 处 + probe_parseval 2 处）；</w:t>
+      </w:r>
+      <w:r>
+        <w:rPr>
+          <w:rFonts w:ascii="Times New Roman" w:hAnsi="Times New Roman" w:eastAsia="宋体"/>
+          <w:b/>
           <w:i/>
           <w:color w:val="444444"/>
           <w:sz w:val="21"/>
         </w:rPr>
-        <w:t>（269 = Lemma+Theorem 口径，区别于 316 顶层声明 / 272 Qed，三者一致）；</w:t>
-      </w:r>
-      <w:r>
-        <w:rPr>
-          <w:rFonts w:ascii="Times New Roman" w:hAnsi="Times New Roman" w:eastAsia="宋体"/>
-          <w:b/>
+        <w:t>CI 缓存机制</w:t>
+      </w:r>
+      <w:r>
+        <w:rPr>
+          <w:rFonts w:ascii="Times New Roman" w:hAnsi="Times New Roman" w:eastAsia="宋体"/>
+          <w:b w:val="0"/>
           <w:i/>
           <w:color w:val="444444"/>
           <w:sz w:val="21"/>
         </w:rPr>
-        <w:t>"165 项全零 classic"注明 post-M1.5 复核成立</w:t>
-      </w:r>
-      <w:r>
-        <w:rPr>
-          <w:rFonts w:ascii="Times New Roman" w:hAnsi="Times New Roman" w:eastAsia="宋体"/>
-          <w:b w:val="0"/>
+        <w:t>（lib/merged .vo 经 actions/cache 按源 hash 缓存，推送秒级复验）；</w:t>
+      </w:r>
+      <w:r>
+        <w:rPr>
+          <w:rFonts w:ascii="Times New Roman" w:hAnsi="Times New Roman" w:eastAsia="宋体"/>
+          <w:b/>
           <w:i/>
           <w:color w:val="444444"/>
           <w:sz w:val="21"/>
         </w:rPr>
-        <w:t>（</w:t>
-      </w:r>
-      <w:r>
-        <w:rPr>
-          <w:rFonts w:ascii="Consolas" w:hAnsi="Consolas" w:eastAsia="等线"/>
-          <w:b w:val="0"/>
-          <w:i w:val="0"/>
-          <w:color w:val="444444"/>
-          <w:sz w:val="19"/>
-        </w:rPr>
-        <w:t>PSA_audit.v</w:t>
+        <w:t>30模块 归档 + 仓库已同步</w:t>
       </w:r>
       <w:r>
         <w:rPr>
@@ -4659,187 +4799,7 @@
           <w:color w:val="444444"/>
           <w:sz w:val="21"/>
         </w:rPr>
-        <w:t xml:space="preserve"> L108–121 勘误为 pre-M1.5 过时记录；</w:t>
-      </w:r>
-      <w:r>
-        <w:rPr>
-          <w:rFonts w:ascii="Consolas" w:hAnsi="Consolas" w:eastAsia="等线"/>
-          <w:b w:val="0"/>
-          <w:i w:val="0"/>
-          <w:color w:val="444444"/>
-          <w:sz w:val="19"/>
-        </w:rPr>
-        <w:t>ExpSeries.exp_mono_le_noclassic</w:t>
-      </w:r>
-      <w:r>
-        <w:rPr>
-          <w:rFonts w:ascii="Times New Roman" w:hAnsi="Times New Roman" w:eastAsia="宋体"/>
-          <w:b w:val="0"/>
-          <w:i/>
-          <w:color w:val="444444"/>
-          <w:sz w:val="21"/>
-        </w:rPr>
-        <w:t xml:space="preserve"> 已并入合并版 L63579/L63672/L63719，4 个注意力定理位于其后，</w:t>
-      </w:r>
-      <w:r>
-        <w:rPr>
-          <w:rFonts w:ascii="Consolas" w:hAnsi="Consolas" w:eastAsia="等线"/>
-          <w:b w:val="0"/>
-          <w:i w:val="0"/>
-          <w:color w:val="444444"/>
-          <w:sz w:val="19"/>
-        </w:rPr>
-        <w:t>exp_increasing</w:t>
-      </w:r>
-      <w:r>
-        <w:rPr>
-          <w:rFonts w:ascii="Times New Roman" w:hAnsi="Times New Roman" w:eastAsia="宋体"/>
-          <w:b w:val="0"/>
-          <w:i/>
-          <w:color w:val="444444"/>
-          <w:sz w:val="21"/>
-        </w:rPr>
-        <w:t xml:space="preserve"> 仅存于 ca_* 基础设施非审计目标；</w:t>
-      </w:r>
-      <w:r>
-        <w:rPr>
-          <w:rFonts w:ascii="Consolas" w:hAnsi="Consolas" w:eastAsia="等线"/>
-          <w:b w:val="0"/>
-          <w:i w:val="0"/>
-          <w:color w:val="444444"/>
-          <w:sz w:val="19"/>
-        </w:rPr>
-        <w:t>sig_forall_dec</w:t>
-      </w:r>
-      <w:r>
-        <w:rPr>
-          <w:rFonts w:ascii="Times New Roman" w:hAnsi="Times New Roman" w:eastAsia="宋体"/>
-          <w:b w:val="0"/>
-          <w:i/>
-          <w:color w:val="444444"/>
-          <w:sz w:val="21"/>
-        </w:rPr>
-        <w:t>/</w:t>
-      </w:r>
-      <w:r>
-        <w:rPr>
-          <w:rFonts w:ascii="Consolas" w:hAnsi="Consolas" w:eastAsia="等线"/>
-          <w:b w:val="0"/>
-          <w:i w:val="0"/>
-          <w:color w:val="444444"/>
-          <w:sz w:val="19"/>
-        </w:rPr>
-        <w:t>sig_not_dec</w:t>
-      </w:r>
-      <w:r>
-        <w:rPr>
-          <w:rFonts w:ascii="Times New Roman" w:hAnsi="Times New Roman" w:eastAsia="宋体"/>
-          <w:b w:val="0"/>
-          <w:i/>
-          <w:color w:val="444444"/>
-          <w:sz w:val="21"/>
-        </w:rPr>
-        <w:t>/</w:t>
-      </w:r>
-      <w:r>
-        <w:rPr>
-          <w:rFonts w:ascii="Consolas" w:hAnsi="Consolas" w:eastAsia="等线"/>
-          <w:b w:val="0"/>
-          <w:i w:val="0"/>
-          <w:color w:val="444444"/>
-          <w:sz w:val="19"/>
-        </w:rPr>
-        <w:t>fext</w:t>
-      </w:r>
-      <w:r>
-        <w:rPr>
-          <w:rFonts w:ascii="Times New Roman" w:hAnsi="Times New Roman" w:eastAsia="宋体"/>
-          <w:b w:val="0"/>
-          <w:i/>
-          <w:color w:val="444444"/>
-          <w:sz w:val="21"/>
-        </w:rPr>
-        <w:t xml:space="preserve"> 显式声明为可接受 Reals 基底、非 </w:t>
-      </w:r>
-      <w:r>
-        <w:rPr>
-          <w:rFonts w:ascii="Consolas" w:hAnsi="Consolas" w:eastAsia="等线"/>
-          <w:b w:val="0"/>
-          <w:i w:val="0"/>
-          <w:color w:val="444444"/>
-          <w:sz w:val="19"/>
-        </w:rPr>
-        <w:t>Classical_Prop.classic</w:t>
-      </w:r>
-      <w:r>
-        <w:rPr>
-          <w:rFonts w:ascii="Times New Roman" w:hAnsi="Times New Roman" w:eastAsia="宋体"/>
-          <w:b w:val="0"/>
-          <w:i/>
-          <w:color w:val="444444"/>
-          <w:sz w:val="21"/>
-        </w:rPr>
-        <w:t xml:space="preserve"> 公理）；</w:t>
-      </w:r>
-      <w:r>
-        <w:rPr>
-          <w:rFonts w:ascii="Times New Roman" w:hAnsi="Times New Roman" w:eastAsia="宋体"/>
-          <w:b/>
-          <w:i/>
-          <w:color w:val="444444"/>
-          <w:sz w:val="21"/>
-        </w:rPr>
-        <w:t>附录 A 补 `probe_nearcoll.v`</w:t>
-      </w:r>
-      <w:r>
-        <w:rPr>
-          <w:rFonts w:ascii="Times New Roman" w:hAnsi="Times New Roman" w:eastAsia="宋体"/>
-          <w:b w:val="0"/>
-          <w:i/>
-          <w:color w:val="444444"/>
-          <w:sz w:val="21"/>
-        </w:rPr>
-        <w:t xml:space="preserve">（承载 </w:t>
-      </w:r>
-      <w:r>
-        <w:rPr>
-          <w:rFonts w:ascii="Consolas" w:hAnsi="Consolas" w:eastAsia="等线"/>
-          <w:b w:val="0"/>
-          <w:i w:val="0"/>
-          <w:color w:val="444444"/>
-          <w:sz w:val="19"/>
-        </w:rPr>
-        <w:t>golden_near_collision_gold</w:t>
-      </w:r>
-      <w:r>
-        <w:rPr>
-          <w:rFonts w:ascii="Times New Roman" w:hAnsi="Times New Roman" w:eastAsia="宋体"/>
-          <w:b w:val="0"/>
-          <w:i/>
-          <w:color w:val="444444"/>
-          <w:sz w:val="21"/>
-        </w:rPr>
-        <w:t>）；</w:t>
-      </w:r>
-      <w:r>
-        <w:rPr>
-          <w:rFonts w:ascii="Times New Roman" w:hAnsi="Times New Roman" w:eastAsia="宋体"/>
-          <w:b/>
-          <w:i/>
-          <w:color w:val="444444"/>
-          <w:sz w:val="21"/>
-        </w:rPr>
-        <w:t>构造性轨道贡献在贡献清单中突出</w:t>
-      </w:r>
-      <w:r>
-        <w:rPr>
-          <w:rFonts w:ascii="Times New Roman" w:hAnsi="Times New Roman" w:eastAsia="宋体"/>
-          <w:b w:val="0"/>
-          <w:i/>
-          <w:color w:val="444444"/>
-          <w:sz w:val="21"/>
-        </w:rPr>
-        <w:t>（纯 ConstructiveReals、零经典公理，方法论对照）。</w:t>
+        <w:t>（SHA-256 一致）。</w:t>
       </w:r>
     </w:p>
     <w:p>
@@ -4854,7 +4814,7 @@
           <w:color w:val="444444"/>
           <w:sz w:val="21"/>
         </w:rPr>
-        <w:t>修订摘要（v2.8→v2.9，2026-08-26）：</w:t>
+        <w:t>修订摘要（v2.9→v2.10，2026-08-26，评审口径对齐）：</w:t>
       </w:r>
       <w:r>
         <w:rPr>
@@ -4864,7 +4824,7 @@
           <w:color w:val="444444"/>
           <w:sz w:val="21"/>
         </w:rPr>
-        <w:t>M4 可判定性溢价主定理构造化收官</w:t>
+        <w:t>模块计数统一为实测 67 模块分区</w:t>
       </w:r>
       <w:r>
         <w:rPr>
@@ -4874,6 +4834,106 @@
           <w:color w:val="444444"/>
           <w:sz w:val="21"/>
         </w:rPr>
+        <w:t xml:space="preserve">（55 分区 + </w:t>
+      </w:r>
+      <w:r>
+        <w:rPr>
+          <w:rFonts w:ascii="Consolas" w:hAnsi="Consolas" w:eastAsia="等线"/>
+          <w:b w:val="0"/>
+          <w:i w:val="0"/>
+          <w:color w:val="444444"/>
+          <w:sz w:val="19"/>
+        </w:rPr>
+        <w:t>ca_independence</w:t>
+      </w:r>
+      <w:r>
+        <w:rPr>
+          <w:rFonts w:ascii="Times New Roman" w:hAnsi="Times New Roman" w:eastAsia="宋体"/>
+          <w:b w:val="0"/>
+          <w:i/>
+          <w:color w:val="444444"/>
+          <w:sz w:val="21"/>
+        </w:rPr>
+        <w:t xml:space="preserve"> 内 </w:t>
+      </w:r>
+      <w:r>
+        <w:rPr>
+          <w:rFonts w:ascii="Consolas" w:hAnsi="Consolas" w:eastAsia="等线"/>
+          <w:b w:val="0"/>
+          <w:i w:val="0"/>
+          <w:color w:val="444444"/>
+          <w:sz w:val="19"/>
+        </w:rPr>
+        <w:t>independent</w:t>
+      </w:r>
+      <w:r>
+        <w:rPr>
+          <w:rFonts w:ascii="Times New Roman" w:hAnsi="Times New Roman" w:eastAsia="宋体"/>
+          <w:b w:val="0"/>
+          <w:i/>
+          <w:color w:val="444444"/>
+          <w:sz w:val="21"/>
+        </w:rPr>
+        <w:t>/</w:t>
+      </w:r>
+      <w:r>
+        <w:rPr>
+          <w:rFonts w:ascii="Consolas" w:hAnsi="Consolas" w:eastAsia="等线"/>
+          <w:b w:val="0"/>
+          <w:i w:val="0"/>
+          <w:color w:val="444444"/>
+          <w:sz w:val="19"/>
+        </w:rPr>
+        <w:t>independent′</w:t>
+      </w:r>
+      <w:r>
+        <w:rPr>
+          <w:rFonts w:ascii="Times New Roman" w:hAnsi="Times New Roman" w:eastAsia="宋体"/>
+          <w:b w:val="0"/>
+          <w:i/>
+          <w:color w:val="444444"/>
+          <w:sz w:val="21"/>
+        </w:rPr>
+        <w:t xml:space="preserve"> 2 附加，审稿实测；此前 55 为分区数）；</w:t>
+      </w:r>
+      <w:r>
+        <w:rPr>
+          <w:rFonts w:ascii="Times New Roman" w:hAnsi="Times New Roman" w:eastAsia="宋体"/>
+          <w:b/>
+          <w:i/>
+          <w:color w:val="444444"/>
+          <w:sz w:val="21"/>
+        </w:rPr>
+        <w:t>声明计数注明口径</w:t>
+      </w:r>
+      <w:r>
+        <w:rPr>
+          <w:rFonts w:ascii="Times New Roman" w:hAnsi="Times New Roman" w:eastAsia="宋体"/>
+          <w:b w:val="0"/>
+          <w:i/>
+          <w:color w:val="444444"/>
+          <w:sz w:val="21"/>
+        </w:rPr>
+        <w:t>（269 = Lemma+Theorem 口径，区别于 316 顶层声明 / 272 Qed，三者一致）；</w:t>
+      </w:r>
+      <w:r>
+        <w:rPr>
+          <w:rFonts w:ascii="Times New Roman" w:hAnsi="Times New Roman" w:eastAsia="宋体"/>
+          <w:b/>
+          <w:i/>
+          <w:color w:val="444444"/>
+          <w:sz w:val="21"/>
+        </w:rPr>
+        <w:t>"165 项全零 classic"注明 post-M1.5 复核成立</w:t>
+      </w:r>
+      <w:r>
+        <w:rPr>
+          <w:rFonts w:ascii="Times New Roman" w:hAnsi="Times New Roman" w:eastAsia="宋体"/>
+          <w:b w:val="0"/>
+          <w:i/>
+          <w:color w:val="444444"/>
+          <w:sz w:val="21"/>
+        </w:rPr>
         <w:t>（</w:t>
       </w:r>
       <w:r>
@@ -4884,7 +4944,7 @@
           <w:color w:val="444444"/>
           <w:sz w:val="19"/>
         </w:rPr>
-        <w:t>probe_decidability_premium_cr.v</w:t>
+        <w:t>PSA_audit.v</w:t>
       </w:r>
       <w:r>
         <w:rPr>
@@ -4894,7 +4954,7 @@
           <w:color w:val="444444"/>
           <w:sz w:val="21"/>
         </w:rPr>
-        <w:t xml:space="preserve"> 并入合并版 25 模块 55/55：Gram 相干行和 ≤ 63/80 + 反射界 21/16 + 溢价 5/3，</w:t>
+        <w:t xml:space="preserve"> L108–121 勘误为 pre-M1.5 过时记录；</w:t>
       </w:r>
       <w:r>
         <w:rPr>
@@ -4904,7 +4964,7 @@
           <w:color w:val="444444"/>
           <w:sz w:val="19"/>
         </w:rPr>
-        <w:t>m4_decidability_premium : {w &amp; CRle w (63/80)}</w:t>
+        <w:t>ExpSeries.exp_mono_le_noclassic</w:t>
       </w:r>
       <w:r>
         <w:rPr>
@@ -4914,7 +4974,7 @@
           <w:color w:val="444444"/>
           <w:sz w:val="21"/>
         </w:rPr>
-        <w:t xml:space="preserve"> Set 层 sigT 定理，核心 </w:t>
+        <w:t xml:space="preserve"> 已并入合并版 L63579/L63672/L63719，4 个注意力定理位于其后，</w:t>
       </w:r>
       <w:r>
         <w:rPr>
@@ -4924,7 +4984,7 @@
           <w:color w:val="444444"/>
           <w:sz w:val="19"/>
         </w:rPr>
-        <w:t>m4_CRinv_le_contravar</w:t>
+        <w:t>exp_increasing</w:t>
       </w:r>
       <w:r>
         <w:rPr>
@@ -4934,17 +4994,37 @@
           <w:color w:val="444444"/>
           <w:sz w:val="21"/>
         </w:rPr>
-        <w:t xml:space="preserve"> 纯构造反变单调，Print Assumptions 全 Closed）；</w:t>
-      </w:r>
-      <w:r>
-        <w:rPr>
-          <w:rFonts w:ascii="Times New Roman" w:hAnsi="Times New Roman" w:eastAsia="宋体"/>
-          <w:b/>
+        <w:t xml:space="preserve"> 仅存于 ca_* 基础设施非审计目标；</w:t>
+      </w:r>
+      <w:r>
+        <w:rPr>
+          <w:rFonts w:ascii="Consolas" w:hAnsi="Consolas" w:eastAsia="等线"/>
+          <w:b w:val="0"/>
+          <w:i w:val="0"/>
+          <w:color w:val="444444"/>
+          <w:sz w:val="19"/>
+        </w:rPr>
+        <w:t>sig_forall_dec</w:t>
+      </w:r>
+      <w:r>
+        <w:rPr>
+          <w:rFonts w:ascii="Times New Roman" w:hAnsi="Times New Roman" w:eastAsia="宋体"/>
+          <w:b w:val="0"/>
           <w:i/>
           <w:color w:val="444444"/>
           <w:sz w:val="21"/>
         </w:rPr>
-        <w:t>合并版 24 修复 G_MORE 遗漏</w:t>
+        <w:t>/</w:t>
+      </w:r>
+      <w:r>
+        <w:rPr>
+          <w:rFonts w:ascii="Consolas" w:hAnsi="Consolas" w:eastAsia="等线"/>
+          <w:b w:val="0"/>
+          <w:i w:val="0"/>
+          <w:color w:val="444444"/>
+          <w:sz w:val="19"/>
+        </w:rPr>
+        <w:t>sig_not_dec</w:t>
       </w:r>
       <w:r>
         <w:rPr>
@@ -4954,7 +5034,7 @@
           <w:color w:val="444444"/>
           <w:sz w:val="21"/>
         </w:rPr>
-        <w:t>（</w:t>
+        <w:t>/</w:t>
       </w:r>
       <w:r>
         <w:rPr>
@@ -4964,7 +5044,7 @@
           <w:color w:val="444444"/>
           <w:sz w:val="19"/>
         </w:rPr>
-        <w:t>_merge_ca.py</w:t>
+        <w:t>fext</w:t>
       </w:r>
       <w:r>
         <w:rPr>
@@ -4974,7 +5054,87 @@
           <w:color w:val="444444"/>
           <w:sz w:val="21"/>
         </w:rPr>
-        <w:t xml:space="preserve"> p24 补 G_MORE，恢复 49 模块归档口径）；合并版 25 = 67 模块分区（55 分区，原 53 分区 + s7_s9_mono + decidability_premium_cr）；全量编译 41 独立模块 + 23/24/25 合并版 EXIT=0；30模块 归档 SHA-256 同步。</w:t>
+        <w:t xml:space="preserve"> 显式声明为可接受 Reals 基底、非 </w:t>
+      </w:r>
+      <w:r>
+        <w:rPr>
+          <w:rFonts w:ascii="Consolas" w:hAnsi="Consolas" w:eastAsia="等线"/>
+          <w:b w:val="0"/>
+          <w:i w:val="0"/>
+          <w:color w:val="444444"/>
+          <w:sz w:val="19"/>
+        </w:rPr>
+        <w:t>Classical_Prop.classic</w:t>
+      </w:r>
+      <w:r>
+        <w:rPr>
+          <w:rFonts w:ascii="Times New Roman" w:hAnsi="Times New Roman" w:eastAsia="宋体"/>
+          <w:b w:val="0"/>
+          <w:i/>
+          <w:color w:val="444444"/>
+          <w:sz w:val="21"/>
+        </w:rPr>
+        <w:t xml:space="preserve"> 公理）；</w:t>
+      </w:r>
+      <w:r>
+        <w:rPr>
+          <w:rFonts w:ascii="Times New Roman" w:hAnsi="Times New Roman" w:eastAsia="宋体"/>
+          <w:b/>
+          <w:i/>
+          <w:color w:val="444444"/>
+          <w:sz w:val="21"/>
+        </w:rPr>
+        <w:t>附录 A 补 `probe_nearcoll.v`</w:t>
+      </w:r>
+      <w:r>
+        <w:rPr>
+          <w:rFonts w:ascii="Times New Roman" w:hAnsi="Times New Roman" w:eastAsia="宋体"/>
+          <w:b w:val="0"/>
+          <w:i/>
+          <w:color w:val="444444"/>
+          <w:sz w:val="21"/>
+        </w:rPr>
+        <w:t xml:space="preserve">（承载 </w:t>
+      </w:r>
+      <w:r>
+        <w:rPr>
+          <w:rFonts w:ascii="Consolas" w:hAnsi="Consolas" w:eastAsia="等线"/>
+          <w:b w:val="0"/>
+          <w:i w:val="0"/>
+          <w:color w:val="444444"/>
+          <w:sz w:val="19"/>
+        </w:rPr>
+        <w:t>golden_near_collision_gold</w:t>
+      </w:r>
+      <w:r>
+        <w:rPr>
+          <w:rFonts w:ascii="Times New Roman" w:hAnsi="Times New Roman" w:eastAsia="宋体"/>
+          <w:b w:val="0"/>
+          <w:i/>
+          <w:color w:val="444444"/>
+          <w:sz w:val="21"/>
+        </w:rPr>
+        <w:t>）；</w:t>
+      </w:r>
+      <w:r>
+        <w:rPr>
+          <w:rFonts w:ascii="Times New Roman" w:hAnsi="Times New Roman" w:eastAsia="宋体"/>
+          <w:b/>
+          <w:i/>
+          <w:color w:val="444444"/>
+          <w:sz w:val="21"/>
+        </w:rPr>
+        <w:t>构造性轨道贡献在贡献清单中突出</w:t>
+      </w:r>
+      <w:r>
+        <w:rPr>
+          <w:rFonts w:ascii="Times New Roman" w:hAnsi="Times New Roman" w:eastAsia="宋体"/>
+          <w:b w:val="0"/>
+          <w:i/>
+          <w:color w:val="444444"/>
+          <w:sz w:val="21"/>
+        </w:rPr>
+        <w:t>（纯 ConstructiveReals、零经典公理，方法论对照）。</w:t>
       </w:r>
     </w:p>
     <w:p>
@@ -4989,7 +5149,7 @@
           <w:color w:val="444444"/>
           <w:sz w:val="21"/>
         </w:rPr>
-        <w:t>修订摘要（v2.7→v2.8）：§5.6.6 压缩感知族新增</w:t>
+        <w:t>修订摘要（v2.8→v2.9，2026-08-26）：</w:t>
       </w:r>
       <w:r>
         <w:rPr>
@@ -4999,7 +5159,7 @@
           <w:color w:val="444444"/>
           <w:sz w:val="21"/>
         </w:rPr>
-        <w:t>检查器充要刻画</w:t>
+        <w:t>M4 可判定性溢价主定理构造化收官</w:t>
       </w:r>
       <w:r>
         <w:rPr>
@@ -5009,7 +5169,7 @@
           <w:color w:val="444444"/>
           <w:sz w:val="21"/>
         </w:rPr>
-        <w:t>（G-3，</w:t>
+        <w:t>（</w:t>
       </w:r>
       <w:r>
         <w:rPr>
@@ -5019,7 +5179,7 @@
           <w:color w:val="444444"/>
           <w:sz w:val="19"/>
         </w:rPr>
-        <w:t>g3_certifiable_iff</w:t>
+        <w:t>probe_decidability_premium_cr.v</w:t>
       </w:r>
       <w:r>
         <w:rPr>
@@ -5029,7 +5189,7 @@
           <w:color w:val="444444"/>
           <w:sz w:val="21"/>
         </w:rPr>
-        <w:t xml:space="preserve"> + </w:t>
+        <w:t xml:space="preserve"> 并入合并版 25 模块 55/55：Gram 相干行和 ≤ 63/80 + 反射界 21/16 + 溢价 5/3，</w:t>
       </w:r>
       <w:r>
         <w:rPr>
@@ -5039,7 +5199,7 @@
           <w:color w:val="444444"/>
           <w:sz w:val="19"/>
         </w:rPr>
-        <w:t>g3_row_bound_mu</w:t>
+        <w:t>m4_decidability_premium : {w &amp; CRle w (63/80)}</w:t>
       </w:r>
       <w:r>
         <w:rPr>
@@ -5049,27 +5209,47 @@
           <w:color w:val="444444"/>
           <w:sz w:val="21"/>
         </w:rPr>
-        <w:t>，probe_g3_criterion.v 5 Qed：反射检查器通过 ⟺ 每行精确相干行和 ≤ p/q，把"检查器通过 ⟹ 框架界"从单向充分升级为 iff）与</w:t>
-      </w:r>
-      <w:r>
-        <w:rPr>
-          <w:rFonts w:ascii="Times New Roman" w:hAnsi="Times New Roman" w:eastAsia="宋体"/>
-          <w:b/>
+        <w:t xml:space="preserve"> Set 层 sigT 定理，核心 </w:t>
+      </w:r>
+      <w:r>
+        <w:rPr>
+          <w:rFonts w:ascii="Consolas" w:hAnsi="Consolas" w:eastAsia="等线"/>
+          <w:b w:val="0"/>
+          <w:i w:val="0"/>
+          <w:color w:val="444444"/>
+          <w:sz w:val="19"/>
+        </w:rPr>
+        <w:t>m4_CRinv_le_contravar</w:t>
+      </w:r>
+      <w:r>
+        <w:rPr>
+          <w:rFonts w:ascii="Times New Roman" w:hAnsi="Times New Roman" w:eastAsia="宋体"/>
+          <w:b w:val="0"/>
           <w:i/>
           <w:color w:val="444444"/>
           <w:sz w:val="21"/>
         </w:rPr>
-        <w:t>可判定性溢价反例</w:t>
-      </w:r>
-      <w:r>
-        <w:rPr>
-          <w:rFonts w:ascii="Times New Roman" w:hAnsi="Times New Roman" w:eastAsia="宋体"/>
-          <w:b w:val="0"/>
+        <w:t xml:space="preserve"> 纯构造反变单调，Print Assumptions 全 Closed）；</w:t>
+      </w:r>
+      <w:r>
+        <w:rPr>
+          <w:rFonts w:ascii="Times New Roman" w:hAnsi="Times New Roman" w:eastAsia="宋体"/>
+          <w:b/>
           <w:i/>
           <w:color w:val="444444"/>
           <w:sz w:val="21"/>
         </w:rPr>
-        <w:t>（G-5，</w:t>
+        <w:t>合并版 24 修复 G_MORE 遗漏</w:t>
+      </w:r>
+      <w:r>
+        <w:rPr>
+          <w:rFonts w:ascii="Times New Roman" w:hAnsi="Times New Roman" w:eastAsia="宋体"/>
+          <w:b w:val="0"/>
+          <w:i/>
+          <w:color w:val="444444"/>
+          <w:sz w:val="21"/>
+        </w:rPr>
+        <w:t>（</w:t>
       </w:r>
       <w:r>
         <w:rPr>
@@ -5079,7 +5259,7 @@
           <w:color w:val="444444"/>
           <w:sz w:val="19"/>
         </w:rPr>
-        <w:t>g5_premium</w:t>
+        <w:t>_merge_ca.py</w:t>
       </w:r>
       <w:r>
         <w:rPr>
@@ -5089,665 +5269,780 @@
           <w:color w:val="444444"/>
           <w:sz w:val="21"/>
         </w:rPr>
-        <w:t>，probe_g5_premium.v 35 Qed：存在具体阶梯 [3,7,15]——反射检查器拒（frame_check_instance=false）但精确 Gram 相干行和 ≤ 4/5（完整口径闭式 0.787043，与评估文档一致）——把 §5.2"假阴性 49.1%"叙事升级为具体机器检查反例，是 G-3 必要方向的直接见证）。G-3/G-5 未并入合并版（z 区探针待合并）。</w:t>
-      </w:r>
-      <w:r>
-        <w:rPr>
-          <w:rFonts w:ascii="Times New Roman" w:hAnsi="Times New Roman" w:eastAsia="宋体"/>
-          <w:b/>
-          <w:i/>
-          <w:color w:val="444444"/>
-          <w:sz w:val="21"/>
-        </w:rPr>
-        <w:t>追加（v2.8 修订，2026-08-25）</w:t>
-      </w:r>
-      <w:r>
-        <w:rPr>
-          <w:rFonts w:ascii="Times New Roman" w:hAnsi="Times New Roman" w:eastAsia="宋体"/>
-          <w:b w:val="0"/>
-          <w:i/>
-          <w:color w:val="444444"/>
-          <w:sz w:val="21"/>
-        </w:rPr>
-        <w:t xml:space="preserve">：§5.6.6 压缩感知族新增 </w:t>
-      </w:r>
-      <w:r>
-        <w:rPr>
-          <w:rFonts w:ascii="Times New Roman" w:hAnsi="Times New Roman" w:eastAsia="宋体"/>
-          <w:b/>
-          <w:i/>
-          <w:color w:val="444444"/>
-          <w:sz w:val="21"/>
-        </w:rPr>
-        <w:t>G-5 构造性三角资产</w:t>
-      </w:r>
-      <w:r>
-        <w:rPr>
-          <w:rFonts w:ascii="Times New Roman" w:hAnsi="Times New Roman" w:eastAsia="宋体"/>
-          <w:b w:val="0"/>
-          <w:i/>
-          <w:color w:val="444444"/>
-          <w:sz w:val="21"/>
-        </w:rPr>
-        <w:t xml:space="preserve">（纯构造性轨道：M1 构造性 π </w:t>
-      </w:r>
-      <w:r>
-        <w:rPr>
-          <w:rFonts w:ascii="Consolas" w:hAnsi="Consolas" w:eastAsia="等线"/>
-          <w:b w:val="0"/>
-          <w:i w:val="0"/>
-          <w:color w:val="444444"/>
-          <w:sz w:val="19"/>
-        </w:rPr>
-        <w:t>probe_pi_cr_m1a</w:t>
-      </w:r>
-      <w:r>
-        <w:rPr>
-          <w:rFonts w:ascii="Times New Roman" w:hAnsi="Times New Roman" w:eastAsia="宋体"/>
-          <w:b w:val="0"/>
-          <w:i/>
-          <w:color w:val="444444"/>
-          <w:sz w:val="21"/>
-        </w:rPr>
-        <w:t xml:space="preserve"> 25 Qed + </w:t>
-      </w:r>
-      <w:r>
-        <w:rPr>
-          <w:rFonts w:ascii="Consolas" w:hAnsi="Consolas" w:eastAsia="等线"/>
-          <w:b w:val="0"/>
-          <w:i w:val="0"/>
-          <w:color w:val="444444"/>
-          <w:sz w:val="19"/>
-        </w:rPr>
-        <w:t>probe_pi_cr_m1b</w:t>
-      </w:r>
-      <w:r>
-        <w:rPr>
-          <w:rFonts w:ascii="Times New Roman" w:hAnsi="Times New Roman" w:eastAsia="宋体"/>
-          <w:b w:val="0"/>
-          <w:i/>
-          <w:color w:val="444444"/>
-          <w:sz w:val="21"/>
-        </w:rPr>
-        <w:t xml:space="preserve"> 43 Qed（Leibniz 级数 + CR_complete，3.141 ≤ π ≤ 3.142）、M2 构造性 sin </w:t>
-      </w:r>
-      <w:r>
-        <w:rPr>
-          <w:rFonts w:ascii="Consolas" w:hAnsi="Consolas" w:eastAsia="等线"/>
-          <w:b w:val="0"/>
-          <w:i w:val="0"/>
-          <w:color w:val="444444"/>
-          <w:sz w:val="19"/>
-        </w:rPr>
-        <w:t>probe_sin_cr_m2</w:t>
-      </w:r>
-      <w:r>
-        <w:rPr>
-          <w:rFonts w:ascii="Times New Roman" w:hAnsi="Times New Roman" w:eastAsia="宋体"/>
-          <w:b w:val="0"/>
-          <w:i/>
-          <w:color w:val="444444"/>
-          <w:sz w:val="21"/>
-        </w:rPr>
-        <w:t xml:space="preserve"> 39 Qed（交替幂级数）、M3 构造性 sqrt </w:t>
-      </w:r>
-      <w:r>
-        <w:rPr>
-          <w:rFonts w:ascii="Consolas" w:hAnsi="Consolas" w:eastAsia="等线"/>
-          <w:b w:val="0"/>
-          <w:i w:val="0"/>
-          <w:color w:val="444444"/>
-          <w:sz w:val="19"/>
-        </w:rPr>
-        <w:t>probe_sqrt_cr_m3</w:t>
-      </w:r>
-      <w:r>
-        <w:rPr>
-          <w:rFonts w:ascii="Times New Roman" w:hAnsi="Times New Roman" w:eastAsia="宋体"/>
-          <w:b w:val="0"/>
-          <w:i/>
-          <w:color w:val="444444"/>
-          <w:sz w:val="21"/>
-        </w:rPr>
-        <w:t xml:space="preserve"> 59 Qed（Q 层二分，√21 ≥ 458/100、√105 ≥ 10246/1000）——零经典、零 Admitted、零自定义公理，Print Assumptions 全 Closed，</w:t>
-      </w:r>
-      <w:r>
-        <w:rPr>
-          <w:rFonts w:ascii="Times New Roman" w:hAnsi="Times New Roman" w:eastAsia="宋体"/>
-          <w:b/>
-          <w:i/>
-          <w:color w:val="444444"/>
-          <w:sz w:val="21"/>
-        </w:rPr>
-        <w:t>已并入合并版 `ca_merged_full_25.v`（67 模块分区，MERGE_EXIT=0）</w:t>
-      </w:r>
-      <w:r>
-        <w:rPr>
-          <w:rFonts w:ascii="Times New Roman" w:hAnsi="Times New Roman" w:eastAsia="宋体"/>
-          <w:b w:val="0"/>
-          <w:i/>
-          <w:color w:val="444444"/>
-          <w:sz w:val="21"/>
-        </w:rPr>
-        <w:t>）。定位：G-5 可判定性溢价主定理构造化版本的三角基座；</w:t>
-      </w:r>
-      <w:r>
-        <w:rPr>
-          <w:rFonts w:ascii="Times New Roman" w:hAnsi="Times New Roman" w:eastAsia="宋体"/>
-          <w:b/>
-          <w:i/>
-          <w:color w:val="444444"/>
-          <w:sz w:val="21"/>
-        </w:rPr>
-        <w:t>M4 可判定性溢价主定理已构造化完成（2026-08-26：`probe_decidability_premium_cr.v` 并入合并版 25 模块 55/55，Gram 相干行和 ≤ 63/80 + 反射界 21/16 &gt; 4/5 + 溢价 5/3，核心 `m4_CRinv_le_contravar`（CRinv 反变单调纯构造），Set 层 sigT 最终定理 `m4_decidability_premium : {w &amp; CRle w (63/80)}`，Print Assumptions 全 Closed——相干缺口闭合的构造性收官）</w:t>
-      </w:r>
-      <w:r>
-        <w:rPr>
-          <w:rFonts w:ascii="Times New Roman" w:hAnsi="Times New Roman" w:eastAsia="宋体"/>
-          <w:b w:val="0"/>
-          <w:i/>
-          <w:color w:val="444444"/>
-          <w:sz w:val="21"/>
-        </w:rPr>
-        <w:t>。</w:t>
-      </w:r>
-      <w:r>
-        <w:rPr>
-          <w:rFonts w:ascii="Times New Roman" w:hAnsi="Times New Roman" w:eastAsia="宋体"/>
-          <w:b/>
-          <w:i/>
-          <w:color w:val="444444"/>
-          <w:sz w:val="21"/>
-        </w:rPr>
-        <w:t>代码-论文漂移标注（✅ 已修复 2026-08-25）</w:t>
-      </w:r>
-      <w:r>
-        <w:rPr>
-          <w:rFonts w:ascii="Times New Roman" w:hAnsi="Times New Roman" w:eastAsia="宋体"/>
-          <w:b w:val="0"/>
-          <w:i/>
-          <w:color w:val="444444"/>
-          <w:sz w:val="21"/>
-        </w:rPr>
-        <w:t xml:space="preserve">：G-2（mu_adj 相变）曾在 src 重新生成的 24/25 中缺失（_merge_ca.py G_MORE 列表缺 probe_g2_mu_adj）——已补入 </w:t>
-      </w:r>
-      <w:r>
-        <w:rPr>
-          <w:rFonts w:ascii="Consolas" w:hAnsi="Consolas" w:eastAsia="等线"/>
-          <w:b w:val="0"/>
-          <w:i w:val="0"/>
-          <w:color w:val="444444"/>
-          <w:sz w:val="19"/>
-        </w:rPr>
-        <w:t>_merge_ca.py</w:t>
-      </w:r>
-      <w:r>
-        <w:rPr>
-          <w:rFonts w:ascii="Times New Roman" w:hAnsi="Times New Roman" w:eastAsia="宋体"/>
-          <w:b w:val="0"/>
-          <w:i/>
-          <w:color w:val="444444"/>
-          <w:sz w:val="21"/>
-        </w:rPr>
-        <w:t xml:space="preserve">（G_MORE + G_MORE_CLASSIC），重新生成合并版 25 = </w:t>
-      </w:r>
-      <w:r>
-        <w:rPr>
-          <w:rFonts w:ascii="Times New Roman" w:hAnsi="Times New Roman" w:eastAsia="宋体"/>
-          <w:b/>
-          <w:i/>
-          <w:color w:val="444444"/>
-          <w:sz w:val="21"/>
-        </w:rPr>
-        <w:t>87588 行 / 67 模块分区（55 模块分区）</w:t>
-      </w:r>
-      <w:r>
-        <w:rPr>
-          <w:rFonts w:ascii="Times New Roman" w:hAnsi="Times New Roman" w:eastAsia="宋体"/>
-          <w:b w:val="0"/>
-          <w:i/>
-          <w:color w:val="444444"/>
-          <w:sz w:val="21"/>
-        </w:rPr>
-        <w:t>，</w:t>
-      </w:r>
-      <w:r>
-        <w:rPr>
-          <w:rFonts w:ascii="Consolas" w:hAnsi="Consolas" w:eastAsia="等线"/>
-          <w:b w:val="0"/>
-          <w:i w:val="0"/>
-          <w:color w:val="444444"/>
-          <w:sz w:val="19"/>
-        </w:rPr>
-        <w:t>G2MuAdj</w:t>
-      </w:r>
-      <w:r>
-        <w:rPr>
-          <w:rFonts w:ascii="Times New Roman" w:hAnsi="Times New Roman" w:eastAsia="宋体"/>
-          <w:b w:val="0"/>
-          <w:i/>
-          <w:color w:val="444444"/>
-          <w:sz w:val="21"/>
-        </w:rPr>
-        <w:t xml:space="preserve"> 三定理（mu_adj_decreasing / mu_adj_phase_transition / mu_adj_asymptotic）恢复并入（模块 49/55），</w:t>
-      </w:r>
-      <w:r>
-        <w:rPr>
-          <w:rFonts w:ascii="Times New Roman" w:hAnsi="Times New Roman" w:eastAsia="宋体"/>
-          <w:b/>
-          <w:i/>
-          <w:color w:val="444444"/>
-          <w:sz w:val="21"/>
-        </w:rPr>
-        <w:t>MERGE_EXIT=0 验证通过</w:t>
-      </w:r>
-      <w:r>
-        <w:rPr>
-          <w:rFonts w:ascii="Times New Roman" w:hAnsi="Times New Roman" w:eastAsia="宋体"/>
-          <w:b w:val="0"/>
-          <w:i/>
-          <w:color w:val="444444"/>
-          <w:sz w:val="21"/>
-        </w:rPr>
-        <w:t>；30模块 归档已同步（SHA-256 一致）。（v2.6→v2.7）：§5.6.6 压缩感知族新增</w:t>
-      </w:r>
-      <w:r>
-        <w:rPr>
-          <w:rFonts w:ascii="Times New Roman" w:hAnsi="Times New Roman" w:eastAsia="宋体"/>
-          <w:b/>
-          <w:i/>
-          <w:color w:val="444444"/>
-          <w:sz w:val="21"/>
-        </w:rPr>
-        <w:t>加权阶梯范数精确闭式</w:t>
-      </w:r>
-      <w:r>
-        <w:rPr>
-          <w:rFonts w:ascii="Times New Roman" w:hAnsi="Times New Roman" w:eastAsia="宋体"/>
-          <w:b w:val="0"/>
-          <w:i/>
-          <w:color w:val="444444"/>
-          <w:sz w:val="21"/>
-        </w:rPr>
-        <w:t>（G-1，</w:t>
-      </w:r>
-      <w:r>
-        <w:rPr>
-          <w:rFonts w:ascii="Consolas" w:hAnsi="Consolas" w:eastAsia="等线"/>
-          <w:b w:val="0"/>
-          <w:i w:val="0"/>
-          <w:color w:val="444444"/>
-          <w:sz w:val="19"/>
-        </w:rPr>
-        <w:t>G1_norm_closed</w:t>
-      </w:r>
-      <w:r>
-        <w:rPr>
-          <w:rFonts w:ascii="Times New Roman" w:hAnsi="Times New Roman" w:eastAsia="宋体"/>
-          <w:b w:val="0"/>
-          <w:i/>
-          <w:color w:val="444444"/>
-          <w:sz w:val="21"/>
-        </w:rPr>
-        <w:t>，probe_g1_norm_closed.v 21 Qed：任意 M 组合平方范数精确等式，交叉项 K_W 用单对 Dirichlet 核比闭式替换——根治审稿 A-1/B-1 的 12.5× 口径混用，G-2/G-5/G-6 前置）与</w:t>
-      </w:r>
-      <w:r>
-        <w:rPr>
-          <w:rFonts w:ascii="Times New Roman" w:hAnsi="Times New Roman" w:eastAsia="宋体"/>
-          <w:b/>
-          <w:i/>
-          <w:color w:val="444444"/>
-          <w:sz w:val="21"/>
-        </w:rPr>
-        <w:t>相邻带相干渐近闭式 + 相变定理</w:t>
-      </w:r>
-      <w:r>
-        <w:rPr>
-          <w:rFonts w:ascii="Times New Roman" w:hAnsi="Times New Roman" w:eastAsia="宋体"/>
-          <w:b w:val="0"/>
-          <w:i/>
-          <w:color w:val="444444"/>
-          <w:sz w:val="21"/>
-        </w:rPr>
-        <w:t>（G-2，</w:t>
-      </w:r>
-      <w:r>
-        <w:rPr>
-          <w:rFonts w:ascii="Consolas" w:hAnsi="Consolas" w:eastAsia="等线"/>
-          <w:b w:val="0"/>
-          <w:i w:val="0"/>
-          <w:color w:val="444444"/>
-          <w:sz w:val="19"/>
-        </w:rPr>
-        <w:t>mu_adj_decreasing</w:t>
-      </w:r>
-      <w:r>
-        <w:rPr>
-          <w:rFonts w:ascii="Times New Roman" w:hAnsi="Times New Roman" w:eastAsia="宋体"/>
-          <w:b w:val="0"/>
-          <w:i/>
-          <w:color w:val="444444"/>
-          <w:sz w:val="21"/>
-        </w:rPr>
-        <w:t>/</w:t>
-      </w:r>
-      <w:r>
-        <w:rPr>
-          <w:rFonts w:ascii="Consolas" w:hAnsi="Consolas" w:eastAsia="等线"/>
-          <w:b w:val="0"/>
-          <w:i w:val="0"/>
-          <w:color w:val="444444"/>
-          <w:sz w:val="19"/>
-        </w:rPr>
-        <w:t>mu_adj_phase_transition</w:t>
-      </w:r>
-      <w:r>
-        <w:rPr>
-          <w:rFonts w:ascii="Times New Roman" w:hAnsi="Times New Roman" w:eastAsia="宋体"/>
-          <w:b w:val="0"/>
-          <w:i/>
-          <w:color w:val="444444"/>
-          <w:sz w:val="21"/>
-        </w:rPr>
-        <w:t>/</w:t>
-      </w:r>
-      <w:r>
-        <w:rPr>
-          <w:rFonts w:ascii="Consolas" w:hAnsi="Consolas" w:eastAsia="等线"/>
-          <w:b w:val="0"/>
-          <w:i w:val="0"/>
-          <w:color w:val="444444"/>
-          <w:sz w:val="19"/>
-        </w:rPr>
-        <w:t>mu_adj_asymptotic</w:t>
-      </w:r>
-      <w:r>
-        <w:rPr>
-          <w:rFonts w:ascii="Times New Roman" w:hAnsi="Times New Roman" w:eastAsia="宋体"/>
-          <w:b w:val="0"/>
-          <w:i/>
-          <w:color w:val="444444"/>
-          <w:sz w:val="21"/>
-        </w:rPr>
-        <w:t>，probe_g2_mu_adj.v 36 Qed：μ_adj(r)=√r·sin(π/r)/(π(r−1)) 定理化——</w:t>
-      </w:r>
-      <w:r>
-        <w:rPr>
-          <w:rFonts w:ascii="Times New Roman" w:hAnsi="Times New Roman" w:eastAsia="宋体"/>
-          <w:b/>
-          <w:i/>
-          <w:color w:val="444444"/>
-          <w:sz w:val="21"/>
-        </w:rPr>
-        <w:t>真正新数学</w:t>
-      </w:r>
-      <w:r>
-        <w:rPr>
-          <w:rFonts w:ascii="Times New Roman" w:hAnsi="Times New Roman" w:eastAsia="宋体"/>
-          <w:b w:val="0"/>
-          <w:i/>
-          <w:color w:val="444444"/>
-          <w:sz w:val="21"/>
-        </w:rPr>
-        <w:t>，相变点 r*（μ_adj=4/5，≈1.30）经 π&lt;17/5 上界（sin_bound 0 阶）+ IVT_interv 夹逼，落实 B-7 强叙事）。G-1 并入合并版 48 模块、G-2 并入 49 模块，全量合并编译 EXIT=0。（v2.5→v2.6）：§5.6.6 压缩感知族新增</w:t>
-      </w:r>
-      <w:r>
-        <w:rPr>
-          <w:rFonts w:ascii="Times New Roman" w:hAnsi="Times New Roman" w:eastAsia="宋体"/>
-          <w:b/>
-          <w:i/>
-          <w:color w:val="444444"/>
-          <w:sz w:val="21"/>
-        </w:rPr>
-        <w:t>字典最优性⟹恢复保证合成定理</w:t>
-      </w:r>
-      <w:r>
-        <w:rPr>
-          <w:rFonts w:ascii="Times New Roman" w:hAnsi="Times New Roman" w:eastAsia="宋体"/>
-          <w:b w:val="0"/>
-          <w:i/>
-          <w:color w:val="444444"/>
-          <w:sz w:val="21"/>
-        </w:rPr>
-        <w:t>（G-8，</w:t>
-      </w:r>
-      <w:r>
-        <w:rPr>
-          <w:rFonts w:ascii="Consolas" w:hAnsi="Consolas" w:eastAsia="等线"/>
-          <w:b w:val="0"/>
-          <w:i w:val="0"/>
-          <w:color w:val="444444"/>
-          <w:sz w:val="19"/>
-        </w:rPr>
-        <w:t>CRg8_recovery_synthesis</w:t>
-      </w:r>
-      <w:r>
-        <w:rPr>
-          <w:rFonts w:ascii="Times New Roman" w:hAnsi="Times New Roman" w:eastAsia="宋体"/>
-          <w:b w:val="0"/>
-          <w:i/>
-          <w:color w:val="444444"/>
-          <w:sz w:val="21"/>
-        </w:rPr>
-        <w:t xml:space="preserve"> + </w:t>
-      </w:r>
-      <w:r>
-        <w:rPr>
-          <w:rFonts w:ascii="Consolas" w:hAnsi="Consolas" w:eastAsia="等线"/>
-          <w:b w:val="0"/>
-          <w:i w:val="0"/>
-          <w:color w:val="444444"/>
-          <w:sz w:val="19"/>
-        </w:rPr>
-        <w:t>CRphase_window_nonempty</w:t>
-      </w:r>
-      <w:r>
-        <w:rPr>
-          <w:rFonts w:ascii="Times New Roman" w:hAnsi="Times New Roman" w:eastAsia="宋体"/>
-          <w:b w:val="0"/>
-          <w:i/>
-          <w:color w:val="444444"/>
-          <w:sz w:val="21"/>
-        </w:rPr>
-        <w:t>，构造性轨道：Welch 下界（平方形态抽象前提）+ F5 唯一性窗口（μ(|T1|+|T2|−1)&lt;1）⟹ 两稀疏表示必相同，相图窗口非空参数条件 (M−N)T² &lt; N(M−1)，6 Qed 零经典，Print Assumptions 双定理 Closed under the global context）。同时并入同事 F5 全文件（probe_uncertainty_cr.v 35 定理，此前仅以条目形式入文）与 F4 经典 Welch 界（probe_welch.v，模块 45）。（v2.4→v2.5）：§5.6.6 压缩感知族新增</w:t>
-      </w:r>
-      <w:r>
-        <w:rPr>
-          <w:rFonts w:ascii="Times New Roman" w:hAnsi="Times New Roman" w:eastAsia="宋体"/>
-          <w:b/>
-          <w:i/>
-          <w:color w:val="444444"/>
-          <w:sz w:val="21"/>
-        </w:rPr>
-        <w:t>唯一性⟹恢复正确性骨架</w:t>
-      </w:r>
-      <w:r>
-        <w:rPr>
-          <w:rFonts w:ascii="Times New Roman" w:hAnsi="Times New Roman" w:eastAsia="宋体"/>
-          <w:b w:val="0"/>
-          <w:i/>
-          <w:color w:val="444444"/>
-          <w:sz w:val="21"/>
-        </w:rPr>
-        <w:t>（F7/R4，</w:t>
-      </w:r>
-      <w:r>
-        <w:rPr>
-          <w:rFonts w:ascii="Consolas" w:hAnsi="Consolas" w:eastAsia="等线"/>
-          <w:b w:val="0"/>
-          <w:i w:val="0"/>
-          <w:color w:val="444444"/>
-          <w:sz w:val="19"/>
-        </w:rPr>
-        <w:t>CRrecovery_correct_prefix</w:t>
-      </w:r>
-      <w:r>
-        <w:rPr>
-          <w:rFonts w:ascii="Times New Roman" w:hAnsi="Times New Roman" w:eastAsia="宋体"/>
-          <w:b w:val="0"/>
-          <w:i/>
-          <w:color w:val="444444"/>
-          <w:sz w:val="21"/>
-        </w:rPr>
-        <w:t>，构造性轨道：μ(M+1)&lt;1 下两表示相等 ⟹ 系数逐点相等，差分线性 + RIP 界 + 收缩链）与</w:t>
-      </w:r>
-      <w:r>
-        <w:rPr>
-          <w:rFonts w:ascii="Times New Roman" w:hAnsi="Times New Roman" w:eastAsia="宋体"/>
-          <w:b/>
-          <w:i/>
-          <w:color w:val="444444"/>
-          <w:sz w:val="21"/>
-        </w:rPr>
-        <w:t>相干字典不确定原理</w:t>
-      </w:r>
-      <w:r>
-        <w:rPr>
-          <w:rFonts w:ascii="Times New Roman" w:hAnsi="Times New Roman" w:eastAsia="宋体"/>
-          <w:b w:val="0"/>
-          <w:i/>
-          <w:color w:val="444444"/>
-          <w:sz w:val="21"/>
-        </w:rPr>
-        <w:t>（F5，</w:t>
-      </w:r>
-      <w:r>
-        <w:rPr>
-          <w:rFonts w:ascii="Consolas" w:hAnsi="Consolas" w:eastAsia="等线"/>
-          <w:b w:val="0"/>
-          <w:i w:val="0"/>
-          <w:color w:val="444444"/>
-          <w:sz w:val="19"/>
-        </w:rPr>
-        <w:t>CRuncertainty_principle</w:t>
-      </w:r>
-      <w:r>
-        <w:rPr>
-          <w:rFonts w:ascii="Times New Roman" w:hAnsi="Times New Roman" w:eastAsia="宋体"/>
-          <w:b w:val="0"/>
-          <w:i/>
-          <w:color w:val="444444"/>
-          <w:sz w:val="21"/>
-        </w:rPr>
-        <w:t>，构造性轨道：μ(|T1|+|T2|−1)&lt;1 下两稀疏表示相等 ⟹ 系数逐点相等，支撑大小口径 1+1/μ，35 定理零经典）。（v2.3→v2.4）：§5.6.6 压缩感知族新增</w:t>
-      </w:r>
-      <w:r>
-        <w:rPr>
-          <w:rFonts w:ascii="Times New Roman" w:hAnsi="Times New Roman" w:eastAsia="宋体"/>
-          <w:b/>
-          <w:i/>
-          <w:color w:val="444444"/>
-          <w:sz w:val="21"/>
-        </w:rPr>
-        <w:t>行和→RIP 桥接</w:t>
-      </w:r>
-      <w:r>
-        <w:rPr>
-          <w:rFonts w:ascii="Times New Roman" w:hAnsi="Times New Roman" w:eastAsia="宋体"/>
-          <w:b w:val="0"/>
-          <w:i/>
-          <w:color w:val="444444"/>
-          <w:sz w:val="21"/>
-        </w:rPr>
-        <w:t>（F3）——</w:t>
-      </w:r>
-      <w:r>
-        <w:rPr>
-          <w:rFonts w:ascii="Consolas" w:hAnsi="Consolas" w:eastAsia="等线"/>
-          <w:b w:val="0"/>
-          <w:i w:val="0"/>
-          <w:color w:val="444444"/>
-          <w:sz w:val="19"/>
-        </w:rPr>
-        <w:t>probe_row_rip.v</w:t>
-      </w:r>
-      <w:r>
-        <w:rPr>
-          <w:rFonts w:ascii="Times New Roman" w:hAnsi="Times New Roman" w:eastAsia="宋体"/>
-          <w:b w:val="0"/>
-          <w:i/>
-          <w:color w:val="444444"/>
-          <w:sz w:val="21"/>
-        </w:rPr>
-        <w:t>：行非对角和假设（Σ_{j≠i}|⟨u_i,u_j⟩| ≤ μ_row）⟹ k-原子 RIP（δ_k = (k−1)·μ_row，</w:t>
-      </w:r>
-      <w:r>
-        <w:rPr>
-          <w:rFonts w:ascii="Consolas" w:hAnsi="Consolas" w:eastAsia="等线"/>
-          <w:b w:val="0"/>
-          <w:i w:val="0"/>
-          <w:color w:val="444444"/>
-          <w:sz w:val="19"/>
-        </w:rPr>
-        <w:t>row_rip_bound_M</w:t>
-      </w:r>
-      <w:r>
-        <w:rPr>
-          <w:rFonts w:ascii="Times New Roman" w:hAnsi="Times New Roman" w:eastAsia="宋体"/>
-          <w:b w:val="0"/>
-          <w:i/>
-          <w:color w:val="444444"/>
-          <w:sz w:val="21"/>
-        </w:rPr>
-        <w:t>，比两两相干 μ 版更紧：μ_row ≤ M·μ_pair），9 Qed 零公理，并入合并版 44 模块。v2.3 为 C=4 实例拼接（A2：</w:t>
-      </w:r>
-      <w:r>
-        <w:rPr>
-          <w:rFonts w:ascii="Consolas" w:hAnsi="Consolas" w:eastAsia="等线"/>
-          <w:b w:val="0"/>
-          <w:i w:val="0"/>
-          <w:color w:val="444444"/>
-          <w:sz w:val="19"/>
-        </w:rPr>
-        <w:t>C4_sparse_uniqueness_3</w:t>
-      </w:r>
-      <w:r>
-        <w:rPr>
-          <w:rFonts w:ascii="Times New Roman" w:hAnsi="Times New Roman" w:eastAsia="宋体"/>
-          <w:b w:val="0"/>
-          <w:i/>
-          <w:color w:val="444444"/>
-          <w:sz w:val="21"/>
-        </w:rPr>
-        <w:t>，μ=11289/33920 &lt; 1/3 ⟹ 3 原子 [3,13,53] 稀疏唯一恢复）；v2.2 为 k-原子 RIP（构造性轨道 ca_rip_cr.v，29 Qed 全 "Closed under the global context"，</w:t>
-      </w:r>
-      <w:r>
-        <w:rPr>
-          <w:rFonts w:ascii="Times New Roman" w:hAnsi="Times New Roman" w:eastAsia="宋体"/>
-          <w:b/>
-          <w:i/>
-          <w:color w:val="444444"/>
-          <w:sz w:val="21"/>
-        </w:rPr>
-        <w:t>2026-08-23 深夜同事补 P5 收缩链后现 33 定理</w:t>
-      </w:r>
-      <w:r>
-        <w:rPr>
-          <w:rFonts w:ascii="Times New Roman" w:hAnsi="Times New Roman" w:eastAsia="宋体"/>
-          <w:b w:val="0"/>
-          <w:i/>
-          <w:color w:val="444444"/>
-          <w:sz w:val="21"/>
-        </w:rPr>
-        <w:t>）。</w:t>
+        <w:t xml:space="preserve"> p24 补 G_MORE，恢复 49 模块归档口径）；合并版 25 = 67 模块分区（55 分区，原 53 分区 + s7_s9_mono + decidability_premium_cr）；全量编译 41 独立模块 + 23/24/25 合并版 EXIT=0；30模块 归档 SHA-256 同步。</w:t>
       </w:r>
     </w:p>
     <w:p>
       <w:pPr>
-        <w:pStyle w:val="Heading2"/>
-      </w:pPr>
-      <w:r>
-        <w:rPr>
-          <w:rFonts w:ascii="Times New Roman" w:hAnsi="Times New Roman" w:eastAsia="黑体"/>
-          <w:b/>
-          <w:i w:val="0"/>
-          <w:sz w:val="28"/>
-        </w:rPr>
-        <w:t>摘要</w:t>
+        <w:ind w:left="432"/>
+      </w:pPr>
+      <w:r>
+        <w:rPr>
+          <w:rFonts w:ascii="Times New Roman" w:hAnsi="Times New Roman" w:eastAsia="宋体"/>
+          <w:b w:val="0"/>
+          <w:i/>
+          <w:color w:val="444444"/>
+          <w:sz w:val="21"/>
+        </w:rPr>
+        <w:t>修订摘要（v2.7→v2.8）：§5.6.6 压缩感知族新增</w:t>
+      </w:r>
+      <w:r>
+        <w:rPr>
+          <w:rFonts w:ascii="Times New Roman" w:hAnsi="Times New Roman" w:eastAsia="宋体"/>
+          <w:b/>
+          <w:i/>
+          <w:color w:val="444444"/>
+          <w:sz w:val="21"/>
+        </w:rPr>
+        <w:t>检查器充要刻画</w:t>
+      </w:r>
+      <w:r>
+        <w:rPr>
+          <w:rFonts w:ascii="Times New Roman" w:hAnsi="Times New Roman" w:eastAsia="宋体"/>
+          <w:b w:val="0"/>
+          <w:i/>
+          <w:color w:val="444444"/>
+          <w:sz w:val="21"/>
+        </w:rPr>
+        <w:t>（G-3，</w:t>
+      </w:r>
+      <w:r>
+        <w:rPr>
+          <w:rFonts w:ascii="Consolas" w:hAnsi="Consolas" w:eastAsia="等线"/>
+          <w:b w:val="0"/>
+          <w:i w:val="0"/>
+          <w:color w:val="444444"/>
+          <w:sz w:val="19"/>
+        </w:rPr>
+        <w:t>g3_certifiable_iff</w:t>
+      </w:r>
+      <w:r>
+        <w:rPr>
+          <w:rFonts w:ascii="Times New Roman" w:hAnsi="Times New Roman" w:eastAsia="宋体"/>
+          <w:b w:val="0"/>
+          <w:i/>
+          <w:color w:val="444444"/>
+          <w:sz w:val="21"/>
+        </w:rPr>
+        <w:t xml:space="preserve"> + </w:t>
+      </w:r>
+      <w:r>
+        <w:rPr>
+          <w:rFonts w:ascii="Consolas" w:hAnsi="Consolas" w:eastAsia="等线"/>
+          <w:b w:val="0"/>
+          <w:i w:val="0"/>
+          <w:color w:val="444444"/>
+          <w:sz w:val="19"/>
+        </w:rPr>
+        <w:t>g3_row_bound_mu</w:t>
+      </w:r>
+      <w:r>
+        <w:rPr>
+          <w:rFonts w:ascii="Times New Roman" w:hAnsi="Times New Roman" w:eastAsia="宋体"/>
+          <w:b w:val="0"/>
+          <w:i/>
+          <w:color w:val="444444"/>
+          <w:sz w:val="21"/>
+        </w:rPr>
+        <w:t>，probe_g3_criterion.v 5 Qed：反射检查器通过 ⟺ 每行精确相干行和 ≤ p/q，把"检查器通过 ⟹ 框架界"从单向充分升级为 iff）与</w:t>
+      </w:r>
+      <w:r>
+        <w:rPr>
+          <w:rFonts w:ascii="Times New Roman" w:hAnsi="Times New Roman" w:eastAsia="宋体"/>
+          <w:b/>
+          <w:i/>
+          <w:color w:val="444444"/>
+          <w:sz w:val="21"/>
+        </w:rPr>
+        <w:t>可判定性溢价反例</w:t>
+      </w:r>
+      <w:r>
+        <w:rPr>
+          <w:rFonts w:ascii="Times New Roman" w:hAnsi="Times New Roman" w:eastAsia="宋体"/>
+          <w:b w:val="0"/>
+          <w:i/>
+          <w:color w:val="444444"/>
+          <w:sz w:val="21"/>
+        </w:rPr>
+        <w:t>（G-5，</w:t>
+      </w:r>
+      <w:r>
+        <w:rPr>
+          <w:rFonts w:ascii="Consolas" w:hAnsi="Consolas" w:eastAsia="等线"/>
+          <w:b w:val="0"/>
+          <w:i w:val="0"/>
+          <w:color w:val="444444"/>
+          <w:sz w:val="19"/>
+        </w:rPr>
+        <w:t>g5_premium</w:t>
+      </w:r>
+      <w:r>
+        <w:rPr>
+          <w:rFonts w:ascii="Times New Roman" w:hAnsi="Times New Roman" w:eastAsia="宋体"/>
+          <w:b w:val="0"/>
+          <w:i/>
+          <w:color w:val="444444"/>
+          <w:sz w:val="21"/>
+        </w:rPr>
+        <w:t>，probe_g5_premium.v 35 Qed：存在具体阶梯 [3,7,15]——反射检查器拒（frame_check_instance=false）但精确 Gram 相干行和 ≤ 4/5（完整口径闭式 0.787043，与评估文档一致）——把 §5.2"假阴性 49.1%"叙事升级为具体机器检查反例，是 G-3 必要方向的直接见证）。G-3/G-5 未并入合并版（z 区探针待合并）。</w:t>
+      </w:r>
+      <w:r>
+        <w:rPr>
+          <w:rFonts w:ascii="Times New Roman" w:hAnsi="Times New Roman" w:eastAsia="宋体"/>
+          <w:b/>
+          <w:i/>
+          <w:color w:val="444444"/>
+          <w:sz w:val="21"/>
+        </w:rPr>
+        <w:t>追加（v2.8 修订，2026-08-25）</w:t>
+      </w:r>
+      <w:r>
+        <w:rPr>
+          <w:rFonts w:ascii="Times New Roman" w:hAnsi="Times New Roman" w:eastAsia="宋体"/>
+          <w:b w:val="0"/>
+          <w:i/>
+          <w:color w:val="444444"/>
+          <w:sz w:val="21"/>
+        </w:rPr>
+        <w:t xml:space="preserve">：§5.6.6 压缩感知族新增 </w:t>
+      </w:r>
+      <w:r>
+        <w:rPr>
+          <w:rFonts w:ascii="Times New Roman" w:hAnsi="Times New Roman" w:eastAsia="宋体"/>
+          <w:b/>
+          <w:i/>
+          <w:color w:val="444444"/>
+          <w:sz w:val="21"/>
+        </w:rPr>
+        <w:t>G-5 构造性三角资产</w:t>
+      </w:r>
+      <w:r>
+        <w:rPr>
+          <w:rFonts w:ascii="Times New Roman" w:hAnsi="Times New Roman" w:eastAsia="宋体"/>
+          <w:b w:val="0"/>
+          <w:i/>
+          <w:color w:val="444444"/>
+          <w:sz w:val="21"/>
+        </w:rPr>
+        <w:t xml:space="preserve">（纯构造性轨道：M1 构造性 π </w:t>
+      </w:r>
+      <w:r>
+        <w:rPr>
+          <w:rFonts w:ascii="Consolas" w:hAnsi="Consolas" w:eastAsia="等线"/>
+          <w:b w:val="0"/>
+          <w:i w:val="0"/>
+          <w:color w:val="444444"/>
+          <w:sz w:val="19"/>
+        </w:rPr>
+        <w:t>probe_pi_cr_m1a</w:t>
+      </w:r>
+      <w:r>
+        <w:rPr>
+          <w:rFonts w:ascii="Times New Roman" w:hAnsi="Times New Roman" w:eastAsia="宋体"/>
+          <w:b w:val="0"/>
+          <w:i/>
+          <w:color w:val="444444"/>
+          <w:sz w:val="21"/>
+        </w:rPr>
+        <w:t xml:space="preserve"> 25 Qed + </w:t>
+      </w:r>
+      <w:r>
+        <w:rPr>
+          <w:rFonts w:ascii="Consolas" w:hAnsi="Consolas" w:eastAsia="等线"/>
+          <w:b w:val="0"/>
+          <w:i w:val="0"/>
+          <w:color w:val="444444"/>
+          <w:sz w:val="19"/>
+        </w:rPr>
+        <w:t>probe_pi_cr_m1b</w:t>
+      </w:r>
+      <w:r>
+        <w:rPr>
+          <w:rFonts w:ascii="Times New Roman" w:hAnsi="Times New Roman" w:eastAsia="宋体"/>
+          <w:b w:val="0"/>
+          <w:i/>
+          <w:color w:val="444444"/>
+          <w:sz w:val="21"/>
+        </w:rPr>
+        <w:t xml:space="preserve"> 43 Qed（Leibniz 级数 + CR_complete，3.141 ≤ π ≤ 3.142）、M2 构造性 sin </w:t>
+      </w:r>
+      <w:r>
+        <w:rPr>
+          <w:rFonts w:ascii="Consolas" w:hAnsi="Consolas" w:eastAsia="等线"/>
+          <w:b w:val="0"/>
+          <w:i w:val="0"/>
+          <w:color w:val="444444"/>
+          <w:sz w:val="19"/>
+        </w:rPr>
+        <w:t>probe_sin_cr_m2</w:t>
+      </w:r>
+      <w:r>
+        <w:rPr>
+          <w:rFonts w:ascii="Times New Roman" w:hAnsi="Times New Roman" w:eastAsia="宋体"/>
+          <w:b w:val="0"/>
+          <w:i/>
+          <w:color w:val="444444"/>
+          <w:sz w:val="21"/>
+        </w:rPr>
+        <w:t xml:space="preserve"> 39 Qed（交替幂级数）、M3 构造性 sqrt </w:t>
+      </w:r>
+      <w:r>
+        <w:rPr>
+          <w:rFonts w:ascii="Consolas" w:hAnsi="Consolas" w:eastAsia="等线"/>
+          <w:b w:val="0"/>
+          <w:i w:val="0"/>
+          <w:color w:val="444444"/>
+          <w:sz w:val="19"/>
+        </w:rPr>
+        <w:t>probe_sqrt_cr_m3</w:t>
+      </w:r>
+      <w:r>
+        <w:rPr>
+          <w:rFonts w:ascii="Times New Roman" w:hAnsi="Times New Roman" w:eastAsia="宋体"/>
+          <w:b w:val="0"/>
+          <w:i/>
+          <w:color w:val="444444"/>
+          <w:sz w:val="21"/>
+        </w:rPr>
+        <w:t xml:space="preserve"> 59 Qed（Q 层二分，√21 ≥ 458/100、√105 ≥ 10246/1000）——零经典、零 Admitted、零自定义公理，Print Assumptions 全 Closed，</w:t>
+      </w:r>
+      <w:r>
+        <w:rPr>
+          <w:rFonts w:ascii="Times New Roman" w:hAnsi="Times New Roman" w:eastAsia="宋体"/>
+          <w:b/>
+          <w:i/>
+          <w:color w:val="444444"/>
+          <w:sz w:val="21"/>
+        </w:rPr>
+        <w:t>已并入合并版 `ca_merged_full_25.v`（67 模块分区，MERGE_EXIT=0）</w:t>
+      </w:r>
+      <w:r>
+        <w:rPr>
+          <w:rFonts w:ascii="Times New Roman" w:hAnsi="Times New Roman" w:eastAsia="宋体"/>
+          <w:b w:val="0"/>
+          <w:i/>
+          <w:color w:val="444444"/>
+          <w:sz w:val="21"/>
+        </w:rPr>
+        <w:t>）。定位：G-5 可判定性溢价主定理构造化版本的三角基座；</w:t>
+      </w:r>
+      <w:r>
+        <w:rPr>
+          <w:rFonts w:ascii="Times New Roman" w:hAnsi="Times New Roman" w:eastAsia="宋体"/>
+          <w:b/>
+          <w:i/>
+          <w:color w:val="444444"/>
+          <w:sz w:val="21"/>
+        </w:rPr>
+        <w:t>M4 可判定性溢价主定理已构造化完成（2026-08-26：`probe_decidability_premium_cr.v` 并入合并版 25 模块 55/55，Gram 相干行和 ≤ 63/80 + 反射界 21/16 &gt; 4/5 + 溢价 5/3，核心 `m4_CRinv_le_contravar`（CRinv 反变单调纯构造），Set 层 sigT 最终定理 `m4_decidability_premium : {w &amp; CRle w (63/80)}`，Print Assumptions 全 Closed——相干缺口闭合的构造性收官）</w:t>
+      </w:r>
+      <w:r>
+        <w:rPr>
+          <w:rFonts w:ascii="Times New Roman" w:hAnsi="Times New Roman" w:eastAsia="宋体"/>
+          <w:b w:val="0"/>
+          <w:i/>
+          <w:color w:val="444444"/>
+          <w:sz w:val="21"/>
+        </w:rPr>
+        <w:t>。</w:t>
+      </w:r>
+      <w:r>
+        <w:rPr>
+          <w:rFonts w:ascii="Times New Roman" w:hAnsi="Times New Roman" w:eastAsia="宋体"/>
+          <w:b/>
+          <w:i/>
+          <w:color w:val="444444"/>
+          <w:sz w:val="21"/>
+        </w:rPr>
+        <w:t>代码-论文漂移标注（✅ 已修复 2026-08-25）</w:t>
+      </w:r>
+      <w:r>
+        <w:rPr>
+          <w:rFonts w:ascii="Times New Roman" w:hAnsi="Times New Roman" w:eastAsia="宋体"/>
+          <w:b w:val="0"/>
+          <w:i/>
+          <w:color w:val="444444"/>
+          <w:sz w:val="21"/>
+        </w:rPr>
+        <w:t xml:space="preserve">：G-2（mu_adj 相变）曾在 src 重新生成的 24/25 中缺失（_merge_ca.py G_MORE 列表缺 probe_g2_mu_adj）——已补入 </w:t>
+      </w:r>
+      <w:r>
+        <w:rPr>
+          <w:rFonts w:ascii="Consolas" w:hAnsi="Consolas" w:eastAsia="等线"/>
+          <w:b w:val="0"/>
+          <w:i w:val="0"/>
+          <w:color w:val="444444"/>
+          <w:sz w:val="19"/>
+        </w:rPr>
+        <w:t>_merge_ca.py</w:t>
+      </w:r>
+      <w:r>
+        <w:rPr>
+          <w:rFonts w:ascii="Times New Roman" w:hAnsi="Times New Roman" w:eastAsia="宋体"/>
+          <w:b w:val="0"/>
+          <w:i/>
+          <w:color w:val="444444"/>
+          <w:sz w:val="21"/>
+        </w:rPr>
+        <w:t xml:space="preserve">（G_MORE + G_MORE_CLASSIC），重新生成合并版 25 = </w:t>
+      </w:r>
+      <w:r>
+        <w:rPr>
+          <w:rFonts w:ascii="Times New Roman" w:hAnsi="Times New Roman" w:eastAsia="宋体"/>
+          <w:b/>
+          <w:i/>
+          <w:color w:val="444444"/>
+          <w:sz w:val="21"/>
+        </w:rPr>
+        <w:t>87588 行 / 67 模块分区（55 模块分区）</w:t>
+      </w:r>
+      <w:r>
+        <w:rPr>
+          <w:rFonts w:ascii="Times New Roman" w:hAnsi="Times New Roman" w:eastAsia="宋体"/>
+          <w:b w:val="0"/>
+          <w:i/>
+          <w:color w:val="444444"/>
+          <w:sz w:val="21"/>
+        </w:rPr>
+        <w:t>，</w:t>
+      </w:r>
+      <w:r>
+        <w:rPr>
+          <w:rFonts w:ascii="Consolas" w:hAnsi="Consolas" w:eastAsia="等线"/>
+          <w:b w:val="0"/>
+          <w:i w:val="0"/>
+          <w:color w:val="444444"/>
+          <w:sz w:val="19"/>
+        </w:rPr>
+        <w:t>G2MuAdj</w:t>
+      </w:r>
+      <w:r>
+        <w:rPr>
+          <w:rFonts w:ascii="Times New Roman" w:hAnsi="Times New Roman" w:eastAsia="宋体"/>
+          <w:b w:val="0"/>
+          <w:i/>
+          <w:color w:val="444444"/>
+          <w:sz w:val="21"/>
+        </w:rPr>
+        <w:t xml:space="preserve"> 三定理（mu_adj_decreasing / mu_adj_phase_transition / mu_adj_asymptotic）恢复并入（模块 49/55），</w:t>
+      </w:r>
+      <w:r>
+        <w:rPr>
+          <w:rFonts w:ascii="Times New Roman" w:hAnsi="Times New Roman" w:eastAsia="宋体"/>
+          <w:b/>
+          <w:i/>
+          <w:color w:val="444444"/>
+          <w:sz w:val="21"/>
+        </w:rPr>
+        <w:t>MERGE_EXIT=0 验证通过</w:t>
+      </w:r>
+      <w:r>
+        <w:rPr>
+          <w:rFonts w:ascii="Times New Roman" w:hAnsi="Times New Roman" w:eastAsia="宋体"/>
+          <w:b w:val="0"/>
+          <w:i/>
+          <w:color w:val="444444"/>
+          <w:sz w:val="21"/>
+        </w:rPr>
+        <w:t>；30模块 归档已同步（SHA-256 一致）。（v2.6→v2.7）：§5.6.6 压缩感知族新增</w:t>
+      </w:r>
+      <w:r>
+        <w:rPr>
+          <w:rFonts w:ascii="Times New Roman" w:hAnsi="Times New Roman" w:eastAsia="宋体"/>
+          <w:b/>
+          <w:i/>
+          <w:color w:val="444444"/>
+          <w:sz w:val="21"/>
+        </w:rPr>
+        <w:t>加权阶梯范数精确闭式</w:t>
+      </w:r>
+      <w:r>
+        <w:rPr>
+          <w:rFonts w:ascii="Times New Roman" w:hAnsi="Times New Roman" w:eastAsia="宋体"/>
+          <w:b w:val="0"/>
+          <w:i/>
+          <w:color w:val="444444"/>
+          <w:sz w:val="21"/>
+        </w:rPr>
+        <w:t>（G-1，</w:t>
+      </w:r>
+      <w:r>
+        <w:rPr>
+          <w:rFonts w:ascii="Consolas" w:hAnsi="Consolas" w:eastAsia="等线"/>
+          <w:b w:val="0"/>
+          <w:i w:val="0"/>
+          <w:color w:val="444444"/>
+          <w:sz w:val="19"/>
+        </w:rPr>
+        <w:t>G1_norm_closed</w:t>
+      </w:r>
+      <w:r>
+        <w:rPr>
+          <w:rFonts w:ascii="Times New Roman" w:hAnsi="Times New Roman" w:eastAsia="宋体"/>
+          <w:b w:val="0"/>
+          <w:i/>
+          <w:color w:val="444444"/>
+          <w:sz w:val="21"/>
+        </w:rPr>
+        <w:t>，probe_g1_norm_closed.v 21 Qed：任意 M 组合平方范数精确等式，交叉项 K_W 用单对 Dirichlet 核比闭式替换——根治审稿 A-1/B-1 的 12.5× 口径混用，G-2/G-5/G-6 前置）与</w:t>
+      </w:r>
+      <w:r>
+        <w:rPr>
+          <w:rFonts w:ascii="Times New Roman" w:hAnsi="Times New Roman" w:eastAsia="宋体"/>
+          <w:b/>
+          <w:i/>
+          <w:color w:val="444444"/>
+          <w:sz w:val="21"/>
+        </w:rPr>
+        <w:t>相邻带相干渐近闭式 + 相变定理</w:t>
+      </w:r>
+      <w:r>
+        <w:rPr>
+          <w:rFonts w:ascii="Times New Roman" w:hAnsi="Times New Roman" w:eastAsia="宋体"/>
+          <w:b w:val="0"/>
+          <w:i/>
+          <w:color w:val="444444"/>
+          <w:sz w:val="21"/>
+        </w:rPr>
+        <w:t>（G-2，</w:t>
+      </w:r>
+      <w:r>
+        <w:rPr>
+          <w:rFonts w:ascii="Consolas" w:hAnsi="Consolas" w:eastAsia="等线"/>
+          <w:b w:val="0"/>
+          <w:i w:val="0"/>
+          <w:color w:val="444444"/>
+          <w:sz w:val="19"/>
+        </w:rPr>
+        <w:t>mu_adj_decreasing</w:t>
+      </w:r>
+      <w:r>
+        <w:rPr>
+          <w:rFonts w:ascii="Times New Roman" w:hAnsi="Times New Roman" w:eastAsia="宋体"/>
+          <w:b w:val="0"/>
+          <w:i/>
+          <w:color w:val="444444"/>
+          <w:sz w:val="21"/>
+        </w:rPr>
+        <w:t>/</w:t>
+      </w:r>
+      <w:r>
+        <w:rPr>
+          <w:rFonts w:ascii="Consolas" w:hAnsi="Consolas" w:eastAsia="等线"/>
+          <w:b w:val="0"/>
+          <w:i w:val="0"/>
+          <w:color w:val="444444"/>
+          <w:sz w:val="19"/>
+        </w:rPr>
+        <w:t>mu_adj_phase_transition</w:t>
+      </w:r>
+      <w:r>
+        <w:rPr>
+          <w:rFonts w:ascii="Times New Roman" w:hAnsi="Times New Roman" w:eastAsia="宋体"/>
+          <w:b w:val="0"/>
+          <w:i/>
+          <w:color w:val="444444"/>
+          <w:sz w:val="21"/>
+        </w:rPr>
+        <w:t>/</w:t>
+      </w:r>
+      <w:r>
+        <w:rPr>
+          <w:rFonts w:ascii="Consolas" w:hAnsi="Consolas" w:eastAsia="等线"/>
+          <w:b w:val="0"/>
+          <w:i w:val="0"/>
+          <w:color w:val="444444"/>
+          <w:sz w:val="19"/>
+        </w:rPr>
+        <w:t>mu_adj_asymptotic</w:t>
+      </w:r>
+      <w:r>
+        <w:rPr>
+          <w:rFonts w:ascii="Times New Roman" w:hAnsi="Times New Roman" w:eastAsia="宋体"/>
+          <w:b w:val="0"/>
+          <w:i/>
+          <w:color w:val="444444"/>
+          <w:sz w:val="21"/>
+        </w:rPr>
+        <w:t>，probe_g2_mu_adj.v 36 Qed：μ_adj(r)=√r·sin(π/r)/(π(r−1)) 定理化——</w:t>
+      </w:r>
+      <w:r>
+        <w:rPr>
+          <w:rFonts w:ascii="Times New Roman" w:hAnsi="Times New Roman" w:eastAsia="宋体"/>
+          <w:b/>
+          <w:i/>
+          <w:color w:val="444444"/>
+          <w:sz w:val="21"/>
+        </w:rPr>
+        <w:t>真正新数学</w:t>
+      </w:r>
+      <w:r>
+        <w:rPr>
+          <w:rFonts w:ascii="Times New Roman" w:hAnsi="Times New Roman" w:eastAsia="宋体"/>
+          <w:b w:val="0"/>
+          <w:i/>
+          <w:color w:val="444444"/>
+          <w:sz w:val="21"/>
+        </w:rPr>
+        <w:t>，相变点 r*（μ_adj=4/5，≈1.30）经 π&lt;17/5 上界（sin_bound 0 阶）+ IVT_interv 夹逼，落实 B-7 强叙事）。G-1 并入合并版 48 模块、G-2 并入 49 模块，全量合并编译 EXIT=0。（v2.5→v2.6）：§5.6.6 压缩感知族新增</w:t>
+      </w:r>
+      <w:r>
+        <w:rPr>
+          <w:rFonts w:ascii="Times New Roman" w:hAnsi="Times New Roman" w:eastAsia="宋体"/>
+          <w:b/>
+          <w:i/>
+          <w:color w:val="444444"/>
+          <w:sz w:val="21"/>
+        </w:rPr>
+        <w:t>字典最优性⟹恢复保证合成定理</w:t>
+      </w:r>
+      <w:r>
+        <w:rPr>
+          <w:rFonts w:ascii="Times New Roman" w:hAnsi="Times New Roman" w:eastAsia="宋体"/>
+          <w:b w:val="0"/>
+          <w:i/>
+          <w:color w:val="444444"/>
+          <w:sz w:val="21"/>
+        </w:rPr>
+        <w:t>（G-8，</w:t>
+      </w:r>
+      <w:r>
+        <w:rPr>
+          <w:rFonts w:ascii="Consolas" w:hAnsi="Consolas" w:eastAsia="等线"/>
+          <w:b w:val="0"/>
+          <w:i w:val="0"/>
+          <w:color w:val="444444"/>
+          <w:sz w:val="19"/>
+        </w:rPr>
+        <w:t>CRg8_recovery_synthesis</w:t>
+      </w:r>
+      <w:r>
+        <w:rPr>
+          <w:rFonts w:ascii="Times New Roman" w:hAnsi="Times New Roman" w:eastAsia="宋体"/>
+          <w:b w:val="0"/>
+          <w:i/>
+          <w:color w:val="444444"/>
+          <w:sz w:val="21"/>
+        </w:rPr>
+        <w:t xml:space="preserve"> + </w:t>
+      </w:r>
+      <w:r>
+        <w:rPr>
+          <w:rFonts w:ascii="Consolas" w:hAnsi="Consolas" w:eastAsia="等线"/>
+          <w:b w:val="0"/>
+          <w:i w:val="0"/>
+          <w:color w:val="444444"/>
+          <w:sz w:val="19"/>
+        </w:rPr>
+        <w:t>CRphase_window_nonempty</w:t>
+      </w:r>
+      <w:r>
+        <w:rPr>
+          <w:rFonts w:ascii="Times New Roman" w:hAnsi="Times New Roman" w:eastAsia="宋体"/>
+          <w:b w:val="0"/>
+          <w:i/>
+          <w:color w:val="444444"/>
+          <w:sz w:val="21"/>
+        </w:rPr>
+        <w:t>，构造性轨道：Welch 下界（平方形态抽象前提）+ F5 唯一性窗口（μ(|T1|+|T2|−1)&lt;1）⟹ 两稀疏表示必相同，相图窗口非空参数条件 (M−N)T² &lt; N(M−1)，6 Qed 零经典，Print Assumptions 双定理 Closed under the global context）。同时并入同事 F5 全文件（probe_uncertainty_cr.v 35 定理，此前仅以条目形式入文）与 F4 经典 Welch 界（probe_welch.v，模块 45）。（v2.4→v2.5）：§5.6.6 压缩感知族新增</w:t>
+      </w:r>
+      <w:r>
+        <w:rPr>
+          <w:rFonts w:ascii="Times New Roman" w:hAnsi="Times New Roman" w:eastAsia="宋体"/>
+          <w:b/>
+          <w:i/>
+          <w:color w:val="444444"/>
+          <w:sz w:val="21"/>
+        </w:rPr>
+        <w:t>唯一性⟹恢复正确性骨架</w:t>
+      </w:r>
+      <w:r>
+        <w:rPr>
+          <w:rFonts w:ascii="Times New Roman" w:hAnsi="Times New Roman" w:eastAsia="宋体"/>
+          <w:b w:val="0"/>
+          <w:i/>
+          <w:color w:val="444444"/>
+          <w:sz w:val="21"/>
+        </w:rPr>
+        <w:t>（F7/R4，</w:t>
+      </w:r>
+      <w:r>
+        <w:rPr>
+          <w:rFonts w:ascii="Consolas" w:hAnsi="Consolas" w:eastAsia="等线"/>
+          <w:b w:val="0"/>
+          <w:i w:val="0"/>
+          <w:color w:val="444444"/>
+          <w:sz w:val="19"/>
+        </w:rPr>
+        <w:t>CRrecovery_correct_prefix</w:t>
+      </w:r>
+      <w:r>
+        <w:rPr>
+          <w:rFonts w:ascii="Times New Roman" w:hAnsi="Times New Roman" w:eastAsia="宋体"/>
+          <w:b w:val="0"/>
+          <w:i/>
+          <w:color w:val="444444"/>
+          <w:sz w:val="21"/>
+        </w:rPr>
+        <w:t>，构造性轨道：μ(M+1)&lt;1 下两表示相等 ⟹ 系数逐点相等，差分线性 + RIP 界 + 收缩链）与</w:t>
+      </w:r>
+      <w:r>
+        <w:rPr>
+          <w:rFonts w:ascii="Times New Roman" w:hAnsi="Times New Roman" w:eastAsia="宋体"/>
+          <w:b/>
+          <w:i/>
+          <w:color w:val="444444"/>
+          <w:sz w:val="21"/>
+        </w:rPr>
+        <w:t>相干字典不确定原理</w:t>
+      </w:r>
+      <w:r>
+        <w:rPr>
+          <w:rFonts w:ascii="Times New Roman" w:hAnsi="Times New Roman" w:eastAsia="宋体"/>
+          <w:b w:val="0"/>
+          <w:i/>
+          <w:color w:val="444444"/>
+          <w:sz w:val="21"/>
+        </w:rPr>
+        <w:t>（F5，</w:t>
+      </w:r>
+      <w:r>
+        <w:rPr>
+          <w:rFonts w:ascii="Consolas" w:hAnsi="Consolas" w:eastAsia="等线"/>
+          <w:b w:val="0"/>
+          <w:i w:val="0"/>
+          <w:color w:val="444444"/>
+          <w:sz w:val="19"/>
+        </w:rPr>
+        <w:t>CRuncertainty_principle</w:t>
+      </w:r>
+      <w:r>
+        <w:rPr>
+          <w:rFonts w:ascii="Times New Roman" w:hAnsi="Times New Roman" w:eastAsia="宋体"/>
+          <w:b w:val="0"/>
+          <w:i/>
+          <w:color w:val="444444"/>
+          <w:sz w:val="21"/>
+        </w:rPr>
+        <w:t>，构造性轨道：μ(|T1|+|T2|−1)&lt;1 下两稀疏表示相等 ⟹ 系数逐点相等，支撑大小口径 1+1/μ，35 定理零经典）。（v2.3→v2.4）：§5.6.6 压缩感知族新增</w:t>
+      </w:r>
+      <w:r>
+        <w:rPr>
+          <w:rFonts w:ascii="Times New Roman" w:hAnsi="Times New Roman" w:eastAsia="宋体"/>
+          <w:b/>
+          <w:i/>
+          <w:color w:val="444444"/>
+          <w:sz w:val="21"/>
+        </w:rPr>
+        <w:t>行和→RIP 桥接</w:t>
+      </w:r>
+      <w:r>
+        <w:rPr>
+          <w:rFonts w:ascii="Times New Roman" w:hAnsi="Times New Roman" w:eastAsia="宋体"/>
+          <w:b w:val="0"/>
+          <w:i/>
+          <w:color w:val="444444"/>
+          <w:sz w:val="21"/>
+        </w:rPr>
+        <w:t>（F3）——</w:t>
+      </w:r>
+      <w:r>
+        <w:rPr>
+          <w:rFonts w:ascii="Consolas" w:hAnsi="Consolas" w:eastAsia="等线"/>
+          <w:b w:val="0"/>
+          <w:i w:val="0"/>
+          <w:color w:val="444444"/>
+          <w:sz w:val="19"/>
+        </w:rPr>
+        <w:t>probe_row_rip.v</w:t>
+      </w:r>
+      <w:r>
+        <w:rPr>
+          <w:rFonts w:ascii="Times New Roman" w:hAnsi="Times New Roman" w:eastAsia="宋体"/>
+          <w:b w:val="0"/>
+          <w:i/>
+          <w:color w:val="444444"/>
+          <w:sz w:val="21"/>
+        </w:rPr>
+        <w:t>：行非对角和假设（Σ_{j≠i}|⟨u_i,u_j⟩| ≤ μ_row）⟹ k-原子 RIP（δ_k = (k−1)·μ_row，</w:t>
+      </w:r>
+      <w:r>
+        <w:rPr>
+          <w:rFonts w:ascii="Consolas" w:hAnsi="Consolas" w:eastAsia="等线"/>
+          <w:b w:val="0"/>
+          <w:i w:val="0"/>
+          <w:color w:val="444444"/>
+          <w:sz w:val="19"/>
+        </w:rPr>
+        <w:t>row_rip_bound_M</w:t>
+      </w:r>
+      <w:r>
+        <w:rPr>
+          <w:rFonts w:ascii="Times New Roman" w:hAnsi="Times New Roman" w:eastAsia="宋体"/>
+          <w:b w:val="0"/>
+          <w:i/>
+          <w:color w:val="444444"/>
+          <w:sz w:val="21"/>
+        </w:rPr>
+        <w:t>，比两两相干 μ 版更紧：μ_row ≤ M·μ_pair），9 Qed 零公理，并入合并版 44 模块。v2.3 为 C=4 实例拼接（A2：</w:t>
+      </w:r>
+      <w:r>
+        <w:rPr>
+          <w:rFonts w:ascii="Consolas" w:hAnsi="Consolas" w:eastAsia="等线"/>
+          <w:b w:val="0"/>
+          <w:i w:val="0"/>
+          <w:color w:val="444444"/>
+          <w:sz w:val="19"/>
+        </w:rPr>
+        <w:t>C4_sparse_uniqueness_3</w:t>
+      </w:r>
+      <w:r>
+        <w:rPr>
+          <w:rFonts w:ascii="Times New Roman" w:hAnsi="Times New Roman" w:eastAsia="宋体"/>
+          <w:b w:val="0"/>
+          <w:i/>
+          <w:color w:val="444444"/>
+          <w:sz w:val="21"/>
+        </w:rPr>
+        <w:t>，μ=11289/33920 &lt; 1/3 ⟹ 3 原子 [3,13,53] 稀疏唯一恢复）；v2.2 为 k-原子 RIP（构造性轨道 ca_rip_cr.v，29 Qed 全 "Closed under the global context"，</w:t>
+      </w:r>
+      <w:r>
+        <w:rPr>
+          <w:rFonts w:ascii="Times New Roman" w:hAnsi="Times New Roman" w:eastAsia="宋体"/>
+          <w:b/>
+          <w:i/>
+          <w:color w:val="444444"/>
+          <w:sz w:val="21"/>
+        </w:rPr>
+        <w:t>2026-08-23 深夜同事补 P5 收缩链后现 33 定理</w:t>
+      </w:r>
+      <w:r>
+        <w:rPr>
+          <w:rFonts w:ascii="Times New Roman" w:hAnsi="Times New Roman" w:eastAsia="宋体"/>
+          <w:b w:val="0"/>
+          <w:i/>
+          <w:color w:val="444444"/>
+          <w:sz w:val="21"/>
+        </w:rPr>
+        <w:t>）。</w:t>
       </w:r>
     </w:p>
     <w:p>
       <w:pPr>
+        <w:pStyle w:val="Heading2"/>
+      </w:pPr>
+      <w:r>
+        <w:rPr>
+          <w:rFonts w:ascii="Times New Roman" w:hAnsi="Times New Roman" w:eastAsia="黑体"/>
+          <w:b/>
+          <w:i w:val="0"/>
+          <w:sz w:val="28"/>
+        </w:rPr>
+        <w:t>摘要</w:t>
+      </w:r>
+    </w:p>
+    <w:p>
+      <w:pPr>
         <w:spacing w:line="336" w:lineRule="auto"/>
         <w:ind w:firstLine="480"/>
       </w:pPr>
@@ -9162,7 +9457,323 @@
           <w:i w:val="0"/>
           <w:sz w:val="24"/>
         </w:rPr>
-        <w:t>（Defined，可提取）；Print Assumptions 审计全 Closed 零公理、提取物 pareto_qtw.ml 经 ocamlc 编译。与 C1 合为"证书链 + 负定律引擎"两柱构造性化，C3（相干下界孪生）后继。</w:t>
+        <w:t>（Defined，可提取）；Print Assumptions 审计全 Closed 零公理、提取物 pareto_qtw.ml 经 ocamlc 编译。与 C1 合为"证书链 + 负定律引擎"两柱构造性化；C 系列推进次序已按依赖修订（C3 相干下界孪生因需 sin/π 的 Set 值语义载体后置，C7 exp 部分和窗口机与 C6 碰撞最小 lag 先行，见下两条）。</w:t>
+      </w:r>
+    </w:p>
+    <w:p>
+      <w:pPr>
+        <w:pStyle w:val="ListBullet"/>
+      </w:pPr>
+      <w:r>
+        <w:rPr>
+          <w:rFonts w:ascii="Times New Roman" w:hAnsi="Times New Roman" w:eastAsia="宋体"/>
+          <w:b/>
+          <w:i w:val="0"/>
+          <w:sz w:val="24"/>
+        </w:rPr>
+        <w:t>exp 部分和窗口机（C7，纯构造性轨道，v2.30 新增）</w:t>
+      </w:r>
+      <w:r>
+        <w:rPr>
+          <w:rFonts w:ascii="Times New Roman" w:hAnsi="Times New Roman" w:eastAsia="宋体"/>
+          <w:b w:val="0"/>
+          <w:i w:val="0"/>
+          <w:sz w:val="24"/>
+        </w:rPr>
+        <w:t xml:space="preserve"> </w:t>
+      </w:r>
+      <w:r>
+        <w:rPr>
+          <w:rFonts w:ascii="Consolas" w:hAnsi="Consolas" w:eastAsia="等线"/>
+          <w:b w:val="0"/>
+          <w:i w:val="0"/>
+          <w:sz w:val="22"/>
+        </w:rPr>
+        <w:t>probe_expq_machine.v</w:t>
+      </w:r>
+      <w:r>
+        <w:rPr>
+          <w:rFonts w:ascii="Times New Roman" w:hAnsi="Times New Roman" w:eastAsia="宋体"/>
+          <w:b w:val="0"/>
+          <w:i w:val="0"/>
+          <w:sz w:val="24"/>
+        </w:rPr>
+        <w:t>（2026-09-02）：把软 max TVD 界 e^{2·dc·dd} − 1（§5.6.5 核漂移/相干熵桥接）中的 exp 证书常数从实数轨换为</w:t>
+      </w:r>
+      <w:r>
+        <w:rPr>
+          <w:rFonts w:ascii="Times New Roman" w:hAnsi="Times New Roman" w:eastAsia="宋体"/>
+          <w:b/>
+          <w:i w:val="0"/>
+          <w:sz w:val="24"/>
+        </w:rPr>
+        <w:t>全有理显式窗口常数</w:t>
+      </w:r>
+      <w:r>
+        <w:rPr>
+          <w:rFonts w:ascii="Times New Roman" w:hAnsi="Times New Roman" w:eastAsia="宋体"/>
+          <w:b w:val="0"/>
+          <w:i w:val="0"/>
+          <w:sz w:val="24"/>
+        </w:rPr>
+        <w:t>的 Q 层支撑件（TVD 界常数全有理化方向）——qfact/qpow/expT/expP/expTail/sumh/hpow 全 nat/Q 定义、零 Reals 零经典：</w:t>
+      </w:r>
+      <w:r>
+        <w:rPr>
+          <w:rFonts w:ascii="Consolas" w:hAnsi="Consolas" w:eastAsia="等线"/>
+          <w:b w:val="0"/>
+          <w:i w:val="0"/>
+          <w:sz w:val="22"/>
+        </w:rPr>
+        <w:t>expP_monoT</w:t>
+      </w:r>
+      <w:r>
+        <w:rPr>
+          <w:rFonts w:ascii="Times New Roman" w:hAnsi="Times New Roman" w:eastAsia="宋体"/>
+          <w:b w:val="0"/>
+          <w:i w:val="0"/>
+          <w:sz w:val="24"/>
+        </w:rPr>
+        <w:t>（部分和窗口单调）、★</w:t>
+      </w:r>
+      <w:r>
+        <w:rPr>
+          <w:rFonts w:ascii="Consolas" w:hAnsi="Consolas" w:eastAsia="等线"/>
+          <w:b w:val="0"/>
+          <w:i w:val="0"/>
+          <w:sz w:val="22"/>
+        </w:rPr>
+        <w:t>window_bound</w:t>
+      </w:r>
+      <w:r>
+        <w:rPr>
+          <w:rFonts w:ascii="Times New Roman" w:hAnsi="Times New Roman" w:eastAsia="宋体"/>
+          <w:b w:val="0"/>
+          <w:i w:val="0"/>
+          <w:sz w:val="24"/>
+        </w:rPr>
+        <w:t>（Set 层：0≤x≤1 ⟹ 尾窗口 expTail (N+1) L x ≤ (2#1)·expT (N+1) x，几何尾 ≤ 2×首项）、</w:t>
+      </w:r>
+      <w:r>
+        <w:rPr>
+          <w:rFonts w:ascii="Consolas" w:hAnsi="Consolas" w:eastAsia="等线"/>
+          <w:b w:val="0"/>
+          <w:i w:val="0"/>
+          <w:sz w:val="22"/>
+        </w:rPr>
+        <w:t>sumh_bound</w:t>
+      </w:r>
+      <w:r>
+        <w:rPr>
+          <w:rFonts w:ascii="Times New Roman" w:hAnsi="Times New Roman" w:eastAsia="宋体"/>
+          <w:b w:val="0"/>
+          <w:i w:val="0"/>
+          <w:sz w:val="24"/>
+        </w:rPr>
+        <w:t>（窗口不变量 sumh K + 2·hpow K ≤ 2）、★</w:t>
+      </w:r>
+      <w:r>
+        <w:rPr>
+          <w:rFonts w:ascii="Consolas" w:hAnsi="Consolas" w:eastAsia="等线"/>
+          <w:b w:val="0"/>
+          <w:i w:val="0"/>
+          <w:sz w:val="22"/>
+        </w:rPr>
+        <w:t>expq_uniform3</w:t>
+      </w:r>
+      <w:r>
+        <w:rPr>
+          <w:rFonts w:ascii="Times New Roman" w:hAnsi="Times New Roman" w:eastAsia="宋体"/>
+          <w:b w:val="0"/>
+          <w:i w:val="0"/>
+          <w:sz w:val="24"/>
+        </w:rPr>
+        <w:t>（Set 层：0≤x≤1 ⟹ expP N x ≤ 3#1，[0,1] 均匀上界）、</w:t>
+      </w:r>
+      <w:r>
+        <w:rPr>
+          <w:rFonts w:ascii="Consolas" w:hAnsi="Consolas" w:eastAsia="等线"/>
+          <w:b w:val="0"/>
+          <w:i w:val="0"/>
+          <w:sz w:val="22"/>
+        </w:rPr>
+        <w:t>expq_cert_12</w:t>
+      </w:r>
+      <w:r>
+        <w:rPr>
+          <w:rFonts w:ascii="Times New Roman" w:hAnsi="Times New Roman" w:eastAsia="宋体"/>
+          <w:b w:val="0"/>
+          <w:i w:val="0"/>
+          <w:sz w:val="24"/>
+        </w:rPr>
+        <w:t>/</w:t>
+      </w:r>
+      <w:r>
+        <w:rPr>
+          <w:rFonts w:ascii="Consolas" w:hAnsi="Consolas" w:eastAsia="等线"/>
+          <w:b w:val="0"/>
+          <w:i w:val="0"/>
+          <w:sz w:val="22"/>
+        </w:rPr>
+        <w:t>expq_smoke_mono_bool</w:t>
+      </w:r>
+      <w:r>
+        <w:rPr>
+          <w:rFonts w:ascii="Times New Roman" w:hAnsi="Times New Roman" w:eastAsia="宋体"/>
+          <w:b w:val="0"/>
+          <w:i w:val="0"/>
+          <w:sz w:val="24"/>
+        </w:rPr>
+        <w:t>/</w:t>
+      </w:r>
+      <w:r>
+        <w:rPr>
+          <w:rFonts w:ascii="Consolas" w:hAnsi="Consolas" w:eastAsia="等线"/>
+          <w:b w:val="0"/>
+          <w:i w:val="0"/>
+          <w:sz w:val="22"/>
+        </w:rPr>
+        <w:t>expq_smoke_upper_bool</w:t>
+      </w:r>
+      <w:r>
+        <w:rPr>
+          <w:rFonts w:ascii="Times New Roman" w:hAnsi="Times New Roman" w:eastAsia="宋体"/>
+          <w:b w:val="0"/>
+          <w:i w:val="0"/>
+          <w:sz w:val="24"/>
+        </w:rPr>
+        <w:t>（vm_compute 可运行判定实例）——"2d ≤ 1 时 TVD ≤ 2d + (2d)²/2 + (2d)³/2 全有理"型的部分和窗口件（检查器可直接复用的显式有理判定）；实值 exp 语义的组合装配随 CR/语义层接口件推进（同 C2 对 √281 的接口化口径，本件交付"部分和窗口 + 显式有理判定"）；572 行 15 段 Print Assumptions 全 Closed、提取物 expq_machine.ml/.mli 经 DkMLNative ocamlc 编译、独立 + 合并模拟双环境 EXIT=0。未并入合并版（C 系列批次内）。</w:t>
+      </w:r>
+    </w:p>
+    <w:p>
+      <w:pPr>
+        <w:pStyle w:val="ListBullet"/>
+      </w:pPr>
+      <w:r>
+        <w:rPr>
+          <w:rFonts w:ascii="Times New Roman" w:hAnsi="Times New Roman" w:eastAsia="宋体"/>
+          <w:b/>
+          <w:i w:val="0"/>
+          <w:sz w:val="24"/>
+        </w:rPr>
+        <w:t>碰撞最小 lag 数论孪生（C6，纯构造性轨道，v2.30 新增）</w:t>
+      </w:r>
+      <w:r>
+        <w:rPr>
+          <w:rFonts w:ascii="Times New Roman" w:hAnsi="Times New Roman" w:eastAsia="宋体"/>
+          <w:b w:val="0"/>
+          <w:i w:val="0"/>
+          <w:sz w:val="24"/>
+        </w:rPr>
+        <w:t xml:space="preserve"> </w:t>
+      </w:r>
+      <w:r>
+        <w:rPr>
+          <w:rFonts w:ascii="Consolas" w:hAnsi="Consolas" w:eastAsia="等线"/>
+          <w:b w:val="0"/>
+          <w:i w:val="0"/>
+          <w:sz w:val="22"/>
+        </w:rPr>
+        <w:t>probe_collision_qtw.v</w:t>
+      </w:r>
+      <w:r>
+        <w:rPr>
+          <w:rFonts w:ascii="Times New Roman" w:hAnsi="Times New Roman" w:eastAsia="宋体"/>
+          <w:b w:val="0"/>
+          <w:i w:val="0"/>
+          <w:sz w:val="24"/>
+        </w:rPr>
+        <w:t>（2026-09-02）：旋转阶梯通道对 (n,m)（整数波长 n&lt;m）"碰撞"（d·(1/n − 1/m) ∈ ℤ ⟺ n·m | d·(m−n)）的最小正 lag 的 Z 层全数论刻画（零 Reals 零经典）——</w:t>
+      </w:r>
+      <w:r>
+        <w:rPr>
+          <w:rFonts w:ascii="Consolas" w:hAnsi="Consolas" w:eastAsia="等线"/>
+          <w:b w:val="0"/>
+          <w:i w:val="0"/>
+          <w:sz w:val="22"/>
+        </w:rPr>
+        <w:t>z_euclid</w:t>
+      </w:r>
+      <w:r>
+        <w:rPr>
+          <w:rFonts w:ascii="Times New Roman" w:hAnsi="Times New Roman" w:eastAsia="宋体"/>
+          <w:b w:val="0"/>
+          <w:i w:val="0"/>
+          <w:sz w:val="24"/>
+        </w:rPr>
+        <w:t xml:space="preserve">（Euclid 引理：gcd x y = 1 且 x | d·y ⟹ x | d，Bezout+ring 装配）、共素 iff </w:t>
+      </w:r>
+      <w:r>
+        <w:rPr>
+          <w:rFonts w:ascii="Consolas" w:hAnsi="Consolas" w:eastAsia="等线"/>
+          <w:b w:val="0"/>
+          <w:i w:val="0"/>
+          <w:sz w:val="22"/>
+        </w:rPr>
+        <w:t>cop_char</w:t>
+      </w:r>
+      <w:r>
+        <w:rPr>
+          <w:rFonts w:ascii="Times New Roman" w:hAnsi="Times New Roman" w:eastAsia="宋体"/>
+          <w:b w:val="0"/>
+          <w:i w:val="0"/>
+          <w:sz w:val="24"/>
+        </w:rPr>
+        <w:t xml:space="preserve"> 与最小性 sigT </w:t>
+      </w:r>
+      <w:r>
+        <w:rPr>
+          <w:rFonts w:ascii="Consolas" w:hAnsi="Consolas" w:eastAsia="等线"/>
+          <w:b w:val="0"/>
+          <w:i w:val="0"/>
+          <w:sz w:val="22"/>
+        </w:rPr>
+        <w:t>cop_sig</w:t>
+      </w:r>
+      <w:r>
+        <w:rPr>
+          <w:rFonts w:ascii="Times New Roman" w:hAnsi="Times New Roman" w:eastAsia="宋体"/>
+          <w:b w:val="0"/>
+          <w:i w:val="0"/>
+          <w:sz w:val="24"/>
+        </w:rPr>
+        <w:t>（gcd(prod,dif)=1 时 d_min = n·m，[3,13]/[7,15]/[13,53]/[53,213] 类阶梯对直接适用）、广义装配 ★</w:t>
+      </w:r>
+      <w:r>
+        <w:rPr>
+          <w:rFonts w:ascii="Consolas" w:hAnsi="Consolas" w:eastAsia="等线"/>
+          <w:b w:val="0"/>
+          <w:i w:val="0"/>
+          <w:sz w:val="22"/>
+        </w:rPr>
+        <w:t>g_char</w:t>
+      </w:r>
+      <w:r>
+        <w:rPr>
+          <w:rFonts w:ascii="Times New Roman" w:hAnsi="Times New Roman" w:eastAsia="宋体"/>
+          <w:b w:val="0"/>
+          <w:i w:val="0"/>
+          <w:sz w:val="24"/>
+        </w:rPr>
+        <w:t>（(n·m | d·(m−n)) ⟺ (cx | d)，g 分解 + 商互素 gcd_div_gcd + Euclid）与 ★</w:t>
+      </w:r>
+      <w:r>
+        <w:rPr>
+          <w:rFonts w:ascii="Consolas" w:hAnsi="Consolas" w:eastAsia="等线"/>
+          <w:b w:val="0"/>
+          <w:i w:val="0"/>
+          <w:sz w:val="22"/>
+        </w:rPr>
+        <w:t>g_sig</w:t>
+      </w:r>
+      <w:r>
+        <w:rPr>
+          <w:rFonts w:ascii="Times New Roman" w:hAnsi="Times New Roman" w:eastAsia="宋体"/>
+          <w:b w:val="0"/>
+          <w:i w:val="0"/>
+          <w:sz w:val="24"/>
+        </w:rPr>
+        <w:t>（任意 0&lt;n&lt;m：最小正碰撞 lag = d_min = (n·m)/gcd(n·m, m−n)，sigT 可提取）——§5.6.4"有理时最小碰撞距离 = 分母"在 gcd&gt;1 情形的精确补全（分母约分形态）；cg/cx/cy 判定函数随提取物交付，是论文 B 解耦目录的数论零件；262 行 12 段 Print Assumptions 全 Closed、提取物 collision_qtw.ml/.mli 经 DkMLNative ocamlc 编译、独立 + 合并模拟双环境 EXIT=0。未并入合并版（C 系列批次内）。</w:t>
       </w:r>
     </w:p>
     <w:p>

--- a/papers/论文A中文规范版-CertifiedSparseGating.docx
+++ b/papers/论文A中文规范版-CertifiedSparseGating.docx
@@ -59,7 +59,7 @@
           <w:color w:val="444444"/>
           <w:sz w:val="21"/>
         </w:rPr>
-        <w:t>版本：最终版 v2.30（2026-09-02）｜代码基态：PSA_framework.v（18 模块 / 269 顶层 Lemma·Theorem（316 顶层声明 / 272 Qed 口径内）/ 165 项审计：</w:t>
+        <w:t>版本：最终版 v2.31（2026-09-02）｜代码基态：PSA_framework.v（18 模块 / 269 顶层 Lemma·Theorem（316 顶层声明 / 272 Qed 口径内）/ 165 项审计：</w:t>
       </w:r>
       <w:r>
         <w:rPr>
@@ -89,7 +89,7 @@
           <w:color w:val="444444"/>
           <w:sz w:val="21"/>
         </w:rPr>
-        <w:t>42 个探针分区已并入合并版 m2</w:t>
+        <w:t>49 个探针分区已并入合并版 m2</w:t>
       </w:r>
       <w:r>
         <w:rPr>
@@ -139,7 +139,7 @@
           <w:color w:val="444444"/>
           <w:sz w:val="21"/>
         </w:rPr>
-        <w:t>、g1 依赖链 8 文件重编收敛））+ C 系列构造性孪生批次三件（</w:t>
+        <w:t xml:space="preserve">、g1 依赖链 8 文件重编收敛））+ </w:t>
       </w:r>
       <w:r>
         <w:rPr>
@@ -149,7 +149,7 @@
           <w:color w:val="444444"/>
           <w:sz w:val="21"/>
         </w:rPr>
-        <w:t>qset_twin_base.v</w:t>
+        <w:t>C 系列构造性孪生批次六件与 G-12 已并入合并版 m2（分区 78–84：qset_twin_base.v 44×Closed / probe_gershgorin_qtw.v 15×Closed / probe_pareto_qtw.v 27×Closed / probe_expq_machine.v 15×Closed / probe_collision_qtw.v 12×Closed / probe_rc_envelope.v 10×Closed / probe_g12_orthofam.v，2026-09-02 批次，合并版 ca_merged_full_84_m2.v 云端 CI 全局绿）</w:t>
       </w:r>
       <w:r>
         <w:rPr>
@@ -159,7 +159,7 @@
           <w:color w:val="444444"/>
           <w:sz w:val="21"/>
         </w:rPr>
-        <w:t xml:space="preserve"> Q 层 Set 序基座 44×Closed / </w:t>
+        <w:t xml:space="preserve">+ </w:t>
       </w:r>
       <w:r>
         <w:rPr>
@@ -169,7 +169,7 @@
           <w:color w:val="444444"/>
           <w:sz w:val="21"/>
         </w:rPr>
-        <w:t>probe_rc_envelope.v</w:t>
+        <w:t>合并版 ca_merged_full_84_m2.v（102174 行，84 模块分区，含 G-10/G-11/G-13/CS-21/CS-23/CS-22/Z2b 追加批次 2026-09-01 + z3b 批次 + C 系列/G-12 批次 2026-09-02，云端 CI 全局绿）</w:t>
       </w:r>
       <w:r>
         <w:rPr>
@@ -179,47 +179,7 @@
           <w:color w:val="444444"/>
           <w:sz w:val="21"/>
         </w:rPr>
-        <w:t xml:space="preserve"> RC-real T2 包络 10×Closed / </w:t>
-      </w:r>
-      <w:r>
-        <w:rPr>
-          <w:rFonts w:ascii="Times New Roman" w:hAnsi="Times New Roman" w:eastAsia="宋体"/>
-          <w:b/>
-          <w:i/>
-          <w:color w:val="444444"/>
-          <w:sz w:val="21"/>
-        </w:rPr>
-        <w:t>probe_gershgorin_qtw.v</w:t>
-      </w:r>
-      <w:r>
-        <w:rPr>
-          <w:rFonts w:ascii="Times New Roman" w:hAnsi="Times New Roman" w:eastAsia="宋体"/>
-          <w:b w:val="0"/>
-          <w:i/>
-          <w:color w:val="444444"/>
-          <w:sz w:val="21"/>
-        </w:rPr>
-        <w:t xml:space="preserve"> Gershgorin 框架界孪生 15×Closed；均未并入合并版，census 随 C 系列批次收官统一校准）+ </w:t>
-      </w:r>
-      <w:r>
-        <w:rPr>
-          <w:rFonts w:ascii="Times New Roman" w:hAnsi="Times New Roman" w:eastAsia="宋体"/>
-          <w:b/>
-          <w:i/>
-          <w:color w:val="444444"/>
-          <w:sz w:val="21"/>
-        </w:rPr>
-        <w:t>合并版 ca_merged_full_25_m2.v（98187 行，77 模块分区，含 G-10/G-11/G-13/CS-21/CS-23/CS-22/Z2b 追加批次 2026-09-01，全量编译 EXIT=0）</w:t>
-      </w:r>
-      <w:r>
-        <w:rPr>
-          <w:rFonts w:ascii="Times New Roman" w:hAnsi="Times New Roman" w:eastAsia="宋体"/>
-          <w:b w:val="0"/>
-          <w:i/>
-          <w:color w:val="444444"/>
-          <w:sz w:val="21"/>
-        </w:rPr>
-        <w:t>——SHA-256 基 4901f18e；公理审计 2026-08-30 重跑：54 Closed + 111 Dedekind 三公理、</w:t>
+        <w:t>——SHA-256 5a9f9721；公理审计 2026-08-30 重跑：54 Closed + 111 Dedekind 三公理、</w:t>
       </w:r>
       <w:r>
         <w:rPr>
@@ -274,287 +234,27 @@
           <w:color w:val="444444"/>
           <w:sz w:val="21"/>
         </w:rPr>
-        <w:t>修订摘要（v2.29→v2.30，2026-09-02，C6/C7 孪生批次入文 + T-EXP 引用登记）：</w:t>
-      </w:r>
-      <w:r>
-        <w:rPr>
-          <w:rFonts w:ascii="Times New Roman" w:hAnsi="Times New Roman" w:eastAsia="宋体"/>
-          <w:b/>
+        <w:t xml:space="preserve">修订摘要（v2.30→v2.31，2026-09-02，C 系列/G-12 合并窗口收官）：C 系列构造性孪生批次六件 + G-12 并入合并版新基线 </w:t>
+      </w:r>
+      <w:r>
+        <w:rPr>
+          <w:rFonts w:ascii="Consolas" w:hAnsi="Consolas" w:eastAsia="等线"/>
+          <w:b w:val="0"/>
+          <w:i w:val="0"/>
+          <w:color w:val="444444"/>
+          <w:sz w:val="19"/>
+        </w:rPr>
+        <w:t>ca_merged_full_84_m2.v</w:t>
+      </w:r>
+      <w:r>
+        <w:rPr>
+          <w:rFonts w:ascii="Times New Roman" w:hAnsi="Times New Roman" w:eastAsia="宋体"/>
+          <w:b w:val="0"/>
           <w:i/>
           <w:color w:val="444444"/>
           <w:sz w:val="21"/>
         </w:rPr>
-        <w:t>C6 碰撞最小 lag 数论孪生入文</w:t>
-      </w:r>
-      <w:r>
-        <w:rPr>
-          <w:rFonts w:ascii="Times New Roman" w:hAnsi="Times New Roman" w:eastAsia="宋体"/>
-          <w:b w:val="0"/>
-          <w:i/>
-          <w:color w:val="444444"/>
-          <w:sz w:val="21"/>
-        </w:rPr>
-        <w:t>（</w:t>
-      </w:r>
-      <w:r>
-        <w:rPr>
-          <w:rFonts w:ascii="Consolas" w:hAnsi="Consolas" w:eastAsia="等线"/>
-          <w:b w:val="0"/>
-          <w:i w:val="0"/>
-          <w:color w:val="444444"/>
-          <w:sz w:val="19"/>
-        </w:rPr>
-        <w:t>probe_collision_qtw.v</w:t>
-      </w:r>
-      <w:r>
-        <w:rPr>
-          <w:rFonts w:ascii="Times New Roman" w:hAnsi="Times New Roman" w:eastAsia="宋体"/>
-          <w:b w:val="0"/>
-          <w:i/>
-          <w:color w:val="444444"/>
-          <w:sz w:val="21"/>
-        </w:rPr>
-        <w:t xml:space="preserve">，§5.2 新增孪生条目）——§5.6.4 碰撞完备刻画（有理时最小碰撞距离 = 分母）在整数波长通道对 (n,m)（0&lt;n&lt;m）上的 Z 层全数论孪生（零 Reals 零经典）：碰撞判据 d·(1/n − 1/m) ∈ ℤ ⟺ n·m | d·(m−n)；共素情形 </w:t>
-      </w:r>
-      <w:r>
-        <w:rPr>
-          <w:rFonts w:ascii="Consolas" w:hAnsi="Consolas" w:eastAsia="等线"/>
-          <w:b w:val="0"/>
-          <w:i w:val="0"/>
-          <w:color w:val="444444"/>
-          <w:sz w:val="19"/>
-        </w:rPr>
-        <w:t>cop_char</w:t>
-      </w:r>
-      <w:r>
-        <w:rPr>
-          <w:rFonts w:ascii="Times New Roman" w:hAnsi="Times New Roman" w:eastAsia="宋体"/>
-          <w:b w:val="0"/>
-          <w:i/>
-          <w:color w:val="444444"/>
-          <w:sz w:val="21"/>
-        </w:rPr>
-        <w:t xml:space="preserve">（iff）+ </w:t>
-      </w:r>
-      <w:r>
-        <w:rPr>
-          <w:rFonts w:ascii="Consolas" w:hAnsi="Consolas" w:eastAsia="等线"/>
-          <w:b w:val="0"/>
-          <w:i w:val="0"/>
-          <w:color w:val="444444"/>
-          <w:sz w:val="19"/>
-        </w:rPr>
-        <w:t>cop_sig</w:t>
-      </w:r>
-      <w:r>
-        <w:rPr>
-          <w:rFonts w:ascii="Times New Roman" w:hAnsi="Times New Roman" w:eastAsia="宋体"/>
-          <w:b w:val="0"/>
-          <w:i/>
-          <w:color w:val="444444"/>
-          <w:sz w:val="21"/>
-        </w:rPr>
-        <w:t xml:space="preserve">（最小性 sigT：gcd(prod,dif)=1 时 d_min = n·m，[3,13]/[7,15]/[13,53]/[53,213] 类阶梯对直接适用）；广义装配 </w:t>
-      </w:r>
-      <w:r>
-        <w:rPr>
-          <w:rFonts w:ascii="Consolas" w:hAnsi="Consolas" w:eastAsia="等线"/>
-          <w:b w:val="0"/>
-          <w:i w:val="0"/>
-          <w:color w:val="444444"/>
-          <w:sz w:val="19"/>
-        </w:rPr>
-        <w:t>g_char</w:t>
-      </w:r>
-      <w:r>
-        <w:rPr>
-          <w:rFonts w:ascii="Times New Roman" w:hAnsi="Times New Roman" w:eastAsia="宋体"/>
-          <w:b w:val="0"/>
-          <w:i/>
-          <w:color w:val="444444"/>
-          <w:sz w:val="21"/>
-        </w:rPr>
-        <w:t>（(n·m | d·(m−n)) ⟺ (cx | d)，cx = (n·m)/gcd(n·m, m−n)）+ ★</w:t>
-      </w:r>
-      <w:r>
-        <w:rPr>
-          <w:rFonts w:ascii="Consolas" w:hAnsi="Consolas" w:eastAsia="等线"/>
-          <w:b w:val="0"/>
-          <w:i w:val="0"/>
-          <w:color w:val="444444"/>
-          <w:sz w:val="19"/>
-        </w:rPr>
-        <w:t>g_sig</w:t>
-      </w:r>
-      <w:r>
-        <w:rPr>
-          <w:rFonts w:ascii="Times New Roman" w:hAnsi="Times New Roman" w:eastAsia="宋体"/>
-          <w:b w:val="0"/>
-          <w:i/>
-          <w:color w:val="444444"/>
-          <w:sz w:val="21"/>
-        </w:rPr>
-        <w:t>（任意 0&lt;n&lt;m：最小正 lag = (n·m)/gcd(n·m, m−n) 的 sigT——分母约分形态闭式，z_euclid/Z.gcd_div_gcd 装配）；12 段 Print Assumptions 全 Closed 零公理、提取物 collision_qtw.ml/.mli 经 DkMLNative ocamlc 编译、独立 + 合并模拟（mathcomp 全家）双环境 EXIT=0。</w:t>
-      </w:r>
-      <w:r>
-        <w:rPr>
-          <w:rFonts w:ascii="Times New Roman" w:hAnsi="Times New Roman" w:eastAsia="宋体"/>
-          <w:b/>
-          <w:i/>
-          <w:color w:val="444444"/>
-          <w:sz w:val="21"/>
-        </w:rPr>
-        <w:t>T-EXP 引用登记（C7 expq 机，`probe_expq_machine.v`，§5.2 新增条目）</w:t>
-      </w:r>
-      <w:r>
-        <w:rPr>
-          <w:rFonts w:ascii="Times New Roman" w:hAnsi="Times New Roman" w:eastAsia="宋体"/>
-          <w:b w:val="0"/>
-          <w:i/>
-          <w:color w:val="444444"/>
-          <w:sz w:val="21"/>
-        </w:rPr>
-        <w:t>——软 max TVD 界 e^{2·dc·dd} − 1（§5.3 相干熵桥接/§5.6.5 核漂移）的 exp 证书常数向</w:t>
-      </w:r>
-      <w:r>
-        <w:rPr>
-          <w:rFonts w:ascii="Times New Roman" w:hAnsi="Times New Roman" w:eastAsia="宋体"/>
-          <w:b/>
-          <w:i/>
-          <w:color w:val="444444"/>
-          <w:sz w:val="21"/>
-        </w:rPr>
-        <w:t>全有理显式窗口常数</w:t>
-      </w:r>
-      <w:r>
-        <w:rPr>
-          <w:rFonts w:ascii="Times New Roman" w:hAnsi="Times New Roman" w:eastAsia="宋体"/>
-          <w:b w:val="0"/>
-          <w:i/>
-          <w:color w:val="444444"/>
-          <w:sz w:val="21"/>
-        </w:rPr>
-        <w:t>替换的 Q 层支撑件：</w:t>
-      </w:r>
-      <w:r>
-        <w:rPr>
-          <w:rFonts w:ascii="Consolas" w:hAnsi="Consolas" w:eastAsia="等线"/>
-          <w:b w:val="0"/>
-          <w:i w:val="0"/>
-          <w:color w:val="444444"/>
-          <w:sz w:val="19"/>
-        </w:rPr>
-        <w:t>window_bound</w:t>
-      </w:r>
-      <w:r>
-        <w:rPr>
-          <w:rFonts w:ascii="Times New Roman" w:hAnsi="Times New Roman" w:eastAsia="宋体"/>
-          <w:b w:val="0"/>
-          <w:i/>
-          <w:color w:val="444444"/>
-          <w:sz w:val="21"/>
-        </w:rPr>
-        <w:t xml:space="preserve">（Set 层：0≤x≤1 ⟹ 尾窗口 expTail (N+1) L x ≤ (2#1)·expT (N+1) x）+ </w:t>
-      </w:r>
-      <w:r>
-        <w:rPr>
-          <w:rFonts w:ascii="Consolas" w:hAnsi="Consolas" w:eastAsia="等线"/>
-          <w:b w:val="0"/>
-          <w:i w:val="0"/>
-          <w:color w:val="444444"/>
-          <w:sz w:val="19"/>
-        </w:rPr>
-        <w:t>expq_uniform3</w:t>
-      </w:r>
-      <w:r>
-        <w:rPr>
-          <w:rFonts w:ascii="Times New Roman" w:hAnsi="Times New Roman" w:eastAsia="宋体"/>
-          <w:b w:val="0"/>
-          <w:i/>
-          <w:color w:val="444444"/>
-          <w:sz w:val="21"/>
-        </w:rPr>
-        <w:t xml:space="preserve">（Set 层：0≤x≤1 ⟹ expP N x ≤ 3#1）+ </w:t>
-      </w:r>
-      <w:r>
-        <w:rPr>
-          <w:rFonts w:ascii="Consolas" w:hAnsi="Consolas" w:eastAsia="等线"/>
-          <w:b w:val="0"/>
-          <w:i w:val="0"/>
-          <w:color w:val="444444"/>
-          <w:sz w:val="19"/>
-        </w:rPr>
-        <w:t>expP_monoT</w:t>
-      </w:r>
-      <w:r>
-        <w:rPr>
-          <w:rFonts w:ascii="Times New Roman" w:hAnsi="Times New Roman" w:eastAsia="宋体"/>
-          <w:b w:val="0"/>
-          <w:i/>
-          <w:color w:val="444444"/>
-          <w:sz w:val="21"/>
-        </w:rPr>
-        <w:t>/</w:t>
-      </w:r>
-      <w:r>
-        <w:rPr>
-          <w:rFonts w:ascii="Consolas" w:hAnsi="Consolas" w:eastAsia="等线"/>
-          <w:b w:val="0"/>
-          <w:i w:val="0"/>
-          <w:color w:val="444444"/>
-          <w:sz w:val="19"/>
-        </w:rPr>
-        <w:t>sumh_bound</w:t>
-      </w:r>
-      <w:r>
-        <w:rPr>
-          <w:rFonts w:ascii="Times New Roman" w:hAnsi="Times New Roman" w:eastAsia="宋体"/>
-          <w:b w:val="0"/>
-          <w:i/>
-          <w:color w:val="444444"/>
-          <w:sz w:val="21"/>
-        </w:rPr>
-        <w:t>/</w:t>
-      </w:r>
-      <w:r>
-        <w:rPr>
-          <w:rFonts w:ascii="Consolas" w:hAnsi="Consolas" w:eastAsia="等线"/>
-          <w:b w:val="0"/>
-          <w:i w:val="0"/>
-          <w:color w:val="444444"/>
-          <w:sz w:val="19"/>
-        </w:rPr>
-        <w:t>expq_cert_12</w:t>
-      </w:r>
-      <w:r>
-        <w:rPr>
-          <w:rFonts w:ascii="Times New Roman" w:hAnsi="Times New Roman" w:eastAsia="宋体"/>
-          <w:b w:val="0"/>
-          <w:i/>
-          <w:color w:val="444444"/>
-          <w:sz w:val="21"/>
-        </w:rPr>
-        <w:t>（vm_compute 实例）；15 段审计全 Closed 零公理、提取物 expq_machine.ml/.mli 经 DkMLNative ocamlc 编译、双环境 EXIT=0（T-EXP 有理化方向的 Q 层地基；e^{2d}−1 ≤ 2d+(2d)²/2+(2d)³/2（2d≤1）型的组合装配随 CR/语义层接口件推进，同 C2 对 √281 的接口化口径，不在本件声称）。</w:t>
-      </w:r>
-      <w:r>
-        <w:rPr>
-          <w:rFonts w:ascii="Times New Roman" w:hAnsi="Times New Roman" w:eastAsia="宋体"/>
-          <w:b/>
-          <w:i/>
-          <w:color w:val="444444"/>
-          <w:sz w:val="21"/>
-        </w:rPr>
-        <w:t>口径</w:t>
-      </w:r>
-      <w:r>
-        <w:rPr>
-          <w:rFonts w:ascii="Times New Roman" w:hAnsi="Times New Roman" w:eastAsia="宋体"/>
-          <w:b w:val="0"/>
-          <w:i/>
-          <w:color w:val="444444"/>
-          <w:sz w:val="21"/>
-        </w:rPr>
-        <w:t>：均未并入合并版（C 系列批次内），census 61 维持（C3 收官后统一校准）；经验卡 E269/E270 双登记；E114 词表复查通过。数据基线不变。</w:t>
+        <w:t>（102174 行 / 84 模块分区；分区 78 qset_twin_base / 79 gershgorin(C1) / 80 pareto(C2) / 81 expq(C7) / 82 collision(C6) / 83 rc_envelope / 84 g12；撞名适配：collision zprod/zdif→zc_、g12 rot_atom→g12_rot_atom，均独立+合并模拟双绿）。云端 CI 全局绿（SHA-256 5a9f9721… 三方一致 src/云库/30模块）；版本行 census 42→49 探针分区、C 系列批次句由「未并入」改「已并入」；§5.2/§5.6.4 条目状态句同步；附录 A 状态列 7 行 ❌→✅（分区 78–84）。数据基线：合并版行/分区口径 98187/77→102174/84（历史修订摘要中旧口径不回改）。</w:t>
       </w:r>
     </w:p>
     <w:p>
@@ -569,7 +269,7 @@
           <w:color w:val="444444"/>
           <w:sz w:val="21"/>
         </w:rPr>
-        <w:t>修订摘要（v2.28→v2.29，2026-09-02，C2 pareto 孪生入文）：</w:t>
+        <w:t>修订摘要（v2.29→v2.30，2026-09-02，C6/C7 孪生批次入文 + T-EXP 引用登记）：</w:t>
       </w:r>
       <w:r>
         <w:rPr>
@@ -579,7 +279,7 @@
           <w:color w:val="444444"/>
           <w:sz w:val="21"/>
         </w:rPr>
-        <w:t>C2 Pareto 负定律引擎孪生入文</w:t>
+        <w:t>C6 碰撞最小 lag 数论孪生入文</w:t>
       </w:r>
       <w:r>
         <w:rPr>
@@ -599,7 +299,7 @@
           <w:color w:val="444444"/>
           <w:sz w:val="19"/>
         </w:rPr>
-        <w:t>probe_pareto_qtw.v</w:t>
+        <w:t>probe_collision_qtw.v</w:t>
       </w:r>
       <w:r>
         <w:rPr>
@@ -609,7 +309,7 @@
           <w:color w:val="444444"/>
           <w:sz w:val="21"/>
         </w:rPr>
-        <w:t>，§5.2 新增孪生条目）——§5.6.1/§5.6.3 的 Pareto 碰撞触发与生日-箱无碰撞界引擎（</w:t>
+        <w:t xml:space="preserve">，§5.2 新增孪生条目）——§5.6.4 碰撞完备刻画（有理时最小碰撞距离 = 分母）在整数波长通道对 (n,m)（0&lt;n&lt;m）上的 Z 层全数论孪生（零 Reals 零经典）：碰撞判据 d·(1/n − 1/m) ∈ ℤ ⟺ n·m | d·(m−n)；共素情形 </w:t>
       </w:r>
       <w:r>
         <w:rPr>
@@ -619,7 +319,7 @@
           <w:color w:val="444444"/>
           <w:sz w:val="19"/>
         </w:rPr>
-        <w:t>src/ParetoRandom.v</w:t>
+        <w:t>cop_char</w:t>
       </w:r>
       <w:r>
         <w:rPr>
@@ -629,16 +329,216 @@
           <w:color w:val="444444"/>
           <w:sz w:val="21"/>
         </w:rPr>
-        <w:t>，经典 R 轨、依赖 √281）的全 Q/nat 孪生：√281 以接口假设刻画（QeqT (s·s) 281 + 有理夹界 167/10 ≤ s ≤ 84/5，上夹界为本孪生新增，不引入 sqrt）；触发判据以平方形式 QltT (64(n′−n)²) (25·n·n′) 落地；fall9q/no_collision_q（Q 除法形态、二进制 Z 免母库 nat 一元大数栈溢出）、概率界 par_prob7/par_prob8/par_prob_mono、鸽笼 m≥10 确定性 par_fall10_zero（母库注释处的定理化）；Print Assumptions 审计全 Closed 零公理、提取物 pareto_qtw.ml 经 ocamlc 编译。</w:t>
-      </w:r>
-      <w:r>
-        <w:rPr>
-          <w:rFonts w:ascii="Times New Roman" w:hAnsi="Times New Roman" w:eastAsia="宋体"/>
-          <w:b/>
+        <w:t xml:space="preserve">（iff）+ </w:t>
+      </w:r>
+      <w:r>
+        <w:rPr>
+          <w:rFonts w:ascii="Consolas" w:hAnsi="Consolas" w:eastAsia="等线"/>
+          <w:b w:val="0"/>
+          <w:i w:val="0"/>
+          <w:color w:val="444444"/>
+          <w:sz w:val="19"/>
+        </w:rPr>
+        <w:t>cop_sig</w:t>
+      </w:r>
+      <w:r>
+        <w:rPr>
+          <w:rFonts w:ascii="Times New Roman" w:hAnsi="Times New Roman" w:eastAsia="宋体"/>
+          <w:b w:val="0"/>
           <w:i/>
           <w:color w:val="444444"/>
           <w:sz w:val="21"/>
         </w:rPr>
+        <w:t xml:space="preserve">（最小性 sigT：gcd(prod,dif)=1 时 d_min = n·m，[3,13]/[7,15]/[13,53]/[53,213] 类阶梯对直接适用）；广义装配 </w:t>
+      </w:r>
+      <w:r>
+        <w:rPr>
+          <w:rFonts w:ascii="Consolas" w:hAnsi="Consolas" w:eastAsia="等线"/>
+          <w:b w:val="0"/>
+          <w:i w:val="0"/>
+          <w:color w:val="444444"/>
+          <w:sz w:val="19"/>
+        </w:rPr>
+        <w:t>g_char</w:t>
+      </w:r>
+      <w:r>
+        <w:rPr>
+          <w:rFonts w:ascii="Times New Roman" w:hAnsi="Times New Roman" w:eastAsia="宋体"/>
+          <w:b w:val="0"/>
+          <w:i/>
+          <w:color w:val="444444"/>
+          <w:sz w:val="21"/>
+        </w:rPr>
+        <w:t>（(n·m | d·(m−n)) ⟺ (cx | d)，cx = (n·m)/gcd(n·m, m−n)）+ ★</w:t>
+      </w:r>
+      <w:r>
+        <w:rPr>
+          <w:rFonts w:ascii="Consolas" w:hAnsi="Consolas" w:eastAsia="等线"/>
+          <w:b w:val="0"/>
+          <w:i w:val="0"/>
+          <w:color w:val="444444"/>
+          <w:sz w:val="19"/>
+        </w:rPr>
+        <w:t>g_sig</w:t>
+      </w:r>
+      <w:r>
+        <w:rPr>
+          <w:rFonts w:ascii="Times New Roman" w:hAnsi="Times New Roman" w:eastAsia="宋体"/>
+          <w:b w:val="0"/>
+          <w:i/>
+          <w:color w:val="444444"/>
+          <w:sz w:val="21"/>
+        </w:rPr>
+        <w:t>（任意 0&lt;n&lt;m：最小正 lag = (n·m)/gcd(n·m, m−n) 的 sigT——分母约分形态闭式，z_euclid/Z.gcd_div_gcd 装配）；12 段 Print Assumptions 全 Closed 零公理、提取物 collision_qtw.ml/.mli 经 DkMLNative ocamlc 编译、独立 + 合并模拟（mathcomp 全家）双环境 EXIT=0。</w:t>
+      </w:r>
+      <w:r>
+        <w:rPr>
+          <w:rFonts w:ascii="Times New Roman" w:hAnsi="Times New Roman" w:eastAsia="宋体"/>
+          <w:b/>
+          <w:i/>
+          <w:color w:val="444444"/>
+          <w:sz w:val="21"/>
+        </w:rPr>
+        <w:t>T-EXP 引用登记（C7 expq 机，`probe_expq_machine.v`，§5.2 新增条目）</w:t>
+      </w:r>
+      <w:r>
+        <w:rPr>
+          <w:rFonts w:ascii="Times New Roman" w:hAnsi="Times New Roman" w:eastAsia="宋体"/>
+          <w:b w:val="0"/>
+          <w:i/>
+          <w:color w:val="444444"/>
+          <w:sz w:val="21"/>
+        </w:rPr>
+        <w:t>——软 max TVD 界 e^{2·dc·dd} − 1（§5.3 相干熵桥接/§5.6.5 核漂移）的 exp 证书常数向</w:t>
+      </w:r>
+      <w:r>
+        <w:rPr>
+          <w:rFonts w:ascii="Times New Roman" w:hAnsi="Times New Roman" w:eastAsia="宋体"/>
+          <w:b/>
+          <w:i/>
+          <w:color w:val="444444"/>
+          <w:sz w:val="21"/>
+        </w:rPr>
+        <w:t>全有理显式窗口常数</w:t>
+      </w:r>
+      <w:r>
+        <w:rPr>
+          <w:rFonts w:ascii="Times New Roman" w:hAnsi="Times New Roman" w:eastAsia="宋体"/>
+          <w:b w:val="0"/>
+          <w:i/>
+          <w:color w:val="444444"/>
+          <w:sz w:val="21"/>
+        </w:rPr>
+        <w:t>替换的 Q 层支撑件：</w:t>
+      </w:r>
+      <w:r>
+        <w:rPr>
+          <w:rFonts w:ascii="Consolas" w:hAnsi="Consolas" w:eastAsia="等线"/>
+          <w:b w:val="0"/>
+          <w:i w:val="0"/>
+          <w:color w:val="444444"/>
+          <w:sz w:val="19"/>
+        </w:rPr>
+        <w:t>window_bound</w:t>
+      </w:r>
+      <w:r>
+        <w:rPr>
+          <w:rFonts w:ascii="Times New Roman" w:hAnsi="Times New Roman" w:eastAsia="宋体"/>
+          <w:b w:val="0"/>
+          <w:i/>
+          <w:color w:val="444444"/>
+          <w:sz w:val="21"/>
+        </w:rPr>
+        <w:t xml:space="preserve">（Set 层：0≤x≤1 ⟹ 尾窗口 expTail (N+1) L x ≤ (2#1)·expT (N+1) x）+ </w:t>
+      </w:r>
+      <w:r>
+        <w:rPr>
+          <w:rFonts w:ascii="Consolas" w:hAnsi="Consolas" w:eastAsia="等线"/>
+          <w:b w:val="0"/>
+          <w:i w:val="0"/>
+          <w:color w:val="444444"/>
+          <w:sz w:val="19"/>
+        </w:rPr>
+        <w:t>expq_uniform3</w:t>
+      </w:r>
+      <w:r>
+        <w:rPr>
+          <w:rFonts w:ascii="Times New Roman" w:hAnsi="Times New Roman" w:eastAsia="宋体"/>
+          <w:b w:val="0"/>
+          <w:i/>
+          <w:color w:val="444444"/>
+          <w:sz w:val="21"/>
+        </w:rPr>
+        <w:t xml:space="preserve">（Set 层：0≤x≤1 ⟹ expP N x ≤ 3#1）+ </w:t>
+      </w:r>
+      <w:r>
+        <w:rPr>
+          <w:rFonts w:ascii="Consolas" w:hAnsi="Consolas" w:eastAsia="等线"/>
+          <w:b w:val="0"/>
+          <w:i w:val="0"/>
+          <w:color w:val="444444"/>
+          <w:sz w:val="19"/>
+        </w:rPr>
+        <w:t>expP_monoT</w:t>
+      </w:r>
+      <w:r>
+        <w:rPr>
+          <w:rFonts w:ascii="Times New Roman" w:hAnsi="Times New Roman" w:eastAsia="宋体"/>
+          <w:b w:val="0"/>
+          <w:i/>
+          <w:color w:val="444444"/>
+          <w:sz w:val="21"/>
+        </w:rPr>
+        <w:t>/</w:t>
+      </w:r>
+      <w:r>
+        <w:rPr>
+          <w:rFonts w:ascii="Consolas" w:hAnsi="Consolas" w:eastAsia="等线"/>
+          <w:b w:val="0"/>
+          <w:i w:val="0"/>
+          <w:color w:val="444444"/>
+          <w:sz w:val="19"/>
+        </w:rPr>
+        <w:t>sumh_bound</w:t>
+      </w:r>
+      <w:r>
+        <w:rPr>
+          <w:rFonts w:ascii="Times New Roman" w:hAnsi="Times New Roman" w:eastAsia="宋体"/>
+          <w:b w:val="0"/>
+          <w:i/>
+          <w:color w:val="444444"/>
+          <w:sz w:val="21"/>
+        </w:rPr>
+        <w:t>/</w:t>
+      </w:r>
+      <w:r>
+        <w:rPr>
+          <w:rFonts w:ascii="Consolas" w:hAnsi="Consolas" w:eastAsia="等线"/>
+          <w:b w:val="0"/>
+          <w:i w:val="0"/>
+          <w:color w:val="444444"/>
+          <w:sz w:val="19"/>
+        </w:rPr>
+        <w:t>expq_cert_12</w:t>
+      </w:r>
+      <w:r>
+        <w:rPr>
+          <w:rFonts w:ascii="Times New Roman" w:hAnsi="Times New Roman" w:eastAsia="宋体"/>
+          <w:b w:val="0"/>
+          <w:i/>
+          <w:color w:val="444444"/>
+          <w:sz w:val="21"/>
+        </w:rPr>
+        <w:t>（vm_compute 实例）；15 段审计全 Closed 零公理、提取物 expq_machine.ml/.mli 经 DkMLNative ocamlc 编译、双环境 EXIT=0（T-EXP 有理化方向的 Q 层地基；e^{2d}−1 ≤ 2d+(2d)²/2+(2d)³/2（2d≤1）型的组合装配随 CR/语义层接口件推进，同 C2 对 √281 的接口化口径，不在本件声称）。</w:t>
+      </w:r>
+      <w:r>
+        <w:rPr>
+          <w:rFonts w:ascii="Times New Roman" w:hAnsi="Times New Roman" w:eastAsia="宋体"/>
+          <w:b/>
+          <w:i/>
+          <w:color w:val="444444"/>
+          <w:sz w:val="21"/>
+        </w:rPr>
         <w:t>口径</w:t>
       </w:r>
       <w:r>
@@ -649,7 +549,7 @@
           <w:color w:val="444444"/>
           <w:sz w:val="21"/>
         </w:rPr>
-        <w:t>：未并入合并版（C 系列批次内），census 61 维持（C3 收官后统一校准；基座与孪生审计段数随校准轮刷新）。数据基线不变。</w:t>
+        <w:t>：均未并入合并版（C 系列批次内），census 61 维持（C3 收官后统一校准）；经验卡 E269/E270 双登记；E114 词表复查通过。数据基线不变。</w:t>
       </w:r>
     </w:p>
     <w:p>
@@ -664,7 +564,7 @@
           <w:color w:val="444444"/>
           <w:sz w:val="21"/>
         </w:rPr>
-        <w:t>修订摘要（v2.27→v2.28，2026-09-02，评审二轮口径清扫与条目补齐）：①</w:t>
+        <w:t>修订摘要（v2.28→v2.29，2026-09-02，C2 pareto 孪生入文）：</w:t>
       </w:r>
       <w:r>
         <w:rPr>
@@ -674,7 +574,7 @@
           <w:color w:val="444444"/>
           <w:sz w:val="21"/>
         </w:rPr>
-        <w:t>正文旧口径清扫</w:t>
+        <w:t>C2 Pareto 负定律引擎孪生入文</w:t>
       </w:r>
       <w:r>
         <w:rPr>
@@ -684,7 +584,7 @@
           <w:color w:val="444444"/>
           <w:sz w:val="21"/>
         </w:rPr>
-        <w:t xml:space="preserve">——§3 审计范围段与 §7 勘误段的合并版引用由旧名 </w:t>
+        <w:t>（</w:t>
       </w:r>
       <w:r>
         <w:rPr>
@@ -694,7 +594,7 @@
           <w:color w:val="444444"/>
           <w:sz w:val="19"/>
         </w:rPr>
-        <w:t>ca_merged_full_25.v</w:t>
+        <w:t>probe_pareto_qtw.v</w:t>
       </w:r>
       <w:r>
         <w:rPr>
@@ -704,7 +604,7 @@
           <w:color w:val="444444"/>
           <w:sz w:val="21"/>
         </w:rPr>
-        <w:t xml:space="preserve"> + 裸行号（L63579/L63672/L63719/L81603）更新为现行 </w:t>
+        <w:t>，§5.2 新增孪生条目）——§5.6.1/§5.6.3 的 Pareto 碰撞触发与生日-箱无碰撞界引擎（</w:t>
       </w:r>
       <w:r>
         <w:rPr>
@@ -714,7 +614,7 @@
           <w:color w:val="444444"/>
           <w:sz w:val="19"/>
         </w:rPr>
-        <w:t>ca_merged_full_25_m2.v</w:t>
+        <w:t>src/ParetoRandom.v</w:t>
       </w:r>
       <w:r>
         <w:rPr>
@@ -724,7 +624,7 @@
           <w:color w:val="444444"/>
           <w:sz w:val="21"/>
         </w:rPr>
-        <w:t>（98187 行，2026-09-01 批次）并相对化（行号随合并版再生漂移，以 audit_index JSON 与 CI 日志为准）；§9.2 工具链反馈"87K 行/55 分区"刷新为 98K 行/77 分区；②</w:t>
+        <w:t>，经典 R 轨、依赖 √281）的全 Q/nat 孪生：√281 以接口假设刻画（QeqT (s·s) 281 + 有理夹界 167/10 ≤ s ≤ 84/5，上夹界为本孪生新增，不引入 sqrt）；触发判据以平方形式 QltT (64(n′−n)²) (25·n·n′) 落地；fall9q/no_collision_q（Q 除法形态、二进制 Z 免母库 nat 一元大数栈溢出）、概率界 par_prob7/par_prob8/par_prob_mono、鸽笼 m≥10 确定性 par_fall10_zero（母库注释处的定理化）；Print Assumptions 审计全 Closed 零公理、提取物 pareto_qtw.ml 经 ocamlc 编译。</w:t>
       </w:r>
       <w:r>
         <w:rPr>
@@ -734,7 +634,7 @@
           <w:color w:val="444444"/>
           <w:sz w:val="21"/>
         </w:rPr>
-        <w:t>§5.6 探针并入口径刷新</w:t>
+        <w:t>口径</w:t>
       </w:r>
       <w:r>
         <w:rPr>
@@ -744,247 +644,7 @@
           <w:color w:val="444444"/>
           <w:sz w:val="21"/>
         </w:rPr>
-        <w:t xml:space="preserve">——首批 8 个 pro 化探针（2026-08-23，E091 模式）→ 合并版 m2 现含 </w:t>
-      </w:r>
-      <w:r>
-        <w:rPr>
-          <w:rFonts w:ascii="Times New Roman" w:hAnsi="Times New Roman" w:eastAsia="宋体"/>
-          <w:b/>
-          <w:i/>
-          <w:color w:val="444444"/>
-          <w:sz w:val="21"/>
-        </w:rPr>
-        <w:t>42 个探针分区</w:t>
-      </w:r>
-      <w:r>
-        <w:rPr>
-          <w:rFonts w:ascii="Times New Roman" w:hAnsi="Times New Roman" w:eastAsia="宋体"/>
-          <w:b w:val="0"/>
-          <w:i/>
-          <w:color w:val="444444"/>
-          <w:sz w:val="21"/>
-        </w:rPr>
-        <w:t>，未并入新件（C 系列/G-12 等 2026-09-02 批次）按 z/ 独立编译验证；③</w:t>
-      </w:r>
-      <w:r>
-        <w:rPr>
-          <w:rFonts w:ascii="Times New Roman" w:hAnsi="Times New Roman" w:eastAsia="宋体"/>
-          <w:b/>
-          <w:i/>
-          <w:color w:val="444444"/>
-          <w:sz w:val="21"/>
-        </w:rPr>
-        <w:t>条目补齐（正文实体缺位）</w:t>
-      </w:r>
-      <w:r>
-        <w:rPr>
-          <w:rFonts w:ascii="Times New Roman" w:hAnsi="Times New Roman" w:eastAsia="宋体"/>
-          <w:b w:val="0"/>
-          <w:i/>
-          <w:color w:val="444444"/>
-          <w:sz w:val="21"/>
-        </w:rPr>
-        <w:t xml:space="preserve">——§5.6.6 新增 </w:t>
-      </w:r>
-      <w:r>
-        <w:rPr>
-          <w:rFonts w:ascii="Times New Roman" w:hAnsi="Times New Roman" w:eastAsia="宋体"/>
-          <w:b/>
-          <w:i/>
-          <w:color w:val="444444"/>
-          <w:sz w:val="21"/>
-        </w:rPr>
-        <w:t>G-10</w:t>
-      </w:r>
-      <w:r>
-        <w:rPr>
-          <w:rFonts w:ascii="Times New Roman" w:hAnsi="Times New Roman" w:eastAsia="宋体"/>
-          <w:b w:val="0"/>
-          <w:i/>
-          <w:color w:val="444444"/>
-          <w:sz w:val="21"/>
-        </w:rPr>
-        <w:t>（</w:t>
-      </w:r>
-      <w:r>
-        <w:rPr>
-          <w:rFonts w:ascii="Consolas" w:hAnsi="Consolas" w:eastAsia="等线"/>
-          <w:b w:val="0"/>
-          <w:i w:val="0"/>
-          <w:color w:val="444444"/>
-          <w:sz w:val="19"/>
-        </w:rPr>
-        <w:t>probe_itv_noisyor_cr.v</w:t>
-      </w:r>
-      <w:r>
-        <w:rPr>
-          <w:rFonts w:ascii="Times New Roman" w:hAnsi="Times New Roman" w:eastAsia="宋体"/>
-          <w:b w:val="0"/>
-          <w:i/>
-          <w:color w:val="444444"/>
-          <w:sz w:val="21"/>
-        </w:rPr>
-        <w:t xml:space="preserve">，区间 [0,1] 闭包与 noisy-OR 组合证书，分区 71）与 </w:t>
-      </w:r>
-      <w:r>
-        <w:rPr>
-          <w:rFonts w:ascii="Times New Roman" w:hAnsi="Times New Roman" w:eastAsia="宋体"/>
-          <w:b/>
-          <w:i/>
-          <w:color w:val="444444"/>
-          <w:sz w:val="21"/>
-        </w:rPr>
-        <w:t>CS-22</w:t>
-      </w:r>
-      <w:r>
-        <w:rPr>
-          <w:rFonts w:ascii="Times New Roman" w:hAnsi="Times New Roman" w:eastAsia="宋体"/>
-          <w:b w:val="0"/>
-          <w:i/>
-          <w:color w:val="444444"/>
-          <w:sz w:val="21"/>
-        </w:rPr>
-        <w:t>（</w:t>
-      </w:r>
-      <w:r>
-        <w:rPr>
-          <w:rFonts w:ascii="Consolas" w:hAnsi="Consolas" w:eastAsia="等线"/>
-          <w:b w:val="0"/>
-          <w:i w:val="0"/>
-          <w:color w:val="444444"/>
-          <w:sz w:val="19"/>
-        </w:rPr>
-        <w:t>probe_z_frame_check.v</w:t>
-      </w:r>
-      <w:r>
-        <w:rPr>
-          <w:rFonts w:ascii="Times New Roman" w:hAnsi="Times New Roman" w:eastAsia="宋体"/>
-          <w:b w:val="0"/>
-          <w:i/>
-          <w:color w:val="444444"/>
-          <w:sz w:val="21"/>
-        </w:rPr>
-        <w:t xml:space="preserve">，Z 版检查器 iff，分区 70）条目；§5.6.4 新增 </w:t>
-      </w:r>
-      <w:r>
-        <w:rPr>
-          <w:rFonts w:ascii="Times New Roman" w:hAnsi="Times New Roman" w:eastAsia="宋体"/>
-          <w:b/>
-          <w:i/>
-          <w:color w:val="444444"/>
-          <w:sz w:val="21"/>
-        </w:rPr>
-        <w:t>G-12</w:t>
-      </w:r>
-      <w:r>
-        <w:rPr>
-          <w:rFonts w:ascii="Times New Roman" w:hAnsi="Times New Roman" w:eastAsia="宋体"/>
-          <w:b w:val="0"/>
-          <w:i/>
-          <w:color w:val="444444"/>
-          <w:sz w:val="21"/>
-        </w:rPr>
-        <w:t>（</w:t>
-      </w:r>
-      <w:r>
-        <w:rPr>
-          <w:rFonts w:ascii="Consolas" w:hAnsi="Consolas" w:eastAsia="等线"/>
-          <w:b w:val="0"/>
-          <w:i w:val="0"/>
-          <w:color w:val="444444"/>
-          <w:sz w:val="19"/>
-        </w:rPr>
-        <w:t>probe_g12_orthofam.v</w:t>
-      </w:r>
-      <w:r>
-        <w:rPr>
-          <w:rFonts w:ascii="Times New Roman" w:hAnsi="Times New Roman" w:eastAsia="宋体"/>
-          <w:b w:val="0"/>
-          <w:i/>
-          <w:color w:val="444444"/>
-          <w:sz w:val="21"/>
-        </w:rPr>
-        <w:t xml:space="preserve">，μ=0 正交家族完备性 ⟹ 方向，2026-09-02 完成，待并入合并版）；§5.2 补 </w:t>
-      </w:r>
-      <w:r>
-        <w:rPr>
-          <w:rFonts w:ascii="Times New Roman" w:hAnsi="Times New Roman" w:eastAsia="宋体"/>
-          <w:b/>
-          <w:i/>
-          <w:color w:val="444444"/>
-          <w:sz w:val="21"/>
-        </w:rPr>
-        <w:t>RC-real T2 包络</w:t>
-      </w:r>
-      <w:r>
-        <w:rPr>
-          <w:rFonts w:ascii="Times New Roman" w:hAnsi="Times New Roman" w:eastAsia="宋体"/>
-          <w:b w:val="0"/>
-          <w:i/>
-          <w:color w:val="444444"/>
-          <w:sz w:val="21"/>
-        </w:rPr>
-        <w:t>正文条目（</w:t>
-      </w:r>
-      <w:r>
-        <w:rPr>
-          <w:rFonts w:ascii="Consolas" w:hAnsi="Consolas" w:eastAsia="等线"/>
-          <w:b w:val="0"/>
-          <w:i w:val="0"/>
-          <w:color w:val="444444"/>
-          <w:sz w:val="19"/>
-        </w:rPr>
-        <w:t>probe_rc_envelope.v</w:t>
-      </w:r>
-      <w:r>
-        <w:rPr>
-          <w:rFonts w:ascii="Times New Roman" w:hAnsi="Times New Roman" w:eastAsia="宋体"/>
-          <w:b w:val="0"/>
-          <w:i/>
-          <w:color w:val="444444"/>
-          <w:sz w:val="21"/>
-        </w:rPr>
-        <w:t>，序见证完备性——与 G-11 bool 判定、CS-22/Z2b Z 判定构成"可判定性三种表达"）；④</w:t>
-      </w:r>
-      <w:r>
-        <w:rPr>
-          <w:rFonts w:ascii="Times New Roman" w:hAnsi="Times New Roman" w:eastAsia="宋体"/>
-          <w:b/>
-          <w:i/>
-          <w:color w:val="444444"/>
-          <w:sz w:val="21"/>
-        </w:rPr>
-        <w:t>勘误注</w:t>
-      </w:r>
-      <w:r>
-        <w:rPr>
-          <w:rFonts w:ascii="Times New Roman" w:hAnsi="Times New Roman" w:eastAsia="宋体"/>
-          <w:b w:val="0"/>
-          <w:i/>
-          <w:color w:val="444444"/>
-          <w:sz w:val="21"/>
-        </w:rPr>
-        <w:t xml:space="preserve">：v2.25 修订摘要所载 </w:t>
-      </w:r>
-      <w:r>
-        <w:rPr>
-          <w:rFonts w:ascii="Consolas" w:hAnsi="Consolas" w:eastAsia="等线"/>
-          <w:b w:val="0"/>
-          <w:i w:val="0"/>
-          <w:color w:val="444444"/>
-          <w:sz w:val="19"/>
-        </w:rPr>
-        <w:t>probe_z3b_validregion.v</w:t>
-      </w:r>
-      <w:r>
-        <w:rPr>
-          <w:rFonts w:ascii="Times New Roman" w:hAnsi="Times New Roman" w:eastAsia="宋体"/>
-          <w:b w:val="0"/>
-          <w:i/>
-          <w:color w:val="444444"/>
-          <w:sz w:val="21"/>
-        </w:rPr>
-        <w:t>"2314 行"系 Pass-1 骨架（probe_f84.v）行数，终态文件实测 2343 行（正文无该数字残留，仅历史注记，不再回改）。定理侧无增删，数据基线不变。</w:t>
+        <w:t>：未并入合并版（C 系列批次内），census 61 维持（C3 收官后统一校准；基座与孪生审计段数随校准轮刷新）。数据基线不变。</w:t>
       </w:r>
     </w:p>
     <w:p>
@@ -999,7 +659,7 @@
           <w:color w:val="444444"/>
           <w:sz w:val="21"/>
         </w:rPr>
-        <w:t>修订摘要（v2.26→v2.27，2026-09-02，C 系列构造性孪生批次入文）：</w:t>
+        <w:t>修订摘要（v2.27→v2.28，2026-09-02，评审二轮口径清扫与条目补齐）：①</w:t>
       </w:r>
       <w:r>
         <w:rPr>
@@ -1009,7 +669,7 @@
           <w:color w:val="444444"/>
           <w:sz w:val="21"/>
         </w:rPr>
-        <w:t>C1 Gershgorin 框架能量界构造性孪生</w:t>
+        <w:t>正文旧口径清扫</w:t>
       </w:r>
       <w:r>
         <w:rPr>
@@ -1019,6 +679,126 @@
           <w:color w:val="444444"/>
           <w:sz w:val="21"/>
         </w:rPr>
+        <w:t xml:space="preserve">——§3 审计范围段与 §7 勘误段的合并版引用由旧名 </w:t>
+      </w:r>
+      <w:r>
+        <w:rPr>
+          <w:rFonts w:ascii="Consolas" w:hAnsi="Consolas" w:eastAsia="等线"/>
+          <w:b w:val="0"/>
+          <w:i w:val="0"/>
+          <w:color w:val="444444"/>
+          <w:sz w:val="19"/>
+        </w:rPr>
+        <w:t>ca_merged_full_25.v</w:t>
+      </w:r>
+      <w:r>
+        <w:rPr>
+          <w:rFonts w:ascii="Times New Roman" w:hAnsi="Times New Roman" w:eastAsia="宋体"/>
+          <w:b w:val="0"/>
+          <w:i/>
+          <w:color w:val="444444"/>
+          <w:sz w:val="21"/>
+        </w:rPr>
+        <w:t xml:space="preserve"> + 裸行号（L63579/L63672/L63719/L81603）更新为现行 </w:t>
+      </w:r>
+      <w:r>
+        <w:rPr>
+          <w:rFonts w:ascii="Consolas" w:hAnsi="Consolas" w:eastAsia="等线"/>
+          <w:b w:val="0"/>
+          <w:i w:val="0"/>
+          <w:color w:val="444444"/>
+          <w:sz w:val="19"/>
+        </w:rPr>
+        <w:t>ca_merged_full_25_m2.v</w:t>
+      </w:r>
+      <w:r>
+        <w:rPr>
+          <w:rFonts w:ascii="Times New Roman" w:hAnsi="Times New Roman" w:eastAsia="宋体"/>
+          <w:b w:val="0"/>
+          <w:i/>
+          <w:color w:val="444444"/>
+          <w:sz w:val="21"/>
+        </w:rPr>
+        <w:t>（98187 行，2026-09-01 批次）并相对化（行号随合并版再生漂移，以 audit_index JSON 与 CI 日志为准）；§9.2 工具链反馈"87K 行/55 分区"刷新为 98K 行/77 分区；②</w:t>
+      </w:r>
+      <w:r>
+        <w:rPr>
+          <w:rFonts w:ascii="Times New Roman" w:hAnsi="Times New Roman" w:eastAsia="宋体"/>
+          <w:b/>
+          <w:i/>
+          <w:color w:val="444444"/>
+          <w:sz w:val="21"/>
+        </w:rPr>
+        <w:t>§5.6 探针并入口径刷新</w:t>
+      </w:r>
+      <w:r>
+        <w:rPr>
+          <w:rFonts w:ascii="Times New Roman" w:hAnsi="Times New Roman" w:eastAsia="宋体"/>
+          <w:b w:val="0"/>
+          <w:i/>
+          <w:color w:val="444444"/>
+          <w:sz w:val="21"/>
+        </w:rPr>
+        <w:t xml:space="preserve">——首批 8 个 pro 化探针（2026-08-23，E091 模式）→ 合并版 m2 现含 </w:t>
+      </w:r>
+      <w:r>
+        <w:rPr>
+          <w:rFonts w:ascii="Times New Roman" w:hAnsi="Times New Roman" w:eastAsia="宋体"/>
+          <w:b/>
+          <w:i/>
+          <w:color w:val="444444"/>
+          <w:sz w:val="21"/>
+        </w:rPr>
+        <w:t>42 个探针分区</w:t>
+      </w:r>
+      <w:r>
+        <w:rPr>
+          <w:rFonts w:ascii="Times New Roman" w:hAnsi="Times New Roman" w:eastAsia="宋体"/>
+          <w:b w:val="0"/>
+          <w:i/>
+          <w:color w:val="444444"/>
+          <w:sz w:val="21"/>
+        </w:rPr>
+        <w:t>，未并入新件（C 系列/G-12 等 2026-09-02 批次）按 z/ 独立编译验证；③</w:t>
+      </w:r>
+      <w:r>
+        <w:rPr>
+          <w:rFonts w:ascii="Times New Roman" w:hAnsi="Times New Roman" w:eastAsia="宋体"/>
+          <w:b/>
+          <w:i/>
+          <w:color w:val="444444"/>
+          <w:sz w:val="21"/>
+        </w:rPr>
+        <w:t>条目补齐（正文实体缺位）</w:t>
+      </w:r>
+      <w:r>
+        <w:rPr>
+          <w:rFonts w:ascii="Times New Roman" w:hAnsi="Times New Roman" w:eastAsia="宋体"/>
+          <w:b w:val="0"/>
+          <w:i/>
+          <w:color w:val="444444"/>
+          <w:sz w:val="21"/>
+        </w:rPr>
+        <w:t xml:space="preserve">——§5.6.6 新增 </w:t>
+      </w:r>
+      <w:r>
+        <w:rPr>
+          <w:rFonts w:ascii="Times New Roman" w:hAnsi="Times New Roman" w:eastAsia="宋体"/>
+          <w:b/>
+          <w:i/>
+          <w:color w:val="444444"/>
+          <w:sz w:val="21"/>
+        </w:rPr>
+        <w:t>G-10</w:t>
+      </w:r>
+      <w:r>
+        <w:rPr>
+          <w:rFonts w:ascii="Times New Roman" w:hAnsi="Times New Roman" w:eastAsia="宋体"/>
+          <w:b w:val="0"/>
+          <w:i/>
+          <w:color w:val="444444"/>
+          <w:sz w:val="21"/>
+        </w:rPr>
         <w:t>（</w:t>
       </w:r>
       <w:r>
@@ -1029,7 +809,7 @@
           <w:color w:val="444444"/>
           <w:sz w:val="19"/>
         </w:rPr>
-        <w:t>probe_gershgorin_qtw.v</w:t>
+        <w:t>probe_itv_noisyor_cr.v</w:t>
       </w:r>
       <w:r>
         <w:rPr>
@@ -1039,7 +819,27 @@
           <w:color w:val="444444"/>
           <w:sz w:val="21"/>
         </w:rPr>
-        <w:t>，17 轮编译，★</w:t>
+        <w:t xml:space="preserve">，区间 [0,1] 闭包与 noisy-OR 组合证书，分区 71）与 </w:t>
+      </w:r>
+      <w:r>
+        <w:rPr>
+          <w:rFonts w:ascii="Times New Roman" w:hAnsi="Times New Roman" w:eastAsia="宋体"/>
+          <w:b/>
+          <w:i/>
+          <w:color w:val="444444"/>
+          <w:sz w:val="21"/>
+        </w:rPr>
+        <w:t>CS-22</w:t>
+      </w:r>
+      <w:r>
+        <w:rPr>
+          <w:rFonts w:ascii="Times New Roman" w:hAnsi="Times New Roman" w:eastAsia="宋体"/>
+          <w:b w:val="0"/>
+          <w:i/>
+          <w:color w:val="444444"/>
+          <w:sz w:val="21"/>
+        </w:rPr>
+        <w:t>（</w:t>
       </w:r>
       <w:r>
         <w:rPr>
@@ -1049,7 +849,7 @@
           <w:color w:val="444444"/>
           <w:sz w:val="19"/>
         </w:rPr>
-        <w:t>gershgorin_frame_mu_qtw</w:t>
+        <w:t>probe_z_frame_check.v</w:t>
       </w:r>
       <w:r>
         <w:rPr>
@@ -1059,7 +859,27 @@
           <w:color w:val="444444"/>
           <w:sz w:val="21"/>
         </w:rPr>
-        <w:t>：单位行 + 离对角行和 ≤ μ 前提下 (1−μ)·Σc_i² ≤T Σ_k(Σ_i c_i v_ik)² ≤T (1+μ)·Σc_i²，结论 And-of-QleT Set 层——主线 Gershgorin 框架证书（μ≤4/5 检查器核，§5.2）的零经典孪生，μ 任意有理数；</w:t>
+        <w:t xml:space="preserve">，Z 版检查器 iff，分区 70）条目；§5.6.4 新增 </w:t>
+      </w:r>
+      <w:r>
+        <w:rPr>
+          <w:rFonts w:ascii="Times New Roman" w:hAnsi="Times New Roman" w:eastAsia="宋体"/>
+          <w:b/>
+          <w:i/>
+          <w:color w:val="444444"/>
+          <w:sz w:val="21"/>
+        </w:rPr>
+        <w:t>G-12</w:t>
+      </w:r>
+      <w:r>
+        <w:rPr>
+          <w:rFonts w:ascii="Times New Roman" w:hAnsi="Times New Roman" w:eastAsia="宋体"/>
+          <w:b w:val="0"/>
+          <w:i/>
+          <w:color w:val="444444"/>
+          <w:sz w:val="21"/>
+        </w:rPr>
+        <w:t>（</w:t>
       </w:r>
       <w:r>
         <w:rPr>
@@ -1069,7 +889,7 @@
           <w:color w:val="444444"/>
           <w:sz w:val="19"/>
         </w:rPr>
-        <w:t>gtw_gap_witness</w:t>
+        <w:t>probe_g12_orthofam.v</w:t>
       </w:r>
       <w:r>
         <w:rPr>
@@ -1079,7 +899,7 @@
           <w:color w:val="444444"/>
           <w:sz w:val="21"/>
         </w:rPr>
-        <w:t xml:space="preserve"> sigT 正 gap 数据件（μ&lt;1 ⟹ d:=1−μ &gt; 0 且 d·S ≤T F²，能量下界升级为带正 margin 的可提取数据）；AM–GM 装配全 Q 层化；15 段 Print Assumptions 全 Closed、提取 gershgorin_qtw.ml + ocamlc 绿 + WSL 冒烟 true/true，坑卡 E258；§5.2 新增孪生条目）；</w:t>
+        <w:t xml:space="preserve">，μ=0 正交家族完备性 ⟹ 方向，2026-09-02 完成，待并入合并版）；§5.2 补 </w:t>
       </w:r>
       <w:r>
         <w:rPr>
@@ -1089,7 +909,7 @@
           <w:color w:val="444444"/>
           <w:sz w:val="21"/>
         </w:rPr>
-        <w:t>构造性孪生基座入文</w:t>
+        <w:t>RC-real T2 包络</w:t>
       </w:r>
       <w:r>
         <w:rPr>
@@ -1099,7 +919,7 @@
           <w:color w:val="444444"/>
           <w:sz w:val="21"/>
         </w:rPr>
-        <w:t>（</w:t>
+        <w:t>正文条目（</w:t>
       </w:r>
       <w:r>
         <w:rPr>
@@ -1109,7 +929,7 @@
           <w:color w:val="444444"/>
           <w:sz w:val="19"/>
         </w:rPr>
-        <w:t>qset_twin_base.v</w:t>
+        <w:t>probe_rc_envelope.v</w:t>
       </w:r>
       <w:r>
         <w:rPr>
@@ -1119,7 +939,7 @@
           <w:color w:val="444444"/>
           <w:sz w:val="21"/>
         </w:rPr>
-        <w:t>，Q 层 Set 序工具包 44×Closed：QeqT 升级件/qtw_tri 信息性三分/margin 族/qsum 含端点包/AM-GM）；</w:t>
+        <w:t>，序见证完备性——与 G-11 bool 判定、CS-22/Z2b Z 判定构成"可判定性三种表达"）；④</w:t>
       </w:r>
       <w:r>
         <w:rPr>
@@ -1129,7 +949,7 @@
           <w:color w:val="444444"/>
           <w:sz w:val="21"/>
         </w:rPr>
-        <w:t>RC-real T2 包络入文</w:t>
+        <w:t>勘误注</w:t>
       </w:r>
       <w:r>
         <w:rPr>
@@ -1139,7 +959,7 @@
           <w:color w:val="444444"/>
           <w:sz w:val="21"/>
         </w:rPr>
-        <w:t>（</w:t>
+        <w:t xml:space="preserve">：v2.25 修订摘要所载 </w:t>
       </w:r>
       <w:r>
         <w:rPr>
@@ -1149,7 +969,7 @@
           <w:color w:val="444444"/>
           <w:sz w:val="19"/>
         </w:rPr>
-        <w:t>probe_rc_envelope.v</w:t>
+        <w:t>probe_z3b_validregion.v</w:t>
       </w:r>
       <w:r>
         <w:rPr>
@@ -1159,27 +979,7 @@
           <w:color w:val="444444"/>
           <w:sz w:val="21"/>
         </w:rPr>
-        <w:t>，10×Closed：env_witness_complete 序见证完备性——real_lt x y ⟹ 可计算 n 使 hi x n &lt;T lo y n，证书型有理比较可判定的核心件）。</w:t>
-      </w:r>
-      <w:r>
-        <w:rPr>
-          <w:rFonts w:ascii="Times New Roman" w:hAnsi="Times New Roman" w:eastAsia="宋体"/>
-          <w:b/>
-          <w:i/>
-          <w:color w:val="444444"/>
-          <w:sz w:val="21"/>
-        </w:rPr>
-        <w:t>口径</w:t>
-      </w:r>
-      <w:r>
-        <w:rPr>
-          <w:rFonts w:ascii="Times New Roman" w:hAnsi="Times New Roman" w:eastAsia="宋体"/>
-          <w:b w:val="0"/>
-          <w:i/>
-          <w:color w:val="444444"/>
-          <w:sz w:val="21"/>
-        </w:rPr>
-        <w:t>——z/ 目录 113→119 .v（C 系列 6 新件）；census 61 维持（C2/C3 收官后统一校准）；合并版口径不变（C 系列未并入，98187 行/77 分区）。数据基线不变。</w:t>
+        <w:t>"2314 行"系 Pass-1 骨架（probe_f84.v）行数，终态文件实测 2343 行（正文无该数字残留，仅历史注记，不再回改）。定理侧无增删，数据基线不变。</w:t>
       </w:r>
     </w:p>
     <w:p>
@@ -1194,7 +994,7 @@
           <w:color w:val="444444"/>
           <w:sz w:val="21"/>
         </w:rPr>
-        <w:t>修订摘要（v2.25→v2.26，2026-09-02，对齐清扫——D8 保守因子 + D7 残留 + 合并版口径）：①</w:t>
+        <w:t>修订摘要（v2.26→v2.27，2026-09-02，C 系列构造性孪生批次入文）：</w:t>
       </w:r>
       <w:r>
         <w:rPr>
@@ -1204,7 +1004,7 @@
           <w:color w:val="444444"/>
           <w:sz w:val="21"/>
         </w:rPr>
-        <w:t>D8</w:t>
+        <w:t>C1 Gershgorin 框架能量界构造性孪生</w:t>
       </w:r>
       <w:r>
         <w:rPr>
@@ -1214,17 +1014,37 @@
           <w:color w:val="444444"/>
           <w:sz w:val="21"/>
         </w:rPr>
-        <w:t>——§5.2 保守因子「约 1.5×」修正为 E5'' 21 对实测（最小 1.5775/中位 2.6504/均值 6.61/最大 36.18，3–255 最劣，第四轮重锚定口径——修正后反而强化「复合证书必要」叙事）；②</w:t>
-      </w:r>
-      <w:r>
-        <w:rPr>
-          <w:rFonts w:ascii="Times New Roman" w:hAnsi="Times New Roman" w:eastAsia="宋体"/>
-          <w:b/>
+        <w:t>（</w:t>
+      </w:r>
+      <w:r>
+        <w:rPr>
+          <w:rFonts w:ascii="Consolas" w:hAnsi="Consolas" w:eastAsia="等线"/>
+          <w:b w:val="0"/>
+          <w:i w:val="0"/>
+          <w:color w:val="444444"/>
+          <w:sz w:val="19"/>
+        </w:rPr>
+        <w:t>probe_gershgorin_qtw.v</w:t>
+      </w:r>
+      <w:r>
+        <w:rPr>
+          <w:rFonts w:ascii="Times New Roman" w:hAnsi="Times New Roman" w:eastAsia="宋体"/>
+          <w:b w:val="0"/>
           <w:i/>
           <w:color w:val="444444"/>
           <w:sz w:val="21"/>
         </w:rPr>
-        <w:t>D7 残留</w:t>
+        <w:t>，17 轮编译，★</w:t>
+      </w:r>
+      <w:r>
+        <w:rPr>
+          <w:rFonts w:ascii="Consolas" w:hAnsi="Consolas" w:eastAsia="等线"/>
+          <w:b w:val="0"/>
+          <w:i w:val="0"/>
+          <w:color w:val="444444"/>
+          <w:sz w:val="19"/>
+        </w:rPr>
+        <w:t>gershgorin_frame_mu_qtw</w:t>
       </w:r>
       <w:r>
         <w:rPr>
@@ -1234,27 +1054,47 @@
           <w:color w:val="444444"/>
           <w:sz w:val="21"/>
         </w:rPr>
-        <w:t>——§5.6.6 CS-9 条目「充要」主张降格为单向充分（真 iff 由 G-11 承接，与 §5.2/正式版口径一致）+ §9「精确层充要性由 G-3 证明」→ G-11；③</w:t>
-      </w:r>
-      <w:r>
-        <w:rPr>
-          <w:rFonts w:ascii="Times New Roman" w:hAnsi="Times New Roman" w:eastAsia="宋体"/>
-          <w:b/>
+        <w:t>：单位行 + 离对角行和 ≤ μ 前提下 (1−μ)·Σc_i² ≤T Σ_k(Σ_i c_i v_ik)² ≤T (1+μ)·Σc_i²，结论 And-of-QleT Set 层——主线 Gershgorin 框架证书（μ≤4/5 检查器核，§5.2）的零经典孪生，μ 任意有理数；</w:t>
+      </w:r>
+      <w:r>
+        <w:rPr>
+          <w:rFonts w:ascii="Consolas" w:hAnsi="Consolas" w:eastAsia="等线"/>
+          <w:b w:val="0"/>
+          <w:i w:val="0"/>
+          <w:color w:val="444444"/>
+          <w:sz w:val="19"/>
+        </w:rPr>
+        <w:t>gtw_gap_witness</w:t>
+      </w:r>
+      <w:r>
+        <w:rPr>
+          <w:rFonts w:ascii="Times New Roman" w:hAnsi="Times New Roman" w:eastAsia="宋体"/>
+          <w:b w:val="0"/>
           <w:i/>
           <w:color w:val="444444"/>
           <w:sz w:val="21"/>
         </w:rPr>
-        <w:t>合并版口径刷新</w:t>
-      </w:r>
-      <w:r>
-        <w:rPr>
-          <w:rFonts w:ascii="Times New Roman" w:hAnsi="Times New Roman" w:eastAsia="宋体"/>
-          <w:b w:val="0"/>
+        <w:t xml:space="preserve"> sigT 正 gap 数据件（μ&lt;1 ⟹ d:=1−μ &gt; 0 且 d·S ≤T F²，能量下界升级为带正 margin 的可提取数据）；AM–GM 装配全 Q 层化；15 段 Print Assumptions 全 Closed、提取 gershgorin_qtw.ml + ocamlc 绿 + WSL 冒烟 true/true，坑卡 E258；§5.2 新增孪生条目）；</w:t>
+      </w:r>
+      <w:r>
+        <w:rPr>
+          <w:rFonts w:ascii="Times New Roman" w:hAnsi="Times New Roman" w:eastAsia="宋体"/>
+          <w:b/>
           <w:i/>
           <w:color w:val="444444"/>
           <w:sz w:val="21"/>
         </w:rPr>
-        <w:t>——附录「</w:t>
+        <w:t>构造性孪生基座入文</w:t>
+      </w:r>
+      <w:r>
+        <w:rPr>
+          <w:rFonts w:ascii="Times New Roman" w:hAnsi="Times New Roman" w:eastAsia="宋体"/>
+          <w:b w:val="0"/>
+          <w:i/>
+          <w:color w:val="444444"/>
+          <w:sz w:val="21"/>
+        </w:rPr>
+        <w:t>（</w:t>
       </w:r>
       <w:r>
         <w:rPr>
@@ -1264,7 +1104,7 @@
           <w:color w:val="444444"/>
           <w:sz w:val="19"/>
         </w:rPr>
-        <w:t>ca_merged_full_25.v</w:t>
+        <w:t>qset_twin_base.v</w:t>
       </w:r>
       <w:r>
         <w:rPr>
@@ -1274,7 +1114,27 @@
           <w:color w:val="444444"/>
           <w:sz w:val="21"/>
         </w:rPr>
-        <w:t xml:space="preserve"> 87588 行/67 分区」→「</w:t>
+        <w:t>，Q 层 Set 序工具包 44×Closed：QeqT 升级件/qtw_tri 信息性三分/margin 族/qsum 含端点包/AM-GM）；</w:t>
+      </w:r>
+      <w:r>
+        <w:rPr>
+          <w:rFonts w:ascii="Times New Roman" w:hAnsi="Times New Roman" w:eastAsia="宋体"/>
+          <w:b/>
+          <w:i/>
+          <w:color w:val="444444"/>
+          <w:sz w:val="21"/>
+        </w:rPr>
+        <w:t>RC-real T2 包络入文</w:t>
+      </w:r>
+      <w:r>
+        <w:rPr>
+          <w:rFonts w:ascii="Times New Roman" w:hAnsi="Times New Roman" w:eastAsia="宋体"/>
+          <w:b w:val="0"/>
+          <w:i/>
+          <w:color w:val="444444"/>
+          <w:sz w:val="21"/>
+        </w:rPr>
+        <w:t>（</w:t>
       </w:r>
       <w:r>
         <w:rPr>
@@ -1284,7 +1144,7 @@
           <w:color w:val="444444"/>
           <w:sz w:val="19"/>
         </w:rPr>
-        <w:t>ca_merged_full_25_m2.v</w:t>
+        <w:t>probe_rc_envelope.v</w:t>
       </w:r>
       <w:r>
         <w:rPr>
@@ -1294,7 +1154,7 @@
           <w:color w:val="444444"/>
           <w:sz w:val="21"/>
         </w:rPr>
-        <w:t xml:space="preserve"> 98187 行/77 分区」；④</w:t>
+        <w:t>，10×Closed：env_witness_complete 序见证完备性——real_lt x y ⟹ 可计算 n 使 hi x n &lt;T lo y n，证书型有理比较可判定的核心件）。</w:t>
       </w:r>
       <w:r>
         <w:rPr>
@@ -1304,7 +1164,7 @@
           <w:color w:val="444444"/>
           <w:sz w:val="21"/>
         </w:rPr>
-        <w:t>摘要错位标题归位</w:t>
+        <w:t>口径</w:t>
       </w:r>
       <w:r>
         <w:rPr>
@@ -1314,47 +1174,7 @@
           <w:color w:val="444444"/>
           <w:sz w:val="21"/>
         </w:rPr>
-        <w:t>——「#### 6.1 运行时检查器的威胁模型」自摘要移回 §6.1（正文内容不变）；⑤</w:t>
-      </w:r>
-      <w:r>
-        <w:rPr>
-          <w:rFonts w:ascii="Times New Roman" w:hAnsi="Times New Roman" w:eastAsia="宋体"/>
-          <w:b/>
-          <w:i/>
-          <w:color w:val="444444"/>
-          <w:sz w:val="21"/>
-        </w:rPr>
-        <w:t>T2b 一般 m 定理入文</w:t>
-      </w:r>
-      <w:r>
-        <w:rPr>
-          <w:rFonts w:ascii="Times New Roman" w:hAnsi="Times New Roman" w:eastAsia="宋体"/>
-          <w:b w:val="0"/>
-          <w:i/>
-          <w:color w:val="444444"/>
-          <w:sz w:val="21"/>
-        </w:rPr>
-        <w:t>——</w:t>
-      </w:r>
-      <w:r>
-        <w:rPr>
-          <w:rFonts w:ascii="Consolas" w:hAnsi="Consolas" w:eastAsia="等线"/>
-          <w:b w:val="0"/>
-          <w:i w:val="0"/>
-          <w:color w:val="444444"/>
-          <w:sz w:val="19"/>
-        </w:rPr>
-        <w:t>probe_t2b_genm.v</w:t>
-      </w:r>
-      <w:r>
-        <w:rPr>
-          <w:rFonts w:ascii="Times New Roman" w:hAnsi="Times New Roman" w:eastAsia="宋体"/>
-          <w:b w:val="0"/>
-          <w:i/>
-          <w:color w:val="444444"/>
-          <w:sz w:val="21"/>
-        </w:rPr>
-        <w:t>（t2b_general_m96/99：∀m≥7 ⟹ ≥96/100、∀m≥8 ⟹ ≥99/100，1 − no_collision m 一般口径，符号链零大数物化配方，E239）。数据基线不变。</w:t>
+        <w:t>——z/ 目录 113→119 .v（C 系列 6 新件）；census 61 维持（C2/C3 收官后统一校准）；合并版口径不变（C 系列未并入，98187 行/77 分区）。数据基线不变。</w:t>
       </w:r>
     </w:p>
     <w:p>
@@ -1369,7 +1189,7 @@
           <w:color w:val="444444"/>
           <w:sz w:val="21"/>
         </w:rPr>
-        <w:t>修订摘要（v2.24→v2.25，2026-09-02，#3b z3b 有效域充分性定理入文 + 合并版分区 77 批次）：</w:t>
+        <w:t>修订摘要（v2.25→v2.26，2026-09-02，对齐清扫——D8 保守因子 + D7 残留 + 合并版口径）：①</w:t>
       </w:r>
       <w:r>
         <w:rPr>
@@ -1379,7 +1199,7 @@
           <w:color w:val="444444"/>
           <w:sz w:val="21"/>
         </w:rPr>
-        <w:t>z3b_sufficiency</w:t>
+        <w:t>D8</w:t>
       </w:r>
       <w:r>
         <w:rPr>
@@ -1389,7 +1209,47 @@
           <w:color w:val="444444"/>
           <w:sz w:val="21"/>
         </w:rPr>
-        <w:t>（</w:t>
+        <w:t>——§5.2 保守因子「约 1.5×」修正为 E5'' 21 对实测（最小 1.5775/中位 2.6504/均值 6.61/最大 36.18，3–255 最劣，第四轮重锚定口径——修正后反而强化「复合证书必要」叙事）；②</w:t>
+      </w:r>
+      <w:r>
+        <w:rPr>
+          <w:rFonts w:ascii="Times New Roman" w:hAnsi="Times New Roman" w:eastAsia="宋体"/>
+          <w:b/>
+          <w:i/>
+          <w:color w:val="444444"/>
+          <w:sz w:val="21"/>
+        </w:rPr>
+        <w:t>D7 残留</w:t>
+      </w:r>
+      <w:r>
+        <w:rPr>
+          <w:rFonts w:ascii="Times New Roman" w:hAnsi="Times New Roman" w:eastAsia="宋体"/>
+          <w:b w:val="0"/>
+          <w:i/>
+          <w:color w:val="444444"/>
+          <w:sz w:val="21"/>
+        </w:rPr>
+        <w:t>——§5.6.6 CS-9 条目「充要」主张降格为单向充分（真 iff 由 G-11 承接，与 §5.2/正式版口径一致）+ §9「精确层充要性由 G-3 证明」→ G-11；③</w:t>
+      </w:r>
+      <w:r>
+        <w:rPr>
+          <w:rFonts w:ascii="Times New Roman" w:hAnsi="Times New Roman" w:eastAsia="宋体"/>
+          <w:b/>
+          <w:i/>
+          <w:color w:val="444444"/>
+          <w:sz w:val="21"/>
+        </w:rPr>
+        <w:t>合并版口径刷新</w:t>
+      </w:r>
+      <w:r>
+        <w:rPr>
+          <w:rFonts w:ascii="Times New Roman" w:hAnsi="Times New Roman" w:eastAsia="宋体"/>
+          <w:b w:val="0"/>
+          <w:i/>
+          <w:color w:val="444444"/>
+          <w:sz w:val="21"/>
+        </w:rPr>
+        <w:t>——附录「</w:t>
       </w:r>
       <w:r>
         <w:rPr>
@@ -1399,7 +1259,7 @@
           <w:color w:val="444444"/>
           <w:sz w:val="19"/>
         </w:rPr>
-        <w:t>probe_z3b_validregion.v</w:t>
+        <w:t>ca_merged_full_25.v</w:t>
       </w:r>
       <w:r>
         <w:rPr>
@@ -1409,57 +1269,77 @@
           <w:color w:val="444444"/>
           <w:sz w:val="21"/>
         </w:rPr>
-        <w:t>，2314 行、5 段 Print Assumptions 全 Closed：q=8 几何阶梯（n0≥2、任意 m≥1）</w:t>
-      </w:r>
-      <w:r>
-        <w:rPr>
-          <w:rFonts w:ascii="Times New Roman" w:hAnsi="Times New Roman" w:eastAsia="宋体"/>
-          <w:b/>
+        <w:t xml:space="preserve"> 87588 行/67 分区」→「</w:t>
+      </w:r>
+      <w:r>
+        <w:rPr>
+          <w:rFonts w:ascii="Consolas" w:hAnsi="Consolas" w:eastAsia="等线"/>
+          <w:b w:val="0"/>
+          <w:i w:val="0"/>
+          <w:color w:val="444444"/>
+          <w:sz w:val="19"/>
+        </w:rPr>
+        <w:t>ca_merged_full_25_m2.v</w:t>
+      </w:r>
+      <w:r>
+        <w:rPr>
+          <w:rFonts w:ascii="Times New Roman" w:hAnsi="Times New Roman" w:eastAsia="宋体"/>
+          <w:b w:val="0"/>
           <w:i/>
           <w:color w:val="444444"/>
           <w:sz w:val="21"/>
         </w:rPr>
-        <w:t>无条件通过</w:t>
-      </w:r>
-      <w:r>
-        <w:rPr>
-          <w:rFonts w:ascii="Times New Roman" w:hAnsi="Times New Roman" w:eastAsia="宋体"/>
-          <w:b w:val="0"/>
+        <w:t xml:space="preserve"> 98187 行/77 分区」；④</w:t>
+      </w:r>
+      <w:r>
+        <w:rPr>
+          <w:rFonts w:ascii="Times New Roman" w:hAnsi="Times New Roman" w:eastAsia="宋体"/>
+          <w:b/>
           <w:i/>
           <w:color w:val="444444"/>
           <w:sz w:val="21"/>
         </w:rPr>
-        <w:t xml:space="preserve"> frame_check_instance——检查器充分性方向的构造性定理；与 pareto_law_main（通过 ⟹ 比率 ≥ c≈1.8501）合成 ⟹ 几何阶梯假阴性由此</w:t>
-      </w:r>
-      <w:r>
-        <w:rPr>
-          <w:rFonts w:ascii="Times New Roman" w:hAnsi="Times New Roman" w:eastAsia="宋体"/>
-          <w:b/>
+        <w:t>摘要错位标题归位</w:t>
+      </w:r>
+      <w:r>
+        <w:rPr>
+          <w:rFonts w:ascii="Times New Roman" w:hAnsi="Times New Roman" w:eastAsia="宋体"/>
+          <w:b w:val="0"/>
           <w:i/>
           <w:color w:val="444444"/>
           <w:sz w:val="21"/>
         </w:rPr>
-        <w:t>限定于显式比率带 [c, 8) 内</w:t>
-      </w:r>
-      <w:r>
-        <w:rPr>
-          <w:rFonts w:ascii="Times New Roman" w:hAnsi="Times New Roman" w:eastAsia="宋体"/>
-          <w:b w:val="0"/>
+        <w:t>——「#### 6.1 运行时检查器的威胁模型」自摘要移回 §6.1（正文内容不变）；⑤</w:t>
+      </w:r>
+      <w:r>
+        <w:rPr>
+          <w:rFonts w:ascii="Times New Roman" w:hAnsi="Times New Roman" w:eastAsia="宋体"/>
+          <w:b/>
           <w:i/>
           <w:color w:val="444444"/>
           <w:sz w:val="21"/>
         </w:rPr>
-        <w:t>——「49.1% 假阴性」系统扫描经验数字获得定理带刻画；纯构造性 nat/Z/Q 层（零 CR、零经典、零 Admitted）：左相位/右相位拆分 + aux_fusion 装配 + z3b_cap_4_5 预算封口（无 vm_compute 的 Z 字面量桥配方，E235））；提取 z3b_bench.ml（WSL ocamlopt：[2,16,128] 机器实证 true、[2,3] 反例 false——可提取 OCaml 硬要求闭环）；</w:t>
-      </w:r>
-      <w:r>
-        <w:rPr>
-          <w:rFonts w:ascii="Times New Roman" w:hAnsi="Times New Roman" w:eastAsia="宋体"/>
-          <w:b/>
+        <w:t>T2b 一般 m 定理入文</w:t>
+      </w:r>
+      <w:r>
+        <w:rPr>
+          <w:rFonts w:ascii="Times New Roman" w:hAnsi="Times New Roman" w:eastAsia="宋体"/>
+          <w:b w:val="0"/>
           <w:i/>
           <w:color w:val="444444"/>
           <w:sz w:val="21"/>
         </w:rPr>
-        <w:t>合并版分区 77 追加</w:t>
+        <w:t>——</w:t>
+      </w:r>
+      <w:r>
+        <w:rPr>
+          <w:rFonts w:ascii="Consolas" w:hAnsi="Consolas" w:eastAsia="等线"/>
+          <w:b w:val="0"/>
+          <w:i w:val="0"/>
+          <w:color w:val="444444"/>
+          <w:sz w:val="19"/>
+        </w:rPr>
+        <w:t>probe_t2b_genm.v</w:t>
       </w:r>
       <w:r>
         <w:rPr>
@@ -1469,47 +1349,7 @@
           <w:color w:val="444444"/>
           <w:sz w:val="21"/>
         </w:rPr>
-        <w:t>（98187 行；</w:t>
-      </w:r>
-      <w:r>
-        <w:rPr>
-          <w:rFonts w:ascii="Consolas" w:hAnsi="Consolas" w:eastAsia="等线"/>
-          <w:b w:val="0"/>
-          <w:i w:val="0"/>
-          <w:color w:val="444444"/>
-          <w:sz w:val="19"/>
-        </w:rPr>
-        <w:t>++</w:t>
-      </w:r>
-      <w:r>
-        <w:rPr>
-          <w:rFonts w:ascii="Times New Roman" w:hAnsi="Times New Roman" w:eastAsia="宋体"/>
-          <w:b w:val="0"/>
-          <w:i/>
-          <w:color w:val="444444"/>
-          <w:sz w:val="21"/>
-        </w:rPr>
-        <w:t xml:space="preserve"> 记号劫持/逗号链四形态/rewrite-by 带参变体五类雷谱修复落 z 源双环境同步——《合并友好编码规范》R1-R5、经验卡 E235）；</w:t>
-      </w:r>
-      <w:r>
-        <w:rPr>
-          <w:rFonts w:ascii="Times New Roman" w:hAnsi="Times New Roman" w:eastAsia="宋体"/>
-          <w:b/>
-          <w:i/>
-          <w:color w:val="444444"/>
-          <w:sz w:val="21"/>
-        </w:rPr>
-        <w:t>口径刷新</w:t>
-      </w:r>
-      <w:r>
-        <w:rPr>
-          <w:rFonts w:ascii="Times New Roman" w:hAnsi="Times New Roman" w:eastAsia="宋体"/>
-          <w:b w:val="0"/>
-          <w:i/>
-          <w:color w:val="444444"/>
-          <w:sz w:val="21"/>
-        </w:rPr>
-        <w:t>——95848/76→98187/77、「全量并入至 Z2b」→「至 z3b」、census 60→61、已并入探针分区 41→42、附录状态列与 B 侧同步。</w:t>
+        <w:t>（t2b_general_m96/99：∀m≥7 ⟹ ≥96/100、∀m≥8 ⟹ ≥99/100，1 − no_collision m 一般口径，符号链零大数物化配方，E239）。数据基线不变。</w:t>
       </w:r>
     </w:p>
     <w:p>
@@ -1524,7 +1364,7 @@
           <w:color w:val="444444"/>
           <w:sz w:val="21"/>
         </w:rPr>
-        <w:t>修订摘要（v2.23→v2.24，2026-09-01，Z2b 镜像一致性组合定理入文 + CS-22 首次入文 + m2 并入债七分区清偿）：</w:t>
+        <w:t>修订摘要（v2.24→v2.25，2026-09-02，#3b z3b 有效域充分性定理入文 + 合并版分区 77 批次）：</w:t>
       </w:r>
       <w:r>
         <w:rPr>
@@ -1534,7 +1374,7 @@
           <w:color w:val="444444"/>
           <w:sz w:val="21"/>
         </w:rPr>
-        <w:t>Z2b</w:t>
+        <w:t>z3b_sufficiency</w:t>
       </w:r>
       <w:r>
         <w:rPr>
@@ -1554,7 +1394,7 @@
           <w:color w:val="444444"/>
           <w:sz w:val="19"/>
         </w:rPr>
-        <w:t>probe_z2b_int63mirror.v</w:t>
+        <w:t>probe_z3b_validregion.v</w:t>
       </w:r>
       <w:r>
         <w:rPr>
@@ -1564,7 +1404,67 @@
           <w:color w:val="444444"/>
           <w:sz w:val="21"/>
         </w:rPr>
-        <w:t>，373 行 8 审计 Closed：</w:t>
+        <w:t>，2314 行、5 段 Print Assumptions 全 Closed：q=8 几何阶梯（n0≥2、任意 m≥1）</w:t>
+      </w:r>
+      <w:r>
+        <w:rPr>
+          <w:rFonts w:ascii="Times New Roman" w:hAnsi="Times New Roman" w:eastAsia="宋体"/>
+          <w:b/>
+          <w:i/>
+          <w:color w:val="444444"/>
+          <w:sz w:val="21"/>
+        </w:rPr>
+        <w:t>无条件通过</w:t>
+      </w:r>
+      <w:r>
+        <w:rPr>
+          <w:rFonts w:ascii="Times New Roman" w:hAnsi="Times New Roman" w:eastAsia="宋体"/>
+          <w:b w:val="0"/>
+          <w:i/>
+          <w:color w:val="444444"/>
+          <w:sz w:val="21"/>
+        </w:rPr>
+        <w:t xml:space="preserve"> frame_check_instance——检查器充分性方向的构造性定理；与 pareto_law_main（通过 ⟹ 比率 ≥ c≈1.8501）合成 ⟹ 几何阶梯假阴性由此</w:t>
+      </w:r>
+      <w:r>
+        <w:rPr>
+          <w:rFonts w:ascii="Times New Roman" w:hAnsi="Times New Roman" w:eastAsia="宋体"/>
+          <w:b/>
+          <w:i/>
+          <w:color w:val="444444"/>
+          <w:sz w:val="21"/>
+        </w:rPr>
+        <w:t>限定于显式比率带 [c, 8) 内</w:t>
+      </w:r>
+      <w:r>
+        <w:rPr>
+          <w:rFonts w:ascii="Times New Roman" w:hAnsi="Times New Roman" w:eastAsia="宋体"/>
+          <w:b w:val="0"/>
+          <w:i/>
+          <w:color w:val="444444"/>
+          <w:sz w:val="21"/>
+        </w:rPr>
+        <w:t>——「49.1% 假阴性」系统扫描经验数字获得定理带刻画；纯构造性 nat/Z/Q 层（零 CR、零经典、零 Admitted）：左相位/右相位拆分 + aux_fusion 装配 + z3b_cap_4_5 预算封口（无 vm_compute 的 Z 字面量桥配方，E235））；提取 z3b_bench.ml（WSL ocamlopt：[2,16,128] 机器实证 true、[2,3] 反例 false——可提取 OCaml 硬要求闭环）；</w:t>
+      </w:r>
+      <w:r>
+        <w:rPr>
+          <w:rFonts w:ascii="Times New Roman" w:hAnsi="Times New Roman" w:eastAsia="宋体"/>
+          <w:b/>
+          <w:i/>
+          <w:color w:val="444444"/>
+          <w:sz w:val="21"/>
+        </w:rPr>
+        <w:t>合并版分区 77 追加</w:t>
+      </w:r>
+      <w:r>
+        <w:rPr>
+          <w:rFonts w:ascii="Times New Roman" w:hAnsi="Times New Roman" w:eastAsia="宋体"/>
+          <w:b w:val="0"/>
+          <w:i/>
+          <w:color w:val="444444"/>
+          <w:sz w:val="21"/>
+        </w:rPr>
+        <w:t>（98187 行；</w:t>
       </w:r>
       <w:r>
         <w:rPr>
@@ -1574,7 +1474,7 @@
           <w:color w:val="444444"/>
           <w:sz w:val="19"/>
         </w:rPr>
-        <w:t>z2b_check63_eq</w:t>
+        <w:t>++</w:t>
       </w:r>
       <w:r>
         <w:rPr>
@@ -1584,37 +1484,17 @@
           <w:color w:val="444444"/>
           <w:sz w:val="21"/>
         </w:rPr>
-        <w:t xml:space="preserve"> 安全域内 63-bit 镜像布尔 ≡ 精确布尔——组合 CS-16 安全域 × CS-22 </w:t>
-      </w:r>
-      <w:r>
-        <w:rPr>
-          <w:rFonts w:ascii="Consolas" w:hAnsi="Consolas" w:eastAsia="等线"/>
-          <w:b w:val="0"/>
-          <w:i w:val="0"/>
-          <w:color w:val="444444"/>
-          <w:sz w:val="19"/>
-        </w:rPr>
-        <w:t>zfc_check_spec</w:t>
-      </w:r>
-      <w:r>
-        <w:rPr>
-          <w:rFonts w:ascii="Times New Roman" w:hAnsi="Times New Roman" w:eastAsia="宋体"/>
-          <w:b w:val="0"/>
+        <w:t xml:space="preserve"> 记号劫持/逗号链四形态/rewrite-by 带参变体五类雷谱修复落 z 源双环境同步——《合并友好编码规范》R1-R5、经验卡 E235）；</w:t>
+      </w:r>
+      <w:r>
+        <w:rPr>
+          <w:rFonts w:ascii="Times New Roman" w:hAnsi="Times New Roman" w:eastAsia="宋体"/>
+          <w:b/>
           <w:i/>
           <w:color w:val="444444"/>
           <w:sz w:val="21"/>
         </w:rPr>
-        <w:t>；</w:t>
-      </w:r>
-      <w:r>
-        <w:rPr>
-          <w:rFonts w:ascii="Consolas" w:hAnsi="Consolas" w:eastAsia="等线"/>
-          <w:b w:val="0"/>
-          <w:i w:val="0"/>
-          <w:color w:val="444444"/>
-          <w:sz w:val="19"/>
-        </w:rPr>
-        <w:t>z2b_end_to_end_sound</w:t>
+        <w:t>口径刷新</w:t>
       </w:r>
       <w:r>
         <w:rPr>
@@ -1624,167 +1504,7 @@
           <w:color w:val="444444"/>
           <w:sz w:val="21"/>
         </w:rPr>
-        <w:t xml:space="preserve"> 运行时 true ⟹ Qle qsum 4/5（Coq 健全性穿透运行时语义）；</w:t>
-      </w:r>
-      <w:r>
-        <w:rPr>
-          <w:rFonts w:ascii="Consolas" w:hAnsi="Consolas" w:eastAsia="等线"/>
-          <w:b w:val="0"/>
-          <w:i w:val="0"/>
-          <w:color w:val="444444"/>
-          <w:sz w:val="19"/>
-        </w:rPr>
-        <w:t>z2b_decision_cert</w:t>
-      </w:r>
-      <w:r>
-        <w:rPr>
-          <w:rFonts w:ascii="Times New Roman" w:hAnsi="Times New Roman" w:eastAsia="宋体"/>
-          <w:b w:val="0"/>
-          <w:i/>
-          <w:color w:val="444444"/>
-          <w:sz w:val="21"/>
-        </w:rPr>
-        <w:t xml:space="preserve"> sigT 决策证书；</w:t>
-      </w:r>
-      <w:r>
-        <w:rPr>
-          <w:rFonts w:ascii="Times New Roman" w:hAnsi="Times New Roman" w:eastAsia="宋体"/>
-          <w:b/>
-          <w:i/>
-          <w:color w:val="444444"/>
-          <w:sz w:val="21"/>
-        </w:rPr>
-        <w:t>[2^63; 4] 溢出发散机器反例</w:t>
-      </w:r>
-      <w:r>
-        <w:rPr>
-          <w:rFonts w:ascii="Times New Roman" w:hAnsi="Times New Roman" w:eastAsia="宋体"/>
-          <w:b w:val="0"/>
-          <w:i/>
-          <w:color w:val="444444"/>
-          <w:sz w:val="21"/>
-        </w:rPr>
-        <w:t>（镜像 true / 精确 false——§6 14/89（15.7%）抽样语义分歧的首个确定性构造）；提取 z2b_int63mirror.ml + z2b_bench（ocamlc：C=4 双 true 相等、溢出发散确认））；</w:t>
-      </w:r>
-      <w:r>
-        <w:rPr>
-          <w:rFonts w:ascii="Times New Roman" w:hAnsi="Times New Roman" w:eastAsia="宋体"/>
-          <w:b/>
-          <w:i/>
-          <w:color w:val="444444"/>
-          <w:sz w:val="21"/>
-        </w:rPr>
-        <w:t>CS-22 首次入文</w:t>
-      </w:r>
-      <w:r>
-        <w:rPr>
-          <w:rFonts w:ascii="Times New Roman" w:hAnsi="Times New Roman" w:eastAsia="宋体"/>
-          <w:b w:val="0"/>
-          <w:i/>
-          <w:color w:val="444444"/>
-          <w:sz w:val="21"/>
-        </w:rPr>
-        <w:t>（</w:t>
-      </w:r>
-      <w:r>
-        <w:rPr>
-          <w:rFonts w:ascii="Consolas" w:hAnsi="Consolas" w:eastAsia="等线"/>
-          <w:b w:val="0"/>
-          <w:i w:val="0"/>
-          <w:color w:val="444444"/>
-          <w:sz w:val="19"/>
-        </w:rPr>
-        <w:t>probe_z_frame_check.v</w:t>
-      </w:r>
-      <w:r>
-        <w:rPr>
-          <w:rFonts w:ascii="Times New Roman" w:hAnsi="Times New Roman" w:eastAsia="宋体"/>
-          <w:b w:val="0"/>
-          <w:i/>
-          <w:color w:val="444444"/>
-          <w:sz w:val="21"/>
-        </w:rPr>
-        <w:t xml:space="preserve">：Z 布尔判定 ⟺ 数学命题健全完备 iff </w:t>
-      </w:r>
-      <w:r>
-        <w:rPr>
-          <w:rFonts w:ascii="Consolas" w:hAnsi="Consolas" w:eastAsia="等线"/>
-          <w:b w:val="0"/>
-          <w:i w:val="0"/>
-          <w:color w:val="444444"/>
-          <w:sz w:val="19"/>
-        </w:rPr>
-        <w:t>Qle qsum 4/5 ↔ Z.leb (5·acc) (4·P)</w:t>
-      </w:r>
-      <w:r>
-        <w:rPr>
-          <w:rFonts w:ascii="Times New Roman" w:hAnsi="Times New Roman" w:eastAsia="宋体"/>
-          <w:b w:val="0"/>
-          <w:i/>
-          <w:color w:val="444444"/>
-          <w:sz w:val="21"/>
-        </w:rPr>
-        <w:t>，5 审计 Closed，Zarith 路线提取）；</w:t>
-      </w:r>
-      <w:r>
-        <w:rPr>
-          <w:rFonts w:ascii="Times New Roman" w:hAnsi="Times New Roman" w:eastAsia="宋体"/>
-          <w:b/>
-          <w:i/>
-          <w:color w:val="444444"/>
-          <w:sz w:val="21"/>
-        </w:rPr>
-        <w:t>§6 安全域段补 Z2b 条目</w:t>
-      </w:r>
-      <w:r>
-        <w:rPr>
-          <w:rFonts w:ascii="Times New Roman" w:hAnsi="Times New Roman" w:eastAsia="宋体"/>
-          <w:b w:val="0"/>
-          <w:i/>
-          <w:color w:val="444444"/>
-          <w:sz w:val="21"/>
-        </w:rPr>
-        <w:t>（镜像一致性从域级细化到判定级）；</w:t>
-      </w:r>
-      <w:r>
-        <w:rPr>
-          <w:rFonts w:ascii="Times New Roman" w:hAnsi="Times New Roman" w:eastAsia="宋体"/>
-          <w:b/>
-          <w:i/>
-          <w:color w:val="444444"/>
-          <w:sz w:val="21"/>
-        </w:rPr>
-        <w:t>m2 并入债七分区清偿</w:t>
-      </w:r>
-      <w:r>
-        <w:rPr>
-          <w:rFonts w:ascii="Times New Roman" w:hAnsi="Times New Roman" w:eastAsia="宋体"/>
-          <w:b w:val="0"/>
-          <w:i/>
-          <w:color w:val="444444"/>
-          <w:sz w:val="21"/>
-        </w:rPr>
-        <w:t>——G-10/G-11/G-13/CS-21/CS-23/CS-22/Z2b 追加（95848 行/76 分区；rewrite-by 合并雷两处修复落源双环境同步，经验卡 E228）；</w:t>
-      </w:r>
-      <w:r>
-        <w:rPr>
-          <w:rFonts w:ascii="Times New Roman" w:hAnsi="Times New Roman" w:eastAsia="宋体"/>
-          <w:b/>
-          <w:i/>
-          <w:color w:val="444444"/>
-          <w:sz w:val="21"/>
-        </w:rPr>
-        <w:t>口径刷新</w:t>
-      </w:r>
-      <w:r>
-        <w:rPr>
-          <w:rFonts w:ascii="Times New Roman" w:hAnsi="Times New Roman" w:eastAsia="宋体"/>
-          <w:b w:val="0"/>
-          <w:i/>
-          <w:color w:val="444444"/>
-          <w:sz w:val="21"/>
-        </w:rPr>
-        <w:t>——92743/69→95848/76、「全量并入至 G-9」→「至 Z2b」、附录状态列与 B 侧同步。</w:t>
+        <w:t>——95848/76→98187/77、「全量并入至 Z2b」→「至 z3b」、census 60→61、已并入探针分区 41→42、附录状态列与 B 侧同步。</w:t>
       </w:r>
     </w:p>
     <w:p>
@@ -1799,7 +1519,7 @@
           <w:color w:val="444444"/>
           <w:sz w:val="21"/>
         </w:rPr>
-        <w:t>修订摘要（v2.22→v2.23，2026-08-31，代码实态校准 + CS-21/CS-23/G-13 入文）：</w:t>
+        <w:t>修订摘要（v2.23→v2.24，2026-09-01，Z2b 镜像一致性组合定理入文 + CS-22 首次入文 + m2 并入债七分区清偿）：</w:t>
       </w:r>
       <w:r>
         <w:rPr>
@@ -1809,7 +1529,7 @@
           <w:color w:val="444444"/>
           <w:sz w:val="21"/>
         </w:rPr>
-        <w:t>四原子唯一性正面翻转</w:t>
+        <w:t>Z2b</w:t>
       </w:r>
       <w:r>
         <w:rPr>
@@ -1819,7 +1539,7 @@
           <w:color w:val="444444"/>
           <w:sz w:val="21"/>
         </w:rPr>
-        <w:t>——§5.6.6 意义段重写：CS-21（</w:t>
+        <w:t>（</w:t>
       </w:r>
       <w:r>
         <w:rPr>
@@ -1829,7 +1549,7 @@
           <w:color w:val="444444"/>
           <w:sz w:val="19"/>
         </w:rPr>
-        <w:t>probe_c4_unique2sparse_cr.v</w:t>
+        <w:t>probe_z2b_int63mirror.v</w:t>
       </w:r>
       <w:r>
         <w:rPr>
@@ -1839,7 +1559,7 @@
           <w:color w:val="444444"/>
           <w:sz w:val="21"/>
         </w:rPr>
-        <w:t>，</w:t>
+        <w:t>，373 行 8 审计 Closed：</w:t>
       </w:r>
       <w:r>
         <w:rPr>
@@ -1849,7 +1569,7 @@
           <w:color w:val="444444"/>
           <w:sz w:val="19"/>
         </w:rPr>
-        <w:t>c4u_synthesis_injective</w:t>
+        <w:t>z2b_check63_eq</w:t>
       </w:r>
       <w:r>
         <w:rPr>
@@ -1859,7 +1579,7 @@
           <w:color w:val="444444"/>
           <w:sz w:val="21"/>
         </w:rPr>
-        <w:t>，无枢轴求和坍缩，19 Qed 6 审计 Closed）与 CS-23（</w:t>
+        <w:t xml:space="preserve"> 安全域内 63-bit 镜像布尔 ≡ 精确布尔——组合 CS-16 安全域 × CS-22 </w:t>
       </w:r>
       <w:r>
         <w:rPr>
@@ -1869,7 +1589,7 @@
           <w:color w:val="444444"/>
           <w:sz w:val="19"/>
         </w:rPr>
-        <w:t>probe_c4_gram_unique_cr.v</w:t>
+        <w:t>zfc_check_spec</w:t>
       </w:r>
       <w:r>
         <w:rPr>
@@ -1879,7 +1599,7 @@
           <w:color w:val="444444"/>
           <w:sz w:val="21"/>
         </w:rPr>
-        <w:t>，Gram 谱口径 λ\*=1−ρ₄=651/3200≈0.203，</w:t>
+        <w:t>；</w:t>
       </w:r>
       <w:r>
         <w:rPr>
@@ -1889,7 +1609,7 @@
           <w:color w:val="444444"/>
           <w:sz w:val="19"/>
         </w:rPr>
-        <w:t>c4g_synthesis_injective</w:t>
+        <w:t>z2b_end_to_end_sound</w:t>
       </w:r>
       <w:r>
         <w:rPr>
@@ -1899,7 +1619,7 @@
           <w:color w:val="444444"/>
           <w:sz w:val="21"/>
         </w:rPr>
-        <w:t xml:space="preserve"> + </w:t>
+        <w:t xml:space="preserve"> 运行时 true ⟹ Qle qsum 4/5（Coq 健全性穿透运行时语义）；</w:t>
       </w:r>
       <w:r>
         <w:rPr>
@@ -1909,7 +1629,7 @@
           <w:color w:val="444444"/>
           <w:sz w:val="19"/>
         </w:rPr>
-        <w:t>c4g_2sparse_unique</w:t>
+        <w:t>z2b_decision_cert</w:t>
       </w:r>
       <w:r>
         <w:rPr>
@@ -1919,7 +1639,7 @@
           <w:color w:val="444444"/>
           <w:sz w:val="21"/>
         </w:rPr>
-        <w:t>，45 Qed 8 审计 Closed，提取 bench 全过）将「全窗口 4 原子唯一性不在 Artifact/λ_min 未定」翻转为已证定理（两两相干判据关窗不变，Gram 行和谱窗口开启，较逐对窗口紧约 128 倍）；</w:t>
+        <w:t xml:space="preserve"> sigT 决策证书；</w:t>
       </w:r>
       <w:r>
         <w:rPr>
@@ -1929,7 +1649,7 @@
           <w:color w:val="444444"/>
           <w:sz w:val="21"/>
         </w:rPr>
-        <w:t>cert_optimize 首块入文</w:t>
+        <w:t>[2^63; 4] 溢出发散机器反例</w:t>
       </w:r>
       <w:r>
         <w:rPr>
@@ -1939,7 +1659,27 @@
           <w:color w:val="444444"/>
           <w:sz w:val="21"/>
         </w:rPr>
-        <w:t>——G-13（</w:t>
+        <w:t>（镜像 true / 精确 false——§6 14/89（15.7%）抽样语义分歧的首个确定性构造）；提取 z2b_int63mirror.ml + z2b_bench（ocamlc：C=4 双 true 相等、溢出发散确认））；</w:t>
+      </w:r>
+      <w:r>
+        <w:rPr>
+          <w:rFonts w:ascii="Times New Roman" w:hAnsi="Times New Roman" w:eastAsia="宋体"/>
+          <w:b/>
+          <w:i/>
+          <w:color w:val="444444"/>
+          <w:sz w:val="21"/>
+        </w:rPr>
+        <w:t>CS-22 首次入文</w:t>
+      </w:r>
+      <w:r>
+        <w:rPr>
+          <w:rFonts w:ascii="Times New Roman" w:hAnsi="Times New Roman" w:eastAsia="宋体"/>
+          <w:b w:val="0"/>
+          <w:i/>
+          <w:color w:val="444444"/>
+          <w:sz w:val="21"/>
+        </w:rPr>
+        <w:t>（</w:t>
       </w:r>
       <w:r>
         <w:rPr>
@@ -1949,7 +1689,7 @@
           <w:color w:val="444444"/>
           <w:sz w:val="19"/>
         </w:rPr>
-        <w:t>probe_g13_certtight_cr.v</w:t>
+        <w:t>probe_z_frame_check.v</w:t>
       </w:r>
       <w:r>
         <w:rPr>
@@ -1959,27 +1699,87 @@
           <w:color w:val="444444"/>
           <w:sz w:val="21"/>
         </w:rPr>
-        <w:t>，三层证书链收紧保序/裁定保持/贪心收紧器/sigT 证书，12 Qed 6 审计 Closed），§5.2/§5.6.1 备注① 措辞同步；</w:t>
-      </w:r>
-      <w:r>
-        <w:rPr>
-          <w:rFonts w:ascii="Times New Roman" w:hAnsi="Times New Roman" w:eastAsia="宋体"/>
-          <w:b/>
+        <w:t xml:space="preserve">：Z 布尔判定 ⟺ 数学命题健全完备 iff </w:t>
+      </w:r>
+      <w:r>
+        <w:rPr>
+          <w:rFonts w:ascii="Consolas" w:hAnsi="Consolas" w:eastAsia="等线"/>
+          <w:b w:val="0"/>
+          <w:i w:val="0"/>
+          <w:color w:val="444444"/>
+          <w:sz w:val="19"/>
+        </w:rPr>
+        <w:t>Qle qsum 4/5 ↔ Z.leb (5·acc) (4·P)</w:t>
+      </w:r>
+      <w:r>
+        <w:rPr>
+          <w:rFonts w:ascii="Times New Roman" w:hAnsi="Times New Roman" w:eastAsia="宋体"/>
+          <w:b w:val="0"/>
           <w:i/>
           <w:color w:val="444444"/>
           <w:sz w:val="21"/>
         </w:rPr>
-        <w:t>代码实态校准</w:t>
-      </w:r>
-      <w:r>
-        <w:rPr>
-          <w:rFonts w:ascii="Times New Roman" w:hAnsi="Times New Roman" w:eastAsia="宋体"/>
-          <w:b w:val="0"/>
+        <w:t>，5 审计 Closed，Zarith 路线提取）；</w:t>
+      </w:r>
+      <w:r>
+        <w:rPr>
+          <w:rFonts w:ascii="Times New Roman" w:hAnsi="Times New Roman" w:eastAsia="宋体"/>
+          <w:b/>
           <w:i/>
           <w:color w:val="444444"/>
           <w:sz w:val="21"/>
         </w:rPr>
-        <w:t>——探针 census 34→59、摘要 probe_incoherence 48→51 Qed、probe_welch 13→25 Qed、G-5 35→38 Qed、pairbound 5→6 Qed（正式版 §2）、G-7 828→831 行、死引用 probe_uncertainty.v 更正（前缀口径经典变体即 sparse_uniquenessM）、m2 分区清单补 nearcoll、§5.6.6 补 CS-20 条目（与正式版对齐）、g8_synthesis_cr/recovery_cr/uncertainty_cr 三探针终态文件补 Print Assumptions 审计块（重编译 EXIT=0，Closed 判定与正文声明一致）、30模块 归档 8 漂移文件回同步 + CS-23/G-13/grid_ortho_pro 入档（SHA-256 全量一致恢复）。</w:t>
+        <w:t>§6 安全域段补 Z2b 条目</w:t>
+      </w:r>
+      <w:r>
+        <w:rPr>
+          <w:rFonts w:ascii="Times New Roman" w:hAnsi="Times New Roman" w:eastAsia="宋体"/>
+          <w:b w:val="0"/>
+          <w:i/>
+          <w:color w:val="444444"/>
+          <w:sz w:val="21"/>
+        </w:rPr>
+        <w:t>（镜像一致性从域级细化到判定级）；</w:t>
+      </w:r>
+      <w:r>
+        <w:rPr>
+          <w:rFonts w:ascii="Times New Roman" w:hAnsi="Times New Roman" w:eastAsia="宋体"/>
+          <w:b/>
+          <w:i/>
+          <w:color w:val="444444"/>
+          <w:sz w:val="21"/>
+        </w:rPr>
+        <w:t>m2 并入债七分区清偿</w:t>
+      </w:r>
+      <w:r>
+        <w:rPr>
+          <w:rFonts w:ascii="Times New Roman" w:hAnsi="Times New Roman" w:eastAsia="宋体"/>
+          <w:b w:val="0"/>
+          <w:i/>
+          <w:color w:val="444444"/>
+          <w:sz w:val="21"/>
+        </w:rPr>
+        <w:t>——G-10/G-11/G-13/CS-21/CS-23/CS-22/Z2b 追加（95848 行/76 分区；rewrite-by 合并雷两处修复落源双环境同步，经验卡 E228）；</w:t>
+      </w:r>
+      <w:r>
+        <w:rPr>
+          <w:rFonts w:ascii="Times New Roman" w:hAnsi="Times New Roman" w:eastAsia="宋体"/>
+          <w:b/>
+          <w:i/>
+          <w:color w:val="444444"/>
+          <w:sz w:val="21"/>
+        </w:rPr>
+        <w:t>口径刷新</w:t>
+      </w:r>
+      <w:r>
+        <w:rPr>
+          <w:rFonts w:ascii="Times New Roman" w:hAnsi="Times New Roman" w:eastAsia="宋体"/>
+          <w:b w:val="0"/>
+          <w:i/>
+          <w:color w:val="444444"/>
+          <w:sz w:val="21"/>
+        </w:rPr>
+        <w:t>——92743/69→95848/76、「全量并入至 G-9」→「至 Z2b」、附录状态列与 B 侧同步。</w:t>
       </w:r>
     </w:p>
     <w:p>
@@ -1994,7 +1794,7 @@
           <w:color w:val="444444"/>
           <w:sz w:val="21"/>
         </w:rPr>
-        <w:t>修订摘要（v2.21→v2.22，2026-08-31，考古四轮 A1–A6 对齐 + CS-20 沉没资产入文）：</w:t>
+        <w:t>修订摘要（v2.22→v2.23，2026-08-31，代码实态校准 + CS-21/CS-23/G-13 入文）：</w:t>
       </w:r>
       <w:r>
         <w:rPr>
@@ -2004,7 +1804,7 @@
           <w:color w:val="444444"/>
           <w:sz w:val="21"/>
         </w:rPr>
-        <w:t>§9 G-3 条目名实修正</w:t>
+        <w:t>四原子唯一性正面翻转</w:t>
       </w:r>
       <w:r>
         <w:rPr>
@@ -2014,17 +1814,37 @@
           <w:color w:val="444444"/>
           <w:sz w:val="21"/>
         </w:rPr>
-        <w:t>（与 §5 同口径：g3_certifiable_iff 如实降格单向蕴含、G-11 引为真 iff——D7 正文残留清除）；</w:t>
-      </w:r>
-      <w:r>
-        <w:rPr>
-          <w:rFonts w:ascii="Times New Roman" w:hAnsi="Times New Roman" w:eastAsia="宋体"/>
-          <w:b/>
+        <w:t>——§5.6.6 意义段重写：CS-21（</w:t>
+      </w:r>
+      <w:r>
+        <w:rPr>
+          <w:rFonts w:ascii="Consolas" w:hAnsi="Consolas" w:eastAsia="等线"/>
+          <w:b w:val="0"/>
+          <w:i w:val="0"/>
+          <w:color w:val="444444"/>
+          <w:sz w:val="19"/>
+        </w:rPr>
+        <w:t>probe_c4_unique2sparse_cr.v</w:t>
+      </w:r>
+      <w:r>
+        <w:rPr>
+          <w:rFonts w:ascii="Times New Roman" w:hAnsi="Times New Roman" w:eastAsia="宋体"/>
+          <w:b w:val="0"/>
           <w:i/>
           <w:color w:val="444444"/>
           <w:sz w:val="21"/>
         </w:rPr>
-        <w:t>基态口径统一</w:t>
+        <w:t>，</w:t>
+      </w:r>
+      <w:r>
+        <w:rPr>
+          <w:rFonts w:ascii="Consolas" w:hAnsi="Consolas" w:eastAsia="等线"/>
+          <w:b w:val="0"/>
+          <w:i w:val="0"/>
+          <w:color w:val="444444"/>
+          <w:sz w:val="19"/>
+        </w:rPr>
+        <w:t>c4u_synthesis_injective</w:t>
       </w:r>
       <w:r>
         <w:rPr>
@@ -2034,17 +1854,37 @@
           <w:color w:val="444444"/>
           <w:sz w:val="21"/>
         </w:rPr>
-        <w:t>（§2/§12/附录 A 切换 ca_merged_full_25_m2.v 92743 行/69 分区、本地 2.5 全量 EXIT=0 run20 口径）；</w:t>
-      </w:r>
-      <w:r>
-        <w:rPr>
-          <w:rFonts w:ascii="Times New Roman" w:hAnsi="Times New Roman" w:eastAsia="宋体"/>
-          <w:b/>
+        <w:t>，无枢轴求和坍缩，19 Qed 6 审计 Closed）与 CS-23（</w:t>
+      </w:r>
+      <w:r>
+        <w:rPr>
+          <w:rFonts w:ascii="Consolas" w:hAnsi="Consolas" w:eastAsia="等线"/>
+          <w:b w:val="0"/>
+          <w:i w:val="0"/>
+          <w:color w:val="444444"/>
+          <w:sz w:val="19"/>
+        </w:rPr>
+        <w:t>probe_c4_gram_unique_cr.v</w:t>
+      </w:r>
+      <w:r>
+        <w:rPr>
+          <w:rFonts w:ascii="Times New Roman" w:hAnsi="Times New Roman" w:eastAsia="宋体"/>
+          <w:b w:val="0"/>
           <w:i/>
           <w:color w:val="444444"/>
           <w:sz w:val="21"/>
         </w:rPr>
-        <w:t>附录 A 补 G-7/G-9/G-10/G-11/CS-20 五行</w:t>
+        <w:t>，Gram 谱口径 λ\*=1−ρ₄=651/3200≈0.203，</w:t>
+      </w:r>
+      <w:r>
+        <w:rPr>
+          <w:rFonts w:ascii="Consolas" w:hAnsi="Consolas" w:eastAsia="等线"/>
+          <w:b w:val="0"/>
+          <w:i w:val="0"/>
+          <w:color w:val="444444"/>
+          <w:sz w:val="19"/>
+        </w:rPr>
+        <w:t>c4g_synthesis_injective</w:t>
       </w:r>
       <w:r>
         <w:rPr>
@@ -2054,37 +1894,57 @@
           <w:color w:val="444444"/>
           <w:sz w:val="21"/>
         </w:rPr>
-        <w:t xml:space="preserve"> + 合并版行刷新；</w:t>
-      </w:r>
-      <w:r>
-        <w:rPr>
-          <w:rFonts w:ascii="Times New Roman" w:hAnsi="Times New Roman" w:eastAsia="宋体"/>
-          <w:b/>
+        <w:t xml:space="preserve"> + </w:t>
+      </w:r>
+      <w:r>
+        <w:rPr>
+          <w:rFonts w:ascii="Consolas" w:hAnsi="Consolas" w:eastAsia="等线"/>
+          <w:b w:val="0"/>
+          <w:i w:val="0"/>
+          <w:color w:val="444444"/>
+          <w:sz w:val="19"/>
+        </w:rPr>
+        <w:t>c4g_2sparse_unique</w:t>
+      </w:r>
+      <w:r>
+        <w:rPr>
+          <w:rFonts w:ascii="Times New Roman" w:hAnsi="Times New Roman" w:eastAsia="宋体"/>
+          <w:b w:val="0"/>
           <w:i/>
           <w:color w:val="444444"/>
           <w:sz w:val="21"/>
         </w:rPr>
-        <w:t>Abstract 补 G-9 闭合式与 G-11 真 iff 各半句</w:t>
-      </w:r>
-      <w:r>
-        <w:rPr>
-          <w:rFonts w:ascii="Times New Roman" w:hAnsi="Times New Roman" w:eastAsia="宋体"/>
-          <w:b w:val="0"/>
+        <w:t>，45 Qed 8 审计 Closed，提取 bench 全过）将「全窗口 4 原子唯一性不在 Artifact/λ_min 未定」翻转为已证定理（两两相干判据关窗不变，Gram 行和谱窗口开启，较逐对窗口紧约 128 倍）；</w:t>
+      </w:r>
+      <w:r>
+        <w:rPr>
+          <w:rFonts w:ascii="Times New Roman" w:hAnsi="Times New Roman" w:eastAsia="宋体"/>
+          <w:b/>
           <w:i/>
           <w:color w:val="444444"/>
           <w:sz w:val="21"/>
         </w:rPr>
-        <w:t>；</w:t>
-      </w:r>
-      <w:r>
-        <w:rPr>
-          <w:rFonts w:ascii="Times New Roman" w:hAnsi="Times New Roman" w:eastAsia="宋体"/>
-          <w:b/>
+        <w:t>cert_optimize 首块入文</w:t>
+      </w:r>
+      <w:r>
+        <w:rPr>
+          <w:rFonts w:ascii="Times New Roman" w:hAnsi="Times New Roman" w:eastAsia="宋体"/>
+          <w:b w:val="0"/>
           <w:i/>
           <w:color w:val="444444"/>
           <w:sz w:val="21"/>
         </w:rPr>
-        <w:t>§6 补部署族基准覆盖边界</w:t>
+        <w:t>——G-13（</w:t>
+      </w:r>
+      <w:r>
+        <w:rPr>
+          <w:rFonts w:ascii="Consolas" w:hAnsi="Consolas" w:eastAsia="等线"/>
+          <w:b w:val="0"/>
+          <w:i w:val="0"/>
+          <w:color w:val="444444"/>
+          <w:sz w:val="19"/>
+        </w:rPr>
+        <w:t>probe_g13_certtight_cr.v</w:t>
       </w:r>
       <w:r>
         <w:rPr>
@@ -2094,7 +1954,7 @@
           <w:color w:val="444444"/>
           <w:sz w:val="21"/>
         </w:rPr>
-        <w:t>；</w:t>
+        <w:t>，三层证书链收紧保序/裁定保持/贪心收紧器/sigT 证书，12 Qed 6 审计 Closed），§5.2/§5.6.1 备注① 措辞同步；</w:t>
       </w:r>
       <w:r>
         <w:rPr>
@@ -2104,7 +1964,7 @@
           <w:color w:val="444444"/>
           <w:sz w:val="21"/>
         </w:rPr>
-        <w:t>§9 新增 CS-20 正向随机侧</w:t>
+        <w:t>代码实态校准</w:t>
       </w:r>
       <w:r>
         <w:rPr>
@@ -2114,27 +1974,7 @@
           <w:color w:val="444444"/>
           <w:sz w:val="21"/>
         </w:rPr>
-        <w:t>（</w:t>
-      </w:r>
-      <w:r>
-        <w:rPr>
-          <w:rFonts w:ascii="Consolas" w:hAnsi="Consolas" w:eastAsia="等线"/>
-          <w:b w:val="0"/>
-          <w:i w:val="0"/>
-          <w:color w:val="444444"/>
-          <w:sz w:val="19"/>
-        </w:rPr>
-        <w:t>pairwise_inner_bound_probabilistic</w:t>
-      </w:r>
-      <w:r>
-        <w:rPr>
-          <w:rFonts w:ascii="Times New Roman" w:hAnsi="Times New Roman" w:eastAsia="宋体"/>
-          <w:b w:val="0"/>
-          <w:i/>
-          <w:color w:val="444444"/>
-          <w:sz w:val="21"/>
-        </w:rPr>
-        <w:t>，ca_sparse_ext 已 Qed 沉没资产入文：超线性增长 p-偏置子阶梯 whp 逐对可控，与 T2b 构成随机侧对偶）。纯文本对齐，无定理改动。</w:t>
+        <w:t>——探针 census 34→59、摘要 probe_incoherence 48→51 Qed、probe_welch 13→25 Qed、G-5 35→38 Qed、pairbound 5→6 Qed（正式版 §2）、G-7 828→831 行、死引用 probe_uncertainty.v 更正（前缀口径经典变体即 sparse_uniquenessM）、m2 分区清单补 nearcoll、§5.6.6 补 CS-20 条目（与正式版对齐）、g8_synthesis_cr/recovery_cr/uncertainty_cr 三探针终态文件补 Print Assumptions 审计块（重编译 EXIT=0，Closed 判定与正文声明一致）、30模块 归档 8 漂移文件回同步 + CS-23/G-13/grid_ortho_pro 入档（SHA-256 全量一致恢复）。</w:t>
       </w:r>
     </w:p>
     <w:p>
@@ -2149,7 +1989,7 @@
           <w:color w:val="444444"/>
           <w:sz w:val="21"/>
         </w:rPr>
-        <w:t>修订摘要（v2.20→v2.21，2026-08-31，T*-1 充要刻画构造性收官——D7 名实不符修复）：</w:t>
+        <w:t>修订摘要（v2.21→v2.22，2026-08-31，考古四轮 A1–A6 对齐 + CS-20 沉没资产入文）：</w:t>
       </w:r>
       <w:r>
         <w:rPr>
@@ -2159,7 +1999,7 @@
           <w:color w:val="444444"/>
           <w:sz w:val="21"/>
         </w:rPr>
-        <w:t>§保守性段充要口径句重写</w:t>
+        <w:t>§9 G-3 条目名实修正</w:t>
       </w:r>
       <w:r>
         <w:rPr>
@@ -2169,7 +2009,107 @@
           <w:color w:val="444444"/>
           <w:sz w:val="21"/>
         </w:rPr>
-        <w:t>——</w:t>
+        <w:t>（与 §5 同口径：g3_certifiable_iff 如实降格单向蕴含、G-11 引为真 iff——D7 正文残留清除）；</w:t>
+      </w:r>
+      <w:r>
+        <w:rPr>
+          <w:rFonts w:ascii="Times New Roman" w:hAnsi="Times New Roman" w:eastAsia="宋体"/>
+          <w:b/>
+          <w:i/>
+          <w:color w:val="444444"/>
+          <w:sz w:val="21"/>
+        </w:rPr>
+        <w:t>基态口径统一</w:t>
+      </w:r>
+      <w:r>
+        <w:rPr>
+          <w:rFonts w:ascii="Times New Roman" w:hAnsi="Times New Roman" w:eastAsia="宋体"/>
+          <w:b w:val="0"/>
+          <w:i/>
+          <w:color w:val="444444"/>
+          <w:sz w:val="21"/>
+        </w:rPr>
+        <w:t>（§2/§12/附录 A 切换 ca_merged_full_25_m2.v 92743 行/69 分区、本地 2.5 全量 EXIT=0 run20 口径）；</w:t>
+      </w:r>
+      <w:r>
+        <w:rPr>
+          <w:rFonts w:ascii="Times New Roman" w:hAnsi="Times New Roman" w:eastAsia="宋体"/>
+          <w:b/>
+          <w:i/>
+          <w:color w:val="444444"/>
+          <w:sz w:val="21"/>
+        </w:rPr>
+        <w:t>附录 A 补 G-7/G-9/G-10/G-11/CS-20 五行</w:t>
+      </w:r>
+      <w:r>
+        <w:rPr>
+          <w:rFonts w:ascii="Times New Roman" w:hAnsi="Times New Roman" w:eastAsia="宋体"/>
+          <w:b w:val="0"/>
+          <w:i/>
+          <w:color w:val="444444"/>
+          <w:sz w:val="21"/>
+        </w:rPr>
+        <w:t xml:space="preserve"> + 合并版行刷新；</w:t>
+      </w:r>
+      <w:r>
+        <w:rPr>
+          <w:rFonts w:ascii="Times New Roman" w:hAnsi="Times New Roman" w:eastAsia="宋体"/>
+          <w:b/>
+          <w:i/>
+          <w:color w:val="444444"/>
+          <w:sz w:val="21"/>
+        </w:rPr>
+        <w:t>Abstract 补 G-9 闭合式与 G-11 真 iff 各半句</w:t>
+      </w:r>
+      <w:r>
+        <w:rPr>
+          <w:rFonts w:ascii="Times New Roman" w:hAnsi="Times New Roman" w:eastAsia="宋体"/>
+          <w:b w:val="0"/>
+          <w:i/>
+          <w:color w:val="444444"/>
+          <w:sz w:val="21"/>
+        </w:rPr>
+        <w:t>；</w:t>
+      </w:r>
+      <w:r>
+        <w:rPr>
+          <w:rFonts w:ascii="Times New Roman" w:hAnsi="Times New Roman" w:eastAsia="宋体"/>
+          <w:b/>
+          <w:i/>
+          <w:color w:val="444444"/>
+          <w:sz w:val="21"/>
+        </w:rPr>
+        <w:t>§6 补部署族基准覆盖边界</w:t>
+      </w:r>
+      <w:r>
+        <w:rPr>
+          <w:rFonts w:ascii="Times New Roman" w:hAnsi="Times New Roman" w:eastAsia="宋体"/>
+          <w:b w:val="0"/>
+          <w:i/>
+          <w:color w:val="444444"/>
+          <w:sz w:val="21"/>
+        </w:rPr>
+        <w:t>；</w:t>
+      </w:r>
+      <w:r>
+        <w:rPr>
+          <w:rFonts w:ascii="Times New Roman" w:hAnsi="Times New Roman" w:eastAsia="宋体"/>
+          <w:b/>
+          <w:i/>
+          <w:color w:val="444444"/>
+          <w:sz w:val="21"/>
+        </w:rPr>
+        <w:t>§9 新增 CS-20 正向随机侧</w:t>
+      </w:r>
+      <w:r>
+        <w:rPr>
+          <w:rFonts w:ascii="Times New Roman" w:hAnsi="Times New Roman" w:eastAsia="宋体"/>
+          <w:b w:val="0"/>
+          <w:i/>
+          <w:color w:val="444444"/>
+          <w:sz w:val="21"/>
+        </w:rPr>
+        <w:t>（</w:t>
       </w:r>
       <w:r>
         <w:rPr>
@@ -2179,7 +2119,7 @@
           <w:color w:val="444444"/>
           <w:sz w:val="19"/>
         </w:rPr>
-        <w:t>g3_certifiable_iff</w:t>
+        <w:t>pairwise_inner_bound_probabilistic</w:t>
       </w:r>
       <w:r>
         <w:rPr>
@@ -2189,147 +2129,7 @@
           <w:color w:val="444444"/>
           <w:sz w:val="21"/>
         </w:rPr>
-        <w:t xml:space="preserve"> 如实降格为单向蕴含（检查器通过 ⟹ Gershgorin 界；名字沿自早期草稿），真 iff 由新模块 </w:t>
-      </w:r>
-      <w:r>
-        <w:rPr>
-          <w:rFonts w:ascii="Times New Roman" w:hAnsi="Times New Roman" w:eastAsia="宋体"/>
-          <w:b/>
-          <w:i/>
-          <w:color w:val="444444"/>
-          <w:sz w:val="21"/>
-        </w:rPr>
-        <w:t>G-11 `probe_g11_checkiff_cr.v`</w:t>
-      </w:r>
-      <w:r>
-        <w:rPr>
-          <w:rFonts w:ascii="Times New Roman" w:hAnsi="Times New Roman" w:eastAsia="宋体"/>
-          <w:b w:val="0"/>
-          <w:i/>
-          <w:color w:val="444444"/>
-          <w:sz w:val="21"/>
-        </w:rPr>
-        <w:t xml:space="preserve"> 承接（纯 nat/bool/Q 构造性，Set 层 sigT + 可提取 OCaml，6 段审计全 Closed，SHA 7dceff47 三方一致）：构造性行最大值 </w:t>
-      </w:r>
-      <w:r>
-        <w:rPr>
-          <w:rFonts w:ascii="Consolas" w:hAnsi="Consolas" w:eastAsia="等线"/>
-          <w:b w:val="0"/>
-          <w:i w:val="0"/>
-          <w:color w:val="444444"/>
-          <w:sz w:val="19"/>
-        </w:rPr>
-        <w:t>g11_maxl</w:t>
-      </w:r>
-      <w:r>
-        <w:rPr>
-          <w:rFonts w:ascii="Times New Roman" w:hAnsi="Times New Roman" w:eastAsia="宋体"/>
-          <w:b w:val="0"/>
-          <w:i/>
-          <w:color w:val="444444"/>
-          <w:sz w:val="21"/>
-        </w:rPr>
-        <w:t xml:space="preserve">（Qle_bool 驱动 Set 层决策）+ </w:t>
-      </w:r>
-      <w:r>
-        <w:rPr>
-          <w:rFonts w:ascii="Consolas" w:hAnsi="Consolas" w:eastAsia="等线"/>
-          <w:b w:val="0"/>
-          <w:i w:val="0"/>
-          <w:color w:val="444444"/>
-          <w:sz w:val="19"/>
-        </w:rPr>
-        <w:t>g11_maxl_le_iff</w:t>
-      </w:r>
-      <w:r>
-        <w:rPr>
-          <w:rFonts w:ascii="Times New Roman" w:hAnsi="Times New Roman" w:eastAsia="宋体"/>
-          <w:b w:val="0"/>
-          <w:i/>
-          <w:color w:val="444444"/>
-          <w:sz w:val="21"/>
-        </w:rPr>
-        <w:t xml:space="preserve">（max ≤ μ ⟺ 逐行 ≤ μ，含 0 ≤ μ 前提——空表 max=0 的域诚实修正）+ </w:t>
-      </w:r>
-      <w:r>
-        <w:rPr>
-          <w:rFonts w:ascii="Consolas" w:hAnsi="Consolas" w:eastAsia="等线"/>
-          <w:b w:val="0"/>
-          <w:i w:val="0"/>
-          <w:color w:val="444444"/>
-          <w:sz w:val="19"/>
-        </w:rPr>
-        <w:t>g11_check_iff</w:t>
-      </w:r>
-      <w:r>
-        <w:rPr>
-          <w:rFonts w:ascii="Times New Roman" w:hAnsi="Times New Roman" w:eastAsia="宋体"/>
-          <w:b w:val="0"/>
-          <w:i/>
-          <w:color w:val="444444"/>
-          <w:sz w:val="21"/>
-        </w:rPr>
-        <w:t>/</w:t>
-      </w:r>
-      <w:r>
-        <w:rPr>
-          <w:rFonts w:ascii="Consolas" w:hAnsi="Consolas" w:eastAsia="等线"/>
-          <w:b w:val="0"/>
-          <w:i w:val="0"/>
-          <w:color w:val="444444"/>
-          <w:sz w:val="19"/>
-        </w:rPr>
-        <w:t>g11_reject_iff</w:t>
-      </w:r>
-      <w:r>
-        <w:rPr>
-          <w:rFonts w:ascii="Times New Roman" w:hAnsi="Times New Roman" w:eastAsia="宋体"/>
-          <w:b w:val="0"/>
-          <w:i/>
-          <w:color w:val="444444"/>
-          <w:sz w:val="21"/>
-        </w:rPr>
-        <w:t xml:space="preserve">（通过 ⟺ 逐行在阈内 / 拒绝 ⟺ 存在超阈行，健全+完备双向）+ </w:t>
-      </w:r>
-      <w:r>
-        <w:rPr>
-          <w:rFonts w:ascii="Consolas" w:hAnsi="Consolas" w:eastAsia="等线"/>
-          <w:b w:val="0"/>
-          <w:i w:val="0"/>
-          <w:color w:val="444444"/>
-          <w:sz w:val="19"/>
-        </w:rPr>
-        <w:t>g11_fn_iff</w:t>
-      </w:r>
-      <w:r>
-        <w:rPr>
-          <w:rFonts w:ascii="Times New Roman" w:hAnsi="Times New Roman" w:eastAsia="宋体"/>
-          <w:b w:val="0"/>
-          <w:i/>
-          <w:color w:val="444444"/>
-          <w:sz w:val="21"/>
-        </w:rPr>
-        <w:t xml:space="preserve">（假阴性量化 iff：精确行在阈内 ∧ 被松弛拒绝 ⟺ 阈值余量非负 ∧ 余量 &lt; 松弛盈余——「缺口不在检查器逻辑，在松弛盈余」的精确形式）+ </w:t>
-      </w:r>
-      <w:r>
-        <w:rPr>
-          <w:rFonts w:ascii="Consolas" w:hAnsi="Consolas" w:eastAsia="等线"/>
-          <w:b w:val="0"/>
-          <w:i w:val="0"/>
-          <w:color w:val="444444"/>
-          <w:sz w:val="19"/>
-        </w:rPr>
-        <w:t>g11_decision_cert</w:t>
-      </w:r>
-      <w:r>
-        <w:rPr>
-          <w:rFonts w:ascii="Times New Roman" w:hAnsi="Times New Roman" w:eastAsia="宋体"/>
-          <w:b w:val="0"/>
-          <w:i/>
-          <w:color w:val="444444"/>
-          <w:sz w:val="21"/>
-        </w:rPr>
-        <w:t>（sigT 双向 iff 决策证书）。上游消融同日完成（interval_inference Test1/Test2 桩整节移除，E203）。论文 A v2.21 + docx。</w:t>
+        <w:t>，ca_sparse_ext 已 Qed 沉没资产入文：超线性增长 p-偏置子阶梯 whp 逐对可控，与 T2b 构成随机侧对偶）。纯文本对齐，无定理改动。</w:t>
       </w:r>
     </w:p>
     <w:p>
@@ -2344,7 +2144,7 @@
           <w:color w:val="444444"/>
           <w:sz w:val="21"/>
         </w:rPr>
-        <w:t>修订摘要（v2.19→v2.20，2026-08-31，评审「4 原子扩展 = Admitted/TODO？」质询澄清 + Artifact 残余清理）：</w:t>
+        <w:t>修订摘要（v2.20→v2.21，2026-08-31，T*-1 充要刻画构造性收官——D7 名实不符修复）：</w:t>
       </w:r>
       <w:r>
         <w:rPr>
@@ -2354,7 +2154,7 @@
           <w:color w:val="444444"/>
           <w:sz w:val="21"/>
         </w:rPr>
-        <w:t>§5.6.6 意义段措辞锐化</w:t>
+        <w:t>§保守性段充要口径句重写</w:t>
       </w:r>
       <w:r>
         <w:rPr>
@@ -2364,27 +2164,47 @@
           <w:color w:val="444444"/>
           <w:sz w:val="21"/>
         </w:rPr>
-        <w:t>——「直截但未完成的计算」改为无歧义表述：全窗口 4 原子稀疏唯一性扩展</w:t>
-      </w:r>
-      <w:r>
-        <w:rPr>
-          <w:rFonts w:ascii="Times New Roman" w:hAnsi="Times New Roman" w:eastAsia="宋体"/>
-          <w:b/>
+        <w:t>——</w:t>
+      </w:r>
+      <w:r>
+        <w:rPr>
+          <w:rFonts w:ascii="Consolas" w:hAnsi="Consolas" w:eastAsia="等线"/>
+          <w:b w:val="0"/>
+          <w:i w:val="0"/>
+          <w:color w:val="444444"/>
+          <w:sz w:val="19"/>
+        </w:rPr>
+        <w:t>g3_certifiable_iff</w:t>
+      </w:r>
+      <w:r>
+        <w:rPr>
+          <w:rFonts w:ascii="Times New Roman" w:hAnsi="Times New Roman" w:eastAsia="宋体"/>
+          <w:b w:val="0"/>
           <w:i/>
           <w:color w:val="444444"/>
           <w:sz w:val="21"/>
         </w:rPr>
-        <w:t>不在 Artifact 中</w:t>
-      </w:r>
-      <w:r>
-        <w:rPr>
-          <w:rFonts w:ascii="Times New Roman" w:hAnsi="Times New Roman" w:eastAsia="宋体"/>
-          <w:b w:val="0"/>
+        <w:t xml:space="preserve"> 如实降格为单向蕴含（检查器通过 ⟹ Gershgorin 界；名字沿自早期草稿），真 iff 由新模块 </w:t>
+      </w:r>
+      <w:r>
+        <w:rPr>
+          <w:rFonts w:ascii="Times New Roman" w:hAnsi="Times New Roman" w:eastAsia="宋体"/>
+          <w:b/>
           <w:i/>
           <w:color w:val="444444"/>
           <w:sz w:val="21"/>
         </w:rPr>
-        <w:t>（全库零 Admitted、零挂起证明义务——CI 语句形 grep + coqchk + 165 项审计三重背书；仓库唯一语句形 Abort 在 vendored 第三方 deps/mathcomp）；两两相干判据已关窗（μ·4 = 45156/33920 &gt; 1，</w:t>
+        <w:t>G-11 `probe_g11_checkiff_cr.v`</w:t>
+      </w:r>
+      <w:r>
+        <w:rPr>
+          <w:rFonts w:ascii="Times New Roman" w:hAnsi="Times New Roman" w:eastAsia="宋体"/>
+          <w:b w:val="0"/>
+          <w:i/>
+          <w:color w:val="444444"/>
+          <w:sz w:val="21"/>
+        </w:rPr>
+        <w:t xml:space="preserve"> 承接（纯 nat/bool/Q 构造性，Set 层 sigT + 可提取 OCaml，6 段审计全 Closed，SHA 7dceff47 三方一致）：构造性行最大值 </w:t>
       </w:r>
       <w:r>
         <w:rPr>
@@ -2394,7 +2214,7 @@
           <w:color w:val="444444"/>
           <w:sz w:val="19"/>
         </w:rPr>
-        <w:t>c4_mu4_window</w:t>
+        <w:t>g11_maxl</w:t>
       </w:r>
       <w:r>
         <w:rPr>
@@ -2404,17 +2224,37 @@
           <w:color w:val="444444"/>
           <w:sz w:val="21"/>
         </w:rPr>
-        <w:t xml:space="preserve"> 机器判定），扩展须走 Gram 特征值口径数值裁决且结果未定——「直截」仅指判定动作；扩展显式列入 future work 第一项。</w:t>
-      </w:r>
-      <w:r>
-        <w:rPr>
-          <w:rFonts w:ascii="Times New Roman" w:hAnsi="Times New Roman" w:eastAsia="宋体"/>
-          <w:b/>
+        <w:t xml:space="preserve">（Qle_bool 驱动 Set 层决策）+ </w:t>
+      </w:r>
+      <w:r>
+        <w:rPr>
+          <w:rFonts w:ascii="Consolas" w:hAnsi="Consolas" w:eastAsia="等线"/>
+          <w:b w:val="0"/>
+          <w:i w:val="0"/>
+          <w:color w:val="444444"/>
+          <w:sz w:val="19"/>
+        </w:rPr>
+        <w:t>g11_maxl_le_iff</w:t>
+      </w:r>
+      <w:r>
+        <w:rPr>
+          <w:rFonts w:ascii="Times New Roman" w:hAnsi="Times New Roman" w:eastAsia="宋体"/>
+          <w:b w:val="0"/>
           <w:i/>
           <w:color w:val="444444"/>
           <w:sz w:val="21"/>
         </w:rPr>
-        <w:t>代码侧</w:t>
+        <w:t xml:space="preserve">（max ≤ μ ⟺ 逐行 ≤ μ，含 0 ≤ μ 前提——空表 max=0 的域诚实修正）+ </w:t>
+      </w:r>
+      <w:r>
+        <w:rPr>
+          <w:rFonts w:ascii="Consolas" w:hAnsi="Consolas" w:eastAsia="等线"/>
+          <w:b w:val="0"/>
+          <w:i w:val="0"/>
+          <w:color w:val="444444"/>
+          <w:sz w:val="19"/>
+        </w:rPr>
+        <w:t>g11_check_iff</w:t>
       </w:r>
       <w:r>
         <w:rPr>
@@ -2424,7 +2264,7 @@
           <w:color w:val="444444"/>
           <w:sz w:val="21"/>
         </w:rPr>
-        <w:t>：</w:t>
+        <w:t>/</w:t>
       </w:r>
       <w:r>
         <w:rPr>
@@ -2434,7 +2274,7 @@
           <w:color w:val="444444"/>
           <w:sz w:val="19"/>
         </w:rPr>
-        <w:t>PSA_audit.v</w:t>
+        <w:t>g11_reject_iff</w:t>
       </w:r>
       <w:r>
         <w:rPr>
@@ -2444,7 +2284,47 @@
           <w:color w:val="444444"/>
           <w:sz w:val="21"/>
         </w:rPr>
-        <w:t xml:space="preserve"> L179 陈旧注释清理（「未证毕部分见 frame_check_instance_sound TODO」→ 该定理已 Qed，改指装配段 banner）——全库唯一 TODO 形态残余归零；重编译 EXIT=0（54×Closed）。纯注释+文本，无定理改动。</w:t>
+        <w:t xml:space="preserve">（通过 ⟺ 逐行在阈内 / 拒绝 ⟺ 存在超阈行，健全+完备双向）+ </w:t>
+      </w:r>
+      <w:r>
+        <w:rPr>
+          <w:rFonts w:ascii="Consolas" w:hAnsi="Consolas" w:eastAsia="等线"/>
+          <w:b w:val="0"/>
+          <w:i w:val="0"/>
+          <w:color w:val="444444"/>
+          <w:sz w:val="19"/>
+        </w:rPr>
+        <w:t>g11_fn_iff</w:t>
+      </w:r>
+      <w:r>
+        <w:rPr>
+          <w:rFonts w:ascii="Times New Roman" w:hAnsi="Times New Roman" w:eastAsia="宋体"/>
+          <w:b w:val="0"/>
+          <w:i/>
+          <w:color w:val="444444"/>
+          <w:sz w:val="21"/>
+        </w:rPr>
+        <w:t xml:space="preserve">（假阴性量化 iff：精确行在阈内 ∧ 被松弛拒绝 ⟺ 阈值余量非负 ∧ 余量 &lt; 松弛盈余——「缺口不在检查器逻辑，在松弛盈余」的精确形式）+ </w:t>
+      </w:r>
+      <w:r>
+        <w:rPr>
+          <w:rFonts w:ascii="Consolas" w:hAnsi="Consolas" w:eastAsia="等线"/>
+          <w:b w:val="0"/>
+          <w:i w:val="0"/>
+          <w:color w:val="444444"/>
+          <w:sz w:val="19"/>
+        </w:rPr>
+        <w:t>g11_decision_cert</w:t>
+      </w:r>
+      <w:r>
+        <w:rPr>
+          <w:rFonts w:ascii="Times New Roman" w:hAnsi="Times New Roman" w:eastAsia="宋体"/>
+          <w:b w:val="0"/>
+          <w:i/>
+          <w:color w:val="444444"/>
+          <w:sz w:val="21"/>
+        </w:rPr>
+        <w:t>（sigT 双向 iff 决策证书）。上游消融同日完成（interval_inference Test1/Test2 桩整节移除，E203）。论文 A v2.21 + docx。</w:t>
       </w:r>
     </w:p>
     <w:p>
@@ -2459,7 +2339,7 @@
           <w:color w:val="444444"/>
           <w:sz w:val="21"/>
         </w:rPr>
-        <w:t>修订摘要（v2.18→v2.19，2026-08-31，评审 CR 效率质询澄清）：</w:t>
+        <w:t>修订摘要（v2.19→v2.20，2026-08-31，评审「4 原子扩展 = Admitted/TODO？」质询澄清 + Artifact 残余清理）：</w:t>
       </w:r>
       <w:r>
         <w:rPr>
@@ -2469,7 +2349,7 @@
           <w:color w:val="444444"/>
           <w:sz w:val="21"/>
         </w:rPr>
-        <w:t>§6 新增「两层提取的边界」声明</w:t>
+        <w:t>§5.6.6 意义段措辞锐化</w:t>
       </w:r>
       <w:r>
         <w:rPr>
@@ -2479,7 +2359,27 @@
           <w:color w:val="444444"/>
           <w:sz w:val="21"/>
         </w:rPr>
-        <w:t>——运行时检查全部由 Z/Q 反射层承载（四级判定/安全域/窗口判定/</w:t>
+        <w:t>——「直截但未完成的计算」改为无歧义表述：全窗口 4 原子稀疏唯一性扩展</w:t>
+      </w:r>
+      <w:r>
+        <w:rPr>
+          <w:rFonts w:ascii="Times New Roman" w:hAnsi="Times New Roman" w:eastAsia="宋体"/>
+          <w:b/>
+          <w:i/>
+          <w:color w:val="444444"/>
+          <w:sz w:val="21"/>
+        </w:rPr>
+        <w:t>不在 Artifact 中</w:t>
+      </w:r>
+      <w:r>
+        <w:rPr>
+          <w:rFonts w:ascii="Times New Roman" w:hAnsi="Times New Roman" w:eastAsia="宋体"/>
+          <w:b w:val="0"/>
+          <w:i/>
+          <w:color w:val="444444"/>
+          <w:sz w:val="21"/>
+        </w:rPr>
+        <w:t>（全库零 Admitted、零挂起证明义务——CI 语句形 grep + coqchk + 165 项审计三重背书；仓库唯一语句形 Abort 在 vendored 第三方 deps/mathcomp）；两两相干判据已关窗（μ·4 = 45156/33920 &gt; 1，</w:t>
       </w:r>
       <w:r>
         <w:rPr>
@@ -2489,7 +2389,7 @@
           <w:color w:val="444444"/>
           <w:sz w:val="19"/>
         </w:rPr>
-        <w:t>psa_guard</w:t>
+        <w:t>c4_mu4_window</w:t>
       </w:r>
       <w:r>
         <w:rPr>
@@ -2499,7 +2399,27 @@
           <w:color w:val="444444"/>
           <w:sz w:val="21"/>
         </w:rPr>
-        <w:t xml:space="preserve"> 原生镜像：nat/Z/Q 层函数、Pos/Z 二进制算术、无逼近循环，&lt;1 ms 实测已随稿）；构造性实数层（ConstructiveReals）不进入任何运行时路径（</w:t>
+        <w:t xml:space="preserve"> 机器判定），扩展须走 Gram 特征值口径数值裁决且结果未定——「直截」仅指判定动作；扩展显式列入 future work 第一项。</w:t>
+      </w:r>
+      <w:r>
+        <w:rPr>
+          <w:rFonts w:ascii="Times New Roman" w:hAnsi="Times New Roman" w:eastAsia="宋体"/>
+          <w:b/>
+          <w:i/>
+          <w:color w:val="444444"/>
+          <w:sz w:val="21"/>
+        </w:rPr>
+        <w:t>代码侧</w:t>
+      </w:r>
+      <w:r>
+        <w:rPr>
+          <w:rFonts w:ascii="Times New Roman" w:hAnsi="Times New Roman" w:eastAsia="宋体"/>
+          <w:b w:val="0"/>
+          <w:i/>
+          <w:color w:val="444444"/>
+          <w:sz w:val="21"/>
+        </w:rPr>
+        <w:t>：</w:t>
       </w:r>
       <w:r>
         <w:rPr>
@@ -2509,7 +2429,7 @@
           <w:color w:val="444444"/>
           <w:sz w:val="19"/>
         </w:rPr>
-        <w:t>CRcarrier</w:t>
+        <w:t>PSA_audit.v</w:t>
       </w:r>
       <w:r>
         <w:rPr>
@@ -2519,47 +2439,7 @@
           <w:color w:val="444444"/>
           <w:sz w:val="21"/>
         </w:rPr>
-        <w:t xml:space="preserve"> 抽象类型参数 / </w:t>
-      </w:r>
-      <w:r>
-        <w:rPr>
-          <w:rFonts w:ascii="Consolas" w:hAnsi="Consolas" w:eastAsia="等线"/>
-          <w:b w:val="0"/>
-          <w:i w:val="0"/>
-          <w:color w:val="444444"/>
-          <w:sz w:val="19"/>
-        </w:rPr>
-        <w:t>taugrid_cr</w:t>
-      </w:r>
-      <w:r>
-        <w:rPr>
-          <w:rFonts w:ascii="Times New Roman" w:hAnsi="Times New Roman" w:eastAsia="宋体"/>
-          <w:b w:val="0"/>
-          <w:i/>
-          <w:color w:val="444444"/>
-          <w:sz w:val="21"/>
-        </w:rPr>
-        <w:t xml:space="preserve"> 柯西实例仅编译验证；</w:t>
-      </w:r>
-      <w:r>
-        <w:rPr>
-          <w:rFonts w:ascii="Consolas" w:hAnsi="Consolas" w:eastAsia="等线"/>
-          <w:b w:val="0"/>
-          <w:i w:val="0"/>
-          <w:color w:val="444444"/>
-          <w:sz w:val="19"/>
-        </w:rPr>
-        <w:t>CR_of_Q</w:t>
-      </w:r>
-      <w:r>
-        <w:rPr>
-          <w:rFonts w:ascii="Times New Roman" w:hAnsi="Times New Roman" w:eastAsia="宋体"/>
-          <w:b w:val="0"/>
-          <w:i/>
-          <w:color w:val="444444"/>
-          <w:sz w:val="21"/>
-        </w:rPr>
-        <w:t xml:space="preserve"> 为有理常数嵌入件，其二分表示不承载运行时判定）；「经 DkMLNative 编译通过」= 良构性与可执行结构验证，非运行时性能主张——构造性轨道角色 = 公理独立性与可计算性验证，生产检查器由经典/反射轨道承担（与 v2.13 轨道定位声明一致）。纯文本澄清，无代码与定理改动；草稿无 §6 基准节，不同步。</w:t>
+        <w:t xml:space="preserve"> L179 陈旧注释清理（「未证毕部分见 frame_check_instance_sound TODO」→ 该定理已 Qed，改指装配段 banner）——全库唯一 TODO 形态残余归零；重编译 EXIT=0（54×Closed）。纯注释+文本，无定理改动。</w:t>
       </w:r>
     </w:p>
     <w:p>
@@ -2574,7 +2454,7 @@
           <w:color w:val="444444"/>
           <w:sz w:val="21"/>
         </w:rPr>
-        <w:t>修订摘要（v2.17→v2.18，2026-08-31，G-9 渐近闭合式形式化——回应 Coq 专家评审第 6 条）：</w:t>
+        <w:t>修订摘要（v2.18→v2.19，2026-08-31，评审 CR 效率质询澄清）：</w:t>
       </w:r>
       <w:r>
         <w:rPr>
@@ -2584,7 +2464,7 @@
           <w:color w:val="444444"/>
           <w:sz w:val="21"/>
         </w:rPr>
-        <w:t>§可判定性溢价段闭合形式句升级</w:t>
+        <w:t>§6 新增「两层提取的边界」声明</w:t>
       </w:r>
       <w:r>
         <w:rPr>
@@ -2594,7 +2474,7 @@
           <w:color w:val="444444"/>
           <w:sz w:val="21"/>
         </w:rPr>
-        <w:t>——松弛链渐近代价 n₁n₂/(2(n₂−n₁)⌊√(n₁n₂)⌋) → √C/(2(C−1))（C=4 时 1/3）由纸面推导升级为机器检查定理（</w:t>
+        <w:t>——运行时检查全部由 Z/Q 反射层承载（四级判定/安全域/窗口判定/</w:t>
       </w:r>
       <w:r>
         <w:rPr>
@@ -2604,7 +2484,7 @@
           <w:color w:val="444444"/>
           <w:sz w:val="19"/>
         </w:rPr>
-        <w:t>probe_g9_pairfrac_cr.v</w:t>
+        <w:t>psa_guard</w:t>
       </w:r>
       <w:r>
         <w:rPr>
@@ -2614,7 +2494,7 @@
           <w:color w:val="444444"/>
           <w:sz w:val="21"/>
         </w:rPr>
-        <w:t>，10 项引理/定理全闭合）：层 1 完全平方 C=c² 精确闭合 pair_frac(a,c²a)=c/(2(c²−1))（</w:t>
+        <w:t xml:space="preserve"> 原生镜像：nat/Z/Q 层函数、Pos/Z 二进制算术、无逼近循环，&lt;1 ms 实测已随稿）；构造性实数层（ConstructiveReals）不进入任何运行时路径（</w:t>
       </w:r>
       <w:r>
         <w:rPr>
@@ -2624,7 +2504,7 @@
           <w:color w:val="444444"/>
           <w:sz w:val="19"/>
         </w:rPr>
-        <w:t>g9_pf_square</w:t>
+        <w:t>CRcarrier</w:t>
       </w:r>
       <w:r>
         <w:rPr>
@@ -2634,7 +2514,7 @@
           <w:color w:val="444444"/>
           <w:sz w:val="21"/>
         </w:rPr>
-        <w:t>，论文 C=4→1/3 实例）、层 2 一般 C 双带有理夹逼 C/(2(C−1)(s+1)) ≤ pf ≤ C/(2(C−1)s)（s=⌊√C⌋，</w:t>
+        <w:t xml:space="preserve"> 抽象类型参数 / </w:t>
       </w:r>
       <w:r>
         <w:rPr>
@@ -2644,7 +2524,7 @@
           <w:color w:val="444444"/>
           <w:sz w:val="19"/>
         </w:rPr>
-        <w:t>g9_pf_sandwich</w:t>
+        <w:t>taugrid_cr</w:t>
       </w:r>
       <w:r>
         <w:rPr>
@@ -2654,7 +2534,7 @@
           <w:color w:val="444444"/>
           <w:sz w:val="21"/>
         </w:rPr>
-        <w:t>——比纸面极限更强的全有理可计算形，无理 √C 不入库）、C=4 可运行判定实例（</w:t>
+        <w:t xml:space="preserve"> 柯西实例仅编译验证；</w:t>
       </w:r>
       <w:r>
         <w:rPr>
@@ -2664,7 +2544,7 @@
           <w:color w:val="444444"/>
           <w:sz w:val="19"/>
         </w:rPr>
-        <w:t>g9_pf_C4_13</w:t>
+        <w:t>CR_of_Q</w:t>
       </w:r>
       <w:r>
         <w:rPr>
@@ -2674,47 +2554,7 @@
           <w:color w:val="444444"/>
           <w:sz w:val="21"/>
         </w:rPr>
-        <w:t>，Qeq_bool）与 sigT 可提取闭合式证书（</w:t>
-      </w:r>
-      <w:r>
-        <w:rPr>
-          <w:rFonts w:ascii="Consolas" w:hAnsi="Consolas" w:eastAsia="等线"/>
-          <w:b w:val="0"/>
-          <w:i w:val="0"/>
-          <w:color w:val="444444"/>
-          <w:sz w:val="19"/>
-        </w:rPr>
-        <w:t>g9_closed_form_cert</w:t>
-      </w:r>
-      <w:r>
-        <w:rPr>
-          <w:rFonts w:ascii="Times New Roman" w:hAnsi="Times New Roman" w:eastAsia="宋体"/>
-          <w:b w:val="0"/>
-          <w:i/>
-          <w:color w:val="444444"/>
-          <w:sz w:val="21"/>
-        </w:rPr>
-        <w:t xml:space="preserve">）；纯构造性 nat/Z/Q 轨道，零 Reals 零经典零 Admitted，4 段 Print Assumptions 全 Closed，提取物 g9_pairfrac_cr.ml 经 DkMLNative ocamlc 编译通过；已并入合并版 </w:t>
-      </w:r>
-      <w:r>
-        <w:rPr>
-          <w:rFonts w:ascii="Consolas" w:hAnsi="Consolas" w:eastAsia="等线"/>
-          <w:b w:val="0"/>
-          <w:i w:val="0"/>
-          <w:color w:val="444444"/>
-          <w:sz w:val="19"/>
-        </w:rPr>
-        <w:t>ca_merged_full_25_m2.v</w:t>
-      </w:r>
-      <w:r>
-        <w:rPr>
-          <w:rFonts w:ascii="Times New Roman" w:hAnsi="Times New Roman" w:eastAsia="宋体"/>
-          <w:b w:val="0"/>
-          <w:i/>
-          <w:color w:val="444444"/>
-          <w:sz w:val="21"/>
-        </w:rPr>
-        <w:t>（模块 69/68 分区，92743 行，本地 2.5 全量编译 EXIT=0）。经验卡 E202。</w:t>
+        <w:t xml:space="preserve"> 为有理常数嵌入件，其二分表示不承载运行时判定）；「经 DkMLNative 编译通过」= 良构性与可执行结构验证，非运行时性能主张——构造性轨道角色 = 公理独立性与可计算性验证，生产检查器由经典/反射轨道承担（与 v2.13 轨道定位声明一致）。纯文本澄清，无代码与定理改动；草稿无 §6 基准节，不同步。</w:t>
       </w:r>
     </w:p>
     <w:p>
@@ -2729,7 +2569,27 @@
           <w:color w:val="444444"/>
           <w:sz w:val="21"/>
         </w:rPr>
-        <w:t>修订摘要（v2.16→v2.17，2026-08-31，合并版 m2 扫雷收官）：</w:t>
+        <w:t>修订摘要（v2.17→v2.18，2026-08-31，G-9 渐近闭合式形式化——回应 Coq 专家评审第 6 条）：</w:t>
+      </w:r>
+      <w:r>
+        <w:rPr>
+          <w:rFonts w:ascii="Times New Roman" w:hAnsi="Times New Roman" w:eastAsia="宋体"/>
+          <w:b/>
+          <w:i/>
+          <w:color w:val="444444"/>
+          <w:sz w:val="21"/>
+        </w:rPr>
+        <w:t>§可判定性溢价段闭合形式句升级</w:t>
+      </w:r>
+      <w:r>
+        <w:rPr>
+          <w:rFonts w:ascii="Times New Roman" w:hAnsi="Times New Roman" w:eastAsia="宋体"/>
+          <w:b w:val="0"/>
+          <w:i/>
+          <w:color w:val="444444"/>
+          <w:sz w:val="21"/>
+        </w:rPr>
+        <w:t>——松弛链渐近代价 n₁n₂/(2(n₂−n₁)⌊√(n₁n₂)⌋) → √C/(2(C−1))（C=4 时 1/3）由纸面推导升级为机器检查定理（</w:t>
       </w:r>
       <w:r>
         <w:rPr>
@@ -2739,6 +2599,106 @@
           <w:color w:val="444444"/>
           <w:sz w:val="19"/>
         </w:rPr>
+        <w:t>probe_g9_pairfrac_cr.v</w:t>
+      </w:r>
+      <w:r>
+        <w:rPr>
+          <w:rFonts w:ascii="Times New Roman" w:hAnsi="Times New Roman" w:eastAsia="宋体"/>
+          <w:b w:val="0"/>
+          <w:i/>
+          <w:color w:val="444444"/>
+          <w:sz w:val="21"/>
+        </w:rPr>
+        <w:t>，10 项引理/定理全闭合）：层 1 完全平方 C=c² 精确闭合 pair_frac(a,c²a)=c/(2(c²−1))（</w:t>
+      </w:r>
+      <w:r>
+        <w:rPr>
+          <w:rFonts w:ascii="Consolas" w:hAnsi="Consolas" w:eastAsia="等线"/>
+          <w:b w:val="0"/>
+          <w:i w:val="0"/>
+          <w:color w:val="444444"/>
+          <w:sz w:val="19"/>
+        </w:rPr>
+        <w:t>g9_pf_square</w:t>
+      </w:r>
+      <w:r>
+        <w:rPr>
+          <w:rFonts w:ascii="Times New Roman" w:hAnsi="Times New Roman" w:eastAsia="宋体"/>
+          <w:b w:val="0"/>
+          <w:i/>
+          <w:color w:val="444444"/>
+          <w:sz w:val="21"/>
+        </w:rPr>
+        <w:t>，论文 C=4→1/3 实例）、层 2 一般 C 双带有理夹逼 C/(2(C−1)(s+1)) ≤ pf ≤ C/(2(C−1)s)（s=⌊√C⌋，</w:t>
+      </w:r>
+      <w:r>
+        <w:rPr>
+          <w:rFonts w:ascii="Consolas" w:hAnsi="Consolas" w:eastAsia="等线"/>
+          <w:b w:val="0"/>
+          <w:i w:val="0"/>
+          <w:color w:val="444444"/>
+          <w:sz w:val="19"/>
+        </w:rPr>
+        <w:t>g9_pf_sandwich</w:t>
+      </w:r>
+      <w:r>
+        <w:rPr>
+          <w:rFonts w:ascii="Times New Roman" w:hAnsi="Times New Roman" w:eastAsia="宋体"/>
+          <w:b w:val="0"/>
+          <w:i/>
+          <w:color w:val="444444"/>
+          <w:sz w:val="21"/>
+        </w:rPr>
+        <w:t>——比纸面极限更强的全有理可计算形，无理 √C 不入库）、C=4 可运行判定实例（</w:t>
+      </w:r>
+      <w:r>
+        <w:rPr>
+          <w:rFonts w:ascii="Consolas" w:hAnsi="Consolas" w:eastAsia="等线"/>
+          <w:b w:val="0"/>
+          <w:i w:val="0"/>
+          <w:color w:val="444444"/>
+          <w:sz w:val="19"/>
+        </w:rPr>
+        <w:t>g9_pf_C4_13</w:t>
+      </w:r>
+      <w:r>
+        <w:rPr>
+          <w:rFonts w:ascii="Times New Roman" w:hAnsi="Times New Roman" w:eastAsia="宋体"/>
+          <w:b w:val="0"/>
+          <w:i/>
+          <w:color w:val="444444"/>
+          <w:sz w:val="21"/>
+        </w:rPr>
+        <w:t>，Qeq_bool）与 sigT 可提取闭合式证书（</w:t>
+      </w:r>
+      <w:r>
+        <w:rPr>
+          <w:rFonts w:ascii="Consolas" w:hAnsi="Consolas" w:eastAsia="等线"/>
+          <w:b w:val="0"/>
+          <w:i w:val="0"/>
+          <w:color w:val="444444"/>
+          <w:sz w:val="19"/>
+        </w:rPr>
+        <w:t>g9_closed_form_cert</w:t>
+      </w:r>
+      <w:r>
+        <w:rPr>
+          <w:rFonts w:ascii="Times New Roman" w:hAnsi="Times New Roman" w:eastAsia="宋体"/>
+          <w:b w:val="0"/>
+          <w:i/>
+          <w:color w:val="444444"/>
+          <w:sz w:val="21"/>
+        </w:rPr>
+        <w:t xml:space="preserve">）；纯构造性 nat/Z/Q 轨道，零 Reals 零经典零 Admitted，4 段 Print Assumptions 全 Closed，提取物 g9_pairfrac_cr.ml 经 DkMLNative ocamlc 编译通过；已并入合并版 </w:t>
+      </w:r>
+      <w:r>
+        <w:rPr>
+          <w:rFonts w:ascii="Consolas" w:hAnsi="Consolas" w:eastAsia="等线"/>
+          <w:b w:val="0"/>
+          <w:i w:val="0"/>
+          <w:color w:val="444444"/>
+          <w:sz w:val="19"/>
+        </w:rPr>
         <w:t>ca_merged_full_25_m2.v</w:t>
       </w:r>
       <w:r>
@@ -2749,267 +2709,7 @@
           <w:color w:val="444444"/>
           <w:sz w:val="21"/>
         </w:rPr>
-        <w:t xml:space="preserve"> 本地 2.5 全量编译 EXIT=0（</w:t>
-      </w:r>
-      <w:r>
-        <w:rPr>
-          <w:rFonts w:ascii="Times New Roman" w:hAnsi="Times New Roman" w:eastAsia="宋体"/>
-          <w:b/>
-          <w:i/>
-          <w:color w:val="444444"/>
-          <w:sz w:val="21"/>
-        </w:rPr>
-        <w:t>11 轮扫雷，92506 行 / 68 模块分区</w:t>
-      </w:r>
-      <w:r>
-        <w:rPr>
-          <w:rFonts w:ascii="Times New Roman" w:hAnsi="Times New Roman" w:eastAsia="宋体"/>
-          <w:b w:val="0"/>
-          <w:i/>
-          <w:color w:val="444444"/>
-          <w:sz w:val="21"/>
-        </w:rPr>
-        <w:t xml:space="preserve">）。修复全落 z 探针源双文件同步（探针即终态）：分区头 E138① Notation 注册防 mathcomp 前序劫持（nat_scope </w:t>
-      </w:r>
-      <w:r>
-        <w:rPr>
-          <w:rFonts w:ascii="Consolas" w:hAnsi="Consolas" w:eastAsia="等线"/>
-          <w:b w:val="0"/>
-          <w:i w:val="0"/>
-          <w:color w:val="444444"/>
-          <w:sz w:val="19"/>
-        </w:rPr>
-        <w:t>&lt;=</w:t>
-      </w:r>
-      <w:r>
-        <w:rPr>
-          <w:rFonts w:ascii="Times New Roman" w:hAnsi="Times New Roman" w:eastAsia="宋体"/>
-          <w:b w:val="0"/>
-          <w:i/>
-          <w:color w:val="444444"/>
-          <w:sz w:val="21"/>
-        </w:rPr>
-        <w:t xml:space="preserve"> 被 bool leq 覆盖致 lia 失效——横向传染）；</w:t>
-      </w:r>
-      <w:r>
-        <w:rPr>
-          <w:rFonts w:ascii="Consolas" w:hAnsi="Consolas" w:eastAsia="等线"/>
-          <w:b w:val="0"/>
-          <w:i w:val="0"/>
-          <w:color w:val="444444"/>
-          <w:sz w:val="19"/>
-        </w:rPr>
-        <w:t>Nat.le_antisym</w:t>
-      </w:r>
-      <w:r>
-        <w:rPr>
-          <w:rFonts w:ascii="Times New Roman" w:hAnsi="Times New Roman" w:eastAsia="宋体"/>
-          <w:b w:val="0"/>
-          <w:i/>
-          <w:color w:val="444444"/>
-          <w:sz w:val="21"/>
-        </w:rPr>
-        <w:t xml:space="preserve"> typo 更正（三环境不存在，正确名 </w:t>
-      </w:r>
-      <w:r>
-        <w:rPr>
-          <w:rFonts w:ascii="Consolas" w:hAnsi="Consolas" w:eastAsia="等线"/>
-          <w:b w:val="0"/>
-          <w:i w:val="0"/>
-          <w:color w:val="444444"/>
-          <w:sz w:val="19"/>
-        </w:rPr>
-        <w:t>Nat.le_antisymm</w:t>
-      </w:r>
-      <w:r>
-        <w:rPr>
-          <w:rFonts w:ascii="Times New Roman" w:hAnsi="Times New Roman" w:eastAsia="宋体"/>
-          <w:b w:val="0"/>
-          <w:i/>
-          <w:color w:val="444444"/>
-          <w:sz w:val="21"/>
-        </w:rPr>
-        <w:t xml:space="preserve">）；裸 </w:t>
-      </w:r>
-      <w:r>
-        <w:rPr>
-          <w:rFonts w:ascii="Consolas" w:hAnsi="Consolas" w:eastAsia="等线"/>
-          <w:b w:val="0"/>
-          <w:i w:val="0"/>
-          <w:color w:val="444444"/>
-          <w:sz w:val="19"/>
-        </w:rPr>
-        <w:t>eq_refl</w:t>
-      </w:r>
-      <w:r>
-        <w:rPr>
-          <w:rFonts w:ascii="Times New Roman" w:hAnsi="Times New Roman" w:eastAsia="宋体"/>
-          <w:b w:val="0"/>
-          <w:i/>
-          <w:color w:val="444444"/>
-          <w:sz w:val="21"/>
-        </w:rPr>
-        <w:t xml:space="preserve"> 被 mathcomp 解析到 ssr eqxx → tactic 化；</w:t>
-      </w:r>
-      <w:r>
-        <w:rPr>
-          <w:rFonts w:ascii="Consolas" w:hAnsi="Consolas" w:eastAsia="等线"/>
-          <w:b w:val="0"/>
-          <w:i w:val="0"/>
-          <w:color w:val="444444"/>
-          <w:sz w:val="19"/>
-        </w:rPr>
-        <w:t>Import independent</w:t>
-      </w:r>
-      <w:r>
-        <w:rPr>
-          <w:rFonts w:ascii="Times New Roman" w:hAnsi="Times New Roman" w:eastAsia="宋体"/>
-          <w:b w:val="0"/>
-          <w:i/>
-          <w:color w:val="444444"/>
-          <w:sz w:val="21"/>
-        </w:rPr>
-        <w:t>/</w:t>
-      </w:r>
-      <w:r>
-        <w:rPr>
-          <w:rFonts w:ascii="Consolas" w:hAnsi="Consolas" w:eastAsia="等线"/>
-          <w:b w:val="0"/>
-          <w:i w:val="0"/>
-          <w:color w:val="444444"/>
-          <w:sz w:val="19"/>
-        </w:rPr>
-        <w:t>Import UnconditionalBasis</w:t>
-      </w:r>
-      <w:r>
-        <w:rPr>
-          <w:rFonts w:ascii="Times New Roman" w:hAnsi="Times New Roman" w:eastAsia="宋体"/>
-          <w:b w:val="0"/>
-          <w:i/>
-          <w:color w:val="444444"/>
-          <w:sz w:val="21"/>
-        </w:rPr>
-        <w:t xml:space="preserve"> 解 </w:t>
-      </w:r>
-      <w:r>
-        <w:rPr>
-          <w:rFonts w:ascii="Consolas" w:hAnsi="Consolas" w:eastAsia="等线"/>
-          <w:b w:val="0"/>
-          <w:i w:val="0"/>
-          <w:color w:val="444444"/>
-          <w:sz w:val="19"/>
-        </w:rPr>
-        <w:t>Csum</w:t>
-      </w:r>
-      <w:r>
-        <w:rPr>
-          <w:rFonts w:ascii="Times New Roman" w:hAnsi="Times New Roman" w:eastAsia="宋体"/>
-          <w:b w:val="0"/>
-          <w:i/>
-          <w:color w:val="444444"/>
-          <w:sz w:val="21"/>
-        </w:rPr>
-        <w:t>/</w:t>
-      </w:r>
-      <w:r>
-        <w:rPr>
-          <w:rFonts w:ascii="Consolas" w:hAnsi="Consolas" w:eastAsia="等线"/>
-          <w:b w:val="0"/>
-          <w:i w:val="0"/>
-          <w:color w:val="444444"/>
-          <w:sz w:val="19"/>
-        </w:rPr>
-        <w:t>phi</w:t>
-      </w:r>
-      <w:r>
-        <w:rPr>
-          <w:rFonts w:ascii="Times New Roman" w:hAnsi="Times New Roman" w:eastAsia="宋体"/>
-          <w:b w:val="0"/>
-          <w:i/>
-          <w:color w:val="444444"/>
-          <w:sz w:val="21"/>
-        </w:rPr>
-        <w:t>(Prime 版)多候选遮蔽；</w:t>
-      </w:r>
-      <w:r>
-        <w:rPr>
-          <w:rFonts w:ascii="Consolas" w:hAnsi="Consolas" w:eastAsia="等线"/>
-          <w:b w:val="0"/>
-          <w:i w:val="0"/>
-          <w:color w:val="444444"/>
-          <w:sz w:val="19"/>
-        </w:rPr>
-        <w:t>Rabs_triang</w:t>
-      </w:r>
-      <w:r>
-        <w:rPr>
-          <w:rFonts w:ascii="Times New Roman" w:hAnsi="Times New Roman" w:eastAsia="宋体"/>
-          <w:b w:val="0"/>
-          <w:i/>
-          <w:color w:val="444444"/>
-          <w:sz w:val="21"/>
-        </w:rPr>
-        <w:t>/</w:t>
-      </w:r>
-      <w:r>
-        <w:rPr>
-          <w:rFonts w:ascii="Consolas" w:hAnsi="Consolas" w:eastAsia="等线"/>
-          <w:b w:val="0"/>
-          <w:i w:val="0"/>
-          <w:color w:val="444444"/>
-          <w:sz w:val="19"/>
-        </w:rPr>
-        <w:t>psi_frac_eq</w:t>
-      </w:r>
-      <w:r>
-        <w:rPr>
-          <w:rFonts w:ascii="Times New Roman" w:hAnsi="Times New Roman" w:eastAsia="宋体"/>
-          <w:b w:val="0"/>
-          <w:i/>
-          <w:color w:val="444444"/>
-          <w:sz w:val="21"/>
-        </w:rPr>
-        <w:t xml:space="preserve"> 重写改 apply/replace 显式形；</w:t>
-      </w:r>
-      <w:r>
-        <w:rPr>
-          <w:rFonts w:ascii="Consolas" w:hAnsi="Consolas" w:eastAsia="等线"/>
-          <w:b w:val="0"/>
-          <w:i w:val="0"/>
-          <w:color w:val="444444"/>
-          <w:sz w:val="19"/>
-        </w:rPr>
-        <w:t>zpos_of_succ</w:t>
-      </w:r>
-      <w:r>
-        <w:rPr>
-          <w:rFonts w:ascii="Times New Roman" w:hAnsi="Times New Roman" w:eastAsia="宋体"/>
-          <w:b w:val="0"/>
-          <w:i/>
-          <w:color w:val="444444"/>
-          <w:sz w:val="21"/>
-        </w:rPr>
-        <w:t xml:space="preserve"> 撞名改 </w:t>
-      </w:r>
-      <w:r>
-        <w:rPr>
-          <w:rFonts w:ascii="Consolas" w:hAnsi="Consolas" w:eastAsia="等线"/>
-          <w:b w:val="0"/>
-          <w:i w:val="0"/>
-          <w:color w:val="444444"/>
-          <w:sz w:val="19"/>
-        </w:rPr>
-        <w:t>zpos_of_succ_c4</w:t>
-      </w:r>
-      <w:r>
-        <w:rPr>
-          <w:rFonts w:ascii="Times New Roman" w:hAnsi="Times New Roman" w:eastAsia="宋体"/>
-          <w:b w:val="0"/>
-          <w:i/>
-          <w:color w:val="444444"/>
-          <w:sz w:val="21"/>
-        </w:rPr>
-        <w:t>。定理内容无增删。经验卡 E190。</w:t>
+        <w:t>（模块 69/68 分区，92743 行，本地 2.5 全量编译 EXIT=0）。经验卡 E202。</w:t>
       </w:r>
     </w:p>
     <w:p>
@@ -3024,27 +2724,47 @@
           <w:color w:val="444444"/>
           <w:sz w:val="21"/>
         </w:rPr>
-        <w:t>修订摘要（v2.15→v2.16，2026-08-31，G-7 Welch 下界构造性证明完成）：</w:t>
-      </w:r>
-      <w:r>
-        <w:rPr>
-          <w:rFonts w:ascii="Times New Roman" w:hAnsi="Times New Roman" w:eastAsia="宋体"/>
-          <w:b/>
+        <w:t>修订摘要（v2.16→v2.17，2026-08-31，合并版 m2 扫雷收官）：</w:t>
+      </w:r>
+      <w:r>
+        <w:rPr>
+          <w:rFonts w:ascii="Consolas" w:hAnsi="Consolas" w:eastAsia="等线"/>
+          <w:b w:val="0"/>
+          <w:i w:val="0"/>
+          <w:color w:val="444444"/>
+          <w:sz w:val="19"/>
+        </w:rPr>
+        <w:t>ca_merged_full_25_m2.v</w:t>
+      </w:r>
+      <w:r>
+        <w:rPr>
+          <w:rFonts w:ascii="Times New Roman" w:hAnsi="Times New Roman" w:eastAsia="宋体"/>
+          <w:b w:val="0"/>
           <w:i/>
           <w:color w:val="444444"/>
           <w:sz w:val="21"/>
         </w:rPr>
-        <w:t>§5.6.6 新增 G-7 条目</w:t>
-      </w:r>
-      <w:r>
-        <w:rPr>
-          <w:rFonts w:ascii="Times New Roman" w:hAnsi="Times New Roman" w:eastAsia="宋体"/>
-          <w:b w:val="0"/>
+        <w:t xml:space="preserve"> 本地 2.5 全量编译 EXIT=0（</w:t>
+      </w:r>
+      <w:r>
+        <w:rPr>
+          <w:rFonts w:ascii="Times New Roman" w:hAnsi="Times New Roman" w:eastAsia="宋体"/>
+          <w:b/>
           <w:i/>
           <w:color w:val="444444"/>
           <w:sz w:val="21"/>
         </w:rPr>
-        <w:t xml:space="preserve">——Welch 下界平方形态 </w:t>
+        <w:t>11 轮扫雷，92506 行 / 68 模块分区</w:t>
+      </w:r>
+      <w:r>
+        <w:rPr>
+          <w:rFonts w:ascii="Times New Roman" w:hAnsi="Times New Roman" w:eastAsia="宋体"/>
+          <w:b w:val="0"/>
+          <w:i/>
+          <w:color w:val="444444"/>
+          <w:sz w:val="21"/>
+        </w:rPr>
+        <w:t xml:space="preserve">）。修复全落 z 探针源双文件同步（探针即终态）：分区头 E138① Notation 注册防 mathcomp 前序劫持（nat_scope </w:t>
       </w:r>
       <w:r>
         <w:rPr>
@@ -3054,7 +2774,7 @@
           <w:color w:val="444444"/>
           <w:sz w:val="19"/>
         </w:rPr>
-        <w:t>(INR M − INR N) ≤ INR N·INR(M−1)·μ²</w:t>
+        <w:t>&lt;=</w:t>
       </w:r>
       <w:r>
         <w:rPr>
@@ -3064,7 +2784,7 @@
           <w:color w:val="444444"/>
           <w:sz w:val="21"/>
         </w:rPr>
-        <w:t xml:space="preserve"> 的构造性证明（</w:t>
+        <w:t xml:space="preserve"> 被 bool leq 覆盖致 lia 失效——横向传染）；</w:t>
       </w:r>
       <w:r>
         <w:rPr>
@@ -3074,7 +2794,7 @@
           <w:color w:val="444444"/>
           <w:sz w:val="19"/>
         </w:rPr>
-        <w:t>g7_welch_lower</w:t>
+        <w:t>Nat.le_antisym</w:t>
       </w:r>
       <w:r>
         <w:rPr>
@@ -3084,7 +2804,7 @@
           <w:color w:val="444444"/>
           <w:sz w:val="21"/>
         </w:rPr>
-        <w:t>，</w:t>
+        <w:t xml:space="preserve"> typo 更正（三环境不存在，正确名 </w:t>
       </w:r>
       <w:r>
         <w:rPr>
@@ -3094,7 +2814,7 @@
           <w:color w:val="444444"/>
           <w:sz w:val="19"/>
         </w:rPr>
-        <w:t>probe_g7_welch_cr.v</w:t>
+        <w:t>Nat.le_antisymm</w:t>
       </w:r>
       <w:r>
         <w:rPr>
@@ -3104,17 +2824,37 @@
           <w:color w:val="444444"/>
           <w:sz w:val="21"/>
         </w:rPr>
-        <w:t>，828 行 14 Qed；Frobenius 范数与 Cauchy–Schwarz 不等式路线，避免特征值论证；六段 Print Assumptions 全 Closed 零公理；提取物 g7_welch_cr.ml 经 DkMLNative ocamlc 编译通过）；</w:t>
-      </w:r>
-      <w:r>
-        <w:rPr>
-          <w:rFonts w:ascii="Times New Roman" w:hAnsi="Times New Roman" w:eastAsia="宋体"/>
-          <w:b/>
+        <w:t xml:space="preserve">）；裸 </w:t>
+      </w:r>
+      <w:r>
+        <w:rPr>
+          <w:rFonts w:ascii="Consolas" w:hAnsi="Consolas" w:eastAsia="等线"/>
+          <w:b w:val="0"/>
+          <w:i w:val="0"/>
+          <w:color w:val="444444"/>
+          <w:sz w:val="19"/>
+        </w:rPr>
+        <w:t>eq_refl</w:t>
+      </w:r>
+      <w:r>
+        <w:rPr>
+          <w:rFonts w:ascii="Times New Roman" w:hAnsi="Times New Roman" w:eastAsia="宋体"/>
+          <w:b w:val="0"/>
           <w:i/>
           <w:color w:val="444444"/>
           <w:sz w:val="21"/>
         </w:rPr>
-        <w:t>G-8 前提状态升级</w:t>
+        <w:t xml:space="preserve"> 被 mathcomp 解析到 ssr eqxx → tactic 化；</w:t>
+      </w:r>
+      <w:r>
+        <w:rPr>
+          <w:rFonts w:ascii="Consolas" w:hAnsi="Consolas" w:eastAsia="等线"/>
+          <w:b w:val="0"/>
+          <w:i w:val="0"/>
+          <w:color w:val="444444"/>
+          <w:sz w:val="19"/>
+        </w:rPr>
+        <w:t>Import independent</w:t>
       </w:r>
       <w:r>
         <w:rPr>
@@ -3124,17 +2864,37 @@
           <w:color w:val="444444"/>
           <w:sz w:val="21"/>
         </w:rPr>
-        <w:t>——Welch 下界由抽象前提升级为已证定理；</w:t>
-      </w:r>
-      <w:r>
-        <w:rPr>
-          <w:rFonts w:ascii="Times New Roman" w:hAnsi="Times New Roman" w:eastAsia="宋体"/>
-          <w:b/>
+        <w:t>/</w:t>
+      </w:r>
+      <w:r>
+        <w:rPr>
+          <w:rFonts w:ascii="Consolas" w:hAnsi="Consolas" w:eastAsia="等线"/>
+          <w:b w:val="0"/>
+          <w:i w:val="0"/>
+          <w:color w:val="444444"/>
+          <w:sz w:val="19"/>
+        </w:rPr>
+        <w:t>Import UnconditionalBasis</w:t>
+      </w:r>
+      <w:r>
+        <w:rPr>
+          <w:rFonts w:ascii="Times New Roman" w:hAnsi="Times New Roman" w:eastAsia="宋体"/>
+          <w:b w:val="0"/>
           <w:i/>
           <w:color w:val="444444"/>
           <w:sz w:val="21"/>
         </w:rPr>
-        <w:t>并入</w:t>
+        <w:t xml:space="preserve"> 解 </w:t>
+      </w:r>
+      <w:r>
+        <w:rPr>
+          <w:rFonts w:ascii="Consolas" w:hAnsi="Consolas" w:eastAsia="等线"/>
+          <w:b w:val="0"/>
+          <w:i w:val="0"/>
+          <w:color w:val="444444"/>
+          <w:sz w:val="19"/>
+        </w:rPr>
+        <w:t>Csum</w:t>
       </w:r>
       <w:r>
         <w:rPr>
@@ -3144,7 +2904,7 @@
           <w:color w:val="444444"/>
           <w:sz w:val="21"/>
         </w:rPr>
-        <w:t xml:space="preserve">——已并入合并版 </w:t>
+        <w:t>/</w:t>
       </w:r>
       <w:r>
         <w:rPr>
@@ -3154,7 +2914,7 @@
           <w:color w:val="444444"/>
           <w:sz w:val="19"/>
         </w:rPr>
-        <w:t>ca_merged_full_25_m2.v</w:t>
+        <w:t>phi</w:t>
       </w:r>
       <w:r>
         <w:rPr>
@@ -3164,7 +2924,87 @@
           <w:color w:val="444444"/>
           <w:sz w:val="21"/>
         </w:rPr>
-        <w:t>（92483 行，68 模块分区，合并编译通过）；实原子版（相干上界 μ 抽象衔接 G-8），复原子版列为后续工作。</w:t>
+        <w:t>(Prime 版)多候选遮蔽；</w:t>
+      </w:r>
+      <w:r>
+        <w:rPr>
+          <w:rFonts w:ascii="Consolas" w:hAnsi="Consolas" w:eastAsia="等线"/>
+          <w:b w:val="0"/>
+          <w:i w:val="0"/>
+          <w:color w:val="444444"/>
+          <w:sz w:val="19"/>
+        </w:rPr>
+        <w:t>Rabs_triang</w:t>
+      </w:r>
+      <w:r>
+        <w:rPr>
+          <w:rFonts w:ascii="Times New Roman" w:hAnsi="Times New Roman" w:eastAsia="宋体"/>
+          <w:b w:val="0"/>
+          <w:i/>
+          <w:color w:val="444444"/>
+          <w:sz w:val="21"/>
+        </w:rPr>
+        <w:t>/</w:t>
+      </w:r>
+      <w:r>
+        <w:rPr>
+          <w:rFonts w:ascii="Consolas" w:hAnsi="Consolas" w:eastAsia="等线"/>
+          <w:b w:val="0"/>
+          <w:i w:val="0"/>
+          <w:color w:val="444444"/>
+          <w:sz w:val="19"/>
+        </w:rPr>
+        <w:t>psi_frac_eq</w:t>
+      </w:r>
+      <w:r>
+        <w:rPr>
+          <w:rFonts w:ascii="Times New Roman" w:hAnsi="Times New Roman" w:eastAsia="宋体"/>
+          <w:b w:val="0"/>
+          <w:i/>
+          <w:color w:val="444444"/>
+          <w:sz w:val="21"/>
+        </w:rPr>
+        <w:t xml:space="preserve"> 重写改 apply/replace 显式形；</w:t>
+      </w:r>
+      <w:r>
+        <w:rPr>
+          <w:rFonts w:ascii="Consolas" w:hAnsi="Consolas" w:eastAsia="等线"/>
+          <w:b w:val="0"/>
+          <w:i w:val="0"/>
+          <w:color w:val="444444"/>
+          <w:sz w:val="19"/>
+        </w:rPr>
+        <w:t>zpos_of_succ</w:t>
+      </w:r>
+      <w:r>
+        <w:rPr>
+          <w:rFonts w:ascii="Times New Roman" w:hAnsi="Times New Roman" w:eastAsia="宋体"/>
+          <w:b w:val="0"/>
+          <w:i/>
+          <w:color w:val="444444"/>
+          <w:sz w:val="21"/>
+        </w:rPr>
+        <w:t xml:space="preserve"> 撞名改 </w:t>
+      </w:r>
+      <w:r>
+        <w:rPr>
+          <w:rFonts w:ascii="Consolas" w:hAnsi="Consolas" w:eastAsia="等线"/>
+          <w:b w:val="0"/>
+          <w:i w:val="0"/>
+          <w:color w:val="444444"/>
+          <w:sz w:val="19"/>
+        </w:rPr>
+        <w:t>zpos_of_succ_c4</w:t>
+      </w:r>
+      <w:r>
+        <w:rPr>
+          <w:rFonts w:ascii="Times New Roman" w:hAnsi="Times New Roman" w:eastAsia="宋体"/>
+          <w:b w:val="0"/>
+          <w:i/>
+          <w:color w:val="444444"/>
+          <w:sz w:val="21"/>
+        </w:rPr>
+        <w:t>。定理内容无增删。经验卡 E190。</w:t>
       </w:r>
     </w:p>
     <w:p>
@@ -3179,7 +3019,7 @@
           <w:color w:val="444444"/>
           <w:sz w:val="21"/>
         </w:rPr>
-        <w:t>修订摘要（v2.14→v2.15，2026-08-30，M2 定理扩展四连 CS-15/16/17/18 引用补写 + 外部评审二轮措辞落实）：</w:t>
+        <w:t>修订摘要（v2.15→v2.16，2026-08-31，G-7 Welch 下界构造性证明完成）：</w:t>
       </w:r>
       <w:r>
         <w:rPr>
@@ -3189,7 +3029,7 @@
           <w:color w:val="444444"/>
           <w:sz w:val="21"/>
         </w:rPr>
-        <w:t>§6 安全域谓词从 future work 升级为已形式化</w:t>
+        <w:t>§5.6.6 新增 G-7 条目</w:t>
       </w:r>
       <w:r>
         <w:rPr>
@@ -3199,7 +3039,7 @@
           <w:color w:val="444444"/>
           <w:sz w:val="21"/>
         </w:rPr>
-        <w:t xml:space="preserve">（CS-16 </w:t>
+        <w:t xml:space="preserve">——Welch 下界平方形态 </w:t>
       </w:r>
       <w:r>
         <w:rPr>
@@ -3209,7 +3049,7 @@
           <w:color w:val="444444"/>
           <w:sz w:val="19"/>
         </w:rPr>
-        <w:t>probe_safe_domain.v</w:t>
+        <w:t>(INR M − INR N) ≤ INR N·INR(M−1)·μ²</w:t>
       </w:r>
       <w:r>
         <w:rPr>
@@ -3219,17 +3059,37 @@
           <w:color w:val="444444"/>
           <w:sz w:val="21"/>
         </w:rPr>
-        <w:t>：zprod_bounded 乘积上界递推 + no_overflow_consistent 63-bit 镜像一致 + c4_safe_domain C=4 判定链连乘 2054520832000000000 &lt; 2^63 + safe_domain_bool 可提取 bool 运行时判定，4 段审计全 Closed 零公理——回应评审 P0「安全域形式化草图」，超出 trivial 草图预期）；</w:t>
-      </w:r>
-      <w:r>
-        <w:rPr>
-          <w:rFonts w:ascii="Times New Roman" w:hAnsi="Times New Roman" w:eastAsia="宋体"/>
-          <w:b/>
+        <w:t xml:space="preserve"> 的构造性证明（</w:t>
+      </w:r>
+      <w:r>
+        <w:rPr>
+          <w:rFonts w:ascii="Consolas" w:hAnsi="Consolas" w:eastAsia="等线"/>
+          <w:b w:val="0"/>
+          <w:i w:val="0"/>
+          <w:color w:val="444444"/>
+          <w:sz w:val="19"/>
+        </w:rPr>
+        <w:t>g7_welch_lower</w:t>
+      </w:r>
+      <w:r>
+        <w:rPr>
+          <w:rFonts w:ascii="Times New Roman" w:hAnsi="Times New Roman" w:eastAsia="宋体"/>
+          <w:b w:val="0"/>
           <w:i/>
           <w:color w:val="444444"/>
           <w:sz w:val="21"/>
         </w:rPr>
-        <w:t>§5.6 核漂移获首个实例</w:t>
+        <w:t>，</w:t>
+      </w:r>
+      <w:r>
+        <w:rPr>
+          <w:rFonts w:ascii="Consolas" w:hAnsi="Consolas" w:eastAsia="等线"/>
+          <w:b w:val="0"/>
+          <w:i w:val="0"/>
+          <w:color w:val="444444"/>
+          <w:sz w:val="19"/>
+        </w:rPr>
+        <w:t>probe_g7_welch_cr.v</w:t>
       </w:r>
       <w:r>
         <w:rPr>
@@ -3239,7 +3099,47 @@
           <w:color w:val="444444"/>
           <w:sz w:val="21"/>
         </w:rPr>
-        <w:t xml:space="preserve">（CS-18 </w:t>
+        <w:t>，828 行 14 Qed；Frobenius 范数与 Cauchy–Schwarz 不等式路线，避免特征值论证；六段 Print Assumptions 全 Closed 零公理；提取物 g7_welch_cr.ml 经 DkMLNative ocamlc 编译通过）；</w:t>
+      </w:r>
+      <w:r>
+        <w:rPr>
+          <w:rFonts w:ascii="Times New Roman" w:hAnsi="Times New Roman" w:eastAsia="宋体"/>
+          <w:b/>
+          <w:i/>
+          <w:color w:val="444444"/>
+          <w:sz w:val="21"/>
+        </w:rPr>
+        <w:t>G-8 前提状态升级</w:t>
+      </w:r>
+      <w:r>
+        <w:rPr>
+          <w:rFonts w:ascii="Times New Roman" w:hAnsi="Times New Roman" w:eastAsia="宋体"/>
+          <w:b w:val="0"/>
+          <w:i/>
+          <w:color w:val="444444"/>
+          <w:sz w:val="21"/>
+        </w:rPr>
+        <w:t>——Welch 下界由抽象前提升级为已证定理；</w:t>
+      </w:r>
+      <w:r>
+        <w:rPr>
+          <w:rFonts w:ascii="Times New Roman" w:hAnsi="Times New Roman" w:eastAsia="宋体"/>
+          <w:b/>
+          <w:i/>
+          <w:color w:val="444444"/>
+          <w:sz w:val="21"/>
+        </w:rPr>
+        <w:t>并入</w:t>
+      </w:r>
+      <w:r>
+        <w:rPr>
+          <w:rFonts w:ascii="Times New Roman" w:hAnsi="Times New Roman" w:eastAsia="宋体"/>
+          <w:b w:val="0"/>
+          <w:i/>
+          <w:color w:val="444444"/>
+          <w:sz w:val="21"/>
+        </w:rPr>
+        <w:t xml:space="preserve">——已并入合并版 </w:t>
       </w:r>
       <w:r>
         <w:rPr>
@@ -3249,7 +3149,7 @@
           <w:color w:val="444444"/>
           <w:sz w:val="19"/>
         </w:rPr>
-        <w:t>probe_ab_bridge_pier.v</w:t>
+        <w:t>ca_merged_full_25_m2.v</w:t>
       </w:r>
       <w:r>
         <w:rPr>
@@ -3259,167 +3159,7 @@
           <w:color w:val="444444"/>
           <w:sz w:val="21"/>
         </w:rPr>
-        <w:t>：psi_kernel_drift_bound 相邻位漂移 ≤ 2/(√n·√m) + psi_attention_tvd_trunc 截断 TVD 桥，实例化 kernel_drift_controls_attention——「无形式化桥梁」升级为「中间桥墩已机器检查」）；</w:t>
-      </w:r>
-      <w:r>
-        <w:rPr>
-          <w:rFonts w:ascii="Times New Roman" w:hAnsi="Times New Roman" w:eastAsia="宋体"/>
-          <w:b/>
-          <w:i/>
-          <w:color w:val="444444"/>
-          <w:sz w:val="21"/>
-        </w:rPr>
-        <w:t>§5.3 相干熵桥接状态更新</w:t>
-      </w:r>
-      <w:r>
-        <w:rPr>
-          <w:rFonts w:ascii="Times New Roman" w:hAnsi="Times New Roman" w:eastAsia="宋体"/>
-          <w:b w:val="0"/>
-          <w:i/>
-          <w:color w:val="444444"/>
-          <w:sz w:val="21"/>
-        </w:rPr>
-        <w:t>（从未实例化升级为截断通道已实例化）；</w:t>
-      </w:r>
-      <w:r>
-        <w:rPr>
-          <w:rFonts w:ascii="Times New Roman" w:hAnsi="Times New Roman" w:eastAsia="宋体"/>
-          <w:b/>
-          <w:i/>
-          <w:color w:val="444444"/>
-          <w:sz w:val="21"/>
-        </w:rPr>
-        <w:t>§9.1 分级检查器</w:t>
-      </w:r>
-      <w:r>
-        <w:rPr>
-          <w:rFonts w:ascii="Times New Roman" w:hAnsi="Times New Roman" w:eastAsia="宋体"/>
-          <w:b w:val="0"/>
-          <w:i/>
-          <w:color w:val="444444"/>
-          <w:sz w:val="21"/>
-        </w:rPr>
-        <w:t xml:space="preserve">（CS-17 </w:t>
-      </w:r>
-      <w:r>
-        <w:rPr>
-          <w:rFonts w:ascii="Consolas" w:hAnsi="Consolas" w:eastAsia="等线"/>
-          <w:b w:val="0"/>
-          <w:i w:val="0"/>
-          <w:color w:val="444444"/>
-          <w:sz w:val="19"/>
-        </w:rPr>
-        <w:t>frame_check_graduated</w:t>
-      </w:r>
-      <w:r>
-        <w:rPr>
-          <w:rFonts w:ascii="Times New Roman" w:hAnsi="Times New Roman" w:eastAsia="宋体"/>
-          <w:b w:val="0"/>
-          <w:i/>
-          <w:color w:val="444444"/>
-          <w:sz w:val="21"/>
-        </w:rPr>
-        <w:t xml:space="preserve"> 四级分层服务 + frame_check_graduated_sound，假阴性类由拒绝变降级服务）；</w:t>
-      </w:r>
-      <w:r>
-        <w:rPr>
-          <w:rFonts w:ascii="Times New Roman" w:hAnsi="Times New Roman" w:eastAsia="宋体"/>
-          <w:b/>
-          <w:i/>
-          <w:color w:val="444444"/>
-          <w:sz w:val="21"/>
-        </w:rPr>
-        <w:t>Q2 酉不变性范围</w:t>
-      </w:r>
-      <w:r>
-        <w:rPr>
-          <w:rFonts w:ascii="Times New Roman" w:hAnsi="Times New Roman" w:eastAsia="宋体"/>
-          <w:b w:val="0"/>
-          <w:i/>
-          <w:color w:val="444444"/>
-          <w:sz w:val="21"/>
-        </w:rPr>
-        <w:t>前移至贡献清单覆盖边界（item 12）；</w:t>
-      </w:r>
-      <w:r>
-        <w:rPr>
-          <w:rFonts w:ascii="Times New Roman" w:hAnsi="Times New Roman" w:eastAsia="宋体"/>
-          <w:b/>
-          <w:i/>
-          <w:color w:val="444444"/>
-          <w:sz w:val="21"/>
-        </w:rPr>
-        <w:t>§9 相关工作补 VST/Iris 方法论类比与 Lean/mathlib 哲学对照</w:t>
-      </w:r>
-      <w:r>
-        <w:rPr>
-          <w:rFonts w:ascii="Times New Roman" w:hAnsi="Times New Roman" w:eastAsia="宋体"/>
-          <w:b w:val="0"/>
-          <w:i/>
-          <w:color w:val="444444"/>
-          <w:sz w:val="21"/>
-        </w:rPr>
-        <w:t>；</w:t>
-      </w:r>
-      <w:r>
-        <w:rPr>
-          <w:rFonts w:ascii="Times New Roman" w:hAnsi="Times New Roman" w:eastAsia="宋体"/>
-          <w:b/>
-          <w:i/>
-          <w:color w:val="444444"/>
-          <w:sz w:val="21"/>
-        </w:rPr>
-        <w:t>§11 新增跨 A/B 证书—性能张力声明</w:t>
-      </w:r>
-      <w:r>
-        <w:rPr>
-          <w:rFonts w:ascii="Times New Roman" w:hAnsi="Times New Roman" w:eastAsia="宋体"/>
-          <w:b w:val="0"/>
-          <w:i/>
-          <w:color w:val="444444"/>
-          <w:sz w:val="21"/>
-        </w:rPr>
-        <w:t>（证书⟹̸性能三角：T2b 拒绝 vs rand 最优、μ=0 证书 vs grid 性能严重退化、ALiBi 最优 vs 零证书）；G-5 反例 [3,7,15] 同时为 CS-17 分级 L2 的降级服务实例（评审 1.2 关键问题 1 的前置强调）。三定理公理依赖与主线审计一致（sig_not_dec、sig_forall_dec 与函数外延性、classic 零、零 Admitted）；CS-15 已于 v2.14 前入文（§5.6.6 定位）。</w:t>
-      </w:r>
-      <w:r>
-        <w:rPr>
-          <w:rFonts w:ascii="Times New Roman" w:hAnsi="Times New Roman" w:eastAsia="宋体"/>
-          <w:b/>
-          <w:i/>
-          <w:color w:val="444444"/>
-          <w:sz w:val="21"/>
-        </w:rPr>
-        <w:t>合并版再生（同日）</w:t>
-      </w:r>
-      <w:r>
-        <w:rPr>
-          <w:rFonts w:ascii="Times New Roman" w:hAnsi="Times New Roman" w:eastAsia="宋体"/>
-          <w:b w:val="0"/>
-          <w:i/>
-          <w:color w:val="444444"/>
-          <w:sz w:val="21"/>
-        </w:rPr>
-        <w:t xml:space="preserve">：M2 批次 7 探针（g3/g5/四原子 CR/安全域/分级检查器/A-B 桥墩/松弛链元理论）+ CS_BATTLE nearcoll 并入——合并版 25 = </w:t>
-      </w:r>
-      <w:r>
-        <w:rPr>
-          <w:rFonts w:ascii="Times New Roman" w:hAnsi="Times New Roman" w:eastAsia="宋体"/>
-          <w:b/>
-          <w:i/>
-          <w:color w:val="444444"/>
-          <w:sz w:val="21"/>
-        </w:rPr>
-        <w:t>93953 行 / 67 模块分区</w:t>
-      </w:r>
-      <w:r>
-        <w:rPr>
-          <w:rFonts w:ascii="Times New Roman" w:hAnsi="Times New Roman" w:eastAsia="宋体"/>
-          <w:b w:val="0"/>
-          <w:i/>
-          <w:color w:val="444444"/>
-          <w:sz w:val="21"/>
-        </w:rPr>
-        <w:t>，本地 2.5 编译 EXIT=0（nearcoll 撇号标识符 rewrite 逗号链的合并语境解析修复，见 E178/E146）；架构定位声明：构造性轨道用于独立性验证，不用于生产检查器。</w:t>
+        <w:t>（92483 行，68 模块分区，合并编译通过）；实原子版（相干上界 μ 抽象衔接 G-8），复原子版列为后续工作。</w:t>
       </w:r>
     </w:p>
     <w:p>
@@ -3434,7 +3174,7 @@
           <w:color w:val="444444"/>
           <w:sz w:val="21"/>
         </w:rPr>
-        <w:t>修订摘要（v2.13→v2.14，2026-08-30，E153 收官对齐 + 2026-08-29 交叉分析修订落实）：</w:t>
+        <w:t>修订摘要（v2.14→v2.15，2026-08-30，M2 定理扩展四连 CS-15/16/17/18 引用补写 + 外部评审二轮措辞落实）：</w:t>
       </w:r>
       <w:r>
         <w:rPr>
@@ -3444,7 +3184,7 @@
           <w:color w:val="444444"/>
           <w:sz w:val="21"/>
         </w:rPr>
-        <w:t>代码基态刷新</w:t>
+        <w:t>§6 安全域谓词从 future work 升级为已形式化</w:t>
       </w:r>
       <w:r>
         <w:rPr>
@@ -3454,27 +3194,47 @@
           <w:color w:val="444444"/>
           <w:sz w:val="21"/>
         </w:rPr>
-        <w:t>——合并版 93953 行（E153 批次二：78808→81169 八处 mathcomp 2.6 适配修复，本地 2.5 + WSL 9.1.1 双环境验证），</w:t>
-      </w:r>
-      <w:r>
-        <w:rPr>
-          <w:rFonts w:ascii="Times New Roman" w:hAnsi="Times New Roman" w:eastAsia="宋体"/>
-          <w:b/>
+        <w:t xml:space="preserve">（CS-16 </w:t>
+      </w:r>
+      <w:r>
+        <w:rPr>
+          <w:rFonts w:ascii="Consolas" w:hAnsi="Consolas" w:eastAsia="等线"/>
+          <w:b w:val="0"/>
+          <w:i w:val="0"/>
+          <w:color w:val="444444"/>
+          <w:sz w:val="19"/>
+        </w:rPr>
+        <w:t>probe_safe_domain.v</w:t>
+      </w:r>
+      <w:r>
+        <w:rPr>
+          <w:rFonts w:ascii="Times New Roman" w:hAnsi="Times New Roman" w:eastAsia="宋体"/>
+          <w:b w:val="0"/>
           <w:i/>
           <w:color w:val="444444"/>
           <w:sz w:val="21"/>
         </w:rPr>
-        <w:t>CI 全链路绿收官</w:t>
-      </w:r>
-      <w:r>
-        <w:rPr>
-          <w:rFonts w:ascii="Times New Roman" w:hAnsi="Times New Roman" w:eastAsia="宋体"/>
-          <w:b w:val="0"/>
+        <w:t>：zprod_bounded 乘积上界递推 + no_overflow_consistent 63-bit 镜像一致 + c4_safe_domain C=4 判定链连乘 2054520832000000000 &lt; 2^63 + safe_domain_bool 可提取 bool 运行时判定，4 段审计全 Closed 零公理——回应评审 P0「安全域形式化草图」，超出 trivial 草图预期）；</w:t>
+      </w:r>
+      <w:r>
+        <w:rPr>
+          <w:rFonts w:ascii="Times New Roman" w:hAnsi="Times New Roman" w:eastAsia="宋体"/>
+          <w:b/>
           <w:i/>
           <w:color w:val="444444"/>
           <w:sz w:val="21"/>
         </w:rPr>
-        <w:t xml:space="preserve">（commit b57a2b5/7628fef/2f21249：编译 + 零 Admitted 检查 + coqchk 内核复验，检查脚本 grep 误报注释已修为语句形态 </w:t>
+        <w:t>§5.6 核漂移获首个实例</w:t>
+      </w:r>
+      <w:r>
+        <w:rPr>
+          <w:rFonts w:ascii="Times New Roman" w:hAnsi="Times New Roman" w:eastAsia="宋体"/>
+          <w:b w:val="0"/>
+          <w:i/>
+          <w:color w:val="444444"/>
+          <w:sz w:val="21"/>
+        </w:rPr>
+        <w:t xml:space="preserve">（CS-18 </w:t>
       </w:r>
       <w:r>
         <w:rPr>
@@ -3484,7 +3244,7 @@
           <w:color w:val="444444"/>
           <w:sz w:val="19"/>
         </w:rPr>
-        <w:t>Admitted\.</w:t>
+        <w:t>probe_ab_bridge_pier.v</w:t>
       </w:r>
       <w:r>
         <w:rPr>
@@ -3494,7 +3254,7 @@
           <w:color w:val="444444"/>
           <w:sz w:val="21"/>
         </w:rPr>
-        <w:t>）；</w:t>
+        <w:t>：psi_kernel_drift_bound 相邻位漂移 ≤ 2/(√n·√m) + psi_attention_tvd_trunc 截断 TVD 桥，实例化 kernel_drift_controls_attention——「无形式化桥梁」升级为「中间桥墩已机器检查」）；</w:t>
       </w:r>
       <w:r>
         <w:rPr>
@@ -3504,7 +3264,7 @@
           <w:color w:val="444444"/>
           <w:sz w:val="21"/>
         </w:rPr>
-        <w:t>P0-2 softmax 紧度勘误</w:t>
+        <w:t>§5.3 相干熵桥接状态更新</w:t>
       </w:r>
       <w:r>
         <w:rPr>
@@ -3514,7 +3274,27 @@
           <w:color w:val="444444"/>
           <w:sz w:val="21"/>
         </w:rPr>
-        <w:t xml:space="preserve">——摘要/§1/§4 的 ‖softmax z − softmax z'‖₁ 界从 </w:t>
+        <w:t>（从未实例化升级为截断通道已实例化）；</w:t>
+      </w:r>
+      <w:r>
+        <w:rPr>
+          <w:rFonts w:ascii="Times New Roman" w:hAnsi="Times New Roman" w:eastAsia="宋体"/>
+          <w:b/>
+          <w:i/>
+          <w:color w:val="444444"/>
+          <w:sz w:val="21"/>
+        </w:rPr>
+        <w:t>§9.1 分级检查器</w:t>
+      </w:r>
+      <w:r>
+        <w:rPr>
+          <w:rFonts w:ascii="Times New Roman" w:hAnsi="Times New Roman" w:eastAsia="宋体"/>
+          <w:b w:val="0"/>
+          <w:i/>
+          <w:color w:val="444444"/>
+          <w:sz w:val="21"/>
+        </w:rPr>
+        <w:t xml:space="preserve">（CS-17 </w:t>
       </w:r>
       <w:r>
         <w:rPr>
@@ -3524,7 +3304,7 @@
           <w:color w:val="444444"/>
           <w:sz w:val="19"/>
         </w:rPr>
-        <w:t>2(e^d − 1)</w:t>
+        <w:t>frame_check_graduated</w:t>
       </w:r>
       <w:r>
         <w:rPr>
@@ -3534,7 +3314,7 @@
           <w:color w:val="444444"/>
           <w:sz w:val="21"/>
         </w:rPr>
-        <w:t xml:space="preserve"> 更正为 </w:t>
+        <w:t xml:space="preserve"> 四级分层服务 + frame_check_graduated_sound，假阴性类由拒绝变降级服务）；</w:t>
       </w:r>
       <w:r>
         <w:rPr>
@@ -3544,7 +3324,7 @@
           <w:color w:val="444444"/>
           <w:sz w:val="21"/>
         </w:rPr>
-        <w:t>`exp(2·d) − 1`</w:t>
+        <w:t>Q2 酉不变性范围</w:t>
       </w:r>
       <w:r>
         <w:rPr>
@@ -3554,57 +3334,37 @@
           <w:color w:val="444444"/>
           <w:sz w:val="21"/>
         </w:rPr>
-        <w:t xml:space="preserve">（代码 </w:t>
-      </w:r>
-      <w:r>
-        <w:rPr>
-          <w:rFonts w:ascii="Consolas" w:hAnsi="Consolas" w:eastAsia="等线"/>
-          <w:b w:val="0"/>
-          <w:i w:val="0"/>
-          <w:color w:val="444444"/>
-          <w:sz w:val="19"/>
-        </w:rPr>
-        <w:t>softmax_l1_bound_exp</w:t>
-      </w:r>
-      <w:r>
-        <w:rPr>
-          <w:rFonts w:ascii="Times New Roman" w:hAnsi="Times New Roman" w:eastAsia="宋体"/>
-          <w:b w:val="0"/>
+        <w:t>前移至贡献清单覆盖边界（item 12）；</w:t>
+      </w:r>
+      <w:r>
+        <w:rPr>
+          <w:rFonts w:ascii="Times New Roman" w:hAnsi="Times New Roman" w:eastAsia="宋体"/>
+          <w:b/>
           <w:i/>
           <w:color w:val="444444"/>
           <w:sz w:val="21"/>
         </w:rPr>
-        <w:t xml:space="preserve"> PSA_framework.v:2216-2220 实形态，旧稿高估紧度）；</w:t>
-      </w:r>
-      <w:r>
-        <w:rPr>
-          <w:rFonts w:ascii="Times New Roman" w:hAnsi="Times New Roman" w:eastAsia="宋体"/>
-          <w:b/>
+        <w:t>§9 相关工作补 VST/Iris 方法论类比与 Lean/mathlib 哲学对照</w:t>
+      </w:r>
+      <w:r>
+        <w:rPr>
+          <w:rFonts w:ascii="Times New Roman" w:hAnsi="Times New Roman" w:eastAsia="宋体"/>
+          <w:b w:val="0"/>
           <w:i/>
           <w:color w:val="444444"/>
           <w:sz w:val="21"/>
         </w:rPr>
-        <w:t>P1-1 引用-权威对齐</w:t>
-      </w:r>
-      <w:r>
-        <w:rPr>
-          <w:rFonts w:ascii="Times New Roman" w:hAnsi="Times New Roman" w:eastAsia="宋体"/>
-          <w:b w:val="0"/>
+        <w:t>；</w:t>
+      </w:r>
+      <w:r>
+        <w:rPr>
+          <w:rFonts w:ascii="Times New Roman" w:hAnsi="Times New Roman" w:eastAsia="宋体"/>
+          <w:b/>
           <w:i/>
           <w:color w:val="444444"/>
           <w:sz w:val="21"/>
         </w:rPr>
-        <w:t>——§5.6 压缩感知/τ 族的探针引用补注权威独立模块（</w:t>
-      </w:r>
-      <w:r>
-        <w:rPr>
-          <w:rFonts w:ascii="Consolas" w:hAnsi="Consolas" w:eastAsia="等线"/>
-          <w:b w:val="0"/>
-          <w:i w:val="0"/>
-          <w:color w:val="444444"/>
-          <w:sz w:val="19"/>
-        </w:rPr>
-        <w:t>ca_rip_cr.v</w:t>
+        <w:t>§11 新增跨 A/B 证书—性能张力声明</w:t>
       </w:r>
       <w:r>
         <w:rPr>
@@ -3614,37 +3374,17 @@
           <w:color w:val="444444"/>
           <w:sz w:val="21"/>
         </w:rPr>
-        <w:t xml:space="preserve"> </w:t>
-      </w:r>
-      <w:r>
-        <w:rPr>
-          <w:rFonts w:ascii="Consolas" w:hAnsi="Consolas" w:eastAsia="等线"/>
-          <w:b w:val="0"/>
-          <w:i w:val="0"/>
-          <w:color w:val="444444"/>
-          <w:sz w:val="19"/>
-        </w:rPr>
-        <w:t>row_rip_bound_M</w:t>
-      </w:r>
-      <w:r>
-        <w:rPr>
-          <w:rFonts w:ascii="Times New Roman" w:hAnsi="Times New Roman" w:eastAsia="宋体"/>
-          <w:b w:val="0"/>
+        <w:t>（证书⟹̸性能三角：T2b 拒绝 vs rand 最优、μ=0 证书 vs grid 性能严重退化、ALiBi 最优 vs 零证书）；G-5 反例 [3,7,15] 同时为 CS-17 分级 L2 的降级服务实例（评审 1.2 关键问题 1 的前置强调）。三定理公理依赖与主线审计一致（sig_not_dec、sig_forall_dec 与函数外延性、classic 零、零 Admitted）；CS-15 已于 v2.14 前入文（§5.6.6 定位）。</w:t>
+      </w:r>
+      <w:r>
+        <w:rPr>
+          <w:rFonts w:ascii="Times New Roman" w:hAnsi="Times New Roman" w:eastAsia="宋体"/>
+          <w:b/>
           <w:i/>
           <w:color w:val="444444"/>
           <w:sz w:val="21"/>
         </w:rPr>
-        <w:t>、</w:t>
-      </w:r>
-      <w:r>
-        <w:rPr>
-          <w:rFonts w:ascii="Consolas" w:hAnsi="Consolas" w:eastAsia="等线"/>
-          <w:b w:val="0"/>
-          <w:i w:val="0"/>
-          <w:color w:val="444444"/>
-          <w:sz w:val="19"/>
-        </w:rPr>
-        <w:t>ca_tau.v</w:t>
+        <w:t>合并版再生（同日）</w:t>
       </w:r>
       <w:r>
         <w:rPr>
@@ -3654,47 +3394,27 @@
           <w:color w:val="444444"/>
           <w:sz w:val="21"/>
         </w:rPr>
-        <w:t xml:space="preserve"> </w:t>
-      </w:r>
-      <w:r>
-        <w:rPr>
-          <w:rFonts w:ascii="Consolas" w:hAnsi="Consolas" w:eastAsia="等线"/>
-          <w:b w:val="0"/>
-          <w:i w:val="0"/>
-          <w:color w:val="444444"/>
-          <w:sz w:val="19"/>
-        </w:rPr>
-        <w:t>tau_crop_mono</w:t>
-      </w:r>
-      <w:r>
-        <w:rPr>
-          <w:rFonts w:ascii="Times New Roman" w:hAnsi="Times New Roman" w:eastAsia="宋体"/>
-          <w:b w:val="0"/>
+        <w:t xml:space="preserve">：M2 批次 7 探针（g3/g5/四原子 CR/安全域/分级检查器/A-B 桥墩/松弛链元理论）+ CS_BATTLE nearcoll 并入——合并版 25 = </w:t>
+      </w:r>
+      <w:r>
+        <w:rPr>
+          <w:rFonts w:ascii="Times New Roman" w:hAnsi="Times New Roman" w:eastAsia="宋体"/>
+          <w:b/>
           <w:i/>
           <w:color w:val="444444"/>
           <w:sz w:val="21"/>
         </w:rPr>
-        <w:t>），探针降级为独立验证附注；</w:t>
-      </w:r>
-      <w:r>
-        <w:rPr>
-          <w:rFonts w:ascii="Times New Roman" w:hAnsi="Times New Roman" w:eastAsia="宋体"/>
-          <w:b/>
+        <w:t>93953 行 / 67 模块分区</w:t>
+      </w:r>
+      <w:r>
+        <w:rPr>
+          <w:rFonts w:ascii="Times New Roman" w:hAnsi="Times New Roman" w:eastAsia="宋体"/>
+          <w:b w:val="0"/>
           <w:i/>
           <w:color w:val="444444"/>
           <w:sz w:val="21"/>
         </w:rPr>
-        <w:t>审计口径统一</w:t>
-      </w:r>
-      <w:r>
-        <w:rPr>
-          <w:rFonts w:ascii="Times New Roman" w:hAnsi="Times New Roman" w:eastAsia="宋体"/>
-          <w:b w:val="0"/>
-          <w:i/>
-          <w:color w:val="444444"/>
-          <w:sz w:val="21"/>
-        </w:rPr>
-        <w:t>——"全零经典排中"表述全文统一为诚实口径（排中律宏零出现 + 公理依赖披露，正文 §5/§6 原有精确表述不变）；30模块 归档 2026-08-30 新增 probe_welch / probe_g1_norm_closed / probe_g2_mu_adj（SHA 一致）；开发区→PSA 仓库对齐提交 2f21249（ca_tau 入 lib、CS 战役 4 探针入 probes、14 py 入 empirical）。</w:t>
+        <w:t>，本地 2.5 编译 EXIT=0（nearcoll 撇号标识符 rewrite 逗号链的合并语境解析修复，见 E178/E146）；架构定位声明：构造性轨道用于独立性验证，不用于生产检查器。</w:t>
       </w:r>
     </w:p>
     <w:p>
@@ -3709,7 +3429,7 @@
           <w:color w:val="444444"/>
           <w:sz w:val="21"/>
         </w:rPr>
-        <w:t>修订摘要（v2.11→v2.12，2026-08-27，合并版重生成 + M3 代数化）：</w:t>
+        <w:t>修订摘要（v2.13→v2.14，2026-08-30，E153 收官对齐 + 2026-08-29 交叉分析修订落实）：</w:t>
       </w:r>
       <w:r>
         <w:rPr>
@@ -3719,7 +3439,7 @@
           <w:color w:val="444444"/>
           <w:sz w:val="21"/>
         </w:rPr>
-        <w:t>合并版 `ca_merged_full_25.v` 重新生成</w:t>
+        <w:t>代码基态刷新</w:t>
       </w:r>
       <w:r>
         <w:rPr>
@@ -3729,7 +3449,27 @@
           <w:color w:val="444444"/>
           <w:sz w:val="21"/>
         </w:rPr>
-        <w:t>（87588 行 / 67 模块分区 / 20 探针，</w:t>
+        <w:t>——合并版 93953 行（E153 批次二：78808→81169 八处 mathcomp 2.6 适配修复，本地 2.5 + WSL 9.1.1 双环境验证），</w:t>
+      </w:r>
+      <w:r>
+        <w:rPr>
+          <w:rFonts w:ascii="Times New Roman" w:hAnsi="Times New Roman" w:eastAsia="宋体"/>
+          <w:b/>
+          <w:i/>
+          <w:color w:val="444444"/>
+          <w:sz w:val="21"/>
+        </w:rPr>
+        <w:t>CI 全链路绿收官</w:t>
+      </w:r>
+      <w:r>
+        <w:rPr>
+          <w:rFonts w:ascii="Times New Roman" w:hAnsi="Times New Roman" w:eastAsia="宋体"/>
+          <w:b w:val="0"/>
+          <w:i/>
+          <w:color w:val="444444"/>
+          <w:sz w:val="21"/>
+        </w:rPr>
+        <w:t xml:space="preserve">（commit b57a2b5/7628fef/2f21249：编译 + 零 Admitted 检查 + coqchk 内核复验，检查脚本 grep 误报注释已修为语句形态 </w:t>
       </w:r>
       <w:r>
         <w:rPr>
@@ -3739,7 +3479,7 @@
           <w:color w:val="444444"/>
           <w:sz w:val="19"/>
         </w:rPr>
-        <w:t>_merge_ca.py</w:t>
+        <w:t>Admitted\.</w:t>
       </w:r>
       <w:r>
         <w:rPr>
@@ -3749,7 +3489,7 @@
           <w:color w:val="444444"/>
           <w:sz w:val="21"/>
         </w:rPr>
-        <w:t>，MERGE_EXIT=0 复验；30模块 归档 SHA-256 同步）；</w:t>
+        <w:t>）；</w:t>
       </w:r>
       <w:r>
         <w:rPr>
@@ -3759,7 +3499,7 @@
           <w:color w:val="444444"/>
           <w:sz w:val="21"/>
         </w:rPr>
-        <w:t>M3 构造性 √ 界代数化</w:t>
+        <w:t>P0-2 softmax 紧度勘误</w:t>
       </w:r>
       <w:r>
         <w:rPr>
@@ -3769,7 +3509,7 @@
           <w:color w:val="444444"/>
           <w:sz w:val="21"/>
         </w:rPr>
-        <w:t>（</w:t>
+        <w:t xml:space="preserve">——摘要/§1/§4 的 ‖softmax z − softmax z'‖₁ 界从 </w:t>
       </w:r>
       <w:r>
         <w:rPr>
@@ -3779,7 +3519,7 @@
           <w:color w:val="444444"/>
           <w:sz w:val="19"/>
         </w:rPr>
-        <w:t>probe_sqrt_cr_m3.v</w:t>
+        <w:t>2(e^d − 1)</w:t>
       </w:r>
       <w:r>
         <w:rPr>
@@ -3789,7 +3529,27 @@
           <w:color w:val="444444"/>
           <w:sz w:val="21"/>
         </w:rPr>
-        <w:t xml:space="preserve"> 的 </w:t>
+        <w:t xml:space="preserve"> 更正为 </w:t>
+      </w:r>
+      <w:r>
+        <w:rPr>
+          <w:rFonts w:ascii="Times New Roman" w:hAnsi="Times New Roman" w:eastAsia="宋体"/>
+          <w:b/>
+          <w:i/>
+          <w:color w:val="444444"/>
+          <w:sz w:val="21"/>
+        </w:rPr>
+        <w:t>`exp(2·d) − 1`</w:t>
+      </w:r>
+      <w:r>
+        <w:rPr>
+          <w:rFonts w:ascii="Times New Roman" w:hAnsi="Times New Roman" w:eastAsia="宋体"/>
+          <w:b w:val="0"/>
+          <w:i/>
+          <w:color w:val="444444"/>
+          <w:sz w:val="21"/>
+        </w:rPr>
+        <w:t xml:space="preserve">（代码 </w:t>
       </w:r>
       <w:r>
         <w:rPr>
@@ -3799,7 +3559,7 @@
           <w:color w:val="444444"/>
           <w:sz w:val="19"/>
         </w:rPr>
-        <w:t>sqrt21_lower</w:t>
+        <w:t>softmax_l1_bound_exp</w:t>
       </w:r>
       <w:r>
         <w:rPr>
@@ -3809,7 +3569,27 @@
           <w:color w:val="444444"/>
           <w:sz w:val="21"/>
         </w:rPr>
-        <w:t>/</w:t>
+        <w:t xml:space="preserve"> PSA_framework.v:2216-2220 实形态，旧稿高估紧度）；</w:t>
+      </w:r>
+      <w:r>
+        <w:rPr>
+          <w:rFonts w:ascii="Times New Roman" w:hAnsi="Times New Roman" w:eastAsia="宋体"/>
+          <w:b/>
+          <w:i/>
+          <w:color w:val="444444"/>
+          <w:sz w:val="21"/>
+        </w:rPr>
+        <w:t>P1-1 引用-权威对齐</w:t>
+      </w:r>
+      <w:r>
+        <w:rPr>
+          <w:rFonts w:ascii="Times New Roman" w:hAnsi="Times New Roman" w:eastAsia="宋体"/>
+          <w:b w:val="0"/>
+          <w:i/>
+          <w:color w:val="444444"/>
+          <w:sz w:val="21"/>
+        </w:rPr>
+        <w:t>——§5.6 压缩感知/τ 族的探针引用补注权威独立模块（</w:t>
       </w:r>
       <w:r>
         <w:rPr>
@@ -3819,7 +3599,7 @@
           <w:color w:val="444444"/>
           <w:sz w:val="19"/>
         </w:rPr>
-        <w:t>sqrt105_lower</w:t>
+        <w:t>ca_rip_cr.v</w:t>
       </w:r>
       <w:r>
         <w:rPr>
@@ -3829,7 +3609,7 @@
           <w:color w:val="444444"/>
           <w:sz w:val="21"/>
         </w:rPr>
-        <w:t xml:space="preserve"> 从 qbisec vm_compute 数值核验升级为代数证明——Q 层平方界 </w:t>
+        <w:t xml:space="preserve"> </w:t>
       </w:r>
       <w:r>
         <w:rPr>
@@ -3839,7 +3619,7 @@
           <w:color w:val="444444"/>
           <w:sz w:val="19"/>
         </w:rPr>
-        <w:t>(4582/1000)²≤21</w:t>
+        <w:t>row_rip_bound_M</w:t>
       </w:r>
       <w:r>
         <w:rPr>
@@ -3849,7 +3629,7 @@
           <w:color w:val="444444"/>
           <w:sz w:val="21"/>
         </w:rPr>
-        <w:t xml:space="preserve"> + 自建非负平方单调 </w:t>
+        <w:t>、</w:t>
       </w:r>
       <w:r>
         <w:rPr>
@@ -3859,7 +3639,7 @@
           <w:color w:val="444444"/>
           <w:sz w:val="19"/>
         </w:rPr>
-        <w:t>CRle_square_nonneg</w:t>
+        <w:t>ca_tau.v</w:t>
       </w:r>
       <w:r>
         <w:rPr>
@@ -3869,7 +3649,7 @@
           <w:color w:val="444444"/>
           <w:sz w:val="21"/>
         </w:rPr>
-        <w:t xml:space="preserve"> + </w:t>
+        <w:t xml:space="preserve"> </w:t>
       </w:r>
       <w:r>
         <w:rPr>
@@ -3879,7 +3659,7 @@
           <w:color w:val="444444"/>
           <w:sz w:val="19"/>
         </w:rPr>
-        <w:t>CR_of_Q_mult</w:t>
+        <w:t>tau_crop_mono</w:t>
       </w:r>
       <w:r>
         <w:rPr>
@@ -3889,207 +3669,27 @@
           <w:color w:val="444444"/>
           <w:sz w:val="21"/>
         </w:rPr>
-        <w:t>/</w:t>
-      </w:r>
-      <w:r>
-        <w:rPr>
-          <w:rFonts w:ascii="Consolas" w:hAnsi="Consolas" w:eastAsia="等线"/>
-          <w:b w:val="0"/>
-          <w:i w:val="0"/>
-          <w:color w:val="444444"/>
-          <w:sz w:val="19"/>
-        </w:rPr>
-        <w:t>CRsqrt_sq</w:t>
-      </w:r>
-      <w:r>
-        <w:rPr>
-          <w:rFonts w:ascii="Times New Roman" w:hAnsi="Times New Roman" w:eastAsia="宋体"/>
-          <w:b w:val="0"/>
+        <w:t>），探针降级为独立验证附注；</w:t>
+      </w:r>
+      <w:r>
+        <w:rPr>
+          <w:rFonts w:ascii="Times New Roman" w:hAnsi="Times New Roman" w:eastAsia="宋体"/>
+          <w:b/>
           <w:i/>
           <w:color w:val="444444"/>
           <w:sz w:val="21"/>
         </w:rPr>
-        <w:t xml:space="preserve"> 桥，Print Assumptions 全 Closed 零公理，qbisec 核验保留交叉验证）；</w:t>
-      </w:r>
-      <w:r>
-        <w:rPr>
-          <w:rFonts w:ascii="Times New Roman" w:hAnsi="Times New Roman" w:eastAsia="宋体"/>
-          <w:b/>
+        <w:t>审计口径统一</w:t>
+      </w:r>
+      <w:r>
+        <w:rPr>
+          <w:rFonts w:ascii="Times New Roman" w:hAnsi="Times New Roman" w:eastAsia="宋体"/>
+          <w:b w:val="0"/>
           <w:i/>
           <w:color w:val="444444"/>
           <w:sz w:val="21"/>
         </w:rPr>
-        <w:t>CI 双环境修复</w:t>
-      </w:r>
-      <w:r>
-        <w:rPr>
-          <w:rFonts w:ascii="Times New Roman" w:hAnsi="Times New Roman" w:eastAsia="宋体"/>
-          <w:b w:val="0"/>
-          <w:i/>
-          <w:color w:val="444444"/>
-          <w:sz w:val="21"/>
-        </w:rPr>
-        <w:t>（</w:t>
-      </w:r>
-      <w:r>
-        <w:rPr>
-          <w:rFonts w:ascii="Consolas" w:hAnsi="Consolas" w:eastAsia="等线"/>
-          <w:b w:val="0"/>
-          <w:i w:val="0"/>
-          <w:color w:val="444444"/>
-          <w:sz w:val="19"/>
-        </w:rPr>
-        <w:t>probe_partial.v</w:t>
-      </w:r>
-      <w:r>
-        <w:rPr>
-          <w:rFonts w:ascii="Times New Roman" w:hAnsi="Times New Roman" w:eastAsia="宋体"/>
-          <w:b w:val="0"/>
-          <w:i/>
-          <w:color w:val="444444"/>
-          <w:sz w:val="21"/>
-        </w:rPr>
-        <w:t xml:space="preserve"> grid_conj 的 </w:t>
-      </w:r>
-      <w:r>
-        <w:rPr>
-          <w:rFonts w:ascii="Consolas" w:hAnsi="Consolas" w:eastAsia="等线"/>
-          <w:b w:val="0"/>
-          <w:i w:val="0"/>
-          <w:color w:val="444444"/>
-          <w:sz w:val="19"/>
-        </w:rPr>
-        <w:t>rewrite !mult_INR</w:t>
-      </w:r>
-      <w:r>
-        <w:rPr>
-          <w:rFonts w:ascii="Times New Roman" w:hAnsi="Times New Roman" w:eastAsia="宋体"/>
-          <w:b w:val="0"/>
-          <w:i/>
-          <w:color w:val="444444"/>
-          <w:sz w:val="21"/>
-        </w:rPr>
-        <w:t xml:space="preserve"> 在 mathcomp 2.6 下 LHS 不匹配——</w:t>
-      </w:r>
-      <w:r>
-        <w:rPr>
-          <w:rFonts w:ascii="Consolas" w:hAnsi="Consolas" w:eastAsia="等线"/>
-          <w:b w:val="0"/>
-          <w:i w:val="0"/>
-          <w:color w:val="444444"/>
-          <w:sz w:val="19"/>
-        </w:rPr>
-        <w:t>muln</w:t>
-      </w:r>
-      <w:r>
-        <w:rPr>
-          <w:rFonts w:ascii="Times New Roman" w:hAnsi="Times New Roman" w:eastAsia="宋体"/>
-          <w:b w:val="0"/>
-          <w:i/>
-          <w:color w:val="444444"/>
-          <w:sz w:val="21"/>
-        </w:rPr>
-        <w:t xml:space="preserve"> 新定义 ≢ </w:t>
-      </w:r>
-      <w:r>
-        <w:rPr>
-          <w:rFonts w:ascii="Consolas" w:hAnsi="Consolas" w:eastAsia="等线"/>
-          <w:b w:val="0"/>
-          <w:i w:val="0"/>
-          <w:color w:val="444444"/>
-          <w:sz w:val="19"/>
-        </w:rPr>
-        <w:t>Nat.mul</w:t>
-      </w:r>
-      <w:r>
-        <w:rPr>
-          <w:rFonts w:ascii="Times New Roman" w:hAnsi="Times New Roman" w:eastAsia="宋体"/>
-          <w:b w:val="0"/>
-          <w:i/>
-          <w:color w:val="444444"/>
-          <w:sz w:val="21"/>
-        </w:rPr>
-        <w:t xml:space="preserve">——改 </w:t>
-      </w:r>
-      <w:r>
-        <w:rPr>
-          <w:rFonts w:ascii="Consolas" w:hAnsi="Consolas" w:eastAsia="等线"/>
-          <w:b w:val="0"/>
-          <w:i w:val="0"/>
-          <w:color w:val="444444"/>
-          <w:sz w:val="19"/>
-        </w:rPr>
-        <w:t>rewrite mulnE</w:t>
-      </w:r>
-      <w:r>
-        <w:rPr>
-          <w:rFonts w:ascii="Times New Roman" w:hAnsi="Times New Roman" w:eastAsia="宋体"/>
-          <w:b w:val="0"/>
-          <w:i/>
-          <w:color w:val="444444"/>
-          <w:sz w:val="21"/>
-        </w:rPr>
-        <w:t xml:space="preserve"> + 显式 </w:t>
-      </w:r>
-      <w:r>
-        <w:rPr>
-          <w:rFonts w:ascii="Consolas" w:hAnsi="Consolas" w:eastAsia="等线"/>
-          <w:b w:val="0"/>
-          <w:i w:val="0"/>
-          <w:color w:val="444444"/>
-          <w:sz w:val="19"/>
-        </w:rPr>
-        <w:t>mult_INR</w:t>
-      </w:r>
-      <w:r>
-        <w:rPr>
-          <w:rFonts w:ascii="Times New Roman" w:hAnsi="Times New Roman" w:eastAsia="宋体"/>
-          <w:b w:val="0"/>
-          <w:i/>
-          <w:color w:val="444444"/>
-          <w:sz w:val="21"/>
-        </w:rPr>
-        <w:t xml:space="preserve"> 参数，经验卡 E150）；</w:t>
-      </w:r>
-      <w:r>
-        <w:rPr>
-          <w:rFonts w:ascii="Times New Roman" w:hAnsi="Times New Roman" w:eastAsia="宋体"/>
-          <w:b/>
-          <w:i/>
-          <w:color w:val="444444"/>
-          <w:sz w:val="21"/>
-        </w:rPr>
-        <w:t>165 项审计重跑确认</w:t>
-      </w:r>
-      <w:r>
-        <w:rPr>
-          <w:rFonts w:ascii="Times New Roman" w:hAnsi="Times New Roman" w:eastAsia="宋体"/>
-          <w:b w:val="0"/>
-          <w:i/>
-          <w:color w:val="444444"/>
-          <w:sz w:val="21"/>
-        </w:rPr>
-        <w:t>（111 段 Axioms + 54 项 Closed，</w:t>
-      </w:r>
-      <w:r>
-        <w:rPr>
-          <w:rFonts w:ascii="Consolas" w:hAnsi="Consolas" w:eastAsia="等线"/>
-          <w:b w:val="0"/>
-          <w:i w:val="0"/>
-          <w:color w:val="444444"/>
-          <w:sz w:val="19"/>
-        </w:rPr>
-        <w:t>Classical_Prop.classic</w:t>
-      </w:r>
-      <w:r>
-        <w:rPr>
-          <w:rFonts w:ascii="Times New Roman" w:hAnsi="Times New Roman" w:eastAsia="宋体"/>
-          <w:b w:val="0"/>
-          <w:i/>
-          <w:color w:val="444444"/>
-          <w:sz w:val="21"/>
-        </w:rPr>
-        <w:t xml:space="preserve"> 零出现，post-M1.5 口径维持）。</w:t>
+        <w:t>——"全零经典排中"表述全文统一为诚实口径（排中律宏零出现 + 公理依赖披露，正文 §5/§6 原有精确表述不变）；30模块 归档 2026-08-30 新增 probe_welch / probe_g1_norm_closed / probe_g2_mu_adj（SHA 一致）；开发区→PSA 仓库对齐提交 2f21249（ca_tau 入 lib、CS 战役 4 探针入 probes、14 py 入 empirical）。</w:t>
       </w:r>
     </w:p>
     <w:p>
@@ -4104,7 +3704,7 @@
           <w:color w:val="444444"/>
           <w:sz w:val="21"/>
         </w:rPr>
-        <w:t xml:space="preserve">修订摘要（v2.12→v2.13，2026-08-29，CS 战役定理化与代码基态对齐）：§5.6.6 压缩感知族新增 </w:t>
+        <w:t>修订摘要（v2.11→v2.12，2026-08-27，合并版重生成 + M3 代数化）：</w:t>
       </w:r>
       <w:r>
         <w:rPr>
@@ -4114,7 +3714,7 @@
           <w:color w:val="444444"/>
           <w:sz w:val="21"/>
         </w:rPr>
-        <w:t>CS-11/CS-12/CS-13/CS-14 四条目</w:t>
+        <w:t>合并版 `ca_merged_full_25.v` 重新生成</w:t>
       </w:r>
       <w:r>
         <w:rPr>
@@ -4124,37 +3724,57 @@
           <w:color w:val="444444"/>
           <w:sz w:val="21"/>
         </w:rPr>
-        <w:t xml:space="preserve">（z 区四模块合计 </w:t>
-      </w:r>
-      <w:r>
-        <w:rPr>
-          <w:rFonts w:ascii="Times New Roman" w:hAnsi="Times New Roman" w:eastAsia="宋体"/>
-          <w:b/>
+        <w:t>（87588 行 / 67 模块分区 / 20 探针，</w:t>
+      </w:r>
+      <w:r>
+        <w:rPr>
+          <w:rFonts w:ascii="Consolas" w:hAnsi="Consolas" w:eastAsia="等线"/>
+          <w:b w:val="0"/>
+          <w:i w:val="0"/>
+          <w:color w:val="444444"/>
+          <w:sz w:val="19"/>
+        </w:rPr>
+        <w:t>_merge_ca.py</w:t>
+      </w:r>
+      <w:r>
+        <w:rPr>
+          <w:rFonts w:ascii="Times New Roman" w:hAnsi="Times New Roman" w:eastAsia="宋体"/>
+          <w:b w:val="0"/>
           <w:i/>
           <w:color w:val="444444"/>
           <w:sz w:val="21"/>
         </w:rPr>
-        <w:t>64 Qed / 0 Admitted</w:t>
-      </w:r>
-      <w:r>
-        <w:rPr>
-          <w:rFonts w:ascii="Times New Roman" w:hAnsi="Times New Roman" w:eastAsia="宋体"/>
-          <w:b w:val="0"/>
+        <w:t>，MERGE_EXIT=0 复验；30模块 归档 SHA-256 同步）；</w:t>
+      </w:r>
+      <w:r>
+        <w:rPr>
+          <w:rFonts w:ascii="Times New Roman" w:hAnsi="Times New Roman" w:eastAsia="宋体"/>
+          <w:b/>
           <w:i/>
           <w:color w:val="444444"/>
           <w:sz w:val="21"/>
         </w:rPr>
-        <w:t>，全部独立编译 EXIT=0、归档 30模块 SHA 一致、未并入合并版 25——并入待合并版再生）：</w:t>
-      </w:r>
-      <w:r>
-        <w:rPr>
-          <w:rFonts w:ascii="Times New Roman" w:hAnsi="Times New Roman" w:eastAsia="宋体"/>
-          <w:b/>
+        <w:t>M3 构造性 √ 界代数化</w:t>
+      </w:r>
+      <w:r>
+        <w:rPr>
+          <w:rFonts w:ascii="Times New Roman" w:hAnsi="Times New Roman" w:eastAsia="宋体"/>
+          <w:b w:val="0"/>
           <w:i/>
           <w:color w:val="444444"/>
           <w:sz w:val="21"/>
         </w:rPr>
-        <w:t>CS-11 τ 裁剪最优性</w:t>
+        <w:t>（</w:t>
+      </w:r>
+      <w:r>
+        <w:rPr>
+          <w:rFonts w:ascii="Consolas" w:hAnsi="Consolas" w:eastAsia="等线"/>
+          <w:b w:val="0"/>
+          <w:i w:val="0"/>
+          <w:color w:val="444444"/>
+          <w:sz w:val="19"/>
+        </w:rPr>
+        <w:t>probe_sqrt_cr_m3.v</w:t>
       </w:r>
       <w:r>
         <w:rPr>
@@ -4164,6 +3784,146 @@
           <w:color w:val="444444"/>
           <w:sz w:val="21"/>
         </w:rPr>
+        <w:t xml:space="preserve"> 的 </w:t>
+      </w:r>
+      <w:r>
+        <w:rPr>
+          <w:rFonts w:ascii="Consolas" w:hAnsi="Consolas" w:eastAsia="等线"/>
+          <w:b w:val="0"/>
+          <w:i w:val="0"/>
+          <w:color w:val="444444"/>
+          <w:sz w:val="19"/>
+        </w:rPr>
+        <w:t>sqrt21_lower</w:t>
+      </w:r>
+      <w:r>
+        <w:rPr>
+          <w:rFonts w:ascii="Times New Roman" w:hAnsi="Times New Roman" w:eastAsia="宋体"/>
+          <w:b w:val="0"/>
+          <w:i/>
+          <w:color w:val="444444"/>
+          <w:sz w:val="21"/>
+        </w:rPr>
+        <w:t>/</w:t>
+      </w:r>
+      <w:r>
+        <w:rPr>
+          <w:rFonts w:ascii="Consolas" w:hAnsi="Consolas" w:eastAsia="等线"/>
+          <w:b w:val="0"/>
+          <w:i w:val="0"/>
+          <w:color w:val="444444"/>
+          <w:sz w:val="19"/>
+        </w:rPr>
+        <w:t>sqrt105_lower</w:t>
+      </w:r>
+      <w:r>
+        <w:rPr>
+          <w:rFonts w:ascii="Times New Roman" w:hAnsi="Times New Roman" w:eastAsia="宋体"/>
+          <w:b w:val="0"/>
+          <w:i/>
+          <w:color w:val="444444"/>
+          <w:sz w:val="21"/>
+        </w:rPr>
+        <w:t xml:space="preserve"> 从 qbisec vm_compute 数值核验升级为代数证明——Q 层平方界 </w:t>
+      </w:r>
+      <w:r>
+        <w:rPr>
+          <w:rFonts w:ascii="Consolas" w:hAnsi="Consolas" w:eastAsia="等线"/>
+          <w:b w:val="0"/>
+          <w:i w:val="0"/>
+          <w:color w:val="444444"/>
+          <w:sz w:val="19"/>
+        </w:rPr>
+        <w:t>(4582/1000)²≤21</w:t>
+      </w:r>
+      <w:r>
+        <w:rPr>
+          <w:rFonts w:ascii="Times New Roman" w:hAnsi="Times New Roman" w:eastAsia="宋体"/>
+          <w:b w:val="0"/>
+          <w:i/>
+          <w:color w:val="444444"/>
+          <w:sz w:val="21"/>
+        </w:rPr>
+        <w:t xml:space="preserve"> + 自建非负平方单调 </w:t>
+      </w:r>
+      <w:r>
+        <w:rPr>
+          <w:rFonts w:ascii="Consolas" w:hAnsi="Consolas" w:eastAsia="等线"/>
+          <w:b w:val="0"/>
+          <w:i w:val="0"/>
+          <w:color w:val="444444"/>
+          <w:sz w:val="19"/>
+        </w:rPr>
+        <w:t>CRle_square_nonneg</w:t>
+      </w:r>
+      <w:r>
+        <w:rPr>
+          <w:rFonts w:ascii="Times New Roman" w:hAnsi="Times New Roman" w:eastAsia="宋体"/>
+          <w:b w:val="0"/>
+          <w:i/>
+          <w:color w:val="444444"/>
+          <w:sz w:val="21"/>
+        </w:rPr>
+        <w:t xml:space="preserve"> + </w:t>
+      </w:r>
+      <w:r>
+        <w:rPr>
+          <w:rFonts w:ascii="Consolas" w:hAnsi="Consolas" w:eastAsia="等线"/>
+          <w:b w:val="0"/>
+          <w:i w:val="0"/>
+          <w:color w:val="444444"/>
+          <w:sz w:val="19"/>
+        </w:rPr>
+        <w:t>CR_of_Q_mult</w:t>
+      </w:r>
+      <w:r>
+        <w:rPr>
+          <w:rFonts w:ascii="Times New Roman" w:hAnsi="Times New Roman" w:eastAsia="宋体"/>
+          <w:b w:val="0"/>
+          <w:i/>
+          <w:color w:val="444444"/>
+          <w:sz w:val="21"/>
+        </w:rPr>
+        <w:t>/</w:t>
+      </w:r>
+      <w:r>
+        <w:rPr>
+          <w:rFonts w:ascii="Consolas" w:hAnsi="Consolas" w:eastAsia="等线"/>
+          <w:b w:val="0"/>
+          <w:i w:val="0"/>
+          <w:color w:val="444444"/>
+          <w:sz w:val="19"/>
+        </w:rPr>
+        <w:t>CRsqrt_sq</w:t>
+      </w:r>
+      <w:r>
+        <w:rPr>
+          <w:rFonts w:ascii="Times New Roman" w:hAnsi="Times New Roman" w:eastAsia="宋体"/>
+          <w:b w:val="0"/>
+          <w:i/>
+          <w:color w:val="444444"/>
+          <w:sz w:val="21"/>
+        </w:rPr>
+        <w:t xml:space="preserve"> 桥，Print Assumptions 全 Closed 零公理，qbisec 核验保留交叉验证）；</w:t>
+      </w:r>
+      <w:r>
+        <w:rPr>
+          <w:rFonts w:ascii="Times New Roman" w:hAnsi="Times New Roman" w:eastAsia="宋体"/>
+          <w:b/>
+          <w:i/>
+          <w:color w:val="444444"/>
+          <w:sz w:val="21"/>
+        </w:rPr>
+        <w:t>CI 双环境修复</w:t>
+      </w:r>
+      <w:r>
+        <w:rPr>
+          <w:rFonts w:ascii="Times New Roman" w:hAnsi="Times New Roman" w:eastAsia="宋体"/>
+          <w:b w:val="0"/>
+          <w:i/>
+          <w:color w:val="444444"/>
+          <w:sz w:val="21"/>
+        </w:rPr>
         <w:t>（</w:t>
       </w:r>
       <w:r>
@@ -4174,7 +3934,7 @@
           <w:color w:val="444444"/>
           <w:sz w:val="19"/>
         </w:rPr>
-        <w:t>probe_taugrid.v</w:t>
+        <w:t>probe_partial.v</w:t>
       </w:r>
       <w:r>
         <w:rPr>
@@ -4184,7 +3944,7 @@
           <w:color w:val="444444"/>
           <w:sz w:val="21"/>
         </w:rPr>
-        <w:t xml:space="preserve"> 17 Qed：覆盖债精确量化（窗 [0,T] 能量恰 = (T+1)/n，债 1−(T+1)/n ∈ (0,1) 机器可计算）+ 支撑完备刻画（n ≤ T ⟺ ψ_n 完全支撑训练窗，iff）+ 裁剪证书单调（kept 子族行和 ≤ 全族，上界型证书不损）+ C-梯子稀疏化迁移 + 三连合成 </w:t>
+        <w:t xml:space="preserve"> grid_conj 的 </w:t>
       </w:r>
       <w:r>
         <w:rPr>
@@ -4194,7 +3954,7 @@
           <w:color w:val="444444"/>
           <w:sz w:val="19"/>
         </w:rPr>
-        <w:t>tau_prune_optimality</w:t>
+        <w:t>rewrite !mult_INR</w:t>
       </w:r>
       <w:r>
         <w:rPr>
@@ -4204,17 +3964,37 @@
           <w:color w:val="444444"/>
           <w:sz w:val="21"/>
         </w:rPr>
-        <w:t>——randmax 裁剪实验的定理侧）；</w:t>
-      </w:r>
-      <w:r>
-        <w:rPr>
-          <w:rFonts w:ascii="Times New Roman" w:hAnsi="Times New Roman" w:eastAsia="宋体"/>
-          <w:b/>
+        <w:t xml:space="preserve"> 在 mathcomp 2.6 下 LHS 不匹配——</w:t>
+      </w:r>
+      <w:r>
+        <w:rPr>
+          <w:rFonts w:ascii="Consolas" w:hAnsi="Consolas" w:eastAsia="等线"/>
+          <w:b w:val="0"/>
+          <w:i w:val="0"/>
+          <w:color w:val="444444"/>
+          <w:sz w:val="19"/>
+        </w:rPr>
+        <w:t>muln</w:t>
+      </w:r>
+      <w:r>
+        <w:rPr>
+          <w:rFonts w:ascii="Times New Roman" w:hAnsi="Times New Roman" w:eastAsia="宋体"/>
+          <w:b w:val="0"/>
           <w:i/>
           <w:color w:val="444444"/>
           <w:sz w:val="21"/>
         </w:rPr>
-        <w:t>CS-12 构造性孪生</w:t>
+        <w:t xml:space="preserve"> 新定义 ≢ </w:t>
+      </w:r>
+      <w:r>
+        <w:rPr>
+          <w:rFonts w:ascii="Consolas" w:hAnsi="Consolas" w:eastAsia="等线"/>
+          <w:b w:val="0"/>
+          <w:i w:val="0"/>
+          <w:color w:val="444444"/>
+          <w:sz w:val="19"/>
+        </w:rPr>
+        <w:t>Nat.mul</w:t>
       </w:r>
       <w:r>
         <w:rPr>
@@ -4224,7 +4004,7 @@
           <w:color w:val="444444"/>
           <w:sz w:val="21"/>
         </w:rPr>
-        <w:t>（</w:t>
+        <w:t xml:space="preserve">——改 </w:t>
       </w:r>
       <w:r>
         <w:rPr>
@@ -4234,7 +4014,7 @@
           <w:color w:val="444444"/>
           <w:sz w:val="19"/>
         </w:rPr>
-        <w:t>probe_taugrid_cr.v</w:t>
+        <w:t>rewrite mulnE</w:t>
       </w:r>
       <w:r>
         <w:rPr>
@@ -4244,37 +4024,57 @@
           <w:color w:val="444444"/>
           <w:sz w:val="21"/>
         </w:rPr>
-        <w:t xml:space="preserve"> 13 Qed </w:t>
-      </w:r>
-      <w:r>
-        <w:rPr>
-          <w:rFonts w:ascii="Times New Roman" w:hAnsi="Times New Roman" w:eastAsia="宋体"/>
-          <w:b/>
+        <w:t xml:space="preserve"> + 显式 </w:t>
+      </w:r>
+      <w:r>
+        <w:rPr>
+          <w:rFonts w:ascii="Consolas" w:hAnsi="Consolas" w:eastAsia="等线"/>
+          <w:b w:val="0"/>
+          <w:i w:val="0"/>
+          <w:color w:val="444444"/>
+          <w:sz w:val="19"/>
+        </w:rPr>
+        <w:t>mult_INR</w:t>
+      </w:r>
+      <w:r>
+        <w:rPr>
+          <w:rFonts w:ascii="Times New Roman" w:hAnsi="Times New Roman" w:eastAsia="宋体"/>
+          <w:b w:val="0"/>
           <w:i/>
           <w:color w:val="444444"/>
           <w:sz w:val="21"/>
         </w:rPr>
-        <w:t>零公理</w:t>
-      </w:r>
-      <w:r>
-        <w:rPr>
-          <w:rFonts w:ascii="Times New Roman" w:hAnsi="Times New Roman" w:eastAsia="宋体"/>
-          <w:b w:val="0"/>
+        <w:t xml:space="preserve"> 参数，经验卡 E150）；</w:t>
+      </w:r>
+      <w:r>
+        <w:rPr>
+          <w:rFonts w:ascii="Times New Roman" w:hAnsi="Times New Roman" w:eastAsia="宋体"/>
+          <w:b/>
           <w:i/>
           <w:color w:val="444444"/>
           <w:sz w:val="21"/>
         </w:rPr>
-        <w:t>：抽象接口 {R : ConstructiveReals} + 归一梯子 u（cos/复指数构造性未实现，接口与主线数学一致）；</w:t>
-      </w:r>
-      <w:r>
-        <w:rPr>
-          <w:rFonts w:ascii="Times New Roman" w:hAnsi="Times New Roman" w:eastAsia="宋体"/>
-          <w:b/>
+        <w:t>165 项审计重跑确认</w:t>
+      </w:r>
+      <w:r>
+        <w:rPr>
+          <w:rFonts w:ascii="Times New Roman" w:hAnsi="Times New Roman" w:eastAsia="宋体"/>
+          <w:b w:val="0"/>
           <w:i/>
           <w:color w:val="444444"/>
           <w:sz w:val="21"/>
         </w:rPr>
-        <w:t>严格序 CRlt 本身是 Set 值</w:t>
+        <w:t>（111 段 Axioms + 54 项 Closed，</w:t>
+      </w:r>
+      <w:r>
+        <w:rPr>
+          <w:rFonts w:ascii="Consolas" w:hAnsi="Consolas" w:eastAsia="等线"/>
+          <w:b w:val="0"/>
+          <w:i w:val="0"/>
+          <w:color w:val="444444"/>
+          <w:sz w:val="19"/>
+        </w:rPr>
+        <w:t>Classical_Prop.classic</w:t>
       </w:r>
       <w:r>
         <w:rPr>
@@ -4284,327 +4084,7 @@
           <w:color w:val="444444"/>
           <w:sz w:val="21"/>
         </w:rPr>
-        <w:t xml:space="preserve">（ConstructiveReals.v:88 库设计——柯西实数在序证明中存储信息），覆盖债界定定理以信息性形式 0 &lt; debt &lt; 1（Set 值 prod，证明项可提取）陈述；主定理结论 prod 型（信息性 (iii) 不能进 Prop 的 /\）；sigT 被类型系统强制；提取 </w:t>
-      </w:r>
-      <w:r>
-        <w:rPr>
-          <w:rFonts w:ascii="Consolas" w:hAnsi="Consolas" w:eastAsia="等线"/>
-          <w:b w:val="0"/>
-          <w:i w:val="0"/>
-          <w:color w:val="444444"/>
-          <w:sz w:val="19"/>
-        </w:rPr>
-        <w:t>taugrid_cr.ml</w:t>
-      </w:r>
-      <w:r>
-        <w:rPr>
-          <w:rFonts w:ascii="Times New Roman" w:hAnsi="Times New Roman" w:eastAsia="宋体"/>
-          <w:b w:val="0"/>
-          <w:i/>
-          <w:color w:val="444444"/>
-          <w:sz w:val="21"/>
-        </w:rPr>
-        <w:t xml:space="preserve"> 经 DkMLNative ocamlc 4.14.2 编译通过（柯西实例 cRealConstructive 具象化））；</w:t>
-      </w:r>
-      <w:r>
-        <w:rPr>
-          <w:rFonts w:ascii="Times New Roman" w:hAnsi="Times New Roman" w:eastAsia="宋体"/>
-          <w:b/>
-          <w:i/>
-          <w:color w:val="444444"/>
-          <w:sz w:val="21"/>
-        </w:rPr>
-        <w:t>CS-13 CS 生产线</w:t>
-      </w:r>
-      <w:r>
-        <w:rPr>
-          <w:rFonts w:ascii="Times New Roman" w:hAnsi="Times New Roman" w:eastAsia="宋体"/>
-          <w:b w:val="0"/>
-          <w:i/>
-          <w:color w:val="444444"/>
-          <w:sz w:val="21"/>
-        </w:rPr>
-        <w:t>（</w:t>
-      </w:r>
-      <w:r>
-        <w:rPr>
-          <w:rFonts w:ascii="Consolas" w:hAnsi="Consolas" w:eastAsia="等线"/>
-          <w:b w:val="0"/>
-          <w:i w:val="0"/>
-          <w:color w:val="444444"/>
-          <w:sz w:val="19"/>
-        </w:rPr>
-        <w:t>probe_cs.v</w:t>
-      </w:r>
-      <w:r>
-        <w:rPr>
-          <w:rFonts w:ascii="Times New Roman" w:hAnsi="Times New Roman" w:eastAsia="宋体"/>
-          <w:b w:val="0"/>
-          <w:i/>
-          <w:color w:val="444444"/>
-          <w:sz w:val="21"/>
-        </w:rPr>
-        <w:t xml:space="preserve"> 29 Qed：一致 RIP </w:t>
-      </w:r>
-      <w:r>
-        <w:rPr>
-          <w:rFonts w:ascii="Consolas" w:hAnsi="Consolas" w:eastAsia="等线"/>
-          <w:b w:val="0"/>
-          <w:i w:val="0"/>
-          <w:color w:val="444444"/>
-          <w:sz w:val="19"/>
-        </w:rPr>
-        <w:t>cs2_rip_uniform</w:t>
-      </w:r>
-      <w:r>
-        <w:rPr>
-          <w:rFonts w:ascii="Times New Roman" w:hAnsi="Times New Roman" w:eastAsia="宋体"/>
-          <w:b w:val="0"/>
-          <w:i/>
-          <w:color w:val="444444"/>
-          <w:sz w:val="21"/>
-        </w:rPr>
-        <w:t xml:space="preserve">（(1−δ)‖c‖² ≤ ‖Φc‖² ≤ (1+δ)‖c‖²，δ = 4K(C) </w:t>
-      </w:r>
-      <w:r>
-        <w:rPr>
-          <w:rFonts w:ascii="Times New Roman" w:hAnsi="Times New Roman" w:eastAsia="宋体"/>
-          <w:b/>
-          <w:i/>
-          <w:color w:val="444444"/>
-          <w:sz w:val="21"/>
-        </w:rPr>
-        <w:t>∀s 一致</w:t>
-      </w:r>
-      <w:r>
-        <w:rPr>
-          <w:rFonts w:ascii="Times New Roman" w:hAnsi="Times New Roman" w:eastAsia="宋体"/>
-          <w:b w:val="0"/>
-          <w:i/>
-          <w:color w:val="444444"/>
-          <w:sz w:val="21"/>
-        </w:rPr>
-        <w:t xml:space="preserve">）+ ★s-sparse 唯一性 </w:t>
-      </w:r>
-      <w:r>
-        <w:rPr>
-          <w:rFonts w:ascii="Consolas" w:hAnsi="Consolas" w:eastAsia="等线"/>
-          <w:b w:val="0"/>
-          <w:i w:val="0"/>
-          <w:color w:val="444444"/>
-          <w:sz w:val="19"/>
-        </w:rPr>
-        <w:t>cs3_energy_zero</w:t>
-      </w:r>
-      <w:r>
-        <w:rPr>
-          <w:rFonts w:ascii="Times New Roman" w:hAnsi="Times New Roman" w:eastAsia="宋体"/>
-          <w:b w:val="0"/>
-          <w:i/>
-          <w:color w:val="444444"/>
-          <w:sz w:val="21"/>
-        </w:rPr>
-        <w:t>/</w:t>
-      </w:r>
-      <w:r>
-        <w:rPr>
-          <w:rFonts w:ascii="Consolas" w:hAnsi="Consolas" w:eastAsia="等线"/>
-          <w:b w:val="0"/>
-          <w:i w:val="0"/>
-          <w:color w:val="444444"/>
-          <w:sz w:val="19"/>
-        </w:rPr>
-        <w:t>cs3_unique</w:t>
-      </w:r>
-      <w:r>
-        <w:rPr>
-          <w:rFonts w:ascii="Times New Roman" w:hAnsi="Times New Roman" w:eastAsia="宋体"/>
-          <w:b w:val="0"/>
-          <w:i/>
-          <w:color w:val="444444"/>
-          <w:sz w:val="21"/>
-        </w:rPr>
-        <w:t xml:space="preserve">（C ≥ 10 时测量 y = y' ⟹ 系数 c = c'——测量端信息不丢失）+ embedding </w:t>
-      </w:r>
-      <w:r>
-        <w:rPr>
-          <w:rFonts w:ascii="Consolas" w:hAnsi="Consolas" w:eastAsia="等线"/>
-          <w:b w:val="0"/>
-          <w:i w:val="0"/>
-          <w:color w:val="444444"/>
-          <w:sz w:val="19"/>
-        </w:rPr>
-        <w:t>cs6_embedding</w:t>
-      </w:r>
-      <w:r>
-        <w:rPr>
-          <w:rFonts w:ascii="Times New Roman" w:hAnsi="Times New Roman" w:eastAsia="宋体"/>
-          <w:b w:val="0"/>
-          <w:i/>
-          <w:color w:val="444444"/>
-          <w:sz w:val="21"/>
-        </w:rPr>
-        <w:t xml:space="preserve">（1−2K(C) &gt; 0）+ spark 下界 </w:t>
-      </w:r>
-      <w:r>
-        <w:rPr>
-          <w:rFonts w:ascii="Consolas" w:hAnsi="Consolas" w:eastAsia="等线"/>
-          <w:b w:val="0"/>
-          <w:i w:val="0"/>
-          <w:color w:val="444444"/>
-          <w:sz w:val="19"/>
-        </w:rPr>
-        <w:t>cs1b_spark</w:t>
-      </w:r>
-      <w:r>
-        <w:rPr>
-          <w:rFonts w:ascii="Times New Roman" w:hAnsi="Times New Roman" w:eastAsia="宋体"/>
-          <w:b w:val="0"/>
-          <w:i/>
-          <w:color w:val="444444"/>
-          <w:sz w:val="21"/>
-        </w:rPr>
-        <w:t xml:space="preserve">（spark ≥ n+1，Gershgorin 冗余路径收编为 CS-3 推论）+ 逐对相干 </w:t>
-      </w:r>
-      <w:r>
-        <w:rPr>
-          <w:rFonts w:ascii="Consolas" w:hAnsi="Consolas" w:eastAsia="等线"/>
-          <w:b w:val="0"/>
-          <w:i w:val="0"/>
-          <w:color w:val="444444"/>
-          <w:sz w:val="19"/>
-        </w:rPr>
-        <w:t>cs1a_pair_bound</w:t>
-      </w:r>
-      <w:r>
-        <w:rPr>
-          <w:rFonts w:ascii="Times New Roman" w:hAnsi="Times New Roman" w:eastAsia="宋体"/>
-          <w:b w:val="0"/>
-          <w:i/>
-          <w:color w:val="444444"/>
-          <w:sz w:val="21"/>
-        </w:rPr>
-        <w:t xml:space="preserve">（≤ 2πq/(1−q)）+ ★近重复对爆炸 </w:t>
-      </w:r>
-      <w:r>
-        <w:rPr>
-          <w:rFonts w:ascii="Consolas" w:hAnsi="Consolas" w:eastAsia="等线"/>
-          <w:b w:val="0"/>
-          <w:i w:val="0"/>
-          <w:color w:val="444444"/>
-          <w:sz w:val="19"/>
-        </w:rPr>
-        <w:t>near_dup_coherence_12</w:t>
-      </w:r>
-      <w:r>
-        <w:rPr>
-          <w:rFonts w:ascii="Times New Roman" w:hAnsi="Times New Roman" w:eastAsia="宋体"/>
-          <w:b w:val="0"/>
-          <w:i/>
-          <w:color w:val="444444"/>
-          <w:sz w:val="21"/>
-        </w:rPr>
-        <w:t xml:space="preserve">（coh 1 2 = 1/√2 精确值）+ </w:t>
-      </w:r>
-      <w:r>
-        <w:rPr>
-          <w:rFonts w:ascii="Consolas" w:hAnsi="Consolas" w:eastAsia="等线"/>
-          <w:b w:val="0"/>
-          <w:i w:val="0"/>
-          <w:color w:val="444444"/>
-          <w:sz w:val="19"/>
-        </w:rPr>
-        <w:t>cs4c_explosion</w:t>
-      </w:r>
-      <w:r>
-        <w:rPr>
-          <w:rFonts w:ascii="Times New Roman" w:hAnsi="Times New Roman" w:eastAsia="宋体"/>
-          <w:b w:val="0"/>
-          <w:i/>
-          <w:color w:val="444444"/>
-          <w:sz w:val="21"/>
-        </w:rPr>
-        <w:t>（2μ = √2 &gt; 1——s ≥ 3 时 Gershgorin 型 RIP 证书在含近重复对梯子上必然失效，"剪 503/255/127 应恶化"的定理侧镜像））；</w:t>
-      </w:r>
-      <w:r>
-        <w:rPr>
-          <w:rFonts w:ascii="Times New Roman" w:hAnsi="Times New Roman" w:eastAsia="宋体"/>
-          <w:b/>
-          <w:i/>
-          <w:color w:val="444444"/>
-          <w:sz w:val="21"/>
-        </w:rPr>
-        <w:t>CS-14 offset 无关性</w:t>
-      </w:r>
-      <w:r>
-        <w:rPr>
-          <w:rFonts w:ascii="Times New Roman" w:hAnsi="Times New Roman" w:eastAsia="宋体"/>
-          <w:b w:val="0"/>
-          <w:i/>
-          <w:color w:val="444444"/>
-          <w:sz w:val="21"/>
-        </w:rPr>
-        <w:t>（</w:t>
-      </w:r>
-      <w:r>
-        <w:rPr>
-          <w:rFonts w:ascii="Consolas" w:hAnsi="Consolas" w:eastAsia="等线"/>
-          <w:b w:val="0"/>
-          <w:i w:val="0"/>
-          <w:color w:val="444444"/>
-          <w:sz w:val="19"/>
-        </w:rPr>
-        <w:t>probe_cs5.v</w:t>
-      </w:r>
-      <w:r>
-        <w:rPr>
-          <w:rFonts w:ascii="Times New Roman" w:hAnsi="Times New Roman" w:eastAsia="宋体"/>
-          <w:b w:val="0"/>
-          <w:i/>
-          <w:color w:val="444444"/>
-          <w:sz w:val="21"/>
-        </w:rPr>
-        <w:t xml:space="preserve"> 5 Qed：跨网格对相干界 N/(2·min(j mod N, N−j mod N)) </w:t>
-      </w:r>
-      <w:r>
-        <w:rPr>
-          <w:rFonts w:ascii="Times New Roman" w:hAnsi="Times New Roman" w:eastAsia="宋体"/>
-          <w:b/>
-          <w:i/>
-          <w:color w:val="444444"/>
-          <w:sz w:val="21"/>
-        </w:rPr>
-        <w:t>右端不含偏移 δ</w:t>
-      </w:r>
-      <w:r>
-        <w:rPr>
-          <w:rFonts w:ascii="Times New Roman" w:hAnsi="Times New Roman" w:eastAsia="宋体"/>
-          <w:b w:val="0"/>
-          <w:i/>
-          <w:color w:val="444444"/>
-          <w:sz w:val="21"/>
-        </w:rPr>
-        <w:t>（同族平移差频相消，pair_dirichlet 接管）+ 黄金比隔离界 1/(3d) + φ_gold ∉ ℤ（offset 语义非空）——ogrid 实验"跨网格对证书不含偏移"的定理侧）。</w:t>
-      </w:r>
-      <w:r>
-        <w:rPr>
-          <w:rFonts w:ascii="Times New Roman" w:hAnsi="Times New Roman" w:eastAsia="宋体"/>
-          <w:b/>
-          <w:i/>
-          <w:color w:val="444444"/>
-          <w:sz w:val="21"/>
-        </w:rPr>
-        <w:t>轨道定位</w:t>
-      </w:r>
-      <w:r>
-        <w:rPr>
-          <w:rFonts w:ascii="Times New Roman" w:hAnsi="Times New Roman" w:eastAsia="宋体"/>
-          <w:b w:val="0"/>
-          <w:i/>
-          <w:color w:val="444444"/>
-          <w:sz w:val="21"/>
-        </w:rPr>
-        <w:t>：构造性轨道用于公理独立性与可计算性验证（提取物携带 CRlt 的信息性 witness），不用于生产检查器（经典轨道更快）。定位（如实）：CS-11/13/14 为 Candès–Tao RIP 框架与 Elad–Bruckstein 判据在频率阶梯原子族上的机器检查 + 与本项目 randmax/ogrid/τ 三剪实验直接对接的新组合（覆盖债量化、近重复对爆炸、offset 无关性）；CS-12 为构造性轨道平行实现（序的 Set 值信息性 + 可提取 OCaml）。</w:t>
+        <w:t xml:space="preserve"> 零出现，post-M1.5 口径维持）。</w:t>
       </w:r>
     </w:p>
     <w:p>
@@ -4619,7 +4099,7 @@
           <w:color w:val="444444"/>
           <w:sz w:val="21"/>
         </w:rPr>
-        <w:t>修订摘要（v2.10→v2.11，2026-08-26，CI 双环境兼容）：</w:t>
+        <w:t xml:space="preserve">修订摘要（v2.12→v2.13，2026-08-29，CS 战役定理化与代码基态对齐）：§5.6.6 压缩感知族新增 </w:t>
       </w:r>
       <w:r>
         <w:rPr>
@@ -4629,7 +4109,7 @@
           <w:color w:val="444444"/>
           <w:sz w:val="21"/>
         </w:rPr>
-        <w:t>41 个正式模块头部注释清洗</w:t>
+        <w:t>CS-11/CS-12/CS-13/CS-14 四条目</w:t>
       </w:r>
       <w:r>
         <w:rPr>
@@ -4639,7 +4119,7 @@
           <w:color w:val="444444"/>
           <w:sz w:val="21"/>
         </w:rPr>
-        <w:t>（删除会话号/E0xx/交接路径等草稿注记，保留数学内容与纪律声明；规则沉淀于《合并友好编码规范》§6 + 经验卡 E149）；</w:t>
+        <w:t xml:space="preserve">（z 区四模块合计 </w:t>
       </w:r>
       <w:r>
         <w:rPr>
@@ -4649,7 +4129,7 @@
           <w:color w:val="444444"/>
           <w:sz w:val="21"/>
         </w:rPr>
-        <w:t>mathcomp 前缀双环境适配</w:t>
+        <w:t>64 Qed / 0 Admitted</w:t>
       </w:r>
       <w:r>
         <w:rPr>
@@ -4659,7 +4139,7 @@
           <w:color w:val="444444"/>
           <w:sz w:val="21"/>
         </w:rPr>
-        <w:t>（本地 ssreflect.* / CI opam≥2.6 boot.*，E081/E082；合并版 CI 编译时 sed 转 boot 前缀）；</w:t>
+        <w:t>，全部独立编译 EXIT=0、归档 30模块 SHA 一致、未并入合并版 25——并入待合并版再生）：</w:t>
       </w:r>
       <w:r>
         <w:rPr>
@@ -4669,7 +4149,7 @@
           <w:color w:val="444444"/>
           <w:sz w:val="21"/>
         </w:rPr>
-        <w:t>带前提引理 rewrite 显式化</w:t>
+        <w:t>CS-11 τ 裁剪最优性</w:t>
       </w:r>
       <w:r>
         <w:rPr>
@@ -4679,7 +4159,7 @@
           <w:color w:val="444444"/>
           <w:sz w:val="21"/>
         </w:rPr>
-        <w:t>（E114 追加：</w:t>
+        <w:t>（</w:t>
       </w:r>
       <w:r>
         <w:rPr>
@@ -4689,7 +4169,7 @@
           <w:color w:val="444444"/>
           <w:sz w:val="19"/>
         </w:rPr>
-        <w:t>CRsum_eq</w:t>
+        <w:t>probe_taugrid.v</w:t>
       </w:r>
       <w:r>
         <w:rPr>
@@ -4699,6 +4179,226 @@
           <w:color w:val="444444"/>
           <w:sz w:val="21"/>
         </w:rPr>
+        <w:t xml:space="preserve"> 17 Qed：覆盖债精确量化（窗 [0,T] 能量恰 = (T+1)/n，债 1−(T+1)/n ∈ (0,1) 机器可计算）+ 支撑完备刻画（n ≤ T ⟺ ψ_n 完全支撑训练窗，iff）+ 裁剪证书单调（kept 子族行和 ≤ 全族，上界型证书不损）+ C-梯子稀疏化迁移 + 三连合成 </w:t>
+      </w:r>
+      <w:r>
+        <w:rPr>
+          <w:rFonts w:ascii="Consolas" w:hAnsi="Consolas" w:eastAsia="等线"/>
+          <w:b w:val="0"/>
+          <w:i w:val="0"/>
+          <w:color w:val="444444"/>
+          <w:sz w:val="19"/>
+        </w:rPr>
+        <w:t>tau_prune_optimality</w:t>
+      </w:r>
+      <w:r>
+        <w:rPr>
+          <w:rFonts w:ascii="Times New Roman" w:hAnsi="Times New Roman" w:eastAsia="宋体"/>
+          <w:b w:val="0"/>
+          <w:i/>
+          <w:color w:val="444444"/>
+          <w:sz w:val="21"/>
+        </w:rPr>
+        <w:t>——randmax 裁剪实验的定理侧）；</w:t>
+      </w:r>
+      <w:r>
+        <w:rPr>
+          <w:rFonts w:ascii="Times New Roman" w:hAnsi="Times New Roman" w:eastAsia="宋体"/>
+          <w:b/>
+          <w:i/>
+          <w:color w:val="444444"/>
+          <w:sz w:val="21"/>
+        </w:rPr>
+        <w:t>CS-12 构造性孪生</w:t>
+      </w:r>
+      <w:r>
+        <w:rPr>
+          <w:rFonts w:ascii="Times New Roman" w:hAnsi="Times New Roman" w:eastAsia="宋体"/>
+          <w:b w:val="0"/>
+          <w:i/>
+          <w:color w:val="444444"/>
+          <w:sz w:val="21"/>
+        </w:rPr>
+        <w:t>（</w:t>
+      </w:r>
+      <w:r>
+        <w:rPr>
+          <w:rFonts w:ascii="Consolas" w:hAnsi="Consolas" w:eastAsia="等线"/>
+          <w:b w:val="0"/>
+          <w:i w:val="0"/>
+          <w:color w:val="444444"/>
+          <w:sz w:val="19"/>
+        </w:rPr>
+        <w:t>probe_taugrid_cr.v</w:t>
+      </w:r>
+      <w:r>
+        <w:rPr>
+          <w:rFonts w:ascii="Times New Roman" w:hAnsi="Times New Roman" w:eastAsia="宋体"/>
+          <w:b w:val="0"/>
+          <w:i/>
+          <w:color w:val="444444"/>
+          <w:sz w:val="21"/>
+        </w:rPr>
+        <w:t xml:space="preserve"> 13 Qed </w:t>
+      </w:r>
+      <w:r>
+        <w:rPr>
+          <w:rFonts w:ascii="Times New Roman" w:hAnsi="Times New Roman" w:eastAsia="宋体"/>
+          <w:b/>
+          <w:i/>
+          <w:color w:val="444444"/>
+          <w:sz w:val="21"/>
+        </w:rPr>
+        <w:t>零公理</w:t>
+      </w:r>
+      <w:r>
+        <w:rPr>
+          <w:rFonts w:ascii="Times New Roman" w:hAnsi="Times New Roman" w:eastAsia="宋体"/>
+          <w:b w:val="0"/>
+          <w:i/>
+          <w:color w:val="444444"/>
+          <w:sz w:val="21"/>
+        </w:rPr>
+        <w:t>：抽象接口 {R : ConstructiveReals} + 归一梯子 u（cos/复指数构造性未实现，接口与主线数学一致）；</w:t>
+      </w:r>
+      <w:r>
+        <w:rPr>
+          <w:rFonts w:ascii="Times New Roman" w:hAnsi="Times New Roman" w:eastAsia="宋体"/>
+          <w:b/>
+          <w:i/>
+          <w:color w:val="444444"/>
+          <w:sz w:val="21"/>
+        </w:rPr>
+        <w:t>严格序 CRlt 本身是 Set 值</w:t>
+      </w:r>
+      <w:r>
+        <w:rPr>
+          <w:rFonts w:ascii="Times New Roman" w:hAnsi="Times New Roman" w:eastAsia="宋体"/>
+          <w:b w:val="0"/>
+          <w:i/>
+          <w:color w:val="444444"/>
+          <w:sz w:val="21"/>
+        </w:rPr>
+        <w:t xml:space="preserve">（ConstructiveReals.v:88 库设计——柯西实数在序证明中存储信息），覆盖债界定定理以信息性形式 0 &lt; debt &lt; 1（Set 值 prod，证明项可提取）陈述；主定理结论 prod 型（信息性 (iii) 不能进 Prop 的 /\）；sigT 被类型系统强制；提取 </w:t>
+      </w:r>
+      <w:r>
+        <w:rPr>
+          <w:rFonts w:ascii="Consolas" w:hAnsi="Consolas" w:eastAsia="等线"/>
+          <w:b w:val="0"/>
+          <w:i w:val="0"/>
+          <w:color w:val="444444"/>
+          <w:sz w:val="19"/>
+        </w:rPr>
+        <w:t>taugrid_cr.ml</w:t>
+      </w:r>
+      <w:r>
+        <w:rPr>
+          <w:rFonts w:ascii="Times New Roman" w:hAnsi="Times New Roman" w:eastAsia="宋体"/>
+          <w:b w:val="0"/>
+          <w:i/>
+          <w:color w:val="444444"/>
+          <w:sz w:val="21"/>
+        </w:rPr>
+        <w:t xml:space="preserve"> 经 DkMLNative ocamlc 4.14.2 编译通过（柯西实例 cRealConstructive 具象化））；</w:t>
+      </w:r>
+      <w:r>
+        <w:rPr>
+          <w:rFonts w:ascii="Times New Roman" w:hAnsi="Times New Roman" w:eastAsia="宋体"/>
+          <w:b/>
+          <w:i/>
+          <w:color w:val="444444"/>
+          <w:sz w:val="21"/>
+        </w:rPr>
+        <w:t>CS-13 CS 生产线</w:t>
+      </w:r>
+      <w:r>
+        <w:rPr>
+          <w:rFonts w:ascii="Times New Roman" w:hAnsi="Times New Roman" w:eastAsia="宋体"/>
+          <w:b w:val="0"/>
+          <w:i/>
+          <w:color w:val="444444"/>
+          <w:sz w:val="21"/>
+        </w:rPr>
+        <w:t>（</w:t>
+      </w:r>
+      <w:r>
+        <w:rPr>
+          <w:rFonts w:ascii="Consolas" w:hAnsi="Consolas" w:eastAsia="等线"/>
+          <w:b w:val="0"/>
+          <w:i w:val="0"/>
+          <w:color w:val="444444"/>
+          <w:sz w:val="19"/>
+        </w:rPr>
+        <w:t>probe_cs.v</w:t>
+      </w:r>
+      <w:r>
+        <w:rPr>
+          <w:rFonts w:ascii="Times New Roman" w:hAnsi="Times New Roman" w:eastAsia="宋体"/>
+          <w:b w:val="0"/>
+          <w:i/>
+          <w:color w:val="444444"/>
+          <w:sz w:val="21"/>
+        </w:rPr>
+        <w:t xml:space="preserve"> 29 Qed：一致 RIP </w:t>
+      </w:r>
+      <w:r>
+        <w:rPr>
+          <w:rFonts w:ascii="Consolas" w:hAnsi="Consolas" w:eastAsia="等线"/>
+          <w:b w:val="0"/>
+          <w:i w:val="0"/>
+          <w:color w:val="444444"/>
+          <w:sz w:val="19"/>
+        </w:rPr>
+        <w:t>cs2_rip_uniform</w:t>
+      </w:r>
+      <w:r>
+        <w:rPr>
+          <w:rFonts w:ascii="Times New Roman" w:hAnsi="Times New Roman" w:eastAsia="宋体"/>
+          <w:b w:val="0"/>
+          <w:i/>
+          <w:color w:val="444444"/>
+          <w:sz w:val="21"/>
+        </w:rPr>
+        <w:t xml:space="preserve">（(1−δ)‖c‖² ≤ ‖Φc‖² ≤ (1+δ)‖c‖²，δ = 4K(C) </w:t>
+      </w:r>
+      <w:r>
+        <w:rPr>
+          <w:rFonts w:ascii="Times New Roman" w:hAnsi="Times New Roman" w:eastAsia="宋体"/>
+          <w:b/>
+          <w:i/>
+          <w:color w:val="444444"/>
+          <w:sz w:val="21"/>
+        </w:rPr>
+        <w:t>∀s 一致</w:t>
+      </w:r>
+      <w:r>
+        <w:rPr>
+          <w:rFonts w:ascii="Times New Roman" w:hAnsi="Times New Roman" w:eastAsia="宋体"/>
+          <w:b w:val="0"/>
+          <w:i/>
+          <w:color w:val="444444"/>
+          <w:sz w:val="21"/>
+        </w:rPr>
+        <w:t xml:space="preserve">）+ ★s-sparse 唯一性 </w:t>
+      </w:r>
+      <w:r>
+        <w:rPr>
+          <w:rFonts w:ascii="Consolas" w:hAnsi="Consolas" w:eastAsia="等线"/>
+          <w:b w:val="0"/>
+          <w:i w:val="0"/>
+          <w:color w:val="444444"/>
+          <w:sz w:val="19"/>
+        </w:rPr>
+        <w:t>cs3_energy_zero</w:t>
+      </w:r>
+      <w:r>
+        <w:rPr>
+          <w:rFonts w:ascii="Times New Roman" w:hAnsi="Times New Roman" w:eastAsia="宋体"/>
+          <w:b w:val="0"/>
+          <w:i/>
+          <w:color w:val="444444"/>
+          <w:sz w:val="21"/>
+        </w:rPr>
         <w:t>/</w:t>
       </w:r>
       <w:r>
@@ -4709,7 +4409,7 @@
           <w:color w:val="444444"/>
           <w:sz w:val="19"/>
         </w:rPr>
-        <w:t>Csum_ext</w:t>
+        <w:t>cs3_unique</w:t>
       </w:r>
       <w:r>
         <w:rPr>
@@ -4719,7 +4419,7 @@
           <w:color w:val="444444"/>
           <w:sz w:val="21"/>
         </w:rPr>
-        <w:t>/</w:t>
+        <w:t xml:space="preserve">（C ≥ 10 时测量 y = y' ⟹ 系数 c = c'——测量端信息不丢失）+ embedding </w:t>
       </w:r>
       <w:r>
         <w:rPr>
@@ -4729,7 +4429,7 @@
           <w:color w:val="444444"/>
           <w:sz w:val="19"/>
         </w:rPr>
-        <w:t>rewrite IH</w:t>
+        <w:t>cs6_embedding</w:t>
       </w:r>
       <w:r>
         <w:rPr>
@@ -4739,7 +4439,7 @@
           <w:color w:val="444444"/>
           <w:sz w:val="21"/>
         </w:rPr>
-        <w:t xml:space="preserve"> 等 </w:t>
+        <w:t xml:space="preserve">（1−2K(C) &gt; 0）+ spark 下界 </w:t>
       </w:r>
       <w:r>
         <w:rPr>
@@ -4749,7 +4449,7 @@
           <w:color w:val="444444"/>
           <w:sz w:val="19"/>
         </w:rPr>
-        <w:t>P→eq</w:t>
+        <w:t>cs1b_spark</w:t>
       </w:r>
       <w:r>
         <w:rPr>
@@ -4759,17 +4459,37 @@
           <w:color w:val="444444"/>
           <w:sz w:val="21"/>
         </w:rPr>
-        <w:t xml:space="preserve"> 引理的 rewrite 一律显式 assert 前提，消除 mathcomp 2.5/2.6 子目标顺序差异——ca_rip_cr 3 处 + probe_grid_ortho/pro 4 处 + probe_parseval 2 处）；</w:t>
-      </w:r>
-      <w:r>
-        <w:rPr>
-          <w:rFonts w:ascii="Times New Roman" w:hAnsi="Times New Roman" w:eastAsia="宋体"/>
-          <w:b/>
+        <w:t xml:space="preserve">（spark ≥ n+1，Gershgorin 冗余路径收编为 CS-3 推论）+ 逐对相干 </w:t>
+      </w:r>
+      <w:r>
+        <w:rPr>
+          <w:rFonts w:ascii="Consolas" w:hAnsi="Consolas" w:eastAsia="等线"/>
+          <w:b w:val="0"/>
+          <w:i w:val="0"/>
+          <w:color w:val="444444"/>
+          <w:sz w:val="19"/>
+        </w:rPr>
+        <w:t>cs1a_pair_bound</w:t>
+      </w:r>
+      <w:r>
+        <w:rPr>
+          <w:rFonts w:ascii="Times New Roman" w:hAnsi="Times New Roman" w:eastAsia="宋体"/>
+          <w:b w:val="0"/>
           <w:i/>
           <w:color w:val="444444"/>
           <w:sz w:val="21"/>
         </w:rPr>
-        <w:t>CI 缓存机制</w:t>
+        <w:t xml:space="preserve">（≤ 2πq/(1−q)）+ ★近重复对爆炸 </w:t>
+      </w:r>
+      <w:r>
+        <w:rPr>
+          <w:rFonts w:ascii="Consolas" w:hAnsi="Consolas" w:eastAsia="等线"/>
+          <w:b w:val="0"/>
+          <w:i w:val="0"/>
+          <w:color w:val="444444"/>
+          <w:sz w:val="19"/>
+        </w:rPr>
+        <w:t>near_dup_coherence_12</w:t>
       </w:r>
       <w:r>
         <w:rPr>
@@ -4779,27 +4499,107 @@
           <w:color w:val="444444"/>
           <w:sz w:val="21"/>
         </w:rPr>
-        <w:t>（lib/merged .vo 经 actions/cache 按源 hash 缓存，推送秒级复验）；</w:t>
-      </w:r